--- a/VIII.HUST/Phân tích và thiết kế hệ thống/BaoCao/BaoCao_QuanLyKhoHang.docx
+++ b/VIII.HUST/Phân tích và thiết kế hệ thống/BaoCao/BaoCao_QuanLyKhoHang.docx
@@ -2443,163 +2443,7 @@
           <w:color w:val="000000"/>
           <w:sz w:val="24"/>
         </w:rPr>
-        <w:t>7.3  Thiết kế báo cáo thống kê chi tiết</w:t>
-      </w:r>
-      <w:r>
-        <w:rPr>
-          <w:rFonts w:ascii="Times New Roman" w:hAnsi="Times New Roman" w:eastAsia="Times New Roman"/>
-          <w:color w:val="000000"/>
-          <w:sz w:val="24"/>
-        </w:rPr>
-        <w:tab/>
-      </w:r>
-    </w:p>
-    <w:p>
-      <w:pPr>
-        <w:tabs>
-          <w:tab w:pos="8787" w:val="right" w:leader="dot"/>
-        </w:tabs>
-        <w:spacing w:after="40" w:before="20" w:line="276" w:lineRule="auto"/>
-        <w:ind w:firstLine="0" w:left="567"/>
-      </w:pPr>
-      <w:r>
-        <w:rPr>
-          <w:rFonts w:ascii="Times New Roman" w:hAnsi="Times New Roman" w:eastAsia="Times New Roman"/>
-          <w:b w:val="0"/>
-          <w:color w:val="000000"/>
-          <w:sz w:val="24"/>
-        </w:rPr>
-        <w:t>7.3.1  Báo cáo nhập -- xuất -- tồn</w:t>
-      </w:r>
-      <w:r>
-        <w:rPr>
-          <w:rFonts w:ascii="Times New Roman" w:hAnsi="Times New Roman" w:eastAsia="Times New Roman"/>
-          <w:color w:val="000000"/>
-          <w:sz w:val="24"/>
-        </w:rPr>
-        <w:tab/>
-      </w:r>
-    </w:p>
-    <w:p>
-      <w:pPr>
-        <w:tabs>
-          <w:tab w:pos="8787" w:val="right" w:leader="dot"/>
-        </w:tabs>
-        <w:spacing w:after="40" w:before="20" w:line="276" w:lineRule="auto"/>
-        <w:ind w:firstLine="0" w:left="567"/>
-      </w:pPr>
-      <w:r>
-        <w:rPr>
-          <w:rFonts w:ascii="Times New Roman" w:hAnsi="Times New Roman" w:eastAsia="Times New Roman"/>
-          <w:b w:val="0"/>
-          <w:color w:val="000000"/>
-          <w:sz w:val="24"/>
-        </w:rPr>
-        <w:t>7.3.2  Báo cáo hàng tồn kho thấp</w:t>
-      </w:r>
-      <w:r>
-        <w:rPr>
-          <w:rFonts w:ascii="Times New Roman" w:hAnsi="Times New Roman" w:eastAsia="Times New Roman"/>
-          <w:color w:val="000000"/>
-          <w:sz w:val="24"/>
-        </w:rPr>
-        <w:tab/>
-      </w:r>
-    </w:p>
-    <w:p>
-      <w:pPr>
-        <w:tabs>
-          <w:tab w:pos="8787" w:val="right" w:leader="dot"/>
-        </w:tabs>
-        <w:spacing w:after="40" w:before="20" w:line="276" w:lineRule="auto"/>
-        <w:ind w:firstLine="0" w:left="567"/>
-      </w:pPr>
-      <w:r>
-        <w:rPr>
-          <w:rFonts w:ascii="Times New Roman" w:hAnsi="Times New Roman" w:eastAsia="Times New Roman"/>
-          <w:b w:val="0"/>
-          <w:color w:val="000000"/>
-          <w:sz w:val="24"/>
-        </w:rPr>
-        <w:t>7.3.3  Báo cáo hàng bán chạy / xuất nhiều</w:t>
-      </w:r>
-      <w:r>
-        <w:rPr>
-          <w:rFonts w:ascii="Times New Roman" w:hAnsi="Times New Roman" w:eastAsia="Times New Roman"/>
-          <w:color w:val="000000"/>
-          <w:sz w:val="24"/>
-        </w:rPr>
-        <w:tab/>
-      </w:r>
-    </w:p>
-    <w:p>
-      <w:pPr>
-        <w:tabs>
-          <w:tab w:pos="8787" w:val="right" w:leader="dot"/>
-        </w:tabs>
-        <w:spacing w:after="40" w:before="20" w:line="276" w:lineRule="auto"/>
-        <w:ind w:firstLine="0" w:left="567"/>
-      </w:pPr>
-      <w:r>
-        <w:rPr>
-          <w:rFonts w:ascii="Times New Roman" w:hAnsi="Times New Roman" w:eastAsia="Times New Roman"/>
-          <w:b w:val="0"/>
-          <w:color w:val="000000"/>
-          <w:sz w:val="24"/>
-        </w:rPr>
-        <w:t>7.3.4  Báo cáo doanh thu và công nợ theo khách hàng</w:t>
-      </w:r>
-      <w:r>
-        <w:rPr>
-          <w:rFonts w:ascii="Times New Roman" w:hAnsi="Times New Roman" w:eastAsia="Times New Roman"/>
-          <w:color w:val="000000"/>
-          <w:sz w:val="24"/>
-        </w:rPr>
-        <w:tab/>
-      </w:r>
-    </w:p>
-    <w:p>
-      <w:pPr>
-        <w:tabs>
-          <w:tab w:pos="8787" w:val="right" w:leader="dot"/>
-        </w:tabs>
-        <w:spacing w:after="40" w:before="20" w:line="276" w:lineRule="auto"/>
-        <w:ind w:firstLine="0" w:left="567"/>
-      </w:pPr>
-      <w:r>
-        <w:rPr>
-          <w:rFonts w:ascii="Times New Roman" w:hAnsi="Times New Roman" w:eastAsia="Times New Roman"/>
-          <w:b w:val="0"/>
-          <w:color w:val="000000"/>
-          <w:sz w:val="24"/>
-        </w:rPr>
-        <w:t>7.3.5  Báo cáo mua hàng theo nhà cung cấp</w:t>
-      </w:r>
-      <w:r>
-        <w:rPr>
-          <w:rFonts w:ascii="Times New Roman" w:hAnsi="Times New Roman" w:eastAsia="Times New Roman"/>
-          <w:color w:val="000000"/>
-          <w:sz w:val="24"/>
-        </w:rPr>
-        <w:tab/>
-      </w:r>
-    </w:p>
-    <w:p>
-      <w:pPr>
-        <w:tabs>
-          <w:tab w:pos="8787" w:val="right" w:leader="dot"/>
-        </w:tabs>
-        <w:spacing w:after="40" w:before="20" w:line="276" w:lineRule="auto"/>
-        <w:ind w:firstLine="0" w:left="567"/>
-      </w:pPr>
-      <w:r>
-        <w:rPr>
-          <w:rFonts w:ascii="Times New Roman" w:hAnsi="Times New Roman" w:eastAsia="Times New Roman"/>
-          <w:b w:val="0"/>
-          <w:color w:val="000000"/>
-          <w:sz w:val="24"/>
-        </w:rPr>
-        <w:t>7.3.6  Định dạng xuất báo cáo</w:t>
+        <w:t>7.3  Thiết kế giao diện</w:t>
       </w:r>
       <w:r>
         <w:rPr>
@@ -2625,7 +2469,7 @@
           <w:color w:val="000000"/>
           <w:sz w:val="24"/>
         </w:rPr>
-        <w:t>7.4  Thiết kế giao diện</w:t>
+        <w:t>7.4  Kết luận chương</w:t>
       </w:r>
       <w:r>
         <w:rPr>
@@ -2634,6 +2478,25 @@
           <w:sz w:val="24"/>
         </w:rPr>
         <w:tab/>
+      </w:r>
+    </w:p>
+    <w:p>
+      <w:r>
+        <w:br w:type="page"/>
+      </w:r>
+    </w:p>
+    <w:p>
+      <w:pPr>
+        <w:pStyle w:val="Heading1"/>
+      </w:pPr>
+      <w:r>
+        <w:rPr>
+          <w:rFonts w:ascii="Times New Roman" w:hAnsi="Times New Roman" w:eastAsia="Times New Roman"/>
+          <w:b/>
+          <w:color w:val="000000"/>
+          <w:sz w:val="28"/>
+        </w:rPr>
+        <w:t>Danh sách hình vẽ</w:t>
       </w:r>
     </w:p>
     <w:p>
@@ -2651,7 +2514,7 @@
           <w:color w:val="000000"/>
           <w:sz w:val="24"/>
         </w:rPr>
-        <w:t>7.5  Kết luận chương</w:t>
+        <w:t>2.1  Sơ đồ hoạt động quy trình nhập kho</w:t>
       </w:r>
       <w:r>
         <w:rPr>
@@ -2660,25 +2523,6 @@
           <w:sz w:val="24"/>
         </w:rPr>
         <w:tab/>
-      </w:r>
-    </w:p>
-    <w:p>
-      <w:r>
-        <w:br w:type="page"/>
-      </w:r>
-    </w:p>
-    <w:p>
-      <w:pPr>
-        <w:pStyle w:val="Heading1"/>
-      </w:pPr>
-      <w:r>
-        <w:rPr>
-          <w:rFonts w:ascii="Times New Roman" w:hAnsi="Times New Roman" w:eastAsia="Times New Roman"/>
-          <w:b/>
-          <w:color w:val="000000"/>
-          <w:sz w:val="28"/>
-        </w:rPr>
-        <w:t>Danh sách hình vẽ</w:t>
       </w:r>
     </w:p>
     <w:p>
@@ -2696,7 +2540,7 @@
           <w:color w:val="000000"/>
           <w:sz w:val="24"/>
         </w:rPr>
-        <w:t>2.1  Sơ đồ hoạt động quy trình nhập kho</w:t>
+        <w:t>2.2  Sơ đồ hoạt động quy trình xuất kho</w:t>
       </w:r>
       <w:r>
         <w:rPr>
@@ -2722,7 +2566,7 @@
           <w:color w:val="000000"/>
           <w:sz w:val="24"/>
         </w:rPr>
-        <w:t>2.2  Sơ đồ hoạt động quy trình xuất kho</w:t>
+        <w:t>2.3  Sơ đồ hoạt động quy trình kiểm kê tồn kho</w:t>
       </w:r>
       <w:r>
         <w:rPr>
@@ -2748,7 +2592,7 @@
           <w:color w:val="000000"/>
           <w:sz w:val="24"/>
         </w:rPr>
-        <w:t>2.3  Sơ đồ hoạt động quy trình kiểm kê tồn kho</w:t>
+        <w:t>3.1  Sơ đồ phân cấp chức năng (BFD) hệ thống quản lý kho hàng</w:t>
       </w:r>
       <w:r>
         <w:rPr>
@@ -2774,7 +2618,7 @@
           <w:color w:val="000000"/>
           <w:sz w:val="24"/>
         </w:rPr>
-        <w:t>3.1  Sơ đồ phân cấp chức năng (BFD) hệ thống quản lý kho hàng</w:t>
+        <w:t>3.2  DFD cấp 0 (Context Diagram) – Hệ thống quản lý kho hàng</w:t>
       </w:r>
       <w:r>
         <w:rPr>
@@ -2800,7 +2644,7 @@
           <w:color w:val="000000"/>
           <w:sz w:val="24"/>
         </w:rPr>
-        <w:t>3.2  DFD cấp 0 (Context Diagram) – Hệ thống quản lý kho hàng</w:t>
+        <w:t>3.3  DFD cấp 1 – Phân rã các luồng dữ liệu trong hệ thống quản lý kho hàng</w:t>
       </w:r>
       <w:r>
         <w:rPr>
@@ -2826,7 +2670,7 @@
           <w:color w:val="000000"/>
           <w:sz w:val="24"/>
         </w:rPr>
-        <w:t>3.3  DFD cấp 1 – Phân rã các luồng dữ liệu trong hệ thống quản lý kho hàng</w:t>
+        <w:t>3.4  Sơ đồ use case tổng quát của hệ thống quản lý kho hàng</w:t>
       </w:r>
       <w:r>
         <w:rPr>
@@ -2852,7 +2696,7 @@
           <w:color w:val="000000"/>
           <w:sz w:val="24"/>
         </w:rPr>
-        <w:t>3.4  Sơ đồ use case tổng quát của hệ thống quản lý kho hàng</w:t>
+        <w:t>3.5  Sơ đồ use case phân rã -- Quản lý người dùng</w:t>
       </w:r>
       <w:r>
         <w:rPr>
@@ -2878,7 +2722,7 @@
           <w:color w:val="000000"/>
           <w:sz w:val="24"/>
         </w:rPr>
-        <w:t>3.5  Sơ đồ use case phân rã -- Quản lý người dùng</w:t>
+        <w:t>3.6  Sơ đồ use case phân rã -- Quản lý đối tác</w:t>
       </w:r>
       <w:r>
         <w:rPr>
@@ -2904,7 +2748,7 @@
           <w:color w:val="000000"/>
           <w:sz w:val="24"/>
         </w:rPr>
-        <w:t>3.6  Sơ đồ use case phân rã -- Quản lý đối tác</w:t>
+        <w:t>3.7  Sơ đồ use case phân rã -- Quản lý hàng hóa và kho</w:t>
       </w:r>
       <w:r>
         <w:rPr>
@@ -2930,7 +2774,7 @@
           <w:color w:val="000000"/>
           <w:sz w:val="24"/>
         </w:rPr>
-        <w:t>3.7  Sơ đồ use case phân rã -- Quản lý hàng hóa và kho</w:t>
+        <w:t>3.8  Sơ đồ use case phân rã -- Quản lý nhập xuất</w:t>
       </w:r>
       <w:r>
         <w:rPr>
@@ -2956,7 +2800,7 @@
           <w:color w:val="000000"/>
           <w:sz w:val="24"/>
         </w:rPr>
-        <w:t>3.8  Sơ đồ use case phân rã -- Quản lý nhập xuất</w:t>
+        <w:t>4.1  Sơ đồ lớp danh mục (Master Data)</w:t>
       </w:r>
       <w:r>
         <w:rPr>
@@ -2982,7 +2826,7 @@
           <w:color w:val="000000"/>
           <w:sz w:val="24"/>
         </w:rPr>
-        <w:t>4.1  Sơ đồ lớp danh mục (Master Data)</w:t>
+        <w:t>4.2  Sơ đồ lớp nghiệp vụ nhập xuất kho</w:t>
       </w:r>
       <w:r>
         <w:rPr>
@@ -3008,7 +2852,7 @@
           <w:color w:val="000000"/>
           <w:sz w:val="24"/>
         </w:rPr>
-        <w:t>4.2  Sơ đồ lớp nghiệp vụ nhập xuất kho</w:t>
+        <w:t>4.3  Sơ đồ lớp kiểm kê và lịch sử thao tác</w:t>
       </w:r>
       <w:r>
         <w:rPr>
@@ -3034,7 +2878,7 @@
           <w:color w:val="000000"/>
           <w:sz w:val="24"/>
         </w:rPr>
-        <w:t>4.3  Sơ đồ lớp kiểm kê, đơn hàng và thanh toán</w:t>
+        <w:t>4.4  Biểu đồ lớp trong ca sử dụng UC05 -- Quản lý hàng hóa</w:t>
       </w:r>
       <w:r>
         <w:rPr>
@@ -3060,7 +2904,7 @@
           <w:color w:val="000000"/>
           <w:sz w:val="24"/>
         </w:rPr>
-        <w:t>4.4  Biểu đồ lớp trong ca sử dụng UC05 -- Quản lý hàng hóa</w:t>
+        <w:t>4.5  Biểu đồ lớp trong ca sử dụng UC09 -- Lập phiếu nhập kho</w:t>
       </w:r>
       <w:r>
         <w:rPr>
@@ -3086,7 +2930,7 @@
           <w:color w:val="000000"/>
           <w:sz w:val="24"/>
         </w:rPr>
-        <w:t>4.5  Biểu đồ lớp trong ca sử dụng UC09 -- Lập phiếu nhập kho</w:t>
+        <w:t>4.6  Biểu đồ lớp trong ca sử dụng UC10 -- Lập phiếu xuất kho</w:t>
       </w:r>
       <w:r>
         <w:rPr>
@@ -3112,7 +2956,7 @@
           <w:color w:val="000000"/>
           <w:sz w:val="24"/>
         </w:rPr>
-        <w:t>4.6  Biểu đồ lớp trong ca sử dụng UC10 -- Lập phiếu xuất kho</w:t>
+        <w:t>5.1  Sequence diagram UC05 -- Quản lý hàng hóa</w:t>
       </w:r>
       <w:r>
         <w:rPr>
@@ -3138,7 +2982,7 @@
           <w:color w:val="000000"/>
           <w:sz w:val="24"/>
         </w:rPr>
-        <w:t>5.1  Sequence diagram UC05 -- Quản lý hàng hóa</w:t>
+        <w:t>5.2  Sequence diagram UC06 -- Tìm kiếm hàng hóa</w:t>
       </w:r>
       <w:r>
         <w:rPr>
@@ -3164,7 +3008,7 @@
           <w:color w:val="000000"/>
           <w:sz w:val="24"/>
         </w:rPr>
-        <w:t>5.2  Sequence diagram UC06 -- Tìm kiếm hàng hóa</w:t>
+        <w:t>5.3  Sequence diagram UC09 -- Lập phiếu nhập kho</w:t>
       </w:r>
       <w:r>
         <w:rPr>
@@ -3190,7 +3034,7 @@
           <w:color w:val="000000"/>
           <w:sz w:val="24"/>
         </w:rPr>
-        <w:t>5.3  Sequence diagram UC09 -- Lập phiếu nhập kho</w:t>
+        <w:t>5.4  Sequence diagram UC10 -- Lập phiếu xuất kho</w:t>
       </w:r>
       <w:r>
         <w:rPr>
@@ -3216,7 +3060,7 @@
           <w:color w:val="000000"/>
           <w:sz w:val="24"/>
         </w:rPr>
-        <w:t>5.4  Sequence diagram UC10 -- Lập phiếu xuất kho</w:t>
+        <w:t>5.5  State Machine Diagram – Trạng thái phiếu nhập kho</w:t>
       </w:r>
       <w:r>
         <w:rPr>
@@ -3242,7 +3086,7 @@
           <w:color w:val="000000"/>
           <w:sz w:val="24"/>
         </w:rPr>
-        <w:t>5.5  State Machine Diagram – Trạng thái phiếu nhập kho</w:t>
+        <w:t>5.6  State Machine Diagram – Trạng thái phiếu xuất kho</w:t>
       </w:r>
       <w:r>
         <w:rPr>
@@ -3268,7 +3112,7 @@
           <w:color w:val="000000"/>
           <w:sz w:val="24"/>
         </w:rPr>
-        <w:t>5.6  State Machine Diagram – Trạng thái phiếu xuất kho</w:t>
+        <w:t>6.1  Component Diagram – Kiến trúc thành phần hệ thống quản lý kho hàng</w:t>
       </w:r>
       <w:r>
         <w:rPr>
@@ -3294,7 +3138,7 @@
           <w:color w:val="000000"/>
           <w:sz w:val="24"/>
         </w:rPr>
-        <w:t>6.1  Component Diagram – Kiến trúc thành phần hệ thống quản lý kho hàng</w:t>
+        <w:t>7.1  Sơ đồ ERD -- Danh mục (Master Data)</w:t>
       </w:r>
       <w:r>
         <w:rPr>
@@ -3320,32 +3164,6 @@
           <w:color w:val="000000"/>
           <w:sz w:val="24"/>
         </w:rPr>
-        <w:t>7.1  Sơ đồ ERD -- Danh mục (Master Data)</w:t>
-      </w:r>
-      <w:r>
-        <w:rPr>
-          <w:rFonts w:ascii="Times New Roman" w:hAnsi="Times New Roman" w:eastAsia="Times New Roman"/>
-          <w:color w:val="000000"/>
-          <w:sz w:val="24"/>
-        </w:rPr>
-        <w:tab/>
-      </w:r>
-    </w:p>
-    <w:p>
-      <w:pPr>
-        <w:tabs>
-          <w:tab w:pos="8787" w:val="right" w:leader="dot"/>
-        </w:tabs>
-        <w:spacing w:after="40" w:before="20" w:line="276" w:lineRule="auto"/>
-        <w:ind w:firstLine="0" w:left="283"/>
-      </w:pPr>
-      <w:r>
-        <w:rPr>
-          <w:rFonts w:ascii="Times New Roman" w:hAnsi="Times New Roman" w:eastAsia="Times New Roman"/>
-          <w:b w:val="0"/>
-          <w:color w:val="000000"/>
-          <w:sz w:val="24"/>
-        </w:rPr>
         <w:t>7.2  Sơ đồ ERD -- Nghiệp vụ (Transaction)</w:t>
       </w:r>
       <w:r>
@@ -3597,7 +3415,7 @@
           <w:color w:val="000000"/>
           <w:sz w:val="24"/>
         </w:rPr>
-        <w:t>• Quản lý kho: Giám sát tồn kho, phê duyệt phiếu nhập/xuất, xem báo cáo.</w:t>
+        <w:t>• Quản lý kho: Giám sát tồn kho, phê duyệt phiếu nhập/xuất, cảnh báo tồn kho thấp.</w:t>
       </w:r>
     </w:p>
     <w:p>
@@ -4787,7 +4605,7 @@
           <w:color w:val="000000"/>
           <w:sz w:val="24"/>
         </w:rPr>
-        <w:t>: Nhân viên kho hoặc quản lý kho thêm, cập nhật và tra cứu thông tin nhà cung cấp. Thông tin nhà cung cấp được sử dụng khi lập phiếu nhập kho và báo cáo mua hàng.</w:t>
+        <w:t>: Nhân viên kho hoặc quản lý kho thêm, cập nhật và tra cứu thông tin nhà cung cấp. Thông tin nhà cung cấp được sử dụng khi lập phiếu nhập kho.</w:t>
       </w:r>
     </w:p>
     <w:p>
@@ -4857,7 +4675,7 @@
           <w:color w:val="000000"/>
           <w:sz w:val="24"/>
         </w:rPr>
-        <w:t>: Tương tự như quản lý nhà cung cấp, nghiệp vụ này lưu trữ và quản lý thông tin khách hàng để phục vụ lập phiếu xuất kho, theo dõi giao dịch và báo cáo công nợ.</w:t>
+        <w:t>: Tương tự như quản lý nhà cung cấp, nghiệp vụ này lưu trữ và quản lý thông tin khách hàng để phục vụ lập phiếu xuất kho và theo dõi giao dịch.</w:t>
       </w:r>
     </w:p>
     <w:p>
@@ -4927,7 +4745,7 @@
           <w:color w:val="000000"/>
           <w:sz w:val="24"/>
         </w:rPr>
-        <w:t>: Nhân viên kho nhập và quản lý thông tin hàng hóa bao gồm mã, tên, nhóm hàng, đơn vị tính, giá nhập, giá xuất, mô tả và trạng thái. Hàng hóa được phân loại theo nhóm để dễ tra cứu và báo cáo.</w:t>
+        <w:t>: Nhân viên kho nhập và quản lý thông tin hàng hóa bao gồm mã, tên, nhóm hàng, đơn vị tính, giá nhập, giá xuất, mô tả và trạng thái. Hàng hóa được phân loại theo nhóm để dễ tra cứu và quản lý.</w:t>
       </w:r>
     </w:p>
     <w:p>
@@ -6702,7 +6520,7 @@
       <w:r>
         <w:drawing>
           <wp:inline xmlns:a="http://schemas.openxmlformats.org/drawingml/2006/main" xmlns:pic="http://schemas.openxmlformats.org/drawingml/2006/picture">
-            <wp:extent cx="5580000" cy="7889773"/>
+            <wp:extent cx="5580000" cy="2723197"/>
             <wp:docPr id="6" name="Picture 6"/>
             <wp:cNvGraphicFramePr>
               <a:graphicFrameLocks noChangeAspect="1"/>
@@ -6723,7 +6541,7 @@
                   <pic:spPr>
                     <a:xfrm>
                       <a:off x="0" y="0"/>
-                      <a:ext cx="5580000" cy="7889773"/>
+                      <a:ext cx="5580000" cy="2723197"/>
                     </a:xfrm>
                     <a:prstGeom prst="rect"/>
                   </pic:spPr>
@@ -8800,7 +8618,7 @@
           <w:color w:val="000000"/>
           <w:sz w:val="24"/>
         </w:rPr>
-        <w:t>• KhachHang: Lưu thông tin khách hàng: mã, tên, địa chỉ, liên hệ, email, mã số thuế. Liên kết với phiếu xuất kho và đơn hàng.</w:t>
+        <w:t>• KhachHang: Lưu thông tin khách hàng: mã, tên, địa chỉ, liên hệ, email, mã số thuế. Liên kết với phiếu xuất kho.</w:t>
       </w:r>
     </w:p>
     <w:p>
@@ -8926,7 +8744,21 @@
           <w:color w:val="000000"/>
           <w:sz w:val="24"/>
         </w:rPr>
-        <w:t>• DonDatHang: Lưu thông tin đơn đặt hàng: mã, khách hàng, ngày đặt, ngày giao, trạng thái.</w:t>
+        <w:t>• LichSuThaoTac: Lưu log thao tác: mã, người dùng, hành động, thời gian, đối tượng.</w:t>
+      </w:r>
+    </w:p>
+    <w:p>
+      <w:pPr>
+        <w:spacing w:line="276" w:lineRule="auto" w:after="120"/>
+        <w:ind w:firstLine="567"/>
+      </w:pPr>
+      <w:r>
+        <w:rPr>
+          <w:rFonts w:ascii="Times New Roman" w:hAnsi="Times New Roman" w:eastAsia="Times New Roman"/>
+          <w:color w:val="000000"/>
+          <w:sz w:val="24"/>
+        </w:rPr>
+        <w:t>Sơ đồ lớp tổng thể được trình bày thành ba sơ đồ con để dễ quan sát, tránh chồng chéo và đảm bảo chữ hiển thị rõ ràng:</w:t>
       </w:r>
     </w:p>
     <w:p>
@@ -8940,7 +8772,7 @@
           <w:color w:val="000000"/>
           <w:sz w:val="24"/>
         </w:rPr>
-        <w:t>• ChiTietDonHang: Lưu chi tiết đơn hàng: mã đơn, mã hàng, số lượng, giá, thành tiền.</w:t>
+        <w:t>• Sơ đồ lớp danh mục (Master Data): bao gồm các lớp lưu thông tin cơ bản, ít thay đổi của hệ thống: NguoiDung, HangHoa, NhomHangHoa, DonViTinh, NhaCungCap, KhachHang, Kho, TonKho.</w:t>
       </w:r>
     </w:p>
     <w:p>
@@ -8954,7 +8786,7 @@
           <w:color w:val="000000"/>
           <w:sz w:val="24"/>
         </w:rPr>
-        <w:t>• ThanhToan: Lưu thông tin thanh toán: mã, phiếu liên quan, số tiền, ngày, phương thức.</w:t>
+        <w:t>• Sơ đồ lớp nghiệp vụ nhập xuất: bao gồm các lớp liên quan đến phiếu nhập kho và phiếu xuất kho: PhieuNhapKho, ChiTietPhieuNhap, PhieuXuatKho, ChiTietPhieuXuat.</w:t>
       </w:r>
     </w:p>
     <w:p>
@@ -8968,63 +8800,7 @@
           <w:color w:val="000000"/>
           <w:sz w:val="24"/>
         </w:rPr>
-        <w:t>• LichSuThaoTac: Lưu log thao tác: mã, người dùng, hành động, thời gian, đối tượng.</w:t>
-      </w:r>
-    </w:p>
-    <w:p>
-      <w:pPr>
-        <w:spacing w:line="276" w:lineRule="auto" w:after="120"/>
-        <w:ind w:firstLine="567"/>
-      </w:pPr>
-      <w:r>
-        <w:rPr>
-          <w:rFonts w:ascii="Times New Roman" w:hAnsi="Times New Roman" w:eastAsia="Times New Roman"/>
-          <w:color w:val="000000"/>
-          <w:sz w:val="24"/>
-        </w:rPr>
-        <w:t>Sơ đồ lớp tổng thể được trình bày thành ba sơ đồ con để dễ quan sát, tránh chồng chéo và đảm bảo chữ hiển thị rõ ràng:</w:t>
-      </w:r>
-    </w:p>
-    <w:p>
-      <w:pPr>
-        <w:spacing w:line="276" w:lineRule="auto" w:after="60"/>
-        <w:ind w:firstLine="0" w:left="567"/>
-      </w:pPr>
-      <w:r>
-        <w:rPr>
-          <w:rFonts w:ascii="Times New Roman" w:hAnsi="Times New Roman" w:eastAsia="Times New Roman"/>
-          <w:color w:val="000000"/>
-          <w:sz w:val="24"/>
-        </w:rPr>
-        <w:t>• Sơ đồ lớp danh mục (Master Data): bao gồm các lớp lưu thông tin cơ bản, ít thay đổi của hệ thống: NguoiDung, HangHoa, NhomHangHoa, DonViTinh, NhaCungCap, KhachHang, Kho, TonKho.</w:t>
-      </w:r>
-    </w:p>
-    <w:p>
-      <w:pPr>
-        <w:spacing w:line="276" w:lineRule="auto" w:after="60"/>
-        <w:ind w:firstLine="0" w:left="567"/>
-      </w:pPr>
-      <w:r>
-        <w:rPr>
-          <w:rFonts w:ascii="Times New Roman" w:hAnsi="Times New Roman" w:eastAsia="Times New Roman"/>
-          <w:color w:val="000000"/>
-          <w:sz w:val="24"/>
-        </w:rPr>
-        <w:t>• Sơ đồ lớp nghiệp vụ nhập xuất: bao gồm các lớp liên quan đến phiếu nhập kho và phiếu xuất kho: PhieuNhapKho, ChiTietPhieuNhap, PhieuXuatKho, ChiTietPhieuXuat.</w:t>
-      </w:r>
-    </w:p>
-    <w:p>
-      <w:pPr>
-        <w:spacing w:line="276" w:lineRule="auto" w:after="60"/>
-        <w:ind w:firstLine="0" w:left="567"/>
-      </w:pPr>
-      <w:r>
-        <w:rPr>
-          <w:rFonts w:ascii="Times New Roman" w:hAnsi="Times New Roman" w:eastAsia="Times New Roman"/>
-          <w:color w:val="000000"/>
-          <w:sz w:val="24"/>
-        </w:rPr>
-        <w:t>• Sơ đồ lớp kiểm kê, đơn hàng và thanh toán: bao gồm các lớp liên quan đến kiểm kê, đơn đặt hàng, thanh toán và log thao tác: PhieuKiemKe, ChiTietKiemKe, DonDatHang, ChiTietDonHang, ThanhToan, LichSuThaoTac.</w:t>
+        <w:t>• Sơ đồ lớp kiểm kê và log: bao gồm các lớp liên quan đến kiểm kê và ghi nhận thao tác: PhieuKiemKe, ChiTietKiemKe, LichSuThaoTac.</w:t>
       </w:r>
     </w:p>
     <w:p>
@@ -9150,7 +8926,7 @@
       <w:r>
         <w:drawing>
           <wp:inline xmlns:a="http://schemas.openxmlformats.org/drawingml/2006/main" xmlns:pic="http://schemas.openxmlformats.org/drawingml/2006/picture">
-            <wp:extent cx="5580000" cy="7221176"/>
+            <wp:extent cx="5580000" cy="3471210"/>
             <wp:docPr id="14" name="Picture 14"/>
             <wp:cNvGraphicFramePr>
               <a:graphicFrameLocks noChangeAspect="1"/>
@@ -9171,7 +8947,7 @@
                   <pic:spPr>
                     <a:xfrm>
                       <a:off x="0" y="0"/>
-                      <a:ext cx="5580000" cy="7221176"/>
+                      <a:ext cx="5580000" cy="3471210"/>
                     </a:xfrm>
                     <a:prstGeom prst="rect"/>
                   </pic:spPr>
@@ -9195,7 +8971,7 @@
           <w:color w:val="000000"/>
           <w:sz w:val="22"/>
         </w:rPr>
-        <w:t>Hình 4.3: Sơ đồ lớp kiểm kê, đơn hàng và thanh toán</w:t>
+        <w:t>Hình 4.3: Sơ đồ lớp kiểm kê và lịch sử thao tác</w:t>
       </w:r>
     </w:p>
     <w:p>
@@ -10122,7 +9898,7 @@
           <w:color w:val="000000"/>
           <w:sz w:val="24"/>
         </w:rPr>
-        <w:t>Chương 4 đã trình bày sơ đồ lớp tổng thể với 18 lớp chính của hệ thống, mô tả chi tiết thuộc tính và quan hệ giữa các lớp. Đồng thời phân tích sâu ba biểu đồ lớp trong ca sử dụng quan trọng: UC05 (quản lý hàng hóa), UC09 (lập phiếu nhập kho) và UC10 (lập phiếu xuất kho). Các lớp và quan hệ được xác định là cơ sở để thiết kế tương tác (Sequence Diagram) trong Chương 5 và thiết kế chi tiết trong Chương 6, 7.</w:t>
+        <w:t>Chương 4 đã trình bày sơ đồ lớp tổng thể với 15 lớp chính của hệ thống, mô tả chi tiết thuộc tính và quan hệ giữa các lớp. Đồng thời phân tích sâu ba biểu đồ lớp trong ca sử dụng quan trọng: UC05 (quản lý hàng hóa), UC09 (lập phiếu nhập kho) và UC10 (lập phiếu xuất kho). Các lớp và quan hệ được xác định là cơ sở để thiết kế tương tác (Sequence Diagram) trong Chương 5 và thiết kế chi tiết trong Chương 6, 7.</w:t>
       </w:r>
     </w:p>
     <w:p>
@@ -12495,165 +12271,6 @@
                 <w:color w:val="000000"/>
                 <w:sz w:val="22"/>
               </w:rPr>
-              <w:t>DonDatHang</w:t>
-            </w:r>
-          </w:p>
-        </w:tc>
-        <w:tc>
-          <w:tcPr>
-            <w:tcW w:type="dxa" w:w="3024"/>
-          </w:tcPr>
-          <w:p>
-            <w:r/>
-            <w:r>
-              <w:rPr>
-                <w:rFonts w:ascii="Times New Roman" w:hAnsi="Times New Roman" w:eastAsia="Times New Roman"/>
-                <w:b w:val="0"/>
-                <w:color w:val="000000"/>
-                <w:sz w:val="22"/>
-              </w:rPr>
-              <w:t>MaDonHang, MaKhachHang, NgayDat, NgayGiao, TrangThai</w:t>
-            </w:r>
-          </w:p>
-        </w:tc>
-        <w:tc>
-          <w:tcPr>
-            <w:tcW w:type="dxa" w:w="3024"/>
-          </w:tcPr>
-          <w:p>
-            <w:r/>
-            <w:r>
-              <w:rPr>
-                <w:rFonts w:ascii="Times New Roman" w:hAnsi="Times New Roman" w:eastAsia="Times New Roman"/>
-                <w:b w:val="0"/>
-                <w:color w:val="000000"/>
-                <w:sz w:val="22"/>
-              </w:rPr>
-              <w:t>Thông tin đơn đặt hàng: khách hàng, ngày đặt, ngày giao.</w:t>
-            </w:r>
-          </w:p>
-        </w:tc>
-      </w:tr>
-      <w:tr>
-        <w:tc>
-          <w:tcPr>
-            <w:tcW w:type="dxa" w:w="3024"/>
-          </w:tcPr>
-          <w:p>
-            <w:r/>
-            <w:r>
-              <w:rPr>
-                <w:rFonts w:ascii="Times New Roman" w:hAnsi="Times New Roman" w:eastAsia="Times New Roman"/>
-                <w:b w:val="0"/>
-                <w:color w:val="000000"/>
-                <w:sz w:val="22"/>
-              </w:rPr>
-              <w:t>ChiTietDonHang</w:t>
-            </w:r>
-          </w:p>
-        </w:tc>
-        <w:tc>
-          <w:tcPr>
-            <w:tcW w:type="dxa" w:w="3024"/>
-          </w:tcPr>
-          <w:p>
-            <w:r/>
-            <w:r>
-              <w:rPr>
-                <w:rFonts w:ascii="Times New Roman" w:hAnsi="Times New Roman" w:eastAsia="Times New Roman"/>
-                <w:b w:val="0"/>
-                <w:color w:val="000000"/>
-                <w:sz w:val="22"/>
-              </w:rPr>
-              <w:t>MaChiTiet, MaDonHang, MaHangHoa, SoLuong, DonGia, ThanhTien</w:t>
-            </w:r>
-          </w:p>
-        </w:tc>
-        <w:tc>
-          <w:tcPr>
-            <w:tcW w:type="dxa" w:w="3024"/>
-          </w:tcPr>
-          <w:p>
-            <w:r/>
-            <w:r>
-              <w:rPr>
-                <w:rFonts w:ascii="Times New Roman" w:hAnsi="Times New Roman" w:eastAsia="Times New Roman"/>
-                <w:b w:val="0"/>
-                <w:color w:val="000000"/>
-                <w:sz w:val="22"/>
-              </w:rPr>
-              <w:t>Chi tiết đơn hàng: hàng hóa, số lượng, giá.</w:t>
-            </w:r>
-          </w:p>
-        </w:tc>
-      </w:tr>
-      <w:tr>
-        <w:tc>
-          <w:tcPr>
-            <w:tcW w:type="dxa" w:w="3024"/>
-          </w:tcPr>
-          <w:p>
-            <w:r/>
-            <w:r>
-              <w:rPr>
-                <w:rFonts w:ascii="Times New Roman" w:hAnsi="Times New Roman" w:eastAsia="Times New Roman"/>
-                <w:b w:val="0"/>
-                <w:color w:val="000000"/>
-                <w:sz w:val="22"/>
-              </w:rPr>
-              <w:t>ThanhToan</w:t>
-            </w:r>
-          </w:p>
-        </w:tc>
-        <w:tc>
-          <w:tcPr>
-            <w:tcW w:type="dxa" w:w="3024"/>
-          </w:tcPr>
-          <w:p>
-            <w:r/>
-            <w:r>
-              <w:rPr>
-                <w:rFonts w:ascii="Times New Roman" w:hAnsi="Times New Roman" w:eastAsia="Times New Roman"/>
-                <w:b w:val="0"/>
-                <w:color w:val="000000"/>
-                <w:sz w:val="22"/>
-              </w:rPr>
-              <w:t>MaThanhToan, MaPhieu, LoaiPhieu, SoTien, NgayThanhToan, PhuongThuc</w:t>
-            </w:r>
-          </w:p>
-        </w:tc>
-        <w:tc>
-          <w:tcPr>
-            <w:tcW w:type="dxa" w:w="3024"/>
-          </w:tcPr>
-          <w:p>
-            <w:r/>
-            <w:r>
-              <w:rPr>
-                <w:rFonts w:ascii="Times New Roman" w:hAnsi="Times New Roman" w:eastAsia="Times New Roman"/>
-                <w:b w:val="0"/>
-                <w:color w:val="000000"/>
-                <w:sz w:val="22"/>
-              </w:rPr>
-              <w:t>Thông tin thanh toán: phiếu liên quan, số tiền, phương thức.</w:t>
-            </w:r>
-          </w:p>
-        </w:tc>
-      </w:tr>
-      <w:tr>
-        <w:tc>
-          <w:tcPr>
-            <w:tcW w:type="dxa" w:w="3024"/>
-          </w:tcPr>
-          <w:p>
-            <w:r/>
-            <w:r>
-              <w:rPr>
-                <w:rFonts w:ascii="Times New Roman" w:hAnsi="Times New Roman" w:eastAsia="Times New Roman"/>
-                <w:b w:val="0"/>
-                <w:color w:val="000000"/>
-                <w:sz w:val="22"/>
-              </w:rPr>
               <w:t>LichSuThaoTac</w:t>
             </w:r>
           </w:p>
@@ -13052,59 +12669,6 @@
                 <w:sz w:val="22"/>
               </w:rPr>
               <w:t>Một khách hàng có nhiều phiếu xuất.</w:t>
-            </w:r>
-          </w:p>
-        </w:tc>
-      </w:tr>
-      <w:tr>
-        <w:tc>
-          <w:tcPr>
-            <w:tcW w:type="dxa" w:w="3024"/>
-          </w:tcPr>
-          <w:p>
-            <w:r/>
-            <w:r>
-              <w:rPr>
-                <w:rFonts w:ascii="Times New Roman" w:hAnsi="Times New Roman" w:eastAsia="Times New Roman"/>
-                <w:b w:val="0"/>
-                <w:color w:val="000000"/>
-                <w:sz w:val="22"/>
-              </w:rPr>
-              <w:t>KhachHang -- DonDatHang</w:t>
-            </w:r>
-          </w:p>
-        </w:tc>
-        <w:tc>
-          <w:tcPr>
-            <w:tcW w:type="dxa" w:w="3024"/>
-          </w:tcPr>
-          <w:p>
-            <w:r/>
-            <w:r>
-              <w:rPr>
-                <w:rFonts w:ascii="Times New Roman" w:hAnsi="Times New Roman" w:eastAsia="Times New Roman"/>
-                <w:b w:val="0"/>
-                <w:color w:val="000000"/>
-                <w:sz w:val="22"/>
-              </w:rPr>
-              <w:t>1..n</w:t>
-            </w:r>
-          </w:p>
-        </w:tc>
-        <w:tc>
-          <w:tcPr>
-            <w:tcW w:type="dxa" w:w="3024"/>
-          </w:tcPr>
-          <w:p>
-            <w:r/>
-            <w:r>
-              <w:rPr>
-                <w:rFonts w:ascii="Times New Roman" w:hAnsi="Times New Roman" w:eastAsia="Times New Roman"/>
-                <w:b w:val="0"/>
-                <w:color w:val="000000"/>
-                <w:sz w:val="22"/>
-              </w:rPr>
-              <w:t>Một khách hàng đặt nhiều đơn hàng.</w:t>
             </w:r>
           </w:p>
         </w:tc>
@@ -13547,59 +13111,6 @@
                 <w:color w:val="000000"/>
                 <w:sz w:val="22"/>
               </w:rPr>
-              <w:t>DonDatHang -- ChiTietDonHang</w:t>
-            </w:r>
-          </w:p>
-        </w:tc>
-        <w:tc>
-          <w:tcPr>
-            <w:tcW w:type="dxa" w:w="3024"/>
-          </w:tcPr>
-          <w:p>
-            <w:r/>
-            <w:r>
-              <w:rPr>
-                <w:rFonts w:ascii="Times New Roman" w:hAnsi="Times New Roman" w:eastAsia="Times New Roman"/>
-                <w:b w:val="0"/>
-                <w:color w:val="000000"/>
-                <w:sz w:val="22"/>
-              </w:rPr>
-              <w:t>1..n</w:t>
-            </w:r>
-          </w:p>
-        </w:tc>
-        <w:tc>
-          <w:tcPr>
-            <w:tcW w:type="dxa" w:w="3024"/>
-          </w:tcPr>
-          <w:p>
-            <w:r/>
-            <w:r>
-              <w:rPr>
-                <w:rFonts w:ascii="Times New Roman" w:hAnsi="Times New Roman" w:eastAsia="Times New Roman"/>
-                <w:b w:val="0"/>
-                <w:color w:val="000000"/>
-                <w:sz w:val="22"/>
-              </w:rPr>
-              <w:t>Một đơn hàng có nhiều dòng chi tiết.</w:t>
-            </w:r>
-          </w:p>
-        </w:tc>
-      </w:tr>
-      <w:tr>
-        <w:tc>
-          <w:tcPr>
-            <w:tcW w:type="dxa" w:w="3024"/>
-          </w:tcPr>
-          <w:p>
-            <w:r/>
-            <w:r>
-              <w:rPr>
-                <w:rFonts w:ascii="Times New Roman" w:hAnsi="Times New Roman" w:eastAsia="Times New Roman"/>
-                <w:b w:val="0"/>
-                <w:color w:val="000000"/>
-                <w:sz w:val="22"/>
-              </w:rPr>
               <w:t>NhomHangHoa -- HangHoa</w:t>
             </w:r>
           </w:p>
@@ -13692,112 +13203,6 @@
           </w:p>
         </w:tc>
       </w:tr>
-      <w:tr>
-        <w:tc>
-          <w:tcPr>
-            <w:tcW w:type="dxa" w:w="3024"/>
-          </w:tcPr>
-          <w:p>
-            <w:r/>
-            <w:r>
-              <w:rPr>
-                <w:rFonts w:ascii="Times New Roman" w:hAnsi="Times New Roman" w:eastAsia="Times New Roman"/>
-                <w:b w:val="0"/>
-                <w:color w:val="000000"/>
-                <w:sz w:val="22"/>
-              </w:rPr>
-              <w:t>PhieuNhapKho -- ThanhToan</w:t>
-            </w:r>
-          </w:p>
-        </w:tc>
-        <w:tc>
-          <w:tcPr>
-            <w:tcW w:type="dxa" w:w="3024"/>
-          </w:tcPr>
-          <w:p>
-            <w:r/>
-            <w:r>
-              <w:rPr>
-                <w:rFonts w:ascii="Times New Roman" w:hAnsi="Times New Roman" w:eastAsia="Times New Roman"/>
-                <w:b w:val="0"/>
-                <w:color w:val="000000"/>
-                <w:sz w:val="22"/>
-              </w:rPr>
-              <w:t>1..n</w:t>
-            </w:r>
-          </w:p>
-        </w:tc>
-        <w:tc>
-          <w:tcPr>
-            <w:tcW w:type="dxa" w:w="3024"/>
-          </w:tcPr>
-          <w:p>
-            <w:r/>
-            <w:r>
-              <w:rPr>
-                <w:rFonts w:ascii="Times New Roman" w:hAnsi="Times New Roman" w:eastAsia="Times New Roman"/>
-                <w:b w:val="0"/>
-                <w:color w:val="000000"/>
-                <w:sz w:val="22"/>
-              </w:rPr>
-              <w:t>Một phiếu nhập có nhiều lần thanh toán.</w:t>
-            </w:r>
-          </w:p>
-        </w:tc>
-      </w:tr>
-      <w:tr>
-        <w:tc>
-          <w:tcPr>
-            <w:tcW w:type="dxa" w:w="3024"/>
-          </w:tcPr>
-          <w:p>
-            <w:r/>
-            <w:r>
-              <w:rPr>
-                <w:rFonts w:ascii="Times New Roman" w:hAnsi="Times New Roman" w:eastAsia="Times New Roman"/>
-                <w:b w:val="0"/>
-                <w:color w:val="000000"/>
-                <w:sz w:val="22"/>
-              </w:rPr>
-              <w:t>PhieuXuatKho -- ThanhToan</w:t>
-            </w:r>
-          </w:p>
-        </w:tc>
-        <w:tc>
-          <w:tcPr>
-            <w:tcW w:type="dxa" w:w="3024"/>
-          </w:tcPr>
-          <w:p>
-            <w:r/>
-            <w:r>
-              <w:rPr>
-                <w:rFonts w:ascii="Times New Roman" w:hAnsi="Times New Roman" w:eastAsia="Times New Roman"/>
-                <w:b w:val="0"/>
-                <w:color w:val="000000"/>
-                <w:sz w:val="22"/>
-              </w:rPr>
-              <w:t>1..n</w:t>
-            </w:r>
-          </w:p>
-        </w:tc>
-        <w:tc>
-          <w:tcPr>
-            <w:tcW w:type="dxa" w:w="3024"/>
-          </w:tcPr>
-          <w:p>
-            <w:r/>
-            <w:r>
-              <w:rPr>
-                <w:rFonts w:ascii="Times New Roman" w:hAnsi="Times New Roman" w:eastAsia="Times New Roman"/>
-                <w:b w:val="0"/>
-                <w:color w:val="000000"/>
-                <w:sz w:val="22"/>
-              </w:rPr>
-              <w:t>Một phiếu xuất có nhiều lần thanh toán.</w:t>
-            </w:r>
-          </w:p>
-        </w:tc>
-      </w:tr>
     </w:tbl>
     <w:p/>
     <w:p>
@@ -14329,7 +13734,7 @@
           <w:color w:val="000000"/>
           <w:sz w:val="24"/>
         </w:rPr>
-        <w:t>• UI Layer: Trang đăng nhập, Dashboard, Quản lý hàng hóa, Quản lý phiếu nhập/xuất, Báo cáo.</w:t>
+        <w:t>• UI Layer: Trang đăng nhập, Dashboard, Quản lý hàng hóa, Quản lý phiếu nhập/xuất, Quản lý kiểm kê.</w:t>
       </w:r>
     </w:p>
     <w:p>
@@ -14343,7 +13748,7 @@
           <w:color w:val="000000"/>
           <w:sz w:val="24"/>
         </w:rPr>
-        <w:t>• Controller Layer: NguoiDungController, HangHoaController, PhieuNhapController, PhieuXuatController, BaoCaoController.</w:t>
+        <w:t>• Controller Layer: NguoiDungController, HangHoaController, PhieuNhapController, PhieuXuatController, KhoController.</w:t>
       </w:r>
     </w:p>
     <w:p>
@@ -14357,7 +13762,7 @@
           <w:color w:val="000000"/>
           <w:sz w:val="24"/>
         </w:rPr>
-        <w:t>• Service Layer: AuthService (xác thực), TonKhoService (quản lý tồn kho), BaoCaoService (báo cáo), ThongBaoService (thông báo).</w:t>
+        <w:t>• Service Layer: AuthService (xác thực), TonKhoService (quản lý tồn kho), ThongBaoService (thông báo cảnh báo tồn kho).</w:t>
       </w:r>
     </w:p>
     <w:p>
@@ -14371,7 +13776,7 @@
           <w:color w:val="000000"/>
           <w:sz w:val="24"/>
         </w:rPr>
-        <w:t>• DAO Layer: NguoiDungDAO, HangHoaDAO, PhieuNhapDAO, PhieuXuatDAO, TonKhoDAO, BaoCaoDAO.</w:t>
+        <w:t>• DAO Layer: NguoiDungDAO, HangHoaDAO, PhieuNhapDAO, PhieuXuatDAO, TonKhoDAO, KhoDAO.</w:t>
       </w:r>
     </w:p>
     <w:p>
@@ -14399,7 +13804,7 @@
           <w:color w:val="000000"/>
           <w:sz w:val="24"/>
         </w:rPr>
-        <w:t>Các dịch vụ chuyên biệt như xác thực, báo cáo và quản lý tồn kho được tách riêng để dễ bảo trì và mở rộng. Kiến trúc này cho phép thay đổi tầng giao diện hoặc cơ sở dữ liệu mà không ảnh hưởng đến logic nghiệp vụ.</w:t>
+        <w:t>Các dịch vụ chuyên biệt như xác thực và quản lý tồn kho được tách riêng để dễ bảo trì và mở rộng. Kiến trúc này cho phép thay đổi tầng giao diện hoặc cơ sở dữ liệu mà không ảnh hưởng đến logic nghiệp vụ.</w:t>
       </w:r>
     </w:p>
     <w:p>
@@ -14411,7 +13816,7 @@
       <w:r>
         <w:drawing>
           <wp:inline xmlns:a="http://schemas.openxmlformats.org/drawingml/2006/main" xmlns:pic="http://schemas.openxmlformats.org/drawingml/2006/picture">
-            <wp:extent cx="5580000" cy="7221176"/>
+            <wp:extent cx="5580000" cy="3657229"/>
             <wp:docPr id="24" name="Picture 24"/>
             <wp:cNvGraphicFramePr>
               <a:graphicFrameLocks noChangeAspect="1"/>
@@ -14432,7 +13837,7 @@
                   <pic:spPr>
                     <a:xfrm>
                       <a:off x="0" y="0"/>
-                      <a:ext cx="5580000" cy="7221176"/>
+                      <a:ext cx="5580000" cy="3657229"/>
                     </a:xfrm>
                     <a:prstGeom prst="rect"/>
                   </pic:spPr>
@@ -14484,7 +13889,7 @@
           <w:color w:val="000000"/>
           <w:sz w:val="24"/>
         </w:rPr>
-        <w:t>Chương 6 đã mô tả chi tiết 18 lớp trong hệ thống với đầy đủ thuộc tính, liệt kê 19 quan hệ giữa các lớp và đặc tả các phương thức chính của 5 lớp quan trọng (NguoiDung, HangHoa, PhieuNhapKho, PhieuXuatKho, TonKho). Đồng thời trình bày thiết kế thành phần phần mềm theo kiến trúc phân lớp với 5 tầng. Các thiết kế này là nền tảng để xây dựng mô hình cơ sở dữ liệu và triển khai giao diện trong Chương 7.</w:t>
+        <w:t>Chương 6 đã mô tả chi tiết 15 lớp trong hệ thống với đầy đủ thuộc tính, liệt kê 15 quan hệ giữa các lớp và đặc tả các phương thức chính của 5 lớp quan trọng (NguoiDung, HangHoa, PhieuNhapKho, PhieuXuatKho, TonKho). Đồng thời trình bày thiết kế thành phần phần mềm theo kiến trúc phân lớp với 5 tầng. Các thiết kế này là nền tảng để xây dựng mô hình cơ sở dữ liệu và triển khai giao diện trong Chương 7.</w:t>
       </w:r>
     </w:p>
     <w:p>
@@ -14526,7 +13931,7 @@
           <w:color w:val="000000"/>
           <w:sz w:val="24"/>
         </w:rPr>
-        <w:t>Cơ sở dữ liệu của hệ thống quản lý kho hàng được thiết kế theo mô hình quan hệ, bao gồm 16 bảng chính. Các bảng được liên kết với nhau thông qua khóa chính và khóa ngoại, đảm bảo tính toàn vẹn dữ liệu và hỗ trợ truy vấn hiệu quả.</w:t>
+        <w:t>Cơ sở dữ liệu của hệ thống quản lý kho hàng được thiết kế theo mô hình quan hệ, bao gồm 15 bảng chính. Các bảng được liên kết với nhau thông qua khóa chính và khóa ngoại, đảm bảo tính toàn vẹn dữ liệu và hỗ trợ truy vấn hiệu quả.</w:t>
       </w:r>
     </w:p>
     <w:p>
@@ -15111,42 +14516,6 @@
                 <w:color w:val="000000"/>
                 <w:sz w:val="22"/>
               </w:rPr>
-              <w:t>DonDatHang</w:t>
-            </w:r>
-          </w:p>
-        </w:tc>
-        <w:tc>
-          <w:tcPr>
-            <w:tcW w:type="dxa" w:w="4535"/>
-          </w:tcPr>
-          <w:p>
-            <w:r/>
-            <w:r>
-              <w:rPr>
-                <w:rFonts w:ascii="Times New Roman" w:hAnsi="Times New Roman" w:eastAsia="Times New Roman"/>
-                <w:b w:val="0"/>
-                <w:color w:val="000000"/>
-                <w:sz w:val="22"/>
-              </w:rPr>
-              <w:t>Lưu đơn đặt hàng: mã, mã khách, ngày đặt, ngày giao, trạng thái.</w:t>
-            </w:r>
-          </w:p>
-        </w:tc>
-      </w:tr>
-      <w:tr>
-        <w:tc>
-          <w:tcPr>
-            <w:tcW w:type="dxa" w:w="4535"/>
-          </w:tcPr>
-          <w:p>
-            <w:r/>
-            <w:r>
-              <w:rPr>
-                <w:rFonts w:ascii="Times New Roman" w:hAnsi="Times New Roman" w:eastAsia="Times New Roman"/>
-                <w:b w:val="0"/>
-                <w:color w:val="000000"/>
-                <w:sz w:val="22"/>
-              </w:rPr>
               <w:t>LichSuThaoTac</w:t>
             </w:r>
           </w:p>
@@ -15210,7 +14579,7 @@
           <w:color w:val="000000"/>
           <w:sz w:val="24"/>
         </w:rPr>
-        <w:t>• ERD nghiệp vụ (Transaction): mô tả các bảng giao dịch bao gồm PhieuNhapKho, ChiTietPhieuNhap, PhieuXuatKho, ChiTietPhieuXuat, PhieuKiemKe, ChiTietKiemKe, DonDatHang, ChiTietDonHang, ThanhToan, LichSuThaoTac.</w:t>
+        <w:t>• ERD nghiệp vụ (Transaction): mô tả các bảng giao dịch bao gồm PhieuNhapKho, ChiTietPhieuNhap, PhieuXuatKho, ChiTietPhieuXuat, PhieuKiemKe, ChiTietKiemKe, LichSuThaoTac.</w:t>
       </w:r>
     </w:p>
     <w:p>
@@ -15279,7 +14648,7 @@
       <w:r>
         <w:drawing>
           <wp:inline xmlns:a="http://schemas.openxmlformats.org/drawingml/2006/main" xmlns:pic="http://schemas.openxmlformats.org/drawingml/2006/picture">
-            <wp:extent cx="5580000" cy="7221176"/>
+            <wp:extent cx="5580000" cy="3213542"/>
             <wp:docPr id="26" name="Picture 26"/>
             <wp:cNvGraphicFramePr>
               <a:graphicFrameLocks noChangeAspect="1"/>
@@ -15300,7 +14669,7 @@
                   <pic:spPr>
                     <a:xfrm>
                       <a:off x="0" y="0"/>
-                      <a:ext cx="5580000" cy="7221176"/>
+                      <a:ext cx="5580000" cy="3213542"/>
                     </a:xfrm>
                     <a:prstGeom prst="rect"/>
                   </pic:spPr>
@@ -17192,7 +16561,7 @@
           <w:color w:val="000000"/>
           <w:sz w:val="26"/>
         </w:rPr>
-        <w:t>7.3 Thiết kế báo cáo thống kê chi tiết</w:t>
+        <w:t>7.3 Thiết kế giao diện</w:t>
       </w:r>
     </w:p>
     <w:p>
@@ -17206,7 +16575,147 @@
           <w:color w:val="000000"/>
           <w:sz w:val="24"/>
         </w:rPr>
-        <w:t>Hệ thống cung cấp các báo cáo thống kê đa dạng phục vụ công tác quản trị kho, điều phối nhập xuất và ra quyết định kinh doanh. Các báo cáo được xây dựng dựa trên dữ liệu từ các bảng</w:t>
+        <w:t>Hệ thống được thiết kế theo mô hình ứng dụng web với giao diện thân thiện, hỗ trợ tiếng Việt đầy đủ, responsive trên cả máy tính và máy tính bảng. Các màn hình chính bao gồm:</w:t>
+      </w:r>
+    </w:p>
+    <w:p>
+      <w:pPr>
+        <w:spacing w:line="276" w:lineRule="auto" w:after="60"/>
+        <w:ind w:firstLine="0" w:left="567"/>
+      </w:pPr>
+      <w:r>
+        <w:rPr>
+          <w:rFonts w:ascii="Times New Roman" w:hAnsi="Times New Roman" w:eastAsia="Times New Roman"/>
+          <w:color w:val="000000"/>
+          <w:sz w:val="24"/>
+        </w:rPr>
+        <w:t>• Màn hình đăng nhập: Form nhập tên đăng nhập, mật khẩu, nút “Đăng nhập”. Sau khi đăng nhập, hệ thống chuyển hướng đến giao diện phù hợp với vai trò.</w:t>
+      </w:r>
+    </w:p>
+    <w:p>
+      <w:pPr>
+        <w:spacing w:line="276" w:lineRule="auto" w:after="60"/>
+        <w:ind w:firstLine="0" w:left="567"/>
+      </w:pPr>
+      <w:r>
+        <w:rPr>
+          <w:rFonts w:ascii="Times New Roman" w:hAnsi="Times New Roman" w:eastAsia="Times New Roman"/>
+          <w:color w:val="000000"/>
+          <w:sz w:val="24"/>
+        </w:rPr>
+        <w:t>• Trang chủ / Dashboard: Hiển thị tổng quan: số lượng hàng hóa, tổng giá trị tồn kho, phiếu nhập/xuất chờ duyệt, cảnh báo tồn kho thấp.</w:t>
+      </w:r>
+    </w:p>
+    <w:p>
+      <w:pPr>
+        <w:spacing w:line="276" w:lineRule="auto" w:after="60"/>
+        <w:ind w:firstLine="0" w:left="567"/>
+      </w:pPr>
+      <w:r>
+        <w:rPr>
+          <w:rFonts w:ascii="Times New Roman" w:hAnsi="Times New Roman" w:eastAsia="Times New Roman"/>
+          <w:color w:val="000000"/>
+          <w:sz w:val="24"/>
+        </w:rPr>
+        <w:t>• Quản lý hàng hóa: Danh sách hàng hóa dạng bảng với phân trang, form thêm/sửa hàng hóa, bộ lọc theo nhóm hàng và trạng thái, nút tìm kiếm và xuất Excel.</w:t>
+      </w:r>
+    </w:p>
+    <w:p>
+      <w:pPr>
+        <w:spacing w:line="276" w:lineRule="auto" w:after="60"/>
+        <w:ind w:firstLine="0" w:left="567"/>
+      </w:pPr>
+      <w:r>
+        <w:rPr>
+          <w:rFonts w:ascii="Times New Roman" w:hAnsi="Times New Roman" w:eastAsia="Times New Roman"/>
+          <w:color w:val="000000"/>
+          <w:sz w:val="24"/>
+        </w:rPr>
+        <w:t>• Quản lý nhà cung cấp / khách hàng: Danh sách đối tác, form thêm/sửa, tìm kiếm theo tên hoặc mã.</w:t>
+      </w:r>
+    </w:p>
+    <w:p>
+      <w:pPr>
+        <w:spacing w:line="276" w:lineRule="auto" w:after="60"/>
+        <w:ind w:firstLine="0" w:left="567"/>
+      </w:pPr>
+      <w:r>
+        <w:rPr>
+          <w:rFonts w:ascii="Times New Roman" w:hAnsi="Times New Roman" w:eastAsia="Times New Roman"/>
+          <w:color w:val="000000"/>
+          <w:sz w:val="24"/>
+        </w:rPr>
+        <w:t>• Quản lý kho: Danh sách kho, form thêm/sửa kho, xem chi tiết tồn kho tại từng kho.</w:t>
+      </w:r>
+    </w:p>
+    <w:p>
+      <w:pPr>
+        <w:spacing w:line="276" w:lineRule="auto" w:after="60"/>
+        <w:ind w:firstLine="0" w:left="567"/>
+      </w:pPr>
+      <w:r>
+        <w:rPr>
+          <w:rFonts w:ascii="Times New Roman" w:hAnsi="Times New Roman" w:eastAsia="Times New Roman"/>
+          <w:color w:val="000000"/>
+          <w:sz w:val="24"/>
+        </w:rPr>
+        <w:t>• Quản lý nhập kho: Danh sách phiếu nhập với bộ lọc theo trạng thái và ngày, form lập phiếu nhập (chọn NCC, kho, thêm dòng hàng), form chi tiết phiếu và nút duyệt/từ chối.</w:t>
+      </w:r>
+    </w:p>
+    <w:p>
+      <w:pPr>
+        <w:spacing w:line="276" w:lineRule="auto" w:after="60"/>
+        <w:ind w:firstLine="0" w:left="567"/>
+      </w:pPr>
+      <w:r>
+        <w:rPr>
+          <w:rFonts w:ascii="Times New Roman" w:hAnsi="Times New Roman" w:eastAsia="Times New Roman"/>
+          <w:color w:val="000000"/>
+          <w:sz w:val="24"/>
+        </w:rPr>
+        <w:t>• Quản lý xuất kho: Danh sách phiếu xuất, form lập phiếu xuất (chọn khách hàng, kho, thêm dòng hàng với kiểm tra tồn kho), form chi tiết và nút duyệt/từ chối.</w:t>
+      </w:r>
+    </w:p>
+    <w:p>
+      <w:pPr>
+        <w:spacing w:line="276" w:lineRule="auto" w:after="60"/>
+        <w:ind w:firstLine="0" w:left="567"/>
+      </w:pPr>
+      <w:r>
+        <w:rPr>
+          <w:rFonts w:ascii="Times New Roman" w:hAnsi="Times New Roman" w:eastAsia="Times New Roman"/>
+          <w:color w:val="000000"/>
+          <w:sz w:val="24"/>
+        </w:rPr>
+        <w:t>• Quản lý kiểm kê: Danh sách phiếu kiểm kê, form lập phiếu kiểm kê (chọn kho, nhập số lượng thực tế), hiển thị chênh lệch tự động.</w:t>
+      </w:r>
+    </w:p>
+    <w:p>
+      <w:pPr>
+        <w:spacing w:line="276" w:lineRule="auto" w:after="60"/>
+        <w:ind w:firstLine="0" w:left="567"/>
+      </w:pPr>
+      <w:r>
+        <w:rPr>
+          <w:rFonts w:ascii="Times New Roman" w:hAnsi="Times New Roman" w:eastAsia="Times New Roman"/>
+          <w:color w:val="000000"/>
+          <w:sz w:val="24"/>
+        </w:rPr>
+        <w:t>• Quản lý tài khoản: Danh sách tài khoản, form thêm/sửa, phân quyền (chỉ quản trị viên).</w:t>
+      </w:r>
+    </w:p>
+    <w:p>
+      <w:pPr>
+        <w:pStyle w:val="Heading2"/>
+      </w:pPr>
+      <w:r>
+        <w:rPr>
+          <w:rFonts w:ascii="Times New Roman" w:hAnsi="Times New Roman" w:eastAsia="Times New Roman"/>
+          <w:b/>
+          <w:color w:val="000000"/>
+          <w:sz w:val="26"/>
+        </w:rPr>
+        <w:t>7.4 Kết luận chương</w:t>
       </w:r>
     </w:p>
     <w:p>
@@ -17220,763 +16729,7 @@
           <w:color w:val="000000"/>
           <w:sz w:val="24"/>
         </w:rPr>
-        <w:t>,</w:t>
-      </w:r>
-    </w:p>
-    <w:p>
-      <w:pPr>
-        <w:spacing w:line="276" w:lineRule="auto" w:after="120"/>
-        <w:ind w:firstLine="567"/>
-      </w:pPr>
-      <w:r>
-        <w:rPr>
-          <w:rFonts w:ascii="Times New Roman" w:hAnsi="Times New Roman" w:eastAsia="Times New Roman"/>
-          <w:color w:val="000000"/>
-          <w:sz w:val="24"/>
-        </w:rPr>
-        <w:t>,</w:t>
-      </w:r>
-    </w:p>
-    <w:p>
-      <w:pPr>
-        <w:spacing w:line="276" w:lineRule="auto" w:after="120"/>
-        <w:ind w:firstLine="567"/>
-      </w:pPr>
-      <w:r>
-        <w:rPr>
-          <w:rFonts w:ascii="Times New Roman" w:hAnsi="Times New Roman" w:eastAsia="Times New Roman"/>
-          <w:color w:val="000000"/>
-          <w:sz w:val="24"/>
-        </w:rPr>
-        <w:t>,</w:t>
-      </w:r>
-    </w:p>
-    <w:p>
-      <w:pPr>
-        <w:spacing w:line="276" w:lineRule="auto" w:after="120"/>
-        <w:ind w:firstLine="567"/>
-      </w:pPr>
-      <w:r>
-        <w:rPr>
-          <w:rFonts w:ascii="Times New Roman" w:hAnsi="Times New Roman" w:eastAsia="Times New Roman"/>
-          <w:color w:val="000000"/>
-          <w:sz w:val="24"/>
-        </w:rPr>
-        <w:t>,</w:t>
-      </w:r>
-    </w:p>
-    <w:p>
-      <w:pPr>
-        <w:spacing w:line="276" w:lineRule="auto" w:after="120"/>
-        <w:ind w:firstLine="567"/>
-      </w:pPr>
-      <w:r>
-        <w:rPr>
-          <w:rFonts w:ascii="Times New Roman" w:hAnsi="Times New Roman" w:eastAsia="Times New Roman"/>
-          <w:color w:val="000000"/>
-          <w:sz w:val="24"/>
-        </w:rPr>
-        <w:t>và</w:t>
-      </w:r>
-    </w:p>
-    <w:p>
-      <w:pPr>
-        <w:spacing w:line="276" w:lineRule="auto" w:after="120"/>
-        <w:ind w:firstLine="567"/>
-      </w:pPr>
-      <w:r>
-        <w:rPr>
-          <w:rFonts w:ascii="Times New Roman" w:hAnsi="Times New Roman" w:eastAsia="Times New Roman"/>
-          <w:color w:val="000000"/>
-          <w:sz w:val="24"/>
-        </w:rPr>
-        <w:t>.</w:t>
-      </w:r>
-    </w:p>
-    <w:p>
-      <w:pPr>
-        <w:pStyle w:val="Heading3"/>
-      </w:pPr>
-      <w:r>
-        <w:rPr>
-          <w:rFonts w:ascii="Times New Roman" w:hAnsi="Times New Roman" w:eastAsia="Times New Roman"/>
-          <w:b/>
-          <w:color w:val="000000"/>
-          <w:sz w:val="24"/>
-        </w:rPr>
-        <w:t>7.3.1 Báo cáo nhập -- xuất -- tồn</w:t>
-      </w:r>
-    </w:p>
-    <w:p>
-      <w:pPr>
-        <w:spacing w:line="276" w:lineRule="auto" w:after="120"/>
-        <w:ind w:firstLine="567"/>
-      </w:pPr>
-      <w:r>
-        <w:rPr>
-          <w:rFonts w:ascii="Times New Roman" w:hAnsi="Times New Roman" w:eastAsia="Times New Roman"/>
-          <w:color w:val="000000"/>
-          <w:sz w:val="24"/>
-        </w:rPr>
-        <w:t>Báo cáo tổng hợp số lượng và giá trị nhập, xuất và tồn kho của từng hàng hóa trong khoảng thời gian cho trước. Đây là báo cáo quan trọng nhất, phục vụ kế toán và quản trị.</w:t>
-      </w:r>
-    </w:p>
-    <w:p>
-      <w:pPr>
-        <w:spacing w:line="276" w:lineRule="auto" w:after="60"/>
-        <w:ind w:firstLine="0" w:left="567"/>
-      </w:pPr>
-      <w:r>
-        <w:rPr>
-          <w:rFonts w:ascii="Times New Roman" w:hAnsi="Times New Roman" w:eastAsia="Times New Roman"/>
-          <w:color w:val="000000"/>
-          <w:sz w:val="24"/>
-        </w:rPr>
-        <w:t>• Đầu vào: Mã kho (tùy chọn), mã hàng hóa (tùy chọn), ngày bắt đầu, ngày kết thúc.</w:t>
-      </w:r>
-    </w:p>
-    <w:p>
-      <w:pPr>
-        <w:spacing w:line="276" w:lineRule="auto" w:after="60"/>
-        <w:ind w:firstLine="0" w:left="567"/>
-      </w:pPr>
-      <w:r>
-        <w:rPr>
-          <w:rFonts w:ascii="Times New Roman" w:hAnsi="Times New Roman" w:eastAsia="Times New Roman"/>
-          <w:color w:val="000000"/>
-          <w:sz w:val="24"/>
-        </w:rPr>
-        <w:t>• Công thức: Tồn cuối kỳ = Tồn đầu kỳ + Nhập trong kỳ - Xuất trong kỳ.</w:t>
-      </w:r>
-    </w:p>
-    <w:p>
-      <w:pPr>
-        <w:spacing w:line="276" w:lineRule="auto" w:after="60"/>
-        <w:ind w:firstLine="0" w:left="567"/>
-      </w:pPr>
-      <w:r>
-        <w:rPr>
-          <w:rFonts w:ascii="Times New Roman" w:hAnsi="Times New Roman" w:eastAsia="Times New Roman"/>
-          <w:color w:val="000000"/>
-          <w:sz w:val="24"/>
-        </w:rPr>
-        <w:t>• Đầu ra: Bảng gồm mã hàng, tên hàng, đơn vị tính, tồn đầu, số lượng nhập, số lượng xuất, tồn cuối, giá trị tồn (tồn cuối giá nhập).</w:t>
-      </w:r>
-    </w:p>
-    <w:p>
-      <w:pPr>
-        <w:spacing w:line="276" w:lineRule="auto" w:after="60"/>
-        <w:ind w:firstLine="0" w:left="567"/>
-      </w:pPr>
-      <w:r>
-        <w:rPr>
-          <w:rFonts w:ascii="Times New Roman" w:hAnsi="Times New Roman" w:eastAsia="Times New Roman"/>
-          <w:color w:val="000000"/>
-          <w:sz w:val="24"/>
-        </w:rPr>
-        <w:t>• Sử dụng: Kế toán đối chiếu số liệu, quản lý kho kiểm tra luân chuyển hàng.</w:t>
-      </w:r>
-    </w:p>
-    <w:p>
-      <w:pPr>
-        <w:pStyle w:val="Heading3"/>
-      </w:pPr>
-      <w:r>
-        <w:rPr>
-          <w:rFonts w:ascii="Times New Roman" w:hAnsi="Times New Roman" w:eastAsia="Times New Roman"/>
-          <w:b/>
-          <w:color w:val="000000"/>
-          <w:sz w:val="24"/>
-        </w:rPr>
-        <w:t>7.3.2 Báo cáo hàng tồn kho thấp</w:t>
-      </w:r>
-    </w:p>
-    <w:p>
-      <w:pPr>
-        <w:spacing w:line="276" w:lineRule="auto" w:after="120"/>
-        <w:ind w:firstLine="567"/>
-      </w:pPr>
-      <w:r>
-        <w:rPr>
-          <w:rFonts w:ascii="Times New Roman" w:hAnsi="Times New Roman" w:eastAsia="Times New Roman"/>
-          <w:color w:val="000000"/>
-          <w:sz w:val="24"/>
-        </w:rPr>
-        <w:t>Báo cáo cảnh báo các hàng hóa có số lượng tồn kho dưới ngưỡng tối thiểu cho phép, hỗ trợ quyết định đặt hàng bổ sung.</w:t>
-      </w:r>
-    </w:p>
-    <w:p>
-      <w:pPr>
-        <w:spacing w:line="276" w:lineRule="auto" w:after="60"/>
-        <w:ind w:firstLine="0" w:left="567"/>
-      </w:pPr>
-      <w:r>
-        <w:rPr>
-          <w:rFonts w:ascii="Times New Roman" w:hAnsi="Times New Roman" w:eastAsia="Times New Roman"/>
-          <w:color w:val="000000"/>
-          <w:sz w:val="24"/>
-        </w:rPr>
-        <w:t>• Đầu vào: Mã kho, ngưỡng cảnh báo (mặc định hoặc cấu hình theo từng hàng hóa).</w:t>
-      </w:r>
-    </w:p>
-    <w:p>
-      <w:pPr>
-        <w:spacing w:line="276" w:lineRule="auto" w:after="60"/>
-        <w:ind w:firstLine="0" w:left="567"/>
-      </w:pPr>
-      <w:r>
-        <w:rPr>
-          <w:rFonts w:ascii="Times New Roman" w:hAnsi="Times New Roman" w:eastAsia="Times New Roman"/>
-          <w:color w:val="000000"/>
-          <w:sz w:val="24"/>
-        </w:rPr>
-        <w:t>• Điều kiện: SoLuongTon &lt;= NguongCanhBao.</w:t>
-      </w:r>
-    </w:p>
-    <w:p>
-      <w:pPr>
-        <w:spacing w:line="276" w:lineRule="auto" w:after="60"/>
-        <w:ind w:firstLine="0" w:left="567"/>
-      </w:pPr>
-      <w:r>
-        <w:rPr>
-          <w:rFonts w:ascii="Times New Roman" w:hAnsi="Times New Roman" w:eastAsia="Times New Roman"/>
-          <w:color w:val="000000"/>
-          <w:sz w:val="24"/>
-        </w:rPr>
-        <w:t>• Đầu ra: Danh sách hàng cần nhập bổ sung, gồm mã hàng, tên hàng, tồn hiện tại, ngưỡng cảnh báo, đề xuất số lượng nhập và nhà cung cấp gần nhất.</w:t>
-      </w:r>
-    </w:p>
-    <w:p>
-      <w:pPr>
-        <w:spacing w:line="276" w:lineRule="auto" w:after="60"/>
-        <w:ind w:firstLine="0" w:left="567"/>
-      </w:pPr>
-      <w:r>
-        <w:rPr>
-          <w:rFonts w:ascii="Times New Roman" w:hAnsi="Times New Roman" w:eastAsia="Times New Roman"/>
-          <w:color w:val="000000"/>
-          <w:sz w:val="24"/>
-        </w:rPr>
-        <w:t>• Sử dụng: Quản lý kho lên kế hoạch mua hàng, tránh tình trạng thiếu hàng.</w:t>
-      </w:r>
-    </w:p>
-    <w:p>
-      <w:pPr>
-        <w:pStyle w:val="Heading3"/>
-      </w:pPr>
-      <w:r>
-        <w:rPr>
-          <w:rFonts w:ascii="Times New Roman" w:hAnsi="Times New Roman" w:eastAsia="Times New Roman"/>
-          <w:b/>
-          <w:color w:val="000000"/>
-          <w:sz w:val="24"/>
-        </w:rPr>
-        <w:t>7.3.3 Báo cáo hàng bán chạy / xuất nhiều</w:t>
-      </w:r>
-    </w:p>
-    <w:p>
-      <w:pPr>
-        <w:spacing w:line="276" w:lineRule="auto" w:after="120"/>
-        <w:ind w:firstLine="567"/>
-      </w:pPr>
-      <w:r>
-        <w:rPr>
-          <w:rFonts w:ascii="Times New Roman" w:hAnsi="Times New Roman" w:eastAsia="Times New Roman"/>
-          <w:color w:val="000000"/>
-          <w:sz w:val="24"/>
-        </w:rPr>
-        <w:t>Báo cáo thống kê các hàng hóa có lượng xuất kho cao nhất trong khoảng thời gian, hỗ trợ dự báo nhu cầu và điều chỉnh tồn kho.</w:t>
-      </w:r>
-    </w:p>
-    <w:p>
-      <w:pPr>
-        <w:spacing w:line="276" w:lineRule="auto" w:after="60"/>
-        <w:ind w:firstLine="0" w:left="567"/>
-      </w:pPr>
-      <w:r>
-        <w:rPr>
-          <w:rFonts w:ascii="Times New Roman" w:hAnsi="Times New Roman" w:eastAsia="Times New Roman"/>
-          <w:color w:val="000000"/>
-          <w:sz w:val="24"/>
-        </w:rPr>
-        <w:t>• Đầu vào: Khoảng thời gian, số lượng top N (ví dụ top 10, 20), mã kho (tùy chọn).</w:t>
-      </w:r>
-    </w:p>
-    <w:p>
-      <w:pPr>
-        <w:spacing w:line="276" w:lineRule="auto" w:after="60"/>
-        <w:ind w:firstLine="0" w:left="567"/>
-      </w:pPr>
-      <w:r>
-        <w:rPr>
-          <w:rFonts w:ascii="Times New Roman" w:hAnsi="Times New Roman" w:eastAsia="Times New Roman"/>
-          <w:color w:val="000000"/>
-          <w:sz w:val="24"/>
-        </w:rPr>
-        <w:t>• Đầu ra: Bảng xếp hạng gồm mã hàng, tên hàng, tổng số lượng xuất, tổng giá trị xuất, tỷ trọng so với tổng xuất.</w:t>
-      </w:r>
-    </w:p>
-    <w:p>
-      <w:pPr>
-        <w:spacing w:line="276" w:lineRule="auto" w:after="60"/>
-        <w:ind w:firstLine="0" w:left="567"/>
-      </w:pPr>
-      <w:r>
-        <w:rPr>
-          <w:rFonts w:ascii="Times New Roman" w:hAnsi="Times New Roman" w:eastAsia="Times New Roman"/>
-          <w:color w:val="000000"/>
-          <w:sz w:val="24"/>
-        </w:rPr>
-        <w:t>• Sử dụng: Bộ phận kinh doanh điều chỉnh chiến lược bán hàng, quản lý kho dự trù hàng bán chạy.</w:t>
-      </w:r>
-    </w:p>
-    <w:p>
-      <w:pPr>
-        <w:pStyle w:val="Heading3"/>
-      </w:pPr>
-      <w:r>
-        <w:rPr>
-          <w:rFonts w:ascii="Times New Roman" w:hAnsi="Times New Roman" w:eastAsia="Times New Roman"/>
-          <w:b/>
-          <w:color w:val="000000"/>
-          <w:sz w:val="24"/>
-        </w:rPr>
-        <w:t>7.3.4 Báo cáo doanh thu và công nợ theo khách hàng</w:t>
-      </w:r>
-    </w:p>
-    <w:p>
-      <w:pPr>
-        <w:spacing w:line="276" w:lineRule="auto" w:after="120"/>
-        <w:ind w:firstLine="567"/>
-      </w:pPr>
-      <w:r>
-        <w:rPr>
-          <w:rFonts w:ascii="Times New Roman" w:hAnsi="Times New Roman" w:eastAsia="Times New Roman"/>
-          <w:color w:val="000000"/>
-          <w:sz w:val="24"/>
-        </w:rPr>
-        <w:t>Báo cáo tổng giá trị xuất kho và tổng tiền thanh toán theo từng khách hàng, giúp theo dõi công nợ.</w:t>
-      </w:r>
-    </w:p>
-    <w:p>
-      <w:pPr>
-        <w:spacing w:line="276" w:lineRule="auto" w:after="60"/>
-        <w:ind w:firstLine="0" w:left="567"/>
-      </w:pPr>
-      <w:r>
-        <w:rPr>
-          <w:rFonts w:ascii="Times New Roman" w:hAnsi="Times New Roman" w:eastAsia="Times New Roman"/>
-          <w:color w:val="000000"/>
-          <w:sz w:val="24"/>
-        </w:rPr>
-        <w:t>• Đầu vào: Mã khách hàng (tùy chọn), khoảng thời gian.</w:t>
-      </w:r>
-    </w:p>
-    <w:p>
-      <w:pPr>
-        <w:spacing w:line="276" w:lineRule="auto" w:after="60"/>
-        <w:ind w:firstLine="0" w:left="567"/>
-      </w:pPr>
-      <w:r>
-        <w:rPr>
-          <w:rFonts w:ascii="Times New Roman" w:hAnsi="Times New Roman" w:eastAsia="Times New Roman"/>
-          <w:color w:val="000000"/>
-          <w:sz w:val="24"/>
-        </w:rPr>
-        <w:t>• Công thức: Công nợ = Tổng giá trị phiếu xuất - Tổng tiền đã thanh toán.</w:t>
-      </w:r>
-    </w:p>
-    <w:p>
-      <w:pPr>
-        <w:spacing w:line="276" w:lineRule="auto" w:after="60"/>
-        <w:ind w:firstLine="0" w:left="567"/>
-      </w:pPr>
-      <w:r>
-        <w:rPr>
-          <w:rFonts w:ascii="Times New Roman" w:hAnsi="Times New Roman" w:eastAsia="Times New Roman"/>
-          <w:color w:val="000000"/>
-          <w:sz w:val="24"/>
-        </w:rPr>
-        <w:t>• Đầu ra: Bảng gồm mã khách, tên khách, tổng giá trị xuất, đã thanh toán, còn nợ, thời gian nợ.</w:t>
-      </w:r>
-    </w:p>
-    <w:p>
-      <w:pPr>
-        <w:spacing w:line="276" w:lineRule="auto" w:after="60"/>
-        <w:ind w:firstLine="0" w:left="567"/>
-      </w:pPr>
-      <w:r>
-        <w:rPr>
-          <w:rFonts w:ascii="Times New Roman" w:hAnsi="Times New Roman" w:eastAsia="Times New Roman"/>
-          <w:color w:val="000000"/>
-          <w:sz w:val="24"/>
-        </w:rPr>
-        <w:t>• Sử dụng: Kế toán theo dõi công nợ, bộ phận kinh doanh đánh giá khách hàng.</w:t>
-      </w:r>
-    </w:p>
-    <w:p>
-      <w:pPr>
-        <w:pStyle w:val="Heading3"/>
-      </w:pPr>
-      <w:r>
-        <w:rPr>
-          <w:rFonts w:ascii="Times New Roman" w:hAnsi="Times New Roman" w:eastAsia="Times New Roman"/>
-          <w:b/>
-          <w:color w:val="000000"/>
-          <w:sz w:val="24"/>
-        </w:rPr>
-        <w:t>7.3.5 Báo cáo mua hàng theo nhà cung cấp</w:t>
-      </w:r>
-    </w:p>
-    <w:p>
-      <w:pPr>
-        <w:spacing w:line="276" w:lineRule="auto" w:after="120"/>
-        <w:ind w:firstLine="567"/>
-      </w:pPr>
-      <w:r>
-        <w:rPr>
-          <w:rFonts w:ascii="Times New Roman" w:hAnsi="Times New Roman" w:eastAsia="Times New Roman"/>
-          <w:color w:val="000000"/>
-          <w:sz w:val="24"/>
-        </w:rPr>
-        <w:t>Báo cáo tổng giá trị nhập kho từ từng nhà cung cấp trong khoảng thời gian, giúp đánh giá đối tác.</w:t>
-      </w:r>
-    </w:p>
-    <w:p>
-      <w:pPr>
-        <w:spacing w:line="276" w:lineRule="auto" w:after="60"/>
-        <w:ind w:firstLine="0" w:left="567"/>
-      </w:pPr>
-      <w:r>
-        <w:rPr>
-          <w:rFonts w:ascii="Times New Roman" w:hAnsi="Times New Roman" w:eastAsia="Times New Roman"/>
-          <w:color w:val="000000"/>
-          <w:sz w:val="24"/>
-        </w:rPr>
-        <w:t>• Đầu vào: Mã nhà cung cấp (tùy chọn), khoảng thời gian.</w:t>
-      </w:r>
-    </w:p>
-    <w:p>
-      <w:pPr>
-        <w:spacing w:line="276" w:lineRule="auto" w:after="60"/>
-        <w:ind w:firstLine="0" w:left="567"/>
-      </w:pPr>
-      <w:r>
-        <w:rPr>
-          <w:rFonts w:ascii="Times New Roman" w:hAnsi="Times New Roman" w:eastAsia="Times New Roman"/>
-          <w:color w:val="000000"/>
-          <w:sz w:val="24"/>
-        </w:rPr>
-        <w:t>• Đầu ra: Bảng gồm mã NCC, tên NCC, số phiếu nhập, tổng số lượng hàng, tổng giá trị nhập, tỷ trọng.</w:t>
-      </w:r>
-    </w:p>
-    <w:p>
-      <w:pPr>
-        <w:spacing w:line="276" w:lineRule="auto" w:after="60"/>
-        <w:ind w:firstLine="0" w:left="567"/>
-      </w:pPr>
-      <w:r>
-        <w:rPr>
-          <w:rFonts w:ascii="Times New Roman" w:hAnsi="Times New Roman" w:eastAsia="Times New Roman"/>
-          <w:color w:val="000000"/>
-          <w:sz w:val="24"/>
-        </w:rPr>
-        <w:t>• Sử dụng: Đánh giá nhà cung cấp, đàm phán giá, điều chỉnh danh sách đối tác.</w:t>
-      </w:r>
-    </w:p>
-    <w:p>
-      <w:pPr>
-        <w:pStyle w:val="Heading3"/>
-      </w:pPr>
-      <w:r>
-        <w:rPr>
-          <w:rFonts w:ascii="Times New Roman" w:hAnsi="Times New Roman" w:eastAsia="Times New Roman"/>
-          <w:b/>
-          <w:color w:val="000000"/>
-          <w:sz w:val="24"/>
-        </w:rPr>
-        <w:t>7.3.6 Định dạng xuất báo cáo</w:t>
-      </w:r>
-    </w:p>
-    <w:p>
-      <w:pPr>
-        <w:spacing w:line="276" w:lineRule="auto" w:after="120"/>
-        <w:ind w:firstLine="567"/>
-      </w:pPr>
-      <w:r>
-        <w:rPr>
-          <w:rFonts w:ascii="Times New Roman" w:hAnsi="Times New Roman" w:eastAsia="Times New Roman"/>
-          <w:color w:val="000000"/>
-          <w:sz w:val="24"/>
-        </w:rPr>
-        <w:t>Các báo cáo hỗ trợ xuất dưới nhiều định dạng để phục vụ các nhu cầu khác nhau:</w:t>
-      </w:r>
-    </w:p>
-    <w:p>
-      <w:pPr>
-        <w:spacing w:line="276" w:lineRule="auto" w:after="60"/>
-        <w:ind w:firstLine="0" w:left="567"/>
-      </w:pPr>
-      <w:r>
-        <w:rPr>
-          <w:rFonts w:ascii="Times New Roman" w:hAnsi="Times New Roman" w:eastAsia="Times New Roman"/>
-          <w:color w:val="000000"/>
-          <w:sz w:val="24"/>
-        </w:rPr>
-        <w:t>• Trên giao diện web: Bảng dữ liệu có phân trang, sắp xếp theo cột, tìm kiếm nhanh và biểu đồ trực quan (cột, đường, tròn).</w:t>
-      </w:r>
-    </w:p>
-    <w:p>
-      <w:pPr>
-        <w:spacing w:line="276" w:lineRule="auto" w:after="60"/>
-        <w:ind w:firstLine="0" w:left="567"/>
-      </w:pPr>
-      <w:r>
-        <w:rPr>
-          <w:rFonts w:ascii="Times New Roman" w:hAnsi="Times New Roman" w:eastAsia="Times New Roman"/>
-          <w:color w:val="000000"/>
-          <w:sz w:val="24"/>
-        </w:rPr>
-        <w:t>• Xuất file PDF: Mẫu báo cáo chuẩn với tiêu đề, ngày lập, người lập, chữ ký -- phù hợp để in và lưu trữ.</w:t>
-      </w:r>
-    </w:p>
-    <w:p>
-      <w:pPr>
-        <w:spacing w:line="276" w:lineRule="auto" w:after="60"/>
-        <w:ind w:firstLine="0" w:left="567"/>
-      </w:pPr>
-      <w:r>
-        <w:rPr>
-          <w:rFonts w:ascii="Times New Roman" w:hAnsi="Times New Roman" w:eastAsia="Times New Roman"/>
-          <w:color w:val="000000"/>
-          <w:sz w:val="24"/>
-        </w:rPr>
-        <w:t>• Xuất file Excel (CSV): Dữ liệu thô để xử lý thêm bằng Excel hoặc gửi email.</w:t>
-      </w:r>
-    </w:p>
-    <w:p>
-      <w:pPr>
-        <w:spacing w:line="276" w:lineRule="auto" w:after="60"/>
-        <w:ind w:firstLine="0" w:left="567"/>
-      </w:pPr>
-      <w:r>
-        <w:rPr>
-          <w:rFonts w:ascii="Times New Roman" w:hAnsi="Times New Roman" w:eastAsia="Times New Roman"/>
-          <w:color w:val="000000"/>
-          <w:sz w:val="24"/>
-        </w:rPr>
-        <w:t>• In trực tiếp: Mẫu in A4 với định dạng chuẩn, hỗ trợ in ngay từ trình duyệt.</w:t>
-      </w:r>
-    </w:p>
-    <w:p>
-      <w:pPr>
-        <w:pStyle w:val="Heading2"/>
-      </w:pPr>
-      <w:r>
-        <w:rPr>
-          <w:rFonts w:ascii="Times New Roman" w:hAnsi="Times New Roman" w:eastAsia="Times New Roman"/>
-          <w:b/>
-          <w:color w:val="000000"/>
-          <w:sz w:val="26"/>
-        </w:rPr>
-        <w:t>7.4 Thiết kế giao diện</w:t>
-      </w:r>
-    </w:p>
-    <w:p>
-      <w:pPr>
-        <w:spacing w:line="276" w:lineRule="auto" w:after="120"/>
-        <w:ind w:firstLine="567"/>
-      </w:pPr>
-      <w:r>
-        <w:rPr>
-          <w:rFonts w:ascii="Times New Roman" w:hAnsi="Times New Roman" w:eastAsia="Times New Roman"/>
-          <w:color w:val="000000"/>
-          <w:sz w:val="24"/>
-        </w:rPr>
-        <w:t>Hệ thống được thiết kế theo mô hình ứng dụng web với giao diện thân thiện, hỗ trợ tiếng Việt đầy đủ, responsive trên cả máy tính và máy tính bảng. Các màn hình chính bao gồm:</w:t>
-      </w:r>
-    </w:p>
-    <w:p>
-      <w:pPr>
-        <w:spacing w:line="276" w:lineRule="auto" w:after="60"/>
-        <w:ind w:firstLine="0" w:left="567"/>
-      </w:pPr>
-      <w:r>
-        <w:rPr>
-          <w:rFonts w:ascii="Times New Roman" w:hAnsi="Times New Roman" w:eastAsia="Times New Roman"/>
-          <w:color w:val="000000"/>
-          <w:sz w:val="24"/>
-        </w:rPr>
-        <w:t>• Màn hình đăng nhập: Form nhập tên đăng nhập, mật khẩu, nút “Đăng nhập”. Sau khi đăng nhập, hệ thống chuyển hướng đến giao diện phù hợp với vai trò.</w:t>
-      </w:r>
-    </w:p>
-    <w:p>
-      <w:pPr>
-        <w:spacing w:line="276" w:lineRule="auto" w:after="60"/>
-        <w:ind w:firstLine="0" w:left="567"/>
-      </w:pPr>
-      <w:r>
-        <w:rPr>
-          <w:rFonts w:ascii="Times New Roman" w:hAnsi="Times New Roman" w:eastAsia="Times New Roman"/>
-          <w:color w:val="000000"/>
-          <w:sz w:val="24"/>
-        </w:rPr>
-        <w:t>• Trang chủ / Dashboard: Hiển thị tổng quan: số lượng hàng hóa, tổng giá trị tồn kho, phiếu nhập/xuất chờ duyệt, cảnh báo tồn kho thấp, biểu đồ nhập xuất theo tháng.</w:t>
-      </w:r>
-    </w:p>
-    <w:p>
-      <w:pPr>
-        <w:spacing w:line="276" w:lineRule="auto" w:after="60"/>
-        <w:ind w:firstLine="0" w:left="567"/>
-      </w:pPr>
-      <w:r>
-        <w:rPr>
-          <w:rFonts w:ascii="Times New Roman" w:hAnsi="Times New Roman" w:eastAsia="Times New Roman"/>
-          <w:color w:val="000000"/>
-          <w:sz w:val="24"/>
-        </w:rPr>
-        <w:t>• Quản lý hàng hóa: Danh sách hàng hóa dạng bảng với phân trang, form thêm/sửa hàng hóa, bộ lọc theo nhóm hàng và trạng thái, nút tìm kiếm và xuất Excel.</w:t>
-      </w:r>
-    </w:p>
-    <w:p>
-      <w:pPr>
-        <w:spacing w:line="276" w:lineRule="auto" w:after="60"/>
-        <w:ind w:firstLine="0" w:left="567"/>
-      </w:pPr>
-      <w:r>
-        <w:rPr>
-          <w:rFonts w:ascii="Times New Roman" w:hAnsi="Times New Roman" w:eastAsia="Times New Roman"/>
-          <w:color w:val="000000"/>
-          <w:sz w:val="24"/>
-        </w:rPr>
-        <w:t>• Quản lý nhà cung cấp / khách hàng: Danh sách đối tác, form thêm/sửa, tìm kiếm theo tên hoặc mã.</w:t>
-      </w:r>
-    </w:p>
-    <w:p>
-      <w:pPr>
-        <w:spacing w:line="276" w:lineRule="auto" w:after="60"/>
-        <w:ind w:firstLine="0" w:left="567"/>
-      </w:pPr>
-      <w:r>
-        <w:rPr>
-          <w:rFonts w:ascii="Times New Roman" w:hAnsi="Times New Roman" w:eastAsia="Times New Roman"/>
-          <w:color w:val="000000"/>
-          <w:sz w:val="24"/>
-        </w:rPr>
-        <w:t>• Quản lý kho: Danh sách kho, form thêm/sửa kho, xem chi tiết tồn kho tại từng kho.</w:t>
-      </w:r>
-    </w:p>
-    <w:p>
-      <w:pPr>
-        <w:spacing w:line="276" w:lineRule="auto" w:after="60"/>
-        <w:ind w:firstLine="0" w:left="567"/>
-      </w:pPr>
-      <w:r>
-        <w:rPr>
-          <w:rFonts w:ascii="Times New Roman" w:hAnsi="Times New Roman" w:eastAsia="Times New Roman"/>
-          <w:color w:val="000000"/>
-          <w:sz w:val="24"/>
-        </w:rPr>
-        <w:t>• Quản lý nhập kho: Danh sách phiếu nhập với bộ lọc theo trạng thái và ngày, form lập phiếu nhập (chọn NCC, kho, thêm dòng hàng), form chi tiết phiếu và nút duyệt/từ chối.</w:t>
-      </w:r>
-    </w:p>
-    <w:p>
-      <w:pPr>
-        <w:spacing w:line="276" w:lineRule="auto" w:after="60"/>
-        <w:ind w:firstLine="0" w:left="567"/>
-      </w:pPr>
-      <w:r>
-        <w:rPr>
-          <w:rFonts w:ascii="Times New Roman" w:hAnsi="Times New Roman" w:eastAsia="Times New Roman"/>
-          <w:color w:val="000000"/>
-          <w:sz w:val="24"/>
-        </w:rPr>
-        <w:t>• Quản lý xuất kho: Danh sách phiếu xuất, form lập phiếu xuất (chọn khách hàng, kho, thêm dòng hàng với kiểm tra tồn kho), form chi tiết và nút duyệt/từ chối.</w:t>
-      </w:r>
-    </w:p>
-    <w:p>
-      <w:pPr>
-        <w:spacing w:line="276" w:lineRule="auto" w:after="60"/>
-        <w:ind w:firstLine="0" w:left="567"/>
-      </w:pPr>
-      <w:r>
-        <w:rPr>
-          <w:rFonts w:ascii="Times New Roman" w:hAnsi="Times New Roman" w:eastAsia="Times New Roman"/>
-          <w:color w:val="000000"/>
-          <w:sz w:val="24"/>
-        </w:rPr>
-        <w:t>• Quản lý kiểm kê: Danh sách phiếu kiểm kê, form lập phiếu kiểm kê (chọn kho, nhập số lượng thực tế), hiển thị chênh lệch tự động.</w:t>
-      </w:r>
-    </w:p>
-    <w:p>
-      <w:pPr>
-        <w:spacing w:line="276" w:lineRule="auto" w:after="60"/>
-        <w:ind w:firstLine="0" w:left="567"/>
-      </w:pPr>
-      <w:r>
-        <w:rPr>
-          <w:rFonts w:ascii="Times New Roman" w:hAnsi="Times New Roman" w:eastAsia="Times New Roman"/>
-          <w:color w:val="000000"/>
-          <w:sz w:val="24"/>
-        </w:rPr>
-        <w:t>• Quản lý đơn hàng: Danh sách đơn đặt hàng, form tạo đơn, theo dõi trạng thái đơn.</w:t>
-      </w:r>
-    </w:p>
-    <w:p>
-      <w:pPr>
-        <w:spacing w:line="276" w:lineRule="auto" w:after="60"/>
-        <w:ind w:firstLine="0" w:left="567"/>
-      </w:pPr>
-      <w:r>
-        <w:rPr>
-          <w:rFonts w:ascii="Times New Roman" w:hAnsi="Times New Roman" w:eastAsia="Times New Roman"/>
-          <w:color w:val="000000"/>
-          <w:sz w:val="24"/>
-        </w:rPr>
-        <w:t>• Báo cáo thống kê: Bộ chọn loại báo cáo, form nhập điều kiện, hiển thị báo cáo dạng bảng + biểu đồ, nút xuất PDF/Excel.</w:t>
-      </w:r>
-    </w:p>
-    <w:p>
-      <w:pPr>
-        <w:spacing w:line="276" w:lineRule="auto" w:after="60"/>
-        <w:ind w:firstLine="0" w:left="567"/>
-      </w:pPr>
-      <w:r>
-        <w:rPr>
-          <w:rFonts w:ascii="Times New Roman" w:hAnsi="Times New Roman" w:eastAsia="Times New Roman"/>
-          <w:color w:val="000000"/>
-          <w:sz w:val="24"/>
-        </w:rPr>
-        <w:t>• Quản lý tài khoản: Danh sách tài khoản, form thêm/sửa, phân quyền (chỉ quản trị viên).</w:t>
-      </w:r>
-    </w:p>
-    <w:p>
-      <w:pPr>
-        <w:pStyle w:val="Heading2"/>
-      </w:pPr>
-      <w:r>
-        <w:rPr>
-          <w:rFonts w:ascii="Times New Roman" w:hAnsi="Times New Roman" w:eastAsia="Times New Roman"/>
-          <w:b/>
-          <w:color w:val="000000"/>
-          <w:sz w:val="26"/>
-        </w:rPr>
-        <w:t>7.5 Kết luận chương</w:t>
-      </w:r>
-    </w:p>
-    <w:p>
-      <w:pPr>
-        <w:spacing w:line="276" w:lineRule="auto" w:after="120"/>
-        <w:ind w:firstLine="567"/>
-      </w:pPr>
-      <w:r>
-        <w:rPr>
-          <w:rFonts w:ascii="Times New Roman" w:hAnsi="Times New Roman" w:eastAsia="Times New Roman"/>
-          <w:color w:val="000000"/>
-          <w:sz w:val="24"/>
-        </w:rPr>
-        <w:t>Chương 7 đã trình bày thiết kế cơ sở dữ liệu với mô hình quan hệ tổng thể gồm 16 bảng, đặc tả chi tiết 4 bảng quan trọng (HangHoa, TonKho, PhieuNhapKho, PhieuXuatKho) với đầy đủ thuộc tính, kiểu dữ liệu và ràng buộc. Thiết kế 6 loại báo cáo thống kê chi tiết với đầu vào, công thức, đầu ra và mục đích sử dụng. Cuối cùng, mô tả thiết kế giao diện với 11 màn hình chính. Kết hợp với các chương trước, báo cáo đã hoàn thiện phân tích và thiết kế hệ thống quản lý kho hàng từ khâu khảo sát hiện trạng, mô tả nghiệp vụ, phân tích chức năng, phân tích hành vi và tương tác, đến thiết kế chi tiết các lớp, cơ sở dữ liệu và giao diện.</w:t>
+        <w:t>Chương 7 đã trình bày thiết kế cơ sở dữ liệu với mô hình quan hệ tổng thể gồm 15 bảng, đặc tả chi tiết 4 bảng quan trọng (HangHoa, TonKho, PhieuNhapKho, PhieuXuatKho) với đầy đủ thuộc tính, kiểu dữ liệu và ràng buộc. Cuối cùng, mô tả thiết kế giao diện với 9 màn hình chính. Kết hợp với các chương trước, báo cáo đã hoàn thiện phân tích và thiết kế hệ thống quản lý kho hàng từ khâu khảo sát hiện trạng, mô tả nghiệp vụ, phân tích chức năng, phân tích hành vi và tương tác, đến thiết kế chi tiết các lớp, cơ sở dữ liệu và giao diện.</w:t>
       </w:r>
     </w:p>
     <w:sectPr>

--- a/VIII.HUST/Phân tích và thiết kế hệ thống/BaoCao/BaoCao_QuanLyKhoHang.docx
+++ b/VIII.HUST/Phân tích và thiết kế hệ thống/BaoCao/BaoCao_QuanLyKhoHang.docx
@@ -623,7 +623,7 @@
           <w:color w:val="000000"/>
           <w:sz w:val="24"/>
         </w:rPr>
-        <w:t>2.2  Nghiệp vụ 1: Quản lý tài khoản người dùng (UC01)</w:t>
+        <w:t>2.2  Nghiệp vụ 1: Xác thực người dùng</w:t>
       </w:r>
       <w:r>
         <w:rPr>
@@ -649,7 +649,7 @@
           <w:color w:val="000000"/>
           <w:sz w:val="24"/>
         </w:rPr>
-        <w:t>2.3  Nghiệp vụ 2: Đăng nhập / Đăng xuất (UC02)</w:t>
+        <w:t>2.3  Nghiệp vụ 2: Quản lý tài khoản</w:t>
       </w:r>
       <w:r>
         <w:rPr>
@@ -675,7 +675,7 @@
           <w:color w:val="000000"/>
           <w:sz w:val="24"/>
         </w:rPr>
-        <w:t>2.4  Nghiệp vụ 3: Quản lý nhà cung cấp (UC03)</w:t>
+        <w:t>2.4  Nghiệp vụ 3: Quản lý đối tác</w:t>
       </w:r>
       <w:r>
         <w:rPr>
@@ -701,7 +701,7 @@
           <w:color w:val="000000"/>
           <w:sz w:val="24"/>
         </w:rPr>
-        <w:t>2.5  Nghiệp vụ 4: Quản lý khách hàng (UC04)</w:t>
+        <w:t>2.5  Nghiệp vụ 4: Quản lý hàng hóa và kho</w:t>
       </w:r>
       <w:r>
         <w:rPr>
@@ -727,7 +727,7 @@
           <w:color w:val="000000"/>
           <w:sz w:val="24"/>
         </w:rPr>
-        <w:t>2.6  Nghiệp vụ 5: Quản lý hàng hóa (UC05)</w:t>
+        <w:t>2.6  Nghiệp vụ 5: Nhập kho</w:t>
       </w:r>
       <w:r>
         <w:rPr>
@@ -753,7 +753,7 @@
           <w:color w:val="000000"/>
           <w:sz w:val="24"/>
         </w:rPr>
-        <w:t>2.7  Nghiệp vụ 6: Tìm kiếm hàng hóa (UC06)</w:t>
+        <w:t>2.7  Nghiệp vụ 6: Xuất kho</w:t>
       </w:r>
       <w:r>
         <w:rPr>
@@ -779,7 +779,85 @@
           <w:color w:val="000000"/>
           <w:sz w:val="24"/>
         </w:rPr>
-        <w:t>2.8  Nghiệp vụ 7: Quản lý kho (UC07)</w:t>
+        <w:t>2.8  Sơ đồ hoạt động (Activity Diagram)</w:t>
+      </w:r>
+      <w:r>
+        <w:rPr>
+          <w:rFonts w:ascii="Times New Roman" w:hAnsi="Times New Roman" w:eastAsia="Times New Roman"/>
+          <w:color w:val="000000"/>
+          <w:sz w:val="24"/>
+        </w:rPr>
+        <w:tab/>
+      </w:r>
+    </w:p>
+    <w:p>
+      <w:pPr>
+        <w:tabs>
+          <w:tab w:pos="8787" w:val="right" w:leader="dot"/>
+        </w:tabs>
+        <w:spacing w:after="40" w:before="20" w:line="276" w:lineRule="auto"/>
+        <w:ind w:firstLine="0" w:left="567"/>
+      </w:pPr>
+      <w:r>
+        <w:rPr>
+          <w:rFonts w:ascii="Times New Roman" w:hAnsi="Times New Roman" w:eastAsia="Times New Roman"/>
+          <w:b w:val="0"/>
+          <w:color w:val="000000"/>
+          <w:sz w:val="24"/>
+        </w:rPr>
+        <w:t>2.8.1  Quy trình nhập kho</w:t>
+      </w:r>
+      <w:r>
+        <w:rPr>
+          <w:rFonts w:ascii="Times New Roman" w:hAnsi="Times New Roman" w:eastAsia="Times New Roman"/>
+          <w:color w:val="000000"/>
+          <w:sz w:val="24"/>
+        </w:rPr>
+        <w:tab/>
+      </w:r>
+    </w:p>
+    <w:p>
+      <w:pPr>
+        <w:tabs>
+          <w:tab w:pos="8787" w:val="right" w:leader="dot"/>
+        </w:tabs>
+        <w:spacing w:after="40" w:before="20" w:line="276" w:lineRule="auto"/>
+        <w:ind w:firstLine="0" w:left="567"/>
+      </w:pPr>
+      <w:r>
+        <w:rPr>
+          <w:rFonts w:ascii="Times New Roman" w:hAnsi="Times New Roman" w:eastAsia="Times New Roman"/>
+          <w:b w:val="0"/>
+          <w:color w:val="000000"/>
+          <w:sz w:val="24"/>
+        </w:rPr>
+        <w:t>2.8.2  Quy trình xuất kho</w:t>
+      </w:r>
+      <w:r>
+        <w:rPr>
+          <w:rFonts w:ascii="Times New Roman" w:hAnsi="Times New Roman" w:eastAsia="Times New Roman"/>
+          <w:color w:val="000000"/>
+          <w:sz w:val="24"/>
+        </w:rPr>
+        <w:tab/>
+      </w:r>
+    </w:p>
+    <w:p>
+      <w:pPr>
+        <w:tabs>
+          <w:tab w:pos="8787" w:val="right" w:leader="dot"/>
+        </w:tabs>
+        <w:spacing w:after="40" w:before="20" w:line="276" w:lineRule="auto"/>
+        <w:ind w:firstLine="0" w:left="567"/>
+      </w:pPr>
+      <w:r>
+        <w:rPr>
+          <w:rFonts w:ascii="Times New Roman" w:hAnsi="Times New Roman" w:eastAsia="Times New Roman"/>
+          <w:b w:val="0"/>
+          <w:color w:val="000000"/>
+          <w:sz w:val="24"/>
+        </w:rPr>
+        <w:t>2.8.3  Quy trình kiểm kê</w:t>
       </w:r>
       <w:r>
         <w:rPr>
@@ -805,7 +883,33 @@
           <w:color w:val="000000"/>
           <w:sz w:val="24"/>
         </w:rPr>
-        <w:t>2.9  Nghiệp vụ 8: Tìm kiếm kho (UC08)</w:t>
+        <w:t>2.9  Kết luận chương</w:t>
+      </w:r>
+      <w:r>
+        <w:rPr>
+          <w:rFonts w:ascii="Times New Roman" w:hAnsi="Times New Roman" w:eastAsia="Times New Roman"/>
+          <w:color w:val="000000"/>
+          <w:sz w:val="24"/>
+        </w:rPr>
+        <w:tab/>
+      </w:r>
+    </w:p>
+    <w:p>
+      <w:pPr>
+        <w:tabs>
+          <w:tab w:pos="8787" w:val="right" w:leader="dot"/>
+        </w:tabs>
+        <w:spacing w:after="40" w:before="20" w:line="276" w:lineRule="auto"/>
+        <w:ind w:firstLine="0" w:left="0"/>
+      </w:pPr>
+      <w:r>
+        <w:rPr>
+          <w:rFonts w:ascii="Times New Roman" w:hAnsi="Times New Roman" w:eastAsia="Times New Roman"/>
+          <w:b/>
+          <w:color w:val="000000"/>
+          <w:sz w:val="24"/>
+        </w:rPr>
+        <w:t>3  PHÂN TÍCH CHỨC NĂNG</w:t>
       </w:r>
       <w:r>
         <w:rPr>
@@ -831,7 +935,7 @@
           <w:color w:val="000000"/>
           <w:sz w:val="24"/>
         </w:rPr>
-        <w:t>2.10  Nghiệp vụ 9: Lập phiếu nhập kho (UC09)</w:t>
+        <w:t>3.1  Phân tích tác nhân</w:t>
       </w:r>
       <w:r>
         <w:rPr>
@@ -857,7 +961,7 @@
           <w:color w:val="000000"/>
           <w:sz w:val="24"/>
         </w:rPr>
-        <w:t>2.11  Nghiệp vụ 10: Lập phiếu xuất kho (UC10)</w:t>
+        <w:t>3.2  Sơ đồ phân cấp chức năng (BFD)</w:t>
       </w:r>
       <w:r>
         <w:rPr>
@@ -883,7 +987,7 @@
           <w:color w:val="000000"/>
           <w:sz w:val="24"/>
         </w:rPr>
-        <w:t>2.12  Sơ đồ hoạt động (Activity Diagram)</w:t>
+        <w:t>3.3  Sơ đồ luồng dữ liệu (DFD)</w:t>
       </w:r>
       <w:r>
         <w:rPr>
@@ -909,7 +1013,7 @@
           <w:color w:val="000000"/>
           <w:sz w:val="24"/>
         </w:rPr>
-        <w:t>2.12.1  Quy trình nhập kho</w:t>
+        <w:t>3.3.1  DFD cấp 0</w:t>
       </w:r>
       <w:r>
         <w:rPr>
@@ -935,7 +1039,111 @@
           <w:color w:val="000000"/>
           <w:sz w:val="24"/>
         </w:rPr>
-        <w:t>2.12.2  Quy trình xuất kho</w:t>
+        <w:t>3.3.2  DFD cấp 1</w:t>
+      </w:r>
+      <w:r>
+        <w:rPr>
+          <w:rFonts w:ascii="Times New Roman" w:hAnsi="Times New Roman" w:eastAsia="Times New Roman"/>
+          <w:color w:val="000000"/>
+          <w:sz w:val="24"/>
+        </w:rPr>
+        <w:tab/>
+      </w:r>
+    </w:p>
+    <w:p>
+      <w:pPr>
+        <w:tabs>
+          <w:tab w:pos="8787" w:val="right" w:leader="dot"/>
+        </w:tabs>
+        <w:spacing w:after="40" w:before="20" w:line="276" w:lineRule="auto"/>
+        <w:ind w:firstLine="0" w:left="283"/>
+      </w:pPr>
+      <w:r>
+        <w:rPr>
+          <w:rFonts w:ascii="Times New Roman" w:hAnsi="Times New Roman" w:eastAsia="Times New Roman"/>
+          <w:b w:val="0"/>
+          <w:color w:val="000000"/>
+          <w:sz w:val="24"/>
+        </w:rPr>
+        <w:t>3.4  Use case: nguyên tắc và danh sách (10 UC)</w:t>
+      </w:r>
+      <w:r>
+        <w:rPr>
+          <w:rFonts w:ascii="Times New Roman" w:hAnsi="Times New Roman" w:eastAsia="Times New Roman"/>
+          <w:color w:val="000000"/>
+          <w:sz w:val="24"/>
+        </w:rPr>
+        <w:tab/>
+      </w:r>
+    </w:p>
+    <w:p>
+      <w:pPr>
+        <w:tabs>
+          <w:tab w:pos="8787" w:val="right" w:leader="dot"/>
+        </w:tabs>
+        <w:spacing w:after="40" w:before="20" w:line="276" w:lineRule="auto"/>
+        <w:ind w:firstLine="0" w:left="283"/>
+      </w:pPr>
+      <w:r>
+        <w:rPr>
+          <w:rFonts w:ascii="Times New Roman" w:hAnsi="Times New Roman" w:eastAsia="Times New Roman"/>
+          <w:b w:val="0"/>
+          <w:color w:val="000000"/>
+          <w:sz w:val="24"/>
+        </w:rPr>
+        <w:t>3.5  Sơ đồ use case tổng quát</w:t>
+      </w:r>
+      <w:r>
+        <w:rPr>
+          <w:rFonts w:ascii="Times New Roman" w:hAnsi="Times New Roman" w:eastAsia="Times New Roman"/>
+          <w:color w:val="000000"/>
+          <w:sz w:val="24"/>
+        </w:rPr>
+        <w:tab/>
+      </w:r>
+    </w:p>
+    <w:p>
+      <w:pPr>
+        <w:tabs>
+          <w:tab w:pos="8787" w:val="right" w:leader="dot"/>
+        </w:tabs>
+        <w:spacing w:after="40" w:before="20" w:line="276" w:lineRule="auto"/>
+        <w:ind w:firstLine="0" w:left="283"/>
+      </w:pPr>
+      <w:r>
+        <w:rPr>
+          <w:rFonts w:ascii="Times New Roman" w:hAnsi="Times New Roman" w:eastAsia="Times New Roman"/>
+          <w:b w:val="0"/>
+          <w:color w:val="000000"/>
+          <w:sz w:val="24"/>
+        </w:rPr>
+        <w:t>3.6  Sơ đồ use case phân rã</w:t>
+      </w:r>
+      <w:r>
+        <w:rPr>
+          <w:rFonts w:ascii="Times New Roman" w:hAnsi="Times New Roman" w:eastAsia="Times New Roman"/>
+          <w:color w:val="000000"/>
+          <w:sz w:val="24"/>
+        </w:rPr>
+        <w:tab/>
+      </w:r>
+    </w:p>
+    <w:p>
+      <w:pPr>
+        <w:tabs>
+          <w:tab w:pos="8787" w:val="right" w:leader="dot"/>
+        </w:tabs>
+        <w:spacing w:after="40" w:before="20" w:line="276" w:lineRule="auto"/>
+        <w:ind w:firstLine="0" w:left="283"/>
+      </w:pPr>
+      <w:r>
+        <w:rPr>
+          <w:rFonts w:ascii="Times New Roman" w:hAnsi="Times New Roman" w:eastAsia="Times New Roman"/>
+          <w:b w:val="0"/>
+          <w:color w:val="000000"/>
+          <w:sz w:val="24"/>
+        </w:rPr>
+        <w:t>3.7  Đặc tả use case</w:t>
       </w:r>
       <w:r>
         <w:rPr>
@@ -961,7 +1169,241 @@
           <w:color w:val="000000"/>
           <w:sz w:val="24"/>
         </w:rPr>
-        <w:t>2.12.3  Quy trình kiểm kê tồn kho</w:t>
+        <w:t>3.7.1  UC01 -- Đăng nhập</w:t>
+      </w:r>
+      <w:r>
+        <w:rPr>
+          <w:rFonts w:ascii="Times New Roman" w:hAnsi="Times New Roman" w:eastAsia="Times New Roman"/>
+          <w:color w:val="000000"/>
+          <w:sz w:val="24"/>
+        </w:rPr>
+        <w:tab/>
+      </w:r>
+    </w:p>
+    <w:p>
+      <w:pPr>
+        <w:tabs>
+          <w:tab w:pos="8787" w:val="right" w:leader="dot"/>
+        </w:tabs>
+        <w:spacing w:after="40" w:before="20" w:line="276" w:lineRule="auto"/>
+        <w:ind w:firstLine="0" w:left="567"/>
+      </w:pPr>
+      <w:r>
+        <w:rPr>
+          <w:rFonts w:ascii="Times New Roman" w:hAnsi="Times New Roman" w:eastAsia="Times New Roman"/>
+          <w:b w:val="0"/>
+          <w:color w:val="000000"/>
+          <w:sz w:val="24"/>
+        </w:rPr>
+        <w:t>3.7.2  UC02 -- Đăng xuất</w:t>
+      </w:r>
+      <w:r>
+        <w:rPr>
+          <w:rFonts w:ascii="Times New Roman" w:hAnsi="Times New Roman" w:eastAsia="Times New Roman"/>
+          <w:color w:val="000000"/>
+          <w:sz w:val="24"/>
+        </w:rPr>
+        <w:tab/>
+      </w:r>
+    </w:p>
+    <w:p>
+      <w:pPr>
+        <w:tabs>
+          <w:tab w:pos="8787" w:val="right" w:leader="dot"/>
+        </w:tabs>
+        <w:spacing w:after="40" w:before="20" w:line="276" w:lineRule="auto"/>
+        <w:ind w:firstLine="0" w:left="567"/>
+      </w:pPr>
+      <w:r>
+        <w:rPr>
+          <w:rFonts w:ascii="Times New Roman" w:hAnsi="Times New Roman" w:eastAsia="Times New Roman"/>
+          <w:b w:val="0"/>
+          <w:color w:val="000000"/>
+          <w:sz w:val="24"/>
+        </w:rPr>
+        <w:t>3.7.3  UC03 -- Thêm tài khoản</w:t>
+      </w:r>
+      <w:r>
+        <w:rPr>
+          <w:rFonts w:ascii="Times New Roman" w:hAnsi="Times New Roman" w:eastAsia="Times New Roman"/>
+          <w:color w:val="000000"/>
+          <w:sz w:val="24"/>
+        </w:rPr>
+        <w:tab/>
+      </w:r>
+    </w:p>
+    <w:p>
+      <w:pPr>
+        <w:tabs>
+          <w:tab w:pos="8787" w:val="right" w:leader="dot"/>
+        </w:tabs>
+        <w:spacing w:after="40" w:before="20" w:line="276" w:lineRule="auto"/>
+        <w:ind w:firstLine="0" w:left="567"/>
+      </w:pPr>
+      <w:r>
+        <w:rPr>
+          <w:rFonts w:ascii="Times New Roman" w:hAnsi="Times New Roman" w:eastAsia="Times New Roman"/>
+          <w:b w:val="0"/>
+          <w:color w:val="000000"/>
+          <w:sz w:val="24"/>
+        </w:rPr>
+        <w:t>3.7.4  UC04 -- Thêm nhà cung cấp</w:t>
+      </w:r>
+      <w:r>
+        <w:rPr>
+          <w:rFonts w:ascii="Times New Roman" w:hAnsi="Times New Roman" w:eastAsia="Times New Roman"/>
+          <w:color w:val="000000"/>
+          <w:sz w:val="24"/>
+        </w:rPr>
+        <w:tab/>
+      </w:r>
+    </w:p>
+    <w:p>
+      <w:pPr>
+        <w:tabs>
+          <w:tab w:pos="8787" w:val="right" w:leader="dot"/>
+        </w:tabs>
+        <w:spacing w:after="40" w:before="20" w:line="276" w:lineRule="auto"/>
+        <w:ind w:firstLine="0" w:left="567"/>
+      </w:pPr>
+      <w:r>
+        <w:rPr>
+          <w:rFonts w:ascii="Times New Roman" w:hAnsi="Times New Roman" w:eastAsia="Times New Roman"/>
+          <w:b w:val="0"/>
+          <w:color w:val="000000"/>
+          <w:sz w:val="24"/>
+        </w:rPr>
+        <w:t>3.7.5  UC05 -- Thêm khách hàng</w:t>
+      </w:r>
+      <w:r>
+        <w:rPr>
+          <w:rFonts w:ascii="Times New Roman" w:hAnsi="Times New Roman" w:eastAsia="Times New Roman"/>
+          <w:color w:val="000000"/>
+          <w:sz w:val="24"/>
+        </w:rPr>
+        <w:tab/>
+      </w:r>
+    </w:p>
+    <w:p>
+      <w:pPr>
+        <w:tabs>
+          <w:tab w:pos="8787" w:val="right" w:leader="dot"/>
+        </w:tabs>
+        <w:spacing w:after="40" w:before="20" w:line="276" w:lineRule="auto"/>
+        <w:ind w:firstLine="0" w:left="567"/>
+      </w:pPr>
+      <w:r>
+        <w:rPr>
+          <w:rFonts w:ascii="Times New Roman" w:hAnsi="Times New Roman" w:eastAsia="Times New Roman"/>
+          <w:b w:val="0"/>
+          <w:color w:val="000000"/>
+          <w:sz w:val="24"/>
+        </w:rPr>
+        <w:t>3.7.6  UC06 -- Thêm hàng hóa</w:t>
+      </w:r>
+      <w:r>
+        <w:rPr>
+          <w:rFonts w:ascii="Times New Roman" w:hAnsi="Times New Roman" w:eastAsia="Times New Roman"/>
+          <w:color w:val="000000"/>
+          <w:sz w:val="24"/>
+        </w:rPr>
+        <w:tab/>
+      </w:r>
+    </w:p>
+    <w:p>
+      <w:pPr>
+        <w:tabs>
+          <w:tab w:pos="8787" w:val="right" w:leader="dot"/>
+        </w:tabs>
+        <w:spacing w:after="40" w:before="20" w:line="276" w:lineRule="auto"/>
+        <w:ind w:firstLine="0" w:left="567"/>
+      </w:pPr>
+      <w:r>
+        <w:rPr>
+          <w:rFonts w:ascii="Times New Roman" w:hAnsi="Times New Roman" w:eastAsia="Times New Roman"/>
+          <w:b w:val="0"/>
+          <w:color w:val="000000"/>
+          <w:sz w:val="24"/>
+        </w:rPr>
+        <w:t>3.7.7  UC07 -- Tìm kiếm hàng hóa</w:t>
+      </w:r>
+      <w:r>
+        <w:rPr>
+          <w:rFonts w:ascii="Times New Roman" w:hAnsi="Times New Roman" w:eastAsia="Times New Roman"/>
+          <w:color w:val="000000"/>
+          <w:sz w:val="24"/>
+        </w:rPr>
+        <w:tab/>
+      </w:r>
+    </w:p>
+    <w:p>
+      <w:pPr>
+        <w:tabs>
+          <w:tab w:pos="8787" w:val="right" w:leader="dot"/>
+        </w:tabs>
+        <w:spacing w:after="40" w:before="20" w:line="276" w:lineRule="auto"/>
+        <w:ind w:firstLine="0" w:left="567"/>
+      </w:pPr>
+      <w:r>
+        <w:rPr>
+          <w:rFonts w:ascii="Times New Roman" w:hAnsi="Times New Roman" w:eastAsia="Times New Roman"/>
+          <w:b w:val="0"/>
+          <w:color w:val="000000"/>
+          <w:sz w:val="24"/>
+        </w:rPr>
+        <w:t>3.7.8  UC08 -- Thêm kho</w:t>
+      </w:r>
+      <w:r>
+        <w:rPr>
+          <w:rFonts w:ascii="Times New Roman" w:hAnsi="Times New Roman" w:eastAsia="Times New Roman"/>
+          <w:color w:val="000000"/>
+          <w:sz w:val="24"/>
+        </w:rPr>
+        <w:tab/>
+      </w:r>
+    </w:p>
+    <w:p>
+      <w:pPr>
+        <w:tabs>
+          <w:tab w:pos="8787" w:val="right" w:leader="dot"/>
+        </w:tabs>
+        <w:spacing w:after="40" w:before="20" w:line="276" w:lineRule="auto"/>
+        <w:ind w:firstLine="0" w:left="567"/>
+      </w:pPr>
+      <w:r>
+        <w:rPr>
+          <w:rFonts w:ascii="Times New Roman" w:hAnsi="Times New Roman" w:eastAsia="Times New Roman"/>
+          <w:b w:val="0"/>
+          <w:color w:val="000000"/>
+          <w:sz w:val="24"/>
+        </w:rPr>
+        <w:t>3.7.9  UC09 -- Lập phiếu nhập kho</w:t>
+      </w:r>
+      <w:r>
+        <w:rPr>
+          <w:rFonts w:ascii="Times New Roman" w:hAnsi="Times New Roman" w:eastAsia="Times New Roman"/>
+          <w:color w:val="000000"/>
+          <w:sz w:val="24"/>
+        </w:rPr>
+        <w:tab/>
+      </w:r>
+    </w:p>
+    <w:p>
+      <w:pPr>
+        <w:tabs>
+          <w:tab w:pos="8787" w:val="right" w:leader="dot"/>
+        </w:tabs>
+        <w:spacing w:after="40" w:before="20" w:line="276" w:lineRule="auto"/>
+        <w:ind w:firstLine="0" w:left="567"/>
+      </w:pPr>
+      <w:r>
+        <w:rPr>
+          <w:rFonts w:ascii="Times New Roman" w:hAnsi="Times New Roman" w:eastAsia="Times New Roman"/>
+          <w:b w:val="0"/>
+          <w:color w:val="000000"/>
+          <w:sz w:val="24"/>
+        </w:rPr>
+        <w:t>3.7.10  UC10 -- Lập phiếu xuất kho</w:t>
       </w:r>
       <w:r>
         <w:rPr>
@@ -987,7 +1429,7 @@
           <w:color w:val="000000"/>
           <w:sz w:val="24"/>
         </w:rPr>
-        <w:t>2.13  Kết luận chương</w:t>
+        <w:t>3.8  Kết luận chương</w:t>
       </w:r>
       <w:r>
         <w:rPr>
@@ -1013,7 +1455,7 @@
           <w:color w:val="000000"/>
           <w:sz w:val="24"/>
         </w:rPr>
-        <w:t>3  PHÂN TÍCH CHỨC NĂNG</w:t>
+        <w:t>4  PHÂN TÍCH HÀNH VI</w:t>
       </w:r>
       <w:r>
         <w:rPr>
@@ -1039,7 +1481,7 @@
           <w:color w:val="000000"/>
           <w:sz w:val="24"/>
         </w:rPr>
-        <w:t>3.1  Phân tích tác nhân</w:t>
+        <w:t>4.1  Sơ đồ lớp tổng thể</w:t>
       </w:r>
       <w:r>
         <w:rPr>
@@ -1065,7 +1507,85 @@
           <w:color w:val="000000"/>
           <w:sz w:val="24"/>
         </w:rPr>
-        <w:t>3.2  Sơ đồ phân cấp chức năng (BFD)</w:t>
+        <w:t>4.2  Biểu đồ lớp trong ca sử dụng</w:t>
+      </w:r>
+      <w:r>
+        <w:rPr>
+          <w:rFonts w:ascii="Times New Roman" w:hAnsi="Times New Roman" w:eastAsia="Times New Roman"/>
+          <w:color w:val="000000"/>
+          <w:sz w:val="24"/>
+        </w:rPr>
+        <w:tab/>
+      </w:r>
+    </w:p>
+    <w:p>
+      <w:pPr>
+        <w:tabs>
+          <w:tab w:pos="8787" w:val="right" w:leader="dot"/>
+        </w:tabs>
+        <w:spacing w:after="40" w:before="20" w:line="276" w:lineRule="auto"/>
+        <w:ind w:firstLine="0" w:left="567"/>
+      </w:pPr>
+      <w:r>
+        <w:rPr>
+          <w:rFonts w:ascii="Times New Roman" w:hAnsi="Times New Roman" w:eastAsia="Times New Roman"/>
+          <w:b w:val="0"/>
+          <w:color w:val="000000"/>
+          <w:sz w:val="24"/>
+        </w:rPr>
+        <w:t>4.2.1  UC06 -- Thêm hàng hóa</w:t>
+      </w:r>
+      <w:r>
+        <w:rPr>
+          <w:rFonts w:ascii="Times New Roman" w:hAnsi="Times New Roman" w:eastAsia="Times New Roman"/>
+          <w:color w:val="000000"/>
+          <w:sz w:val="24"/>
+        </w:rPr>
+        <w:tab/>
+      </w:r>
+    </w:p>
+    <w:p>
+      <w:pPr>
+        <w:tabs>
+          <w:tab w:pos="8787" w:val="right" w:leader="dot"/>
+        </w:tabs>
+        <w:spacing w:after="40" w:before="20" w:line="276" w:lineRule="auto"/>
+        <w:ind w:firstLine="0" w:left="567"/>
+      </w:pPr>
+      <w:r>
+        <w:rPr>
+          <w:rFonts w:ascii="Times New Roman" w:hAnsi="Times New Roman" w:eastAsia="Times New Roman"/>
+          <w:b w:val="0"/>
+          <w:color w:val="000000"/>
+          <w:sz w:val="24"/>
+        </w:rPr>
+        <w:t>4.2.2  UC09 -- Lập phiếu nhập kho</w:t>
+      </w:r>
+      <w:r>
+        <w:rPr>
+          <w:rFonts w:ascii="Times New Roman" w:hAnsi="Times New Roman" w:eastAsia="Times New Roman"/>
+          <w:color w:val="000000"/>
+          <w:sz w:val="24"/>
+        </w:rPr>
+        <w:tab/>
+      </w:r>
+    </w:p>
+    <w:p>
+      <w:pPr>
+        <w:tabs>
+          <w:tab w:pos="8787" w:val="right" w:leader="dot"/>
+        </w:tabs>
+        <w:spacing w:after="40" w:before="20" w:line="276" w:lineRule="auto"/>
+        <w:ind w:firstLine="0" w:left="567"/>
+      </w:pPr>
+      <w:r>
+        <w:rPr>
+          <w:rFonts w:ascii="Times New Roman" w:hAnsi="Times New Roman" w:eastAsia="Times New Roman"/>
+          <w:b w:val="0"/>
+          <w:color w:val="000000"/>
+          <w:sz w:val="24"/>
+        </w:rPr>
+        <w:t>4.2.3  UC10 -- Lập phiếu xuất kho</w:t>
       </w:r>
       <w:r>
         <w:rPr>
@@ -1091,7 +1611,189 @@
           <w:color w:val="000000"/>
           <w:sz w:val="24"/>
         </w:rPr>
-        <w:t>3.3  Sơ đồ luồng dữ liệu (DFD)</w:t>
+        <w:t>4.3  Kết luận chương</w:t>
+      </w:r>
+      <w:r>
+        <w:rPr>
+          <w:rFonts w:ascii="Times New Roman" w:hAnsi="Times New Roman" w:eastAsia="Times New Roman"/>
+          <w:color w:val="000000"/>
+          <w:sz w:val="24"/>
+        </w:rPr>
+        <w:tab/>
+      </w:r>
+    </w:p>
+    <w:p>
+      <w:pPr>
+        <w:tabs>
+          <w:tab w:pos="8787" w:val="right" w:leader="dot"/>
+        </w:tabs>
+        <w:spacing w:after="40" w:before="20" w:line="276" w:lineRule="auto"/>
+        <w:ind w:firstLine="0" w:left="0"/>
+      </w:pPr>
+      <w:r>
+        <w:rPr>
+          <w:rFonts w:ascii="Times New Roman" w:hAnsi="Times New Roman" w:eastAsia="Times New Roman"/>
+          <w:b/>
+          <w:color w:val="000000"/>
+          <w:sz w:val="24"/>
+        </w:rPr>
+        <w:t>5  PHÂN TÍCH TƯƠNG TÁC</w:t>
+      </w:r>
+      <w:r>
+        <w:rPr>
+          <w:rFonts w:ascii="Times New Roman" w:hAnsi="Times New Roman" w:eastAsia="Times New Roman"/>
+          <w:color w:val="000000"/>
+          <w:sz w:val="24"/>
+        </w:rPr>
+        <w:tab/>
+      </w:r>
+    </w:p>
+    <w:p>
+      <w:pPr>
+        <w:tabs>
+          <w:tab w:pos="8787" w:val="right" w:leader="dot"/>
+        </w:tabs>
+        <w:spacing w:after="40" w:before="20" w:line="276" w:lineRule="auto"/>
+        <w:ind w:firstLine="0" w:left="283"/>
+      </w:pPr>
+      <w:r>
+        <w:rPr>
+          <w:rFonts w:ascii="Times New Roman" w:hAnsi="Times New Roman" w:eastAsia="Times New Roman"/>
+          <w:b w:val="0"/>
+          <w:color w:val="000000"/>
+          <w:sz w:val="24"/>
+        </w:rPr>
+        <w:t>5.1  Giới thiệu</w:t>
+      </w:r>
+      <w:r>
+        <w:rPr>
+          <w:rFonts w:ascii="Times New Roman" w:hAnsi="Times New Roman" w:eastAsia="Times New Roman"/>
+          <w:color w:val="000000"/>
+          <w:sz w:val="24"/>
+        </w:rPr>
+        <w:tab/>
+      </w:r>
+    </w:p>
+    <w:p>
+      <w:pPr>
+        <w:tabs>
+          <w:tab w:pos="8787" w:val="right" w:leader="dot"/>
+        </w:tabs>
+        <w:spacing w:after="40" w:before="20" w:line="276" w:lineRule="auto"/>
+        <w:ind w:firstLine="0" w:left="283"/>
+      </w:pPr>
+      <w:r>
+        <w:rPr>
+          <w:rFonts w:ascii="Times New Roman" w:hAnsi="Times New Roman" w:eastAsia="Times New Roman"/>
+          <w:b w:val="0"/>
+          <w:color w:val="000000"/>
+          <w:sz w:val="24"/>
+        </w:rPr>
+        <w:t>5.2  UC06 -- Thêm hàng hóa</w:t>
+      </w:r>
+      <w:r>
+        <w:rPr>
+          <w:rFonts w:ascii="Times New Roman" w:hAnsi="Times New Roman" w:eastAsia="Times New Roman"/>
+          <w:color w:val="000000"/>
+          <w:sz w:val="24"/>
+        </w:rPr>
+        <w:tab/>
+      </w:r>
+    </w:p>
+    <w:p>
+      <w:pPr>
+        <w:tabs>
+          <w:tab w:pos="8787" w:val="right" w:leader="dot"/>
+        </w:tabs>
+        <w:spacing w:after="40" w:before="20" w:line="276" w:lineRule="auto"/>
+        <w:ind w:firstLine="0" w:left="283"/>
+      </w:pPr>
+      <w:r>
+        <w:rPr>
+          <w:rFonts w:ascii="Times New Roman" w:hAnsi="Times New Roman" w:eastAsia="Times New Roman"/>
+          <w:b w:val="0"/>
+          <w:color w:val="000000"/>
+          <w:sz w:val="24"/>
+        </w:rPr>
+        <w:t>5.3  UC07 -- Tìm kiếm hàng hóa</w:t>
+      </w:r>
+      <w:r>
+        <w:rPr>
+          <w:rFonts w:ascii="Times New Roman" w:hAnsi="Times New Roman" w:eastAsia="Times New Roman"/>
+          <w:color w:val="000000"/>
+          <w:sz w:val="24"/>
+        </w:rPr>
+        <w:tab/>
+      </w:r>
+    </w:p>
+    <w:p>
+      <w:pPr>
+        <w:tabs>
+          <w:tab w:pos="8787" w:val="right" w:leader="dot"/>
+        </w:tabs>
+        <w:spacing w:after="40" w:before="20" w:line="276" w:lineRule="auto"/>
+        <w:ind w:firstLine="0" w:left="283"/>
+      </w:pPr>
+      <w:r>
+        <w:rPr>
+          <w:rFonts w:ascii="Times New Roman" w:hAnsi="Times New Roman" w:eastAsia="Times New Roman"/>
+          <w:b w:val="0"/>
+          <w:color w:val="000000"/>
+          <w:sz w:val="24"/>
+        </w:rPr>
+        <w:t>5.4  UC09 -- Lập phiếu nhập kho</w:t>
+      </w:r>
+      <w:r>
+        <w:rPr>
+          <w:rFonts w:ascii="Times New Roman" w:hAnsi="Times New Roman" w:eastAsia="Times New Roman"/>
+          <w:color w:val="000000"/>
+          <w:sz w:val="24"/>
+        </w:rPr>
+        <w:tab/>
+      </w:r>
+    </w:p>
+    <w:p>
+      <w:pPr>
+        <w:tabs>
+          <w:tab w:pos="8787" w:val="right" w:leader="dot"/>
+        </w:tabs>
+        <w:spacing w:after="40" w:before="20" w:line="276" w:lineRule="auto"/>
+        <w:ind w:firstLine="0" w:left="283"/>
+      </w:pPr>
+      <w:r>
+        <w:rPr>
+          <w:rFonts w:ascii="Times New Roman" w:hAnsi="Times New Roman" w:eastAsia="Times New Roman"/>
+          <w:b w:val="0"/>
+          <w:color w:val="000000"/>
+          <w:sz w:val="24"/>
+        </w:rPr>
+        <w:t>5.5  UC10 -- Lập phiếu xuất kho</w:t>
+      </w:r>
+      <w:r>
+        <w:rPr>
+          <w:rFonts w:ascii="Times New Roman" w:hAnsi="Times New Roman" w:eastAsia="Times New Roman"/>
+          <w:color w:val="000000"/>
+          <w:sz w:val="24"/>
+        </w:rPr>
+        <w:tab/>
+      </w:r>
+    </w:p>
+    <w:p>
+      <w:pPr>
+        <w:tabs>
+          <w:tab w:pos="8787" w:val="right" w:leader="dot"/>
+        </w:tabs>
+        <w:spacing w:after="40" w:before="20" w:line="276" w:lineRule="auto"/>
+        <w:ind w:firstLine="0" w:left="283"/>
+      </w:pPr>
+      <w:r>
+        <w:rPr>
+          <w:rFonts w:ascii="Times New Roman" w:hAnsi="Times New Roman" w:eastAsia="Times New Roman"/>
+          <w:b w:val="0"/>
+          <w:color w:val="000000"/>
+          <w:sz w:val="24"/>
+        </w:rPr>
+        <w:t>5.6  Biểu đồ trạng thái (State Machine Diagram)</w:t>
       </w:r>
       <w:r>
         <w:rPr>
@@ -1117,7 +1819,7 @@
           <w:color w:val="000000"/>
           <w:sz w:val="24"/>
         </w:rPr>
-        <w:t>3.3.1  DFD cấp 0 (Context Diagram)</w:t>
+        <w:t>5.6.1  Trạng thái phiếu nhập kho</w:t>
       </w:r>
       <w:r>
         <w:rPr>
@@ -1143,7 +1845,7 @@
           <w:color w:val="000000"/>
           <w:sz w:val="24"/>
         </w:rPr>
-        <w:t>3.3.2  DFD cấp 1</w:t>
+        <w:t>5.6.2  Trạng thái phiếu xuất kho</w:t>
       </w:r>
       <w:r>
         <w:rPr>
@@ -1169,7 +1871,33 @@
           <w:color w:val="000000"/>
           <w:sz w:val="24"/>
         </w:rPr>
-        <w:t>3.4  Sơ đồ use case tổng quát</w:t>
+        <w:t>5.7  Kết luận chương</w:t>
+      </w:r>
+      <w:r>
+        <w:rPr>
+          <w:rFonts w:ascii="Times New Roman" w:hAnsi="Times New Roman" w:eastAsia="Times New Roman"/>
+          <w:color w:val="000000"/>
+          <w:sz w:val="24"/>
+        </w:rPr>
+        <w:tab/>
+      </w:r>
+    </w:p>
+    <w:p>
+      <w:pPr>
+        <w:tabs>
+          <w:tab w:pos="8787" w:val="right" w:leader="dot"/>
+        </w:tabs>
+        <w:spacing w:after="40" w:before="20" w:line="276" w:lineRule="auto"/>
+        <w:ind w:firstLine="0" w:left="0"/>
+      </w:pPr>
+      <w:r>
+        <w:rPr>
+          <w:rFonts w:ascii="Times New Roman" w:hAnsi="Times New Roman" w:eastAsia="Times New Roman"/>
+          <w:b/>
+          <w:color w:val="000000"/>
+          <w:sz w:val="24"/>
+        </w:rPr>
+        <w:t>6  THIẾT KẾ CÁC LỚP CHI TIẾT</w:t>
       </w:r>
       <w:r>
         <w:rPr>
@@ -1195,7 +1923,7 @@
           <w:color w:val="000000"/>
           <w:sz w:val="24"/>
         </w:rPr>
-        <w:t>3.5  Sơ đồ use case phân rã</w:t>
+        <w:t>6.1  Bảng mô tả các lớp</w:t>
       </w:r>
       <w:r>
         <w:rPr>
@@ -1221,7 +1949,33 @@
           <w:color w:val="000000"/>
           <w:sz w:val="24"/>
         </w:rPr>
-        <w:t>3.6  Đặc tả use case</w:t>
+        <w:t>6.2  Bảng mô tả quan hệ giữa các lớp</w:t>
+      </w:r>
+      <w:r>
+        <w:rPr>
+          <w:rFonts w:ascii="Times New Roman" w:hAnsi="Times New Roman" w:eastAsia="Times New Roman"/>
+          <w:color w:val="000000"/>
+          <w:sz w:val="24"/>
+        </w:rPr>
+        <w:tab/>
+      </w:r>
+    </w:p>
+    <w:p>
+      <w:pPr>
+        <w:tabs>
+          <w:tab w:pos="8787" w:val="right" w:leader="dot"/>
+        </w:tabs>
+        <w:spacing w:after="40" w:before="20" w:line="276" w:lineRule="auto"/>
+        <w:ind w:firstLine="0" w:left="283"/>
+      </w:pPr>
+      <w:r>
+        <w:rPr>
+          <w:rFonts w:ascii="Times New Roman" w:hAnsi="Times New Roman" w:eastAsia="Times New Roman"/>
+          <w:b w:val="0"/>
+          <w:color w:val="000000"/>
+          <w:sz w:val="24"/>
+        </w:rPr>
+        <w:t>6.3  Các phương thức chính của lớp</w:t>
       </w:r>
       <w:r>
         <w:rPr>
@@ -1247,7 +2001,7 @@
           <w:color w:val="000000"/>
           <w:sz w:val="24"/>
         </w:rPr>
-        <w:t>3.6.1  UC01 -- Quản lý tài khoản người dùng</w:t>
+        <w:t>6.3.1  Lớp NguoiDung</w:t>
       </w:r>
       <w:r>
         <w:rPr>
@@ -1273,7 +2027,7 @@
           <w:color w:val="000000"/>
           <w:sz w:val="24"/>
         </w:rPr>
-        <w:t>3.6.2  UC02 -- Đăng nhập / Đăng xuất</w:t>
+        <w:t>6.3.2  Lớp HangHoa</w:t>
       </w:r>
       <w:r>
         <w:rPr>
@@ -1299,7 +2053,7 @@
           <w:color w:val="000000"/>
           <w:sz w:val="24"/>
         </w:rPr>
-        <w:t>3.6.3  UC03 -- Quản lý nhà cung cấp</w:t>
+        <w:t>6.3.3  Lớp PhieuNhapKho</w:t>
       </w:r>
       <w:r>
         <w:rPr>
@@ -1325,7 +2079,7 @@
           <w:color w:val="000000"/>
           <w:sz w:val="24"/>
         </w:rPr>
-        <w:t>3.6.4  UC04 -- Quản lý khách hàng</w:t>
+        <w:t>6.3.4  Lớp PhieuXuatKho</w:t>
       </w:r>
       <w:r>
         <w:rPr>
@@ -1351,7 +2105,137 @@
           <w:color w:val="000000"/>
           <w:sz w:val="24"/>
         </w:rPr>
-        <w:t>3.6.5  UC05 -- Quản lý hàng hóa</w:t>
+        <w:t>6.3.5  Lớp TonKho</w:t>
+      </w:r>
+      <w:r>
+        <w:rPr>
+          <w:rFonts w:ascii="Times New Roman" w:hAnsi="Times New Roman" w:eastAsia="Times New Roman"/>
+          <w:color w:val="000000"/>
+          <w:sz w:val="24"/>
+        </w:rPr>
+        <w:tab/>
+      </w:r>
+    </w:p>
+    <w:p>
+      <w:pPr>
+        <w:tabs>
+          <w:tab w:pos="8787" w:val="right" w:leader="dot"/>
+        </w:tabs>
+        <w:spacing w:after="40" w:before="20" w:line="276" w:lineRule="auto"/>
+        <w:ind w:firstLine="0" w:left="283"/>
+      </w:pPr>
+      <w:r>
+        <w:rPr>
+          <w:rFonts w:ascii="Times New Roman" w:hAnsi="Times New Roman" w:eastAsia="Times New Roman"/>
+          <w:b w:val="0"/>
+          <w:color w:val="000000"/>
+          <w:sz w:val="24"/>
+        </w:rPr>
+        <w:t>6.4  Thiết kế thành phần (Component Diagram)</w:t>
+      </w:r>
+      <w:r>
+        <w:rPr>
+          <w:rFonts w:ascii="Times New Roman" w:hAnsi="Times New Roman" w:eastAsia="Times New Roman"/>
+          <w:color w:val="000000"/>
+          <w:sz w:val="24"/>
+        </w:rPr>
+        <w:tab/>
+      </w:r>
+    </w:p>
+    <w:p>
+      <w:pPr>
+        <w:tabs>
+          <w:tab w:pos="8787" w:val="right" w:leader="dot"/>
+        </w:tabs>
+        <w:spacing w:after="40" w:before="20" w:line="276" w:lineRule="auto"/>
+        <w:ind w:firstLine="0" w:left="283"/>
+      </w:pPr>
+      <w:r>
+        <w:rPr>
+          <w:rFonts w:ascii="Times New Roman" w:hAnsi="Times New Roman" w:eastAsia="Times New Roman"/>
+          <w:b w:val="0"/>
+          <w:color w:val="000000"/>
+          <w:sz w:val="24"/>
+        </w:rPr>
+        <w:t>6.5  Kết luận chương</w:t>
+      </w:r>
+      <w:r>
+        <w:rPr>
+          <w:rFonts w:ascii="Times New Roman" w:hAnsi="Times New Roman" w:eastAsia="Times New Roman"/>
+          <w:color w:val="000000"/>
+          <w:sz w:val="24"/>
+        </w:rPr>
+        <w:tab/>
+      </w:r>
+    </w:p>
+    <w:p>
+      <w:pPr>
+        <w:tabs>
+          <w:tab w:pos="8787" w:val="right" w:leader="dot"/>
+        </w:tabs>
+        <w:spacing w:after="40" w:before="20" w:line="276" w:lineRule="auto"/>
+        <w:ind w:firstLine="0" w:left="0"/>
+      </w:pPr>
+      <w:r>
+        <w:rPr>
+          <w:rFonts w:ascii="Times New Roman" w:hAnsi="Times New Roman" w:eastAsia="Times New Roman"/>
+          <w:b/>
+          <w:color w:val="000000"/>
+          <w:sz w:val="24"/>
+        </w:rPr>
+        <w:t>7  THIẾT KẾ CƠ SỞ DỮ LIỆU VÀ GIAO DIỆN</w:t>
+      </w:r>
+      <w:r>
+        <w:rPr>
+          <w:rFonts w:ascii="Times New Roman" w:hAnsi="Times New Roman" w:eastAsia="Times New Roman"/>
+          <w:color w:val="000000"/>
+          <w:sz w:val="24"/>
+        </w:rPr>
+        <w:tab/>
+      </w:r>
+    </w:p>
+    <w:p>
+      <w:pPr>
+        <w:tabs>
+          <w:tab w:pos="8787" w:val="right" w:leader="dot"/>
+        </w:tabs>
+        <w:spacing w:after="40" w:before="20" w:line="276" w:lineRule="auto"/>
+        <w:ind w:firstLine="0" w:left="283"/>
+      </w:pPr>
+      <w:r>
+        <w:rPr>
+          <w:rFonts w:ascii="Times New Roman" w:hAnsi="Times New Roman" w:eastAsia="Times New Roman"/>
+          <w:b w:val="0"/>
+          <w:color w:val="000000"/>
+          <w:sz w:val="24"/>
+        </w:rPr>
+        <w:t>7.1  Mô hình quan hệ tổng thể</w:t>
+      </w:r>
+      <w:r>
+        <w:rPr>
+          <w:rFonts w:ascii="Times New Roman" w:hAnsi="Times New Roman" w:eastAsia="Times New Roman"/>
+          <w:color w:val="000000"/>
+          <w:sz w:val="24"/>
+        </w:rPr>
+        <w:tab/>
+      </w:r>
+    </w:p>
+    <w:p>
+      <w:pPr>
+        <w:tabs>
+          <w:tab w:pos="8787" w:val="right" w:leader="dot"/>
+        </w:tabs>
+        <w:spacing w:after="40" w:before="20" w:line="276" w:lineRule="auto"/>
+        <w:ind w:firstLine="0" w:left="283"/>
+      </w:pPr>
+      <w:r>
+        <w:rPr>
+          <w:rFonts w:ascii="Times New Roman" w:hAnsi="Times New Roman" w:eastAsia="Times New Roman"/>
+          <w:b w:val="0"/>
+          <w:color w:val="000000"/>
+          <w:sz w:val="24"/>
+        </w:rPr>
+        <w:t>7.2  Đặc tả một số bảng quan trọng</w:t>
       </w:r>
       <w:r>
         <w:rPr>
@@ -1377,7 +2261,7 @@
           <w:color w:val="000000"/>
           <w:sz w:val="24"/>
         </w:rPr>
-        <w:t>3.6.6  UC06 -- Tìm kiếm hàng hóa</w:t>
+        <w:t>7.2.1  Bảng HangHoa</w:t>
       </w:r>
       <w:r>
         <w:rPr>
@@ -1403,7 +2287,7 @@
           <w:color w:val="000000"/>
           <w:sz w:val="24"/>
         </w:rPr>
-        <w:t>3.6.7  UC07 -- Quản lý kho</w:t>
+        <w:t>7.2.2  Bảng TonKho</w:t>
       </w:r>
       <w:r>
         <w:rPr>
@@ -1429,7 +2313,7 @@
           <w:color w:val="000000"/>
           <w:sz w:val="24"/>
         </w:rPr>
-        <w:t>3.6.8  UC08 -- Tìm kiếm kho</w:t>
+        <w:t>7.2.3  Bảng PhieuNhapKho</w:t>
       </w:r>
       <w:r>
         <w:rPr>
@@ -1455,33 +2339,7 @@
           <w:color w:val="000000"/>
           <w:sz w:val="24"/>
         </w:rPr>
-        <w:t>3.6.9  UC09 -- Lập phiếu nhập kho</w:t>
-      </w:r>
-      <w:r>
-        <w:rPr>
-          <w:rFonts w:ascii="Times New Roman" w:hAnsi="Times New Roman" w:eastAsia="Times New Roman"/>
-          <w:color w:val="000000"/>
-          <w:sz w:val="24"/>
-        </w:rPr>
-        <w:tab/>
-      </w:r>
-    </w:p>
-    <w:p>
-      <w:pPr>
-        <w:tabs>
-          <w:tab w:pos="8787" w:val="right" w:leader="dot"/>
-        </w:tabs>
-        <w:spacing w:after="40" w:before="20" w:line="276" w:lineRule="auto"/>
-        <w:ind w:firstLine="0" w:left="567"/>
-      </w:pPr>
-      <w:r>
-        <w:rPr>
-          <w:rFonts w:ascii="Times New Roman" w:hAnsi="Times New Roman" w:eastAsia="Times New Roman"/>
-          <w:b w:val="0"/>
-          <w:color w:val="000000"/>
-          <w:sz w:val="24"/>
-        </w:rPr>
-        <w:t>3.6.10  UC10 -- Lập phiếu xuất kho</w:t>
+        <w:t>7.2.4  Bảng PhieuXuatKho</w:t>
       </w:r>
       <w:r>
         <w:rPr>
@@ -1507,33 +2365,7 @@
           <w:color w:val="000000"/>
           <w:sz w:val="24"/>
         </w:rPr>
-        <w:t>3.7  Kết luận chương</w:t>
-      </w:r>
-      <w:r>
-        <w:rPr>
-          <w:rFonts w:ascii="Times New Roman" w:hAnsi="Times New Roman" w:eastAsia="Times New Roman"/>
-          <w:color w:val="000000"/>
-          <w:sz w:val="24"/>
-        </w:rPr>
-        <w:tab/>
-      </w:r>
-    </w:p>
-    <w:p>
-      <w:pPr>
-        <w:tabs>
-          <w:tab w:pos="8787" w:val="right" w:leader="dot"/>
-        </w:tabs>
-        <w:spacing w:after="40" w:before="20" w:line="276" w:lineRule="auto"/>
-        <w:ind w:firstLine="0" w:left="0"/>
-      </w:pPr>
-      <w:r>
-        <w:rPr>
-          <w:rFonts w:ascii="Times New Roman" w:hAnsi="Times New Roman" w:eastAsia="Times New Roman"/>
-          <w:b/>
-          <w:color w:val="000000"/>
-          <w:sz w:val="24"/>
-        </w:rPr>
-        <w:t>4  PHÂN TÍCH HÀNH VI</w:t>
+        <w:t>7.3  Thiết kế giao diện</w:t>
       </w:r>
       <w:r>
         <w:rPr>
@@ -1559,7 +2391,7 @@
           <w:color w:val="000000"/>
           <w:sz w:val="24"/>
         </w:rPr>
-        <w:t>4.1  Sơ đồ lớp tổng thể</w:t>
+        <w:t>7.4  Kết luận chương</w:t>
       </w:r>
       <w:r>
         <w:rPr>
@@ -1568,6 +2400,25 @@
           <w:sz w:val="24"/>
         </w:rPr>
         <w:tab/>
+      </w:r>
+    </w:p>
+    <w:p>
+      <w:r>
+        <w:br w:type="page"/>
+      </w:r>
+    </w:p>
+    <w:p>
+      <w:pPr>
+        <w:pStyle w:val="Heading1"/>
+      </w:pPr>
+      <w:r>
+        <w:rPr>
+          <w:rFonts w:ascii="Times New Roman" w:hAnsi="Times New Roman" w:eastAsia="Times New Roman"/>
+          <w:b/>
+          <w:color w:val="000000"/>
+          <w:sz w:val="28"/>
+        </w:rPr>
+        <w:t>Danh sách hình vẽ</w:t>
       </w:r>
     </w:p>
     <w:p>
@@ -1585,85 +2436,7 @@
           <w:color w:val="000000"/>
           <w:sz w:val="24"/>
         </w:rPr>
-        <w:t>4.2  Biểu đồ lớp trong ca sử dụng</w:t>
-      </w:r>
-      <w:r>
-        <w:rPr>
-          <w:rFonts w:ascii="Times New Roman" w:hAnsi="Times New Roman" w:eastAsia="Times New Roman"/>
-          <w:color w:val="000000"/>
-          <w:sz w:val="24"/>
-        </w:rPr>
-        <w:tab/>
-      </w:r>
-    </w:p>
-    <w:p>
-      <w:pPr>
-        <w:tabs>
-          <w:tab w:pos="8787" w:val="right" w:leader="dot"/>
-        </w:tabs>
-        <w:spacing w:after="40" w:before="20" w:line="276" w:lineRule="auto"/>
-        <w:ind w:firstLine="0" w:left="567"/>
-      </w:pPr>
-      <w:r>
-        <w:rPr>
-          <w:rFonts w:ascii="Times New Roman" w:hAnsi="Times New Roman" w:eastAsia="Times New Roman"/>
-          <w:b w:val="0"/>
-          <w:color w:val="000000"/>
-          <w:sz w:val="24"/>
-        </w:rPr>
-        <w:t>4.2.1  UC05 -- Quản lý hàng hóa</w:t>
-      </w:r>
-      <w:r>
-        <w:rPr>
-          <w:rFonts w:ascii="Times New Roman" w:hAnsi="Times New Roman" w:eastAsia="Times New Roman"/>
-          <w:color w:val="000000"/>
-          <w:sz w:val="24"/>
-        </w:rPr>
-        <w:tab/>
-      </w:r>
-    </w:p>
-    <w:p>
-      <w:pPr>
-        <w:tabs>
-          <w:tab w:pos="8787" w:val="right" w:leader="dot"/>
-        </w:tabs>
-        <w:spacing w:after="40" w:before="20" w:line="276" w:lineRule="auto"/>
-        <w:ind w:firstLine="0" w:left="567"/>
-      </w:pPr>
-      <w:r>
-        <w:rPr>
-          <w:rFonts w:ascii="Times New Roman" w:hAnsi="Times New Roman" w:eastAsia="Times New Roman"/>
-          <w:b w:val="0"/>
-          <w:color w:val="000000"/>
-          <w:sz w:val="24"/>
-        </w:rPr>
-        <w:t>4.2.2  UC09 -- Lập phiếu nhập kho</w:t>
-      </w:r>
-      <w:r>
-        <w:rPr>
-          <w:rFonts w:ascii="Times New Roman" w:hAnsi="Times New Roman" w:eastAsia="Times New Roman"/>
-          <w:color w:val="000000"/>
-          <w:sz w:val="24"/>
-        </w:rPr>
-        <w:tab/>
-      </w:r>
-    </w:p>
-    <w:p>
-      <w:pPr>
-        <w:tabs>
-          <w:tab w:pos="8787" w:val="right" w:leader="dot"/>
-        </w:tabs>
-        <w:spacing w:after="40" w:before="20" w:line="276" w:lineRule="auto"/>
-        <w:ind w:firstLine="0" w:left="567"/>
-      </w:pPr>
-      <w:r>
-        <w:rPr>
-          <w:rFonts w:ascii="Times New Roman" w:hAnsi="Times New Roman" w:eastAsia="Times New Roman"/>
-          <w:b w:val="0"/>
-          <w:color w:val="000000"/>
-          <w:sz w:val="24"/>
-        </w:rPr>
-        <w:t>4.2.3  UC10 -- Lập phiếu xuất kho</w:t>
+        <w:t>2.1  Sơ đồ hoạt động quy trình nhập kho</w:t>
       </w:r>
       <w:r>
         <w:rPr>
@@ -1689,33 +2462,7 @@
           <w:color w:val="000000"/>
           <w:sz w:val="24"/>
         </w:rPr>
-        <w:t>4.3  Kết luận chương</w:t>
-      </w:r>
-      <w:r>
-        <w:rPr>
-          <w:rFonts w:ascii="Times New Roman" w:hAnsi="Times New Roman" w:eastAsia="Times New Roman"/>
-          <w:color w:val="000000"/>
-          <w:sz w:val="24"/>
-        </w:rPr>
-        <w:tab/>
-      </w:r>
-    </w:p>
-    <w:p>
-      <w:pPr>
-        <w:tabs>
-          <w:tab w:pos="8787" w:val="right" w:leader="dot"/>
-        </w:tabs>
-        <w:spacing w:after="40" w:before="20" w:line="276" w:lineRule="auto"/>
-        <w:ind w:firstLine="0" w:left="0"/>
-      </w:pPr>
-      <w:r>
-        <w:rPr>
-          <w:rFonts w:ascii="Times New Roman" w:hAnsi="Times New Roman" w:eastAsia="Times New Roman"/>
-          <w:b/>
-          <w:color w:val="000000"/>
-          <w:sz w:val="24"/>
-        </w:rPr>
-        <w:t>5  PHÂN TÍCH TƯƠNG TÁC</w:t>
+        <w:t>2.2  Sơ đồ hoạt động quy trình xuất kho</w:t>
       </w:r>
       <w:r>
         <w:rPr>
@@ -1741,7 +2488,7 @@
           <w:color w:val="000000"/>
           <w:sz w:val="24"/>
         </w:rPr>
-        <w:t>5.1  Giới thiệu</w:t>
+        <w:t>2.3  Sơ đồ hoạt động quy trình kiểm kê tồn kho</w:t>
       </w:r>
       <w:r>
         <w:rPr>
@@ -1767,7 +2514,7 @@
           <w:color w:val="000000"/>
           <w:sz w:val="24"/>
         </w:rPr>
-        <w:t>5.2  UC05 -- Quản lý hàng hóa</w:t>
+        <w:t>3.1  Sơ đồ phân cấp chức năng (BFD) hệ thống quản lý kho hàng</w:t>
       </w:r>
       <w:r>
         <w:rPr>
@@ -1793,7 +2540,7 @@
           <w:color w:val="000000"/>
           <w:sz w:val="24"/>
         </w:rPr>
-        <w:t>5.3  UC06 -- Tìm kiếm hàng hóa</w:t>
+        <w:t>3.2  DFD cấp 0 (Context Diagram) – Hệ thống quản lý kho hàng</w:t>
       </w:r>
       <w:r>
         <w:rPr>
@@ -1819,7 +2566,7 @@
           <w:color w:val="000000"/>
           <w:sz w:val="24"/>
         </w:rPr>
-        <w:t>5.4  UC09 -- Lập phiếu nhập kho</w:t>
+        <w:t>3.3  DFD cấp 1 – Phân rã các luồng dữ liệu trong hệ thống quản lý kho hàng</w:t>
       </w:r>
       <w:r>
         <w:rPr>
@@ -1845,7 +2592,7 @@
           <w:color w:val="000000"/>
           <w:sz w:val="24"/>
         </w:rPr>
-        <w:t>5.5  UC10 -- Lập phiếu xuất kho</w:t>
+        <w:t>3.4  Sơ đồ use case tổng quát (10 use case -- mỗi UC một mục tiêu)</w:t>
       </w:r>
       <w:r>
         <w:rPr>
@@ -1871,59 +2618,7 @@
           <w:color w:val="000000"/>
           <w:sz w:val="24"/>
         </w:rPr>
-        <w:t>5.6  Biểu đồ trạng thái (State Machine Diagram)</w:t>
-      </w:r>
-      <w:r>
-        <w:rPr>
-          <w:rFonts w:ascii="Times New Roman" w:hAnsi="Times New Roman" w:eastAsia="Times New Roman"/>
-          <w:color w:val="000000"/>
-          <w:sz w:val="24"/>
-        </w:rPr>
-        <w:tab/>
-      </w:r>
-    </w:p>
-    <w:p>
-      <w:pPr>
-        <w:tabs>
-          <w:tab w:pos="8787" w:val="right" w:leader="dot"/>
-        </w:tabs>
-        <w:spacing w:after="40" w:before="20" w:line="276" w:lineRule="auto"/>
-        <w:ind w:firstLine="0" w:left="567"/>
-      </w:pPr>
-      <w:r>
-        <w:rPr>
-          <w:rFonts w:ascii="Times New Roman" w:hAnsi="Times New Roman" w:eastAsia="Times New Roman"/>
-          <w:b w:val="0"/>
-          <w:color w:val="000000"/>
-          <w:sz w:val="24"/>
-        </w:rPr>
-        <w:t>5.6.1  Trạng thái phiếu nhập kho</w:t>
-      </w:r>
-      <w:r>
-        <w:rPr>
-          <w:rFonts w:ascii="Times New Roman" w:hAnsi="Times New Roman" w:eastAsia="Times New Roman"/>
-          <w:color w:val="000000"/>
-          <w:sz w:val="24"/>
-        </w:rPr>
-        <w:tab/>
-      </w:r>
-    </w:p>
-    <w:p>
-      <w:pPr>
-        <w:tabs>
-          <w:tab w:pos="8787" w:val="right" w:leader="dot"/>
-        </w:tabs>
-        <w:spacing w:after="40" w:before="20" w:line="276" w:lineRule="auto"/>
-        <w:ind w:firstLine="0" w:left="567"/>
-      </w:pPr>
-      <w:r>
-        <w:rPr>
-          <w:rFonts w:ascii="Times New Roman" w:hAnsi="Times New Roman" w:eastAsia="Times New Roman"/>
-          <w:b w:val="0"/>
-          <w:color w:val="000000"/>
-          <w:sz w:val="24"/>
-        </w:rPr>
-        <w:t>5.6.2  Trạng thái phiếu xuất kho</w:t>
+        <w:t>3.5  Sơ đồ use case phân rã -- Xác thực và tài khoản</w:t>
       </w:r>
       <w:r>
         <w:rPr>
@@ -1949,33 +2644,7 @@
           <w:color w:val="000000"/>
           <w:sz w:val="24"/>
         </w:rPr>
-        <w:t>5.7  Kết luận chương</w:t>
-      </w:r>
-      <w:r>
-        <w:rPr>
-          <w:rFonts w:ascii="Times New Roman" w:hAnsi="Times New Roman" w:eastAsia="Times New Roman"/>
-          <w:color w:val="000000"/>
-          <w:sz w:val="24"/>
-        </w:rPr>
-        <w:tab/>
-      </w:r>
-    </w:p>
-    <w:p>
-      <w:pPr>
-        <w:tabs>
-          <w:tab w:pos="8787" w:val="right" w:leader="dot"/>
-        </w:tabs>
-        <w:spacing w:after="40" w:before="20" w:line="276" w:lineRule="auto"/>
-        <w:ind w:firstLine="0" w:left="0"/>
-      </w:pPr>
-      <w:r>
-        <w:rPr>
-          <w:rFonts w:ascii="Times New Roman" w:hAnsi="Times New Roman" w:eastAsia="Times New Roman"/>
-          <w:b/>
-          <w:color w:val="000000"/>
-          <w:sz w:val="24"/>
-        </w:rPr>
-        <w:t>6  THIẾT KẾ CÁC LỚP CHI TIẾT</w:t>
+        <w:t>3.6  Sơ đồ use case phân rã -- Đối tác</w:t>
       </w:r>
       <w:r>
         <w:rPr>
@@ -2001,7 +2670,7 @@
           <w:color w:val="000000"/>
           <w:sz w:val="24"/>
         </w:rPr>
-        <w:t>6.1  Bảng mô tả các lớp</w:t>
+        <w:t>3.7  Sơ đồ use case phân rã -- Hàng hóa và kho</w:t>
       </w:r>
       <w:r>
         <w:rPr>
@@ -2027,7 +2696,7 @@
           <w:color w:val="000000"/>
           <w:sz w:val="24"/>
         </w:rPr>
-        <w:t>6.2  Bảng mô tả quan hệ giữa các lớp</w:t>
+        <w:t>3.8  Sơ đồ use case phân rã -- Nhập xuất</w:t>
       </w:r>
       <w:r>
         <w:rPr>
@@ -2053,137 +2722,7 @@
           <w:color w:val="000000"/>
           <w:sz w:val="24"/>
         </w:rPr>
-        <w:t>6.3  Các phương thức chính của lớp</w:t>
-      </w:r>
-      <w:r>
-        <w:rPr>
-          <w:rFonts w:ascii="Times New Roman" w:hAnsi="Times New Roman" w:eastAsia="Times New Roman"/>
-          <w:color w:val="000000"/>
-          <w:sz w:val="24"/>
-        </w:rPr>
-        <w:tab/>
-      </w:r>
-    </w:p>
-    <w:p>
-      <w:pPr>
-        <w:tabs>
-          <w:tab w:pos="8787" w:val="right" w:leader="dot"/>
-        </w:tabs>
-        <w:spacing w:after="40" w:before="20" w:line="276" w:lineRule="auto"/>
-        <w:ind w:firstLine="0" w:left="567"/>
-      </w:pPr>
-      <w:r>
-        <w:rPr>
-          <w:rFonts w:ascii="Times New Roman" w:hAnsi="Times New Roman" w:eastAsia="Times New Roman"/>
-          <w:b w:val="0"/>
-          <w:color w:val="000000"/>
-          <w:sz w:val="24"/>
-        </w:rPr>
-        <w:t>6.3.1  Lớp NguoiDung</w:t>
-      </w:r>
-      <w:r>
-        <w:rPr>
-          <w:rFonts w:ascii="Times New Roman" w:hAnsi="Times New Roman" w:eastAsia="Times New Roman"/>
-          <w:color w:val="000000"/>
-          <w:sz w:val="24"/>
-        </w:rPr>
-        <w:tab/>
-      </w:r>
-    </w:p>
-    <w:p>
-      <w:pPr>
-        <w:tabs>
-          <w:tab w:pos="8787" w:val="right" w:leader="dot"/>
-        </w:tabs>
-        <w:spacing w:after="40" w:before="20" w:line="276" w:lineRule="auto"/>
-        <w:ind w:firstLine="0" w:left="567"/>
-      </w:pPr>
-      <w:r>
-        <w:rPr>
-          <w:rFonts w:ascii="Times New Roman" w:hAnsi="Times New Roman" w:eastAsia="Times New Roman"/>
-          <w:b w:val="0"/>
-          <w:color w:val="000000"/>
-          <w:sz w:val="24"/>
-        </w:rPr>
-        <w:t>6.3.2  Lớp HangHoa</w:t>
-      </w:r>
-      <w:r>
-        <w:rPr>
-          <w:rFonts w:ascii="Times New Roman" w:hAnsi="Times New Roman" w:eastAsia="Times New Roman"/>
-          <w:color w:val="000000"/>
-          <w:sz w:val="24"/>
-        </w:rPr>
-        <w:tab/>
-      </w:r>
-    </w:p>
-    <w:p>
-      <w:pPr>
-        <w:tabs>
-          <w:tab w:pos="8787" w:val="right" w:leader="dot"/>
-        </w:tabs>
-        <w:spacing w:after="40" w:before="20" w:line="276" w:lineRule="auto"/>
-        <w:ind w:firstLine="0" w:left="567"/>
-      </w:pPr>
-      <w:r>
-        <w:rPr>
-          <w:rFonts w:ascii="Times New Roman" w:hAnsi="Times New Roman" w:eastAsia="Times New Roman"/>
-          <w:b w:val="0"/>
-          <w:color w:val="000000"/>
-          <w:sz w:val="24"/>
-        </w:rPr>
-        <w:t>6.3.3  Lớp PhieuNhapKho</w:t>
-      </w:r>
-      <w:r>
-        <w:rPr>
-          <w:rFonts w:ascii="Times New Roman" w:hAnsi="Times New Roman" w:eastAsia="Times New Roman"/>
-          <w:color w:val="000000"/>
-          <w:sz w:val="24"/>
-        </w:rPr>
-        <w:tab/>
-      </w:r>
-    </w:p>
-    <w:p>
-      <w:pPr>
-        <w:tabs>
-          <w:tab w:pos="8787" w:val="right" w:leader="dot"/>
-        </w:tabs>
-        <w:spacing w:after="40" w:before="20" w:line="276" w:lineRule="auto"/>
-        <w:ind w:firstLine="0" w:left="567"/>
-      </w:pPr>
-      <w:r>
-        <w:rPr>
-          <w:rFonts w:ascii="Times New Roman" w:hAnsi="Times New Roman" w:eastAsia="Times New Roman"/>
-          <w:b w:val="0"/>
-          <w:color w:val="000000"/>
-          <w:sz w:val="24"/>
-        </w:rPr>
-        <w:t>6.3.4  Lớp PhieuXuatKho</w:t>
-      </w:r>
-      <w:r>
-        <w:rPr>
-          <w:rFonts w:ascii="Times New Roman" w:hAnsi="Times New Roman" w:eastAsia="Times New Roman"/>
-          <w:color w:val="000000"/>
-          <w:sz w:val="24"/>
-        </w:rPr>
-        <w:tab/>
-      </w:r>
-    </w:p>
-    <w:p>
-      <w:pPr>
-        <w:tabs>
-          <w:tab w:pos="8787" w:val="right" w:leader="dot"/>
-        </w:tabs>
-        <w:spacing w:after="40" w:before="20" w:line="276" w:lineRule="auto"/>
-        <w:ind w:firstLine="0" w:left="567"/>
-      </w:pPr>
-      <w:r>
-        <w:rPr>
-          <w:rFonts w:ascii="Times New Roman" w:hAnsi="Times New Roman" w:eastAsia="Times New Roman"/>
-          <w:b w:val="0"/>
-          <w:color w:val="000000"/>
-          <w:sz w:val="24"/>
-        </w:rPr>
-        <w:t>6.3.5  Lớp TonKho</w:t>
+        <w:t>4.1  Sơ đồ lớp danh mục (Master Data)</w:t>
       </w:r>
       <w:r>
         <w:rPr>
@@ -2209,7 +2748,7 @@
           <w:color w:val="000000"/>
           <w:sz w:val="24"/>
         </w:rPr>
-        <w:t>6.4  Thiết kế thành phần (Component Diagram)</w:t>
+        <w:t>4.2  Sơ đồ lớp nghiệp vụ nhập xuất kho</w:t>
       </w:r>
       <w:r>
         <w:rPr>
@@ -2235,33 +2774,7 @@
           <w:color w:val="000000"/>
           <w:sz w:val="24"/>
         </w:rPr>
-        <w:t>6.5  Kết luận chương</w:t>
-      </w:r>
-      <w:r>
-        <w:rPr>
-          <w:rFonts w:ascii="Times New Roman" w:hAnsi="Times New Roman" w:eastAsia="Times New Roman"/>
-          <w:color w:val="000000"/>
-          <w:sz w:val="24"/>
-        </w:rPr>
-        <w:tab/>
-      </w:r>
-    </w:p>
-    <w:p>
-      <w:pPr>
-        <w:tabs>
-          <w:tab w:pos="8787" w:val="right" w:leader="dot"/>
-        </w:tabs>
-        <w:spacing w:after="40" w:before="20" w:line="276" w:lineRule="auto"/>
-        <w:ind w:firstLine="0" w:left="0"/>
-      </w:pPr>
-      <w:r>
-        <w:rPr>
-          <w:rFonts w:ascii="Times New Roman" w:hAnsi="Times New Roman" w:eastAsia="Times New Roman"/>
-          <w:b/>
-          <w:color w:val="000000"/>
-          <w:sz w:val="24"/>
-        </w:rPr>
-        <w:t>7  THIẾT KẾ CƠ SỞ DỮ LIỆU VÀ GIAO DIỆN</w:t>
+        <w:t>4.3  Sơ đồ lớp kiểm kê và lịch sử thao tác</w:t>
       </w:r>
       <w:r>
         <w:rPr>
@@ -2287,7 +2800,7 @@
           <w:color w:val="000000"/>
           <w:sz w:val="24"/>
         </w:rPr>
-        <w:t>7.1  Mô hình quan hệ tổng thể</w:t>
+        <w:t>4.4  Biểu đồ lớp trong ca sử dụng UC06 -- Thêm hàng hóa</w:t>
       </w:r>
       <w:r>
         <w:rPr>
@@ -2313,111 +2826,7 @@
           <w:color w:val="000000"/>
           <w:sz w:val="24"/>
         </w:rPr>
-        <w:t>7.2  Đặc tả một số bảng quan trọng</w:t>
-      </w:r>
-      <w:r>
-        <w:rPr>
-          <w:rFonts w:ascii="Times New Roman" w:hAnsi="Times New Roman" w:eastAsia="Times New Roman"/>
-          <w:color w:val="000000"/>
-          <w:sz w:val="24"/>
-        </w:rPr>
-        <w:tab/>
-      </w:r>
-    </w:p>
-    <w:p>
-      <w:pPr>
-        <w:tabs>
-          <w:tab w:pos="8787" w:val="right" w:leader="dot"/>
-        </w:tabs>
-        <w:spacing w:after="40" w:before="20" w:line="276" w:lineRule="auto"/>
-        <w:ind w:firstLine="0" w:left="567"/>
-      </w:pPr>
-      <w:r>
-        <w:rPr>
-          <w:rFonts w:ascii="Times New Roman" w:hAnsi="Times New Roman" w:eastAsia="Times New Roman"/>
-          <w:b w:val="0"/>
-          <w:color w:val="000000"/>
-          <w:sz w:val="24"/>
-        </w:rPr>
-        <w:t>7.2.1  Bảng HangHoa</w:t>
-      </w:r>
-      <w:r>
-        <w:rPr>
-          <w:rFonts w:ascii="Times New Roman" w:hAnsi="Times New Roman" w:eastAsia="Times New Roman"/>
-          <w:color w:val="000000"/>
-          <w:sz w:val="24"/>
-        </w:rPr>
-        <w:tab/>
-      </w:r>
-    </w:p>
-    <w:p>
-      <w:pPr>
-        <w:tabs>
-          <w:tab w:pos="8787" w:val="right" w:leader="dot"/>
-        </w:tabs>
-        <w:spacing w:after="40" w:before="20" w:line="276" w:lineRule="auto"/>
-        <w:ind w:firstLine="0" w:left="567"/>
-      </w:pPr>
-      <w:r>
-        <w:rPr>
-          <w:rFonts w:ascii="Times New Roman" w:hAnsi="Times New Roman" w:eastAsia="Times New Roman"/>
-          <w:b w:val="0"/>
-          <w:color w:val="000000"/>
-          <w:sz w:val="24"/>
-        </w:rPr>
-        <w:t>7.2.2  Bảng TonKho</w:t>
-      </w:r>
-      <w:r>
-        <w:rPr>
-          <w:rFonts w:ascii="Times New Roman" w:hAnsi="Times New Roman" w:eastAsia="Times New Roman"/>
-          <w:color w:val="000000"/>
-          <w:sz w:val="24"/>
-        </w:rPr>
-        <w:tab/>
-      </w:r>
-    </w:p>
-    <w:p>
-      <w:pPr>
-        <w:tabs>
-          <w:tab w:pos="8787" w:val="right" w:leader="dot"/>
-        </w:tabs>
-        <w:spacing w:after="40" w:before="20" w:line="276" w:lineRule="auto"/>
-        <w:ind w:firstLine="0" w:left="567"/>
-      </w:pPr>
-      <w:r>
-        <w:rPr>
-          <w:rFonts w:ascii="Times New Roman" w:hAnsi="Times New Roman" w:eastAsia="Times New Roman"/>
-          <w:b w:val="0"/>
-          <w:color w:val="000000"/>
-          <w:sz w:val="24"/>
-        </w:rPr>
-        <w:t>7.2.3  Bảng PhieuNhapKho</w:t>
-      </w:r>
-      <w:r>
-        <w:rPr>
-          <w:rFonts w:ascii="Times New Roman" w:hAnsi="Times New Roman" w:eastAsia="Times New Roman"/>
-          <w:color w:val="000000"/>
-          <w:sz w:val="24"/>
-        </w:rPr>
-        <w:tab/>
-      </w:r>
-    </w:p>
-    <w:p>
-      <w:pPr>
-        <w:tabs>
-          <w:tab w:pos="8787" w:val="right" w:leader="dot"/>
-        </w:tabs>
-        <w:spacing w:after="40" w:before="20" w:line="276" w:lineRule="auto"/>
-        <w:ind w:firstLine="0" w:left="567"/>
-      </w:pPr>
-      <w:r>
-        <w:rPr>
-          <w:rFonts w:ascii="Times New Roman" w:hAnsi="Times New Roman" w:eastAsia="Times New Roman"/>
-          <w:b w:val="0"/>
-          <w:color w:val="000000"/>
-          <w:sz w:val="24"/>
-        </w:rPr>
-        <w:t>7.2.4  Bảng PhieuXuatKho</w:t>
+        <w:t>4.5  Biểu đồ lớp trong ca sử dụng UC09 -- Lập phiếu nhập kho</w:t>
       </w:r>
       <w:r>
         <w:rPr>
@@ -2443,7 +2852,7 @@
           <w:color w:val="000000"/>
           <w:sz w:val="24"/>
         </w:rPr>
-        <w:t>7.3  Thiết kế giao diện</w:t>
+        <w:t>4.6  Biểu đồ lớp trong ca sử dụng UC10 -- Lập phiếu xuất kho</w:t>
       </w:r>
       <w:r>
         <w:rPr>
@@ -2469,7 +2878,7 @@
           <w:color w:val="000000"/>
           <w:sz w:val="24"/>
         </w:rPr>
-        <w:t>7.4  Kết luận chương</w:t>
+        <w:t>5.1  Sequence diagram UC06 -- Thêm hàng hóa</w:t>
       </w:r>
       <w:r>
         <w:rPr>
@@ -2478,25 +2887,6 @@
           <w:sz w:val="24"/>
         </w:rPr>
         <w:tab/>
-      </w:r>
-    </w:p>
-    <w:p>
-      <w:r>
-        <w:br w:type="page"/>
-      </w:r>
-    </w:p>
-    <w:p>
-      <w:pPr>
-        <w:pStyle w:val="Heading1"/>
-      </w:pPr>
-      <w:r>
-        <w:rPr>
-          <w:rFonts w:ascii="Times New Roman" w:hAnsi="Times New Roman" w:eastAsia="Times New Roman"/>
-          <w:b/>
-          <w:color w:val="000000"/>
-          <w:sz w:val="28"/>
-        </w:rPr>
-        <w:t>Danh sách hình vẽ</w:t>
       </w:r>
     </w:p>
     <w:p>
@@ -2514,7 +2904,7 @@
           <w:color w:val="000000"/>
           <w:sz w:val="24"/>
         </w:rPr>
-        <w:t>2.1  Sơ đồ hoạt động quy trình nhập kho</w:t>
+        <w:t>5.2  Sequence diagram UC07 -- Tìm kiếm hàng hóa</w:t>
       </w:r>
       <w:r>
         <w:rPr>
@@ -2540,7 +2930,7 @@
           <w:color w:val="000000"/>
           <w:sz w:val="24"/>
         </w:rPr>
-        <w:t>2.2  Sơ đồ hoạt động quy trình xuất kho</w:t>
+        <w:t>5.3  Sequence diagram UC09 -- Lập phiếu nhập kho</w:t>
       </w:r>
       <w:r>
         <w:rPr>
@@ -2566,7 +2956,7 @@
           <w:color w:val="000000"/>
           <w:sz w:val="24"/>
         </w:rPr>
-        <w:t>2.3  Sơ đồ hoạt động quy trình kiểm kê tồn kho</w:t>
+        <w:t>5.4  Sequence diagram UC10 -- Lập phiếu xuất kho</w:t>
       </w:r>
       <w:r>
         <w:rPr>
@@ -2592,7 +2982,7 @@
           <w:color w:val="000000"/>
           <w:sz w:val="24"/>
         </w:rPr>
-        <w:t>3.1  Sơ đồ phân cấp chức năng (BFD) hệ thống quản lý kho hàng</w:t>
+        <w:t>5.5  State Machine Diagram – Trạng thái phiếu nhập kho</w:t>
       </w:r>
       <w:r>
         <w:rPr>
@@ -2618,7 +3008,7 @@
           <w:color w:val="000000"/>
           <w:sz w:val="24"/>
         </w:rPr>
-        <w:t>3.2  DFD cấp 0 (Context Diagram) – Hệ thống quản lý kho hàng</w:t>
+        <w:t>5.6  State Machine Diagram – Trạng thái phiếu xuất kho</w:t>
       </w:r>
       <w:r>
         <w:rPr>
@@ -2644,7 +3034,7 @@
           <w:color w:val="000000"/>
           <w:sz w:val="24"/>
         </w:rPr>
-        <w:t>3.3  DFD cấp 1 – Phân rã các luồng dữ liệu trong hệ thống quản lý kho hàng</w:t>
+        <w:t>6.1  Component Diagram – Kiến trúc thành phần hệ thống quản lý kho hàng</w:t>
       </w:r>
       <w:r>
         <w:rPr>
@@ -2670,7 +3060,7 @@
           <w:color w:val="000000"/>
           <w:sz w:val="24"/>
         </w:rPr>
-        <w:t>3.4  Sơ đồ use case tổng quát của hệ thống quản lý kho hàng</w:t>
+        <w:t>7.1  Sơ đồ ERD -- Danh mục (Master Data)</w:t>
       </w:r>
       <w:r>
         <w:rPr>
@@ -2696,474 +3086,6 @@
           <w:color w:val="000000"/>
           <w:sz w:val="24"/>
         </w:rPr>
-        <w:t>3.5  Sơ đồ use case phân rã -- Quản lý người dùng</w:t>
-      </w:r>
-      <w:r>
-        <w:rPr>
-          <w:rFonts w:ascii="Times New Roman" w:hAnsi="Times New Roman" w:eastAsia="Times New Roman"/>
-          <w:color w:val="000000"/>
-          <w:sz w:val="24"/>
-        </w:rPr>
-        <w:tab/>
-      </w:r>
-    </w:p>
-    <w:p>
-      <w:pPr>
-        <w:tabs>
-          <w:tab w:pos="8787" w:val="right" w:leader="dot"/>
-        </w:tabs>
-        <w:spacing w:after="40" w:before="20" w:line="276" w:lineRule="auto"/>
-        <w:ind w:firstLine="0" w:left="283"/>
-      </w:pPr>
-      <w:r>
-        <w:rPr>
-          <w:rFonts w:ascii="Times New Roman" w:hAnsi="Times New Roman" w:eastAsia="Times New Roman"/>
-          <w:b w:val="0"/>
-          <w:color w:val="000000"/>
-          <w:sz w:val="24"/>
-        </w:rPr>
-        <w:t>3.6  Sơ đồ use case phân rã -- Quản lý đối tác</w:t>
-      </w:r>
-      <w:r>
-        <w:rPr>
-          <w:rFonts w:ascii="Times New Roman" w:hAnsi="Times New Roman" w:eastAsia="Times New Roman"/>
-          <w:color w:val="000000"/>
-          <w:sz w:val="24"/>
-        </w:rPr>
-        <w:tab/>
-      </w:r>
-    </w:p>
-    <w:p>
-      <w:pPr>
-        <w:tabs>
-          <w:tab w:pos="8787" w:val="right" w:leader="dot"/>
-        </w:tabs>
-        <w:spacing w:after="40" w:before="20" w:line="276" w:lineRule="auto"/>
-        <w:ind w:firstLine="0" w:left="283"/>
-      </w:pPr>
-      <w:r>
-        <w:rPr>
-          <w:rFonts w:ascii="Times New Roman" w:hAnsi="Times New Roman" w:eastAsia="Times New Roman"/>
-          <w:b w:val="0"/>
-          <w:color w:val="000000"/>
-          <w:sz w:val="24"/>
-        </w:rPr>
-        <w:t>3.7  Sơ đồ use case phân rã -- Quản lý hàng hóa và kho</w:t>
-      </w:r>
-      <w:r>
-        <w:rPr>
-          <w:rFonts w:ascii="Times New Roman" w:hAnsi="Times New Roman" w:eastAsia="Times New Roman"/>
-          <w:color w:val="000000"/>
-          <w:sz w:val="24"/>
-        </w:rPr>
-        <w:tab/>
-      </w:r>
-    </w:p>
-    <w:p>
-      <w:pPr>
-        <w:tabs>
-          <w:tab w:pos="8787" w:val="right" w:leader="dot"/>
-        </w:tabs>
-        <w:spacing w:after="40" w:before="20" w:line="276" w:lineRule="auto"/>
-        <w:ind w:firstLine="0" w:left="283"/>
-      </w:pPr>
-      <w:r>
-        <w:rPr>
-          <w:rFonts w:ascii="Times New Roman" w:hAnsi="Times New Roman" w:eastAsia="Times New Roman"/>
-          <w:b w:val="0"/>
-          <w:color w:val="000000"/>
-          <w:sz w:val="24"/>
-        </w:rPr>
-        <w:t>3.8  Sơ đồ use case phân rã -- Quản lý nhập xuất</w:t>
-      </w:r>
-      <w:r>
-        <w:rPr>
-          <w:rFonts w:ascii="Times New Roman" w:hAnsi="Times New Roman" w:eastAsia="Times New Roman"/>
-          <w:color w:val="000000"/>
-          <w:sz w:val="24"/>
-        </w:rPr>
-        <w:tab/>
-      </w:r>
-    </w:p>
-    <w:p>
-      <w:pPr>
-        <w:tabs>
-          <w:tab w:pos="8787" w:val="right" w:leader="dot"/>
-        </w:tabs>
-        <w:spacing w:after="40" w:before="20" w:line="276" w:lineRule="auto"/>
-        <w:ind w:firstLine="0" w:left="283"/>
-      </w:pPr>
-      <w:r>
-        <w:rPr>
-          <w:rFonts w:ascii="Times New Roman" w:hAnsi="Times New Roman" w:eastAsia="Times New Roman"/>
-          <w:b w:val="0"/>
-          <w:color w:val="000000"/>
-          <w:sz w:val="24"/>
-        </w:rPr>
-        <w:t>4.1  Sơ đồ lớp danh mục (Master Data)</w:t>
-      </w:r>
-      <w:r>
-        <w:rPr>
-          <w:rFonts w:ascii="Times New Roman" w:hAnsi="Times New Roman" w:eastAsia="Times New Roman"/>
-          <w:color w:val="000000"/>
-          <w:sz w:val="24"/>
-        </w:rPr>
-        <w:tab/>
-      </w:r>
-    </w:p>
-    <w:p>
-      <w:pPr>
-        <w:tabs>
-          <w:tab w:pos="8787" w:val="right" w:leader="dot"/>
-        </w:tabs>
-        <w:spacing w:after="40" w:before="20" w:line="276" w:lineRule="auto"/>
-        <w:ind w:firstLine="0" w:left="283"/>
-      </w:pPr>
-      <w:r>
-        <w:rPr>
-          <w:rFonts w:ascii="Times New Roman" w:hAnsi="Times New Roman" w:eastAsia="Times New Roman"/>
-          <w:b w:val="0"/>
-          <w:color w:val="000000"/>
-          <w:sz w:val="24"/>
-        </w:rPr>
-        <w:t>4.2  Sơ đồ lớp nghiệp vụ nhập xuất kho</w:t>
-      </w:r>
-      <w:r>
-        <w:rPr>
-          <w:rFonts w:ascii="Times New Roman" w:hAnsi="Times New Roman" w:eastAsia="Times New Roman"/>
-          <w:color w:val="000000"/>
-          <w:sz w:val="24"/>
-        </w:rPr>
-        <w:tab/>
-      </w:r>
-    </w:p>
-    <w:p>
-      <w:pPr>
-        <w:tabs>
-          <w:tab w:pos="8787" w:val="right" w:leader="dot"/>
-        </w:tabs>
-        <w:spacing w:after="40" w:before="20" w:line="276" w:lineRule="auto"/>
-        <w:ind w:firstLine="0" w:left="283"/>
-      </w:pPr>
-      <w:r>
-        <w:rPr>
-          <w:rFonts w:ascii="Times New Roman" w:hAnsi="Times New Roman" w:eastAsia="Times New Roman"/>
-          <w:b w:val="0"/>
-          <w:color w:val="000000"/>
-          <w:sz w:val="24"/>
-        </w:rPr>
-        <w:t>4.3  Sơ đồ lớp kiểm kê và lịch sử thao tác</w:t>
-      </w:r>
-      <w:r>
-        <w:rPr>
-          <w:rFonts w:ascii="Times New Roman" w:hAnsi="Times New Roman" w:eastAsia="Times New Roman"/>
-          <w:color w:val="000000"/>
-          <w:sz w:val="24"/>
-        </w:rPr>
-        <w:tab/>
-      </w:r>
-    </w:p>
-    <w:p>
-      <w:pPr>
-        <w:tabs>
-          <w:tab w:pos="8787" w:val="right" w:leader="dot"/>
-        </w:tabs>
-        <w:spacing w:after="40" w:before="20" w:line="276" w:lineRule="auto"/>
-        <w:ind w:firstLine="0" w:left="283"/>
-      </w:pPr>
-      <w:r>
-        <w:rPr>
-          <w:rFonts w:ascii="Times New Roman" w:hAnsi="Times New Roman" w:eastAsia="Times New Roman"/>
-          <w:b w:val="0"/>
-          <w:color w:val="000000"/>
-          <w:sz w:val="24"/>
-        </w:rPr>
-        <w:t>4.4  Biểu đồ lớp trong ca sử dụng UC05 -- Quản lý hàng hóa</w:t>
-      </w:r>
-      <w:r>
-        <w:rPr>
-          <w:rFonts w:ascii="Times New Roman" w:hAnsi="Times New Roman" w:eastAsia="Times New Roman"/>
-          <w:color w:val="000000"/>
-          <w:sz w:val="24"/>
-        </w:rPr>
-        <w:tab/>
-      </w:r>
-    </w:p>
-    <w:p>
-      <w:pPr>
-        <w:tabs>
-          <w:tab w:pos="8787" w:val="right" w:leader="dot"/>
-        </w:tabs>
-        <w:spacing w:after="40" w:before="20" w:line="276" w:lineRule="auto"/>
-        <w:ind w:firstLine="0" w:left="283"/>
-      </w:pPr>
-      <w:r>
-        <w:rPr>
-          <w:rFonts w:ascii="Times New Roman" w:hAnsi="Times New Roman" w:eastAsia="Times New Roman"/>
-          <w:b w:val="0"/>
-          <w:color w:val="000000"/>
-          <w:sz w:val="24"/>
-        </w:rPr>
-        <w:t>4.5  Biểu đồ lớp trong ca sử dụng UC09 -- Lập phiếu nhập kho</w:t>
-      </w:r>
-      <w:r>
-        <w:rPr>
-          <w:rFonts w:ascii="Times New Roman" w:hAnsi="Times New Roman" w:eastAsia="Times New Roman"/>
-          <w:color w:val="000000"/>
-          <w:sz w:val="24"/>
-        </w:rPr>
-        <w:tab/>
-      </w:r>
-    </w:p>
-    <w:p>
-      <w:pPr>
-        <w:tabs>
-          <w:tab w:pos="8787" w:val="right" w:leader="dot"/>
-        </w:tabs>
-        <w:spacing w:after="40" w:before="20" w:line="276" w:lineRule="auto"/>
-        <w:ind w:firstLine="0" w:left="283"/>
-      </w:pPr>
-      <w:r>
-        <w:rPr>
-          <w:rFonts w:ascii="Times New Roman" w:hAnsi="Times New Roman" w:eastAsia="Times New Roman"/>
-          <w:b w:val="0"/>
-          <w:color w:val="000000"/>
-          <w:sz w:val="24"/>
-        </w:rPr>
-        <w:t>4.6  Biểu đồ lớp trong ca sử dụng UC10 -- Lập phiếu xuất kho</w:t>
-      </w:r>
-      <w:r>
-        <w:rPr>
-          <w:rFonts w:ascii="Times New Roman" w:hAnsi="Times New Roman" w:eastAsia="Times New Roman"/>
-          <w:color w:val="000000"/>
-          <w:sz w:val="24"/>
-        </w:rPr>
-        <w:tab/>
-      </w:r>
-    </w:p>
-    <w:p>
-      <w:pPr>
-        <w:tabs>
-          <w:tab w:pos="8787" w:val="right" w:leader="dot"/>
-        </w:tabs>
-        <w:spacing w:after="40" w:before="20" w:line="276" w:lineRule="auto"/>
-        <w:ind w:firstLine="0" w:left="283"/>
-      </w:pPr>
-      <w:r>
-        <w:rPr>
-          <w:rFonts w:ascii="Times New Roman" w:hAnsi="Times New Roman" w:eastAsia="Times New Roman"/>
-          <w:b w:val="0"/>
-          <w:color w:val="000000"/>
-          <w:sz w:val="24"/>
-        </w:rPr>
-        <w:t>5.1  Sequence diagram UC05 -- Quản lý hàng hóa</w:t>
-      </w:r>
-      <w:r>
-        <w:rPr>
-          <w:rFonts w:ascii="Times New Roman" w:hAnsi="Times New Roman" w:eastAsia="Times New Roman"/>
-          <w:color w:val="000000"/>
-          <w:sz w:val="24"/>
-        </w:rPr>
-        <w:tab/>
-      </w:r>
-    </w:p>
-    <w:p>
-      <w:pPr>
-        <w:tabs>
-          <w:tab w:pos="8787" w:val="right" w:leader="dot"/>
-        </w:tabs>
-        <w:spacing w:after="40" w:before="20" w:line="276" w:lineRule="auto"/>
-        <w:ind w:firstLine="0" w:left="283"/>
-      </w:pPr>
-      <w:r>
-        <w:rPr>
-          <w:rFonts w:ascii="Times New Roman" w:hAnsi="Times New Roman" w:eastAsia="Times New Roman"/>
-          <w:b w:val="0"/>
-          <w:color w:val="000000"/>
-          <w:sz w:val="24"/>
-        </w:rPr>
-        <w:t>5.2  Sequence diagram UC06 -- Tìm kiếm hàng hóa</w:t>
-      </w:r>
-      <w:r>
-        <w:rPr>
-          <w:rFonts w:ascii="Times New Roman" w:hAnsi="Times New Roman" w:eastAsia="Times New Roman"/>
-          <w:color w:val="000000"/>
-          <w:sz w:val="24"/>
-        </w:rPr>
-        <w:tab/>
-      </w:r>
-    </w:p>
-    <w:p>
-      <w:pPr>
-        <w:tabs>
-          <w:tab w:pos="8787" w:val="right" w:leader="dot"/>
-        </w:tabs>
-        <w:spacing w:after="40" w:before="20" w:line="276" w:lineRule="auto"/>
-        <w:ind w:firstLine="0" w:left="283"/>
-      </w:pPr>
-      <w:r>
-        <w:rPr>
-          <w:rFonts w:ascii="Times New Roman" w:hAnsi="Times New Roman" w:eastAsia="Times New Roman"/>
-          <w:b w:val="0"/>
-          <w:color w:val="000000"/>
-          <w:sz w:val="24"/>
-        </w:rPr>
-        <w:t>5.3  Sequence diagram UC09 -- Lập phiếu nhập kho</w:t>
-      </w:r>
-      <w:r>
-        <w:rPr>
-          <w:rFonts w:ascii="Times New Roman" w:hAnsi="Times New Roman" w:eastAsia="Times New Roman"/>
-          <w:color w:val="000000"/>
-          <w:sz w:val="24"/>
-        </w:rPr>
-        <w:tab/>
-      </w:r>
-    </w:p>
-    <w:p>
-      <w:pPr>
-        <w:tabs>
-          <w:tab w:pos="8787" w:val="right" w:leader="dot"/>
-        </w:tabs>
-        <w:spacing w:after="40" w:before="20" w:line="276" w:lineRule="auto"/>
-        <w:ind w:firstLine="0" w:left="283"/>
-      </w:pPr>
-      <w:r>
-        <w:rPr>
-          <w:rFonts w:ascii="Times New Roman" w:hAnsi="Times New Roman" w:eastAsia="Times New Roman"/>
-          <w:b w:val="0"/>
-          <w:color w:val="000000"/>
-          <w:sz w:val="24"/>
-        </w:rPr>
-        <w:t>5.4  Sequence diagram UC10 -- Lập phiếu xuất kho</w:t>
-      </w:r>
-      <w:r>
-        <w:rPr>
-          <w:rFonts w:ascii="Times New Roman" w:hAnsi="Times New Roman" w:eastAsia="Times New Roman"/>
-          <w:color w:val="000000"/>
-          <w:sz w:val="24"/>
-        </w:rPr>
-        <w:tab/>
-      </w:r>
-    </w:p>
-    <w:p>
-      <w:pPr>
-        <w:tabs>
-          <w:tab w:pos="8787" w:val="right" w:leader="dot"/>
-        </w:tabs>
-        <w:spacing w:after="40" w:before="20" w:line="276" w:lineRule="auto"/>
-        <w:ind w:firstLine="0" w:left="283"/>
-      </w:pPr>
-      <w:r>
-        <w:rPr>
-          <w:rFonts w:ascii="Times New Roman" w:hAnsi="Times New Roman" w:eastAsia="Times New Roman"/>
-          <w:b w:val="0"/>
-          <w:color w:val="000000"/>
-          <w:sz w:val="24"/>
-        </w:rPr>
-        <w:t>5.5  State Machine Diagram – Trạng thái phiếu nhập kho</w:t>
-      </w:r>
-      <w:r>
-        <w:rPr>
-          <w:rFonts w:ascii="Times New Roman" w:hAnsi="Times New Roman" w:eastAsia="Times New Roman"/>
-          <w:color w:val="000000"/>
-          <w:sz w:val="24"/>
-        </w:rPr>
-        <w:tab/>
-      </w:r>
-    </w:p>
-    <w:p>
-      <w:pPr>
-        <w:tabs>
-          <w:tab w:pos="8787" w:val="right" w:leader="dot"/>
-        </w:tabs>
-        <w:spacing w:after="40" w:before="20" w:line="276" w:lineRule="auto"/>
-        <w:ind w:firstLine="0" w:left="283"/>
-      </w:pPr>
-      <w:r>
-        <w:rPr>
-          <w:rFonts w:ascii="Times New Roman" w:hAnsi="Times New Roman" w:eastAsia="Times New Roman"/>
-          <w:b w:val="0"/>
-          <w:color w:val="000000"/>
-          <w:sz w:val="24"/>
-        </w:rPr>
-        <w:t>5.6  State Machine Diagram – Trạng thái phiếu xuất kho</w:t>
-      </w:r>
-      <w:r>
-        <w:rPr>
-          <w:rFonts w:ascii="Times New Roman" w:hAnsi="Times New Roman" w:eastAsia="Times New Roman"/>
-          <w:color w:val="000000"/>
-          <w:sz w:val="24"/>
-        </w:rPr>
-        <w:tab/>
-      </w:r>
-    </w:p>
-    <w:p>
-      <w:pPr>
-        <w:tabs>
-          <w:tab w:pos="8787" w:val="right" w:leader="dot"/>
-        </w:tabs>
-        <w:spacing w:after="40" w:before="20" w:line="276" w:lineRule="auto"/>
-        <w:ind w:firstLine="0" w:left="283"/>
-      </w:pPr>
-      <w:r>
-        <w:rPr>
-          <w:rFonts w:ascii="Times New Roman" w:hAnsi="Times New Roman" w:eastAsia="Times New Roman"/>
-          <w:b w:val="0"/>
-          <w:color w:val="000000"/>
-          <w:sz w:val="24"/>
-        </w:rPr>
-        <w:t>6.1  Component Diagram – Kiến trúc thành phần hệ thống quản lý kho hàng</w:t>
-      </w:r>
-      <w:r>
-        <w:rPr>
-          <w:rFonts w:ascii="Times New Roman" w:hAnsi="Times New Roman" w:eastAsia="Times New Roman"/>
-          <w:color w:val="000000"/>
-          <w:sz w:val="24"/>
-        </w:rPr>
-        <w:tab/>
-      </w:r>
-    </w:p>
-    <w:p>
-      <w:pPr>
-        <w:tabs>
-          <w:tab w:pos="8787" w:val="right" w:leader="dot"/>
-        </w:tabs>
-        <w:spacing w:after="40" w:before="20" w:line="276" w:lineRule="auto"/>
-        <w:ind w:firstLine="0" w:left="283"/>
-      </w:pPr>
-      <w:r>
-        <w:rPr>
-          <w:rFonts w:ascii="Times New Roman" w:hAnsi="Times New Roman" w:eastAsia="Times New Roman"/>
-          <w:b w:val="0"/>
-          <w:color w:val="000000"/>
-          <w:sz w:val="24"/>
-        </w:rPr>
-        <w:t>7.1  Sơ đồ ERD -- Danh mục (Master Data)</w:t>
-      </w:r>
-      <w:r>
-        <w:rPr>
-          <w:rFonts w:ascii="Times New Roman" w:hAnsi="Times New Roman" w:eastAsia="Times New Roman"/>
-          <w:color w:val="000000"/>
-          <w:sz w:val="24"/>
-        </w:rPr>
-        <w:tab/>
-      </w:r>
-    </w:p>
-    <w:p>
-      <w:pPr>
-        <w:tabs>
-          <w:tab w:pos="8787" w:val="right" w:leader="dot"/>
-        </w:tabs>
-        <w:spacing w:after="40" w:before="20" w:line="276" w:lineRule="auto"/>
-        <w:ind w:firstLine="0" w:left="283"/>
-      </w:pPr>
-      <w:r>
-        <w:rPr>
-          <w:rFonts w:ascii="Times New Roman" w:hAnsi="Times New Roman" w:eastAsia="Times New Roman"/>
-          <w:b w:val="0"/>
-          <w:color w:val="000000"/>
-          <w:sz w:val="24"/>
-        </w:rPr>
         <w:t>7.2  Sơ đồ ERD -- Nghiệp vụ (Transaction)</w:t>
       </w:r>
       <w:r>
@@ -4353,7 +4275,91 @@
           <w:color w:val="000000"/>
           <w:sz w:val="24"/>
         </w:rPr>
-        <w:t>Hệ thống quản lý kho hàng đảm nhận việc kiểm soát toàn bộ vòng đời của hàng hóa từ khi nhập vào kho cho đến khi xuất ra khỏi kho, đồng thời quản lý thông tin đối tác và tồn kho. Các nghiệp vụ chính của hệ thống được chia thành các nhóm sau:</w:t>
+        <w:t>Hệ thống quản lý kho kiểm soát hàng hóa từ nhập đến xuất, quản lý đối tác, kho và người dùng.</w:t>
+      </w:r>
+    </w:p>
+    <w:p>
+      <w:pPr>
+        <w:spacing w:line="276" w:lineRule="auto" w:after="120"/>
+        <w:ind w:firstLine="567"/>
+      </w:pPr>
+      <w:r>
+        <w:rPr>
+          <w:rFonts w:ascii="Times New Roman" w:hAnsi="Times New Roman" w:eastAsia="Times New Roman"/>
+          <w:color w:val="000000"/>
+          <w:sz w:val="24"/>
+        </w:rPr>
+        <w:t>:</w:t>
+      </w:r>
+    </w:p>
+    <w:p>
+      <w:pPr>
+        <w:spacing w:line="276" w:lineRule="auto" w:after="120"/>
+        <w:ind w:firstLine="567"/>
+      </w:pPr>
+      <w:r>
+        <w:rPr>
+          <w:rFonts w:ascii="Times New Roman" w:hAnsi="Times New Roman" w:eastAsia="Times New Roman"/>
+          <w:color w:val="000000"/>
+          <w:sz w:val="24"/>
+        </w:rPr>
+        <w:t>là gói công việc ở mức doanh nghiệp.</w:t>
+      </w:r>
+    </w:p>
+    <w:p>
+      <w:pPr>
+        <w:spacing w:line="276" w:lineRule="auto" w:after="120"/>
+        <w:ind w:firstLine="567"/>
+      </w:pPr>
+      <w:r>
+        <w:rPr>
+          <w:rFonts w:ascii="Times New Roman" w:hAnsi="Times New Roman" w:eastAsia="Times New Roman"/>
+          <w:color w:val="000000"/>
+          <w:sz w:val="24"/>
+        </w:rPr>
+        <w:t>là</w:t>
+      </w:r>
+    </w:p>
+    <w:p>
+      <w:pPr>
+        <w:spacing w:line="276" w:lineRule="auto" w:after="120"/>
+        <w:ind w:firstLine="567"/>
+      </w:pPr>
+      <w:r>
+        <w:rPr>
+          <w:rFonts w:ascii="Times New Roman" w:hAnsi="Times New Roman" w:eastAsia="Times New Roman"/>
+          <w:color w:val="000000"/>
+          <w:sz w:val="24"/>
+        </w:rPr>
+        <w:t>của actor (Chương 3). Một nghiệp vụ có thể gồm nhiều use case; trong báo cáo chọn</w:t>
+      </w:r>
+    </w:p>
+    <w:p>
+      <w:pPr>
+        <w:spacing w:line="276" w:lineRule="auto" w:after="120"/>
+        <w:ind w:firstLine="567"/>
+      </w:pPr>
+      <w:r>
+        <w:rPr>
+          <w:rFonts w:ascii="Times New Roman" w:hAnsi="Times New Roman" w:eastAsia="Times New Roman"/>
+          <w:color w:val="000000"/>
+          <w:sz w:val="24"/>
+        </w:rPr>
+        <w:t>tiêu biểu để phân tích.</w:t>
+      </w:r>
+    </w:p>
+    <w:p>
+      <w:pPr>
+        <w:spacing w:line="276" w:lineRule="auto" w:after="120"/>
+        <w:ind w:firstLine="567"/>
+      </w:pPr>
+      <w:r>
+        <w:rPr>
+          <w:rFonts w:ascii="Times New Roman" w:hAnsi="Times New Roman" w:eastAsia="Times New Roman"/>
+          <w:color w:val="000000"/>
+          <w:sz w:val="24"/>
+        </w:rPr>
+        <w:t>Các nghiệp vụ chính:</w:t>
       </w:r>
     </w:p>
     <w:p>
@@ -4367,7 +4373,7 @@
           <w:color w:val="000000"/>
           <w:sz w:val="24"/>
         </w:rPr>
-        <w:t>• Nhóm quản lý người dùng: Quản lý tài khoản người dùng (UC01), Đăng nhập/đăng xuất (UC02).</w:t>
+        <w:t>• Xác thực: đăng nhập, đăng xuất.</w:t>
       </w:r>
     </w:p>
     <w:p>
@@ -4381,7 +4387,7 @@
           <w:color w:val="000000"/>
           <w:sz w:val="24"/>
         </w:rPr>
-        <w:t>• Nhóm quản lý đối tác: Quản lý nhà cung cấp (UC03), Quản lý khách hàng (UC04).</w:t>
+        <w:t>• Quản lý tài khoản: thêm (và duy trì) tài khoản người dùng.</w:t>
       </w:r>
     </w:p>
     <w:p>
@@ -4395,7 +4401,7 @@
           <w:color w:val="000000"/>
           <w:sz w:val="24"/>
         </w:rPr>
-        <w:t>• Nhóm quản lý hàng hóa và kho: Quản lý hàng hóa (UC05), Tìm kiếm hàng hóa (UC06), Quản lý kho (UC07), Tìm kiếm kho (UC08).</w:t>
+        <w:t>• Quản lý đối tác: thêm nhà cung cấp, thêm khách hàng.</w:t>
       </w:r>
     </w:p>
     <w:p>
@@ -4409,7 +4415,365 @@
           <w:color w:val="000000"/>
           <w:sz w:val="24"/>
         </w:rPr>
-        <w:t>• Nhóm quản lý nhập xuất: Lập phiếu nhập kho (UC09), Lập phiếu xuất kho (UC10).</w:t>
+        <w:t>• Quản lý hàng hóa &amp; kho: thêm hàng, tìm hàng, thêm kho.</w:t>
+      </w:r>
+    </w:p>
+    <w:p>
+      <w:pPr>
+        <w:spacing w:line="276" w:lineRule="auto" w:after="60"/>
+        <w:ind w:firstLine="0" w:left="567"/>
+      </w:pPr>
+      <w:r>
+        <w:rPr>
+          <w:rFonts w:ascii="Times New Roman" w:hAnsi="Times New Roman" w:eastAsia="Times New Roman"/>
+          <w:color w:val="000000"/>
+          <w:sz w:val="24"/>
+        </w:rPr>
+        <w:t>• Nhập / xuất kho: lập phiếu nhập, lập phiếu xuất (có duyệt).</w:t>
+      </w:r>
+    </w:p>
+    <w:tbl>
+      <w:tblPr>
+        <w:tblStyle w:val="TableGrid"/>
+        <w:tblW w:type="auto" w:w="0"/>
+        <w:jc w:val="center"/>
+        <w:tblLook w:firstColumn="1" w:firstRow="1" w:lastColumn="0" w:lastRow="0" w:noHBand="0" w:noVBand="1" w:val="04A0"/>
+      </w:tblPr>
+      <w:tblGrid>
+        <w:gridCol w:w="3024"/>
+        <w:gridCol w:w="3024"/>
+        <w:gridCol w:w="3024"/>
+      </w:tblGrid>
+      <w:tr>
+        <w:tc>
+          <w:tcPr>
+            <w:tcW w:type="dxa" w:w="3024"/>
+          </w:tcPr>
+          <w:p>
+            <w:r/>
+            <w:r>
+              <w:rPr>
+                <w:rFonts w:ascii="Times New Roman" w:hAnsi="Times New Roman" w:eastAsia="Times New Roman"/>
+                <w:b/>
+                <w:color w:val="000000"/>
+                <w:sz w:val="22"/>
+              </w:rPr>
+              <w:t>|p8.5cm|</w:t>
+              <w:br/>
+              <w:br/>
+              <w:t>Nghiệp vụ</w:t>
+            </w:r>
+          </w:p>
+        </w:tc>
+        <w:tc>
+          <w:tcPr>
+            <w:tcW w:type="dxa" w:w="3024"/>
+          </w:tcPr>
+          <w:p>
+            <w:r/>
+            <w:r>
+              <w:rPr>
+                <w:rFonts w:ascii="Times New Roman" w:hAnsi="Times New Roman" w:eastAsia="Times New Roman"/>
+                <w:b/>
+                <w:color w:val="000000"/>
+                <w:sz w:val="22"/>
+              </w:rPr>
+              <w:t>Use case tiêu biểu (Ch.3)</w:t>
+            </w:r>
+          </w:p>
+        </w:tc>
+        <w:tc>
+          <w:tcPr>
+            <w:tcW w:type="dxa" w:w="3024"/>
+          </w:tcPr>
+          <w:p>
+            <w:r/>
+            <w:r>
+              <w:rPr>
+                <w:rFonts w:ascii="Times New Roman" w:hAnsi="Times New Roman" w:eastAsia="Times New Roman"/>
+                <w:b/>
+                <w:color w:val="000000"/>
+                <w:sz w:val="22"/>
+              </w:rPr>
+            </w:r>
+          </w:p>
+        </w:tc>
+      </w:tr>
+      <w:tr>
+        <w:tc>
+          <w:tcPr>
+            <w:tcW w:type="dxa" w:w="3024"/>
+          </w:tcPr>
+          <w:p>
+            <w:r/>
+            <w:r>
+              <w:rPr>
+                <w:rFonts w:ascii="Times New Roman" w:hAnsi="Times New Roman" w:eastAsia="Times New Roman"/>
+                <w:b w:val="0"/>
+                <w:color w:val="000000"/>
+                <w:sz w:val="22"/>
+              </w:rPr>
+              <w:t>Xác thực</w:t>
+            </w:r>
+          </w:p>
+        </w:tc>
+        <w:tc>
+          <w:tcPr>
+            <w:tcW w:type="dxa" w:w="3024"/>
+          </w:tcPr>
+          <w:p>
+            <w:r/>
+            <w:r>
+              <w:rPr>
+                <w:rFonts w:ascii="Times New Roman" w:hAnsi="Times New Roman" w:eastAsia="Times New Roman"/>
+                <w:b w:val="0"/>
+                <w:color w:val="000000"/>
+                <w:sz w:val="22"/>
+              </w:rPr>
+              <w:t>UC01 Đăng nhập; UC02 Đăng xuất</w:t>
+            </w:r>
+          </w:p>
+        </w:tc>
+        <w:tc>
+          <w:tcPr>
+            <w:tcW w:type="dxa" w:w="3024"/>
+          </w:tcPr>
+          <w:p>
+            <w:r/>
+            <w:r>
+              <w:rPr>
+                <w:rFonts w:ascii="Times New Roman" w:hAnsi="Times New Roman" w:eastAsia="Times New Roman"/>
+                <w:b w:val="0"/>
+                <w:color w:val="000000"/>
+                <w:sz w:val="22"/>
+              </w:rPr>
+            </w:r>
+          </w:p>
+        </w:tc>
+      </w:tr>
+      <w:tr>
+        <w:tc>
+          <w:tcPr>
+            <w:tcW w:type="dxa" w:w="3024"/>
+          </w:tcPr>
+          <w:p>
+            <w:r/>
+            <w:r>
+              <w:rPr>
+                <w:rFonts w:ascii="Times New Roman" w:hAnsi="Times New Roman" w:eastAsia="Times New Roman"/>
+                <w:b w:val="0"/>
+                <w:color w:val="000000"/>
+                <w:sz w:val="22"/>
+              </w:rPr>
+              <w:t>Quản lý tài khoản</w:t>
+            </w:r>
+          </w:p>
+        </w:tc>
+        <w:tc>
+          <w:tcPr>
+            <w:tcW w:type="dxa" w:w="3024"/>
+          </w:tcPr>
+          <w:p>
+            <w:r/>
+            <w:r>
+              <w:rPr>
+                <w:rFonts w:ascii="Times New Roman" w:hAnsi="Times New Roman" w:eastAsia="Times New Roman"/>
+                <w:b w:val="0"/>
+                <w:color w:val="000000"/>
+                <w:sz w:val="22"/>
+              </w:rPr>
+              <w:t>UC03 Thêm tài khoản</w:t>
+            </w:r>
+          </w:p>
+        </w:tc>
+        <w:tc>
+          <w:tcPr>
+            <w:tcW w:type="dxa" w:w="3024"/>
+          </w:tcPr>
+          <w:p>
+            <w:r/>
+            <w:r>
+              <w:rPr>
+                <w:rFonts w:ascii="Times New Roman" w:hAnsi="Times New Roman" w:eastAsia="Times New Roman"/>
+                <w:b w:val="0"/>
+                <w:color w:val="000000"/>
+                <w:sz w:val="22"/>
+              </w:rPr>
+            </w:r>
+          </w:p>
+        </w:tc>
+      </w:tr>
+      <w:tr>
+        <w:tc>
+          <w:tcPr>
+            <w:tcW w:type="dxa" w:w="3024"/>
+          </w:tcPr>
+          <w:p>
+            <w:r/>
+            <w:r>
+              <w:rPr>
+                <w:rFonts w:ascii="Times New Roman" w:hAnsi="Times New Roman" w:eastAsia="Times New Roman"/>
+                <w:b w:val="0"/>
+                <w:color w:val="000000"/>
+                <w:sz w:val="22"/>
+              </w:rPr>
+              <w:t>Quản lý đối tác</w:t>
+            </w:r>
+          </w:p>
+        </w:tc>
+        <w:tc>
+          <w:tcPr>
+            <w:tcW w:type="dxa" w:w="3024"/>
+          </w:tcPr>
+          <w:p>
+            <w:r/>
+            <w:r>
+              <w:rPr>
+                <w:rFonts w:ascii="Times New Roman" w:hAnsi="Times New Roman" w:eastAsia="Times New Roman"/>
+                <w:b w:val="0"/>
+                <w:color w:val="000000"/>
+                <w:sz w:val="22"/>
+              </w:rPr>
+              <w:t>UC04 Thêm nhà cung cấp; UC05 Thêm khách hàng</w:t>
+            </w:r>
+          </w:p>
+        </w:tc>
+        <w:tc>
+          <w:tcPr>
+            <w:tcW w:type="dxa" w:w="3024"/>
+          </w:tcPr>
+          <w:p>
+            <w:r/>
+            <w:r>
+              <w:rPr>
+                <w:rFonts w:ascii="Times New Roman" w:hAnsi="Times New Roman" w:eastAsia="Times New Roman"/>
+                <w:b w:val="0"/>
+                <w:color w:val="000000"/>
+                <w:sz w:val="22"/>
+              </w:rPr>
+            </w:r>
+          </w:p>
+        </w:tc>
+      </w:tr>
+      <w:tr>
+        <w:tc>
+          <w:tcPr>
+            <w:tcW w:type="dxa" w:w="3024"/>
+          </w:tcPr>
+          <w:p>
+            <w:r/>
+            <w:r>
+              <w:rPr>
+                <w:rFonts w:ascii="Times New Roman" w:hAnsi="Times New Roman" w:eastAsia="Times New Roman"/>
+                <w:b w:val="0"/>
+                <w:color w:val="000000"/>
+                <w:sz w:val="22"/>
+              </w:rPr>
+              <w:t>Quản lý hàng hóa \</w:t>
+            </w:r>
+          </w:p>
+        </w:tc>
+        <w:tc>
+          <w:tcPr>
+            <w:tcW w:type="dxa" w:w="3024"/>
+          </w:tcPr>
+          <w:p>
+            <w:r/>
+            <w:r>
+              <w:rPr>
+                <w:rFonts w:ascii="Times New Roman" w:hAnsi="Times New Roman" w:eastAsia="Times New Roman"/>
+                <w:b w:val="0"/>
+                <w:color w:val="000000"/>
+                <w:sz w:val="22"/>
+              </w:rPr>
+              <w:t>kho</w:t>
+            </w:r>
+          </w:p>
+        </w:tc>
+        <w:tc>
+          <w:tcPr>
+            <w:tcW w:type="dxa" w:w="3024"/>
+          </w:tcPr>
+          <w:p>
+            <w:r/>
+            <w:r>
+              <w:rPr>
+                <w:rFonts w:ascii="Times New Roman" w:hAnsi="Times New Roman" w:eastAsia="Times New Roman"/>
+                <w:b w:val="0"/>
+                <w:color w:val="000000"/>
+                <w:sz w:val="22"/>
+              </w:rPr>
+              <w:t>UC06 Thêm hàng hóa; UC07 Tìm kiếm hàng hóa; UC08 Thêm kho</w:t>
+            </w:r>
+          </w:p>
+        </w:tc>
+      </w:tr>
+      <w:tr>
+        <w:tc>
+          <w:tcPr>
+            <w:tcW w:type="dxa" w:w="3024"/>
+          </w:tcPr>
+          <w:p>
+            <w:r/>
+            <w:r>
+              <w:rPr>
+                <w:rFonts w:ascii="Times New Roman" w:hAnsi="Times New Roman" w:eastAsia="Times New Roman"/>
+                <w:b w:val="0"/>
+                <w:color w:val="000000"/>
+                <w:sz w:val="22"/>
+              </w:rPr>
+              <w:t>Nhập / xuất kho</w:t>
+            </w:r>
+          </w:p>
+        </w:tc>
+        <w:tc>
+          <w:tcPr>
+            <w:tcW w:type="dxa" w:w="3024"/>
+          </w:tcPr>
+          <w:p>
+            <w:r/>
+            <w:r>
+              <w:rPr>
+                <w:rFonts w:ascii="Times New Roman" w:hAnsi="Times New Roman" w:eastAsia="Times New Roman"/>
+                <w:b w:val="0"/>
+                <w:color w:val="000000"/>
+                <w:sz w:val="22"/>
+              </w:rPr>
+              <w:t>UC09 Lập phiếu nhập kho; UC10 Lập phiếu xuất kho</w:t>
+            </w:r>
+          </w:p>
+        </w:tc>
+        <w:tc>
+          <w:tcPr>
+            <w:tcW w:type="dxa" w:w="3024"/>
+          </w:tcPr>
+          <w:p>
+            <w:r/>
+            <w:r>
+              <w:rPr>
+                <w:rFonts w:ascii="Times New Roman" w:hAnsi="Times New Roman" w:eastAsia="Times New Roman"/>
+                <w:b w:val="0"/>
+                <w:color w:val="000000"/>
+                <w:sz w:val="22"/>
+              </w:rPr>
+            </w:r>
+          </w:p>
+        </w:tc>
+      </w:tr>
+    </w:tbl>
+    <w:p/>
+    <w:p>
+      <w:pPr>
+        <w:pStyle w:val="Heading2"/>
+      </w:pPr>
+      <w:r>
+        <w:rPr>
+          <w:rFonts w:ascii="Times New Roman" w:hAnsi="Times New Roman" w:eastAsia="Times New Roman"/>
+          <w:b/>
+          <w:color w:val="000000"/>
+          <w:sz w:val="26"/>
+        </w:rPr>
+        <w:t>2.2 Nghiệp vụ 1: Xác thực người dùng</w:t>
       </w:r>
     </w:p>
     <w:p>
@@ -4423,21 +4787,7 @@
           <w:color w:val="000000"/>
           <w:sz w:val="24"/>
         </w:rPr>
-        <w:t>Các nhóm nghiệp vụ này có mối quan hệ chặt chẽ với nhau: thông tin hàng hóa và đối tác được sử dụng khi lập phiếu nhập/xuất; dữ liệu phiếu nhập/xuất là cơ sở để cập nhật và kiểm soát tồn kho.</w:t>
-      </w:r>
-    </w:p>
-    <w:p>
-      <w:pPr>
-        <w:pStyle w:val="Heading2"/>
-      </w:pPr>
-      <w:r>
-        <w:rPr>
-          <w:rFonts w:ascii="Times New Roman" w:hAnsi="Times New Roman" w:eastAsia="Times New Roman"/>
-          <w:b/>
-          <w:color w:val="000000"/>
-          <w:sz w:val="26"/>
-        </w:rPr>
-        <w:t>2.2 Nghiệp vụ 1: Quản lý tài khoản người dùng (UC01)</w:t>
+        <w:t>Người dùng đăng nhập bằng tên đăng nhập và mật khẩu; khi xong thì đăng xuất (xóa phiên).</w:t>
       </w:r>
     </w:p>
     <w:p>
@@ -4451,7 +4801,7 @@
           <w:color w:val="000000"/>
           <w:sz w:val="24"/>
         </w:rPr>
-        <w:t>: Quản trị viên tạo và quản lý tài khoản người dùng trong hệ thống, phân quyền truy cập theo vai trò (quản trị viên, quản lý kho, nhân viên kho). Nghiệp vụ đảm bảo chỉ người dùng được ủy quyền mới thực hiện được các thao tác tương ứng với quyền hạn của mình.</w:t>
+        <w:t>:</w:t>
       </w:r>
     </w:p>
     <w:p>
@@ -4465,7 +4815,7 @@
           <w:color w:val="000000"/>
           <w:sz w:val="24"/>
         </w:rPr>
-        <w:t>: Quản trị viên đăng nhập vào hệ thống, chọn chức năng quản lý tài khoản, nhập thông tin tài khoản mới (họ tên, tên đăng nhập, mật khẩu, email, số điện thoại), chọn vai trò và trạng thái hoạt động, sau đó lưu. Hệ thống kiểm tra tên đăng nhập không trùng, mã hóa mật khẩu và lưu vào cơ sở dữ liệu. Quản trị viên có thể sửa thông tin, khóa hoặc xóa tài khoản.</w:t>
+        <w:t>,</w:t>
       </w:r>
     </w:p>
     <w:p>
@@ -4479,7 +4829,21 @@
           <w:color w:val="000000"/>
           <w:sz w:val="24"/>
         </w:rPr>
-        <w:t>: Bảng</w:t>
+        <w:t>.</w:t>
+      </w:r>
+    </w:p>
+    <w:p>
+      <w:pPr>
+        <w:pStyle w:val="Heading2"/>
+      </w:pPr>
+      <w:r>
+        <w:rPr>
+          <w:rFonts w:ascii="Times New Roman" w:hAnsi="Times New Roman" w:eastAsia="Times New Roman"/>
+          <w:b/>
+          <w:color w:val="000000"/>
+          <w:sz w:val="26"/>
+        </w:rPr>
+        <w:t>2.3 Nghiệp vụ 2: Quản lý tài khoản</w:t>
       </w:r>
     </w:p>
     <w:p>
@@ -4493,21 +4857,7 @@
           <w:color w:val="000000"/>
           <w:sz w:val="24"/>
         </w:rPr>
-        <w:t>(mã người dùng, tên đăng nhập, mật khẩu, họ tên, vai trò, trạng thái).</w:t>
-      </w:r>
-    </w:p>
-    <w:p>
-      <w:pPr>
-        <w:pStyle w:val="Heading2"/>
-      </w:pPr>
-      <w:r>
-        <w:rPr>
-          <w:rFonts w:ascii="Times New Roman" w:hAnsi="Times New Roman" w:eastAsia="Times New Roman"/>
-          <w:b/>
-          <w:color w:val="000000"/>
-          <w:sz w:val="26"/>
-        </w:rPr>
-        <w:t>2.3 Nghiệp vụ 2: Đăng nhập / Đăng xuất (UC02)</w:t>
+        <w:t>Quản trị viên thêm tài khoản, gán vai trò (QTV / QL kho / NV kho). Các thao tác sửa, khóa có thể mô tả mở rộng khi bảo vệ (cùng nhóm với UC03).</w:t>
       </w:r>
     </w:p>
     <w:p>
@@ -4521,7 +4871,7 @@
           <w:color w:val="000000"/>
           <w:sz w:val="24"/>
         </w:rPr>
-        <w:t>: Người dùng truy cập hệ thống bằng tên đăng nhập và mật khẩu. Hệ thống kiểm tra thông tin đăng nhập, xác thực và chuyển hướng đến giao diện phù hợp với quyền hạn. Khi đăng xuất, hệ thống xóa phiên làm việc.</w:t>
+        <w:t>:</w:t>
       </w:r>
     </w:p>
     <w:p>
@@ -4535,7 +4885,21 @@
           <w:color w:val="000000"/>
           <w:sz w:val="24"/>
         </w:rPr>
-        <w:t>: Người dùng nhập tên đăng nhập và mật khẩu trên trang đăng nhập. Hệ thống kiểm tra tài khoản có tồn tại, trạng thái đang hoạt động và mật khẩu đúng. Nếu hợp lệ, hệ thống tạo phiên làm việc (session), ghi nhận thời gian đăng nhập và chuyển đến trang chủ. Nếu sai, hệ thống thông báo lỗi. Khi người dùng chọn đăng xuất, hệ thống xóa phiên và chuyển về trang đăng nhập.</w:t>
+        <w:t>.</w:t>
+      </w:r>
+    </w:p>
+    <w:p>
+      <w:pPr>
+        <w:pStyle w:val="Heading2"/>
+      </w:pPr>
+      <w:r>
+        <w:rPr>
+          <w:rFonts w:ascii="Times New Roman" w:hAnsi="Times New Roman" w:eastAsia="Times New Roman"/>
+          <w:b/>
+          <w:color w:val="000000"/>
+          <w:sz w:val="26"/>
+        </w:rPr>
+        <w:t>2.4 Nghiệp vụ 3: Quản lý đối tác</w:t>
       </w:r>
     </w:p>
     <w:p>
@@ -4549,7 +4913,7 @@
           <w:color w:val="000000"/>
           <w:sz w:val="24"/>
         </w:rPr>
-        <w:t>: Bảng</w:t>
+        <w:t>Duy trì nhà cung cấp (phục vụ nhập) và khách hàng (phục vụ xuất). Use case tiêu biểu:</w:t>
       </w:r>
     </w:p>
     <w:p>
@@ -4563,7 +4927,7 @@
           <w:color w:val="000000"/>
           <w:sz w:val="24"/>
         </w:rPr>
-        <w:t>, bảng</w:t>
+        <w:t>,</w:t>
       </w:r>
     </w:p>
     <w:p>
@@ -4577,21 +4941,7 @@
           <w:color w:val="000000"/>
           <w:sz w:val="24"/>
         </w:rPr>
-        <w:t>(ghi nhận đăng nhập/đăng xuất).</w:t>
-      </w:r>
-    </w:p>
-    <w:p>
-      <w:pPr>
-        <w:pStyle w:val="Heading2"/>
-      </w:pPr>
-      <w:r>
-        <w:rPr>
-          <w:rFonts w:ascii="Times New Roman" w:hAnsi="Times New Roman" w:eastAsia="Times New Roman"/>
-          <w:b/>
-          <w:color w:val="000000"/>
-          <w:sz w:val="26"/>
-        </w:rPr>
-        <w:t>2.4 Nghiệp vụ 3: Quản lý nhà cung cấp (UC03)</w:t>
+        <w:t>.</w:t>
       </w:r>
     </w:p>
     <w:p>
@@ -4605,7 +4955,7 @@
           <w:color w:val="000000"/>
           <w:sz w:val="24"/>
         </w:rPr>
-        <w:t>: Nhân viên kho hoặc quản lý kho thêm, cập nhật và tra cứu thông tin nhà cung cấp. Thông tin nhà cung cấp được sử dụng khi lập phiếu nhập kho.</w:t>
+        <w:t>:</w:t>
       </w:r>
     </w:p>
     <w:p>
@@ -4619,7 +4969,7 @@
           <w:color w:val="000000"/>
           <w:sz w:val="24"/>
         </w:rPr>
-        <w:t>: Người dùng chọn chức năng quản lý nhà cung cấp, hệ thống hiển thị danh sách nhà cung cấp hiện có. Người dùng có thể thêm mới (nhập mã, tên, địa chỉ, số điện thoại, email, người liên hệ, mô tả), sửa thông tin, hoặc xóa (nếu không có phiếu nhập liên quan). Hệ thống kiểm tra mã nhà cung cấp không trùng và lưu vào cơ sở dữ liệu.</w:t>
+        <w:t>,</w:t>
       </w:r>
     </w:p>
     <w:p>
@@ -4633,7 +4983,21 @@
           <w:color w:val="000000"/>
           <w:sz w:val="24"/>
         </w:rPr>
-        <w:t>: Bảng</w:t>
+        <w:t>.</w:t>
+      </w:r>
+    </w:p>
+    <w:p>
+      <w:pPr>
+        <w:pStyle w:val="Heading2"/>
+      </w:pPr>
+      <w:r>
+        <w:rPr>
+          <w:rFonts w:ascii="Times New Roman" w:hAnsi="Times New Roman" w:eastAsia="Times New Roman"/>
+          <w:b/>
+          <w:color w:val="000000"/>
+          <w:sz w:val="26"/>
+        </w:rPr>
+        <w:t>2.5 Nghiệp vụ 4: Quản lý hàng hóa và kho</w:t>
       </w:r>
     </w:p>
     <w:p>
@@ -4647,21 +5011,7 @@
           <w:color w:val="000000"/>
           <w:sz w:val="24"/>
         </w:rPr>
-        <w:t>(mã, tên, địa chỉ, số điện thoại, email, người liên hệ, mô tả).</w:t>
-      </w:r>
-    </w:p>
-    <w:p>
-      <w:pPr>
-        <w:pStyle w:val="Heading2"/>
-      </w:pPr>
-      <w:r>
-        <w:rPr>
-          <w:rFonts w:ascii="Times New Roman" w:hAnsi="Times New Roman" w:eastAsia="Times New Roman"/>
-          <w:b/>
-          <w:color w:val="000000"/>
-          <w:sz w:val="26"/>
-        </w:rPr>
-        <w:t>2.5 Nghiệp vụ 4: Quản lý khách hàng (UC04)</w:t>
+        <w:t>Danh mục hàng (mã, tên, nhóm, ĐVT, giá) và thông tin kho. Use case tiêu biểu:</w:t>
       </w:r>
     </w:p>
     <w:p>
@@ -4675,7 +5025,7 @@
           <w:color w:val="000000"/>
           <w:sz w:val="24"/>
         </w:rPr>
-        <w:t>: Tương tự như quản lý nhà cung cấp, nghiệp vụ này lưu trữ và quản lý thông tin khách hàng để phục vụ lập phiếu xuất kho và theo dõi giao dịch.</w:t>
+        <w:t>,</w:t>
       </w:r>
     </w:p>
     <w:p>
@@ -4689,7 +5039,7 @@
           <w:color w:val="000000"/>
           <w:sz w:val="24"/>
         </w:rPr>
-        <w:t>: Người dùng chọn chức năng quản lý khách hàng, hệ thống hiển thị danh sách khách hàng. Người dùng thêm mới (nhập mã, tên, địa chỉ, số điện thoại, email, mã số thuế, người liên hệ), sửa thông tin hoặc xóa (nếu không có phiếu xuất liên quan). Hệ thống kiểm tra mã khách hàng không trùng và lưu vào cơ sở dữ liệu.</w:t>
+        <w:t>,</w:t>
       </w:r>
     </w:p>
     <w:p>
@@ -4703,7 +5053,7 @@
           <w:color w:val="000000"/>
           <w:sz w:val="24"/>
         </w:rPr>
-        <w:t>: Bảng</w:t>
+        <w:t>.</w:t>
       </w:r>
     </w:p>
     <w:p>
@@ -4717,21 +5067,7 @@
           <w:color w:val="000000"/>
           <w:sz w:val="24"/>
         </w:rPr>
-        <w:t>(mã, tên, địa chỉ, số điện thoại, email, mã số thuế, người liên hệ).</w:t>
-      </w:r>
-    </w:p>
-    <w:p>
-      <w:pPr>
-        <w:pStyle w:val="Heading2"/>
-      </w:pPr>
-      <w:r>
-        <w:rPr>
-          <w:rFonts w:ascii="Times New Roman" w:hAnsi="Times New Roman" w:eastAsia="Times New Roman"/>
-          <w:b/>
-          <w:color w:val="000000"/>
-          <w:sz w:val="26"/>
-        </w:rPr>
-        <w:t>2.6 Nghiệp vụ 5: Quản lý hàng hóa (UC05)</w:t>
+        <w:t>:</w:t>
       </w:r>
     </w:p>
     <w:p>
@@ -4745,7 +5081,7 @@
           <w:color w:val="000000"/>
           <w:sz w:val="24"/>
         </w:rPr>
-        <w:t>: Nhân viên kho nhập và quản lý thông tin hàng hóa bao gồm mã, tên, nhóm hàng, đơn vị tính, giá nhập, giá xuất, mô tả và trạng thái. Hàng hóa được phân loại theo nhóm để dễ tra cứu và quản lý.</w:t>
+        <w:t>,</w:t>
       </w:r>
     </w:p>
     <w:p>
@@ -4759,7 +5095,7 @@
           <w:color w:val="000000"/>
           <w:sz w:val="24"/>
         </w:rPr>
-        <w:t>: Người dùng chọn chức năng quản lý hàng hóa, hệ thống hiển thị danh sách hàng hóa với thông tin tóm tắt. Người dùng thêm mới (chọn nhóm hàng, đơn vị tính, nhập mã, tên, giá nhập, giá xuất, mô tả), sửa thông tin hoặc đánh dấu ngừng sử dụng. Khi thêm hàng hóa mới, hệ thống tự động khởi tạo bản ghi tồn kho bằng 0 tại tất cả các kho đang hoạt động.</w:t>
+        <w:t>,</w:t>
       </w:r>
     </w:p>
     <w:p>
@@ -4773,7 +5109,7 @@
           <w:color w:val="000000"/>
           <w:sz w:val="24"/>
         </w:rPr>
-        <w:t>: Bảng</w:t>
+        <w:t>,</w:t>
       </w:r>
     </w:p>
     <w:p>
@@ -4801,7 +5137,21 @@
           <w:color w:val="000000"/>
           <w:sz w:val="24"/>
         </w:rPr>
-        <w:t>,</w:t>
+        <w:t>.</w:t>
+      </w:r>
+    </w:p>
+    <w:p>
+      <w:pPr>
+        <w:pStyle w:val="Heading2"/>
+      </w:pPr>
+      <w:r>
+        <w:rPr>
+          <w:rFonts w:ascii="Times New Roman" w:hAnsi="Times New Roman" w:eastAsia="Times New Roman"/>
+          <w:b/>
+          <w:color w:val="000000"/>
+          <w:sz w:val="26"/>
+        </w:rPr>
+        <w:t>2.6 Nghiệp vụ 5: Nhập kho</w:t>
       </w:r>
     </w:p>
     <w:p>
@@ -4815,7 +5165,7 @@
           <w:color w:val="000000"/>
           <w:sz w:val="24"/>
         </w:rPr>
-        <w:t>,</w:t>
+        <w:t>Nhân viên lập phiếu nhập (NCC, kho, dòng hàng) $</w:t>
       </w:r>
     </w:p>
     <w:p>
@@ -4829,21 +5179,7 @@
           <w:color w:val="000000"/>
           <w:sz w:val="24"/>
         </w:rPr>
-        <w:t>.</w:t>
-      </w:r>
-    </w:p>
-    <w:p>
-      <w:pPr>
-        <w:pStyle w:val="Heading2"/>
-      </w:pPr>
-      <w:r>
-        <w:rPr>
-          <w:rFonts w:ascii="Times New Roman" w:hAnsi="Times New Roman" w:eastAsia="Times New Roman"/>
-          <w:b/>
-          <w:color w:val="000000"/>
-          <w:sz w:val="26"/>
-        </w:rPr>
-        <w:t>2.7 Nghiệp vụ 6: Tìm kiếm hàng hóa (UC06)</w:t>
+        <w:t>gửi duyệt</w:t>
       </w:r>
     </w:p>
     <w:p>
@@ -4857,7 +5193,7 @@
           <w:color w:val="000000"/>
           <w:sz w:val="24"/>
         </w:rPr>
-        <w:t>: Người dùng tìm kiếm hàng hóa theo mã, tên, nhóm hàng hoặc kho. Hệ thống trả về thông tin hàng hóa và số lượng tồn kho hiện tại tại từng kho.</w:t>
+        <w:t>quản lý duyệt</w:t>
       </w:r>
     </w:p>
     <w:p>
@@ -4871,7 +5207,7 @@
           <w:color w:val="000000"/>
           <w:sz w:val="24"/>
         </w:rPr>
-        <w:t>: Người dùng nhập từ khóa tìm kiếm (mã hoặc tên hàng), chọn điều kiện lọc (nhóm hàng, kho, trạng thái). Hệ thống truy vấn cơ sở dữ liệu, hiển thị danh sách kết quả kèm thông tin tồn kho tại các kho. Người dùng có thể xem chi tiết, sắp xếp theo cột và xuất danh sách ra Excel.</w:t>
+        <w:t>$ tăng tồn.</w:t>
       </w:r>
     </w:p>
     <w:p>
@@ -4885,7 +5221,7 @@
           <w:color w:val="000000"/>
           <w:sz w:val="24"/>
         </w:rPr>
-        <w:t>: Bảng</w:t>
+        <w:t>:</w:t>
       </w:r>
     </w:p>
     <w:p>
@@ -4927,7 +5263,21 @@
           <w:color w:val="000000"/>
           <w:sz w:val="24"/>
         </w:rPr>
-        <w:t>,</w:t>
+        <w:t>.</w:t>
+      </w:r>
+    </w:p>
+    <w:p>
+      <w:pPr>
+        <w:pStyle w:val="Heading2"/>
+      </w:pPr>
+      <w:r>
+        <w:rPr>
+          <w:rFonts w:ascii="Times New Roman" w:hAnsi="Times New Roman" w:eastAsia="Times New Roman"/>
+          <w:b/>
+          <w:color w:val="000000"/>
+          <w:sz w:val="26"/>
+        </w:rPr>
+        <w:t>2.7 Nghiệp vụ 6: Xuất kho</w:t>
       </w:r>
     </w:p>
     <w:p>
@@ -4941,21 +5291,7 @@
           <w:color w:val="000000"/>
           <w:sz w:val="24"/>
         </w:rPr>
-        <w:t>.</w:t>
-      </w:r>
-    </w:p>
-    <w:p>
-      <w:pPr>
-        <w:pStyle w:val="Heading2"/>
-      </w:pPr>
-      <w:r>
-        <w:rPr>
-          <w:rFonts w:ascii="Times New Roman" w:hAnsi="Times New Roman" w:eastAsia="Times New Roman"/>
-          <w:b/>
-          <w:color w:val="000000"/>
-          <w:sz w:val="26"/>
-        </w:rPr>
-        <w:t>2.8 Nghiệp vụ 7: Quản lý kho (UC07)</w:t>
+        <w:t>Nhân viên lập phiếu xuất (KH, kho, dòng hàng, kiểm tra tồn) $</w:t>
       </w:r>
     </w:p>
     <w:p>
@@ -4969,7 +5305,7 @@
           <w:color w:val="000000"/>
           <w:sz w:val="24"/>
         </w:rPr>
-        <w:t>: Quản lý kho hoặc quản trị viên tạo và cập nhật thông tin kho hàng bao gồm mã kho, tên kho, địa điểm, người phụ trách, diện tích và trạng thái hoạt động. Một hệ thống có thể có nhiều kho đặt tại các địa điểm khác nhau.</w:t>
+        <w:t>gửi duyệt</w:t>
       </w:r>
     </w:p>
     <w:p>
@@ -4983,7 +5319,7 @@
           <w:color w:val="000000"/>
           <w:sz w:val="24"/>
         </w:rPr>
-        <w:t>: Người dùng chọn chức năng quản lý kho, hệ thống hiển thị danh sách kho. Người dùng thêm mới (nhập mã, tên, địa chỉ, người phụ trách, diện tích, mô tả), sửa thông tin hoặc đánh dấu ngừng hoạt động. Hệ thống kiểm tra mã kho không trùng và lưu vào cơ sở dữ liệu.</w:t>
+        <w:t>quản lý duyệt</w:t>
       </w:r>
     </w:p>
     <w:p>
@@ -4997,7 +5333,7 @@
           <w:color w:val="000000"/>
           <w:sz w:val="24"/>
         </w:rPr>
-        <w:t>: Bảng</w:t>
+        <w:t>$ giảm tồn.</w:t>
       </w:r>
     </w:p>
     <w:p>
@@ -5011,21 +5347,7 @@
           <w:color w:val="000000"/>
           <w:sz w:val="24"/>
         </w:rPr>
-        <w:t>(mã, tên, địa chỉ, người phụ trách, diện tích, trạng thái).</w:t>
-      </w:r>
-    </w:p>
-    <w:p>
-      <w:pPr>
-        <w:pStyle w:val="Heading2"/>
-      </w:pPr>
-      <w:r>
-        <w:rPr>
-          <w:rFonts w:ascii="Times New Roman" w:hAnsi="Times New Roman" w:eastAsia="Times New Roman"/>
-          <w:b/>
-          <w:color w:val="000000"/>
-          <w:sz w:val="26"/>
-        </w:rPr>
-        <w:t>2.9 Nghiệp vụ 8: Tìm kiếm kho (UC08)</w:t>
+        <w:t>:</w:t>
       </w:r>
     </w:p>
     <w:p>
@@ -5039,7 +5361,7 @@
           <w:color w:val="000000"/>
           <w:sz w:val="24"/>
         </w:rPr>
-        <w:t>: Người dùng tra cứu thông tin kho, xem danh sách hàng hóa trong kho hoặc tồn kho theo từng kho. Chức năng này hỗ trợ kiểm tra nhanh tình trạng tồn kho tại một kho cụ thể.</w:t>
+        <w:t>,</w:t>
       </w:r>
     </w:p>
     <w:p>
@@ -5053,7 +5375,7 @@
           <w:color w:val="000000"/>
           <w:sz w:val="24"/>
         </w:rPr>
-        <w:t>: Người dùng nhập mã hoặc tên kho cần tra cứu. Hệ thống hiển thị thông tin chi tiết của kho và danh sách hàng hóa đang lưu trữ tại kho đó kèm số lượng tồn. Người dùng có thể lọc theo nhóm hàng, sắp xếp theo số lượng tồn và xuất danh sách ra file.</w:t>
+        <w:t>,</w:t>
       </w:r>
     </w:p>
     <w:p>
@@ -5067,7 +5389,35 @@
           <w:color w:val="000000"/>
           <w:sz w:val="24"/>
         </w:rPr>
-        <w:t>: Bảng</w:t>
+        <w:t>.</w:t>
+      </w:r>
+    </w:p>
+    <w:p>
+      <w:pPr>
+        <w:pStyle w:val="Heading2"/>
+      </w:pPr>
+      <w:r>
+        <w:rPr>
+          <w:rFonts w:ascii="Times New Roman" w:hAnsi="Times New Roman" w:eastAsia="Times New Roman"/>
+          <w:b/>
+          <w:color w:val="000000"/>
+          <w:sz w:val="26"/>
+        </w:rPr>
+        <w:t>2.8 Sơ đồ hoạt động (Activity Diagram)</w:t>
+      </w:r>
+    </w:p>
+    <w:p>
+      <w:pPr>
+        <w:pStyle w:val="Heading3"/>
+      </w:pPr>
+      <w:r>
+        <w:rPr>
+          <w:rFonts w:ascii="Times New Roman" w:hAnsi="Times New Roman" w:eastAsia="Times New Roman"/>
+          <w:b/>
+          <w:color w:val="000000"/>
+          <w:sz w:val="24"/>
+        </w:rPr>
+        <w:t>2.8.1 Quy trình nhập kho</w:t>
       </w:r>
     </w:p>
     <w:p>
@@ -5081,7 +5431,7 @@
           <w:color w:val="000000"/>
           <w:sz w:val="24"/>
         </w:rPr>
-        <w:t>,</w:t>
+        <w:t>Hàng đến $</w:t>
       </w:r>
     </w:p>
     <w:p>
@@ -5095,7 +5445,7 @@
           <w:color w:val="000000"/>
           <w:sz w:val="24"/>
         </w:rPr>
-        <w:t>,</w:t>
+        <w:t>kiểm tra</w:t>
       </w:r>
     </w:p>
     <w:p>
@@ -5109,21 +5459,7 @@
           <w:color w:val="000000"/>
           <w:sz w:val="24"/>
         </w:rPr>
-        <w:t>.</w:t>
-      </w:r>
-    </w:p>
-    <w:p>
-      <w:pPr>
-        <w:pStyle w:val="Heading2"/>
-      </w:pPr>
-      <w:r>
-        <w:rPr>
-          <w:rFonts w:ascii="Times New Roman" w:hAnsi="Times New Roman" w:eastAsia="Times New Roman"/>
-          <w:b/>
-          <w:color w:val="000000"/>
-          <w:sz w:val="26"/>
-        </w:rPr>
-        <w:t>2.10 Nghiệp vụ 9: Lập phiếu nhập kho (UC09)</w:t>
+        <w:t>lập phiếu nhập</w:t>
       </w:r>
     </w:p>
     <w:p>
@@ -5137,7 +5473,7 @@
           <w:color w:val="000000"/>
           <w:sz w:val="24"/>
         </w:rPr>
-        <w:t>: Nhân viên kho lập phiếu nhập khi hàng hóa được chuyển đến từ nhà cung cấp. Phiếu nhập bao gồm thông tin nhà cung cấp, kho nhập, ngày nhập, người lập và danh sách hàng hóa nhập kèm số lượng, đơn giá. Sau khi được quản lý kho duyệt, hệ thống tự động cập nhật tồn kho.</w:t>
+        <w:t>duyệt</w:t>
       </w:r>
     </w:p>
     <w:p>
@@ -5151,469 +5487,7 @@
           <w:color w:val="000000"/>
           <w:sz w:val="24"/>
         </w:rPr>
-        <w:t>:</w:t>
-      </w:r>
-    </w:p>
-    <w:p>
-      <w:pPr>
-        <w:spacing w:line="276" w:lineRule="auto" w:after="60"/>
-        <w:ind w:firstLine="0" w:left="567"/>
-      </w:pPr>
-      <w:r>
-        <w:rPr>
-          <w:rFonts w:ascii="Times New Roman" w:hAnsi="Times New Roman" w:eastAsia="Times New Roman"/>
-          <w:color w:val="000000"/>
-          <w:sz w:val="24"/>
-        </w:rPr>
-        <w:t>– Nhân viên kho chọn chức năng lập phiếu nhập, nhập thông tin chung: nhà cung cấp, kho nhập, ngày nhập, người giao hàng.</w:t>
-      </w:r>
-    </w:p>
-    <w:p>
-      <w:pPr>
-        <w:spacing w:line="276" w:lineRule="auto" w:after="60"/>
-        <w:ind w:firstLine="0" w:left="567"/>
-      </w:pPr>
-      <w:r>
-        <w:rPr>
-          <w:rFonts w:ascii="Times New Roman" w:hAnsi="Times New Roman" w:eastAsia="Times New Roman"/>
-          <w:color w:val="000000"/>
-          <w:sz w:val="24"/>
-        </w:rPr>
-        <w:t>– Thêm danh sách hàng hóa nhập: chọn hàng hóa, nhập số lượng, đơn giá. Hệ thống tự động tính thành tiền cho từng dòng và tổng tiền phiếu.</w:t>
-      </w:r>
-    </w:p>
-    <w:p>
-      <w:pPr>
-        <w:spacing w:line="276" w:lineRule="auto" w:after="60"/>
-        <w:ind w:firstLine="0" w:left="567"/>
-      </w:pPr>
-      <w:r>
-        <w:rPr>
-          <w:rFonts w:ascii="Times New Roman" w:hAnsi="Times New Roman" w:eastAsia="Times New Roman"/>
-          <w:color w:val="000000"/>
-          <w:sz w:val="24"/>
-        </w:rPr>
-        <w:t>– Gửi phiếu nhập để duyệt. Trạng thái phiếu chuyển sang “Chờ duyệt”.</w:t>
-      </w:r>
-    </w:p>
-    <w:p>
-      <w:pPr>
-        <w:spacing w:line="276" w:lineRule="auto" w:after="60"/>
-        <w:ind w:firstLine="0" w:left="567"/>
-      </w:pPr>
-      <w:r>
-        <w:rPr>
-          <w:rFonts w:ascii="Times New Roman" w:hAnsi="Times New Roman" w:eastAsia="Times New Roman"/>
-          <w:color w:val="000000"/>
-          <w:sz w:val="24"/>
-        </w:rPr>
-        <w:t>– Quản lý kho xem phiếu, kiểm tra thông tin và duyệt hoặc từ chối.</w:t>
-      </w:r>
-    </w:p>
-    <w:p>
-      <w:pPr>
-        <w:spacing w:line="276" w:lineRule="auto" w:after="60"/>
-        <w:ind w:firstLine="0" w:left="567"/>
-      </w:pPr>
-      <w:r>
-        <w:rPr>
-          <w:rFonts w:ascii="Times New Roman" w:hAnsi="Times New Roman" w:eastAsia="Times New Roman"/>
-          <w:color w:val="000000"/>
-          <w:sz w:val="24"/>
-        </w:rPr>
-        <w:t>– Nếu duyệt: hệ thống cập nhật tồn kho (tăng số lượng tương ứng), trạng thái phiếu chuyển sang “Đã duyệt”.</w:t>
-      </w:r>
-    </w:p>
-    <w:p>
-      <w:pPr>
-        <w:spacing w:line="276" w:lineRule="auto" w:after="60"/>
-        <w:ind w:firstLine="0" w:left="567"/>
-      </w:pPr>
-      <w:r>
-        <w:rPr>
-          <w:rFonts w:ascii="Times New Roman" w:hAnsi="Times New Roman" w:eastAsia="Times New Roman"/>
-          <w:color w:val="000000"/>
-          <w:sz w:val="24"/>
-        </w:rPr>
-        <w:t>– Nếu từ chối: trạng thái phiếu chuyển sang “Từ chối”, kèm lý do.</w:t>
-      </w:r>
-    </w:p>
-    <w:p>
-      <w:pPr>
-        <w:spacing w:line="276" w:lineRule="auto" w:after="120"/>
-        <w:ind w:firstLine="567"/>
-      </w:pPr>
-      <w:r>
-        <w:rPr>
-          <w:rFonts w:ascii="Times New Roman" w:hAnsi="Times New Roman" w:eastAsia="Times New Roman"/>
-          <w:color w:val="000000"/>
-          <w:sz w:val="24"/>
-        </w:rPr>
-        <w:t>: Bảng</w:t>
-      </w:r>
-    </w:p>
-    <w:p>
-      <w:pPr>
-        <w:spacing w:line="276" w:lineRule="auto" w:after="120"/>
-        <w:ind w:firstLine="567"/>
-      </w:pPr>
-      <w:r>
-        <w:rPr>
-          <w:rFonts w:ascii="Times New Roman" w:hAnsi="Times New Roman" w:eastAsia="Times New Roman"/>
-          <w:color w:val="000000"/>
-          <w:sz w:val="24"/>
-        </w:rPr>
-        <w:t>,</w:t>
-      </w:r>
-    </w:p>
-    <w:p>
-      <w:pPr>
-        <w:spacing w:line="276" w:lineRule="auto" w:after="120"/>
-        <w:ind w:firstLine="567"/>
-      </w:pPr>
-      <w:r>
-        <w:rPr>
-          <w:rFonts w:ascii="Times New Roman" w:hAnsi="Times New Roman" w:eastAsia="Times New Roman"/>
-          <w:color w:val="000000"/>
-          <w:sz w:val="24"/>
-        </w:rPr>
-        <w:t>,</w:t>
-      </w:r>
-    </w:p>
-    <w:p>
-      <w:pPr>
-        <w:spacing w:line="276" w:lineRule="auto" w:after="120"/>
-        <w:ind w:firstLine="567"/>
-      </w:pPr>
-      <w:r>
-        <w:rPr>
-          <w:rFonts w:ascii="Times New Roman" w:hAnsi="Times New Roman" w:eastAsia="Times New Roman"/>
-          <w:color w:val="000000"/>
-          <w:sz w:val="24"/>
-        </w:rPr>
-        <w:t>,</w:t>
-      </w:r>
-    </w:p>
-    <w:p>
-      <w:pPr>
-        <w:spacing w:line="276" w:lineRule="auto" w:after="120"/>
-        <w:ind w:firstLine="567"/>
-      </w:pPr>
-      <w:r>
-        <w:rPr>
-          <w:rFonts w:ascii="Times New Roman" w:hAnsi="Times New Roman" w:eastAsia="Times New Roman"/>
-          <w:color w:val="000000"/>
-          <w:sz w:val="24"/>
-        </w:rPr>
-        <w:t>,</w:t>
-      </w:r>
-    </w:p>
-    <w:p>
-      <w:pPr>
-        <w:spacing w:line="276" w:lineRule="auto" w:after="120"/>
-        <w:ind w:firstLine="567"/>
-      </w:pPr>
-      <w:r>
-        <w:rPr>
-          <w:rFonts w:ascii="Times New Roman" w:hAnsi="Times New Roman" w:eastAsia="Times New Roman"/>
-          <w:color w:val="000000"/>
-          <w:sz w:val="24"/>
-        </w:rPr>
-        <w:t>,</w:t>
-      </w:r>
-    </w:p>
-    <w:p>
-      <w:pPr>
-        <w:spacing w:line="276" w:lineRule="auto" w:after="120"/>
-        <w:ind w:firstLine="567"/>
-      </w:pPr>
-      <w:r>
-        <w:rPr>
-          <w:rFonts w:ascii="Times New Roman" w:hAnsi="Times New Roman" w:eastAsia="Times New Roman"/>
-          <w:color w:val="000000"/>
-          <w:sz w:val="24"/>
-        </w:rPr>
-        <w:t>.</w:t>
-      </w:r>
-    </w:p>
-    <w:p>
-      <w:pPr>
-        <w:pStyle w:val="Heading2"/>
-      </w:pPr>
-      <w:r>
-        <w:rPr>
-          <w:rFonts w:ascii="Times New Roman" w:hAnsi="Times New Roman" w:eastAsia="Times New Roman"/>
-          <w:b/>
-          <w:color w:val="000000"/>
-          <w:sz w:val="26"/>
-        </w:rPr>
-        <w:t>2.11 Nghiệp vụ 10: Lập phiếu xuất kho (UC10)</w:t>
-      </w:r>
-    </w:p>
-    <w:p>
-      <w:pPr>
-        <w:spacing w:line="276" w:lineRule="auto" w:after="120"/>
-        <w:ind w:firstLine="567"/>
-      </w:pPr>
-      <w:r>
-        <w:rPr>
-          <w:rFonts w:ascii="Times New Roman" w:hAnsi="Times New Roman" w:eastAsia="Times New Roman"/>
-          <w:color w:val="000000"/>
-          <w:sz w:val="24"/>
-        </w:rPr>
-        <w:t>: Nhân viên kho lập phiếu xuất khi có yêu cầu xuất hàng cho khách hàng hoặc sản xuất nội bộ. Hệ thống kiểm tra tồn kho trước khi cho phép xuất và cập nhật số lượng tồn kho sau khi phiếu được duyệt.</w:t>
-      </w:r>
-    </w:p>
-    <w:p>
-      <w:pPr>
-        <w:spacing w:line="276" w:lineRule="auto" w:after="120"/>
-        <w:ind w:firstLine="567"/>
-      </w:pPr>
-      <w:r>
-        <w:rPr>
-          <w:rFonts w:ascii="Times New Roman" w:hAnsi="Times New Roman" w:eastAsia="Times New Roman"/>
-          <w:color w:val="000000"/>
-          <w:sz w:val="24"/>
-        </w:rPr>
-        <w:t>:</w:t>
-      </w:r>
-    </w:p>
-    <w:p>
-      <w:pPr>
-        <w:spacing w:line="276" w:lineRule="auto" w:after="60"/>
-        <w:ind w:firstLine="0" w:left="567"/>
-      </w:pPr>
-      <w:r>
-        <w:rPr>
-          <w:rFonts w:ascii="Times New Roman" w:hAnsi="Times New Roman" w:eastAsia="Times New Roman"/>
-          <w:color w:val="000000"/>
-          <w:sz w:val="24"/>
-        </w:rPr>
-        <w:t>– Nhân viên kho chọn chức năng lập phiếu xuất, nhập thông tin chung: khách hàng, kho xuất, ngày xuất, lý do xuất.</w:t>
-      </w:r>
-    </w:p>
-    <w:p>
-      <w:pPr>
-        <w:spacing w:line="276" w:lineRule="auto" w:after="60"/>
-        <w:ind w:firstLine="0" w:left="567"/>
-      </w:pPr>
-      <w:r>
-        <w:rPr>
-          <w:rFonts w:ascii="Times New Roman" w:hAnsi="Times New Roman" w:eastAsia="Times New Roman"/>
-          <w:color w:val="000000"/>
-          <w:sz w:val="24"/>
-        </w:rPr>
-        <w:t>– Thêm danh sách hàng hóa xuất: chọn hàng hóa, nhập số lượng. Hệ thống kiểm tra tồn kho tại kho xuất có đủ không.</w:t>
-      </w:r>
-    </w:p>
-    <w:p>
-      <w:pPr>
-        <w:spacing w:line="276" w:lineRule="auto" w:after="60"/>
-        <w:ind w:firstLine="0" w:left="567"/>
-      </w:pPr>
-      <w:r>
-        <w:rPr>
-          <w:rFonts w:ascii="Times New Roman" w:hAnsi="Times New Roman" w:eastAsia="Times New Roman"/>
-          <w:color w:val="000000"/>
-          <w:sz w:val="24"/>
-        </w:rPr>
-        <w:t>– Nếu tồn kho đủ: hiển thị đơn giá xuất, tự động tính thành tiền và tổng tiền phiếu.</w:t>
-      </w:r>
-    </w:p>
-    <w:p>
-      <w:pPr>
-        <w:spacing w:line="276" w:lineRule="auto" w:after="60"/>
-        <w:ind w:firstLine="0" w:left="567"/>
-      </w:pPr>
-      <w:r>
-        <w:rPr>
-          <w:rFonts w:ascii="Times New Roman" w:hAnsi="Times New Roman" w:eastAsia="Times New Roman"/>
-          <w:color w:val="000000"/>
-          <w:sz w:val="24"/>
-        </w:rPr>
-        <w:t>– Nếu tồn kho không đủ: thông báo và không cho phép thêm dòng đó.</w:t>
-      </w:r>
-    </w:p>
-    <w:p>
-      <w:pPr>
-        <w:spacing w:line="276" w:lineRule="auto" w:after="60"/>
-        <w:ind w:firstLine="0" w:left="567"/>
-      </w:pPr>
-      <w:r>
-        <w:rPr>
-          <w:rFonts w:ascii="Times New Roman" w:hAnsi="Times New Roman" w:eastAsia="Times New Roman"/>
-          <w:color w:val="000000"/>
-          <w:sz w:val="24"/>
-        </w:rPr>
-        <w:t>– Gửi phiếu xuất để duyệt. Trạng thái phiếu chuyển sang “Chờ duyệt”.</w:t>
-      </w:r>
-    </w:p>
-    <w:p>
-      <w:pPr>
-        <w:spacing w:line="276" w:lineRule="auto" w:after="60"/>
-        <w:ind w:firstLine="0" w:left="567"/>
-      </w:pPr>
-      <w:r>
-        <w:rPr>
-          <w:rFonts w:ascii="Times New Roman" w:hAnsi="Times New Roman" w:eastAsia="Times New Roman"/>
-          <w:color w:val="000000"/>
-          <w:sz w:val="24"/>
-        </w:rPr>
-        <w:t>– Quản lý kho duyệt: hệ thống giảm tồn kho, trạng thái chuyển sang “Đã duyệt”.</w:t>
-      </w:r>
-    </w:p>
-    <w:p>
-      <w:pPr>
-        <w:spacing w:line="276" w:lineRule="auto" w:after="60"/>
-        <w:ind w:firstLine="0" w:left="567"/>
-      </w:pPr>
-      <w:r>
-        <w:rPr>
-          <w:rFonts w:ascii="Times New Roman" w:hAnsi="Times New Roman" w:eastAsia="Times New Roman"/>
-          <w:color w:val="000000"/>
-          <w:sz w:val="24"/>
-        </w:rPr>
-        <w:t>– Nếu từ chối: trạng thái chuyển sang “Từ chối”, tồn kho không thay đổi.</w:t>
-      </w:r>
-    </w:p>
-    <w:p>
-      <w:pPr>
-        <w:spacing w:line="276" w:lineRule="auto" w:after="120"/>
-        <w:ind w:firstLine="567"/>
-      </w:pPr>
-      <w:r>
-        <w:rPr>
-          <w:rFonts w:ascii="Times New Roman" w:hAnsi="Times New Roman" w:eastAsia="Times New Roman"/>
-          <w:color w:val="000000"/>
-          <w:sz w:val="24"/>
-        </w:rPr>
-        <w:t>: Bảng</w:t>
-      </w:r>
-    </w:p>
-    <w:p>
-      <w:pPr>
-        <w:spacing w:line="276" w:lineRule="auto" w:after="120"/>
-        <w:ind w:firstLine="567"/>
-      </w:pPr>
-      <w:r>
-        <w:rPr>
-          <w:rFonts w:ascii="Times New Roman" w:hAnsi="Times New Roman" w:eastAsia="Times New Roman"/>
-          <w:color w:val="000000"/>
-          <w:sz w:val="24"/>
-        </w:rPr>
-        <w:t>,</w:t>
-      </w:r>
-    </w:p>
-    <w:p>
-      <w:pPr>
-        <w:spacing w:line="276" w:lineRule="auto" w:after="120"/>
-        <w:ind w:firstLine="567"/>
-      </w:pPr>
-      <w:r>
-        <w:rPr>
-          <w:rFonts w:ascii="Times New Roman" w:hAnsi="Times New Roman" w:eastAsia="Times New Roman"/>
-          <w:color w:val="000000"/>
-          <w:sz w:val="24"/>
-        </w:rPr>
-        <w:t>,</w:t>
-      </w:r>
-    </w:p>
-    <w:p>
-      <w:pPr>
-        <w:spacing w:line="276" w:lineRule="auto" w:after="120"/>
-        <w:ind w:firstLine="567"/>
-      </w:pPr>
-      <w:r>
-        <w:rPr>
-          <w:rFonts w:ascii="Times New Roman" w:hAnsi="Times New Roman" w:eastAsia="Times New Roman"/>
-          <w:color w:val="000000"/>
-          <w:sz w:val="24"/>
-        </w:rPr>
-        <w:t>,</w:t>
-      </w:r>
-    </w:p>
-    <w:p>
-      <w:pPr>
-        <w:spacing w:line="276" w:lineRule="auto" w:after="120"/>
-        <w:ind w:firstLine="567"/>
-      </w:pPr>
-      <w:r>
-        <w:rPr>
-          <w:rFonts w:ascii="Times New Roman" w:hAnsi="Times New Roman" w:eastAsia="Times New Roman"/>
-          <w:color w:val="000000"/>
-          <w:sz w:val="24"/>
-        </w:rPr>
-        <w:t>,</w:t>
-      </w:r>
-    </w:p>
-    <w:p>
-      <w:pPr>
-        <w:spacing w:line="276" w:lineRule="auto" w:after="120"/>
-        <w:ind w:firstLine="567"/>
-      </w:pPr>
-      <w:r>
-        <w:rPr>
-          <w:rFonts w:ascii="Times New Roman" w:hAnsi="Times New Roman" w:eastAsia="Times New Roman"/>
-          <w:color w:val="000000"/>
-          <w:sz w:val="24"/>
-        </w:rPr>
-        <w:t>,</w:t>
-      </w:r>
-    </w:p>
-    <w:p>
-      <w:pPr>
-        <w:spacing w:line="276" w:lineRule="auto" w:after="120"/>
-        <w:ind w:firstLine="567"/>
-      </w:pPr>
-      <w:r>
-        <w:rPr>
-          <w:rFonts w:ascii="Times New Roman" w:hAnsi="Times New Roman" w:eastAsia="Times New Roman"/>
-          <w:color w:val="000000"/>
-          <w:sz w:val="24"/>
-        </w:rPr>
-        <w:t>.</w:t>
-      </w:r>
-    </w:p>
-    <w:p>
-      <w:pPr>
-        <w:pStyle w:val="Heading2"/>
-      </w:pPr>
-      <w:r>
-        <w:rPr>
-          <w:rFonts w:ascii="Times New Roman" w:hAnsi="Times New Roman" w:eastAsia="Times New Roman"/>
-          <w:b/>
-          <w:color w:val="000000"/>
-          <w:sz w:val="26"/>
-        </w:rPr>
-        <w:t>2.12 Sơ đồ hoạt động (Activity Diagram)</w:t>
-      </w:r>
-    </w:p>
-    <w:p>
-      <w:pPr>
-        <w:pStyle w:val="Heading3"/>
-      </w:pPr>
-      <w:r>
-        <w:rPr>
-          <w:rFonts w:ascii="Times New Roman" w:hAnsi="Times New Roman" w:eastAsia="Times New Roman"/>
-          <w:b/>
-          <w:color w:val="000000"/>
-          <w:sz w:val="24"/>
-        </w:rPr>
-        <w:t>2.12.1 Quy trình nhập kho</w:t>
-      </w:r>
-    </w:p>
-    <w:p>
-      <w:pPr>
-        <w:spacing w:line="276" w:lineRule="auto" w:after="120"/>
-        <w:ind w:firstLine="567"/>
-      </w:pPr>
-      <w:r>
-        <w:rPr>
-          <w:rFonts w:ascii="Times New Roman" w:hAnsi="Times New Roman" w:eastAsia="Times New Roman"/>
-          <w:color w:val="000000"/>
-          <w:sz w:val="24"/>
-        </w:rPr>
-        <w:t>Quy trình nhập kho bắt đầu khi hàng hóa từ nhà cung cấp được chuyển đến kho. Nhân viên kho tiếp nhận, đối chiếu với đơn đặt hàng, kiểm tra số lượng và chất lượng. Nếu đạt yêu cầu, nhân viên lập phiếu nhập kho trên hệ thống, nhập danh sách hàng hóa và gửi duyệt. Quản lý kho kiểm tra và duyệt phiếu. Hệ thống cập nhật tồn kho và lưu lịch sử thao tác.</w:t>
+        <w:t>$ cập nhật tồn.</w:t>
       </w:r>
     </w:p>
     <w:p>
@@ -5684,7 +5558,7 @@
           <w:color w:val="000000"/>
           <w:sz w:val="24"/>
         </w:rPr>
-        <w:t>2.12.2 Quy trình xuất kho</w:t>
+        <w:t>2.8.2 Quy trình xuất kho</w:t>
       </w:r>
     </w:p>
     <w:p>
@@ -5698,7 +5572,49 @@
           <w:color w:val="000000"/>
           <w:sz w:val="24"/>
         </w:rPr>
-        <w:t>Quy trình xuất kho bắt đầu khi có yêu cầu xuất hàng từ khách hàng hoặc bộ phận sản xuất. Nhân viên kho lập phiếu xuất, thêm danh sách hàng hóa cần xuất. Hệ thống kiểm tra tồn kho có đủ không. Nếu đủ, nhân viên gửi phiếu để duyệt. Quản lý kho duyệt phiếu, hệ thống giảm tồn kho và lưu lịch sử. Nếu không đủ, hệ thống thông báo và quy trình kết thúc.</w:t>
+        <w:t>Yêu cầu xuất $</w:t>
+      </w:r>
+    </w:p>
+    <w:p>
+      <w:pPr>
+        <w:spacing w:line="276" w:lineRule="auto" w:after="120"/>
+        <w:ind w:firstLine="567"/>
+      </w:pPr>
+      <w:r>
+        <w:rPr>
+          <w:rFonts w:ascii="Times New Roman" w:hAnsi="Times New Roman" w:eastAsia="Times New Roman"/>
+          <w:color w:val="000000"/>
+          <w:sz w:val="24"/>
+        </w:rPr>
+        <w:t>lập phiếu (kiểm tra tồn)</w:t>
+      </w:r>
+    </w:p>
+    <w:p>
+      <w:pPr>
+        <w:spacing w:line="276" w:lineRule="auto" w:after="120"/>
+        <w:ind w:firstLine="567"/>
+      </w:pPr>
+      <w:r>
+        <w:rPr>
+          <w:rFonts w:ascii="Times New Roman" w:hAnsi="Times New Roman" w:eastAsia="Times New Roman"/>
+          <w:color w:val="000000"/>
+          <w:sz w:val="24"/>
+        </w:rPr>
+        <w:t>duyệt</w:t>
+      </w:r>
+    </w:p>
+    <w:p>
+      <w:pPr>
+        <w:spacing w:line="276" w:lineRule="auto" w:after="120"/>
+        <w:ind w:firstLine="567"/>
+      </w:pPr>
+      <w:r>
+        <w:rPr>
+          <w:rFonts w:ascii="Times New Roman" w:hAnsi="Times New Roman" w:eastAsia="Times New Roman"/>
+          <w:color w:val="000000"/>
+          <w:sz w:val="24"/>
+        </w:rPr>
+        <w:t>$ giảm tồn.</w:t>
       </w:r>
     </w:p>
     <w:p>
@@ -5769,7 +5685,7 @@
           <w:color w:val="000000"/>
           <w:sz w:val="24"/>
         </w:rPr>
-        <w:t>2.12.3 Quy trình kiểm kê tồn kho</w:t>
+        <w:t>2.8.3 Quy trình kiểm kê</w:t>
       </w:r>
     </w:p>
     <w:p>
@@ -5783,7 +5699,49 @@
           <w:color w:val="000000"/>
           <w:sz w:val="24"/>
         </w:rPr>
-        <w:t>Quy trình kiểm kê được thực hiện định kỳ (tháng/quý). Nhân viên kho tạo phiếu kiểm kê, hệ thống hiển danh sách hàng hóa và số lượng theo sổ sách. Nhân viên kiểm tra thực tế, nhập số lượng thực. Hệ thống tính chênh lệch. Nếu có chênh lệch, quản lý kho duyệt điều chỉnh và hệ thống cập nhật tồn kho.</w:t>
+        <w:t>Tạo phiếu kiểm kê $</w:t>
+      </w:r>
+    </w:p>
+    <w:p>
+      <w:pPr>
+        <w:spacing w:line="276" w:lineRule="auto" w:after="120"/>
+        <w:ind w:firstLine="567"/>
+      </w:pPr>
+      <w:r>
+        <w:rPr>
+          <w:rFonts w:ascii="Times New Roman" w:hAnsi="Times New Roman" w:eastAsia="Times New Roman"/>
+          <w:color w:val="000000"/>
+          <w:sz w:val="24"/>
+        </w:rPr>
+        <w:t>nhập số thực tế</w:t>
+      </w:r>
+    </w:p>
+    <w:p>
+      <w:pPr>
+        <w:spacing w:line="276" w:lineRule="auto" w:after="120"/>
+        <w:ind w:firstLine="567"/>
+      </w:pPr>
+      <w:r>
+        <w:rPr>
+          <w:rFonts w:ascii="Times New Roman" w:hAnsi="Times New Roman" w:eastAsia="Times New Roman"/>
+          <w:color w:val="000000"/>
+          <w:sz w:val="24"/>
+        </w:rPr>
+        <w:t>chênh lệch</w:t>
+      </w:r>
+    </w:p>
+    <w:p>
+      <w:pPr>
+        <w:spacing w:line="276" w:lineRule="auto" w:after="120"/>
+        <w:ind w:firstLine="567"/>
+      </w:pPr>
+      <w:r>
+        <w:rPr>
+          <w:rFonts w:ascii="Times New Roman" w:hAnsi="Times New Roman" w:eastAsia="Times New Roman"/>
+          <w:color w:val="000000"/>
+          <w:sz w:val="24"/>
+        </w:rPr>
+        <w:t>$ điều chỉnh tồn (nếu có).</w:t>
       </w:r>
     </w:p>
     <w:p>
@@ -5854,7 +5812,7 @@
           <w:color w:val="000000"/>
           <w:sz w:val="26"/>
         </w:rPr>
-        <w:t>2.13 Kết luận chương</w:t>
+        <w:t>2.9 Kết luận chương</w:t>
       </w:r>
     </w:p>
     <w:p>
@@ -5868,35 +5826,7 @@
           <w:color w:val="000000"/>
           <w:sz w:val="24"/>
         </w:rPr>
-        <w:t>Chương 2 đã mô tả chi tiết 10 nghiệp vụ chính (UC01--UC10) của hệ thống quản lý kho hàng, bao gồm mô tả, quy trình thực hiện và dữ liệu liên quan cho từng nghiệp vụ. Đồng thời trình bày ba sơ đồ hoạt động cho các quy trình quan trọng: nhập kho, xuất kho và kiểm kê tồn kho. Các nghiệp vụ và quy trình này là cơ sở để xác định tác nhân, use case và thiết kế các sơ đồ UML trong các chương tiếp theo.</w:t>
-      </w:r>
-    </w:p>
-    <w:p>
-      <w:pPr>
-        <w:pStyle w:val="Heading1"/>
-      </w:pPr>
-      <w:r>
-        <w:rPr>
-          <w:rFonts w:ascii="Times New Roman" w:hAnsi="Times New Roman" w:eastAsia="Times New Roman"/>
-          <w:b/>
-          <w:color w:val="000000"/>
-          <w:sz w:val="28"/>
-        </w:rPr>
-        <w:t>CHƯƠNG 3: PHÂN TÍCH CHỨC NĂNG</w:t>
-      </w:r>
-    </w:p>
-    <w:p>
-      <w:pPr>
-        <w:pStyle w:val="Heading2"/>
-      </w:pPr>
-      <w:r>
-        <w:rPr>
-          <w:rFonts w:ascii="Times New Roman" w:hAnsi="Times New Roman" w:eastAsia="Times New Roman"/>
-          <w:b/>
-          <w:color w:val="000000"/>
-          <w:sz w:val="26"/>
-        </w:rPr>
-        <w:t>3.1 Phân tích tác nhân</w:t>
+        <w:t>Chương 2 mô tả nghiệp vụ cốt lõi và ánh xạ sang</w:t>
       </w:r>
     </w:p>
     <w:p>
@@ -5910,7 +5840,35 @@
           <w:color w:val="000000"/>
           <w:sz w:val="24"/>
         </w:rPr>
-        <w:t>Tác nhân (actor) là những người hoặc hệ thống bên ngoài tương tác với hệ thống quản lý kho hàng. Dựa trên phân tích nghiệp vụ ở Chương 2, hệ thống có năm nhóm tác nhân chính:</w:t>
+        <w:t>mục tiêu ở Chương 3. Ba sơ đồ hoạt động hỗ trợ hiểu quy trình nhập, xuất, kiểm kê.</w:t>
+      </w:r>
+    </w:p>
+    <w:p>
+      <w:pPr>
+        <w:pStyle w:val="Heading1"/>
+      </w:pPr>
+      <w:r>
+        <w:rPr>
+          <w:rFonts w:ascii="Times New Roman" w:hAnsi="Times New Roman" w:eastAsia="Times New Roman"/>
+          <w:b/>
+          <w:color w:val="000000"/>
+          <w:sz w:val="28"/>
+        </w:rPr>
+        <w:t>CHƯƠNG 3: PHÂN TÍCH CHỨC NĂNG</w:t>
+      </w:r>
+    </w:p>
+    <w:p>
+      <w:pPr>
+        <w:pStyle w:val="Heading2"/>
+      </w:pPr>
+      <w:r>
+        <w:rPr>
+          <w:rFonts w:ascii="Times New Roman" w:hAnsi="Times New Roman" w:eastAsia="Times New Roman"/>
+          <w:b/>
+          <w:color w:val="000000"/>
+          <w:sz w:val="26"/>
+        </w:rPr>
+        <w:t>3.1 Phân tích tác nhân</w:t>
       </w:r>
     </w:p>
     <w:tbl>
@@ -5994,7 +5952,7 @@
                 <w:color w:val="000000"/>
                 <w:sz w:val="22"/>
               </w:rPr>
-              <w:t>Quản lý tài khoản người dùng, cấu hình hệ thống, phân quyền truy cập, sao lưu và khôi phục dữ liệu. Có toàn quyền trên hệ thống.</w:t>
+              <w:t>Thêm tài khoản, phân quyền; có thể quản lý kho.</w:t>
             </w:r>
           </w:p>
         </w:tc>
@@ -6030,7 +5988,7 @@
                 <w:color w:val="000000"/>
                 <w:sz w:val="22"/>
               </w:rPr>
-              <w:t>Giám sát tồn kho, phê duyệt phiếu nhập/xuất, quản lý thông tin kho và hàng hóa.</w:t>
+              <w:t>Duyệt phiếu nhập/xuất; quản lý hàng, đối tác, kho.</w:t>
             </w:r>
           </w:p>
         </w:tc>
@@ -6066,79 +6024,7 @@
                 <w:color w:val="000000"/>
                 <w:sz w:val="22"/>
               </w:rPr>
-              <w:t>Thực hiện các thao tác nhập kho, xuất kho, kiểm kê, cập nhật thông tin hàng hóa và đối tác. Là người dùng thao tác nhiều nhất với hệ thống.</w:t>
-            </w:r>
-          </w:p>
-        </w:tc>
-      </w:tr>
-      <w:tr>
-        <w:tc>
-          <w:tcPr>
-            <w:tcW w:type="dxa" w:w="4535"/>
-          </w:tcPr>
-          <w:p>
-            <w:r/>
-            <w:r>
-              <w:rPr>
-                <w:rFonts w:ascii="Times New Roman" w:hAnsi="Times New Roman" w:eastAsia="Times New Roman"/>
-                <w:b w:val="0"/>
-                <w:color w:val="000000"/>
-                <w:sz w:val="22"/>
-              </w:rPr>
-              <w:t>Khách hàng</w:t>
-            </w:r>
-          </w:p>
-        </w:tc>
-        <w:tc>
-          <w:tcPr>
-            <w:tcW w:type="dxa" w:w="4535"/>
-          </w:tcPr>
-          <w:p>
-            <w:r/>
-            <w:r>
-              <w:rPr>
-                <w:rFonts w:ascii="Times New Roman" w:hAnsi="Times New Roman" w:eastAsia="Times New Roman"/>
-                <w:b w:val="0"/>
-                <w:color w:val="000000"/>
-                <w:sz w:val="22"/>
-              </w:rPr>
-              <w:t>Xem trạng thái phiếu xuất và lịch sử giao dịch (nếu được cấp tài khoản).</w:t>
-            </w:r>
-          </w:p>
-        </w:tc>
-      </w:tr>
-      <w:tr>
-        <w:tc>
-          <w:tcPr>
-            <w:tcW w:type="dxa" w:w="4535"/>
-          </w:tcPr>
-          <w:p>
-            <w:r/>
-            <w:r>
-              <w:rPr>
-                <w:rFonts w:ascii="Times New Roman" w:hAnsi="Times New Roman" w:eastAsia="Times New Roman"/>
-                <w:b w:val="0"/>
-                <w:color w:val="000000"/>
-                <w:sz w:val="22"/>
-              </w:rPr>
-              <w:t>Nhà cung cấp</w:t>
-            </w:r>
-          </w:p>
-        </w:tc>
-        <w:tc>
-          <w:tcPr>
-            <w:tcW w:type="dxa" w:w="4535"/>
-          </w:tcPr>
-          <w:p>
-            <w:r/>
-            <w:r>
-              <w:rPr>
-                <w:rFonts w:ascii="Times New Roman" w:hAnsi="Times New Roman" w:eastAsia="Times New Roman"/>
-                <w:b w:val="0"/>
-                <w:color w:val="000000"/>
-                <w:sz w:val="22"/>
-              </w:rPr>
-              <w:t>Cung cấp thông tin giao hàng, theo dõi trạng thái phiếu nhập kho liên quan đến mình (nếu được cấp tài khoản).</w:t>
+              <w:t>Lập phiếu nhập/xuất; thêm/tìm hàng, đối tác, kho.</w:t>
             </w:r>
           </w:p>
         </w:tc>
@@ -6170,7 +6056,7 @@
           <w:color w:val="000000"/>
           <w:sz w:val="24"/>
         </w:rPr>
-        <w:t>Sơ đồ phân cấp chức năng (Business Function Diagram -- BFD) mô tả các chức năng chính của hệ thống quản lý kho hàng theo cấp độ từ tổng quan đến chi tiết. Hệ thống được chia thành 5 nhóm chức năng lớn, mỗi nhóm tiếp tục phân rã thành các chức năng con cụ thể:</w:t>
+        <w:t>Cấp lá là hành động cụ thể (tương ứng use case):</w:t>
       </w:r>
     </w:p>
     <w:p>
@@ -6184,7 +6070,7 @@
           <w:color w:val="000000"/>
           <w:sz w:val="24"/>
         </w:rPr>
-        <w:t>• Quản lý người dùng: Quản lý tài khoản, Phân quyền, Đăng nhập/đăng xuất.</w:t>
+        <w:t>• Người dùng: Đăng nhập, Đăng xuất, Thêm tài khoản.</w:t>
       </w:r>
     </w:p>
     <w:p>
@@ -6198,7 +6084,7 @@
           <w:color w:val="000000"/>
           <w:sz w:val="24"/>
         </w:rPr>
-        <w:t>• Quản lý đối tác: Quản lý nhà cung cấp, Quản lý khách hàng.</w:t>
+        <w:t>• Đối tác: Thêm NCC, Thêm KH.</w:t>
       </w:r>
     </w:p>
     <w:p>
@@ -6212,7 +6098,7 @@
           <w:color w:val="000000"/>
           <w:sz w:val="24"/>
         </w:rPr>
-        <w:t>• Quản lý hàng hóa: Quản lý nhóm hàng, Quản lý đơn vị tính, Quản lý hàng hóa, Tìm kiếm hàng hóa.</w:t>
+        <w:t>• Hàng &amp; kho: Thêm hàng, Tìm hàng, Thêm kho.</w:t>
       </w:r>
     </w:p>
     <w:p>
@@ -6226,21 +6112,7 @@
           <w:color w:val="000000"/>
           <w:sz w:val="24"/>
         </w:rPr>
-        <w:t>• Quản lý kho: Quản lý thông tin kho, Tìm kiếm kho, Phân bổ hàng hóa, Kiểm kê, Cảnh báo tồn kho.</w:t>
-      </w:r>
-    </w:p>
-    <w:p>
-      <w:pPr>
-        <w:spacing w:line="276" w:lineRule="auto" w:after="60"/>
-        <w:ind w:firstLine="0" w:left="567"/>
-      </w:pPr>
-      <w:r>
-        <w:rPr>
-          <w:rFonts w:ascii="Times New Roman" w:hAnsi="Times New Roman" w:eastAsia="Times New Roman"/>
-          <w:color w:val="000000"/>
-          <w:sz w:val="24"/>
-        </w:rPr>
-        <w:t>• Quản lý nhập xuất: Lập phiếu nhập, Duyệt phiếu nhập, Lập phiếu xuất, Duyệt phiếu xuất.</w:t>
+        <w:t>• Nhập xuất: Lập phiếu nhập, Lập phiếu xuất.</w:t>
       </w:r>
     </w:p>
     <w:p>
@@ -6316,6 +6188,20 @@
     </w:p>
     <w:p>
       <w:pPr>
+        <w:pStyle w:val="Heading3"/>
+      </w:pPr>
+      <w:r>
+        <w:rPr>
+          <w:rFonts w:ascii="Times New Roman" w:hAnsi="Times New Roman" w:eastAsia="Times New Roman"/>
+          <w:b/>
+          <w:color w:val="000000"/>
+          <w:sz w:val="24"/>
+        </w:rPr>
+        <w:t>3.3.1 DFD cấp 0</w:t>
+      </w:r>
+    </w:p>
+    <w:p>
+      <w:pPr>
         <w:spacing w:line="276" w:lineRule="auto" w:after="120"/>
         <w:ind w:firstLine="567"/>
       </w:pPr>
@@ -6325,35 +6211,7 @@
           <w:color w:val="000000"/>
           <w:sz w:val="24"/>
         </w:rPr>
-        <w:t>Sơ đồ luồng dữ liệu (Data Flow Diagram -- DFD) mô tả luồng thông tin giữa các tác nhân và các quá trình xử lý bên trong hệ thống. DFD cấp 0 (Context Diagram) thể hiện toàn bộ hệ thống như một quá trình duy nhất tương tác với các tác nhân bên ngoài. DFD cấp 1 phân rã hệ thống thành các quá trình chức năng chính và các kho dữ liệu tương ứng.</w:t>
-      </w:r>
-    </w:p>
-    <w:p>
-      <w:pPr>
-        <w:pStyle w:val="Heading3"/>
-      </w:pPr>
-      <w:r>
-        <w:rPr>
-          <w:rFonts w:ascii="Times New Roman" w:hAnsi="Times New Roman" w:eastAsia="Times New Roman"/>
-          <w:b/>
-          <w:color w:val="000000"/>
-          <w:sz w:val="24"/>
-        </w:rPr>
-        <w:t>3.3.1 DFD cấp 0 (Context Diagram)</w:t>
-      </w:r>
-    </w:p>
-    <w:p>
-      <w:pPr>
-        <w:spacing w:line="276" w:lineRule="auto" w:after="120"/>
-        <w:ind w:firstLine="567"/>
-      </w:pPr>
-      <w:r>
-        <w:rPr>
-          <w:rFonts w:ascii="Times New Roman" w:hAnsi="Times New Roman" w:eastAsia="Times New Roman"/>
-          <w:color w:val="000000"/>
-          <w:sz w:val="24"/>
-        </w:rPr>
-        <w:t>DFD cấp 0 cho thấy hệ thống quản lý kho hàng nhận dữ liệu đầu vào từ năm tác nhân: Quản trị viên, Quản lý kho, Nhân viên kho, Khách hàng và Nhà cung cấp. Hệ thống trả về các thông tin đầu ra tương ứng: thông tin tài khoản, phiếu nhập/xuất, kết quả tìm kiếm, cảnh báo tồn kho.</w:t>
+        <w:t>Hệ thống tương tác với QTV, QL kho, NV kho: tài khoản, phiếu nhập/xuất, kết quả tìm kiếm, cảnh báo tồn.</w:t>
       </w:r>
     </w:p>
     <w:p>
@@ -6438,77 +6296,7 @@
           <w:color w:val="000000"/>
           <w:sz w:val="24"/>
         </w:rPr>
-        <w:t>DFD cấp 1 phân rã hệ thống thành các quá trình xử lý chính:</w:t>
-      </w:r>
-    </w:p>
-    <w:p>
-      <w:pPr>
-        <w:spacing w:line="276" w:lineRule="auto" w:after="60"/>
-        <w:ind w:firstLine="0" w:left="567"/>
-      </w:pPr>
-      <w:r>
-        <w:rPr>
-          <w:rFonts w:ascii="Times New Roman" w:hAnsi="Times New Roman" w:eastAsia="Times New Roman"/>
-          <w:color w:val="000000"/>
-          <w:sz w:val="24"/>
-        </w:rPr>
-        <w:t>• P1 -- Quản lý người dùng: Xử lý đăng nhập, phân quyền, quản lý tài khoản.</w:t>
-      </w:r>
-    </w:p>
-    <w:p>
-      <w:pPr>
-        <w:spacing w:line="276" w:lineRule="auto" w:after="60"/>
-        <w:ind w:firstLine="0" w:left="567"/>
-      </w:pPr>
-      <w:r>
-        <w:rPr>
-          <w:rFonts w:ascii="Times New Roman" w:hAnsi="Times New Roman" w:eastAsia="Times New Roman"/>
-          <w:color w:val="000000"/>
-          <w:sz w:val="24"/>
-        </w:rPr>
-        <w:t>• P2 -- Quản lý hàng hóa và kho: Thêm, sửa, xóa, tìm kiếm hàng hóa và kho.</w:t>
-      </w:r>
-    </w:p>
-    <w:p>
-      <w:pPr>
-        <w:spacing w:line="276" w:lineRule="auto" w:after="60"/>
-        <w:ind w:firstLine="0" w:left="567"/>
-      </w:pPr>
-      <w:r>
-        <w:rPr>
-          <w:rFonts w:ascii="Times New Roman" w:hAnsi="Times New Roman" w:eastAsia="Times New Roman"/>
-          <w:color w:val="000000"/>
-          <w:sz w:val="24"/>
-        </w:rPr>
-        <w:t>• P3 -- Quản lý đối tác: Quản lý thông tin nhà cung cấp và khách hàng.</w:t>
-      </w:r>
-    </w:p>
-    <w:p>
-      <w:pPr>
-        <w:spacing w:line="276" w:lineRule="auto" w:after="60"/>
-        <w:ind w:firstLine="0" w:left="567"/>
-      </w:pPr>
-      <w:r>
-        <w:rPr>
-          <w:rFonts w:ascii="Times New Roman" w:hAnsi="Times New Roman" w:eastAsia="Times New Roman"/>
-          <w:color w:val="000000"/>
-          <w:sz w:val="24"/>
-        </w:rPr>
-        <w:t>• P4 -- Quản lý nhập xuất: Lập và duyệt phiếu nhập/xuất, kiểm kê.</w:t>
-      </w:r>
-    </w:p>
-    <w:p>
-      <w:pPr>
-        <w:spacing w:line="276" w:lineRule="auto" w:after="120"/>
-        <w:ind w:firstLine="567"/>
-      </w:pPr>
-      <w:r>
-        <w:rPr>
-          <w:rFonts w:ascii="Times New Roman" w:hAnsi="Times New Roman" w:eastAsia="Times New Roman"/>
-          <w:color w:val="000000"/>
-          <w:sz w:val="24"/>
-        </w:rPr>
-        <w:t>Các kho dữ liệu (data store) bao gồm: DS1 NguoiDung, DS2 HangHoa, DS3 Kho, DS4 NhaCungCap, DS5 KhachHang, DS6 PhieuNhapXuat, DS7 TonKho, DS8 LichSuThaoTac.</w:t>
+        <w:t>&amp; kho; P3 Đối tác; P4 Nhập xuất. Kho dữ liệu: NguoiDung, HangHoa, Kho, NhaCungCap, KhachHang, PhieuNhapXuat, TonKho, LichSuThaoTac.</w:t>
       </w:r>
     </w:p>
     <w:p>
@@ -6579,7 +6367,7 @@
           <w:color w:val="000000"/>
           <w:sz w:val="26"/>
         </w:rPr>
-        <w:t>3.4 Sơ đồ use case tổng quát</w:t>
+        <w:t>3.4 Use case: nguyên tắc và danh sách (10 UC)</w:t>
       </w:r>
     </w:p>
     <w:p>
@@ -6593,7 +6381,635 @@
           <w:color w:val="000000"/>
           <w:sz w:val="24"/>
         </w:rPr>
-        <w:t>Sơ đồ use case tổng quát mô tả toàn bộ các ca sử dụng (use case) của hệ thống và mối quan hệ giữa các tác nhân với các use case tương ứng. Hệ thống có 10 use case chính (UC01--UC10) được thực hiện bởi 5 tác nhân.</w:t>
+        <w:t>=</w:t>
+      </w:r>
+    </w:p>
+    <w:p>
+      <w:pPr>
+        <w:spacing w:line="276" w:lineRule="auto" w:after="120"/>
+        <w:ind w:firstLine="567"/>
+      </w:pPr>
+      <w:r>
+        <w:rPr>
+          <w:rFonts w:ascii="Times New Roman" w:hAnsi="Times New Roman" w:eastAsia="Times New Roman"/>
+          <w:color w:val="000000"/>
+          <w:sz w:val="24"/>
+        </w:rPr>
+        <w:t>actor muốn đạt được. Không coi “Quản lý hàng hóa” là một UC (đó là nghiệp vụ). Ví dụ nghiệp vụ tài khoản có thể có thêm/sửa/xóa/tìm; báo cáo chọn các UC tiêu biểu để đặc tả gọn.</w:t>
+      </w:r>
+    </w:p>
+    <w:tbl>
+      <w:tblPr>
+        <w:tblStyle w:val="TableGrid"/>
+        <w:tblW w:type="auto" w:w="0"/>
+        <w:jc w:val="center"/>
+        <w:tblLook w:firstColumn="1" w:firstRow="1" w:lastColumn="0" w:lastRow="0" w:noHBand="0" w:noVBand="1" w:val="04A0"/>
+      </w:tblPr>
+      <w:tblGrid>
+        <w:gridCol w:w="3024"/>
+        <w:gridCol w:w="3024"/>
+        <w:gridCol w:w="3024"/>
+      </w:tblGrid>
+      <w:tr>
+        <w:tc>
+          <w:tcPr>
+            <w:tcW w:type="dxa" w:w="3024"/>
+          </w:tcPr>
+          <w:p>
+            <w:r/>
+            <w:r>
+              <w:rPr>
+                <w:rFonts w:ascii="Times New Roman" w:hAnsi="Times New Roman" w:eastAsia="Times New Roman"/>
+                <w:b/>
+                <w:color w:val="000000"/>
+                <w:sz w:val="22"/>
+              </w:rPr>
+              <w:t>|p5.5cm|p6cm|</w:t>
+              <w:br/>
+              <w:br/>
+              <w:t>Mã</w:t>
+            </w:r>
+          </w:p>
+        </w:tc>
+        <w:tc>
+          <w:tcPr>
+            <w:tcW w:type="dxa" w:w="3024"/>
+          </w:tcPr>
+          <w:p>
+            <w:r/>
+            <w:r>
+              <w:rPr>
+                <w:rFonts w:ascii="Times New Roman" w:hAnsi="Times New Roman" w:eastAsia="Times New Roman"/>
+                <w:b/>
+                <w:color w:val="000000"/>
+                <w:sz w:val="22"/>
+              </w:rPr>
+              <w:t>Use case (mục tiêu)</w:t>
+            </w:r>
+          </w:p>
+        </w:tc>
+        <w:tc>
+          <w:tcPr>
+            <w:tcW w:type="dxa" w:w="3024"/>
+          </w:tcPr>
+          <w:p>
+            <w:r/>
+            <w:r>
+              <w:rPr>
+                <w:rFonts w:ascii="Times New Roman" w:hAnsi="Times New Roman" w:eastAsia="Times New Roman"/>
+                <w:b/>
+                <w:color w:val="000000"/>
+                <w:sz w:val="22"/>
+              </w:rPr>
+              <w:t>Tác nhân chính</w:t>
+            </w:r>
+          </w:p>
+        </w:tc>
+      </w:tr>
+      <w:tr>
+        <w:tc>
+          <w:tcPr>
+            <w:tcW w:type="dxa" w:w="3024"/>
+          </w:tcPr>
+          <w:p>
+            <w:r/>
+            <w:r>
+              <w:rPr>
+                <w:rFonts w:ascii="Times New Roman" w:hAnsi="Times New Roman" w:eastAsia="Times New Roman"/>
+                <w:b w:val="0"/>
+                <w:color w:val="000000"/>
+                <w:sz w:val="22"/>
+              </w:rPr>
+              <w:t>UC01</w:t>
+            </w:r>
+          </w:p>
+        </w:tc>
+        <w:tc>
+          <w:tcPr>
+            <w:tcW w:type="dxa" w:w="3024"/>
+          </w:tcPr>
+          <w:p>
+            <w:r/>
+            <w:r>
+              <w:rPr>
+                <w:rFonts w:ascii="Times New Roman" w:hAnsi="Times New Roman" w:eastAsia="Times New Roman"/>
+                <w:b w:val="0"/>
+                <w:color w:val="000000"/>
+                <w:sz w:val="22"/>
+              </w:rPr>
+              <w:t>Đăng nhập</w:t>
+            </w:r>
+          </w:p>
+        </w:tc>
+        <w:tc>
+          <w:tcPr>
+            <w:tcW w:type="dxa" w:w="3024"/>
+          </w:tcPr>
+          <w:p>
+            <w:r/>
+            <w:r>
+              <w:rPr>
+                <w:rFonts w:ascii="Times New Roman" w:hAnsi="Times New Roman" w:eastAsia="Times New Roman"/>
+                <w:b w:val="0"/>
+                <w:color w:val="000000"/>
+                <w:sz w:val="22"/>
+              </w:rPr>
+              <w:t>Tất cả</w:t>
+            </w:r>
+          </w:p>
+        </w:tc>
+      </w:tr>
+      <w:tr>
+        <w:tc>
+          <w:tcPr>
+            <w:tcW w:type="dxa" w:w="3024"/>
+          </w:tcPr>
+          <w:p>
+            <w:r/>
+            <w:r>
+              <w:rPr>
+                <w:rFonts w:ascii="Times New Roman" w:hAnsi="Times New Roman" w:eastAsia="Times New Roman"/>
+                <w:b w:val="0"/>
+                <w:color w:val="000000"/>
+                <w:sz w:val="22"/>
+              </w:rPr>
+              <w:t>UC02</w:t>
+            </w:r>
+          </w:p>
+        </w:tc>
+        <w:tc>
+          <w:tcPr>
+            <w:tcW w:type="dxa" w:w="3024"/>
+          </w:tcPr>
+          <w:p>
+            <w:r/>
+            <w:r>
+              <w:rPr>
+                <w:rFonts w:ascii="Times New Roman" w:hAnsi="Times New Roman" w:eastAsia="Times New Roman"/>
+                <w:b w:val="0"/>
+                <w:color w:val="000000"/>
+                <w:sz w:val="22"/>
+              </w:rPr>
+              <w:t>Đăng xuất</w:t>
+            </w:r>
+          </w:p>
+        </w:tc>
+        <w:tc>
+          <w:tcPr>
+            <w:tcW w:type="dxa" w:w="3024"/>
+          </w:tcPr>
+          <w:p>
+            <w:r/>
+            <w:r>
+              <w:rPr>
+                <w:rFonts w:ascii="Times New Roman" w:hAnsi="Times New Roman" w:eastAsia="Times New Roman"/>
+                <w:b w:val="0"/>
+                <w:color w:val="000000"/>
+                <w:sz w:val="22"/>
+              </w:rPr>
+              <w:t>Tất cả</w:t>
+            </w:r>
+          </w:p>
+        </w:tc>
+      </w:tr>
+      <w:tr>
+        <w:tc>
+          <w:tcPr>
+            <w:tcW w:type="dxa" w:w="3024"/>
+          </w:tcPr>
+          <w:p>
+            <w:r/>
+            <w:r>
+              <w:rPr>
+                <w:rFonts w:ascii="Times New Roman" w:hAnsi="Times New Roman" w:eastAsia="Times New Roman"/>
+                <w:b w:val="0"/>
+                <w:color w:val="000000"/>
+                <w:sz w:val="22"/>
+              </w:rPr>
+              <w:t>UC03</w:t>
+            </w:r>
+          </w:p>
+        </w:tc>
+        <w:tc>
+          <w:tcPr>
+            <w:tcW w:type="dxa" w:w="3024"/>
+          </w:tcPr>
+          <w:p>
+            <w:r/>
+            <w:r>
+              <w:rPr>
+                <w:rFonts w:ascii="Times New Roman" w:hAnsi="Times New Roman" w:eastAsia="Times New Roman"/>
+                <w:b w:val="0"/>
+                <w:color w:val="000000"/>
+                <w:sz w:val="22"/>
+              </w:rPr>
+              <w:t>Thêm tài khoản</w:t>
+            </w:r>
+          </w:p>
+        </w:tc>
+        <w:tc>
+          <w:tcPr>
+            <w:tcW w:type="dxa" w:w="3024"/>
+          </w:tcPr>
+          <w:p>
+            <w:r/>
+            <w:r>
+              <w:rPr>
+                <w:rFonts w:ascii="Times New Roman" w:hAnsi="Times New Roman" w:eastAsia="Times New Roman"/>
+                <w:b w:val="0"/>
+                <w:color w:val="000000"/>
+                <w:sz w:val="22"/>
+              </w:rPr>
+              <w:t>Quản trị viên</w:t>
+            </w:r>
+          </w:p>
+        </w:tc>
+      </w:tr>
+      <w:tr>
+        <w:tc>
+          <w:tcPr>
+            <w:tcW w:type="dxa" w:w="3024"/>
+          </w:tcPr>
+          <w:p>
+            <w:r/>
+            <w:r>
+              <w:rPr>
+                <w:rFonts w:ascii="Times New Roman" w:hAnsi="Times New Roman" w:eastAsia="Times New Roman"/>
+                <w:b w:val="0"/>
+                <w:color w:val="000000"/>
+                <w:sz w:val="22"/>
+              </w:rPr>
+              <w:t>UC04</w:t>
+            </w:r>
+          </w:p>
+        </w:tc>
+        <w:tc>
+          <w:tcPr>
+            <w:tcW w:type="dxa" w:w="3024"/>
+          </w:tcPr>
+          <w:p>
+            <w:r/>
+            <w:r>
+              <w:rPr>
+                <w:rFonts w:ascii="Times New Roman" w:hAnsi="Times New Roman" w:eastAsia="Times New Roman"/>
+                <w:b w:val="0"/>
+                <w:color w:val="000000"/>
+                <w:sz w:val="22"/>
+              </w:rPr>
+              <w:t>Thêm nhà cung cấp</w:t>
+            </w:r>
+          </w:p>
+        </w:tc>
+        <w:tc>
+          <w:tcPr>
+            <w:tcW w:type="dxa" w:w="3024"/>
+          </w:tcPr>
+          <w:p>
+            <w:r/>
+            <w:r>
+              <w:rPr>
+                <w:rFonts w:ascii="Times New Roman" w:hAnsi="Times New Roman" w:eastAsia="Times New Roman"/>
+                <w:b w:val="0"/>
+                <w:color w:val="000000"/>
+                <w:sz w:val="22"/>
+              </w:rPr>
+              <w:t>NV kho, QL kho</w:t>
+            </w:r>
+          </w:p>
+        </w:tc>
+      </w:tr>
+      <w:tr>
+        <w:tc>
+          <w:tcPr>
+            <w:tcW w:type="dxa" w:w="3024"/>
+          </w:tcPr>
+          <w:p>
+            <w:r/>
+            <w:r>
+              <w:rPr>
+                <w:rFonts w:ascii="Times New Roman" w:hAnsi="Times New Roman" w:eastAsia="Times New Roman"/>
+                <w:b w:val="0"/>
+                <w:color w:val="000000"/>
+                <w:sz w:val="22"/>
+              </w:rPr>
+              <w:t>UC05</w:t>
+            </w:r>
+          </w:p>
+        </w:tc>
+        <w:tc>
+          <w:tcPr>
+            <w:tcW w:type="dxa" w:w="3024"/>
+          </w:tcPr>
+          <w:p>
+            <w:r/>
+            <w:r>
+              <w:rPr>
+                <w:rFonts w:ascii="Times New Roman" w:hAnsi="Times New Roman" w:eastAsia="Times New Roman"/>
+                <w:b w:val="0"/>
+                <w:color w:val="000000"/>
+                <w:sz w:val="22"/>
+              </w:rPr>
+              <w:t>Thêm khách hàng</w:t>
+            </w:r>
+          </w:p>
+        </w:tc>
+        <w:tc>
+          <w:tcPr>
+            <w:tcW w:type="dxa" w:w="3024"/>
+          </w:tcPr>
+          <w:p>
+            <w:r/>
+            <w:r>
+              <w:rPr>
+                <w:rFonts w:ascii="Times New Roman" w:hAnsi="Times New Roman" w:eastAsia="Times New Roman"/>
+                <w:b w:val="0"/>
+                <w:color w:val="000000"/>
+                <w:sz w:val="22"/>
+              </w:rPr>
+              <w:t>NV kho, QL kho</w:t>
+            </w:r>
+          </w:p>
+        </w:tc>
+      </w:tr>
+      <w:tr>
+        <w:tc>
+          <w:tcPr>
+            <w:tcW w:type="dxa" w:w="3024"/>
+          </w:tcPr>
+          <w:p>
+            <w:r/>
+            <w:r>
+              <w:rPr>
+                <w:rFonts w:ascii="Times New Roman" w:hAnsi="Times New Roman" w:eastAsia="Times New Roman"/>
+                <w:b w:val="0"/>
+                <w:color w:val="000000"/>
+                <w:sz w:val="22"/>
+              </w:rPr>
+              <w:t>UC06</w:t>
+            </w:r>
+          </w:p>
+        </w:tc>
+        <w:tc>
+          <w:tcPr>
+            <w:tcW w:type="dxa" w:w="3024"/>
+          </w:tcPr>
+          <w:p>
+            <w:r/>
+            <w:r>
+              <w:rPr>
+                <w:rFonts w:ascii="Times New Roman" w:hAnsi="Times New Roman" w:eastAsia="Times New Roman"/>
+                <w:b w:val="0"/>
+                <w:color w:val="000000"/>
+                <w:sz w:val="22"/>
+              </w:rPr>
+              <w:t>Thêm hàng hóa</w:t>
+            </w:r>
+          </w:p>
+        </w:tc>
+        <w:tc>
+          <w:tcPr>
+            <w:tcW w:type="dxa" w:w="3024"/>
+          </w:tcPr>
+          <w:p>
+            <w:r/>
+            <w:r>
+              <w:rPr>
+                <w:rFonts w:ascii="Times New Roman" w:hAnsi="Times New Roman" w:eastAsia="Times New Roman"/>
+                <w:b w:val="0"/>
+                <w:color w:val="000000"/>
+                <w:sz w:val="22"/>
+              </w:rPr>
+              <w:t>NV kho, QL kho</w:t>
+            </w:r>
+          </w:p>
+        </w:tc>
+      </w:tr>
+      <w:tr>
+        <w:tc>
+          <w:tcPr>
+            <w:tcW w:type="dxa" w:w="3024"/>
+          </w:tcPr>
+          <w:p>
+            <w:r/>
+            <w:r>
+              <w:rPr>
+                <w:rFonts w:ascii="Times New Roman" w:hAnsi="Times New Roman" w:eastAsia="Times New Roman"/>
+                <w:b w:val="0"/>
+                <w:color w:val="000000"/>
+                <w:sz w:val="22"/>
+              </w:rPr>
+              <w:t>UC07</w:t>
+            </w:r>
+          </w:p>
+        </w:tc>
+        <w:tc>
+          <w:tcPr>
+            <w:tcW w:type="dxa" w:w="3024"/>
+          </w:tcPr>
+          <w:p>
+            <w:r/>
+            <w:r>
+              <w:rPr>
+                <w:rFonts w:ascii="Times New Roman" w:hAnsi="Times New Roman" w:eastAsia="Times New Roman"/>
+                <w:b w:val="0"/>
+                <w:color w:val="000000"/>
+                <w:sz w:val="22"/>
+              </w:rPr>
+              <w:t>Tìm kiếm hàng hóa</w:t>
+            </w:r>
+          </w:p>
+        </w:tc>
+        <w:tc>
+          <w:tcPr>
+            <w:tcW w:type="dxa" w:w="3024"/>
+          </w:tcPr>
+          <w:p>
+            <w:r/>
+            <w:r>
+              <w:rPr>
+                <w:rFonts w:ascii="Times New Roman" w:hAnsi="Times New Roman" w:eastAsia="Times New Roman"/>
+                <w:b w:val="0"/>
+                <w:color w:val="000000"/>
+                <w:sz w:val="22"/>
+              </w:rPr>
+              <w:t>Có quyền</w:t>
+            </w:r>
+          </w:p>
+        </w:tc>
+      </w:tr>
+      <w:tr>
+        <w:tc>
+          <w:tcPr>
+            <w:tcW w:type="dxa" w:w="3024"/>
+          </w:tcPr>
+          <w:p>
+            <w:r/>
+            <w:r>
+              <w:rPr>
+                <w:rFonts w:ascii="Times New Roman" w:hAnsi="Times New Roman" w:eastAsia="Times New Roman"/>
+                <w:b w:val="0"/>
+                <w:color w:val="000000"/>
+                <w:sz w:val="22"/>
+              </w:rPr>
+              <w:t>UC08</w:t>
+            </w:r>
+          </w:p>
+        </w:tc>
+        <w:tc>
+          <w:tcPr>
+            <w:tcW w:type="dxa" w:w="3024"/>
+          </w:tcPr>
+          <w:p>
+            <w:r/>
+            <w:r>
+              <w:rPr>
+                <w:rFonts w:ascii="Times New Roman" w:hAnsi="Times New Roman" w:eastAsia="Times New Roman"/>
+                <w:b w:val="0"/>
+                <w:color w:val="000000"/>
+                <w:sz w:val="22"/>
+              </w:rPr>
+              <w:t>Thêm kho</w:t>
+            </w:r>
+          </w:p>
+        </w:tc>
+        <w:tc>
+          <w:tcPr>
+            <w:tcW w:type="dxa" w:w="3024"/>
+          </w:tcPr>
+          <w:p>
+            <w:r/>
+            <w:r>
+              <w:rPr>
+                <w:rFonts w:ascii="Times New Roman" w:hAnsi="Times New Roman" w:eastAsia="Times New Roman"/>
+                <w:b w:val="0"/>
+                <w:color w:val="000000"/>
+                <w:sz w:val="22"/>
+              </w:rPr>
+              <w:t>QL kho, QTV</w:t>
+            </w:r>
+          </w:p>
+        </w:tc>
+      </w:tr>
+      <w:tr>
+        <w:tc>
+          <w:tcPr>
+            <w:tcW w:type="dxa" w:w="3024"/>
+          </w:tcPr>
+          <w:p>
+            <w:r/>
+            <w:r>
+              <w:rPr>
+                <w:rFonts w:ascii="Times New Roman" w:hAnsi="Times New Roman" w:eastAsia="Times New Roman"/>
+                <w:b w:val="0"/>
+                <w:color w:val="000000"/>
+                <w:sz w:val="22"/>
+              </w:rPr>
+              <w:t>UC09</w:t>
+            </w:r>
+          </w:p>
+        </w:tc>
+        <w:tc>
+          <w:tcPr>
+            <w:tcW w:type="dxa" w:w="3024"/>
+          </w:tcPr>
+          <w:p>
+            <w:r/>
+            <w:r>
+              <w:rPr>
+                <w:rFonts w:ascii="Times New Roman" w:hAnsi="Times New Roman" w:eastAsia="Times New Roman"/>
+                <w:b w:val="0"/>
+                <w:color w:val="000000"/>
+                <w:sz w:val="22"/>
+              </w:rPr>
+              <w:t>Lập phiếu nhập kho</w:t>
+            </w:r>
+          </w:p>
+        </w:tc>
+        <w:tc>
+          <w:tcPr>
+            <w:tcW w:type="dxa" w:w="3024"/>
+          </w:tcPr>
+          <w:p>
+            <w:r/>
+            <w:r>
+              <w:rPr>
+                <w:rFonts w:ascii="Times New Roman" w:hAnsi="Times New Roman" w:eastAsia="Times New Roman"/>
+                <w:b w:val="0"/>
+                <w:color w:val="000000"/>
+                <w:sz w:val="22"/>
+              </w:rPr>
+              <w:t>NV kho (lập), QL kho (duyệt)</w:t>
+            </w:r>
+          </w:p>
+        </w:tc>
+      </w:tr>
+      <w:tr>
+        <w:tc>
+          <w:tcPr>
+            <w:tcW w:type="dxa" w:w="3024"/>
+          </w:tcPr>
+          <w:p>
+            <w:r/>
+            <w:r>
+              <w:rPr>
+                <w:rFonts w:ascii="Times New Roman" w:hAnsi="Times New Roman" w:eastAsia="Times New Roman"/>
+                <w:b w:val="0"/>
+                <w:color w:val="000000"/>
+                <w:sz w:val="22"/>
+              </w:rPr>
+              <w:t>UC10</w:t>
+            </w:r>
+          </w:p>
+        </w:tc>
+        <w:tc>
+          <w:tcPr>
+            <w:tcW w:type="dxa" w:w="3024"/>
+          </w:tcPr>
+          <w:p>
+            <w:r/>
+            <w:r>
+              <w:rPr>
+                <w:rFonts w:ascii="Times New Roman" w:hAnsi="Times New Roman" w:eastAsia="Times New Roman"/>
+                <w:b w:val="0"/>
+                <w:color w:val="000000"/>
+                <w:sz w:val="22"/>
+              </w:rPr>
+              <w:t>Lập phiếu xuất kho</w:t>
+            </w:r>
+          </w:p>
+        </w:tc>
+        <w:tc>
+          <w:tcPr>
+            <w:tcW w:type="dxa" w:w="3024"/>
+          </w:tcPr>
+          <w:p>
+            <w:r/>
+            <w:r>
+              <w:rPr>
+                <w:rFonts w:ascii="Times New Roman" w:hAnsi="Times New Roman" w:eastAsia="Times New Roman"/>
+                <w:b w:val="0"/>
+                <w:color w:val="000000"/>
+                <w:sz w:val="22"/>
+              </w:rPr>
+              <w:t>NV kho (lập), QL kho (duyệt)</w:t>
+            </w:r>
+          </w:p>
+        </w:tc>
+      </w:tr>
+    </w:tbl>
+    <w:p/>
+    <w:p>
+      <w:pPr>
+        <w:pStyle w:val="Heading2"/>
+      </w:pPr>
+      <w:r>
+        <w:rPr>
+          <w:rFonts w:ascii="Times New Roman" w:hAnsi="Times New Roman" w:eastAsia="Times New Roman"/>
+          <w:b/>
+          <w:color w:val="000000"/>
+          <w:sz w:val="26"/>
+        </w:rPr>
+        <w:t>3.5 Sơ đồ use case tổng quát</w:t>
       </w:r>
     </w:p>
     <w:p>
@@ -6605,7 +7021,7 @@
       <w:r>
         <w:drawing>
           <wp:inline xmlns:a="http://schemas.openxmlformats.org/drawingml/2006/main" xmlns:pic="http://schemas.openxmlformats.org/drawingml/2006/picture">
-            <wp:extent cx="5580000" cy="3750795"/>
+            <wp:extent cx="5580000" cy="4006281"/>
             <wp:docPr id="7" name="Picture 7"/>
             <wp:cNvGraphicFramePr>
               <a:graphicFrameLocks noChangeAspect="1"/>
@@ -6626,7 +7042,7 @@
                   <pic:spPr>
                     <a:xfrm>
                       <a:off x="0" y="0"/>
-                      <a:ext cx="5580000" cy="3750795"/>
+                      <a:ext cx="5580000" cy="4006281"/>
                     </a:xfrm>
                     <a:prstGeom prst="rect"/>
                   </pic:spPr>
@@ -6650,7 +7066,7 @@
           <w:color w:val="000000"/>
           <w:sz w:val="22"/>
         </w:rPr>
-        <w:t>Hình 3.4: Sơ đồ use case tổng quát của hệ thống quản lý kho hàng</w:t>
+        <w:t>Hình 3.4: Sơ đồ use case tổng quát (10 use case -- mỗi UC một mục tiêu)</w:t>
       </w:r>
     </w:p>
     <w:p>
@@ -6664,91 +7080,7 @@
           <w:color w:val="000000"/>
           <w:sz w:val="26"/>
         </w:rPr>
-        <w:t>3.5 Sơ đồ use case phân rã</w:t>
-      </w:r>
-    </w:p>
-    <w:p>
-      <w:pPr>
-        <w:spacing w:line="276" w:lineRule="auto" w:after="120"/>
-        <w:ind w:firstLine="567"/>
-      </w:pPr>
-      <w:r>
-        <w:rPr>
-          <w:rFonts w:ascii="Times New Roman" w:hAnsi="Times New Roman" w:eastAsia="Times New Roman"/>
-          <w:color w:val="000000"/>
-          <w:sz w:val="24"/>
-        </w:rPr>
-        <w:t>Các use case chính được phân rã thành các nhóm chức năng cụ thể:</w:t>
-      </w:r>
-    </w:p>
-    <w:p>
-      <w:pPr>
-        <w:spacing w:line="276" w:lineRule="auto" w:after="60"/>
-        <w:ind w:firstLine="0" w:left="567"/>
-      </w:pPr>
-      <w:r>
-        <w:rPr>
-          <w:rFonts w:ascii="Times New Roman" w:hAnsi="Times New Roman" w:eastAsia="Times New Roman"/>
-          <w:color w:val="000000"/>
-          <w:sz w:val="24"/>
-        </w:rPr>
-        <w:t>• Quản lý người dùng: UC01 Quản lý tài khoản, UC02 Đăng nhập/đăng xuất.</w:t>
-      </w:r>
-    </w:p>
-    <w:p>
-      <w:pPr>
-        <w:spacing w:line="276" w:lineRule="auto" w:after="60"/>
-        <w:ind w:firstLine="0" w:left="567"/>
-      </w:pPr>
-      <w:r>
-        <w:rPr>
-          <w:rFonts w:ascii="Times New Roman" w:hAnsi="Times New Roman" w:eastAsia="Times New Roman"/>
-          <w:color w:val="000000"/>
-          <w:sz w:val="24"/>
-        </w:rPr>
-        <w:t>• Quản lý đối tác: UC03 Quản lý nhà cung cấp, UC04 Quản lý khách hàng.</w:t>
-      </w:r>
-    </w:p>
-    <w:p>
-      <w:pPr>
-        <w:spacing w:line="276" w:lineRule="auto" w:after="60"/>
-        <w:ind w:firstLine="0" w:left="567"/>
-      </w:pPr>
-      <w:r>
-        <w:rPr>
-          <w:rFonts w:ascii="Times New Roman" w:hAnsi="Times New Roman" w:eastAsia="Times New Roman"/>
-          <w:color w:val="000000"/>
-          <w:sz w:val="24"/>
-        </w:rPr>
-        <w:t>• Quản lý hàng hóa và kho: UC05 Quản lý hàng hóa, UC06 Tìm kiếm hàng hóa, UC07 Quản lý kho, UC08 Tìm kiếm kho.</w:t>
-      </w:r>
-    </w:p>
-    <w:p>
-      <w:pPr>
-        <w:spacing w:line="276" w:lineRule="auto" w:after="60"/>
-        <w:ind w:firstLine="0" w:left="567"/>
-      </w:pPr>
-      <w:r>
-        <w:rPr>
-          <w:rFonts w:ascii="Times New Roman" w:hAnsi="Times New Roman" w:eastAsia="Times New Roman"/>
-          <w:color w:val="000000"/>
-          <w:sz w:val="24"/>
-        </w:rPr>
-        <w:t>• Quản lý nhập xuất: UC09 Lập phiếu nhập kho, UC10 Lập phiếu xuất kho.</w:t>
-      </w:r>
-    </w:p>
-    <w:p>
-      <w:pPr>
-        <w:spacing w:line="276" w:lineRule="auto" w:after="120"/>
-        <w:ind w:firstLine="567"/>
-      </w:pPr>
-      <w:r>
-        <w:rPr>
-          <w:rFonts w:ascii="Times New Roman" w:hAnsi="Times New Roman" w:eastAsia="Times New Roman"/>
-          <w:color w:val="000000"/>
-          <w:sz w:val="24"/>
-        </w:rPr>
-        <w:t>Dưới đây là các sơ đồ use case phân rã cho từng nhóm chức năng:</w:t>
+        <w:t>3.6 Sơ đồ use case phân rã</w:t>
       </w:r>
     </w:p>
     <w:p>
@@ -6760,7 +7092,7 @@
       <w:r>
         <w:drawing>
           <wp:inline xmlns:a="http://schemas.openxmlformats.org/drawingml/2006/main" xmlns:pic="http://schemas.openxmlformats.org/drawingml/2006/picture">
-            <wp:extent cx="5580000" cy="7221176"/>
+            <wp:extent cx="5580000" cy="3851561"/>
             <wp:docPr id="8" name="Picture 8"/>
             <wp:cNvGraphicFramePr>
               <a:graphicFrameLocks noChangeAspect="1"/>
@@ -6781,7 +7113,7 @@
                   <pic:spPr>
                     <a:xfrm>
                       <a:off x="0" y="0"/>
-                      <a:ext cx="5580000" cy="7221176"/>
+                      <a:ext cx="5580000" cy="3851561"/>
                     </a:xfrm>
                     <a:prstGeom prst="rect"/>
                   </pic:spPr>
@@ -6805,7 +7137,7 @@
           <w:color w:val="000000"/>
           <w:sz w:val="22"/>
         </w:rPr>
-        <w:t>Hình 3.5: Sơ đồ use case phân rã -- Quản lý người dùng</w:t>
+        <w:t>Hình 3.5: Sơ đồ use case phân rã -- Xác thực và tài khoản</w:t>
       </w:r>
     </w:p>
     <w:p>
@@ -6817,7 +7149,7 @@
       <w:r>
         <w:drawing>
           <wp:inline xmlns:a="http://schemas.openxmlformats.org/drawingml/2006/main" xmlns:pic="http://schemas.openxmlformats.org/drawingml/2006/picture">
-            <wp:extent cx="5580000" cy="7221176"/>
+            <wp:extent cx="5580000" cy="2930084"/>
             <wp:docPr id="9" name="Picture 9"/>
             <wp:cNvGraphicFramePr>
               <a:graphicFrameLocks noChangeAspect="1"/>
@@ -6838,7 +7170,7 @@
                   <pic:spPr>
                     <a:xfrm>
                       <a:off x="0" y="0"/>
-                      <a:ext cx="5580000" cy="7221176"/>
+                      <a:ext cx="5580000" cy="2930084"/>
                     </a:xfrm>
                     <a:prstGeom prst="rect"/>
                   </pic:spPr>
@@ -6862,7 +7194,7 @@
           <w:color w:val="000000"/>
           <w:sz w:val="22"/>
         </w:rPr>
-        <w:t>Hình 3.6: Sơ đồ use case phân rã -- Quản lý đối tác</w:t>
+        <w:t>Hình 3.6: Sơ đồ use case phân rã -- Đối tác</w:t>
       </w:r>
     </w:p>
     <w:p>
@@ -6874,7 +7206,7 @@
       <w:r>
         <w:drawing>
           <wp:inline xmlns:a="http://schemas.openxmlformats.org/drawingml/2006/main" xmlns:pic="http://schemas.openxmlformats.org/drawingml/2006/picture">
-            <wp:extent cx="5580000" cy="7221176"/>
+            <wp:extent cx="5580000" cy="3584146"/>
             <wp:docPr id="10" name="Picture 10"/>
             <wp:cNvGraphicFramePr>
               <a:graphicFrameLocks noChangeAspect="1"/>
@@ -6895,7 +7227,7 @@
                   <pic:spPr>
                     <a:xfrm>
                       <a:off x="0" y="0"/>
-                      <a:ext cx="5580000" cy="7221176"/>
+                      <a:ext cx="5580000" cy="3584146"/>
                     </a:xfrm>
                     <a:prstGeom prst="rect"/>
                   </pic:spPr>
@@ -6919,7 +7251,7 @@
           <w:color w:val="000000"/>
           <w:sz w:val="22"/>
         </w:rPr>
-        <w:t>Hình 3.7: Sơ đồ use case phân rã -- Quản lý hàng hóa và kho</w:t>
+        <w:t>Hình 3.7: Sơ đồ use case phân rã -- Hàng hóa và kho</w:t>
       </w:r>
     </w:p>
     <w:p>
@@ -6931,7 +7263,7 @@
       <w:r>
         <w:drawing>
           <wp:inline xmlns:a="http://schemas.openxmlformats.org/drawingml/2006/main" xmlns:pic="http://schemas.openxmlformats.org/drawingml/2006/picture">
-            <wp:extent cx="5580000" cy="7221176"/>
+            <wp:extent cx="5580000" cy="2930084"/>
             <wp:docPr id="11" name="Picture 11"/>
             <wp:cNvGraphicFramePr>
               <a:graphicFrameLocks noChangeAspect="1"/>
@@ -6952,7 +7284,7 @@
                   <pic:spPr>
                     <a:xfrm>
                       <a:off x="0" y="0"/>
-                      <a:ext cx="5580000" cy="7221176"/>
+                      <a:ext cx="5580000" cy="2930084"/>
                     </a:xfrm>
                     <a:prstGeom prst="rect"/>
                   </pic:spPr>
@@ -6976,7 +7308,7 @@
           <w:color w:val="000000"/>
           <w:sz w:val="22"/>
         </w:rPr>
-        <w:t>Hình 3.8: Sơ đồ use case phân rã -- Quản lý nhập xuất</w:t>
+        <w:t>Hình 3.8: Sơ đồ use case phân rã -- Nhập xuất</w:t>
       </w:r>
     </w:p>
     <w:p>
@@ -6990,7 +7322,7 @@
           <w:color w:val="000000"/>
           <w:sz w:val="26"/>
         </w:rPr>
-        <w:t>3.6 Đặc tả use case</w:t>
+        <w:t>3.7 Đặc tả use case</w:t>
       </w:r>
     </w:p>
     <w:p>
@@ -7004,7 +7336,7 @@
           <w:color w:val="000000"/>
           <w:sz w:val="24"/>
         </w:rPr>
-        <w:t>3.6.1 UC01 -- Quản lý tài khoản người dùng</w:t>
+        <w:t>3.7.1 UC01 -- Đăng nhập</w:t>
       </w:r>
     </w:p>
     <w:p>
@@ -7018,7 +7350,7 @@
           <w:color w:val="000000"/>
           <w:sz w:val="24"/>
         </w:rPr>
-        <w:t>• Tác nhân: Quản trị viên.</w:t>
+        <w:t>• Tác nhân: Tất cả.</w:t>
       </w:r>
     </w:p>
     <w:p>
@@ -7032,7 +7364,7 @@
           <w:color w:val="000000"/>
           <w:sz w:val="24"/>
         </w:rPr>
-        <w:t>• Mục đích: Tạo, chỉnh sửa, khóa/mở tài khoản người dùng và phân quyền theo vai trò.</w:t>
+        <w:t>• Mục đích: Vào hệ thống sau khi xác thực.</w:t>
       </w:r>
     </w:p>
     <w:p>
@@ -7046,7 +7378,7 @@
           <w:color w:val="000000"/>
           <w:sz w:val="24"/>
         </w:rPr>
-        <w:t>• Điều kiện trước: Quản trị viên đã đăng nhập vào hệ thống.</w:t>
+        <w:t>• Điều kiện trước: Có tài khoản đang hoạt động.</w:t>
       </w:r>
     </w:p>
     <w:p>
@@ -7060,7 +7392,7 @@
           <w:color w:val="000000"/>
           <w:sz w:val="24"/>
         </w:rPr>
-        <w:t>• Luồng chính:</w:t>
+        <w:t>• Luồng chính: Mở form → nhập tên/mật khẩu → kiểm tra → tạo phiên, vào trang chủ.</w:t>
       </w:r>
     </w:p>
     <w:p>
@@ -7074,7 +7406,7 @@
           <w:color w:val="000000"/>
           <w:sz w:val="24"/>
         </w:rPr>
-        <w:t>• Quản trị viên chọn chức năng “Quản lý tài khoản”.</w:t>
+        <w:t>• Luồng thay thế: Sai thông tin / bị khóa → báo lỗi.</w:t>
       </w:r>
     </w:p>
     <w:p>
@@ -7088,7 +7420,21 @@
           <w:color w:val="000000"/>
           <w:sz w:val="24"/>
         </w:rPr>
-        <w:t>• Hệ thống hiển thị danh sách tài khoản người dùng.</w:t>
+        <w:t>• Điều kiện sau: Có phiên làm việc.</w:t>
+      </w:r>
+    </w:p>
+    <w:p>
+      <w:pPr>
+        <w:pStyle w:val="Heading3"/>
+      </w:pPr>
+      <w:r>
+        <w:rPr>
+          <w:rFonts w:ascii="Times New Roman" w:hAnsi="Times New Roman" w:eastAsia="Times New Roman"/>
+          <w:b/>
+          <w:color w:val="000000"/>
+          <w:sz w:val="24"/>
+        </w:rPr>
+        <w:t>3.7.2 UC02 -- Đăng xuất</w:t>
       </w:r>
     </w:p>
     <w:p>
@@ -7102,7 +7448,7 @@
           <w:color w:val="000000"/>
           <w:sz w:val="24"/>
         </w:rPr>
-        <w:t>• Quản trị viên chọn “Thêm tài khoản”, nhập thông tin: họ tên, tên đăng nhập, mật khẩu, email, số điện thoại, vai trò.</w:t>
+        <w:t>• Tác nhân: Người đã đăng nhập.</w:t>
       </w:r>
     </w:p>
     <w:p>
@@ -7116,7 +7462,7 @@
           <w:color w:val="000000"/>
           <w:sz w:val="24"/>
         </w:rPr>
-        <w:t>• Hệ thống kiểm tra tên đăng nhập không trùng, mã hóa mật khẩu và lưu.</w:t>
+        <w:t>• Mục đích: Kết thúc phiên.</w:t>
       </w:r>
     </w:p>
     <w:p>
@@ -7130,9 +7476,21 @@
           <w:color w:val="000000"/>
           <w:sz w:val="24"/>
         </w:rPr>
-        <w:t>• Hệ thống hiển thị thông báo thành công và cập nhật danh sách.</w:t>
-        <w:br/>
-        <w:t xml:space="preserve"> enumerate</w:t>
+        <w:t>• Luồng chính: Chọn đăng xuất → xóa phiên → về form đăng nhập.</w:t>
+      </w:r>
+    </w:p>
+    <w:p>
+      <w:pPr>
+        <w:pStyle w:val="Heading3"/>
+      </w:pPr>
+      <w:r>
+        <w:rPr>
+          <w:rFonts w:ascii="Times New Roman" w:hAnsi="Times New Roman" w:eastAsia="Times New Roman"/>
+          <w:b/>
+          <w:color w:val="000000"/>
+          <w:sz w:val="24"/>
+        </w:rPr>
+        <w:t>3.7.3 UC03 -- Thêm tài khoản</w:t>
       </w:r>
     </w:p>
     <w:p>
@@ -7146,7 +7504,7 @@
           <w:color w:val="000000"/>
           <w:sz w:val="24"/>
         </w:rPr>
-        <w:t>• Luồng thay thế: Tên đăng nhập đã tồn tại → hệ thống thông báo lỗi, yêu cầu nhập tên khác.</w:t>
+        <w:t>• Tác nhân: Quản trị viên.</w:t>
       </w:r>
     </w:p>
     <w:p>
@@ -7160,21 +7518,7 @@
           <w:color w:val="000000"/>
           <w:sz w:val="24"/>
         </w:rPr>
-        <w:t>• Điều kiện sau: Tài khoản mới được tạo, có thể đăng nhập.</w:t>
-      </w:r>
-    </w:p>
-    <w:p>
-      <w:pPr>
-        <w:pStyle w:val="Heading3"/>
-      </w:pPr>
-      <w:r>
-        <w:rPr>
-          <w:rFonts w:ascii="Times New Roman" w:hAnsi="Times New Roman" w:eastAsia="Times New Roman"/>
-          <w:b/>
-          <w:color w:val="000000"/>
-          <w:sz w:val="24"/>
-        </w:rPr>
-        <w:t>3.6.2 UC02 -- Đăng nhập / Đăng xuất</w:t>
+        <w:t>• Mục đích: Tạo tài khoản mới với vai trò.</w:t>
       </w:r>
     </w:p>
     <w:p>
@@ -7188,7 +7532,7 @@
           <w:color w:val="000000"/>
           <w:sz w:val="24"/>
         </w:rPr>
-        <w:t>• Tác nhân: Tất cả người dùng.</w:t>
+        <w:t>• Luồng chính: Nhập họ tên, tên đăng nhập, mật khẩu, vai trò → kiểm tra trùng → mã hóa, lưu.</w:t>
       </w:r>
     </w:p>
     <w:p>
@@ -7202,7 +7546,21 @@
           <w:color w:val="000000"/>
           <w:sz w:val="24"/>
         </w:rPr>
-        <w:t>• Mục đích: Xác thực người dùng trước khi truy cập hệ thống.</w:t>
+        <w:t>• Luồng thay thế: Tên đăng nhập trùng → báo lỗi.</w:t>
+      </w:r>
+    </w:p>
+    <w:p>
+      <w:pPr>
+        <w:pStyle w:val="Heading3"/>
+      </w:pPr>
+      <w:r>
+        <w:rPr>
+          <w:rFonts w:ascii="Times New Roman" w:hAnsi="Times New Roman" w:eastAsia="Times New Roman"/>
+          <w:b/>
+          <w:color w:val="000000"/>
+          <w:sz w:val="24"/>
+        </w:rPr>
+        <w:t>3.7.4 UC04 -- Thêm nhà cung cấp</w:t>
       </w:r>
     </w:p>
     <w:p>
@@ -7216,7 +7574,7 @@
           <w:color w:val="000000"/>
           <w:sz w:val="24"/>
         </w:rPr>
-        <w:t>• Điều kiện trước: Người dùng đã có tài khoản và đang ở trạng thái hoạt động.</w:t>
+        <w:t>• Tác nhân: NV kho, QL kho.</w:t>
       </w:r>
     </w:p>
     <w:p>
@@ -7230,7 +7588,7 @@
           <w:color w:val="000000"/>
           <w:sz w:val="24"/>
         </w:rPr>
-        <w:t>• Luồng chính:</w:t>
+        <w:t>• Mục đích: Thêm NCC vào danh mục.</w:t>
       </w:r>
     </w:p>
     <w:p>
@@ -7244,7 +7602,21 @@
           <w:color w:val="000000"/>
           <w:sz w:val="24"/>
         </w:rPr>
-        <w:t>• Người dùng truy cập trang đăng nhập.</w:t>
+        <w:t>• Luồng chính: Nhập mã, tên, địa chỉ, SĐT, email → kiểm tra mã → lưu.</w:t>
+      </w:r>
+    </w:p>
+    <w:p>
+      <w:pPr>
+        <w:pStyle w:val="Heading3"/>
+      </w:pPr>
+      <w:r>
+        <w:rPr>
+          <w:rFonts w:ascii="Times New Roman" w:hAnsi="Times New Roman" w:eastAsia="Times New Roman"/>
+          <w:b/>
+          <w:color w:val="000000"/>
+          <w:sz w:val="24"/>
+        </w:rPr>
+        <w:t>3.7.5 UC05 -- Thêm khách hàng</w:t>
       </w:r>
     </w:p>
     <w:p>
@@ -7258,7 +7630,7 @@
           <w:color w:val="000000"/>
           <w:sz w:val="24"/>
         </w:rPr>
-        <w:t>• Nhập tên đăng nhập và mật khẩu, nhấn “Đăng nhập”.</w:t>
+        <w:t>• Tác nhân: NV kho, QL kho.</w:t>
       </w:r>
     </w:p>
     <w:p>
@@ -7272,7 +7644,7 @@
           <w:color w:val="000000"/>
           <w:sz w:val="24"/>
         </w:rPr>
-        <w:t>• Hệ thống kiểm tra thông tin: tài khoản tồn tại, mật khẩu đúng, trạng thái hoạt động.</w:t>
+        <w:t>• Mục đích: Thêm khách hàng vào danh mục.</w:t>
       </w:r>
     </w:p>
     <w:p>
@@ -7286,9 +7658,21 @@
           <w:color w:val="000000"/>
           <w:sz w:val="24"/>
         </w:rPr>
-        <w:t>• Hệ thống tạo phiên làm việc, ghi log đăng nhập, chuyển đến trang chủ.</w:t>
-        <w:br/>
-        <w:t xml:space="preserve"> enumerate</w:t>
+        <w:t>• Luồng chính: Tương tự UC04; có thể thêm mã số thuế.</w:t>
+      </w:r>
+    </w:p>
+    <w:p>
+      <w:pPr>
+        <w:pStyle w:val="Heading3"/>
+      </w:pPr>
+      <w:r>
+        <w:rPr>
+          <w:rFonts w:ascii="Times New Roman" w:hAnsi="Times New Roman" w:eastAsia="Times New Roman"/>
+          <w:b/>
+          <w:color w:val="000000"/>
+          <w:sz w:val="24"/>
+        </w:rPr>
+        <w:t>3.7.6 UC06 -- Thêm hàng hóa</w:t>
       </w:r>
     </w:p>
     <w:p>
@@ -7302,7 +7686,7 @@
           <w:color w:val="000000"/>
           <w:sz w:val="24"/>
         </w:rPr>
-        <w:t>• Luồng thay thế: Thông tin sai hoặc tài khoản bị khóa → hệ thống thông báo lỗi tương ứng.</w:t>
+        <w:t>• Tác nhân: NV kho, QL kho.</w:t>
       </w:r>
     </w:p>
     <w:p>
@@ -7316,21 +7700,7 @@
           <w:color w:val="000000"/>
           <w:sz w:val="24"/>
         </w:rPr>
-        <w:t>• Điều kiện sau: Người dùng đăng nhập thành công, phiên làm việc được tạo.</w:t>
-      </w:r>
-    </w:p>
-    <w:p>
-      <w:pPr>
-        <w:pStyle w:val="Heading3"/>
-      </w:pPr>
-      <w:r>
-        <w:rPr>
-          <w:rFonts w:ascii="Times New Roman" w:hAnsi="Times New Roman" w:eastAsia="Times New Roman"/>
-          <w:b/>
-          <w:color w:val="000000"/>
-          <w:sz w:val="24"/>
-        </w:rPr>
-        <w:t>3.6.3 UC03 -- Quản lý nhà cung cấp</w:t>
+        <w:t>• Mục đích: Thêm mặt hàng mới.</w:t>
       </w:r>
     </w:p>
     <w:p>
@@ -7344,7 +7714,7 @@
           <w:color w:val="000000"/>
           <w:sz w:val="24"/>
         </w:rPr>
-        <w:t>• Tác nhân: Nhân viên kho, Quản lý kho.</w:t>
+        <w:t>• Điều kiện trước: Đã có nhóm hàng, đơn vị tính.</w:t>
       </w:r>
     </w:p>
     <w:p>
@@ -7358,7 +7728,21 @@
           <w:color w:val="000000"/>
           <w:sz w:val="24"/>
         </w:rPr>
-        <w:t>• Mục đích: Thêm, sửa, xóa, tìm kiếm thông tin nhà cung cấp.</w:t>
+        <w:t>• Luồng chính: Nhập mã, tên, nhóm, ĐVT, giá → kiểm tra mã → lưu + khởi tạo tồn = 0 tại các kho.</w:t>
+      </w:r>
+    </w:p>
+    <w:p>
+      <w:pPr>
+        <w:pStyle w:val="Heading3"/>
+      </w:pPr>
+      <w:r>
+        <w:rPr>
+          <w:rFonts w:ascii="Times New Roman" w:hAnsi="Times New Roman" w:eastAsia="Times New Roman"/>
+          <w:b/>
+          <w:color w:val="000000"/>
+          <w:sz w:val="24"/>
+        </w:rPr>
+        <w:t>3.7.7 UC07 -- Tìm kiếm hàng hóa</w:t>
       </w:r>
     </w:p>
     <w:p>
@@ -7372,7 +7756,7 @@
           <w:color w:val="000000"/>
           <w:sz w:val="24"/>
         </w:rPr>
-        <w:t>• Điều kiện trước: Người dùng đã đăng nhập với quyền phù hợp.</w:t>
+        <w:t>• Tác nhân: Người có quyền.</w:t>
       </w:r>
     </w:p>
     <w:p>
@@ -7386,7 +7770,7 @@
           <w:color w:val="000000"/>
           <w:sz w:val="24"/>
         </w:rPr>
-        <w:t>• Luồng chính:</w:t>
+        <w:t>• Mục đích: Tra cứu hàng theo mã/tên/nhóm/kho.</w:t>
       </w:r>
     </w:p>
     <w:p>
@@ -7400,7 +7784,21 @@
           <w:color w:val="000000"/>
           <w:sz w:val="24"/>
         </w:rPr>
-        <w:t>• Người dùng chọn “Quản lý nhà cung cấp”.</w:t>
+        <w:t>• Luồng chính: Nhập từ khóa, lọc → hiển thị danh sách kèm tồn.</w:t>
+      </w:r>
+    </w:p>
+    <w:p>
+      <w:pPr>
+        <w:pStyle w:val="Heading3"/>
+      </w:pPr>
+      <w:r>
+        <w:rPr>
+          <w:rFonts w:ascii="Times New Roman" w:hAnsi="Times New Roman" w:eastAsia="Times New Roman"/>
+          <w:b/>
+          <w:color w:val="000000"/>
+          <w:sz w:val="24"/>
+        </w:rPr>
+        <w:t>3.7.8 UC08 -- Thêm kho</w:t>
       </w:r>
     </w:p>
     <w:p>
@@ -7414,7 +7812,7 @@
           <w:color w:val="000000"/>
           <w:sz w:val="24"/>
         </w:rPr>
-        <w:t>• Hệ thống hiển thị danh sách nhà cung cấp.</w:t>
+        <w:t>• Tác nhân: QL kho, QTV.</w:t>
       </w:r>
     </w:p>
     <w:p>
@@ -7428,7 +7826,7 @@
           <w:color w:val="000000"/>
           <w:sz w:val="24"/>
         </w:rPr>
-        <w:t>• Người dùng chọn “Thêm mới”, nhập mã, tên, địa chỉ, số điện thoại, email, người liên hệ.</w:t>
+        <w:t>• Mục đích: Tạo kho mới.</w:t>
       </w:r>
     </w:p>
     <w:p>
@@ -7442,9 +7840,21 @@
           <w:color w:val="000000"/>
           <w:sz w:val="24"/>
         </w:rPr>
-        <w:t>• Hệ thống kiểm tra mã không trùng và lưu.</w:t>
-        <w:br/>
-        <w:t xml:space="preserve"> enumerate</w:t>
+        <w:t>• Luồng chính: Nhập mã, tên, địa chỉ, phụ trách → lưu.</w:t>
+      </w:r>
+    </w:p>
+    <w:p>
+      <w:pPr>
+        <w:pStyle w:val="Heading3"/>
+      </w:pPr>
+      <w:r>
+        <w:rPr>
+          <w:rFonts w:ascii="Times New Roman" w:hAnsi="Times New Roman" w:eastAsia="Times New Roman"/>
+          <w:b/>
+          <w:color w:val="000000"/>
+          <w:sz w:val="24"/>
+        </w:rPr>
+        <w:t>3.7.9 UC09 -- Lập phiếu nhập kho</w:t>
       </w:r>
     </w:p>
     <w:p>
@@ -7458,7 +7868,7 @@
           <w:color w:val="000000"/>
           <w:sz w:val="24"/>
         </w:rPr>
-        <w:t>• Luồng thay thế: Mã đã tồn tại → thông báo lỗi. Xóa nhà cung cấp có phiếu nhập liên quan → không cho xóa, chỉ cho đánh dấu ngừng hoạt động.</w:t>
+        <w:t>• Tác nhân: NV kho (lập), QL kho (duyệt).</w:t>
       </w:r>
     </w:p>
     <w:p>
@@ -7472,21 +7882,7 @@
           <w:color w:val="000000"/>
           <w:sz w:val="24"/>
         </w:rPr>
-        <w:t>• Điều kiện sau: Thông tin nhà cung cấp được cập nhật trong cơ sở dữ liệu.</w:t>
-      </w:r>
-    </w:p>
-    <w:p>
-      <w:pPr>
-        <w:pStyle w:val="Heading3"/>
-      </w:pPr>
-      <w:r>
-        <w:rPr>
-          <w:rFonts w:ascii="Times New Roman" w:hAnsi="Times New Roman" w:eastAsia="Times New Roman"/>
-          <w:b/>
-          <w:color w:val="000000"/>
-          <w:sz w:val="24"/>
-        </w:rPr>
-        <w:t>3.6.4 UC04 -- Quản lý khách hàng</w:t>
+        <w:t>• Mục đích: Ghi nhận nhập hàng và cập nhật tồn khi duyệt.</w:t>
       </w:r>
     </w:p>
     <w:p>
@@ -7500,7 +7896,7 @@
           <w:color w:val="000000"/>
           <w:sz w:val="24"/>
         </w:rPr>
-        <w:t>• Tác nhân: Nhân viên kho, Quản lý kho.</w:t>
+        <w:t>• Luồng chính: (1) NV chọn NCC, kho, thêm dòng hàng; (2) Gửi duyệt; (3) QL duyệt → tăng tồn, ghi log.</w:t>
       </w:r>
     </w:p>
     <w:p>
@@ -7514,7 +7910,21 @@
           <w:color w:val="000000"/>
           <w:sz w:val="24"/>
         </w:rPr>
-        <w:t>• Mục đích: Thêm, sửa, xóa, tìm kiếm thông tin khách hàng.</w:t>
+        <w:t>• Luồng thay thế: QL từ chối → tồn không đổi.</w:t>
+      </w:r>
+    </w:p>
+    <w:p>
+      <w:pPr>
+        <w:pStyle w:val="Heading3"/>
+      </w:pPr>
+      <w:r>
+        <w:rPr>
+          <w:rFonts w:ascii="Times New Roman" w:hAnsi="Times New Roman" w:eastAsia="Times New Roman"/>
+          <w:b/>
+          <w:color w:val="000000"/>
+          <w:sz w:val="24"/>
+        </w:rPr>
+        <w:t>3.7.10 UC10 -- Lập phiếu xuất kho</w:t>
       </w:r>
     </w:p>
     <w:p>
@@ -7528,7 +7938,7 @@
           <w:color w:val="000000"/>
           <w:sz w:val="24"/>
         </w:rPr>
-        <w:t>• Điều kiện trước: Người dùng đã đăng nhập với quyền phù hợp.</w:t>
+        <w:t>• Tác nhân: NV kho (lập), QL kho (duyệt).</w:t>
       </w:r>
     </w:p>
     <w:p>
@@ -7542,7 +7952,7 @@
           <w:color w:val="000000"/>
           <w:sz w:val="24"/>
         </w:rPr>
-        <w:t>• Luồng chính: Tương tự UC03, thay nhà cung cấp bằng khách hàng. Thông tin nhập gồm: mã, tên, địa chỉ, số điện thoại, email, mã số thuế, người liên hệ.</w:t>
+        <w:t>• Mục đích: Ghi nhận xuất hàng và giảm tồn khi duyệt.</w:t>
       </w:r>
     </w:p>
     <w:p>
@@ -7556,21 +7966,7 @@
           <w:color w:val="000000"/>
           <w:sz w:val="24"/>
         </w:rPr>
-        <w:t>• Điều kiện sau: Thông tin khách hàng được cập nhật trong cơ sở dữ liệu.</w:t>
-      </w:r>
-    </w:p>
-    <w:p>
-      <w:pPr>
-        <w:pStyle w:val="Heading3"/>
-      </w:pPr>
-      <w:r>
-        <w:rPr>
-          <w:rFonts w:ascii="Times New Roman" w:hAnsi="Times New Roman" w:eastAsia="Times New Roman"/>
-          <w:b/>
-          <w:color w:val="000000"/>
-          <w:sz w:val="24"/>
-        </w:rPr>
-        <w:t>3.6.5 UC05 -- Quản lý hàng hóa</w:t>
+        <w:t>• Luồng chính: (1) NV chọn KH, kho, thêm dòng (kiểm tra tồn đủ); (2) Gửi duyệt; (3) QL duyệt → giảm tồn.</w:t>
       </w:r>
     </w:p>
     <w:p>
@@ -7584,901 +7980,21 @@
           <w:color w:val="000000"/>
           <w:sz w:val="24"/>
         </w:rPr>
-        <w:t>• Tác nhân: Nhân viên kho, Quản lý kho.</w:t>
-      </w:r>
-    </w:p>
-    <w:p>
-      <w:pPr>
-        <w:spacing w:line="276" w:lineRule="auto" w:after="60"/>
-        <w:ind w:firstLine="0" w:left="567"/>
-      </w:pPr>
-      <w:r>
-        <w:rPr>
-          <w:rFonts w:ascii="Times New Roman" w:hAnsi="Times New Roman" w:eastAsia="Times New Roman"/>
-          <w:color w:val="000000"/>
-          <w:sz w:val="24"/>
-        </w:rPr>
-        <w:t>• Mục đích: Thêm, cập nhật, tìm kiếm, phân loại hàng hóa.</w:t>
-      </w:r>
-    </w:p>
-    <w:p>
-      <w:pPr>
-        <w:spacing w:line="276" w:lineRule="auto" w:after="60"/>
-        <w:ind w:firstLine="0" w:left="567"/>
-      </w:pPr>
-      <w:r>
-        <w:rPr>
-          <w:rFonts w:ascii="Times New Roman" w:hAnsi="Times New Roman" w:eastAsia="Times New Roman"/>
-          <w:color w:val="000000"/>
-          <w:sz w:val="24"/>
-        </w:rPr>
-        <w:t>• Điều kiện trước: Đã có thông tin nhóm hàng và đơn vị tính trong hệ thống.</w:t>
-      </w:r>
-    </w:p>
-    <w:p>
-      <w:pPr>
-        <w:spacing w:line="276" w:lineRule="auto" w:after="60"/>
-        <w:ind w:firstLine="0" w:left="567"/>
-      </w:pPr>
-      <w:r>
-        <w:rPr>
-          <w:rFonts w:ascii="Times New Roman" w:hAnsi="Times New Roman" w:eastAsia="Times New Roman"/>
-          <w:color w:val="000000"/>
-          <w:sz w:val="24"/>
-        </w:rPr>
-        <w:t>• Luồng chính:</w:t>
-      </w:r>
-    </w:p>
-    <w:p>
-      <w:pPr>
-        <w:spacing w:line="276" w:lineRule="auto" w:after="60"/>
-        <w:ind w:firstLine="0" w:left="567"/>
-      </w:pPr>
-      <w:r>
-        <w:rPr>
-          <w:rFonts w:ascii="Times New Roman" w:hAnsi="Times New Roman" w:eastAsia="Times New Roman"/>
-          <w:color w:val="000000"/>
-          <w:sz w:val="24"/>
-        </w:rPr>
-        <w:t>• Người dùng chọn “Quản lý hàng hóa”.</w:t>
-      </w:r>
-    </w:p>
-    <w:p>
-      <w:pPr>
-        <w:spacing w:line="276" w:lineRule="auto" w:after="60"/>
-        <w:ind w:firstLine="0" w:left="567"/>
-      </w:pPr>
-      <w:r>
-        <w:rPr>
-          <w:rFonts w:ascii="Times New Roman" w:hAnsi="Times New Roman" w:eastAsia="Times New Roman"/>
-          <w:color w:val="000000"/>
-          <w:sz w:val="24"/>
-        </w:rPr>
-        <w:t>• Hệ thống hiển thị danh sách hàng hóa.</w:t>
-      </w:r>
-    </w:p>
-    <w:p>
-      <w:pPr>
-        <w:spacing w:line="276" w:lineRule="auto" w:after="60"/>
-        <w:ind w:firstLine="0" w:left="567"/>
-      </w:pPr>
-      <w:r>
-        <w:rPr>
-          <w:rFonts w:ascii="Times New Roman" w:hAnsi="Times New Roman" w:eastAsia="Times New Roman"/>
-          <w:color w:val="000000"/>
-          <w:sz w:val="24"/>
-        </w:rPr>
-        <w:t>• Người dùng chọn “Thêm mới”, nhập mã, tên, chọn nhóm hàng, đơn vị tính, giá nhập, giá xuất, mô tả.</w:t>
-      </w:r>
-    </w:p>
-    <w:p>
-      <w:pPr>
-        <w:spacing w:line="276" w:lineRule="auto" w:after="60"/>
-        <w:ind w:firstLine="0" w:left="567"/>
-      </w:pPr>
-      <w:r>
-        <w:rPr>
-          <w:rFonts w:ascii="Times New Roman" w:hAnsi="Times New Roman" w:eastAsia="Times New Roman"/>
-          <w:color w:val="000000"/>
-          <w:sz w:val="24"/>
-        </w:rPr>
-        <w:t>• Hệ thống kiểm tra mã không trùng, lưu hàng hóa và tự động khởi tạo tồn kho bằng 0 tại tất cả các kho.</w:t>
-        <w:br/>
-        <w:t xml:space="preserve"> enumerate</w:t>
-      </w:r>
-    </w:p>
-    <w:p>
-      <w:pPr>
-        <w:spacing w:line="276" w:lineRule="auto" w:after="60"/>
-        <w:ind w:firstLine="0" w:left="567"/>
-      </w:pPr>
-      <w:r>
-        <w:rPr>
-          <w:rFonts w:ascii="Times New Roman" w:hAnsi="Times New Roman" w:eastAsia="Times New Roman"/>
-          <w:color w:val="000000"/>
-          <w:sz w:val="24"/>
-        </w:rPr>
-        <w:t>• Luồng thay thế: Mã đã tồn tại → thông báo lỗi.</w:t>
-      </w:r>
-    </w:p>
-    <w:p>
-      <w:pPr>
-        <w:spacing w:line="276" w:lineRule="auto" w:after="60"/>
-        <w:ind w:firstLine="0" w:left="567"/>
-      </w:pPr>
-      <w:r>
-        <w:rPr>
-          <w:rFonts w:ascii="Times New Roman" w:hAnsi="Times New Roman" w:eastAsia="Times New Roman"/>
-          <w:color w:val="000000"/>
-          <w:sz w:val="24"/>
-        </w:rPr>
-        <w:t>• Điều kiện sau: Hàng hóa mới được tạo, có bản ghi tồn kho tại các kho.</w:t>
-      </w:r>
-    </w:p>
-    <w:p>
-      <w:pPr>
-        <w:pStyle w:val="Heading3"/>
+        <w:t>• Luồng thay thế: Tồn không đủ / từ chối → không giảm tồn.</w:t>
+      </w:r>
+    </w:p>
+    <w:p>
+      <w:pPr>
+        <w:pStyle w:val="Heading2"/>
       </w:pPr>
       <w:r>
         <w:rPr>
           <w:rFonts w:ascii="Times New Roman" w:hAnsi="Times New Roman" w:eastAsia="Times New Roman"/>
           <w:b/>
           <w:color w:val="000000"/>
-          <w:sz w:val="24"/>
-        </w:rPr>
-        <w:t>3.6.6 UC06 -- Tìm kiếm hàng hóa</w:t>
-      </w:r>
-    </w:p>
-    <w:p>
-      <w:pPr>
-        <w:spacing w:line="276" w:lineRule="auto" w:after="60"/>
-        <w:ind w:firstLine="0" w:left="567"/>
-      </w:pPr>
-      <w:r>
-        <w:rPr>
-          <w:rFonts w:ascii="Times New Roman" w:hAnsi="Times New Roman" w:eastAsia="Times New Roman"/>
-          <w:color w:val="000000"/>
-          <w:sz w:val="24"/>
-        </w:rPr>
-        <w:t>• Tác nhân: Tất cả người dùng có quyền.</w:t>
-      </w:r>
-    </w:p>
-    <w:p>
-      <w:pPr>
-        <w:spacing w:line="276" w:lineRule="auto" w:after="60"/>
-        <w:ind w:firstLine="0" w:left="567"/>
-      </w:pPr>
-      <w:r>
-        <w:rPr>
-          <w:rFonts w:ascii="Times New Roman" w:hAnsi="Times New Roman" w:eastAsia="Times New Roman"/>
-          <w:color w:val="000000"/>
-          <w:sz w:val="24"/>
-        </w:rPr>
-        <w:t>• Mục đích: Tra cứu hàng hóa theo mã, tên, nhóm hàng hoặc kho.</w:t>
-      </w:r>
-    </w:p>
-    <w:p>
-      <w:pPr>
-        <w:spacing w:line="276" w:lineRule="auto" w:after="60"/>
-        <w:ind w:firstLine="0" w:left="567"/>
-      </w:pPr>
-      <w:r>
-        <w:rPr>
-          <w:rFonts w:ascii="Times New Roman" w:hAnsi="Times New Roman" w:eastAsia="Times New Roman"/>
-          <w:color w:val="000000"/>
-          <w:sz w:val="24"/>
-        </w:rPr>
-        <w:t>• Điều kiện trước: Người dùng đã đăng nhập.</w:t>
-      </w:r>
-    </w:p>
-    <w:p>
-      <w:pPr>
-        <w:spacing w:line="276" w:lineRule="auto" w:after="60"/>
-        <w:ind w:firstLine="0" w:left="567"/>
-      </w:pPr>
-      <w:r>
-        <w:rPr>
-          <w:rFonts w:ascii="Times New Roman" w:hAnsi="Times New Roman" w:eastAsia="Times New Roman"/>
-          <w:color w:val="000000"/>
-          <w:sz w:val="24"/>
-        </w:rPr>
-        <w:t>• Luồng chính:</w:t>
-      </w:r>
-    </w:p>
-    <w:p>
-      <w:pPr>
-        <w:spacing w:line="276" w:lineRule="auto" w:after="60"/>
-        <w:ind w:firstLine="0" w:left="567"/>
-      </w:pPr>
-      <w:r>
-        <w:rPr>
-          <w:rFonts w:ascii="Times New Roman" w:hAnsi="Times New Roman" w:eastAsia="Times New Roman"/>
-          <w:color w:val="000000"/>
-          <w:sz w:val="24"/>
-        </w:rPr>
-        <w:t>• Người dùng nhập từ khóa tìm kiếm (mã hoặc tên hàng).</w:t>
-      </w:r>
-    </w:p>
-    <w:p>
-      <w:pPr>
-        <w:spacing w:line="276" w:lineRule="auto" w:after="60"/>
-        <w:ind w:firstLine="0" w:left="567"/>
-      </w:pPr>
-      <w:r>
-        <w:rPr>
-          <w:rFonts w:ascii="Times New Roman" w:hAnsi="Times New Roman" w:eastAsia="Times New Roman"/>
-          <w:color w:val="000000"/>
-          <w:sz w:val="24"/>
-        </w:rPr>
-        <w:t>• Chọn điều kiện lọc: nhóm hàng, kho, trạng thái.</w:t>
-      </w:r>
-    </w:p>
-    <w:p>
-      <w:pPr>
-        <w:spacing w:line="276" w:lineRule="auto" w:after="60"/>
-        <w:ind w:firstLine="0" w:left="567"/>
-      </w:pPr>
-      <w:r>
-        <w:rPr>
-          <w:rFonts w:ascii="Times New Roman" w:hAnsi="Times New Roman" w:eastAsia="Times New Roman"/>
-          <w:color w:val="000000"/>
-          <w:sz w:val="24"/>
-        </w:rPr>
-        <w:t>• Hệ thống truy vấn và hiển thị danh sách kết quả kèm tồn kho tại các kho.</w:t>
-      </w:r>
-    </w:p>
-    <w:p>
-      <w:pPr>
-        <w:spacing w:line="276" w:lineRule="auto" w:after="60"/>
-        <w:ind w:firstLine="0" w:left="567"/>
-      </w:pPr>
-      <w:r>
-        <w:rPr>
-          <w:rFonts w:ascii="Times New Roman" w:hAnsi="Times New Roman" w:eastAsia="Times New Roman"/>
-          <w:color w:val="000000"/>
-          <w:sz w:val="24"/>
-        </w:rPr>
-        <w:t>• Người dùng có thể xem chi tiết, sắp xếp, xuất Excel.</w:t>
-        <w:br/>
-        <w:t xml:space="preserve"> enumerate</w:t>
-      </w:r>
-    </w:p>
-    <w:p>
-      <w:pPr>
-        <w:spacing w:line="276" w:lineRule="auto" w:after="60"/>
-        <w:ind w:firstLine="0" w:left="567"/>
-      </w:pPr>
-      <w:r>
-        <w:rPr>
-          <w:rFonts w:ascii="Times New Roman" w:hAnsi="Times New Roman" w:eastAsia="Times New Roman"/>
-          <w:color w:val="000000"/>
-          <w:sz w:val="24"/>
-        </w:rPr>
-        <w:t>• Điều kiện sau: Người dùng nhận được thông tin hàng hóa cần tra cứu.</w:t>
-      </w:r>
-    </w:p>
-    <w:p>
-      <w:pPr>
-        <w:pStyle w:val="Heading3"/>
-      </w:pPr>
-      <w:r>
-        <w:rPr>
-          <w:rFonts w:ascii="Times New Roman" w:hAnsi="Times New Roman" w:eastAsia="Times New Roman"/>
-          <w:b/>
-          <w:color w:val="000000"/>
-          <w:sz w:val="24"/>
-        </w:rPr>
-        <w:t>3.6.7 UC07 -- Quản lý kho</w:t>
-      </w:r>
-    </w:p>
-    <w:p>
-      <w:pPr>
-        <w:spacing w:line="276" w:lineRule="auto" w:after="60"/>
-        <w:ind w:firstLine="0" w:left="567"/>
-      </w:pPr>
-      <w:r>
-        <w:rPr>
-          <w:rFonts w:ascii="Times New Roman" w:hAnsi="Times New Roman" w:eastAsia="Times New Roman"/>
-          <w:color w:val="000000"/>
-          <w:sz w:val="24"/>
-        </w:rPr>
-        <w:t>• Tác nhân: Quản lý kho, Quản trị viên.</w:t>
-      </w:r>
-    </w:p>
-    <w:p>
-      <w:pPr>
-        <w:spacing w:line="276" w:lineRule="auto" w:after="60"/>
-        <w:ind w:firstLine="0" w:left="567"/>
-      </w:pPr>
-      <w:r>
-        <w:rPr>
-          <w:rFonts w:ascii="Times New Roman" w:hAnsi="Times New Roman" w:eastAsia="Times New Roman"/>
-          <w:color w:val="000000"/>
-          <w:sz w:val="24"/>
-        </w:rPr>
-        <w:t>• Mục đích: Tạo, cập nhật, tìm kiếm thông tin kho.</w:t>
-      </w:r>
-    </w:p>
-    <w:p>
-      <w:pPr>
-        <w:spacing w:line="276" w:lineRule="auto" w:after="60"/>
-        <w:ind w:firstLine="0" w:left="567"/>
-      </w:pPr>
-      <w:r>
-        <w:rPr>
-          <w:rFonts w:ascii="Times New Roman" w:hAnsi="Times New Roman" w:eastAsia="Times New Roman"/>
-          <w:color w:val="000000"/>
-          <w:sz w:val="24"/>
-        </w:rPr>
-        <w:t>• Điều kiện trước: Người dùng đã đăng nhập với quyền quản lý kho hoặc quản trị viên.</w:t>
-      </w:r>
-    </w:p>
-    <w:p>
-      <w:pPr>
-        <w:spacing w:line="276" w:lineRule="auto" w:after="60"/>
-        <w:ind w:firstLine="0" w:left="567"/>
-      </w:pPr>
-      <w:r>
-        <w:rPr>
-          <w:rFonts w:ascii="Times New Roman" w:hAnsi="Times New Roman" w:eastAsia="Times New Roman"/>
-          <w:color w:val="000000"/>
-          <w:sz w:val="24"/>
-        </w:rPr>
-        <w:t>• Luồng chính:</w:t>
-      </w:r>
-    </w:p>
-    <w:p>
-      <w:pPr>
-        <w:spacing w:line="276" w:lineRule="auto" w:after="60"/>
-        <w:ind w:firstLine="0" w:left="567"/>
-      </w:pPr>
-      <w:r>
-        <w:rPr>
-          <w:rFonts w:ascii="Times New Roman" w:hAnsi="Times New Roman" w:eastAsia="Times New Roman"/>
-          <w:color w:val="000000"/>
-          <w:sz w:val="24"/>
-        </w:rPr>
-        <w:t>• Người dùng chọn “Quản lý kho”.</w:t>
-      </w:r>
-    </w:p>
-    <w:p>
-      <w:pPr>
-        <w:spacing w:line="276" w:lineRule="auto" w:after="60"/>
-        <w:ind w:firstLine="0" w:left="567"/>
-      </w:pPr>
-      <w:r>
-        <w:rPr>
-          <w:rFonts w:ascii="Times New Roman" w:hAnsi="Times New Roman" w:eastAsia="Times New Roman"/>
-          <w:color w:val="000000"/>
-          <w:sz w:val="24"/>
-        </w:rPr>
-        <w:t>• Hệ thống hiển thị danh sách kho.</w:t>
-      </w:r>
-    </w:p>
-    <w:p>
-      <w:pPr>
-        <w:spacing w:line="276" w:lineRule="auto" w:after="60"/>
-        <w:ind w:firstLine="0" w:left="567"/>
-      </w:pPr>
-      <w:r>
-        <w:rPr>
-          <w:rFonts w:ascii="Times New Roman" w:hAnsi="Times New Roman" w:eastAsia="Times New Roman"/>
-          <w:color w:val="000000"/>
-          <w:sz w:val="24"/>
-        </w:rPr>
-        <w:t>• Người dùng chọn “Thêm mới”, nhập mã kho, tên kho, địa chỉ, người phụ trách, diện tích.</w:t>
-      </w:r>
-    </w:p>
-    <w:p>
-      <w:pPr>
-        <w:spacing w:line="276" w:lineRule="auto" w:after="60"/>
-        <w:ind w:firstLine="0" w:left="567"/>
-      </w:pPr>
-      <w:r>
-        <w:rPr>
-          <w:rFonts w:ascii="Times New Roman" w:hAnsi="Times New Roman" w:eastAsia="Times New Roman"/>
-          <w:color w:val="000000"/>
-          <w:sz w:val="24"/>
-        </w:rPr>
-        <w:t>• Hệ thống kiểm tra mã không trùng và lưu.</w:t>
-        <w:br/>
-        <w:t xml:space="preserve"> enumerate</w:t>
-      </w:r>
-    </w:p>
-    <w:p>
-      <w:pPr>
-        <w:spacing w:line="276" w:lineRule="auto" w:after="60"/>
-        <w:ind w:firstLine="0" w:left="567"/>
-      </w:pPr>
-      <w:r>
-        <w:rPr>
-          <w:rFonts w:ascii="Times New Roman" w:hAnsi="Times New Roman" w:eastAsia="Times New Roman"/>
-          <w:color w:val="000000"/>
-          <w:sz w:val="24"/>
-        </w:rPr>
-        <w:t>• Điều kiện sau: Thông tin kho được cập nhật trong cơ sở dữ liệu.</w:t>
-      </w:r>
-    </w:p>
-    <w:p>
-      <w:pPr>
-        <w:pStyle w:val="Heading3"/>
-      </w:pPr>
-      <w:r>
-        <w:rPr>
-          <w:rFonts w:ascii="Times New Roman" w:hAnsi="Times New Roman" w:eastAsia="Times New Roman"/>
-          <w:b/>
-          <w:color w:val="000000"/>
-          <w:sz w:val="24"/>
-        </w:rPr>
-        <w:t>3.6.8 UC08 -- Tìm kiếm kho</w:t>
-      </w:r>
-    </w:p>
-    <w:p>
-      <w:pPr>
-        <w:spacing w:line="276" w:lineRule="auto" w:after="60"/>
-        <w:ind w:firstLine="0" w:left="567"/>
-      </w:pPr>
-      <w:r>
-        <w:rPr>
-          <w:rFonts w:ascii="Times New Roman" w:hAnsi="Times New Roman" w:eastAsia="Times New Roman"/>
-          <w:color w:val="000000"/>
-          <w:sz w:val="24"/>
-        </w:rPr>
-        <w:t>• Tác nhân: Tất cả người dùng có quyền.</w:t>
-      </w:r>
-    </w:p>
-    <w:p>
-      <w:pPr>
-        <w:spacing w:line="276" w:lineRule="auto" w:after="60"/>
-        <w:ind w:firstLine="0" w:left="567"/>
-      </w:pPr>
-      <w:r>
-        <w:rPr>
-          <w:rFonts w:ascii="Times New Roman" w:hAnsi="Times New Roman" w:eastAsia="Times New Roman"/>
-          <w:color w:val="000000"/>
-          <w:sz w:val="24"/>
-        </w:rPr>
-        <w:t>• Mục đích: Tra cứu thông tin kho và tồn kho trong kho.</w:t>
-      </w:r>
-    </w:p>
-    <w:p>
-      <w:pPr>
-        <w:spacing w:line="276" w:lineRule="auto" w:after="60"/>
-        <w:ind w:firstLine="0" w:left="567"/>
-      </w:pPr>
-      <w:r>
-        <w:rPr>
-          <w:rFonts w:ascii="Times New Roman" w:hAnsi="Times New Roman" w:eastAsia="Times New Roman"/>
-          <w:color w:val="000000"/>
-          <w:sz w:val="24"/>
-        </w:rPr>
-        <w:t>• Điều kiện trước: Người dùng đã đăng nhập.</w:t>
-      </w:r>
-    </w:p>
-    <w:p>
-      <w:pPr>
-        <w:spacing w:line="276" w:lineRule="auto" w:after="60"/>
-        <w:ind w:firstLine="0" w:left="567"/>
-      </w:pPr>
-      <w:r>
-        <w:rPr>
-          <w:rFonts w:ascii="Times New Roman" w:hAnsi="Times New Roman" w:eastAsia="Times New Roman"/>
-          <w:color w:val="000000"/>
-          <w:sz w:val="24"/>
-        </w:rPr>
-        <w:t>• Luồng chính:</w:t>
-      </w:r>
-    </w:p>
-    <w:p>
-      <w:pPr>
-        <w:spacing w:line="276" w:lineRule="auto" w:after="60"/>
-        <w:ind w:firstLine="0" w:left="567"/>
-      </w:pPr>
-      <w:r>
-        <w:rPr>
-          <w:rFonts w:ascii="Times New Roman" w:hAnsi="Times New Roman" w:eastAsia="Times New Roman"/>
-          <w:color w:val="000000"/>
-          <w:sz w:val="24"/>
-        </w:rPr>
-        <w:t>• Người dùng nhập mã hoặc tên kho cần tra cứu.</w:t>
-      </w:r>
-    </w:p>
-    <w:p>
-      <w:pPr>
-        <w:spacing w:line="276" w:lineRule="auto" w:after="60"/>
-        <w:ind w:firstLine="0" w:left="567"/>
-      </w:pPr>
-      <w:r>
-        <w:rPr>
-          <w:rFonts w:ascii="Times New Roman" w:hAnsi="Times New Roman" w:eastAsia="Times New Roman"/>
-          <w:color w:val="000000"/>
-          <w:sz w:val="24"/>
-        </w:rPr>
-        <w:t>• Hệ thống hiển thị thông tin chi tiết kho và danh sách hàng tồn.</w:t>
-      </w:r>
-    </w:p>
-    <w:p>
-      <w:pPr>
-        <w:spacing w:line="276" w:lineRule="auto" w:after="60"/>
-        <w:ind w:firstLine="0" w:left="567"/>
-      </w:pPr>
-      <w:r>
-        <w:rPr>
-          <w:rFonts w:ascii="Times New Roman" w:hAnsi="Times New Roman" w:eastAsia="Times New Roman"/>
-          <w:color w:val="000000"/>
-          <w:sz w:val="24"/>
-        </w:rPr>
-        <w:t>• Người dùng có thể lọc theo nhóm hàng, sắp xếp theo số lượng tồn.</w:t>
-        <w:br/>
-        <w:t xml:space="preserve"> enumerate</w:t>
-      </w:r>
-    </w:p>
-    <w:p>
-      <w:pPr>
-        <w:spacing w:line="276" w:lineRule="auto" w:after="60"/>
-        <w:ind w:firstLine="0" w:left="567"/>
-      </w:pPr>
-      <w:r>
-        <w:rPr>
-          <w:rFonts w:ascii="Times New Roman" w:hAnsi="Times New Roman" w:eastAsia="Times New Roman"/>
-          <w:color w:val="000000"/>
-          <w:sz w:val="24"/>
-        </w:rPr>
-        <w:t>• Điều kiện sau: Người dùng nhận được thông tin kho và danh sách tồn kho.</w:t>
-      </w:r>
-    </w:p>
-    <w:p>
-      <w:pPr>
-        <w:pStyle w:val="Heading3"/>
-      </w:pPr>
-      <w:r>
-        <w:rPr>
-          <w:rFonts w:ascii="Times New Roman" w:hAnsi="Times New Roman" w:eastAsia="Times New Roman"/>
-          <w:b/>
-          <w:color w:val="000000"/>
-          <w:sz w:val="24"/>
-        </w:rPr>
-        <w:t>3.6.9 UC09 -- Lập phiếu nhập kho</w:t>
-      </w:r>
-    </w:p>
-    <w:p>
-      <w:pPr>
-        <w:spacing w:line="276" w:lineRule="auto" w:after="60"/>
-        <w:ind w:firstLine="0" w:left="567"/>
-      </w:pPr>
-      <w:r>
-        <w:rPr>
-          <w:rFonts w:ascii="Times New Roman" w:hAnsi="Times New Roman" w:eastAsia="Times New Roman"/>
-          <w:color w:val="000000"/>
-          <w:sz w:val="24"/>
-        </w:rPr>
-        <w:t>• Tác nhân: Nhân viên kho (lập phiếu), Quản lý kho (duyệt phiếu).</w:t>
-      </w:r>
-    </w:p>
-    <w:p>
-      <w:pPr>
-        <w:spacing w:line="276" w:lineRule="auto" w:after="60"/>
-        <w:ind w:firstLine="0" w:left="567"/>
-      </w:pPr>
-      <w:r>
-        <w:rPr>
-          <w:rFonts w:ascii="Times New Roman" w:hAnsi="Times New Roman" w:eastAsia="Times New Roman"/>
-          <w:color w:val="000000"/>
-          <w:sz w:val="24"/>
-        </w:rPr>
-        <w:t>• Mục đích: Ghi nhận hàng hóa nhập vào kho từ nhà cung cấp.</w:t>
-      </w:r>
-    </w:p>
-    <w:p>
-      <w:pPr>
-        <w:spacing w:line="276" w:lineRule="auto" w:after="60"/>
-        <w:ind w:firstLine="0" w:left="567"/>
-      </w:pPr>
-      <w:r>
-        <w:rPr>
-          <w:rFonts w:ascii="Times New Roman" w:hAnsi="Times New Roman" w:eastAsia="Times New Roman"/>
-          <w:color w:val="000000"/>
-          <w:sz w:val="24"/>
-        </w:rPr>
-        <w:t>• Điều kiện trước: Đã có thông tin nhà cung cấp, kho và hàng hóa trong hệ thống.</w:t>
-      </w:r>
-    </w:p>
-    <w:p>
-      <w:pPr>
-        <w:spacing w:line="276" w:lineRule="auto" w:after="60"/>
-        <w:ind w:firstLine="0" w:left="567"/>
-      </w:pPr>
-      <w:r>
-        <w:rPr>
-          <w:rFonts w:ascii="Times New Roman" w:hAnsi="Times New Roman" w:eastAsia="Times New Roman"/>
-          <w:color w:val="000000"/>
-          <w:sz w:val="24"/>
-        </w:rPr>
-        <w:t>• Luồng chính:</w:t>
-      </w:r>
-    </w:p>
-    <w:p>
-      <w:pPr>
-        <w:spacing w:line="276" w:lineRule="auto" w:after="60"/>
-        <w:ind w:firstLine="0" w:left="567"/>
-      </w:pPr>
-      <w:r>
-        <w:rPr>
-          <w:rFonts w:ascii="Times New Roman" w:hAnsi="Times New Roman" w:eastAsia="Times New Roman"/>
-          <w:color w:val="000000"/>
-          <w:sz w:val="24"/>
-        </w:rPr>
-        <w:t>• Nhân viên kho chọn “Lập phiếu nhập”, nhập nhà cung cấp, kho nhập, ngày nhập.</w:t>
-      </w:r>
-    </w:p>
-    <w:p>
-      <w:pPr>
-        <w:spacing w:line="276" w:lineRule="auto" w:after="60"/>
-        <w:ind w:firstLine="0" w:left="567"/>
-      </w:pPr>
-      <w:r>
-        <w:rPr>
-          <w:rFonts w:ascii="Times New Roman" w:hAnsi="Times New Roman" w:eastAsia="Times New Roman"/>
-          <w:color w:val="000000"/>
-          <w:sz w:val="24"/>
-        </w:rPr>
-        <w:t>• Thêm danh sách hàng hóa: chọn hàng, nhập số lượng, đơn giá. Hệ thống tính thành tiền.</w:t>
-      </w:r>
-    </w:p>
-    <w:p>
-      <w:pPr>
-        <w:spacing w:line="276" w:lineRule="auto" w:after="60"/>
-        <w:ind w:firstLine="0" w:left="567"/>
-      </w:pPr>
-      <w:r>
-        <w:rPr>
-          <w:rFonts w:ascii="Times New Roman" w:hAnsi="Times New Roman" w:eastAsia="Times New Roman"/>
-          <w:color w:val="000000"/>
-          <w:sz w:val="24"/>
-        </w:rPr>
-        <w:t>• Gửi phiếu để duyệt. Trạng thái: “Chờ duyệt”.</w:t>
-      </w:r>
-    </w:p>
-    <w:p>
-      <w:pPr>
-        <w:spacing w:line="276" w:lineRule="auto" w:after="60"/>
-        <w:ind w:firstLine="0" w:left="567"/>
-      </w:pPr>
-      <w:r>
-        <w:rPr>
-          <w:rFonts w:ascii="Times New Roman" w:hAnsi="Times New Roman" w:eastAsia="Times New Roman"/>
-          <w:color w:val="000000"/>
-          <w:sz w:val="24"/>
-        </w:rPr>
-        <w:t>• Quản lý kho xem phiếu, kiểm tra và duyệt.</w:t>
-      </w:r>
-    </w:p>
-    <w:p>
-      <w:pPr>
-        <w:spacing w:line="276" w:lineRule="auto" w:after="60"/>
-        <w:ind w:firstLine="0" w:left="567"/>
-      </w:pPr>
-      <w:r>
-        <w:rPr>
-          <w:rFonts w:ascii="Times New Roman" w:hAnsi="Times New Roman" w:eastAsia="Times New Roman"/>
-          <w:color w:val="000000"/>
-          <w:sz w:val="24"/>
-        </w:rPr>
-        <w:t>• Hệ thống cập nhật tồn kho (tăng), trạng thái: “Đã duyệt”. Ghi log.</w:t>
-        <w:br/>
-        <w:t xml:space="preserve"> enumerate</w:t>
-      </w:r>
-    </w:p>
-    <w:p>
-      <w:pPr>
-        <w:spacing w:line="276" w:lineRule="auto" w:after="60"/>
-        <w:ind w:firstLine="0" w:left="567"/>
-      </w:pPr>
-      <w:r>
-        <w:rPr>
-          <w:rFonts w:ascii="Times New Roman" w:hAnsi="Times New Roman" w:eastAsia="Times New Roman"/>
-          <w:color w:val="000000"/>
-          <w:sz w:val="24"/>
-        </w:rPr>
-        <w:t>• Luồng thay thế: Quản lý kho từ chối → trạng thái: “Từ chối”, kèm lý do, tồn kho không đổi.</w:t>
-      </w:r>
-    </w:p>
-    <w:p>
-      <w:pPr>
-        <w:spacing w:line="276" w:lineRule="auto" w:after="60"/>
-        <w:ind w:firstLine="0" w:left="567"/>
-      </w:pPr>
-      <w:r>
-        <w:rPr>
-          <w:rFonts w:ascii="Times New Roman" w:hAnsi="Times New Roman" w:eastAsia="Times New Roman"/>
-          <w:color w:val="000000"/>
-          <w:sz w:val="24"/>
-        </w:rPr>
-        <w:t>• Điều kiện sau: Tồn kho được cập nhật, phiếu nhập được lưu.</w:t>
-      </w:r>
-    </w:p>
-    <w:p>
-      <w:pPr>
-        <w:pStyle w:val="Heading3"/>
-      </w:pPr>
-      <w:r>
-        <w:rPr>
-          <w:rFonts w:ascii="Times New Roman" w:hAnsi="Times New Roman" w:eastAsia="Times New Roman"/>
-          <w:b/>
-          <w:color w:val="000000"/>
-          <w:sz w:val="24"/>
-        </w:rPr>
-        <w:t>3.6.10 UC10 -- Lập phiếu xuất kho</w:t>
-      </w:r>
-    </w:p>
-    <w:p>
-      <w:pPr>
-        <w:spacing w:line="276" w:lineRule="auto" w:after="60"/>
-        <w:ind w:firstLine="0" w:left="567"/>
-      </w:pPr>
-      <w:r>
-        <w:rPr>
-          <w:rFonts w:ascii="Times New Roman" w:hAnsi="Times New Roman" w:eastAsia="Times New Roman"/>
-          <w:color w:val="000000"/>
-          <w:sz w:val="24"/>
-        </w:rPr>
-        <w:t>• Tác nhân: Nhân viên kho (lập phiếu), Quản lý kho (duyệt phiếu).</w:t>
-      </w:r>
-    </w:p>
-    <w:p>
-      <w:pPr>
-        <w:spacing w:line="276" w:lineRule="auto" w:after="60"/>
-        <w:ind w:firstLine="0" w:left="567"/>
-      </w:pPr>
-      <w:r>
-        <w:rPr>
-          <w:rFonts w:ascii="Times New Roman" w:hAnsi="Times New Roman" w:eastAsia="Times New Roman"/>
-          <w:color w:val="000000"/>
-          <w:sz w:val="24"/>
-        </w:rPr>
-        <w:t>• Mục đích: Ghi nhận hàng hóa xuất ra khỏi kho cho khách hàng hoặc sản xuất.</w:t>
-      </w:r>
-    </w:p>
-    <w:p>
-      <w:pPr>
-        <w:spacing w:line="276" w:lineRule="auto" w:after="60"/>
-        <w:ind w:firstLine="0" w:left="567"/>
-      </w:pPr>
-      <w:r>
-        <w:rPr>
-          <w:rFonts w:ascii="Times New Roman" w:hAnsi="Times New Roman" w:eastAsia="Times New Roman"/>
-          <w:color w:val="000000"/>
-          <w:sz w:val="24"/>
-        </w:rPr>
-        <w:t>• Điều kiện trước: Đã có thông tin khách hàng, kho và hàng hóa. Tồn kho đủ để xuất.</w:t>
-      </w:r>
-    </w:p>
-    <w:p>
-      <w:pPr>
-        <w:spacing w:line="276" w:lineRule="auto" w:after="60"/>
-        <w:ind w:firstLine="0" w:left="567"/>
-      </w:pPr>
-      <w:r>
-        <w:rPr>
-          <w:rFonts w:ascii="Times New Roman" w:hAnsi="Times New Roman" w:eastAsia="Times New Roman"/>
-          <w:color w:val="000000"/>
-          <w:sz w:val="24"/>
-        </w:rPr>
-        <w:t>• Luồng chính:</w:t>
-      </w:r>
-    </w:p>
-    <w:p>
-      <w:pPr>
-        <w:spacing w:line="276" w:lineRule="auto" w:after="60"/>
-        <w:ind w:firstLine="0" w:left="567"/>
-      </w:pPr>
-      <w:r>
-        <w:rPr>
-          <w:rFonts w:ascii="Times New Roman" w:hAnsi="Times New Roman" w:eastAsia="Times New Roman"/>
-          <w:color w:val="000000"/>
-          <w:sz w:val="24"/>
-        </w:rPr>
-        <w:t>• Nhân viên kho chọn “Lập phiếu xuất”, nhập khách hàng, kho xuất, ngày xuất.</w:t>
-      </w:r>
-    </w:p>
-    <w:p>
-      <w:pPr>
-        <w:spacing w:line="276" w:lineRule="auto" w:after="60"/>
-        <w:ind w:firstLine="0" w:left="567"/>
-      </w:pPr>
-      <w:r>
-        <w:rPr>
-          <w:rFonts w:ascii="Times New Roman" w:hAnsi="Times New Roman" w:eastAsia="Times New Roman"/>
-          <w:color w:val="000000"/>
-          <w:sz w:val="24"/>
-        </w:rPr>
-        <w:t>• Thêm danh sách hàng hóa: chọn hàng, nhập số lượng. Hệ thống kiểm tra tồn kho đủ.</w:t>
-      </w:r>
-    </w:p>
-    <w:p>
-      <w:pPr>
-        <w:spacing w:line="276" w:lineRule="auto" w:after="60"/>
-        <w:ind w:firstLine="0" w:left="567"/>
-      </w:pPr>
-      <w:r>
-        <w:rPr>
-          <w:rFonts w:ascii="Times New Roman" w:hAnsi="Times New Roman" w:eastAsia="Times New Roman"/>
-          <w:color w:val="000000"/>
-          <w:sz w:val="24"/>
-        </w:rPr>
-        <w:t>• Hệ thống hiển thị đơn giá xuất, tính thành tiền và tổng tiền.</w:t>
-      </w:r>
-    </w:p>
-    <w:p>
-      <w:pPr>
-        <w:spacing w:line="276" w:lineRule="auto" w:after="60"/>
-        <w:ind w:firstLine="0" w:left="567"/>
-      </w:pPr>
-      <w:r>
-        <w:rPr>
-          <w:rFonts w:ascii="Times New Roman" w:hAnsi="Times New Roman" w:eastAsia="Times New Roman"/>
-          <w:color w:val="000000"/>
-          <w:sz w:val="24"/>
-        </w:rPr>
-        <w:t>• Gửi phiếu để duyệt. Trạng thái: “Chờ duyệt”.</w:t>
-      </w:r>
-    </w:p>
-    <w:p>
-      <w:pPr>
-        <w:spacing w:line="276" w:lineRule="auto" w:after="60"/>
-        <w:ind w:firstLine="0" w:left="567"/>
-      </w:pPr>
-      <w:r>
-        <w:rPr>
-          <w:rFonts w:ascii="Times New Roman" w:hAnsi="Times New Roman" w:eastAsia="Times New Roman"/>
-          <w:color w:val="000000"/>
-          <w:sz w:val="24"/>
-        </w:rPr>
-        <w:t>• Quản lý kho duyệt. Hệ thống giảm tồn kho, trạng thái: “Đã duyệt”. Ghi log.</w:t>
-        <w:br/>
-        <w:t xml:space="preserve"> enumerate</w:t>
-      </w:r>
-    </w:p>
-    <w:p>
-      <w:pPr>
-        <w:spacing w:line="276" w:lineRule="auto" w:after="60"/>
-        <w:ind w:firstLine="0" w:left="567"/>
-      </w:pPr>
-      <w:r>
-        <w:rPr>
-          <w:rFonts w:ascii="Times New Roman" w:hAnsi="Times New Roman" w:eastAsia="Times New Roman"/>
-          <w:color w:val="000000"/>
-          <w:sz w:val="24"/>
-        </w:rPr>
-        <w:t>• Luồng thay thế: Tồn kho không đủ → hệ thống thông báo, không cho thêm dòng. Quản lý kho từ chối → trạng thái: “Từ chối”, tồn kho không đổi.</w:t>
-      </w:r>
-    </w:p>
-    <w:p>
-      <w:pPr>
-        <w:spacing w:line="276" w:lineRule="auto" w:after="60"/>
-        <w:ind w:firstLine="0" w:left="567"/>
-      </w:pPr>
-      <w:r>
-        <w:rPr>
-          <w:rFonts w:ascii="Times New Roman" w:hAnsi="Times New Roman" w:eastAsia="Times New Roman"/>
-          <w:color w:val="000000"/>
-          <w:sz w:val="24"/>
-        </w:rPr>
-        <w:t>• Điều kiện sau: Tồn kho được giảm, phiếu xuất được lưu.</w:t>
-      </w:r>
-    </w:p>
-    <w:p>
-      <w:pPr>
-        <w:pStyle w:val="Heading2"/>
-      </w:pPr>
-      <w:r>
-        <w:rPr>
-          <w:rFonts w:ascii="Times New Roman" w:hAnsi="Times New Roman" w:eastAsia="Times New Roman"/>
-          <w:b/>
-          <w:color w:val="000000"/>
           <w:sz w:val="26"/>
         </w:rPr>
-        <w:t>3.7 Kết luận chương</w:t>
+        <w:t>3.8 Kết luận chương</w:t>
       </w:r>
     </w:p>
     <w:p>
@@ -8492,7 +8008,35 @@
           <w:color w:val="000000"/>
           <w:sz w:val="24"/>
         </w:rPr>
-        <w:t>Chương 3 đã phân tích chi tiết các tác nhân của hệ thống, xây dựng sơ đồ phân cấp chức năng (BFD), sơ đồ luồng dữ liệu (DFD) cấp 0 và cấp 1, sơ đồ use case tổng quát và phân rã. Đồng thời đặc tả chi tiết 10 use case chính (UC01--UC10) với đầy đủ thông tin: tác nhân, mục đích, điều kiện trước, luồng chính, luồng thay thế và điều kiện sau. Đây là cơ sở để phân tích hành vi (sơ đồ lớp) và phân tích tương tác (sơ đồ tuần tự) trong các chương tiếp theo.</w:t>
+        <w:t>Chương 3 xác định 3 tác nhân, BFD/DFD và</w:t>
+      </w:r>
+    </w:p>
+    <w:p>
+      <w:pPr>
+        <w:spacing w:line="276" w:lineRule="auto" w:after="120"/>
+        <w:ind w:firstLine="567"/>
+      </w:pPr>
+      <w:r>
+        <w:rPr>
+          <w:rFonts w:ascii="Times New Roman" w:hAnsi="Times New Roman" w:eastAsia="Times New Roman"/>
+          <w:color w:val="000000"/>
+          <w:sz w:val="24"/>
+        </w:rPr>
+        <w:t>theo mục tiêu cụ thể (không gộp thành “quản lý</w:t>
+      </w:r>
+    </w:p>
+    <w:p>
+      <w:pPr>
+        <w:spacing w:line="276" w:lineRule="auto" w:after="120"/>
+        <w:ind w:firstLine="567"/>
+      </w:pPr>
+      <w:r>
+        <w:rPr>
+          <w:rFonts w:ascii="Times New Roman" w:hAnsi="Times New Roman" w:eastAsia="Times New Roman"/>
+          <w:color w:val="000000"/>
+          <w:sz w:val="24"/>
+        </w:rPr>
+        <w:t>” chung). Đặc tả đủ 10 UC làm cơ sở cho sơ đồ lớp và sequence các chương sau.</w:t>
       </w:r>
     </w:p>
     <w:p>
@@ -8999,7 +8543,7 @@
           <w:color w:val="000000"/>
           <w:sz w:val="24"/>
         </w:rPr>
-        <w:t>4.2.1 UC05 -- Quản lý hàng hóa</w:t>
+        <w:t>4.2.1 UC06 -- Thêm hàng hóa</w:t>
       </w:r>
     </w:p>
     <w:p>
@@ -9013,7 +8557,7 @@
           <w:color w:val="000000"/>
           <w:sz w:val="24"/>
         </w:rPr>
-        <w:t>Ca sử dụng quản lý hàng hóa liên quan đến các lớp:</w:t>
+        <w:t>Ca sử dụng</w:t>
       </w:r>
     </w:p>
     <w:p>
@@ -9027,7 +8571,7 @@
           <w:color w:val="000000"/>
           <w:sz w:val="24"/>
         </w:rPr>
-        <w:t>(người thực hiện),</w:t>
+        <w:t>liên quan đến các lớp:</w:t>
       </w:r>
     </w:p>
     <w:p>
@@ -9041,7 +8585,7 @@
           <w:color w:val="000000"/>
           <w:sz w:val="24"/>
         </w:rPr>
-        <w:t>(đối tượng quản lý),</w:t>
+        <w:t>,</w:t>
       </w:r>
     </w:p>
     <w:p>
@@ -9055,7 +8599,7 @@
           <w:color w:val="000000"/>
           <w:sz w:val="24"/>
         </w:rPr>
-        <w:t>(phân loại),</w:t>
+        <w:t>,</w:t>
       </w:r>
     </w:p>
     <w:p>
@@ -9069,7 +8613,7 @@
           <w:color w:val="000000"/>
           <w:sz w:val="24"/>
         </w:rPr>
-        <w:t>(đơn vị đo) và</w:t>
+        <w:t>,</w:t>
       </w:r>
     </w:p>
     <w:p>
@@ -9083,7 +8627,21 @@
           <w:color w:val="000000"/>
           <w:sz w:val="24"/>
         </w:rPr>
-        <w:t>(tồn kho tại các kho).</w:t>
+        <w:t>và</w:t>
+      </w:r>
+    </w:p>
+    <w:p>
+      <w:pPr>
+        <w:spacing w:line="276" w:lineRule="auto" w:after="120"/>
+        <w:ind w:firstLine="567"/>
+      </w:pPr>
+      <w:r>
+        <w:rPr>
+          <w:rFonts w:ascii="Times New Roman" w:hAnsi="Times New Roman" w:eastAsia="Times New Roman"/>
+          <w:color w:val="000000"/>
+          <w:sz w:val="24"/>
+        </w:rPr>
+        <w:t>.</w:t>
       </w:r>
     </w:p>
     <w:p>
@@ -9252,7 +8810,7 @@
           <w:color w:val="000000"/>
           <w:sz w:val="22"/>
         </w:rPr>
-        <w:t>Hình 4.4: Biểu đồ lớp trong ca sử dụng UC05 -- Quản lý hàng hóa</w:t>
+        <w:t>Hình 4.4: Biểu đồ lớp trong ca sử dụng UC06 -- Thêm hàng hóa</w:t>
       </w:r>
     </w:p>
     <w:p>
@@ -9898,7 +9456,7 @@
           <w:color w:val="000000"/>
           <w:sz w:val="24"/>
         </w:rPr>
-        <w:t>Chương 4 đã trình bày sơ đồ lớp tổng thể với 15 lớp chính của hệ thống, mô tả chi tiết thuộc tính và quan hệ giữa các lớp. Đồng thời phân tích sâu ba biểu đồ lớp trong ca sử dụng quan trọng: UC05 (quản lý hàng hóa), UC09 (lập phiếu nhập kho) và UC10 (lập phiếu xuất kho). Các lớp và quan hệ được xác định là cơ sở để thiết kế tương tác (Sequence Diagram) trong Chương 5 và thiết kế chi tiết trong Chương 6, 7.</w:t>
+        <w:t>Chương 4 trình bày 15 lớp chính và biểu đồ lớp trong UC06 (Thêm hàng hóa), UC09 (Lập phiếu nhập), UC10 (Lập phiếu xuất).</w:t>
       </w:r>
     </w:p>
     <w:p>
@@ -9940,7 +9498,7 @@
           <w:color w:val="000000"/>
           <w:sz w:val="24"/>
         </w:rPr>
-        <w:t>Biểu đồ trình tự (Sequence Diagram) mô tả luồng tương tác giữa các đối tượng theo thời gian trong từng ca sử dụng. Chương này trình bày các sequence diagram cho các use case chính của hệ thống quản lý kho hàng, bao gồm: UC05 (Quản lý hàng hóa), UC06 (Tìm kiếm hàng hóa), UC09 (Lập phiếu nhập kho) và UC10 (Lập phiếu xuất kho). Ngoài ra, chương còn trình bày biểu đồ trạng thái (State Machine Diagram) cho phiếu nhập kho và phiếu xuất kho.</w:t>
+        <w:t>Biểu đồ trình tự cho UC06 (Thêm hàng hóa), UC07 (Tìm kiếm hàng hóa), UC09 (Lập phiếu nhập), UC10 (Lập phiếu xuất); kèm state machine phiếu nhập/xuất.</w:t>
       </w:r>
     </w:p>
     <w:p>
@@ -9954,7 +9512,7 @@
           <w:color w:val="000000"/>
           <w:sz w:val="26"/>
         </w:rPr>
-        <w:t>5.2 UC05 -- Quản lý hàng hóa</w:t>
+        <w:t>5.2 UC06 -- Thêm hàng hóa</w:t>
       </w:r>
     </w:p>
     <w:p>
@@ -9968,7 +9526,21 @@
           <w:color w:val="000000"/>
           <w:sz w:val="24"/>
         </w:rPr>
-        <w:t>: Nhân viên kho đăng nhập vào hệ thống, chọn chức năng quản lý hàng hóa, thêm hàng hóa mới. Hệ thống kiểm tra dữ liệu nhập (mã không trùng, nhóm hàng và đơn vị tính hợp lệ), lưu hàng hóa vào cơ sở dữ liệu và tự động khởi tạo bản ghi tồn kho bằng 0 tại tất cả các kho đang hoạt động.</w:t>
+        <w:t>: Nhân viên chọn</w:t>
+      </w:r>
+    </w:p>
+    <w:p>
+      <w:pPr>
+        <w:spacing w:line="276" w:lineRule="auto" w:after="120"/>
+        <w:ind w:firstLine="567"/>
+      </w:pPr>
+      <w:r>
+        <w:rPr>
+          <w:rFonts w:ascii="Times New Roman" w:hAnsi="Times New Roman" w:eastAsia="Times New Roman"/>
+          <w:color w:val="000000"/>
+          <w:sz w:val="24"/>
+        </w:rPr>
+        <w:t>, nhập thông tin. Hệ thống kiểm tra mã không trùng, lưu hàng và khởi tạo tồn = 0 tại các kho.</w:t>
       </w:r>
     </w:p>
     <w:p>
@@ -10193,7 +9765,7 @@
           <w:color w:val="000000"/>
           <w:sz w:val="22"/>
         </w:rPr>
-        <w:t>Hình 5.1: Sequence diagram UC05 -- Quản lý hàng hóa</w:t>
+        <w:t>Hình 5.1: Sequence diagram UC06 -- Thêm hàng hóa</w:t>
       </w:r>
     </w:p>
     <w:p>
@@ -10207,7 +9779,7 @@
           <w:color w:val="000000"/>
           <w:sz w:val="26"/>
         </w:rPr>
-        <w:t>5.3 UC06 -- Tìm kiếm hàng hóa</w:t>
+        <w:t>5.3 UC07 -- Tìm kiếm hàng hóa</w:t>
       </w:r>
     </w:p>
     <w:p>
@@ -10221,7 +9793,7 @@
           <w:color w:val="000000"/>
           <w:sz w:val="24"/>
         </w:rPr>
-        <w:t>: Người dùng nhập từ khóa tìm kiếm và điều kiện lọc. Hệ thống truy vấn cơ sở dữ liệu, trả về danh sách hàng hóa kèm số lượng tồn kho tại các kho.</w:t>
+        <w:t>: Người dùng nhập từ khóa và lọc. Hệ thống trả về danh sách hàng kèm tồn kho.</w:t>
       </w:r>
     </w:p>
     <w:p>
@@ -10418,7 +9990,7 @@
           <w:color w:val="000000"/>
           <w:sz w:val="22"/>
         </w:rPr>
-        <w:t>Hình 5.2: Sequence diagram UC06 -- Tìm kiếm hàng hóa</w:t>
+        <w:t>Hình 5.2: Sequence diagram UC07 -- Tìm kiếm hàng hóa</w:t>
       </w:r>
     </w:p>
     <w:p>
@@ -11402,7 +10974,7 @@
           <w:color w:val="000000"/>
           <w:sz w:val="24"/>
         </w:rPr>
-        <w:t>Chương 5 đã trình bày chi tiết bốn biểu đồ trình tự cho các ca sử dụng chính: UC05 (quản lý hàng hóa), UC06 (tìm kiếm hàng hóa), UC09 (lập phiếu nhập kho) và UC10 (lập phiếu xuất kho). Mỗi biểu đồ đều mô tả đầy đủ các đối tượng tham gia, luồng tương tác theo thời gian và thứ tự các bước. Đồng thời trình bày hai biểu đồ trạng thái cho phiếu nhập kho và phiếu xuất kho, mô tả các trạng thái và chuyển tiếp. Các luồng tương tác và chuyển đổi trạng thái này làm cơ sở cho thiết kế chi tiết các lớp và cơ sở dữ liệu trong Chương 6 và Chương 7.</w:t>
+        <w:t>Chương 5 trình bày sequence UC06, UC07, UC09, UC10 và state machine phiếu nhập/xuất.</w:t>
       </w:r>
     </w:p>
     <w:p>

--- a/VIII.HUST/Phân tích và thiết kế hệ thống/BaoCao/BaoCao_QuanLyKhoHang.docx
+++ b/VIII.HUST/Phân tích và thiết kế hệ thống/BaoCao/BaoCao_QuanLyKhoHang.docx
@@ -519,7 +519,7 @@
           <w:color w:val="000000"/>
           <w:sz w:val="24"/>
         </w:rPr>
-        <w:t>1.5.2  Lựa chọn công cụ biểu diễn UML</w:t>
+        <w:t>1.5.2  Hướng phân tích -- thiết kế: hướng đối tượng (OO)</w:t>
       </w:r>
       <w:r>
         <w:rPr>
@@ -597,7 +597,7 @@
           <w:color w:val="000000"/>
           <w:sz w:val="24"/>
         </w:rPr>
-        <w:t>2.1  Quy trình phân tích -- thiết kế (tóm tắt)</w:t>
+        <w:t>2.1  Quy trình phân tích -- thiết kế (hướng đối tượng)</w:t>
       </w:r>
       <w:r>
         <w:rPr>
@@ -623,7 +623,7 @@
           <w:color w:val="000000"/>
           <w:sz w:val="24"/>
         </w:rPr>
-        <w:t>2.2  Tổng quan nghiệp vụ hệ thống</w:t>
+        <w:t>2.2  Tổng quan nghiệp vụ</w:t>
       </w:r>
       <w:r>
         <w:rPr>
@@ -649,7 +649,7 @@
           <w:color w:val="000000"/>
           <w:sz w:val="24"/>
         </w:rPr>
-        <w:t>2.3  Nghiệp vụ 1: Xác thực người dùng</w:t>
+        <w:t>2.3  Nghiệp vụ 1: Xác thực</w:t>
       </w:r>
       <w:r>
         <w:rPr>
@@ -909,7 +909,7 @@
           <w:color w:val="000000"/>
           <w:sz w:val="24"/>
         </w:rPr>
-        <w:t>3.1  Phân tích tác nhân</w:t>
+        <w:t>3.1  Tác nhân</w:t>
       </w:r>
       <w:r>
         <w:rPr>
@@ -935,7 +935,7 @@
           <w:color w:val="000000"/>
           <w:sz w:val="24"/>
         </w:rPr>
-        <w:t>3.2  Nguyên tắc use case</w:t>
+        <w:t>3.2  Nguyên tắc</w:t>
       </w:r>
       <w:r>
         <w:rPr>
@@ -1004,7 +1004,7 @@
           <w:tab w:pos="8787" w:val="right" w:leader="dot"/>
         </w:tabs>
         <w:spacing w:after="40" w:before="20" w:line="276" w:lineRule="auto"/>
-        <w:ind w:firstLine="0" w:left="567"/>
+        <w:ind w:firstLine="0" w:left="283"/>
       </w:pPr>
       <w:r>
         <w:rPr>
@@ -1013,7 +1013,33 @@
           <w:color w:val="000000"/>
           <w:sz w:val="24"/>
         </w:rPr>
-        <w:t>3.4.1  Xác thực và quản lý tài khoản</w:t>
+        <w:t>3.5  Danh sách 10 use case</w:t>
+      </w:r>
+      <w:r>
+        <w:rPr>
+          <w:rFonts w:ascii="Times New Roman" w:hAnsi="Times New Roman" w:eastAsia="Times New Roman"/>
+          <w:color w:val="000000"/>
+          <w:sz w:val="24"/>
+        </w:rPr>
+        <w:tab/>
+      </w:r>
+    </w:p>
+    <w:p>
+      <w:pPr>
+        <w:tabs>
+          <w:tab w:pos="8787" w:val="right" w:leader="dot"/>
+        </w:tabs>
+        <w:spacing w:after="40" w:before="20" w:line="276" w:lineRule="auto"/>
+        <w:ind w:firstLine="0" w:left="283"/>
+      </w:pPr>
+      <w:r>
+        <w:rPr>
+          <w:rFonts w:ascii="Times New Roman" w:hAnsi="Times New Roman" w:eastAsia="Times New Roman"/>
+          <w:b w:val="0"/>
+          <w:color w:val="000000"/>
+          <w:sz w:val="24"/>
+        </w:rPr>
+        <w:t>3.6  Đặc tả use case</w:t>
       </w:r>
       <w:r>
         <w:rPr>
@@ -1039,7 +1065,7 @@
           <w:color w:val="000000"/>
           <w:sz w:val="24"/>
         </w:rPr>
-        <w:t>3.4.2  Quản lý nhà cung cấp và khách hàng</w:t>
+        <w:t>3.6.1  UC01 -- Đăng nhập</w:t>
       </w:r>
       <w:r>
         <w:rPr>
@@ -1065,7 +1091,7 @@
           <w:color w:val="000000"/>
           <w:sz w:val="24"/>
         </w:rPr>
-        <w:t>3.4.3  Quản lý hàng hóa và kho</w:t>
+        <w:t>3.6.2  UC02 -- Đăng xuất</w:t>
       </w:r>
       <w:r>
         <w:rPr>
@@ -1091,7 +1117,189 @@
           <w:color w:val="000000"/>
           <w:sz w:val="24"/>
         </w:rPr>
-        <w:t>3.4.4  Nhập kho và xuất kho</w:t>
+        <w:t>3.6.3  UC03 -- Thêm tài khoản</w:t>
+      </w:r>
+      <w:r>
+        <w:rPr>
+          <w:rFonts w:ascii="Times New Roman" w:hAnsi="Times New Roman" w:eastAsia="Times New Roman"/>
+          <w:color w:val="000000"/>
+          <w:sz w:val="24"/>
+        </w:rPr>
+        <w:tab/>
+      </w:r>
+    </w:p>
+    <w:p>
+      <w:pPr>
+        <w:tabs>
+          <w:tab w:pos="8787" w:val="right" w:leader="dot"/>
+        </w:tabs>
+        <w:spacing w:after="40" w:before="20" w:line="276" w:lineRule="auto"/>
+        <w:ind w:firstLine="0" w:left="567"/>
+      </w:pPr>
+      <w:r>
+        <w:rPr>
+          <w:rFonts w:ascii="Times New Roman" w:hAnsi="Times New Roman" w:eastAsia="Times New Roman"/>
+          <w:b w:val="0"/>
+          <w:color w:val="000000"/>
+          <w:sz w:val="24"/>
+        </w:rPr>
+        <w:t>3.6.4  UC04 -- Thêm nhà cung cấp</w:t>
+      </w:r>
+      <w:r>
+        <w:rPr>
+          <w:rFonts w:ascii="Times New Roman" w:hAnsi="Times New Roman" w:eastAsia="Times New Roman"/>
+          <w:color w:val="000000"/>
+          <w:sz w:val="24"/>
+        </w:rPr>
+        <w:tab/>
+      </w:r>
+    </w:p>
+    <w:p>
+      <w:pPr>
+        <w:tabs>
+          <w:tab w:pos="8787" w:val="right" w:leader="dot"/>
+        </w:tabs>
+        <w:spacing w:after="40" w:before="20" w:line="276" w:lineRule="auto"/>
+        <w:ind w:firstLine="0" w:left="567"/>
+      </w:pPr>
+      <w:r>
+        <w:rPr>
+          <w:rFonts w:ascii="Times New Roman" w:hAnsi="Times New Roman" w:eastAsia="Times New Roman"/>
+          <w:b w:val="0"/>
+          <w:color w:val="000000"/>
+          <w:sz w:val="24"/>
+        </w:rPr>
+        <w:t>3.6.5  UC05 -- Thêm khách hàng</w:t>
+      </w:r>
+      <w:r>
+        <w:rPr>
+          <w:rFonts w:ascii="Times New Roman" w:hAnsi="Times New Roman" w:eastAsia="Times New Roman"/>
+          <w:color w:val="000000"/>
+          <w:sz w:val="24"/>
+        </w:rPr>
+        <w:tab/>
+      </w:r>
+    </w:p>
+    <w:p>
+      <w:pPr>
+        <w:tabs>
+          <w:tab w:pos="8787" w:val="right" w:leader="dot"/>
+        </w:tabs>
+        <w:spacing w:after="40" w:before="20" w:line="276" w:lineRule="auto"/>
+        <w:ind w:firstLine="0" w:left="567"/>
+      </w:pPr>
+      <w:r>
+        <w:rPr>
+          <w:rFonts w:ascii="Times New Roman" w:hAnsi="Times New Roman" w:eastAsia="Times New Roman"/>
+          <w:b w:val="0"/>
+          <w:color w:val="000000"/>
+          <w:sz w:val="24"/>
+        </w:rPr>
+        <w:t>3.6.6  UC06 -- Thêm hàng hóa</w:t>
+      </w:r>
+      <w:r>
+        <w:rPr>
+          <w:rFonts w:ascii="Times New Roman" w:hAnsi="Times New Roman" w:eastAsia="Times New Roman"/>
+          <w:color w:val="000000"/>
+          <w:sz w:val="24"/>
+        </w:rPr>
+        <w:tab/>
+      </w:r>
+    </w:p>
+    <w:p>
+      <w:pPr>
+        <w:tabs>
+          <w:tab w:pos="8787" w:val="right" w:leader="dot"/>
+        </w:tabs>
+        <w:spacing w:after="40" w:before="20" w:line="276" w:lineRule="auto"/>
+        <w:ind w:firstLine="0" w:left="567"/>
+      </w:pPr>
+      <w:r>
+        <w:rPr>
+          <w:rFonts w:ascii="Times New Roman" w:hAnsi="Times New Roman" w:eastAsia="Times New Roman"/>
+          <w:b w:val="0"/>
+          <w:color w:val="000000"/>
+          <w:sz w:val="24"/>
+        </w:rPr>
+        <w:t>3.6.7  UC07 -- Tìm kiếm hàng hóa</w:t>
+      </w:r>
+      <w:r>
+        <w:rPr>
+          <w:rFonts w:ascii="Times New Roman" w:hAnsi="Times New Roman" w:eastAsia="Times New Roman"/>
+          <w:color w:val="000000"/>
+          <w:sz w:val="24"/>
+        </w:rPr>
+        <w:tab/>
+      </w:r>
+    </w:p>
+    <w:p>
+      <w:pPr>
+        <w:tabs>
+          <w:tab w:pos="8787" w:val="right" w:leader="dot"/>
+        </w:tabs>
+        <w:spacing w:after="40" w:before="20" w:line="276" w:lineRule="auto"/>
+        <w:ind w:firstLine="0" w:left="567"/>
+      </w:pPr>
+      <w:r>
+        <w:rPr>
+          <w:rFonts w:ascii="Times New Roman" w:hAnsi="Times New Roman" w:eastAsia="Times New Roman"/>
+          <w:b w:val="0"/>
+          <w:color w:val="000000"/>
+          <w:sz w:val="24"/>
+        </w:rPr>
+        <w:t>3.6.8  UC08 -- Thêm kho</w:t>
+      </w:r>
+      <w:r>
+        <w:rPr>
+          <w:rFonts w:ascii="Times New Roman" w:hAnsi="Times New Roman" w:eastAsia="Times New Roman"/>
+          <w:color w:val="000000"/>
+          <w:sz w:val="24"/>
+        </w:rPr>
+        <w:tab/>
+      </w:r>
+    </w:p>
+    <w:p>
+      <w:pPr>
+        <w:tabs>
+          <w:tab w:pos="8787" w:val="right" w:leader="dot"/>
+        </w:tabs>
+        <w:spacing w:after="40" w:before="20" w:line="276" w:lineRule="auto"/>
+        <w:ind w:firstLine="0" w:left="567"/>
+      </w:pPr>
+      <w:r>
+        <w:rPr>
+          <w:rFonts w:ascii="Times New Roman" w:hAnsi="Times New Roman" w:eastAsia="Times New Roman"/>
+          <w:b w:val="0"/>
+          <w:color w:val="000000"/>
+          <w:sz w:val="24"/>
+        </w:rPr>
+        <w:t>3.6.9  UC09 -- Lập phiếu nhập kho</w:t>
+      </w:r>
+      <w:r>
+        <w:rPr>
+          <w:rFonts w:ascii="Times New Roman" w:hAnsi="Times New Roman" w:eastAsia="Times New Roman"/>
+          <w:color w:val="000000"/>
+          <w:sz w:val="24"/>
+        </w:rPr>
+        <w:tab/>
+      </w:r>
+    </w:p>
+    <w:p>
+      <w:pPr>
+        <w:tabs>
+          <w:tab w:pos="8787" w:val="right" w:leader="dot"/>
+        </w:tabs>
+        <w:spacing w:after="40" w:before="20" w:line="276" w:lineRule="auto"/>
+        <w:ind w:firstLine="0" w:left="567"/>
+      </w:pPr>
+      <w:r>
+        <w:rPr>
+          <w:rFonts w:ascii="Times New Roman" w:hAnsi="Times New Roman" w:eastAsia="Times New Roman"/>
+          <w:b w:val="0"/>
+          <w:color w:val="000000"/>
+          <w:sz w:val="24"/>
+        </w:rPr>
+        <w:t>3.6.10  UC10 -- Lập phiếu xuất kho</w:t>
       </w:r>
       <w:r>
         <w:rPr>
@@ -1117,7 +1325,33 @@
           <w:color w:val="000000"/>
           <w:sz w:val="24"/>
         </w:rPr>
-        <w:t>3.5  Danh sách use case cụ thể</w:t>
+        <w:t>3.7  Kết luận chương</w:t>
+      </w:r>
+      <w:r>
+        <w:rPr>
+          <w:rFonts w:ascii="Times New Roman" w:hAnsi="Times New Roman" w:eastAsia="Times New Roman"/>
+          <w:color w:val="000000"/>
+          <w:sz w:val="24"/>
+        </w:rPr>
+        <w:tab/>
+      </w:r>
+    </w:p>
+    <w:p>
+      <w:pPr>
+        <w:tabs>
+          <w:tab w:pos="8787" w:val="right" w:leader="dot"/>
+        </w:tabs>
+        <w:spacing w:after="40" w:before="20" w:line="276" w:lineRule="auto"/>
+        <w:ind w:firstLine="0" w:left="0"/>
+      </w:pPr>
+      <w:r>
+        <w:rPr>
+          <w:rFonts w:ascii="Times New Roman" w:hAnsi="Times New Roman" w:eastAsia="Times New Roman"/>
+          <w:b/>
+          <w:color w:val="000000"/>
+          <w:sz w:val="24"/>
+        </w:rPr>
+        <w:t>4  SƠ ĐỒ HOẠT ĐỘNG (ACTIVITY DIAGRAM)</w:t>
       </w:r>
       <w:r>
         <w:rPr>
@@ -1143,7 +1377,449 @@
           <w:color w:val="000000"/>
           <w:sz w:val="24"/>
         </w:rPr>
-        <w:t>3.6  Đặc tả use case</w:t>
+        <w:t>4.1  UC03 -- Thêm tài khoản</w:t>
+      </w:r>
+      <w:r>
+        <w:rPr>
+          <w:rFonts w:ascii="Times New Roman" w:hAnsi="Times New Roman" w:eastAsia="Times New Roman"/>
+          <w:color w:val="000000"/>
+          <w:sz w:val="24"/>
+        </w:rPr>
+        <w:tab/>
+      </w:r>
+    </w:p>
+    <w:p>
+      <w:pPr>
+        <w:tabs>
+          <w:tab w:pos="8787" w:val="right" w:leader="dot"/>
+        </w:tabs>
+        <w:spacing w:after="40" w:before="20" w:line="276" w:lineRule="auto"/>
+        <w:ind w:firstLine="0" w:left="283"/>
+      </w:pPr>
+      <w:r>
+        <w:rPr>
+          <w:rFonts w:ascii="Times New Roman" w:hAnsi="Times New Roman" w:eastAsia="Times New Roman"/>
+          <w:b w:val="0"/>
+          <w:color w:val="000000"/>
+          <w:sz w:val="24"/>
+        </w:rPr>
+        <w:t>4.2  UC06 -- Thêm hàng hóa</w:t>
+      </w:r>
+      <w:r>
+        <w:rPr>
+          <w:rFonts w:ascii="Times New Roman" w:hAnsi="Times New Roman" w:eastAsia="Times New Roman"/>
+          <w:color w:val="000000"/>
+          <w:sz w:val="24"/>
+        </w:rPr>
+        <w:tab/>
+      </w:r>
+    </w:p>
+    <w:p>
+      <w:pPr>
+        <w:tabs>
+          <w:tab w:pos="8787" w:val="right" w:leader="dot"/>
+        </w:tabs>
+        <w:spacing w:after="40" w:before="20" w:line="276" w:lineRule="auto"/>
+        <w:ind w:firstLine="0" w:left="283"/>
+      </w:pPr>
+      <w:r>
+        <w:rPr>
+          <w:rFonts w:ascii="Times New Roman" w:hAnsi="Times New Roman" w:eastAsia="Times New Roman"/>
+          <w:b w:val="0"/>
+          <w:color w:val="000000"/>
+          <w:sz w:val="24"/>
+        </w:rPr>
+        <w:t>4.3  UC07 -- Tìm kiếm hàng hóa</w:t>
+      </w:r>
+      <w:r>
+        <w:rPr>
+          <w:rFonts w:ascii="Times New Roman" w:hAnsi="Times New Roman" w:eastAsia="Times New Roman"/>
+          <w:color w:val="000000"/>
+          <w:sz w:val="24"/>
+        </w:rPr>
+        <w:tab/>
+      </w:r>
+    </w:p>
+    <w:p>
+      <w:pPr>
+        <w:tabs>
+          <w:tab w:pos="8787" w:val="right" w:leader="dot"/>
+        </w:tabs>
+        <w:spacing w:after="40" w:before="20" w:line="276" w:lineRule="auto"/>
+        <w:ind w:firstLine="0" w:left="283"/>
+      </w:pPr>
+      <w:r>
+        <w:rPr>
+          <w:rFonts w:ascii="Times New Roman" w:hAnsi="Times New Roman" w:eastAsia="Times New Roman"/>
+          <w:b w:val="0"/>
+          <w:color w:val="000000"/>
+          <w:sz w:val="24"/>
+        </w:rPr>
+        <w:t>4.4  UC09 -- Lập phiếu nhập kho</w:t>
+      </w:r>
+      <w:r>
+        <w:rPr>
+          <w:rFonts w:ascii="Times New Roman" w:hAnsi="Times New Roman" w:eastAsia="Times New Roman"/>
+          <w:color w:val="000000"/>
+          <w:sz w:val="24"/>
+        </w:rPr>
+        <w:tab/>
+      </w:r>
+    </w:p>
+    <w:p>
+      <w:pPr>
+        <w:tabs>
+          <w:tab w:pos="8787" w:val="right" w:leader="dot"/>
+        </w:tabs>
+        <w:spacing w:after="40" w:before="20" w:line="276" w:lineRule="auto"/>
+        <w:ind w:firstLine="0" w:left="283"/>
+      </w:pPr>
+      <w:r>
+        <w:rPr>
+          <w:rFonts w:ascii="Times New Roman" w:hAnsi="Times New Roman" w:eastAsia="Times New Roman"/>
+          <w:b w:val="0"/>
+          <w:color w:val="000000"/>
+          <w:sz w:val="24"/>
+        </w:rPr>
+        <w:t>4.5  UC10 -- Lập phiếu xuất kho</w:t>
+      </w:r>
+      <w:r>
+        <w:rPr>
+          <w:rFonts w:ascii="Times New Roman" w:hAnsi="Times New Roman" w:eastAsia="Times New Roman"/>
+          <w:color w:val="000000"/>
+          <w:sz w:val="24"/>
+        </w:rPr>
+        <w:tab/>
+      </w:r>
+    </w:p>
+    <w:p>
+      <w:pPr>
+        <w:tabs>
+          <w:tab w:pos="8787" w:val="right" w:leader="dot"/>
+        </w:tabs>
+        <w:spacing w:after="40" w:before="20" w:line="276" w:lineRule="auto"/>
+        <w:ind w:firstLine="0" w:left="283"/>
+      </w:pPr>
+      <w:r>
+        <w:rPr>
+          <w:rFonts w:ascii="Times New Roman" w:hAnsi="Times New Roman" w:eastAsia="Times New Roman"/>
+          <w:b w:val="0"/>
+          <w:color w:val="000000"/>
+          <w:sz w:val="24"/>
+        </w:rPr>
+        <w:t>4.6  Kiểm kê (bổ sung)</w:t>
+      </w:r>
+      <w:r>
+        <w:rPr>
+          <w:rFonts w:ascii="Times New Roman" w:hAnsi="Times New Roman" w:eastAsia="Times New Roman"/>
+          <w:color w:val="000000"/>
+          <w:sz w:val="24"/>
+        </w:rPr>
+        <w:tab/>
+      </w:r>
+    </w:p>
+    <w:p>
+      <w:pPr>
+        <w:tabs>
+          <w:tab w:pos="8787" w:val="right" w:leader="dot"/>
+        </w:tabs>
+        <w:spacing w:after="40" w:before="20" w:line="276" w:lineRule="auto"/>
+        <w:ind w:firstLine="0" w:left="283"/>
+      </w:pPr>
+      <w:r>
+        <w:rPr>
+          <w:rFonts w:ascii="Times New Roman" w:hAnsi="Times New Roman" w:eastAsia="Times New Roman"/>
+          <w:b w:val="0"/>
+          <w:color w:val="000000"/>
+          <w:sz w:val="24"/>
+        </w:rPr>
+        <w:t>4.7  Kết luận</w:t>
+      </w:r>
+      <w:r>
+        <w:rPr>
+          <w:rFonts w:ascii="Times New Roman" w:hAnsi="Times New Roman" w:eastAsia="Times New Roman"/>
+          <w:color w:val="000000"/>
+          <w:sz w:val="24"/>
+        </w:rPr>
+        <w:tab/>
+      </w:r>
+    </w:p>
+    <w:p>
+      <w:pPr>
+        <w:tabs>
+          <w:tab w:pos="8787" w:val="right" w:leader="dot"/>
+        </w:tabs>
+        <w:spacing w:after="40" w:before="20" w:line="276" w:lineRule="auto"/>
+        <w:ind w:firstLine="0" w:left="0"/>
+      </w:pPr>
+      <w:r>
+        <w:rPr>
+          <w:rFonts w:ascii="Times New Roman" w:hAnsi="Times New Roman" w:eastAsia="Times New Roman"/>
+          <w:b/>
+          <w:color w:val="000000"/>
+          <w:sz w:val="24"/>
+        </w:rPr>
+        <w:t>5  SƠ ĐỒ TRÌNH TỰ (SEQUENCE DIAGRAM)</w:t>
+      </w:r>
+      <w:r>
+        <w:rPr>
+          <w:rFonts w:ascii="Times New Roman" w:hAnsi="Times New Roman" w:eastAsia="Times New Roman"/>
+          <w:color w:val="000000"/>
+          <w:sz w:val="24"/>
+        </w:rPr>
+        <w:tab/>
+      </w:r>
+    </w:p>
+    <w:p>
+      <w:pPr>
+        <w:tabs>
+          <w:tab w:pos="8787" w:val="right" w:leader="dot"/>
+        </w:tabs>
+        <w:spacing w:after="40" w:before="20" w:line="276" w:lineRule="auto"/>
+        <w:ind w:firstLine="0" w:left="283"/>
+      </w:pPr>
+      <w:r>
+        <w:rPr>
+          <w:rFonts w:ascii="Times New Roman" w:hAnsi="Times New Roman" w:eastAsia="Times New Roman"/>
+          <w:b w:val="0"/>
+          <w:color w:val="000000"/>
+          <w:sz w:val="24"/>
+        </w:rPr>
+        <w:t>5.1  UC06 -- Thêm hàng hóa</w:t>
+      </w:r>
+      <w:r>
+        <w:rPr>
+          <w:rFonts w:ascii="Times New Roman" w:hAnsi="Times New Roman" w:eastAsia="Times New Roman"/>
+          <w:color w:val="000000"/>
+          <w:sz w:val="24"/>
+        </w:rPr>
+        <w:tab/>
+      </w:r>
+    </w:p>
+    <w:p>
+      <w:pPr>
+        <w:tabs>
+          <w:tab w:pos="8787" w:val="right" w:leader="dot"/>
+        </w:tabs>
+        <w:spacing w:after="40" w:before="20" w:line="276" w:lineRule="auto"/>
+        <w:ind w:firstLine="0" w:left="283"/>
+      </w:pPr>
+      <w:r>
+        <w:rPr>
+          <w:rFonts w:ascii="Times New Roman" w:hAnsi="Times New Roman" w:eastAsia="Times New Roman"/>
+          <w:b w:val="0"/>
+          <w:color w:val="000000"/>
+          <w:sz w:val="24"/>
+        </w:rPr>
+        <w:t>5.2  UC07 -- Tìm kiếm hàng hóa</w:t>
+      </w:r>
+      <w:r>
+        <w:rPr>
+          <w:rFonts w:ascii="Times New Roman" w:hAnsi="Times New Roman" w:eastAsia="Times New Roman"/>
+          <w:color w:val="000000"/>
+          <w:sz w:val="24"/>
+        </w:rPr>
+        <w:tab/>
+      </w:r>
+    </w:p>
+    <w:p>
+      <w:pPr>
+        <w:tabs>
+          <w:tab w:pos="8787" w:val="right" w:leader="dot"/>
+        </w:tabs>
+        <w:spacing w:after="40" w:before="20" w:line="276" w:lineRule="auto"/>
+        <w:ind w:firstLine="0" w:left="283"/>
+      </w:pPr>
+      <w:r>
+        <w:rPr>
+          <w:rFonts w:ascii="Times New Roman" w:hAnsi="Times New Roman" w:eastAsia="Times New Roman"/>
+          <w:b w:val="0"/>
+          <w:color w:val="000000"/>
+          <w:sz w:val="24"/>
+        </w:rPr>
+        <w:t>5.3  UC09 -- Lập phiếu nhập kho</w:t>
+      </w:r>
+      <w:r>
+        <w:rPr>
+          <w:rFonts w:ascii="Times New Roman" w:hAnsi="Times New Roman" w:eastAsia="Times New Roman"/>
+          <w:color w:val="000000"/>
+          <w:sz w:val="24"/>
+        </w:rPr>
+        <w:tab/>
+      </w:r>
+    </w:p>
+    <w:p>
+      <w:pPr>
+        <w:tabs>
+          <w:tab w:pos="8787" w:val="right" w:leader="dot"/>
+        </w:tabs>
+        <w:spacing w:after="40" w:before="20" w:line="276" w:lineRule="auto"/>
+        <w:ind w:firstLine="0" w:left="283"/>
+      </w:pPr>
+      <w:r>
+        <w:rPr>
+          <w:rFonts w:ascii="Times New Roman" w:hAnsi="Times New Roman" w:eastAsia="Times New Roman"/>
+          <w:b w:val="0"/>
+          <w:color w:val="000000"/>
+          <w:sz w:val="24"/>
+        </w:rPr>
+        <w:t>5.4  UC10 -- Lập phiếu xuất kho</w:t>
+      </w:r>
+      <w:r>
+        <w:rPr>
+          <w:rFonts w:ascii="Times New Roman" w:hAnsi="Times New Roman" w:eastAsia="Times New Roman"/>
+          <w:color w:val="000000"/>
+          <w:sz w:val="24"/>
+        </w:rPr>
+        <w:tab/>
+      </w:r>
+    </w:p>
+    <w:p>
+      <w:pPr>
+        <w:tabs>
+          <w:tab w:pos="8787" w:val="right" w:leader="dot"/>
+        </w:tabs>
+        <w:spacing w:after="40" w:before="20" w:line="276" w:lineRule="auto"/>
+        <w:ind w:firstLine="0" w:left="283"/>
+      </w:pPr>
+      <w:r>
+        <w:rPr>
+          <w:rFonts w:ascii="Times New Roman" w:hAnsi="Times New Roman" w:eastAsia="Times New Roman"/>
+          <w:b w:val="0"/>
+          <w:color w:val="000000"/>
+          <w:sz w:val="24"/>
+        </w:rPr>
+        <w:t>5.5  State machine phiếu</w:t>
+      </w:r>
+      <w:r>
+        <w:rPr>
+          <w:rFonts w:ascii="Times New Roman" w:hAnsi="Times New Roman" w:eastAsia="Times New Roman"/>
+          <w:color w:val="000000"/>
+          <w:sz w:val="24"/>
+        </w:rPr>
+        <w:tab/>
+      </w:r>
+    </w:p>
+    <w:p>
+      <w:pPr>
+        <w:tabs>
+          <w:tab w:pos="8787" w:val="right" w:leader="dot"/>
+        </w:tabs>
+        <w:spacing w:after="40" w:before="20" w:line="276" w:lineRule="auto"/>
+        <w:ind w:firstLine="0" w:left="283"/>
+      </w:pPr>
+      <w:r>
+        <w:rPr>
+          <w:rFonts w:ascii="Times New Roman" w:hAnsi="Times New Roman" w:eastAsia="Times New Roman"/>
+          <w:b w:val="0"/>
+          <w:color w:val="000000"/>
+          <w:sz w:val="24"/>
+        </w:rPr>
+        <w:t>5.6  Kết luận</w:t>
+      </w:r>
+      <w:r>
+        <w:rPr>
+          <w:rFonts w:ascii="Times New Roman" w:hAnsi="Times New Roman" w:eastAsia="Times New Roman"/>
+          <w:color w:val="000000"/>
+          <w:sz w:val="24"/>
+        </w:rPr>
+        <w:tab/>
+      </w:r>
+    </w:p>
+    <w:p>
+      <w:pPr>
+        <w:tabs>
+          <w:tab w:pos="8787" w:val="right" w:leader="dot"/>
+        </w:tabs>
+        <w:spacing w:after="40" w:before="20" w:line="276" w:lineRule="auto"/>
+        <w:ind w:firstLine="0" w:left="0"/>
+      </w:pPr>
+      <w:r>
+        <w:rPr>
+          <w:rFonts w:ascii="Times New Roman" w:hAnsi="Times New Roman" w:eastAsia="Times New Roman"/>
+          <w:b/>
+          <w:color w:val="000000"/>
+          <w:sz w:val="24"/>
+        </w:rPr>
+        <w:t>6  SƠ ĐỒ LỚP (CLASS DIAGRAM)</w:t>
+      </w:r>
+      <w:r>
+        <w:rPr>
+          <w:rFonts w:ascii="Times New Roman" w:hAnsi="Times New Roman" w:eastAsia="Times New Roman"/>
+          <w:color w:val="000000"/>
+          <w:sz w:val="24"/>
+        </w:rPr>
+        <w:tab/>
+      </w:r>
+    </w:p>
+    <w:p>
+      <w:pPr>
+        <w:tabs>
+          <w:tab w:pos="8787" w:val="right" w:leader="dot"/>
+        </w:tabs>
+        <w:spacing w:after="40" w:before="20" w:line="276" w:lineRule="auto"/>
+        <w:ind w:firstLine="0" w:left="283"/>
+      </w:pPr>
+      <w:r>
+        <w:rPr>
+          <w:rFonts w:ascii="Times New Roman" w:hAnsi="Times New Roman" w:eastAsia="Times New Roman"/>
+          <w:b w:val="0"/>
+          <w:color w:val="000000"/>
+          <w:sz w:val="24"/>
+        </w:rPr>
+        <w:t>6.1  Các lớp chính</w:t>
+      </w:r>
+      <w:r>
+        <w:rPr>
+          <w:rFonts w:ascii="Times New Roman" w:hAnsi="Times New Roman" w:eastAsia="Times New Roman"/>
+          <w:color w:val="000000"/>
+          <w:sz w:val="24"/>
+        </w:rPr>
+        <w:tab/>
+      </w:r>
+    </w:p>
+    <w:p>
+      <w:pPr>
+        <w:tabs>
+          <w:tab w:pos="8787" w:val="right" w:leader="dot"/>
+        </w:tabs>
+        <w:spacing w:after="40" w:before="20" w:line="276" w:lineRule="auto"/>
+        <w:ind w:firstLine="0" w:left="283"/>
+      </w:pPr>
+      <w:r>
+        <w:rPr>
+          <w:rFonts w:ascii="Times New Roman" w:hAnsi="Times New Roman" w:eastAsia="Times New Roman"/>
+          <w:b w:val="0"/>
+          <w:color w:val="000000"/>
+          <w:sz w:val="24"/>
+        </w:rPr>
+        <w:t>6.2  Sơ đồ lớp tổng thể</w:t>
+      </w:r>
+      <w:r>
+        <w:rPr>
+          <w:rFonts w:ascii="Times New Roman" w:hAnsi="Times New Roman" w:eastAsia="Times New Roman"/>
+          <w:color w:val="000000"/>
+          <w:sz w:val="24"/>
+        </w:rPr>
+        <w:tab/>
+      </w:r>
+    </w:p>
+    <w:p>
+      <w:pPr>
+        <w:tabs>
+          <w:tab w:pos="8787" w:val="right" w:leader="dot"/>
+        </w:tabs>
+        <w:spacing w:after="40" w:before="20" w:line="276" w:lineRule="auto"/>
+        <w:ind w:firstLine="0" w:left="283"/>
+      </w:pPr>
+      <w:r>
+        <w:rPr>
+          <w:rFonts w:ascii="Times New Roman" w:hAnsi="Times New Roman" w:eastAsia="Times New Roman"/>
+          <w:b w:val="0"/>
+          <w:color w:val="000000"/>
+          <w:sz w:val="24"/>
+        </w:rPr>
+        <w:t>6.3  Class trong use case</w:t>
       </w:r>
       <w:r>
         <w:rPr>
@@ -1169,7 +1845,7 @@
           <w:color w:val="000000"/>
           <w:sz w:val="24"/>
         </w:rPr>
-        <w:t>3.6.1  UC01 -- Đăng nhập</w:t>
+        <w:t>6.3.1  UC06 -- Thêm hàng hóa</w:t>
       </w:r>
       <w:r>
         <w:rPr>
@@ -1195,7 +1871,7 @@
           <w:color w:val="000000"/>
           <w:sz w:val="24"/>
         </w:rPr>
-        <w:t>3.6.2  UC02 -- Đăng xuất</w:t>
+        <w:t>6.3.2  UC09 -- Lập phiếu nhập</w:t>
       </w:r>
       <w:r>
         <w:rPr>
@@ -1221,7 +1897,163 @@
           <w:color w:val="000000"/>
           <w:sz w:val="24"/>
         </w:rPr>
-        <w:t>3.6.3  UC03 -- Thêm tài khoản</w:t>
+        <w:t>6.3.3  UC10 -- Lập phiếu xuất</w:t>
+      </w:r>
+      <w:r>
+        <w:rPr>
+          <w:rFonts w:ascii="Times New Roman" w:hAnsi="Times New Roman" w:eastAsia="Times New Roman"/>
+          <w:color w:val="000000"/>
+          <w:sz w:val="24"/>
+        </w:rPr>
+        <w:tab/>
+      </w:r>
+    </w:p>
+    <w:p>
+      <w:pPr>
+        <w:tabs>
+          <w:tab w:pos="8787" w:val="right" w:leader="dot"/>
+        </w:tabs>
+        <w:spacing w:after="40" w:before="20" w:line="276" w:lineRule="auto"/>
+        <w:ind w:firstLine="0" w:left="283"/>
+      </w:pPr>
+      <w:r>
+        <w:rPr>
+          <w:rFonts w:ascii="Times New Roman" w:hAnsi="Times New Roman" w:eastAsia="Times New Roman"/>
+          <w:b w:val="0"/>
+          <w:color w:val="000000"/>
+          <w:sz w:val="24"/>
+        </w:rPr>
+        <w:t>6.4  Bảng thuộc tính chính</w:t>
+      </w:r>
+      <w:r>
+        <w:rPr>
+          <w:rFonts w:ascii="Times New Roman" w:hAnsi="Times New Roman" w:eastAsia="Times New Roman"/>
+          <w:color w:val="000000"/>
+          <w:sz w:val="24"/>
+        </w:rPr>
+        <w:tab/>
+      </w:r>
+    </w:p>
+    <w:p>
+      <w:pPr>
+        <w:tabs>
+          <w:tab w:pos="8787" w:val="right" w:leader="dot"/>
+        </w:tabs>
+        <w:spacing w:after="40" w:before="20" w:line="276" w:lineRule="auto"/>
+        <w:ind w:firstLine="0" w:left="283"/>
+      </w:pPr>
+      <w:r>
+        <w:rPr>
+          <w:rFonts w:ascii="Times New Roman" w:hAnsi="Times New Roman" w:eastAsia="Times New Roman"/>
+          <w:b w:val="0"/>
+          <w:color w:val="000000"/>
+          <w:sz w:val="24"/>
+        </w:rPr>
+        <w:t>6.5  Component</w:t>
+      </w:r>
+      <w:r>
+        <w:rPr>
+          <w:rFonts w:ascii="Times New Roman" w:hAnsi="Times New Roman" w:eastAsia="Times New Roman"/>
+          <w:color w:val="000000"/>
+          <w:sz w:val="24"/>
+        </w:rPr>
+        <w:tab/>
+      </w:r>
+    </w:p>
+    <w:p>
+      <w:pPr>
+        <w:tabs>
+          <w:tab w:pos="8787" w:val="right" w:leader="dot"/>
+        </w:tabs>
+        <w:spacing w:after="40" w:before="20" w:line="276" w:lineRule="auto"/>
+        <w:ind w:firstLine="0" w:left="283"/>
+      </w:pPr>
+      <w:r>
+        <w:rPr>
+          <w:rFonts w:ascii="Times New Roman" w:hAnsi="Times New Roman" w:eastAsia="Times New Roman"/>
+          <w:b w:val="0"/>
+          <w:color w:val="000000"/>
+          <w:sz w:val="24"/>
+        </w:rPr>
+        <w:t>6.6  Kết luận</w:t>
+      </w:r>
+      <w:r>
+        <w:rPr>
+          <w:rFonts w:ascii="Times New Roman" w:hAnsi="Times New Roman" w:eastAsia="Times New Roman"/>
+          <w:color w:val="000000"/>
+          <w:sz w:val="24"/>
+        </w:rPr>
+        <w:tab/>
+      </w:r>
+    </w:p>
+    <w:p>
+      <w:pPr>
+        <w:tabs>
+          <w:tab w:pos="8787" w:val="right" w:leader="dot"/>
+        </w:tabs>
+        <w:spacing w:after="40" w:before="20" w:line="276" w:lineRule="auto"/>
+        <w:ind w:firstLine="0" w:left="0"/>
+      </w:pPr>
+      <w:r>
+        <w:rPr>
+          <w:rFonts w:ascii="Times New Roman" w:hAnsi="Times New Roman" w:eastAsia="Times New Roman"/>
+          <w:b/>
+          <w:color w:val="000000"/>
+          <w:sz w:val="24"/>
+        </w:rPr>
+        <w:t>7  THIẾT KẾ CƠ SỞ DỮ LIỆU VÀ GIAO DIỆN</w:t>
+      </w:r>
+      <w:r>
+        <w:rPr>
+          <w:rFonts w:ascii="Times New Roman" w:hAnsi="Times New Roman" w:eastAsia="Times New Roman"/>
+          <w:color w:val="000000"/>
+          <w:sz w:val="24"/>
+        </w:rPr>
+        <w:tab/>
+      </w:r>
+    </w:p>
+    <w:p>
+      <w:pPr>
+        <w:tabs>
+          <w:tab w:pos="8787" w:val="right" w:leader="dot"/>
+        </w:tabs>
+        <w:spacing w:after="40" w:before="20" w:line="276" w:lineRule="auto"/>
+        <w:ind w:firstLine="0" w:left="283"/>
+      </w:pPr>
+      <w:r>
+        <w:rPr>
+          <w:rFonts w:ascii="Times New Roman" w:hAnsi="Times New Roman" w:eastAsia="Times New Roman"/>
+          <w:b w:val="0"/>
+          <w:color w:val="000000"/>
+          <w:sz w:val="24"/>
+        </w:rPr>
+        <w:t>7.1  Mô hình quan hệ tổng thể</w:t>
+      </w:r>
+      <w:r>
+        <w:rPr>
+          <w:rFonts w:ascii="Times New Roman" w:hAnsi="Times New Roman" w:eastAsia="Times New Roman"/>
+          <w:color w:val="000000"/>
+          <w:sz w:val="24"/>
+        </w:rPr>
+        <w:tab/>
+      </w:r>
+    </w:p>
+    <w:p>
+      <w:pPr>
+        <w:tabs>
+          <w:tab w:pos="8787" w:val="right" w:leader="dot"/>
+        </w:tabs>
+        <w:spacing w:after="40" w:before="20" w:line="276" w:lineRule="auto"/>
+        <w:ind w:firstLine="0" w:left="283"/>
+      </w:pPr>
+      <w:r>
+        <w:rPr>
+          <w:rFonts w:ascii="Times New Roman" w:hAnsi="Times New Roman" w:eastAsia="Times New Roman"/>
+          <w:b w:val="0"/>
+          <w:color w:val="000000"/>
+          <w:sz w:val="24"/>
+        </w:rPr>
+        <w:t>7.2  Đặc tả một số bảng quan trọng</w:t>
       </w:r>
       <w:r>
         <w:rPr>
@@ -1247,7 +2079,7 @@
           <w:color w:val="000000"/>
           <w:sz w:val="24"/>
         </w:rPr>
-        <w:t>3.6.4  UC04 -- Sửa tài khoản</w:t>
+        <w:t>7.2.1  Bảng HangHoa</w:t>
       </w:r>
       <w:r>
         <w:rPr>
@@ -1273,7 +2105,7 @@
           <w:color w:val="000000"/>
           <w:sz w:val="24"/>
         </w:rPr>
-        <w:t>3.6.5  UC05 -- Xóa/khóa tài khoản</w:t>
+        <w:t>7.2.2  Bảng TonKho</w:t>
       </w:r>
       <w:r>
         <w:rPr>
@@ -1299,7 +2131,7 @@
           <w:color w:val="000000"/>
           <w:sz w:val="24"/>
         </w:rPr>
-        <w:t>3.6.6  UC06 -- Tìm kiếm tài khoản</w:t>
+        <w:t>7.2.3  Bảng PhieuNhapKho</w:t>
       </w:r>
       <w:r>
         <w:rPr>
@@ -1325,189 +2157,7 @@
           <w:color w:val="000000"/>
           <w:sz w:val="24"/>
         </w:rPr>
-        <w:t>3.6.7  UC07--UC10 -- CRUD nhà cung cấp</w:t>
-      </w:r>
-      <w:r>
-        <w:rPr>
-          <w:rFonts w:ascii="Times New Roman" w:hAnsi="Times New Roman" w:eastAsia="Times New Roman"/>
-          <w:color w:val="000000"/>
-          <w:sz w:val="24"/>
-        </w:rPr>
-        <w:tab/>
-      </w:r>
-    </w:p>
-    <w:p>
-      <w:pPr>
-        <w:tabs>
-          <w:tab w:pos="8787" w:val="right" w:leader="dot"/>
-        </w:tabs>
-        <w:spacing w:after="40" w:before="20" w:line="276" w:lineRule="auto"/>
-        <w:ind w:firstLine="0" w:left="567"/>
-      </w:pPr>
-      <w:r>
-        <w:rPr>
-          <w:rFonts w:ascii="Times New Roman" w:hAnsi="Times New Roman" w:eastAsia="Times New Roman"/>
-          <w:b w:val="0"/>
-          <w:color w:val="000000"/>
-          <w:sz w:val="24"/>
-        </w:rPr>
-        <w:t>3.6.8  UC11--UC14 -- CRUD khách hàng</w:t>
-      </w:r>
-      <w:r>
-        <w:rPr>
-          <w:rFonts w:ascii="Times New Roman" w:hAnsi="Times New Roman" w:eastAsia="Times New Roman"/>
-          <w:color w:val="000000"/>
-          <w:sz w:val="24"/>
-        </w:rPr>
-        <w:tab/>
-      </w:r>
-    </w:p>
-    <w:p>
-      <w:pPr>
-        <w:tabs>
-          <w:tab w:pos="8787" w:val="right" w:leader="dot"/>
-        </w:tabs>
-        <w:spacing w:after="40" w:before="20" w:line="276" w:lineRule="auto"/>
-        <w:ind w:firstLine="0" w:left="567"/>
-      </w:pPr>
-      <w:r>
-        <w:rPr>
-          <w:rFonts w:ascii="Times New Roman" w:hAnsi="Times New Roman" w:eastAsia="Times New Roman"/>
-          <w:b w:val="0"/>
-          <w:color w:val="000000"/>
-          <w:sz w:val="24"/>
-        </w:rPr>
-        <w:t>3.6.9  UC15--UC18 -- CRUD hàng hóa</w:t>
-      </w:r>
-      <w:r>
-        <w:rPr>
-          <w:rFonts w:ascii="Times New Roman" w:hAnsi="Times New Roman" w:eastAsia="Times New Roman"/>
-          <w:color w:val="000000"/>
-          <w:sz w:val="24"/>
-        </w:rPr>
-        <w:tab/>
-      </w:r>
-    </w:p>
-    <w:p>
-      <w:pPr>
-        <w:tabs>
-          <w:tab w:pos="8787" w:val="right" w:leader="dot"/>
-        </w:tabs>
-        <w:spacing w:after="40" w:before="20" w:line="276" w:lineRule="auto"/>
-        <w:ind w:firstLine="0" w:left="567"/>
-      </w:pPr>
-      <w:r>
-        <w:rPr>
-          <w:rFonts w:ascii="Times New Roman" w:hAnsi="Times New Roman" w:eastAsia="Times New Roman"/>
-          <w:b w:val="0"/>
-          <w:color w:val="000000"/>
-          <w:sz w:val="24"/>
-        </w:rPr>
-        <w:t>3.6.10  UC19--UC21 -- Quản lý kho</w:t>
-      </w:r>
-      <w:r>
-        <w:rPr>
-          <w:rFonts w:ascii="Times New Roman" w:hAnsi="Times New Roman" w:eastAsia="Times New Roman"/>
-          <w:color w:val="000000"/>
-          <w:sz w:val="24"/>
-        </w:rPr>
-        <w:tab/>
-      </w:r>
-    </w:p>
-    <w:p>
-      <w:pPr>
-        <w:tabs>
-          <w:tab w:pos="8787" w:val="right" w:leader="dot"/>
-        </w:tabs>
-        <w:spacing w:after="40" w:before="20" w:line="276" w:lineRule="auto"/>
-        <w:ind w:firstLine="0" w:left="567"/>
-      </w:pPr>
-      <w:r>
-        <w:rPr>
-          <w:rFonts w:ascii="Times New Roman" w:hAnsi="Times New Roman" w:eastAsia="Times New Roman"/>
-          <w:b w:val="0"/>
-          <w:color w:val="000000"/>
-          <w:sz w:val="24"/>
-        </w:rPr>
-        <w:t>3.6.11  UC22 -- Lập phiếu nhập kho</w:t>
-      </w:r>
-      <w:r>
-        <w:rPr>
-          <w:rFonts w:ascii="Times New Roman" w:hAnsi="Times New Roman" w:eastAsia="Times New Roman"/>
-          <w:color w:val="000000"/>
-          <w:sz w:val="24"/>
-        </w:rPr>
-        <w:tab/>
-      </w:r>
-    </w:p>
-    <w:p>
-      <w:pPr>
-        <w:tabs>
-          <w:tab w:pos="8787" w:val="right" w:leader="dot"/>
-        </w:tabs>
-        <w:spacing w:after="40" w:before="20" w:line="276" w:lineRule="auto"/>
-        <w:ind w:firstLine="0" w:left="567"/>
-      </w:pPr>
-      <w:r>
-        <w:rPr>
-          <w:rFonts w:ascii="Times New Roman" w:hAnsi="Times New Roman" w:eastAsia="Times New Roman"/>
-          <w:b w:val="0"/>
-          <w:color w:val="000000"/>
-          <w:sz w:val="24"/>
-        </w:rPr>
-        <w:t>3.6.12  UC23 -- Duyệt phiếu nhập kho</w:t>
-      </w:r>
-      <w:r>
-        <w:rPr>
-          <w:rFonts w:ascii="Times New Roman" w:hAnsi="Times New Roman" w:eastAsia="Times New Roman"/>
-          <w:color w:val="000000"/>
-          <w:sz w:val="24"/>
-        </w:rPr>
-        <w:tab/>
-      </w:r>
-    </w:p>
-    <w:p>
-      <w:pPr>
-        <w:tabs>
-          <w:tab w:pos="8787" w:val="right" w:leader="dot"/>
-        </w:tabs>
-        <w:spacing w:after="40" w:before="20" w:line="276" w:lineRule="auto"/>
-        <w:ind w:firstLine="0" w:left="567"/>
-      </w:pPr>
-      <w:r>
-        <w:rPr>
-          <w:rFonts w:ascii="Times New Roman" w:hAnsi="Times New Roman" w:eastAsia="Times New Roman"/>
-          <w:b w:val="0"/>
-          <w:color w:val="000000"/>
-          <w:sz w:val="24"/>
-        </w:rPr>
-        <w:t>3.6.13  UC24 -- Lập phiếu xuất kho</w:t>
-      </w:r>
-      <w:r>
-        <w:rPr>
-          <w:rFonts w:ascii="Times New Roman" w:hAnsi="Times New Roman" w:eastAsia="Times New Roman"/>
-          <w:color w:val="000000"/>
-          <w:sz w:val="24"/>
-        </w:rPr>
-        <w:tab/>
-      </w:r>
-    </w:p>
-    <w:p>
-      <w:pPr>
-        <w:tabs>
-          <w:tab w:pos="8787" w:val="right" w:leader="dot"/>
-        </w:tabs>
-        <w:spacing w:after="40" w:before="20" w:line="276" w:lineRule="auto"/>
-        <w:ind w:firstLine="0" w:left="567"/>
-      </w:pPr>
-      <w:r>
-        <w:rPr>
-          <w:rFonts w:ascii="Times New Roman" w:hAnsi="Times New Roman" w:eastAsia="Times New Roman"/>
-          <w:b w:val="0"/>
-          <w:color w:val="000000"/>
-          <w:sz w:val="24"/>
-        </w:rPr>
-        <w:t>3.6.14  UC25 -- Duyệt phiếu xuất kho</w:t>
+        <w:t>7.2.4  Bảng PhieuXuatKho</w:t>
       </w:r>
       <w:r>
         <w:rPr>
@@ -1533,33 +2183,7 @@
           <w:color w:val="000000"/>
           <w:sz w:val="24"/>
         </w:rPr>
-        <w:t>3.7  Kết luận chương</w:t>
-      </w:r>
-      <w:r>
-        <w:rPr>
-          <w:rFonts w:ascii="Times New Roman" w:hAnsi="Times New Roman" w:eastAsia="Times New Roman"/>
-          <w:color w:val="000000"/>
-          <w:sz w:val="24"/>
-        </w:rPr>
-        <w:tab/>
-      </w:r>
-    </w:p>
-    <w:p>
-      <w:pPr>
-        <w:tabs>
-          <w:tab w:pos="8787" w:val="right" w:leader="dot"/>
-        </w:tabs>
-        <w:spacing w:after="40" w:before="20" w:line="276" w:lineRule="auto"/>
-        <w:ind w:firstLine="0" w:left="0"/>
-      </w:pPr>
-      <w:r>
-        <w:rPr>
-          <w:rFonts w:ascii="Times New Roman" w:hAnsi="Times New Roman" w:eastAsia="Times New Roman"/>
-          <w:b/>
-          <w:color w:val="000000"/>
-          <w:sz w:val="24"/>
-        </w:rPr>
-        <w:t>4  SƠ ĐỒ HOẠT ĐỘNG (ACTIVITY DIAGRAM)</w:t>
+        <w:t>7.3  Thiết kế giao diện</w:t>
       </w:r>
       <w:r>
         <w:rPr>
@@ -1585,7 +2209,7 @@
           <w:color w:val="000000"/>
           <w:sz w:val="24"/>
         </w:rPr>
-        <w:t>4.1  UC03 -- Thêm tài khoản</w:t>
+        <w:t>7.4  Kết luận chương</w:t>
       </w:r>
       <w:r>
         <w:rPr>
@@ -1594,6 +2218,25 @@
           <w:sz w:val="24"/>
         </w:rPr>
         <w:tab/>
+      </w:r>
+    </w:p>
+    <w:p>
+      <w:r>
+        <w:br w:type="page"/>
+      </w:r>
+    </w:p>
+    <w:p>
+      <w:pPr>
+        <w:pStyle w:val="Heading1"/>
+      </w:pPr>
+      <w:r>
+        <w:rPr>
+          <w:rFonts w:ascii="Times New Roman" w:hAnsi="Times New Roman" w:eastAsia="Times New Roman"/>
+          <w:b/>
+          <w:color w:val="000000"/>
+          <w:sz w:val="28"/>
+        </w:rPr>
+        <w:t>Danh sách hình vẽ</w:t>
       </w:r>
     </w:p>
     <w:p>
@@ -1611,7 +2254,7 @@
           <w:color w:val="000000"/>
           <w:sz w:val="24"/>
         </w:rPr>
-        <w:t>4.2  UC15 -- Thêm hàng hóa</w:t>
+        <w:t>3.1  Sơ đồ use case tổng quát (nhóm chức năng -- chưa phải UC chi tiết)</w:t>
       </w:r>
       <w:r>
         <w:rPr>
@@ -1637,7 +2280,7 @@
           <w:color w:val="000000"/>
           <w:sz w:val="24"/>
         </w:rPr>
-        <w:t>4.3  UC18 -- Tìm kiếm hàng hóa</w:t>
+        <w:t>3.2  Use case phân rã -- Xác thực và thêm tài khoản</w:t>
       </w:r>
       <w:r>
         <w:rPr>
@@ -1663,7 +2306,7 @@
           <w:color w:val="000000"/>
           <w:sz w:val="24"/>
         </w:rPr>
-        <w:t>4.4  UC22 -- Lập phiếu nhập kho</w:t>
+        <w:t>3.3  Use case phân rã -- Thêm NCC, Thêm khách hàng</w:t>
       </w:r>
       <w:r>
         <w:rPr>
@@ -1689,7 +2332,7 @@
           <w:color w:val="000000"/>
           <w:sz w:val="24"/>
         </w:rPr>
-        <w:t>4.5  UC23 -- Duyệt phiếu nhập kho</w:t>
+        <w:t>3.4  Use case phân rã -- Hàng hóa và kho</w:t>
       </w:r>
       <w:r>
         <w:rPr>
@@ -1715,7 +2358,7 @@
           <w:color w:val="000000"/>
           <w:sz w:val="24"/>
         </w:rPr>
-        <w:t>4.6  UC24 -- Lập phiếu xuất kho</w:t>
+        <w:t>3.5  Use case phân rã -- Lập phiếu nhập / xuất</w:t>
       </w:r>
       <w:r>
         <w:rPr>
@@ -1741,7 +2384,7 @@
           <w:color w:val="000000"/>
           <w:sz w:val="24"/>
         </w:rPr>
-        <w:t>4.7  UC25 -- Duyệt phiếu xuất kho</w:t>
+        <w:t>4.1  Sơ đồ hoạt động quy trình nhập kho</w:t>
       </w:r>
       <w:r>
         <w:rPr>
@@ -1767,7 +2410,7 @@
           <w:color w:val="000000"/>
           <w:sz w:val="24"/>
         </w:rPr>
-        <w:t>4.8  Quy trình kiểm kê (bổ sung nghiệp vụ)</w:t>
+        <w:t>4.2  Sơ đồ hoạt động quy trình xuất kho</w:t>
       </w:r>
       <w:r>
         <w:rPr>
@@ -1793,33 +2436,7 @@
           <w:color w:val="000000"/>
           <w:sz w:val="24"/>
         </w:rPr>
-        <w:t>4.9  Kết luận chương</w:t>
-      </w:r>
-      <w:r>
-        <w:rPr>
-          <w:rFonts w:ascii="Times New Roman" w:hAnsi="Times New Roman" w:eastAsia="Times New Roman"/>
-          <w:color w:val="000000"/>
-          <w:sz w:val="24"/>
-        </w:rPr>
-        <w:tab/>
-      </w:r>
-    </w:p>
-    <w:p>
-      <w:pPr>
-        <w:tabs>
-          <w:tab w:pos="8787" w:val="right" w:leader="dot"/>
-        </w:tabs>
-        <w:spacing w:after="40" w:before="20" w:line="276" w:lineRule="auto"/>
-        <w:ind w:firstLine="0" w:left="0"/>
-      </w:pPr>
-      <w:r>
-        <w:rPr>
-          <w:rFonts w:ascii="Times New Roman" w:hAnsi="Times New Roman" w:eastAsia="Times New Roman"/>
-          <w:b/>
-          <w:color w:val="000000"/>
-          <w:sz w:val="24"/>
-        </w:rPr>
-        <w:t>5  SƠ ĐỒ TRÌNH TỰ (SEQUENCE DIAGRAM)</w:t>
+        <w:t>4.3  Sơ đồ hoạt động quy trình kiểm kê tồn kho</w:t>
       </w:r>
       <w:r>
         <w:rPr>
@@ -1845,7 +2462,7 @@
           <w:color w:val="000000"/>
           <w:sz w:val="24"/>
         </w:rPr>
-        <w:t>5.1  UC15 -- Thêm hàng hóa</w:t>
+        <w:t>5.1  Sequence diagram UC06 -- Thêm hàng hóa</w:t>
       </w:r>
       <w:r>
         <w:rPr>
@@ -1871,7 +2488,7 @@
           <w:color w:val="000000"/>
           <w:sz w:val="24"/>
         </w:rPr>
-        <w:t>5.2  UC18 -- Tìm kiếm hàng hóa</w:t>
+        <w:t>5.2  Sequence diagram UC07 -- Tìm kiếm hàng hóa</w:t>
       </w:r>
       <w:r>
         <w:rPr>
@@ -1897,7 +2514,7 @@
           <w:color w:val="000000"/>
           <w:sz w:val="24"/>
         </w:rPr>
-        <w:t>5.3  UC22 -- Lập phiếu nhập kho</w:t>
+        <w:t>5.3  Sequence diagram UC09 -- Lập phiếu nhập kho</w:t>
       </w:r>
       <w:r>
         <w:rPr>
@@ -1923,7 +2540,7 @@
           <w:color w:val="000000"/>
           <w:sz w:val="24"/>
         </w:rPr>
-        <w:t>5.4  UC24 -- Lập phiếu xuất kho</w:t>
+        <w:t>5.4  Sequence diagram UC10 -- Lập phiếu xuất kho</w:t>
       </w:r>
       <w:r>
         <w:rPr>
@@ -1949,59 +2566,7 @@
           <w:color w:val="000000"/>
           <w:sz w:val="24"/>
         </w:rPr>
-        <w:t>5.5  Biểu đồ trạng thái phiếu (bổ sung)</w:t>
-      </w:r>
-      <w:r>
-        <w:rPr>
-          <w:rFonts w:ascii="Times New Roman" w:hAnsi="Times New Roman" w:eastAsia="Times New Roman"/>
-          <w:color w:val="000000"/>
-          <w:sz w:val="24"/>
-        </w:rPr>
-        <w:tab/>
-      </w:r>
-    </w:p>
-    <w:p>
-      <w:pPr>
-        <w:tabs>
-          <w:tab w:pos="8787" w:val="right" w:leader="dot"/>
-        </w:tabs>
-        <w:spacing w:after="40" w:before="20" w:line="276" w:lineRule="auto"/>
-        <w:ind w:firstLine="0" w:left="567"/>
-      </w:pPr>
-      <w:r>
-        <w:rPr>
-          <w:rFonts w:ascii="Times New Roman" w:hAnsi="Times New Roman" w:eastAsia="Times New Roman"/>
-          <w:b w:val="0"/>
-          <w:color w:val="000000"/>
-          <w:sz w:val="24"/>
-        </w:rPr>
-        <w:t>5.5.1  Phiếu nhập</w:t>
-      </w:r>
-      <w:r>
-        <w:rPr>
-          <w:rFonts w:ascii="Times New Roman" w:hAnsi="Times New Roman" w:eastAsia="Times New Roman"/>
-          <w:color w:val="000000"/>
-          <w:sz w:val="24"/>
-        </w:rPr>
-        <w:tab/>
-      </w:r>
-    </w:p>
-    <w:p>
-      <w:pPr>
-        <w:tabs>
-          <w:tab w:pos="8787" w:val="right" w:leader="dot"/>
-        </w:tabs>
-        <w:spacing w:after="40" w:before="20" w:line="276" w:lineRule="auto"/>
-        <w:ind w:firstLine="0" w:left="567"/>
-      </w:pPr>
-      <w:r>
-        <w:rPr>
-          <w:rFonts w:ascii="Times New Roman" w:hAnsi="Times New Roman" w:eastAsia="Times New Roman"/>
-          <w:b w:val="0"/>
-          <w:color w:val="000000"/>
-          <w:sz w:val="24"/>
-        </w:rPr>
-        <w:t>5.5.2  Phiếu xuất</w:t>
+        <w:t>5.5  State Machine Diagram – Trạng thái phiếu nhập kho</w:t>
       </w:r>
       <w:r>
         <w:rPr>
@@ -2027,33 +2592,7 @@
           <w:color w:val="000000"/>
           <w:sz w:val="24"/>
         </w:rPr>
-        <w:t>5.6  Kết luận chương</w:t>
-      </w:r>
-      <w:r>
-        <w:rPr>
-          <w:rFonts w:ascii="Times New Roman" w:hAnsi="Times New Roman" w:eastAsia="Times New Roman"/>
-          <w:color w:val="000000"/>
-          <w:sz w:val="24"/>
-        </w:rPr>
-        <w:tab/>
-      </w:r>
-    </w:p>
-    <w:p>
-      <w:pPr>
-        <w:tabs>
-          <w:tab w:pos="8787" w:val="right" w:leader="dot"/>
-        </w:tabs>
-        <w:spacing w:after="40" w:before="20" w:line="276" w:lineRule="auto"/>
-        <w:ind w:firstLine="0" w:left="0"/>
-      </w:pPr>
-      <w:r>
-        <w:rPr>
-          <w:rFonts w:ascii="Times New Roman" w:hAnsi="Times New Roman" w:eastAsia="Times New Roman"/>
-          <w:b/>
-          <w:color w:val="000000"/>
-          <w:sz w:val="24"/>
-        </w:rPr>
-        <w:t>6  SƠ ĐỒ LỚP (CLASS DIAGRAM)</w:t>
+        <w:t>5.6  State Machine Diagram – Trạng thái phiếu xuất kho</w:t>
       </w:r>
       <w:r>
         <w:rPr>
@@ -2079,7 +2618,7 @@
           <w:color w:val="000000"/>
           <w:sz w:val="24"/>
         </w:rPr>
-        <w:t>6.1  Các lớp chính</w:t>
+        <w:t>6.1  Sơ đồ lớp danh mục (Master Data)</w:t>
       </w:r>
       <w:r>
         <w:rPr>
@@ -2105,85 +2644,7 @@
           <w:color w:val="000000"/>
           <w:sz w:val="24"/>
         </w:rPr>
-        <w:t>6.2  Sơ đồ lớp tổng thể</w:t>
-      </w:r>
-      <w:r>
-        <w:rPr>
-          <w:rFonts w:ascii="Times New Roman" w:hAnsi="Times New Roman" w:eastAsia="Times New Roman"/>
-          <w:color w:val="000000"/>
-          <w:sz w:val="24"/>
-        </w:rPr>
-        <w:tab/>
-      </w:r>
-    </w:p>
-    <w:p>
-      <w:pPr>
-        <w:tabs>
-          <w:tab w:pos="8787" w:val="right" w:leader="dot"/>
-        </w:tabs>
-        <w:spacing w:after="40" w:before="20" w:line="276" w:lineRule="auto"/>
-        <w:ind w:firstLine="0" w:left="567"/>
-      </w:pPr>
-      <w:r>
-        <w:rPr>
-          <w:rFonts w:ascii="Times New Roman" w:hAnsi="Times New Roman" w:eastAsia="Times New Roman"/>
-          <w:b w:val="0"/>
-          <w:color w:val="000000"/>
-          <w:sz w:val="24"/>
-        </w:rPr>
-        <w:t>6.2.1  Danh mục (Master)</w:t>
-      </w:r>
-      <w:r>
-        <w:rPr>
-          <w:rFonts w:ascii="Times New Roman" w:hAnsi="Times New Roman" w:eastAsia="Times New Roman"/>
-          <w:color w:val="000000"/>
-          <w:sz w:val="24"/>
-        </w:rPr>
-        <w:tab/>
-      </w:r>
-    </w:p>
-    <w:p>
-      <w:pPr>
-        <w:tabs>
-          <w:tab w:pos="8787" w:val="right" w:leader="dot"/>
-        </w:tabs>
-        <w:spacing w:after="40" w:before="20" w:line="276" w:lineRule="auto"/>
-        <w:ind w:firstLine="0" w:left="567"/>
-      </w:pPr>
-      <w:r>
-        <w:rPr>
-          <w:rFonts w:ascii="Times New Roman" w:hAnsi="Times New Roman" w:eastAsia="Times New Roman"/>
-          <w:b w:val="0"/>
-          <w:color w:val="000000"/>
-          <w:sz w:val="24"/>
-        </w:rPr>
-        <w:t>6.2.2  Nghiệp vụ nhập xuất</w:t>
-      </w:r>
-      <w:r>
-        <w:rPr>
-          <w:rFonts w:ascii="Times New Roman" w:hAnsi="Times New Roman" w:eastAsia="Times New Roman"/>
-          <w:color w:val="000000"/>
-          <w:sz w:val="24"/>
-        </w:rPr>
-        <w:tab/>
-      </w:r>
-    </w:p>
-    <w:p>
-      <w:pPr>
-        <w:tabs>
-          <w:tab w:pos="8787" w:val="right" w:leader="dot"/>
-        </w:tabs>
-        <w:spacing w:after="40" w:before="20" w:line="276" w:lineRule="auto"/>
-        <w:ind w:firstLine="0" w:left="567"/>
-      </w:pPr>
-      <w:r>
-        <w:rPr>
-          <w:rFonts w:ascii="Times New Roman" w:hAnsi="Times New Roman" w:eastAsia="Times New Roman"/>
-          <w:b w:val="0"/>
-          <w:color w:val="000000"/>
-          <w:sz w:val="24"/>
-        </w:rPr>
-        <w:t>6.2.3  Kiểm kê và log</w:t>
+        <w:t>6.2  Sơ đồ lớp nghiệp vụ nhập xuất kho</w:t>
       </w:r>
       <w:r>
         <w:rPr>
@@ -2209,85 +2670,7 @@
           <w:color w:val="000000"/>
           <w:sz w:val="24"/>
         </w:rPr>
-        <w:t>6.3  Class diagram trong use case</w:t>
-      </w:r>
-      <w:r>
-        <w:rPr>
-          <w:rFonts w:ascii="Times New Roman" w:hAnsi="Times New Roman" w:eastAsia="Times New Roman"/>
-          <w:color w:val="000000"/>
-          <w:sz w:val="24"/>
-        </w:rPr>
-        <w:tab/>
-      </w:r>
-    </w:p>
-    <w:p>
-      <w:pPr>
-        <w:tabs>
-          <w:tab w:pos="8787" w:val="right" w:leader="dot"/>
-        </w:tabs>
-        <w:spacing w:after="40" w:before="20" w:line="276" w:lineRule="auto"/>
-        <w:ind w:firstLine="0" w:left="567"/>
-      </w:pPr>
-      <w:r>
-        <w:rPr>
-          <w:rFonts w:ascii="Times New Roman" w:hAnsi="Times New Roman" w:eastAsia="Times New Roman"/>
-          <w:b w:val="0"/>
-          <w:color w:val="000000"/>
-          <w:sz w:val="24"/>
-        </w:rPr>
-        <w:t>6.3.1  UC15 -- Thêm hàng hóa</w:t>
-      </w:r>
-      <w:r>
-        <w:rPr>
-          <w:rFonts w:ascii="Times New Roman" w:hAnsi="Times New Roman" w:eastAsia="Times New Roman"/>
-          <w:color w:val="000000"/>
-          <w:sz w:val="24"/>
-        </w:rPr>
-        <w:tab/>
-      </w:r>
-    </w:p>
-    <w:p>
-      <w:pPr>
-        <w:tabs>
-          <w:tab w:pos="8787" w:val="right" w:leader="dot"/>
-        </w:tabs>
-        <w:spacing w:after="40" w:before="20" w:line="276" w:lineRule="auto"/>
-        <w:ind w:firstLine="0" w:left="567"/>
-      </w:pPr>
-      <w:r>
-        <w:rPr>
-          <w:rFonts w:ascii="Times New Roman" w:hAnsi="Times New Roman" w:eastAsia="Times New Roman"/>
-          <w:b w:val="0"/>
-          <w:color w:val="000000"/>
-          <w:sz w:val="24"/>
-        </w:rPr>
-        <w:t>6.3.2  UC22 -- Lập phiếu nhập</w:t>
-      </w:r>
-      <w:r>
-        <w:rPr>
-          <w:rFonts w:ascii="Times New Roman" w:hAnsi="Times New Roman" w:eastAsia="Times New Roman"/>
-          <w:color w:val="000000"/>
-          <w:sz w:val="24"/>
-        </w:rPr>
-        <w:tab/>
-      </w:r>
-    </w:p>
-    <w:p>
-      <w:pPr>
-        <w:tabs>
-          <w:tab w:pos="8787" w:val="right" w:leader="dot"/>
-        </w:tabs>
-        <w:spacing w:after="40" w:before="20" w:line="276" w:lineRule="auto"/>
-        <w:ind w:firstLine="0" w:left="567"/>
-      </w:pPr>
-      <w:r>
-        <w:rPr>
-          <w:rFonts w:ascii="Times New Roman" w:hAnsi="Times New Roman" w:eastAsia="Times New Roman"/>
-          <w:b w:val="0"/>
-          <w:color w:val="000000"/>
-          <w:sz w:val="24"/>
-        </w:rPr>
-        <w:t>6.3.3  UC24 -- Lập phiếu xuất</w:t>
+        <w:t>6.3  Sơ đồ lớp kiểm kê và lịch sử thao tác</w:t>
       </w:r>
       <w:r>
         <w:rPr>
@@ -2313,7 +2696,7 @@
           <w:color w:val="000000"/>
           <w:sz w:val="24"/>
         </w:rPr>
-        <w:t>6.4  Bảng mô tả lớp (thiết kế chi tiết)</w:t>
+        <w:t>6.4  Biểu đồ lớp trong ca sử dụng UC06 -- Thêm hàng hóa</w:t>
       </w:r>
       <w:r>
         <w:rPr>
@@ -2339,7 +2722,7 @@
           <w:color w:val="000000"/>
           <w:sz w:val="24"/>
         </w:rPr>
-        <w:t>6.5  Quan hệ chính</w:t>
+        <w:t>6.5  Biểu đồ lớp trong ca sử dụng UC09 -- Lập phiếu nhập kho</w:t>
       </w:r>
       <w:r>
         <w:rPr>
@@ -2365,7 +2748,7 @@
           <w:color w:val="000000"/>
           <w:sz w:val="24"/>
         </w:rPr>
-        <w:t>6.6  Component (kiến trúc)</w:t>
+        <w:t>6.6  Biểu đồ lớp trong ca sử dụng UC10 -- Lập phiếu xuất kho</w:t>
       </w:r>
       <w:r>
         <w:rPr>
@@ -2391,33 +2774,7 @@
           <w:color w:val="000000"/>
           <w:sz w:val="24"/>
         </w:rPr>
-        <w:t>6.7  Kết luận chương</w:t>
-      </w:r>
-      <w:r>
-        <w:rPr>
-          <w:rFonts w:ascii="Times New Roman" w:hAnsi="Times New Roman" w:eastAsia="Times New Roman"/>
-          <w:color w:val="000000"/>
-          <w:sz w:val="24"/>
-        </w:rPr>
-        <w:tab/>
-      </w:r>
-    </w:p>
-    <w:p>
-      <w:pPr>
-        <w:tabs>
-          <w:tab w:pos="8787" w:val="right" w:leader="dot"/>
-        </w:tabs>
-        <w:spacing w:after="40" w:before="20" w:line="276" w:lineRule="auto"/>
-        <w:ind w:firstLine="0" w:left="0"/>
-      </w:pPr>
-      <w:r>
-        <w:rPr>
-          <w:rFonts w:ascii="Times New Roman" w:hAnsi="Times New Roman" w:eastAsia="Times New Roman"/>
-          <w:b/>
-          <w:color w:val="000000"/>
-          <w:sz w:val="24"/>
-        </w:rPr>
-        <w:t>7  THIẾT KẾ CƠ SỞ DỮ LIỆU VÀ GIAO DIỆN</w:t>
+        <w:t>6.7  Component Diagram – Kiến trúc thành phần hệ thống quản lý kho hàng</w:t>
       </w:r>
       <w:r>
         <w:rPr>
@@ -2443,7 +2800,7 @@
           <w:color w:val="000000"/>
           <w:sz w:val="24"/>
         </w:rPr>
-        <w:t>7.1  Mô hình quan hệ tổng thể</w:t>
+        <w:t>7.1  Sơ đồ ERD -- Danh mục (Master Data)</w:t>
       </w:r>
       <w:r>
         <w:rPr>
@@ -2469,779 +2826,6 @@
           <w:color w:val="000000"/>
           <w:sz w:val="24"/>
         </w:rPr>
-        <w:t>7.2  Đặc tả một số bảng quan trọng</w:t>
-      </w:r>
-      <w:r>
-        <w:rPr>
-          <w:rFonts w:ascii="Times New Roman" w:hAnsi="Times New Roman" w:eastAsia="Times New Roman"/>
-          <w:color w:val="000000"/>
-          <w:sz w:val="24"/>
-        </w:rPr>
-        <w:tab/>
-      </w:r>
-    </w:p>
-    <w:p>
-      <w:pPr>
-        <w:tabs>
-          <w:tab w:pos="8787" w:val="right" w:leader="dot"/>
-        </w:tabs>
-        <w:spacing w:after="40" w:before="20" w:line="276" w:lineRule="auto"/>
-        <w:ind w:firstLine="0" w:left="567"/>
-      </w:pPr>
-      <w:r>
-        <w:rPr>
-          <w:rFonts w:ascii="Times New Roman" w:hAnsi="Times New Roman" w:eastAsia="Times New Roman"/>
-          <w:b w:val="0"/>
-          <w:color w:val="000000"/>
-          <w:sz w:val="24"/>
-        </w:rPr>
-        <w:t>7.2.1  Bảng HangHoa</w:t>
-      </w:r>
-      <w:r>
-        <w:rPr>
-          <w:rFonts w:ascii="Times New Roman" w:hAnsi="Times New Roman" w:eastAsia="Times New Roman"/>
-          <w:color w:val="000000"/>
-          <w:sz w:val="24"/>
-        </w:rPr>
-        <w:tab/>
-      </w:r>
-    </w:p>
-    <w:p>
-      <w:pPr>
-        <w:tabs>
-          <w:tab w:pos="8787" w:val="right" w:leader="dot"/>
-        </w:tabs>
-        <w:spacing w:after="40" w:before="20" w:line="276" w:lineRule="auto"/>
-        <w:ind w:firstLine="0" w:left="567"/>
-      </w:pPr>
-      <w:r>
-        <w:rPr>
-          <w:rFonts w:ascii="Times New Roman" w:hAnsi="Times New Roman" w:eastAsia="Times New Roman"/>
-          <w:b w:val="0"/>
-          <w:color w:val="000000"/>
-          <w:sz w:val="24"/>
-        </w:rPr>
-        <w:t>7.2.2  Bảng TonKho</w:t>
-      </w:r>
-      <w:r>
-        <w:rPr>
-          <w:rFonts w:ascii="Times New Roman" w:hAnsi="Times New Roman" w:eastAsia="Times New Roman"/>
-          <w:color w:val="000000"/>
-          <w:sz w:val="24"/>
-        </w:rPr>
-        <w:tab/>
-      </w:r>
-    </w:p>
-    <w:p>
-      <w:pPr>
-        <w:tabs>
-          <w:tab w:pos="8787" w:val="right" w:leader="dot"/>
-        </w:tabs>
-        <w:spacing w:after="40" w:before="20" w:line="276" w:lineRule="auto"/>
-        <w:ind w:firstLine="0" w:left="567"/>
-      </w:pPr>
-      <w:r>
-        <w:rPr>
-          <w:rFonts w:ascii="Times New Roman" w:hAnsi="Times New Roman" w:eastAsia="Times New Roman"/>
-          <w:b w:val="0"/>
-          <w:color w:val="000000"/>
-          <w:sz w:val="24"/>
-        </w:rPr>
-        <w:t>7.2.3  Bảng PhieuNhapKho</w:t>
-      </w:r>
-      <w:r>
-        <w:rPr>
-          <w:rFonts w:ascii="Times New Roman" w:hAnsi="Times New Roman" w:eastAsia="Times New Roman"/>
-          <w:color w:val="000000"/>
-          <w:sz w:val="24"/>
-        </w:rPr>
-        <w:tab/>
-      </w:r>
-    </w:p>
-    <w:p>
-      <w:pPr>
-        <w:tabs>
-          <w:tab w:pos="8787" w:val="right" w:leader="dot"/>
-        </w:tabs>
-        <w:spacing w:after="40" w:before="20" w:line="276" w:lineRule="auto"/>
-        <w:ind w:firstLine="0" w:left="567"/>
-      </w:pPr>
-      <w:r>
-        <w:rPr>
-          <w:rFonts w:ascii="Times New Roman" w:hAnsi="Times New Roman" w:eastAsia="Times New Roman"/>
-          <w:b w:val="0"/>
-          <w:color w:val="000000"/>
-          <w:sz w:val="24"/>
-        </w:rPr>
-        <w:t>7.2.4  Bảng PhieuXuatKho</w:t>
-      </w:r>
-      <w:r>
-        <w:rPr>
-          <w:rFonts w:ascii="Times New Roman" w:hAnsi="Times New Roman" w:eastAsia="Times New Roman"/>
-          <w:color w:val="000000"/>
-          <w:sz w:val="24"/>
-        </w:rPr>
-        <w:tab/>
-      </w:r>
-    </w:p>
-    <w:p>
-      <w:pPr>
-        <w:tabs>
-          <w:tab w:pos="8787" w:val="right" w:leader="dot"/>
-        </w:tabs>
-        <w:spacing w:after="40" w:before="20" w:line="276" w:lineRule="auto"/>
-        <w:ind w:firstLine="0" w:left="283"/>
-      </w:pPr>
-      <w:r>
-        <w:rPr>
-          <w:rFonts w:ascii="Times New Roman" w:hAnsi="Times New Roman" w:eastAsia="Times New Roman"/>
-          <w:b w:val="0"/>
-          <w:color w:val="000000"/>
-          <w:sz w:val="24"/>
-        </w:rPr>
-        <w:t>7.3  Thiết kế giao diện</w:t>
-      </w:r>
-      <w:r>
-        <w:rPr>
-          <w:rFonts w:ascii="Times New Roman" w:hAnsi="Times New Roman" w:eastAsia="Times New Roman"/>
-          <w:color w:val="000000"/>
-          <w:sz w:val="24"/>
-        </w:rPr>
-        <w:tab/>
-      </w:r>
-    </w:p>
-    <w:p>
-      <w:pPr>
-        <w:tabs>
-          <w:tab w:pos="8787" w:val="right" w:leader="dot"/>
-        </w:tabs>
-        <w:spacing w:after="40" w:before="20" w:line="276" w:lineRule="auto"/>
-        <w:ind w:firstLine="0" w:left="283"/>
-      </w:pPr>
-      <w:r>
-        <w:rPr>
-          <w:rFonts w:ascii="Times New Roman" w:hAnsi="Times New Roman" w:eastAsia="Times New Roman"/>
-          <w:b w:val="0"/>
-          <w:color w:val="000000"/>
-          <w:sz w:val="24"/>
-        </w:rPr>
-        <w:t>7.4  Kết luận chương</w:t>
-      </w:r>
-      <w:r>
-        <w:rPr>
-          <w:rFonts w:ascii="Times New Roman" w:hAnsi="Times New Roman" w:eastAsia="Times New Roman"/>
-          <w:color w:val="000000"/>
-          <w:sz w:val="24"/>
-        </w:rPr>
-        <w:tab/>
-      </w:r>
-    </w:p>
-    <w:p>
-      <w:r>
-        <w:br w:type="page"/>
-      </w:r>
-    </w:p>
-    <w:p>
-      <w:pPr>
-        <w:pStyle w:val="Heading1"/>
-      </w:pPr>
-      <w:r>
-        <w:rPr>
-          <w:rFonts w:ascii="Times New Roman" w:hAnsi="Times New Roman" w:eastAsia="Times New Roman"/>
-          <w:b/>
-          <w:color w:val="000000"/>
-          <w:sz w:val="28"/>
-        </w:rPr>
-        <w:t>Danh sách hình vẽ</w:t>
-      </w:r>
-    </w:p>
-    <w:p>
-      <w:pPr>
-        <w:tabs>
-          <w:tab w:pos="8787" w:val="right" w:leader="dot"/>
-        </w:tabs>
-        <w:spacing w:after="40" w:before="20" w:line="276" w:lineRule="auto"/>
-        <w:ind w:firstLine="0" w:left="283"/>
-      </w:pPr>
-      <w:r>
-        <w:rPr>
-          <w:rFonts w:ascii="Times New Roman" w:hAnsi="Times New Roman" w:eastAsia="Times New Roman"/>
-          <w:b w:val="0"/>
-          <w:color w:val="000000"/>
-          <w:sz w:val="24"/>
-        </w:rPr>
-        <w:t>3.1  Sơ đồ use case tổng quát -- các nhóm chức năng (chưa phải use case chi tiết)</w:t>
-      </w:r>
-      <w:r>
-        <w:rPr>
-          <w:rFonts w:ascii="Times New Roman" w:hAnsi="Times New Roman" w:eastAsia="Times New Roman"/>
-          <w:color w:val="000000"/>
-          <w:sz w:val="24"/>
-        </w:rPr>
-        <w:tab/>
-      </w:r>
-    </w:p>
-    <w:p>
-      <w:pPr>
-        <w:tabs>
-          <w:tab w:pos="8787" w:val="right" w:leader="dot"/>
-        </w:tabs>
-        <w:spacing w:after="40" w:before="20" w:line="276" w:lineRule="auto"/>
-        <w:ind w:firstLine="0" w:left="283"/>
-      </w:pPr>
-      <w:r>
-        <w:rPr>
-          <w:rFonts w:ascii="Times New Roman" w:hAnsi="Times New Roman" w:eastAsia="Times New Roman"/>
-          <w:b w:val="0"/>
-          <w:color w:val="000000"/>
-          <w:sz w:val="24"/>
-        </w:rPr>
-        <w:t>3.2  Sơ đồ use case phân rã -- Tài khoản (Thêm, Sửa, Xóa/khóa, Tìm -- mỗi cái 1 UC)</w:t>
-      </w:r>
-      <w:r>
-        <w:rPr>
-          <w:rFonts w:ascii="Times New Roman" w:hAnsi="Times New Roman" w:eastAsia="Times New Roman"/>
-          <w:color w:val="000000"/>
-          <w:sz w:val="24"/>
-        </w:rPr>
-        <w:tab/>
-      </w:r>
-    </w:p>
-    <w:p>
-      <w:pPr>
-        <w:tabs>
-          <w:tab w:pos="8787" w:val="right" w:leader="dot"/>
-        </w:tabs>
-        <w:spacing w:after="40" w:before="20" w:line="276" w:lineRule="auto"/>
-        <w:ind w:firstLine="0" w:left="283"/>
-      </w:pPr>
-      <w:r>
-        <w:rPr>
-          <w:rFonts w:ascii="Times New Roman" w:hAnsi="Times New Roman" w:eastAsia="Times New Roman"/>
-          <w:b w:val="0"/>
-          <w:color w:val="000000"/>
-          <w:sz w:val="24"/>
-        </w:rPr>
-        <w:t>3.3  Sơ đồ use case phân rã -- NCC và KH (mỗi hành động = 1 UC)</w:t>
-      </w:r>
-      <w:r>
-        <w:rPr>
-          <w:rFonts w:ascii="Times New Roman" w:hAnsi="Times New Roman" w:eastAsia="Times New Roman"/>
-          <w:color w:val="000000"/>
-          <w:sz w:val="24"/>
-        </w:rPr>
-        <w:tab/>
-      </w:r>
-    </w:p>
-    <w:p>
-      <w:pPr>
-        <w:tabs>
-          <w:tab w:pos="8787" w:val="right" w:leader="dot"/>
-        </w:tabs>
-        <w:spacing w:after="40" w:before="20" w:line="276" w:lineRule="auto"/>
-        <w:ind w:firstLine="0" w:left="283"/>
-      </w:pPr>
-      <w:r>
-        <w:rPr>
-          <w:rFonts w:ascii="Times New Roman" w:hAnsi="Times New Roman" w:eastAsia="Times New Roman"/>
-          <w:b w:val="0"/>
-          <w:color w:val="000000"/>
-          <w:sz w:val="24"/>
-        </w:rPr>
-        <w:t>3.4  Sơ đồ use case phân rã -- Hàng hóa và kho</w:t>
-      </w:r>
-      <w:r>
-        <w:rPr>
-          <w:rFonts w:ascii="Times New Roman" w:hAnsi="Times New Roman" w:eastAsia="Times New Roman"/>
-          <w:color w:val="000000"/>
-          <w:sz w:val="24"/>
-        </w:rPr>
-        <w:tab/>
-      </w:r>
-    </w:p>
-    <w:p>
-      <w:pPr>
-        <w:tabs>
-          <w:tab w:pos="8787" w:val="right" w:leader="dot"/>
-        </w:tabs>
-        <w:spacing w:after="40" w:before="20" w:line="276" w:lineRule="auto"/>
-        <w:ind w:firstLine="0" w:left="283"/>
-      </w:pPr>
-      <w:r>
-        <w:rPr>
-          <w:rFonts w:ascii="Times New Roman" w:hAnsi="Times New Roman" w:eastAsia="Times New Roman"/>
-          <w:b w:val="0"/>
-          <w:color w:val="000000"/>
-          <w:sz w:val="24"/>
-        </w:rPr>
-        <w:t>3.5  Sơ đồ use case phân rã -- Nhập/xuất (lập và duyệt là 2 UC khác nhau)</w:t>
-      </w:r>
-      <w:r>
-        <w:rPr>
-          <w:rFonts w:ascii="Times New Roman" w:hAnsi="Times New Roman" w:eastAsia="Times New Roman"/>
-          <w:color w:val="000000"/>
-          <w:sz w:val="24"/>
-        </w:rPr>
-        <w:tab/>
-      </w:r>
-    </w:p>
-    <w:p>
-      <w:pPr>
-        <w:tabs>
-          <w:tab w:pos="8787" w:val="right" w:leader="dot"/>
-        </w:tabs>
-        <w:spacing w:after="40" w:before="20" w:line="276" w:lineRule="auto"/>
-        <w:ind w:firstLine="0" w:left="283"/>
-      </w:pPr>
-      <w:r>
-        <w:rPr>
-          <w:rFonts w:ascii="Times New Roman" w:hAnsi="Times New Roman" w:eastAsia="Times New Roman"/>
-          <w:b w:val="0"/>
-          <w:color w:val="000000"/>
-          <w:sz w:val="24"/>
-        </w:rPr>
-        <w:t>4.1  Sơ đồ hoạt động quy trình nhập kho</w:t>
-      </w:r>
-      <w:r>
-        <w:rPr>
-          <w:rFonts w:ascii="Times New Roman" w:hAnsi="Times New Roman" w:eastAsia="Times New Roman"/>
-          <w:color w:val="000000"/>
-          <w:sz w:val="24"/>
-        </w:rPr>
-        <w:tab/>
-      </w:r>
-    </w:p>
-    <w:p>
-      <w:pPr>
-        <w:tabs>
-          <w:tab w:pos="8787" w:val="right" w:leader="dot"/>
-        </w:tabs>
-        <w:spacing w:after="40" w:before="20" w:line="276" w:lineRule="auto"/>
-        <w:ind w:firstLine="0" w:left="283"/>
-      </w:pPr>
-      <w:r>
-        <w:rPr>
-          <w:rFonts w:ascii="Times New Roman" w:hAnsi="Times New Roman" w:eastAsia="Times New Roman"/>
-          <w:b w:val="0"/>
-          <w:color w:val="000000"/>
-          <w:sz w:val="24"/>
-        </w:rPr>
-        <w:t>4.2  Sơ đồ hoạt động quy trình xuất kho</w:t>
-      </w:r>
-      <w:r>
-        <w:rPr>
-          <w:rFonts w:ascii="Times New Roman" w:hAnsi="Times New Roman" w:eastAsia="Times New Roman"/>
-          <w:color w:val="000000"/>
-          <w:sz w:val="24"/>
-        </w:rPr>
-        <w:tab/>
-      </w:r>
-    </w:p>
-    <w:p>
-      <w:pPr>
-        <w:tabs>
-          <w:tab w:pos="8787" w:val="right" w:leader="dot"/>
-        </w:tabs>
-        <w:spacing w:after="40" w:before="20" w:line="276" w:lineRule="auto"/>
-        <w:ind w:firstLine="0" w:left="283"/>
-      </w:pPr>
-      <w:r>
-        <w:rPr>
-          <w:rFonts w:ascii="Times New Roman" w:hAnsi="Times New Roman" w:eastAsia="Times New Roman"/>
-          <w:b w:val="0"/>
-          <w:color w:val="000000"/>
-          <w:sz w:val="24"/>
-        </w:rPr>
-        <w:t>4.3  Sơ đồ hoạt động quy trình kiểm kê tồn kho</w:t>
-      </w:r>
-      <w:r>
-        <w:rPr>
-          <w:rFonts w:ascii="Times New Roman" w:hAnsi="Times New Roman" w:eastAsia="Times New Roman"/>
-          <w:color w:val="000000"/>
-          <w:sz w:val="24"/>
-        </w:rPr>
-        <w:tab/>
-      </w:r>
-    </w:p>
-    <w:p>
-      <w:pPr>
-        <w:tabs>
-          <w:tab w:pos="8787" w:val="right" w:leader="dot"/>
-        </w:tabs>
-        <w:spacing w:after="40" w:before="20" w:line="276" w:lineRule="auto"/>
-        <w:ind w:firstLine="0" w:left="283"/>
-      </w:pPr>
-      <w:r>
-        <w:rPr>
-          <w:rFonts w:ascii="Times New Roman" w:hAnsi="Times New Roman" w:eastAsia="Times New Roman"/>
-          <w:b w:val="0"/>
-          <w:color w:val="000000"/>
-          <w:sz w:val="24"/>
-        </w:rPr>
-        <w:t>5.1  Sequence diagram UC15 -- Thêm hàng hóa</w:t>
-      </w:r>
-      <w:r>
-        <w:rPr>
-          <w:rFonts w:ascii="Times New Roman" w:hAnsi="Times New Roman" w:eastAsia="Times New Roman"/>
-          <w:color w:val="000000"/>
-          <w:sz w:val="24"/>
-        </w:rPr>
-        <w:tab/>
-      </w:r>
-    </w:p>
-    <w:p>
-      <w:pPr>
-        <w:tabs>
-          <w:tab w:pos="8787" w:val="right" w:leader="dot"/>
-        </w:tabs>
-        <w:spacing w:after="40" w:before="20" w:line="276" w:lineRule="auto"/>
-        <w:ind w:firstLine="0" w:left="283"/>
-      </w:pPr>
-      <w:r>
-        <w:rPr>
-          <w:rFonts w:ascii="Times New Roman" w:hAnsi="Times New Roman" w:eastAsia="Times New Roman"/>
-          <w:b w:val="0"/>
-          <w:color w:val="000000"/>
-          <w:sz w:val="24"/>
-        </w:rPr>
-        <w:t>5.2  Sequence diagram UC18 -- Tìm kiếm hàng hóa</w:t>
-      </w:r>
-      <w:r>
-        <w:rPr>
-          <w:rFonts w:ascii="Times New Roman" w:hAnsi="Times New Roman" w:eastAsia="Times New Roman"/>
-          <w:color w:val="000000"/>
-          <w:sz w:val="24"/>
-        </w:rPr>
-        <w:tab/>
-      </w:r>
-    </w:p>
-    <w:p>
-      <w:pPr>
-        <w:tabs>
-          <w:tab w:pos="8787" w:val="right" w:leader="dot"/>
-        </w:tabs>
-        <w:spacing w:after="40" w:before="20" w:line="276" w:lineRule="auto"/>
-        <w:ind w:firstLine="0" w:left="283"/>
-      </w:pPr>
-      <w:r>
-        <w:rPr>
-          <w:rFonts w:ascii="Times New Roman" w:hAnsi="Times New Roman" w:eastAsia="Times New Roman"/>
-          <w:b w:val="0"/>
-          <w:color w:val="000000"/>
-          <w:sz w:val="24"/>
-        </w:rPr>
-        <w:t>5.3  Sequence diagram UC22 -- Lập phiếu nhập kho</w:t>
-      </w:r>
-      <w:r>
-        <w:rPr>
-          <w:rFonts w:ascii="Times New Roman" w:hAnsi="Times New Roman" w:eastAsia="Times New Roman"/>
-          <w:color w:val="000000"/>
-          <w:sz w:val="24"/>
-        </w:rPr>
-        <w:tab/>
-      </w:r>
-    </w:p>
-    <w:p>
-      <w:pPr>
-        <w:tabs>
-          <w:tab w:pos="8787" w:val="right" w:leader="dot"/>
-        </w:tabs>
-        <w:spacing w:after="40" w:before="20" w:line="276" w:lineRule="auto"/>
-        <w:ind w:firstLine="0" w:left="283"/>
-      </w:pPr>
-      <w:r>
-        <w:rPr>
-          <w:rFonts w:ascii="Times New Roman" w:hAnsi="Times New Roman" w:eastAsia="Times New Roman"/>
-          <w:b w:val="0"/>
-          <w:color w:val="000000"/>
-          <w:sz w:val="24"/>
-        </w:rPr>
-        <w:t>5.4  Sequence diagram UC24 -- Lập phiếu xuất kho</w:t>
-      </w:r>
-      <w:r>
-        <w:rPr>
-          <w:rFonts w:ascii="Times New Roman" w:hAnsi="Times New Roman" w:eastAsia="Times New Roman"/>
-          <w:color w:val="000000"/>
-          <w:sz w:val="24"/>
-        </w:rPr>
-        <w:tab/>
-      </w:r>
-    </w:p>
-    <w:p>
-      <w:pPr>
-        <w:tabs>
-          <w:tab w:pos="8787" w:val="right" w:leader="dot"/>
-        </w:tabs>
-        <w:spacing w:after="40" w:before="20" w:line="276" w:lineRule="auto"/>
-        <w:ind w:firstLine="0" w:left="283"/>
-      </w:pPr>
-      <w:r>
-        <w:rPr>
-          <w:rFonts w:ascii="Times New Roman" w:hAnsi="Times New Roman" w:eastAsia="Times New Roman"/>
-          <w:b w:val="0"/>
-          <w:color w:val="000000"/>
-          <w:sz w:val="24"/>
-        </w:rPr>
-        <w:t>5.5  State Machine Diagram – Trạng thái phiếu nhập kho</w:t>
-      </w:r>
-      <w:r>
-        <w:rPr>
-          <w:rFonts w:ascii="Times New Roman" w:hAnsi="Times New Roman" w:eastAsia="Times New Roman"/>
-          <w:color w:val="000000"/>
-          <w:sz w:val="24"/>
-        </w:rPr>
-        <w:tab/>
-      </w:r>
-    </w:p>
-    <w:p>
-      <w:pPr>
-        <w:tabs>
-          <w:tab w:pos="8787" w:val="right" w:leader="dot"/>
-        </w:tabs>
-        <w:spacing w:after="40" w:before="20" w:line="276" w:lineRule="auto"/>
-        <w:ind w:firstLine="0" w:left="283"/>
-      </w:pPr>
-      <w:r>
-        <w:rPr>
-          <w:rFonts w:ascii="Times New Roman" w:hAnsi="Times New Roman" w:eastAsia="Times New Roman"/>
-          <w:b w:val="0"/>
-          <w:color w:val="000000"/>
-          <w:sz w:val="24"/>
-        </w:rPr>
-        <w:t>5.6  State Machine Diagram – Trạng thái phiếu xuất kho</w:t>
-      </w:r>
-      <w:r>
-        <w:rPr>
-          <w:rFonts w:ascii="Times New Roman" w:hAnsi="Times New Roman" w:eastAsia="Times New Roman"/>
-          <w:color w:val="000000"/>
-          <w:sz w:val="24"/>
-        </w:rPr>
-        <w:tab/>
-      </w:r>
-    </w:p>
-    <w:p>
-      <w:pPr>
-        <w:tabs>
-          <w:tab w:pos="8787" w:val="right" w:leader="dot"/>
-        </w:tabs>
-        <w:spacing w:after="40" w:before="20" w:line="276" w:lineRule="auto"/>
-        <w:ind w:firstLine="0" w:left="283"/>
-      </w:pPr>
-      <w:r>
-        <w:rPr>
-          <w:rFonts w:ascii="Times New Roman" w:hAnsi="Times New Roman" w:eastAsia="Times New Roman"/>
-          <w:b w:val="0"/>
-          <w:color w:val="000000"/>
-          <w:sz w:val="24"/>
-        </w:rPr>
-        <w:t>6.1  Sơ đồ lớp danh mục (Master Data)</w:t>
-      </w:r>
-      <w:r>
-        <w:rPr>
-          <w:rFonts w:ascii="Times New Roman" w:hAnsi="Times New Roman" w:eastAsia="Times New Roman"/>
-          <w:color w:val="000000"/>
-          <w:sz w:val="24"/>
-        </w:rPr>
-        <w:tab/>
-      </w:r>
-    </w:p>
-    <w:p>
-      <w:pPr>
-        <w:tabs>
-          <w:tab w:pos="8787" w:val="right" w:leader="dot"/>
-        </w:tabs>
-        <w:spacing w:after="40" w:before="20" w:line="276" w:lineRule="auto"/>
-        <w:ind w:firstLine="0" w:left="283"/>
-      </w:pPr>
-      <w:r>
-        <w:rPr>
-          <w:rFonts w:ascii="Times New Roman" w:hAnsi="Times New Roman" w:eastAsia="Times New Roman"/>
-          <w:b w:val="0"/>
-          <w:color w:val="000000"/>
-          <w:sz w:val="24"/>
-        </w:rPr>
-        <w:t>6.2  Sơ đồ lớp nghiệp vụ nhập xuất kho</w:t>
-      </w:r>
-      <w:r>
-        <w:rPr>
-          <w:rFonts w:ascii="Times New Roman" w:hAnsi="Times New Roman" w:eastAsia="Times New Roman"/>
-          <w:color w:val="000000"/>
-          <w:sz w:val="24"/>
-        </w:rPr>
-        <w:tab/>
-      </w:r>
-    </w:p>
-    <w:p>
-      <w:pPr>
-        <w:tabs>
-          <w:tab w:pos="8787" w:val="right" w:leader="dot"/>
-        </w:tabs>
-        <w:spacing w:after="40" w:before="20" w:line="276" w:lineRule="auto"/>
-        <w:ind w:firstLine="0" w:left="283"/>
-      </w:pPr>
-      <w:r>
-        <w:rPr>
-          <w:rFonts w:ascii="Times New Roman" w:hAnsi="Times New Roman" w:eastAsia="Times New Roman"/>
-          <w:b w:val="0"/>
-          <w:color w:val="000000"/>
-          <w:sz w:val="24"/>
-        </w:rPr>
-        <w:t>6.3  Sơ đồ lớp kiểm kê và lịch sử thao tác</w:t>
-      </w:r>
-      <w:r>
-        <w:rPr>
-          <w:rFonts w:ascii="Times New Roman" w:hAnsi="Times New Roman" w:eastAsia="Times New Roman"/>
-          <w:color w:val="000000"/>
-          <w:sz w:val="24"/>
-        </w:rPr>
-        <w:tab/>
-      </w:r>
-    </w:p>
-    <w:p>
-      <w:pPr>
-        <w:tabs>
-          <w:tab w:pos="8787" w:val="right" w:leader="dot"/>
-        </w:tabs>
-        <w:spacing w:after="40" w:before="20" w:line="276" w:lineRule="auto"/>
-        <w:ind w:firstLine="0" w:left="283"/>
-      </w:pPr>
-      <w:r>
-        <w:rPr>
-          <w:rFonts w:ascii="Times New Roman" w:hAnsi="Times New Roman" w:eastAsia="Times New Roman"/>
-          <w:b w:val="0"/>
-          <w:color w:val="000000"/>
-          <w:sz w:val="24"/>
-        </w:rPr>
-        <w:t>6.4  Biểu đồ lớp trong ca sử dụng UC15 -- Thêm hàng hóa</w:t>
-      </w:r>
-      <w:r>
-        <w:rPr>
-          <w:rFonts w:ascii="Times New Roman" w:hAnsi="Times New Roman" w:eastAsia="Times New Roman"/>
-          <w:color w:val="000000"/>
-          <w:sz w:val="24"/>
-        </w:rPr>
-        <w:tab/>
-      </w:r>
-    </w:p>
-    <w:p>
-      <w:pPr>
-        <w:tabs>
-          <w:tab w:pos="8787" w:val="right" w:leader="dot"/>
-        </w:tabs>
-        <w:spacing w:after="40" w:before="20" w:line="276" w:lineRule="auto"/>
-        <w:ind w:firstLine="0" w:left="283"/>
-      </w:pPr>
-      <w:r>
-        <w:rPr>
-          <w:rFonts w:ascii="Times New Roman" w:hAnsi="Times New Roman" w:eastAsia="Times New Roman"/>
-          <w:b w:val="0"/>
-          <w:color w:val="000000"/>
-          <w:sz w:val="24"/>
-        </w:rPr>
-        <w:t>6.5  Biểu đồ lớp trong ca sử dụng UC22 -- Lập phiếu nhập kho</w:t>
-      </w:r>
-      <w:r>
-        <w:rPr>
-          <w:rFonts w:ascii="Times New Roman" w:hAnsi="Times New Roman" w:eastAsia="Times New Roman"/>
-          <w:color w:val="000000"/>
-          <w:sz w:val="24"/>
-        </w:rPr>
-        <w:tab/>
-      </w:r>
-    </w:p>
-    <w:p>
-      <w:pPr>
-        <w:tabs>
-          <w:tab w:pos="8787" w:val="right" w:leader="dot"/>
-        </w:tabs>
-        <w:spacing w:after="40" w:before="20" w:line="276" w:lineRule="auto"/>
-        <w:ind w:firstLine="0" w:left="283"/>
-      </w:pPr>
-      <w:r>
-        <w:rPr>
-          <w:rFonts w:ascii="Times New Roman" w:hAnsi="Times New Roman" w:eastAsia="Times New Roman"/>
-          <w:b w:val="0"/>
-          <w:color w:val="000000"/>
-          <w:sz w:val="24"/>
-        </w:rPr>
-        <w:t>6.6  Biểu đồ lớp trong ca sử dụng UC24 -- Lập phiếu xuất kho</w:t>
-      </w:r>
-      <w:r>
-        <w:rPr>
-          <w:rFonts w:ascii="Times New Roman" w:hAnsi="Times New Roman" w:eastAsia="Times New Roman"/>
-          <w:color w:val="000000"/>
-          <w:sz w:val="24"/>
-        </w:rPr>
-        <w:tab/>
-      </w:r>
-    </w:p>
-    <w:p>
-      <w:pPr>
-        <w:tabs>
-          <w:tab w:pos="8787" w:val="right" w:leader="dot"/>
-        </w:tabs>
-        <w:spacing w:after="40" w:before="20" w:line="276" w:lineRule="auto"/>
-        <w:ind w:firstLine="0" w:left="283"/>
-      </w:pPr>
-      <w:r>
-        <w:rPr>
-          <w:rFonts w:ascii="Times New Roman" w:hAnsi="Times New Roman" w:eastAsia="Times New Roman"/>
-          <w:b w:val="0"/>
-          <w:color w:val="000000"/>
-          <w:sz w:val="24"/>
-        </w:rPr>
-        <w:t>6.7  Component Diagram – Kiến trúc thành phần hệ thống quản lý kho hàng</w:t>
-      </w:r>
-      <w:r>
-        <w:rPr>
-          <w:rFonts w:ascii="Times New Roman" w:hAnsi="Times New Roman" w:eastAsia="Times New Roman"/>
-          <w:color w:val="000000"/>
-          <w:sz w:val="24"/>
-        </w:rPr>
-        <w:tab/>
-      </w:r>
-    </w:p>
-    <w:p>
-      <w:pPr>
-        <w:tabs>
-          <w:tab w:pos="8787" w:val="right" w:leader="dot"/>
-        </w:tabs>
-        <w:spacing w:after="40" w:before="20" w:line="276" w:lineRule="auto"/>
-        <w:ind w:firstLine="0" w:left="283"/>
-      </w:pPr>
-      <w:r>
-        <w:rPr>
-          <w:rFonts w:ascii="Times New Roman" w:hAnsi="Times New Roman" w:eastAsia="Times New Roman"/>
-          <w:b w:val="0"/>
-          <w:color w:val="000000"/>
-          <w:sz w:val="24"/>
-        </w:rPr>
-        <w:t>7.1  Sơ đồ ERD -- Danh mục (Master Data)</w:t>
-      </w:r>
-      <w:r>
-        <w:rPr>
-          <w:rFonts w:ascii="Times New Roman" w:hAnsi="Times New Roman" w:eastAsia="Times New Roman"/>
-          <w:color w:val="000000"/>
-          <w:sz w:val="24"/>
-        </w:rPr>
-        <w:tab/>
-      </w:r>
-    </w:p>
-    <w:p>
-      <w:pPr>
-        <w:tabs>
-          <w:tab w:pos="8787" w:val="right" w:leader="dot"/>
-        </w:tabs>
-        <w:spacing w:after="40" w:before="20" w:line="276" w:lineRule="auto"/>
-        <w:ind w:firstLine="0" w:left="283"/>
-      </w:pPr>
-      <w:r>
-        <w:rPr>
-          <w:rFonts w:ascii="Times New Roman" w:hAnsi="Times New Roman" w:eastAsia="Times New Roman"/>
-          <w:b w:val="0"/>
-          <w:color w:val="000000"/>
-          <w:sz w:val="24"/>
-        </w:rPr>
         <w:t>7.2  Sơ đồ ERD -- Nghiệp vụ (Transaction)</w:t>
       </w:r>
       <w:r>
@@ -4193,7 +3777,7 @@
           <w:color w:val="000000"/>
           <w:sz w:val="24"/>
         </w:rPr>
-        <w:t>• Báo cáo: Thư viện ReportLab (PDF), pandas/openpyxl (Excel) để xuất báo cáo.</w:t>
+        <w:t>• Xuất danh sách: pandas/openpyxl (Excel) khi cần.</w:t>
       </w:r>
     </w:p>
     <w:p>
@@ -4207,7 +3791,7 @@
           <w:color w:val="000000"/>
           <w:sz w:val="24"/>
         </w:rPr>
-        <w:t>1.5.2 Lựa chọn công cụ biểu diễn UML</w:t>
+        <w:t>1.5.2 Hướng phân tích -- thiết kế: hướng đối tượng (OO)</w:t>
       </w:r>
     </w:p>
     <w:p>
@@ -4221,7 +3805,7 @@
           <w:color w:val="000000"/>
           <w:sz w:val="24"/>
         </w:rPr>
-        <w:t>Trong báo cáo này, các sơ đồ UML được biểu diễn bằng gói</w:t>
+        <w:t>Báo cáo theo</w:t>
       </w:r>
     </w:p>
     <w:p>
@@ -4235,7 +3819,7 @@
           <w:color w:val="000000"/>
           <w:sz w:val="24"/>
         </w:rPr>
-        <w:t>và các gói mở rộng</w:t>
+        <w:t>, không dùng các sơ đồ phân tích cấu trúc/hành vi kiểu cổ điển như</w:t>
       </w:r>
     </w:p>
     <w:p>
@@ -4263,7 +3847,21 @@
           <w:color w:val="000000"/>
           <w:sz w:val="24"/>
         </w:rPr>
-        <w:t>trên nền LaTeX. Các loại sơ đồ sử dụng bao gồm:</w:t>
+        <w:t>.</w:t>
+      </w:r>
+    </w:p>
+    <w:p>
+      <w:pPr>
+        <w:spacing w:line="276" w:lineRule="auto" w:after="120"/>
+        <w:ind w:firstLine="567"/>
+      </w:pPr>
+      <w:r>
+        <w:rPr>
+          <w:rFonts w:ascii="Times New Roman" w:hAnsi="Times New Roman" w:eastAsia="Times New Roman"/>
+          <w:color w:val="000000"/>
+          <w:sz w:val="24"/>
+        </w:rPr>
+        <w:t>Chuỗi UML OO:</w:t>
       </w:r>
     </w:p>
     <w:p>
@@ -4277,7 +3875,7 @@
           <w:color w:val="000000"/>
           <w:sz w:val="24"/>
         </w:rPr>
-        <w:t>• Use Case Diagram: Mô tả các tác nhân và ca sử dụng của hệ thống.</w:t>
+        <w:t>– Nghiệp vụ → Use Case (tổng quát, phân rã, đặc tả).</w:t>
       </w:r>
     </w:p>
     <w:p>
@@ -4291,7 +3889,7 @@
           <w:color w:val="000000"/>
           <w:sz w:val="24"/>
         </w:rPr>
-        <w:t>• Activity Diagram: Mô tả luồng hoạt động của các nghiệp vụ chính.</w:t>
+        <w:t>– Activity (luồng bước của use case).</w:t>
       </w:r>
     </w:p>
     <w:p>
@@ -4305,7 +3903,7 @@
           <w:color w:val="000000"/>
           <w:sz w:val="24"/>
         </w:rPr>
-        <w:t>• Class Diagram: Mô tả các lớp đối tượng và quan hệ giữa chúng.</w:t>
+        <w:t>– Sequence (tương tác giữa các đối tượng).</w:t>
       </w:r>
     </w:p>
     <w:p>
@@ -4319,7 +3917,7 @@
           <w:color w:val="000000"/>
           <w:sz w:val="24"/>
         </w:rPr>
-        <w:t>• Sequence Diagram: Mô tả luồng tương tác giữa các đối tượng theo thời gian.</w:t>
+        <w:t>– Class (lớp đối tượng và quan hệ).</w:t>
       </w:r>
     </w:p>
     <w:p>
@@ -4333,7 +3931,189 @@
           <w:color w:val="000000"/>
           <w:sz w:val="24"/>
         </w:rPr>
-        <w:t>• State Machine Diagram: Mô tả trạng thái và chuyển tiếp của các đối tượng.</w:t>
+        <w:t>– State / Component (bổ sung); ERD + giao diện (thiết kế).</w:t>
+      </w:r>
+    </w:p>
+    <w:p>
+      <w:pPr>
+        <w:spacing w:line="276" w:lineRule="auto" w:after="120"/>
+        <w:ind w:firstLine="567"/>
+      </w:pPr>
+      <w:r>
+        <w:rPr>
+          <w:rFonts w:ascii="Times New Roman" w:hAnsi="Times New Roman" w:eastAsia="Times New Roman"/>
+          <w:color w:val="000000"/>
+          <w:sz w:val="24"/>
+        </w:rPr>
+        <w:t>Sơ đồ vẽ bằng TikZ / pgf-umlcd / pgf-umlsd trên LaTeX.</w:t>
+      </w:r>
+    </w:p>
+    <w:p>
+      <w:pPr>
+        <w:pStyle w:val="Heading2"/>
+      </w:pPr>
+      <w:r>
+        <w:rPr>
+          <w:rFonts w:ascii="Times New Roman" w:hAnsi="Times New Roman" w:eastAsia="Times New Roman"/>
+          <w:b/>
+          <w:color w:val="000000"/>
+          <w:sz w:val="26"/>
+        </w:rPr>
+        <w:t>1.6 Kết luận chương</w:t>
+      </w:r>
+    </w:p>
+    <w:p>
+      <w:pPr>
+        <w:spacing w:line="276" w:lineRule="auto" w:after="120"/>
+        <w:ind w:firstLine="567"/>
+      </w:pPr>
+      <w:r>
+        <w:rPr>
+          <w:rFonts w:ascii="Times New Roman" w:hAnsi="Times New Roman" w:eastAsia="Times New Roman"/>
+          <w:color w:val="000000"/>
+          <w:sz w:val="24"/>
+        </w:rPr>
+        <w:t>Chương 1: bối cảnh, phạm vi, yêu cầu; khẳng định</w:t>
+      </w:r>
+    </w:p>
+    <w:p>
+      <w:pPr>
+        <w:spacing w:line="276" w:lineRule="auto" w:after="120"/>
+        <w:ind w:firstLine="567"/>
+      </w:pPr>
+      <w:r>
+        <w:rPr>
+          <w:rFonts w:ascii="Times New Roman" w:hAnsi="Times New Roman" w:eastAsia="Times New Roman"/>
+          <w:color w:val="000000"/>
+          <w:sz w:val="24"/>
+        </w:rPr>
+        <w:t>. Tiếp: Nghiệp vụ $</w:t>
+      </w:r>
+    </w:p>
+    <w:p>
+      <w:pPr>
+        <w:spacing w:line="276" w:lineRule="auto" w:after="120"/>
+        <w:ind w:firstLine="567"/>
+      </w:pPr>
+      <w:r>
+        <w:rPr>
+          <w:rFonts w:ascii="Times New Roman" w:hAnsi="Times New Roman" w:eastAsia="Times New Roman"/>
+          <w:color w:val="000000"/>
+          <w:sz w:val="24"/>
+        </w:rPr>
+        <w:t>UC</w:t>
+      </w:r>
+    </w:p>
+    <w:p>
+      <w:pPr>
+        <w:spacing w:line="276" w:lineRule="auto" w:after="120"/>
+        <w:ind w:firstLine="567"/>
+      </w:pPr>
+      <w:r>
+        <w:rPr>
+          <w:rFonts w:ascii="Times New Roman" w:hAnsi="Times New Roman" w:eastAsia="Times New Roman"/>
+          <w:color w:val="000000"/>
+          <w:sz w:val="24"/>
+        </w:rPr>
+        <w:t>Activity</w:t>
+      </w:r>
+    </w:p>
+    <w:p>
+      <w:pPr>
+        <w:spacing w:line="276" w:lineRule="auto" w:after="120"/>
+        <w:ind w:firstLine="567"/>
+      </w:pPr>
+      <w:r>
+        <w:rPr>
+          <w:rFonts w:ascii="Times New Roman" w:hAnsi="Times New Roman" w:eastAsia="Times New Roman"/>
+          <w:color w:val="000000"/>
+          <w:sz w:val="24"/>
+        </w:rPr>
+        <w:t>Sequence</w:t>
+      </w:r>
+    </w:p>
+    <w:p>
+      <w:pPr>
+        <w:spacing w:line="276" w:lineRule="auto" w:after="120"/>
+        <w:ind w:firstLine="567"/>
+      </w:pPr>
+      <w:r>
+        <w:rPr>
+          <w:rFonts w:ascii="Times New Roman" w:hAnsi="Times New Roman" w:eastAsia="Times New Roman"/>
+          <w:color w:val="000000"/>
+          <w:sz w:val="24"/>
+        </w:rPr>
+        <w:t>Class</w:t>
+      </w:r>
+    </w:p>
+    <w:p>
+      <w:pPr>
+        <w:spacing w:line="276" w:lineRule="auto" w:after="120"/>
+        <w:ind w:firstLine="567"/>
+      </w:pPr>
+      <w:r>
+        <w:rPr>
+          <w:rFonts w:ascii="Times New Roman" w:hAnsi="Times New Roman" w:eastAsia="Times New Roman"/>
+          <w:color w:val="000000"/>
+          <w:sz w:val="24"/>
+        </w:rPr>
+        <w:t>$ CSDL/UI.</w:t>
+      </w:r>
+    </w:p>
+    <w:p>
+      <w:pPr>
+        <w:pStyle w:val="Heading1"/>
+      </w:pPr>
+      <w:r>
+        <w:rPr>
+          <w:rFonts w:ascii="Times New Roman" w:hAnsi="Times New Roman" w:eastAsia="Times New Roman"/>
+          <w:b/>
+          <w:color w:val="000000"/>
+          <w:sz w:val="28"/>
+        </w:rPr>
+        <w:t>CHƯƠNG 2: MÔ TẢ NGHIỆP VỤ</w:t>
+      </w:r>
+    </w:p>
+    <w:p>
+      <w:pPr>
+        <w:pStyle w:val="Heading2"/>
+      </w:pPr>
+      <w:r>
+        <w:rPr>
+          <w:rFonts w:ascii="Times New Roman" w:hAnsi="Times New Roman" w:eastAsia="Times New Roman"/>
+          <w:b/>
+          <w:color w:val="000000"/>
+          <w:sz w:val="26"/>
+        </w:rPr>
+        <w:t>2.1 Quy trình phân tích -- thiết kế (hướng đối tượng)</w:t>
+      </w:r>
+    </w:p>
+    <w:p>
+      <w:pPr>
+        <w:spacing w:line="276" w:lineRule="auto" w:after="120"/>
+        <w:ind w:firstLine="567"/>
+      </w:pPr>
+      <w:r>
+        <w:rPr>
+          <w:rFonts w:ascii="Times New Roman" w:hAnsi="Times New Roman" w:eastAsia="Times New Roman"/>
+          <w:color w:val="000000"/>
+          <w:sz w:val="24"/>
+        </w:rPr>
+        <w:t>Báo cáo theo</w:t>
+      </w:r>
+    </w:p>
+    <w:p>
+      <w:pPr>
+        <w:spacing w:line="276" w:lineRule="auto" w:after="120"/>
+        <w:ind w:firstLine="567"/>
+      </w:pPr>
+      <w:r>
+        <w:rPr>
+          <w:rFonts w:ascii="Times New Roman" w:hAnsi="Times New Roman" w:eastAsia="Times New Roman"/>
+          <w:color w:val="000000"/>
+          <w:sz w:val="24"/>
+        </w:rPr>
+        <w:t>, không dùng DFD/BFD (thuộc phân tích cấu trúc/hành vi).</w:t>
       </w:r>
     </w:p>
     <w:p>
@@ -4347,7 +4127,7 @@
           <w:color w:val="000000"/>
           <w:sz w:val="24"/>
         </w:rPr>
-        <w:t>• Component Diagram: Mô tả các thành phần phần mềm và quan hệ giữa chúng.</w:t>
+        <w:t>– Nghiệp vụ (chương này).</w:t>
       </w:r>
     </w:p>
     <w:p>
@@ -4361,21 +4141,35 @@
           <w:color w:val="000000"/>
           <w:sz w:val="24"/>
         </w:rPr>
-        <w:t>• ERD: Mô tả mô hình cơ sở dữ liệu quan hệ.</w:t>
-      </w:r>
-    </w:p>
-    <w:p>
-      <w:pPr>
-        <w:pStyle w:val="Heading2"/>
-      </w:pPr>
-      <w:r>
-        <w:rPr>
-          <w:rFonts w:ascii="Times New Roman" w:hAnsi="Times New Roman" w:eastAsia="Times New Roman"/>
-          <w:b/>
-          <w:color w:val="000000"/>
-          <w:sz w:val="26"/>
-        </w:rPr>
-        <w:t>1.6 Kết luận chương</w:t>
+        <w:t>– Use case tổng quát → phân rã → đặc tả (Ch.3).</w:t>
+      </w:r>
+    </w:p>
+    <w:p>
+      <w:pPr>
+        <w:spacing w:line="276" w:lineRule="auto" w:after="60"/>
+        <w:ind w:firstLine="0" w:left="567"/>
+      </w:pPr>
+      <w:r>
+        <w:rPr>
+          <w:rFonts w:ascii="Times New Roman" w:hAnsi="Times New Roman" w:eastAsia="Times New Roman"/>
+          <w:color w:val="000000"/>
+          <w:sz w:val="24"/>
+        </w:rPr>
+        <w:t>– Activity (Ch.4) → Sequence (Ch.5) → Class (Ch.6).</w:t>
+      </w:r>
+    </w:p>
+    <w:p>
+      <w:pPr>
+        <w:spacing w:line="276" w:lineRule="auto" w:after="60"/>
+        <w:ind w:firstLine="0" w:left="567"/>
+      </w:pPr>
+      <w:r>
+        <w:rPr>
+          <w:rFonts w:ascii="Times New Roman" w:hAnsi="Times New Roman" w:eastAsia="Times New Roman"/>
+          <w:color w:val="000000"/>
+          <w:sz w:val="24"/>
+        </w:rPr>
+        <w:t>– CSDL &amp; giao diện (Ch.7).</w:t>
       </w:r>
     </w:p>
     <w:p>
@@ -4389,7 +4183,7 @@
           <w:color w:val="000000"/>
           <w:sz w:val="24"/>
         </w:rPr>
-        <w:t>Chương 1: bối cảnh, phạm vi, yêu cầu. Các chương sau theo quy trình:</w:t>
+        <w:t>: Nghiệp vụ “Quản lý</w:t>
       </w:r>
     </w:p>
     <w:p>
@@ -4403,7 +4197,7 @@
           <w:color w:val="000000"/>
           <w:sz w:val="24"/>
         </w:rPr>
-        <w:t>$</w:t>
+        <w:t>”</w:t>
       </w:r>
     </w:p>
     <w:p>
@@ -4417,7 +4211,7 @@
           <w:color w:val="000000"/>
           <w:sz w:val="24"/>
         </w:rPr>
-        <w:t>$</w:t>
+        <w:t>phải 1 use case. Use case =</w:t>
       </w:r>
     </w:p>
     <w:p>
@@ -4431,7 +4225,7 @@
           <w:color w:val="000000"/>
           <w:sz w:val="24"/>
         </w:rPr>
-        <w:t>$</w:t>
+        <w:t>của actor. Chọn</w:t>
       </w:r>
     </w:p>
     <w:p>
@@ -4445,343 +4239,21 @@
           <w:color w:val="000000"/>
           <w:sz w:val="24"/>
         </w:rPr>
-        <w:t>$</w:t>
-      </w:r>
-    </w:p>
-    <w:p>
-      <w:pPr>
-        <w:spacing w:line="276" w:lineRule="auto" w:after="120"/>
-        <w:ind w:firstLine="567"/>
-      </w:pPr>
-      <w:r>
-        <w:rPr>
-          <w:rFonts w:ascii="Times New Roman" w:hAnsi="Times New Roman" w:eastAsia="Times New Roman"/>
-          <w:color w:val="000000"/>
-          <w:sz w:val="24"/>
-        </w:rPr>
-        <w:t>$</w:t>
-      </w:r>
-    </w:p>
-    <w:p>
-      <w:pPr>
-        <w:spacing w:line="276" w:lineRule="auto" w:after="120"/>
-        <w:ind w:firstLine="567"/>
-      </w:pPr>
-      <w:r>
-        <w:rPr>
-          <w:rFonts w:ascii="Times New Roman" w:hAnsi="Times New Roman" w:eastAsia="Times New Roman"/>
-          <w:color w:val="000000"/>
-          <w:sz w:val="24"/>
-        </w:rPr>
-        <w:t>$</w:t>
-      </w:r>
-    </w:p>
-    <w:p>
-      <w:pPr>
-        <w:spacing w:line="276" w:lineRule="auto" w:after="120"/>
-        <w:ind w:firstLine="567"/>
-      </w:pPr>
-      <w:r>
-        <w:rPr>
-          <w:rFonts w:ascii="Times New Roman" w:hAnsi="Times New Roman" w:eastAsia="Times New Roman"/>
-          <w:color w:val="000000"/>
-          <w:sz w:val="24"/>
-        </w:rPr>
-        <w:t>$</w:t>
-      </w:r>
-    </w:p>
-    <w:p>
-      <w:pPr>
-        <w:spacing w:line="276" w:lineRule="auto" w:after="120"/>
-        <w:ind w:firstLine="567"/>
-      </w:pPr>
-      <w:r>
-        <w:rPr>
-          <w:rFonts w:ascii="Times New Roman" w:hAnsi="Times New Roman" w:eastAsia="Times New Roman"/>
-          <w:color w:val="000000"/>
-          <w:sz w:val="24"/>
-        </w:rPr>
-        <w:t>$</w:t>
-      </w:r>
-    </w:p>
-    <w:p>
-      <w:pPr>
-        <w:spacing w:line="276" w:lineRule="auto" w:after="120"/>
-        <w:ind w:firstLine="567"/>
-      </w:pPr>
-      <w:r>
-        <w:rPr>
-          <w:rFonts w:ascii="Times New Roman" w:hAnsi="Times New Roman" w:eastAsia="Times New Roman"/>
-          <w:color w:val="000000"/>
-          <w:sz w:val="24"/>
-        </w:rPr>
-        <w:t>$</w:t>
-      </w:r>
-    </w:p>
-    <w:p>
-      <w:pPr>
-        <w:spacing w:line="276" w:lineRule="auto" w:after="120"/>
-        <w:ind w:firstLine="567"/>
-      </w:pPr>
-      <w:r>
-        <w:rPr>
-          <w:rFonts w:ascii="Times New Roman" w:hAnsi="Times New Roman" w:eastAsia="Times New Roman"/>
-          <w:color w:val="000000"/>
-          <w:sz w:val="24"/>
-        </w:rPr>
-        <w:t>$</w:t>
-      </w:r>
-    </w:p>
-    <w:p>
-      <w:pPr>
-        <w:spacing w:line="276" w:lineRule="auto" w:after="120"/>
-        <w:ind w:firstLine="567"/>
-      </w:pPr>
-      <w:r>
-        <w:rPr>
-          <w:rFonts w:ascii="Times New Roman" w:hAnsi="Times New Roman" w:eastAsia="Times New Roman"/>
-          <w:color w:val="000000"/>
-          <w:sz w:val="24"/>
-        </w:rPr>
-        <w:t>$</w:t>
-      </w:r>
-    </w:p>
-    <w:p>
-      <w:pPr>
-        <w:spacing w:line="276" w:lineRule="auto" w:after="120"/>
-        <w:ind w:firstLine="567"/>
-      </w:pPr>
-      <w:r>
-        <w:rPr>
-          <w:rFonts w:ascii="Times New Roman" w:hAnsi="Times New Roman" w:eastAsia="Times New Roman"/>
-          <w:color w:val="000000"/>
-          <w:sz w:val="24"/>
-        </w:rPr>
-        <w:t>$</w:t>
-      </w:r>
-    </w:p>
-    <w:p>
-      <w:pPr>
-        <w:spacing w:line="276" w:lineRule="auto" w:after="120"/>
-        <w:ind w:firstLine="567"/>
-      </w:pPr>
-      <w:r>
-        <w:rPr>
-          <w:rFonts w:ascii="Times New Roman" w:hAnsi="Times New Roman" w:eastAsia="Times New Roman"/>
-          <w:color w:val="000000"/>
-          <w:sz w:val="24"/>
-        </w:rPr>
-        <w:t>$</w:t>
-      </w:r>
-    </w:p>
-    <w:p>
-      <w:pPr>
-        <w:spacing w:line="276" w:lineRule="auto" w:after="120"/>
-        <w:ind w:firstLine="567"/>
-      </w:pPr>
-      <w:r>
-        <w:rPr>
-          <w:rFonts w:ascii="Times New Roman" w:hAnsi="Times New Roman" w:eastAsia="Times New Roman"/>
-          <w:color w:val="000000"/>
-          <w:sz w:val="24"/>
-        </w:rPr>
-        <w:t>$ CSDL/Giao diện.</w:t>
-      </w:r>
-    </w:p>
-    <w:p>
-      <w:pPr>
-        <w:pStyle w:val="Heading1"/>
+        <w:t>tiêu biểu.</w:t>
+      </w:r>
+    </w:p>
+    <w:p>
+      <w:pPr>
+        <w:pStyle w:val="Heading2"/>
       </w:pPr>
       <w:r>
         <w:rPr>
           <w:rFonts w:ascii="Times New Roman" w:hAnsi="Times New Roman" w:eastAsia="Times New Roman"/>
           <w:b/>
           <w:color w:val="000000"/>
-          <w:sz w:val="28"/>
-        </w:rPr>
-        <w:t>CHƯƠNG 2: MÔ TẢ NGHIỆP VỤ</w:t>
-      </w:r>
-    </w:p>
-    <w:p>
-      <w:pPr>
-        <w:pStyle w:val="Heading2"/>
-      </w:pPr>
-      <w:r>
-        <w:rPr>
-          <w:rFonts w:ascii="Times New Roman" w:hAnsi="Times New Roman" w:eastAsia="Times New Roman"/>
-          <w:b/>
-          <w:color w:val="000000"/>
           <w:sz w:val="26"/>
         </w:rPr>
-        <w:t>2.1 Quy trình phân tích -- thiết kế (tóm tắt)</w:t>
-      </w:r>
-    </w:p>
-    <w:p>
-      <w:pPr>
-        <w:spacing w:line="276" w:lineRule="auto" w:after="120"/>
-        <w:ind w:firstLine="567"/>
-      </w:pPr>
-      <w:r>
-        <w:rPr>
-          <w:rFonts w:ascii="Times New Roman" w:hAnsi="Times New Roman" w:eastAsia="Times New Roman"/>
-          <w:color w:val="000000"/>
-          <w:sz w:val="24"/>
-        </w:rPr>
-        <w:t>Báo cáo đi theo chuỗi chuẩn:</w:t>
-      </w:r>
-    </w:p>
-    <w:p>
-      <w:pPr>
-        <w:spacing w:line="276" w:lineRule="auto" w:after="60"/>
-        <w:ind w:firstLine="0" w:left="567"/>
-      </w:pPr>
-      <w:r>
-        <w:rPr>
-          <w:rFonts w:ascii="Times New Roman" w:hAnsi="Times New Roman" w:eastAsia="Times New Roman"/>
-          <w:color w:val="000000"/>
-          <w:sz w:val="24"/>
-        </w:rPr>
-        <w:t>– Nghiệp vụ (chương này) -- mô tả công việc doanh nghiệp.</w:t>
-      </w:r>
-    </w:p>
-    <w:p>
-      <w:pPr>
-        <w:spacing w:line="276" w:lineRule="auto" w:after="60"/>
-        <w:ind w:firstLine="0" w:left="567"/>
-      </w:pPr>
-      <w:r>
-        <w:rPr>
-          <w:rFonts w:ascii="Times New Roman" w:hAnsi="Times New Roman" w:eastAsia="Times New Roman"/>
-          <w:color w:val="000000"/>
-          <w:sz w:val="24"/>
-        </w:rPr>
-        <w:t>– Use case tổng quát -- các nhóm chức năng hệ thống hỗ trợ.</w:t>
-      </w:r>
-    </w:p>
-    <w:p>
-      <w:pPr>
-        <w:spacing w:line="276" w:lineRule="auto" w:after="60"/>
-        <w:ind w:firstLine="0" w:left="567"/>
-      </w:pPr>
-      <w:r>
-        <w:rPr>
-          <w:rFonts w:ascii="Times New Roman" w:hAnsi="Times New Roman" w:eastAsia="Times New Roman"/>
-          <w:color w:val="000000"/>
-          <w:sz w:val="24"/>
-        </w:rPr>
-        <w:t>– Use case phân rã -- mỗi hành động/mục tiêu của actor = 1 use case.</w:t>
-      </w:r>
-    </w:p>
-    <w:p>
-      <w:pPr>
-        <w:spacing w:line="276" w:lineRule="auto" w:after="60"/>
-        <w:ind w:firstLine="0" w:left="567"/>
-      </w:pPr>
-      <w:r>
-        <w:rPr>
-          <w:rFonts w:ascii="Times New Roman" w:hAnsi="Times New Roman" w:eastAsia="Times New Roman"/>
-          <w:color w:val="000000"/>
-          <w:sz w:val="24"/>
-        </w:rPr>
-        <w:t>– Đặc tả use case -- actor, mục tiêu, luồng chính/thay thế.</w:t>
-      </w:r>
-    </w:p>
-    <w:p>
-      <w:pPr>
-        <w:spacing w:line="276" w:lineRule="auto" w:after="60"/>
-        <w:ind w:firstLine="0" w:left="567"/>
-      </w:pPr>
-      <w:r>
-        <w:rPr>
-          <w:rFonts w:ascii="Times New Roman" w:hAnsi="Times New Roman" w:eastAsia="Times New Roman"/>
-          <w:color w:val="000000"/>
-          <w:sz w:val="24"/>
-        </w:rPr>
-        <w:t>– Activity diagram -- luồng hoạt động của từng use case (hoặc use case chính).</w:t>
-      </w:r>
-    </w:p>
-    <w:p>
-      <w:pPr>
-        <w:spacing w:line="276" w:lineRule="auto" w:after="60"/>
-        <w:ind w:firstLine="0" w:left="567"/>
-      </w:pPr>
-      <w:r>
-        <w:rPr>
-          <w:rFonts w:ascii="Times New Roman" w:hAnsi="Times New Roman" w:eastAsia="Times New Roman"/>
-          <w:color w:val="000000"/>
-          <w:sz w:val="24"/>
-        </w:rPr>
-        <w:t>– Sequence diagram -- tương tác đối tượng theo thời gian.</w:t>
-      </w:r>
-    </w:p>
-    <w:p>
-      <w:pPr>
-        <w:spacing w:line="276" w:lineRule="auto" w:after="60"/>
-        <w:ind w:firstLine="0" w:left="567"/>
-      </w:pPr>
-      <w:r>
-        <w:rPr>
-          <w:rFonts w:ascii="Times New Roman" w:hAnsi="Times New Roman" w:eastAsia="Times New Roman"/>
-          <w:color w:val="000000"/>
-          <w:sz w:val="24"/>
-        </w:rPr>
-        <w:t>– Class diagram -- lớp và quan hệ phục vụ các use case.</w:t>
-      </w:r>
-    </w:p>
-    <w:p>
-      <w:pPr>
-        <w:spacing w:line="276" w:lineRule="auto" w:after="120"/>
-        <w:ind w:firstLine="567"/>
-      </w:pPr>
-      <w:r>
-        <w:rPr>
-          <w:rFonts w:ascii="Times New Roman" w:hAnsi="Times New Roman" w:eastAsia="Times New Roman"/>
-          <w:color w:val="000000"/>
-          <w:sz w:val="24"/>
-        </w:rPr>
-        <w:t>: Nghiệp vụ</w:t>
-      </w:r>
-    </w:p>
-    <w:p>
-      <w:pPr>
-        <w:spacing w:line="276" w:lineRule="auto" w:after="120"/>
-        <w:ind w:firstLine="567"/>
-      </w:pPr>
-      <w:r>
-        <w:rPr>
-          <w:rFonts w:ascii="Times New Roman" w:hAnsi="Times New Roman" w:eastAsia="Times New Roman"/>
-          <w:color w:val="000000"/>
-          <w:sz w:val="24"/>
-        </w:rPr>
-        <w:t>đồng nhất với use case. Ví dụ nghiệp vụ “Quản lý tài khoản” gồm nhiều use case: thêm, sửa, xóa/khóa, tìm kiếm tài khoản.</w:t>
-      </w:r>
-    </w:p>
-    <w:p>
-      <w:pPr>
-        <w:pStyle w:val="Heading2"/>
-      </w:pPr>
-      <w:r>
-        <w:rPr>
-          <w:rFonts w:ascii="Times New Roman" w:hAnsi="Times New Roman" w:eastAsia="Times New Roman"/>
-          <w:b/>
-          <w:color w:val="000000"/>
-          <w:sz w:val="26"/>
-        </w:rPr>
-        <w:t>2.2 Tổng quan nghiệp vụ hệ thống</w:t>
-      </w:r>
-    </w:p>
-    <w:p>
-      <w:pPr>
-        <w:spacing w:line="276" w:lineRule="auto" w:after="120"/>
-        <w:ind w:firstLine="567"/>
-      </w:pPr>
-      <w:r>
-        <w:rPr>
-          <w:rFonts w:ascii="Times New Roman" w:hAnsi="Times New Roman" w:eastAsia="Times New Roman"/>
-          <w:color w:val="000000"/>
-          <w:sz w:val="24"/>
-        </w:rPr>
-        <w:t>Hệ thống quản lý kho phục vụ: xác thực người dùng; duy trì danh mục (tài khoản, NCC, khách hàng, hàng hóa, kho); nhập kho; xuất kho.</w:t>
+        <w:t>2.2 Tổng quan nghiệp vụ</w:t>
       </w:r>
     </w:p>
     <w:tbl>
@@ -4809,10 +4281,10 @@
                 <w:color w:val="000000"/>
                 <w:sz w:val="22"/>
               </w:rPr>
-              <w:t>|p8.8cm|</w:t>
+              <w:t>|p9cm|</w:t>
               <w:br/>
               <w:br/>
-              <w:t>Nghiệp vụ (chung)</w:t>
+              <w:t>Nghiệp vụ</w:t>
             </w:r>
           </w:p>
         </w:tc>
@@ -4829,7 +4301,7 @@
                 <w:color w:val="000000"/>
                 <w:sz w:val="22"/>
               </w:rPr>
-              <w:t>Sẽ phân rã thành các use case (mục tiêu)</w:t>
+              <w:t>Use case tiêu biểu (Ch.3)</w:t>
             </w:r>
           </w:p>
         </w:tc>
@@ -4865,7 +4337,7 @@
                 <w:color w:val="000000"/>
                 <w:sz w:val="22"/>
               </w:rPr>
-              <w:t>Đăng nhập; Đăng xuất</w:t>
+              <w:t>UC01 Đăng nhập; UC02 Đăng xuất</w:t>
             </w:r>
           </w:p>
         </w:tc>
@@ -4901,7 +4373,7 @@
                 <w:color w:val="000000"/>
                 <w:sz w:val="22"/>
               </w:rPr>
-              <w:t>Thêm TK; Sửa TK; Xóa/khóa TK; Tìm TK</w:t>
+              <w:t>UC03 Thêm tài khoản</w:t>
             </w:r>
           </w:p>
         </w:tc>
@@ -4937,7 +4409,7 @@
                 <w:color w:val="000000"/>
                 <w:sz w:val="22"/>
               </w:rPr>
-              <w:t>Thêm; Sửa; Xóa; Tìm NCC</w:t>
+              <w:t>UC04 Thêm nhà cung cấp</w:t>
             </w:r>
           </w:p>
         </w:tc>
@@ -4973,7 +4445,7 @@
                 <w:color w:val="000000"/>
                 <w:sz w:val="22"/>
               </w:rPr>
-              <w:t>Thêm; Sửa; Xóa; Tìm KH</w:t>
+              <w:t>UC05 Thêm khách hàng</w:t>
             </w:r>
           </w:p>
         </w:tc>
@@ -5009,7 +4481,7 @@
                 <w:color w:val="000000"/>
                 <w:sz w:val="22"/>
               </w:rPr>
-              <w:t>Thêm; Sửa; Ngừng; Tìm hàng</w:t>
+              <w:t>UC06 Thêm hàng hóa; UC07 Tìm kiếm hàng hóa</w:t>
             </w:r>
           </w:p>
         </w:tc>
@@ -5045,7 +4517,7 @@
                 <w:color w:val="000000"/>
                 <w:sz w:val="22"/>
               </w:rPr>
-              <w:t>Thêm; Sửa; Tìm kho</w:t>
+              <w:t>UC08 Thêm kho</w:t>
             </w:r>
           </w:p>
         </w:tc>
@@ -5081,7 +4553,7 @@
                 <w:color w:val="000000"/>
                 <w:sz w:val="22"/>
               </w:rPr>
-              <w:t>Lập phiếu nhập; Duyệt phiếu nhập</w:t>
+              <w:t>UC09 Lập phiếu nhập kho</w:t>
             </w:r>
           </w:p>
         </w:tc>
@@ -5117,7 +4589,7 @@
                 <w:color w:val="000000"/>
                 <w:sz w:val="22"/>
               </w:rPr>
-              <w:t>Lập phiếu xuất; Duyệt phiếu xuất</w:t>
+              <w:t>UC10 Lập phiếu xuất kho</w:t>
             </w:r>
           </w:p>
         </w:tc>
@@ -5135,7 +4607,7 @@
           <w:color w:val="000000"/>
           <w:sz w:val="26"/>
         </w:rPr>
-        <w:t>2.3 Nghiệp vụ 1: Xác thực người dùng</w:t>
+        <w:t>2.3 Nghiệp vụ 1: Xác thực</w:t>
       </w:r>
     </w:p>
     <w:p>
@@ -5149,7 +4621,21 @@
           <w:color w:val="000000"/>
           <w:sz w:val="24"/>
         </w:rPr>
-        <w:t>Người dùng đăng nhập bằng tên đăng nhập và mật khẩu để sử dụng hệ thống; khi kết thúc thì đăng xuất (xóa phiên).</w:t>
+        <w:t>Đăng nhập / đăng xuất để mở và kết thúc phiên làm việc.</w:t>
+      </w:r>
+    </w:p>
+    <w:p>
+      <w:pPr>
+        <w:pStyle w:val="Heading2"/>
+      </w:pPr>
+      <w:r>
+        <w:rPr>
+          <w:rFonts w:ascii="Times New Roman" w:hAnsi="Times New Roman" w:eastAsia="Times New Roman"/>
+          <w:b/>
+          <w:color w:val="000000"/>
+          <w:sz w:val="26"/>
+        </w:rPr>
+        <w:t>2.4 Nghiệp vụ 2: Quản lý tài khoản</w:t>
       </w:r>
     </w:p>
     <w:p>
@@ -5163,7 +4649,7 @@
           <w:color w:val="000000"/>
           <w:sz w:val="24"/>
         </w:rPr>
-        <w:t>:</w:t>
+        <w:t>QTV duy trì tài khoản, phân quyền. Use case tiêu biểu:</w:t>
       </w:r>
     </w:p>
     <w:p>
@@ -5177,7 +4663,21 @@
           <w:color w:val="000000"/>
           <w:sz w:val="24"/>
         </w:rPr>
-        <w:t>,</w:t>
+        <w:t>(sửa/khóa/tìm: luồng tương tự khi bảo vệ).</w:t>
+      </w:r>
+    </w:p>
+    <w:p>
+      <w:pPr>
+        <w:pStyle w:val="Heading2"/>
+      </w:pPr>
+      <w:r>
+        <w:rPr>
+          <w:rFonts w:ascii="Times New Roman" w:hAnsi="Times New Roman" w:eastAsia="Times New Roman"/>
+          <w:b/>
+          <w:color w:val="000000"/>
+          <w:sz w:val="26"/>
+        </w:rPr>
+        <w:t>2.5 Nghiệp vụ 3: Quản lý nhà cung cấp</w:t>
       </w:r>
     </w:p>
     <w:p>
@@ -5191,21 +4691,7 @@
           <w:color w:val="000000"/>
           <w:sz w:val="24"/>
         </w:rPr>
-        <w:t>.</w:t>
-      </w:r>
-    </w:p>
-    <w:p>
-      <w:pPr>
-        <w:pStyle w:val="Heading2"/>
-      </w:pPr>
-      <w:r>
-        <w:rPr>
-          <w:rFonts w:ascii="Times New Roman" w:hAnsi="Times New Roman" w:eastAsia="Times New Roman"/>
-          <w:b/>
-          <w:color w:val="000000"/>
-          <w:sz w:val="26"/>
-        </w:rPr>
-        <w:t>2.4 Nghiệp vụ 2: Quản lý tài khoản</w:t>
+        <w:t>Danh mục NCC phục vụ nhập kho. UC tiêu biểu:</w:t>
       </w:r>
     </w:p>
     <w:p>
@@ -5219,7 +4705,21 @@
           <w:color w:val="000000"/>
           <w:sz w:val="24"/>
         </w:rPr>
-        <w:t>Quản trị viên duy trì tài khoản và phân quyền (QTV / QL kho / NV kho). Gồm các hành động: thêm mới, sửa thông tin, khóa/xóa, xem/tìm danh sách.</w:t>
+        <w:t>.</w:t>
+      </w:r>
+    </w:p>
+    <w:p>
+      <w:pPr>
+        <w:pStyle w:val="Heading2"/>
+      </w:pPr>
+      <w:r>
+        <w:rPr>
+          <w:rFonts w:ascii="Times New Roman" w:hAnsi="Times New Roman" w:eastAsia="Times New Roman"/>
+          <w:b/>
+          <w:color w:val="000000"/>
+          <w:sz w:val="26"/>
+        </w:rPr>
+        <w:t>2.6 Nghiệp vụ 4: Quản lý khách hàng</w:t>
       </w:r>
     </w:p>
     <w:p>
@@ -5233,7 +4733,7 @@
           <w:color w:val="000000"/>
           <w:sz w:val="24"/>
         </w:rPr>
-        <w:t>:</w:t>
+        <w:t>Danh mục KH phục vụ xuất kho. UC tiêu biểu:</w:t>
       </w:r>
     </w:p>
     <w:p>
@@ -5261,7 +4761,7 @@
           <w:color w:val="000000"/>
           <w:sz w:val="26"/>
         </w:rPr>
-        <w:t>2.5 Nghiệp vụ 3: Quản lý nhà cung cấp</w:t>
+        <w:t>2.7 Nghiệp vụ 5: Quản lý hàng hóa</w:t>
       </w:r>
     </w:p>
     <w:p>
@@ -5275,7 +4775,7 @@
           <w:color w:val="000000"/>
           <w:sz w:val="24"/>
         </w:rPr>
-        <w:t>Duy trì danh mục NCC phục vụ lập phiếu nhập: thêm, sửa, xóa, tìm kiếm.</w:t>
+        <w:t>Danh mục hàng. UC tiêu biểu:</w:t>
       </w:r>
     </w:p>
     <w:p>
@@ -5289,7 +4789,7 @@
           <w:color w:val="000000"/>
           <w:sz w:val="24"/>
         </w:rPr>
-        <w:t>:</w:t>
+        <w:t>,</w:t>
       </w:r>
     </w:p>
     <w:p>
@@ -5317,7 +4817,7 @@
           <w:color w:val="000000"/>
           <w:sz w:val="26"/>
         </w:rPr>
-        <w:t>2.6 Nghiệp vụ 4: Quản lý khách hàng</w:t>
+        <w:t>2.8 Nghiệp vụ 6: Quản lý kho</w:t>
       </w:r>
     </w:p>
     <w:p>
@@ -5331,7 +4831,7 @@
           <w:color w:val="000000"/>
           <w:sz w:val="24"/>
         </w:rPr>
-        <w:t>Duy trì danh mục KH phục vụ lập phiếu xuất: thêm, sửa, xóa, tìm kiếm.</w:t>
+        <w:t>Thông tin kho. UC tiêu biểu:</w:t>
       </w:r>
     </w:p>
     <w:p>
@@ -5345,7 +4845,21 @@
           <w:color w:val="000000"/>
           <w:sz w:val="24"/>
         </w:rPr>
-        <w:t>:</w:t>
+        <w:t>.</w:t>
+      </w:r>
+    </w:p>
+    <w:p>
+      <w:pPr>
+        <w:pStyle w:val="Heading2"/>
+      </w:pPr>
+      <w:r>
+        <w:rPr>
+          <w:rFonts w:ascii="Times New Roman" w:hAnsi="Times New Roman" w:eastAsia="Times New Roman"/>
+          <w:b/>
+          <w:color w:val="000000"/>
+          <w:sz w:val="26"/>
+        </w:rPr>
+        <w:t>2.9 Nghiệp vụ 7: Nhập kho</w:t>
       </w:r>
     </w:p>
     <w:p>
@@ -5359,7 +4873,7 @@
           <w:color w:val="000000"/>
           <w:sz w:val="24"/>
         </w:rPr>
-        <w:t>.</w:t>
+        <w:t>NV lập phiếu nhập (NCC, kho, dòng hàng), gửi duyệt; QL duyệt thì tăng tồn. Gói trong UC09 (lập + duyệt trên cùng use case với 2 actor).</w:t>
       </w:r>
     </w:p>
     <w:p>
@@ -5373,7 +4887,7 @@
           <w:color w:val="000000"/>
           <w:sz w:val="26"/>
         </w:rPr>
-        <w:t>2.7 Nghiệp vụ 5: Quản lý hàng hóa</w:t>
+        <w:t>2.10 Nghiệp vụ 8: Xuất kho</w:t>
       </w:r>
     </w:p>
     <w:p>
@@ -5387,7 +4901,21 @@
           <w:color w:val="000000"/>
           <w:sz w:val="24"/>
         </w:rPr>
-        <w:t>Danh mục hàng (mã, tên, nhóm, ĐVT, giá): thêm, sửa, ngừng sử dụng, tìm kiếm.</w:t>
+        <w:t>NV lập phiếu xuất (kiểm tra tồn), QL duyệt thì giảm tồn. UC10.</w:t>
+      </w:r>
+    </w:p>
+    <w:p>
+      <w:pPr>
+        <w:pStyle w:val="Heading2"/>
+      </w:pPr>
+      <w:r>
+        <w:rPr>
+          <w:rFonts w:ascii="Times New Roman" w:hAnsi="Times New Roman" w:eastAsia="Times New Roman"/>
+          <w:b/>
+          <w:color w:val="000000"/>
+          <w:sz w:val="26"/>
+        </w:rPr>
+        <w:t>2.11 Kết luận chương</w:t>
       </w:r>
     </w:p>
     <w:p>
@@ -5401,7 +4929,7 @@
           <w:color w:val="000000"/>
           <w:sz w:val="24"/>
         </w:rPr>
-        <w:t>:</w:t>
+        <w:t>Đã mô tả nghiệp vụ và ánh xạ sang</w:t>
       </w:r>
     </w:p>
     <w:p>
@@ -5415,7 +4943,21 @@
           <w:color w:val="000000"/>
           <w:sz w:val="24"/>
         </w:rPr>
-        <w:t>,</w:t>
+        <w:t>mục tiêu (Chương 3).</w:t>
+      </w:r>
+    </w:p>
+    <w:p>
+      <w:pPr>
+        <w:pStyle w:val="Heading1"/>
+      </w:pPr>
+      <w:r>
+        <w:rPr>
+          <w:rFonts w:ascii="Times New Roman" w:hAnsi="Times New Roman" w:eastAsia="Times New Roman"/>
+          <w:b/>
+          <w:color w:val="000000"/>
+          <w:sz w:val="28"/>
+        </w:rPr>
+        <w:t>CHƯƠNG 3: PHÂN TÍCH CHỨC NĂNG -- USE CASE</w:t>
       </w:r>
     </w:p>
     <w:p>
@@ -5429,7 +4971,7 @@
           <w:color w:val="000000"/>
           <w:sz w:val="24"/>
         </w:rPr>
-        <w:t>,</w:t>
+        <w:t>Theo</w:t>
       </w:r>
     </w:p>
     <w:p>
@@ -5443,7 +4985,7 @@
           <w:color w:val="000000"/>
           <w:sz w:val="24"/>
         </w:rPr>
-        <w:t>,</w:t>
+        <w:t>: xuất phát từ actor và mục tiêu (use case), không vẽ DFD/BFD.</w:t>
       </w:r>
     </w:p>
     <w:p>
@@ -5457,21 +4999,7 @@
           <w:color w:val="000000"/>
           <w:sz w:val="24"/>
         </w:rPr>
-        <w:t>.</w:t>
-      </w:r>
-    </w:p>
-    <w:p>
-      <w:pPr>
-        <w:pStyle w:val="Heading2"/>
-      </w:pPr>
-      <w:r>
-        <w:rPr>
-          <w:rFonts w:ascii="Times New Roman" w:hAnsi="Times New Roman" w:eastAsia="Times New Roman"/>
-          <w:b/>
-          <w:color w:val="000000"/>
-          <w:sz w:val="26"/>
-        </w:rPr>
-        <w:t>2.8 Nghiệp vụ 6: Quản lý kho</w:t>
+        <w:t>Thứ tự: tác nhân $</w:t>
       </w:r>
     </w:p>
     <w:p>
@@ -5485,7 +5013,7 @@
           <w:color w:val="000000"/>
           <w:sz w:val="24"/>
         </w:rPr>
-        <w:t>Thông tin kho: thêm, sửa, tìm kiếm / xem tồn tại kho.</w:t>
+        <w:t>UC tổng quát</w:t>
       </w:r>
     </w:p>
     <w:p>
@@ -5499,7 +5027,7 @@
           <w:color w:val="000000"/>
           <w:sz w:val="24"/>
         </w:rPr>
-        <w:t>:</w:t>
+        <w:t>UC phân rã</w:t>
       </w:r>
     </w:p>
     <w:p>
@@ -5513,21 +5041,7 @@
           <w:color w:val="000000"/>
           <w:sz w:val="24"/>
         </w:rPr>
-        <w:t>,</w:t>
-      </w:r>
-    </w:p>
-    <w:p>
-      <w:pPr>
-        <w:spacing w:line="276" w:lineRule="auto" w:after="120"/>
-        <w:ind w:firstLine="567"/>
-      </w:pPr>
-      <w:r>
-        <w:rPr>
-          <w:rFonts w:ascii="Times New Roman" w:hAnsi="Times New Roman" w:eastAsia="Times New Roman"/>
-          <w:color w:val="000000"/>
-          <w:sz w:val="24"/>
-        </w:rPr>
-        <w:t>.</w:t>
+        <w:t>$ đặc tả (10 UC).</w:t>
       </w:r>
     </w:p>
     <w:p>
@@ -5541,441 +5055,7 @@
           <w:color w:val="000000"/>
           <w:sz w:val="26"/>
         </w:rPr>
-        <w:t>2.9 Nghiệp vụ 7: Nhập kho</w:t>
-      </w:r>
-    </w:p>
-    <w:p>
-      <w:pPr>
-        <w:spacing w:line="276" w:lineRule="auto" w:after="120"/>
-        <w:ind w:firstLine="567"/>
-      </w:pPr>
-      <w:r>
-        <w:rPr>
-          <w:rFonts w:ascii="Times New Roman" w:hAnsi="Times New Roman" w:eastAsia="Times New Roman"/>
-          <w:color w:val="000000"/>
-          <w:sz w:val="24"/>
-        </w:rPr>
-        <w:t>Khi hàng về: nhân viên</w:t>
-      </w:r>
-    </w:p>
-    <w:p>
-      <w:pPr>
-        <w:spacing w:line="276" w:lineRule="auto" w:after="120"/>
-        <w:ind w:firstLine="567"/>
-      </w:pPr>
-      <w:r>
-        <w:rPr>
-          <w:rFonts w:ascii="Times New Roman" w:hAnsi="Times New Roman" w:eastAsia="Times New Roman"/>
-          <w:color w:val="000000"/>
-          <w:sz w:val="24"/>
-        </w:rPr>
-        <w:t>(NCC, kho, dòng hàng) và gửi duyệt; quản lý</w:t>
-      </w:r>
-    </w:p>
-    <w:p>
-      <w:pPr>
-        <w:spacing w:line="276" w:lineRule="auto" w:after="120"/>
-        <w:ind w:firstLine="567"/>
-      </w:pPr>
-      <w:r>
-        <w:rPr>
-          <w:rFonts w:ascii="Times New Roman" w:hAnsi="Times New Roman" w:eastAsia="Times New Roman"/>
-          <w:color w:val="000000"/>
-          <w:sz w:val="24"/>
-        </w:rPr>
-        <w:t>thì hệ thống tăng tồn. Hai mục tiêu khác actor $</w:t>
-      </w:r>
-    </w:p>
-    <w:p>
-      <w:pPr>
-        <w:spacing w:line="276" w:lineRule="auto" w:after="120"/>
-        <w:ind w:firstLine="567"/>
-      </w:pPr>
-      <w:r>
-        <w:rPr>
-          <w:rFonts w:ascii="Times New Roman" w:hAnsi="Times New Roman" w:eastAsia="Times New Roman"/>
-          <w:color w:val="000000"/>
-          <w:sz w:val="24"/>
-        </w:rPr>
-        <w:t>$ hai use case (Chương 3).</w:t>
-      </w:r>
-    </w:p>
-    <w:p>
-      <w:pPr>
-        <w:spacing w:line="276" w:lineRule="auto" w:after="120"/>
-        <w:ind w:firstLine="567"/>
-      </w:pPr>
-      <w:r>
-        <w:rPr>
-          <w:rFonts w:ascii="Times New Roman" w:hAnsi="Times New Roman" w:eastAsia="Times New Roman"/>
-          <w:color w:val="000000"/>
-          <w:sz w:val="24"/>
-        </w:rPr>
-        <w:t>:</w:t>
-      </w:r>
-    </w:p>
-    <w:p>
-      <w:pPr>
-        <w:spacing w:line="276" w:lineRule="auto" w:after="120"/>
-        <w:ind w:firstLine="567"/>
-      </w:pPr>
-      <w:r>
-        <w:rPr>
-          <w:rFonts w:ascii="Times New Roman" w:hAnsi="Times New Roman" w:eastAsia="Times New Roman"/>
-          <w:color w:val="000000"/>
-          <w:sz w:val="24"/>
-        </w:rPr>
-        <w:t>,</w:t>
-      </w:r>
-    </w:p>
-    <w:p>
-      <w:pPr>
-        <w:spacing w:line="276" w:lineRule="auto" w:after="120"/>
-        <w:ind w:firstLine="567"/>
-      </w:pPr>
-      <w:r>
-        <w:rPr>
-          <w:rFonts w:ascii="Times New Roman" w:hAnsi="Times New Roman" w:eastAsia="Times New Roman"/>
-          <w:color w:val="000000"/>
-          <w:sz w:val="24"/>
-        </w:rPr>
-        <w:t>,</w:t>
-      </w:r>
-    </w:p>
-    <w:p>
-      <w:pPr>
-        <w:spacing w:line="276" w:lineRule="auto" w:after="120"/>
-        <w:ind w:firstLine="567"/>
-      </w:pPr>
-      <w:r>
-        <w:rPr>
-          <w:rFonts w:ascii="Times New Roman" w:hAnsi="Times New Roman" w:eastAsia="Times New Roman"/>
-          <w:color w:val="000000"/>
-          <w:sz w:val="24"/>
-        </w:rPr>
-        <w:t>.</w:t>
-      </w:r>
-    </w:p>
-    <w:p>
-      <w:pPr>
-        <w:pStyle w:val="Heading2"/>
-      </w:pPr>
-      <w:r>
-        <w:rPr>
-          <w:rFonts w:ascii="Times New Roman" w:hAnsi="Times New Roman" w:eastAsia="Times New Roman"/>
-          <w:b/>
-          <w:color w:val="000000"/>
-          <w:sz w:val="26"/>
-        </w:rPr>
-        <w:t>2.10 Nghiệp vụ 8: Xuất kho</w:t>
-      </w:r>
-    </w:p>
-    <w:p>
-      <w:pPr>
-        <w:spacing w:line="276" w:lineRule="auto" w:after="120"/>
-        <w:ind w:firstLine="567"/>
-      </w:pPr>
-      <w:r>
-        <w:rPr>
-          <w:rFonts w:ascii="Times New Roman" w:hAnsi="Times New Roman" w:eastAsia="Times New Roman"/>
-          <w:color w:val="000000"/>
-          <w:sz w:val="24"/>
-        </w:rPr>
-        <w:t>Nhân viên</w:t>
-      </w:r>
-    </w:p>
-    <w:p>
-      <w:pPr>
-        <w:spacing w:line="276" w:lineRule="auto" w:after="120"/>
-        <w:ind w:firstLine="567"/>
-      </w:pPr>
-      <w:r>
-        <w:rPr>
-          <w:rFonts w:ascii="Times New Roman" w:hAnsi="Times New Roman" w:eastAsia="Times New Roman"/>
-          <w:color w:val="000000"/>
-          <w:sz w:val="24"/>
-        </w:rPr>
-        <w:t>(KH, kho, dòng hàng, kiểm tra tồn), gửi duyệt; quản lý</w:t>
-      </w:r>
-    </w:p>
-    <w:p>
-      <w:pPr>
-        <w:spacing w:line="276" w:lineRule="auto" w:after="120"/>
-        <w:ind w:firstLine="567"/>
-      </w:pPr>
-      <w:r>
-        <w:rPr>
-          <w:rFonts w:ascii="Times New Roman" w:hAnsi="Times New Roman" w:eastAsia="Times New Roman"/>
-          <w:color w:val="000000"/>
-          <w:sz w:val="24"/>
-        </w:rPr>
-        <w:t>thì giảm tồn.</w:t>
-      </w:r>
-    </w:p>
-    <w:p>
-      <w:pPr>
-        <w:spacing w:line="276" w:lineRule="auto" w:after="120"/>
-        <w:ind w:firstLine="567"/>
-      </w:pPr>
-      <w:r>
-        <w:rPr>
-          <w:rFonts w:ascii="Times New Roman" w:hAnsi="Times New Roman" w:eastAsia="Times New Roman"/>
-          <w:color w:val="000000"/>
-          <w:sz w:val="24"/>
-        </w:rPr>
-        <w:t>:</w:t>
-      </w:r>
-    </w:p>
-    <w:p>
-      <w:pPr>
-        <w:spacing w:line="276" w:lineRule="auto" w:after="120"/>
-        <w:ind w:firstLine="567"/>
-      </w:pPr>
-      <w:r>
-        <w:rPr>
-          <w:rFonts w:ascii="Times New Roman" w:hAnsi="Times New Roman" w:eastAsia="Times New Roman"/>
-          <w:color w:val="000000"/>
-          <w:sz w:val="24"/>
-        </w:rPr>
-        <w:t>,</w:t>
-      </w:r>
-    </w:p>
-    <w:p>
-      <w:pPr>
-        <w:spacing w:line="276" w:lineRule="auto" w:after="120"/>
-        <w:ind w:firstLine="567"/>
-      </w:pPr>
-      <w:r>
-        <w:rPr>
-          <w:rFonts w:ascii="Times New Roman" w:hAnsi="Times New Roman" w:eastAsia="Times New Roman"/>
-          <w:color w:val="000000"/>
-          <w:sz w:val="24"/>
-        </w:rPr>
-        <w:t>,</w:t>
-      </w:r>
-    </w:p>
-    <w:p>
-      <w:pPr>
-        <w:spacing w:line="276" w:lineRule="auto" w:after="120"/>
-        <w:ind w:firstLine="567"/>
-      </w:pPr>
-      <w:r>
-        <w:rPr>
-          <w:rFonts w:ascii="Times New Roman" w:hAnsi="Times New Roman" w:eastAsia="Times New Roman"/>
-          <w:color w:val="000000"/>
-          <w:sz w:val="24"/>
-        </w:rPr>
-        <w:t>.</w:t>
-      </w:r>
-    </w:p>
-    <w:p>
-      <w:pPr>
-        <w:pStyle w:val="Heading2"/>
-      </w:pPr>
-      <w:r>
-        <w:rPr>
-          <w:rFonts w:ascii="Times New Roman" w:hAnsi="Times New Roman" w:eastAsia="Times New Roman"/>
-          <w:b/>
-          <w:color w:val="000000"/>
-          <w:sz w:val="26"/>
-        </w:rPr>
-        <w:t>2.11 Kết luận chương</w:t>
-      </w:r>
-    </w:p>
-    <w:p>
-      <w:pPr>
-        <w:spacing w:line="276" w:lineRule="auto" w:after="120"/>
-        <w:ind w:firstLine="567"/>
-      </w:pPr>
-      <w:r>
-        <w:rPr>
-          <w:rFonts w:ascii="Times New Roman" w:hAnsi="Times New Roman" w:eastAsia="Times New Roman"/>
-          <w:color w:val="000000"/>
-          <w:sz w:val="24"/>
-        </w:rPr>
-        <w:t>Chương 2 mô tả</w:t>
-      </w:r>
-    </w:p>
-    <w:p>
-      <w:pPr>
-        <w:spacing w:line="276" w:lineRule="auto" w:after="120"/>
-        <w:ind w:firstLine="567"/>
-      </w:pPr>
-      <w:r>
-        <w:rPr>
-          <w:rFonts w:ascii="Times New Roman" w:hAnsi="Times New Roman" w:eastAsia="Times New Roman"/>
-          <w:color w:val="000000"/>
-          <w:sz w:val="24"/>
-        </w:rPr>
-        <w:t>. Bước tiếp theo (Chương 3): use case tổng quát $</w:t>
-      </w:r>
-    </w:p>
-    <w:p>
-      <w:pPr>
-        <w:spacing w:line="276" w:lineRule="auto" w:after="120"/>
-        <w:ind w:firstLine="567"/>
-      </w:pPr>
-      <w:r>
-        <w:rPr>
-          <w:rFonts w:ascii="Times New Roman" w:hAnsi="Times New Roman" w:eastAsia="Times New Roman"/>
-          <w:color w:val="000000"/>
-          <w:sz w:val="24"/>
-        </w:rPr>
-        <w:t>phân rã</w:t>
-      </w:r>
-    </w:p>
-    <w:p>
-      <w:pPr>
-        <w:spacing w:line="276" w:lineRule="auto" w:after="120"/>
-        <w:ind w:firstLine="567"/>
-      </w:pPr>
-      <w:r>
-        <w:rPr>
-          <w:rFonts w:ascii="Times New Roman" w:hAnsi="Times New Roman" w:eastAsia="Times New Roman"/>
-          <w:color w:val="000000"/>
-          <w:sz w:val="24"/>
-        </w:rPr>
-        <w:t>$ đặc tả. Activity, sequence, class trình bày sau khi đã có use case.</w:t>
-      </w:r>
-    </w:p>
-    <w:p>
-      <w:pPr>
-        <w:pStyle w:val="Heading1"/>
-      </w:pPr>
-      <w:r>
-        <w:rPr>
-          <w:rFonts w:ascii="Times New Roman" w:hAnsi="Times New Roman" w:eastAsia="Times New Roman"/>
-          <w:b/>
-          <w:color w:val="000000"/>
-          <w:sz w:val="28"/>
-        </w:rPr>
-        <w:t>CHƯƠNG 3: PHÂN TÍCH CHỨC NĂNG -- USE CASE</w:t>
-      </w:r>
-    </w:p>
-    <w:p>
-      <w:pPr>
-        <w:spacing w:line="276" w:lineRule="auto" w:after="120"/>
-        <w:ind w:firstLine="567"/>
-      </w:pPr>
-      <w:r>
-        <w:rPr>
-          <w:rFonts w:ascii="Times New Roman" w:hAnsi="Times New Roman" w:eastAsia="Times New Roman"/>
-          <w:color w:val="000000"/>
-          <w:sz w:val="24"/>
-        </w:rPr>
-        <w:t>Sau mô tả nghiệp vụ (Ch.2), chương này lần lượt:</w:t>
-      </w:r>
-    </w:p>
-    <w:p>
-      <w:pPr>
-        <w:spacing w:line="276" w:lineRule="auto" w:after="120"/>
-        <w:ind w:firstLine="567"/>
-      </w:pPr>
-      <w:r>
-        <w:rPr>
-          <w:rFonts w:ascii="Times New Roman" w:hAnsi="Times New Roman" w:eastAsia="Times New Roman"/>
-          <w:color w:val="000000"/>
-          <w:sz w:val="24"/>
-        </w:rPr>
-        <w:t>$</w:t>
-      </w:r>
-    </w:p>
-    <w:p>
-      <w:pPr>
-        <w:spacing w:line="276" w:lineRule="auto" w:after="120"/>
-        <w:ind w:firstLine="567"/>
-      </w:pPr>
-      <w:r>
-        <w:rPr>
-          <w:rFonts w:ascii="Times New Roman" w:hAnsi="Times New Roman" w:eastAsia="Times New Roman"/>
-          <w:color w:val="000000"/>
-          <w:sz w:val="24"/>
-        </w:rPr>
-        <w:t>$</w:t>
-      </w:r>
-    </w:p>
-    <w:p>
-      <w:pPr>
-        <w:spacing w:line="276" w:lineRule="auto" w:after="120"/>
-        <w:ind w:firstLine="567"/>
-      </w:pPr>
-      <w:r>
-        <w:rPr>
-          <w:rFonts w:ascii="Times New Roman" w:hAnsi="Times New Roman" w:eastAsia="Times New Roman"/>
-          <w:color w:val="000000"/>
-          <w:sz w:val="24"/>
-        </w:rPr>
-        <w:t>$</w:t>
-      </w:r>
-    </w:p>
-    <w:p>
-      <w:pPr>
-        <w:spacing w:line="276" w:lineRule="auto" w:after="120"/>
-        <w:ind w:firstLine="567"/>
-      </w:pPr>
-      <w:r>
-        <w:rPr>
-          <w:rFonts w:ascii="Times New Roman" w:hAnsi="Times New Roman" w:eastAsia="Times New Roman"/>
-          <w:color w:val="000000"/>
-          <w:sz w:val="24"/>
-        </w:rPr>
-        <w:t>$</w:t>
-      </w:r>
-    </w:p>
-    <w:p>
-      <w:pPr>
-        <w:spacing w:line="276" w:lineRule="auto" w:after="120"/>
-        <w:ind w:firstLine="567"/>
-      </w:pPr>
-      <w:r>
-        <w:rPr>
-          <w:rFonts w:ascii="Times New Roman" w:hAnsi="Times New Roman" w:eastAsia="Times New Roman"/>
-          <w:color w:val="000000"/>
-          <w:sz w:val="24"/>
-        </w:rPr>
-        <w:t>$</w:t>
-      </w:r>
-    </w:p>
-    <w:p>
-      <w:pPr>
-        <w:spacing w:line="276" w:lineRule="auto" w:after="120"/>
-        <w:ind w:firstLine="567"/>
-      </w:pPr>
-      <w:r>
-        <w:rPr>
-          <w:rFonts w:ascii="Times New Roman" w:hAnsi="Times New Roman" w:eastAsia="Times New Roman"/>
-          <w:color w:val="000000"/>
-          <w:sz w:val="24"/>
-        </w:rPr>
-        <w:t>$</w:t>
-      </w:r>
-    </w:p>
-    <w:p>
-      <w:pPr>
-        <w:spacing w:line="276" w:lineRule="auto" w:after="120"/>
-        <w:ind w:firstLine="567"/>
-      </w:pPr>
-      <w:r>
-        <w:rPr>
-          <w:rFonts w:ascii="Times New Roman" w:hAnsi="Times New Roman" w:eastAsia="Times New Roman"/>
-          <w:color w:val="000000"/>
-          <w:sz w:val="24"/>
-        </w:rPr>
-        <w:t>từng use case.</w:t>
-      </w:r>
-    </w:p>
-    <w:p>
-      <w:pPr>
-        <w:pStyle w:val="Heading2"/>
-      </w:pPr>
-      <w:r>
-        <w:rPr>
-          <w:rFonts w:ascii="Times New Roman" w:hAnsi="Times New Roman" w:eastAsia="Times New Roman"/>
-          <w:b/>
-          <w:color w:val="000000"/>
-          <w:sz w:val="26"/>
-        </w:rPr>
-        <w:t>3.1 Phân tích tác nhân</w:t>
+        <w:t>3.1 Tác nhân</w:t>
       </w:r>
     </w:p>
     <w:tbl>
@@ -6059,7 +5139,7 @@
                 <w:color w:val="000000"/>
                 <w:sz w:val="22"/>
               </w:rPr>
-              <w:t>Thêm/sửa/khóa/tìm tài khoản; quản lý kho.</w:t>
+              <w:t>Thêm tài khoản; thêm kho.</w:t>
             </w:r>
           </w:p>
         </w:tc>
@@ -6095,7 +5175,7 @@
                 <w:color w:val="000000"/>
                 <w:sz w:val="22"/>
               </w:rPr>
-              <w:t>Duyệt phiếu nhập/xuất; CRUD đối tác, hàng, kho.</w:t>
+              <w:t>Duyệt phiếu nhập/xuất; thêm/tìm hàng, đối tác, kho.</w:t>
             </w:r>
           </w:p>
         </w:tc>
@@ -6131,7 +5211,7 @@
                 <w:color w:val="000000"/>
                 <w:sz w:val="22"/>
               </w:rPr>
-              <w:t>Lập phiếu nhập/xuất; thêm/sửa/tìm đối tác, hàng.</w:t>
+              <w:t>Lập phiếu nhập/xuất; thêm/tìm hàng, đối tác.</w:t>
             </w:r>
           </w:p>
         </w:tc>
@@ -6149,7 +5229,7 @@
           <w:color w:val="000000"/>
           <w:sz w:val="26"/>
         </w:rPr>
-        <w:t>3.2 Nguyên tắc use case</w:t>
+        <w:t>3.2 Nguyên tắc</w:t>
       </w:r>
     </w:p>
     <w:p>
@@ -6163,7 +5243,7 @@
           <w:color w:val="000000"/>
           <w:sz w:val="24"/>
         </w:rPr>
-        <w:t>• Use case = một mục tiêu cụ thể actor muốn đạt.</w:t>
+        <w:t>• Use case = một mục tiêu cụ thể (vd.\ Thêm hàng hóa), không phải “Quản lý hàng hóa”.</w:t>
       </w:r>
     </w:p>
     <w:p>
@@ -6177,7 +5257,7 @@
           <w:color w:val="000000"/>
           <w:sz w:val="24"/>
         </w:rPr>
-        <w:t>• Nghiệp vụ “Quản lý ...” không phải một use case.</w:t>
+        <w:t>• Tổng quát: nhóm chức năng từ nghiệp vụ.</w:t>
       </w:r>
     </w:p>
     <w:p>
@@ -6191,21 +5271,7 @@
           <w:color w:val="000000"/>
           <w:sz w:val="24"/>
         </w:rPr>
-        <w:t>• Tổng quát: vẽ nhóm chức năng (từ nghiệp vụ).</w:t>
-      </w:r>
-    </w:p>
-    <w:p>
-      <w:pPr>
-        <w:spacing w:line="276" w:lineRule="auto" w:after="60"/>
-        <w:ind w:firstLine="0" w:left="567"/>
-      </w:pPr>
-      <w:r>
-        <w:rPr>
-          <w:rFonts w:ascii="Times New Roman" w:hAnsi="Times New Roman" w:eastAsia="Times New Roman"/>
-          <w:color w:val="000000"/>
-          <w:sz w:val="24"/>
-        </w:rPr>
-        <w:t>• Phân rã: vẽ từng hành động (Thêm, Sửa, Xóa, Tìm...).</w:t>
+        <w:t>• Phân rã: các use case cụ thể thuộc nhóm (báo cáo chọn 10 UC tiêu biểu).</w:t>
       </w:r>
     </w:p>
     <w:p>
@@ -6231,7 +5297,7 @@
       <w:r>
         <w:drawing>
           <wp:inline xmlns:a="http://schemas.openxmlformats.org/drawingml/2006/main" xmlns:pic="http://schemas.openxmlformats.org/drawingml/2006/picture">
-            <wp:extent cx="5580000" cy="3842201"/>
+            <wp:extent cx="5580000" cy="4004166"/>
             <wp:docPr id="1" name="Picture 1"/>
             <wp:cNvGraphicFramePr>
               <a:graphicFrameLocks noChangeAspect="1"/>
@@ -6252,7 +5318,7 @@
                   <pic:spPr>
                     <a:xfrm>
                       <a:off x="0" y="0"/>
-                      <a:ext cx="5580000" cy="3842201"/>
+                      <a:ext cx="5580000" cy="4004166"/>
                     </a:xfrm>
                     <a:prstGeom prst="rect"/>
                   </pic:spPr>
@@ -6276,7 +5342,7 @@
           <w:color w:val="000000"/>
           <w:sz w:val="22"/>
         </w:rPr>
-        <w:t>Hình 3.1: Sơ đồ use case tổng quát -- các nhóm chức năng (chưa phải use case chi tiết)</w:t>
+        <w:t>Hình 3.1: Sơ đồ use case tổng quát (nhóm chức năng -- chưa phải UC chi tiết)</w:t>
       </w:r>
     </w:p>
     <w:p>
@@ -6291,20 +5357,6 @@
           <w:sz w:val="26"/>
         </w:rPr>
         <w:t>3.4 Sơ đồ use case phân rã</w:t>
-      </w:r>
-    </w:p>
-    <w:p>
-      <w:pPr>
-        <w:pStyle w:val="Heading3"/>
-      </w:pPr>
-      <w:r>
-        <w:rPr>
-          <w:rFonts w:ascii="Times New Roman" w:hAnsi="Times New Roman" w:eastAsia="Times New Roman"/>
-          <w:b/>
-          <w:color w:val="000000"/>
-          <w:sz w:val="24"/>
-        </w:rPr>
-        <w:t>3.4.1 Xác thực và quản lý tài khoản</w:t>
       </w:r>
     </w:p>
     <w:p>
@@ -6316,7 +5368,7 @@
       <w:r>
         <w:drawing>
           <wp:inline xmlns:a="http://schemas.openxmlformats.org/drawingml/2006/main" xmlns:pic="http://schemas.openxmlformats.org/drawingml/2006/picture">
-            <wp:extent cx="5580000" cy="3206586"/>
+            <wp:extent cx="5580000" cy="3944255"/>
             <wp:docPr id="2" name="Picture 2"/>
             <wp:cNvGraphicFramePr>
               <a:graphicFrameLocks noChangeAspect="1"/>
@@ -6337,7 +5389,7 @@
                   <pic:spPr>
                     <a:xfrm>
                       <a:off x="0" y="0"/>
-                      <a:ext cx="5580000" cy="3206586"/>
+                      <a:ext cx="5580000" cy="3944255"/>
                     </a:xfrm>
                     <a:prstGeom prst="rect"/>
                   </pic:spPr>
@@ -6361,21 +5413,7 @@
           <w:color w:val="000000"/>
           <w:sz w:val="22"/>
         </w:rPr>
-        <w:t>Hình 3.2: Sơ đồ use case phân rã -- Tài khoản (Thêm, Sửa, Xóa/khóa, Tìm -- mỗi cái 1 UC)</w:t>
-      </w:r>
-    </w:p>
-    <w:p>
-      <w:pPr>
-        <w:pStyle w:val="Heading3"/>
-      </w:pPr>
-      <w:r>
-        <w:rPr>
-          <w:rFonts w:ascii="Times New Roman" w:hAnsi="Times New Roman" w:eastAsia="Times New Roman"/>
-          <w:b/>
-          <w:color w:val="000000"/>
-          <w:sz w:val="24"/>
-        </w:rPr>
-        <w:t>3.4.2 Quản lý nhà cung cấp và khách hàng</w:t>
+        <w:t>Hình 3.2: Use case phân rã -- Xác thực và thêm tài khoản</w:t>
       </w:r>
     </w:p>
     <w:p>
@@ -6387,7 +5425,7 @@
       <w:r>
         <w:drawing>
           <wp:inline xmlns:a="http://schemas.openxmlformats.org/drawingml/2006/main" xmlns:pic="http://schemas.openxmlformats.org/drawingml/2006/picture">
-            <wp:extent cx="5580000" cy="3511369"/>
+            <wp:extent cx="5580000" cy="2930084"/>
             <wp:docPr id="3" name="Picture 3"/>
             <wp:cNvGraphicFramePr>
               <a:graphicFrameLocks noChangeAspect="1"/>
@@ -6408,7 +5446,7 @@
                   <pic:spPr>
                     <a:xfrm>
                       <a:off x="0" y="0"/>
-                      <a:ext cx="5580000" cy="3511369"/>
+                      <a:ext cx="5580000" cy="2930084"/>
                     </a:xfrm>
                     <a:prstGeom prst="rect"/>
                   </pic:spPr>
@@ -6432,21 +5470,7 @@
           <w:color w:val="000000"/>
           <w:sz w:val="22"/>
         </w:rPr>
-        <w:t>Hình 3.3: Sơ đồ use case phân rã -- NCC và KH (mỗi hành động = 1 UC)</w:t>
-      </w:r>
-    </w:p>
-    <w:p>
-      <w:pPr>
-        <w:pStyle w:val="Heading3"/>
-      </w:pPr>
-      <w:r>
-        <w:rPr>
-          <w:rFonts w:ascii="Times New Roman" w:hAnsi="Times New Roman" w:eastAsia="Times New Roman"/>
-          <w:b/>
-          <w:color w:val="000000"/>
-          <w:sz w:val="24"/>
-        </w:rPr>
-        <w:t>3.4.3 Quản lý hàng hóa và kho</w:t>
+        <w:t>Hình 3.3: Use case phân rã -- Thêm NCC, Thêm khách hàng</w:t>
       </w:r>
     </w:p>
     <w:p>
@@ -6458,7 +5482,7 @@
       <w:r>
         <w:drawing>
           <wp:inline xmlns:a="http://schemas.openxmlformats.org/drawingml/2006/main" xmlns:pic="http://schemas.openxmlformats.org/drawingml/2006/picture">
-            <wp:extent cx="5580000" cy="3593346"/>
+            <wp:extent cx="5580000" cy="3584146"/>
             <wp:docPr id="4" name="Picture 4"/>
             <wp:cNvGraphicFramePr>
               <a:graphicFrameLocks noChangeAspect="1"/>
@@ -6479,7 +5503,7 @@
                   <pic:spPr>
                     <a:xfrm>
                       <a:off x="0" y="0"/>
-                      <a:ext cx="5580000" cy="3593346"/>
+                      <a:ext cx="5580000" cy="3584146"/>
                     </a:xfrm>
                     <a:prstGeom prst="rect"/>
                   </pic:spPr>
@@ -6503,21 +5527,7 @@
           <w:color w:val="000000"/>
           <w:sz w:val="22"/>
         </w:rPr>
-        <w:t>Hình 3.4: Sơ đồ use case phân rã -- Hàng hóa và kho</w:t>
-      </w:r>
-    </w:p>
-    <w:p>
-      <w:pPr>
-        <w:pStyle w:val="Heading3"/>
-      </w:pPr>
-      <w:r>
-        <w:rPr>
-          <w:rFonts w:ascii="Times New Roman" w:hAnsi="Times New Roman" w:eastAsia="Times New Roman"/>
-          <w:b/>
-          <w:color w:val="000000"/>
-          <w:sz w:val="24"/>
-        </w:rPr>
-        <w:t>3.4.4 Nhập kho và xuất kho</w:t>
+        <w:t>Hình 3.4: Use case phân rã -- Hàng hóa và kho</w:t>
       </w:r>
     </w:p>
     <w:p>
@@ -6529,7 +5539,7 @@
       <w:r>
         <w:drawing>
           <wp:inline xmlns:a="http://schemas.openxmlformats.org/drawingml/2006/main" xmlns:pic="http://schemas.openxmlformats.org/drawingml/2006/picture">
-            <wp:extent cx="5580000" cy="2871164"/>
+            <wp:extent cx="5580000" cy="2930084"/>
             <wp:docPr id="5" name="Picture 5"/>
             <wp:cNvGraphicFramePr>
               <a:graphicFrameLocks noChangeAspect="1"/>
@@ -6550,7 +5560,7 @@
                   <pic:spPr>
                     <a:xfrm>
                       <a:off x="0" y="0"/>
-                      <a:ext cx="5580000" cy="2871164"/>
+                      <a:ext cx="5580000" cy="2930084"/>
                     </a:xfrm>
                     <a:prstGeom prst="rect"/>
                   </pic:spPr>
@@ -6574,7 +5584,7 @@
           <w:color w:val="000000"/>
           <w:sz w:val="22"/>
         </w:rPr>
-        <w:t>Hình 3.5: Sơ đồ use case phân rã -- Nhập/xuất (lập và duyệt là 2 UC khác nhau)</w:t>
+        <w:t>Hình 3.5: Use case phân rã -- Lập phiếu nhập / xuất</w:t>
       </w:r>
     </w:p>
     <w:p>
@@ -6588,7 +5598,7 @@
           <w:color w:val="000000"/>
           <w:sz w:val="26"/>
         </w:rPr>
-        <w:t>3.5 Danh sách use case cụ thể</w:t>
+        <w:t>3.5 Danh sách 10 use case</w:t>
       </w:r>
     </w:p>
     <w:tbl>
@@ -6599,15 +5609,14 @@
         <w:tblLook w:firstColumn="1" w:firstRow="1" w:lastColumn="0" w:lastRow="0" w:noHBand="0" w:noVBand="1" w:val="04A0"/>
       </w:tblPr>
       <w:tblGrid>
-        <w:gridCol w:w="2268"/>
-        <w:gridCol w:w="2268"/>
-        <w:gridCol w:w="2268"/>
-        <w:gridCol w:w="2268"/>
+        <w:gridCol w:w="3024"/>
+        <w:gridCol w:w="3024"/>
+        <w:gridCol w:w="3024"/>
       </w:tblGrid>
       <w:tr>
         <w:tc>
           <w:tcPr>
-            <w:tcW w:type="dxa" w:w="2268"/>
+            <w:tcW w:type="dxa" w:w="3024"/>
           </w:tcPr>
           <w:p>
             <w:r/>
@@ -6618,7 +5627,7 @@
                 <w:color w:val="000000"/>
                 <w:sz w:val="22"/>
               </w:rPr>
-              <w:t>|p4.8cm|p3cm|p4cm|</w:t>
+              <w:t>|p5cm|p6.5cm|</w:t>
               <w:br/>
               <w:br/>
               <w:t>Mã</w:t>
@@ -6627,7 +5636,7 @@
         </w:tc>
         <w:tc>
           <w:tcPr>
-            <w:tcW w:type="dxa" w:w="2268"/>
+            <w:tcW w:type="dxa" w:w="3024"/>
           </w:tcPr>
           <w:p>
             <w:r/>
@@ -6638,13 +5647,13 @@
                 <w:color w:val="000000"/>
                 <w:sz w:val="22"/>
               </w:rPr>
-              <w:t>Use case</w:t>
+              <w:t>Use case (mục tiêu)</w:t>
             </w:r>
           </w:p>
         </w:tc>
         <w:tc>
           <w:tcPr>
-            <w:tcW w:type="dxa" w:w="2268"/>
+            <w:tcW w:type="dxa" w:w="3024"/>
           </w:tcPr>
           <w:p>
             <w:r/>
@@ -6659,28 +5668,11 @@
             </w:r>
           </w:p>
         </w:tc>
-        <w:tc>
-          <w:tcPr>
-            <w:tcW w:type="dxa" w:w="2268"/>
-          </w:tcPr>
-          <w:p>
-            <w:r/>
-            <w:r>
-              <w:rPr>
-                <w:rFonts w:ascii="Times New Roman" w:hAnsi="Times New Roman" w:eastAsia="Times New Roman"/>
-                <w:b/>
-                <w:color w:val="000000"/>
-                <w:sz w:val="22"/>
-              </w:rPr>
-              <w:t>Nhóm</w:t>
-            </w:r>
-          </w:p>
-        </w:tc>
       </w:tr>
       <w:tr>
         <w:tc>
           <w:tcPr>
-            <w:tcW w:type="dxa" w:w="2268"/>
+            <w:tcW w:type="dxa" w:w="3024"/>
           </w:tcPr>
           <w:p>
             <w:r/>
@@ -6697,7 +5689,7 @@
         </w:tc>
         <w:tc>
           <w:tcPr>
-            <w:tcW w:type="dxa" w:w="2268"/>
+            <w:tcW w:type="dxa" w:w="3024"/>
           </w:tcPr>
           <w:p>
             <w:r/>
@@ -6714,7 +5706,7 @@
         </w:tc>
         <w:tc>
           <w:tcPr>
-            <w:tcW w:type="dxa" w:w="2268"/>
+            <w:tcW w:type="dxa" w:w="3024"/>
           </w:tcPr>
           <w:p>
             <w:r/>
@@ -6729,28 +5721,11 @@
             </w:r>
           </w:p>
         </w:tc>
-        <w:tc>
-          <w:tcPr>
-            <w:tcW w:type="dxa" w:w="2268"/>
-          </w:tcPr>
-          <w:p>
-            <w:r/>
-            <w:r>
-              <w:rPr>
-                <w:rFonts w:ascii="Times New Roman" w:hAnsi="Times New Roman" w:eastAsia="Times New Roman"/>
-                <w:b w:val="0"/>
-                <w:color w:val="000000"/>
-                <w:sz w:val="22"/>
-              </w:rPr>
-              <w:t>Xác thực</w:t>
-            </w:r>
-          </w:p>
-        </w:tc>
       </w:tr>
       <w:tr>
         <w:tc>
           <w:tcPr>
-            <w:tcW w:type="dxa" w:w="2268"/>
+            <w:tcW w:type="dxa" w:w="3024"/>
           </w:tcPr>
           <w:p>
             <w:r/>
@@ -6767,7 +5742,7 @@
         </w:tc>
         <w:tc>
           <w:tcPr>
-            <w:tcW w:type="dxa" w:w="2268"/>
+            <w:tcW w:type="dxa" w:w="3024"/>
           </w:tcPr>
           <w:p>
             <w:r/>
@@ -6784,7 +5759,7 @@
         </w:tc>
         <w:tc>
           <w:tcPr>
-            <w:tcW w:type="dxa" w:w="2268"/>
+            <w:tcW w:type="dxa" w:w="3024"/>
           </w:tcPr>
           <w:p>
             <w:r/>
@@ -6799,28 +5774,11 @@
             </w:r>
           </w:p>
         </w:tc>
-        <w:tc>
-          <w:tcPr>
-            <w:tcW w:type="dxa" w:w="2268"/>
-          </w:tcPr>
-          <w:p>
-            <w:r/>
-            <w:r>
-              <w:rPr>
-                <w:rFonts w:ascii="Times New Roman" w:hAnsi="Times New Roman" w:eastAsia="Times New Roman"/>
-                <w:b w:val="0"/>
-                <w:color w:val="000000"/>
-                <w:sz w:val="22"/>
-              </w:rPr>
-              <w:t>Xác thực</w:t>
-            </w:r>
-          </w:p>
-        </w:tc>
       </w:tr>
       <w:tr>
         <w:tc>
           <w:tcPr>
-            <w:tcW w:type="dxa" w:w="2268"/>
+            <w:tcW w:type="dxa" w:w="3024"/>
           </w:tcPr>
           <w:p>
             <w:r/>
@@ -6837,7 +5795,7 @@
         </w:tc>
         <w:tc>
           <w:tcPr>
-            <w:tcW w:type="dxa" w:w="2268"/>
+            <w:tcW w:type="dxa" w:w="3024"/>
           </w:tcPr>
           <w:p>
             <w:r/>
@@ -6854,7 +5812,7 @@
         </w:tc>
         <w:tc>
           <w:tcPr>
-            <w:tcW w:type="dxa" w:w="2268"/>
+            <w:tcW w:type="dxa" w:w="3024"/>
           </w:tcPr>
           <w:p>
             <w:r/>
@@ -6865,24 +5823,7 @@
                 <w:color w:val="000000"/>
                 <w:sz w:val="22"/>
               </w:rPr>
-              <w:t>QTV</w:t>
-            </w:r>
-          </w:p>
-        </w:tc>
-        <w:tc>
-          <w:tcPr>
-            <w:tcW w:type="dxa" w:w="2268"/>
-          </w:tcPr>
-          <w:p>
-            <w:r/>
-            <w:r>
-              <w:rPr>
-                <w:rFonts w:ascii="Times New Roman" w:hAnsi="Times New Roman" w:eastAsia="Times New Roman"/>
-                <w:b w:val="0"/>
-                <w:color w:val="000000"/>
-                <w:sz w:val="22"/>
-              </w:rPr>
-              <w:t>QL tài khoản</w:t>
+              <w:t>Quản trị viên</w:t>
             </w:r>
           </w:p>
         </w:tc>
@@ -6890,7 +5831,7 @@
       <w:tr>
         <w:tc>
           <w:tcPr>
-            <w:tcW w:type="dxa" w:w="2268"/>
+            <w:tcW w:type="dxa" w:w="3024"/>
           </w:tcPr>
           <w:p>
             <w:r/>
@@ -6907,7 +5848,7 @@
         </w:tc>
         <w:tc>
           <w:tcPr>
-            <w:tcW w:type="dxa" w:w="2268"/>
+            <w:tcW w:type="dxa" w:w="3024"/>
           </w:tcPr>
           <w:p>
             <w:r/>
@@ -6918,13 +5859,13 @@
                 <w:color w:val="000000"/>
                 <w:sz w:val="22"/>
               </w:rPr>
-              <w:t>Sửa tài khoản</w:t>
+              <w:t>Thêm nhà cung cấp</w:t>
             </w:r>
           </w:p>
         </w:tc>
         <w:tc>
           <w:tcPr>
-            <w:tcW w:type="dxa" w:w="2268"/>
+            <w:tcW w:type="dxa" w:w="3024"/>
           </w:tcPr>
           <w:p>
             <w:r/>
@@ -6935,24 +5876,7 @@
                 <w:color w:val="000000"/>
                 <w:sz w:val="22"/>
               </w:rPr>
-              <w:t>QTV</w:t>
-            </w:r>
-          </w:p>
-        </w:tc>
-        <w:tc>
-          <w:tcPr>
-            <w:tcW w:type="dxa" w:w="2268"/>
-          </w:tcPr>
-          <w:p>
-            <w:r/>
-            <w:r>
-              <w:rPr>
-                <w:rFonts w:ascii="Times New Roman" w:hAnsi="Times New Roman" w:eastAsia="Times New Roman"/>
-                <w:b w:val="0"/>
-                <w:color w:val="000000"/>
-                <w:sz w:val="22"/>
-              </w:rPr>
-              <w:t>QL tài khoản</w:t>
+              <w:t>NV kho, QL kho</w:t>
             </w:r>
           </w:p>
         </w:tc>
@@ -6960,7 +5884,7 @@
       <w:tr>
         <w:tc>
           <w:tcPr>
-            <w:tcW w:type="dxa" w:w="2268"/>
+            <w:tcW w:type="dxa" w:w="3024"/>
           </w:tcPr>
           <w:p>
             <w:r/>
@@ -6977,7 +5901,7 @@
         </w:tc>
         <w:tc>
           <w:tcPr>
-            <w:tcW w:type="dxa" w:w="2268"/>
+            <w:tcW w:type="dxa" w:w="3024"/>
           </w:tcPr>
           <w:p>
             <w:r/>
@@ -6988,13 +5912,13 @@
                 <w:color w:val="000000"/>
                 <w:sz w:val="22"/>
               </w:rPr>
-              <w:t>Xóa/khóa tài khoản</w:t>
+              <w:t>Thêm khách hàng</w:t>
             </w:r>
           </w:p>
         </w:tc>
         <w:tc>
           <w:tcPr>
-            <w:tcW w:type="dxa" w:w="2268"/>
+            <w:tcW w:type="dxa" w:w="3024"/>
           </w:tcPr>
           <w:p>
             <w:r/>
@@ -7005,24 +5929,7 @@
                 <w:color w:val="000000"/>
                 <w:sz w:val="22"/>
               </w:rPr>
-              <w:t>QTV</w:t>
-            </w:r>
-          </w:p>
-        </w:tc>
-        <w:tc>
-          <w:tcPr>
-            <w:tcW w:type="dxa" w:w="2268"/>
-          </w:tcPr>
-          <w:p>
-            <w:r/>
-            <w:r>
-              <w:rPr>
-                <w:rFonts w:ascii="Times New Roman" w:hAnsi="Times New Roman" w:eastAsia="Times New Roman"/>
-                <w:b w:val="0"/>
-                <w:color w:val="000000"/>
-                <w:sz w:val="22"/>
-              </w:rPr>
-              <w:t>QL tài khoản</w:t>
+              <w:t>NV kho, QL kho</w:t>
             </w:r>
           </w:p>
         </w:tc>
@@ -7030,7 +5937,7 @@
       <w:tr>
         <w:tc>
           <w:tcPr>
-            <w:tcW w:type="dxa" w:w="2268"/>
+            <w:tcW w:type="dxa" w:w="3024"/>
           </w:tcPr>
           <w:p>
             <w:r/>
@@ -7047,7 +5954,7 @@
         </w:tc>
         <w:tc>
           <w:tcPr>
-            <w:tcW w:type="dxa" w:w="2268"/>
+            <w:tcW w:type="dxa" w:w="3024"/>
           </w:tcPr>
           <w:p>
             <w:r/>
@@ -7058,13 +5965,13 @@
                 <w:color w:val="000000"/>
                 <w:sz w:val="22"/>
               </w:rPr>
-              <w:t>Tìm kiếm tài khoản</w:t>
+              <w:t>Thêm hàng hóa</w:t>
             </w:r>
           </w:p>
         </w:tc>
         <w:tc>
           <w:tcPr>
-            <w:tcW w:type="dxa" w:w="2268"/>
+            <w:tcW w:type="dxa" w:w="3024"/>
           </w:tcPr>
           <w:p>
             <w:r/>
@@ -7075,24 +5982,7 @@
                 <w:color w:val="000000"/>
                 <w:sz w:val="22"/>
               </w:rPr>
-              <w:t>QTV</w:t>
-            </w:r>
-          </w:p>
-        </w:tc>
-        <w:tc>
-          <w:tcPr>
-            <w:tcW w:type="dxa" w:w="2268"/>
-          </w:tcPr>
-          <w:p>
-            <w:r/>
-            <w:r>
-              <w:rPr>
-                <w:rFonts w:ascii="Times New Roman" w:hAnsi="Times New Roman" w:eastAsia="Times New Roman"/>
-                <w:b w:val="0"/>
-                <w:color w:val="000000"/>
-                <w:sz w:val="22"/>
-              </w:rPr>
-              <w:t>QL tài khoản</w:t>
+              <w:t>NV kho, QL kho</w:t>
             </w:r>
           </w:p>
         </w:tc>
@@ -7100,7 +5990,7 @@
       <w:tr>
         <w:tc>
           <w:tcPr>
-            <w:tcW w:type="dxa" w:w="2268"/>
+            <w:tcW w:type="dxa" w:w="3024"/>
           </w:tcPr>
           <w:p>
             <w:r/>
@@ -7117,7 +6007,7 @@
         </w:tc>
         <w:tc>
           <w:tcPr>
-            <w:tcW w:type="dxa" w:w="2268"/>
+            <w:tcW w:type="dxa" w:w="3024"/>
           </w:tcPr>
           <w:p>
             <w:r/>
@@ -7128,13 +6018,13 @@
                 <w:color w:val="000000"/>
                 <w:sz w:val="22"/>
               </w:rPr>
-              <w:t>Thêm nhà cung cấp</w:t>
+              <w:t>Tìm kiếm hàng hóa</w:t>
             </w:r>
           </w:p>
         </w:tc>
         <w:tc>
           <w:tcPr>
-            <w:tcW w:type="dxa" w:w="2268"/>
+            <w:tcW w:type="dxa" w:w="3024"/>
           </w:tcPr>
           <w:p>
             <w:r/>
@@ -7145,24 +6035,7 @@
                 <w:color w:val="000000"/>
                 <w:sz w:val="22"/>
               </w:rPr>
-              <w:t>NV, QL</w:t>
-            </w:r>
-          </w:p>
-        </w:tc>
-        <w:tc>
-          <w:tcPr>
-            <w:tcW w:type="dxa" w:w="2268"/>
-          </w:tcPr>
-          <w:p>
-            <w:r/>
-            <w:r>
-              <w:rPr>
-                <w:rFonts w:ascii="Times New Roman" w:hAnsi="Times New Roman" w:eastAsia="Times New Roman"/>
-                <w:b w:val="0"/>
-                <w:color w:val="000000"/>
-                <w:sz w:val="22"/>
-              </w:rPr>
-              <w:t>QL NCC</w:t>
+              <w:t>Người có quyền</w:t>
             </w:r>
           </w:p>
         </w:tc>
@@ -7170,7 +6043,7 @@
       <w:tr>
         <w:tc>
           <w:tcPr>
-            <w:tcW w:type="dxa" w:w="2268"/>
+            <w:tcW w:type="dxa" w:w="3024"/>
           </w:tcPr>
           <w:p>
             <w:r/>
@@ -7187,7 +6060,7 @@
         </w:tc>
         <w:tc>
           <w:tcPr>
-            <w:tcW w:type="dxa" w:w="2268"/>
+            <w:tcW w:type="dxa" w:w="3024"/>
           </w:tcPr>
           <w:p>
             <w:r/>
@@ -7198,13 +6071,13 @@
                 <w:color w:val="000000"/>
                 <w:sz w:val="22"/>
               </w:rPr>
-              <w:t>Sửa nhà cung cấp</w:t>
+              <w:t>Thêm kho</w:t>
             </w:r>
           </w:p>
         </w:tc>
         <w:tc>
           <w:tcPr>
-            <w:tcW w:type="dxa" w:w="2268"/>
+            <w:tcW w:type="dxa" w:w="3024"/>
           </w:tcPr>
           <w:p>
             <w:r/>
@@ -7215,24 +6088,7 @@
                 <w:color w:val="000000"/>
                 <w:sz w:val="22"/>
               </w:rPr>
-              <w:t>NV, QL</w:t>
-            </w:r>
-          </w:p>
-        </w:tc>
-        <w:tc>
-          <w:tcPr>
-            <w:tcW w:type="dxa" w:w="2268"/>
-          </w:tcPr>
-          <w:p>
-            <w:r/>
-            <w:r>
-              <w:rPr>
-                <w:rFonts w:ascii="Times New Roman" w:hAnsi="Times New Roman" w:eastAsia="Times New Roman"/>
-                <w:b w:val="0"/>
-                <w:color w:val="000000"/>
-                <w:sz w:val="22"/>
-              </w:rPr>
-              <w:t>QL NCC</w:t>
+              <w:t>QL kho, QTV</w:t>
             </w:r>
           </w:p>
         </w:tc>
@@ -7240,7 +6096,7 @@
       <w:tr>
         <w:tc>
           <w:tcPr>
-            <w:tcW w:type="dxa" w:w="2268"/>
+            <w:tcW w:type="dxa" w:w="3024"/>
           </w:tcPr>
           <w:p>
             <w:r/>
@@ -7257,7 +6113,7 @@
         </w:tc>
         <w:tc>
           <w:tcPr>
-            <w:tcW w:type="dxa" w:w="2268"/>
+            <w:tcW w:type="dxa" w:w="3024"/>
           </w:tcPr>
           <w:p>
             <w:r/>
@@ -7268,13 +6124,13 @@
                 <w:color w:val="000000"/>
                 <w:sz w:val="22"/>
               </w:rPr>
-              <w:t>Xóa nhà cung cấp</w:t>
+              <w:t>Lập phiếu nhập kho</w:t>
             </w:r>
           </w:p>
         </w:tc>
         <w:tc>
           <w:tcPr>
-            <w:tcW w:type="dxa" w:w="2268"/>
+            <w:tcW w:type="dxa" w:w="3024"/>
           </w:tcPr>
           <w:p>
             <w:r/>
@@ -7285,24 +6141,7 @@
                 <w:color w:val="000000"/>
                 <w:sz w:val="22"/>
               </w:rPr>
-              <w:t>NV, QL</w:t>
-            </w:r>
-          </w:p>
-        </w:tc>
-        <w:tc>
-          <w:tcPr>
-            <w:tcW w:type="dxa" w:w="2268"/>
-          </w:tcPr>
-          <w:p>
-            <w:r/>
-            <w:r>
-              <w:rPr>
-                <w:rFonts w:ascii="Times New Roman" w:hAnsi="Times New Roman" w:eastAsia="Times New Roman"/>
-                <w:b w:val="0"/>
-                <w:color w:val="000000"/>
-                <w:sz w:val="22"/>
-              </w:rPr>
-              <w:t>QL NCC</w:t>
+              <w:t>NV (lập), QL (duyệt)</w:t>
             </w:r>
           </w:p>
         </w:tc>
@@ -7310,7 +6149,7 @@
       <w:tr>
         <w:tc>
           <w:tcPr>
-            <w:tcW w:type="dxa" w:w="2268"/>
+            <w:tcW w:type="dxa" w:w="3024"/>
           </w:tcPr>
           <w:p>
             <w:r/>
@@ -7327,987 +6166,7 @@
         </w:tc>
         <w:tc>
           <w:tcPr>
-            <w:tcW w:type="dxa" w:w="2268"/>
-          </w:tcPr>
-          <w:p>
-            <w:r/>
-            <w:r>
-              <w:rPr>
-                <w:rFonts w:ascii="Times New Roman" w:hAnsi="Times New Roman" w:eastAsia="Times New Roman"/>
-                <w:b w:val="0"/>
-                <w:color w:val="000000"/>
-                <w:sz w:val="22"/>
-              </w:rPr>
-              <w:t>Tìm kiếm nhà cung cấp</w:t>
-            </w:r>
-          </w:p>
-        </w:tc>
-        <w:tc>
-          <w:tcPr>
-            <w:tcW w:type="dxa" w:w="2268"/>
-          </w:tcPr>
-          <w:p>
-            <w:r/>
-            <w:r>
-              <w:rPr>
-                <w:rFonts w:ascii="Times New Roman" w:hAnsi="Times New Roman" w:eastAsia="Times New Roman"/>
-                <w:b w:val="0"/>
-                <w:color w:val="000000"/>
-                <w:sz w:val="22"/>
-              </w:rPr>
-              <w:t>NV, QL</w:t>
-            </w:r>
-          </w:p>
-        </w:tc>
-        <w:tc>
-          <w:tcPr>
-            <w:tcW w:type="dxa" w:w="2268"/>
-          </w:tcPr>
-          <w:p>
-            <w:r/>
-            <w:r>
-              <w:rPr>
-                <w:rFonts w:ascii="Times New Roman" w:hAnsi="Times New Roman" w:eastAsia="Times New Roman"/>
-                <w:b w:val="0"/>
-                <w:color w:val="000000"/>
-                <w:sz w:val="22"/>
-              </w:rPr>
-              <w:t>QL NCC</w:t>
-            </w:r>
-          </w:p>
-        </w:tc>
-      </w:tr>
-      <w:tr>
-        <w:tc>
-          <w:tcPr>
-            <w:tcW w:type="dxa" w:w="2268"/>
-          </w:tcPr>
-          <w:p>
-            <w:r/>
-            <w:r>
-              <w:rPr>
-                <w:rFonts w:ascii="Times New Roman" w:hAnsi="Times New Roman" w:eastAsia="Times New Roman"/>
-                <w:b w:val="0"/>
-                <w:color w:val="000000"/>
-                <w:sz w:val="22"/>
-              </w:rPr>
-              <w:t>UC11</w:t>
-            </w:r>
-          </w:p>
-        </w:tc>
-        <w:tc>
-          <w:tcPr>
-            <w:tcW w:type="dxa" w:w="2268"/>
-          </w:tcPr>
-          <w:p>
-            <w:r/>
-            <w:r>
-              <w:rPr>
-                <w:rFonts w:ascii="Times New Roman" w:hAnsi="Times New Roman" w:eastAsia="Times New Roman"/>
-                <w:b w:val="0"/>
-                <w:color w:val="000000"/>
-                <w:sz w:val="22"/>
-              </w:rPr>
-              <w:t>Thêm khách hàng</w:t>
-            </w:r>
-          </w:p>
-        </w:tc>
-        <w:tc>
-          <w:tcPr>
-            <w:tcW w:type="dxa" w:w="2268"/>
-          </w:tcPr>
-          <w:p>
-            <w:r/>
-            <w:r>
-              <w:rPr>
-                <w:rFonts w:ascii="Times New Roman" w:hAnsi="Times New Roman" w:eastAsia="Times New Roman"/>
-                <w:b w:val="0"/>
-                <w:color w:val="000000"/>
-                <w:sz w:val="22"/>
-              </w:rPr>
-              <w:t>NV, QL</w:t>
-            </w:r>
-          </w:p>
-        </w:tc>
-        <w:tc>
-          <w:tcPr>
-            <w:tcW w:type="dxa" w:w="2268"/>
-          </w:tcPr>
-          <w:p>
-            <w:r/>
-            <w:r>
-              <w:rPr>
-                <w:rFonts w:ascii="Times New Roman" w:hAnsi="Times New Roman" w:eastAsia="Times New Roman"/>
-                <w:b w:val="0"/>
-                <w:color w:val="000000"/>
-                <w:sz w:val="22"/>
-              </w:rPr>
-              <w:t>QL KH</w:t>
-            </w:r>
-          </w:p>
-        </w:tc>
-      </w:tr>
-      <w:tr>
-        <w:tc>
-          <w:tcPr>
-            <w:tcW w:type="dxa" w:w="2268"/>
-          </w:tcPr>
-          <w:p>
-            <w:r/>
-            <w:r>
-              <w:rPr>
-                <w:rFonts w:ascii="Times New Roman" w:hAnsi="Times New Roman" w:eastAsia="Times New Roman"/>
-                <w:b w:val="0"/>
-                <w:color w:val="000000"/>
-                <w:sz w:val="22"/>
-              </w:rPr>
-              <w:t>UC12</w:t>
-            </w:r>
-          </w:p>
-        </w:tc>
-        <w:tc>
-          <w:tcPr>
-            <w:tcW w:type="dxa" w:w="2268"/>
-          </w:tcPr>
-          <w:p>
-            <w:r/>
-            <w:r>
-              <w:rPr>
-                <w:rFonts w:ascii="Times New Roman" w:hAnsi="Times New Roman" w:eastAsia="Times New Roman"/>
-                <w:b w:val="0"/>
-                <w:color w:val="000000"/>
-                <w:sz w:val="22"/>
-              </w:rPr>
-              <w:t>Sửa khách hàng</w:t>
-            </w:r>
-          </w:p>
-        </w:tc>
-        <w:tc>
-          <w:tcPr>
-            <w:tcW w:type="dxa" w:w="2268"/>
-          </w:tcPr>
-          <w:p>
-            <w:r/>
-            <w:r>
-              <w:rPr>
-                <w:rFonts w:ascii="Times New Roman" w:hAnsi="Times New Roman" w:eastAsia="Times New Roman"/>
-                <w:b w:val="0"/>
-                <w:color w:val="000000"/>
-                <w:sz w:val="22"/>
-              </w:rPr>
-              <w:t>NV, QL</w:t>
-            </w:r>
-          </w:p>
-        </w:tc>
-        <w:tc>
-          <w:tcPr>
-            <w:tcW w:type="dxa" w:w="2268"/>
-          </w:tcPr>
-          <w:p>
-            <w:r/>
-            <w:r>
-              <w:rPr>
-                <w:rFonts w:ascii="Times New Roman" w:hAnsi="Times New Roman" w:eastAsia="Times New Roman"/>
-                <w:b w:val="0"/>
-                <w:color w:val="000000"/>
-                <w:sz w:val="22"/>
-              </w:rPr>
-              <w:t>QL KH</w:t>
-            </w:r>
-          </w:p>
-        </w:tc>
-      </w:tr>
-      <w:tr>
-        <w:tc>
-          <w:tcPr>
-            <w:tcW w:type="dxa" w:w="2268"/>
-          </w:tcPr>
-          <w:p>
-            <w:r/>
-            <w:r>
-              <w:rPr>
-                <w:rFonts w:ascii="Times New Roman" w:hAnsi="Times New Roman" w:eastAsia="Times New Roman"/>
-                <w:b w:val="0"/>
-                <w:color w:val="000000"/>
-                <w:sz w:val="22"/>
-              </w:rPr>
-              <w:t>UC13</w:t>
-            </w:r>
-          </w:p>
-        </w:tc>
-        <w:tc>
-          <w:tcPr>
-            <w:tcW w:type="dxa" w:w="2268"/>
-          </w:tcPr>
-          <w:p>
-            <w:r/>
-            <w:r>
-              <w:rPr>
-                <w:rFonts w:ascii="Times New Roman" w:hAnsi="Times New Roman" w:eastAsia="Times New Roman"/>
-                <w:b w:val="0"/>
-                <w:color w:val="000000"/>
-                <w:sz w:val="22"/>
-              </w:rPr>
-              <w:t>Xóa khách hàng</w:t>
-            </w:r>
-          </w:p>
-        </w:tc>
-        <w:tc>
-          <w:tcPr>
-            <w:tcW w:type="dxa" w:w="2268"/>
-          </w:tcPr>
-          <w:p>
-            <w:r/>
-            <w:r>
-              <w:rPr>
-                <w:rFonts w:ascii="Times New Roman" w:hAnsi="Times New Roman" w:eastAsia="Times New Roman"/>
-                <w:b w:val="0"/>
-                <w:color w:val="000000"/>
-                <w:sz w:val="22"/>
-              </w:rPr>
-              <w:t>NV, QL</w:t>
-            </w:r>
-          </w:p>
-        </w:tc>
-        <w:tc>
-          <w:tcPr>
-            <w:tcW w:type="dxa" w:w="2268"/>
-          </w:tcPr>
-          <w:p>
-            <w:r/>
-            <w:r>
-              <w:rPr>
-                <w:rFonts w:ascii="Times New Roman" w:hAnsi="Times New Roman" w:eastAsia="Times New Roman"/>
-                <w:b w:val="0"/>
-                <w:color w:val="000000"/>
-                <w:sz w:val="22"/>
-              </w:rPr>
-              <w:t>QL KH</w:t>
-            </w:r>
-          </w:p>
-        </w:tc>
-      </w:tr>
-      <w:tr>
-        <w:tc>
-          <w:tcPr>
-            <w:tcW w:type="dxa" w:w="2268"/>
-          </w:tcPr>
-          <w:p>
-            <w:r/>
-            <w:r>
-              <w:rPr>
-                <w:rFonts w:ascii="Times New Roman" w:hAnsi="Times New Roman" w:eastAsia="Times New Roman"/>
-                <w:b w:val="0"/>
-                <w:color w:val="000000"/>
-                <w:sz w:val="22"/>
-              </w:rPr>
-              <w:t>UC14</w:t>
-            </w:r>
-          </w:p>
-        </w:tc>
-        <w:tc>
-          <w:tcPr>
-            <w:tcW w:type="dxa" w:w="2268"/>
-          </w:tcPr>
-          <w:p>
-            <w:r/>
-            <w:r>
-              <w:rPr>
-                <w:rFonts w:ascii="Times New Roman" w:hAnsi="Times New Roman" w:eastAsia="Times New Roman"/>
-                <w:b w:val="0"/>
-                <w:color w:val="000000"/>
-                <w:sz w:val="22"/>
-              </w:rPr>
-              <w:t>Tìm kiếm khách hàng</w:t>
-            </w:r>
-          </w:p>
-        </w:tc>
-        <w:tc>
-          <w:tcPr>
-            <w:tcW w:type="dxa" w:w="2268"/>
-          </w:tcPr>
-          <w:p>
-            <w:r/>
-            <w:r>
-              <w:rPr>
-                <w:rFonts w:ascii="Times New Roman" w:hAnsi="Times New Roman" w:eastAsia="Times New Roman"/>
-                <w:b w:val="0"/>
-                <w:color w:val="000000"/>
-                <w:sz w:val="22"/>
-              </w:rPr>
-              <w:t>NV, QL</w:t>
-            </w:r>
-          </w:p>
-        </w:tc>
-        <w:tc>
-          <w:tcPr>
-            <w:tcW w:type="dxa" w:w="2268"/>
-          </w:tcPr>
-          <w:p>
-            <w:r/>
-            <w:r>
-              <w:rPr>
-                <w:rFonts w:ascii="Times New Roman" w:hAnsi="Times New Roman" w:eastAsia="Times New Roman"/>
-                <w:b w:val="0"/>
-                <w:color w:val="000000"/>
-                <w:sz w:val="22"/>
-              </w:rPr>
-              <w:t>QL KH</w:t>
-            </w:r>
-          </w:p>
-        </w:tc>
-      </w:tr>
-      <w:tr>
-        <w:tc>
-          <w:tcPr>
-            <w:tcW w:type="dxa" w:w="2268"/>
-          </w:tcPr>
-          <w:p>
-            <w:r/>
-            <w:r>
-              <w:rPr>
-                <w:rFonts w:ascii="Times New Roman" w:hAnsi="Times New Roman" w:eastAsia="Times New Roman"/>
-                <w:b w:val="0"/>
-                <w:color w:val="000000"/>
-                <w:sz w:val="22"/>
-              </w:rPr>
-              <w:t>UC15</w:t>
-            </w:r>
-          </w:p>
-        </w:tc>
-        <w:tc>
-          <w:tcPr>
-            <w:tcW w:type="dxa" w:w="2268"/>
-          </w:tcPr>
-          <w:p>
-            <w:r/>
-            <w:r>
-              <w:rPr>
-                <w:rFonts w:ascii="Times New Roman" w:hAnsi="Times New Roman" w:eastAsia="Times New Roman"/>
-                <w:b w:val="0"/>
-                <w:color w:val="000000"/>
-                <w:sz w:val="22"/>
-              </w:rPr>
-              <w:t>Thêm hàng hóa</w:t>
-            </w:r>
-          </w:p>
-        </w:tc>
-        <w:tc>
-          <w:tcPr>
-            <w:tcW w:type="dxa" w:w="2268"/>
-          </w:tcPr>
-          <w:p>
-            <w:r/>
-            <w:r>
-              <w:rPr>
-                <w:rFonts w:ascii="Times New Roman" w:hAnsi="Times New Roman" w:eastAsia="Times New Roman"/>
-                <w:b w:val="0"/>
-                <w:color w:val="000000"/>
-                <w:sz w:val="22"/>
-              </w:rPr>
-              <w:t>NV, QL</w:t>
-            </w:r>
-          </w:p>
-        </w:tc>
-        <w:tc>
-          <w:tcPr>
-            <w:tcW w:type="dxa" w:w="2268"/>
-          </w:tcPr>
-          <w:p>
-            <w:r/>
-            <w:r>
-              <w:rPr>
-                <w:rFonts w:ascii="Times New Roman" w:hAnsi="Times New Roman" w:eastAsia="Times New Roman"/>
-                <w:b w:val="0"/>
-                <w:color w:val="000000"/>
-                <w:sz w:val="22"/>
-              </w:rPr>
-              <w:t>QL hàng hóa</w:t>
-            </w:r>
-          </w:p>
-        </w:tc>
-      </w:tr>
-      <w:tr>
-        <w:tc>
-          <w:tcPr>
-            <w:tcW w:type="dxa" w:w="2268"/>
-          </w:tcPr>
-          <w:p>
-            <w:r/>
-            <w:r>
-              <w:rPr>
-                <w:rFonts w:ascii="Times New Roman" w:hAnsi="Times New Roman" w:eastAsia="Times New Roman"/>
-                <w:b w:val="0"/>
-                <w:color w:val="000000"/>
-                <w:sz w:val="22"/>
-              </w:rPr>
-              <w:t>UC16</w:t>
-            </w:r>
-          </w:p>
-        </w:tc>
-        <w:tc>
-          <w:tcPr>
-            <w:tcW w:type="dxa" w:w="2268"/>
-          </w:tcPr>
-          <w:p>
-            <w:r/>
-            <w:r>
-              <w:rPr>
-                <w:rFonts w:ascii="Times New Roman" w:hAnsi="Times New Roman" w:eastAsia="Times New Roman"/>
-                <w:b w:val="0"/>
-                <w:color w:val="000000"/>
-                <w:sz w:val="22"/>
-              </w:rPr>
-              <w:t>Sửa hàng hóa</w:t>
-            </w:r>
-          </w:p>
-        </w:tc>
-        <w:tc>
-          <w:tcPr>
-            <w:tcW w:type="dxa" w:w="2268"/>
-          </w:tcPr>
-          <w:p>
-            <w:r/>
-            <w:r>
-              <w:rPr>
-                <w:rFonts w:ascii="Times New Roman" w:hAnsi="Times New Roman" w:eastAsia="Times New Roman"/>
-                <w:b w:val="0"/>
-                <w:color w:val="000000"/>
-                <w:sz w:val="22"/>
-              </w:rPr>
-              <w:t>NV, QL</w:t>
-            </w:r>
-          </w:p>
-        </w:tc>
-        <w:tc>
-          <w:tcPr>
-            <w:tcW w:type="dxa" w:w="2268"/>
-          </w:tcPr>
-          <w:p>
-            <w:r/>
-            <w:r>
-              <w:rPr>
-                <w:rFonts w:ascii="Times New Roman" w:hAnsi="Times New Roman" w:eastAsia="Times New Roman"/>
-                <w:b w:val="0"/>
-                <w:color w:val="000000"/>
-                <w:sz w:val="22"/>
-              </w:rPr>
-              <w:t>QL hàng hóa</w:t>
-            </w:r>
-          </w:p>
-        </w:tc>
-      </w:tr>
-      <w:tr>
-        <w:tc>
-          <w:tcPr>
-            <w:tcW w:type="dxa" w:w="2268"/>
-          </w:tcPr>
-          <w:p>
-            <w:r/>
-            <w:r>
-              <w:rPr>
-                <w:rFonts w:ascii="Times New Roman" w:hAnsi="Times New Roman" w:eastAsia="Times New Roman"/>
-                <w:b w:val="0"/>
-                <w:color w:val="000000"/>
-                <w:sz w:val="22"/>
-              </w:rPr>
-              <w:t>UC17</w:t>
-            </w:r>
-          </w:p>
-        </w:tc>
-        <w:tc>
-          <w:tcPr>
-            <w:tcW w:type="dxa" w:w="2268"/>
-          </w:tcPr>
-          <w:p>
-            <w:r/>
-            <w:r>
-              <w:rPr>
-                <w:rFonts w:ascii="Times New Roman" w:hAnsi="Times New Roman" w:eastAsia="Times New Roman"/>
-                <w:b w:val="0"/>
-                <w:color w:val="000000"/>
-                <w:sz w:val="22"/>
-              </w:rPr>
-              <w:t>Ngừng sử dụng hàng hóa</w:t>
-            </w:r>
-          </w:p>
-        </w:tc>
-        <w:tc>
-          <w:tcPr>
-            <w:tcW w:type="dxa" w:w="2268"/>
-          </w:tcPr>
-          <w:p>
-            <w:r/>
-            <w:r>
-              <w:rPr>
-                <w:rFonts w:ascii="Times New Roman" w:hAnsi="Times New Roman" w:eastAsia="Times New Roman"/>
-                <w:b w:val="0"/>
-                <w:color w:val="000000"/>
-                <w:sz w:val="22"/>
-              </w:rPr>
-              <w:t>NV, QL</w:t>
-            </w:r>
-          </w:p>
-        </w:tc>
-        <w:tc>
-          <w:tcPr>
-            <w:tcW w:type="dxa" w:w="2268"/>
-          </w:tcPr>
-          <w:p>
-            <w:r/>
-            <w:r>
-              <w:rPr>
-                <w:rFonts w:ascii="Times New Roman" w:hAnsi="Times New Roman" w:eastAsia="Times New Roman"/>
-                <w:b w:val="0"/>
-                <w:color w:val="000000"/>
-                <w:sz w:val="22"/>
-              </w:rPr>
-              <w:t>QL hàng hóa</w:t>
-            </w:r>
-          </w:p>
-        </w:tc>
-      </w:tr>
-      <w:tr>
-        <w:tc>
-          <w:tcPr>
-            <w:tcW w:type="dxa" w:w="2268"/>
-          </w:tcPr>
-          <w:p>
-            <w:r/>
-            <w:r>
-              <w:rPr>
-                <w:rFonts w:ascii="Times New Roman" w:hAnsi="Times New Roman" w:eastAsia="Times New Roman"/>
-                <w:b w:val="0"/>
-                <w:color w:val="000000"/>
-                <w:sz w:val="22"/>
-              </w:rPr>
-              <w:t>UC18</w:t>
-            </w:r>
-          </w:p>
-        </w:tc>
-        <w:tc>
-          <w:tcPr>
-            <w:tcW w:type="dxa" w:w="2268"/>
-          </w:tcPr>
-          <w:p>
-            <w:r/>
-            <w:r>
-              <w:rPr>
-                <w:rFonts w:ascii="Times New Roman" w:hAnsi="Times New Roman" w:eastAsia="Times New Roman"/>
-                <w:b w:val="0"/>
-                <w:color w:val="000000"/>
-                <w:sz w:val="22"/>
-              </w:rPr>
-              <w:t>Tìm kiếm hàng hóa</w:t>
-            </w:r>
-          </w:p>
-        </w:tc>
-        <w:tc>
-          <w:tcPr>
-            <w:tcW w:type="dxa" w:w="2268"/>
-          </w:tcPr>
-          <w:p>
-            <w:r/>
-            <w:r>
-              <w:rPr>
-                <w:rFonts w:ascii="Times New Roman" w:hAnsi="Times New Roman" w:eastAsia="Times New Roman"/>
-                <w:b w:val="0"/>
-                <w:color w:val="000000"/>
-                <w:sz w:val="22"/>
-              </w:rPr>
-              <w:t>Có quyền</w:t>
-            </w:r>
-          </w:p>
-        </w:tc>
-        <w:tc>
-          <w:tcPr>
-            <w:tcW w:type="dxa" w:w="2268"/>
-          </w:tcPr>
-          <w:p>
-            <w:r/>
-            <w:r>
-              <w:rPr>
-                <w:rFonts w:ascii="Times New Roman" w:hAnsi="Times New Roman" w:eastAsia="Times New Roman"/>
-                <w:b w:val="0"/>
-                <w:color w:val="000000"/>
-                <w:sz w:val="22"/>
-              </w:rPr>
-              <w:t>QL hàng hóa</w:t>
-            </w:r>
-          </w:p>
-        </w:tc>
-      </w:tr>
-      <w:tr>
-        <w:tc>
-          <w:tcPr>
-            <w:tcW w:type="dxa" w:w="2268"/>
-          </w:tcPr>
-          <w:p>
-            <w:r/>
-            <w:r>
-              <w:rPr>
-                <w:rFonts w:ascii="Times New Roman" w:hAnsi="Times New Roman" w:eastAsia="Times New Roman"/>
-                <w:b w:val="0"/>
-                <w:color w:val="000000"/>
-                <w:sz w:val="22"/>
-              </w:rPr>
-              <w:t>UC19</w:t>
-            </w:r>
-          </w:p>
-        </w:tc>
-        <w:tc>
-          <w:tcPr>
-            <w:tcW w:type="dxa" w:w="2268"/>
-          </w:tcPr>
-          <w:p>
-            <w:r/>
-            <w:r>
-              <w:rPr>
-                <w:rFonts w:ascii="Times New Roman" w:hAnsi="Times New Roman" w:eastAsia="Times New Roman"/>
-                <w:b w:val="0"/>
-                <w:color w:val="000000"/>
-                <w:sz w:val="22"/>
-              </w:rPr>
-              <w:t>Thêm kho</w:t>
-            </w:r>
-          </w:p>
-        </w:tc>
-        <w:tc>
-          <w:tcPr>
-            <w:tcW w:type="dxa" w:w="2268"/>
-          </w:tcPr>
-          <w:p>
-            <w:r/>
-            <w:r>
-              <w:rPr>
-                <w:rFonts w:ascii="Times New Roman" w:hAnsi="Times New Roman" w:eastAsia="Times New Roman"/>
-                <w:b w:val="0"/>
-                <w:color w:val="000000"/>
-                <w:sz w:val="22"/>
-              </w:rPr>
-              <w:t>QL, QTV</w:t>
-            </w:r>
-          </w:p>
-        </w:tc>
-        <w:tc>
-          <w:tcPr>
-            <w:tcW w:type="dxa" w:w="2268"/>
-          </w:tcPr>
-          <w:p>
-            <w:r/>
-            <w:r>
-              <w:rPr>
-                <w:rFonts w:ascii="Times New Roman" w:hAnsi="Times New Roman" w:eastAsia="Times New Roman"/>
-                <w:b w:val="0"/>
-                <w:color w:val="000000"/>
-                <w:sz w:val="22"/>
-              </w:rPr>
-              <w:t>QL kho</w:t>
-            </w:r>
-          </w:p>
-        </w:tc>
-      </w:tr>
-      <w:tr>
-        <w:tc>
-          <w:tcPr>
-            <w:tcW w:type="dxa" w:w="2268"/>
-          </w:tcPr>
-          <w:p>
-            <w:r/>
-            <w:r>
-              <w:rPr>
-                <w:rFonts w:ascii="Times New Roman" w:hAnsi="Times New Roman" w:eastAsia="Times New Roman"/>
-                <w:b w:val="0"/>
-                <w:color w:val="000000"/>
-                <w:sz w:val="22"/>
-              </w:rPr>
-              <w:t>UC20</w:t>
-            </w:r>
-          </w:p>
-        </w:tc>
-        <w:tc>
-          <w:tcPr>
-            <w:tcW w:type="dxa" w:w="2268"/>
-          </w:tcPr>
-          <w:p>
-            <w:r/>
-            <w:r>
-              <w:rPr>
-                <w:rFonts w:ascii="Times New Roman" w:hAnsi="Times New Roman" w:eastAsia="Times New Roman"/>
-                <w:b w:val="0"/>
-                <w:color w:val="000000"/>
-                <w:sz w:val="22"/>
-              </w:rPr>
-              <w:t>Sửa kho</w:t>
-            </w:r>
-          </w:p>
-        </w:tc>
-        <w:tc>
-          <w:tcPr>
-            <w:tcW w:type="dxa" w:w="2268"/>
-          </w:tcPr>
-          <w:p>
-            <w:r/>
-            <w:r>
-              <w:rPr>
-                <w:rFonts w:ascii="Times New Roman" w:hAnsi="Times New Roman" w:eastAsia="Times New Roman"/>
-                <w:b w:val="0"/>
-                <w:color w:val="000000"/>
-                <w:sz w:val="22"/>
-              </w:rPr>
-              <w:t>QL, QTV</w:t>
-            </w:r>
-          </w:p>
-        </w:tc>
-        <w:tc>
-          <w:tcPr>
-            <w:tcW w:type="dxa" w:w="2268"/>
-          </w:tcPr>
-          <w:p>
-            <w:r/>
-            <w:r>
-              <w:rPr>
-                <w:rFonts w:ascii="Times New Roman" w:hAnsi="Times New Roman" w:eastAsia="Times New Roman"/>
-                <w:b w:val="0"/>
-                <w:color w:val="000000"/>
-                <w:sz w:val="22"/>
-              </w:rPr>
-              <w:t>QL kho</w:t>
-            </w:r>
-          </w:p>
-        </w:tc>
-      </w:tr>
-      <w:tr>
-        <w:tc>
-          <w:tcPr>
-            <w:tcW w:type="dxa" w:w="2268"/>
-          </w:tcPr>
-          <w:p>
-            <w:r/>
-            <w:r>
-              <w:rPr>
-                <w:rFonts w:ascii="Times New Roman" w:hAnsi="Times New Roman" w:eastAsia="Times New Roman"/>
-                <w:b w:val="0"/>
-                <w:color w:val="000000"/>
-                <w:sz w:val="22"/>
-              </w:rPr>
-              <w:t>UC21</w:t>
-            </w:r>
-          </w:p>
-        </w:tc>
-        <w:tc>
-          <w:tcPr>
-            <w:tcW w:type="dxa" w:w="2268"/>
-          </w:tcPr>
-          <w:p>
-            <w:r/>
-            <w:r>
-              <w:rPr>
-                <w:rFonts w:ascii="Times New Roman" w:hAnsi="Times New Roman" w:eastAsia="Times New Roman"/>
-                <w:b w:val="0"/>
-                <w:color w:val="000000"/>
-                <w:sz w:val="22"/>
-              </w:rPr>
-              <w:t>Tìm kiếm kho</w:t>
-            </w:r>
-          </w:p>
-        </w:tc>
-        <w:tc>
-          <w:tcPr>
-            <w:tcW w:type="dxa" w:w="2268"/>
-          </w:tcPr>
-          <w:p>
-            <w:r/>
-            <w:r>
-              <w:rPr>
-                <w:rFonts w:ascii="Times New Roman" w:hAnsi="Times New Roman" w:eastAsia="Times New Roman"/>
-                <w:b w:val="0"/>
-                <w:color w:val="000000"/>
-                <w:sz w:val="22"/>
-              </w:rPr>
-              <w:t>Có quyền</w:t>
-            </w:r>
-          </w:p>
-        </w:tc>
-        <w:tc>
-          <w:tcPr>
-            <w:tcW w:type="dxa" w:w="2268"/>
-          </w:tcPr>
-          <w:p>
-            <w:r/>
-            <w:r>
-              <w:rPr>
-                <w:rFonts w:ascii="Times New Roman" w:hAnsi="Times New Roman" w:eastAsia="Times New Roman"/>
-                <w:b w:val="0"/>
-                <w:color w:val="000000"/>
-                <w:sz w:val="22"/>
-              </w:rPr>
-              <w:t>QL kho</w:t>
-            </w:r>
-          </w:p>
-        </w:tc>
-      </w:tr>
-      <w:tr>
-        <w:tc>
-          <w:tcPr>
-            <w:tcW w:type="dxa" w:w="2268"/>
-          </w:tcPr>
-          <w:p>
-            <w:r/>
-            <w:r>
-              <w:rPr>
-                <w:rFonts w:ascii="Times New Roman" w:hAnsi="Times New Roman" w:eastAsia="Times New Roman"/>
-                <w:b w:val="0"/>
-                <w:color w:val="000000"/>
-                <w:sz w:val="22"/>
-              </w:rPr>
-              <w:t>UC22</w:t>
-            </w:r>
-          </w:p>
-        </w:tc>
-        <w:tc>
-          <w:tcPr>
-            <w:tcW w:type="dxa" w:w="2268"/>
-          </w:tcPr>
-          <w:p>
-            <w:r/>
-            <w:r>
-              <w:rPr>
-                <w:rFonts w:ascii="Times New Roman" w:hAnsi="Times New Roman" w:eastAsia="Times New Roman"/>
-                <w:b w:val="0"/>
-                <w:color w:val="000000"/>
-                <w:sz w:val="22"/>
-              </w:rPr>
-              <w:t>Lập phiếu nhập kho</w:t>
-            </w:r>
-          </w:p>
-        </w:tc>
-        <w:tc>
-          <w:tcPr>
-            <w:tcW w:type="dxa" w:w="2268"/>
-          </w:tcPr>
-          <w:p>
-            <w:r/>
-            <w:r>
-              <w:rPr>
-                <w:rFonts w:ascii="Times New Roman" w:hAnsi="Times New Roman" w:eastAsia="Times New Roman"/>
-                <w:b w:val="0"/>
-                <w:color w:val="000000"/>
-                <w:sz w:val="22"/>
-              </w:rPr>
-              <w:t>NV</w:t>
-            </w:r>
-          </w:p>
-        </w:tc>
-        <w:tc>
-          <w:tcPr>
-            <w:tcW w:type="dxa" w:w="2268"/>
-          </w:tcPr>
-          <w:p>
-            <w:r/>
-            <w:r>
-              <w:rPr>
-                <w:rFonts w:ascii="Times New Roman" w:hAnsi="Times New Roman" w:eastAsia="Times New Roman"/>
-                <w:b w:val="0"/>
-                <w:color w:val="000000"/>
-                <w:sz w:val="22"/>
-              </w:rPr>
-              <w:t>Nhập kho</w:t>
-            </w:r>
-          </w:p>
-        </w:tc>
-      </w:tr>
-      <w:tr>
-        <w:tc>
-          <w:tcPr>
-            <w:tcW w:type="dxa" w:w="2268"/>
-          </w:tcPr>
-          <w:p>
-            <w:r/>
-            <w:r>
-              <w:rPr>
-                <w:rFonts w:ascii="Times New Roman" w:hAnsi="Times New Roman" w:eastAsia="Times New Roman"/>
-                <w:b w:val="0"/>
-                <w:color w:val="000000"/>
-                <w:sz w:val="22"/>
-              </w:rPr>
-              <w:t>UC23</w:t>
-            </w:r>
-          </w:p>
-        </w:tc>
-        <w:tc>
-          <w:tcPr>
-            <w:tcW w:type="dxa" w:w="2268"/>
-          </w:tcPr>
-          <w:p>
-            <w:r/>
-            <w:r>
-              <w:rPr>
-                <w:rFonts w:ascii="Times New Roman" w:hAnsi="Times New Roman" w:eastAsia="Times New Roman"/>
-                <w:b w:val="0"/>
-                <w:color w:val="000000"/>
-                <w:sz w:val="22"/>
-              </w:rPr>
-              <w:t>Duyệt phiếu nhập kho</w:t>
-            </w:r>
-          </w:p>
-        </w:tc>
-        <w:tc>
-          <w:tcPr>
-            <w:tcW w:type="dxa" w:w="2268"/>
-          </w:tcPr>
-          <w:p>
-            <w:r/>
-            <w:r>
-              <w:rPr>
-                <w:rFonts w:ascii="Times New Roman" w:hAnsi="Times New Roman" w:eastAsia="Times New Roman"/>
-                <w:b w:val="0"/>
-                <w:color w:val="000000"/>
-                <w:sz w:val="22"/>
-              </w:rPr>
-              <w:t>QL</w:t>
-            </w:r>
-          </w:p>
-        </w:tc>
-        <w:tc>
-          <w:tcPr>
-            <w:tcW w:type="dxa" w:w="2268"/>
-          </w:tcPr>
-          <w:p>
-            <w:r/>
-            <w:r>
-              <w:rPr>
-                <w:rFonts w:ascii="Times New Roman" w:hAnsi="Times New Roman" w:eastAsia="Times New Roman"/>
-                <w:b w:val="0"/>
-                <w:color w:val="000000"/>
-                <w:sz w:val="22"/>
-              </w:rPr>
-              <w:t>Nhập kho</w:t>
-            </w:r>
-          </w:p>
-        </w:tc>
-      </w:tr>
-      <w:tr>
-        <w:tc>
-          <w:tcPr>
-            <w:tcW w:type="dxa" w:w="2268"/>
-          </w:tcPr>
-          <w:p>
-            <w:r/>
-            <w:r>
-              <w:rPr>
-                <w:rFonts w:ascii="Times New Roman" w:hAnsi="Times New Roman" w:eastAsia="Times New Roman"/>
-                <w:b w:val="0"/>
-                <w:color w:val="000000"/>
-                <w:sz w:val="22"/>
-              </w:rPr>
-              <w:t>UC24</w:t>
-            </w:r>
-          </w:p>
-        </w:tc>
-        <w:tc>
-          <w:tcPr>
-            <w:tcW w:type="dxa" w:w="2268"/>
+            <w:tcW w:type="dxa" w:w="3024"/>
           </w:tcPr>
           <w:p>
             <w:r/>
@@ -8324,7 +6183,7 @@
         </w:tc>
         <w:tc>
           <w:tcPr>
-            <w:tcW w:type="dxa" w:w="2268"/>
+            <w:tcW w:type="dxa" w:w="3024"/>
           </w:tcPr>
           <w:p>
             <w:r/>
@@ -8335,94 +6194,7 @@
                 <w:color w:val="000000"/>
                 <w:sz w:val="22"/>
               </w:rPr>
-              <w:t>NV</w:t>
-            </w:r>
-          </w:p>
-        </w:tc>
-        <w:tc>
-          <w:tcPr>
-            <w:tcW w:type="dxa" w:w="2268"/>
-          </w:tcPr>
-          <w:p>
-            <w:r/>
-            <w:r>
-              <w:rPr>
-                <w:rFonts w:ascii="Times New Roman" w:hAnsi="Times New Roman" w:eastAsia="Times New Roman"/>
-                <w:b w:val="0"/>
-                <w:color w:val="000000"/>
-                <w:sz w:val="22"/>
-              </w:rPr>
-              <w:t>Xuất kho</w:t>
-            </w:r>
-          </w:p>
-        </w:tc>
-      </w:tr>
-      <w:tr>
-        <w:tc>
-          <w:tcPr>
-            <w:tcW w:type="dxa" w:w="2268"/>
-          </w:tcPr>
-          <w:p>
-            <w:r/>
-            <w:r>
-              <w:rPr>
-                <w:rFonts w:ascii="Times New Roman" w:hAnsi="Times New Roman" w:eastAsia="Times New Roman"/>
-                <w:b w:val="0"/>
-                <w:color w:val="000000"/>
-                <w:sz w:val="22"/>
-              </w:rPr>
-              <w:t>UC25</w:t>
-            </w:r>
-          </w:p>
-        </w:tc>
-        <w:tc>
-          <w:tcPr>
-            <w:tcW w:type="dxa" w:w="2268"/>
-          </w:tcPr>
-          <w:p>
-            <w:r/>
-            <w:r>
-              <w:rPr>
-                <w:rFonts w:ascii="Times New Roman" w:hAnsi="Times New Roman" w:eastAsia="Times New Roman"/>
-                <w:b w:val="0"/>
-                <w:color w:val="000000"/>
-                <w:sz w:val="22"/>
-              </w:rPr>
-              <w:t>Duyệt phiếu xuất kho</w:t>
-            </w:r>
-          </w:p>
-        </w:tc>
-        <w:tc>
-          <w:tcPr>
-            <w:tcW w:type="dxa" w:w="2268"/>
-          </w:tcPr>
-          <w:p>
-            <w:r/>
-            <w:r>
-              <w:rPr>
-                <w:rFonts w:ascii="Times New Roman" w:hAnsi="Times New Roman" w:eastAsia="Times New Roman"/>
-                <w:b w:val="0"/>
-                <w:color w:val="000000"/>
-                <w:sz w:val="22"/>
-              </w:rPr>
-              <w:t>QL</w:t>
-            </w:r>
-          </w:p>
-        </w:tc>
-        <w:tc>
-          <w:tcPr>
-            <w:tcW w:type="dxa" w:w="2268"/>
-          </w:tcPr>
-          <w:p>
-            <w:r/>
-            <w:r>
-              <w:rPr>
-                <w:rFonts w:ascii="Times New Roman" w:hAnsi="Times New Roman" w:eastAsia="Times New Roman"/>
-                <w:b w:val="0"/>
-                <w:color w:val="000000"/>
-                <w:sz w:val="22"/>
-              </w:rPr>
-              <w:t>Xuất kho</w:t>
+              <w:t>NV (lập), QL (duyệt)</w:t>
             </w:r>
           </w:p>
         </w:tc>
@@ -8468,7 +6240,7 @@
           <w:color w:val="000000"/>
           <w:sz w:val="24"/>
         </w:rPr>
-        <w:t>• Actor: Tất cả. Mục tiêu: Vào hệ thống.</w:t>
+        <w:t>• Mục tiêu: Vào hệ thống sau xác thực.</w:t>
       </w:r>
     </w:p>
     <w:p>
@@ -8482,7 +6254,7 @@
           <w:color w:val="000000"/>
           <w:sz w:val="24"/>
         </w:rPr>
-        <w:t>• Trước: Có TK đang hoạt động.</w:t>
+        <w:t>• Trước: Có tài khoản hoạt động.</w:t>
       </w:r>
     </w:p>
     <w:p>
@@ -8496,7 +6268,7 @@
           <w:color w:val="000000"/>
           <w:sz w:val="24"/>
         </w:rPr>
-        <w:t>• Chính: Form đăng nhập → nhập tên/MK → kiểm tra → tạo phiên.</w:t>
+        <w:t>• Chính: Nhập tên/MK → kiểm tra → tạo phiên.</w:t>
       </w:r>
     </w:p>
     <w:p>
@@ -8510,7 +6282,7 @@
           <w:color w:val="000000"/>
           <w:sz w:val="24"/>
         </w:rPr>
-        <w:t>• Thay thế: Sai TT / bị khóa → báo lỗi.</w:t>
+        <w:t>• Thay thế: Sai TT / khóa → lỗi.</w:t>
       </w:r>
     </w:p>
     <w:p>
@@ -8566,7 +6338,7 @@
           <w:color w:val="000000"/>
           <w:sz w:val="24"/>
         </w:rPr>
-        <w:t>• Actor: QTV. Mục tiêu: Tạo TK mới.</w:t>
+        <w:t>• Actor: QTV. Mục tiêu: Tạo tài khoản mới.</w:t>
       </w:r>
     </w:p>
     <w:p>
@@ -8594,7 +6366,7 @@
           <w:color w:val="000000"/>
           <w:sz w:val="24"/>
         </w:rPr>
-        <w:t>3.6.4 UC04 -- Sửa tài khoản</w:t>
+        <w:t>3.6.4 UC04 -- Thêm nhà cung cấp</w:t>
       </w:r>
     </w:p>
     <w:p>
@@ -8608,7 +6380,7 @@
           <w:color w:val="000000"/>
           <w:sz w:val="24"/>
         </w:rPr>
-        <w:t>• Mục tiêu: Cập nhật TT/vai trò TK đã có. Chọn TK → sửa → lưu.</w:t>
+        <w:t>• Mục tiêu: Thêm NCC. Nhập mã, tên, liên hệ → lưu.</w:t>
       </w:r>
     </w:p>
     <w:p>
@@ -8622,7 +6394,7 @@
           <w:color w:val="000000"/>
           <w:sz w:val="24"/>
         </w:rPr>
-        <w:t>3.6.5 UC05 -- Xóa/khóa tài khoản</w:t>
+        <w:t>3.6.5 UC05 -- Thêm khách hàng</w:t>
       </w:r>
     </w:p>
     <w:p>
@@ -8636,7 +6408,7 @@
           <w:color w:val="000000"/>
           <w:sz w:val="24"/>
         </w:rPr>
-        <w:t>• Mục tiêu: Khóa hoặc xóa TK. Chọn TK → xác nhận.</w:t>
+        <w:t>• Mục tiêu: Thêm KH. Tương tự UC04 (+ MST nếu có).</w:t>
       </w:r>
     </w:p>
     <w:p>
@@ -8650,7 +6422,7 @@
           <w:color w:val="000000"/>
           <w:sz w:val="24"/>
         </w:rPr>
-        <w:t>3.6.6 UC06 -- Tìm kiếm tài khoản</w:t>
+        <w:t>3.6.6 UC06 -- Thêm hàng hóa</w:t>
       </w:r>
     </w:p>
     <w:p>
@@ -8664,7 +6436,7 @@
           <w:color w:val="000000"/>
           <w:sz w:val="24"/>
         </w:rPr>
-        <w:t>• Mục tiêu: Xem/tìm danh sách TK theo điều kiện.</w:t>
+        <w:t>• Mục tiêu: Thêm mặt hàng. Nhập mã, tên, nhóm, ĐVT, giá → lưu + tồn = 0 các kho.</w:t>
       </w:r>
     </w:p>
     <w:p>
@@ -8678,7 +6450,7 @@
           <w:color w:val="000000"/>
           <w:sz w:val="24"/>
         </w:rPr>
-        <w:t>3.6.7 UC07--UC10 -- CRUD nhà cung cấp</w:t>
+        <w:t>3.6.7 UC07 -- Tìm kiếm hàng hóa</w:t>
       </w:r>
     </w:p>
     <w:p>
@@ -8692,7 +6464,21 @@
           <w:color w:val="000000"/>
           <w:sz w:val="24"/>
         </w:rPr>
-        <w:t>• UC07 Thêm: nhập mã, tên, liên hệ → lưu.</w:t>
+        <w:t>• Mục tiêu: Tra cứu hàng theo mã/tên/nhóm, kèm tồn.</w:t>
+      </w:r>
+    </w:p>
+    <w:p>
+      <w:pPr>
+        <w:pStyle w:val="Heading3"/>
+      </w:pPr>
+      <w:r>
+        <w:rPr>
+          <w:rFonts w:ascii="Times New Roman" w:hAnsi="Times New Roman" w:eastAsia="Times New Roman"/>
+          <w:b/>
+          <w:color w:val="000000"/>
+          <w:sz w:val="24"/>
+        </w:rPr>
+        <w:t>3.6.8 UC08 -- Thêm kho</w:t>
       </w:r>
     </w:p>
     <w:p>
@@ -8706,7 +6492,21 @@
           <w:color w:val="000000"/>
           <w:sz w:val="24"/>
         </w:rPr>
-        <w:t>• UC08 Sửa: chọn → sửa → lưu.</w:t>
+        <w:t>• Mục tiêu: Tạo kho mới (mã, tên, địa chỉ, phụ trách).</w:t>
+      </w:r>
+    </w:p>
+    <w:p>
+      <w:pPr>
+        <w:pStyle w:val="Heading3"/>
+      </w:pPr>
+      <w:r>
+        <w:rPr>
+          <w:rFonts w:ascii="Times New Roman" w:hAnsi="Times New Roman" w:eastAsia="Times New Roman"/>
+          <w:b/>
+          <w:color w:val="000000"/>
+          <w:sz w:val="24"/>
+        </w:rPr>
+        <w:t>3.6.9 UC09 -- Lập phiếu nhập kho</w:t>
       </w:r>
     </w:p>
     <w:p>
@@ -8720,7 +6520,7 @@
           <w:color w:val="000000"/>
           <w:sz w:val="24"/>
         </w:rPr>
-        <w:t>• UC09 Xóa: xóa/ngừng nếu còn phiếu liên quan.</w:t>
+        <w:t>• Actor: NV lập, QL duyệt.</w:t>
       </w:r>
     </w:p>
     <w:p>
@@ -8734,7 +6534,35 @@
           <w:color w:val="000000"/>
           <w:sz w:val="24"/>
         </w:rPr>
-        <w:t>• UC10 Tìm: theo mã/tên → danh sách.</w:t>
+        <w:t>• Mục tiêu: Ghi nhận nhập hàng và cập nhật tồn khi duyệt.</w:t>
+      </w:r>
+    </w:p>
+    <w:p>
+      <w:pPr>
+        <w:spacing w:line="276" w:lineRule="auto" w:after="60"/>
+        <w:ind w:firstLine="0" w:left="567"/>
+      </w:pPr>
+      <w:r>
+        <w:rPr>
+          <w:rFonts w:ascii="Times New Roman" w:hAnsi="Times New Roman" w:eastAsia="Times New Roman"/>
+          <w:color w:val="000000"/>
+          <w:sz w:val="24"/>
+        </w:rPr>
+        <w:t>• Chính: NV chọn NCC, kho, thêm dòng → gửi duyệt → QL duyệt → tăng tồn.</w:t>
+      </w:r>
+    </w:p>
+    <w:p>
+      <w:pPr>
+        <w:spacing w:line="276" w:lineRule="auto" w:after="60"/>
+        <w:ind w:firstLine="0" w:left="567"/>
+      </w:pPr>
+      <w:r>
+        <w:rPr>
+          <w:rFonts w:ascii="Times New Roman" w:hAnsi="Times New Roman" w:eastAsia="Times New Roman"/>
+          <w:color w:val="000000"/>
+          <w:sz w:val="24"/>
+        </w:rPr>
+        <w:t>• Thay thế: Từ chối → tồn không đổi.</w:t>
       </w:r>
     </w:p>
     <w:p>
@@ -8748,7 +6576,63 @@
           <w:color w:val="000000"/>
           <w:sz w:val="24"/>
         </w:rPr>
-        <w:t>3.6.8 UC11--UC14 -- CRUD khách hàng</w:t>
+        <w:t>3.6.10 UC10 -- Lập phiếu xuất kho</w:t>
+      </w:r>
+    </w:p>
+    <w:p>
+      <w:pPr>
+        <w:spacing w:line="276" w:lineRule="auto" w:after="60"/>
+        <w:ind w:firstLine="0" w:left="567"/>
+      </w:pPr>
+      <w:r>
+        <w:rPr>
+          <w:rFonts w:ascii="Times New Roman" w:hAnsi="Times New Roman" w:eastAsia="Times New Roman"/>
+          <w:color w:val="000000"/>
+          <w:sz w:val="24"/>
+        </w:rPr>
+        <w:t>• Actor: NV lập, QL duyệt.</w:t>
+      </w:r>
+    </w:p>
+    <w:p>
+      <w:pPr>
+        <w:spacing w:line="276" w:lineRule="auto" w:after="60"/>
+        <w:ind w:firstLine="0" w:left="567"/>
+      </w:pPr>
+      <w:r>
+        <w:rPr>
+          <w:rFonts w:ascii="Times New Roman" w:hAnsi="Times New Roman" w:eastAsia="Times New Roman"/>
+          <w:color w:val="000000"/>
+          <w:sz w:val="24"/>
+        </w:rPr>
+        <w:t>• Mục tiêu: Ghi nhận xuất hàng và giảm tồn khi duyệt.</w:t>
+      </w:r>
+    </w:p>
+    <w:p>
+      <w:pPr>
+        <w:spacing w:line="276" w:lineRule="auto" w:after="60"/>
+        <w:ind w:firstLine="0" w:left="567"/>
+      </w:pPr>
+      <w:r>
+        <w:rPr>
+          <w:rFonts w:ascii="Times New Roman" w:hAnsi="Times New Roman" w:eastAsia="Times New Roman"/>
+          <w:color w:val="000000"/>
+          <w:sz w:val="24"/>
+        </w:rPr>
+        <w:t>• Chính: NV chọn KH, kho, thêm dòng (tồn đủ) → gửi duyệt → QL duyệt → giảm tồn.</w:t>
+      </w:r>
+    </w:p>
+    <w:p>
+      <w:pPr>
+        <w:pStyle w:val="Heading2"/>
+      </w:pPr>
+      <w:r>
+        <w:rPr>
+          <w:rFonts w:ascii="Times New Roman" w:hAnsi="Times New Roman" w:eastAsia="Times New Roman"/>
+          <w:b/>
+          <w:color w:val="000000"/>
+          <w:sz w:val="26"/>
+        </w:rPr>
+        <w:t>3.7 Kết luận chương</w:t>
       </w:r>
     </w:p>
     <w:p>
@@ -8762,63 +6646,7 @@
           <w:color w:val="000000"/>
           <w:sz w:val="24"/>
         </w:rPr>
-        <w:t>Tương tự UC07--UC10, đối tượng khách hàng.</w:t>
-      </w:r>
-    </w:p>
-    <w:p>
-      <w:pPr>
-        <w:pStyle w:val="Heading3"/>
-      </w:pPr>
-      <w:r>
-        <w:rPr>
-          <w:rFonts w:ascii="Times New Roman" w:hAnsi="Times New Roman" w:eastAsia="Times New Roman"/>
-          <w:b/>
-          <w:color w:val="000000"/>
-          <w:sz w:val="24"/>
-        </w:rPr>
-        <w:t>3.6.9 UC15--UC18 -- CRUD hàng hóa</w:t>
-      </w:r>
-    </w:p>
-    <w:p>
-      <w:pPr>
-        <w:spacing w:line="276" w:lineRule="auto" w:after="60"/>
-        <w:ind w:firstLine="0" w:left="567"/>
-      </w:pPr>
-      <w:r>
-        <w:rPr>
-          <w:rFonts w:ascii="Times New Roman" w:hAnsi="Times New Roman" w:eastAsia="Times New Roman"/>
-          <w:color w:val="000000"/>
-          <w:sz w:val="24"/>
-        </w:rPr>
-        <w:t>• UC15 Thêm: mã, tên, nhóm, ĐVT, giá → lưu + tồn = 0.</w:t>
-      </w:r>
-    </w:p>
-    <w:p>
-      <w:pPr>
-        <w:spacing w:line="276" w:lineRule="auto" w:after="60"/>
-        <w:ind w:firstLine="0" w:left="567"/>
-      </w:pPr>
-      <w:r>
-        <w:rPr>
-          <w:rFonts w:ascii="Times New Roman" w:hAnsi="Times New Roman" w:eastAsia="Times New Roman"/>
-          <w:color w:val="000000"/>
-          <w:sz w:val="24"/>
-        </w:rPr>
-        <w:t>• UC16 Sửa; UC17 Ngừng; UC18 Tìm (kèm tồn).</w:t>
-      </w:r>
-    </w:p>
-    <w:p>
-      <w:pPr>
-        <w:pStyle w:val="Heading3"/>
-      </w:pPr>
-      <w:r>
-        <w:rPr>
-          <w:rFonts w:ascii="Times New Roman" w:hAnsi="Times New Roman" w:eastAsia="Times New Roman"/>
-          <w:b/>
-          <w:color w:val="000000"/>
-          <w:sz w:val="24"/>
-        </w:rPr>
-        <w:t>3.6.10 UC19--UC21 -- Quản lý kho</w:t>
+        <w:t>10 use case mục tiêu đã đặc tả. Tiếp: Activity (Ch.4) $</w:t>
       </w:r>
     </w:p>
     <w:p>
@@ -8832,7 +6660,7 @@
           <w:color w:val="000000"/>
           <w:sz w:val="24"/>
         </w:rPr>
-        <w:t>;</w:t>
+        <w:t>Sequence (Ch.5)</w:t>
       </w:r>
     </w:p>
     <w:p>
@@ -8846,7 +6674,21 @@
           <w:color w:val="000000"/>
           <w:sz w:val="24"/>
         </w:rPr>
-        <w:t>;</w:t>
+        <w:t>$ Class (Ch.6).</w:t>
+      </w:r>
+    </w:p>
+    <w:p>
+      <w:pPr>
+        <w:pStyle w:val="Heading1"/>
+      </w:pPr>
+      <w:r>
+        <w:rPr>
+          <w:rFonts w:ascii="Times New Roman" w:hAnsi="Times New Roman" w:eastAsia="Times New Roman"/>
+          <w:b/>
+          <w:color w:val="000000"/>
+          <w:sz w:val="28"/>
+        </w:rPr>
+        <w:t>CHƯƠNG 4: SƠ ĐỒ HOẠT ĐỘNG (ACTIVITY DIAGRAM)</w:t>
       </w:r>
     </w:p>
     <w:p>
@@ -8860,147 +6702,21 @@
           <w:color w:val="000000"/>
           <w:sz w:val="24"/>
         </w:rPr>
-        <w:t>.</w:t>
-      </w:r>
-    </w:p>
-    <w:p>
-      <w:pPr>
-        <w:pStyle w:val="Heading3"/>
+        <w:t>Activity mô tả các bước để đạt mục tiêu của use case (sau đặc tả UC).</w:t>
+      </w:r>
+    </w:p>
+    <w:p>
+      <w:pPr>
+        <w:pStyle w:val="Heading2"/>
       </w:pPr>
       <w:r>
         <w:rPr>
           <w:rFonts w:ascii="Times New Roman" w:hAnsi="Times New Roman" w:eastAsia="Times New Roman"/>
           <w:b/>
           <w:color w:val="000000"/>
-          <w:sz w:val="24"/>
-        </w:rPr>
-        <w:t>3.6.11 UC22 -- Lập phiếu nhập kho</w:t>
-      </w:r>
-    </w:p>
-    <w:p>
-      <w:pPr>
-        <w:spacing w:line="276" w:lineRule="auto" w:after="60"/>
-        <w:ind w:firstLine="0" w:left="567"/>
-      </w:pPr>
-      <w:r>
-        <w:rPr>
-          <w:rFonts w:ascii="Times New Roman" w:hAnsi="Times New Roman" w:eastAsia="Times New Roman"/>
-          <w:color w:val="000000"/>
-          <w:sz w:val="24"/>
-        </w:rPr>
-        <w:t>• Actor: NV. Mục tiêu: Tạo phiếu nhập, gửi duyệt.</w:t>
-      </w:r>
-    </w:p>
-    <w:p>
-      <w:pPr>
-        <w:spacing w:line="276" w:lineRule="auto" w:after="60"/>
-        <w:ind w:firstLine="0" w:left="567"/>
-      </w:pPr>
-      <w:r>
-        <w:rPr>
-          <w:rFonts w:ascii="Times New Roman" w:hAnsi="Times New Roman" w:eastAsia="Times New Roman"/>
-          <w:color w:val="000000"/>
-          <w:sz w:val="24"/>
-        </w:rPr>
-        <w:t>• Chính: Chọn NCC, kho → thêm dòng hàng → gửi duyệt.</w:t>
-      </w:r>
-    </w:p>
-    <w:p>
-      <w:pPr>
-        <w:pStyle w:val="Heading3"/>
-      </w:pPr>
-      <w:r>
-        <w:rPr>
-          <w:rFonts w:ascii="Times New Roman" w:hAnsi="Times New Roman" w:eastAsia="Times New Roman"/>
-          <w:b/>
-          <w:color w:val="000000"/>
-          <w:sz w:val="24"/>
-        </w:rPr>
-        <w:t>3.6.12 UC23 -- Duyệt phiếu nhập kho</w:t>
-      </w:r>
-    </w:p>
-    <w:p>
-      <w:pPr>
-        <w:spacing w:line="276" w:lineRule="auto" w:after="60"/>
-        <w:ind w:firstLine="0" w:left="567"/>
-      </w:pPr>
-      <w:r>
-        <w:rPr>
-          <w:rFonts w:ascii="Times New Roman" w:hAnsi="Times New Roman" w:eastAsia="Times New Roman"/>
-          <w:color w:val="000000"/>
-          <w:sz w:val="24"/>
-        </w:rPr>
-        <w:t>• Actor: QL. Mục tiêu: Duyệt/từ chối; duyệt → tăng tồn.</w:t>
-      </w:r>
-    </w:p>
-    <w:p>
-      <w:pPr>
-        <w:pStyle w:val="Heading3"/>
-      </w:pPr>
-      <w:r>
-        <w:rPr>
-          <w:rFonts w:ascii="Times New Roman" w:hAnsi="Times New Roman" w:eastAsia="Times New Roman"/>
-          <w:b/>
-          <w:color w:val="000000"/>
-          <w:sz w:val="24"/>
-        </w:rPr>
-        <w:t>3.6.13 UC24 -- Lập phiếu xuất kho</w:t>
-      </w:r>
-    </w:p>
-    <w:p>
-      <w:pPr>
-        <w:spacing w:line="276" w:lineRule="auto" w:after="60"/>
-        <w:ind w:firstLine="0" w:left="567"/>
-      </w:pPr>
-      <w:r>
-        <w:rPr>
-          <w:rFonts w:ascii="Times New Roman" w:hAnsi="Times New Roman" w:eastAsia="Times New Roman"/>
-          <w:color w:val="000000"/>
-          <w:sz w:val="24"/>
-        </w:rPr>
-        <w:t>• Actor: NV. Mục tiêu: Tạo phiếu xuất (kiểm tra tồn), gửi duyệt.</w:t>
-      </w:r>
-    </w:p>
-    <w:p>
-      <w:pPr>
-        <w:pStyle w:val="Heading3"/>
-      </w:pPr>
-      <w:r>
-        <w:rPr>
-          <w:rFonts w:ascii="Times New Roman" w:hAnsi="Times New Roman" w:eastAsia="Times New Roman"/>
-          <w:b/>
-          <w:color w:val="000000"/>
-          <w:sz w:val="24"/>
-        </w:rPr>
-        <w:t>3.6.14 UC25 -- Duyệt phiếu xuất kho</w:t>
-      </w:r>
-    </w:p>
-    <w:p>
-      <w:pPr>
-        <w:spacing w:line="276" w:lineRule="auto" w:after="60"/>
-        <w:ind w:firstLine="0" w:left="567"/>
-      </w:pPr>
-      <w:r>
-        <w:rPr>
-          <w:rFonts w:ascii="Times New Roman" w:hAnsi="Times New Roman" w:eastAsia="Times New Roman"/>
-          <w:color w:val="000000"/>
-          <w:sz w:val="24"/>
-        </w:rPr>
-        <w:t>• Actor: QL. Mục tiêu: Duyệt/từ chối; duyệt → giảm tồn.</w:t>
-      </w:r>
-    </w:p>
-    <w:p>
-      <w:pPr>
-        <w:pStyle w:val="Heading2"/>
-      </w:pPr>
-      <w:r>
-        <w:rPr>
-          <w:rFonts w:ascii="Times New Roman" w:hAnsi="Times New Roman" w:eastAsia="Times New Roman"/>
-          <w:b/>
-          <w:color w:val="000000"/>
           <w:sz w:val="26"/>
         </w:rPr>
-        <w:t>3.7 Kết luận chương</w:t>
+        <w:t>4.1 UC03 -- Thêm tài khoản</w:t>
       </w:r>
     </w:p>
     <w:p>
@@ -9014,7 +6730,7 @@
           <w:color w:val="000000"/>
           <w:sz w:val="24"/>
         </w:rPr>
-        <w:t>Đã có use case tổng quát, phân rã và đặc tả. Chương 4:</w:t>
+        <w:t>Mở form $</w:t>
       </w:r>
     </w:p>
     <w:p>
@@ -9028,7 +6744,7 @@
           <w:color w:val="000000"/>
           <w:sz w:val="24"/>
         </w:rPr>
-        <w:t>theo use case; Chương 5:</w:t>
+        <w:t>nhập TT</w:t>
       </w:r>
     </w:p>
     <w:p>
@@ -9042,7 +6758,7 @@
           <w:color w:val="000000"/>
           <w:sz w:val="24"/>
         </w:rPr>
-        <w:t>; Chương 6:</w:t>
+        <w:t>kiểm tra tên ĐN</w:t>
       </w:r>
     </w:p>
     <w:p>
@@ -9056,21 +6772,21 @@
           <w:color w:val="000000"/>
           <w:sz w:val="24"/>
         </w:rPr>
-        <w:t>.</w:t>
-      </w:r>
-    </w:p>
-    <w:p>
-      <w:pPr>
-        <w:pStyle w:val="Heading1"/>
+        <w:t>$ lưu / báo lỗi.</w:t>
+      </w:r>
+    </w:p>
+    <w:p>
+      <w:pPr>
+        <w:pStyle w:val="Heading2"/>
       </w:pPr>
       <w:r>
         <w:rPr>
           <w:rFonts w:ascii="Times New Roman" w:hAnsi="Times New Roman" w:eastAsia="Times New Roman"/>
           <w:b/>
           <w:color w:val="000000"/>
-          <w:sz w:val="28"/>
-        </w:rPr>
-        <w:t>CHƯƠNG 4: SƠ ĐỒ HOẠT ĐỘNG (ACTIVITY DIAGRAM)</w:t>
+          <w:sz w:val="26"/>
+        </w:rPr>
+        <w:t>4.2 UC06 -- Thêm hàng hóa</w:t>
       </w:r>
     </w:p>
     <w:p>
@@ -9084,7 +6800,7 @@
           <w:color w:val="000000"/>
           <w:sz w:val="24"/>
         </w:rPr>
-        <w:t>Sau đặc tả use case, bước tiếp theo là vẽ</w:t>
+        <w:t>Mở form $</w:t>
       </w:r>
     </w:p>
     <w:p>
@@ -9098,7 +6814,7 @@
           <w:color w:val="000000"/>
           <w:sz w:val="24"/>
         </w:rPr>
-        <w:t>mô tả luồng hoạt động (các bước) để actor đạt mục tiêu của use case.</w:t>
+        <w:t>nhập mã, tên, nhóm, ĐVT, giá</w:t>
       </w:r>
     </w:p>
     <w:p>
@@ -9112,21 +6828,7 @@
           <w:color w:val="000000"/>
           <w:sz w:val="24"/>
         </w:rPr>
-        <w:t>: trình bày activity cho các use case cốt lõi (CRUD mẫu + nhập/xuất). Các UC thêm/sửa/xóa/tìm còn lại có luồng tương tự UC thêm/tìm cùng nhóm.</w:t>
-      </w:r>
-    </w:p>
-    <w:p>
-      <w:pPr>
-        <w:pStyle w:val="Heading2"/>
-      </w:pPr>
-      <w:r>
-        <w:rPr>
-          <w:rFonts w:ascii="Times New Roman" w:hAnsi="Times New Roman" w:eastAsia="Times New Roman"/>
-          <w:b/>
-          <w:color w:val="000000"/>
-          <w:sz w:val="26"/>
-        </w:rPr>
-        <w:t>4.1 UC03 -- Thêm tài khoản</w:t>
+        <w:t>kiểm tra mã</w:t>
       </w:r>
     </w:p>
     <w:p>
@@ -9140,7 +6842,21 @@
           <w:color w:val="000000"/>
           <w:sz w:val="24"/>
         </w:rPr>
-        <w:t>: QTV tạo tài khoản mới.</w:t>
+        <w:t>$ lưu + tồn = 0.</w:t>
+      </w:r>
+    </w:p>
+    <w:p>
+      <w:pPr>
+        <w:pStyle w:val="Heading2"/>
+      </w:pPr>
+      <w:r>
+        <w:rPr>
+          <w:rFonts w:ascii="Times New Roman" w:hAnsi="Times New Roman" w:eastAsia="Times New Roman"/>
+          <w:b/>
+          <w:color w:val="000000"/>
+          <w:sz w:val="26"/>
+        </w:rPr>
+        <w:t>4.3 UC07 -- Tìm kiếm hàng hóa</w:t>
       </w:r>
     </w:p>
     <w:p>
@@ -9154,7 +6870,7 @@
           <w:color w:val="000000"/>
           <w:sz w:val="24"/>
         </w:rPr>
-        <w:t>: Mở form thêm TK $</w:t>
+        <w:t>Nhập từ khóa/lọc $</w:t>
       </w:r>
     </w:p>
     <w:p>
@@ -9168,7 +6884,7 @@
           <w:color w:val="000000"/>
           <w:sz w:val="24"/>
         </w:rPr>
-        <w:t>nhập thông tin</w:t>
+        <w:t>truy vấn</w:t>
       </w:r>
     </w:p>
     <w:p>
@@ -9182,35 +6898,7 @@
           <w:color w:val="000000"/>
           <w:sz w:val="24"/>
         </w:rPr>
-        <w:t>hệ thống kiểm tra tên đăng nhập</w:t>
-      </w:r>
-    </w:p>
-    <w:p>
-      <w:pPr>
-        <w:spacing w:line="276" w:lineRule="auto" w:after="120"/>
-        <w:ind w:firstLine="567"/>
-      </w:pPr>
-      <w:r>
-        <w:rPr>
-          <w:rFonts w:ascii="Times New Roman" w:hAnsi="Times New Roman" w:eastAsia="Times New Roman"/>
-          <w:color w:val="000000"/>
-          <w:sz w:val="24"/>
-        </w:rPr>
-        <w:t>hợp lệ thì mã hóa MK, lưu; không hợp lệ thì báo lỗi</w:t>
-      </w:r>
-    </w:p>
-    <w:p>
-      <w:pPr>
-        <w:spacing w:line="276" w:lineRule="auto" w:after="120"/>
-        <w:ind w:firstLine="567"/>
-      </w:pPr>
-      <w:r>
-        <w:rPr>
-          <w:rFonts w:ascii="Times New Roman" w:hAnsi="Times New Roman" w:eastAsia="Times New Roman"/>
-          <w:color w:val="000000"/>
-          <w:sz w:val="24"/>
-        </w:rPr>
-        <w:t>$ kết thúc.</w:t>
+        <w:t>$ hiện danh sách kèm tồn.</w:t>
       </w:r>
     </w:p>
     <w:p>
@@ -9224,217 +6912,7 @@
           <w:color w:val="000000"/>
           <w:sz w:val="26"/>
         </w:rPr>
-        <w:t>4.2 UC15 -- Thêm hàng hóa</w:t>
-      </w:r>
-    </w:p>
-    <w:p>
-      <w:pPr>
-        <w:spacing w:line="276" w:lineRule="auto" w:after="120"/>
-        <w:ind w:firstLine="567"/>
-      </w:pPr>
-      <w:r>
-        <w:rPr>
-          <w:rFonts w:ascii="Times New Roman" w:hAnsi="Times New Roman" w:eastAsia="Times New Roman"/>
-          <w:color w:val="000000"/>
-          <w:sz w:val="24"/>
-        </w:rPr>
-        <w:t>: NV/QL thêm mặt hàng mới.</w:t>
-      </w:r>
-    </w:p>
-    <w:p>
-      <w:pPr>
-        <w:spacing w:line="276" w:lineRule="auto" w:after="120"/>
-        <w:ind w:firstLine="567"/>
-      </w:pPr>
-      <w:r>
-        <w:rPr>
-          <w:rFonts w:ascii="Times New Roman" w:hAnsi="Times New Roman" w:eastAsia="Times New Roman"/>
-          <w:color w:val="000000"/>
-          <w:sz w:val="24"/>
-        </w:rPr>
-        <w:t>: Mở form thêm hàng $</w:t>
-      </w:r>
-    </w:p>
-    <w:p>
-      <w:pPr>
-        <w:spacing w:line="276" w:lineRule="auto" w:after="120"/>
-        <w:ind w:firstLine="567"/>
-      </w:pPr>
-      <w:r>
-        <w:rPr>
-          <w:rFonts w:ascii="Times New Roman" w:hAnsi="Times New Roman" w:eastAsia="Times New Roman"/>
-          <w:color w:val="000000"/>
-          <w:sz w:val="24"/>
-        </w:rPr>
-        <w:t>nhập mã, tên, nhóm, ĐVT, giá</w:t>
-      </w:r>
-    </w:p>
-    <w:p>
-      <w:pPr>
-        <w:spacing w:line="276" w:lineRule="auto" w:after="120"/>
-        <w:ind w:firstLine="567"/>
-      </w:pPr>
-      <w:r>
-        <w:rPr>
-          <w:rFonts w:ascii="Times New Roman" w:hAnsi="Times New Roman" w:eastAsia="Times New Roman"/>
-          <w:color w:val="000000"/>
-          <w:sz w:val="24"/>
-        </w:rPr>
-        <w:t>kiểm tra mã</w:t>
-      </w:r>
-    </w:p>
-    <w:p>
-      <w:pPr>
-        <w:spacing w:line="276" w:lineRule="auto" w:after="120"/>
-        <w:ind w:firstLine="567"/>
-      </w:pPr>
-      <w:r>
-        <w:rPr>
-          <w:rFonts w:ascii="Times New Roman" w:hAnsi="Times New Roman" w:eastAsia="Times New Roman"/>
-          <w:color w:val="000000"/>
-          <w:sz w:val="24"/>
-        </w:rPr>
-        <w:t>lưu HangHoa</w:t>
-      </w:r>
-    </w:p>
-    <w:p>
-      <w:pPr>
-        <w:spacing w:line="276" w:lineRule="auto" w:after="120"/>
-        <w:ind w:firstLine="567"/>
-      </w:pPr>
-      <w:r>
-        <w:rPr>
-          <w:rFonts w:ascii="Times New Roman" w:hAnsi="Times New Roman" w:eastAsia="Times New Roman"/>
-          <w:color w:val="000000"/>
-          <w:sz w:val="24"/>
-        </w:rPr>
-        <w:t>khởi tạo TonKho = 0 tại các kho</w:t>
-      </w:r>
-    </w:p>
-    <w:p>
-      <w:pPr>
-        <w:spacing w:line="276" w:lineRule="auto" w:after="120"/>
-        <w:ind w:firstLine="567"/>
-      </w:pPr>
-      <w:r>
-        <w:rPr>
-          <w:rFonts w:ascii="Times New Roman" w:hAnsi="Times New Roman" w:eastAsia="Times New Roman"/>
-          <w:color w:val="000000"/>
-          <w:sz w:val="24"/>
-        </w:rPr>
-        <w:t>$ thông báo thành công.</w:t>
-      </w:r>
-    </w:p>
-    <w:p>
-      <w:pPr>
-        <w:pStyle w:val="Heading2"/>
-      </w:pPr>
-      <w:r>
-        <w:rPr>
-          <w:rFonts w:ascii="Times New Roman" w:hAnsi="Times New Roman" w:eastAsia="Times New Roman"/>
-          <w:b/>
-          <w:color w:val="000000"/>
-          <w:sz w:val="26"/>
-        </w:rPr>
-        <w:t>4.3 UC18 -- Tìm kiếm hàng hóa</w:t>
-      </w:r>
-    </w:p>
-    <w:p>
-      <w:pPr>
-        <w:spacing w:line="276" w:lineRule="auto" w:after="120"/>
-        <w:ind w:firstLine="567"/>
-      </w:pPr>
-      <w:r>
-        <w:rPr>
-          <w:rFonts w:ascii="Times New Roman" w:hAnsi="Times New Roman" w:eastAsia="Times New Roman"/>
-          <w:color w:val="000000"/>
-          <w:sz w:val="24"/>
-        </w:rPr>
-        <w:t>: Tìm hàng theo điều kiện.</w:t>
-      </w:r>
-    </w:p>
-    <w:p>
-      <w:pPr>
-        <w:spacing w:line="276" w:lineRule="auto" w:after="120"/>
-        <w:ind w:firstLine="567"/>
-      </w:pPr>
-      <w:r>
-        <w:rPr>
-          <w:rFonts w:ascii="Times New Roman" w:hAnsi="Times New Roman" w:eastAsia="Times New Roman"/>
-          <w:color w:val="000000"/>
-          <w:sz w:val="24"/>
-        </w:rPr>
-        <w:t>: Nhập từ khóa/lọc $</w:t>
-      </w:r>
-    </w:p>
-    <w:p>
-      <w:pPr>
-        <w:spacing w:line="276" w:lineRule="auto" w:after="120"/>
-        <w:ind w:firstLine="567"/>
-      </w:pPr>
-      <w:r>
-        <w:rPr>
-          <w:rFonts w:ascii="Times New Roman" w:hAnsi="Times New Roman" w:eastAsia="Times New Roman"/>
-          <w:color w:val="000000"/>
-          <w:sz w:val="24"/>
-        </w:rPr>
-        <w:t>truy vấn</w:t>
-      </w:r>
-    </w:p>
-    <w:p>
-      <w:pPr>
-        <w:spacing w:line="276" w:lineRule="auto" w:after="120"/>
-        <w:ind w:firstLine="567"/>
-      </w:pPr>
-      <w:r>
-        <w:rPr>
-          <w:rFonts w:ascii="Times New Roman" w:hAnsi="Times New Roman" w:eastAsia="Times New Roman"/>
-          <w:color w:val="000000"/>
-          <w:sz w:val="24"/>
-        </w:rPr>
-        <w:t>hiển thị danh sách kèm tồn</w:t>
-      </w:r>
-    </w:p>
-    <w:p>
-      <w:pPr>
-        <w:spacing w:line="276" w:lineRule="auto" w:after="120"/>
-        <w:ind w:firstLine="567"/>
-      </w:pPr>
-      <w:r>
-        <w:rPr>
-          <w:rFonts w:ascii="Times New Roman" w:hAnsi="Times New Roman" w:eastAsia="Times New Roman"/>
-          <w:color w:val="000000"/>
-          <w:sz w:val="24"/>
-        </w:rPr>
-        <w:t>$ (tuỳ chọn) xem chi tiết.</w:t>
-      </w:r>
-    </w:p>
-    <w:p>
-      <w:pPr>
-        <w:pStyle w:val="Heading2"/>
-      </w:pPr>
-      <w:r>
-        <w:rPr>
-          <w:rFonts w:ascii="Times New Roman" w:hAnsi="Times New Roman" w:eastAsia="Times New Roman"/>
-          <w:b/>
-          <w:color w:val="000000"/>
-          <w:sz w:val="26"/>
-        </w:rPr>
-        <w:t>4.4 UC22 -- Lập phiếu nhập kho</w:t>
-      </w:r>
-    </w:p>
-    <w:p>
-      <w:pPr>
-        <w:spacing w:line="276" w:lineRule="auto" w:after="120"/>
-        <w:ind w:firstLine="567"/>
-      </w:pPr>
-      <w:r>
-        <w:rPr>
-          <w:rFonts w:ascii="Times New Roman" w:hAnsi="Times New Roman" w:eastAsia="Times New Roman"/>
-          <w:color w:val="000000"/>
-          <w:sz w:val="24"/>
-        </w:rPr>
-        <w:t>: NV lập phiếu và gửi duyệt (chưa tăng tồn).</w:t>
+        <w:t>4.4 UC09 -- Lập phiếu nhập kho</w:t>
       </w:r>
     </w:p>
     <w:p>
@@ -9496,20 +6974,6 @@
     </w:p>
     <w:p>
       <w:pPr>
-        <w:spacing w:line="276" w:lineRule="auto" w:after="120"/>
-        <w:ind w:firstLine="567"/>
-      </w:pPr>
-      <w:r>
-        <w:rPr>
-          <w:rFonts w:ascii="Times New Roman" w:hAnsi="Times New Roman" w:eastAsia="Times New Roman"/>
-          <w:color w:val="000000"/>
-          <w:sz w:val="24"/>
-        </w:rPr>
-        <w:t>: Phần duyệt/tăng tồn thuộc UC23 (actor QL), có thể xem như nhánh “Duyệt” trên sơ đồ quy trình nhập.</w:t>
-      </w:r>
-    </w:p>
-    <w:p>
-      <w:pPr>
         <w:pStyle w:val="Heading2"/>
       </w:pPr>
       <w:r>
@@ -9519,77 +6983,7 @@
           <w:color w:val="000000"/>
           <w:sz w:val="26"/>
         </w:rPr>
-        <w:t>4.5 UC23 -- Duyệt phiếu nhập kho</w:t>
-      </w:r>
-    </w:p>
-    <w:p>
-      <w:pPr>
-        <w:spacing w:line="276" w:lineRule="auto" w:after="120"/>
-        <w:ind w:firstLine="567"/>
-      </w:pPr>
-      <w:r>
-        <w:rPr>
-          <w:rFonts w:ascii="Times New Roman" w:hAnsi="Times New Roman" w:eastAsia="Times New Roman"/>
-          <w:color w:val="000000"/>
-          <w:sz w:val="24"/>
-        </w:rPr>
-        <w:t>: QL duyệt hoặc từ chối phiếu chờ duyệt.</w:t>
-      </w:r>
-    </w:p>
-    <w:p>
-      <w:pPr>
-        <w:spacing w:line="276" w:lineRule="auto" w:after="120"/>
-        <w:ind w:firstLine="567"/>
-      </w:pPr>
-      <w:r>
-        <w:rPr>
-          <w:rFonts w:ascii="Times New Roman" w:hAnsi="Times New Roman" w:eastAsia="Times New Roman"/>
-          <w:color w:val="000000"/>
-          <w:sz w:val="24"/>
-        </w:rPr>
-        <w:t>: Xem phiếu chờ duyệt $</w:t>
-      </w:r>
-    </w:p>
-    <w:p>
-      <w:pPr>
-        <w:spacing w:line="276" w:lineRule="auto" w:after="120"/>
-        <w:ind w:firstLine="567"/>
-      </w:pPr>
-      <w:r>
-        <w:rPr>
-          <w:rFonts w:ascii="Times New Roman" w:hAnsi="Times New Roman" w:eastAsia="Times New Roman"/>
-          <w:color w:val="000000"/>
-          <w:sz w:val="24"/>
-        </w:rPr>
-        <w:t>$ Duyệt: cập nhật trạng thái “Đã duyệt”, tăng tồn, ghi log / Từ chối: trạng thái “Từ chối”, ghi lý do, tồn không đổi.</w:t>
-      </w:r>
-    </w:p>
-    <w:p>
-      <w:pPr>
-        <w:pStyle w:val="Heading2"/>
-      </w:pPr>
-      <w:r>
-        <w:rPr>
-          <w:rFonts w:ascii="Times New Roman" w:hAnsi="Times New Roman" w:eastAsia="Times New Roman"/>
-          <w:b/>
-          <w:color w:val="000000"/>
-          <w:sz w:val="26"/>
-        </w:rPr>
-        <w:t>4.6 UC24 -- Lập phiếu xuất kho</w:t>
-      </w:r>
-    </w:p>
-    <w:p>
-      <w:pPr>
-        <w:spacing w:line="276" w:lineRule="auto" w:after="120"/>
-        <w:ind w:firstLine="567"/>
-      </w:pPr>
-      <w:r>
-        <w:rPr>
-          <w:rFonts w:ascii="Times New Roman" w:hAnsi="Times New Roman" w:eastAsia="Times New Roman"/>
-          <w:color w:val="000000"/>
-          <w:sz w:val="24"/>
-        </w:rPr>
-        <w:t>: NV lập phiếu xuất (kiểm tra tồn), gửi duyệt.</w:t>
+        <w:t>4.5 UC10 -- Lập phiếu xuất kho</w:t>
       </w:r>
     </w:p>
     <w:p>
@@ -9660,77 +7054,7 @@
           <w:color w:val="000000"/>
           <w:sz w:val="26"/>
         </w:rPr>
-        <w:t>4.7 UC25 -- Duyệt phiếu xuất kho</w:t>
-      </w:r>
-    </w:p>
-    <w:p>
-      <w:pPr>
-        <w:spacing w:line="276" w:lineRule="auto" w:after="120"/>
-        <w:ind w:firstLine="567"/>
-      </w:pPr>
-      <w:r>
-        <w:rPr>
-          <w:rFonts w:ascii="Times New Roman" w:hAnsi="Times New Roman" w:eastAsia="Times New Roman"/>
-          <w:color w:val="000000"/>
-          <w:sz w:val="24"/>
-        </w:rPr>
-        <w:t>: QL duyệt/từ chối; duyệt thì giảm tồn.</w:t>
-      </w:r>
-    </w:p>
-    <w:p>
-      <w:pPr>
-        <w:spacing w:line="276" w:lineRule="auto" w:after="120"/>
-        <w:ind w:firstLine="567"/>
-      </w:pPr>
-      <w:r>
-        <w:rPr>
-          <w:rFonts w:ascii="Times New Roman" w:hAnsi="Times New Roman" w:eastAsia="Times New Roman"/>
-          <w:color w:val="000000"/>
-          <w:sz w:val="24"/>
-        </w:rPr>
-        <w:t>: Tương tự UC23 nhưng giảm</w:t>
-      </w:r>
-    </w:p>
-    <w:p>
-      <w:pPr>
-        <w:spacing w:line="276" w:lineRule="auto" w:after="120"/>
-        <w:ind w:firstLine="567"/>
-      </w:pPr>
-      <w:r>
-        <w:rPr>
-          <w:rFonts w:ascii="Times New Roman" w:hAnsi="Times New Roman" w:eastAsia="Times New Roman"/>
-          <w:color w:val="000000"/>
-          <w:sz w:val="24"/>
-        </w:rPr>
-        <w:t>khi duyệt.</w:t>
-      </w:r>
-    </w:p>
-    <w:p>
-      <w:pPr>
-        <w:pStyle w:val="Heading2"/>
-      </w:pPr>
-      <w:r>
-        <w:rPr>
-          <w:rFonts w:ascii="Times New Roman" w:hAnsi="Times New Roman" w:eastAsia="Times New Roman"/>
-          <w:b/>
-          <w:color w:val="000000"/>
-          <w:sz w:val="26"/>
-        </w:rPr>
-        <w:t>4.8 Quy trình kiểm kê (bổ sung nghiệp vụ)</w:t>
-      </w:r>
-    </w:p>
-    <w:p>
-      <w:pPr>
-        <w:spacing w:line="276" w:lineRule="auto" w:after="120"/>
-        <w:ind w:firstLine="567"/>
-      </w:pPr>
-      <w:r>
-        <w:rPr>
-          <w:rFonts w:ascii="Times New Roman" w:hAnsi="Times New Roman" w:eastAsia="Times New Roman"/>
-          <w:color w:val="000000"/>
-          <w:sz w:val="24"/>
-        </w:rPr>
-        <w:t>Activity kiểm kê hỗ trợ hiểu luồng vận hành (có thể map sau thành các UC kiểm kê nếu mở rộng phạm vi).</w:t>
+        <w:t>4.6 Kiểm kê (bổ sung)</w:t>
       </w:r>
     </w:p>
     <w:p>
@@ -9801,7 +7125,7 @@
           <w:color w:val="000000"/>
           <w:sz w:val="26"/>
         </w:rPr>
-        <w:t>4.9 Kết luận chương</w:t>
+        <w:t>4.7 Kết luận</w:t>
       </w:r>
     </w:p>
     <w:p>
@@ -9815,7 +7139,21 @@
           <w:color w:val="000000"/>
           <w:sz w:val="24"/>
         </w:rPr>
-        <w:t>Activity mô tả</w:t>
+        <w:t>Tiếp theo: Sequence (Ch.5), Class (Ch.6).</w:t>
+      </w:r>
+    </w:p>
+    <w:p>
+      <w:pPr>
+        <w:pStyle w:val="Heading1"/>
+      </w:pPr>
+      <w:r>
+        <w:rPr>
+          <w:rFonts w:ascii="Times New Roman" w:hAnsi="Times New Roman" w:eastAsia="Times New Roman"/>
+          <w:b/>
+          <w:color w:val="000000"/>
+          <w:sz w:val="28"/>
+        </w:rPr>
+        <w:t>CHƯƠNG 5: SƠ ĐỒ TRÌNH TỰ (SEQUENCE DIAGRAM)</w:t>
       </w:r>
     </w:p>
     <w:p>
@@ -9829,7 +7167,21 @@
           <w:color w:val="000000"/>
           <w:sz w:val="24"/>
         </w:rPr>
-        <w:t>actor thực hiện từng use case. Bước tiếp:</w:t>
+        <w:t>Sequence: tương tác đối tượng theo thời gian cho các use case chính.</w:t>
+      </w:r>
+    </w:p>
+    <w:p>
+      <w:pPr>
+        <w:pStyle w:val="Heading2"/>
+      </w:pPr>
+      <w:r>
+        <w:rPr>
+          <w:rFonts w:ascii="Times New Roman" w:hAnsi="Times New Roman" w:eastAsia="Times New Roman"/>
+          <w:b/>
+          <w:color w:val="000000"/>
+          <w:sz w:val="26"/>
+        </w:rPr>
+        <w:t>5.1 UC06 -- Thêm hàng hóa</w:t>
       </w:r>
     </w:p>
     <w:p>
@@ -9843,7 +7195,7 @@
           <w:color w:val="000000"/>
           <w:sz w:val="24"/>
         </w:rPr>
-        <w:t>(Chương 5) -- đối tượng nào gọi ai theo thời gian; rồi</w:t>
+        <w:t>NV $</w:t>
       </w:r>
     </w:p>
     <w:p>
@@ -9857,21 +7209,7 @@
           <w:color w:val="000000"/>
           <w:sz w:val="24"/>
         </w:rPr>
-        <w:t>(Chương 6).</w:t>
-      </w:r>
-    </w:p>
-    <w:p>
-      <w:pPr>
-        <w:pStyle w:val="Heading1"/>
-      </w:pPr>
-      <w:r>
-        <w:rPr>
-          <w:rFonts w:ascii="Times New Roman" w:hAnsi="Times New Roman" w:eastAsia="Times New Roman"/>
-          <w:b/>
-          <w:color w:val="000000"/>
-          <w:sz w:val="28"/>
-        </w:rPr>
-        <w:t>CHƯƠNG 5: SƠ ĐỒ TRÌNH TỰ (SEQUENCE DIAGRAM)</w:t>
+        <w:t>Giao diện</w:t>
       </w:r>
     </w:p>
     <w:p>
@@ -9885,7 +7223,7 @@
           <w:color w:val="000000"/>
           <w:sz w:val="24"/>
         </w:rPr>
-        <w:t>Sau activity,</w:t>
+        <w:t>HangHoaController</w:t>
       </w:r>
     </w:p>
     <w:p>
@@ -9899,21 +7237,7 @@
           <w:color w:val="000000"/>
           <w:sz w:val="24"/>
         </w:rPr>
-        <w:t>mô tả tương tác giữa các đối tượng (actor, giao diện, controller, DAO, CSDL) theo thời gian để hoàn thành use case.</w:t>
-      </w:r>
-    </w:p>
-    <w:p>
-      <w:pPr>
-        <w:pStyle w:val="Heading2"/>
-      </w:pPr>
-      <w:r>
-        <w:rPr>
-          <w:rFonts w:ascii="Times New Roman" w:hAnsi="Times New Roman" w:eastAsia="Times New Roman"/>
-          <w:b/>
-          <w:color w:val="000000"/>
-          <w:sz w:val="26"/>
-        </w:rPr>
-        <w:t>5.1 UC15 -- Thêm hàng hóa</w:t>
+        <w:t>HangHoaDAO (kiểm tra mã, lưu)</w:t>
       </w:r>
     </w:p>
     <w:p>
@@ -9927,7 +7251,7 @@
           <w:color w:val="000000"/>
           <w:sz w:val="24"/>
         </w:rPr>
-        <w:t>: Thêm một mặt hàng mới.</w:t>
+        <w:t>TonKhoDAO (tồn = 0)</w:t>
       </w:r>
     </w:p>
     <w:p>
@@ -9941,105 +7265,7 @@
           <w:color w:val="000000"/>
           <w:sz w:val="24"/>
         </w:rPr>
-        <w:t>: NV kho, Giao diện, HangHoaController, HangHoaDAO, TonKhoDAO, CSDL.</w:t>
-      </w:r>
-    </w:p>
-    <w:p>
-      <w:pPr>
-        <w:spacing w:line="276" w:lineRule="auto" w:after="120"/>
-        <w:ind w:firstLine="567"/>
-      </w:pPr>
-      <w:r>
-        <w:rPr>
-          <w:rFonts w:ascii="Times New Roman" w:hAnsi="Times New Roman" w:eastAsia="Times New Roman"/>
-          <w:color w:val="000000"/>
-          <w:sz w:val="24"/>
-        </w:rPr>
-        <w:t>:</w:t>
-      </w:r>
-    </w:p>
-    <w:p>
-      <w:pPr>
-        <w:spacing w:line="276" w:lineRule="auto" w:after="60"/>
-        <w:ind w:firstLine="0" w:left="567"/>
-      </w:pPr>
-      <w:r>
-        <w:rPr>
-          <w:rFonts w:ascii="Times New Roman" w:hAnsi="Times New Roman" w:eastAsia="Times New Roman"/>
-          <w:color w:val="000000"/>
-          <w:sz w:val="24"/>
-        </w:rPr>
-        <w:t>– NV gửi “Thêm hàng hóa” qua giao diện.</w:t>
-      </w:r>
-    </w:p>
-    <w:p>
-      <w:pPr>
-        <w:spacing w:line="276" w:lineRule="auto" w:after="60"/>
-        <w:ind w:firstLine="0" w:left="567"/>
-      </w:pPr>
-      <w:r>
-        <w:rPr>
-          <w:rFonts w:ascii="Times New Roman" w:hAnsi="Times New Roman" w:eastAsia="Times New Roman"/>
-          <w:color w:val="000000"/>
-          <w:sz w:val="24"/>
-        </w:rPr>
-        <w:t>– Giao diện → HangHoaController.</w:t>
-      </w:r>
-    </w:p>
-    <w:p>
-      <w:pPr>
-        <w:spacing w:line="276" w:lineRule="auto" w:after="60"/>
-        <w:ind w:firstLine="0" w:left="567"/>
-      </w:pPr>
-      <w:r>
-        <w:rPr>
-          <w:rFonts w:ascii="Times New Roman" w:hAnsi="Times New Roman" w:eastAsia="Times New Roman"/>
-          <w:color w:val="000000"/>
-          <w:sz w:val="24"/>
-        </w:rPr>
-        <w:t>– Controller → HangHoaDAO kiểm tra mã trùng.</w:t>
-      </w:r>
-    </w:p>
-    <w:p>
-      <w:pPr>
-        <w:spacing w:line="276" w:lineRule="auto" w:after="60"/>
-        <w:ind w:firstLine="0" w:left="567"/>
-      </w:pPr>
-      <w:r>
-        <w:rPr>
-          <w:rFonts w:ascii="Times New Roman" w:hAnsi="Times New Roman" w:eastAsia="Times New Roman"/>
-          <w:color w:val="000000"/>
-          <w:sz w:val="24"/>
-        </w:rPr>
-        <w:t>– Không trùng: DAO lưu HangHoa.</w:t>
-      </w:r>
-    </w:p>
-    <w:p>
-      <w:pPr>
-        <w:spacing w:line="276" w:lineRule="auto" w:after="60"/>
-        <w:ind w:firstLine="0" w:left="567"/>
-      </w:pPr>
-      <w:r>
-        <w:rPr>
-          <w:rFonts w:ascii="Times New Roman" w:hAnsi="Times New Roman" w:eastAsia="Times New Roman"/>
-          <w:color w:val="000000"/>
-          <w:sz w:val="24"/>
-        </w:rPr>
-        <w:t>– Controller → TonKhoDAO khởi tạo tồn = 0 các kho.</w:t>
-      </w:r>
-    </w:p>
-    <w:p>
-      <w:pPr>
-        <w:spacing w:line="276" w:lineRule="auto" w:after="60"/>
-        <w:ind w:firstLine="0" w:left="567"/>
-      </w:pPr>
-      <w:r>
-        <w:rPr>
-          <w:rFonts w:ascii="Times New Roman" w:hAnsi="Times New Roman" w:eastAsia="Times New Roman"/>
-          <w:color w:val="000000"/>
-          <w:sz w:val="24"/>
-        </w:rPr>
-        <w:t>– Trả thông báo thành công ra giao diện.</w:t>
+        <w:t>$ thông báo.</w:t>
       </w:r>
     </w:p>
     <w:p>
@@ -10096,7 +7322,7 @@
           <w:color w:val="000000"/>
           <w:sz w:val="22"/>
         </w:rPr>
-        <w:t>Hình 5.1: Sequence diagram UC15 -- Thêm hàng hóa</w:t>
+        <w:t>Hình 5.1: Sequence diagram UC06 -- Thêm hàng hóa</w:t>
       </w:r>
     </w:p>
     <w:p>
@@ -10110,7 +7336,7 @@
           <w:color w:val="000000"/>
           <w:sz w:val="26"/>
         </w:rPr>
-        <w:t>5.2 UC18 -- Tìm kiếm hàng hóa</w:t>
+        <w:t>5.2 UC07 -- Tìm kiếm hàng hóa</w:t>
       </w:r>
     </w:p>
     <w:p>
@@ -10124,7 +7350,7 @@
           <w:color w:val="000000"/>
           <w:sz w:val="24"/>
         </w:rPr>
-        <w:t>: Tìm hàng theo điều kiện.</w:t>
+        <w:t>Nhập điều kiện $</w:t>
       </w:r>
     </w:p>
     <w:p>
@@ -10138,7 +7364,7 @@
           <w:color w:val="000000"/>
           <w:sz w:val="24"/>
         </w:rPr>
-        <w:t>: Nhập từ khóa $</w:t>
+        <w:t>HangHoaController</w:t>
       </w:r>
     </w:p>
     <w:p>
@@ -10152,7 +7378,7 @@
           <w:color w:val="000000"/>
           <w:sz w:val="24"/>
         </w:rPr>
-        <w:t>HangHoaController</w:t>
+        <w:t>HangHoaDAO + TonKhoDAO</w:t>
       </w:r>
     </w:p>
     <w:p>
@@ -10166,35 +7392,7 @@
           <w:color w:val="000000"/>
           <w:sz w:val="24"/>
         </w:rPr>
-        <w:t>HangHoaDAO tìm</w:t>
-      </w:r>
-    </w:p>
-    <w:p>
-      <w:pPr>
-        <w:spacing w:line="276" w:lineRule="auto" w:after="120"/>
-        <w:ind w:firstLine="567"/>
-      </w:pPr>
-      <w:r>
-        <w:rPr>
-          <w:rFonts w:ascii="Times New Roman" w:hAnsi="Times New Roman" w:eastAsia="Times New Roman"/>
-          <w:color w:val="000000"/>
-          <w:sz w:val="24"/>
-        </w:rPr>
-        <w:t>TonKhoDAO lấy tồn</w:t>
-      </w:r>
-    </w:p>
-    <w:p>
-      <w:pPr>
-        <w:spacing w:line="276" w:lineRule="auto" w:after="120"/>
-        <w:ind w:firstLine="567"/>
-      </w:pPr>
-      <w:r>
-        <w:rPr>
-          <w:rFonts w:ascii="Times New Roman" w:hAnsi="Times New Roman" w:eastAsia="Times New Roman"/>
-          <w:color w:val="000000"/>
-          <w:sz w:val="24"/>
-        </w:rPr>
-        <w:t>$ hiển thị danh sách.</w:t>
+        <w:t>$ danh sách.</w:t>
       </w:r>
     </w:p>
     <w:p>
@@ -10251,7 +7449,7 @@
           <w:color w:val="000000"/>
           <w:sz w:val="22"/>
         </w:rPr>
-        <w:t>Hình 5.2: Sequence diagram UC18 -- Tìm kiếm hàng hóa</w:t>
+        <w:t>Hình 5.2: Sequence diagram UC07 -- Tìm kiếm hàng hóa</w:t>
       </w:r>
     </w:p>
     <w:p>
@@ -10265,7 +7463,7 @@
           <w:color w:val="000000"/>
           <w:sz w:val="26"/>
         </w:rPr>
-        <w:t>5.3 UC22 -- Lập phiếu nhập kho</w:t>
+        <w:t>5.3 UC09 -- Lập phiếu nhập kho</w:t>
       </w:r>
     </w:p>
     <w:p>
@@ -10279,7 +7477,7 @@
           <w:color w:val="000000"/>
           <w:sz w:val="24"/>
         </w:rPr>
-        <w:t>: Lập phiếu + gửi duyệt (tăng tồn khi UC23).</w:t>
+        <w:t>NV lập phiếu, thêm chi tiết, gửi duyệt; QL duyệt $</w:t>
       </w:r>
     </w:p>
     <w:p>
@@ -10293,63 +7491,7 @@
           <w:color w:val="000000"/>
           <w:sz w:val="24"/>
         </w:rPr>
-        <w:t>: NV, (QL ở bước duyệt), Giao diện, PhieuNhapController, PhieuNhapDAO, ChiTietPhieuNhapDAO, TonKhoDAO, LichSuDAO, CSDL.</w:t>
-      </w:r>
-    </w:p>
-    <w:p>
-      <w:pPr>
-        <w:spacing w:line="276" w:lineRule="auto" w:after="120"/>
-        <w:ind w:firstLine="567"/>
-      </w:pPr>
-      <w:r>
-        <w:rPr>
-          <w:rFonts w:ascii="Times New Roman" w:hAnsi="Times New Roman" w:eastAsia="Times New Roman"/>
-          <w:color w:val="000000"/>
-          <w:sz w:val="24"/>
-        </w:rPr>
-        <w:t>:</w:t>
-      </w:r>
-    </w:p>
-    <w:p>
-      <w:pPr>
-        <w:spacing w:line="276" w:lineRule="auto" w:after="60"/>
-        <w:ind w:firstLine="0" w:left="567"/>
-      </w:pPr>
-      <w:r>
-        <w:rPr>
-          <w:rFonts w:ascii="Times New Roman" w:hAnsi="Times New Roman" w:eastAsia="Times New Roman"/>
-          <w:color w:val="000000"/>
-          <w:sz w:val="24"/>
-        </w:rPr>
-        <w:t>– NV tạo phiếu, thêm chi tiết dòng hàng.</w:t>
-      </w:r>
-    </w:p>
-    <w:p>
-      <w:pPr>
-        <w:spacing w:line="276" w:lineRule="auto" w:after="60"/>
-        <w:ind w:firstLine="0" w:left="567"/>
-      </w:pPr>
-      <w:r>
-        <w:rPr>
-          <w:rFonts w:ascii="Times New Roman" w:hAnsi="Times New Roman" w:eastAsia="Times New Roman"/>
-          <w:color w:val="000000"/>
-          <w:sz w:val="24"/>
-        </w:rPr>
-        <w:t>– Gửi duyệt (trạng thái Chờ duyệt).</w:t>
-      </w:r>
-    </w:p>
-    <w:p>
-      <w:pPr>
-        <w:spacing w:line="276" w:lineRule="auto" w:after="60"/>
-        <w:ind w:firstLine="0" w:left="567"/>
-      </w:pPr>
-      <w:r>
-        <w:rPr>
-          <w:rFonts w:ascii="Times New Roman" w:hAnsi="Times New Roman" w:eastAsia="Times New Roman"/>
-          <w:color w:val="000000"/>
-          <w:sz w:val="24"/>
-        </w:rPr>
-        <w:t>– QL duyệt → cập nhật trạng thái, tăng tồn, ghi log (UC23 trên cùng sequence tổng quát).</w:t>
+        <w:t>$ tăng tồn, log.</w:t>
       </w:r>
     </w:p>
     <w:p>
@@ -10406,7 +7548,7 @@
           <w:color w:val="000000"/>
           <w:sz w:val="22"/>
         </w:rPr>
-        <w:t>Hình 5.3: Sequence diagram UC22 -- Lập phiếu nhập kho</w:t>
+        <w:t>Hình 5.3: Sequence diagram UC09 -- Lập phiếu nhập kho</w:t>
       </w:r>
     </w:p>
     <w:p>
@@ -10420,7 +7562,7 @@
           <w:color w:val="000000"/>
           <w:sz w:val="26"/>
         </w:rPr>
-        <w:t>5.4 UC24 -- Lập phiếu xuất kho</w:t>
+        <w:t>5.4 UC10 -- Lập phiếu xuất kho</w:t>
       </w:r>
     </w:p>
     <w:p>
@@ -10434,63 +7576,7 @@
           <w:color w:val="000000"/>
           <w:sz w:val="24"/>
         </w:rPr>
-        <w:t>: Lập phiếu xuất (kiểm tra tồn) + gửi duyệt; giảm tồn khi UC25.</w:t>
-      </w:r>
-    </w:p>
-    <w:p>
-      <w:pPr>
-        <w:spacing w:line="276" w:lineRule="auto" w:after="120"/>
-        <w:ind w:firstLine="567"/>
-      </w:pPr>
-      <w:r>
-        <w:rPr>
-          <w:rFonts w:ascii="Times New Roman" w:hAnsi="Times New Roman" w:eastAsia="Times New Roman"/>
-          <w:color w:val="000000"/>
-          <w:sz w:val="24"/>
-        </w:rPr>
-        <w:t>: Tạo phiếu $</w:t>
-      </w:r>
-    </w:p>
-    <w:p>
-      <w:pPr>
-        <w:spacing w:line="276" w:lineRule="auto" w:after="120"/>
-        <w:ind w:firstLine="567"/>
-      </w:pPr>
-      <w:r>
-        <w:rPr>
-          <w:rFonts w:ascii="Times New Roman" w:hAnsi="Times New Roman" w:eastAsia="Times New Roman"/>
-          <w:color w:val="000000"/>
-          <w:sz w:val="24"/>
-        </w:rPr>
-        <w:t>thêm dòng (TonKhoDAO kiểm tra đủ)</w:t>
-      </w:r>
-    </w:p>
-    <w:p>
-      <w:pPr>
-        <w:spacing w:line="276" w:lineRule="auto" w:after="120"/>
-        <w:ind w:firstLine="567"/>
-      </w:pPr>
-      <w:r>
-        <w:rPr>
-          <w:rFonts w:ascii="Times New Roman" w:hAnsi="Times New Roman" w:eastAsia="Times New Roman"/>
-          <w:color w:val="000000"/>
-          <w:sz w:val="24"/>
-        </w:rPr>
-        <w:t>gửi duyệt</w:t>
-      </w:r>
-    </w:p>
-    <w:p>
-      <w:pPr>
-        <w:spacing w:line="276" w:lineRule="auto" w:after="120"/>
-        <w:ind w:firstLine="567"/>
-      </w:pPr>
-      <w:r>
-        <w:rPr>
-          <w:rFonts w:ascii="Times New Roman" w:hAnsi="Times New Roman" w:eastAsia="Times New Roman"/>
-          <w:color w:val="000000"/>
-          <w:sz w:val="24"/>
-        </w:rPr>
-        <w:t>QL duyệt</w:t>
+        <w:t>NV lập phiếu (kiểm tra tồn), gửi duyệt; QL duyệt $</w:t>
       </w:r>
     </w:p>
     <w:p>
@@ -10561,7 +7647,7 @@
           <w:color w:val="000000"/>
           <w:sz w:val="22"/>
         </w:rPr>
-        <w:t>Hình 5.4: Sequence diagram UC24 -- Lập phiếu xuất kho</w:t>
+        <w:t>Hình 5.4: Sequence diagram UC10 -- Lập phiếu xuất kho</w:t>
       </w:r>
     </w:p>
     <w:p>
@@ -10575,77 +7661,7 @@
           <w:color w:val="000000"/>
           <w:sz w:val="26"/>
         </w:rPr>
-        <w:t>5.5 Biểu đồ trạng thái phiếu (bổ sung)</w:t>
-      </w:r>
-    </w:p>
-    <w:p>
-      <w:pPr>
-        <w:spacing w:line="276" w:lineRule="auto" w:after="120"/>
-        <w:ind w:firstLine="567"/>
-      </w:pPr>
-      <w:r>
-        <w:rPr>
-          <w:rFonts w:ascii="Times New Roman" w:hAnsi="Times New Roman" w:eastAsia="Times New Roman"/>
-          <w:color w:val="000000"/>
-          <w:sz w:val="24"/>
-        </w:rPr>
-        <w:t>State machine mô tả vòng đời phiếu (hỗ trợ hiểu sequence duyệt).</w:t>
-      </w:r>
-    </w:p>
-    <w:p>
-      <w:pPr>
-        <w:pStyle w:val="Heading3"/>
-      </w:pPr>
-      <w:r>
-        <w:rPr>
-          <w:rFonts w:ascii="Times New Roman" w:hAnsi="Times New Roman" w:eastAsia="Times New Roman"/>
-          <w:b/>
-          <w:color w:val="000000"/>
-          <w:sz w:val="24"/>
-        </w:rPr>
-        <w:t>5.5.1 Phiếu nhập</w:t>
-      </w:r>
-    </w:p>
-    <w:p>
-      <w:pPr>
-        <w:spacing w:line="276" w:lineRule="auto" w:after="120"/>
-        <w:ind w:firstLine="567"/>
-      </w:pPr>
-      <w:r>
-        <w:rPr>
-          <w:rFonts w:ascii="Times New Roman" w:hAnsi="Times New Roman" w:eastAsia="Times New Roman"/>
-          <w:color w:val="000000"/>
-          <w:sz w:val="24"/>
-        </w:rPr>
-        <w:t>Trạng thái: Mới tạo $</w:t>
-      </w:r>
-    </w:p>
-    <w:p>
-      <w:pPr>
-        <w:spacing w:line="276" w:lineRule="auto" w:after="120"/>
-        <w:ind w:firstLine="567"/>
-      </w:pPr>
-      <w:r>
-        <w:rPr>
-          <w:rFonts w:ascii="Times New Roman" w:hAnsi="Times New Roman" w:eastAsia="Times New Roman"/>
-          <w:color w:val="000000"/>
-          <w:sz w:val="24"/>
-        </w:rPr>
-        <w:t>Chờ duyệt</w:t>
-      </w:r>
-    </w:p>
-    <w:p>
-      <w:pPr>
-        <w:spacing w:line="276" w:lineRule="auto" w:after="120"/>
-        <w:ind w:firstLine="567"/>
-      </w:pPr>
-      <w:r>
-        <w:rPr>
-          <w:rFonts w:ascii="Times New Roman" w:hAnsi="Times New Roman" w:eastAsia="Times New Roman"/>
-          <w:color w:val="000000"/>
-          <w:sz w:val="24"/>
-        </w:rPr>
-        <w:t>$ Đã duyệt / Từ chối; có thể Hủy từ Mới tạo/Từ chối.</w:t>
+        <w:t>5.5 State machine phiếu</w:t>
       </w:r>
     </w:p>
     <w:p>
@@ -10707,34 +7723,6 @@
     </w:p>
     <w:p>
       <w:pPr>
-        <w:pStyle w:val="Heading3"/>
-      </w:pPr>
-      <w:r>
-        <w:rPr>
-          <w:rFonts w:ascii="Times New Roman" w:hAnsi="Times New Roman" w:eastAsia="Times New Roman"/>
-          <w:b/>
-          <w:color w:val="000000"/>
-          <w:sz w:val="24"/>
-        </w:rPr>
-        <w:t>5.5.2 Phiếu xuất</w:t>
-      </w:r>
-    </w:p>
-    <w:p>
-      <w:pPr>
-        <w:spacing w:line="276" w:lineRule="auto" w:after="120"/>
-        <w:ind w:firstLine="567"/>
-      </w:pPr>
-      <w:r>
-        <w:rPr>
-          <w:rFonts w:ascii="Times New Roman" w:hAnsi="Times New Roman" w:eastAsia="Times New Roman"/>
-          <w:color w:val="000000"/>
-          <w:sz w:val="24"/>
-        </w:rPr>
-        <w:t>Tương tự phiếu nhập.</w:t>
-      </w:r>
-    </w:p>
-    <w:p>
-      <w:pPr>
         <w:spacing w:before="160" w:after="80"/>
         <w:ind w:firstLine="0"/>
         <w:jc w:val="center"/>
@@ -10801,7 +7789,7 @@
           <w:color w:val="000000"/>
           <w:sz w:val="26"/>
         </w:rPr>
-        <w:t>5.6 Kết luận chương</w:t>
+        <w:t>5.6 Kết luận</w:t>
       </w:r>
     </w:p>
     <w:p>
@@ -10815,7 +7803,21 @@
           <w:color w:val="000000"/>
           <w:sz w:val="24"/>
         </w:rPr>
-        <w:t>Sequence gắn</w:t>
+        <w:t>Tiếp: Class diagram (Ch.6).</w:t>
+      </w:r>
+    </w:p>
+    <w:p>
+      <w:pPr>
+        <w:pStyle w:val="Heading1"/>
+      </w:pPr>
+      <w:r>
+        <w:rPr>
+          <w:rFonts w:ascii="Times New Roman" w:hAnsi="Times New Roman" w:eastAsia="Times New Roman"/>
+          <w:b/>
+          <w:color w:val="000000"/>
+          <w:sz w:val="28"/>
+        </w:rPr>
+        <w:t>CHƯƠNG 6: SƠ ĐỒ LỚP (CLASS DIAGRAM)</w:t>
       </w:r>
     </w:p>
     <w:p>
@@ -10829,7 +7831,21 @@
           <w:color w:val="000000"/>
           <w:sz w:val="24"/>
         </w:rPr>
-        <w:t>với các đối tượng phần mềm. Chương 6:</w:t>
+        <w:t>Class diagram sau use case -- activity -- sequence.</w:t>
+      </w:r>
+    </w:p>
+    <w:p>
+      <w:pPr>
+        <w:pStyle w:val="Heading2"/>
+      </w:pPr>
+      <w:r>
+        <w:rPr>
+          <w:rFonts w:ascii="Times New Roman" w:hAnsi="Times New Roman" w:eastAsia="Times New Roman"/>
+          <w:b/>
+          <w:color w:val="000000"/>
+          <w:sz w:val="26"/>
+        </w:rPr>
+        <w:t>6.1 Các lớp chính</w:t>
       </w:r>
     </w:p>
     <w:p>
@@ -10843,203 +7859,21 @@
           <w:color w:val="000000"/>
           <w:sz w:val="24"/>
         </w:rPr>
-        <w:t>tổng hợp các lớp đã xuất hiện.</w:t>
-      </w:r>
-    </w:p>
-    <w:p>
-      <w:pPr>
-        <w:pStyle w:val="Heading1"/>
+        <w:t>NguoiDung; HangHoa, NhomHangHoa, DonViTinh; NhaCungCap, KhachHang; Kho, TonKho; PhieuNhapKho, ChiTietPhieuNhap; PhieuXuatKho, ChiTietPhieuXuat; PhieuKiemKe, ChiTietKiemKe; LichSuThaoTac.</w:t>
+      </w:r>
+    </w:p>
+    <w:p>
+      <w:pPr>
+        <w:pStyle w:val="Heading2"/>
       </w:pPr>
       <w:r>
         <w:rPr>
           <w:rFonts w:ascii="Times New Roman" w:hAnsi="Times New Roman" w:eastAsia="Times New Roman"/>
           <w:b/>
           <w:color w:val="000000"/>
-          <w:sz w:val="28"/>
-        </w:rPr>
-        <w:t>CHƯƠNG 6: SƠ ĐỒ LỚP (CLASS DIAGRAM)</w:t>
-      </w:r>
-    </w:p>
-    <w:p>
-      <w:pPr>
-        <w:spacing w:line="276" w:lineRule="auto" w:after="120"/>
-        <w:ind w:firstLine="567"/>
-      </w:pPr>
-      <w:r>
-        <w:rPr>
-          <w:rFonts w:ascii="Times New Roman" w:hAnsi="Times New Roman" w:eastAsia="Times New Roman"/>
-          <w:color w:val="000000"/>
-          <w:sz w:val="24"/>
-        </w:rPr>
-        <w:t>Sau use case, activity và sequence,</w:t>
-      </w:r>
-    </w:p>
-    <w:p>
-      <w:pPr>
-        <w:spacing w:line="276" w:lineRule="auto" w:after="120"/>
-        <w:ind w:firstLine="567"/>
-      </w:pPr>
-      <w:r>
-        <w:rPr>
-          <w:rFonts w:ascii="Times New Roman" w:hAnsi="Times New Roman" w:eastAsia="Times New Roman"/>
-          <w:color w:val="000000"/>
-          <w:sz w:val="24"/>
-        </w:rPr>
-        <w:t>xác định các lớp, thuộc tính và quan hệ để hệ thống hỗ trợ các use case.</w:t>
-      </w:r>
-    </w:p>
-    <w:p>
-      <w:pPr>
-        <w:pStyle w:val="Heading2"/>
-      </w:pPr>
-      <w:r>
-        <w:rPr>
-          <w:rFonts w:ascii="Times New Roman" w:hAnsi="Times New Roman" w:eastAsia="Times New Roman"/>
-          <w:b/>
-          <w:color w:val="000000"/>
           <w:sz w:val="26"/>
         </w:rPr>
-        <w:t>6.1 Các lớp chính</w:t>
-      </w:r>
-    </w:p>
-    <w:p>
-      <w:pPr>
-        <w:spacing w:line="276" w:lineRule="auto" w:after="60"/>
-        <w:ind w:firstLine="0" w:left="567"/>
-      </w:pPr>
-      <w:r>
-        <w:rPr>
-          <w:rFonts w:ascii="Times New Roman" w:hAnsi="Times New Roman" w:eastAsia="Times New Roman"/>
-          <w:color w:val="000000"/>
-          <w:sz w:val="24"/>
-        </w:rPr>
-        <w:t>• NguoiDung: tài khoản, vai trò, trạng thái (UC01--UC06).</w:t>
-      </w:r>
-    </w:p>
-    <w:p>
-      <w:pPr>
-        <w:spacing w:line="276" w:lineRule="auto" w:after="60"/>
-        <w:ind w:firstLine="0" w:left="567"/>
-      </w:pPr>
-      <w:r>
-        <w:rPr>
-          <w:rFonts w:ascii="Times New Roman" w:hAnsi="Times New Roman" w:eastAsia="Times New Roman"/>
-          <w:color w:val="000000"/>
-          <w:sz w:val="24"/>
-        </w:rPr>
-        <w:t>• HangHoa, NhomHangHoa, DonViTinh: danh mục hàng (UC15--UC18).</w:t>
-      </w:r>
-    </w:p>
-    <w:p>
-      <w:pPr>
-        <w:spacing w:line="276" w:lineRule="auto" w:after="60"/>
-        <w:ind w:firstLine="0" w:left="567"/>
-      </w:pPr>
-      <w:r>
-        <w:rPr>
-          <w:rFonts w:ascii="Times New Roman" w:hAnsi="Times New Roman" w:eastAsia="Times New Roman"/>
-          <w:color w:val="000000"/>
-          <w:sz w:val="24"/>
-        </w:rPr>
-        <w:t>• NhaCungCap, KhachHang: đối tác (UC07--UC14).</w:t>
-      </w:r>
-    </w:p>
-    <w:p>
-      <w:pPr>
-        <w:spacing w:line="276" w:lineRule="auto" w:after="60"/>
-        <w:ind w:firstLine="0" w:left="567"/>
-      </w:pPr>
-      <w:r>
-        <w:rPr>
-          <w:rFonts w:ascii="Times New Roman" w:hAnsi="Times New Roman" w:eastAsia="Times New Roman"/>
-          <w:color w:val="000000"/>
-          <w:sz w:val="24"/>
-        </w:rPr>
-        <w:t>• Kho, TonKho: kho và tồn (UC19--UC21, nhập/xuất).</w:t>
-      </w:r>
-    </w:p>
-    <w:p>
-      <w:pPr>
-        <w:spacing w:line="276" w:lineRule="auto" w:after="60"/>
-        <w:ind w:firstLine="0" w:left="567"/>
-      </w:pPr>
-      <w:r>
-        <w:rPr>
-          <w:rFonts w:ascii="Times New Roman" w:hAnsi="Times New Roman" w:eastAsia="Times New Roman"/>
-          <w:color w:val="000000"/>
-          <w:sz w:val="24"/>
-        </w:rPr>
-        <w:t>• PhieuNhapKho, ChiTietPhieuNhap: phiếu nhập (UC22--UC23).</w:t>
-      </w:r>
-    </w:p>
-    <w:p>
-      <w:pPr>
-        <w:spacing w:line="276" w:lineRule="auto" w:after="60"/>
-        <w:ind w:firstLine="0" w:left="567"/>
-      </w:pPr>
-      <w:r>
-        <w:rPr>
-          <w:rFonts w:ascii="Times New Roman" w:hAnsi="Times New Roman" w:eastAsia="Times New Roman"/>
-          <w:color w:val="000000"/>
-          <w:sz w:val="24"/>
-        </w:rPr>
-        <w:t>• PhieuXuatKho, ChiTietPhieuXuat: phiếu xuất (UC24--UC25).</w:t>
-      </w:r>
-    </w:p>
-    <w:p>
-      <w:pPr>
-        <w:spacing w:line="276" w:lineRule="auto" w:after="60"/>
-        <w:ind w:firstLine="0" w:left="567"/>
-      </w:pPr>
-      <w:r>
-        <w:rPr>
-          <w:rFonts w:ascii="Times New Roman" w:hAnsi="Times New Roman" w:eastAsia="Times New Roman"/>
-          <w:color w:val="000000"/>
-          <w:sz w:val="24"/>
-        </w:rPr>
-        <w:t>• PhieuKiemKe, ChiTietKiemKe: kiểm kê.</w:t>
-      </w:r>
-    </w:p>
-    <w:p>
-      <w:pPr>
-        <w:spacing w:line="276" w:lineRule="auto" w:after="60"/>
-        <w:ind w:firstLine="0" w:left="567"/>
-      </w:pPr>
-      <w:r>
-        <w:rPr>
-          <w:rFonts w:ascii="Times New Roman" w:hAnsi="Times New Roman" w:eastAsia="Times New Roman"/>
-          <w:color w:val="000000"/>
-          <w:sz w:val="24"/>
-        </w:rPr>
-        <w:t>• LichSuThaoTac: ghi log.</w:t>
-      </w:r>
-    </w:p>
-    <w:p>
-      <w:pPr>
-        <w:pStyle w:val="Heading2"/>
-      </w:pPr>
-      <w:r>
-        <w:rPr>
-          <w:rFonts w:ascii="Times New Roman" w:hAnsi="Times New Roman" w:eastAsia="Times New Roman"/>
-          <w:b/>
-          <w:color w:val="000000"/>
-          <w:sz w:val="26"/>
-        </w:rPr>
         <w:t>6.2 Sơ đồ lớp tổng thể</w:t>
-      </w:r>
-    </w:p>
-    <w:p>
-      <w:pPr>
-        <w:pStyle w:val="Heading3"/>
-      </w:pPr>
-      <w:r>
-        <w:rPr>
-          <w:rFonts w:ascii="Times New Roman" w:hAnsi="Times New Roman" w:eastAsia="Times New Roman"/>
-          <w:b/>
-          <w:color w:val="000000"/>
-          <w:sz w:val="24"/>
-        </w:rPr>
-        <w:t>6.2.1 Danh mục (Master)</w:t>
       </w:r>
     </w:p>
     <w:p>
@@ -11101,20 +7935,6 @@
     </w:p>
     <w:p>
       <w:pPr>
-        <w:pStyle w:val="Heading3"/>
-      </w:pPr>
-      <w:r>
-        <w:rPr>
-          <w:rFonts w:ascii="Times New Roman" w:hAnsi="Times New Roman" w:eastAsia="Times New Roman"/>
-          <w:b/>
-          <w:color w:val="000000"/>
-          <w:sz w:val="24"/>
-        </w:rPr>
-        <w:t>6.2.2 Nghiệp vụ nhập xuất</w:t>
-      </w:r>
-    </w:p>
-    <w:p>
-      <w:pPr>
         <w:spacing w:before="160" w:after="80"/>
         <w:ind w:firstLine="0"/>
         <w:jc w:val="center"/>
@@ -11172,20 +7992,6 @@
     </w:p>
     <w:p>
       <w:pPr>
-        <w:pStyle w:val="Heading3"/>
-      </w:pPr>
-      <w:r>
-        <w:rPr>
-          <w:rFonts w:ascii="Times New Roman" w:hAnsi="Times New Roman" w:eastAsia="Times New Roman"/>
-          <w:b/>
-          <w:color w:val="000000"/>
-          <w:sz w:val="24"/>
-        </w:rPr>
-        <w:t>6.2.3 Kiểm kê và log</w:t>
-      </w:r>
-    </w:p>
-    <w:p>
-      <w:pPr>
         <w:spacing w:before="160" w:after="80"/>
         <w:ind w:firstLine="0"/>
         <w:jc w:val="center"/>
@@ -11252,7 +8058,7 @@
           <w:color w:val="000000"/>
           <w:sz w:val="26"/>
         </w:rPr>
-        <w:t>6.3 Class diagram trong use case</w:t>
+        <w:t>6.3 Class trong use case</w:t>
       </w:r>
     </w:p>
     <w:p>
@@ -11266,21 +8072,7 @@
           <w:color w:val="000000"/>
           <w:sz w:val="24"/>
         </w:rPr>
-        <w:t>6.3.1 UC15 -- Thêm hàng hóa</w:t>
-      </w:r>
-    </w:p>
-    <w:p>
-      <w:pPr>
-        <w:spacing w:line="276" w:lineRule="auto" w:after="120"/>
-        <w:ind w:firstLine="567"/>
-      </w:pPr>
-      <w:r>
-        <w:rPr>
-          <w:rFonts w:ascii="Times New Roman" w:hAnsi="Times New Roman" w:eastAsia="Times New Roman"/>
-          <w:color w:val="000000"/>
-          <w:sz w:val="24"/>
-        </w:rPr>
-        <w:t>Lớp: NguoiDung, HangHoa, NhomHangHoa, DonViTinh, TonKho.</w:t>
+        <w:t>6.3.1 UC06 -- Thêm hàng hóa</w:t>
       </w:r>
     </w:p>
     <w:p>
@@ -11337,7 +8129,7 @@
           <w:color w:val="000000"/>
           <w:sz w:val="22"/>
         </w:rPr>
-        <w:t>Hình 6.4: Biểu đồ lớp trong ca sử dụng UC15 -- Thêm hàng hóa</w:t>
+        <w:t>Hình 6.4: Biểu đồ lớp trong ca sử dụng UC06 -- Thêm hàng hóa</w:t>
       </w:r>
     </w:p>
     <w:p>
@@ -11351,21 +8143,7 @@
           <w:color w:val="000000"/>
           <w:sz w:val="24"/>
         </w:rPr>
-        <w:t>6.3.2 UC22 -- Lập phiếu nhập</w:t>
-      </w:r>
-    </w:p>
-    <w:p>
-      <w:pPr>
-        <w:spacing w:line="276" w:lineRule="auto" w:after="120"/>
-        <w:ind w:firstLine="567"/>
-      </w:pPr>
-      <w:r>
-        <w:rPr>
-          <w:rFonts w:ascii="Times New Roman" w:hAnsi="Times New Roman" w:eastAsia="Times New Roman"/>
-          <w:color w:val="000000"/>
-          <w:sz w:val="24"/>
-        </w:rPr>
-        <w:t>Lớp: NguoiDung, PhieuNhapKho, ChiTietPhieuNhap, NhaCungCap, Kho, HangHoa, TonKho.</w:t>
+        <w:t>6.3.2 UC09 -- Lập phiếu nhập</w:t>
       </w:r>
     </w:p>
     <w:p>
@@ -11422,7 +8200,7 @@
           <w:color w:val="000000"/>
           <w:sz w:val="22"/>
         </w:rPr>
-        <w:t>Hình 6.5: Biểu đồ lớp trong ca sử dụng UC22 -- Lập phiếu nhập kho</w:t>
+        <w:t>Hình 6.5: Biểu đồ lớp trong ca sử dụng UC09 -- Lập phiếu nhập kho</w:t>
       </w:r>
     </w:p>
     <w:p>
@@ -11436,21 +8214,7 @@
           <w:color w:val="000000"/>
           <w:sz w:val="24"/>
         </w:rPr>
-        <w:t>6.3.3 UC24 -- Lập phiếu xuất</w:t>
-      </w:r>
-    </w:p>
-    <w:p>
-      <w:pPr>
-        <w:spacing w:line="276" w:lineRule="auto" w:after="120"/>
-        <w:ind w:firstLine="567"/>
-      </w:pPr>
-      <w:r>
-        <w:rPr>
-          <w:rFonts w:ascii="Times New Roman" w:hAnsi="Times New Roman" w:eastAsia="Times New Roman"/>
-          <w:color w:val="000000"/>
-          <w:sz w:val="24"/>
-        </w:rPr>
-        <w:t>Lớp: NguoiDung, PhieuXuatKho, ChiTietPhieuXuat, KhachHang, Kho, HangHoa, TonKho.</w:t>
+        <w:t>6.3.3 UC10 -- Lập phiếu xuất</w:t>
       </w:r>
     </w:p>
     <w:p>
@@ -11507,7 +8271,7 @@
           <w:color w:val="000000"/>
           <w:sz w:val="22"/>
         </w:rPr>
-        <w:t>Hình 6.6: Biểu đồ lớp trong ca sử dụng UC24 -- Lập phiếu xuất kho</w:t>
+        <w:t>Hình 6.6: Biểu đồ lớp trong ca sử dụng UC10 -- Lập phiếu xuất kho</w:t>
       </w:r>
     </w:p>
     <w:p>
@@ -11521,7 +8285,7 @@
           <w:color w:val="000000"/>
           <w:sz w:val="26"/>
         </w:rPr>
-        <w:t>6.4 Bảng mô tả lớp (thiết kế chi tiết)</w:t>
+        <w:t>6.4 Bảng thuộc tính chính</w:t>
       </w:r>
     </w:p>
     <w:tbl>
@@ -11550,7 +8314,7 @@
                 <w:color w:val="000000"/>
                 <w:sz w:val="22"/>
               </w:rPr>
-              <w:t>|p5cm|p5cm|</w:t>
+              <w:t>|p5.5cm|p4.5cm|</w:t>
               <w:br/>
               <w:br/>
               <w:t>Lớp</w:t>
@@ -11570,7 +8334,7 @@
                 <w:color w:val="000000"/>
                 <w:sz w:val="22"/>
               </w:rPr>
-              <w:t>Thuộc tính chính</w:t>
+              <w:t>Thuộc tính</w:t>
             </w:r>
           </w:p>
         </w:tc>
@@ -11587,7 +8351,7 @@
                 <w:color w:val="000000"/>
                 <w:sz w:val="22"/>
               </w:rPr>
-              <w:t>Mô tả</w:t>
+              <w:t>Ghi chú</w:t>
             </w:r>
           </w:p>
         </w:tc>
@@ -11623,7 +8387,7 @@
                 <w:color w:val="000000"/>
                 <w:sz w:val="22"/>
               </w:rPr>
-              <w:t>MaNguoiDung, TenDangNhap, MatKhau, HoTen, VaiTro, TrangThai</w:t>
+              <w:t>Ma, TenDangNhap, MatKhau, HoTen, VaiTro, TrangThai</w:t>
             </w:r>
           </w:p>
         </w:tc>
@@ -11640,7 +8404,7 @@
                 <w:color w:val="000000"/>
                 <w:sz w:val="22"/>
               </w:rPr>
-              <w:t>Tài khoản, phân quyền.</w:t>
+              <w:t>UC01--03</w:t>
             </w:r>
           </w:p>
         </w:tc>
@@ -11676,7 +8440,7 @@
                 <w:color w:val="000000"/>
                 <w:sz w:val="22"/>
               </w:rPr>
-              <w:t>MaHangHoa, TenHangHoa, MaNhomHang, MaDonViTinh, GiaNhap, GiaXuat, MoTa, TrangThai</w:t>
+              <w:t>Ma, Ten, Nhom, DVT, GiaNhap, GiaXuat</w:t>
             </w:r>
           </w:p>
         </w:tc>
@@ -11693,7 +8457,7 @@
                 <w:color w:val="000000"/>
                 <w:sz w:val="22"/>
               </w:rPr>
-              <w:t>Danh mục hàng.</w:t>
+              <w:t>UC06--07</w:t>
             </w:r>
           </w:p>
         </w:tc>
@@ -11712,7 +8476,7 @@
                 <w:color w:val="000000"/>
                 <w:sz w:val="22"/>
               </w:rPr>
-              <w:t>NhomHangHoa</w:t>
+              <w:t>NhaCungCap / KhachHang</w:t>
             </w:r>
           </w:p>
         </w:tc>
@@ -11729,7 +8493,7 @@
                 <w:color w:val="000000"/>
                 <w:sz w:val="22"/>
               </w:rPr>
-              <w:t>MaNhomHang, TenNhomHang, MoTa</w:t>
+              <w:t>Ma, Ten, DiaChi, SDT, Email</w:t>
             </w:r>
           </w:p>
         </w:tc>
@@ -11746,166 +8510,7 @@
                 <w:color w:val="000000"/>
                 <w:sz w:val="22"/>
               </w:rPr>
-              <w:t>Nhóm hàng.</w:t>
-            </w:r>
-          </w:p>
-        </w:tc>
-      </w:tr>
-      <w:tr>
-        <w:tc>
-          <w:tcPr>
-            <w:tcW w:type="dxa" w:w="3024"/>
-          </w:tcPr>
-          <w:p>
-            <w:r/>
-            <w:r>
-              <w:rPr>
-                <w:rFonts w:ascii="Times New Roman" w:hAnsi="Times New Roman" w:eastAsia="Times New Roman"/>
-                <w:b w:val="0"/>
-                <w:color w:val="000000"/>
-                <w:sz w:val="22"/>
-              </w:rPr>
-              <w:t>DonViTinh</w:t>
-            </w:r>
-          </w:p>
-        </w:tc>
-        <w:tc>
-          <w:tcPr>
-            <w:tcW w:type="dxa" w:w="3024"/>
-          </w:tcPr>
-          <w:p>
-            <w:r/>
-            <w:r>
-              <w:rPr>
-                <w:rFonts w:ascii="Times New Roman" w:hAnsi="Times New Roman" w:eastAsia="Times New Roman"/>
-                <w:b w:val="0"/>
-                <w:color w:val="000000"/>
-                <w:sz w:val="22"/>
-              </w:rPr>
-              <w:t>MaDonViTinh, TenDonViTinh</w:t>
-            </w:r>
-          </w:p>
-        </w:tc>
-        <w:tc>
-          <w:tcPr>
-            <w:tcW w:type="dxa" w:w="3024"/>
-          </w:tcPr>
-          <w:p>
-            <w:r/>
-            <w:r>
-              <w:rPr>
-                <w:rFonts w:ascii="Times New Roman" w:hAnsi="Times New Roman" w:eastAsia="Times New Roman"/>
-                <w:b w:val="0"/>
-                <w:color w:val="000000"/>
-                <w:sz w:val="22"/>
-              </w:rPr>
-              <w:t>Đơn vị tính.</w:t>
-            </w:r>
-          </w:p>
-        </w:tc>
-      </w:tr>
-      <w:tr>
-        <w:tc>
-          <w:tcPr>
-            <w:tcW w:type="dxa" w:w="3024"/>
-          </w:tcPr>
-          <w:p>
-            <w:r/>
-            <w:r>
-              <w:rPr>
-                <w:rFonts w:ascii="Times New Roman" w:hAnsi="Times New Roman" w:eastAsia="Times New Roman"/>
-                <w:b w:val="0"/>
-                <w:color w:val="000000"/>
-                <w:sz w:val="22"/>
-              </w:rPr>
-              <w:t>NhaCungCap</w:t>
-            </w:r>
-          </w:p>
-        </w:tc>
-        <w:tc>
-          <w:tcPr>
-            <w:tcW w:type="dxa" w:w="3024"/>
-          </w:tcPr>
-          <w:p>
-            <w:r/>
-            <w:r>
-              <w:rPr>
-                <w:rFonts w:ascii="Times New Roman" w:hAnsi="Times New Roman" w:eastAsia="Times New Roman"/>
-                <w:b w:val="0"/>
-                <w:color w:val="000000"/>
-                <w:sz w:val="22"/>
-              </w:rPr>
-              <w:t>MaNhaCungCap, TenNhaCungCap, DiaChi, SoDienThoai, Email</w:t>
-            </w:r>
-          </w:p>
-        </w:tc>
-        <w:tc>
-          <w:tcPr>
-            <w:tcW w:type="dxa" w:w="3024"/>
-          </w:tcPr>
-          <w:p>
-            <w:r/>
-            <w:r>
-              <w:rPr>
-                <w:rFonts w:ascii="Times New Roman" w:hAnsi="Times New Roman" w:eastAsia="Times New Roman"/>
-                <w:b w:val="0"/>
-                <w:color w:val="000000"/>
-                <w:sz w:val="22"/>
-              </w:rPr>
-              <w:t>NCC.</w:t>
-            </w:r>
-          </w:p>
-        </w:tc>
-      </w:tr>
-      <w:tr>
-        <w:tc>
-          <w:tcPr>
-            <w:tcW w:type="dxa" w:w="3024"/>
-          </w:tcPr>
-          <w:p>
-            <w:r/>
-            <w:r>
-              <w:rPr>
-                <w:rFonts w:ascii="Times New Roman" w:hAnsi="Times New Roman" w:eastAsia="Times New Roman"/>
-                <w:b w:val="0"/>
-                <w:color w:val="000000"/>
-                <w:sz w:val="22"/>
-              </w:rPr>
-              <w:t>KhachHang</w:t>
-            </w:r>
-          </w:p>
-        </w:tc>
-        <w:tc>
-          <w:tcPr>
-            <w:tcW w:type="dxa" w:w="3024"/>
-          </w:tcPr>
-          <w:p>
-            <w:r/>
-            <w:r>
-              <w:rPr>
-                <w:rFonts w:ascii="Times New Roman" w:hAnsi="Times New Roman" w:eastAsia="Times New Roman"/>
-                <w:b w:val="0"/>
-                <w:color w:val="000000"/>
-                <w:sz w:val="22"/>
-              </w:rPr>
-              <w:t>MaKhachHang, TenKhachHang, DiaChi, SoDienThoai, Email, MaSoThue</w:t>
-            </w:r>
-          </w:p>
-        </w:tc>
-        <w:tc>
-          <w:tcPr>
-            <w:tcW w:type="dxa" w:w="3024"/>
-          </w:tcPr>
-          <w:p>
-            <w:r/>
-            <w:r>
-              <w:rPr>
-                <w:rFonts w:ascii="Times New Roman" w:hAnsi="Times New Roman" w:eastAsia="Times New Roman"/>
-                <w:b w:val="0"/>
-                <w:color w:val="000000"/>
-                <w:sz w:val="22"/>
-              </w:rPr>
-              <w:t>Khách hàng.</w:t>
+              <w:t>UC04--05</w:t>
             </w:r>
           </w:p>
         </w:tc>
@@ -11941,7 +8546,7 @@
                 <w:color w:val="000000"/>
                 <w:sz w:val="22"/>
               </w:rPr>
-              <w:t>MaKho, TenKho, DiaChi, NguoiPhuTrach, TrangThai</w:t>
+              <w:t>Ma, Ten, DiaChi, PhuTrach</w:t>
             </w:r>
           </w:p>
         </w:tc>
@@ -11958,7 +8563,7 @@
                 <w:color w:val="000000"/>
                 <w:sz w:val="22"/>
               </w:rPr>
-              <w:t>Kho.</w:t>
+              <w:t>UC08</w:t>
             </w:r>
           </w:p>
         </w:tc>
@@ -11977,7 +8582,7 @@
                 <w:color w:val="000000"/>
                 <w:sz w:val="22"/>
               </w:rPr>
-              <w:t>PhieuNhapKho</w:t>
+              <w:t>PhieuNhap / ChiTiet</w:t>
             </w:r>
           </w:p>
         </w:tc>
@@ -11994,7 +8599,7 @@
                 <w:color w:val="000000"/>
                 <w:sz w:val="22"/>
               </w:rPr>
-              <w:t>MaPhieuNhap, MaNhaCungCap, MaKho, MaNguoiDung, NgayNhap, TongTien, TrangThai</w:t>
+              <w:t>MaPhieu, NCC, Kho, SoLuong, DonGia</w:t>
             </w:r>
           </w:p>
         </w:tc>
@@ -12011,7 +8616,7 @@
                 <w:color w:val="000000"/>
                 <w:sz w:val="22"/>
               </w:rPr>
-              <w:t>Phiếu nhập.</w:t>
+              <w:t>UC09</w:t>
             </w:r>
           </w:p>
         </w:tc>
@@ -12030,7 +8635,7 @@
                 <w:color w:val="000000"/>
                 <w:sz w:val="22"/>
               </w:rPr>
-              <w:t>ChiTietPhieuNhap</w:t>
+              <w:t>PhieuXuat / ChiTiet</w:t>
             </w:r>
           </w:p>
         </w:tc>
@@ -12047,7 +8652,7 @@
                 <w:color w:val="000000"/>
                 <w:sz w:val="22"/>
               </w:rPr>
-              <w:t>MaChiTiet, MaPhieuNhap, MaHangHoa, SoLuong, DonGia, ThanhTien</w:t>
+              <w:t>MaPhieu, KH, Kho, SoLuong, DonGia</w:t>
             </w:r>
           </w:p>
         </w:tc>
@@ -12064,113 +8669,7 @@
                 <w:color w:val="000000"/>
                 <w:sz w:val="22"/>
               </w:rPr>
-              <w:t>Dòng nhập.</w:t>
-            </w:r>
-          </w:p>
-        </w:tc>
-      </w:tr>
-      <w:tr>
-        <w:tc>
-          <w:tcPr>
-            <w:tcW w:type="dxa" w:w="3024"/>
-          </w:tcPr>
-          <w:p>
-            <w:r/>
-            <w:r>
-              <w:rPr>
-                <w:rFonts w:ascii="Times New Roman" w:hAnsi="Times New Roman" w:eastAsia="Times New Roman"/>
-                <w:b w:val="0"/>
-                <w:color w:val="000000"/>
-                <w:sz w:val="22"/>
-              </w:rPr>
-              <w:t>PhieuXuatKho</w:t>
-            </w:r>
-          </w:p>
-        </w:tc>
-        <w:tc>
-          <w:tcPr>
-            <w:tcW w:type="dxa" w:w="3024"/>
-          </w:tcPr>
-          <w:p>
-            <w:r/>
-            <w:r>
-              <w:rPr>
-                <w:rFonts w:ascii="Times New Roman" w:hAnsi="Times New Roman" w:eastAsia="Times New Roman"/>
-                <w:b w:val="0"/>
-                <w:color w:val="000000"/>
-                <w:sz w:val="22"/>
-              </w:rPr>
-              <w:t>MaPhieuXuat, MaKhachHang, MaKho, MaNguoiDung, NgayXuat, TongTien, TrangThai</w:t>
-            </w:r>
-          </w:p>
-        </w:tc>
-        <w:tc>
-          <w:tcPr>
-            <w:tcW w:type="dxa" w:w="3024"/>
-          </w:tcPr>
-          <w:p>
-            <w:r/>
-            <w:r>
-              <w:rPr>
-                <w:rFonts w:ascii="Times New Roman" w:hAnsi="Times New Roman" w:eastAsia="Times New Roman"/>
-                <w:b w:val="0"/>
-                <w:color w:val="000000"/>
-                <w:sz w:val="22"/>
-              </w:rPr>
-              <w:t>Phiếu xuất.</w:t>
-            </w:r>
-          </w:p>
-        </w:tc>
-      </w:tr>
-      <w:tr>
-        <w:tc>
-          <w:tcPr>
-            <w:tcW w:type="dxa" w:w="3024"/>
-          </w:tcPr>
-          <w:p>
-            <w:r/>
-            <w:r>
-              <w:rPr>
-                <w:rFonts w:ascii="Times New Roman" w:hAnsi="Times New Roman" w:eastAsia="Times New Roman"/>
-                <w:b w:val="0"/>
-                <w:color w:val="000000"/>
-                <w:sz w:val="22"/>
-              </w:rPr>
-              <w:t>ChiTietPhieuXuat</w:t>
-            </w:r>
-          </w:p>
-        </w:tc>
-        <w:tc>
-          <w:tcPr>
-            <w:tcW w:type="dxa" w:w="3024"/>
-          </w:tcPr>
-          <w:p>
-            <w:r/>
-            <w:r>
-              <w:rPr>
-                <w:rFonts w:ascii="Times New Roman" w:hAnsi="Times New Roman" w:eastAsia="Times New Roman"/>
-                <w:b w:val="0"/>
-                <w:color w:val="000000"/>
-                <w:sz w:val="22"/>
-              </w:rPr>
-              <w:t>MaChiTiet, MaPhieuXuat, MaHangHoa, SoLuong, DonGia, ThanhTien</w:t>
-            </w:r>
-          </w:p>
-        </w:tc>
-        <w:tc>
-          <w:tcPr>
-            <w:tcW w:type="dxa" w:w="3024"/>
-          </w:tcPr>
-          <w:p>
-            <w:r/>
-            <w:r>
-              <w:rPr>
-                <w:rFonts w:ascii="Times New Roman" w:hAnsi="Times New Roman" w:eastAsia="Times New Roman"/>
-                <w:b w:val="0"/>
-                <w:color w:val="000000"/>
-                <w:sz w:val="22"/>
-              </w:rPr>
-              <w:t>Dòng xuất.</w:t>
+              <w:t>UC10</w:t>
             </w:r>
           </w:p>
         </w:tc>
@@ -12206,7 +8705,7 @@
                 <w:color w:val="000000"/>
                 <w:sz w:val="22"/>
               </w:rPr>
-              <w:t>MaKho, MaHangHoa, SoLuongTon, NgayCapNhat</w:t>
+              <w:t>MaKho, MaHang, SoLuongTon</w:t>
             </w:r>
           </w:p>
         </w:tc>
@@ -12223,60 +8722,7 @@
                 <w:color w:val="000000"/>
                 <w:sz w:val="22"/>
               </w:rPr>
-              <w:t>Tồn theo kho--hàng.</w:t>
-            </w:r>
-          </w:p>
-        </w:tc>
-      </w:tr>
-      <w:tr>
-        <w:tc>
-          <w:tcPr>
-            <w:tcW w:type="dxa" w:w="3024"/>
-          </w:tcPr>
-          <w:p>
-            <w:r/>
-            <w:r>
-              <w:rPr>
-                <w:rFonts w:ascii="Times New Roman" w:hAnsi="Times New Roman" w:eastAsia="Times New Roman"/>
-                <w:b w:val="0"/>
-                <w:color w:val="000000"/>
-                <w:sz w:val="22"/>
-              </w:rPr>
-              <w:t>LichSuThaoTac</w:t>
-            </w:r>
-          </w:p>
-        </w:tc>
-        <w:tc>
-          <w:tcPr>
-            <w:tcW w:type="dxa" w:w="3024"/>
-          </w:tcPr>
-          <w:p>
-            <w:r/>
-            <w:r>
-              <w:rPr>
-                <w:rFonts w:ascii="Times New Roman" w:hAnsi="Times New Roman" w:eastAsia="Times New Roman"/>
-                <w:b w:val="0"/>
-                <w:color w:val="000000"/>
-                <w:sz w:val="22"/>
-              </w:rPr>
-              <w:t>MaLog, MaNguoiDung, HanhDong, ThoiGian, DoiTuong</w:t>
-            </w:r>
-          </w:p>
-        </w:tc>
-        <w:tc>
-          <w:tcPr>
-            <w:tcW w:type="dxa" w:w="3024"/>
-          </w:tcPr>
-          <w:p>
-            <w:r/>
-            <w:r>
-              <w:rPr>
-                <w:rFonts w:ascii="Times New Roman" w:hAnsi="Times New Roman" w:eastAsia="Times New Roman"/>
-                <w:b w:val="0"/>
-                <w:color w:val="000000"/>
-                <w:sz w:val="22"/>
-              </w:rPr>
-              <w:t>Log.</w:t>
+              <w:t>Cập nhật khi duyệt</w:t>
             </w:r>
           </w:p>
         </w:tc>
@@ -12294,77 +8740,7 @@
           <w:color w:val="000000"/>
           <w:sz w:val="26"/>
         </w:rPr>
-        <w:t>6.5 Quan hệ chính</w:t>
-      </w:r>
-    </w:p>
-    <w:p>
-      <w:pPr>
-        <w:spacing w:line="276" w:lineRule="auto" w:after="60"/>
-        <w:ind w:firstLine="0" w:left="567"/>
-      </w:pPr>
-      <w:r>
-        <w:rPr>
-          <w:rFonts w:ascii="Times New Roman" w:hAnsi="Times New Roman" w:eastAsia="Times New Roman"/>
-          <w:color w:val="000000"/>
-          <w:sz w:val="24"/>
-        </w:rPr>
-        <w:t>• NguoiDung 1--n PhieuNhapKho / PhieuXuatKho.</w:t>
-      </w:r>
-    </w:p>
-    <w:p>
-      <w:pPr>
-        <w:spacing w:line="276" w:lineRule="auto" w:after="60"/>
-        <w:ind w:firstLine="0" w:left="567"/>
-      </w:pPr>
-      <w:r>
-        <w:rPr>
-          <w:rFonts w:ascii="Times New Roman" w:hAnsi="Times New Roman" w:eastAsia="Times New Roman"/>
-          <w:color w:val="000000"/>
-          <w:sz w:val="24"/>
-        </w:rPr>
-        <w:t>• NhaCungCap 1--n PhieuNhapKho; KhachHang 1--n PhieuXuatKho.</w:t>
-      </w:r>
-    </w:p>
-    <w:p>
-      <w:pPr>
-        <w:spacing w:line="276" w:lineRule="auto" w:after="60"/>
-        <w:ind w:firstLine="0" w:left="567"/>
-      </w:pPr>
-      <w:r>
-        <w:rPr>
-          <w:rFonts w:ascii="Times New Roman" w:hAnsi="Times New Roman" w:eastAsia="Times New Roman"/>
-          <w:color w:val="000000"/>
-          <w:sz w:val="24"/>
-        </w:rPr>
-        <w:t>• Phieu 1--n ChiTiet; ChiTiet n--1 HangHoa.</w:t>
-      </w:r>
-    </w:p>
-    <w:p>
-      <w:pPr>
-        <w:spacing w:line="276" w:lineRule="auto" w:after="60"/>
-        <w:ind w:firstLine="0" w:left="567"/>
-      </w:pPr>
-      <w:r>
-        <w:rPr>
-          <w:rFonts w:ascii="Times New Roman" w:hAnsi="Times New Roman" w:eastAsia="Times New Roman"/>
-          <w:color w:val="000000"/>
-          <w:sz w:val="24"/>
-        </w:rPr>
-        <w:t>• Kho 1--n TonKho; HangHoa 1--n TonKho.</w:t>
-      </w:r>
-    </w:p>
-    <w:p>
-      <w:pPr>
-        <w:pStyle w:val="Heading2"/>
-      </w:pPr>
-      <w:r>
-        <w:rPr>
-          <w:rFonts w:ascii="Times New Roman" w:hAnsi="Times New Roman" w:eastAsia="Times New Roman"/>
-          <w:b/>
-          <w:color w:val="000000"/>
-          <w:sz w:val="26"/>
-        </w:rPr>
-        <w:t>6.6 Component (kiến trúc)</w:t>
+        <w:t>6.5 Component</w:t>
       </w:r>
     </w:p>
     <w:p>
@@ -12435,7 +8811,7 @@
           <w:color w:val="000000"/>
           <w:sz w:val="26"/>
         </w:rPr>
-        <w:t>6.7 Kết luận chương</w:t>
+        <w:t>6.6 Kết luận</w:t>
       </w:r>
     </w:p>
     <w:p>
@@ -12449,7 +8825,7 @@
           <w:color w:val="000000"/>
           <w:sz w:val="24"/>
         </w:rPr>
-        <w:t>Class diagram hoàn thiện bước phân tích/thiết kế hướng đối tượng sau use case -- activity -- sequence. Chương 7: CSDL và giao diện.</w:t>
+        <w:t>Tiếp: CSDL và giao diện (Ch.7).</w:t>
       </w:r>
     </w:p>
     <w:p>
@@ -15331,7 +11707,91 @@
           <w:color w:val="000000"/>
           <w:sz w:val="24"/>
         </w:rPr>
-        <w:t>Chương 7 đã trình bày thiết kế cơ sở dữ liệu với mô hình quan hệ tổng thể gồm 15 bảng, đặc tả chi tiết 4 bảng quan trọng (HangHoa, TonKho, PhieuNhapKho, PhieuXuatKho) với đầy đủ thuộc tính, kiểu dữ liệu và ràng buộc. Cuối cùng, mô tả thiết kế giao diện với 9 màn hình chính. Kết hợp với các chương trước, báo cáo đã hoàn thiện phân tích và thiết kế hệ thống quản lý kho hàng từ khâu khảo sát hiện trạng, mô tả nghiệp vụ, phân tích chức năng, phân tích hành vi và tương tác, đến thiết kế chi tiết các lớp, cơ sở dữ liệu và giao diện.</w:t>
+        <w:t>Chương 7: CSDL (15 bảng) và giao diện. Cả báo cáo theo</w:t>
+      </w:r>
+    </w:p>
+    <w:p>
+      <w:pPr>
+        <w:spacing w:line="276" w:lineRule="auto" w:after="120"/>
+        <w:ind w:firstLine="567"/>
+      </w:pPr>
+      <w:r>
+        <w:rPr>
+          <w:rFonts w:ascii="Times New Roman" w:hAnsi="Times New Roman" w:eastAsia="Times New Roman"/>
+          <w:color w:val="000000"/>
+          <w:sz w:val="24"/>
+        </w:rPr>
+        <w:t>: nghiệp vụ $</w:t>
+      </w:r>
+    </w:p>
+    <w:p>
+      <w:pPr>
+        <w:spacing w:line="276" w:lineRule="auto" w:after="120"/>
+        <w:ind w:firstLine="567"/>
+      </w:pPr>
+      <w:r>
+        <w:rPr>
+          <w:rFonts w:ascii="Times New Roman" w:hAnsi="Times New Roman" w:eastAsia="Times New Roman"/>
+          <w:color w:val="000000"/>
+          <w:sz w:val="24"/>
+        </w:rPr>
+        <w:t>use case</w:t>
+      </w:r>
+    </w:p>
+    <w:p>
+      <w:pPr>
+        <w:spacing w:line="276" w:lineRule="auto" w:after="120"/>
+        <w:ind w:firstLine="567"/>
+      </w:pPr>
+      <w:r>
+        <w:rPr>
+          <w:rFonts w:ascii="Times New Roman" w:hAnsi="Times New Roman" w:eastAsia="Times New Roman"/>
+          <w:color w:val="000000"/>
+          <w:sz w:val="24"/>
+        </w:rPr>
+        <w:t>activity</w:t>
+      </w:r>
+    </w:p>
+    <w:p>
+      <w:pPr>
+        <w:spacing w:line="276" w:lineRule="auto" w:after="120"/>
+        <w:ind w:firstLine="567"/>
+      </w:pPr>
+      <w:r>
+        <w:rPr>
+          <w:rFonts w:ascii="Times New Roman" w:hAnsi="Times New Roman" w:eastAsia="Times New Roman"/>
+          <w:color w:val="000000"/>
+          <w:sz w:val="24"/>
+        </w:rPr>
+        <w:t>sequence</w:t>
+      </w:r>
+    </w:p>
+    <w:p>
+      <w:pPr>
+        <w:spacing w:line="276" w:lineRule="auto" w:after="120"/>
+        <w:ind w:firstLine="567"/>
+      </w:pPr>
+      <w:r>
+        <w:rPr>
+          <w:rFonts w:ascii="Times New Roman" w:hAnsi="Times New Roman" w:eastAsia="Times New Roman"/>
+          <w:color w:val="000000"/>
+          <w:sz w:val="24"/>
+        </w:rPr>
+        <w:t>class</w:t>
+      </w:r>
+    </w:p>
+    <w:p>
+      <w:pPr>
+        <w:spacing w:line="276" w:lineRule="auto" w:after="120"/>
+        <w:ind w:firstLine="567"/>
+      </w:pPr>
+      <w:r>
+        <w:rPr>
+          <w:rFonts w:ascii="Times New Roman" w:hAnsi="Times New Roman" w:eastAsia="Times New Roman"/>
+          <w:color w:val="000000"/>
+          <w:sz w:val="24"/>
+        </w:rPr>
+        <w:t>$ CSDL/UI (không dùng DFD/BFD).</w:t>
       </w:r>
     </w:p>
     <w:sectPr>

--- a/VIII.HUST/Phân tích và thiết kế hệ thống/BaoCao/BaoCao_QuanLyKhoHang.docx
+++ b/VIII.HUST/Phân tích và thiết kế hệ thống/BaoCao/BaoCao_QuanLyKhoHang.docx
@@ -3819,7 +3819,77 @@
           <w:color w:val="000000"/>
           <w:sz w:val="24"/>
         </w:rPr>
-        <w:t>, không dùng các sơ đồ phân tích cấu trúc/hành vi kiểu cổ điển như</w:t>
+        <w:t>(UML):</w:t>
+      </w:r>
+    </w:p>
+    <w:p>
+      <w:pPr>
+        <w:spacing w:line="276" w:lineRule="auto" w:after="60"/>
+        <w:ind w:firstLine="0" w:left="567"/>
+      </w:pPr>
+      <w:r>
+        <w:rPr>
+          <w:rFonts w:ascii="Times New Roman" w:hAnsi="Times New Roman" w:eastAsia="Times New Roman"/>
+          <w:color w:val="000000"/>
+          <w:sz w:val="24"/>
+        </w:rPr>
+        <w:t>– Nghiệp vụ → Use Case (tổng quát, phân rã, đặc tả).</w:t>
+      </w:r>
+    </w:p>
+    <w:p>
+      <w:pPr>
+        <w:spacing w:line="276" w:lineRule="auto" w:after="60"/>
+        <w:ind w:firstLine="0" w:left="567"/>
+      </w:pPr>
+      <w:r>
+        <w:rPr>
+          <w:rFonts w:ascii="Times New Roman" w:hAnsi="Times New Roman" w:eastAsia="Times New Roman"/>
+          <w:color w:val="000000"/>
+          <w:sz w:val="24"/>
+        </w:rPr>
+        <w:t>– Activity (luồng bước của use case).</w:t>
+      </w:r>
+    </w:p>
+    <w:p>
+      <w:pPr>
+        <w:spacing w:line="276" w:lineRule="auto" w:after="60"/>
+        <w:ind w:firstLine="0" w:left="567"/>
+      </w:pPr>
+      <w:r>
+        <w:rPr>
+          <w:rFonts w:ascii="Times New Roman" w:hAnsi="Times New Roman" w:eastAsia="Times New Roman"/>
+          <w:color w:val="000000"/>
+          <w:sz w:val="24"/>
+        </w:rPr>
+        <w:t>– Sequence (tương tác giữa các đối tượng).</w:t>
+      </w:r>
+    </w:p>
+    <w:p>
+      <w:pPr>
+        <w:spacing w:line="276" w:lineRule="auto" w:after="60"/>
+        <w:ind w:firstLine="0" w:left="567"/>
+      </w:pPr>
+      <w:r>
+        <w:rPr>
+          <w:rFonts w:ascii="Times New Roman" w:hAnsi="Times New Roman" w:eastAsia="Times New Roman"/>
+          <w:color w:val="000000"/>
+          <w:sz w:val="24"/>
+        </w:rPr>
+        <w:t>– Class (lớp đối tượng và quan hệ).</w:t>
+      </w:r>
+    </w:p>
+    <w:p>
+      <w:pPr>
+        <w:spacing w:line="276" w:lineRule="auto" w:after="60"/>
+        <w:ind w:firstLine="0" w:left="567"/>
+      </w:pPr>
+      <w:r>
+        <w:rPr>
+          <w:rFonts w:ascii="Times New Roman" w:hAnsi="Times New Roman" w:eastAsia="Times New Roman"/>
+          <w:color w:val="000000"/>
+          <w:sz w:val="24"/>
+        </w:rPr>
+        <w:t>– State / Component (bổ sung); ERD + giao diện (thiết kế).</w:t>
       </w:r>
     </w:p>
     <w:p>
@@ -3833,7 +3903,21 @@
           <w:color w:val="000000"/>
           <w:sz w:val="24"/>
         </w:rPr>
-        <w:t>,</w:t>
+        <w:t>Sơ đồ vẽ bằng TikZ / pgf-umlcd / pgf-umlsd trên LaTeX.</w:t>
+      </w:r>
+    </w:p>
+    <w:p>
+      <w:pPr>
+        <w:pStyle w:val="Heading2"/>
+      </w:pPr>
+      <w:r>
+        <w:rPr>
+          <w:rFonts w:ascii="Times New Roman" w:hAnsi="Times New Roman" w:eastAsia="Times New Roman"/>
+          <w:b/>
+          <w:color w:val="000000"/>
+          <w:sz w:val="26"/>
+        </w:rPr>
+        <w:t>1.6 Kết luận chương</w:t>
       </w:r>
     </w:p>
     <w:p>
@@ -3847,7 +3931,7 @@
           <w:color w:val="000000"/>
           <w:sz w:val="24"/>
         </w:rPr>
-        <w:t>.</w:t>
+        <w:t>Chương 1: bối cảnh, phạm vi, yêu cầu;</w:t>
       </w:r>
     </w:p>
     <w:p>
@@ -3861,77 +3945,7 @@
           <w:color w:val="000000"/>
           <w:sz w:val="24"/>
         </w:rPr>
-        <w:t>Chuỗi UML OO:</w:t>
-      </w:r>
-    </w:p>
-    <w:p>
-      <w:pPr>
-        <w:spacing w:line="276" w:lineRule="auto" w:after="60"/>
-        <w:ind w:firstLine="0" w:left="567"/>
-      </w:pPr>
-      <w:r>
-        <w:rPr>
-          <w:rFonts w:ascii="Times New Roman" w:hAnsi="Times New Roman" w:eastAsia="Times New Roman"/>
-          <w:color w:val="000000"/>
-          <w:sz w:val="24"/>
-        </w:rPr>
-        <w:t>– Nghiệp vụ → Use Case (tổng quát, phân rã, đặc tả).</w:t>
-      </w:r>
-    </w:p>
-    <w:p>
-      <w:pPr>
-        <w:spacing w:line="276" w:lineRule="auto" w:after="60"/>
-        <w:ind w:firstLine="0" w:left="567"/>
-      </w:pPr>
-      <w:r>
-        <w:rPr>
-          <w:rFonts w:ascii="Times New Roman" w:hAnsi="Times New Roman" w:eastAsia="Times New Roman"/>
-          <w:color w:val="000000"/>
-          <w:sz w:val="24"/>
-        </w:rPr>
-        <w:t>– Activity (luồng bước của use case).</w:t>
-      </w:r>
-    </w:p>
-    <w:p>
-      <w:pPr>
-        <w:spacing w:line="276" w:lineRule="auto" w:after="60"/>
-        <w:ind w:firstLine="0" w:left="567"/>
-      </w:pPr>
-      <w:r>
-        <w:rPr>
-          <w:rFonts w:ascii="Times New Roman" w:hAnsi="Times New Roman" w:eastAsia="Times New Roman"/>
-          <w:color w:val="000000"/>
-          <w:sz w:val="24"/>
-        </w:rPr>
-        <w:t>– Sequence (tương tác giữa các đối tượng).</w:t>
-      </w:r>
-    </w:p>
-    <w:p>
-      <w:pPr>
-        <w:spacing w:line="276" w:lineRule="auto" w:after="60"/>
-        <w:ind w:firstLine="0" w:left="567"/>
-      </w:pPr>
-      <w:r>
-        <w:rPr>
-          <w:rFonts w:ascii="Times New Roman" w:hAnsi="Times New Roman" w:eastAsia="Times New Roman"/>
-          <w:color w:val="000000"/>
-          <w:sz w:val="24"/>
-        </w:rPr>
-        <w:t>– Class (lớp đối tượng và quan hệ).</w:t>
-      </w:r>
-    </w:p>
-    <w:p>
-      <w:pPr>
-        <w:spacing w:line="276" w:lineRule="auto" w:after="60"/>
-        <w:ind w:firstLine="0" w:left="567"/>
-      </w:pPr>
-      <w:r>
-        <w:rPr>
-          <w:rFonts w:ascii="Times New Roman" w:hAnsi="Times New Roman" w:eastAsia="Times New Roman"/>
-          <w:color w:val="000000"/>
-          <w:sz w:val="24"/>
-        </w:rPr>
-        <w:t>– State / Component (bổ sung); ERD + giao diện (thiết kế).</w:t>
+        <w:t>. Tiếp: Nghiệp vụ $</w:t>
       </w:r>
     </w:p>
     <w:p>
@@ -3945,21 +3959,7 @@
           <w:color w:val="000000"/>
           <w:sz w:val="24"/>
         </w:rPr>
-        <w:t>Sơ đồ vẽ bằng TikZ / pgf-umlcd / pgf-umlsd trên LaTeX.</w:t>
-      </w:r>
-    </w:p>
-    <w:p>
-      <w:pPr>
-        <w:pStyle w:val="Heading2"/>
-      </w:pPr>
-      <w:r>
-        <w:rPr>
-          <w:rFonts w:ascii="Times New Roman" w:hAnsi="Times New Roman" w:eastAsia="Times New Roman"/>
-          <w:b/>
-          <w:color w:val="000000"/>
-          <w:sz w:val="26"/>
-        </w:rPr>
-        <w:t>1.6 Kết luận chương</w:t>
+        <w:t>UC</w:t>
       </w:r>
     </w:p>
     <w:p>
@@ -3973,7 +3973,7 @@
           <w:color w:val="000000"/>
           <w:sz w:val="24"/>
         </w:rPr>
-        <w:t>Chương 1: bối cảnh, phạm vi, yêu cầu; khẳng định</w:t>
+        <w:t>Activity</w:t>
       </w:r>
     </w:p>
     <w:p>
@@ -3987,7 +3987,7 @@
           <w:color w:val="000000"/>
           <w:sz w:val="24"/>
         </w:rPr>
-        <w:t>. Tiếp: Nghiệp vụ $</w:t>
+        <w:t>Sequence</w:t>
       </w:r>
     </w:p>
     <w:p>
@@ -4001,7 +4001,7 @@
           <w:color w:val="000000"/>
           <w:sz w:val="24"/>
         </w:rPr>
-        <w:t>UC</w:t>
+        <w:t>Class</w:t>
       </w:r>
     </w:p>
     <w:p>
@@ -4015,7 +4015,35 @@
           <w:color w:val="000000"/>
           <w:sz w:val="24"/>
         </w:rPr>
-        <w:t>Activity</w:t>
+        <w:t>$ CSDL/UI.</w:t>
+      </w:r>
+    </w:p>
+    <w:p>
+      <w:pPr>
+        <w:pStyle w:val="Heading1"/>
+      </w:pPr>
+      <w:r>
+        <w:rPr>
+          <w:rFonts w:ascii="Times New Roman" w:hAnsi="Times New Roman" w:eastAsia="Times New Roman"/>
+          <w:b/>
+          <w:color w:val="000000"/>
+          <w:sz w:val="28"/>
+        </w:rPr>
+        <w:t>CHƯƠNG 2: MÔ TẢ NGHIỆP VỤ</w:t>
+      </w:r>
+    </w:p>
+    <w:p>
+      <w:pPr>
+        <w:pStyle w:val="Heading2"/>
+      </w:pPr>
+      <w:r>
+        <w:rPr>
+          <w:rFonts w:ascii="Times New Roman" w:hAnsi="Times New Roman" w:eastAsia="Times New Roman"/>
+          <w:b/>
+          <w:color w:val="000000"/>
+          <w:sz w:val="26"/>
+        </w:rPr>
+        <w:t>2.1 Quy trình phân tích -- thiết kế (hướng đối tượng)</w:t>
       </w:r>
     </w:p>
     <w:p>
@@ -4029,7 +4057,7 @@
           <w:color w:val="000000"/>
           <w:sz w:val="24"/>
         </w:rPr>
-        <w:t>Sequence</w:t>
+        <w:t>Báo cáo theo</w:t>
       </w:r>
     </w:p>
     <w:p>
@@ -4043,77 +4071,7 @@
           <w:color w:val="000000"/>
           <w:sz w:val="24"/>
         </w:rPr>
-        <w:t>Class</w:t>
-      </w:r>
-    </w:p>
-    <w:p>
-      <w:pPr>
-        <w:spacing w:line="276" w:lineRule="auto" w:after="120"/>
-        <w:ind w:firstLine="567"/>
-      </w:pPr>
-      <w:r>
-        <w:rPr>
-          <w:rFonts w:ascii="Times New Roman" w:hAnsi="Times New Roman" w:eastAsia="Times New Roman"/>
-          <w:color w:val="000000"/>
-          <w:sz w:val="24"/>
-        </w:rPr>
-        <w:t>$ CSDL/UI.</w:t>
-      </w:r>
-    </w:p>
-    <w:p>
-      <w:pPr>
-        <w:pStyle w:val="Heading1"/>
-      </w:pPr>
-      <w:r>
-        <w:rPr>
-          <w:rFonts w:ascii="Times New Roman" w:hAnsi="Times New Roman" w:eastAsia="Times New Roman"/>
-          <w:b/>
-          <w:color w:val="000000"/>
-          <w:sz w:val="28"/>
-        </w:rPr>
-        <w:t>CHƯƠNG 2: MÔ TẢ NGHIỆP VỤ</w:t>
-      </w:r>
-    </w:p>
-    <w:p>
-      <w:pPr>
-        <w:pStyle w:val="Heading2"/>
-      </w:pPr>
-      <w:r>
-        <w:rPr>
-          <w:rFonts w:ascii="Times New Roman" w:hAnsi="Times New Roman" w:eastAsia="Times New Roman"/>
-          <w:b/>
-          <w:color w:val="000000"/>
-          <w:sz w:val="26"/>
-        </w:rPr>
-        <w:t>2.1 Quy trình phân tích -- thiết kế (hướng đối tượng)</w:t>
-      </w:r>
-    </w:p>
-    <w:p>
-      <w:pPr>
-        <w:spacing w:line="276" w:lineRule="auto" w:after="120"/>
-        <w:ind w:firstLine="567"/>
-      </w:pPr>
-      <w:r>
-        <w:rPr>
-          <w:rFonts w:ascii="Times New Roman" w:hAnsi="Times New Roman" w:eastAsia="Times New Roman"/>
-          <w:color w:val="000000"/>
-          <w:sz w:val="24"/>
-        </w:rPr>
-        <w:t>Báo cáo theo</w:t>
-      </w:r>
-    </w:p>
-    <w:p>
-      <w:pPr>
-        <w:spacing w:line="276" w:lineRule="auto" w:after="120"/>
-        <w:ind w:firstLine="567"/>
-      </w:pPr>
-      <w:r>
-        <w:rPr>
-          <w:rFonts w:ascii="Times New Roman" w:hAnsi="Times New Roman" w:eastAsia="Times New Roman"/>
-          <w:color w:val="000000"/>
-          <w:sz w:val="24"/>
-        </w:rPr>
-        <w:t>, không dùng DFD/BFD (thuộc phân tích cấu trúc/hành vi).</w:t>
+        <w:t>(UML).</w:t>
       </w:r>
     </w:p>
     <w:p>
@@ -4985,7 +4943,7 @@
           <w:color w:val="000000"/>
           <w:sz w:val="24"/>
         </w:rPr>
-        <w:t>: xuất phát từ actor và mục tiêu (use case), không vẽ DFD/BFD.</w:t>
+        <w:t>: xuất phát từ actor và mục tiêu (use case).</w:t>
       </w:r>
     </w:p>
     <w:p>
@@ -11707,7 +11665,7 @@
           <w:color w:val="000000"/>
           <w:sz w:val="24"/>
         </w:rPr>
-        <w:t>Chương 7: CSDL (15 bảng) và giao diện. Cả báo cáo theo</w:t>
+        <w:t>Chương 7: CSDL (15 bảng) và giao diện. Báo cáo theo</w:t>
       </w:r>
     </w:p>
     <w:p>
@@ -11791,7 +11749,7 @@
           <w:color w:val="000000"/>
           <w:sz w:val="24"/>
         </w:rPr>
-        <w:t>$ CSDL/UI (không dùng DFD/BFD).</w:t>
+        <w:t>$ CSDL/UI.</w:t>
       </w:r>
     </w:p>
     <w:sectPr>

--- a/VIII.HUST/Phân tích và thiết kế hệ thống/BaoCao/BaoCao_QuanLyKhoHang.docx
+++ b/VIII.HUST/Phân tích và thiết kế hệ thống/BaoCao/BaoCao_QuanLyKhoHang.docx
@@ -1507,7 +1507,7 @@
           <w:color w:val="000000"/>
           <w:sz w:val="24"/>
         </w:rPr>
-        <w:t>4.6  Kiểm kê (bổ sung)</w:t>
+        <w:t>4.6  Kiểm kê (bổ sung nghiệp vụ)</w:t>
       </w:r>
       <w:r>
         <w:rPr>
@@ -1585,7 +1585,7 @@
           <w:color w:val="000000"/>
           <w:sz w:val="24"/>
         </w:rPr>
-        <w:t>5.1  UC06 -- Thêm hàng hóa</w:t>
+        <w:t>5.1  UC01 -- Đăng nhập</w:t>
       </w:r>
       <w:r>
         <w:rPr>
@@ -1611,7 +1611,7 @@
           <w:color w:val="000000"/>
           <w:sz w:val="24"/>
         </w:rPr>
-        <w:t>5.2  UC07 -- Tìm kiếm hàng hóa</w:t>
+        <w:t>5.2  UC06 -- Thêm hàng hóa</w:t>
       </w:r>
       <w:r>
         <w:rPr>
@@ -1637,7 +1637,7 @@
           <w:color w:val="000000"/>
           <w:sz w:val="24"/>
         </w:rPr>
-        <w:t>5.3  UC09 -- Lập phiếu nhập kho</w:t>
+        <w:t>5.3  UC07 -- Tìm kiếm hàng hóa</w:t>
       </w:r>
       <w:r>
         <w:rPr>
@@ -1663,7 +1663,7 @@
           <w:color w:val="000000"/>
           <w:sz w:val="24"/>
         </w:rPr>
-        <w:t>5.4  UC10 -- Lập phiếu xuất kho</w:t>
+        <w:t>5.4  UC09 -- Lập phiếu nhập kho</w:t>
       </w:r>
       <w:r>
         <w:rPr>
@@ -1689,7 +1689,7 @@
           <w:color w:val="000000"/>
           <w:sz w:val="24"/>
         </w:rPr>
-        <w:t>5.5  State machine phiếu</w:t>
+        <w:t>5.5  UC10 -- Lập phiếu xuất kho</w:t>
       </w:r>
       <w:r>
         <w:rPr>
@@ -1715,7 +1715,33 @@
           <w:color w:val="000000"/>
           <w:sz w:val="24"/>
         </w:rPr>
-        <w:t>5.6  Kết luận</w:t>
+        <w:t>5.6  State machine phiếu</w:t>
+      </w:r>
+      <w:r>
+        <w:rPr>
+          <w:rFonts w:ascii="Times New Roman" w:hAnsi="Times New Roman" w:eastAsia="Times New Roman"/>
+          <w:color w:val="000000"/>
+          <w:sz w:val="24"/>
+        </w:rPr>
+        <w:tab/>
+      </w:r>
+    </w:p>
+    <w:p>
+      <w:pPr>
+        <w:tabs>
+          <w:tab w:pos="8787" w:val="right" w:leader="dot"/>
+        </w:tabs>
+        <w:spacing w:after="40" w:before="20" w:line="276" w:lineRule="auto"/>
+        <w:ind w:firstLine="0" w:left="283"/>
+      </w:pPr>
+      <w:r>
+        <w:rPr>
+          <w:rFonts w:ascii="Times New Roman" w:hAnsi="Times New Roman" w:eastAsia="Times New Roman"/>
+          <w:b w:val="0"/>
+          <w:color w:val="000000"/>
+          <w:sz w:val="24"/>
+        </w:rPr>
+        <w:t>5.7  Kết luận</w:t>
       </w:r>
       <w:r>
         <w:rPr>
@@ -1845,7 +1871,7 @@
           <w:color w:val="000000"/>
           <w:sz w:val="24"/>
         </w:rPr>
-        <w:t>6.3.1  UC06 -- Thêm hàng hóa</w:t>
+        <w:t>6.3.1  UC03 -- Thêm tài khoản</w:t>
       </w:r>
       <w:r>
         <w:rPr>
@@ -1871,7 +1897,7 @@
           <w:color w:val="000000"/>
           <w:sz w:val="24"/>
         </w:rPr>
-        <w:t>6.3.2  UC09 -- Lập phiếu nhập</w:t>
+        <w:t>6.3.2  UC06 -- Thêm hàng hóa</w:t>
       </w:r>
       <w:r>
         <w:rPr>
@@ -1897,7 +1923,33 @@
           <w:color w:val="000000"/>
           <w:sz w:val="24"/>
         </w:rPr>
-        <w:t>6.3.3  UC10 -- Lập phiếu xuất</w:t>
+        <w:t>6.3.3  UC09 -- Lập phiếu nhập</w:t>
+      </w:r>
+      <w:r>
+        <w:rPr>
+          <w:rFonts w:ascii="Times New Roman" w:hAnsi="Times New Roman" w:eastAsia="Times New Roman"/>
+          <w:color w:val="000000"/>
+          <w:sz w:val="24"/>
+        </w:rPr>
+        <w:tab/>
+      </w:r>
+    </w:p>
+    <w:p>
+      <w:pPr>
+        <w:tabs>
+          <w:tab w:pos="8787" w:val="right" w:leader="dot"/>
+        </w:tabs>
+        <w:spacing w:after="40" w:before="20" w:line="276" w:lineRule="auto"/>
+        <w:ind w:firstLine="0" w:left="567"/>
+      </w:pPr>
+      <w:r>
+        <w:rPr>
+          <w:rFonts w:ascii="Times New Roman" w:hAnsi="Times New Roman" w:eastAsia="Times New Roman"/>
+          <w:b w:val="0"/>
+          <w:color w:val="000000"/>
+          <w:sz w:val="24"/>
+        </w:rPr>
+        <w:t>6.3.4  UC10 -- Lập phiếu xuất</w:t>
       </w:r>
       <w:r>
         <w:rPr>
@@ -2200,7 +2252,7 @@
           <w:tab w:pos="8787" w:val="right" w:leader="dot"/>
         </w:tabs>
         <w:spacing w:after="40" w:before="20" w:line="276" w:lineRule="auto"/>
-        <w:ind w:firstLine="0" w:left="283"/>
+        <w:ind w:firstLine="0" w:left="567"/>
       </w:pPr>
       <w:r>
         <w:rPr>
@@ -2209,7 +2261,7 @@
           <w:color w:val="000000"/>
           <w:sz w:val="24"/>
         </w:rPr>
-        <w:t>7.4  Kết luận chương</w:t>
+        <w:t>7.3.1  Sơ đồ điều hướng màn hình</w:t>
       </w:r>
       <w:r>
         <w:rPr>
@@ -2218,25 +2270,6 @@
           <w:sz w:val="24"/>
         </w:rPr>
         <w:tab/>
-      </w:r>
-    </w:p>
-    <w:p>
-      <w:r>
-        <w:br w:type="page"/>
-      </w:r>
-    </w:p>
-    <w:p>
-      <w:pPr>
-        <w:pStyle w:val="Heading1"/>
-      </w:pPr>
-      <w:r>
-        <w:rPr>
-          <w:rFonts w:ascii="Times New Roman" w:hAnsi="Times New Roman" w:eastAsia="Times New Roman"/>
-          <w:b/>
-          <w:color w:val="000000"/>
-          <w:sz w:val="28"/>
-        </w:rPr>
-        <w:t>Danh sách hình vẽ</w:t>
       </w:r>
     </w:p>
     <w:p>
@@ -2254,7 +2287,7 @@
           <w:color w:val="000000"/>
           <w:sz w:val="24"/>
         </w:rPr>
-        <w:t>3.1  Sơ đồ use case tổng quát (nhóm chức năng -- chưa phải UC chi tiết)</w:t>
+        <w:t>7.4  Kết luận chương</w:t>
       </w:r>
       <w:r>
         <w:rPr>
@@ -2263,6 +2296,25 @@
           <w:sz w:val="24"/>
         </w:rPr>
         <w:tab/>
+      </w:r>
+    </w:p>
+    <w:p>
+      <w:r>
+        <w:br w:type="page"/>
+      </w:r>
+    </w:p>
+    <w:p>
+      <w:pPr>
+        <w:pStyle w:val="Heading1"/>
+      </w:pPr>
+      <w:r>
+        <w:rPr>
+          <w:rFonts w:ascii="Times New Roman" w:hAnsi="Times New Roman" w:eastAsia="Times New Roman"/>
+          <w:b/>
+          <w:color w:val="000000"/>
+          <w:sz w:val="28"/>
+        </w:rPr>
+        <w:t>Danh sách hình vẽ</w:t>
       </w:r>
     </w:p>
     <w:p>
@@ -2280,7 +2332,7 @@
           <w:color w:val="000000"/>
           <w:sz w:val="24"/>
         </w:rPr>
-        <w:t>3.2  Use case phân rã -- Xác thực và thêm tài khoản</w:t>
+        <w:t>3.1  Sơ đồ use case tổng quát (nhóm chức năng -- chưa phải UC chi tiết)</w:t>
       </w:r>
       <w:r>
         <w:rPr>
@@ -2306,7 +2358,7 @@
           <w:color w:val="000000"/>
           <w:sz w:val="24"/>
         </w:rPr>
-        <w:t>3.3  Use case phân rã -- Thêm NCC, Thêm khách hàng</w:t>
+        <w:t>3.2  Use case phân rã -- Xác thực và thêm tài khoản</w:t>
       </w:r>
       <w:r>
         <w:rPr>
@@ -2332,7 +2384,7 @@
           <w:color w:val="000000"/>
           <w:sz w:val="24"/>
         </w:rPr>
-        <w:t>3.4  Use case phân rã -- Hàng hóa và kho</w:t>
+        <w:t>3.3  Use case phân rã -- Thêm NCC, Thêm khách hàng</w:t>
       </w:r>
       <w:r>
         <w:rPr>
@@ -2358,7 +2410,7 @@
           <w:color w:val="000000"/>
           <w:sz w:val="24"/>
         </w:rPr>
-        <w:t>3.5  Use case phân rã -- Lập phiếu nhập / xuất</w:t>
+        <w:t>3.4  Use case phân rã -- Hàng hóa và kho</w:t>
       </w:r>
       <w:r>
         <w:rPr>
@@ -2384,7 +2436,7 @@
           <w:color w:val="000000"/>
           <w:sz w:val="24"/>
         </w:rPr>
-        <w:t>4.1  Sơ đồ hoạt động quy trình nhập kho</w:t>
+        <w:t>3.5  Use case phân rã -- Lập phiếu nhập / xuất</w:t>
       </w:r>
       <w:r>
         <w:rPr>
@@ -2410,7 +2462,7 @@
           <w:color w:val="000000"/>
           <w:sz w:val="24"/>
         </w:rPr>
-        <w:t>4.2  Sơ đồ hoạt động quy trình xuất kho</w:t>
+        <w:t>4.1  Activity -- UC03 Thêm tài khoản</w:t>
       </w:r>
       <w:r>
         <w:rPr>
@@ -2436,7 +2488,7 @@
           <w:color w:val="000000"/>
           <w:sz w:val="24"/>
         </w:rPr>
-        <w:t>4.3  Sơ đồ hoạt động quy trình kiểm kê tồn kho</w:t>
+        <w:t>4.2  Activity -- UC06 Thêm hàng hóa</w:t>
       </w:r>
       <w:r>
         <w:rPr>
@@ -2462,7 +2514,7 @@
           <w:color w:val="000000"/>
           <w:sz w:val="24"/>
         </w:rPr>
-        <w:t>5.1  Sequence diagram UC06 -- Thêm hàng hóa</w:t>
+        <w:t>4.3  Activity -- UC07 Tìm kiếm hàng hóa</w:t>
       </w:r>
       <w:r>
         <w:rPr>
@@ -2488,7 +2540,7 @@
           <w:color w:val="000000"/>
           <w:sz w:val="24"/>
         </w:rPr>
-        <w:t>5.2  Sequence diagram UC07 -- Tìm kiếm hàng hóa</w:t>
+        <w:t>4.4  Activity -- UC09 Lập phiếu nhập kho</w:t>
       </w:r>
       <w:r>
         <w:rPr>
@@ -2514,7 +2566,7 @@
           <w:color w:val="000000"/>
           <w:sz w:val="24"/>
         </w:rPr>
-        <w:t>5.3  Sequence diagram UC09 -- Lập phiếu nhập kho</w:t>
+        <w:t>4.5  Activity -- UC10 Lập phiếu xuất kho</w:t>
       </w:r>
       <w:r>
         <w:rPr>
@@ -2540,7 +2592,7 @@
           <w:color w:val="000000"/>
           <w:sz w:val="24"/>
         </w:rPr>
-        <w:t>5.4  Sequence diagram UC10 -- Lập phiếu xuất kho</w:t>
+        <w:t>4.6  Sơ đồ hoạt động quy trình kiểm kê tồn kho</w:t>
       </w:r>
       <w:r>
         <w:rPr>
@@ -2566,7 +2618,7 @@
           <w:color w:val="000000"/>
           <w:sz w:val="24"/>
         </w:rPr>
-        <w:t>5.5  State Machine Diagram – Trạng thái phiếu nhập kho</w:t>
+        <w:t>5.1  Sequence diagram UC01 -- Đăng nhập</w:t>
       </w:r>
       <w:r>
         <w:rPr>
@@ -2592,7 +2644,7 @@
           <w:color w:val="000000"/>
           <w:sz w:val="24"/>
         </w:rPr>
-        <w:t>5.6  State Machine Diagram – Trạng thái phiếu xuất kho</w:t>
+        <w:t>5.2  Sequence diagram UC06 -- Thêm hàng hóa</w:t>
       </w:r>
       <w:r>
         <w:rPr>
@@ -2618,7 +2670,7 @@
           <w:color w:val="000000"/>
           <w:sz w:val="24"/>
         </w:rPr>
-        <w:t>6.1  Sơ đồ lớp danh mục (Master Data)</w:t>
+        <w:t>5.3  Sequence diagram UC07 -- Tìm kiếm hàng hóa</w:t>
       </w:r>
       <w:r>
         <w:rPr>
@@ -2644,7 +2696,7 @@
           <w:color w:val="000000"/>
           <w:sz w:val="24"/>
         </w:rPr>
-        <w:t>6.2  Sơ đồ lớp nghiệp vụ nhập xuất kho</w:t>
+        <w:t>5.4  Sequence diagram UC09 -- Lập phiếu nhập kho</w:t>
       </w:r>
       <w:r>
         <w:rPr>
@@ -2670,7 +2722,7 @@
           <w:color w:val="000000"/>
           <w:sz w:val="24"/>
         </w:rPr>
-        <w:t>6.3  Sơ đồ lớp kiểm kê và lịch sử thao tác</w:t>
+        <w:t>5.5  Sequence diagram UC10 -- Lập phiếu xuất kho</w:t>
       </w:r>
       <w:r>
         <w:rPr>
@@ -2696,7 +2748,7 @@
           <w:color w:val="000000"/>
           <w:sz w:val="24"/>
         </w:rPr>
-        <w:t>6.4  Biểu đồ lớp trong ca sử dụng UC06 -- Thêm hàng hóa</w:t>
+        <w:t>5.6  State Machine Diagram – Trạng thái phiếu nhập kho</w:t>
       </w:r>
       <w:r>
         <w:rPr>
@@ -2722,7 +2774,7 @@
           <w:color w:val="000000"/>
           <w:sz w:val="24"/>
         </w:rPr>
-        <w:t>6.5  Biểu đồ lớp trong ca sử dụng UC09 -- Lập phiếu nhập kho</w:t>
+        <w:t>5.7  State Machine Diagram – Trạng thái phiếu xuất kho</w:t>
       </w:r>
       <w:r>
         <w:rPr>
@@ -2748,7 +2800,7 @@
           <w:color w:val="000000"/>
           <w:sz w:val="24"/>
         </w:rPr>
-        <w:t>6.6  Biểu đồ lớp trong ca sử dụng UC10 -- Lập phiếu xuất kho</w:t>
+        <w:t>6.1  Sơ đồ lớp danh mục (Master Data)</w:t>
       </w:r>
       <w:r>
         <w:rPr>
@@ -2774,7 +2826,7 @@
           <w:color w:val="000000"/>
           <w:sz w:val="24"/>
         </w:rPr>
-        <w:t>6.7  Component Diagram – Kiến trúc thành phần hệ thống quản lý kho hàng</w:t>
+        <w:t>6.2  Sơ đồ lớp nghiệp vụ nhập xuất kho</w:t>
       </w:r>
       <w:r>
         <w:rPr>
@@ -2800,7 +2852,7 @@
           <w:color w:val="000000"/>
           <w:sz w:val="24"/>
         </w:rPr>
-        <w:t>7.1  Sơ đồ ERD -- Danh mục (Master Data)</w:t>
+        <w:t>6.3  Sơ đồ lớp kiểm kê và lịch sử thao tác</w:t>
       </w:r>
       <w:r>
         <w:rPr>
@@ -2826,7 +2878,189 @@
           <w:color w:val="000000"/>
           <w:sz w:val="24"/>
         </w:rPr>
+        <w:t>6.4  Class trong UC03 -- Thêm tài khoản</w:t>
+      </w:r>
+      <w:r>
+        <w:rPr>
+          <w:rFonts w:ascii="Times New Roman" w:hAnsi="Times New Roman" w:eastAsia="Times New Roman"/>
+          <w:color w:val="000000"/>
+          <w:sz w:val="24"/>
+        </w:rPr>
+        <w:tab/>
+      </w:r>
+    </w:p>
+    <w:p>
+      <w:pPr>
+        <w:tabs>
+          <w:tab w:pos="8787" w:val="right" w:leader="dot"/>
+        </w:tabs>
+        <w:spacing w:after="40" w:before="20" w:line="276" w:lineRule="auto"/>
+        <w:ind w:firstLine="0" w:left="283"/>
+      </w:pPr>
+      <w:r>
+        <w:rPr>
+          <w:rFonts w:ascii="Times New Roman" w:hAnsi="Times New Roman" w:eastAsia="Times New Roman"/>
+          <w:b w:val="0"/>
+          <w:color w:val="000000"/>
+          <w:sz w:val="24"/>
+        </w:rPr>
+        <w:t>6.5  Biểu đồ lớp trong ca sử dụng UC06 -- Thêm hàng hóa</w:t>
+      </w:r>
+      <w:r>
+        <w:rPr>
+          <w:rFonts w:ascii="Times New Roman" w:hAnsi="Times New Roman" w:eastAsia="Times New Roman"/>
+          <w:color w:val="000000"/>
+          <w:sz w:val="24"/>
+        </w:rPr>
+        <w:tab/>
+      </w:r>
+    </w:p>
+    <w:p>
+      <w:pPr>
+        <w:tabs>
+          <w:tab w:pos="8787" w:val="right" w:leader="dot"/>
+        </w:tabs>
+        <w:spacing w:after="40" w:before="20" w:line="276" w:lineRule="auto"/>
+        <w:ind w:firstLine="0" w:left="283"/>
+      </w:pPr>
+      <w:r>
+        <w:rPr>
+          <w:rFonts w:ascii="Times New Roman" w:hAnsi="Times New Roman" w:eastAsia="Times New Roman"/>
+          <w:b w:val="0"/>
+          <w:color w:val="000000"/>
+          <w:sz w:val="24"/>
+        </w:rPr>
+        <w:t>6.6  Biểu đồ lớp trong ca sử dụng UC09 -- Lập phiếu nhập kho</w:t>
+      </w:r>
+      <w:r>
+        <w:rPr>
+          <w:rFonts w:ascii="Times New Roman" w:hAnsi="Times New Roman" w:eastAsia="Times New Roman"/>
+          <w:color w:val="000000"/>
+          <w:sz w:val="24"/>
+        </w:rPr>
+        <w:tab/>
+      </w:r>
+    </w:p>
+    <w:p>
+      <w:pPr>
+        <w:tabs>
+          <w:tab w:pos="8787" w:val="right" w:leader="dot"/>
+        </w:tabs>
+        <w:spacing w:after="40" w:before="20" w:line="276" w:lineRule="auto"/>
+        <w:ind w:firstLine="0" w:left="283"/>
+      </w:pPr>
+      <w:r>
+        <w:rPr>
+          <w:rFonts w:ascii="Times New Roman" w:hAnsi="Times New Roman" w:eastAsia="Times New Roman"/>
+          <w:b w:val="0"/>
+          <w:color w:val="000000"/>
+          <w:sz w:val="24"/>
+        </w:rPr>
+        <w:t>6.7  Biểu đồ lớp trong ca sử dụng UC10 -- Lập phiếu xuất kho</w:t>
+      </w:r>
+      <w:r>
+        <w:rPr>
+          <w:rFonts w:ascii="Times New Roman" w:hAnsi="Times New Roman" w:eastAsia="Times New Roman"/>
+          <w:color w:val="000000"/>
+          <w:sz w:val="24"/>
+        </w:rPr>
+        <w:tab/>
+      </w:r>
+    </w:p>
+    <w:p>
+      <w:pPr>
+        <w:tabs>
+          <w:tab w:pos="8787" w:val="right" w:leader="dot"/>
+        </w:tabs>
+        <w:spacing w:after="40" w:before="20" w:line="276" w:lineRule="auto"/>
+        <w:ind w:firstLine="0" w:left="283"/>
+      </w:pPr>
+      <w:r>
+        <w:rPr>
+          <w:rFonts w:ascii="Times New Roman" w:hAnsi="Times New Roman" w:eastAsia="Times New Roman"/>
+          <w:b w:val="0"/>
+          <w:color w:val="000000"/>
+          <w:sz w:val="24"/>
+        </w:rPr>
+        <w:t>6.8  Component Diagram – Kiến trúc thành phần hệ thống quản lý kho hàng</w:t>
+      </w:r>
+      <w:r>
+        <w:rPr>
+          <w:rFonts w:ascii="Times New Roman" w:hAnsi="Times New Roman" w:eastAsia="Times New Roman"/>
+          <w:color w:val="000000"/>
+          <w:sz w:val="24"/>
+        </w:rPr>
+        <w:tab/>
+      </w:r>
+    </w:p>
+    <w:p>
+      <w:pPr>
+        <w:tabs>
+          <w:tab w:pos="8787" w:val="right" w:leader="dot"/>
+        </w:tabs>
+        <w:spacing w:after="40" w:before="20" w:line="276" w:lineRule="auto"/>
+        <w:ind w:firstLine="0" w:left="283"/>
+      </w:pPr>
+      <w:r>
+        <w:rPr>
+          <w:rFonts w:ascii="Times New Roman" w:hAnsi="Times New Roman" w:eastAsia="Times New Roman"/>
+          <w:b w:val="0"/>
+          <w:color w:val="000000"/>
+          <w:sz w:val="24"/>
+        </w:rPr>
+        <w:t>7.1  Sơ đồ ERD -- Danh mục (Master Data)</w:t>
+      </w:r>
+      <w:r>
+        <w:rPr>
+          <w:rFonts w:ascii="Times New Roman" w:hAnsi="Times New Roman" w:eastAsia="Times New Roman"/>
+          <w:color w:val="000000"/>
+          <w:sz w:val="24"/>
+        </w:rPr>
+        <w:tab/>
+      </w:r>
+    </w:p>
+    <w:p>
+      <w:pPr>
+        <w:tabs>
+          <w:tab w:pos="8787" w:val="right" w:leader="dot"/>
+        </w:tabs>
+        <w:spacing w:after="40" w:before="20" w:line="276" w:lineRule="auto"/>
+        <w:ind w:firstLine="0" w:left="283"/>
+      </w:pPr>
+      <w:r>
+        <w:rPr>
+          <w:rFonts w:ascii="Times New Roman" w:hAnsi="Times New Roman" w:eastAsia="Times New Roman"/>
+          <w:b w:val="0"/>
+          <w:color w:val="000000"/>
+          <w:sz w:val="24"/>
+        </w:rPr>
         <w:t>7.2  Sơ đồ ERD -- Nghiệp vụ (Transaction)</w:t>
+      </w:r>
+      <w:r>
+        <w:rPr>
+          <w:rFonts w:ascii="Times New Roman" w:hAnsi="Times New Roman" w:eastAsia="Times New Roman"/>
+          <w:color w:val="000000"/>
+          <w:sz w:val="24"/>
+        </w:rPr>
+        <w:tab/>
+      </w:r>
+    </w:p>
+    <w:p>
+      <w:pPr>
+        <w:tabs>
+          <w:tab w:pos="8787" w:val="right" w:leader="dot"/>
+        </w:tabs>
+        <w:spacing w:after="40" w:before="20" w:line="276" w:lineRule="auto"/>
+        <w:ind w:firstLine="0" w:left="283"/>
+      </w:pPr>
+      <w:r>
+        <w:rPr>
+          <w:rFonts w:ascii="Times New Roman" w:hAnsi="Times New Roman" w:eastAsia="Times New Roman"/>
+          <w:b w:val="0"/>
+          <w:color w:val="000000"/>
+          <w:sz w:val="24"/>
+        </w:rPr>
+        <w:t>7.3  Sơ đồ điều hướng màn hình chính (theo use case)</w:t>
       </w:r>
       <w:r>
         <w:rPr>
@@ -6660,21 +6894,7 @@
           <w:color w:val="000000"/>
           <w:sz w:val="24"/>
         </w:rPr>
-        <w:t>Activity mô tả các bước để đạt mục tiêu của use case (sau đặc tả UC).</w:t>
-      </w:r>
-    </w:p>
-    <w:p>
-      <w:pPr>
-        <w:pStyle w:val="Heading2"/>
-      </w:pPr>
-      <w:r>
-        <w:rPr>
-          <w:rFonts w:ascii="Times New Roman" w:hAnsi="Times New Roman" w:eastAsia="Times New Roman"/>
-          <w:b/>
-          <w:color w:val="000000"/>
-          <w:sz w:val="26"/>
-        </w:rPr>
-        <w:t>4.1 UC03 -- Thêm tài khoản</w:t>
+        <w:t>Sau đặc tả use case,</w:t>
       </w:r>
     </w:p>
     <w:p>
@@ -6688,49 +6908,7 @@
           <w:color w:val="000000"/>
           <w:sz w:val="24"/>
         </w:rPr>
-        <w:t>Mở form $</w:t>
-      </w:r>
-    </w:p>
-    <w:p>
-      <w:pPr>
-        <w:spacing w:line="276" w:lineRule="auto" w:after="120"/>
-        <w:ind w:firstLine="567"/>
-      </w:pPr>
-      <w:r>
-        <w:rPr>
-          <w:rFonts w:ascii="Times New Roman" w:hAnsi="Times New Roman" w:eastAsia="Times New Roman"/>
-          <w:color w:val="000000"/>
-          <w:sz w:val="24"/>
-        </w:rPr>
-        <w:t>nhập TT</w:t>
-      </w:r>
-    </w:p>
-    <w:p>
-      <w:pPr>
-        <w:spacing w:line="276" w:lineRule="auto" w:after="120"/>
-        <w:ind w:firstLine="567"/>
-      </w:pPr>
-      <w:r>
-        <w:rPr>
-          <w:rFonts w:ascii="Times New Roman" w:hAnsi="Times New Roman" w:eastAsia="Times New Roman"/>
-          <w:color w:val="000000"/>
-          <w:sz w:val="24"/>
-        </w:rPr>
-        <w:t>kiểm tra tên ĐN</w:t>
-      </w:r>
-    </w:p>
-    <w:p>
-      <w:pPr>
-        <w:spacing w:line="276" w:lineRule="auto" w:after="120"/>
-        <w:ind w:firstLine="567"/>
-      </w:pPr>
-      <w:r>
-        <w:rPr>
-          <w:rFonts w:ascii="Times New Roman" w:hAnsi="Times New Roman" w:eastAsia="Times New Roman"/>
-          <w:color w:val="000000"/>
-          <w:sz w:val="24"/>
-        </w:rPr>
-        <w:t>$ lưu / báo lỗi.</w:t>
+        <w:t>mô tả các bước actor đạt mục tiêu.</w:t>
       </w:r>
     </w:p>
     <w:p>
@@ -6744,133 +6922,7 @@
           <w:color w:val="000000"/>
           <w:sz w:val="26"/>
         </w:rPr>
-        <w:t>4.2 UC06 -- Thêm hàng hóa</w:t>
-      </w:r>
-    </w:p>
-    <w:p>
-      <w:pPr>
-        <w:spacing w:line="276" w:lineRule="auto" w:after="120"/>
-        <w:ind w:firstLine="567"/>
-      </w:pPr>
-      <w:r>
-        <w:rPr>
-          <w:rFonts w:ascii="Times New Roman" w:hAnsi="Times New Roman" w:eastAsia="Times New Roman"/>
-          <w:color w:val="000000"/>
-          <w:sz w:val="24"/>
-        </w:rPr>
-        <w:t>Mở form $</w:t>
-      </w:r>
-    </w:p>
-    <w:p>
-      <w:pPr>
-        <w:spacing w:line="276" w:lineRule="auto" w:after="120"/>
-        <w:ind w:firstLine="567"/>
-      </w:pPr>
-      <w:r>
-        <w:rPr>
-          <w:rFonts w:ascii="Times New Roman" w:hAnsi="Times New Roman" w:eastAsia="Times New Roman"/>
-          <w:color w:val="000000"/>
-          <w:sz w:val="24"/>
-        </w:rPr>
-        <w:t>nhập mã, tên, nhóm, ĐVT, giá</w:t>
-      </w:r>
-    </w:p>
-    <w:p>
-      <w:pPr>
-        <w:spacing w:line="276" w:lineRule="auto" w:after="120"/>
-        <w:ind w:firstLine="567"/>
-      </w:pPr>
-      <w:r>
-        <w:rPr>
-          <w:rFonts w:ascii="Times New Roman" w:hAnsi="Times New Roman" w:eastAsia="Times New Roman"/>
-          <w:color w:val="000000"/>
-          <w:sz w:val="24"/>
-        </w:rPr>
-        <w:t>kiểm tra mã</w:t>
-      </w:r>
-    </w:p>
-    <w:p>
-      <w:pPr>
-        <w:spacing w:line="276" w:lineRule="auto" w:after="120"/>
-        <w:ind w:firstLine="567"/>
-      </w:pPr>
-      <w:r>
-        <w:rPr>
-          <w:rFonts w:ascii="Times New Roman" w:hAnsi="Times New Roman" w:eastAsia="Times New Roman"/>
-          <w:color w:val="000000"/>
-          <w:sz w:val="24"/>
-        </w:rPr>
-        <w:t>$ lưu + tồn = 0.</w:t>
-      </w:r>
-    </w:p>
-    <w:p>
-      <w:pPr>
-        <w:pStyle w:val="Heading2"/>
-      </w:pPr>
-      <w:r>
-        <w:rPr>
-          <w:rFonts w:ascii="Times New Roman" w:hAnsi="Times New Roman" w:eastAsia="Times New Roman"/>
-          <w:b/>
-          <w:color w:val="000000"/>
-          <w:sz w:val="26"/>
-        </w:rPr>
-        <w:t>4.3 UC07 -- Tìm kiếm hàng hóa</w:t>
-      </w:r>
-    </w:p>
-    <w:p>
-      <w:pPr>
-        <w:spacing w:line="276" w:lineRule="auto" w:after="120"/>
-        <w:ind w:firstLine="567"/>
-      </w:pPr>
-      <w:r>
-        <w:rPr>
-          <w:rFonts w:ascii="Times New Roman" w:hAnsi="Times New Roman" w:eastAsia="Times New Roman"/>
-          <w:color w:val="000000"/>
-          <w:sz w:val="24"/>
-        </w:rPr>
-        <w:t>Nhập từ khóa/lọc $</w:t>
-      </w:r>
-    </w:p>
-    <w:p>
-      <w:pPr>
-        <w:spacing w:line="276" w:lineRule="auto" w:after="120"/>
-        <w:ind w:firstLine="567"/>
-      </w:pPr>
-      <w:r>
-        <w:rPr>
-          <w:rFonts w:ascii="Times New Roman" w:hAnsi="Times New Roman" w:eastAsia="Times New Roman"/>
-          <w:color w:val="000000"/>
-          <w:sz w:val="24"/>
-        </w:rPr>
-        <w:t>truy vấn</w:t>
-      </w:r>
-    </w:p>
-    <w:p>
-      <w:pPr>
-        <w:spacing w:line="276" w:lineRule="auto" w:after="120"/>
-        <w:ind w:firstLine="567"/>
-      </w:pPr>
-      <w:r>
-        <w:rPr>
-          <w:rFonts w:ascii="Times New Roman" w:hAnsi="Times New Roman" w:eastAsia="Times New Roman"/>
-          <w:color w:val="000000"/>
-          <w:sz w:val="24"/>
-        </w:rPr>
-        <w:t>$ hiện danh sách kèm tồn.</w:t>
-      </w:r>
-    </w:p>
-    <w:p>
-      <w:pPr>
-        <w:pStyle w:val="Heading2"/>
-      </w:pPr>
-      <w:r>
-        <w:rPr>
-          <w:rFonts w:ascii="Times New Roman" w:hAnsi="Times New Roman" w:eastAsia="Times New Roman"/>
-          <w:b/>
-          <w:color w:val="000000"/>
-          <w:sz w:val="26"/>
-        </w:rPr>
-        <w:t>4.4 UC09 -- Lập phiếu nhập kho</w:t>
+        <w:t>4.1 UC03 -- Thêm tài khoản</w:t>
       </w:r>
     </w:p>
     <w:p>
@@ -6882,7 +6934,7 @@
       <w:r>
         <w:drawing>
           <wp:inline xmlns:a="http://schemas.openxmlformats.org/drawingml/2006/main" xmlns:pic="http://schemas.openxmlformats.org/drawingml/2006/picture">
-            <wp:extent cx="5580000" cy="7221176"/>
+            <wp:extent cx="5580000" cy="5824677"/>
             <wp:docPr id="6" name="Picture 6"/>
             <wp:cNvGraphicFramePr>
               <a:graphicFrameLocks noChangeAspect="1"/>
@@ -6891,7 +6943,7 @@
               <a:graphicData uri="http://schemas.openxmlformats.org/drawingml/2006/picture">
                 <pic:pic>
                   <pic:nvPicPr>
-                    <pic:cNvPr id="0" name="2.1_activity_nhapkho.png"/>
+                    <pic:cNvPr id="0" name="4.7_activity_uc03.png"/>
                     <pic:cNvPicPr/>
                   </pic:nvPicPr>
                   <pic:blipFill>
@@ -6903,7 +6955,7 @@
                   <pic:spPr>
                     <a:xfrm>
                       <a:off x="0" y="0"/>
-                      <a:ext cx="5580000" cy="7221176"/>
+                      <a:ext cx="5580000" cy="5824677"/>
                     </a:xfrm>
                     <a:prstGeom prst="rect"/>
                   </pic:spPr>
@@ -6927,7 +6979,7 @@
           <w:color w:val="000000"/>
           <w:sz w:val="22"/>
         </w:rPr>
-        <w:t>Hình 4.1: Sơ đồ hoạt động quy trình nhập kho</w:t>
+        <w:t>Hình 4.1: Activity -- UC03 Thêm tài khoản</w:t>
       </w:r>
     </w:p>
     <w:p>
@@ -6941,7 +6993,7 @@
           <w:color w:val="000000"/>
           <w:sz w:val="26"/>
         </w:rPr>
-        <w:t>4.5 UC10 -- Lập phiếu xuất kho</w:t>
+        <w:t>4.2 UC06 -- Thêm hàng hóa</w:t>
       </w:r>
     </w:p>
     <w:p>
@@ -6953,7 +7005,7 @@
       <w:r>
         <w:drawing>
           <wp:inline xmlns:a="http://schemas.openxmlformats.org/drawingml/2006/main" xmlns:pic="http://schemas.openxmlformats.org/drawingml/2006/picture">
-            <wp:extent cx="5580000" cy="7221176"/>
+            <wp:extent cx="5580000" cy="6193261"/>
             <wp:docPr id="7" name="Picture 7"/>
             <wp:cNvGraphicFramePr>
               <a:graphicFrameLocks noChangeAspect="1"/>
@@ -6962,7 +7014,7 @@
               <a:graphicData uri="http://schemas.openxmlformats.org/drawingml/2006/picture">
                 <pic:pic>
                   <pic:nvPicPr>
-                    <pic:cNvPr id="0" name="2.2_activity_xuatkho.png"/>
+                    <pic:cNvPr id="0" name="4.8_activity_uc06.png"/>
                     <pic:cNvPicPr/>
                   </pic:nvPicPr>
                   <pic:blipFill>
@@ -6974,7 +7026,7 @@
                   <pic:spPr>
                     <a:xfrm>
                       <a:off x="0" y="0"/>
-                      <a:ext cx="5580000" cy="7221176"/>
+                      <a:ext cx="5580000" cy="6193261"/>
                     </a:xfrm>
                     <a:prstGeom prst="rect"/>
                   </pic:spPr>
@@ -6998,7 +7050,7 @@
           <w:color w:val="000000"/>
           <w:sz w:val="22"/>
         </w:rPr>
-        <w:t>Hình 4.2: Sơ đồ hoạt động quy trình xuất kho</w:t>
+        <w:t>Hình 4.2: Activity -- UC06 Thêm hàng hóa</w:t>
       </w:r>
     </w:p>
     <w:p>
@@ -7012,7 +7064,7 @@
           <w:color w:val="000000"/>
           <w:sz w:val="26"/>
         </w:rPr>
-        <w:t>4.6 Kiểm kê (bổ sung)</w:t>
+        <w:t>4.3 UC07 -- Tìm kiếm hàng hóa</w:t>
       </w:r>
     </w:p>
     <w:p>
@@ -7024,7 +7076,7 @@
       <w:r>
         <w:drawing>
           <wp:inline xmlns:a="http://schemas.openxmlformats.org/drawingml/2006/main" xmlns:pic="http://schemas.openxmlformats.org/drawingml/2006/picture">
-            <wp:extent cx="5580000" cy="7221176"/>
+            <wp:extent cx="5580000" cy="4875857"/>
             <wp:docPr id="8" name="Picture 8"/>
             <wp:cNvGraphicFramePr>
               <a:graphicFrameLocks noChangeAspect="1"/>
@@ -7033,7 +7085,7 @@
               <a:graphicData uri="http://schemas.openxmlformats.org/drawingml/2006/picture">
                 <pic:pic>
                   <pic:nvPicPr>
-                    <pic:cNvPr id="0" name="2.3_activity_kiemke.png"/>
+                    <pic:cNvPr id="0" name="4.9_activity_uc07.png"/>
                     <pic:cNvPicPr/>
                   </pic:nvPicPr>
                   <pic:blipFill>
@@ -7045,7 +7097,7 @@
                   <pic:spPr>
                     <a:xfrm>
                       <a:off x="0" y="0"/>
-                      <a:ext cx="5580000" cy="7221176"/>
+                      <a:ext cx="5580000" cy="4875857"/>
                     </a:xfrm>
                     <a:prstGeom prst="rect"/>
                   </pic:spPr>
@@ -7069,7 +7121,7 @@
           <w:color w:val="000000"/>
           <w:sz w:val="22"/>
         </w:rPr>
-        <w:t>Hình 4.3: Sơ đồ hoạt động quy trình kiểm kê tồn kho</w:t>
+        <w:t>Hình 4.3: Activity -- UC07 Tìm kiếm hàng hóa</w:t>
       </w:r>
     </w:p>
     <w:p>
@@ -7083,147 +7135,7 @@
           <w:color w:val="000000"/>
           <w:sz w:val="26"/>
         </w:rPr>
-        <w:t>4.7 Kết luận</w:t>
-      </w:r>
-    </w:p>
-    <w:p>
-      <w:pPr>
-        <w:spacing w:line="276" w:lineRule="auto" w:after="120"/>
-        <w:ind w:firstLine="567"/>
-      </w:pPr>
-      <w:r>
-        <w:rPr>
-          <w:rFonts w:ascii="Times New Roman" w:hAnsi="Times New Roman" w:eastAsia="Times New Roman"/>
-          <w:color w:val="000000"/>
-          <w:sz w:val="24"/>
-        </w:rPr>
-        <w:t>Tiếp theo: Sequence (Ch.5), Class (Ch.6).</w:t>
-      </w:r>
-    </w:p>
-    <w:p>
-      <w:pPr>
-        <w:pStyle w:val="Heading1"/>
-      </w:pPr>
-      <w:r>
-        <w:rPr>
-          <w:rFonts w:ascii="Times New Roman" w:hAnsi="Times New Roman" w:eastAsia="Times New Roman"/>
-          <w:b/>
-          <w:color w:val="000000"/>
-          <w:sz w:val="28"/>
-        </w:rPr>
-        <w:t>CHƯƠNG 5: SƠ ĐỒ TRÌNH TỰ (SEQUENCE DIAGRAM)</w:t>
-      </w:r>
-    </w:p>
-    <w:p>
-      <w:pPr>
-        <w:spacing w:line="276" w:lineRule="auto" w:after="120"/>
-        <w:ind w:firstLine="567"/>
-      </w:pPr>
-      <w:r>
-        <w:rPr>
-          <w:rFonts w:ascii="Times New Roman" w:hAnsi="Times New Roman" w:eastAsia="Times New Roman"/>
-          <w:color w:val="000000"/>
-          <w:sz w:val="24"/>
-        </w:rPr>
-        <w:t>Sequence: tương tác đối tượng theo thời gian cho các use case chính.</w:t>
-      </w:r>
-    </w:p>
-    <w:p>
-      <w:pPr>
-        <w:pStyle w:val="Heading2"/>
-      </w:pPr>
-      <w:r>
-        <w:rPr>
-          <w:rFonts w:ascii="Times New Roman" w:hAnsi="Times New Roman" w:eastAsia="Times New Roman"/>
-          <w:b/>
-          <w:color w:val="000000"/>
-          <w:sz w:val="26"/>
-        </w:rPr>
-        <w:t>5.1 UC06 -- Thêm hàng hóa</w:t>
-      </w:r>
-    </w:p>
-    <w:p>
-      <w:pPr>
-        <w:spacing w:line="276" w:lineRule="auto" w:after="120"/>
-        <w:ind w:firstLine="567"/>
-      </w:pPr>
-      <w:r>
-        <w:rPr>
-          <w:rFonts w:ascii="Times New Roman" w:hAnsi="Times New Roman" w:eastAsia="Times New Roman"/>
-          <w:color w:val="000000"/>
-          <w:sz w:val="24"/>
-        </w:rPr>
-        <w:t>NV $</w:t>
-      </w:r>
-    </w:p>
-    <w:p>
-      <w:pPr>
-        <w:spacing w:line="276" w:lineRule="auto" w:after="120"/>
-        <w:ind w:firstLine="567"/>
-      </w:pPr>
-      <w:r>
-        <w:rPr>
-          <w:rFonts w:ascii="Times New Roman" w:hAnsi="Times New Roman" w:eastAsia="Times New Roman"/>
-          <w:color w:val="000000"/>
-          <w:sz w:val="24"/>
-        </w:rPr>
-        <w:t>Giao diện</w:t>
-      </w:r>
-    </w:p>
-    <w:p>
-      <w:pPr>
-        <w:spacing w:line="276" w:lineRule="auto" w:after="120"/>
-        <w:ind w:firstLine="567"/>
-      </w:pPr>
-      <w:r>
-        <w:rPr>
-          <w:rFonts w:ascii="Times New Roman" w:hAnsi="Times New Roman" w:eastAsia="Times New Roman"/>
-          <w:color w:val="000000"/>
-          <w:sz w:val="24"/>
-        </w:rPr>
-        <w:t>HangHoaController</w:t>
-      </w:r>
-    </w:p>
-    <w:p>
-      <w:pPr>
-        <w:spacing w:line="276" w:lineRule="auto" w:after="120"/>
-        <w:ind w:firstLine="567"/>
-      </w:pPr>
-      <w:r>
-        <w:rPr>
-          <w:rFonts w:ascii="Times New Roman" w:hAnsi="Times New Roman" w:eastAsia="Times New Roman"/>
-          <w:color w:val="000000"/>
-          <w:sz w:val="24"/>
-        </w:rPr>
-        <w:t>HangHoaDAO (kiểm tra mã, lưu)</w:t>
-      </w:r>
-    </w:p>
-    <w:p>
-      <w:pPr>
-        <w:spacing w:line="276" w:lineRule="auto" w:after="120"/>
-        <w:ind w:firstLine="567"/>
-      </w:pPr>
-      <w:r>
-        <w:rPr>
-          <w:rFonts w:ascii="Times New Roman" w:hAnsi="Times New Roman" w:eastAsia="Times New Roman"/>
-          <w:color w:val="000000"/>
-          <w:sz w:val="24"/>
-        </w:rPr>
-        <w:t>TonKhoDAO (tồn = 0)</w:t>
-      </w:r>
-    </w:p>
-    <w:p>
-      <w:pPr>
-        <w:spacing w:line="276" w:lineRule="auto" w:after="120"/>
-        <w:ind w:firstLine="567"/>
-      </w:pPr>
-      <w:r>
-        <w:rPr>
-          <w:rFonts w:ascii="Times New Roman" w:hAnsi="Times New Roman" w:eastAsia="Times New Roman"/>
-          <w:color w:val="000000"/>
-          <w:sz w:val="24"/>
-        </w:rPr>
-        <w:t>$ thông báo.</w:t>
+        <w:t>4.4 UC09 -- Lập phiếu nhập kho</w:t>
       </w:r>
     </w:p>
     <w:p>
@@ -7244,7 +7156,7 @@
               <a:graphicData uri="http://schemas.openxmlformats.org/drawingml/2006/picture">
                 <pic:pic>
                   <pic:nvPicPr>
-                    <pic:cNvPr id="0" name="5.1_sequence_uc05.png"/>
+                    <pic:cNvPr id="0" name="2.1_activity_nhapkho.png"/>
                     <pic:cNvPicPr/>
                   </pic:nvPicPr>
                   <pic:blipFill>
@@ -7280,7 +7192,7 @@
           <w:color w:val="000000"/>
           <w:sz w:val="22"/>
         </w:rPr>
-        <w:t>Hình 5.1: Sequence diagram UC06 -- Thêm hàng hóa</w:t>
+        <w:t>Hình 4.4: Activity -- UC09 Lập phiếu nhập kho</w:t>
       </w:r>
     </w:p>
     <w:p>
@@ -7294,63 +7206,7 @@
           <w:color w:val="000000"/>
           <w:sz w:val="26"/>
         </w:rPr>
-        <w:t>5.2 UC07 -- Tìm kiếm hàng hóa</w:t>
-      </w:r>
-    </w:p>
-    <w:p>
-      <w:pPr>
-        <w:spacing w:line="276" w:lineRule="auto" w:after="120"/>
-        <w:ind w:firstLine="567"/>
-      </w:pPr>
-      <w:r>
-        <w:rPr>
-          <w:rFonts w:ascii="Times New Roman" w:hAnsi="Times New Roman" w:eastAsia="Times New Roman"/>
-          <w:color w:val="000000"/>
-          <w:sz w:val="24"/>
-        </w:rPr>
-        <w:t>Nhập điều kiện $</w:t>
-      </w:r>
-    </w:p>
-    <w:p>
-      <w:pPr>
-        <w:spacing w:line="276" w:lineRule="auto" w:after="120"/>
-        <w:ind w:firstLine="567"/>
-      </w:pPr>
-      <w:r>
-        <w:rPr>
-          <w:rFonts w:ascii="Times New Roman" w:hAnsi="Times New Roman" w:eastAsia="Times New Roman"/>
-          <w:color w:val="000000"/>
-          <w:sz w:val="24"/>
-        </w:rPr>
-        <w:t>HangHoaController</w:t>
-      </w:r>
-    </w:p>
-    <w:p>
-      <w:pPr>
-        <w:spacing w:line="276" w:lineRule="auto" w:after="120"/>
-        <w:ind w:firstLine="567"/>
-      </w:pPr>
-      <w:r>
-        <w:rPr>
-          <w:rFonts w:ascii="Times New Roman" w:hAnsi="Times New Roman" w:eastAsia="Times New Roman"/>
-          <w:color w:val="000000"/>
-          <w:sz w:val="24"/>
-        </w:rPr>
-        <w:t>HangHoaDAO + TonKhoDAO</w:t>
-      </w:r>
-    </w:p>
-    <w:p>
-      <w:pPr>
-        <w:spacing w:line="276" w:lineRule="auto" w:after="120"/>
-        <w:ind w:firstLine="567"/>
-      </w:pPr>
-      <w:r>
-        <w:rPr>
-          <w:rFonts w:ascii="Times New Roman" w:hAnsi="Times New Roman" w:eastAsia="Times New Roman"/>
-          <w:color w:val="000000"/>
-          <w:sz w:val="24"/>
-        </w:rPr>
-        <w:t>$ danh sách.</w:t>
+        <w:t>4.5 UC10 -- Lập phiếu xuất kho</w:t>
       </w:r>
     </w:p>
     <w:p>
@@ -7371,7 +7227,7 @@
               <a:graphicData uri="http://schemas.openxmlformats.org/drawingml/2006/picture">
                 <pic:pic>
                   <pic:nvPicPr>
-                    <pic:cNvPr id="0" name="5.2_sequence_uc06.png"/>
+                    <pic:cNvPr id="0" name="2.2_activity_xuatkho.png"/>
                     <pic:cNvPicPr/>
                   </pic:nvPicPr>
                   <pic:blipFill>
@@ -7407,7 +7263,7 @@
           <w:color w:val="000000"/>
           <w:sz w:val="22"/>
         </w:rPr>
-        <w:t>Hình 5.2: Sequence diagram UC07 -- Tìm kiếm hàng hóa</w:t>
+        <w:t>Hình 4.5: Activity -- UC10 Lập phiếu xuất kho</w:t>
       </w:r>
     </w:p>
     <w:p>
@@ -7421,35 +7277,7 @@
           <w:color w:val="000000"/>
           <w:sz w:val="26"/>
         </w:rPr>
-        <w:t>5.3 UC09 -- Lập phiếu nhập kho</w:t>
-      </w:r>
-    </w:p>
-    <w:p>
-      <w:pPr>
-        <w:spacing w:line="276" w:lineRule="auto" w:after="120"/>
-        <w:ind w:firstLine="567"/>
-      </w:pPr>
-      <w:r>
-        <w:rPr>
-          <w:rFonts w:ascii="Times New Roman" w:hAnsi="Times New Roman" w:eastAsia="Times New Roman"/>
-          <w:color w:val="000000"/>
-          <w:sz w:val="24"/>
-        </w:rPr>
-        <w:t>NV lập phiếu, thêm chi tiết, gửi duyệt; QL duyệt $</w:t>
-      </w:r>
-    </w:p>
-    <w:p>
-      <w:pPr>
-        <w:spacing w:line="276" w:lineRule="auto" w:after="120"/>
-        <w:ind w:firstLine="567"/>
-      </w:pPr>
-      <w:r>
-        <w:rPr>
-          <w:rFonts w:ascii="Times New Roman" w:hAnsi="Times New Roman" w:eastAsia="Times New Roman"/>
-          <w:color w:val="000000"/>
-          <w:sz w:val="24"/>
-        </w:rPr>
-        <w:t>$ tăng tồn, log.</w:t>
+        <w:t>4.6 Kiểm kê (bổ sung nghiệp vụ)</w:t>
       </w:r>
     </w:p>
     <w:p>
@@ -7470,7 +7298,7 @@
               <a:graphicData uri="http://schemas.openxmlformats.org/drawingml/2006/picture">
                 <pic:pic>
                   <pic:nvPicPr>
-                    <pic:cNvPr id="0" name="5.3_sequence_uc09.png"/>
+                    <pic:cNvPr id="0" name="2.3_activity_kiemke.png"/>
                     <pic:cNvPicPr/>
                   </pic:nvPicPr>
                   <pic:blipFill>
@@ -7506,7 +7334,7 @@
           <w:color w:val="000000"/>
           <w:sz w:val="22"/>
         </w:rPr>
-        <w:t>Hình 5.3: Sequence diagram UC09 -- Lập phiếu nhập kho</w:t>
+        <w:t>Hình 4.6: Sơ đồ hoạt động quy trình kiểm kê tồn kho</w:t>
       </w:r>
     </w:p>
     <w:p>
@@ -7520,7 +7348,7 @@
           <w:color w:val="000000"/>
           <w:sz w:val="26"/>
         </w:rPr>
-        <w:t>5.4 UC10 -- Lập phiếu xuất kho</w:t>
+        <w:t>4.7 Kết luận</w:t>
       </w:r>
     </w:p>
     <w:p>
@@ -7534,7 +7362,21 @@
           <w:color w:val="000000"/>
           <w:sz w:val="24"/>
         </w:rPr>
-        <w:t>NV lập phiếu (kiểm tra tồn), gửi duyệt; QL duyệt $</w:t>
+        <w:t>Activity cho các UC cốt lõi đã đủ. Tiếp: Sequence (Ch.5), Class (Ch.6).</w:t>
+      </w:r>
+    </w:p>
+    <w:p>
+      <w:pPr>
+        <w:pStyle w:val="Heading1"/>
+      </w:pPr>
+      <w:r>
+        <w:rPr>
+          <w:rFonts w:ascii="Times New Roman" w:hAnsi="Times New Roman" w:eastAsia="Times New Roman"/>
+          <w:b/>
+          <w:color w:val="000000"/>
+          <w:sz w:val="28"/>
+        </w:rPr>
+        <w:t>CHƯƠNG 5: SƠ ĐỒ TRÌNH TỰ (SEQUENCE DIAGRAM)</w:t>
       </w:r>
     </w:p>
     <w:p>
@@ -7548,7 +7390,77 @@
           <w:color w:val="000000"/>
           <w:sz w:val="24"/>
         </w:rPr>
-        <w:t>$ giảm tồn, log.</w:t>
+        <w:t>Sequence: tương tác đối tượng theo thời gian cho các use case chính.</w:t>
+      </w:r>
+    </w:p>
+    <w:p>
+      <w:pPr>
+        <w:pStyle w:val="Heading2"/>
+      </w:pPr>
+      <w:r>
+        <w:rPr>
+          <w:rFonts w:ascii="Times New Roman" w:hAnsi="Times New Roman" w:eastAsia="Times New Roman"/>
+          <w:b/>
+          <w:color w:val="000000"/>
+          <w:sz w:val="26"/>
+        </w:rPr>
+        <w:t>5.1 UC01 -- Đăng nhập</w:t>
+      </w:r>
+    </w:p>
+    <w:p>
+      <w:pPr>
+        <w:spacing w:line="276" w:lineRule="auto" w:after="120"/>
+        <w:ind w:firstLine="567"/>
+      </w:pPr>
+      <w:r>
+        <w:rPr>
+          <w:rFonts w:ascii="Times New Roman" w:hAnsi="Times New Roman" w:eastAsia="Times New Roman"/>
+          <w:color w:val="000000"/>
+          <w:sz w:val="24"/>
+        </w:rPr>
+        <w:t>Người dùng $</w:t>
+      </w:r>
+    </w:p>
+    <w:p>
+      <w:pPr>
+        <w:spacing w:line="276" w:lineRule="auto" w:after="120"/>
+        <w:ind w:firstLine="567"/>
+      </w:pPr>
+      <w:r>
+        <w:rPr>
+          <w:rFonts w:ascii="Times New Roman" w:hAnsi="Times New Roman" w:eastAsia="Times New Roman"/>
+          <w:color w:val="000000"/>
+          <w:sz w:val="24"/>
+        </w:rPr>
+        <w:t>form đăng nhập</w:t>
+      </w:r>
+    </w:p>
+    <w:p>
+      <w:pPr>
+        <w:spacing w:line="276" w:lineRule="auto" w:after="120"/>
+        <w:ind w:firstLine="567"/>
+      </w:pPr>
+      <w:r>
+        <w:rPr>
+          <w:rFonts w:ascii="Times New Roman" w:hAnsi="Times New Roman" w:eastAsia="Times New Roman"/>
+          <w:color w:val="000000"/>
+          <w:sz w:val="24"/>
+        </w:rPr>
+        <w:t>hệ thống kiểm tra CSDL</w:t>
+      </w:r>
+    </w:p>
+    <w:p>
+      <w:pPr>
+        <w:spacing w:line="276" w:lineRule="auto" w:after="120"/>
+        <w:ind w:firstLine="567"/>
+      </w:pPr>
+      <w:r>
+        <w:rPr>
+          <w:rFonts w:ascii="Times New Roman" w:hAnsi="Times New Roman" w:eastAsia="Times New Roman"/>
+          <w:color w:val="000000"/>
+          <w:sz w:val="24"/>
+        </w:rPr>
+        <w:t>$ tạo phiên / báo lỗi.</w:t>
       </w:r>
     </w:p>
     <w:p>
@@ -7560,7 +7472,7 @@
       <w:r>
         <w:drawing>
           <wp:inline xmlns:a="http://schemas.openxmlformats.org/drawingml/2006/main" xmlns:pic="http://schemas.openxmlformats.org/drawingml/2006/picture">
-            <wp:extent cx="5580000" cy="7221176"/>
+            <wp:extent cx="5580000" cy="3247765"/>
             <wp:docPr id="12" name="Picture 12"/>
             <wp:cNvGraphicFramePr>
               <a:graphicFrameLocks noChangeAspect="1"/>
@@ -7569,7 +7481,7 @@
               <a:graphicData uri="http://schemas.openxmlformats.org/drawingml/2006/picture">
                 <pic:pic>
                   <pic:nvPicPr>
-                    <pic:cNvPr id="0" name="5.4_sequence_uc10.png"/>
+                    <pic:cNvPr id="0" name="5.7_sequence_uc01.png"/>
                     <pic:cNvPicPr/>
                   </pic:nvPicPr>
                   <pic:blipFill>
@@ -7581,7 +7493,7 @@
                   <pic:spPr>
                     <a:xfrm>
                       <a:off x="0" y="0"/>
-                      <a:ext cx="5580000" cy="7221176"/>
+                      <a:ext cx="5580000" cy="3247765"/>
                     </a:xfrm>
                     <a:prstGeom prst="rect"/>
                   </pic:spPr>
@@ -7605,7 +7517,7 @@
           <w:color w:val="000000"/>
           <w:sz w:val="22"/>
         </w:rPr>
-        <w:t>Hình 5.4: Sequence diagram UC10 -- Lập phiếu xuất kho</w:t>
+        <w:t>Hình 5.1: Sequence diagram UC01 -- Đăng nhập</w:t>
       </w:r>
     </w:p>
     <w:p>
@@ -7619,7 +7531,63 @@
           <w:color w:val="000000"/>
           <w:sz w:val="26"/>
         </w:rPr>
-        <w:t>5.5 State machine phiếu</w:t>
+        <w:t>5.2 UC06 -- Thêm hàng hóa</w:t>
+      </w:r>
+    </w:p>
+    <w:p>
+      <w:pPr>
+        <w:spacing w:line="276" w:lineRule="auto" w:after="120"/>
+        <w:ind w:firstLine="567"/>
+      </w:pPr>
+      <w:r>
+        <w:rPr>
+          <w:rFonts w:ascii="Times New Roman" w:hAnsi="Times New Roman" w:eastAsia="Times New Roman"/>
+          <w:color w:val="000000"/>
+          <w:sz w:val="24"/>
+        </w:rPr>
+        <w:t>NV $</w:t>
+      </w:r>
+    </w:p>
+    <w:p>
+      <w:pPr>
+        <w:spacing w:line="276" w:lineRule="auto" w:after="120"/>
+        <w:ind w:firstLine="567"/>
+      </w:pPr>
+      <w:r>
+        <w:rPr>
+          <w:rFonts w:ascii="Times New Roman" w:hAnsi="Times New Roman" w:eastAsia="Times New Roman"/>
+          <w:color w:val="000000"/>
+          <w:sz w:val="24"/>
+        </w:rPr>
+        <w:t>Giao diện</w:t>
+      </w:r>
+    </w:p>
+    <w:p>
+      <w:pPr>
+        <w:spacing w:line="276" w:lineRule="auto" w:after="120"/>
+        <w:ind w:firstLine="567"/>
+      </w:pPr>
+      <w:r>
+        <w:rPr>
+          <w:rFonts w:ascii="Times New Roman" w:hAnsi="Times New Roman" w:eastAsia="Times New Roman"/>
+          <w:color w:val="000000"/>
+          <w:sz w:val="24"/>
+        </w:rPr>
+        <w:t>Hệ thống</w:t>
+      </w:r>
+    </w:p>
+    <w:p>
+      <w:pPr>
+        <w:spacing w:line="276" w:lineRule="auto" w:after="120"/>
+        <w:ind w:firstLine="567"/>
+      </w:pPr>
+      <w:r>
+        <w:rPr>
+          <w:rFonts w:ascii="Times New Roman" w:hAnsi="Times New Roman" w:eastAsia="Times New Roman"/>
+          <w:color w:val="000000"/>
+          <w:sz w:val="24"/>
+        </w:rPr>
+        <w:t>$ CSDL (lưu hàng + tồn = 0).</w:t>
       </w:r>
     </w:p>
     <w:p>
@@ -7640,7 +7608,7 @@
               <a:graphicData uri="http://schemas.openxmlformats.org/drawingml/2006/picture">
                 <pic:pic>
                   <pic:nvPicPr>
-                    <pic:cNvPr id="0" name="5.5_state_phieu_nhap.png"/>
+                    <pic:cNvPr id="0" name="5.1_sequence_uc05.png"/>
                     <pic:cNvPicPr/>
                   </pic:nvPicPr>
                   <pic:blipFill>
@@ -7676,7 +7644,63 @@
           <w:color w:val="000000"/>
           <w:sz w:val="22"/>
         </w:rPr>
-        <w:t>Hình 5.5: State Machine Diagram – Trạng thái phiếu nhập kho</w:t>
+        <w:t>Hình 5.2: Sequence diagram UC06 -- Thêm hàng hóa</w:t>
+      </w:r>
+    </w:p>
+    <w:p>
+      <w:pPr>
+        <w:pStyle w:val="Heading2"/>
+      </w:pPr>
+      <w:r>
+        <w:rPr>
+          <w:rFonts w:ascii="Times New Roman" w:hAnsi="Times New Roman" w:eastAsia="Times New Roman"/>
+          <w:b/>
+          <w:color w:val="000000"/>
+          <w:sz w:val="26"/>
+        </w:rPr>
+        <w:t>5.3 UC07 -- Tìm kiếm hàng hóa</w:t>
+      </w:r>
+    </w:p>
+    <w:p>
+      <w:pPr>
+        <w:spacing w:line="276" w:lineRule="auto" w:after="120"/>
+        <w:ind w:firstLine="567"/>
+      </w:pPr>
+      <w:r>
+        <w:rPr>
+          <w:rFonts w:ascii="Times New Roman" w:hAnsi="Times New Roman" w:eastAsia="Times New Roman"/>
+          <w:color w:val="000000"/>
+          <w:sz w:val="24"/>
+        </w:rPr>
+        <w:t>Nhập điều kiện $</w:t>
+      </w:r>
+    </w:p>
+    <w:p>
+      <w:pPr>
+        <w:spacing w:line="276" w:lineRule="auto" w:after="120"/>
+        <w:ind w:firstLine="567"/>
+      </w:pPr>
+      <w:r>
+        <w:rPr>
+          <w:rFonts w:ascii="Times New Roman" w:hAnsi="Times New Roman" w:eastAsia="Times New Roman"/>
+          <w:color w:val="000000"/>
+          <w:sz w:val="24"/>
+        </w:rPr>
+        <w:t>truy vấn HangHoa + TonKho</w:t>
+      </w:r>
+    </w:p>
+    <w:p>
+      <w:pPr>
+        <w:spacing w:line="276" w:lineRule="auto" w:after="120"/>
+        <w:ind w:firstLine="567"/>
+      </w:pPr>
+      <w:r>
+        <w:rPr>
+          <w:rFonts w:ascii="Times New Roman" w:hAnsi="Times New Roman" w:eastAsia="Times New Roman"/>
+          <w:color w:val="000000"/>
+          <w:sz w:val="24"/>
+        </w:rPr>
+        <w:t>$ danh sách.</w:t>
       </w:r>
     </w:p>
     <w:p>
@@ -7697,7 +7721,7 @@
               <a:graphicData uri="http://schemas.openxmlformats.org/drawingml/2006/picture">
                 <pic:pic>
                   <pic:nvPicPr>
-                    <pic:cNvPr id="0" name="5.6_state_phieu_xuat.png"/>
+                    <pic:cNvPr id="0" name="5.2_sequence_uc06.png"/>
                     <pic:cNvPicPr/>
                   </pic:nvPicPr>
                   <pic:blipFill>
@@ -7733,7 +7757,7 @@
           <w:color w:val="000000"/>
           <w:sz w:val="22"/>
         </w:rPr>
-        <w:t>Hình 5.6: State Machine Diagram – Trạng thái phiếu xuất kho</w:t>
+        <w:t>Hình 5.3: Sequence diagram UC07 -- Tìm kiếm hàng hóa</w:t>
       </w:r>
     </w:p>
     <w:p>
@@ -7747,7 +7771,7 @@
           <w:color w:val="000000"/>
           <w:sz w:val="26"/>
         </w:rPr>
-        <w:t>5.6 Kết luận</w:t>
+        <w:t>5.4 UC09 -- Lập phiếu nhập kho</w:t>
       </w:r>
     </w:p>
     <w:p>
@@ -7761,21 +7785,7 @@
           <w:color w:val="000000"/>
           <w:sz w:val="24"/>
         </w:rPr>
-        <w:t>Tiếp: Class diagram (Ch.6).</w:t>
-      </w:r>
-    </w:p>
-    <w:p>
-      <w:pPr>
-        <w:pStyle w:val="Heading1"/>
-      </w:pPr>
-      <w:r>
-        <w:rPr>
-          <w:rFonts w:ascii="Times New Roman" w:hAnsi="Times New Roman" w:eastAsia="Times New Roman"/>
-          <w:b/>
-          <w:color w:val="000000"/>
-          <w:sz w:val="28"/>
-        </w:rPr>
-        <w:t>CHƯƠNG 6: SƠ ĐỒ LỚP (CLASS DIAGRAM)</w:t>
+        <w:t>NV lập phiếu, gửi duyệt; QL duyệt $</w:t>
       </w:r>
     </w:p>
     <w:p>
@@ -7789,49 +7799,7 @@
           <w:color w:val="000000"/>
           <w:sz w:val="24"/>
         </w:rPr>
-        <w:t>Class diagram sau use case -- activity -- sequence.</w:t>
-      </w:r>
-    </w:p>
-    <w:p>
-      <w:pPr>
-        <w:pStyle w:val="Heading2"/>
-      </w:pPr>
-      <w:r>
-        <w:rPr>
-          <w:rFonts w:ascii="Times New Roman" w:hAnsi="Times New Roman" w:eastAsia="Times New Roman"/>
-          <w:b/>
-          <w:color w:val="000000"/>
-          <w:sz w:val="26"/>
-        </w:rPr>
-        <w:t>6.1 Các lớp chính</w:t>
-      </w:r>
-    </w:p>
-    <w:p>
-      <w:pPr>
-        <w:spacing w:line="276" w:lineRule="auto" w:after="120"/>
-        <w:ind w:firstLine="567"/>
-      </w:pPr>
-      <w:r>
-        <w:rPr>
-          <w:rFonts w:ascii="Times New Roman" w:hAnsi="Times New Roman" w:eastAsia="Times New Roman"/>
-          <w:color w:val="000000"/>
-          <w:sz w:val="24"/>
-        </w:rPr>
-        <w:t>NguoiDung; HangHoa, NhomHangHoa, DonViTinh; NhaCungCap, KhachHang; Kho, TonKho; PhieuNhapKho, ChiTietPhieuNhap; PhieuXuatKho, ChiTietPhieuXuat; PhieuKiemKe, ChiTietKiemKe; LichSuThaoTac.</w:t>
-      </w:r>
-    </w:p>
-    <w:p>
-      <w:pPr>
-        <w:pStyle w:val="Heading2"/>
-      </w:pPr>
-      <w:r>
-        <w:rPr>
-          <w:rFonts w:ascii="Times New Roman" w:hAnsi="Times New Roman" w:eastAsia="Times New Roman"/>
-          <w:b/>
-          <w:color w:val="000000"/>
-          <w:sz w:val="26"/>
-        </w:rPr>
-        <w:t>6.2 Sơ đồ lớp tổng thể</w:t>
+        <w:t>$ tăng tồn, log.</w:t>
       </w:r>
     </w:p>
     <w:p>
@@ -7852,7 +7820,7 @@
               <a:graphicData uri="http://schemas.openxmlformats.org/drawingml/2006/picture">
                 <pic:pic>
                   <pic:nvPicPr>
-                    <pic:cNvPr id="0" name="4.1_classdiagram_master.png"/>
+                    <pic:cNvPr id="0" name="5.3_sequence_uc09.png"/>
                     <pic:cNvPicPr/>
                   </pic:nvPicPr>
                   <pic:blipFill>
@@ -7888,7 +7856,49 @@
           <w:color w:val="000000"/>
           <w:sz w:val="22"/>
         </w:rPr>
-        <w:t>Hình 6.1: Sơ đồ lớp danh mục (Master Data)</w:t>
+        <w:t>Hình 5.4: Sequence diagram UC09 -- Lập phiếu nhập kho</w:t>
+      </w:r>
+    </w:p>
+    <w:p>
+      <w:pPr>
+        <w:pStyle w:val="Heading2"/>
+      </w:pPr>
+      <w:r>
+        <w:rPr>
+          <w:rFonts w:ascii="Times New Roman" w:hAnsi="Times New Roman" w:eastAsia="Times New Roman"/>
+          <w:b/>
+          <w:color w:val="000000"/>
+          <w:sz w:val="26"/>
+        </w:rPr>
+        <w:t>5.5 UC10 -- Lập phiếu xuất kho</w:t>
+      </w:r>
+    </w:p>
+    <w:p>
+      <w:pPr>
+        <w:spacing w:line="276" w:lineRule="auto" w:after="120"/>
+        <w:ind w:firstLine="567"/>
+      </w:pPr>
+      <w:r>
+        <w:rPr>
+          <w:rFonts w:ascii="Times New Roman" w:hAnsi="Times New Roman" w:eastAsia="Times New Roman"/>
+          <w:color w:val="000000"/>
+          <w:sz w:val="24"/>
+        </w:rPr>
+        <w:t>NV lập phiếu (kiểm tra tồn); QL duyệt $</w:t>
+      </w:r>
+    </w:p>
+    <w:p>
+      <w:pPr>
+        <w:spacing w:line="276" w:lineRule="auto" w:after="120"/>
+        <w:ind w:firstLine="567"/>
+      </w:pPr>
+      <w:r>
+        <w:rPr>
+          <w:rFonts w:ascii="Times New Roman" w:hAnsi="Times New Roman" w:eastAsia="Times New Roman"/>
+          <w:color w:val="000000"/>
+          <w:sz w:val="24"/>
+        </w:rPr>
+        <w:t>$ giảm tồn, log.</w:t>
       </w:r>
     </w:p>
     <w:p>
@@ -7909,7 +7919,7 @@
               <a:graphicData uri="http://schemas.openxmlformats.org/drawingml/2006/picture">
                 <pic:pic>
                   <pic:nvPicPr>
-                    <pic:cNvPr id="0" name="4.2_classdiagram_nhapxuat.png"/>
+                    <pic:cNvPr id="0" name="5.4_sequence_uc10.png"/>
                     <pic:cNvPicPr/>
                   </pic:nvPicPr>
                   <pic:blipFill>
@@ -7945,7 +7955,21 @@
           <w:color w:val="000000"/>
           <w:sz w:val="22"/>
         </w:rPr>
-        <w:t>Hình 6.2: Sơ đồ lớp nghiệp vụ nhập xuất kho</w:t>
+        <w:t>Hình 5.5: Sequence diagram UC10 -- Lập phiếu xuất kho</w:t>
+      </w:r>
+    </w:p>
+    <w:p>
+      <w:pPr>
+        <w:pStyle w:val="Heading2"/>
+      </w:pPr>
+      <w:r>
+        <w:rPr>
+          <w:rFonts w:ascii="Times New Roman" w:hAnsi="Times New Roman" w:eastAsia="Times New Roman"/>
+          <w:b/>
+          <w:color w:val="000000"/>
+          <w:sz w:val="26"/>
+        </w:rPr>
+        <w:t>5.6 State machine phiếu</w:t>
       </w:r>
     </w:p>
     <w:p>
@@ -7957,7 +7981,7 @@
       <w:r>
         <w:drawing>
           <wp:inline xmlns:a="http://schemas.openxmlformats.org/drawingml/2006/main" xmlns:pic="http://schemas.openxmlformats.org/drawingml/2006/picture">
-            <wp:extent cx="5580000" cy="3471210"/>
+            <wp:extent cx="5580000" cy="7221176"/>
             <wp:docPr id="17" name="Picture 17"/>
             <wp:cNvGraphicFramePr>
               <a:graphicFrameLocks noChangeAspect="1"/>
@@ -7966,7 +7990,7 @@
               <a:graphicData uri="http://schemas.openxmlformats.org/drawingml/2006/picture">
                 <pic:pic>
                   <pic:nvPicPr>
-                    <pic:cNvPr id="0" name="4.3_classdiagram_kiemke_donhang.png"/>
+                    <pic:cNvPr id="0" name="5.5_state_phieu_nhap.png"/>
                     <pic:cNvPicPr/>
                   </pic:nvPicPr>
                   <pic:blipFill>
@@ -7978,7 +8002,7 @@
                   <pic:spPr>
                     <a:xfrm>
                       <a:off x="0" y="0"/>
-                      <a:ext cx="5580000" cy="3471210"/>
+                      <a:ext cx="5580000" cy="7221176"/>
                     </a:xfrm>
                     <a:prstGeom prst="rect"/>
                   </pic:spPr>
@@ -8002,35 +8026,7 @@
           <w:color w:val="000000"/>
           <w:sz w:val="22"/>
         </w:rPr>
-        <w:t>Hình 6.3: Sơ đồ lớp kiểm kê và lịch sử thao tác</w:t>
-      </w:r>
-    </w:p>
-    <w:p>
-      <w:pPr>
-        <w:pStyle w:val="Heading2"/>
-      </w:pPr>
-      <w:r>
-        <w:rPr>
-          <w:rFonts w:ascii="Times New Roman" w:hAnsi="Times New Roman" w:eastAsia="Times New Roman"/>
-          <w:b/>
-          <w:color w:val="000000"/>
-          <w:sz w:val="26"/>
-        </w:rPr>
-        <w:t>6.3 Class trong use case</w:t>
-      </w:r>
-    </w:p>
-    <w:p>
-      <w:pPr>
-        <w:pStyle w:val="Heading3"/>
-      </w:pPr>
-      <w:r>
-        <w:rPr>
-          <w:rFonts w:ascii="Times New Roman" w:hAnsi="Times New Roman" w:eastAsia="Times New Roman"/>
-          <w:b/>
-          <w:color w:val="000000"/>
-          <w:sz w:val="24"/>
-        </w:rPr>
-        <w:t>6.3.1 UC06 -- Thêm hàng hóa</w:t>
+        <w:t>Hình 5.6: State Machine Diagram – Trạng thái phiếu nhập kho</w:t>
       </w:r>
     </w:p>
     <w:p>
@@ -8051,7 +8047,7 @@
               <a:graphicData uri="http://schemas.openxmlformats.org/drawingml/2006/picture">
                 <pic:pic>
                   <pic:nvPicPr>
-                    <pic:cNvPr id="0" name="4.4_class_uc05.png"/>
+                    <pic:cNvPr id="0" name="5.6_state_phieu_xuat.png"/>
                     <pic:cNvPicPr/>
                   </pic:nvPicPr>
                   <pic:blipFill>
@@ -8087,21 +8083,105 @@
           <w:color w:val="000000"/>
           <w:sz w:val="22"/>
         </w:rPr>
-        <w:t>Hình 6.4: Biểu đồ lớp trong ca sử dụng UC06 -- Thêm hàng hóa</w:t>
-      </w:r>
-    </w:p>
-    <w:p>
-      <w:pPr>
-        <w:pStyle w:val="Heading3"/>
+        <w:t>Hình 5.7: State Machine Diagram – Trạng thái phiếu xuất kho</w:t>
+      </w:r>
+    </w:p>
+    <w:p>
+      <w:pPr>
+        <w:pStyle w:val="Heading2"/>
       </w:pPr>
       <w:r>
         <w:rPr>
           <w:rFonts w:ascii="Times New Roman" w:hAnsi="Times New Roman" w:eastAsia="Times New Roman"/>
           <w:b/>
           <w:color w:val="000000"/>
-          <w:sz w:val="24"/>
-        </w:rPr>
-        <w:t>6.3.2 UC09 -- Lập phiếu nhập</w:t>
+          <w:sz w:val="26"/>
+        </w:rPr>
+        <w:t>5.7 Kết luận</w:t>
+      </w:r>
+    </w:p>
+    <w:p>
+      <w:pPr>
+        <w:spacing w:line="276" w:lineRule="auto" w:after="120"/>
+        <w:ind w:firstLine="567"/>
+      </w:pPr>
+      <w:r>
+        <w:rPr>
+          <w:rFonts w:ascii="Times New Roman" w:hAnsi="Times New Roman" w:eastAsia="Times New Roman"/>
+          <w:color w:val="000000"/>
+          <w:sz w:val="24"/>
+        </w:rPr>
+        <w:t>Tiếp: Class diagram (Ch.6).</w:t>
+      </w:r>
+    </w:p>
+    <w:p>
+      <w:pPr>
+        <w:pStyle w:val="Heading1"/>
+      </w:pPr>
+      <w:r>
+        <w:rPr>
+          <w:rFonts w:ascii="Times New Roman" w:hAnsi="Times New Roman" w:eastAsia="Times New Roman"/>
+          <w:b/>
+          <w:color w:val="000000"/>
+          <w:sz w:val="28"/>
+        </w:rPr>
+        <w:t>CHƯƠNG 6: SƠ ĐỒ LỚP (CLASS DIAGRAM)</w:t>
+      </w:r>
+    </w:p>
+    <w:p>
+      <w:pPr>
+        <w:spacing w:line="276" w:lineRule="auto" w:after="120"/>
+        <w:ind w:firstLine="567"/>
+      </w:pPr>
+      <w:r>
+        <w:rPr>
+          <w:rFonts w:ascii="Times New Roman" w:hAnsi="Times New Roman" w:eastAsia="Times New Roman"/>
+          <w:color w:val="000000"/>
+          <w:sz w:val="24"/>
+        </w:rPr>
+        <w:t>Class diagram sau use case -- activity -- sequence.</w:t>
+      </w:r>
+    </w:p>
+    <w:p>
+      <w:pPr>
+        <w:pStyle w:val="Heading2"/>
+      </w:pPr>
+      <w:r>
+        <w:rPr>
+          <w:rFonts w:ascii="Times New Roman" w:hAnsi="Times New Roman" w:eastAsia="Times New Roman"/>
+          <w:b/>
+          <w:color w:val="000000"/>
+          <w:sz w:val="26"/>
+        </w:rPr>
+        <w:t>6.1 Các lớp chính</w:t>
+      </w:r>
+    </w:p>
+    <w:p>
+      <w:pPr>
+        <w:spacing w:line="276" w:lineRule="auto" w:after="120"/>
+        <w:ind w:firstLine="567"/>
+      </w:pPr>
+      <w:r>
+        <w:rPr>
+          <w:rFonts w:ascii="Times New Roman" w:hAnsi="Times New Roman" w:eastAsia="Times New Roman"/>
+          <w:color w:val="000000"/>
+          <w:sz w:val="24"/>
+        </w:rPr>
+        <w:t>NguoiDung; HangHoa, NhomHangHoa, DonViTinh; NhaCungCap, KhachHang; Kho, TonKho; PhieuNhapKho, ChiTietPhieuNhap; PhieuXuatKho, ChiTietPhieuXuat; PhieuKiemKe, ChiTietKiemKe; LichSuThaoTac.</w:t>
+      </w:r>
+    </w:p>
+    <w:p>
+      <w:pPr>
+        <w:pStyle w:val="Heading2"/>
+      </w:pPr>
+      <w:r>
+        <w:rPr>
+          <w:rFonts w:ascii="Times New Roman" w:hAnsi="Times New Roman" w:eastAsia="Times New Roman"/>
+          <w:b/>
+          <w:color w:val="000000"/>
+          <w:sz w:val="26"/>
+        </w:rPr>
+        <w:t>6.2 Sơ đồ lớp tổng thể</w:t>
       </w:r>
     </w:p>
     <w:p>
@@ -8122,7 +8202,7 @@
               <a:graphicData uri="http://schemas.openxmlformats.org/drawingml/2006/picture">
                 <pic:pic>
                   <pic:nvPicPr>
-                    <pic:cNvPr id="0" name="4.5_class_uc09.png"/>
+                    <pic:cNvPr id="0" name="4.1_classdiagram_master.png"/>
                     <pic:cNvPicPr/>
                   </pic:nvPicPr>
                   <pic:blipFill>
@@ -8158,21 +8238,7 @@
           <w:color w:val="000000"/>
           <w:sz w:val="22"/>
         </w:rPr>
-        <w:t>Hình 6.5: Biểu đồ lớp trong ca sử dụng UC09 -- Lập phiếu nhập kho</w:t>
-      </w:r>
-    </w:p>
-    <w:p>
-      <w:pPr>
-        <w:pStyle w:val="Heading3"/>
-      </w:pPr>
-      <w:r>
-        <w:rPr>
-          <w:rFonts w:ascii="Times New Roman" w:hAnsi="Times New Roman" w:eastAsia="Times New Roman"/>
-          <w:b/>
-          <w:color w:val="000000"/>
-          <w:sz w:val="24"/>
-        </w:rPr>
-        <w:t>6.3.3 UC10 -- Lập phiếu xuất</w:t>
+        <w:t>Hình 6.1: Sơ đồ lớp danh mục (Master Data)</w:t>
       </w:r>
     </w:p>
     <w:p>
@@ -8193,7 +8259,7 @@
               <a:graphicData uri="http://schemas.openxmlformats.org/drawingml/2006/picture">
                 <pic:pic>
                   <pic:nvPicPr>
-                    <pic:cNvPr id="0" name="4.6_class_uc10.png"/>
+                    <pic:cNvPr id="0" name="4.2_classdiagram_nhapxuat.png"/>
                     <pic:cNvPicPr/>
                   </pic:nvPicPr>
                   <pic:blipFill>
@@ -8229,7 +8295,362 @@
           <w:color w:val="000000"/>
           <w:sz w:val="22"/>
         </w:rPr>
-        <w:t>Hình 6.6: Biểu đồ lớp trong ca sử dụng UC10 -- Lập phiếu xuất kho</w:t>
+        <w:t>Hình 6.2: Sơ đồ lớp nghiệp vụ nhập xuất kho</w:t>
+      </w:r>
+    </w:p>
+    <w:p>
+      <w:pPr>
+        <w:spacing w:before="160" w:after="80"/>
+        <w:ind w:firstLine="0"/>
+        <w:jc w:val="center"/>
+      </w:pPr>
+      <w:r>
+        <w:drawing>
+          <wp:inline xmlns:a="http://schemas.openxmlformats.org/drawingml/2006/main" xmlns:pic="http://schemas.openxmlformats.org/drawingml/2006/picture">
+            <wp:extent cx="5580000" cy="3471210"/>
+            <wp:docPr id="21" name="Picture 21"/>
+            <wp:cNvGraphicFramePr>
+              <a:graphicFrameLocks noChangeAspect="1"/>
+            </wp:cNvGraphicFramePr>
+            <a:graphic>
+              <a:graphicData uri="http://schemas.openxmlformats.org/drawingml/2006/picture">
+                <pic:pic>
+                  <pic:nvPicPr>
+                    <pic:cNvPr id="0" name="4.3_classdiagram_kiemke_donhang.png"/>
+                    <pic:cNvPicPr/>
+                  </pic:nvPicPr>
+                  <pic:blipFill>
+                    <a:blip r:embed="rId31"/>
+                    <a:stretch>
+                      <a:fillRect/>
+                    </a:stretch>
+                  </pic:blipFill>
+                  <pic:spPr>
+                    <a:xfrm>
+                      <a:off x="0" y="0"/>
+                      <a:ext cx="5580000" cy="3471210"/>
+                    </a:xfrm>
+                    <a:prstGeom prst="rect"/>
+                  </pic:spPr>
+                </pic:pic>
+              </a:graphicData>
+            </a:graphic>
+          </wp:inline>
+        </w:drawing>
+      </w:r>
+    </w:p>
+    <w:p>
+      <w:pPr>
+        <w:spacing w:after="200"/>
+        <w:ind w:firstLine="0"/>
+        <w:jc w:val="center"/>
+      </w:pPr>
+      <w:r>
+        <w:rPr>
+          <w:rFonts w:ascii="Times New Roman" w:hAnsi="Times New Roman" w:eastAsia="Times New Roman"/>
+          <w:i/>
+          <w:color w:val="000000"/>
+          <w:sz w:val="22"/>
+        </w:rPr>
+        <w:t>Hình 6.3: Sơ đồ lớp kiểm kê và lịch sử thao tác</w:t>
+      </w:r>
+    </w:p>
+    <w:p>
+      <w:pPr>
+        <w:pStyle w:val="Heading2"/>
+      </w:pPr>
+      <w:r>
+        <w:rPr>
+          <w:rFonts w:ascii="Times New Roman" w:hAnsi="Times New Roman" w:eastAsia="Times New Roman"/>
+          <w:b/>
+          <w:color w:val="000000"/>
+          <w:sz w:val="26"/>
+        </w:rPr>
+        <w:t>6.3 Class trong use case</w:t>
+      </w:r>
+    </w:p>
+    <w:p>
+      <w:pPr>
+        <w:pStyle w:val="Heading3"/>
+      </w:pPr>
+      <w:r>
+        <w:rPr>
+          <w:rFonts w:ascii="Times New Roman" w:hAnsi="Times New Roman" w:eastAsia="Times New Roman"/>
+          <w:b/>
+          <w:color w:val="000000"/>
+          <w:sz w:val="24"/>
+        </w:rPr>
+        <w:t>6.3.1 UC03 -- Thêm tài khoản</w:t>
+      </w:r>
+    </w:p>
+    <w:p>
+      <w:pPr>
+        <w:spacing w:before="160" w:after="80"/>
+        <w:ind w:firstLine="0"/>
+        <w:jc w:val="center"/>
+      </w:pPr>
+      <w:r>
+        <w:drawing>
+          <wp:inline xmlns:a="http://schemas.openxmlformats.org/drawingml/2006/main" xmlns:pic="http://schemas.openxmlformats.org/drawingml/2006/picture">
+            <wp:extent cx="5580000" cy="2524742"/>
+            <wp:docPr id="22" name="Picture 22"/>
+            <wp:cNvGraphicFramePr>
+              <a:graphicFrameLocks noChangeAspect="1"/>
+            </wp:cNvGraphicFramePr>
+            <a:graphic>
+              <a:graphicData uri="http://schemas.openxmlformats.org/drawingml/2006/picture">
+                <pic:pic>
+                  <pic:nvPicPr>
+                    <pic:cNvPr id="0" name="6.2_class_uc03.png"/>
+                    <pic:cNvPicPr/>
+                  </pic:nvPicPr>
+                  <pic:blipFill>
+                    <a:blip r:embed="rId32"/>
+                    <a:stretch>
+                      <a:fillRect/>
+                    </a:stretch>
+                  </pic:blipFill>
+                  <pic:spPr>
+                    <a:xfrm>
+                      <a:off x="0" y="0"/>
+                      <a:ext cx="5580000" cy="2524742"/>
+                    </a:xfrm>
+                    <a:prstGeom prst="rect"/>
+                  </pic:spPr>
+                </pic:pic>
+              </a:graphicData>
+            </a:graphic>
+          </wp:inline>
+        </w:drawing>
+      </w:r>
+    </w:p>
+    <w:p>
+      <w:pPr>
+        <w:spacing w:after="200"/>
+        <w:ind w:firstLine="0"/>
+        <w:jc w:val="center"/>
+      </w:pPr>
+      <w:r>
+        <w:rPr>
+          <w:rFonts w:ascii="Times New Roman" w:hAnsi="Times New Roman" w:eastAsia="Times New Roman"/>
+          <w:i/>
+          <w:color w:val="000000"/>
+          <w:sz w:val="22"/>
+        </w:rPr>
+        <w:t>Hình 6.4: Class trong UC03 -- Thêm tài khoản</w:t>
+      </w:r>
+    </w:p>
+    <w:p>
+      <w:pPr>
+        <w:pStyle w:val="Heading3"/>
+      </w:pPr>
+      <w:r>
+        <w:rPr>
+          <w:rFonts w:ascii="Times New Roman" w:hAnsi="Times New Roman" w:eastAsia="Times New Roman"/>
+          <w:b/>
+          <w:color w:val="000000"/>
+          <w:sz w:val="24"/>
+        </w:rPr>
+        <w:t>6.3.2 UC06 -- Thêm hàng hóa</w:t>
+      </w:r>
+    </w:p>
+    <w:p>
+      <w:pPr>
+        <w:spacing w:before="160" w:after="80"/>
+        <w:ind w:firstLine="0"/>
+        <w:jc w:val="center"/>
+      </w:pPr>
+      <w:r>
+        <w:drawing>
+          <wp:inline xmlns:a="http://schemas.openxmlformats.org/drawingml/2006/main" xmlns:pic="http://schemas.openxmlformats.org/drawingml/2006/picture">
+            <wp:extent cx="5580000" cy="7221176"/>
+            <wp:docPr id="23" name="Picture 23"/>
+            <wp:cNvGraphicFramePr>
+              <a:graphicFrameLocks noChangeAspect="1"/>
+            </wp:cNvGraphicFramePr>
+            <a:graphic>
+              <a:graphicData uri="http://schemas.openxmlformats.org/drawingml/2006/picture">
+                <pic:pic>
+                  <pic:nvPicPr>
+                    <pic:cNvPr id="0" name="4.4_class_uc05.png"/>
+                    <pic:cNvPicPr/>
+                  </pic:nvPicPr>
+                  <pic:blipFill>
+                    <a:blip r:embed="rId33"/>
+                    <a:stretch>
+                      <a:fillRect/>
+                    </a:stretch>
+                  </pic:blipFill>
+                  <pic:spPr>
+                    <a:xfrm>
+                      <a:off x="0" y="0"/>
+                      <a:ext cx="5580000" cy="7221176"/>
+                    </a:xfrm>
+                    <a:prstGeom prst="rect"/>
+                  </pic:spPr>
+                </pic:pic>
+              </a:graphicData>
+            </a:graphic>
+          </wp:inline>
+        </w:drawing>
+      </w:r>
+    </w:p>
+    <w:p>
+      <w:pPr>
+        <w:spacing w:after="200"/>
+        <w:ind w:firstLine="0"/>
+        <w:jc w:val="center"/>
+      </w:pPr>
+      <w:r>
+        <w:rPr>
+          <w:rFonts w:ascii="Times New Roman" w:hAnsi="Times New Roman" w:eastAsia="Times New Roman"/>
+          <w:i/>
+          <w:color w:val="000000"/>
+          <w:sz w:val="22"/>
+        </w:rPr>
+        <w:t>Hình 6.5: Biểu đồ lớp trong ca sử dụng UC06 -- Thêm hàng hóa</w:t>
+      </w:r>
+    </w:p>
+    <w:p>
+      <w:pPr>
+        <w:pStyle w:val="Heading3"/>
+      </w:pPr>
+      <w:r>
+        <w:rPr>
+          <w:rFonts w:ascii="Times New Roman" w:hAnsi="Times New Roman" w:eastAsia="Times New Roman"/>
+          <w:b/>
+          <w:color w:val="000000"/>
+          <w:sz w:val="24"/>
+        </w:rPr>
+        <w:t>6.3.3 UC09 -- Lập phiếu nhập</w:t>
+      </w:r>
+    </w:p>
+    <w:p>
+      <w:pPr>
+        <w:spacing w:before="160" w:after="80"/>
+        <w:ind w:firstLine="0"/>
+        <w:jc w:val="center"/>
+      </w:pPr>
+      <w:r>
+        <w:drawing>
+          <wp:inline xmlns:a="http://schemas.openxmlformats.org/drawingml/2006/main" xmlns:pic="http://schemas.openxmlformats.org/drawingml/2006/picture">
+            <wp:extent cx="5580000" cy="7221176"/>
+            <wp:docPr id="24" name="Picture 24"/>
+            <wp:cNvGraphicFramePr>
+              <a:graphicFrameLocks noChangeAspect="1"/>
+            </wp:cNvGraphicFramePr>
+            <a:graphic>
+              <a:graphicData uri="http://schemas.openxmlformats.org/drawingml/2006/picture">
+                <pic:pic>
+                  <pic:nvPicPr>
+                    <pic:cNvPr id="0" name="4.5_class_uc09.png"/>
+                    <pic:cNvPicPr/>
+                  </pic:nvPicPr>
+                  <pic:blipFill>
+                    <a:blip r:embed="rId34"/>
+                    <a:stretch>
+                      <a:fillRect/>
+                    </a:stretch>
+                  </pic:blipFill>
+                  <pic:spPr>
+                    <a:xfrm>
+                      <a:off x="0" y="0"/>
+                      <a:ext cx="5580000" cy="7221176"/>
+                    </a:xfrm>
+                    <a:prstGeom prst="rect"/>
+                  </pic:spPr>
+                </pic:pic>
+              </a:graphicData>
+            </a:graphic>
+          </wp:inline>
+        </w:drawing>
+      </w:r>
+    </w:p>
+    <w:p>
+      <w:pPr>
+        <w:spacing w:after="200"/>
+        <w:ind w:firstLine="0"/>
+        <w:jc w:val="center"/>
+      </w:pPr>
+      <w:r>
+        <w:rPr>
+          <w:rFonts w:ascii="Times New Roman" w:hAnsi="Times New Roman" w:eastAsia="Times New Roman"/>
+          <w:i/>
+          <w:color w:val="000000"/>
+          <w:sz w:val="22"/>
+        </w:rPr>
+        <w:t>Hình 6.6: Biểu đồ lớp trong ca sử dụng UC09 -- Lập phiếu nhập kho</w:t>
+      </w:r>
+    </w:p>
+    <w:p>
+      <w:pPr>
+        <w:pStyle w:val="Heading3"/>
+      </w:pPr>
+      <w:r>
+        <w:rPr>
+          <w:rFonts w:ascii="Times New Roman" w:hAnsi="Times New Roman" w:eastAsia="Times New Roman"/>
+          <w:b/>
+          <w:color w:val="000000"/>
+          <w:sz w:val="24"/>
+        </w:rPr>
+        <w:t>6.3.4 UC10 -- Lập phiếu xuất</w:t>
+      </w:r>
+    </w:p>
+    <w:p>
+      <w:pPr>
+        <w:spacing w:before="160" w:after="80"/>
+        <w:ind w:firstLine="0"/>
+        <w:jc w:val="center"/>
+      </w:pPr>
+      <w:r>
+        <w:drawing>
+          <wp:inline xmlns:a="http://schemas.openxmlformats.org/drawingml/2006/main" xmlns:pic="http://schemas.openxmlformats.org/drawingml/2006/picture">
+            <wp:extent cx="5580000" cy="7221176"/>
+            <wp:docPr id="25" name="Picture 25"/>
+            <wp:cNvGraphicFramePr>
+              <a:graphicFrameLocks noChangeAspect="1"/>
+            </wp:cNvGraphicFramePr>
+            <a:graphic>
+              <a:graphicData uri="http://schemas.openxmlformats.org/drawingml/2006/picture">
+                <pic:pic>
+                  <pic:nvPicPr>
+                    <pic:cNvPr id="0" name="4.6_class_uc10.png"/>
+                    <pic:cNvPicPr/>
+                  </pic:nvPicPr>
+                  <pic:blipFill>
+                    <a:blip r:embed="rId35"/>
+                    <a:stretch>
+                      <a:fillRect/>
+                    </a:stretch>
+                  </pic:blipFill>
+                  <pic:spPr>
+                    <a:xfrm>
+                      <a:off x="0" y="0"/>
+                      <a:ext cx="5580000" cy="7221176"/>
+                    </a:xfrm>
+                    <a:prstGeom prst="rect"/>
+                  </pic:spPr>
+                </pic:pic>
+              </a:graphicData>
+            </a:graphic>
+          </wp:inline>
+        </w:drawing>
+      </w:r>
+    </w:p>
+    <w:p>
+      <w:pPr>
+        <w:spacing w:after="200"/>
+        <w:ind w:firstLine="0"/>
+        <w:jc w:val="center"/>
+      </w:pPr>
+      <w:r>
+        <w:rPr>
+          <w:rFonts w:ascii="Times New Roman" w:hAnsi="Times New Roman" w:eastAsia="Times New Roman"/>
+          <w:i/>
+          <w:color w:val="000000"/>
+          <w:sz w:val="22"/>
+        </w:rPr>
+        <w:t>Hình 6.7: Biểu đồ lớp trong ca sử dụng UC10 -- Lập phiếu xuất kho</w:t>
       </w:r>
     </w:p>
     <w:p>
@@ -8711,7 +9132,7 @@
         <w:drawing>
           <wp:inline xmlns:a="http://schemas.openxmlformats.org/drawingml/2006/main" xmlns:pic="http://schemas.openxmlformats.org/drawingml/2006/picture">
             <wp:extent cx="5580000" cy="3657229"/>
-            <wp:docPr id="21" name="Picture 21"/>
+            <wp:docPr id="26" name="Picture 26"/>
             <wp:cNvGraphicFramePr>
               <a:graphicFrameLocks noChangeAspect="1"/>
             </wp:cNvGraphicFramePr>
@@ -8723,7 +9144,7 @@
                     <pic:cNvPicPr/>
                   </pic:nvPicPr>
                   <pic:blipFill>
-                    <a:blip r:embed="rId31"/>
+                    <a:blip r:embed="rId36"/>
                     <a:stretch>
                       <a:fillRect/>
                     </a:stretch>
@@ -8755,7 +9176,7 @@
           <w:color w:val="000000"/>
           <w:sz w:val="22"/>
         </w:rPr>
-        <w:t>Hình 6.7: Component Diagram – Kiến trúc thành phần hệ thống quản lý kho hàng</w:t>
+        <w:t>Hình 6.8: Component Diagram – Kiến trúc thành phần hệ thống quản lý kho hàng</w:t>
       </w:r>
     </w:p>
     <w:p>
@@ -9528,7 +9949,7 @@
         <w:drawing>
           <wp:inline xmlns:a="http://schemas.openxmlformats.org/drawingml/2006/main" xmlns:pic="http://schemas.openxmlformats.org/drawingml/2006/picture">
             <wp:extent cx="5580000" cy="7221176"/>
-            <wp:docPr id="22" name="Picture 22"/>
+            <wp:docPr id="27" name="Picture 27"/>
             <wp:cNvGraphicFramePr>
               <a:graphicFrameLocks noChangeAspect="1"/>
             </wp:cNvGraphicFramePr>
@@ -9540,7 +9961,7 @@
                     <pic:cNvPicPr/>
                   </pic:nvPicPr>
                   <pic:blipFill>
-                    <a:blip r:embed="rId32"/>
+                    <a:blip r:embed="rId37"/>
                     <a:stretch>
                       <a:fillRect/>
                     </a:stretch>
@@ -9585,7 +10006,7 @@
         <w:drawing>
           <wp:inline xmlns:a="http://schemas.openxmlformats.org/drawingml/2006/main" xmlns:pic="http://schemas.openxmlformats.org/drawingml/2006/picture">
             <wp:extent cx="5580000" cy="3213542"/>
-            <wp:docPr id="23" name="Picture 23"/>
+            <wp:docPr id="28" name="Picture 28"/>
             <wp:cNvGraphicFramePr>
               <a:graphicFrameLocks noChangeAspect="1"/>
             </wp:cNvGraphicFramePr>
@@ -9597,7 +10018,7 @@
                     <pic:cNvPicPr/>
                   </pic:nvPicPr>
                   <pic:blipFill>
-                    <a:blip r:embed="rId33"/>
+                    <a:blip r:embed="rId38"/>
                     <a:stretch>
                       <a:fillRect/>
                     </a:stretch>
@@ -11502,6 +11923,77 @@
     </w:p>
     <w:p>
       <w:pPr>
+        <w:pStyle w:val="Heading3"/>
+      </w:pPr>
+      <w:r>
+        <w:rPr>
+          <w:rFonts w:ascii="Times New Roman" w:hAnsi="Times New Roman" w:eastAsia="Times New Roman"/>
+          <w:b/>
+          <w:color w:val="000000"/>
+          <w:sz w:val="24"/>
+        </w:rPr>
+        <w:t>7.3.1 Sơ đồ điều hướng màn hình</w:t>
+      </w:r>
+    </w:p>
+    <w:p>
+      <w:pPr>
+        <w:spacing w:before="160" w:after="80"/>
+        <w:ind w:firstLine="0"/>
+        <w:jc w:val="center"/>
+      </w:pPr>
+      <w:r>
+        <w:drawing>
+          <wp:inline xmlns:a="http://schemas.openxmlformats.org/drawingml/2006/main" xmlns:pic="http://schemas.openxmlformats.org/drawingml/2006/picture">
+            <wp:extent cx="5580000" cy="3441633"/>
+            <wp:docPr id="29" name="Picture 29"/>
+            <wp:cNvGraphicFramePr>
+              <a:graphicFrameLocks noChangeAspect="1"/>
+            </wp:cNvGraphicFramePr>
+            <a:graphic>
+              <a:graphicData uri="http://schemas.openxmlformats.org/drawingml/2006/picture">
+                <pic:pic>
+                  <pic:nvPicPr>
+                    <pic:cNvPr id="0" name="7.3_ui_navigation.png"/>
+                    <pic:cNvPicPr/>
+                  </pic:nvPicPr>
+                  <pic:blipFill>
+                    <a:blip r:embed="rId39"/>
+                    <a:stretch>
+                      <a:fillRect/>
+                    </a:stretch>
+                  </pic:blipFill>
+                  <pic:spPr>
+                    <a:xfrm>
+                      <a:off x="0" y="0"/>
+                      <a:ext cx="5580000" cy="3441633"/>
+                    </a:xfrm>
+                    <a:prstGeom prst="rect"/>
+                  </pic:spPr>
+                </pic:pic>
+              </a:graphicData>
+            </a:graphic>
+          </wp:inline>
+        </w:drawing>
+      </w:r>
+    </w:p>
+    <w:p>
+      <w:pPr>
+        <w:spacing w:after="200"/>
+        <w:ind w:firstLine="0"/>
+        <w:jc w:val="center"/>
+      </w:pPr>
+      <w:r>
+        <w:rPr>
+          <w:rFonts w:ascii="Times New Roman" w:hAnsi="Times New Roman" w:eastAsia="Times New Roman"/>
+          <w:i/>
+          <w:color w:val="000000"/>
+          <w:sz w:val="22"/>
+        </w:rPr>
+        <w:t>Hình 7.3: Sơ đồ điều hướng màn hình chính (theo use case)</w:t>
+      </w:r>
+    </w:p>
+    <w:p>
+      <w:pPr>
         <w:spacing w:line="276" w:lineRule="auto" w:after="120"/>
         <w:ind w:firstLine="567"/>
       </w:pPr>
@@ -11511,7 +12003,7 @@
           <w:color w:val="000000"/>
           <w:sz w:val="24"/>
         </w:rPr>
-        <w:t>Hệ thống được thiết kế theo mô hình ứng dụng web với giao diện thân thiện, hỗ trợ tiếng Việt đầy đủ, responsive trên cả máy tính và máy tính bảng. Các màn hình chính bao gồm:</w:t>
+        <w:t>Hệ thống web, tiếng Việt, responsive. Các màn hình chính:</w:t>
       </w:r>
     </w:p>
     <w:p>

--- a/VIII.HUST/Phân tích và thiết kế hệ thống/BaoCao/BaoCao_QuanLyKhoHang.docx
+++ b/VIII.HUST/Phân tích và thiết kế hệ thống/BaoCao/BaoCao_QuanLyKhoHang.docx
@@ -857,7 +857,59 @@
           <w:color w:val="000000"/>
           <w:sz w:val="24"/>
         </w:rPr>
-        <w:t>2.11  Kết luận chương</w:t>
+        <w:t>2.11  Nghiệp vụ 9: Kiểm kê tồn kho</w:t>
+      </w:r>
+      <w:r>
+        <w:rPr>
+          <w:rFonts w:ascii="Times New Roman" w:hAnsi="Times New Roman" w:eastAsia="Times New Roman"/>
+          <w:color w:val="000000"/>
+          <w:sz w:val="24"/>
+        </w:rPr>
+        <w:tab/>
+      </w:r>
+    </w:p>
+    <w:p>
+      <w:pPr>
+        <w:tabs>
+          <w:tab w:pos="8787" w:val="right" w:leader="dot"/>
+        </w:tabs>
+        <w:spacing w:after="40" w:before="20" w:line="276" w:lineRule="auto"/>
+        <w:ind w:firstLine="0" w:left="283"/>
+      </w:pPr>
+      <w:r>
+        <w:rPr>
+          <w:rFonts w:ascii="Times New Roman" w:hAnsi="Times New Roman" w:eastAsia="Times New Roman"/>
+          <w:b w:val="0"/>
+          <w:color w:val="000000"/>
+          <w:sz w:val="24"/>
+        </w:rPr>
+        <w:t>2.12  Nghiệp vụ 10: Báo cáo nhập -- xuất -- tồn</w:t>
+      </w:r>
+      <w:r>
+        <w:rPr>
+          <w:rFonts w:ascii="Times New Roman" w:hAnsi="Times New Roman" w:eastAsia="Times New Roman"/>
+          <w:color w:val="000000"/>
+          <w:sz w:val="24"/>
+        </w:rPr>
+        <w:tab/>
+      </w:r>
+    </w:p>
+    <w:p>
+      <w:pPr>
+        <w:tabs>
+          <w:tab w:pos="8787" w:val="right" w:leader="dot"/>
+        </w:tabs>
+        <w:spacing w:after="40" w:before="20" w:line="276" w:lineRule="auto"/>
+        <w:ind w:firstLine="0" w:left="283"/>
+      </w:pPr>
+      <w:r>
+        <w:rPr>
+          <w:rFonts w:ascii="Times New Roman" w:hAnsi="Times New Roman" w:eastAsia="Times New Roman"/>
+          <w:b w:val="0"/>
+          <w:color w:val="000000"/>
+          <w:sz w:val="24"/>
+        </w:rPr>
+        <w:t>2.13  Kết luận chương</w:t>
       </w:r>
       <w:r>
         <w:rPr>
@@ -1013,7 +1065,7 @@
           <w:color w:val="000000"/>
           <w:sz w:val="24"/>
         </w:rPr>
-        <w:t>3.5  Danh sách 10 use case</w:t>
+        <w:t>3.5  Danh sách 12 use case</w:t>
       </w:r>
       <w:r>
         <w:rPr>
@@ -1316,6 +1368,58 @@
           <w:tab w:pos="8787" w:val="right" w:leader="dot"/>
         </w:tabs>
         <w:spacing w:after="40" w:before="20" w:line="276" w:lineRule="auto"/>
+        <w:ind w:firstLine="0" w:left="567"/>
+      </w:pPr>
+      <w:r>
+        <w:rPr>
+          <w:rFonts w:ascii="Times New Roman" w:hAnsi="Times New Roman" w:eastAsia="Times New Roman"/>
+          <w:b w:val="0"/>
+          <w:color w:val="000000"/>
+          <w:sz w:val="24"/>
+        </w:rPr>
+        <w:t>3.6.11  UC11 -- Lập phiếu kiểm kê</w:t>
+      </w:r>
+      <w:r>
+        <w:rPr>
+          <w:rFonts w:ascii="Times New Roman" w:hAnsi="Times New Roman" w:eastAsia="Times New Roman"/>
+          <w:color w:val="000000"/>
+          <w:sz w:val="24"/>
+        </w:rPr>
+        <w:tab/>
+      </w:r>
+    </w:p>
+    <w:p>
+      <w:pPr>
+        <w:tabs>
+          <w:tab w:pos="8787" w:val="right" w:leader="dot"/>
+        </w:tabs>
+        <w:spacing w:after="40" w:before="20" w:line="276" w:lineRule="auto"/>
+        <w:ind w:firstLine="0" w:left="567"/>
+      </w:pPr>
+      <w:r>
+        <w:rPr>
+          <w:rFonts w:ascii="Times New Roman" w:hAnsi="Times New Roman" w:eastAsia="Times New Roman"/>
+          <w:b w:val="0"/>
+          <w:color w:val="000000"/>
+          <w:sz w:val="24"/>
+        </w:rPr>
+        <w:t>3.6.12  UC12 -- Xem báo cáo nhập xuất tồn</w:t>
+      </w:r>
+      <w:r>
+        <w:rPr>
+          <w:rFonts w:ascii="Times New Roman" w:hAnsi="Times New Roman" w:eastAsia="Times New Roman"/>
+          <w:color w:val="000000"/>
+          <w:sz w:val="24"/>
+        </w:rPr>
+        <w:tab/>
+      </w:r>
+    </w:p>
+    <w:p>
+      <w:pPr>
+        <w:tabs>
+          <w:tab w:pos="8787" w:val="right" w:leader="dot"/>
+        </w:tabs>
+        <w:spacing w:after="40" w:before="20" w:line="276" w:lineRule="auto"/>
         <w:ind w:firstLine="0" w:left="283"/>
       </w:pPr>
       <w:r>
@@ -1507,7 +1611,7 @@
           <w:color w:val="000000"/>
           <w:sz w:val="24"/>
         </w:rPr>
-        <w:t>4.6  Kiểm kê (bổ sung nghiệp vụ)</w:t>
+        <w:t>4.6  UC11 -- Lập phiếu kiểm kê</w:t>
       </w:r>
       <w:r>
         <w:rPr>
@@ -1533,7 +1637,33 @@
           <w:color w:val="000000"/>
           <w:sz w:val="24"/>
         </w:rPr>
-        <w:t>4.7  Kết luận</w:t>
+        <w:t>4.7  UC12 -- Xem báo cáo nhập xuất tồn</w:t>
+      </w:r>
+      <w:r>
+        <w:rPr>
+          <w:rFonts w:ascii="Times New Roman" w:hAnsi="Times New Roman" w:eastAsia="Times New Roman"/>
+          <w:color w:val="000000"/>
+          <w:sz w:val="24"/>
+        </w:rPr>
+        <w:tab/>
+      </w:r>
+    </w:p>
+    <w:p>
+      <w:pPr>
+        <w:tabs>
+          <w:tab w:pos="8787" w:val="right" w:leader="dot"/>
+        </w:tabs>
+        <w:spacing w:after="40" w:before="20" w:line="276" w:lineRule="auto"/>
+        <w:ind w:firstLine="0" w:left="283"/>
+      </w:pPr>
+      <w:r>
+        <w:rPr>
+          <w:rFonts w:ascii="Times New Roman" w:hAnsi="Times New Roman" w:eastAsia="Times New Roman"/>
+          <w:b w:val="0"/>
+          <w:color w:val="000000"/>
+          <w:sz w:val="24"/>
+        </w:rPr>
+        <w:t>4.8  Kết luận</w:t>
       </w:r>
       <w:r>
         <w:rPr>
@@ -2079,7 +2209,7 @@
           <w:color w:val="000000"/>
           <w:sz w:val="24"/>
         </w:rPr>
-        <w:t>7.1  Mô hình quan hệ tổng thể</w:t>
+        <w:t>7.1  Danh sách bảng</w:t>
       </w:r>
       <w:r>
         <w:rPr>
@@ -2183,7 +2313,7 @@
           <w:color w:val="000000"/>
           <w:sz w:val="24"/>
         </w:rPr>
-        <w:t>7.2.3  Bảng PhieuNhapKho</w:t>
+        <w:t>7.2.3  Bảng PhieuNhapKho / PhieuXuatKho</w:t>
       </w:r>
       <w:r>
         <w:rPr>
@@ -2209,7 +2339,7 @@
           <w:color w:val="000000"/>
           <w:sz w:val="24"/>
         </w:rPr>
-        <w:t>7.2.4  Bảng PhieuXuatKho</w:t>
+        <w:t>7.2.4  Bảng PhieuKiemKe</w:t>
       </w:r>
       <w:r>
         <w:rPr>
@@ -2332,7 +2462,7 @@
           <w:color w:val="000000"/>
           <w:sz w:val="24"/>
         </w:rPr>
-        <w:t>3.1  Sơ đồ use case tổng quát (nhóm chức năng -- chưa phải UC chi tiết)</w:t>
+        <w:t>3.1  Sơ đồ use case tổng quát (nhóm chức năng)</w:t>
       </w:r>
       <w:r>
         <w:rPr>
@@ -2436,7 +2566,7 @@
           <w:color w:val="000000"/>
           <w:sz w:val="24"/>
         </w:rPr>
-        <w:t>3.5  Use case phân rã -- Lập phiếu nhập / xuất</w:t>
+        <w:t>3.5  Use case phân rã -- Nhập, xuất, kiểm kê, báo cáo tồn</w:t>
       </w:r>
       <w:r>
         <w:rPr>
@@ -2592,7 +2722,7 @@
           <w:color w:val="000000"/>
           <w:sz w:val="24"/>
         </w:rPr>
-        <w:t>4.6  Sơ đồ hoạt động quy trình kiểm kê tồn kho</w:t>
+        <w:t>4.6  Activity -- UC11 Lập phiếu kiểm kê</w:t>
       </w:r>
       <w:r>
         <w:rPr>
@@ -3008,59 +3138,7 @@
           <w:color w:val="000000"/>
           <w:sz w:val="24"/>
         </w:rPr>
-        <w:t>7.1  Sơ đồ ERD -- Danh mục (Master Data)</w:t>
-      </w:r>
-      <w:r>
-        <w:rPr>
-          <w:rFonts w:ascii="Times New Roman" w:hAnsi="Times New Roman" w:eastAsia="Times New Roman"/>
-          <w:color w:val="000000"/>
-          <w:sz w:val="24"/>
-        </w:rPr>
-        <w:tab/>
-      </w:r>
-    </w:p>
-    <w:p>
-      <w:pPr>
-        <w:tabs>
-          <w:tab w:pos="8787" w:val="right" w:leader="dot"/>
-        </w:tabs>
-        <w:spacing w:after="40" w:before="20" w:line="276" w:lineRule="auto"/>
-        <w:ind w:firstLine="0" w:left="283"/>
-      </w:pPr>
-      <w:r>
-        <w:rPr>
-          <w:rFonts w:ascii="Times New Roman" w:hAnsi="Times New Roman" w:eastAsia="Times New Roman"/>
-          <w:b w:val="0"/>
-          <w:color w:val="000000"/>
-          <w:sz w:val="24"/>
-        </w:rPr>
-        <w:t>7.2  Sơ đồ ERD -- Nghiệp vụ (Transaction)</w:t>
-      </w:r>
-      <w:r>
-        <w:rPr>
-          <w:rFonts w:ascii="Times New Roman" w:hAnsi="Times New Roman" w:eastAsia="Times New Roman"/>
-          <w:color w:val="000000"/>
-          <w:sz w:val="24"/>
-        </w:rPr>
-        <w:tab/>
-      </w:r>
-    </w:p>
-    <w:p>
-      <w:pPr>
-        <w:tabs>
-          <w:tab w:pos="8787" w:val="right" w:leader="dot"/>
-        </w:tabs>
-        <w:spacing w:after="40" w:before="20" w:line="276" w:lineRule="auto"/>
-        <w:ind w:firstLine="0" w:left="283"/>
-      </w:pPr>
-      <w:r>
-        <w:rPr>
-          <w:rFonts w:ascii="Times New Roman" w:hAnsi="Times New Roman" w:eastAsia="Times New Roman"/>
-          <w:b w:val="0"/>
-          <w:color w:val="000000"/>
-          <w:sz w:val="24"/>
-        </w:rPr>
-        <w:t>7.3  Sơ đồ điều hướng màn hình chính (theo use case)</w:t>
+        <w:t>7.1  Sơ đồ điều hướng màn hình chính (theo use case)</w:t>
       </w:r>
       <w:r>
         <w:rPr>
@@ -4123,7 +4201,7 @@
           <w:color w:val="000000"/>
           <w:sz w:val="24"/>
         </w:rPr>
-        <w:t>– State / Component (bổ sung); ERD + giao diện (thiết kế).</w:t>
+        <w:t>– State / Component (bổ sung); thiết kế bảng CSDL + giao diện.</w:t>
       </w:r>
     </w:p>
     <w:p>
@@ -4305,7 +4383,7 @@
           <w:color w:val="000000"/>
           <w:sz w:val="24"/>
         </w:rPr>
-        <w:t>(UML).</w:t>
+        <w:t>(UML):</w:t>
       </w:r>
     </w:p>
     <w:p>
@@ -4319,7 +4397,7 @@
           <w:color w:val="000000"/>
           <w:sz w:val="24"/>
         </w:rPr>
-        <w:t>– Nghiệp vụ (chương này).</w:t>
+        <w:t>– Nghiệp vụ (chương này) -- mô tả công việc thực tế của doanh nghiệp.</w:t>
       </w:r>
     </w:p>
     <w:p>
@@ -4389,7 +4467,7 @@
           <w:color w:val="000000"/>
           <w:sz w:val="24"/>
         </w:rPr>
-        <w:t>”</w:t>
+        <w:t>” là gói công việc</w:t>
       </w:r>
     </w:p>
     <w:p>
@@ -4403,7 +4481,7 @@
           <w:color w:val="000000"/>
           <w:sz w:val="24"/>
         </w:rPr>
-        <w:t>phải 1 use case. Use case =</w:t>
+        <w:t>, không phải một use case. Use case là</w:t>
       </w:r>
     </w:p>
     <w:p>
@@ -4431,7 +4509,7 @@
           <w:color w:val="000000"/>
           <w:sz w:val="24"/>
         </w:rPr>
-        <w:t>tiêu biểu.</w:t>
+        <w:t>tiêu biểu; sửa/xóa/tìm cùng nhóm có luồng tương tự.</w:t>
       </w:r>
     </w:p>
     <w:p>
@@ -4446,6 +4524,20 @@
           <w:sz w:val="26"/>
         </w:rPr>
         <w:t>2.2 Tổng quan nghiệp vụ</w:t>
+      </w:r>
+    </w:p>
+    <w:p>
+      <w:pPr>
+        <w:spacing w:line="276" w:lineRule="auto" w:after="120"/>
+        <w:ind w:firstLine="567"/>
+      </w:pPr>
+      <w:r>
+        <w:rPr>
+          <w:rFonts w:ascii="Times New Roman" w:hAnsi="Times New Roman" w:eastAsia="Times New Roman"/>
+          <w:color w:val="000000"/>
+          <w:sz w:val="24"/>
+        </w:rPr>
+        <w:t>Hệ thống quản lý kho hỗ trợ kiểm soát hàng hóa từ khi nhập vào đến khi xuất ra, đồng thời duy trì danh mục người dùng, đối tác, hàng hóa và kho. Các nghiệp vụ chính và use case tiêu biểu:</w:t>
       </w:r>
     </w:p>
     <w:tbl>
@@ -4786,6 +4878,78 @@
           </w:p>
         </w:tc>
       </w:tr>
+      <w:tr>
+        <w:tc>
+          <w:tcPr>
+            <w:tcW w:type="dxa" w:w="4535"/>
+          </w:tcPr>
+          <w:p>
+            <w:r/>
+            <w:r>
+              <w:rPr>
+                <w:rFonts w:ascii="Times New Roman" w:hAnsi="Times New Roman" w:eastAsia="Times New Roman"/>
+                <w:b w:val="0"/>
+                <w:color w:val="000000"/>
+                <w:sz w:val="22"/>
+              </w:rPr>
+              <w:t>Kiểm kê</w:t>
+            </w:r>
+          </w:p>
+        </w:tc>
+        <w:tc>
+          <w:tcPr>
+            <w:tcW w:type="dxa" w:w="4535"/>
+          </w:tcPr>
+          <w:p>
+            <w:r/>
+            <w:r>
+              <w:rPr>
+                <w:rFonts w:ascii="Times New Roman" w:hAnsi="Times New Roman" w:eastAsia="Times New Roman"/>
+                <w:b w:val="0"/>
+                <w:color w:val="000000"/>
+                <w:sz w:val="22"/>
+              </w:rPr>
+              <w:t>UC11 Lập phiếu kiểm kê</w:t>
+            </w:r>
+          </w:p>
+        </w:tc>
+      </w:tr>
+      <w:tr>
+        <w:tc>
+          <w:tcPr>
+            <w:tcW w:type="dxa" w:w="4535"/>
+          </w:tcPr>
+          <w:p>
+            <w:r/>
+            <w:r>
+              <w:rPr>
+                <w:rFonts w:ascii="Times New Roman" w:hAnsi="Times New Roman" w:eastAsia="Times New Roman"/>
+                <w:b w:val="0"/>
+                <w:color w:val="000000"/>
+                <w:sz w:val="22"/>
+              </w:rPr>
+              <w:t>Báo cáo tồn kho</w:t>
+            </w:r>
+          </w:p>
+        </w:tc>
+        <w:tc>
+          <w:tcPr>
+            <w:tcW w:type="dxa" w:w="4535"/>
+          </w:tcPr>
+          <w:p>
+            <w:r/>
+            <w:r>
+              <w:rPr>
+                <w:rFonts w:ascii="Times New Roman" w:hAnsi="Times New Roman" w:eastAsia="Times New Roman"/>
+                <w:b w:val="0"/>
+                <w:color w:val="000000"/>
+                <w:sz w:val="22"/>
+              </w:rPr>
+              <w:t>UC12 Xem báo cáo nhập xuất tồn</w:t>
+            </w:r>
+          </w:p>
+        </w:tc>
+      </w:tr>
     </w:tbl>
     <w:p/>
     <w:p>
@@ -4813,21 +4977,7 @@
           <w:color w:val="000000"/>
           <w:sz w:val="24"/>
         </w:rPr>
-        <w:t>Đăng nhập / đăng xuất để mở và kết thúc phiên làm việc.</w:t>
-      </w:r>
-    </w:p>
-    <w:p>
-      <w:pPr>
-        <w:pStyle w:val="Heading2"/>
-      </w:pPr>
-      <w:r>
-        <w:rPr>
-          <w:rFonts w:ascii="Times New Roman" w:hAnsi="Times New Roman" w:eastAsia="Times New Roman"/>
-          <w:b/>
-          <w:color w:val="000000"/>
-          <w:sz w:val="26"/>
-        </w:rPr>
-        <w:t>2.4 Nghiệp vụ 2: Quản lý tài khoản</w:t>
+        <w:t>: Nghiệp vụ xác thực đảm bảo chỉ người có tài khoản hợp lệ mới được sử dụng hệ thống. Người dùng đăng nhập bằng tên đăng nhập và mật khẩu; hệ thống kiểm tra và tạo phiên làm việc (session). Khi kết thúc, người dùng đăng xuất để xóa phiên, tránh người khác dùng tiếp máy.</w:t>
       </w:r>
     </w:p>
     <w:p>
@@ -4841,7 +4991,7 @@
           <w:color w:val="000000"/>
           <w:sz w:val="24"/>
         </w:rPr>
-        <w:t>QTV duy trì tài khoản, phân quyền. Use case tiêu biểu:</w:t>
+        <w:t>: Tất cả người dùng (quản trị viên, quản lý kho, nhân viên kho).</w:t>
       </w:r>
     </w:p>
     <w:p>
@@ -4855,21 +5005,77 @@
           <w:color w:val="000000"/>
           <w:sz w:val="24"/>
         </w:rPr>
-        <w:t>(sửa/khóa/tìm: luồng tương tự khi bảo vệ).</w:t>
-      </w:r>
-    </w:p>
-    <w:p>
-      <w:pPr>
-        <w:pStyle w:val="Heading2"/>
-      </w:pPr>
-      <w:r>
-        <w:rPr>
-          <w:rFonts w:ascii="Times New Roman" w:hAnsi="Times New Roman" w:eastAsia="Times New Roman"/>
-          <w:b/>
-          <w:color w:val="000000"/>
-          <w:sz w:val="26"/>
-        </w:rPr>
-        <w:t>2.5 Nghiệp vụ 3: Quản lý nhà cung cấp</w:t>
+        <w:t>:</w:t>
+      </w:r>
+    </w:p>
+    <w:p>
+      <w:pPr>
+        <w:spacing w:line="276" w:lineRule="auto" w:after="60"/>
+        <w:ind w:firstLine="0" w:left="567"/>
+      </w:pPr>
+      <w:r>
+        <w:rPr>
+          <w:rFonts w:ascii="Times New Roman" w:hAnsi="Times New Roman" w:eastAsia="Times New Roman"/>
+          <w:color w:val="000000"/>
+          <w:sz w:val="24"/>
+        </w:rPr>
+        <w:t>– Người dùng mở trang đăng nhập, nhập tên đăng nhập và mật khẩu.</w:t>
+      </w:r>
+    </w:p>
+    <w:p>
+      <w:pPr>
+        <w:spacing w:line="276" w:lineRule="auto" w:after="60"/>
+        <w:ind w:firstLine="0" w:left="567"/>
+      </w:pPr>
+      <w:r>
+        <w:rPr>
+          <w:rFonts w:ascii="Times New Roman" w:hAnsi="Times New Roman" w:eastAsia="Times New Roman"/>
+          <w:color w:val="000000"/>
+          <w:sz w:val="24"/>
+        </w:rPr>
+        <w:t>– Hệ thống kiểm tra tài khoản tồn tại, mật khẩu đúng, trạng thái đang hoạt động.</w:t>
+      </w:r>
+    </w:p>
+    <w:p>
+      <w:pPr>
+        <w:spacing w:line="276" w:lineRule="auto" w:after="60"/>
+        <w:ind w:firstLine="0" w:left="567"/>
+      </w:pPr>
+      <w:r>
+        <w:rPr>
+          <w:rFonts w:ascii="Times New Roman" w:hAnsi="Times New Roman" w:eastAsia="Times New Roman"/>
+          <w:color w:val="000000"/>
+          <w:sz w:val="24"/>
+        </w:rPr>
+        <w:t>– Nếu hợp lệ: tạo phiên, ghi nhận thời gian đăng nhập, chuyển đến trang chủ theo vai trò.</w:t>
+      </w:r>
+    </w:p>
+    <w:p>
+      <w:pPr>
+        <w:spacing w:line="276" w:lineRule="auto" w:after="60"/>
+        <w:ind w:firstLine="0" w:left="567"/>
+      </w:pPr>
+      <w:r>
+        <w:rPr>
+          <w:rFonts w:ascii="Times New Roman" w:hAnsi="Times New Roman" w:eastAsia="Times New Roman"/>
+          <w:color w:val="000000"/>
+          <w:sz w:val="24"/>
+        </w:rPr>
+        <w:t>– Nếu không hợp lệ: thông báo lỗi (sai thông tin hoặc tài khoản bị khóa), yêu cầu nhập lại.</w:t>
+      </w:r>
+    </w:p>
+    <w:p>
+      <w:pPr>
+        <w:spacing w:line="276" w:lineRule="auto" w:after="60"/>
+        <w:ind w:firstLine="0" w:left="567"/>
+      </w:pPr>
+      <w:r>
+        <w:rPr>
+          <w:rFonts w:ascii="Times New Roman" w:hAnsi="Times New Roman" w:eastAsia="Times New Roman"/>
+          <w:color w:val="000000"/>
+          <w:sz w:val="24"/>
+        </w:rPr>
+        <w:t>– Khi đăng xuất: hệ thống xóa phiên và quay về trang đăng nhập.</w:t>
       </w:r>
     </w:p>
     <w:p>
@@ -4883,7 +5089,7 @@
           <w:color w:val="000000"/>
           <w:sz w:val="24"/>
         </w:rPr>
-        <w:t>Danh mục NCC phục vụ nhập kho. UC tiêu biểu:</w:t>
+        <w:t>: Bảng</w:t>
       </w:r>
     </w:p>
     <w:p>
@@ -4897,21 +5103,7 @@
           <w:color w:val="000000"/>
           <w:sz w:val="24"/>
         </w:rPr>
-        <w:t>.</w:t>
-      </w:r>
-    </w:p>
-    <w:p>
-      <w:pPr>
-        <w:pStyle w:val="Heading2"/>
-      </w:pPr>
-      <w:r>
-        <w:rPr>
-          <w:rFonts w:ascii="Times New Roman" w:hAnsi="Times New Roman" w:eastAsia="Times New Roman"/>
-          <w:b/>
-          <w:color w:val="000000"/>
-          <w:sz w:val="26"/>
-        </w:rPr>
-        <w:t>2.6 Nghiệp vụ 4: Quản lý khách hàng</w:t>
+        <w:t>(tên đăng nhập, mật khẩu mã hóa, trạng thái); bảng</w:t>
       </w:r>
     </w:p>
     <w:p>
@@ -4925,7 +5117,7 @@
           <w:color w:val="000000"/>
           <w:sz w:val="24"/>
         </w:rPr>
-        <w:t>Danh mục KH phục vụ xuất kho. UC tiêu biểu:</w:t>
+        <w:t>(ghi log đăng nhập/đăng xuất).</w:t>
       </w:r>
     </w:p>
     <w:p>
@@ -4939,7 +5131,7 @@
           <w:color w:val="000000"/>
           <w:sz w:val="24"/>
         </w:rPr>
-        <w:t>.</w:t>
+        <w:t>: UC01 Đăng nhập; UC02 Đăng xuất.</w:t>
       </w:r>
     </w:p>
     <w:p>
@@ -4953,7 +5145,7 @@
           <w:color w:val="000000"/>
           <w:sz w:val="26"/>
         </w:rPr>
-        <w:t>2.7 Nghiệp vụ 5: Quản lý hàng hóa</w:t>
+        <w:t>2.4 Nghiệp vụ 2: Quản lý tài khoản</w:t>
       </w:r>
     </w:p>
     <w:p>
@@ -4967,7 +5159,7 @@
           <w:color w:val="000000"/>
           <w:sz w:val="24"/>
         </w:rPr>
-        <w:t>Danh mục hàng. UC tiêu biểu:</w:t>
+        <w:t>: Quản trị viên duy trì danh sách tài khoản trên hệ thống, gán vai trò (quản trị viên, quản lý kho, nhân viên kho) để phân quyền. Chỉ người được cấp quyền tương ứng mới thực hiện được các thao tác nhập/xuất, duyệt phiếu, quản lý danh mục.</w:t>
       </w:r>
     </w:p>
     <w:p>
@@ -4981,7 +5173,7 @@
           <w:color w:val="000000"/>
           <w:sz w:val="24"/>
         </w:rPr>
-        <w:t>,</w:t>
+        <w:t>: Quản trị viên.</w:t>
       </w:r>
     </w:p>
     <w:p>
@@ -4995,21 +5187,77 @@
           <w:color w:val="000000"/>
           <w:sz w:val="24"/>
         </w:rPr>
-        <w:t>.</w:t>
-      </w:r>
-    </w:p>
-    <w:p>
-      <w:pPr>
-        <w:pStyle w:val="Heading2"/>
-      </w:pPr>
-      <w:r>
-        <w:rPr>
-          <w:rFonts w:ascii="Times New Roman" w:hAnsi="Times New Roman" w:eastAsia="Times New Roman"/>
-          <w:b/>
-          <w:color w:val="000000"/>
-          <w:sz w:val="26"/>
-        </w:rPr>
-        <w:t>2.8 Nghiệp vụ 6: Quản lý kho</w:t>
+        <w:t>(thao tác tiêu biểu -- thêm tài khoản):</w:t>
+      </w:r>
+    </w:p>
+    <w:p>
+      <w:pPr>
+        <w:spacing w:line="276" w:lineRule="auto" w:after="60"/>
+        <w:ind w:firstLine="0" w:left="567"/>
+      </w:pPr>
+      <w:r>
+        <w:rPr>
+          <w:rFonts w:ascii="Times New Roman" w:hAnsi="Times New Roman" w:eastAsia="Times New Roman"/>
+          <w:color w:val="000000"/>
+          <w:sz w:val="24"/>
+        </w:rPr>
+        <w:t>– Quản trị viên đăng nhập và chọn chức năng quản lý tài khoản.</w:t>
+      </w:r>
+    </w:p>
+    <w:p>
+      <w:pPr>
+        <w:spacing w:line="276" w:lineRule="auto" w:after="60"/>
+        <w:ind w:firstLine="0" w:left="567"/>
+      </w:pPr>
+      <w:r>
+        <w:rPr>
+          <w:rFonts w:ascii="Times New Roman" w:hAnsi="Times New Roman" w:eastAsia="Times New Roman"/>
+          <w:color w:val="000000"/>
+          <w:sz w:val="24"/>
+        </w:rPr>
+        <w:t>– Chọn “Thêm tài khoản”, nhập họ tên, tên đăng nhập, mật khẩu, email (nếu có), vai trò, trạng thái.</w:t>
+      </w:r>
+    </w:p>
+    <w:p>
+      <w:pPr>
+        <w:spacing w:line="276" w:lineRule="auto" w:after="60"/>
+        <w:ind w:firstLine="0" w:left="567"/>
+      </w:pPr>
+      <w:r>
+        <w:rPr>
+          <w:rFonts w:ascii="Times New Roman" w:hAnsi="Times New Roman" w:eastAsia="Times New Roman"/>
+          <w:color w:val="000000"/>
+          <w:sz w:val="24"/>
+        </w:rPr>
+        <w:t>– Hệ thống kiểm tra tên đăng nhập chưa tồn tại.</w:t>
+      </w:r>
+    </w:p>
+    <w:p>
+      <w:pPr>
+        <w:spacing w:line="276" w:lineRule="auto" w:after="60"/>
+        <w:ind w:firstLine="0" w:left="567"/>
+      </w:pPr>
+      <w:r>
+        <w:rPr>
+          <w:rFonts w:ascii="Times New Roman" w:hAnsi="Times New Roman" w:eastAsia="Times New Roman"/>
+          <w:color w:val="000000"/>
+          <w:sz w:val="24"/>
+        </w:rPr>
+        <w:t>– Nếu hợp lệ: mã hóa mật khẩu, lưu vào cơ sở dữ liệu, hiển thị thông báo thành công.</w:t>
+      </w:r>
+    </w:p>
+    <w:p>
+      <w:pPr>
+        <w:spacing w:line="276" w:lineRule="auto" w:after="60"/>
+        <w:ind w:firstLine="0" w:left="567"/>
+      </w:pPr>
+      <w:r>
+        <w:rPr>
+          <w:rFonts w:ascii="Times New Roman" w:hAnsi="Times New Roman" w:eastAsia="Times New Roman"/>
+          <w:color w:val="000000"/>
+          <w:sz w:val="24"/>
+        </w:rPr>
+        <w:t>– Nếu trùng tên đăng nhập: báo lỗi, yêu cầu đổi tên.</w:t>
       </w:r>
     </w:p>
     <w:p>
@@ -5023,7 +5271,7 @@
           <w:color w:val="000000"/>
           <w:sz w:val="24"/>
         </w:rPr>
-        <w:t>Thông tin kho. UC tiêu biểu:</w:t>
+        <w:t>Ngoài ra, quản trị viên có thể</w:t>
       </w:r>
     </w:p>
     <w:p>
@@ -5037,21 +5285,7 @@
           <w:color w:val="000000"/>
           <w:sz w:val="24"/>
         </w:rPr>
-        <w:t>.</w:t>
-      </w:r>
-    </w:p>
-    <w:p>
-      <w:pPr>
-        <w:pStyle w:val="Heading2"/>
-      </w:pPr>
-      <w:r>
-        <w:rPr>
-          <w:rFonts w:ascii="Times New Roman" w:hAnsi="Times New Roman" w:eastAsia="Times New Roman"/>
-          <w:b/>
-          <w:color w:val="000000"/>
-          <w:sz w:val="26"/>
-        </w:rPr>
-        <w:t>2.9 Nghiệp vụ 7: Nhập kho</w:t>
+        <w:t>thông tin/vai trò,</w:t>
       </w:r>
     </w:p>
     <w:p>
@@ -5065,21 +5299,7 @@
           <w:color w:val="000000"/>
           <w:sz w:val="24"/>
         </w:rPr>
-        <w:t>NV lập phiếu nhập (NCC, kho, dòng hàng), gửi duyệt; QL duyệt thì tăng tồn. Gói trong UC09 (lập + duyệt trên cùng use case với 2 actor).</w:t>
-      </w:r>
-    </w:p>
-    <w:p>
-      <w:pPr>
-        <w:pStyle w:val="Heading2"/>
-      </w:pPr>
-      <w:r>
-        <w:rPr>
-          <w:rFonts w:ascii="Times New Roman" w:hAnsi="Times New Roman" w:eastAsia="Times New Roman"/>
-          <w:b/>
-          <w:color w:val="000000"/>
-          <w:sz w:val="26"/>
-        </w:rPr>
-        <w:t>2.10 Nghiệp vụ 8: Xuất kho</w:t>
+        <w:t>tài khoản,</w:t>
       </w:r>
     </w:p>
     <w:p>
@@ -5093,21 +5313,7 @@
           <w:color w:val="000000"/>
           <w:sz w:val="24"/>
         </w:rPr>
-        <w:t>NV lập phiếu xuất (kiểm tra tồn), QL duyệt thì giảm tồn. UC10.</w:t>
-      </w:r>
-    </w:p>
-    <w:p>
-      <w:pPr>
-        <w:pStyle w:val="Heading2"/>
-      </w:pPr>
-      <w:r>
-        <w:rPr>
-          <w:rFonts w:ascii="Times New Roman" w:hAnsi="Times New Roman" w:eastAsia="Times New Roman"/>
-          <w:b/>
-          <w:color w:val="000000"/>
-          <w:sz w:val="26"/>
-        </w:rPr>
-        <w:t>2.11 Kết luận chương</w:t>
+        <w:t>danh sách -- các thao tác này có luồng tương tự (chọn bản ghi $</w:t>
       </w:r>
     </w:p>
     <w:p>
@@ -5121,7 +5327,7 @@
           <w:color w:val="000000"/>
           <w:sz w:val="24"/>
         </w:rPr>
-        <w:t>Đã mô tả nghiệp vụ và ánh xạ sang</w:t>
+        <w:t>thực hiện</w:t>
       </w:r>
     </w:p>
     <w:p>
@@ -5135,21 +5341,7 @@
           <w:color w:val="000000"/>
           <w:sz w:val="24"/>
         </w:rPr>
-        <w:t>mục tiêu (Chương 3).</w:t>
-      </w:r>
-    </w:p>
-    <w:p>
-      <w:pPr>
-        <w:pStyle w:val="Heading1"/>
-      </w:pPr>
-      <w:r>
-        <w:rPr>
-          <w:rFonts w:ascii="Times New Roman" w:hAnsi="Times New Roman" w:eastAsia="Times New Roman"/>
-          <w:b/>
-          <w:color w:val="000000"/>
-          <w:sz w:val="28"/>
-        </w:rPr>
-        <w:t>CHƯƠNG 3: PHÂN TÍCH CHỨC NĂNG -- USE CASE</w:t>
+        <w:t>$ lưu) và không đặc tả riêng trong 10 UC tiêu biểu.</w:t>
       </w:r>
     </w:p>
     <w:p>
@@ -5163,7 +5355,7 @@
           <w:color w:val="000000"/>
           <w:sz w:val="24"/>
         </w:rPr>
-        <w:t>Theo</w:t>
+        <w:t>:</w:t>
       </w:r>
     </w:p>
     <w:p>
@@ -5177,7 +5369,7 @@
           <w:color w:val="000000"/>
           <w:sz w:val="24"/>
         </w:rPr>
-        <w:t>: xuất phát từ actor và mục tiêu (use case).</w:t>
+        <w:t>(mã, tên đăng nhập, mật khẩu, họ tên, vai trò, trạng thái).</w:t>
       </w:r>
     </w:p>
     <w:p>
@@ -5191,7 +5383,21 @@
           <w:color w:val="000000"/>
           <w:sz w:val="24"/>
         </w:rPr>
-        <w:t>Thứ tự: tác nhân $</w:t>
+        <w:t>: UC03 Thêm tài khoản.</w:t>
+      </w:r>
+    </w:p>
+    <w:p>
+      <w:pPr>
+        <w:pStyle w:val="Heading2"/>
+      </w:pPr>
+      <w:r>
+        <w:rPr>
+          <w:rFonts w:ascii="Times New Roman" w:hAnsi="Times New Roman" w:eastAsia="Times New Roman"/>
+          <w:b/>
+          <w:color w:val="000000"/>
+          <w:sz w:val="26"/>
+        </w:rPr>
+        <w:t>2.5 Nghiệp vụ 3: Quản lý nhà cung cấp</w:t>
       </w:r>
     </w:p>
     <w:p>
@@ -5205,7 +5411,7 @@
           <w:color w:val="000000"/>
           <w:sz w:val="24"/>
         </w:rPr>
-        <w:t>UC tổng quát</w:t>
+        <w:t>: Lưu trữ và duy trì thông tin các nhà cung cấp hàng hóa (tên, địa chỉ, điện thoại, email, người liên hệ). Thông tin NCC được dùng khi lập phiếu nhập kho, giúp truy vết hàng đến từ ai.</w:t>
       </w:r>
     </w:p>
     <w:p>
@@ -5219,7 +5425,7 @@
           <w:color w:val="000000"/>
           <w:sz w:val="24"/>
         </w:rPr>
-        <w:t>UC phân rã</w:t>
+        <w:t>: Nhân viên kho, Quản lý kho.</w:t>
       </w:r>
     </w:p>
     <w:p>
@@ -5233,7 +5439,2065 @@
           <w:color w:val="000000"/>
           <w:sz w:val="24"/>
         </w:rPr>
-        <w:t>$ đặc tả (10 UC).</w:t>
+        <w:t>(thao tác tiêu biểu -- thêm nhà cung cấp):</w:t>
+      </w:r>
+    </w:p>
+    <w:p>
+      <w:pPr>
+        <w:spacing w:line="276" w:lineRule="auto" w:after="60"/>
+        <w:ind w:firstLine="0" w:left="567"/>
+      </w:pPr>
+      <w:r>
+        <w:rPr>
+          <w:rFonts w:ascii="Times New Roman" w:hAnsi="Times New Roman" w:eastAsia="Times New Roman"/>
+          <w:color w:val="000000"/>
+          <w:sz w:val="24"/>
+        </w:rPr>
+        <w:t>– Người dùng chọn chức năng quản lý nhà cung cấp, xem danh sách hiện có.</w:t>
+      </w:r>
+    </w:p>
+    <w:p>
+      <w:pPr>
+        <w:spacing w:line="276" w:lineRule="auto" w:after="60"/>
+        <w:ind w:firstLine="0" w:left="567"/>
+      </w:pPr>
+      <w:r>
+        <w:rPr>
+          <w:rFonts w:ascii="Times New Roman" w:hAnsi="Times New Roman" w:eastAsia="Times New Roman"/>
+          <w:color w:val="000000"/>
+          <w:sz w:val="24"/>
+        </w:rPr>
+        <w:t>– Chọn “Thêm mới”, nhập mã NCC, tên, địa chỉ, số điện thoại, email, người liên hệ, mô tả (nếu có).</w:t>
+      </w:r>
+    </w:p>
+    <w:p>
+      <w:pPr>
+        <w:spacing w:line="276" w:lineRule="auto" w:after="60"/>
+        <w:ind w:firstLine="0" w:left="567"/>
+      </w:pPr>
+      <w:r>
+        <w:rPr>
+          <w:rFonts w:ascii="Times New Roman" w:hAnsi="Times New Roman" w:eastAsia="Times New Roman"/>
+          <w:color w:val="000000"/>
+          <w:sz w:val="24"/>
+        </w:rPr>
+        <w:t>– Hệ thống kiểm tra mã NCC không trùng.</w:t>
+      </w:r>
+    </w:p>
+    <w:p>
+      <w:pPr>
+        <w:spacing w:line="276" w:lineRule="auto" w:after="60"/>
+        <w:ind w:firstLine="0" w:left="567"/>
+      </w:pPr>
+      <w:r>
+        <w:rPr>
+          <w:rFonts w:ascii="Times New Roman" w:hAnsi="Times New Roman" w:eastAsia="Times New Roman"/>
+          <w:color w:val="000000"/>
+          <w:sz w:val="24"/>
+        </w:rPr>
+        <w:t>– Lưu vào cơ sở dữ liệu; có thể sửa hoặc đánh dấu ngừng hoạt động nếu NCC không còn giao dịch (không xóa cứng khi đã có phiếu nhập liên quan).</w:t>
+      </w:r>
+    </w:p>
+    <w:p>
+      <w:pPr>
+        <w:spacing w:line="276" w:lineRule="auto" w:after="120"/>
+        <w:ind w:firstLine="567"/>
+      </w:pPr>
+      <w:r>
+        <w:rPr>
+          <w:rFonts w:ascii="Times New Roman" w:hAnsi="Times New Roman" w:eastAsia="Times New Roman"/>
+          <w:color w:val="000000"/>
+          <w:sz w:val="24"/>
+        </w:rPr>
+        <w:t>:</w:t>
+      </w:r>
+    </w:p>
+    <w:p>
+      <w:pPr>
+        <w:spacing w:line="276" w:lineRule="auto" w:after="120"/>
+        <w:ind w:firstLine="567"/>
+      </w:pPr>
+      <w:r>
+        <w:rPr>
+          <w:rFonts w:ascii="Times New Roman" w:hAnsi="Times New Roman" w:eastAsia="Times New Roman"/>
+          <w:color w:val="000000"/>
+          <w:sz w:val="24"/>
+        </w:rPr>
+        <w:t>(mã, tên, địa chỉ, SĐT, email, người liên hệ, mô tả).</w:t>
+      </w:r>
+    </w:p>
+    <w:p>
+      <w:pPr>
+        <w:spacing w:line="276" w:lineRule="auto" w:after="120"/>
+        <w:ind w:firstLine="567"/>
+      </w:pPr>
+      <w:r>
+        <w:rPr>
+          <w:rFonts w:ascii="Times New Roman" w:hAnsi="Times New Roman" w:eastAsia="Times New Roman"/>
+          <w:color w:val="000000"/>
+          <w:sz w:val="24"/>
+        </w:rPr>
+        <w:t>: UC04 Thêm nhà cung cấp.</w:t>
+      </w:r>
+    </w:p>
+    <w:p>
+      <w:pPr>
+        <w:pStyle w:val="Heading2"/>
+      </w:pPr>
+      <w:r>
+        <w:rPr>
+          <w:rFonts w:ascii="Times New Roman" w:hAnsi="Times New Roman" w:eastAsia="Times New Roman"/>
+          <w:b/>
+          <w:color w:val="000000"/>
+          <w:sz w:val="26"/>
+        </w:rPr>
+        <w:t>2.6 Nghiệp vụ 4: Quản lý khách hàng</w:t>
+      </w:r>
+    </w:p>
+    <w:p>
+      <w:pPr>
+        <w:spacing w:line="276" w:lineRule="auto" w:after="120"/>
+        <w:ind w:firstLine="567"/>
+      </w:pPr>
+      <w:r>
+        <w:rPr>
+          <w:rFonts w:ascii="Times New Roman" w:hAnsi="Times New Roman" w:eastAsia="Times New Roman"/>
+          <w:color w:val="000000"/>
+          <w:sz w:val="24"/>
+        </w:rPr>
+        <w:t>: Tương tự nhà cung cấp, nghiệp vụ này quản lý danh mục khách hàng nhận hàng khi xuất kho (tên, địa chỉ, liên hệ, mã số thuế nếu là doanh nghiệp). Phục vụ lập phiếu xuất và theo dõi lịch sử giao dịch theo khách.</w:t>
+      </w:r>
+    </w:p>
+    <w:p>
+      <w:pPr>
+        <w:spacing w:line="276" w:lineRule="auto" w:after="120"/>
+        <w:ind w:firstLine="567"/>
+      </w:pPr>
+      <w:r>
+        <w:rPr>
+          <w:rFonts w:ascii="Times New Roman" w:hAnsi="Times New Roman" w:eastAsia="Times New Roman"/>
+          <w:color w:val="000000"/>
+          <w:sz w:val="24"/>
+        </w:rPr>
+        <w:t>: Nhân viên kho, Quản lý kho.</w:t>
+      </w:r>
+    </w:p>
+    <w:p>
+      <w:pPr>
+        <w:spacing w:line="276" w:lineRule="auto" w:after="120"/>
+        <w:ind w:firstLine="567"/>
+      </w:pPr>
+      <w:r>
+        <w:rPr>
+          <w:rFonts w:ascii="Times New Roman" w:hAnsi="Times New Roman" w:eastAsia="Times New Roman"/>
+          <w:color w:val="000000"/>
+          <w:sz w:val="24"/>
+        </w:rPr>
+        <w:t>(thao tác tiêu biểu -- thêm khách hàng):</w:t>
+      </w:r>
+    </w:p>
+    <w:p>
+      <w:pPr>
+        <w:spacing w:line="276" w:lineRule="auto" w:after="60"/>
+        <w:ind w:firstLine="0" w:left="567"/>
+      </w:pPr>
+      <w:r>
+        <w:rPr>
+          <w:rFonts w:ascii="Times New Roman" w:hAnsi="Times New Roman" w:eastAsia="Times New Roman"/>
+          <w:color w:val="000000"/>
+          <w:sz w:val="24"/>
+        </w:rPr>
+        <w:t>– Người dùng chọn quản lý khách hàng, xem danh sách.</w:t>
+      </w:r>
+    </w:p>
+    <w:p>
+      <w:pPr>
+        <w:spacing w:line="276" w:lineRule="auto" w:after="60"/>
+        <w:ind w:firstLine="0" w:left="567"/>
+      </w:pPr>
+      <w:r>
+        <w:rPr>
+          <w:rFonts w:ascii="Times New Roman" w:hAnsi="Times New Roman" w:eastAsia="Times New Roman"/>
+          <w:color w:val="000000"/>
+          <w:sz w:val="24"/>
+        </w:rPr>
+        <w:t>– Thêm mới: nhập mã KH, tên, địa chỉ, SĐT, email, mã số thuế, người liên hệ.</w:t>
+      </w:r>
+    </w:p>
+    <w:p>
+      <w:pPr>
+        <w:spacing w:line="276" w:lineRule="auto" w:after="60"/>
+        <w:ind w:firstLine="0" w:left="567"/>
+      </w:pPr>
+      <w:r>
+        <w:rPr>
+          <w:rFonts w:ascii="Times New Roman" w:hAnsi="Times New Roman" w:eastAsia="Times New Roman"/>
+          <w:color w:val="000000"/>
+          <w:sz w:val="24"/>
+        </w:rPr>
+        <w:t>– Hệ thống kiểm tra mã không trùng và lưu.</w:t>
+      </w:r>
+    </w:p>
+    <w:p>
+      <w:pPr>
+        <w:spacing w:line="276" w:lineRule="auto" w:after="60"/>
+        <w:ind w:firstLine="0" w:left="567"/>
+      </w:pPr>
+      <w:r>
+        <w:rPr>
+          <w:rFonts w:ascii="Times New Roman" w:hAnsi="Times New Roman" w:eastAsia="Times New Roman"/>
+          <w:color w:val="000000"/>
+          <w:sz w:val="24"/>
+        </w:rPr>
+        <w:t>– Có thể sửa thông tin; nếu đã có phiếu xuất liên quan thì không xóa cứng, chỉ ngừng sử dụng.</w:t>
+      </w:r>
+    </w:p>
+    <w:p>
+      <w:pPr>
+        <w:spacing w:line="276" w:lineRule="auto" w:after="120"/>
+        <w:ind w:firstLine="567"/>
+      </w:pPr>
+      <w:r>
+        <w:rPr>
+          <w:rFonts w:ascii="Times New Roman" w:hAnsi="Times New Roman" w:eastAsia="Times New Roman"/>
+          <w:color w:val="000000"/>
+          <w:sz w:val="24"/>
+        </w:rPr>
+        <w:t>:</w:t>
+      </w:r>
+    </w:p>
+    <w:p>
+      <w:pPr>
+        <w:spacing w:line="276" w:lineRule="auto" w:after="120"/>
+        <w:ind w:firstLine="567"/>
+      </w:pPr>
+      <w:r>
+        <w:rPr>
+          <w:rFonts w:ascii="Times New Roman" w:hAnsi="Times New Roman" w:eastAsia="Times New Roman"/>
+          <w:color w:val="000000"/>
+          <w:sz w:val="24"/>
+        </w:rPr>
+        <w:t>(mã, tên, địa chỉ, SĐT, email, MST, người liên hệ).</w:t>
+      </w:r>
+    </w:p>
+    <w:p>
+      <w:pPr>
+        <w:spacing w:line="276" w:lineRule="auto" w:after="120"/>
+        <w:ind w:firstLine="567"/>
+      </w:pPr>
+      <w:r>
+        <w:rPr>
+          <w:rFonts w:ascii="Times New Roman" w:hAnsi="Times New Roman" w:eastAsia="Times New Roman"/>
+          <w:color w:val="000000"/>
+          <w:sz w:val="24"/>
+        </w:rPr>
+        <w:t>: UC05 Thêm khách hàng.</w:t>
+      </w:r>
+    </w:p>
+    <w:p>
+      <w:pPr>
+        <w:pStyle w:val="Heading2"/>
+      </w:pPr>
+      <w:r>
+        <w:rPr>
+          <w:rFonts w:ascii="Times New Roman" w:hAnsi="Times New Roman" w:eastAsia="Times New Roman"/>
+          <w:b/>
+          <w:color w:val="000000"/>
+          <w:sz w:val="26"/>
+        </w:rPr>
+        <w:t>2.7 Nghiệp vụ 5: Quản lý hàng hóa</w:t>
+      </w:r>
+    </w:p>
+    <w:p>
+      <w:pPr>
+        <w:spacing w:line="276" w:lineRule="auto" w:after="120"/>
+        <w:ind w:firstLine="567"/>
+      </w:pPr>
+      <w:r>
+        <w:rPr>
+          <w:rFonts w:ascii="Times New Roman" w:hAnsi="Times New Roman" w:eastAsia="Times New Roman"/>
+          <w:color w:val="000000"/>
+          <w:sz w:val="24"/>
+        </w:rPr>
+        <w:t>: Duy trì danh mục hàng hóa trong hệ thống: mã, tên, nhóm hàng, đơn vị tính, giá nhập, giá xuất, mô tả, trạng thái. Hàng hóa là trung tâm của hệ thống -- mọi phiếu nhập/xuất và tồn kho đều tham chiếu đến mã hàng. Khi thêm hàng mới, hệ thống tự khởi tạo số lượng tồn bằng 0 tại các kho đang hoạt động.</w:t>
+      </w:r>
+    </w:p>
+    <w:p>
+      <w:pPr>
+        <w:spacing w:line="276" w:lineRule="auto" w:after="120"/>
+        <w:ind w:firstLine="567"/>
+      </w:pPr>
+      <w:r>
+        <w:rPr>
+          <w:rFonts w:ascii="Times New Roman" w:hAnsi="Times New Roman" w:eastAsia="Times New Roman"/>
+          <w:color w:val="000000"/>
+          <w:sz w:val="24"/>
+        </w:rPr>
+        <w:t>: Nhân viên kho, Quản lý kho.</w:t>
+      </w:r>
+    </w:p>
+    <w:p>
+      <w:pPr>
+        <w:spacing w:line="276" w:lineRule="auto" w:after="120"/>
+        <w:ind w:firstLine="567"/>
+      </w:pPr>
+      <w:r>
+        <w:rPr>
+          <w:rFonts w:ascii="Times New Roman" w:hAnsi="Times New Roman" w:eastAsia="Times New Roman"/>
+          <w:color w:val="000000"/>
+          <w:sz w:val="24"/>
+        </w:rPr>
+        <w:t>:</w:t>
+      </w:r>
+    </w:p>
+    <w:p>
+      <w:pPr>
+        <w:spacing w:line="276" w:lineRule="auto" w:after="60"/>
+        <w:ind w:firstLine="0" w:left="567"/>
+      </w:pPr>
+      <w:r>
+        <w:rPr>
+          <w:rFonts w:ascii="Times New Roman" w:hAnsi="Times New Roman" w:eastAsia="Times New Roman"/>
+          <w:color w:val="000000"/>
+          <w:sz w:val="24"/>
+        </w:rPr>
+        <w:t>– Chọn quản lý hàng hóa, chọn “Thêm mới”.</w:t>
+      </w:r>
+    </w:p>
+    <w:p>
+      <w:pPr>
+        <w:spacing w:line="276" w:lineRule="auto" w:after="60"/>
+        <w:ind w:firstLine="0" w:left="567"/>
+      </w:pPr>
+      <w:r>
+        <w:rPr>
+          <w:rFonts w:ascii="Times New Roman" w:hAnsi="Times New Roman" w:eastAsia="Times New Roman"/>
+          <w:color w:val="000000"/>
+          <w:sz w:val="24"/>
+        </w:rPr>
+        <w:t>– Nhập mã hàng, tên; chọn nhóm hàng và đơn vị tính; nhập giá nhập, giá xuất, mô tả.</w:t>
+      </w:r>
+    </w:p>
+    <w:p>
+      <w:pPr>
+        <w:spacing w:line="276" w:lineRule="auto" w:after="60"/>
+        <w:ind w:firstLine="0" w:left="567"/>
+      </w:pPr>
+      <w:r>
+        <w:rPr>
+          <w:rFonts w:ascii="Times New Roman" w:hAnsi="Times New Roman" w:eastAsia="Times New Roman"/>
+          <w:color w:val="000000"/>
+          <w:sz w:val="24"/>
+        </w:rPr>
+        <w:t>– Hệ thống kiểm tra mã không trùng, nhóm và ĐVT hợp lệ.</w:t>
+      </w:r>
+    </w:p>
+    <w:p>
+      <w:pPr>
+        <w:spacing w:line="276" w:lineRule="auto" w:after="60"/>
+        <w:ind w:firstLine="0" w:left="567"/>
+      </w:pPr>
+      <w:r>
+        <w:rPr>
+          <w:rFonts w:ascii="Times New Roman" w:hAnsi="Times New Roman" w:eastAsia="Times New Roman"/>
+          <w:color w:val="000000"/>
+          <w:sz w:val="24"/>
+        </w:rPr>
+        <w:t>– Lưu bản ghi HangHoa; tạo các bản ghi TonKho với số lượng = 0 cho từng kho.</w:t>
+      </w:r>
+    </w:p>
+    <w:p>
+      <w:pPr>
+        <w:spacing w:line="276" w:lineRule="auto" w:after="120"/>
+        <w:ind w:firstLine="567"/>
+      </w:pPr>
+      <w:r>
+        <w:rPr>
+          <w:rFonts w:ascii="Times New Roman" w:hAnsi="Times New Roman" w:eastAsia="Times New Roman"/>
+          <w:color w:val="000000"/>
+          <w:sz w:val="24"/>
+        </w:rPr>
+        <w:t>:</w:t>
+      </w:r>
+    </w:p>
+    <w:p>
+      <w:pPr>
+        <w:spacing w:line="276" w:lineRule="auto" w:after="60"/>
+        <w:ind w:firstLine="0" w:left="567"/>
+      </w:pPr>
+      <w:r>
+        <w:rPr>
+          <w:rFonts w:ascii="Times New Roman" w:hAnsi="Times New Roman" w:eastAsia="Times New Roman"/>
+          <w:color w:val="000000"/>
+          <w:sz w:val="24"/>
+        </w:rPr>
+        <w:t>– Người dùng nhập từ khóa (mã hoặc tên) và/hoặc chọn bộ lọc (nhóm hàng, kho, trạng thái).</w:t>
+      </w:r>
+    </w:p>
+    <w:p>
+      <w:pPr>
+        <w:spacing w:line="276" w:lineRule="auto" w:after="60"/>
+        <w:ind w:firstLine="0" w:left="567"/>
+      </w:pPr>
+      <w:r>
+        <w:rPr>
+          <w:rFonts w:ascii="Times New Roman" w:hAnsi="Times New Roman" w:eastAsia="Times New Roman"/>
+          <w:color w:val="000000"/>
+          <w:sz w:val="24"/>
+        </w:rPr>
+        <w:t>– Hệ thống truy vấn, trả về danh sách hàng kèm số lượng tồn tại các kho.</w:t>
+      </w:r>
+    </w:p>
+    <w:p>
+      <w:pPr>
+        <w:spacing w:line="276" w:lineRule="auto" w:after="60"/>
+        <w:ind w:firstLine="0" w:left="567"/>
+      </w:pPr>
+      <w:r>
+        <w:rPr>
+          <w:rFonts w:ascii="Times New Roman" w:hAnsi="Times New Roman" w:eastAsia="Times New Roman"/>
+          <w:color w:val="000000"/>
+          <w:sz w:val="24"/>
+        </w:rPr>
+        <w:t>– Người dùng có thể xem chi tiết, sắp xếp hoặc xuất danh sách.</w:t>
+      </w:r>
+    </w:p>
+    <w:p>
+      <w:pPr>
+        <w:spacing w:line="276" w:lineRule="auto" w:after="120"/>
+        <w:ind w:firstLine="567"/>
+      </w:pPr>
+      <w:r>
+        <w:rPr>
+          <w:rFonts w:ascii="Times New Roman" w:hAnsi="Times New Roman" w:eastAsia="Times New Roman"/>
+          <w:color w:val="000000"/>
+          <w:sz w:val="24"/>
+        </w:rPr>
+        <w:t>Có thể sửa thông tin/giá hoặc đánh dấu ngừng sử dụng hàng không còn kinh doanh (không xóa nếu đã phát sinh phiếu).</w:t>
+      </w:r>
+    </w:p>
+    <w:p>
+      <w:pPr>
+        <w:spacing w:line="276" w:lineRule="auto" w:after="120"/>
+        <w:ind w:firstLine="567"/>
+      </w:pPr>
+      <w:r>
+        <w:rPr>
+          <w:rFonts w:ascii="Times New Roman" w:hAnsi="Times New Roman" w:eastAsia="Times New Roman"/>
+          <w:color w:val="000000"/>
+          <w:sz w:val="24"/>
+        </w:rPr>
+        <w:t>:</w:t>
+      </w:r>
+    </w:p>
+    <w:p>
+      <w:pPr>
+        <w:spacing w:line="276" w:lineRule="auto" w:after="120"/>
+        <w:ind w:firstLine="567"/>
+      </w:pPr>
+      <w:r>
+        <w:rPr>
+          <w:rFonts w:ascii="Times New Roman" w:hAnsi="Times New Roman" w:eastAsia="Times New Roman"/>
+          <w:color w:val="000000"/>
+          <w:sz w:val="24"/>
+        </w:rPr>
+        <w:t>,</w:t>
+      </w:r>
+    </w:p>
+    <w:p>
+      <w:pPr>
+        <w:spacing w:line="276" w:lineRule="auto" w:after="120"/>
+        <w:ind w:firstLine="567"/>
+      </w:pPr>
+      <w:r>
+        <w:rPr>
+          <w:rFonts w:ascii="Times New Roman" w:hAnsi="Times New Roman" w:eastAsia="Times New Roman"/>
+          <w:color w:val="000000"/>
+          <w:sz w:val="24"/>
+        </w:rPr>
+        <w:t>,</w:t>
+      </w:r>
+    </w:p>
+    <w:p>
+      <w:pPr>
+        <w:spacing w:line="276" w:lineRule="auto" w:after="120"/>
+        <w:ind w:firstLine="567"/>
+      </w:pPr>
+      <w:r>
+        <w:rPr>
+          <w:rFonts w:ascii="Times New Roman" w:hAnsi="Times New Roman" w:eastAsia="Times New Roman"/>
+          <w:color w:val="000000"/>
+          <w:sz w:val="24"/>
+        </w:rPr>
+        <w:t>,</w:t>
+      </w:r>
+    </w:p>
+    <w:p>
+      <w:pPr>
+        <w:spacing w:line="276" w:lineRule="auto" w:after="120"/>
+        <w:ind w:firstLine="567"/>
+      </w:pPr>
+      <w:r>
+        <w:rPr>
+          <w:rFonts w:ascii="Times New Roman" w:hAnsi="Times New Roman" w:eastAsia="Times New Roman"/>
+          <w:color w:val="000000"/>
+          <w:sz w:val="24"/>
+        </w:rPr>
+        <w:t>,</w:t>
+      </w:r>
+    </w:p>
+    <w:p>
+      <w:pPr>
+        <w:spacing w:line="276" w:lineRule="auto" w:after="120"/>
+        <w:ind w:firstLine="567"/>
+      </w:pPr>
+      <w:r>
+        <w:rPr>
+          <w:rFonts w:ascii="Times New Roman" w:hAnsi="Times New Roman" w:eastAsia="Times New Roman"/>
+          <w:color w:val="000000"/>
+          <w:sz w:val="24"/>
+        </w:rPr>
+        <w:t>.</w:t>
+      </w:r>
+    </w:p>
+    <w:p>
+      <w:pPr>
+        <w:spacing w:line="276" w:lineRule="auto" w:after="120"/>
+        <w:ind w:firstLine="567"/>
+      </w:pPr>
+      <w:r>
+        <w:rPr>
+          <w:rFonts w:ascii="Times New Roman" w:hAnsi="Times New Roman" w:eastAsia="Times New Roman"/>
+          <w:color w:val="000000"/>
+          <w:sz w:val="24"/>
+        </w:rPr>
+        <w:t>: UC06 Thêm hàng hóa; UC07 Tìm kiếm hàng hóa.</w:t>
+      </w:r>
+    </w:p>
+    <w:p>
+      <w:pPr>
+        <w:pStyle w:val="Heading2"/>
+      </w:pPr>
+      <w:r>
+        <w:rPr>
+          <w:rFonts w:ascii="Times New Roman" w:hAnsi="Times New Roman" w:eastAsia="Times New Roman"/>
+          <w:b/>
+          <w:color w:val="000000"/>
+          <w:sz w:val="26"/>
+        </w:rPr>
+        <w:t>2.8 Nghiệp vụ 6: Quản lý kho</w:t>
+      </w:r>
+    </w:p>
+    <w:p>
+      <w:pPr>
+        <w:spacing w:line="276" w:lineRule="auto" w:after="120"/>
+        <w:ind w:firstLine="567"/>
+      </w:pPr>
+      <w:r>
+        <w:rPr>
+          <w:rFonts w:ascii="Times New Roman" w:hAnsi="Times New Roman" w:eastAsia="Times New Roman"/>
+          <w:color w:val="000000"/>
+          <w:sz w:val="24"/>
+        </w:rPr>
+        <w:t>: Doanh nghiệp có thể có nhiều kho (địa điểm khác nhau). Nghiệp vụ này duy trì thông tin từng kho: mã, tên, địa chỉ, người phụ trách, diện tích, trạng thái hoạt động. Tồn kho được theo dõi theo từng cặp (kho, hàng hóa).</w:t>
+      </w:r>
+    </w:p>
+    <w:p>
+      <w:pPr>
+        <w:spacing w:line="276" w:lineRule="auto" w:after="120"/>
+        <w:ind w:firstLine="567"/>
+      </w:pPr>
+      <w:r>
+        <w:rPr>
+          <w:rFonts w:ascii="Times New Roman" w:hAnsi="Times New Roman" w:eastAsia="Times New Roman"/>
+          <w:color w:val="000000"/>
+          <w:sz w:val="24"/>
+        </w:rPr>
+        <w:t>: Quản lý kho, Quản trị viên.</w:t>
+      </w:r>
+    </w:p>
+    <w:p>
+      <w:pPr>
+        <w:spacing w:line="276" w:lineRule="auto" w:after="120"/>
+        <w:ind w:firstLine="567"/>
+      </w:pPr>
+      <w:r>
+        <w:rPr>
+          <w:rFonts w:ascii="Times New Roman" w:hAnsi="Times New Roman" w:eastAsia="Times New Roman"/>
+          <w:color w:val="000000"/>
+          <w:sz w:val="24"/>
+        </w:rPr>
+        <w:t>(thao tác tiêu biểu -- thêm kho):</w:t>
+      </w:r>
+    </w:p>
+    <w:p>
+      <w:pPr>
+        <w:spacing w:line="276" w:lineRule="auto" w:after="60"/>
+        <w:ind w:firstLine="0" w:left="567"/>
+      </w:pPr>
+      <w:r>
+        <w:rPr>
+          <w:rFonts w:ascii="Times New Roman" w:hAnsi="Times New Roman" w:eastAsia="Times New Roman"/>
+          <w:color w:val="000000"/>
+          <w:sz w:val="24"/>
+        </w:rPr>
+        <w:t>– Người có quyền chọn quản lý kho, chọn “Thêm mới”.</w:t>
+      </w:r>
+    </w:p>
+    <w:p>
+      <w:pPr>
+        <w:spacing w:line="276" w:lineRule="auto" w:after="60"/>
+        <w:ind w:firstLine="0" w:left="567"/>
+      </w:pPr>
+      <w:r>
+        <w:rPr>
+          <w:rFonts w:ascii="Times New Roman" w:hAnsi="Times New Roman" w:eastAsia="Times New Roman"/>
+          <w:color w:val="000000"/>
+          <w:sz w:val="24"/>
+        </w:rPr>
+        <w:t>– Nhập mã kho, tên kho, địa chỉ, người phụ trách, diện tích, mô tả.</w:t>
+      </w:r>
+    </w:p>
+    <w:p>
+      <w:pPr>
+        <w:spacing w:line="276" w:lineRule="auto" w:after="60"/>
+        <w:ind w:firstLine="0" w:left="567"/>
+      </w:pPr>
+      <w:r>
+        <w:rPr>
+          <w:rFonts w:ascii="Times New Roman" w:hAnsi="Times New Roman" w:eastAsia="Times New Roman"/>
+          <w:color w:val="000000"/>
+          <w:sz w:val="24"/>
+        </w:rPr>
+        <w:t>– Hệ thống kiểm tra mã kho không trùng và lưu.</w:t>
+      </w:r>
+    </w:p>
+    <w:p>
+      <w:pPr>
+        <w:spacing w:line="276" w:lineRule="auto" w:after="60"/>
+        <w:ind w:firstLine="0" w:left="567"/>
+      </w:pPr>
+      <w:r>
+        <w:rPr>
+          <w:rFonts w:ascii="Times New Roman" w:hAnsi="Times New Roman" w:eastAsia="Times New Roman"/>
+          <w:color w:val="000000"/>
+          <w:sz w:val="24"/>
+        </w:rPr>
+        <w:t>– Có thể sửa thông tin hoặc đánh dấu kho ngừng hoạt động.</w:t>
+      </w:r>
+    </w:p>
+    <w:p>
+      <w:pPr>
+        <w:spacing w:line="276" w:lineRule="auto" w:after="60"/>
+        <w:ind w:firstLine="0" w:left="567"/>
+      </w:pPr>
+      <w:r>
+        <w:rPr>
+          <w:rFonts w:ascii="Times New Roman" w:hAnsi="Times New Roman" w:eastAsia="Times New Roman"/>
+          <w:color w:val="000000"/>
+          <w:sz w:val="24"/>
+        </w:rPr>
+        <w:t>– Tra cứu kho: xem thông tin kho và danh sách hàng đang tồn trong kho đó.</w:t>
+      </w:r>
+    </w:p>
+    <w:p>
+      <w:pPr>
+        <w:spacing w:line="276" w:lineRule="auto" w:after="120"/>
+        <w:ind w:firstLine="567"/>
+      </w:pPr>
+      <w:r>
+        <w:rPr>
+          <w:rFonts w:ascii="Times New Roman" w:hAnsi="Times New Roman" w:eastAsia="Times New Roman"/>
+          <w:color w:val="000000"/>
+          <w:sz w:val="24"/>
+        </w:rPr>
+        <w:t>:</w:t>
+      </w:r>
+    </w:p>
+    <w:p>
+      <w:pPr>
+        <w:spacing w:line="276" w:lineRule="auto" w:after="120"/>
+        <w:ind w:firstLine="567"/>
+      </w:pPr>
+      <w:r>
+        <w:rPr>
+          <w:rFonts w:ascii="Times New Roman" w:hAnsi="Times New Roman" w:eastAsia="Times New Roman"/>
+          <w:color w:val="000000"/>
+          <w:sz w:val="24"/>
+        </w:rPr>
+        <w:t>,</w:t>
+      </w:r>
+    </w:p>
+    <w:p>
+      <w:pPr>
+        <w:spacing w:line="276" w:lineRule="auto" w:after="120"/>
+        <w:ind w:firstLine="567"/>
+      </w:pPr>
+      <w:r>
+        <w:rPr>
+          <w:rFonts w:ascii="Times New Roman" w:hAnsi="Times New Roman" w:eastAsia="Times New Roman"/>
+          <w:color w:val="000000"/>
+          <w:sz w:val="24"/>
+        </w:rPr>
+        <w:t>,</w:t>
+      </w:r>
+    </w:p>
+    <w:p>
+      <w:pPr>
+        <w:spacing w:line="276" w:lineRule="auto" w:after="120"/>
+        <w:ind w:firstLine="567"/>
+      </w:pPr>
+      <w:r>
+        <w:rPr>
+          <w:rFonts w:ascii="Times New Roman" w:hAnsi="Times New Roman" w:eastAsia="Times New Roman"/>
+          <w:color w:val="000000"/>
+          <w:sz w:val="24"/>
+        </w:rPr>
+        <w:t>.</w:t>
+      </w:r>
+    </w:p>
+    <w:p>
+      <w:pPr>
+        <w:spacing w:line="276" w:lineRule="auto" w:after="120"/>
+        <w:ind w:firstLine="567"/>
+      </w:pPr>
+      <w:r>
+        <w:rPr>
+          <w:rFonts w:ascii="Times New Roman" w:hAnsi="Times New Roman" w:eastAsia="Times New Roman"/>
+          <w:color w:val="000000"/>
+          <w:sz w:val="24"/>
+        </w:rPr>
+        <w:t>: UC08 Thêm kho.</w:t>
+      </w:r>
+    </w:p>
+    <w:p>
+      <w:pPr>
+        <w:pStyle w:val="Heading2"/>
+      </w:pPr>
+      <w:r>
+        <w:rPr>
+          <w:rFonts w:ascii="Times New Roman" w:hAnsi="Times New Roman" w:eastAsia="Times New Roman"/>
+          <w:b/>
+          <w:color w:val="000000"/>
+          <w:sz w:val="26"/>
+        </w:rPr>
+        <w:t>2.9 Nghiệp vụ 7: Nhập kho</w:t>
+      </w:r>
+    </w:p>
+    <w:p>
+      <w:pPr>
+        <w:spacing w:line="276" w:lineRule="auto" w:after="120"/>
+        <w:ind w:firstLine="567"/>
+      </w:pPr>
+      <w:r>
+        <w:rPr>
+          <w:rFonts w:ascii="Times New Roman" w:hAnsi="Times New Roman" w:eastAsia="Times New Roman"/>
+          <w:color w:val="000000"/>
+          <w:sz w:val="24"/>
+        </w:rPr>
+        <w:t>: Khi hàng từ nhà cung cấp về kho, nhân viên lập</w:t>
+      </w:r>
+    </w:p>
+    <w:p>
+      <w:pPr>
+        <w:spacing w:line="276" w:lineRule="auto" w:after="120"/>
+        <w:ind w:firstLine="567"/>
+      </w:pPr>
+      <w:r>
+        <w:rPr>
+          <w:rFonts w:ascii="Times New Roman" w:hAnsi="Times New Roman" w:eastAsia="Times New Roman"/>
+          <w:color w:val="000000"/>
+          <w:sz w:val="24"/>
+        </w:rPr>
+        <w:t>ghi nhận NCC, kho nhận, ngày nhập và từng dòng hàng (mã hàng, số lượng, đơn giá). Phiếu được gửi</w:t>
+      </w:r>
+    </w:p>
+    <w:p>
+      <w:pPr>
+        <w:spacing w:line="276" w:lineRule="auto" w:after="120"/>
+        <w:ind w:firstLine="567"/>
+      </w:pPr>
+      <w:r>
+        <w:rPr>
+          <w:rFonts w:ascii="Times New Roman" w:hAnsi="Times New Roman" w:eastAsia="Times New Roman"/>
+          <w:color w:val="000000"/>
+          <w:sz w:val="24"/>
+        </w:rPr>
+        <w:t>; chỉ khi quản lý kho duyệt, hệ thống mới</w:t>
+      </w:r>
+    </w:p>
+    <w:p>
+      <w:pPr>
+        <w:spacing w:line="276" w:lineRule="auto" w:after="120"/>
+        <w:ind w:firstLine="567"/>
+      </w:pPr>
+      <w:r>
+        <w:rPr>
+          <w:rFonts w:ascii="Times New Roman" w:hAnsi="Times New Roman" w:eastAsia="Times New Roman"/>
+          <w:color w:val="000000"/>
+          <w:sz w:val="24"/>
+        </w:rPr>
+        <w:t>và khóa phiếu. Nếu từ chối, tồn không đổi.</w:t>
+      </w:r>
+    </w:p>
+    <w:p>
+      <w:pPr>
+        <w:spacing w:line="276" w:lineRule="auto" w:after="120"/>
+        <w:ind w:firstLine="567"/>
+      </w:pPr>
+      <w:r>
+        <w:rPr>
+          <w:rFonts w:ascii="Times New Roman" w:hAnsi="Times New Roman" w:eastAsia="Times New Roman"/>
+          <w:color w:val="000000"/>
+          <w:sz w:val="24"/>
+        </w:rPr>
+        <w:t>: Nhân viên kho (lập phiếu); Quản lý kho (duyệt phiếu).</w:t>
+      </w:r>
+    </w:p>
+    <w:p>
+      <w:pPr>
+        <w:spacing w:line="276" w:lineRule="auto" w:after="120"/>
+        <w:ind w:firstLine="567"/>
+      </w:pPr>
+      <w:r>
+        <w:rPr>
+          <w:rFonts w:ascii="Times New Roman" w:hAnsi="Times New Roman" w:eastAsia="Times New Roman"/>
+          <w:color w:val="000000"/>
+          <w:sz w:val="24"/>
+        </w:rPr>
+        <w:t>:</w:t>
+      </w:r>
+    </w:p>
+    <w:p>
+      <w:pPr>
+        <w:spacing w:line="276" w:lineRule="auto" w:after="60"/>
+        <w:ind w:firstLine="0" w:left="567"/>
+      </w:pPr>
+      <w:r>
+        <w:rPr>
+          <w:rFonts w:ascii="Times New Roman" w:hAnsi="Times New Roman" w:eastAsia="Times New Roman"/>
+          <w:color w:val="000000"/>
+          <w:sz w:val="24"/>
+        </w:rPr>
+        <w:t>– Nhân viên kho chọn lập phiếu nhập: chọn nhà cung cấp, kho nhập, ngày nhập, ghi chú.</w:t>
+      </w:r>
+    </w:p>
+    <w:p>
+      <w:pPr>
+        <w:spacing w:line="276" w:lineRule="auto" w:after="60"/>
+        <w:ind w:firstLine="0" w:left="567"/>
+      </w:pPr>
+      <w:r>
+        <w:rPr>
+          <w:rFonts w:ascii="Times New Roman" w:hAnsi="Times New Roman" w:eastAsia="Times New Roman"/>
+          <w:color w:val="000000"/>
+          <w:sz w:val="24"/>
+        </w:rPr>
+        <w:t>– Thêm từng dòng chi tiết: chọn hàng hóa, nhập số lượng, đơn giá; hệ thống tính thành tiền và tổng tiền phiếu.</w:t>
+      </w:r>
+    </w:p>
+    <w:p>
+      <w:pPr>
+        <w:spacing w:line="276" w:lineRule="auto" w:after="60"/>
+        <w:ind w:firstLine="0" w:left="567"/>
+      </w:pPr>
+      <w:r>
+        <w:rPr>
+          <w:rFonts w:ascii="Times New Roman" w:hAnsi="Times New Roman" w:eastAsia="Times New Roman"/>
+          <w:color w:val="000000"/>
+          <w:sz w:val="24"/>
+        </w:rPr>
+        <w:t>– Kiểm tra dữ liệu hợp lệ (đã chọn NCC, kho, có ít nhất một dòng hàng).</w:t>
+      </w:r>
+    </w:p>
+    <w:p>
+      <w:pPr>
+        <w:spacing w:line="276" w:lineRule="auto" w:after="60"/>
+        <w:ind w:firstLine="0" w:left="567"/>
+      </w:pPr>
+      <w:r>
+        <w:rPr>
+          <w:rFonts w:ascii="Times New Roman" w:hAnsi="Times New Roman" w:eastAsia="Times New Roman"/>
+          <w:color w:val="000000"/>
+          <w:sz w:val="24"/>
+        </w:rPr>
+        <w:t>– Gửi duyệt -- trạng thái phiếu: “Chờ duyệt”.</w:t>
+      </w:r>
+    </w:p>
+    <w:p>
+      <w:pPr>
+        <w:spacing w:line="276" w:lineRule="auto" w:after="60"/>
+        <w:ind w:firstLine="0" w:left="567"/>
+      </w:pPr>
+      <w:r>
+        <w:rPr>
+          <w:rFonts w:ascii="Times New Roman" w:hAnsi="Times New Roman" w:eastAsia="Times New Roman"/>
+          <w:color w:val="000000"/>
+          <w:sz w:val="24"/>
+        </w:rPr>
+        <w:t>– Quản lý kho xem phiếu, kiểm tra và duyệt hoặc từ chối (kèm lý do).</w:t>
+      </w:r>
+    </w:p>
+    <w:p>
+      <w:pPr>
+        <w:spacing w:line="276" w:lineRule="auto" w:after="60"/>
+        <w:ind w:firstLine="0" w:left="567"/>
+      </w:pPr>
+      <w:r>
+        <w:rPr>
+          <w:rFonts w:ascii="Times New Roman" w:hAnsi="Times New Roman" w:eastAsia="Times New Roman"/>
+          <w:color w:val="000000"/>
+          <w:sz w:val="24"/>
+        </w:rPr>
+        <w:t>– Nếu duyệt: trạng thái “Đã duyệt”; với mỗi dòng hàng, TonKho tại kho nhập được cộng số lượng; ghi log thao tác.</w:t>
+      </w:r>
+    </w:p>
+    <w:p>
+      <w:pPr>
+        <w:spacing w:line="276" w:lineRule="auto" w:after="60"/>
+        <w:ind w:firstLine="0" w:left="567"/>
+      </w:pPr>
+      <w:r>
+        <w:rPr>
+          <w:rFonts w:ascii="Times New Roman" w:hAnsi="Times New Roman" w:eastAsia="Times New Roman"/>
+          <w:color w:val="000000"/>
+          <w:sz w:val="24"/>
+        </w:rPr>
+        <w:t>– Nếu từ chối: trạng thái “Từ chối”; tồn kho không thay đổi.</w:t>
+      </w:r>
+    </w:p>
+    <w:p>
+      <w:pPr>
+        <w:spacing w:line="276" w:lineRule="auto" w:after="120"/>
+        <w:ind w:firstLine="567"/>
+      </w:pPr>
+      <w:r>
+        <w:rPr>
+          <w:rFonts w:ascii="Times New Roman" w:hAnsi="Times New Roman" w:eastAsia="Times New Roman"/>
+          <w:color w:val="000000"/>
+          <w:sz w:val="24"/>
+        </w:rPr>
+        <w:t>:</w:t>
+      </w:r>
+    </w:p>
+    <w:p>
+      <w:pPr>
+        <w:spacing w:line="276" w:lineRule="auto" w:after="120"/>
+        <w:ind w:firstLine="567"/>
+      </w:pPr>
+      <w:r>
+        <w:rPr>
+          <w:rFonts w:ascii="Times New Roman" w:hAnsi="Times New Roman" w:eastAsia="Times New Roman"/>
+          <w:color w:val="000000"/>
+          <w:sz w:val="24"/>
+        </w:rPr>
+        <w:t>,</w:t>
+      </w:r>
+    </w:p>
+    <w:p>
+      <w:pPr>
+        <w:spacing w:line="276" w:lineRule="auto" w:after="120"/>
+        <w:ind w:firstLine="567"/>
+      </w:pPr>
+      <w:r>
+        <w:rPr>
+          <w:rFonts w:ascii="Times New Roman" w:hAnsi="Times New Roman" w:eastAsia="Times New Roman"/>
+          <w:color w:val="000000"/>
+          <w:sz w:val="24"/>
+        </w:rPr>
+        <w:t>,</w:t>
+      </w:r>
+    </w:p>
+    <w:p>
+      <w:pPr>
+        <w:spacing w:line="276" w:lineRule="auto" w:after="120"/>
+        <w:ind w:firstLine="567"/>
+      </w:pPr>
+      <w:r>
+        <w:rPr>
+          <w:rFonts w:ascii="Times New Roman" w:hAnsi="Times New Roman" w:eastAsia="Times New Roman"/>
+          <w:color w:val="000000"/>
+          <w:sz w:val="24"/>
+        </w:rPr>
+        <w:t>,</w:t>
+      </w:r>
+    </w:p>
+    <w:p>
+      <w:pPr>
+        <w:spacing w:line="276" w:lineRule="auto" w:after="120"/>
+        <w:ind w:firstLine="567"/>
+      </w:pPr>
+      <w:r>
+        <w:rPr>
+          <w:rFonts w:ascii="Times New Roman" w:hAnsi="Times New Roman" w:eastAsia="Times New Roman"/>
+          <w:color w:val="000000"/>
+          <w:sz w:val="24"/>
+        </w:rPr>
+        <w:t>,</w:t>
+      </w:r>
+    </w:p>
+    <w:p>
+      <w:pPr>
+        <w:spacing w:line="276" w:lineRule="auto" w:after="120"/>
+        <w:ind w:firstLine="567"/>
+      </w:pPr>
+      <w:r>
+        <w:rPr>
+          <w:rFonts w:ascii="Times New Roman" w:hAnsi="Times New Roman" w:eastAsia="Times New Roman"/>
+          <w:color w:val="000000"/>
+          <w:sz w:val="24"/>
+        </w:rPr>
+        <w:t>,</w:t>
+      </w:r>
+    </w:p>
+    <w:p>
+      <w:pPr>
+        <w:spacing w:line="276" w:lineRule="auto" w:after="120"/>
+        <w:ind w:firstLine="567"/>
+      </w:pPr>
+      <w:r>
+        <w:rPr>
+          <w:rFonts w:ascii="Times New Roman" w:hAnsi="Times New Roman" w:eastAsia="Times New Roman"/>
+          <w:color w:val="000000"/>
+          <w:sz w:val="24"/>
+        </w:rPr>
+        <w:t>,</w:t>
+      </w:r>
+    </w:p>
+    <w:p>
+      <w:pPr>
+        <w:spacing w:line="276" w:lineRule="auto" w:after="120"/>
+        <w:ind w:firstLine="567"/>
+      </w:pPr>
+      <w:r>
+        <w:rPr>
+          <w:rFonts w:ascii="Times New Roman" w:hAnsi="Times New Roman" w:eastAsia="Times New Roman"/>
+          <w:color w:val="000000"/>
+          <w:sz w:val="24"/>
+        </w:rPr>
+        <w:t>.</w:t>
+      </w:r>
+    </w:p>
+    <w:p>
+      <w:pPr>
+        <w:spacing w:line="276" w:lineRule="auto" w:after="120"/>
+        <w:ind w:firstLine="567"/>
+      </w:pPr>
+      <w:r>
+        <w:rPr>
+          <w:rFonts w:ascii="Times New Roman" w:hAnsi="Times New Roman" w:eastAsia="Times New Roman"/>
+          <w:color w:val="000000"/>
+          <w:sz w:val="24"/>
+        </w:rPr>
+        <w:t>: UC09 Lập phiếu nhập kho (bao gồm luồng lập và duyệt với hai actor).</w:t>
+      </w:r>
+    </w:p>
+    <w:p>
+      <w:pPr>
+        <w:pStyle w:val="Heading2"/>
+      </w:pPr>
+      <w:r>
+        <w:rPr>
+          <w:rFonts w:ascii="Times New Roman" w:hAnsi="Times New Roman" w:eastAsia="Times New Roman"/>
+          <w:b/>
+          <w:color w:val="000000"/>
+          <w:sz w:val="26"/>
+        </w:rPr>
+        <w:t>2.10 Nghiệp vụ 8: Xuất kho</w:t>
+      </w:r>
+    </w:p>
+    <w:p>
+      <w:pPr>
+        <w:spacing w:line="276" w:lineRule="auto" w:after="120"/>
+        <w:ind w:firstLine="567"/>
+      </w:pPr>
+      <w:r>
+        <w:rPr>
+          <w:rFonts w:ascii="Times New Roman" w:hAnsi="Times New Roman" w:eastAsia="Times New Roman"/>
+          <w:color w:val="000000"/>
+          <w:sz w:val="24"/>
+        </w:rPr>
+        <w:t>: Khi xuất hàng cho khách hàng hoặc sử dụng nội bộ, nhân viên lập</w:t>
+      </w:r>
+    </w:p>
+    <w:p>
+      <w:pPr>
+        <w:spacing w:line="276" w:lineRule="auto" w:after="120"/>
+        <w:ind w:firstLine="567"/>
+      </w:pPr>
+      <w:r>
+        <w:rPr>
+          <w:rFonts w:ascii="Times New Roman" w:hAnsi="Times New Roman" w:eastAsia="Times New Roman"/>
+          <w:color w:val="000000"/>
+          <w:sz w:val="24"/>
+        </w:rPr>
+        <w:t>. Hệ thống</w:t>
+      </w:r>
+    </w:p>
+    <w:p>
+      <w:pPr>
+        <w:spacing w:line="276" w:lineRule="auto" w:after="120"/>
+        <w:ind w:firstLine="567"/>
+      </w:pPr>
+      <w:r>
+        <w:rPr>
+          <w:rFonts w:ascii="Times New Roman" w:hAnsi="Times New Roman" w:eastAsia="Times New Roman"/>
+          <w:color w:val="000000"/>
+          <w:sz w:val="24"/>
+        </w:rPr>
+        <w:t>trước khi cho phép thêm dòng hàng. Sau khi quản lý duyệt, tồn kho được</w:t>
+      </w:r>
+    </w:p>
+    <w:p>
+      <w:pPr>
+        <w:spacing w:line="276" w:lineRule="auto" w:after="120"/>
+        <w:ind w:firstLine="567"/>
+      </w:pPr>
+      <w:r>
+        <w:rPr>
+          <w:rFonts w:ascii="Times New Roman" w:hAnsi="Times New Roman" w:eastAsia="Times New Roman"/>
+          <w:color w:val="000000"/>
+          <w:sz w:val="24"/>
+        </w:rPr>
+        <w:t>tương ứng.</w:t>
+      </w:r>
+    </w:p>
+    <w:p>
+      <w:pPr>
+        <w:spacing w:line="276" w:lineRule="auto" w:after="120"/>
+        <w:ind w:firstLine="567"/>
+      </w:pPr>
+      <w:r>
+        <w:rPr>
+          <w:rFonts w:ascii="Times New Roman" w:hAnsi="Times New Roman" w:eastAsia="Times New Roman"/>
+          <w:color w:val="000000"/>
+          <w:sz w:val="24"/>
+        </w:rPr>
+        <w:t>: Nhân viên kho (lập phiếu); Quản lý kho (duyệt phiếu).</w:t>
+      </w:r>
+    </w:p>
+    <w:p>
+      <w:pPr>
+        <w:spacing w:line="276" w:lineRule="auto" w:after="120"/>
+        <w:ind w:firstLine="567"/>
+      </w:pPr>
+      <w:r>
+        <w:rPr>
+          <w:rFonts w:ascii="Times New Roman" w:hAnsi="Times New Roman" w:eastAsia="Times New Roman"/>
+          <w:color w:val="000000"/>
+          <w:sz w:val="24"/>
+        </w:rPr>
+        <w:t>:</w:t>
+      </w:r>
+    </w:p>
+    <w:p>
+      <w:pPr>
+        <w:spacing w:line="276" w:lineRule="auto" w:after="60"/>
+        <w:ind w:firstLine="0" w:left="567"/>
+      </w:pPr>
+      <w:r>
+        <w:rPr>
+          <w:rFonts w:ascii="Times New Roman" w:hAnsi="Times New Roman" w:eastAsia="Times New Roman"/>
+          <w:color w:val="000000"/>
+          <w:sz w:val="24"/>
+        </w:rPr>
+        <w:t>– Nhân viên kho chọn lập phiếu xuất: chọn khách hàng, kho xuất, ngày xuất, lý do xuất.</w:t>
+      </w:r>
+    </w:p>
+    <w:p>
+      <w:pPr>
+        <w:spacing w:line="276" w:lineRule="auto" w:after="60"/>
+        <w:ind w:firstLine="0" w:left="567"/>
+      </w:pPr>
+      <w:r>
+        <w:rPr>
+          <w:rFonts w:ascii="Times New Roman" w:hAnsi="Times New Roman" w:eastAsia="Times New Roman"/>
+          <w:color w:val="000000"/>
+          <w:sz w:val="24"/>
+        </w:rPr>
+        <w:t>– Thêm dòng hàng: chọn hàng, nhập số lượng. Hệ thống kiểm tra TonKho tại kho xuất.</w:t>
+      </w:r>
+    </w:p>
+    <w:p>
+      <w:pPr>
+        <w:spacing w:line="276" w:lineRule="auto" w:after="60"/>
+        <w:ind w:firstLine="0" w:left="567"/>
+      </w:pPr>
+      <w:r>
+        <w:rPr>
+          <w:rFonts w:ascii="Times New Roman" w:hAnsi="Times New Roman" w:eastAsia="Times New Roman"/>
+          <w:color w:val="000000"/>
+          <w:sz w:val="24"/>
+        </w:rPr>
+        <w:t>– Nếu tồn không đủ: thông báo, không cho thêm dòng đó.</w:t>
+      </w:r>
+    </w:p>
+    <w:p>
+      <w:pPr>
+        <w:spacing w:line="276" w:lineRule="auto" w:after="60"/>
+        <w:ind w:firstLine="0" w:left="567"/>
+      </w:pPr>
+      <w:r>
+        <w:rPr>
+          <w:rFonts w:ascii="Times New Roman" w:hAnsi="Times New Roman" w:eastAsia="Times New Roman"/>
+          <w:color w:val="000000"/>
+          <w:sz w:val="24"/>
+        </w:rPr>
+        <w:t>– Nếu đủ: hiển thị đơn giá xuất, tính thành tiền và tổng tiền phiếu.</w:t>
+      </w:r>
+    </w:p>
+    <w:p>
+      <w:pPr>
+        <w:spacing w:line="276" w:lineRule="auto" w:after="60"/>
+        <w:ind w:firstLine="0" w:left="567"/>
+      </w:pPr>
+      <w:r>
+        <w:rPr>
+          <w:rFonts w:ascii="Times New Roman" w:hAnsi="Times New Roman" w:eastAsia="Times New Roman"/>
+          <w:color w:val="000000"/>
+          <w:sz w:val="24"/>
+        </w:rPr>
+        <w:t>– Gửi duyệt -- trạng thái “Chờ duyệt”.</w:t>
+      </w:r>
+    </w:p>
+    <w:p>
+      <w:pPr>
+        <w:spacing w:line="276" w:lineRule="auto" w:after="60"/>
+        <w:ind w:firstLine="0" w:left="567"/>
+      </w:pPr>
+      <w:r>
+        <w:rPr>
+          <w:rFonts w:ascii="Times New Roman" w:hAnsi="Times New Roman" w:eastAsia="Times New Roman"/>
+          <w:color w:val="000000"/>
+          <w:sz w:val="24"/>
+        </w:rPr>
+        <w:t>– Quản lý kho duyệt: trạng thái “Đã duyệt”; giảm tồn kho từng dòng; ghi log.</w:t>
+      </w:r>
+    </w:p>
+    <w:p>
+      <w:pPr>
+        <w:spacing w:line="276" w:lineRule="auto" w:after="60"/>
+        <w:ind w:firstLine="0" w:left="567"/>
+      </w:pPr>
+      <w:r>
+        <w:rPr>
+          <w:rFonts w:ascii="Times New Roman" w:hAnsi="Times New Roman" w:eastAsia="Times New Roman"/>
+          <w:color w:val="000000"/>
+          <w:sz w:val="24"/>
+        </w:rPr>
+        <w:t>– Nếu từ chối: tồn không đổi, ghi lý do từ chối.</w:t>
+      </w:r>
+    </w:p>
+    <w:p>
+      <w:pPr>
+        <w:spacing w:line="276" w:lineRule="auto" w:after="120"/>
+        <w:ind w:firstLine="567"/>
+      </w:pPr>
+      <w:r>
+        <w:rPr>
+          <w:rFonts w:ascii="Times New Roman" w:hAnsi="Times New Roman" w:eastAsia="Times New Roman"/>
+          <w:color w:val="000000"/>
+          <w:sz w:val="24"/>
+        </w:rPr>
+        <w:t>:</w:t>
+      </w:r>
+    </w:p>
+    <w:p>
+      <w:pPr>
+        <w:spacing w:line="276" w:lineRule="auto" w:after="120"/>
+        <w:ind w:firstLine="567"/>
+      </w:pPr>
+      <w:r>
+        <w:rPr>
+          <w:rFonts w:ascii="Times New Roman" w:hAnsi="Times New Roman" w:eastAsia="Times New Roman"/>
+          <w:color w:val="000000"/>
+          <w:sz w:val="24"/>
+        </w:rPr>
+        <w:t>,</w:t>
+      </w:r>
+    </w:p>
+    <w:p>
+      <w:pPr>
+        <w:spacing w:line="276" w:lineRule="auto" w:after="120"/>
+        <w:ind w:firstLine="567"/>
+      </w:pPr>
+      <w:r>
+        <w:rPr>
+          <w:rFonts w:ascii="Times New Roman" w:hAnsi="Times New Roman" w:eastAsia="Times New Roman"/>
+          <w:color w:val="000000"/>
+          <w:sz w:val="24"/>
+        </w:rPr>
+        <w:t>,</w:t>
+      </w:r>
+    </w:p>
+    <w:p>
+      <w:pPr>
+        <w:spacing w:line="276" w:lineRule="auto" w:after="120"/>
+        <w:ind w:firstLine="567"/>
+      </w:pPr>
+      <w:r>
+        <w:rPr>
+          <w:rFonts w:ascii="Times New Roman" w:hAnsi="Times New Roman" w:eastAsia="Times New Roman"/>
+          <w:color w:val="000000"/>
+          <w:sz w:val="24"/>
+        </w:rPr>
+        <w:t>,</w:t>
+      </w:r>
+    </w:p>
+    <w:p>
+      <w:pPr>
+        <w:spacing w:line="276" w:lineRule="auto" w:after="120"/>
+        <w:ind w:firstLine="567"/>
+      </w:pPr>
+      <w:r>
+        <w:rPr>
+          <w:rFonts w:ascii="Times New Roman" w:hAnsi="Times New Roman" w:eastAsia="Times New Roman"/>
+          <w:color w:val="000000"/>
+          <w:sz w:val="24"/>
+        </w:rPr>
+        <w:t>,</w:t>
+      </w:r>
+    </w:p>
+    <w:p>
+      <w:pPr>
+        <w:spacing w:line="276" w:lineRule="auto" w:after="120"/>
+        <w:ind w:firstLine="567"/>
+      </w:pPr>
+      <w:r>
+        <w:rPr>
+          <w:rFonts w:ascii="Times New Roman" w:hAnsi="Times New Roman" w:eastAsia="Times New Roman"/>
+          <w:color w:val="000000"/>
+          <w:sz w:val="24"/>
+        </w:rPr>
+        <w:t>,</w:t>
+      </w:r>
+    </w:p>
+    <w:p>
+      <w:pPr>
+        <w:spacing w:line="276" w:lineRule="auto" w:after="120"/>
+        <w:ind w:firstLine="567"/>
+      </w:pPr>
+      <w:r>
+        <w:rPr>
+          <w:rFonts w:ascii="Times New Roman" w:hAnsi="Times New Roman" w:eastAsia="Times New Roman"/>
+          <w:color w:val="000000"/>
+          <w:sz w:val="24"/>
+        </w:rPr>
+        <w:t>,</w:t>
+      </w:r>
+    </w:p>
+    <w:p>
+      <w:pPr>
+        <w:spacing w:line="276" w:lineRule="auto" w:after="120"/>
+        <w:ind w:firstLine="567"/>
+      </w:pPr>
+      <w:r>
+        <w:rPr>
+          <w:rFonts w:ascii="Times New Roman" w:hAnsi="Times New Roman" w:eastAsia="Times New Roman"/>
+          <w:color w:val="000000"/>
+          <w:sz w:val="24"/>
+        </w:rPr>
+        <w:t>.</w:t>
+      </w:r>
+    </w:p>
+    <w:p>
+      <w:pPr>
+        <w:spacing w:line="276" w:lineRule="auto" w:after="120"/>
+        <w:ind w:firstLine="567"/>
+      </w:pPr>
+      <w:r>
+        <w:rPr>
+          <w:rFonts w:ascii="Times New Roman" w:hAnsi="Times New Roman" w:eastAsia="Times New Roman"/>
+          <w:color w:val="000000"/>
+          <w:sz w:val="24"/>
+        </w:rPr>
+        <w:t>: UC10 Lập phiếu xuất kho (lập + duyệt).</w:t>
+      </w:r>
+    </w:p>
+    <w:p>
+      <w:pPr>
+        <w:pStyle w:val="Heading2"/>
+      </w:pPr>
+      <w:r>
+        <w:rPr>
+          <w:rFonts w:ascii="Times New Roman" w:hAnsi="Times New Roman" w:eastAsia="Times New Roman"/>
+          <w:b/>
+          <w:color w:val="000000"/>
+          <w:sz w:val="26"/>
+        </w:rPr>
+        <w:t>2.11 Nghiệp vụ 9: Kiểm kê tồn kho</w:t>
+      </w:r>
+    </w:p>
+    <w:p>
+      <w:pPr>
+        <w:spacing w:line="276" w:lineRule="auto" w:after="120"/>
+        <w:ind w:firstLine="567"/>
+      </w:pPr>
+      <w:r>
+        <w:rPr>
+          <w:rFonts w:ascii="Times New Roman" w:hAnsi="Times New Roman" w:eastAsia="Times New Roman"/>
+          <w:color w:val="000000"/>
+          <w:sz w:val="24"/>
+        </w:rPr>
+        <w:t>: Định kỳ (tháng/quý), đối chiếu số lượng hàng</w:t>
+      </w:r>
+    </w:p>
+    <w:p>
+      <w:pPr>
+        <w:spacing w:line="276" w:lineRule="auto" w:after="120"/>
+        <w:ind w:firstLine="567"/>
+      </w:pPr>
+      <w:r>
+        <w:rPr>
+          <w:rFonts w:ascii="Times New Roman" w:hAnsi="Times New Roman" w:eastAsia="Times New Roman"/>
+          <w:color w:val="000000"/>
+          <w:sz w:val="24"/>
+        </w:rPr>
+        <w:t>trong kho với số lượng trên hệ thống (sổ sách). Nếu có chênh lệch, quản lý duyệt điều chỉnh để</w:t>
+      </w:r>
+    </w:p>
+    <w:p>
+      <w:pPr>
+        <w:spacing w:line="276" w:lineRule="auto" w:after="120"/>
+        <w:ind w:firstLine="567"/>
+      </w:pPr>
+      <w:r>
+        <w:rPr>
+          <w:rFonts w:ascii="Times New Roman" w:hAnsi="Times New Roman" w:eastAsia="Times New Roman"/>
+          <w:color w:val="000000"/>
+          <w:sz w:val="24"/>
+        </w:rPr>
+        <w:t>khớp thực tế.</w:t>
+      </w:r>
+    </w:p>
+    <w:p>
+      <w:pPr>
+        <w:spacing w:line="276" w:lineRule="auto" w:after="120"/>
+        <w:ind w:firstLine="567"/>
+      </w:pPr>
+      <w:r>
+        <w:rPr>
+          <w:rFonts w:ascii="Times New Roman" w:hAnsi="Times New Roman" w:eastAsia="Times New Roman"/>
+          <w:color w:val="000000"/>
+          <w:sz w:val="24"/>
+        </w:rPr>
+        <w:t>: Nhân viên kho (lập phiếu, nhập số thực tế); Quản lý kho (duyệt điều chỉnh).</w:t>
+      </w:r>
+    </w:p>
+    <w:p>
+      <w:pPr>
+        <w:spacing w:line="276" w:lineRule="auto" w:after="120"/>
+        <w:ind w:firstLine="567"/>
+      </w:pPr>
+      <w:r>
+        <w:rPr>
+          <w:rFonts w:ascii="Times New Roman" w:hAnsi="Times New Roman" w:eastAsia="Times New Roman"/>
+          <w:color w:val="000000"/>
+          <w:sz w:val="24"/>
+        </w:rPr>
+        <w:t>:</w:t>
+      </w:r>
+    </w:p>
+    <w:p>
+      <w:pPr>
+        <w:spacing w:line="276" w:lineRule="auto" w:after="60"/>
+        <w:ind w:firstLine="0" w:left="567"/>
+      </w:pPr>
+      <w:r>
+        <w:rPr>
+          <w:rFonts w:ascii="Times New Roman" w:hAnsi="Times New Roman" w:eastAsia="Times New Roman"/>
+          <w:color w:val="000000"/>
+          <w:sz w:val="24"/>
+        </w:rPr>
+        <w:t>– Nhân viên tạo phiếu kiểm kê: chọn kho, ngày kiểm.</w:t>
+      </w:r>
+    </w:p>
+    <w:p>
+      <w:pPr>
+        <w:spacing w:line="276" w:lineRule="auto" w:after="60"/>
+        <w:ind w:firstLine="0" w:left="567"/>
+      </w:pPr>
+      <w:r>
+        <w:rPr>
+          <w:rFonts w:ascii="Times New Roman" w:hAnsi="Times New Roman" w:eastAsia="Times New Roman"/>
+          <w:color w:val="000000"/>
+          <w:sz w:val="24"/>
+        </w:rPr>
+        <w:t>– Hệ thống hiển thị danh sách hàng và số lượng theo sổ (từ TonKho).</w:t>
+      </w:r>
+    </w:p>
+    <w:p>
+      <w:pPr>
+        <w:spacing w:line="276" w:lineRule="auto" w:after="60"/>
+        <w:ind w:firstLine="0" w:left="567"/>
+      </w:pPr>
+      <w:r>
+        <w:rPr>
+          <w:rFonts w:ascii="Times New Roman" w:hAnsi="Times New Roman" w:eastAsia="Times New Roman"/>
+          <w:color w:val="000000"/>
+          <w:sz w:val="24"/>
+        </w:rPr>
+        <w:t>– Nhân viên kiểm đếm thực tế, nhập số lượng thực tế từng mặt hàng.</w:t>
+      </w:r>
+    </w:p>
+    <w:p>
+      <w:pPr>
+        <w:spacing w:line="276" w:lineRule="auto" w:after="60"/>
+        <w:ind w:firstLine="0" w:left="567"/>
+      </w:pPr>
+      <w:r>
+        <w:rPr>
+          <w:rFonts w:ascii="Times New Roman" w:hAnsi="Times New Roman" w:eastAsia="Times New Roman"/>
+          <w:color w:val="000000"/>
+          <w:sz w:val="24"/>
+        </w:rPr>
+        <w:t>– Hệ thống tính chênh lệch = thực tế - sổ sách.</w:t>
+      </w:r>
+    </w:p>
+    <w:p>
+      <w:pPr>
+        <w:spacing w:line="276" w:lineRule="auto" w:after="60"/>
+        <w:ind w:firstLine="0" w:left="567"/>
+      </w:pPr>
+      <w:r>
+        <w:rPr>
+          <w:rFonts w:ascii="Times New Roman" w:hAnsi="Times New Roman" w:eastAsia="Times New Roman"/>
+          <w:color w:val="000000"/>
+          <w:sz w:val="24"/>
+        </w:rPr>
+        <w:t>– Gửi duyệt. Quản lý xem chênh lệch, duyệt điều chỉnh hoặc yêu cầu kiểm lại.</w:t>
+      </w:r>
+    </w:p>
+    <w:p>
+      <w:pPr>
+        <w:spacing w:line="276" w:lineRule="auto" w:after="60"/>
+        <w:ind w:firstLine="0" w:left="567"/>
+      </w:pPr>
+      <w:r>
+        <w:rPr>
+          <w:rFonts w:ascii="Times New Roman" w:hAnsi="Times New Roman" w:eastAsia="Times New Roman"/>
+          <w:color w:val="000000"/>
+          <w:sz w:val="24"/>
+        </w:rPr>
+        <w:t>– Nếu duyệt: cập nhật TonKho = số thực tế; ghi log; trạng thái phiếu “Đã duyệt”.</w:t>
+      </w:r>
+    </w:p>
+    <w:p>
+      <w:pPr>
+        <w:spacing w:line="276" w:lineRule="auto" w:after="120"/>
+        <w:ind w:firstLine="567"/>
+      </w:pPr>
+      <w:r>
+        <w:rPr>
+          <w:rFonts w:ascii="Times New Roman" w:hAnsi="Times New Roman" w:eastAsia="Times New Roman"/>
+          <w:color w:val="000000"/>
+          <w:sz w:val="24"/>
+        </w:rPr>
+        <w:t>:</w:t>
+      </w:r>
+    </w:p>
+    <w:p>
+      <w:pPr>
+        <w:spacing w:line="276" w:lineRule="auto" w:after="120"/>
+        <w:ind w:firstLine="567"/>
+      </w:pPr>
+      <w:r>
+        <w:rPr>
+          <w:rFonts w:ascii="Times New Roman" w:hAnsi="Times New Roman" w:eastAsia="Times New Roman"/>
+          <w:color w:val="000000"/>
+          <w:sz w:val="24"/>
+        </w:rPr>
+        <w:t>,</w:t>
+      </w:r>
+    </w:p>
+    <w:p>
+      <w:pPr>
+        <w:spacing w:line="276" w:lineRule="auto" w:after="120"/>
+        <w:ind w:firstLine="567"/>
+      </w:pPr>
+      <w:r>
+        <w:rPr>
+          <w:rFonts w:ascii="Times New Roman" w:hAnsi="Times New Roman" w:eastAsia="Times New Roman"/>
+          <w:color w:val="000000"/>
+          <w:sz w:val="24"/>
+        </w:rPr>
+        <w:t>,</w:t>
+      </w:r>
+    </w:p>
+    <w:p>
+      <w:pPr>
+        <w:spacing w:line="276" w:lineRule="auto" w:after="120"/>
+        <w:ind w:firstLine="567"/>
+      </w:pPr>
+      <w:r>
+        <w:rPr>
+          <w:rFonts w:ascii="Times New Roman" w:hAnsi="Times New Roman" w:eastAsia="Times New Roman"/>
+          <w:color w:val="000000"/>
+          <w:sz w:val="24"/>
+        </w:rPr>
+        <w:t>,</w:t>
+      </w:r>
+    </w:p>
+    <w:p>
+      <w:pPr>
+        <w:spacing w:line="276" w:lineRule="auto" w:after="120"/>
+        <w:ind w:firstLine="567"/>
+      </w:pPr>
+      <w:r>
+        <w:rPr>
+          <w:rFonts w:ascii="Times New Roman" w:hAnsi="Times New Roman" w:eastAsia="Times New Roman"/>
+          <w:color w:val="000000"/>
+          <w:sz w:val="24"/>
+        </w:rPr>
+        <w:t>,</w:t>
+      </w:r>
+    </w:p>
+    <w:p>
+      <w:pPr>
+        <w:spacing w:line="276" w:lineRule="auto" w:after="120"/>
+        <w:ind w:firstLine="567"/>
+      </w:pPr>
+      <w:r>
+        <w:rPr>
+          <w:rFonts w:ascii="Times New Roman" w:hAnsi="Times New Roman" w:eastAsia="Times New Roman"/>
+          <w:color w:val="000000"/>
+          <w:sz w:val="24"/>
+        </w:rPr>
+        <w:t>,</w:t>
+      </w:r>
+    </w:p>
+    <w:p>
+      <w:pPr>
+        <w:spacing w:line="276" w:lineRule="auto" w:after="120"/>
+        <w:ind w:firstLine="567"/>
+      </w:pPr>
+      <w:r>
+        <w:rPr>
+          <w:rFonts w:ascii="Times New Roman" w:hAnsi="Times New Roman" w:eastAsia="Times New Roman"/>
+          <w:color w:val="000000"/>
+          <w:sz w:val="24"/>
+        </w:rPr>
+        <w:t>.</w:t>
+      </w:r>
+    </w:p>
+    <w:p>
+      <w:pPr>
+        <w:spacing w:line="276" w:lineRule="auto" w:after="120"/>
+        <w:ind w:firstLine="567"/>
+      </w:pPr>
+      <w:r>
+        <w:rPr>
+          <w:rFonts w:ascii="Times New Roman" w:hAnsi="Times New Roman" w:eastAsia="Times New Roman"/>
+          <w:color w:val="000000"/>
+          <w:sz w:val="24"/>
+        </w:rPr>
+        <w:t>: UC11 Lập phiếu kiểm kê.</w:t>
+      </w:r>
+    </w:p>
+    <w:p>
+      <w:pPr>
+        <w:pStyle w:val="Heading2"/>
+      </w:pPr>
+      <w:r>
+        <w:rPr>
+          <w:rFonts w:ascii="Times New Roman" w:hAnsi="Times New Roman" w:eastAsia="Times New Roman"/>
+          <w:b/>
+          <w:color w:val="000000"/>
+          <w:sz w:val="26"/>
+        </w:rPr>
+        <w:t>2.12 Nghiệp vụ 10: Báo cáo nhập -- xuất -- tồn</w:t>
+      </w:r>
+    </w:p>
+    <w:p>
+      <w:pPr>
+        <w:spacing w:line="276" w:lineRule="auto" w:after="120"/>
+        <w:ind w:firstLine="567"/>
+      </w:pPr>
+      <w:r>
+        <w:rPr>
+          <w:rFonts w:ascii="Times New Roman" w:hAnsi="Times New Roman" w:eastAsia="Times New Roman"/>
+          <w:color w:val="000000"/>
+          <w:sz w:val="24"/>
+        </w:rPr>
+        <w:t>: Quản lý kho / quản trị viên xem</w:t>
+      </w:r>
+    </w:p>
+    <w:p>
+      <w:pPr>
+        <w:spacing w:line="276" w:lineRule="auto" w:after="120"/>
+        <w:ind w:firstLine="567"/>
+      </w:pPr>
+      <w:r>
+        <w:rPr>
+          <w:rFonts w:ascii="Times New Roman" w:hAnsi="Times New Roman" w:eastAsia="Times New Roman"/>
+          <w:color w:val="000000"/>
+          <w:sz w:val="24"/>
+        </w:rPr>
+        <w:t>và tổng hợp nhập--xuất--tồn theo khoảng thời gian, theo kho hoặc theo hàng, phục vụ theo dõi vận hành (không bao gồm module tài chính/thanh toán phức tạp).</w:t>
+      </w:r>
+    </w:p>
+    <w:p>
+      <w:pPr>
+        <w:spacing w:line="276" w:lineRule="auto" w:after="120"/>
+        <w:ind w:firstLine="567"/>
+      </w:pPr>
+      <w:r>
+        <w:rPr>
+          <w:rFonts w:ascii="Times New Roman" w:hAnsi="Times New Roman" w:eastAsia="Times New Roman"/>
+          <w:color w:val="000000"/>
+          <w:sz w:val="24"/>
+        </w:rPr>
+        <w:t>: Quản lý kho, Quản trị viên.</w:t>
+      </w:r>
+    </w:p>
+    <w:p>
+      <w:pPr>
+        <w:spacing w:line="276" w:lineRule="auto" w:after="120"/>
+        <w:ind w:firstLine="567"/>
+      </w:pPr>
+      <w:r>
+        <w:rPr>
+          <w:rFonts w:ascii="Times New Roman" w:hAnsi="Times New Roman" w:eastAsia="Times New Roman"/>
+          <w:color w:val="000000"/>
+          <w:sz w:val="24"/>
+        </w:rPr>
+        <w:t>:</w:t>
+      </w:r>
+    </w:p>
+    <w:p>
+      <w:pPr>
+        <w:spacing w:line="276" w:lineRule="auto" w:after="60"/>
+        <w:ind w:firstLine="0" w:left="567"/>
+      </w:pPr>
+      <w:r>
+        <w:rPr>
+          <w:rFonts w:ascii="Times New Roman" w:hAnsi="Times New Roman" w:eastAsia="Times New Roman"/>
+          <w:color w:val="000000"/>
+          <w:sz w:val="24"/>
+        </w:rPr>
+        <w:t>– Chọn loại xem: tồn hiện tại, hoặc nhập--xuất--tồn theo kỳ.</w:t>
+      </w:r>
+    </w:p>
+    <w:p>
+      <w:pPr>
+        <w:spacing w:line="276" w:lineRule="auto" w:after="60"/>
+        <w:ind w:firstLine="0" w:left="567"/>
+      </w:pPr>
+      <w:r>
+        <w:rPr>
+          <w:rFonts w:ascii="Times New Roman" w:hAnsi="Times New Roman" w:eastAsia="Times New Roman"/>
+          <w:color w:val="000000"/>
+          <w:sz w:val="24"/>
+        </w:rPr>
+        <w:t>– Nhập điều kiện: khoảng ngày, kho (tùy chọn), nhóm hàng / mã hàng (tùy chọn).</w:t>
+      </w:r>
+    </w:p>
+    <w:p>
+      <w:pPr>
+        <w:spacing w:line="276" w:lineRule="auto" w:after="60"/>
+        <w:ind w:firstLine="0" w:left="567"/>
+      </w:pPr>
+      <w:r>
+        <w:rPr>
+          <w:rFonts w:ascii="Times New Roman" w:hAnsi="Times New Roman" w:eastAsia="Times New Roman"/>
+          <w:color w:val="000000"/>
+          <w:sz w:val="24"/>
+        </w:rPr>
+        <w:t>– Hệ thống tổng hợp từ PhieuNhapKho, PhieuXuatKho, TonKho, HangHoa.</w:t>
+      </w:r>
+    </w:p>
+    <w:p>
+      <w:pPr>
+        <w:spacing w:line="276" w:lineRule="auto" w:after="60"/>
+        <w:ind w:firstLine="0" w:left="567"/>
+      </w:pPr>
+      <w:r>
+        <w:rPr>
+          <w:rFonts w:ascii="Times New Roman" w:hAnsi="Times New Roman" w:eastAsia="Times New Roman"/>
+          <w:color w:val="000000"/>
+          <w:sz w:val="24"/>
+        </w:rPr>
+        <w:t>– Hiển thị bảng kết quả; có thể xuất Excel để lưu trữ.</w:t>
+      </w:r>
+    </w:p>
+    <w:p>
+      <w:pPr>
+        <w:spacing w:line="276" w:lineRule="auto" w:after="120"/>
+        <w:ind w:firstLine="567"/>
+      </w:pPr>
+      <w:r>
+        <w:rPr>
+          <w:rFonts w:ascii="Times New Roman" w:hAnsi="Times New Roman" w:eastAsia="Times New Roman"/>
+          <w:color w:val="000000"/>
+          <w:sz w:val="24"/>
+        </w:rPr>
+        <w:t>:</w:t>
+      </w:r>
+    </w:p>
+    <w:p>
+      <w:pPr>
+        <w:spacing w:line="276" w:lineRule="auto" w:after="120"/>
+        <w:ind w:firstLine="567"/>
+      </w:pPr>
+      <w:r>
+        <w:rPr>
+          <w:rFonts w:ascii="Times New Roman" w:hAnsi="Times New Roman" w:eastAsia="Times New Roman"/>
+          <w:color w:val="000000"/>
+          <w:sz w:val="24"/>
+        </w:rPr>
+        <w:t>,</w:t>
+      </w:r>
+    </w:p>
+    <w:p>
+      <w:pPr>
+        <w:spacing w:line="276" w:lineRule="auto" w:after="120"/>
+        <w:ind w:firstLine="567"/>
+      </w:pPr>
+      <w:r>
+        <w:rPr>
+          <w:rFonts w:ascii="Times New Roman" w:hAnsi="Times New Roman" w:eastAsia="Times New Roman"/>
+          <w:color w:val="000000"/>
+          <w:sz w:val="24"/>
+        </w:rPr>
+        <w:t>,</w:t>
+      </w:r>
+    </w:p>
+    <w:p>
+      <w:pPr>
+        <w:spacing w:line="276" w:lineRule="auto" w:after="120"/>
+        <w:ind w:firstLine="567"/>
+      </w:pPr>
+      <w:r>
+        <w:rPr>
+          <w:rFonts w:ascii="Times New Roman" w:hAnsi="Times New Roman" w:eastAsia="Times New Roman"/>
+          <w:color w:val="000000"/>
+          <w:sz w:val="24"/>
+        </w:rPr>
+        <w:t>,</w:t>
+      </w:r>
+    </w:p>
+    <w:p>
+      <w:pPr>
+        <w:spacing w:line="276" w:lineRule="auto" w:after="120"/>
+        <w:ind w:firstLine="567"/>
+      </w:pPr>
+      <w:r>
+        <w:rPr>
+          <w:rFonts w:ascii="Times New Roman" w:hAnsi="Times New Roman" w:eastAsia="Times New Roman"/>
+          <w:color w:val="000000"/>
+          <w:sz w:val="24"/>
+        </w:rPr>
+        <w:t>,</w:t>
+      </w:r>
+    </w:p>
+    <w:p>
+      <w:pPr>
+        <w:spacing w:line="276" w:lineRule="auto" w:after="120"/>
+        <w:ind w:firstLine="567"/>
+      </w:pPr>
+      <w:r>
+        <w:rPr>
+          <w:rFonts w:ascii="Times New Roman" w:hAnsi="Times New Roman" w:eastAsia="Times New Roman"/>
+          <w:color w:val="000000"/>
+          <w:sz w:val="24"/>
+        </w:rPr>
+        <w:t>,</w:t>
+      </w:r>
+    </w:p>
+    <w:p>
+      <w:pPr>
+        <w:spacing w:line="276" w:lineRule="auto" w:after="120"/>
+        <w:ind w:firstLine="567"/>
+      </w:pPr>
+      <w:r>
+        <w:rPr>
+          <w:rFonts w:ascii="Times New Roman" w:hAnsi="Times New Roman" w:eastAsia="Times New Roman"/>
+          <w:color w:val="000000"/>
+          <w:sz w:val="24"/>
+        </w:rPr>
+        <w:t>,</w:t>
+      </w:r>
+    </w:p>
+    <w:p>
+      <w:pPr>
+        <w:spacing w:line="276" w:lineRule="auto" w:after="120"/>
+        <w:ind w:firstLine="567"/>
+      </w:pPr>
+      <w:r>
+        <w:rPr>
+          <w:rFonts w:ascii="Times New Roman" w:hAnsi="Times New Roman" w:eastAsia="Times New Roman"/>
+          <w:color w:val="000000"/>
+          <w:sz w:val="24"/>
+        </w:rPr>
+        <w:t>.</w:t>
+      </w:r>
+    </w:p>
+    <w:p>
+      <w:pPr>
+        <w:spacing w:line="276" w:lineRule="auto" w:after="120"/>
+        <w:ind w:firstLine="567"/>
+      </w:pPr>
+      <w:r>
+        <w:rPr>
+          <w:rFonts w:ascii="Times New Roman" w:hAnsi="Times New Roman" w:eastAsia="Times New Roman"/>
+          <w:color w:val="000000"/>
+          <w:sz w:val="24"/>
+        </w:rPr>
+        <w:t>: UC12 Xem báo cáo nhập xuất tồn.</w:t>
+      </w:r>
+    </w:p>
+    <w:p>
+      <w:pPr>
+        <w:pStyle w:val="Heading2"/>
+      </w:pPr>
+      <w:r>
+        <w:rPr>
+          <w:rFonts w:ascii="Times New Roman" w:hAnsi="Times New Roman" w:eastAsia="Times New Roman"/>
+          <w:b/>
+          <w:color w:val="000000"/>
+          <w:sz w:val="26"/>
+        </w:rPr>
+        <w:t>2.13 Kết luận chương</w:t>
+      </w:r>
+    </w:p>
+    <w:p>
+      <w:pPr>
+        <w:spacing w:line="276" w:lineRule="auto" w:after="120"/>
+        <w:ind w:firstLine="567"/>
+      </w:pPr>
+      <w:r>
+        <w:rPr>
+          <w:rFonts w:ascii="Times New Roman" w:hAnsi="Times New Roman" w:eastAsia="Times New Roman"/>
+          <w:color w:val="000000"/>
+          <w:sz w:val="24"/>
+        </w:rPr>
+        <w:t>Chương 2 mô tả 10 nghiệp vụ (gồm</w:t>
+      </w:r>
+    </w:p>
+    <w:p>
+      <w:pPr>
+        <w:spacing w:line="276" w:lineRule="auto" w:after="120"/>
+        <w:ind w:firstLine="567"/>
+      </w:pPr>
+      <w:r>
+        <w:rPr>
+          <w:rFonts w:ascii="Times New Roman" w:hAnsi="Times New Roman" w:eastAsia="Times New Roman"/>
+          <w:color w:val="000000"/>
+          <w:sz w:val="24"/>
+        </w:rPr>
+        <w:t>và</w:t>
+      </w:r>
+    </w:p>
+    <w:p>
+      <w:pPr>
+        <w:spacing w:line="276" w:lineRule="auto" w:after="120"/>
+        <w:ind w:firstLine="567"/>
+      </w:pPr>
+      <w:r>
+        <w:rPr>
+          <w:rFonts w:ascii="Times New Roman" w:hAnsi="Times New Roman" w:eastAsia="Times New Roman"/>
+          <w:color w:val="000000"/>
+          <w:sz w:val="24"/>
+        </w:rPr>
+        <w:t>). Ánh xạ sang 12 use case tiêu biểu ở Chương 3. Tiếp: đặc tả UC, activity, sequence, class.</w:t>
+      </w:r>
+    </w:p>
+    <w:p>
+      <w:pPr>
+        <w:pStyle w:val="Heading1"/>
+      </w:pPr>
+      <w:r>
+        <w:rPr>
+          <w:rFonts w:ascii="Times New Roman" w:hAnsi="Times New Roman" w:eastAsia="Times New Roman"/>
+          <w:b/>
+          <w:color w:val="000000"/>
+          <w:sz w:val="28"/>
+        </w:rPr>
+        <w:t>CHƯƠNG 3: PHÂN TÍCH CHỨC NĂNG -- USE CASE</w:t>
+      </w:r>
+    </w:p>
+    <w:p>
+      <w:pPr>
+        <w:spacing w:line="276" w:lineRule="auto" w:after="120"/>
+        <w:ind w:firstLine="567"/>
+      </w:pPr>
+      <w:r>
+        <w:rPr>
+          <w:rFonts w:ascii="Times New Roman" w:hAnsi="Times New Roman" w:eastAsia="Times New Roman"/>
+          <w:color w:val="000000"/>
+          <w:sz w:val="24"/>
+        </w:rPr>
+        <w:t>Theo</w:t>
+      </w:r>
+    </w:p>
+    <w:p>
+      <w:pPr>
+        <w:spacing w:line="276" w:lineRule="auto" w:after="120"/>
+        <w:ind w:firstLine="567"/>
+      </w:pPr>
+      <w:r>
+        <w:rPr>
+          <w:rFonts w:ascii="Times New Roman" w:hAnsi="Times New Roman" w:eastAsia="Times New Roman"/>
+          <w:color w:val="000000"/>
+          <w:sz w:val="24"/>
+        </w:rPr>
+        <w:t>: xuất phát từ actor và mục tiêu (use case).</w:t>
+      </w:r>
+    </w:p>
+    <w:p>
+      <w:pPr>
+        <w:spacing w:line="276" w:lineRule="auto" w:after="120"/>
+        <w:ind w:firstLine="567"/>
+      </w:pPr>
+      <w:r>
+        <w:rPr>
+          <w:rFonts w:ascii="Times New Roman" w:hAnsi="Times New Roman" w:eastAsia="Times New Roman"/>
+          <w:color w:val="000000"/>
+          <w:sz w:val="24"/>
+        </w:rPr>
+        <w:t>Thứ tự: tác nhân $</w:t>
+      </w:r>
+    </w:p>
+    <w:p>
+      <w:pPr>
+        <w:spacing w:line="276" w:lineRule="auto" w:after="120"/>
+        <w:ind w:firstLine="567"/>
+      </w:pPr>
+      <w:r>
+        <w:rPr>
+          <w:rFonts w:ascii="Times New Roman" w:hAnsi="Times New Roman" w:eastAsia="Times New Roman"/>
+          <w:color w:val="000000"/>
+          <w:sz w:val="24"/>
+        </w:rPr>
+        <w:t>UC tổng quát</w:t>
+      </w:r>
+    </w:p>
+    <w:p>
+      <w:pPr>
+        <w:spacing w:line="276" w:lineRule="auto" w:after="120"/>
+        <w:ind w:firstLine="567"/>
+      </w:pPr>
+      <w:r>
+        <w:rPr>
+          <w:rFonts w:ascii="Times New Roman" w:hAnsi="Times New Roman" w:eastAsia="Times New Roman"/>
+          <w:color w:val="000000"/>
+          <w:sz w:val="24"/>
+        </w:rPr>
+        <w:t>UC phân rã</w:t>
+      </w:r>
+    </w:p>
+    <w:p>
+      <w:pPr>
+        <w:spacing w:line="276" w:lineRule="auto" w:after="120"/>
+        <w:ind w:firstLine="567"/>
+      </w:pPr>
+      <w:r>
+        <w:rPr>
+          <w:rFonts w:ascii="Times New Roman" w:hAnsi="Times New Roman" w:eastAsia="Times New Roman"/>
+          <w:color w:val="000000"/>
+          <w:sz w:val="24"/>
+        </w:rPr>
+        <w:t>$ đặc tả (12 UC).</w:t>
       </w:r>
     </w:p>
     <w:p>
@@ -5463,7 +7727,7 @@
           <w:color w:val="000000"/>
           <w:sz w:val="24"/>
         </w:rPr>
-        <w:t>• Phân rã: các use case cụ thể thuộc nhóm (báo cáo chọn 10 UC tiêu biểu).</w:t>
+        <w:t>• Phân rã: các use case cụ thể thuộc nhóm (12 UC tiêu biểu).</w:t>
       </w:r>
     </w:p>
     <w:p>
@@ -5489,7 +7753,7 @@
       <w:r>
         <w:drawing>
           <wp:inline xmlns:a="http://schemas.openxmlformats.org/drawingml/2006/main" xmlns:pic="http://schemas.openxmlformats.org/drawingml/2006/picture">
-            <wp:extent cx="5580000" cy="4004166"/>
+            <wp:extent cx="5580000" cy="4396206"/>
             <wp:docPr id="1" name="Picture 1"/>
             <wp:cNvGraphicFramePr>
               <a:graphicFrameLocks noChangeAspect="1"/>
@@ -5510,7 +7774,7 @@
                   <pic:spPr>
                     <a:xfrm>
                       <a:off x="0" y="0"/>
-                      <a:ext cx="5580000" cy="4004166"/>
+                      <a:ext cx="5580000" cy="4396206"/>
                     </a:xfrm>
                     <a:prstGeom prst="rect"/>
                   </pic:spPr>
@@ -5534,7 +7798,7 @@
           <w:color w:val="000000"/>
           <w:sz w:val="22"/>
         </w:rPr>
-        <w:t>Hình 3.1: Sơ đồ use case tổng quát (nhóm chức năng -- chưa phải UC chi tiết)</w:t>
+        <w:t>Hình 3.1: Sơ đồ use case tổng quát (nhóm chức năng)</w:t>
       </w:r>
     </w:p>
     <w:p>
@@ -5731,7 +7995,7 @@
       <w:r>
         <w:drawing>
           <wp:inline xmlns:a="http://schemas.openxmlformats.org/drawingml/2006/main" xmlns:pic="http://schemas.openxmlformats.org/drawingml/2006/picture">
-            <wp:extent cx="5580000" cy="2930084"/>
+            <wp:extent cx="5580000" cy="3252373"/>
             <wp:docPr id="5" name="Picture 5"/>
             <wp:cNvGraphicFramePr>
               <a:graphicFrameLocks noChangeAspect="1"/>
@@ -5752,7 +8016,7 @@
                   <pic:spPr>
                     <a:xfrm>
                       <a:off x="0" y="0"/>
-                      <a:ext cx="5580000" cy="2930084"/>
+                      <a:ext cx="5580000" cy="3252373"/>
                     </a:xfrm>
                     <a:prstGeom prst="rect"/>
                   </pic:spPr>
@@ -5776,7 +8040,7 @@
           <w:color w:val="000000"/>
           <w:sz w:val="22"/>
         </w:rPr>
-        <w:t>Hình 3.5: Use case phân rã -- Lập phiếu nhập / xuất</w:t>
+        <w:t>Hình 3.5: Use case phân rã -- Nhập, xuất, kiểm kê, báo cáo tồn</w:t>
       </w:r>
     </w:p>
     <w:p>
@@ -5790,7 +8054,7 @@
           <w:color w:val="000000"/>
           <w:sz w:val="26"/>
         </w:rPr>
-        <w:t>3.5 Danh sách 10 use case</w:t>
+        <w:t>3.5 Danh sách 12 use case</w:t>
       </w:r>
     </w:p>
     <w:tbl>
@@ -5819,7 +8083,7 @@
                 <w:color w:val="000000"/>
                 <w:sz w:val="22"/>
               </w:rPr>
-              <w:t>|p5cm|p6.5cm|</w:t>
+              <w:t>|p5.2cm|p6.3cm|</w:t>
               <w:br/>
               <w:br/>
               <w:t>Mã</w:t>
@@ -6391,6 +8655,112 @@
           </w:p>
         </w:tc>
       </w:tr>
+      <w:tr>
+        <w:tc>
+          <w:tcPr>
+            <w:tcW w:type="dxa" w:w="3024"/>
+          </w:tcPr>
+          <w:p>
+            <w:r/>
+            <w:r>
+              <w:rPr>
+                <w:rFonts w:ascii="Times New Roman" w:hAnsi="Times New Roman" w:eastAsia="Times New Roman"/>
+                <w:b w:val="0"/>
+                <w:color w:val="000000"/>
+                <w:sz w:val="22"/>
+              </w:rPr>
+              <w:t>UC11</w:t>
+            </w:r>
+          </w:p>
+        </w:tc>
+        <w:tc>
+          <w:tcPr>
+            <w:tcW w:type="dxa" w:w="3024"/>
+          </w:tcPr>
+          <w:p>
+            <w:r/>
+            <w:r>
+              <w:rPr>
+                <w:rFonts w:ascii="Times New Roman" w:hAnsi="Times New Roman" w:eastAsia="Times New Roman"/>
+                <w:b w:val="0"/>
+                <w:color w:val="000000"/>
+                <w:sz w:val="22"/>
+              </w:rPr>
+              <w:t>Lập phiếu kiểm kê</w:t>
+            </w:r>
+          </w:p>
+        </w:tc>
+        <w:tc>
+          <w:tcPr>
+            <w:tcW w:type="dxa" w:w="3024"/>
+          </w:tcPr>
+          <w:p>
+            <w:r/>
+            <w:r>
+              <w:rPr>
+                <w:rFonts w:ascii="Times New Roman" w:hAnsi="Times New Roman" w:eastAsia="Times New Roman"/>
+                <w:b w:val="0"/>
+                <w:color w:val="000000"/>
+                <w:sz w:val="22"/>
+              </w:rPr>
+              <w:t>NV (lập), QL (duyệt)</w:t>
+            </w:r>
+          </w:p>
+        </w:tc>
+      </w:tr>
+      <w:tr>
+        <w:tc>
+          <w:tcPr>
+            <w:tcW w:type="dxa" w:w="3024"/>
+          </w:tcPr>
+          <w:p>
+            <w:r/>
+            <w:r>
+              <w:rPr>
+                <w:rFonts w:ascii="Times New Roman" w:hAnsi="Times New Roman" w:eastAsia="Times New Roman"/>
+                <w:b w:val="0"/>
+                <w:color w:val="000000"/>
+                <w:sz w:val="22"/>
+              </w:rPr>
+              <w:t>UC12</w:t>
+            </w:r>
+          </w:p>
+        </w:tc>
+        <w:tc>
+          <w:tcPr>
+            <w:tcW w:type="dxa" w:w="3024"/>
+          </w:tcPr>
+          <w:p>
+            <w:r/>
+            <w:r>
+              <w:rPr>
+                <w:rFonts w:ascii="Times New Roman" w:hAnsi="Times New Roman" w:eastAsia="Times New Roman"/>
+                <w:b w:val="0"/>
+                <w:color w:val="000000"/>
+                <w:sz w:val="22"/>
+              </w:rPr>
+              <w:t>Xem báo cáo nhập xuất tồn</w:t>
+            </w:r>
+          </w:p>
+        </w:tc>
+        <w:tc>
+          <w:tcPr>
+            <w:tcW w:type="dxa" w:w="3024"/>
+          </w:tcPr>
+          <w:p>
+            <w:r/>
+            <w:r>
+              <w:rPr>
+                <w:rFonts w:ascii="Times New Roman" w:hAnsi="Times New Roman" w:eastAsia="Times New Roman"/>
+                <w:b w:val="0"/>
+                <w:color w:val="000000"/>
+                <w:sz w:val="22"/>
+              </w:rPr>
+              <w:t>QL kho, QTV</w:t>
+            </w:r>
+          </w:p>
+        </w:tc>
+      </w:tr>
     </w:tbl>
     <w:p/>
     <w:p>
@@ -6815,6 +9185,118 @@
     </w:p>
     <w:p>
       <w:pPr>
+        <w:pStyle w:val="Heading3"/>
+      </w:pPr>
+      <w:r>
+        <w:rPr>
+          <w:rFonts w:ascii="Times New Roman" w:hAnsi="Times New Roman" w:eastAsia="Times New Roman"/>
+          <w:b/>
+          <w:color w:val="000000"/>
+          <w:sz w:val="24"/>
+        </w:rPr>
+        <w:t>3.6.11 UC11 -- Lập phiếu kiểm kê</w:t>
+      </w:r>
+    </w:p>
+    <w:p>
+      <w:pPr>
+        <w:spacing w:line="276" w:lineRule="auto" w:after="60"/>
+        <w:ind w:firstLine="0" w:left="567"/>
+      </w:pPr>
+      <w:r>
+        <w:rPr>
+          <w:rFonts w:ascii="Times New Roman" w:hAnsi="Times New Roman" w:eastAsia="Times New Roman"/>
+          <w:color w:val="000000"/>
+          <w:sz w:val="24"/>
+        </w:rPr>
+        <w:t>• Actor: NV lập, QL duyệt điều chỉnh.</w:t>
+      </w:r>
+    </w:p>
+    <w:p>
+      <w:pPr>
+        <w:spacing w:line="276" w:lineRule="auto" w:after="60"/>
+        <w:ind w:firstLine="0" w:left="567"/>
+      </w:pPr>
+      <w:r>
+        <w:rPr>
+          <w:rFonts w:ascii="Times New Roman" w:hAnsi="Times New Roman" w:eastAsia="Times New Roman"/>
+          <w:color w:val="000000"/>
+          <w:sz w:val="24"/>
+        </w:rPr>
+        <w:t>• Mục tiêu: Đối chiếu tồn thực tế với sổ, điều chỉnh chênh lệch.</w:t>
+      </w:r>
+    </w:p>
+    <w:p>
+      <w:pPr>
+        <w:spacing w:line="276" w:lineRule="auto" w:after="60"/>
+        <w:ind w:firstLine="0" w:left="567"/>
+      </w:pPr>
+      <w:r>
+        <w:rPr>
+          <w:rFonts w:ascii="Times New Roman" w:hAnsi="Times New Roman" w:eastAsia="Times New Roman"/>
+          <w:color w:val="000000"/>
+          <w:sz w:val="24"/>
+        </w:rPr>
+        <w:t>• Chính: Chọn kho → nhập số thực tế → tính chênh lệch → gửi duyệt → QL duyệt → cập nhật TonKho.</w:t>
+      </w:r>
+    </w:p>
+    <w:p>
+      <w:pPr>
+        <w:pStyle w:val="Heading3"/>
+      </w:pPr>
+      <w:r>
+        <w:rPr>
+          <w:rFonts w:ascii="Times New Roman" w:hAnsi="Times New Roman" w:eastAsia="Times New Roman"/>
+          <w:b/>
+          <w:color w:val="000000"/>
+          <w:sz w:val="24"/>
+        </w:rPr>
+        <w:t>3.6.12 UC12 -- Xem báo cáo nhập xuất tồn</w:t>
+      </w:r>
+    </w:p>
+    <w:p>
+      <w:pPr>
+        <w:spacing w:line="276" w:lineRule="auto" w:after="60"/>
+        <w:ind w:firstLine="0" w:left="567"/>
+      </w:pPr>
+      <w:r>
+        <w:rPr>
+          <w:rFonts w:ascii="Times New Roman" w:hAnsi="Times New Roman" w:eastAsia="Times New Roman"/>
+          <w:color w:val="000000"/>
+          <w:sz w:val="24"/>
+        </w:rPr>
+        <w:t>• Actor: QL kho, QTV.</w:t>
+      </w:r>
+    </w:p>
+    <w:p>
+      <w:pPr>
+        <w:spacing w:line="276" w:lineRule="auto" w:after="60"/>
+        <w:ind w:firstLine="0" w:left="567"/>
+      </w:pPr>
+      <w:r>
+        <w:rPr>
+          <w:rFonts w:ascii="Times New Roman" w:hAnsi="Times New Roman" w:eastAsia="Times New Roman"/>
+          <w:color w:val="000000"/>
+          <w:sz w:val="24"/>
+        </w:rPr>
+        <w:t>• Mục tiêu: Xem tổng hợp tồn / nhập--xuất--tồn theo điều kiện.</w:t>
+      </w:r>
+    </w:p>
+    <w:p>
+      <w:pPr>
+        <w:spacing w:line="276" w:lineRule="auto" w:after="60"/>
+        <w:ind w:firstLine="0" w:left="567"/>
+      </w:pPr>
+      <w:r>
+        <w:rPr>
+          <w:rFonts w:ascii="Times New Roman" w:hAnsi="Times New Roman" w:eastAsia="Times New Roman"/>
+          <w:color w:val="000000"/>
+          <w:sz w:val="24"/>
+        </w:rPr>
+        <w:t>• Chính: Chọn kỳ, kho, hàng → hệ thống tổng hợp → hiển thị bảng (có thể xuất Excel).</w:t>
+      </w:r>
+    </w:p>
+    <w:p>
+      <w:pPr>
         <w:pStyle w:val="Heading2"/>
       </w:pPr>
       <w:r>
@@ -6838,7 +9320,7 @@
           <w:color w:val="000000"/>
           <w:sz w:val="24"/>
         </w:rPr>
-        <w:t>10 use case mục tiêu đã đặc tả. Tiếp: Activity (Ch.4) $</w:t>
+        <w:t>12 use case mục tiêu đã đặc tả (gồm kiểm kê và báo cáo tồn). Tiếp: Activity $</w:t>
       </w:r>
     </w:p>
     <w:p>
@@ -6852,7 +9334,7 @@
           <w:color w:val="000000"/>
           <w:sz w:val="24"/>
         </w:rPr>
-        <w:t>Sequence (Ch.5)</w:t>
+        <w:t>Sequence</w:t>
       </w:r>
     </w:p>
     <w:p>
@@ -6866,7 +9348,7 @@
           <w:color w:val="000000"/>
           <w:sz w:val="24"/>
         </w:rPr>
-        <w:t>$ Class (Ch.6).</w:t>
+        <w:t>$ Class.</w:t>
       </w:r>
     </w:p>
     <w:p>
@@ -7277,7 +9759,7 @@
           <w:color w:val="000000"/>
           <w:sz w:val="26"/>
         </w:rPr>
-        <w:t>4.6 Kiểm kê (bổ sung nghiệp vụ)</w:t>
+        <w:t>4.6 UC11 -- Lập phiếu kiểm kê</w:t>
       </w:r>
     </w:p>
     <w:p>
@@ -7334,7 +9816,7 @@
           <w:color w:val="000000"/>
           <w:sz w:val="22"/>
         </w:rPr>
-        <w:t>Hình 4.6: Sơ đồ hoạt động quy trình kiểm kê tồn kho</w:t>
+        <w:t>Hình 4.6: Activity -- UC11 Lập phiếu kiểm kê</w:t>
       </w:r>
     </w:p>
     <w:p>
@@ -7348,7 +9830,7 @@
           <w:color w:val="000000"/>
           <w:sz w:val="26"/>
         </w:rPr>
-        <w:t>4.7 Kết luận</w:t>
+        <w:t>4.7 UC12 -- Xem báo cáo nhập xuất tồn</w:t>
       </w:r>
     </w:p>
     <w:p>
@@ -7362,7 +9844,63 @@
           <w:color w:val="000000"/>
           <w:sz w:val="24"/>
         </w:rPr>
-        <w:t>Activity cho các UC cốt lõi đã đủ. Tiếp: Sequence (Ch.5), Class (Ch.6).</w:t>
+        <w:t>Chọn điều kiện (kỳ, kho, hàng) $</w:t>
+      </w:r>
+    </w:p>
+    <w:p>
+      <w:pPr>
+        <w:spacing w:line="276" w:lineRule="auto" w:after="120"/>
+        <w:ind w:firstLine="567"/>
+      </w:pPr>
+      <w:r>
+        <w:rPr>
+          <w:rFonts w:ascii="Times New Roman" w:hAnsi="Times New Roman" w:eastAsia="Times New Roman"/>
+          <w:color w:val="000000"/>
+          <w:sz w:val="24"/>
+        </w:rPr>
+        <w:t>hệ thống tổng hợp</w:t>
+      </w:r>
+    </w:p>
+    <w:p>
+      <w:pPr>
+        <w:spacing w:line="276" w:lineRule="auto" w:after="120"/>
+        <w:ind w:firstLine="567"/>
+      </w:pPr>
+      <w:r>
+        <w:rPr>
+          <w:rFonts w:ascii="Times New Roman" w:hAnsi="Times New Roman" w:eastAsia="Times New Roman"/>
+          <w:color w:val="000000"/>
+          <w:sz w:val="24"/>
+        </w:rPr>
+        <w:t>$ hiển thị bảng / xuất Excel.</w:t>
+      </w:r>
+    </w:p>
+    <w:p>
+      <w:pPr>
+        <w:pStyle w:val="Heading2"/>
+      </w:pPr>
+      <w:r>
+        <w:rPr>
+          <w:rFonts w:ascii="Times New Roman" w:hAnsi="Times New Roman" w:eastAsia="Times New Roman"/>
+          <w:b/>
+          <w:color w:val="000000"/>
+          <w:sz w:val="26"/>
+        </w:rPr>
+        <w:t>4.8 Kết luận</w:t>
+      </w:r>
+    </w:p>
+    <w:p>
+      <w:pPr>
+        <w:spacing w:line="276" w:lineRule="auto" w:after="120"/>
+        <w:ind w:firstLine="567"/>
+      </w:pPr>
+      <w:r>
+        <w:rPr>
+          <w:rFonts w:ascii="Times New Roman" w:hAnsi="Times New Roman" w:eastAsia="Times New Roman"/>
+          <w:color w:val="000000"/>
+          <w:sz w:val="24"/>
+        </w:rPr>
+        <w:t>Activity cho các UC cốt lõi (gồm kiểm kê). Tiếp: Sequence (Ch.5), Class (Ch.6).</w:t>
       </w:r>
     </w:p>
     <w:p>
@@ -9246,7 +11784,7 @@
           <w:color w:val="000000"/>
           <w:sz w:val="24"/>
         </w:rPr>
-        <w:t>(bảng từ lớp) và</w:t>
+        <w:t>(map từ các lớp) và</w:t>
       </w:r>
     </w:p>
     <w:p>
@@ -9260,7 +11798,7 @@
           <w:color w:val="000000"/>
           <w:sz w:val="24"/>
         </w:rPr>
-        <w:t>(màn hình theo use case).</w:t>
+        <w:t>.</w:t>
       </w:r>
     </w:p>
     <w:p>
@@ -9274,7 +11812,7 @@
           <w:color w:val="000000"/>
           <w:sz w:val="26"/>
         </w:rPr>
-        <w:t>7.1 Mô hình quan hệ tổng thể</w:t>
+        <w:t>7.1 Danh sách bảng</w:t>
       </w:r>
     </w:p>
     <w:p>
@@ -9288,21 +11826,7 @@
           <w:color w:val="000000"/>
           <w:sz w:val="24"/>
         </w:rPr>
-        <w:t>Cơ sở dữ liệu của hệ thống quản lý kho hàng được thiết kế theo mô hình quan hệ, bao gồm 15 bảng chính. Các bảng được liên kết với nhau thông qua khóa chính và khóa ngoại, đảm bảo tính toàn vẹn dữ liệu và hỗ trợ truy vấn hiệu quả.</w:t>
-      </w:r>
-    </w:p>
-    <w:p>
-      <w:pPr>
-        <w:spacing w:line="276" w:lineRule="auto" w:after="120"/>
-        <w:ind w:firstLine="567"/>
-      </w:pPr>
-      <w:r>
-        <w:rPr>
-          <w:rFonts w:ascii="Times New Roman" w:hAnsi="Times New Roman" w:eastAsia="Times New Roman"/>
-          <w:color w:val="000000"/>
-          <w:sz w:val="24"/>
-        </w:rPr>
-        <w:t>Bảng dưới đây liệt kê các bảng chính và mô tả chức năng:</w:t>
+        <w:t>CSDL quan hệ gồm các bảng chính sau (khóa chính/khóa ngoại bám theo class diagram Ch.6):</w:t>
       </w:r>
     </w:p>
     <w:tbl>
@@ -9330,7 +11854,7 @@
                 <w:color w:val="000000"/>
                 <w:sz w:val="22"/>
               </w:rPr>
-              <w:t>|p9cm|</w:t>
+              <w:t>|p9.5cm|</w:t>
               <w:br/>
               <w:br/>
               <w:t>Bảng</w:t>
@@ -9386,7 +11910,7 @@
                 <w:color w:val="000000"/>
                 <w:sz w:val="22"/>
               </w:rPr>
-              <w:t>Lưu thông tin tài khoản người dùng: mã, tên đăng nhập, mật khẩu (mã hóa), họ tên, vai trò, trạng thái.</w:t>
+              <w:t>Tài khoản: mã, tên đăng nhập, mật khẩu (mã hóa), họ tên, vai trò, trạng thái.</w:t>
             </w:r>
           </w:p>
         </w:tc>
@@ -9422,7 +11946,7 @@
                 <w:color w:val="000000"/>
                 <w:sz w:val="22"/>
               </w:rPr>
-              <w:t>Lưu thông tin hàng hóa: mã, tên, mã nhóm, đơn vị tính, giá nhập, giá xuất, mô tả, trạng thái.</w:t>
+              <w:t>Hàng hóa: mã, tên, nhóm, ĐVT, giá nhập/xuất, mô tả, trạng thái.</w:t>
             </w:r>
           </w:p>
         </w:tc>
@@ -9458,7 +11982,7 @@
                 <w:color w:val="000000"/>
                 <w:sz w:val="22"/>
               </w:rPr>
-              <w:t>Lưu thông tin nhóm hàng hóa: mã, tên, mô tả. Phục vụ phân loại hàng.</w:t>
+              <w:t>Nhóm hàng: mã, tên, mô tả.</w:t>
             </w:r>
           </w:p>
         </w:tc>
@@ -9494,7 +12018,7 @@
                 <w:color w:val="000000"/>
                 <w:sz w:val="22"/>
               </w:rPr>
-              <w:t>Lưu đơn vị tính: mã, tên (cái, kg, hộp, thùng...).</w:t>
+              <w:t>Đơn vị tính: mã, tên.</w:t>
             </w:r>
           </w:p>
         </w:tc>
@@ -9530,7 +12054,7 @@
                 <w:color w:val="000000"/>
                 <w:sz w:val="22"/>
               </w:rPr>
-              <w:t>Lưu thông tin nhà cung cấp: mã, tên, địa chỉ, số điện thoại, email, người liên hệ.</w:t>
+              <w:t>NCC: mã, tên, địa chỉ, SĐT, email, người liên hệ.</w:t>
             </w:r>
           </w:p>
         </w:tc>
@@ -9566,7 +12090,7 @@
                 <w:color w:val="000000"/>
                 <w:sz w:val="22"/>
               </w:rPr>
-              <w:t>Lưu thông tin khách hàng: mã, tên, địa chỉ, số điện thoại, email, mã số thuế, người liên hệ.</w:t>
+              <w:t>KH: mã, tên, địa chỉ, SĐT, email, MST, người liên hệ.</w:t>
             </w:r>
           </w:p>
         </w:tc>
@@ -9602,7 +12126,7 @@
                 <w:color w:val="000000"/>
                 <w:sz w:val="22"/>
               </w:rPr>
-              <w:t>Lưu thông tin kho: mã, tên, địa chỉ, người phụ trách, diện tích, trạng thái.</w:t>
+              <w:t>Kho: mã, tên, địa chỉ, người phụ trách, diện tích, trạng thái.</w:t>
             </w:r>
           </w:p>
         </w:tc>
@@ -9638,7 +12162,7 @@
                 <w:color w:val="000000"/>
                 <w:sz w:val="22"/>
               </w:rPr>
-              <w:t>Lưu phiếu nhập kho: mã, mã NCC, mã kho, người lập, ngày nhập, tổng tiền, trạng thái.</w:t>
+              <w:t>Phiếu nhập: mã, NCC, kho, người lập, ngày, tổng tiền, trạng thái.</w:t>
             </w:r>
           </w:p>
         </w:tc>
@@ -9674,7 +12198,7 @@
                 <w:color w:val="000000"/>
                 <w:sz w:val="22"/>
               </w:rPr>
-              <w:t>Lưu chi tiết nhập: mã phiếu, mã hàng, số lượng, đơn giá, thành tiền.</w:t>
+              <w:t>Chi tiết nhập: mã phiếu, hàng, số lượng, đơn giá, thành tiền.</w:t>
             </w:r>
           </w:p>
         </w:tc>
@@ -9710,7 +12234,7 @@
                 <w:color w:val="000000"/>
                 <w:sz w:val="22"/>
               </w:rPr>
-              <w:t>Lưu phiếu xuất kho: mã, mã khách, mã kho, người lập, ngày xuất, tổng tiền, trạng thái.</w:t>
+              <w:t>Phiếu xuất: mã, KH, kho, người lập, ngày, tổng tiền, trạng thái.</w:t>
             </w:r>
           </w:p>
         </w:tc>
@@ -9746,7 +12270,7 @@
                 <w:color w:val="000000"/>
                 <w:sz w:val="22"/>
               </w:rPr>
-              <w:t>Lưu chi tiết xuất: mã phiếu, mã hàng, số lượng, đơn giá, thành tiền.</w:t>
+              <w:t>Chi tiết xuất: mã phiếu, hàng, số lượng, đơn giá, thành tiền.</w:t>
             </w:r>
           </w:p>
         </w:tc>
@@ -9782,7 +12306,7 @@
                 <w:color w:val="000000"/>
                 <w:sz w:val="22"/>
               </w:rPr>
-              <w:t>Lưu phiếu kiểm kê: mã, mã kho, người kiểm, ngày kiểm, trạng thái.</w:t>
+              <w:t>Phiếu kiểm kê: mã, kho, người kiểm, ngày, trạng thái.</w:t>
             </w:r>
           </w:p>
         </w:tc>
@@ -9818,7 +12342,7 @@
                 <w:color w:val="000000"/>
                 <w:sz w:val="22"/>
               </w:rPr>
-              <w:t>Lưu chi tiết kiểm kê: mã phiếu, mã hàng, số lượng thực tế, số sổ sách, chênh lệch.</w:t>
+              <w:t>Chi tiết KK: mã phiếu, hàng, SL thực tế, SL sổ, chênh lệch.</w:t>
             </w:r>
           </w:p>
         </w:tc>
@@ -9854,7 +12378,7 @@
                 <w:color w:val="000000"/>
                 <w:sz w:val="22"/>
               </w:rPr>
-              <w:t>Lưu tồn kho: mã kho, mã hàng, số lượng tồn, ngày cập nhật.</w:t>
+              <w:t>Tồn: mã kho + mã hàng (khóa phức hợp), số lượng, ngày cập nhật.</w:t>
             </w:r>
           </w:p>
         </w:tc>
@@ -9890,7 +12414,7 @@
                 <w:color w:val="000000"/>
                 <w:sz w:val="22"/>
               </w:rPr>
-              <w:t>Lưu log thao tác: mã, người dùng, hành động, thời gian, đối tượng, mô tả.</w:t>
+              <w:t>Log: mã, người dùng, hành động, thời gian, đối tượng, mô tả.</w:t>
             </w:r>
           </w:p>
         </w:tc>
@@ -9899,162 +12423,6 @@
     <w:p/>
     <w:p>
       <w:pPr>
-        <w:spacing w:line="276" w:lineRule="auto" w:after="120"/>
-        <w:ind w:firstLine="567"/>
-      </w:pPr>
-      <w:r>
-        <w:rPr>
-          <w:rFonts w:ascii="Times New Roman" w:hAnsi="Times New Roman" w:eastAsia="Times New Roman"/>
-          <w:color w:val="000000"/>
-          <w:sz w:val="24"/>
-        </w:rPr>
-        <w:t>Sơ đồ quan hệ thực thể (ERD) được trình bày thành hai sơ đồ con để tránh chồng chéo và dễ quan sát:</w:t>
-      </w:r>
-    </w:p>
-    <w:p>
-      <w:pPr>
-        <w:spacing w:line="276" w:lineRule="auto" w:after="60"/>
-        <w:ind w:firstLine="0" w:left="567"/>
-      </w:pPr>
-      <w:r>
-        <w:rPr>
-          <w:rFonts w:ascii="Times New Roman" w:hAnsi="Times New Roman" w:eastAsia="Times New Roman"/>
-          <w:color w:val="000000"/>
-          <w:sz w:val="24"/>
-        </w:rPr>
-        <w:t>• ERD danh mục (Master Data): mô tả các bảng dữ liệu nền tảng bao gồm NguoiDung, HangHoa, NhomHangHoa, DonViTinh, NhaCungCap, KhachHang, Kho, TonKho.</w:t>
-      </w:r>
-    </w:p>
-    <w:p>
-      <w:pPr>
-        <w:spacing w:line="276" w:lineRule="auto" w:after="60"/>
-        <w:ind w:firstLine="0" w:left="567"/>
-      </w:pPr>
-      <w:r>
-        <w:rPr>
-          <w:rFonts w:ascii="Times New Roman" w:hAnsi="Times New Roman" w:eastAsia="Times New Roman"/>
-          <w:color w:val="000000"/>
-          <w:sz w:val="24"/>
-        </w:rPr>
-        <w:t>• ERD nghiệp vụ (Transaction): mô tả các bảng giao dịch bao gồm PhieuNhapKho, ChiTietPhieuNhap, PhieuXuatKho, ChiTietPhieuXuat, PhieuKiemKe, ChiTietKiemKe, LichSuThaoTac.</w:t>
-      </w:r>
-    </w:p>
-    <w:p>
-      <w:pPr>
-        <w:spacing w:before="160" w:after="80"/>
-        <w:ind w:firstLine="0"/>
-        <w:jc w:val="center"/>
-      </w:pPr>
-      <w:r>
-        <w:drawing>
-          <wp:inline xmlns:a="http://schemas.openxmlformats.org/drawingml/2006/main" xmlns:pic="http://schemas.openxmlformats.org/drawingml/2006/picture">
-            <wp:extent cx="5580000" cy="7221176"/>
-            <wp:docPr id="27" name="Picture 27"/>
-            <wp:cNvGraphicFramePr>
-              <a:graphicFrameLocks noChangeAspect="1"/>
-            </wp:cNvGraphicFramePr>
-            <a:graphic>
-              <a:graphicData uri="http://schemas.openxmlformats.org/drawingml/2006/picture">
-                <pic:pic>
-                  <pic:nvPicPr>
-                    <pic:cNvPr id="0" name="7.1_erd_master.png"/>
-                    <pic:cNvPicPr/>
-                  </pic:nvPicPr>
-                  <pic:blipFill>
-                    <a:blip r:embed="rId37"/>
-                    <a:stretch>
-                      <a:fillRect/>
-                    </a:stretch>
-                  </pic:blipFill>
-                  <pic:spPr>
-                    <a:xfrm>
-                      <a:off x="0" y="0"/>
-                      <a:ext cx="5580000" cy="7221176"/>
-                    </a:xfrm>
-                    <a:prstGeom prst="rect"/>
-                  </pic:spPr>
-                </pic:pic>
-              </a:graphicData>
-            </a:graphic>
-          </wp:inline>
-        </w:drawing>
-      </w:r>
-    </w:p>
-    <w:p>
-      <w:pPr>
-        <w:spacing w:after="200"/>
-        <w:ind w:firstLine="0"/>
-        <w:jc w:val="center"/>
-      </w:pPr>
-      <w:r>
-        <w:rPr>
-          <w:rFonts w:ascii="Times New Roman" w:hAnsi="Times New Roman" w:eastAsia="Times New Roman"/>
-          <w:i/>
-          <w:color w:val="000000"/>
-          <w:sz w:val="22"/>
-        </w:rPr>
-        <w:t>Hình 7.1: Sơ đồ ERD -- Danh mục (Master Data)</w:t>
-      </w:r>
-    </w:p>
-    <w:p>
-      <w:pPr>
-        <w:spacing w:before="160" w:after="80"/>
-        <w:ind w:firstLine="0"/>
-        <w:jc w:val="center"/>
-      </w:pPr>
-      <w:r>
-        <w:drawing>
-          <wp:inline xmlns:a="http://schemas.openxmlformats.org/drawingml/2006/main" xmlns:pic="http://schemas.openxmlformats.org/drawingml/2006/picture">
-            <wp:extent cx="5580000" cy="3213542"/>
-            <wp:docPr id="28" name="Picture 28"/>
-            <wp:cNvGraphicFramePr>
-              <a:graphicFrameLocks noChangeAspect="1"/>
-            </wp:cNvGraphicFramePr>
-            <a:graphic>
-              <a:graphicData uri="http://schemas.openxmlformats.org/drawingml/2006/picture">
-                <pic:pic>
-                  <pic:nvPicPr>
-                    <pic:cNvPr id="0" name="7.2_erd_transaction.png"/>
-                    <pic:cNvPicPr/>
-                  </pic:nvPicPr>
-                  <pic:blipFill>
-                    <a:blip r:embed="rId38"/>
-                    <a:stretch>
-                      <a:fillRect/>
-                    </a:stretch>
-                  </pic:blipFill>
-                  <pic:spPr>
-                    <a:xfrm>
-                      <a:off x="0" y="0"/>
-                      <a:ext cx="5580000" cy="3213542"/>
-                    </a:xfrm>
-                    <a:prstGeom prst="rect"/>
-                  </pic:spPr>
-                </pic:pic>
-              </a:graphicData>
-            </a:graphic>
-          </wp:inline>
-        </w:drawing>
-      </w:r>
-    </w:p>
-    <w:p>
-      <w:pPr>
-        <w:spacing w:after="200"/>
-        <w:ind w:firstLine="0"/>
-        <w:jc w:val="center"/>
-      </w:pPr>
-      <w:r>
-        <w:rPr>
-          <w:rFonts w:ascii="Times New Roman" w:hAnsi="Times New Roman" w:eastAsia="Times New Roman"/>
-          <w:i/>
-          <w:color w:val="000000"/>
-          <w:sz w:val="22"/>
-        </w:rPr>
-        <w:t>Hình 7.2: Sơ đồ ERD -- Nghiệp vụ (Transaction)</w:t>
-      </w:r>
-    </w:p>
-    <w:p>
-      <w:pPr>
         <w:pStyle w:val="Heading2"/>
       </w:pPr>
       <w:r>
@@ -10079,34 +12447,6 @@
           <w:sz w:val="24"/>
         </w:rPr>
         <w:t>7.2.1 Bảng HangHoa</w:t>
-      </w:r>
-    </w:p>
-    <w:p>
-      <w:pPr>
-        <w:spacing w:line="276" w:lineRule="auto" w:after="120"/>
-        <w:ind w:firstLine="567"/>
-      </w:pPr>
-      <w:r>
-        <w:rPr>
-          <w:rFonts w:ascii="Times New Roman" w:hAnsi="Times New Roman" w:eastAsia="Times New Roman"/>
-          <w:color w:val="000000"/>
-          <w:sz w:val="24"/>
-        </w:rPr>
-        <w:t>Bảng</w:t>
-      </w:r>
-    </w:p>
-    <w:p>
-      <w:pPr>
-        <w:spacing w:line="276" w:lineRule="auto" w:after="120"/>
-        <w:ind w:firstLine="567"/>
-      </w:pPr>
-      <w:r>
-        <w:rPr>
-          <w:rFonts w:ascii="Times New Roman" w:hAnsi="Times New Roman" w:eastAsia="Times New Roman"/>
-          <w:color w:val="000000"/>
-          <w:sz w:val="24"/>
-        </w:rPr>
-        <w:t>lưu thông tin chi tiết của từng mặt hàng trong kho. Đây là bảng trung tâm, được tham chiếu bởi nhiều bảng khác.</w:t>
       </w:r>
     </w:p>
     <w:tbl>
@@ -10155,7 +12495,7 @@
                 <w:color w:val="000000"/>
                 <w:sz w:val="22"/>
               </w:rPr>
-              <w:t>Kiểu dữ liệu</w:t>
+              <w:t>Kiểu</w:t>
             </w:r>
           </w:p>
         </w:tc>
@@ -10225,7 +12565,7 @@
                 <w:color w:val="000000"/>
                 <w:sz w:val="22"/>
               </w:rPr>
-              <w:t>Khóa chính, mã hàng hóa (duy nhất).</w:t>
+              <w:t>PK, duy nhất.</w:t>
             </w:r>
           </w:p>
         </w:tc>
@@ -10278,7 +12618,7 @@
                 <w:color w:val="000000"/>
                 <w:sz w:val="22"/>
               </w:rPr>
-              <w:t>Tên hàng hóa, không null.</w:t>
+              <w:t>Không null.</w:t>
             </w:r>
           </w:p>
         </w:tc>
@@ -10331,7 +12671,7 @@
                 <w:color w:val="000000"/>
                 <w:sz w:val="22"/>
               </w:rPr>
-              <w:t>Khóa ngoại đến bảng NhomHangHoa.</w:t>
+              <w:t>FK → NhomHangHoa.</w:t>
             </w:r>
           </w:p>
         </w:tc>
@@ -10384,7 +12724,7 @@
                 <w:color w:val="000000"/>
                 <w:sz w:val="22"/>
               </w:rPr>
-              <w:t>Khóa ngoại đến bảng DonViTinh.</w:t>
+              <w:t>FK → DonViTinh.</w:t>
             </w:r>
           </w:p>
         </w:tc>
@@ -10437,7 +12777,7 @@
                 <w:color w:val="000000"/>
                 <w:sz w:val="22"/>
               </w:rPr>
-              <w:t>Giá nhập trung bình, 0.</w:t>
+              <w:t>0.</w:t>
             </w:r>
           </w:p>
         </w:tc>
@@ -10490,60 +12830,7 @@
                 <w:color w:val="000000"/>
                 <w:sz w:val="22"/>
               </w:rPr>
-              <w:t>Giá xuất bán, 0.</w:t>
-            </w:r>
-          </w:p>
-        </w:tc>
-      </w:tr>
-      <w:tr>
-        <w:tc>
-          <w:tcPr>
-            <w:tcW w:type="dxa" w:w="3024"/>
-          </w:tcPr>
-          <w:p>
-            <w:r/>
-            <w:r>
-              <w:rPr>
-                <w:rFonts w:ascii="Times New Roman" w:hAnsi="Times New Roman" w:eastAsia="Times New Roman"/>
-                <w:b w:val="0"/>
-                <w:color w:val="000000"/>
-                <w:sz w:val="22"/>
-              </w:rPr>
-              <w:t>MoTa</w:t>
-            </w:r>
-          </w:p>
-        </w:tc>
-        <w:tc>
-          <w:tcPr>
-            <w:tcW w:type="dxa" w:w="3024"/>
-          </w:tcPr>
-          <w:p>
-            <w:r/>
-            <w:r>
-              <w:rPr>
-                <w:rFonts w:ascii="Times New Roman" w:hAnsi="Times New Roman" w:eastAsia="Times New Roman"/>
-                <w:b w:val="0"/>
-                <w:color w:val="000000"/>
-                <w:sz w:val="22"/>
-              </w:rPr>
-              <w:t>NVARCHAR(500)</w:t>
-            </w:r>
-          </w:p>
-        </w:tc>
-        <w:tc>
-          <w:tcPr>
-            <w:tcW w:type="dxa" w:w="3024"/>
-          </w:tcPr>
-          <w:p>
-            <w:r/>
-            <w:r>
-              <w:rPr>
-                <w:rFonts w:ascii="Times New Roman" w:hAnsi="Times New Roman" w:eastAsia="Times New Roman"/>
-                <w:b w:val="0"/>
-                <w:color w:val="000000"/>
-                <w:sz w:val="22"/>
-              </w:rPr>
-              <w:t>Mô tả chi tiết hàng hóa (có thể null).</w:t>
+              <w:t>0.</w:t>
             </w:r>
           </w:p>
         </w:tc>
@@ -10596,7 +12883,7 @@
                 <w:color w:val="000000"/>
                 <w:sz w:val="22"/>
               </w:rPr>
-              <w:t>Trạng thái: 1 = đang sử dụng, 0 = ngừng.</w:t>
+              <w:t>1 = dùng, 0 = ngừng.</w:t>
             </w:r>
           </w:p>
         </w:tc>
@@ -10615,34 +12902,6 @@
           <w:sz w:val="24"/>
         </w:rPr>
         <w:t>7.2.2 Bảng TonKho</w:t>
-      </w:r>
-    </w:p>
-    <w:p>
-      <w:pPr>
-        <w:spacing w:line="276" w:lineRule="auto" w:after="120"/>
-        <w:ind w:firstLine="567"/>
-      </w:pPr>
-      <w:r>
-        <w:rPr>
-          <w:rFonts w:ascii="Times New Roman" w:hAnsi="Times New Roman" w:eastAsia="Times New Roman"/>
-          <w:color w:val="000000"/>
-          <w:sz w:val="24"/>
-        </w:rPr>
-        <w:t>Bảng</w:t>
-      </w:r>
-    </w:p>
-    <w:p>
-      <w:pPr>
-        <w:spacing w:line="276" w:lineRule="auto" w:after="120"/>
-        <w:ind w:firstLine="567"/>
-      </w:pPr>
-      <w:r>
-        <w:rPr>
-          <w:rFonts w:ascii="Times New Roman" w:hAnsi="Times New Roman" w:eastAsia="Times New Roman"/>
-          <w:color w:val="000000"/>
-          <w:sz w:val="24"/>
-        </w:rPr>
-        <w:t>lưu số lượng tồn kho của từng hàng hóa tại từng kho. Bảng này được cập nhật tự động khi nhập/xuất/kiểm kê.</w:t>
       </w:r>
     </w:p>
     <w:tbl>
@@ -10691,7 +12950,7 @@
                 <w:color w:val="000000"/>
                 <w:sz w:val="22"/>
               </w:rPr>
-              <w:t>Kiểu dữ liệu</w:t>
+              <w:t>Kiểu</w:t>
             </w:r>
           </w:p>
         </w:tc>
@@ -10761,7 +13020,7 @@
                 <w:color w:val="000000"/>
                 <w:sz w:val="22"/>
               </w:rPr>
-              <w:t>Khóa chính + khóa ngoại đến Kho.</w:t>
+              <w:t>PK + FK → Kho.</w:t>
             </w:r>
           </w:p>
         </w:tc>
@@ -10814,7 +13073,7 @@
                 <w:color w:val="000000"/>
                 <w:sz w:val="22"/>
               </w:rPr>
-              <w:t>Khóa chính + khóa ngoại đến HangHoa.</w:t>
+              <w:t>PK + FK → HangHoa.</w:t>
             </w:r>
           </w:p>
         </w:tc>
@@ -10867,7 +13126,7 @@
                 <w:color w:val="000000"/>
                 <w:sz w:val="22"/>
               </w:rPr>
-              <w:t>Số lượng tồn kho hiện tại, 0.</w:t>
+              <w:t>0; cập nhật khi duyệt nhập/xuất/kiểm kê.</w:t>
             </w:r>
           </w:p>
         </w:tc>
@@ -10920,7 +13179,7 @@
                 <w:color w:val="000000"/>
                 <w:sz w:val="22"/>
               </w:rPr>
-              <w:t>Thời gian cập nhật gần nhất.</w:t>
+              <w:t>Lần cập nhật gần nhất.</w:t>
             </w:r>
           </w:p>
         </w:tc>
@@ -10929,20 +13188,6 @@
     <w:p/>
     <w:p>
       <w:pPr>
-        <w:spacing w:line="276" w:lineRule="auto" w:after="120"/>
-        <w:ind w:firstLine="567"/>
-      </w:pPr>
-      <w:r>
-        <w:rPr>
-          <w:rFonts w:ascii="Times New Roman" w:hAnsi="Times New Roman" w:eastAsia="Times New Roman"/>
-          <w:color w:val="000000"/>
-          <w:sz w:val="24"/>
-        </w:rPr>
-        <w:t>: (MaKho, MaHangHoa) -- khóa chính phức hợp, đảm bảo mỗi cặp kho--hàng chỉ có một bản ghi tồn kho.</w:t>
-      </w:r>
-    </w:p>
-    <w:p>
-      <w:pPr>
         <w:pStyle w:val="Heading3"/>
       </w:pPr>
       <w:r>
@@ -10952,478 +13197,51 @@
           <w:color w:val="000000"/>
           <w:sz w:val="24"/>
         </w:rPr>
-        <w:t>7.2.3 Bảng PhieuNhapKho</w:t>
-      </w:r>
-    </w:p>
-    <w:p>
-      <w:pPr>
-        <w:spacing w:line="276" w:lineRule="auto" w:after="120"/>
-        <w:ind w:firstLine="567"/>
-      </w:pPr>
-      <w:r>
-        <w:rPr>
-          <w:rFonts w:ascii="Times New Roman" w:hAnsi="Times New Roman" w:eastAsia="Times New Roman"/>
-          <w:color w:val="000000"/>
-          <w:sz w:val="24"/>
-        </w:rPr>
-        <w:t>Bảng</w:t>
-      </w:r>
-    </w:p>
-    <w:p>
-      <w:pPr>
-        <w:spacing w:line="276" w:lineRule="auto" w:after="120"/>
-        <w:ind w:firstLine="567"/>
-      </w:pPr>
-      <w:r>
-        <w:rPr>
-          <w:rFonts w:ascii="Times New Roman" w:hAnsi="Times New Roman" w:eastAsia="Times New Roman"/>
-          <w:color w:val="000000"/>
-          <w:sz w:val="24"/>
-        </w:rPr>
-        <w:t>lưu thông tin phiếu nhập kho. Trạng thái phiếu quản lý quy trình duyệt.</w:t>
-      </w:r>
-    </w:p>
-    <w:tbl>
-      <w:tblPr>
-        <w:tblStyle w:val="TableGrid"/>
-        <w:tblW w:type="auto" w:w="0"/>
-        <w:jc w:val="center"/>
-        <w:tblLook w:firstColumn="1" w:firstRow="1" w:lastColumn="0" w:lastRow="0" w:noHBand="0" w:noVBand="1" w:val="04A0"/>
-      </w:tblPr>
-      <w:tblGrid>
-        <w:gridCol w:w="3024"/>
-        <w:gridCol w:w="3024"/>
-        <w:gridCol w:w="3024"/>
-      </w:tblGrid>
-      <w:tr>
-        <w:tc>
-          <w:tcPr>
-            <w:tcW w:type="dxa" w:w="3024"/>
-          </w:tcPr>
-          <w:p>
-            <w:r/>
-            <w:r>
-              <w:rPr>
-                <w:rFonts w:ascii="Times New Roman" w:hAnsi="Times New Roman" w:eastAsia="Times New Roman"/>
-                <w:b/>
-                <w:color w:val="000000"/>
-                <w:sz w:val="22"/>
-              </w:rPr>
-              <w:t>|p3.5cm|p6cm|</w:t>
-              <w:br/>
-              <w:br/>
-              <w:t>Thuộc tính</w:t>
-            </w:r>
-          </w:p>
-        </w:tc>
-        <w:tc>
-          <w:tcPr>
-            <w:tcW w:type="dxa" w:w="3024"/>
-          </w:tcPr>
-          <w:p>
-            <w:r/>
-            <w:r>
-              <w:rPr>
-                <w:rFonts w:ascii="Times New Roman" w:hAnsi="Times New Roman" w:eastAsia="Times New Roman"/>
-                <w:b/>
-                <w:color w:val="000000"/>
-                <w:sz w:val="22"/>
-              </w:rPr>
-              <w:t>Kiểu dữ liệu</w:t>
-            </w:r>
-          </w:p>
-        </w:tc>
-        <w:tc>
-          <w:tcPr>
-            <w:tcW w:type="dxa" w:w="3024"/>
-          </w:tcPr>
-          <w:p>
-            <w:r/>
-            <w:r>
-              <w:rPr>
-                <w:rFonts w:ascii="Times New Roman" w:hAnsi="Times New Roman" w:eastAsia="Times New Roman"/>
-                <w:b/>
-                <w:color w:val="000000"/>
-                <w:sz w:val="22"/>
-              </w:rPr>
-              <w:t>Mô tả</w:t>
-            </w:r>
-          </w:p>
-        </w:tc>
-      </w:tr>
-      <w:tr>
-        <w:tc>
-          <w:tcPr>
-            <w:tcW w:type="dxa" w:w="3024"/>
-          </w:tcPr>
-          <w:p>
-            <w:r/>
-            <w:r>
-              <w:rPr>
-                <w:rFonts w:ascii="Times New Roman" w:hAnsi="Times New Roman" w:eastAsia="Times New Roman"/>
-                <w:b w:val="0"/>
-                <w:color w:val="000000"/>
-                <w:sz w:val="22"/>
-              </w:rPr>
-              <w:t>MaPhieuNhap</w:t>
-            </w:r>
-          </w:p>
-        </w:tc>
-        <w:tc>
-          <w:tcPr>
-            <w:tcW w:type="dxa" w:w="3024"/>
-          </w:tcPr>
-          <w:p>
-            <w:r/>
-            <w:r>
-              <w:rPr>
-                <w:rFonts w:ascii="Times New Roman" w:hAnsi="Times New Roman" w:eastAsia="Times New Roman"/>
-                <w:b w:val="0"/>
-                <w:color w:val="000000"/>
-                <w:sz w:val="22"/>
-              </w:rPr>
-              <w:t>VARCHAR(20)</w:t>
-            </w:r>
-          </w:p>
-        </w:tc>
-        <w:tc>
-          <w:tcPr>
-            <w:tcW w:type="dxa" w:w="3024"/>
-          </w:tcPr>
-          <w:p>
-            <w:r/>
-            <w:r>
-              <w:rPr>
-                <w:rFonts w:ascii="Times New Roman" w:hAnsi="Times New Roman" w:eastAsia="Times New Roman"/>
-                <w:b w:val="0"/>
-                <w:color w:val="000000"/>
-                <w:sz w:val="22"/>
-              </w:rPr>
-              <w:t>Khóa chính, mã phiếu nhập (duy nhất).</w:t>
-            </w:r>
-          </w:p>
-        </w:tc>
-      </w:tr>
-      <w:tr>
-        <w:tc>
-          <w:tcPr>
-            <w:tcW w:type="dxa" w:w="3024"/>
-          </w:tcPr>
-          <w:p>
-            <w:r/>
-            <w:r>
-              <w:rPr>
-                <w:rFonts w:ascii="Times New Roman" w:hAnsi="Times New Roman" w:eastAsia="Times New Roman"/>
-                <w:b w:val="0"/>
-                <w:color w:val="000000"/>
-                <w:sz w:val="22"/>
-              </w:rPr>
-              <w:t>MaNhaCungCap</w:t>
-            </w:r>
-          </w:p>
-        </w:tc>
-        <w:tc>
-          <w:tcPr>
-            <w:tcW w:type="dxa" w:w="3024"/>
-          </w:tcPr>
-          <w:p>
-            <w:r/>
-            <w:r>
-              <w:rPr>
-                <w:rFonts w:ascii="Times New Roman" w:hAnsi="Times New Roman" w:eastAsia="Times New Roman"/>
-                <w:b w:val="0"/>
-                <w:color w:val="000000"/>
-                <w:sz w:val="22"/>
-              </w:rPr>
-              <w:t>VARCHAR(20)</w:t>
-            </w:r>
-          </w:p>
-        </w:tc>
-        <w:tc>
-          <w:tcPr>
-            <w:tcW w:type="dxa" w:w="3024"/>
-          </w:tcPr>
-          <w:p>
-            <w:r/>
-            <w:r>
-              <w:rPr>
-                <w:rFonts w:ascii="Times New Roman" w:hAnsi="Times New Roman" w:eastAsia="Times New Roman"/>
-                <w:b w:val="0"/>
-                <w:color w:val="000000"/>
-                <w:sz w:val="22"/>
-              </w:rPr>
-              <w:t>Khóa ngoại đến NhaCungCap, không null.</w:t>
-            </w:r>
-          </w:p>
-        </w:tc>
-      </w:tr>
-      <w:tr>
-        <w:tc>
-          <w:tcPr>
-            <w:tcW w:type="dxa" w:w="3024"/>
-          </w:tcPr>
-          <w:p>
-            <w:r/>
-            <w:r>
-              <w:rPr>
-                <w:rFonts w:ascii="Times New Roman" w:hAnsi="Times New Roman" w:eastAsia="Times New Roman"/>
-                <w:b w:val="0"/>
-                <w:color w:val="000000"/>
-                <w:sz w:val="22"/>
-              </w:rPr>
-              <w:t>MaKho</w:t>
-            </w:r>
-          </w:p>
-        </w:tc>
-        <w:tc>
-          <w:tcPr>
-            <w:tcW w:type="dxa" w:w="3024"/>
-          </w:tcPr>
-          <w:p>
-            <w:r/>
-            <w:r>
-              <w:rPr>
-                <w:rFonts w:ascii="Times New Roman" w:hAnsi="Times New Roman" w:eastAsia="Times New Roman"/>
-                <w:b w:val="0"/>
-                <w:color w:val="000000"/>
-                <w:sz w:val="22"/>
-              </w:rPr>
-              <w:t>VARCHAR(20)</w:t>
-            </w:r>
-          </w:p>
-        </w:tc>
-        <w:tc>
-          <w:tcPr>
-            <w:tcW w:type="dxa" w:w="3024"/>
-          </w:tcPr>
-          <w:p>
-            <w:r/>
-            <w:r>
-              <w:rPr>
-                <w:rFonts w:ascii="Times New Roman" w:hAnsi="Times New Roman" w:eastAsia="Times New Roman"/>
-                <w:b w:val="0"/>
-                <w:color w:val="000000"/>
-                <w:sz w:val="22"/>
-              </w:rPr>
-              <w:t>Khóa ngoại đến Kho, không null.</w:t>
-            </w:r>
-          </w:p>
-        </w:tc>
-      </w:tr>
-      <w:tr>
-        <w:tc>
-          <w:tcPr>
-            <w:tcW w:type="dxa" w:w="3024"/>
-          </w:tcPr>
-          <w:p>
-            <w:r/>
-            <w:r>
-              <w:rPr>
-                <w:rFonts w:ascii="Times New Roman" w:hAnsi="Times New Roman" w:eastAsia="Times New Roman"/>
-                <w:b w:val="0"/>
-                <w:color w:val="000000"/>
-                <w:sz w:val="22"/>
-              </w:rPr>
-              <w:t>MaNguoiDung</w:t>
-            </w:r>
-          </w:p>
-        </w:tc>
-        <w:tc>
-          <w:tcPr>
-            <w:tcW w:type="dxa" w:w="3024"/>
-          </w:tcPr>
-          <w:p>
-            <w:r/>
-            <w:r>
-              <w:rPr>
-                <w:rFonts w:ascii="Times New Roman" w:hAnsi="Times New Roman" w:eastAsia="Times New Roman"/>
-                <w:b w:val="0"/>
-                <w:color w:val="000000"/>
-                <w:sz w:val="22"/>
-              </w:rPr>
-              <w:t>VARCHAR(20)</w:t>
-            </w:r>
-          </w:p>
-        </w:tc>
-        <w:tc>
-          <w:tcPr>
-            <w:tcW w:type="dxa" w:w="3024"/>
-          </w:tcPr>
-          <w:p>
-            <w:r/>
-            <w:r>
-              <w:rPr>
-                <w:rFonts w:ascii="Times New Roman" w:hAnsi="Times New Roman" w:eastAsia="Times New Roman"/>
-                <w:b w:val="0"/>
-                <w:color w:val="000000"/>
-                <w:sz w:val="22"/>
-              </w:rPr>
-              <w:t>Khóa ngoại đến NguoiDung (người lập), không null.</w:t>
-            </w:r>
-          </w:p>
-        </w:tc>
-      </w:tr>
-      <w:tr>
-        <w:tc>
-          <w:tcPr>
-            <w:tcW w:type="dxa" w:w="3024"/>
-          </w:tcPr>
-          <w:p>
-            <w:r/>
-            <w:r>
-              <w:rPr>
-                <w:rFonts w:ascii="Times New Roman" w:hAnsi="Times New Roman" w:eastAsia="Times New Roman"/>
-                <w:b w:val="0"/>
-                <w:color w:val="000000"/>
-                <w:sz w:val="22"/>
-              </w:rPr>
-              <w:t>NgayNhap</w:t>
-            </w:r>
-          </w:p>
-        </w:tc>
-        <w:tc>
-          <w:tcPr>
-            <w:tcW w:type="dxa" w:w="3024"/>
-          </w:tcPr>
-          <w:p>
-            <w:r/>
-            <w:r>
-              <w:rPr>
-                <w:rFonts w:ascii="Times New Roman" w:hAnsi="Times New Roman" w:eastAsia="Times New Roman"/>
-                <w:b w:val="0"/>
-                <w:color w:val="000000"/>
-                <w:sz w:val="22"/>
-              </w:rPr>
-              <w:t>DATETIME</w:t>
-            </w:r>
-          </w:p>
-        </w:tc>
-        <w:tc>
-          <w:tcPr>
-            <w:tcW w:type="dxa" w:w="3024"/>
-          </w:tcPr>
-          <w:p>
-            <w:r/>
-            <w:r>
-              <w:rPr>
-                <w:rFonts w:ascii="Times New Roman" w:hAnsi="Times New Roman" w:eastAsia="Times New Roman"/>
-                <w:b w:val="0"/>
-                <w:color w:val="000000"/>
-                <w:sz w:val="22"/>
-              </w:rPr>
-              <w:t>Ngày lập phiếu nhập, không null.</w:t>
-            </w:r>
-          </w:p>
-        </w:tc>
-      </w:tr>
-      <w:tr>
-        <w:tc>
-          <w:tcPr>
-            <w:tcW w:type="dxa" w:w="3024"/>
-          </w:tcPr>
-          <w:p>
-            <w:r/>
-            <w:r>
-              <w:rPr>
-                <w:rFonts w:ascii="Times New Roman" w:hAnsi="Times New Roman" w:eastAsia="Times New Roman"/>
-                <w:b w:val="0"/>
-                <w:color w:val="000000"/>
-                <w:sz w:val="22"/>
-              </w:rPr>
-              <w:t>TongTien</w:t>
-            </w:r>
-          </w:p>
-        </w:tc>
-        <w:tc>
-          <w:tcPr>
-            <w:tcW w:type="dxa" w:w="3024"/>
-          </w:tcPr>
-          <w:p>
-            <w:r/>
-            <w:r>
-              <w:rPr>
-                <w:rFonts w:ascii="Times New Roman" w:hAnsi="Times New Roman" w:eastAsia="Times New Roman"/>
-                <w:b w:val="0"/>
-                <w:color w:val="000000"/>
-                <w:sz w:val="22"/>
-              </w:rPr>
-              <w:t>DECIMAL(18,2)</w:t>
-            </w:r>
-          </w:p>
-        </w:tc>
-        <w:tc>
-          <w:tcPr>
-            <w:tcW w:type="dxa" w:w="3024"/>
-          </w:tcPr>
-          <w:p>
-            <w:r/>
-            <w:r>
-              <w:rPr>
-                <w:rFonts w:ascii="Times New Roman" w:hAnsi="Times New Roman" w:eastAsia="Times New Roman"/>
-                <w:b w:val="0"/>
-                <w:color w:val="000000"/>
-                <w:sz w:val="22"/>
-              </w:rPr>
-              <w:t>Tổng giá trị phiếu nhập, 0.</w:t>
-            </w:r>
-          </w:p>
-        </w:tc>
-      </w:tr>
-      <w:tr>
-        <w:tc>
-          <w:tcPr>
-            <w:tcW w:type="dxa" w:w="3024"/>
-          </w:tcPr>
-          <w:p>
-            <w:r/>
-            <w:r>
-              <w:rPr>
-                <w:rFonts w:ascii="Times New Roman" w:hAnsi="Times New Roman" w:eastAsia="Times New Roman"/>
-                <w:b w:val="0"/>
-                <w:color w:val="000000"/>
-                <w:sz w:val="22"/>
-              </w:rPr>
-              <w:t>TrangThai</w:t>
-            </w:r>
-          </w:p>
-        </w:tc>
-        <w:tc>
-          <w:tcPr>
-            <w:tcW w:type="dxa" w:w="3024"/>
-          </w:tcPr>
-          <w:p>
-            <w:r/>
-            <w:r>
-              <w:rPr>
-                <w:rFonts w:ascii="Times New Roman" w:hAnsi="Times New Roman" w:eastAsia="Times New Roman"/>
-                <w:b w:val="0"/>
-                <w:color w:val="000000"/>
-                <w:sz w:val="22"/>
-              </w:rPr>
-              <w:t>VARCHAR(20)</w:t>
-            </w:r>
-          </w:p>
-        </w:tc>
-        <w:tc>
-          <w:tcPr>
-            <w:tcW w:type="dxa" w:w="3024"/>
-          </w:tcPr>
-          <w:p>
-            <w:r/>
-            <w:r>
-              <w:rPr>
-                <w:rFonts w:ascii="Times New Roman" w:hAnsi="Times New Roman" w:eastAsia="Times New Roman"/>
-                <w:b w:val="0"/>
-                <w:color w:val="000000"/>
-                <w:sz w:val="22"/>
-              </w:rPr>
-              <w:t>Trạng thái: Chờ duyệt / Đã duyệt / Từ chối / Đã hủy.</w:t>
-            </w:r>
-          </w:p>
-        </w:tc>
-      </w:tr>
-    </w:tbl>
-    <w:p/>
+        <w:t>7.2.3 Bảng PhieuNhapKho / PhieuXuatKho</w:t>
+      </w:r>
+    </w:p>
+    <w:p>
+      <w:pPr>
+        <w:spacing w:line="276" w:lineRule="auto" w:after="60"/>
+        <w:ind w:firstLine="0" w:left="567"/>
+      </w:pPr>
+      <w:r>
+        <w:rPr>
+          <w:rFonts w:ascii="Times New Roman" w:hAnsi="Times New Roman" w:eastAsia="Times New Roman"/>
+          <w:color w:val="000000"/>
+          <w:sz w:val="24"/>
+        </w:rPr>
+        <w:t>• PhieuNhapKho: MaPhieu, MaNCC, MaKho, MaNguoiDung, NgayNhap, TongTien, TrangThai (Chờ duyệt / Đã duyệt / Từ chối).</w:t>
+      </w:r>
+    </w:p>
+    <w:p>
+      <w:pPr>
+        <w:spacing w:line="276" w:lineRule="auto" w:after="60"/>
+        <w:ind w:firstLine="0" w:left="567"/>
+      </w:pPr>
+      <w:r>
+        <w:rPr>
+          <w:rFonts w:ascii="Times New Roman" w:hAnsi="Times New Roman" w:eastAsia="Times New Roman"/>
+          <w:color w:val="000000"/>
+          <w:sz w:val="24"/>
+        </w:rPr>
+        <w:t>• PhieuXuatKho: tương tự, thay NCC bằng MaKhachHang, NgayXuat.</w:t>
+      </w:r>
+    </w:p>
+    <w:p>
+      <w:pPr>
+        <w:spacing w:line="276" w:lineRule="auto" w:after="60"/>
+        <w:ind w:firstLine="0" w:left="567"/>
+      </w:pPr>
+      <w:r>
+        <w:rPr>
+          <w:rFonts w:ascii="Times New Roman" w:hAnsi="Times New Roman" w:eastAsia="Times New Roman"/>
+          <w:color w:val="000000"/>
+          <w:sz w:val="24"/>
+        </w:rPr>
+        <w:t>• Chi tiết phiếu: MaPhieu, MaHang, SoLuong, DonGia, ThanhTien.</w:t>
+      </w:r>
+    </w:p>
     <w:p>
       <w:pPr>
         <w:pStyle w:val="Heading3"/>
@@ -11435,478 +13253,37 @@
           <w:color w:val="000000"/>
           <w:sz w:val="24"/>
         </w:rPr>
-        <w:t>7.2.4 Bảng PhieuXuatKho</w:t>
-      </w:r>
-    </w:p>
-    <w:p>
-      <w:pPr>
-        <w:spacing w:line="276" w:lineRule="auto" w:after="120"/>
-        <w:ind w:firstLine="567"/>
-      </w:pPr>
-      <w:r>
-        <w:rPr>
-          <w:rFonts w:ascii="Times New Roman" w:hAnsi="Times New Roman" w:eastAsia="Times New Roman"/>
-          <w:color w:val="000000"/>
-          <w:sz w:val="24"/>
-        </w:rPr>
-        <w:t>Bảng</w:t>
-      </w:r>
-    </w:p>
-    <w:p>
-      <w:pPr>
-        <w:spacing w:line="276" w:lineRule="auto" w:after="120"/>
-        <w:ind w:firstLine="567"/>
-      </w:pPr>
-      <w:r>
-        <w:rPr>
-          <w:rFonts w:ascii="Times New Roman" w:hAnsi="Times New Roman" w:eastAsia="Times New Roman"/>
-          <w:color w:val="000000"/>
-          <w:sz w:val="24"/>
-        </w:rPr>
-        <w:t>lưu thông tin phiếu xuất kho, cấu trúc tương tự phiếu nhập nhưng liên kết với khách hàng thay vì nhà cung cấp.</w:t>
-      </w:r>
-    </w:p>
-    <w:tbl>
-      <w:tblPr>
-        <w:tblStyle w:val="TableGrid"/>
-        <w:tblW w:type="auto" w:w="0"/>
-        <w:jc w:val="center"/>
-        <w:tblLook w:firstColumn="1" w:firstRow="1" w:lastColumn="0" w:lastRow="0" w:noHBand="0" w:noVBand="1" w:val="04A0"/>
-      </w:tblPr>
-      <w:tblGrid>
-        <w:gridCol w:w="3024"/>
-        <w:gridCol w:w="3024"/>
-        <w:gridCol w:w="3024"/>
-      </w:tblGrid>
-      <w:tr>
-        <w:tc>
-          <w:tcPr>
-            <w:tcW w:type="dxa" w:w="3024"/>
-          </w:tcPr>
-          <w:p>
-            <w:r/>
-            <w:r>
-              <w:rPr>
-                <w:rFonts w:ascii="Times New Roman" w:hAnsi="Times New Roman" w:eastAsia="Times New Roman"/>
-                <w:b/>
-                <w:color w:val="000000"/>
-                <w:sz w:val="22"/>
-              </w:rPr>
-              <w:t>|p3.5cm|p6cm|</w:t>
-              <w:br/>
-              <w:br/>
-              <w:t>Thuộc tính</w:t>
-            </w:r>
-          </w:p>
-        </w:tc>
-        <w:tc>
-          <w:tcPr>
-            <w:tcW w:type="dxa" w:w="3024"/>
-          </w:tcPr>
-          <w:p>
-            <w:r/>
-            <w:r>
-              <w:rPr>
-                <w:rFonts w:ascii="Times New Roman" w:hAnsi="Times New Roman" w:eastAsia="Times New Roman"/>
-                <w:b/>
-                <w:color w:val="000000"/>
-                <w:sz w:val="22"/>
-              </w:rPr>
-              <w:t>Kiểu dữ liệu</w:t>
-            </w:r>
-          </w:p>
-        </w:tc>
-        <w:tc>
-          <w:tcPr>
-            <w:tcW w:type="dxa" w:w="3024"/>
-          </w:tcPr>
-          <w:p>
-            <w:r/>
-            <w:r>
-              <w:rPr>
-                <w:rFonts w:ascii="Times New Roman" w:hAnsi="Times New Roman" w:eastAsia="Times New Roman"/>
-                <w:b/>
-                <w:color w:val="000000"/>
-                <w:sz w:val="22"/>
-              </w:rPr>
-              <w:t>Mô tả</w:t>
-            </w:r>
-          </w:p>
-        </w:tc>
-      </w:tr>
-      <w:tr>
-        <w:tc>
-          <w:tcPr>
-            <w:tcW w:type="dxa" w:w="3024"/>
-          </w:tcPr>
-          <w:p>
-            <w:r/>
-            <w:r>
-              <w:rPr>
-                <w:rFonts w:ascii="Times New Roman" w:hAnsi="Times New Roman" w:eastAsia="Times New Roman"/>
-                <w:b w:val="0"/>
-                <w:color w:val="000000"/>
-                <w:sz w:val="22"/>
-              </w:rPr>
-              <w:t>MaPhieuXuat</w:t>
-            </w:r>
-          </w:p>
-        </w:tc>
-        <w:tc>
-          <w:tcPr>
-            <w:tcW w:type="dxa" w:w="3024"/>
-          </w:tcPr>
-          <w:p>
-            <w:r/>
-            <w:r>
-              <w:rPr>
-                <w:rFonts w:ascii="Times New Roman" w:hAnsi="Times New Roman" w:eastAsia="Times New Roman"/>
-                <w:b w:val="0"/>
-                <w:color w:val="000000"/>
-                <w:sz w:val="22"/>
-              </w:rPr>
-              <w:t>VARCHAR(20)</w:t>
-            </w:r>
-          </w:p>
-        </w:tc>
-        <w:tc>
-          <w:tcPr>
-            <w:tcW w:type="dxa" w:w="3024"/>
-          </w:tcPr>
-          <w:p>
-            <w:r/>
-            <w:r>
-              <w:rPr>
-                <w:rFonts w:ascii="Times New Roman" w:hAnsi="Times New Roman" w:eastAsia="Times New Roman"/>
-                <w:b w:val="0"/>
-                <w:color w:val="000000"/>
-                <w:sz w:val="22"/>
-              </w:rPr>
-              <w:t>Khóa chính, mã phiếu xuất (duy nhất).</w:t>
-            </w:r>
-          </w:p>
-        </w:tc>
-      </w:tr>
-      <w:tr>
-        <w:tc>
-          <w:tcPr>
-            <w:tcW w:type="dxa" w:w="3024"/>
-          </w:tcPr>
-          <w:p>
-            <w:r/>
-            <w:r>
-              <w:rPr>
-                <w:rFonts w:ascii="Times New Roman" w:hAnsi="Times New Roman" w:eastAsia="Times New Roman"/>
-                <w:b w:val="0"/>
-                <w:color w:val="000000"/>
-                <w:sz w:val="22"/>
-              </w:rPr>
-              <w:t>MaKhachHang</w:t>
-            </w:r>
-          </w:p>
-        </w:tc>
-        <w:tc>
-          <w:tcPr>
-            <w:tcW w:type="dxa" w:w="3024"/>
-          </w:tcPr>
-          <w:p>
-            <w:r/>
-            <w:r>
-              <w:rPr>
-                <w:rFonts w:ascii="Times New Roman" w:hAnsi="Times New Roman" w:eastAsia="Times New Roman"/>
-                <w:b w:val="0"/>
-                <w:color w:val="000000"/>
-                <w:sz w:val="22"/>
-              </w:rPr>
-              <w:t>VARCHAR(20)</w:t>
-            </w:r>
-          </w:p>
-        </w:tc>
-        <w:tc>
-          <w:tcPr>
-            <w:tcW w:type="dxa" w:w="3024"/>
-          </w:tcPr>
-          <w:p>
-            <w:r/>
-            <w:r>
-              <w:rPr>
-                <w:rFonts w:ascii="Times New Roman" w:hAnsi="Times New Roman" w:eastAsia="Times New Roman"/>
-                <w:b w:val="0"/>
-                <w:color w:val="000000"/>
-                <w:sz w:val="22"/>
-              </w:rPr>
-              <w:t>Khóa ngoại đến KhachHang, không null.</w:t>
-            </w:r>
-          </w:p>
-        </w:tc>
-      </w:tr>
-      <w:tr>
-        <w:tc>
-          <w:tcPr>
-            <w:tcW w:type="dxa" w:w="3024"/>
-          </w:tcPr>
-          <w:p>
-            <w:r/>
-            <w:r>
-              <w:rPr>
-                <w:rFonts w:ascii="Times New Roman" w:hAnsi="Times New Roman" w:eastAsia="Times New Roman"/>
-                <w:b w:val="0"/>
-                <w:color w:val="000000"/>
-                <w:sz w:val="22"/>
-              </w:rPr>
-              <w:t>MaKho</w:t>
-            </w:r>
-          </w:p>
-        </w:tc>
-        <w:tc>
-          <w:tcPr>
-            <w:tcW w:type="dxa" w:w="3024"/>
-          </w:tcPr>
-          <w:p>
-            <w:r/>
-            <w:r>
-              <w:rPr>
-                <w:rFonts w:ascii="Times New Roman" w:hAnsi="Times New Roman" w:eastAsia="Times New Roman"/>
-                <w:b w:val="0"/>
-                <w:color w:val="000000"/>
-                <w:sz w:val="22"/>
-              </w:rPr>
-              <w:t>VARCHAR(20)</w:t>
-            </w:r>
-          </w:p>
-        </w:tc>
-        <w:tc>
-          <w:tcPr>
-            <w:tcW w:type="dxa" w:w="3024"/>
-          </w:tcPr>
-          <w:p>
-            <w:r/>
-            <w:r>
-              <w:rPr>
-                <w:rFonts w:ascii="Times New Roman" w:hAnsi="Times New Roman" w:eastAsia="Times New Roman"/>
-                <w:b w:val="0"/>
-                <w:color w:val="000000"/>
-                <w:sz w:val="22"/>
-              </w:rPr>
-              <w:t>Khóa ngoại đến Kho, không null.</w:t>
-            </w:r>
-          </w:p>
-        </w:tc>
-      </w:tr>
-      <w:tr>
-        <w:tc>
-          <w:tcPr>
-            <w:tcW w:type="dxa" w:w="3024"/>
-          </w:tcPr>
-          <w:p>
-            <w:r/>
-            <w:r>
-              <w:rPr>
-                <w:rFonts w:ascii="Times New Roman" w:hAnsi="Times New Roman" w:eastAsia="Times New Roman"/>
-                <w:b w:val="0"/>
-                <w:color w:val="000000"/>
-                <w:sz w:val="22"/>
-              </w:rPr>
-              <w:t>MaNguoiDung</w:t>
-            </w:r>
-          </w:p>
-        </w:tc>
-        <w:tc>
-          <w:tcPr>
-            <w:tcW w:type="dxa" w:w="3024"/>
-          </w:tcPr>
-          <w:p>
-            <w:r/>
-            <w:r>
-              <w:rPr>
-                <w:rFonts w:ascii="Times New Roman" w:hAnsi="Times New Roman" w:eastAsia="Times New Roman"/>
-                <w:b w:val="0"/>
-                <w:color w:val="000000"/>
-                <w:sz w:val="22"/>
-              </w:rPr>
-              <w:t>VARCHAR(20)</w:t>
-            </w:r>
-          </w:p>
-        </w:tc>
-        <w:tc>
-          <w:tcPr>
-            <w:tcW w:type="dxa" w:w="3024"/>
-          </w:tcPr>
-          <w:p>
-            <w:r/>
-            <w:r>
-              <w:rPr>
-                <w:rFonts w:ascii="Times New Roman" w:hAnsi="Times New Roman" w:eastAsia="Times New Roman"/>
-                <w:b w:val="0"/>
-                <w:color w:val="000000"/>
-                <w:sz w:val="22"/>
-              </w:rPr>
-              <w:t>Khóa ngoại đến NguoiDung (người lập), không null.</w:t>
-            </w:r>
-          </w:p>
-        </w:tc>
-      </w:tr>
-      <w:tr>
-        <w:tc>
-          <w:tcPr>
-            <w:tcW w:type="dxa" w:w="3024"/>
-          </w:tcPr>
-          <w:p>
-            <w:r/>
-            <w:r>
-              <w:rPr>
-                <w:rFonts w:ascii="Times New Roman" w:hAnsi="Times New Roman" w:eastAsia="Times New Roman"/>
-                <w:b w:val="0"/>
-                <w:color w:val="000000"/>
-                <w:sz w:val="22"/>
-              </w:rPr>
-              <w:t>NgayXuat</w:t>
-            </w:r>
-          </w:p>
-        </w:tc>
-        <w:tc>
-          <w:tcPr>
-            <w:tcW w:type="dxa" w:w="3024"/>
-          </w:tcPr>
-          <w:p>
-            <w:r/>
-            <w:r>
-              <w:rPr>
-                <w:rFonts w:ascii="Times New Roman" w:hAnsi="Times New Roman" w:eastAsia="Times New Roman"/>
-                <w:b w:val="0"/>
-                <w:color w:val="000000"/>
-                <w:sz w:val="22"/>
-              </w:rPr>
-              <w:t>DATETIME</w:t>
-            </w:r>
-          </w:p>
-        </w:tc>
-        <w:tc>
-          <w:tcPr>
-            <w:tcW w:type="dxa" w:w="3024"/>
-          </w:tcPr>
-          <w:p>
-            <w:r/>
-            <w:r>
-              <w:rPr>
-                <w:rFonts w:ascii="Times New Roman" w:hAnsi="Times New Roman" w:eastAsia="Times New Roman"/>
-                <w:b w:val="0"/>
-                <w:color w:val="000000"/>
-                <w:sz w:val="22"/>
-              </w:rPr>
-              <w:t>Ngày lập phiếu xuất, không null.</w:t>
-            </w:r>
-          </w:p>
-        </w:tc>
-      </w:tr>
-      <w:tr>
-        <w:tc>
-          <w:tcPr>
-            <w:tcW w:type="dxa" w:w="3024"/>
-          </w:tcPr>
-          <w:p>
-            <w:r/>
-            <w:r>
-              <w:rPr>
-                <w:rFonts w:ascii="Times New Roman" w:hAnsi="Times New Roman" w:eastAsia="Times New Roman"/>
-                <w:b w:val="0"/>
-                <w:color w:val="000000"/>
-                <w:sz w:val="22"/>
-              </w:rPr>
-              <w:t>TongTien</w:t>
-            </w:r>
-          </w:p>
-        </w:tc>
-        <w:tc>
-          <w:tcPr>
-            <w:tcW w:type="dxa" w:w="3024"/>
-          </w:tcPr>
-          <w:p>
-            <w:r/>
-            <w:r>
-              <w:rPr>
-                <w:rFonts w:ascii="Times New Roman" w:hAnsi="Times New Roman" w:eastAsia="Times New Roman"/>
-                <w:b w:val="0"/>
-                <w:color w:val="000000"/>
-                <w:sz w:val="22"/>
-              </w:rPr>
-              <w:t>DECIMAL(18,2)</w:t>
-            </w:r>
-          </w:p>
-        </w:tc>
-        <w:tc>
-          <w:tcPr>
-            <w:tcW w:type="dxa" w:w="3024"/>
-          </w:tcPr>
-          <w:p>
-            <w:r/>
-            <w:r>
-              <w:rPr>
-                <w:rFonts w:ascii="Times New Roman" w:hAnsi="Times New Roman" w:eastAsia="Times New Roman"/>
-                <w:b w:val="0"/>
-                <w:color w:val="000000"/>
-                <w:sz w:val="22"/>
-              </w:rPr>
-              <w:t>Tổng giá trị phiếu xuất, 0.</w:t>
-            </w:r>
-          </w:p>
-        </w:tc>
-      </w:tr>
-      <w:tr>
-        <w:tc>
-          <w:tcPr>
-            <w:tcW w:type="dxa" w:w="3024"/>
-          </w:tcPr>
-          <w:p>
-            <w:r/>
-            <w:r>
-              <w:rPr>
-                <w:rFonts w:ascii="Times New Roman" w:hAnsi="Times New Roman" w:eastAsia="Times New Roman"/>
-                <w:b w:val="0"/>
-                <w:color w:val="000000"/>
-                <w:sz w:val="22"/>
-              </w:rPr>
-              <w:t>TrangThai</w:t>
-            </w:r>
-          </w:p>
-        </w:tc>
-        <w:tc>
-          <w:tcPr>
-            <w:tcW w:type="dxa" w:w="3024"/>
-          </w:tcPr>
-          <w:p>
-            <w:r/>
-            <w:r>
-              <w:rPr>
-                <w:rFonts w:ascii="Times New Roman" w:hAnsi="Times New Roman" w:eastAsia="Times New Roman"/>
-                <w:b w:val="0"/>
-                <w:color w:val="000000"/>
-                <w:sz w:val="22"/>
-              </w:rPr>
-              <w:t>VARCHAR(20)</w:t>
-            </w:r>
-          </w:p>
-        </w:tc>
-        <w:tc>
-          <w:tcPr>
-            <w:tcW w:type="dxa" w:w="3024"/>
-          </w:tcPr>
-          <w:p>
-            <w:r/>
-            <w:r>
-              <w:rPr>
-                <w:rFonts w:ascii="Times New Roman" w:hAnsi="Times New Roman" w:eastAsia="Times New Roman"/>
-                <w:b w:val="0"/>
-                <w:color w:val="000000"/>
-                <w:sz w:val="22"/>
-              </w:rPr>
-              <w:t>Trạng thái: Chờ duyệt / Đã duyệt / Từ chối / Đã hủy.</w:t>
-            </w:r>
-          </w:p>
-        </w:tc>
-      </w:tr>
-    </w:tbl>
-    <w:p/>
+        <w:t>7.2.4 Bảng PhieuKiemKe</w:t>
+      </w:r>
+    </w:p>
+    <w:p>
+      <w:pPr>
+        <w:spacing w:line="276" w:lineRule="auto" w:after="60"/>
+        <w:ind w:firstLine="0" w:left="567"/>
+      </w:pPr>
+      <w:r>
+        <w:rPr>
+          <w:rFonts w:ascii="Times New Roman" w:hAnsi="Times New Roman" w:eastAsia="Times New Roman"/>
+          <w:color w:val="000000"/>
+          <w:sz w:val="24"/>
+        </w:rPr>
+        <w:t>• PhieuKiemKe: MaPhieu, MaKho, MaNguoiDung, NgayKiem, TrangThai.</w:t>
+      </w:r>
+    </w:p>
+    <w:p>
+      <w:pPr>
+        <w:spacing w:line="276" w:lineRule="auto" w:after="60"/>
+        <w:ind w:firstLine="0" w:left="567"/>
+      </w:pPr>
+      <w:r>
+        <w:rPr>
+          <w:rFonts w:ascii="Times New Roman" w:hAnsi="Times New Roman" w:eastAsia="Times New Roman"/>
+          <w:color w:val="000000"/>
+          <w:sz w:val="24"/>
+        </w:rPr>
+        <w:t>• ChiTietKiemKe: MaPhieu, MaHang, SoLuongThucTe, SoLuongSoSach, ChenhLech.</w:t>
+      </w:r>
+    </w:p>
     <w:p>
       <w:pPr>
         <w:pStyle w:val="Heading2"/>
@@ -11944,8 +13321,8 @@
       <w:r>
         <w:drawing>
           <wp:inline xmlns:a="http://schemas.openxmlformats.org/drawingml/2006/main" xmlns:pic="http://schemas.openxmlformats.org/drawingml/2006/picture">
-            <wp:extent cx="5580000" cy="3441633"/>
-            <wp:docPr id="29" name="Picture 29"/>
+            <wp:extent cx="5580000" cy="3351898"/>
+            <wp:docPr id="27" name="Picture 27"/>
             <wp:cNvGraphicFramePr>
               <a:graphicFrameLocks noChangeAspect="1"/>
             </wp:cNvGraphicFramePr>
@@ -11957,7 +13334,7 @@
                     <pic:cNvPicPr/>
                   </pic:nvPicPr>
                   <pic:blipFill>
-                    <a:blip r:embed="rId39"/>
+                    <a:blip r:embed="rId37"/>
                     <a:stretch>
                       <a:fillRect/>
                     </a:stretch>
@@ -11965,7 +13342,7 @@
                   <pic:spPr>
                     <a:xfrm>
                       <a:off x="0" y="0"/>
-                      <a:ext cx="5580000" cy="3441633"/>
+                      <a:ext cx="5580000" cy="3351898"/>
                     </a:xfrm>
                     <a:prstGeom prst="rect"/>
                   </pic:spPr>
@@ -11989,7 +13366,7 @@
           <w:color w:val="000000"/>
           <w:sz w:val="22"/>
         </w:rPr>
-        <w:t>Hình 7.3: Sơ đồ điều hướng màn hình chính (theo use case)</w:t>
+        <w:t>Hình 7.1: Sơ đồ điều hướng màn hình chính (theo use case)</w:t>
       </w:r>
     </w:p>
     <w:p>
@@ -12003,7 +13380,7 @@
           <w:color w:val="000000"/>
           <w:sz w:val="24"/>
         </w:rPr>
-        <w:t>Hệ thống web, tiếng Việt, responsive. Các màn hình chính:</w:t>
+        <w:t>Các màn hình chính:</w:t>
       </w:r>
     </w:p>
     <w:p>
@@ -12017,7 +13394,7 @@
           <w:color w:val="000000"/>
           <w:sz w:val="24"/>
         </w:rPr>
-        <w:t>• Màn hình đăng nhập: Form nhập tên đăng nhập, mật khẩu, nút “Đăng nhập”. Sau khi đăng nhập, hệ thống chuyển hướng đến giao diện phù hợp với vai trò.</w:t>
+        <w:t>• Đăng nhập (UC01); Trang chủ / Dashboard.</w:t>
       </w:r>
     </w:p>
     <w:p>
@@ -12031,7 +13408,7 @@
           <w:color w:val="000000"/>
           <w:sz w:val="24"/>
         </w:rPr>
-        <w:t>• Trang chủ / Dashboard: Hiển thị tổng quan: số lượng hàng hóa, tổng giá trị tồn kho, phiếu nhập/xuất chờ duyệt, cảnh báo tồn kho thấp.</w:t>
+        <w:t>• Hàng hóa (UC06, UC07); Đối tác (UC04, UC05); Kho (UC08); Tài khoản (UC03).</w:t>
       </w:r>
     </w:p>
     <w:p>
@@ -12045,7 +13422,7 @@
           <w:color w:val="000000"/>
           <w:sz w:val="24"/>
         </w:rPr>
-        <w:t>• Quản lý hàng hóa: Danh sách hàng hóa dạng bảng với phân trang, form thêm/sửa hàng hóa, bộ lọc theo nhóm hàng và trạng thái, nút tìm kiếm và xuất Excel.</w:t>
+        <w:t>• Phiếu nhập (UC09); Phiếu xuất (UC10); Kiểm kê (UC11).</w:t>
       </w:r>
     </w:p>
     <w:p>
@@ -12059,77 +13436,7 @@
           <w:color w:val="000000"/>
           <w:sz w:val="24"/>
         </w:rPr>
-        <w:t>• Quản lý nhà cung cấp / khách hàng: Danh sách đối tác, form thêm/sửa, tìm kiếm theo tên hoặc mã.</w:t>
-      </w:r>
-    </w:p>
-    <w:p>
-      <w:pPr>
-        <w:spacing w:line="276" w:lineRule="auto" w:after="60"/>
-        <w:ind w:firstLine="0" w:left="567"/>
-      </w:pPr>
-      <w:r>
-        <w:rPr>
-          <w:rFonts w:ascii="Times New Roman" w:hAnsi="Times New Roman" w:eastAsia="Times New Roman"/>
-          <w:color w:val="000000"/>
-          <w:sz w:val="24"/>
-        </w:rPr>
-        <w:t>• Quản lý kho: Danh sách kho, form thêm/sửa kho, xem chi tiết tồn kho tại từng kho.</w:t>
-      </w:r>
-    </w:p>
-    <w:p>
-      <w:pPr>
-        <w:spacing w:line="276" w:lineRule="auto" w:after="60"/>
-        <w:ind w:firstLine="0" w:left="567"/>
-      </w:pPr>
-      <w:r>
-        <w:rPr>
-          <w:rFonts w:ascii="Times New Roman" w:hAnsi="Times New Roman" w:eastAsia="Times New Roman"/>
-          <w:color w:val="000000"/>
-          <w:sz w:val="24"/>
-        </w:rPr>
-        <w:t>• Quản lý nhập kho: Danh sách phiếu nhập với bộ lọc theo trạng thái và ngày, form lập phiếu nhập (chọn NCC, kho, thêm dòng hàng), form chi tiết phiếu và nút duyệt/từ chối.</w:t>
-      </w:r>
-    </w:p>
-    <w:p>
-      <w:pPr>
-        <w:spacing w:line="276" w:lineRule="auto" w:after="60"/>
-        <w:ind w:firstLine="0" w:left="567"/>
-      </w:pPr>
-      <w:r>
-        <w:rPr>
-          <w:rFonts w:ascii="Times New Roman" w:hAnsi="Times New Roman" w:eastAsia="Times New Roman"/>
-          <w:color w:val="000000"/>
-          <w:sz w:val="24"/>
-        </w:rPr>
-        <w:t>• Quản lý xuất kho: Danh sách phiếu xuất, form lập phiếu xuất (chọn khách hàng, kho, thêm dòng hàng với kiểm tra tồn kho), form chi tiết và nút duyệt/từ chối.</w:t>
-      </w:r>
-    </w:p>
-    <w:p>
-      <w:pPr>
-        <w:spacing w:line="276" w:lineRule="auto" w:after="60"/>
-        <w:ind w:firstLine="0" w:left="567"/>
-      </w:pPr>
-      <w:r>
-        <w:rPr>
-          <w:rFonts w:ascii="Times New Roman" w:hAnsi="Times New Roman" w:eastAsia="Times New Roman"/>
-          <w:color w:val="000000"/>
-          <w:sz w:val="24"/>
-        </w:rPr>
-        <w:t>• Quản lý kiểm kê: Danh sách phiếu kiểm kê, form lập phiếu kiểm kê (chọn kho, nhập số lượng thực tế), hiển thị chênh lệch tự động.</w:t>
-      </w:r>
-    </w:p>
-    <w:p>
-      <w:pPr>
-        <w:spacing w:line="276" w:lineRule="auto" w:after="60"/>
-        <w:ind w:firstLine="0" w:left="567"/>
-      </w:pPr>
-      <w:r>
-        <w:rPr>
-          <w:rFonts w:ascii="Times New Roman" w:hAnsi="Times New Roman" w:eastAsia="Times New Roman"/>
-          <w:color w:val="000000"/>
-          <w:sz w:val="24"/>
-        </w:rPr>
-        <w:t>• Quản lý tài khoản: Danh sách tài khoản, form thêm/sửa, phân quyền (chỉ quản trị viên).</w:t>
+        <w:t>• Báo cáo nhập--xuất--tồn (UC12): chọn điều kiện, bảng kết quả, xuất Excel.</w:t>
       </w:r>
     </w:p>
     <w:p>
@@ -12157,7 +13464,7 @@
           <w:color w:val="000000"/>
           <w:sz w:val="24"/>
         </w:rPr>
-        <w:t>Chương 7: CSDL (15 bảng) và giao diện. Báo cáo theo</w:t>
+        <w:t>Chương 7: thiết kế</w:t>
       </w:r>
     </w:p>
     <w:p>
@@ -12171,7 +13478,7 @@
           <w:color w:val="000000"/>
           <w:sz w:val="24"/>
         </w:rPr>
-        <w:t>: nghiệp vụ $</w:t>
+        <w:t>(từ class) và giao diện theo use case. Hoàn thiện chuỗi OO: nghiệp vụ $</w:t>
       </w:r>
     </w:p>
     <w:p>
@@ -12185,7 +13492,7 @@
           <w:color w:val="000000"/>
           <w:sz w:val="24"/>
         </w:rPr>
-        <w:t>use case</w:t>
+        <w:t>UC</w:t>
       </w:r>
     </w:p>
     <w:p>

--- a/VIII.HUST/Phân tích và thiết kế hệ thống/BaoCao/BaoCao_QuanLyKhoHang.docx
+++ b/VIII.HUST/Phân tích và thiết kế hệ thống/BaoCao/BaoCao_QuanLyKhoHang.docx
@@ -649,7 +649,7 @@
           <w:color w:val="000000"/>
           <w:sz w:val="24"/>
         </w:rPr>
-        <w:t>2.3  Nghiệp vụ 1: Xác thực</w:t>
+        <w:t>2.3  Nghiệp vụ 1: Quản lý tài khoản</w:t>
       </w:r>
       <w:r>
         <w:rPr>
@@ -675,7 +675,7 @@
           <w:color w:val="000000"/>
           <w:sz w:val="24"/>
         </w:rPr>
-        <w:t>2.4  Nghiệp vụ 2: Quản lý tài khoản</w:t>
+        <w:t>2.4  Nghiệp vụ 2: Quản lý nhà cung cấp</w:t>
       </w:r>
       <w:r>
         <w:rPr>
@@ -701,7 +701,7 @@
           <w:color w:val="000000"/>
           <w:sz w:val="24"/>
         </w:rPr>
-        <w:t>2.5  Nghiệp vụ 3: Quản lý nhà cung cấp</w:t>
+        <w:t>2.5  Nghiệp vụ 3: Quản lý khách hàng</w:t>
       </w:r>
       <w:r>
         <w:rPr>
@@ -727,7 +727,7 @@
           <w:color w:val="000000"/>
           <w:sz w:val="24"/>
         </w:rPr>
-        <w:t>2.6  Nghiệp vụ 4: Quản lý khách hàng</w:t>
+        <w:t>2.6  Nghiệp vụ 4: Quản lý hàng hóa</w:t>
       </w:r>
       <w:r>
         <w:rPr>
@@ -753,7 +753,7 @@
           <w:color w:val="000000"/>
           <w:sz w:val="24"/>
         </w:rPr>
-        <w:t>2.7  Nghiệp vụ 5: Quản lý hàng hóa</w:t>
+        <w:t>2.7  Nghiệp vụ 5: Quản lý kho</w:t>
       </w:r>
       <w:r>
         <w:rPr>
@@ -779,7 +779,7 @@
           <w:color w:val="000000"/>
           <w:sz w:val="24"/>
         </w:rPr>
-        <w:t>2.8  Nghiệp vụ 6: Quản lý kho</w:t>
+        <w:t>2.8  Nghiệp vụ 6: Nhập kho</w:t>
       </w:r>
       <w:r>
         <w:rPr>
@@ -805,7 +805,7 @@
           <w:color w:val="000000"/>
           <w:sz w:val="24"/>
         </w:rPr>
-        <w:t>2.9  Nghiệp vụ 7: Nhập kho</w:t>
+        <w:t>2.9  Nghiệp vụ 7: Xuất kho</w:t>
       </w:r>
       <w:r>
         <w:rPr>
@@ -831,7 +831,7 @@
           <w:color w:val="000000"/>
           <w:sz w:val="24"/>
         </w:rPr>
-        <w:t>2.10  Nghiệp vụ 8: Xuất kho</w:t>
+        <w:t>2.10  Nghiệp vụ 8: Kiểm kê tồn kho</w:t>
       </w:r>
       <w:r>
         <w:rPr>
@@ -857,7 +857,7 @@
           <w:color w:val="000000"/>
           <w:sz w:val="24"/>
         </w:rPr>
-        <w:t>2.11  Nghiệp vụ 9: Kiểm kê tồn kho</w:t>
+        <w:t>2.11  Nghiệp vụ 9: Báo cáo nhập -- xuất -- tồn</w:t>
       </w:r>
       <w:r>
         <w:rPr>
@@ -883,7 +883,33 @@
           <w:color w:val="000000"/>
           <w:sz w:val="24"/>
         </w:rPr>
-        <w:t>2.12  Nghiệp vụ 10: Báo cáo nhập -- xuất -- tồn</w:t>
+        <w:t>2.12  Kết luận chương</w:t>
+      </w:r>
+      <w:r>
+        <w:rPr>
+          <w:rFonts w:ascii="Times New Roman" w:hAnsi="Times New Roman" w:eastAsia="Times New Roman"/>
+          <w:color w:val="000000"/>
+          <w:sz w:val="24"/>
+        </w:rPr>
+        <w:tab/>
+      </w:r>
+    </w:p>
+    <w:p>
+      <w:pPr>
+        <w:tabs>
+          <w:tab w:pos="8787" w:val="right" w:leader="dot"/>
+        </w:tabs>
+        <w:spacing w:after="40" w:before="20" w:line="276" w:lineRule="auto"/>
+        <w:ind w:firstLine="0" w:left="0"/>
+      </w:pPr>
+      <w:r>
+        <w:rPr>
+          <w:rFonts w:ascii="Times New Roman" w:hAnsi="Times New Roman" w:eastAsia="Times New Roman"/>
+          <w:b/>
+          <w:color w:val="000000"/>
+          <w:sz w:val="24"/>
+        </w:rPr>
+        <w:t>3  PHÂN TÍCH CHỨC NĂNG -- USE CASE</w:t>
       </w:r>
       <w:r>
         <w:rPr>
@@ -909,7 +935,475 @@
           <w:color w:val="000000"/>
           <w:sz w:val="24"/>
         </w:rPr>
-        <w:t>2.13  Kết luận chương</w:t>
+        <w:t>3.1  Tác nhân</w:t>
+      </w:r>
+      <w:r>
+        <w:rPr>
+          <w:rFonts w:ascii="Times New Roman" w:hAnsi="Times New Roman" w:eastAsia="Times New Roman"/>
+          <w:color w:val="000000"/>
+          <w:sz w:val="24"/>
+        </w:rPr>
+        <w:tab/>
+      </w:r>
+    </w:p>
+    <w:p>
+      <w:pPr>
+        <w:tabs>
+          <w:tab w:pos="8787" w:val="right" w:leader="dot"/>
+        </w:tabs>
+        <w:spacing w:after="40" w:before="20" w:line="276" w:lineRule="auto"/>
+        <w:ind w:firstLine="0" w:left="283"/>
+      </w:pPr>
+      <w:r>
+        <w:rPr>
+          <w:rFonts w:ascii="Times New Roman" w:hAnsi="Times New Roman" w:eastAsia="Times New Roman"/>
+          <w:b w:val="0"/>
+          <w:color w:val="000000"/>
+          <w:sz w:val="24"/>
+        </w:rPr>
+        <w:t>3.2  Nguyên tắc</w:t>
+      </w:r>
+      <w:r>
+        <w:rPr>
+          <w:rFonts w:ascii="Times New Roman" w:hAnsi="Times New Roman" w:eastAsia="Times New Roman"/>
+          <w:color w:val="000000"/>
+          <w:sz w:val="24"/>
+        </w:rPr>
+        <w:tab/>
+      </w:r>
+    </w:p>
+    <w:p>
+      <w:pPr>
+        <w:tabs>
+          <w:tab w:pos="8787" w:val="right" w:leader="dot"/>
+        </w:tabs>
+        <w:spacing w:after="40" w:before="20" w:line="276" w:lineRule="auto"/>
+        <w:ind w:firstLine="0" w:left="283"/>
+      </w:pPr>
+      <w:r>
+        <w:rPr>
+          <w:rFonts w:ascii="Times New Roman" w:hAnsi="Times New Roman" w:eastAsia="Times New Roman"/>
+          <w:b w:val="0"/>
+          <w:color w:val="000000"/>
+          <w:sz w:val="24"/>
+        </w:rPr>
+        <w:t>3.3  Sơ đồ use case tổng quát</w:t>
+      </w:r>
+      <w:r>
+        <w:rPr>
+          <w:rFonts w:ascii="Times New Roman" w:hAnsi="Times New Roman" w:eastAsia="Times New Roman"/>
+          <w:color w:val="000000"/>
+          <w:sz w:val="24"/>
+        </w:rPr>
+        <w:tab/>
+      </w:r>
+    </w:p>
+    <w:p>
+      <w:pPr>
+        <w:tabs>
+          <w:tab w:pos="8787" w:val="right" w:leader="dot"/>
+        </w:tabs>
+        <w:spacing w:after="40" w:before="20" w:line="276" w:lineRule="auto"/>
+        <w:ind w:firstLine="0" w:left="283"/>
+      </w:pPr>
+      <w:r>
+        <w:rPr>
+          <w:rFonts w:ascii="Times New Roman" w:hAnsi="Times New Roman" w:eastAsia="Times New Roman"/>
+          <w:b w:val="0"/>
+          <w:color w:val="000000"/>
+          <w:sz w:val="24"/>
+        </w:rPr>
+        <w:t>3.4  Sơ đồ use case phân rã</w:t>
+      </w:r>
+      <w:r>
+        <w:rPr>
+          <w:rFonts w:ascii="Times New Roman" w:hAnsi="Times New Roman" w:eastAsia="Times New Roman"/>
+          <w:color w:val="000000"/>
+          <w:sz w:val="24"/>
+        </w:rPr>
+        <w:tab/>
+      </w:r>
+    </w:p>
+    <w:p>
+      <w:pPr>
+        <w:tabs>
+          <w:tab w:pos="8787" w:val="right" w:leader="dot"/>
+        </w:tabs>
+        <w:spacing w:after="40" w:before="20" w:line="276" w:lineRule="auto"/>
+        <w:ind w:firstLine="0" w:left="283"/>
+      </w:pPr>
+      <w:r>
+        <w:rPr>
+          <w:rFonts w:ascii="Times New Roman" w:hAnsi="Times New Roman" w:eastAsia="Times New Roman"/>
+          <w:b w:val="0"/>
+          <w:color w:val="000000"/>
+          <w:sz w:val="24"/>
+        </w:rPr>
+        <w:t>3.5  Danh sách 12 use case</w:t>
+      </w:r>
+      <w:r>
+        <w:rPr>
+          <w:rFonts w:ascii="Times New Roman" w:hAnsi="Times New Roman" w:eastAsia="Times New Roman"/>
+          <w:color w:val="000000"/>
+          <w:sz w:val="24"/>
+        </w:rPr>
+        <w:tab/>
+      </w:r>
+    </w:p>
+    <w:p>
+      <w:pPr>
+        <w:tabs>
+          <w:tab w:pos="8787" w:val="right" w:leader="dot"/>
+        </w:tabs>
+        <w:spacing w:after="40" w:before="20" w:line="276" w:lineRule="auto"/>
+        <w:ind w:firstLine="0" w:left="283"/>
+      </w:pPr>
+      <w:r>
+        <w:rPr>
+          <w:rFonts w:ascii="Times New Roman" w:hAnsi="Times New Roman" w:eastAsia="Times New Roman"/>
+          <w:b w:val="0"/>
+          <w:color w:val="000000"/>
+          <w:sz w:val="24"/>
+        </w:rPr>
+        <w:t>3.6  Đặc tả use case</w:t>
+      </w:r>
+      <w:r>
+        <w:rPr>
+          <w:rFonts w:ascii="Times New Roman" w:hAnsi="Times New Roman" w:eastAsia="Times New Roman"/>
+          <w:color w:val="000000"/>
+          <w:sz w:val="24"/>
+        </w:rPr>
+        <w:tab/>
+      </w:r>
+    </w:p>
+    <w:p>
+      <w:pPr>
+        <w:tabs>
+          <w:tab w:pos="8787" w:val="right" w:leader="dot"/>
+        </w:tabs>
+        <w:spacing w:after="40" w:before="20" w:line="276" w:lineRule="auto"/>
+        <w:ind w:firstLine="0" w:left="567"/>
+      </w:pPr>
+      <w:r>
+        <w:rPr>
+          <w:rFonts w:ascii="Times New Roman" w:hAnsi="Times New Roman" w:eastAsia="Times New Roman"/>
+          <w:b w:val="0"/>
+          <w:color w:val="000000"/>
+          <w:sz w:val="24"/>
+        </w:rPr>
+        <w:t>3.6.1  UC01 -- Đăng nhập</w:t>
+      </w:r>
+      <w:r>
+        <w:rPr>
+          <w:rFonts w:ascii="Times New Roman" w:hAnsi="Times New Roman" w:eastAsia="Times New Roman"/>
+          <w:color w:val="000000"/>
+          <w:sz w:val="24"/>
+        </w:rPr>
+        <w:tab/>
+      </w:r>
+    </w:p>
+    <w:p>
+      <w:pPr>
+        <w:tabs>
+          <w:tab w:pos="8787" w:val="right" w:leader="dot"/>
+        </w:tabs>
+        <w:spacing w:after="40" w:before="20" w:line="276" w:lineRule="auto"/>
+        <w:ind w:firstLine="0" w:left="567"/>
+      </w:pPr>
+      <w:r>
+        <w:rPr>
+          <w:rFonts w:ascii="Times New Roman" w:hAnsi="Times New Roman" w:eastAsia="Times New Roman"/>
+          <w:b w:val="0"/>
+          <w:color w:val="000000"/>
+          <w:sz w:val="24"/>
+        </w:rPr>
+        <w:t>3.6.2  UC02 -- Đăng xuất</w:t>
+      </w:r>
+      <w:r>
+        <w:rPr>
+          <w:rFonts w:ascii="Times New Roman" w:hAnsi="Times New Roman" w:eastAsia="Times New Roman"/>
+          <w:color w:val="000000"/>
+          <w:sz w:val="24"/>
+        </w:rPr>
+        <w:tab/>
+      </w:r>
+    </w:p>
+    <w:p>
+      <w:pPr>
+        <w:tabs>
+          <w:tab w:pos="8787" w:val="right" w:leader="dot"/>
+        </w:tabs>
+        <w:spacing w:after="40" w:before="20" w:line="276" w:lineRule="auto"/>
+        <w:ind w:firstLine="0" w:left="567"/>
+      </w:pPr>
+      <w:r>
+        <w:rPr>
+          <w:rFonts w:ascii="Times New Roman" w:hAnsi="Times New Roman" w:eastAsia="Times New Roman"/>
+          <w:b w:val="0"/>
+          <w:color w:val="000000"/>
+          <w:sz w:val="24"/>
+        </w:rPr>
+        <w:t>3.6.3  UC03 -- Thêm tài khoản</w:t>
+      </w:r>
+      <w:r>
+        <w:rPr>
+          <w:rFonts w:ascii="Times New Roman" w:hAnsi="Times New Roman" w:eastAsia="Times New Roman"/>
+          <w:color w:val="000000"/>
+          <w:sz w:val="24"/>
+        </w:rPr>
+        <w:tab/>
+      </w:r>
+    </w:p>
+    <w:p>
+      <w:pPr>
+        <w:tabs>
+          <w:tab w:pos="8787" w:val="right" w:leader="dot"/>
+        </w:tabs>
+        <w:spacing w:after="40" w:before="20" w:line="276" w:lineRule="auto"/>
+        <w:ind w:firstLine="0" w:left="567"/>
+      </w:pPr>
+      <w:r>
+        <w:rPr>
+          <w:rFonts w:ascii="Times New Roman" w:hAnsi="Times New Roman" w:eastAsia="Times New Roman"/>
+          <w:b w:val="0"/>
+          <w:color w:val="000000"/>
+          <w:sz w:val="24"/>
+        </w:rPr>
+        <w:t>3.6.4  UC04 -- Thêm nhà cung cấp</w:t>
+      </w:r>
+      <w:r>
+        <w:rPr>
+          <w:rFonts w:ascii="Times New Roman" w:hAnsi="Times New Roman" w:eastAsia="Times New Roman"/>
+          <w:color w:val="000000"/>
+          <w:sz w:val="24"/>
+        </w:rPr>
+        <w:tab/>
+      </w:r>
+    </w:p>
+    <w:p>
+      <w:pPr>
+        <w:tabs>
+          <w:tab w:pos="8787" w:val="right" w:leader="dot"/>
+        </w:tabs>
+        <w:spacing w:after="40" w:before="20" w:line="276" w:lineRule="auto"/>
+        <w:ind w:firstLine="0" w:left="567"/>
+      </w:pPr>
+      <w:r>
+        <w:rPr>
+          <w:rFonts w:ascii="Times New Roman" w:hAnsi="Times New Roman" w:eastAsia="Times New Roman"/>
+          <w:b w:val="0"/>
+          <w:color w:val="000000"/>
+          <w:sz w:val="24"/>
+        </w:rPr>
+        <w:t>3.6.5  UC05 -- Thêm khách hàng</w:t>
+      </w:r>
+      <w:r>
+        <w:rPr>
+          <w:rFonts w:ascii="Times New Roman" w:hAnsi="Times New Roman" w:eastAsia="Times New Roman"/>
+          <w:color w:val="000000"/>
+          <w:sz w:val="24"/>
+        </w:rPr>
+        <w:tab/>
+      </w:r>
+    </w:p>
+    <w:p>
+      <w:pPr>
+        <w:tabs>
+          <w:tab w:pos="8787" w:val="right" w:leader="dot"/>
+        </w:tabs>
+        <w:spacing w:after="40" w:before="20" w:line="276" w:lineRule="auto"/>
+        <w:ind w:firstLine="0" w:left="567"/>
+      </w:pPr>
+      <w:r>
+        <w:rPr>
+          <w:rFonts w:ascii="Times New Roman" w:hAnsi="Times New Roman" w:eastAsia="Times New Roman"/>
+          <w:b w:val="0"/>
+          <w:color w:val="000000"/>
+          <w:sz w:val="24"/>
+        </w:rPr>
+        <w:t>3.6.6  UC06 -- Thêm hàng hóa</w:t>
+      </w:r>
+      <w:r>
+        <w:rPr>
+          <w:rFonts w:ascii="Times New Roman" w:hAnsi="Times New Roman" w:eastAsia="Times New Roman"/>
+          <w:color w:val="000000"/>
+          <w:sz w:val="24"/>
+        </w:rPr>
+        <w:tab/>
+      </w:r>
+    </w:p>
+    <w:p>
+      <w:pPr>
+        <w:tabs>
+          <w:tab w:pos="8787" w:val="right" w:leader="dot"/>
+        </w:tabs>
+        <w:spacing w:after="40" w:before="20" w:line="276" w:lineRule="auto"/>
+        <w:ind w:firstLine="0" w:left="567"/>
+      </w:pPr>
+      <w:r>
+        <w:rPr>
+          <w:rFonts w:ascii="Times New Roman" w:hAnsi="Times New Roman" w:eastAsia="Times New Roman"/>
+          <w:b w:val="0"/>
+          <w:color w:val="000000"/>
+          <w:sz w:val="24"/>
+        </w:rPr>
+        <w:t>3.6.7  UC07 -- Tìm kiếm hàng hóa</w:t>
+      </w:r>
+      <w:r>
+        <w:rPr>
+          <w:rFonts w:ascii="Times New Roman" w:hAnsi="Times New Roman" w:eastAsia="Times New Roman"/>
+          <w:color w:val="000000"/>
+          <w:sz w:val="24"/>
+        </w:rPr>
+        <w:tab/>
+      </w:r>
+    </w:p>
+    <w:p>
+      <w:pPr>
+        <w:tabs>
+          <w:tab w:pos="8787" w:val="right" w:leader="dot"/>
+        </w:tabs>
+        <w:spacing w:after="40" w:before="20" w:line="276" w:lineRule="auto"/>
+        <w:ind w:firstLine="0" w:left="567"/>
+      </w:pPr>
+      <w:r>
+        <w:rPr>
+          <w:rFonts w:ascii="Times New Roman" w:hAnsi="Times New Roman" w:eastAsia="Times New Roman"/>
+          <w:b w:val="0"/>
+          <w:color w:val="000000"/>
+          <w:sz w:val="24"/>
+        </w:rPr>
+        <w:t>3.6.8  UC08 -- Thêm kho</w:t>
+      </w:r>
+      <w:r>
+        <w:rPr>
+          <w:rFonts w:ascii="Times New Roman" w:hAnsi="Times New Roman" w:eastAsia="Times New Roman"/>
+          <w:color w:val="000000"/>
+          <w:sz w:val="24"/>
+        </w:rPr>
+        <w:tab/>
+      </w:r>
+    </w:p>
+    <w:p>
+      <w:pPr>
+        <w:tabs>
+          <w:tab w:pos="8787" w:val="right" w:leader="dot"/>
+        </w:tabs>
+        <w:spacing w:after="40" w:before="20" w:line="276" w:lineRule="auto"/>
+        <w:ind w:firstLine="0" w:left="567"/>
+      </w:pPr>
+      <w:r>
+        <w:rPr>
+          <w:rFonts w:ascii="Times New Roman" w:hAnsi="Times New Roman" w:eastAsia="Times New Roman"/>
+          <w:b w:val="0"/>
+          <w:color w:val="000000"/>
+          <w:sz w:val="24"/>
+        </w:rPr>
+        <w:t>3.6.9  UC09 -- Lập phiếu nhập kho</w:t>
+      </w:r>
+      <w:r>
+        <w:rPr>
+          <w:rFonts w:ascii="Times New Roman" w:hAnsi="Times New Roman" w:eastAsia="Times New Roman"/>
+          <w:color w:val="000000"/>
+          <w:sz w:val="24"/>
+        </w:rPr>
+        <w:tab/>
+      </w:r>
+    </w:p>
+    <w:p>
+      <w:pPr>
+        <w:tabs>
+          <w:tab w:pos="8787" w:val="right" w:leader="dot"/>
+        </w:tabs>
+        <w:spacing w:after="40" w:before="20" w:line="276" w:lineRule="auto"/>
+        <w:ind w:firstLine="0" w:left="567"/>
+      </w:pPr>
+      <w:r>
+        <w:rPr>
+          <w:rFonts w:ascii="Times New Roman" w:hAnsi="Times New Roman" w:eastAsia="Times New Roman"/>
+          <w:b w:val="0"/>
+          <w:color w:val="000000"/>
+          <w:sz w:val="24"/>
+        </w:rPr>
+        <w:t>3.6.10  UC10 -- Lập phiếu xuất kho</w:t>
+      </w:r>
+      <w:r>
+        <w:rPr>
+          <w:rFonts w:ascii="Times New Roman" w:hAnsi="Times New Roman" w:eastAsia="Times New Roman"/>
+          <w:color w:val="000000"/>
+          <w:sz w:val="24"/>
+        </w:rPr>
+        <w:tab/>
+      </w:r>
+    </w:p>
+    <w:p>
+      <w:pPr>
+        <w:tabs>
+          <w:tab w:pos="8787" w:val="right" w:leader="dot"/>
+        </w:tabs>
+        <w:spacing w:after="40" w:before="20" w:line="276" w:lineRule="auto"/>
+        <w:ind w:firstLine="0" w:left="567"/>
+      </w:pPr>
+      <w:r>
+        <w:rPr>
+          <w:rFonts w:ascii="Times New Roman" w:hAnsi="Times New Roman" w:eastAsia="Times New Roman"/>
+          <w:b w:val="0"/>
+          <w:color w:val="000000"/>
+          <w:sz w:val="24"/>
+        </w:rPr>
+        <w:t>3.6.11  UC11 -- Lập phiếu kiểm kê</w:t>
+      </w:r>
+      <w:r>
+        <w:rPr>
+          <w:rFonts w:ascii="Times New Roman" w:hAnsi="Times New Roman" w:eastAsia="Times New Roman"/>
+          <w:color w:val="000000"/>
+          <w:sz w:val="24"/>
+        </w:rPr>
+        <w:tab/>
+      </w:r>
+    </w:p>
+    <w:p>
+      <w:pPr>
+        <w:tabs>
+          <w:tab w:pos="8787" w:val="right" w:leader="dot"/>
+        </w:tabs>
+        <w:spacing w:after="40" w:before="20" w:line="276" w:lineRule="auto"/>
+        <w:ind w:firstLine="0" w:left="567"/>
+      </w:pPr>
+      <w:r>
+        <w:rPr>
+          <w:rFonts w:ascii="Times New Roman" w:hAnsi="Times New Roman" w:eastAsia="Times New Roman"/>
+          <w:b w:val="0"/>
+          <w:color w:val="000000"/>
+          <w:sz w:val="24"/>
+        </w:rPr>
+        <w:t>3.6.12  UC12 -- Xem báo cáo nhập xuất tồn</w:t>
+      </w:r>
+      <w:r>
+        <w:rPr>
+          <w:rFonts w:ascii="Times New Roman" w:hAnsi="Times New Roman" w:eastAsia="Times New Roman"/>
+          <w:color w:val="000000"/>
+          <w:sz w:val="24"/>
+        </w:rPr>
+        <w:tab/>
+      </w:r>
+    </w:p>
+    <w:p>
+      <w:pPr>
+        <w:tabs>
+          <w:tab w:pos="8787" w:val="right" w:leader="dot"/>
+        </w:tabs>
+        <w:spacing w:after="40" w:before="20" w:line="276" w:lineRule="auto"/>
+        <w:ind w:firstLine="0" w:left="283"/>
+      </w:pPr>
+      <w:r>
+        <w:rPr>
+          <w:rFonts w:ascii="Times New Roman" w:hAnsi="Times New Roman" w:eastAsia="Times New Roman"/>
+          <w:b w:val="0"/>
+          <w:color w:val="000000"/>
+          <w:sz w:val="24"/>
+        </w:rPr>
+        <w:t>3.7  Kết luận chương</w:t>
       </w:r>
       <w:r>
         <w:rPr>
@@ -935,7 +1429,7 @@
           <w:color w:val="000000"/>
           <w:sz w:val="24"/>
         </w:rPr>
-        <w:t>3  PHÂN TÍCH CHỨC NĂNG -- USE CASE</w:t>
+        <w:t>4  SƠ ĐỒ HOẠT ĐỘNG (ACTIVITY DIAGRAM)</w:t>
       </w:r>
       <w:r>
         <w:rPr>
@@ -961,7 +1455,7 @@
           <w:color w:val="000000"/>
           <w:sz w:val="24"/>
         </w:rPr>
-        <w:t>3.1  Tác nhân</w:t>
+        <w:t>4.1  UC03 -- Thêm tài khoản</w:t>
       </w:r>
       <w:r>
         <w:rPr>
@@ -987,7 +1481,7 @@
           <w:color w:val="000000"/>
           <w:sz w:val="24"/>
         </w:rPr>
-        <w:t>3.2  Nguyên tắc</w:t>
+        <w:t>4.2  UC06 -- Thêm hàng hóa</w:t>
       </w:r>
       <w:r>
         <w:rPr>
@@ -1013,7 +1507,7 @@
           <w:color w:val="000000"/>
           <w:sz w:val="24"/>
         </w:rPr>
-        <w:t>3.3  Sơ đồ use case tổng quát</w:t>
+        <w:t>4.3  UC07 -- Tìm kiếm hàng hóa</w:t>
       </w:r>
       <w:r>
         <w:rPr>
@@ -1039,7 +1533,7 @@
           <w:color w:val="000000"/>
           <w:sz w:val="24"/>
         </w:rPr>
-        <w:t>3.4  Sơ đồ use case phân rã</w:t>
+        <w:t>4.4  UC09 -- Lập phiếu nhập kho</w:t>
       </w:r>
       <w:r>
         <w:rPr>
@@ -1065,7 +1559,7 @@
           <w:color w:val="000000"/>
           <w:sz w:val="24"/>
         </w:rPr>
-        <w:t>3.5  Danh sách 12 use case</w:t>
+        <w:t>4.5  UC10 -- Lập phiếu xuất kho</w:t>
       </w:r>
       <w:r>
         <w:rPr>
@@ -1091,7 +1585,371 @@
           <w:color w:val="000000"/>
           <w:sz w:val="24"/>
         </w:rPr>
-        <w:t>3.6  Đặc tả use case</w:t>
+        <w:t>4.6  UC11 -- Lập phiếu kiểm kê</w:t>
+      </w:r>
+      <w:r>
+        <w:rPr>
+          <w:rFonts w:ascii="Times New Roman" w:hAnsi="Times New Roman" w:eastAsia="Times New Roman"/>
+          <w:color w:val="000000"/>
+          <w:sz w:val="24"/>
+        </w:rPr>
+        <w:tab/>
+      </w:r>
+    </w:p>
+    <w:p>
+      <w:pPr>
+        <w:tabs>
+          <w:tab w:pos="8787" w:val="right" w:leader="dot"/>
+        </w:tabs>
+        <w:spacing w:after="40" w:before="20" w:line="276" w:lineRule="auto"/>
+        <w:ind w:firstLine="0" w:left="283"/>
+      </w:pPr>
+      <w:r>
+        <w:rPr>
+          <w:rFonts w:ascii="Times New Roman" w:hAnsi="Times New Roman" w:eastAsia="Times New Roman"/>
+          <w:b w:val="0"/>
+          <w:color w:val="000000"/>
+          <w:sz w:val="24"/>
+        </w:rPr>
+        <w:t>4.7  UC12 -- Xem báo cáo nhập xuất tồn</w:t>
+      </w:r>
+      <w:r>
+        <w:rPr>
+          <w:rFonts w:ascii="Times New Roman" w:hAnsi="Times New Roman" w:eastAsia="Times New Roman"/>
+          <w:color w:val="000000"/>
+          <w:sz w:val="24"/>
+        </w:rPr>
+        <w:tab/>
+      </w:r>
+    </w:p>
+    <w:p>
+      <w:pPr>
+        <w:tabs>
+          <w:tab w:pos="8787" w:val="right" w:leader="dot"/>
+        </w:tabs>
+        <w:spacing w:after="40" w:before="20" w:line="276" w:lineRule="auto"/>
+        <w:ind w:firstLine="0" w:left="283"/>
+      </w:pPr>
+      <w:r>
+        <w:rPr>
+          <w:rFonts w:ascii="Times New Roman" w:hAnsi="Times New Roman" w:eastAsia="Times New Roman"/>
+          <w:b w:val="0"/>
+          <w:color w:val="000000"/>
+          <w:sz w:val="24"/>
+        </w:rPr>
+        <w:t>4.8  Kết luận</w:t>
+      </w:r>
+      <w:r>
+        <w:rPr>
+          <w:rFonts w:ascii="Times New Roman" w:hAnsi="Times New Roman" w:eastAsia="Times New Roman"/>
+          <w:color w:val="000000"/>
+          <w:sz w:val="24"/>
+        </w:rPr>
+        <w:tab/>
+      </w:r>
+    </w:p>
+    <w:p>
+      <w:pPr>
+        <w:tabs>
+          <w:tab w:pos="8787" w:val="right" w:leader="dot"/>
+        </w:tabs>
+        <w:spacing w:after="40" w:before="20" w:line="276" w:lineRule="auto"/>
+        <w:ind w:firstLine="0" w:left="0"/>
+      </w:pPr>
+      <w:r>
+        <w:rPr>
+          <w:rFonts w:ascii="Times New Roman" w:hAnsi="Times New Roman" w:eastAsia="Times New Roman"/>
+          <w:b/>
+          <w:color w:val="000000"/>
+          <w:sz w:val="24"/>
+        </w:rPr>
+        <w:t>5  SƠ ĐỒ TRÌNH TỰ (SEQUENCE DIAGRAM)</w:t>
+      </w:r>
+      <w:r>
+        <w:rPr>
+          <w:rFonts w:ascii="Times New Roman" w:hAnsi="Times New Roman" w:eastAsia="Times New Roman"/>
+          <w:color w:val="000000"/>
+          <w:sz w:val="24"/>
+        </w:rPr>
+        <w:tab/>
+      </w:r>
+    </w:p>
+    <w:p>
+      <w:pPr>
+        <w:tabs>
+          <w:tab w:pos="8787" w:val="right" w:leader="dot"/>
+        </w:tabs>
+        <w:spacing w:after="40" w:before="20" w:line="276" w:lineRule="auto"/>
+        <w:ind w:firstLine="0" w:left="283"/>
+      </w:pPr>
+      <w:r>
+        <w:rPr>
+          <w:rFonts w:ascii="Times New Roman" w:hAnsi="Times New Roman" w:eastAsia="Times New Roman"/>
+          <w:b w:val="0"/>
+          <w:color w:val="000000"/>
+          <w:sz w:val="24"/>
+        </w:rPr>
+        <w:t>5.1  UC01 -- Đăng nhập</w:t>
+      </w:r>
+      <w:r>
+        <w:rPr>
+          <w:rFonts w:ascii="Times New Roman" w:hAnsi="Times New Roman" w:eastAsia="Times New Roman"/>
+          <w:color w:val="000000"/>
+          <w:sz w:val="24"/>
+        </w:rPr>
+        <w:tab/>
+      </w:r>
+    </w:p>
+    <w:p>
+      <w:pPr>
+        <w:tabs>
+          <w:tab w:pos="8787" w:val="right" w:leader="dot"/>
+        </w:tabs>
+        <w:spacing w:after="40" w:before="20" w:line="276" w:lineRule="auto"/>
+        <w:ind w:firstLine="0" w:left="283"/>
+      </w:pPr>
+      <w:r>
+        <w:rPr>
+          <w:rFonts w:ascii="Times New Roman" w:hAnsi="Times New Roman" w:eastAsia="Times New Roman"/>
+          <w:b w:val="0"/>
+          <w:color w:val="000000"/>
+          <w:sz w:val="24"/>
+        </w:rPr>
+        <w:t>5.2  UC06 -- Thêm hàng hóa</w:t>
+      </w:r>
+      <w:r>
+        <w:rPr>
+          <w:rFonts w:ascii="Times New Roman" w:hAnsi="Times New Roman" w:eastAsia="Times New Roman"/>
+          <w:color w:val="000000"/>
+          <w:sz w:val="24"/>
+        </w:rPr>
+        <w:tab/>
+      </w:r>
+    </w:p>
+    <w:p>
+      <w:pPr>
+        <w:tabs>
+          <w:tab w:pos="8787" w:val="right" w:leader="dot"/>
+        </w:tabs>
+        <w:spacing w:after="40" w:before="20" w:line="276" w:lineRule="auto"/>
+        <w:ind w:firstLine="0" w:left="283"/>
+      </w:pPr>
+      <w:r>
+        <w:rPr>
+          <w:rFonts w:ascii="Times New Roman" w:hAnsi="Times New Roman" w:eastAsia="Times New Roman"/>
+          <w:b w:val="0"/>
+          <w:color w:val="000000"/>
+          <w:sz w:val="24"/>
+        </w:rPr>
+        <w:t>5.3  UC07 -- Tìm kiếm hàng hóa</w:t>
+      </w:r>
+      <w:r>
+        <w:rPr>
+          <w:rFonts w:ascii="Times New Roman" w:hAnsi="Times New Roman" w:eastAsia="Times New Roman"/>
+          <w:color w:val="000000"/>
+          <w:sz w:val="24"/>
+        </w:rPr>
+        <w:tab/>
+      </w:r>
+    </w:p>
+    <w:p>
+      <w:pPr>
+        <w:tabs>
+          <w:tab w:pos="8787" w:val="right" w:leader="dot"/>
+        </w:tabs>
+        <w:spacing w:after="40" w:before="20" w:line="276" w:lineRule="auto"/>
+        <w:ind w:firstLine="0" w:left="283"/>
+      </w:pPr>
+      <w:r>
+        <w:rPr>
+          <w:rFonts w:ascii="Times New Roman" w:hAnsi="Times New Roman" w:eastAsia="Times New Roman"/>
+          <w:b w:val="0"/>
+          <w:color w:val="000000"/>
+          <w:sz w:val="24"/>
+        </w:rPr>
+        <w:t>5.4  UC09 -- Lập phiếu nhập kho</w:t>
+      </w:r>
+      <w:r>
+        <w:rPr>
+          <w:rFonts w:ascii="Times New Roman" w:hAnsi="Times New Roman" w:eastAsia="Times New Roman"/>
+          <w:color w:val="000000"/>
+          <w:sz w:val="24"/>
+        </w:rPr>
+        <w:tab/>
+      </w:r>
+    </w:p>
+    <w:p>
+      <w:pPr>
+        <w:tabs>
+          <w:tab w:pos="8787" w:val="right" w:leader="dot"/>
+        </w:tabs>
+        <w:spacing w:after="40" w:before="20" w:line="276" w:lineRule="auto"/>
+        <w:ind w:firstLine="0" w:left="283"/>
+      </w:pPr>
+      <w:r>
+        <w:rPr>
+          <w:rFonts w:ascii="Times New Roman" w:hAnsi="Times New Roman" w:eastAsia="Times New Roman"/>
+          <w:b w:val="0"/>
+          <w:color w:val="000000"/>
+          <w:sz w:val="24"/>
+        </w:rPr>
+        <w:t>5.5  UC10 -- Lập phiếu xuất kho</w:t>
+      </w:r>
+      <w:r>
+        <w:rPr>
+          <w:rFonts w:ascii="Times New Roman" w:hAnsi="Times New Roman" w:eastAsia="Times New Roman"/>
+          <w:color w:val="000000"/>
+          <w:sz w:val="24"/>
+        </w:rPr>
+        <w:tab/>
+      </w:r>
+    </w:p>
+    <w:p>
+      <w:pPr>
+        <w:tabs>
+          <w:tab w:pos="8787" w:val="right" w:leader="dot"/>
+        </w:tabs>
+        <w:spacing w:after="40" w:before="20" w:line="276" w:lineRule="auto"/>
+        <w:ind w:firstLine="0" w:left="283"/>
+      </w:pPr>
+      <w:r>
+        <w:rPr>
+          <w:rFonts w:ascii="Times New Roman" w:hAnsi="Times New Roman" w:eastAsia="Times New Roman"/>
+          <w:b w:val="0"/>
+          <w:color w:val="000000"/>
+          <w:sz w:val="24"/>
+        </w:rPr>
+        <w:t>5.6  State machine phiếu</w:t>
+      </w:r>
+      <w:r>
+        <w:rPr>
+          <w:rFonts w:ascii="Times New Roman" w:hAnsi="Times New Roman" w:eastAsia="Times New Roman"/>
+          <w:color w:val="000000"/>
+          <w:sz w:val="24"/>
+        </w:rPr>
+        <w:tab/>
+      </w:r>
+    </w:p>
+    <w:p>
+      <w:pPr>
+        <w:tabs>
+          <w:tab w:pos="8787" w:val="right" w:leader="dot"/>
+        </w:tabs>
+        <w:spacing w:after="40" w:before="20" w:line="276" w:lineRule="auto"/>
+        <w:ind w:firstLine="0" w:left="283"/>
+      </w:pPr>
+      <w:r>
+        <w:rPr>
+          <w:rFonts w:ascii="Times New Roman" w:hAnsi="Times New Roman" w:eastAsia="Times New Roman"/>
+          <w:b w:val="0"/>
+          <w:color w:val="000000"/>
+          <w:sz w:val="24"/>
+        </w:rPr>
+        <w:t>5.7  Kết luận</w:t>
+      </w:r>
+      <w:r>
+        <w:rPr>
+          <w:rFonts w:ascii="Times New Roman" w:hAnsi="Times New Roman" w:eastAsia="Times New Roman"/>
+          <w:color w:val="000000"/>
+          <w:sz w:val="24"/>
+        </w:rPr>
+        <w:tab/>
+      </w:r>
+    </w:p>
+    <w:p>
+      <w:pPr>
+        <w:tabs>
+          <w:tab w:pos="8787" w:val="right" w:leader="dot"/>
+        </w:tabs>
+        <w:spacing w:after="40" w:before="20" w:line="276" w:lineRule="auto"/>
+        <w:ind w:firstLine="0" w:left="0"/>
+      </w:pPr>
+      <w:r>
+        <w:rPr>
+          <w:rFonts w:ascii="Times New Roman" w:hAnsi="Times New Roman" w:eastAsia="Times New Roman"/>
+          <w:b/>
+          <w:color w:val="000000"/>
+          <w:sz w:val="24"/>
+        </w:rPr>
+        <w:t>6  SƠ ĐỒ LỚP (CLASS DIAGRAM)</w:t>
+      </w:r>
+      <w:r>
+        <w:rPr>
+          <w:rFonts w:ascii="Times New Roman" w:hAnsi="Times New Roman" w:eastAsia="Times New Roman"/>
+          <w:color w:val="000000"/>
+          <w:sz w:val="24"/>
+        </w:rPr>
+        <w:tab/>
+      </w:r>
+    </w:p>
+    <w:p>
+      <w:pPr>
+        <w:tabs>
+          <w:tab w:pos="8787" w:val="right" w:leader="dot"/>
+        </w:tabs>
+        <w:spacing w:after="40" w:before="20" w:line="276" w:lineRule="auto"/>
+        <w:ind w:firstLine="0" w:left="283"/>
+      </w:pPr>
+      <w:r>
+        <w:rPr>
+          <w:rFonts w:ascii="Times New Roman" w:hAnsi="Times New Roman" w:eastAsia="Times New Roman"/>
+          <w:b w:val="0"/>
+          <w:color w:val="000000"/>
+          <w:sz w:val="24"/>
+        </w:rPr>
+        <w:t>6.1  Các lớp chính</w:t>
+      </w:r>
+      <w:r>
+        <w:rPr>
+          <w:rFonts w:ascii="Times New Roman" w:hAnsi="Times New Roman" w:eastAsia="Times New Roman"/>
+          <w:color w:val="000000"/>
+          <w:sz w:val="24"/>
+        </w:rPr>
+        <w:tab/>
+      </w:r>
+    </w:p>
+    <w:p>
+      <w:pPr>
+        <w:tabs>
+          <w:tab w:pos="8787" w:val="right" w:leader="dot"/>
+        </w:tabs>
+        <w:spacing w:after="40" w:before="20" w:line="276" w:lineRule="auto"/>
+        <w:ind w:firstLine="0" w:left="283"/>
+      </w:pPr>
+      <w:r>
+        <w:rPr>
+          <w:rFonts w:ascii="Times New Roman" w:hAnsi="Times New Roman" w:eastAsia="Times New Roman"/>
+          <w:b w:val="0"/>
+          <w:color w:val="000000"/>
+          <w:sz w:val="24"/>
+        </w:rPr>
+        <w:t>6.2  Sơ đồ lớp tổng thể</w:t>
+      </w:r>
+      <w:r>
+        <w:rPr>
+          <w:rFonts w:ascii="Times New Roman" w:hAnsi="Times New Roman" w:eastAsia="Times New Roman"/>
+          <w:color w:val="000000"/>
+          <w:sz w:val="24"/>
+        </w:rPr>
+        <w:tab/>
+      </w:r>
+    </w:p>
+    <w:p>
+      <w:pPr>
+        <w:tabs>
+          <w:tab w:pos="8787" w:val="right" w:leader="dot"/>
+        </w:tabs>
+        <w:spacing w:after="40" w:before="20" w:line="276" w:lineRule="auto"/>
+        <w:ind w:firstLine="0" w:left="283"/>
+      </w:pPr>
+      <w:r>
+        <w:rPr>
+          <w:rFonts w:ascii="Times New Roman" w:hAnsi="Times New Roman" w:eastAsia="Times New Roman"/>
+          <w:b w:val="0"/>
+          <w:color w:val="000000"/>
+          <w:sz w:val="24"/>
+        </w:rPr>
+        <w:t>6.3  Class trong use case</w:t>
       </w:r>
       <w:r>
         <w:rPr>
@@ -1117,7 +1975,7 @@
           <w:color w:val="000000"/>
           <w:sz w:val="24"/>
         </w:rPr>
-        <w:t>3.6.1  UC01 -- Đăng nhập</w:t>
+        <w:t>6.3.1  UC03 -- Thêm tài khoản</w:t>
       </w:r>
       <w:r>
         <w:rPr>
@@ -1143,7 +2001,7 @@
           <w:color w:val="000000"/>
           <w:sz w:val="24"/>
         </w:rPr>
-        <w:t>3.6.2  UC02 -- Đăng xuất</w:t>
+        <w:t>6.3.2  UC06 -- Thêm hàng hóa</w:t>
       </w:r>
       <w:r>
         <w:rPr>
@@ -1169,7 +2027,7 @@
           <w:color w:val="000000"/>
           <w:sz w:val="24"/>
         </w:rPr>
-        <w:t>3.6.3  UC03 -- Thêm tài khoản</w:t>
+        <w:t>6.3.3  UC09 -- Lập phiếu nhập</w:t>
       </w:r>
       <w:r>
         <w:rPr>
@@ -1195,7 +2053,163 @@
           <w:color w:val="000000"/>
           <w:sz w:val="24"/>
         </w:rPr>
-        <w:t>3.6.4  UC04 -- Thêm nhà cung cấp</w:t>
+        <w:t>6.3.4  UC10 -- Lập phiếu xuất</w:t>
+      </w:r>
+      <w:r>
+        <w:rPr>
+          <w:rFonts w:ascii="Times New Roman" w:hAnsi="Times New Roman" w:eastAsia="Times New Roman"/>
+          <w:color w:val="000000"/>
+          <w:sz w:val="24"/>
+        </w:rPr>
+        <w:tab/>
+      </w:r>
+    </w:p>
+    <w:p>
+      <w:pPr>
+        <w:tabs>
+          <w:tab w:pos="8787" w:val="right" w:leader="dot"/>
+        </w:tabs>
+        <w:spacing w:after="40" w:before="20" w:line="276" w:lineRule="auto"/>
+        <w:ind w:firstLine="0" w:left="283"/>
+      </w:pPr>
+      <w:r>
+        <w:rPr>
+          <w:rFonts w:ascii="Times New Roman" w:hAnsi="Times New Roman" w:eastAsia="Times New Roman"/>
+          <w:b w:val="0"/>
+          <w:color w:val="000000"/>
+          <w:sz w:val="24"/>
+        </w:rPr>
+        <w:t>6.4  Bảng thuộc tính chính</w:t>
+      </w:r>
+      <w:r>
+        <w:rPr>
+          <w:rFonts w:ascii="Times New Roman" w:hAnsi="Times New Roman" w:eastAsia="Times New Roman"/>
+          <w:color w:val="000000"/>
+          <w:sz w:val="24"/>
+        </w:rPr>
+        <w:tab/>
+      </w:r>
+    </w:p>
+    <w:p>
+      <w:pPr>
+        <w:tabs>
+          <w:tab w:pos="8787" w:val="right" w:leader="dot"/>
+        </w:tabs>
+        <w:spacing w:after="40" w:before="20" w:line="276" w:lineRule="auto"/>
+        <w:ind w:firstLine="0" w:left="283"/>
+      </w:pPr>
+      <w:r>
+        <w:rPr>
+          <w:rFonts w:ascii="Times New Roman" w:hAnsi="Times New Roman" w:eastAsia="Times New Roman"/>
+          <w:b w:val="0"/>
+          <w:color w:val="000000"/>
+          <w:sz w:val="24"/>
+        </w:rPr>
+        <w:t>6.5  Component</w:t>
+      </w:r>
+      <w:r>
+        <w:rPr>
+          <w:rFonts w:ascii="Times New Roman" w:hAnsi="Times New Roman" w:eastAsia="Times New Roman"/>
+          <w:color w:val="000000"/>
+          <w:sz w:val="24"/>
+        </w:rPr>
+        <w:tab/>
+      </w:r>
+    </w:p>
+    <w:p>
+      <w:pPr>
+        <w:tabs>
+          <w:tab w:pos="8787" w:val="right" w:leader="dot"/>
+        </w:tabs>
+        <w:spacing w:after="40" w:before="20" w:line="276" w:lineRule="auto"/>
+        <w:ind w:firstLine="0" w:left="283"/>
+      </w:pPr>
+      <w:r>
+        <w:rPr>
+          <w:rFonts w:ascii="Times New Roman" w:hAnsi="Times New Roman" w:eastAsia="Times New Roman"/>
+          <w:b w:val="0"/>
+          <w:color w:val="000000"/>
+          <w:sz w:val="24"/>
+        </w:rPr>
+        <w:t>6.6  Kết luận</w:t>
+      </w:r>
+      <w:r>
+        <w:rPr>
+          <w:rFonts w:ascii="Times New Roman" w:hAnsi="Times New Roman" w:eastAsia="Times New Roman"/>
+          <w:color w:val="000000"/>
+          <w:sz w:val="24"/>
+        </w:rPr>
+        <w:tab/>
+      </w:r>
+    </w:p>
+    <w:p>
+      <w:pPr>
+        <w:tabs>
+          <w:tab w:pos="8787" w:val="right" w:leader="dot"/>
+        </w:tabs>
+        <w:spacing w:after="40" w:before="20" w:line="276" w:lineRule="auto"/>
+        <w:ind w:firstLine="0" w:left="0"/>
+      </w:pPr>
+      <w:r>
+        <w:rPr>
+          <w:rFonts w:ascii="Times New Roman" w:hAnsi="Times New Roman" w:eastAsia="Times New Roman"/>
+          <w:b/>
+          <w:color w:val="000000"/>
+          <w:sz w:val="24"/>
+        </w:rPr>
+        <w:t>7  THIẾT KẾ CƠ SỞ DỮ LIỆU VÀ GIAO DIỆN</w:t>
+      </w:r>
+      <w:r>
+        <w:rPr>
+          <w:rFonts w:ascii="Times New Roman" w:hAnsi="Times New Roman" w:eastAsia="Times New Roman"/>
+          <w:color w:val="000000"/>
+          <w:sz w:val="24"/>
+        </w:rPr>
+        <w:tab/>
+      </w:r>
+    </w:p>
+    <w:p>
+      <w:pPr>
+        <w:tabs>
+          <w:tab w:pos="8787" w:val="right" w:leader="dot"/>
+        </w:tabs>
+        <w:spacing w:after="40" w:before="20" w:line="276" w:lineRule="auto"/>
+        <w:ind w:firstLine="0" w:left="283"/>
+      </w:pPr>
+      <w:r>
+        <w:rPr>
+          <w:rFonts w:ascii="Times New Roman" w:hAnsi="Times New Roman" w:eastAsia="Times New Roman"/>
+          <w:b w:val="0"/>
+          <w:color w:val="000000"/>
+          <w:sz w:val="24"/>
+        </w:rPr>
+        <w:t>7.1  Danh sách bảng</w:t>
+      </w:r>
+      <w:r>
+        <w:rPr>
+          <w:rFonts w:ascii="Times New Roman" w:hAnsi="Times New Roman" w:eastAsia="Times New Roman"/>
+          <w:color w:val="000000"/>
+          <w:sz w:val="24"/>
+        </w:rPr>
+        <w:tab/>
+      </w:r>
+    </w:p>
+    <w:p>
+      <w:pPr>
+        <w:tabs>
+          <w:tab w:pos="8787" w:val="right" w:leader="dot"/>
+        </w:tabs>
+        <w:spacing w:after="40" w:before="20" w:line="276" w:lineRule="auto"/>
+        <w:ind w:firstLine="0" w:left="283"/>
+      </w:pPr>
+      <w:r>
+        <w:rPr>
+          <w:rFonts w:ascii="Times New Roman" w:hAnsi="Times New Roman" w:eastAsia="Times New Roman"/>
+          <w:b w:val="0"/>
+          <w:color w:val="000000"/>
+          <w:sz w:val="24"/>
+        </w:rPr>
+        <w:t>7.2  Đặc tả một số bảng quan trọng</w:t>
       </w:r>
       <w:r>
         <w:rPr>
@@ -1221,7 +2235,7 @@
           <w:color w:val="000000"/>
           <w:sz w:val="24"/>
         </w:rPr>
-        <w:t>3.6.5  UC05 -- Thêm khách hàng</w:t>
+        <w:t>7.2.1  Bảng HangHoa</w:t>
       </w:r>
       <w:r>
         <w:rPr>
@@ -1247,7 +2261,7 @@
           <w:color w:val="000000"/>
           <w:sz w:val="24"/>
         </w:rPr>
-        <w:t>3.6.6  UC06 -- Thêm hàng hóa</w:t>
+        <w:t>7.2.2  Bảng TonKho</w:t>
       </w:r>
       <w:r>
         <w:rPr>
@@ -1273,7 +2287,7 @@
           <w:color w:val="000000"/>
           <w:sz w:val="24"/>
         </w:rPr>
-        <w:t>3.6.7  UC07 -- Tìm kiếm hàng hóa</w:t>
+        <w:t>7.2.3  Bảng PhieuNhapKho / PhieuXuatKho</w:t>
       </w:r>
       <w:r>
         <w:rPr>
@@ -1299,7 +2313,33 @@
           <w:color w:val="000000"/>
           <w:sz w:val="24"/>
         </w:rPr>
-        <w:t>3.6.8  UC08 -- Thêm kho</w:t>
+        <w:t>7.2.4  Bảng PhieuKiemKe</w:t>
+      </w:r>
+      <w:r>
+        <w:rPr>
+          <w:rFonts w:ascii="Times New Roman" w:hAnsi="Times New Roman" w:eastAsia="Times New Roman"/>
+          <w:color w:val="000000"/>
+          <w:sz w:val="24"/>
+        </w:rPr>
+        <w:tab/>
+      </w:r>
+    </w:p>
+    <w:p>
+      <w:pPr>
+        <w:tabs>
+          <w:tab w:pos="8787" w:val="right" w:leader="dot"/>
+        </w:tabs>
+        <w:spacing w:after="40" w:before="20" w:line="276" w:lineRule="auto"/>
+        <w:ind w:firstLine="0" w:left="283"/>
+      </w:pPr>
+      <w:r>
+        <w:rPr>
+          <w:rFonts w:ascii="Times New Roman" w:hAnsi="Times New Roman" w:eastAsia="Times New Roman"/>
+          <w:b w:val="0"/>
+          <w:color w:val="000000"/>
+          <w:sz w:val="24"/>
+        </w:rPr>
+        <w:t>7.3  Thiết kế giao diện</w:t>
       </w:r>
       <w:r>
         <w:rPr>
@@ -1325,85 +2365,7 @@
           <w:color w:val="000000"/>
           <w:sz w:val="24"/>
         </w:rPr>
-        <w:t>3.6.9  UC09 -- Lập phiếu nhập kho</w:t>
-      </w:r>
-      <w:r>
-        <w:rPr>
-          <w:rFonts w:ascii="Times New Roman" w:hAnsi="Times New Roman" w:eastAsia="Times New Roman"/>
-          <w:color w:val="000000"/>
-          <w:sz w:val="24"/>
-        </w:rPr>
-        <w:tab/>
-      </w:r>
-    </w:p>
-    <w:p>
-      <w:pPr>
-        <w:tabs>
-          <w:tab w:pos="8787" w:val="right" w:leader="dot"/>
-        </w:tabs>
-        <w:spacing w:after="40" w:before="20" w:line="276" w:lineRule="auto"/>
-        <w:ind w:firstLine="0" w:left="567"/>
-      </w:pPr>
-      <w:r>
-        <w:rPr>
-          <w:rFonts w:ascii="Times New Roman" w:hAnsi="Times New Roman" w:eastAsia="Times New Roman"/>
-          <w:b w:val="0"/>
-          <w:color w:val="000000"/>
-          <w:sz w:val="24"/>
-        </w:rPr>
-        <w:t>3.6.10  UC10 -- Lập phiếu xuất kho</w:t>
-      </w:r>
-      <w:r>
-        <w:rPr>
-          <w:rFonts w:ascii="Times New Roman" w:hAnsi="Times New Roman" w:eastAsia="Times New Roman"/>
-          <w:color w:val="000000"/>
-          <w:sz w:val="24"/>
-        </w:rPr>
-        <w:tab/>
-      </w:r>
-    </w:p>
-    <w:p>
-      <w:pPr>
-        <w:tabs>
-          <w:tab w:pos="8787" w:val="right" w:leader="dot"/>
-        </w:tabs>
-        <w:spacing w:after="40" w:before="20" w:line="276" w:lineRule="auto"/>
-        <w:ind w:firstLine="0" w:left="567"/>
-      </w:pPr>
-      <w:r>
-        <w:rPr>
-          <w:rFonts w:ascii="Times New Roman" w:hAnsi="Times New Roman" w:eastAsia="Times New Roman"/>
-          <w:b w:val="0"/>
-          <w:color w:val="000000"/>
-          <w:sz w:val="24"/>
-        </w:rPr>
-        <w:t>3.6.11  UC11 -- Lập phiếu kiểm kê</w:t>
-      </w:r>
-      <w:r>
-        <w:rPr>
-          <w:rFonts w:ascii="Times New Roman" w:hAnsi="Times New Roman" w:eastAsia="Times New Roman"/>
-          <w:color w:val="000000"/>
-          <w:sz w:val="24"/>
-        </w:rPr>
-        <w:tab/>
-      </w:r>
-    </w:p>
-    <w:p>
-      <w:pPr>
-        <w:tabs>
-          <w:tab w:pos="8787" w:val="right" w:leader="dot"/>
-        </w:tabs>
-        <w:spacing w:after="40" w:before="20" w:line="276" w:lineRule="auto"/>
-        <w:ind w:firstLine="0" w:left="567"/>
-      </w:pPr>
-      <w:r>
-        <w:rPr>
-          <w:rFonts w:ascii="Times New Roman" w:hAnsi="Times New Roman" w:eastAsia="Times New Roman"/>
-          <w:b w:val="0"/>
-          <w:color w:val="000000"/>
-          <w:sz w:val="24"/>
-        </w:rPr>
-        <w:t>3.6.12  UC12 -- Xem báo cáo nhập xuất tồn</w:t>
+        <w:t>7.3.1  Sơ đồ điều hướng màn hình</w:t>
       </w:r>
       <w:r>
         <w:rPr>
@@ -1429,7 +2391,7 @@
           <w:color w:val="000000"/>
           <w:sz w:val="24"/>
         </w:rPr>
-        <w:t>3.7  Kết luận chương</w:t>
+        <w:t>7.4  Kết luận chương</w:t>
       </w:r>
       <w:r>
         <w:rPr>
@@ -1441,29 +2403,22 @@
       </w:r>
     </w:p>
     <w:p>
-      <w:pPr>
-        <w:tabs>
-          <w:tab w:pos="8787" w:val="right" w:leader="dot"/>
-        </w:tabs>
-        <w:spacing w:after="40" w:before="20" w:line="276" w:lineRule="auto"/>
-        <w:ind w:firstLine="0" w:left="0"/>
+      <w:r>
+        <w:br w:type="page"/>
+      </w:r>
+    </w:p>
+    <w:p>
+      <w:pPr>
+        <w:pStyle w:val="Heading1"/>
       </w:pPr>
       <w:r>
         <w:rPr>
           <w:rFonts w:ascii="Times New Roman" w:hAnsi="Times New Roman" w:eastAsia="Times New Roman"/>
           <w:b/>
           <w:color w:val="000000"/>
-          <w:sz w:val="24"/>
-        </w:rPr>
-        <w:t>4  SƠ ĐỒ HOẠT ĐỘNG (ACTIVITY DIAGRAM)</w:t>
-      </w:r>
-      <w:r>
-        <w:rPr>
-          <w:rFonts w:ascii="Times New Roman" w:hAnsi="Times New Roman" w:eastAsia="Times New Roman"/>
-          <w:color w:val="000000"/>
-          <w:sz w:val="24"/>
-        </w:rPr>
-        <w:tab/>
+          <w:sz w:val="28"/>
+        </w:rPr>
+        <w:t>Danh sách hình vẽ</w:t>
       </w:r>
     </w:p>
     <w:p>
@@ -1481,7 +2436,7 @@
           <w:color w:val="000000"/>
           <w:sz w:val="24"/>
         </w:rPr>
-        <w:t>4.1  UC03 -- Thêm tài khoản</w:t>
+        <w:t>3.1  Sơ đồ use case tổng quát (nhóm chức năng / hệ thống)</w:t>
       </w:r>
       <w:r>
         <w:rPr>
@@ -1507,7 +2462,7 @@
           <w:color w:val="000000"/>
           <w:sz w:val="24"/>
         </w:rPr>
-        <w:t>4.2  UC06 -- Thêm hàng hóa</w:t>
+        <w:t>3.2  Use case phân rã -- Xác thực và thêm tài khoản</w:t>
       </w:r>
       <w:r>
         <w:rPr>
@@ -1533,7 +2488,7 @@
           <w:color w:val="000000"/>
           <w:sz w:val="24"/>
         </w:rPr>
-        <w:t>4.3  UC07 -- Tìm kiếm hàng hóa</w:t>
+        <w:t>3.3  Use case phân rã -- Thêm NCC, Thêm khách hàng</w:t>
       </w:r>
       <w:r>
         <w:rPr>
@@ -1559,7 +2514,7 @@
           <w:color w:val="000000"/>
           <w:sz w:val="24"/>
         </w:rPr>
-        <w:t>4.4  UC09 -- Lập phiếu nhập kho</w:t>
+        <w:t>3.4  Use case phân rã -- Hàng hóa và kho</w:t>
       </w:r>
       <w:r>
         <w:rPr>
@@ -1585,7 +2540,7 @@
           <w:color w:val="000000"/>
           <w:sz w:val="24"/>
         </w:rPr>
-        <w:t>4.5  UC10 -- Lập phiếu xuất kho</w:t>
+        <w:t>3.5  Use case phân rã -- Nhập, xuất, kiểm kê, báo cáo tồn</w:t>
       </w:r>
       <w:r>
         <w:rPr>
@@ -1611,7 +2566,7 @@
           <w:color w:val="000000"/>
           <w:sz w:val="24"/>
         </w:rPr>
-        <w:t>4.6  UC11 -- Lập phiếu kiểm kê</w:t>
+        <w:t>4.1  Activity -- UC03 Thêm tài khoản</w:t>
       </w:r>
       <w:r>
         <w:rPr>
@@ -1637,7 +2592,7 @@
           <w:color w:val="000000"/>
           <w:sz w:val="24"/>
         </w:rPr>
-        <w:t>4.7  UC12 -- Xem báo cáo nhập xuất tồn</w:t>
+        <w:t>4.2  Activity -- UC06 Thêm hàng hóa</w:t>
       </w:r>
       <w:r>
         <w:rPr>
@@ -1663,33 +2618,7 @@
           <w:color w:val="000000"/>
           <w:sz w:val="24"/>
         </w:rPr>
-        <w:t>4.8  Kết luận</w:t>
-      </w:r>
-      <w:r>
-        <w:rPr>
-          <w:rFonts w:ascii="Times New Roman" w:hAnsi="Times New Roman" w:eastAsia="Times New Roman"/>
-          <w:color w:val="000000"/>
-          <w:sz w:val="24"/>
-        </w:rPr>
-        <w:tab/>
-      </w:r>
-    </w:p>
-    <w:p>
-      <w:pPr>
-        <w:tabs>
-          <w:tab w:pos="8787" w:val="right" w:leader="dot"/>
-        </w:tabs>
-        <w:spacing w:after="40" w:before="20" w:line="276" w:lineRule="auto"/>
-        <w:ind w:firstLine="0" w:left="0"/>
-      </w:pPr>
-      <w:r>
-        <w:rPr>
-          <w:rFonts w:ascii="Times New Roman" w:hAnsi="Times New Roman" w:eastAsia="Times New Roman"/>
-          <w:b/>
-          <w:color w:val="000000"/>
-          <w:sz w:val="24"/>
-        </w:rPr>
-        <w:t>5  SƠ ĐỒ TRÌNH TỰ (SEQUENCE DIAGRAM)</w:t>
+        <w:t>4.3  Activity -- UC07 Tìm kiếm hàng hóa</w:t>
       </w:r>
       <w:r>
         <w:rPr>
@@ -1715,7 +2644,7 @@
           <w:color w:val="000000"/>
           <w:sz w:val="24"/>
         </w:rPr>
-        <w:t>5.1  UC01 -- Đăng nhập</w:t>
+        <w:t>4.4  Activity -- UC09 Lập phiếu nhập kho</w:t>
       </w:r>
       <w:r>
         <w:rPr>
@@ -1741,7 +2670,7 @@
           <w:color w:val="000000"/>
           <w:sz w:val="24"/>
         </w:rPr>
-        <w:t>5.2  UC06 -- Thêm hàng hóa</w:t>
+        <w:t>4.5  Activity -- UC10 Lập phiếu xuất kho</w:t>
       </w:r>
       <w:r>
         <w:rPr>
@@ -1767,7 +2696,7 @@
           <w:color w:val="000000"/>
           <w:sz w:val="24"/>
         </w:rPr>
-        <w:t>5.3  UC07 -- Tìm kiếm hàng hóa</w:t>
+        <w:t>4.6  Activity -- UC11 Lập phiếu kiểm kê</w:t>
       </w:r>
       <w:r>
         <w:rPr>
@@ -1793,7 +2722,7 @@
           <w:color w:val="000000"/>
           <w:sz w:val="24"/>
         </w:rPr>
-        <w:t>5.4  UC09 -- Lập phiếu nhập kho</w:t>
+        <w:t>5.1  Sequence diagram UC01 -- Đăng nhập</w:t>
       </w:r>
       <w:r>
         <w:rPr>
@@ -1819,7 +2748,7 @@
           <w:color w:val="000000"/>
           <w:sz w:val="24"/>
         </w:rPr>
-        <w:t>5.5  UC10 -- Lập phiếu xuất kho</w:t>
+        <w:t>5.2  Sequence diagram UC06 -- Thêm hàng hóa</w:t>
       </w:r>
       <w:r>
         <w:rPr>
@@ -1845,7 +2774,7 @@
           <w:color w:val="000000"/>
           <w:sz w:val="24"/>
         </w:rPr>
-        <w:t>5.6  State machine phiếu</w:t>
+        <w:t>5.3  Sequence diagram UC07 -- Tìm kiếm hàng hóa</w:t>
       </w:r>
       <w:r>
         <w:rPr>
@@ -1871,33 +2800,7 @@
           <w:color w:val="000000"/>
           <w:sz w:val="24"/>
         </w:rPr>
-        <w:t>5.7  Kết luận</w:t>
-      </w:r>
-      <w:r>
-        <w:rPr>
-          <w:rFonts w:ascii="Times New Roman" w:hAnsi="Times New Roman" w:eastAsia="Times New Roman"/>
-          <w:color w:val="000000"/>
-          <w:sz w:val="24"/>
-        </w:rPr>
-        <w:tab/>
-      </w:r>
-    </w:p>
-    <w:p>
-      <w:pPr>
-        <w:tabs>
-          <w:tab w:pos="8787" w:val="right" w:leader="dot"/>
-        </w:tabs>
-        <w:spacing w:after="40" w:before="20" w:line="276" w:lineRule="auto"/>
-        <w:ind w:firstLine="0" w:left="0"/>
-      </w:pPr>
-      <w:r>
-        <w:rPr>
-          <w:rFonts w:ascii="Times New Roman" w:hAnsi="Times New Roman" w:eastAsia="Times New Roman"/>
-          <w:b/>
-          <w:color w:val="000000"/>
-          <w:sz w:val="24"/>
-        </w:rPr>
-        <w:t>6  SƠ ĐỒ LỚP (CLASS DIAGRAM)</w:t>
+        <w:t>5.4  Sequence diagram UC09 -- Lập phiếu nhập kho</w:t>
       </w:r>
       <w:r>
         <w:rPr>
@@ -1923,7 +2826,7 @@
           <w:color w:val="000000"/>
           <w:sz w:val="24"/>
         </w:rPr>
-        <w:t>6.1  Các lớp chính</w:t>
+        <w:t>5.5  Sequence diagram UC10 -- Lập phiếu xuất kho</w:t>
       </w:r>
       <w:r>
         <w:rPr>
@@ -1949,7 +2852,7 @@
           <w:color w:val="000000"/>
           <w:sz w:val="24"/>
         </w:rPr>
-        <w:t>6.2  Sơ đồ lớp tổng thể</w:t>
+        <w:t>5.6  State Machine Diagram – Trạng thái phiếu nhập kho</w:t>
       </w:r>
       <w:r>
         <w:rPr>
@@ -1975,111 +2878,7 @@
           <w:color w:val="000000"/>
           <w:sz w:val="24"/>
         </w:rPr>
-        <w:t>6.3  Class trong use case</w:t>
-      </w:r>
-      <w:r>
-        <w:rPr>
-          <w:rFonts w:ascii="Times New Roman" w:hAnsi="Times New Roman" w:eastAsia="Times New Roman"/>
-          <w:color w:val="000000"/>
-          <w:sz w:val="24"/>
-        </w:rPr>
-        <w:tab/>
-      </w:r>
-    </w:p>
-    <w:p>
-      <w:pPr>
-        <w:tabs>
-          <w:tab w:pos="8787" w:val="right" w:leader="dot"/>
-        </w:tabs>
-        <w:spacing w:after="40" w:before="20" w:line="276" w:lineRule="auto"/>
-        <w:ind w:firstLine="0" w:left="567"/>
-      </w:pPr>
-      <w:r>
-        <w:rPr>
-          <w:rFonts w:ascii="Times New Roman" w:hAnsi="Times New Roman" w:eastAsia="Times New Roman"/>
-          <w:b w:val="0"/>
-          <w:color w:val="000000"/>
-          <w:sz w:val="24"/>
-        </w:rPr>
-        <w:t>6.3.1  UC03 -- Thêm tài khoản</w:t>
-      </w:r>
-      <w:r>
-        <w:rPr>
-          <w:rFonts w:ascii="Times New Roman" w:hAnsi="Times New Roman" w:eastAsia="Times New Roman"/>
-          <w:color w:val="000000"/>
-          <w:sz w:val="24"/>
-        </w:rPr>
-        <w:tab/>
-      </w:r>
-    </w:p>
-    <w:p>
-      <w:pPr>
-        <w:tabs>
-          <w:tab w:pos="8787" w:val="right" w:leader="dot"/>
-        </w:tabs>
-        <w:spacing w:after="40" w:before="20" w:line="276" w:lineRule="auto"/>
-        <w:ind w:firstLine="0" w:left="567"/>
-      </w:pPr>
-      <w:r>
-        <w:rPr>
-          <w:rFonts w:ascii="Times New Roman" w:hAnsi="Times New Roman" w:eastAsia="Times New Roman"/>
-          <w:b w:val="0"/>
-          <w:color w:val="000000"/>
-          <w:sz w:val="24"/>
-        </w:rPr>
-        <w:t>6.3.2  UC06 -- Thêm hàng hóa</w:t>
-      </w:r>
-      <w:r>
-        <w:rPr>
-          <w:rFonts w:ascii="Times New Roman" w:hAnsi="Times New Roman" w:eastAsia="Times New Roman"/>
-          <w:color w:val="000000"/>
-          <w:sz w:val="24"/>
-        </w:rPr>
-        <w:tab/>
-      </w:r>
-    </w:p>
-    <w:p>
-      <w:pPr>
-        <w:tabs>
-          <w:tab w:pos="8787" w:val="right" w:leader="dot"/>
-        </w:tabs>
-        <w:spacing w:after="40" w:before="20" w:line="276" w:lineRule="auto"/>
-        <w:ind w:firstLine="0" w:left="567"/>
-      </w:pPr>
-      <w:r>
-        <w:rPr>
-          <w:rFonts w:ascii="Times New Roman" w:hAnsi="Times New Roman" w:eastAsia="Times New Roman"/>
-          <w:b w:val="0"/>
-          <w:color w:val="000000"/>
-          <w:sz w:val="24"/>
-        </w:rPr>
-        <w:t>6.3.3  UC09 -- Lập phiếu nhập</w:t>
-      </w:r>
-      <w:r>
-        <w:rPr>
-          <w:rFonts w:ascii="Times New Roman" w:hAnsi="Times New Roman" w:eastAsia="Times New Roman"/>
-          <w:color w:val="000000"/>
-          <w:sz w:val="24"/>
-        </w:rPr>
-        <w:tab/>
-      </w:r>
-    </w:p>
-    <w:p>
-      <w:pPr>
-        <w:tabs>
-          <w:tab w:pos="8787" w:val="right" w:leader="dot"/>
-        </w:tabs>
-        <w:spacing w:after="40" w:before="20" w:line="276" w:lineRule="auto"/>
-        <w:ind w:firstLine="0" w:left="567"/>
-      </w:pPr>
-      <w:r>
-        <w:rPr>
-          <w:rFonts w:ascii="Times New Roman" w:hAnsi="Times New Roman" w:eastAsia="Times New Roman"/>
-          <w:b w:val="0"/>
-          <w:color w:val="000000"/>
-          <w:sz w:val="24"/>
-        </w:rPr>
-        <w:t>6.3.4  UC10 -- Lập phiếu xuất</w:t>
+        <w:t>5.7  State Machine Diagram – Trạng thái phiếu xuất kho</w:t>
       </w:r>
       <w:r>
         <w:rPr>
@@ -2105,7 +2904,7 @@
           <w:color w:val="000000"/>
           <w:sz w:val="24"/>
         </w:rPr>
-        <w:t>6.4  Bảng thuộc tính chính</w:t>
+        <w:t>6.1  Sơ đồ lớp danh mục (Master Data)</w:t>
       </w:r>
       <w:r>
         <w:rPr>
@@ -2131,7 +2930,7 @@
           <w:color w:val="000000"/>
           <w:sz w:val="24"/>
         </w:rPr>
-        <w:t>6.5  Component</w:t>
+        <w:t>6.2  Sơ đồ lớp nghiệp vụ nhập xuất kho</w:t>
       </w:r>
       <w:r>
         <w:rPr>
@@ -2157,33 +2956,7 @@
           <w:color w:val="000000"/>
           <w:sz w:val="24"/>
         </w:rPr>
-        <w:t>6.6  Kết luận</w:t>
-      </w:r>
-      <w:r>
-        <w:rPr>
-          <w:rFonts w:ascii="Times New Roman" w:hAnsi="Times New Roman" w:eastAsia="Times New Roman"/>
-          <w:color w:val="000000"/>
-          <w:sz w:val="24"/>
-        </w:rPr>
-        <w:tab/>
-      </w:r>
-    </w:p>
-    <w:p>
-      <w:pPr>
-        <w:tabs>
-          <w:tab w:pos="8787" w:val="right" w:leader="dot"/>
-        </w:tabs>
-        <w:spacing w:after="40" w:before="20" w:line="276" w:lineRule="auto"/>
-        <w:ind w:firstLine="0" w:left="0"/>
-      </w:pPr>
-      <w:r>
-        <w:rPr>
-          <w:rFonts w:ascii="Times New Roman" w:hAnsi="Times New Roman" w:eastAsia="Times New Roman"/>
-          <w:b/>
-          <w:color w:val="000000"/>
-          <w:sz w:val="24"/>
-        </w:rPr>
-        <w:t>7  THIẾT KẾ CƠ SỞ DỮ LIỆU VÀ GIAO DIỆN</w:t>
+        <w:t>6.3  Sơ đồ lớp kiểm kê và lịch sử thao tác</w:t>
       </w:r>
       <w:r>
         <w:rPr>
@@ -2209,7 +2982,7 @@
           <w:color w:val="000000"/>
           <w:sz w:val="24"/>
         </w:rPr>
-        <w:t>7.1  Danh sách bảng</w:t>
+        <w:t>6.4  Class trong UC03 -- Thêm tài khoản</w:t>
       </w:r>
       <w:r>
         <w:rPr>
@@ -2235,111 +3008,7 @@
           <w:color w:val="000000"/>
           <w:sz w:val="24"/>
         </w:rPr>
-        <w:t>7.2  Đặc tả một số bảng quan trọng</w:t>
-      </w:r>
-      <w:r>
-        <w:rPr>
-          <w:rFonts w:ascii="Times New Roman" w:hAnsi="Times New Roman" w:eastAsia="Times New Roman"/>
-          <w:color w:val="000000"/>
-          <w:sz w:val="24"/>
-        </w:rPr>
-        <w:tab/>
-      </w:r>
-    </w:p>
-    <w:p>
-      <w:pPr>
-        <w:tabs>
-          <w:tab w:pos="8787" w:val="right" w:leader="dot"/>
-        </w:tabs>
-        <w:spacing w:after="40" w:before="20" w:line="276" w:lineRule="auto"/>
-        <w:ind w:firstLine="0" w:left="567"/>
-      </w:pPr>
-      <w:r>
-        <w:rPr>
-          <w:rFonts w:ascii="Times New Roman" w:hAnsi="Times New Roman" w:eastAsia="Times New Roman"/>
-          <w:b w:val="0"/>
-          <w:color w:val="000000"/>
-          <w:sz w:val="24"/>
-        </w:rPr>
-        <w:t>7.2.1  Bảng HangHoa</w:t>
-      </w:r>
-      <w:r>
-        <w:rPr>
-          <w:rFonts w:ascii="Times New Roman" w:hAnsi="Times New Roman" w:eastAsia="Times New Roman"/>
-          <w:color w:val="000000"/>
-          <w:sz w:val="24"/>
-        </w:rPr>
-        <w:tab/>
-      </w:r>
-    </w:p>
-    <w:p>
-      <w:pPr>
-        <w:tabs>
-          <w:tab w:pos="8787" w:val="right" w:leader="dot"/>
-        </w:tabs>
-        <w:spacing w:after="40" w:before="20" w:line="276" w:lineRule="auto"/>
-        <w:ind w:firstLine="0" w:left="567"/>
-      </w:pPr>
-      <w:r>
-        <w:rPr>
-          <w:rFonts w:ascii="Times New Roman" w:hAnsi="Times New Roman" w:eastAsia="Times New Roman"/>
-          <w:b w:val="0"/>
-          <w:color w:val="000000"/>
-          <w:sz w:val="24"/>
-        </w:rPr>
-        <w:t>7.2.2  Bảng TonKho</w:t>
-      </w:r>
-      <w:r>
-        <w:rPr>
-          <w:rFonts w:ascii="Times New Roman" w:hAnsi="Times New Roman" w:eastAsia="Times New Roman"/>
-          <w:color w:val="000000"/>
-          <w:sz w:val="24"/>
-        </w:rPr>
-        <w:tab/>
-      </w:r>
-    </w:p>
-    <w:p>
-      <w:pPr>
-        <w:tabs>
-          <w:tab w:pos="8787" w:val="right" w:leader="dot"/>
-        </w:tabs>
-        <w:spacing w:after="40" w:before="20" w:line="276" w:lineRule="auto"/>
-        <w:ind w:firstLine="0" w:left="567"/>
-      </w:pPr>
-      <w:r>
-        <w:rPr>
-          <w:rFonts w:ascii="Times New Roman" w:hAnsi="Times New Roman" w:eastAsia="Times New Roman"/>
-          <w:b w:val="0"/>
-          <w:color w:val="000000"/>
-          <w:sz w:val="24"/>
-        </w:rPr>
-        <w:t>7.2.3  Bảng PhieuNhapKho / PhieuXuatKho</w:t>
-      </w:r>
-      <w:r>
-        <w:rPr>
-          <w:rFonts w:ascii="Times New Roman" w:hAnsi="Times New Roman" w:eastAsia="Times New Roman"/>
-          <w:color w:val="000000"/>
-          <w:sz w:val="24"/>
-        </w:rPr>
-        <w:tab/>
-      </w:r>
-    </w:p>
-    <w:p>
-      <w:pPr>
-        <w:tabs>
-          <w:tab w:pos="8787" w:val="right" w:leader="dot"/>
-        </w:tabs>
-        <w:spacing w:after="40" w:before="20" w:line="276" w:lineRule="auto"/>
-        <w:ind w:firstLine="0" w:left="567"/>
-      </w:pPr>
-      <w:r>
-        <w:rPr>
-          <w:rFonts w:ascii="Times New Roman" w:hAnsi="Times New Roman" w:eastAsia="Times New Roman"/>
-          <w:b w:val="0"/>
-          <w:color w:val="000000"/>
-          <w:sz w:val="24"/>
-        </w:rPr>
-        <w:t>7.2.4  Bảng PhieuKiemKe</w:t>
+        <w:t>6.5  Biểu đồ lớp trong ca sử dụng UC06 -- Thêm hàng hóa</w:t>
       </w:r>
       <w:r>
         <w:rPr>
@@ -2365,33 +3034,7 @@
           <w:color w:val="000000"/>
           <w:sz w:val="24"/>
         </w:rPr>
-        <w:t>7.3  Thiết kế giao diện</w:t>
-      </w:r>
-      <w:r>
-        <w:rPr>
-          <w:rFonts w:ascii="Times New Roman" w:hAnsi="Times New Roman" w:eastAsia="Times New Roman"/>
-          <w:color w:val="000000"/>
-          <w:sz w:val="24"/>
-        </w:rPr>
-        <w:tab/>
-      </w:r>
-    </w:p>
-    <w:p>
-      <w:pPr>
-        <w:tabs>
-          <w:tab w:pos="8787" w:val="right" w:leader="dot"/>
-        </w:tabs>
-        <w:spacing w:after="40" w:before="20" w:line="276" w:lineRule="auto"/>
-        <w:ind w:firstLine="0" w:left="567"/>
-      </w:pPr>
-      <w:r>
-        <w:rPr>
-          <w:rFonts w:ascii="Times New Roman" w:hAnsi="Times New Roman" w:eastAsia="Times New Roman"/>
-          <w:b w:val="0"/>
-          <w:color w:val="000000"/>
-          <w:sz w:val="24"/>
-        </w:rPr>
-        <w:t>7.3.1  Sơ đồ điều hướng màn hình</w:t>
+        <w:t>6.6  Biểu đồ lớp trong ca sử dụng UC09 -- Lập phiếu nhập kho</w:t>
       </w:r>
       <w:r>
         <w:rPr>
@@ -2417,7 +3060,7 @@
           <w:color w:val="000000"/>
           <w:sz w:val="24"/>
         </w:rPr>
-        <w:t>7.4  Kết luận chương</w:t>
+        <w:t>6.7  Biểu đồ lớp trong ca sử dụng UC10 -- Lập phiếu xuất kho</w:t>
       </w:r>
       <w:r>
         <w:rPr>
@@ -2426,25 +3069,6 @@
           <w:sz w:val="24"/>
         </w:rPr>
         <w:tab/>
-      </w:r>
-    </w:p>
-    <w:p>
-      <w:r>
-        <w:br w:type="page"/>
-      </w:r>
-    </w:p>
-    <w:p>
-      <w:pPr>
-        <w:pStyle w:val="Heading1"/>
-      </w:pPr>
-      <w:r>
-        <w:rPr>
-          <w:rFonts w:ascii="Times New Roman" w:hAnsi="Times New Roman" w:eastAsia="Times New Roman"/>
-          <w:b/>
-          <w:color w:val="000000"/>
-          <w:sz w:val="28"/>
-        </w:rPr>
-        <w:t>Danh sách hình vẽ</w:t>
       </w:r>
     </w:p>
     <w:p>
@@ -2462,7 +3086,7 @@
           <w:color w:val="000000"/>
           <w:sz w:val="24"/>
         </w:rPr>
-        <w:t>3.1  Sơ đồ use case tổng quát (nhóm chức năng)</w:t>
+        <w:t>6.8  Component Diagram – Kiến trúc thành phần hệ thống quản lý kho hàng</w:t>
       </w:r>
       <w:r>
         <w:rPr>
@@ -2488,656 +3112,6 @@
           <w:color w:val="000000"/>
           <w:sz w:val="24"/>
         </w:rPr>
-        <w:t>3.2  Use case phân rã -- Xác thực và thêm tài khoản</w:t>
-      </w:r>
-      <w:r>
-        <w:rPr>
-          <w:rFonts w:ascii="Times New Roman" w:hAnsi="Times New Roman" w:eastAsia="Times New Roman"/>
-          <w:color w:val="000000"/>
-          <w:sz w:val="24"/>
-        </w:rPr>
-        <w:tab/>
-      </w:r>
-    </w:p>
-    <w:p>
-      <w:pPr>
-        <w:tabs>
-          <w:tab w:pos="8787" w:val="right" w:leader="dot"/>
-        </w:tabs>
-        <w:spacing w:after="40" w:before="20" w:line="276" w:lineRule="auto"/>
-        <w:ind w:firstLine="0" w:left="283"/>
-      </w:pPr>
-      <w:r>
-        <w:rPr>
-          <w:rFonts w:ascii="Times New Roman" w:hAnsi="Times New Roman" w:eastAsia="Times New Roman"/>
-          <w:b w:val="0"/>
-          <w:color w:val="000000"/>
-          <w:sz w:val="24"/>
-        </w:rPr>
-        <w:t>3.3  Use case phân rã -- Thêm NCC, Thêm khách hàng</w:t>
-      </w:r>
-      <w:r>
-        <w:rPr>
-          <w:rFonts w:ascii="Times New Roman" w:hAnsi="Times New Roman" w:eastAsia="Times New Roman"/>
-          <w:color w:val="000000"/>
-          <w:sz w:val="24"/>
-        </w:rPr>
-        <w:tab/>
-      </w:r>
-    </w:p>
-    <w:p>
-      <w:pPr>
-        <w:tabs>
-          <w:tab w:pos="8787" w:val="right" w:leader="dot"/>
-        </w:tabs>
-        <w:spacing w:after="40" w:before="20" w:line="276" w:lineRule="auto"/>
-        <w:ind w:firstLine="0" w:left="283"/>
-      </w:pPr>
-      <w:r>
-        <w:rPr>
-          <w:rFonts w:ascii="Times New Roman" w:hAnsi="Times New Roman" w:eastAsia="Times New Roman"/>
-          <w:b w:val="0"/>
-          <w:color w:val="000000"/>
-          <w:sz w:val="24"/>
-        </w:rPr>
-        <w:t>3.4  Use case phân rã -- Hàng hóa và kho</w:t>
-      </w:r>
-      <w:r>
-        <w:rPr>
-          <w:rFonts w:ascii="Times New Roman" w:hAnsi="Times New Roman" w:eastAsia="Times New Roman"/>
-          <w:color w:val="000000"/>
-          <w:sz w:val="24"/>
-        </w:rPr>
-        <w:tab/>
-      </w:r>
-    </w:p>
-    <w:p>
-      <w:pPr>
-        <w:tabs>
-          <w:tab w:pos="8787" w:val="right" w:leader="dot"/>
-        </w:tabs>
-        <w:spacing w:after="40" w:before="20" w:line="276" w:lineRule="auto"/>
-        <w:ind w:firstLine="0" w:left="283"/>
-      </w:pPr>
-      <w:r>
-        <w:rPr>
-          <w:rFonts w:ascii="Times New Roman" w:hAnsi="Times New Roman" w:eastAsia="Times New Roman"/>
-          <w:b w:val="0"/>
-          <w:color w:val="000000"/>
-          <w:sz w:val="24"/>
-        </w:rPr>
-        <w:t>3.5  Use case phân rã -- Nhập, xuất, kiểm kê, báo cáo tồn</w:t>
-      </w:r>
-      <w:r>
-        <w:rPr>
-          <w:rFonts w:ascii="Times New Roman" w:hAnsi="Times New Roman" w:eastAsia="Times New Roman"/>
-          <w:color w:val="000000"/>
-          <w:sz w:val="24"/>
-        </w:rPr>
-        <w:tab/>
-      </w:r>
-    </w:p>
-    <w:p>
-      <w:pPr>
-        <w:tabs>
-          <w:tab w:pos="8787" w:val="right" w:leader="dot"/>
-        </w:tabs>
-        <w:spacing w:after="40" w:before="20" w:line="276" w:lineRule="auto"/>
-        <w:ind w:firstLine="0" w:left="283"/>
-      </w:pPr>
-      <w:r>
-        <w:rPr>
-          <w:rFonts w:ascii="Times New Roman" w:hAnsi="Times New Roman" w:eastAsia="Times New Roman"/>
-          <w:b w:val="0"/>
-          <w:color w:val="000000"/>
-          <w:sz w:val="24"/>
-        </w:rPr>
-        <w:t>4.1  Activity -- UC03 Thêm tài khoản</w:t>
-      </w:r>
-      <w:r>
-        <w:rPr>
-          <w:rFonts w:ascii="Times New Roman" w:hAnsi="Times New Roman" w:eastAsia="Times New Roman"/>
-          <w:color w:val="000000"/>
-          <w:sz w:val="24"/>
-        </w:rPr>
-        <w:tab/>
-      </w:r>
-    </w:p>
-    <w:p>
-      <w:pPr>
-        <w:tabs>
-          <w:tab w:pos="8787" w:val="right" w:leader="dot"/>
-        </w:tabs>
-        <w:spacing w:after="40" w:before="20" w:line="276" w:lineRule="auto"/>
-        <w:ind w:firstLine="0" w:left="283"/>
-      </w:pPr>
-      <w:r>
-        <w:rPr>
-          <w:rFonts w:ascii="Times New Roman" w:hAnsi="Times New Roman" w:eastAsia="Times New Roman"/>
-          <w:b w:val="0"/>
-          <w:color w:val="000000"/>
-          <w:sz w:val="24"/>
-        </w:rPr>
-        <w:t>4.2  Activity -- UC06 Thêm hàng hóa</w:t>
-      </w:r>
-      <w:r>
-        <w:rPr>
-          <w:rFonts w:ascii="Times New Roman" w:hAnsi="Times New Roman" w:eastAsia="Times New Roman"/>
-          <w:color w:val="000000"/>
-          <w:sz w:val="24"/>
-        </w:rPr>
-        <w:tab/>
-      </w:r>
-    </w:p>
-    <w:p>
-      <w:pPr>
-        <w:tabs>
-          <w:tab w:pos="8787" w:val="right" w:leader="dot"/>
-        </w:tabs>
-        <w:spacing w:after="40" w:before="20" w:line="276" w:lineRule="auto"/>
-        <w:ind w:firstLine="0" w:left="283"/>
-      </w:pPr>
-      <w:r>
-        <w:rPr>
-          <w:rFonts w:ascii="Times New Roman" w:hAnsi="Times New Roman" w:eastAsia="Times New Roman"/>
-          <w:b w:val="0"/>
-          <w:color w:val="000000"/>
-          <w:sz w:val="24"/>
-        </w:rPr>
-        <w:t>4.3  Activity -- UC07 Tìm kiếm hàng hóa</w:t>
-      </w:r>
-      <w:r>
-        <w:rPr>
-          <w:rFonts w:ascii="Times New Roman" w:hAnsi="Times New Roman" w:eastAsia="Times New Roman"/>
-          <w:color w:val="000000"/>
-          <w:sz w:val="24"/>
-        </w:rPr>
-        <w:tab/>
-      </w:r>
-    </w:p>
-    <w:p>
-      <w:pPr>
-        <w:tabs>
-          <w:tab w:pos="8787" w:val="right" w:leader="dot"/>
-        </w:tabs>
-        <w:spacing w:after="40" w:before="20" w:line="276" w:lineRule="auto"/>
-        <w:ind w:firstLine="0" w:left="283"/>
-      </w:pPr>
-      <w:r>
-        <w:rPr>
-          <w:rFonts w:ascii="Times New Roman" w:hAnsi="Times New Roman" w:eastAsia="Times New Roman"/>
-          <w:b w:val="0"/>
-          <w:color w:val="000000"/>
-          <w:sz w:val="24"/>
-        </w:rPr>
-        <w:t>4.4  Activity -- UC09 Lập phiếu nhập kho</w:t>
-      </w:r>
-      <w:r>
-        <w:rPr>
-          <w:rFonts w:ascii="Times New Roman" w:hAnsi="Times New Roman" w:eastAsia="Times New Roman"/>
-          <w:color w:val="000000"/>
-          <w:sz w:val="24"/>
-        </w:rPr>
-        <w:tab/>
-      </w:r>
-    </w:p>
-    <w:p>
-      <w:pPr>
-        <w:tabs>
-          <w:tab w:pos="8787" w:val="right" w:leader="dot"/>
-        </w:tabs>
-        <w:spacing w:after="40" w:before="20" w:line="276" w:lineRule="auto"/>
-        <w:ind w:firstLine="0" w:left="283"/>
-      </w:pPr>
-      <w:r>
-        <w:rPr>
-          <w:rFonts w:ascii="Times New Roman" w:hAnsi="Times New Roman" w:eastAsia="Times New Roman"/>
-          <w:b w:val="0"/>
-          <w:color w:val="000000"/>
-          <w:sz w:val="24"/>
-        </w:rPr>
-        <w:t>4.5  Activity -- UC10 Lập phiếu xuất kho</w:t>
-      </w:r>
-      <w:r>
-        <w:rPr>
-          <w:rFonts w:ascii="Times New Roman" w:hAnsi="Times New Roman" w:eastAsia="Times New Roman"/>
-          <w:color w:val="000000"/>
-          <w:sz w:val="24"/>
-        </w:rPr>
-        <w:tab/>
-      </w:r>
-    </w:p>
-    <w:p>
-      <w:pPr>
-        <w:tabs>
-          <w:tab w:pos="8787" w:val="right" w:leader="dot"/>
-        </w:tabs>
-        <w:spacing w:after="40" w:before="20" w:line="276" w:lineRule="auto"/>
-        <w:ind w:firstLine="0" w:left="283"/>
-      </w:pPr>
-      <w:r>
-        <w:rPr>
-          <w:rFonts w:ascii="Times New Roman" w:hAnsi="Times New Roman" w:eastAsia="Times New Roman"/>
-          <w:b w:val="0"/>
-          <w:color w:val="000000"/>
-          <w:sz w:val="24"/>
-        </w:rPr>
-        <w:t>4.6  Activity -- UC11 Lập phiếu kiểm kê</w:t>
-      </w:r>
-      <w:r>
-        <w:rPr>
-          <w:rFonts w:ascii="Times New Roman" w:hAnsi="Times New Roman" w:eastAsia="Times New Roman"/>
-          <w:color w:val="000000"/>
-          <w:sz w:val="24"/>
-        </w:rPr>
-        <w:tab/>
-      </w:r>
-    </w:p>
-    <w:p>
-      <w:pPr>
-        <w:tabs>
-          <w:tab w:pos="8787" w:val="right" w:leader="dot"/>
-        </w:tabs>
-        <w:spacing w:after="40" w:before="20" w:line="276" w:lineRule="auto"/>
-        <w:ind w:firstLine="0" w:left="283"/>
-      </w:pPr>
-      <w:r>
-        <w:rPr>
-          <w:rFonts w:ascii="Times New Roman" w:hAnsi="Times New Roman" w:eastAsia="Times New Roman"/>
-          <w:b w:val="0"/>
-          <w:color w:val="000000"/>
-          <w:sz w:val="24"/>
-        </w:rPr>
-        <w:t>5.1  Sequence diagram UC01 -- Đăng nhập</w:t>
-      </w:r>
-      <w:r>
-        <w:rPr>
-          <w:rFonts w:ascii="Times New Roman" w:hAnsi="Times New Roman" w:eastAsia="Times New Roman"/>
-          <w:color w:val="000000"/>
-          <w:sz w:val="24"/>
-        </w:rPr>
-        <w:tab/>
-      </w:r>
-    </w:p>
-    <w:p>
-      <w:pPr>
-        <w:tabs>
-          <w:tab w:pos="8787" w:val="right" w:leader="dot"/>
-        </w:tabs>
-        <w:spacing w:after="40" w:before="20" w:line="276" w:lineRule="auto"/>
-        <w:ind w:firstLine="0" w:left="283"/>
-      </w:pPr>
-      <w:r>
-        <w:rPr>
-          <w:rFonts w:ascii="Times New Roman" w:hAnsi="Times New Roman" w:eastAsia="Times New Roman"/>
-          <w:b w:val="0"/>
-          <w:color w:val="000000"/>
-          <w:sz w:val="24"/>
-        </w:rPr>
-        <w:t>5.2  Sequence diagram UC06 -- Thêm hàng hóa</w:t>
-      </w:r>
-      <w:r>
-        <w:rPr>
-          <w:rFonts w:ascii="Times New Roman" w:hAnsi="Times New Roman" w:eastAsia="Times New Roman"/>
-          <w:color w:val="000000"/>
-          <w:sz w:val="24"/>
-        </w:rPr>
-        <w:tab/>
-      </w:r>
-    </w:p>
-    <w:p>
-      <w:pPr>
-        <w:tabs>
-          <w:tab w:pos="8787" w:val="right" w:leader="dot"/>
-        </w:tabs>
-        <w:spacing w:after="40" w:before="20" w:line="276" w:lineRule="auto"/>
-        <w:ind w:firstLine="0" w:left="283"/>
-      </w:pPr>
-      <w:r>
-        <w:rPr>
-          <w:rFonts w:ascii="Times New Roman" w:hAnsi="Times New Roman" w:eastAsia="Times New Roman"/>
-          <w:b w:val="0"/>
-          <w:color w:val="000000"/>
-          <w:sz w:val="24"/>
-        </w:rPr>
-        <w:t>5.3  Sequence diagram UC07 -- Tìm kiếm hàng hóa</w:t>
-      </w:r>
-      <w:r>
-        <w:rPr>
-          <w:rFonts w:ascii="Times New Roman" w:hAnsi="Times New Roman" w:eastAsia="Times New Roman"/>
-          <w:color w:val="000000"/>
-          <w:sz w:val="24"/>
-        </w:rPr>
-        <w:tab/>
-      </w:r>
-    </w:p>
-    <w:p>
-      <w:pPr>
-        <w:tabs>
-          <w:tab w:pos="8787" w:val="right" w:leader="dot"/>
-        </w:tabs>
-        <w:spacing w:after="40" w:before="20" w:line="276" w:lineRule="auto"/>
-        <w:ind w:firstLine="0" w:left="283"/>
-      </w:pPr>
-      <w:r>
-        <w:rPr>
-          <w:rFonts w:ascii="Times New Roman" w:hAnsi="Times New Roman" w:eastAsia="Times New Roman"/>
-          <w:b w:val="0"/>
-          <w:color w:val="000000"/>
-          <w:sz w:val="24"/>
-        </w:rPr>
-        <w:t>5.4  Sequence diagram UC09 -- Lập phiếu nhập kho</w:t>
-      </w:r>
-      <w:r>
-        <w:rPr>
-          <w:rFonts w:ascii="Times New Roman" w:hAnsi="Times New Roman" w:eastAsia="Times New Roman"/>
-          <w:color w:val="000000"/>
-          <w:sz w:val="24"/>
-        </w:rPr>
-        <w:tab/>
-      </w:r>
-    </w:p>
-    <w:p>
-      <w:pPr>
-        <w:tabs>
-          <w:tab w:pos="8787" w:val="right" w:leader="dot"/>
-        </w:tabs>
-        <w:spacing w:after="40" w:before="20" w:line="276" w:lineRule="auto"/>
-        <w:ind w:firstLine="0" w:left="283"/>
-      </w:pPr>
-      <w:r>
-        <w:rPr>
-          <w:rFonts w:ascii="Times New Roman" w:hAnsi="Times New Roman" w:eastAsia="Times New Roman"/>
-          <w:b w:val="0"/>
-          <w:color w:val="000000"/>
-          <w:sz w:val="24"/>
-        </w:rPr>
-        <w:t>5.5  Sequence diagram UC10 -- Lập phiếu xuất kho</w:t>
-      </w:r>
-      <w:r>
-        <w:rPr>
-          <w:rFonts w:ascii="Times New Roman" w:hAnsi="Times New Roman" w:eastAsia="Times New Roman"/>
-          <w:color w:val="000000"/>
-          <w:sz w:val="24"/>
-        </w:rPr>
-        <w:tab/>
-      </w:r>
-    </w:p>
-    <w:p>
-      <w:pPr>
-        <w:tabs>
-          <w:tab w:pos="8787" w:val="right" w:leader="dot"/>
-        </w:tabs>
-        <w:spacing w:after="40" w:before="20" w:line="276" w:lineRule="auto"/>
-        <w:ind w:firstLine="0" w:left="283"/>
-      </w:pPr>
-      <w:r>
-        <w:rPr>
-          <w:rFonts w:ascii="Times New Roman" w:hAnsi="Times New Roman" w:eastAsia="Times New Roman"/>
-          <w:b w:val="0"/>
-          <w:color w:val="000000"/>
-          <w:sz w:val="24"/>
-        </w:rPr>
-        <w:t>5.6  State Machine Diagram – Trạng thái phiếu nhập kho</w:t>
-      </w:r>
-      <w:r>
-        <w:rPr>
-          <w:rFonts w:ascii="Times New Roman" w:hAnsi="Times New Roman" w:eastAsia="Times New Roman"/>
-          <w:color w:val="000000"/>
-          <w:sz w:val="24"/>
-        </w:rPr>
-        <w:tab/>
-      </w:r>
-    </w:p>
-    <w:p>
-      <w:pPr>
-        <w:tabs>
-          <w:tab w:pos="8787" w:val="right" w:leader="dot"/>
-        </w:tabs>
-        <w:spacing w:after="40" w:before="20" w:line="276" w:lineRule="auto"/>
-        <w:ind w:firstLine="0" w:left="283"/>
-      </w:pPr>
-      <w:r>
-        <w:rPr>
-          <w:rFonts w:ascii="Times New Roman" w:hAnsi="Times New Roman" w:eastAsia="Times New Roman"/>
-          <w:b w:val="0"/>
-          <w:color w:val="000000"/>
-          <w:sz w:val="24"/>
-        </w:rPr>
-        <w:t>5.7  State Machine Diagram – Trạng thái phiếu xuất kho</w:t>
-      </w:r>
-      <w:r>
-        <w:rPr>
-          <w:rFonts w:ascii="Times New Roman" w:hAnsi="Times New Roman" w:eastAsia="Times New Roman"/>
-          <w:color w:val="000000"/>
-          <w:sz w:val="24"/>
-        </w:rPr>
-        <w:tab/>
-      </w:r>
-    </w:p>
-    <w:p>
-      <w:pPr>
-        <w:tabs>
-          <w:tab w:pos="8787" w:val="right" w:leader="dot"/>
-        </w:tabs>
-        <w:spacing w:after="40" w:before="20" w:line="276" w:lineRule="auto"/>
-        <w:ind w:firstLine="0" w:left="283"/>
-      </w:pPr>
-      <w:r>
-        <w:rPr>
-          <w:rFonts w:ascii="Times New Roman" w:hAnsi="Times New Roman" w:eastAsia="Times New Roman"/>
-          <w:b w:val="0"/>
-          <w:color w:val="000000"/>
-          <w:sz w:val="24"/>
-        </w:rPr>
-        <w:t>6.1  Sơ đồ lớp danh mục (Master Data)</w:t>
-      </w:r>
-      <w:r>
-        <w:rPr>
-          <w:rFonts w:ascii="Times New Roman" w:hAnsi="Times New Roman" w:eastAsia="Times New Roman"/>
-          <w:color w:val="000000"/>
-          <w:sz w:val="24"/>
-        </w:rPr>
-        <w:tab/>
-      </w:r>
-    </w:p>
-    <w:p>
-      <w:pPr>
-        <w:tabs>
-          <w:tab w:pos="8787" w:val="right" w:leader="dot"/>
-        </w:tabs>
-        <w:spacing w:after="40" w:before="20" w:line="276" w:lineRule="auto"/>
-        <w:ind w:firstLine="0" w:left="283"/>
-      </w:pPr>
-      <w:r>
-        <w:rPr>
-          <w:rFonts w:ascii="Times New Roman" w:hAnsi="Times New Roman" w:eastAsia="Times New Roman"/>
-          <w:b w:val="0"/>
-          <w:color w:val="000000"/>
-          <w:sz w:val="24"/>
-        </w:rPr>
-        <w:t>6.2  Sơ đồ lớp nghiệp vụ nhập xuất kho</w:t>
-      </w:r>
-      <w:r>
-        <w:rPr>
-          <w:rFonts w:ascii="Times New Roman" w:hAnsi="Times New Roman" w:eastAsia="Times New Roman"/>
-          <w:color w:val="000000"/>
-          <w:sz w:val="24"/>
-        </w:rPr>
-        <w:tab/>
-      </w:r>
-    </w:p>
-    <w:p>
-      <w:pPr>
-        <w:tabs>
-          <w:tab w:pos="8787" w:val="right" w:leader="dot"/>
-        </w:tabs>
-        <w:spacing w:after="40" w:before="20" w:line="276" w:lineRule="auto"/>
-        <w:ind w:firstLine="0" w:left="283"/>
-      </w:pPr>
-      <w:r>
-        <w:rPr>
-          <w:rFonts w:ascii="Times New Roman" w:hAnsi="Times New Roman" w:eastAsia="Times New Roman"/>
-          <w:b w:val="0"/>
-          <w:color w:val="000000"/>
-          <w:sz w:val="24"/>
-        </w:rPr>
-        <w:t>6.3  Sơ đồ lớp kiểm kê và lịch sử thao tác</w:t>
-      </w:r>
-      <w:r>
-        <w:rPr>
-          <w:rFonts w:ascii="Times New Roman" w:hAnsi="Times New Roman" w:eastAsia="Times New Roman"/>
-          <w:color w:val="000000"/>
-          <w:sz w:val="24"/>
-        </w:rPr>
-        <w:tab/>
-      </w:r>
-    </w:p>
-    <w:p>
-      <w:pPr>
-        <w:tabs>
-          <w:tab w:pos="8787" w:val="right" w:leader="dot"/>
-        </w:tabs>
-        <w:spacing w:after="40" w:before="20" w:line="276" w:lineRule="auto"/>
-        <w:ind w:firstLine="0" w:left="283"/>
-      </w:pPr>
-      <w:r>
-        <w:rPr>
-          <w:rFonts w:ascii="Times New Roman" w:hAnsi="Times New Roman" w:eastAsia="Times New Roman"/>
-          <w:b w:val="0"/>
-          <w:color w:val="000000"/>
-          <w:sz w:val="24"/>
-        </w:rPr>
-        <w:t>6.4  Class trong UC03 -- Thêm tài khoản</w:t>
-      </w:r>
-      <w:r>
-        <w:rPr>
-          <w:rFonts w:ascii="Times New Roman" w:hAnsi="Times New Roman" w:eastAsia="Times New Roman"/>
-          <w:color w:val="000000"/>
-          <w:sz w:val="24"/>
-        </w:rPr>
-        <w:tab/>
-      </w:r>
-    </w:p>
-    <w:p>
-      <w:pPr>
-        <w:tabs>
-          <w:tab w:pos="8787" w:val="right" w:leader="dot"/>
-        </w:tabs>
-        <w:spacing w:after="40" w:before="20" w:line="276" w:lineRule="auto"/>
-        <w:ind w:firstLine="0" w:left="283"/>
-      </w:pPr>
-      <w:r>
-        <w:rPr>
-          <w:rFonts w:ascii="Times New Roman" w:hAnsi="Times New Roman" w:eastAsia="Times New Roman"/>
-          <w:b w:val="0"/>
-          <w:color w:val="000000"/>
-          <w:sz w:val="24"/>
-        </w:rPr>
-        <w:t>6.5  Biểu đồ lớp trong ca sử dụng UC06 -- Thêm hàng hóa</w:t>
-      </w:r>
-      <w:r>
-        <w:rPr>
-          <w:rFonts w:ascii="Times New Roman" w:hAnsi="Times New Roman" w:eastAsia="Times New Roman"/>
-          <w:color w:val="000000"/>
-          <w:sz w:val="24"/>
-        </w:rPr>
-        <w:tab/>
-      </w:r>
-    </w:p>
-    <w:p>
-      <w:pPr>
-        <w:tabs>
-          <w:tab w:pos="8787" w:val="right" w:leader="dot"/>
-        </w:tabs>
-        <w:spacing w:after="40" w:before="20" w:line="276" w:lineRule="auto"/>
-        <w:ind w:firstLine="0" w:left="283"/>
-      </w:pPr>
-      <w:r>
-        <w:rPr>
-          <w:rFonts w:ascii="Times New Roman" w:hAnsi="Times New Roman" w:eastAsia="Times New Roman"/>
-          <w:b w:val="0"/>
-          <w:color w:val="000000"/>
-          <w:sz w:val="24"/>
-        </w:rPr>
-        <w:t>6.6  Biểu đồ lớp trong ca sử dụng UC09 -- Lập phiếu nhập kho</w:t>
-      </w:r>
-      <w:r>
-        <w:rPr>
-          <w:rFonts w:ascii="Times New Roman" w:hAnsi="Times New Roman" w:eastAsia="Times New Roman"/>
-          <w:color w:val="000000"/>
-          <w:sz w:val="24"/>
-        </w:rPr>
-        <w:tab/>
-      </w:r>
-    </w:p>
-    <w:p>
-      <w:pPr>
-        <w:tabs>
-          <w:tab w:pos="8787" w:val="right" w:leader="dot"/>
-        </w:tabs>
-        <w:spacing w:after="40" w:before="20" w:line="276" w:lineRule="auto"/>
-        <w:ind w:firstLine="0" w:left="283"/>
-      </w:pPr>
-      <w:r>
-        <w:rPr>
-          <w:rFonts w:ascii="Times New Roman" w:hAnsi="Times New Roman" w:eastAsia="Times New Roman"/>
-          <w:b w:val="0"/>
-          <w:color w:val="000000"/>
-          <w:sz w:val="24"/>
-        </w:rPr>
-        <w:t>6.7  Biểu đồ lớp trong ca sử dụng UC10 -- Lập phiếu xuất kho</w:t>
-      </w:r>
-      <w:r>
-        <w:rPr>
-          <w:rFonts w:ascii="Times New Roman" w:hAnsi="Times New Roman" w:eastAsia="Times New Roman"/>
-          <w:color w:val="000000"/>
-          <w:sz w:val="24"/>
-        </w:rPr>
-        <w:tab/>
-      </w:r>
-    </w:p>
-    <w:p>
-      <w:pPr>
-        <w:tabs>
-          <w:tab w:pos="8787" w:val="right" w:leader="dot"/>
-        </w:tabs>
-        <w:spacing w:after="40" w:before="20" w:line="276" w:lineRule="auto"/>
-        <w:ind w:firstLine="0" w:left="283"/>
-      </w:pPr>
-      <w:r>
-        <w:rPr>
-          <w:rFonts w:ascii="Times New Roman" w:hAnsi="Times New Roman" w:eastAsia="Times New Roman"/>
-          <w:b w:val="0"/>
-          <w:color w:val="000000"/>
-          <w:sz w:val="24"/>
-        </w:rPr>
-        <w:t>6.8  Component Diagram – Kiến trúc thành phần hệ thống quản lý kho hàng</w:t>
-      </w:r>
-      <w:r>
-        <w:rPr>
-          <w:rFonts w:ascii="Times New Roman" w:hAnsi="Times New Roman" w:eastAsia="Times New Roman"/>
-          <w:color w:val="000000"/>
-          <w:sz w:val="24"/>
-        </w:rPr>
-        <w:tab/>
-      </w:r>
-    </w:p>
-    <w:p>
-      <w:pPr>
-        <w:tabs>
-          <w:tab w:pos="8787" w:val="right" w:leader="dot"/>
-        </w:tabs>
-        <w:spacing w:after="40" w:before="20" w:line="276" w:lineRule="auto"/>
-        <w:ind w:firstLine="0" w:left="283"/>
-      </w:pPr>
-      <w:r>
-        <w:rPr>
-          <w:rFonts w:ascii="Times New Roman" w:hAnsi="Times New Roman" w:eastAsia="Times New Roman"/>
-          <w:b w:val="0"/>
-          <w:color w:val="000000"/>
-          <w:sz w:val="24"/>
-        </w:rPr>
         <w:t>7.1  Sơ đồ điều hướng màn hình chính (theo use case)</w:t>
       </w:r>
       <w:r>
@@ -4453,7 +4427,63 @@
           <w:color w:val="000000"/>
           <w:sz w:val="24"/>
         </w:rPr>
-        <w:t>: Nghiệp vụ “Quản lý</w:t>
+        <w:t>:</w:t>
+      </w:r>
+    </w:p>
+    <w:p>
+      <w:pPr>
+        <w:spacing w:line="276" w:lineRule="auto" w:after="60"/>
+        <w:ind w:firstLine="0" w:left="567"/>
+      </w:pPr>
+      <w:r>
+        <w:rPr>
+          <w:rFonts w:ascii="Times New Roman" w:hAnsi="Times New Roman" w:eastAsia="Times New Roman"/>
+          <w:color w:val="000000"/>
+          <w:sz w:val="24"/>
+        </w:rPr>
+        <w:t>• Nghiệp vụ = công việc nghiệp vụ của doanh nghiệp (nhập kho, xuất kho, kiểm kê...).</w:t>
+      </w:r>
+    </w:p>
+    <w:p>
+      <w:pPr>
+        <w:spacing w:line="276" w:lineRule="auto" w:after="60"/>
+        <w:ind w:firstLine="0" w:left="567"/>
+      </w:pPr>
+      <w:r>
+        <w:rPr>
+          <w:rFonts w:ascii="Times New Roman" w:hAnsi="Times New Roman" w:eastAsia="Times New Roman"/>
+          <w:color w:val="000000"/>
+          <w:sz w:val="24"/>
+        </w:rPr>
+        <w:t>• Không coi đăng nhập / đăng xuất là nghiệp vụ -- đó là chức năng hệ thống (hỗ trợ an toàn truy cập), được mô hình hóa bằng use case ở Chương 3 (UC01, UC02).</w:t>
+      </w:r>
+    </w:p>
+    <w:p>
+      <w:pPr>
+        <w:spacing w:line="276" w:lineRule="auto" w:after="60"/>
+        <w:ind w:firstLine="0" w:left="567"/>
+      </w:pPr>
+      <w:r>
+        <w:rPr>
+          <w:rFonts w:ascii="Times New Roman" w:hAnsi="Times New Roman" w:eastAsia="Times New Roman"/>
+          <w:color w:val="000000"/>
+          <w:sz w:val="24"/>
+        </w:rPr>
+        <w:t>• Nghiệp vụ “Quản lý ...” là gói chung; use case = một mục tiêu cụ thể của actor.</w:t>
+      </w:r>
+    </w:p>
+    <w:p>
+      <w:pPr>
+        <w:pStyle w:val="Heading2"/>
+      </w:pPr>
+      <w:r>
+        <w:rPr>
+          <w:rFonts w:ascii="Times New Roman" w:hAnsi="Times New Roman" w:eastAsia="Times New Roman"/>
+          <w:b/>
+          <w:color w:val="000000"/>
+          <w:sz w:val="26"/>
+        </w:rPr>
+        <w:t>2.2 Tổng quan nghiệp vụ</w:t>
       </w:r>
     </w:p>
     <w:p>
@@ -4467,7 +4497,7 @@
           <w:color w:val="000000"/>
           <w:sz w:val="24"/>
         </w:rPr>
-        <w:t>” là gói công việc</w:t>
+        <w:t>Hệ thống phục vụ các nghiệp vụ</w:t>
       </w:r>
     </w:p>
     <w:p>
@@ -4481,63 +4511,7 @@
           <w:color w:val="000000"/>
           <w:sz w:val="24"/>
         </w:rPr>
-        <w:t>, không phải một use case. Use case là</w:t>
-      </w:r>
-    </w:p>
-    <w:p>
-      <w:pPr>
-        <w:spacing w:line="276" w:lineRule="auto" w:after="120"/>
-        <w:ind w:firstLine="567"/>
-      </w:pPr>
-      <w:r>
-        <w:rPr>
-          <w:rFonts w:ascii="Times New Roman" w:hAnsi="Times New Roman" w:eastAsia="Times New Roman"/>
-          <w:color w:val="000000"/>
-          <w:sz w:val="24"/>
-        </w:rPr>
-        <w:t>của actor. Chọn</w:t>
-      </w:r>
-    </w:p>
-    <w:p>
-      <w:pPr>
-        <w:spacing w:line="276" w:lineRule="auto" w:after="120"/>
-        <w:ind w:firstLine="567"/>
-      </w:pPr>
-      <w:r>
-        <w:rPr>
-          <w:rFonts w:ascii="Times New Roman" w:hAnsi="Times New Roman" w:eastAsia="Times New Roman"/>
-          <w:color w:val="000000"/>
-          <w:sz w:val="24"/>
-        </w:rPr>
-        <w:t>tiêu biểu; sửa/xóa/tìm cùng nhóm có luồng tương tự.</w:t>
-      </w:r>
-    </w:p>
-    <w:p>
-      <w:pPr>
-        <w:pStyle w:val="Heading2"/>
-      </w:pPr>
-      <w:r>
-        <w:rPr>
-          <w:rFonts w:ascii="Times New Roman" w:hAnsi="Times New Roman" w:eastAsia="Times New Roman"/>
-          <w:b/>
-          <w:color w:val="000000"/>
-          <w:sz w:val="26"/>
-        </w:rPr>
-        <w:t>2.2 Tổng quan nghiệp vụ</w:t>
-      </w:r>
-    </w:p>
-    <w:p>
-      <w:pPr>
-        <w:spacing w:line="276" w:lineRule="auto" w:after="120"/>
-        <w:ind w:firstLine="567"/>
-      </w:pPr>
-      <w:r>
-        <w:rPr>
-          <w:rFonts w:ascii="Times New Roman" w:hAnsi="Times New Roman" w:eastAsia="Times New Roman"/>
-          <w:color w:val="000000"/>
-          <w:sz w:val="24"/>
-        </w:rPr>
-        <w:t>Hệ thống quản lý kho hỗ trợ kiểm soát hàng hóa từ khi nhập vào đến khi xuất ra, đồng thời duy trì danh mục người dùng, đối tác, hàng hóa và kho. Các nghiệp vụ chính và use case tiêu biểu:</w:t>
+        <w:t>: danh mục (tài khoản nội bộ, đối tác, hàng, kho), nhập/xuất, kiểm kê và theo dõi tồn. Bảng ánh xạ sang use case tiêu biểu:</w:t>
       </w:r>
     </w:p>
     <w:tbl>
@@ -4565,7 +4539,7 @@
                 <w:color w:val="000000"/>
                 <w:sz w:val="22"/>
               </w:rPr>
-              <w:t>|p9cm|</w:t>
+              <w:t>|p8.8cm|</w:t>
               <w:br/>
               <w:br/>
               <w:t>Nghiệp vụ</w:t>
@@ -4586,42 +4560,6 @@
                 <w:sz w:val="22"/>
               </w:rPr>
               <w:t>Use case tiêu biểu (Ch.3)</w:t>
-            </w:r>
-          </w:p>
-        </w:tc>
-      </w:tr>
-      <w:tr>
-        <w:tc>
-          <w:tcPr>
-            <w:tcW w:type="dxa" w:w="4535"/>
-          </w:tcPr>
-          <w:p>
-            <w:r/>
-            <w:r>
-              <w:rPr>
-                <w:rFonts w:ascii="Times New Roman" w:hAnsi="Times New Roman" w:eastAsia="Times New Roman"/>
-                <w:b w:val="0"/>
-                <w:color w:val="000000"/>
-                <w:sz w:val="22"/>
-              </w:rPr>
-              <w:t>Xác thực</w:t>
-            </w:r>
-          </w:p>
-        </w:tc>
-        <w:tc>
-          <w:tcPr>
-            <w:tcW w:type="dxa" w:w="4535"/>
-          </w:tcPr>
-          <w:p>
-            <w:r/>
-            <w:r>
-              <w:rPr>
-                <w:rFonts w:ascii="Times New Roman" w:hAnsi="Times New Roman" w:eastAsia="Times New Roman"/>
-                <w:b w:val="0"/>
-                <w:color w:val="000000"/>
-                <w:sz w:val="22"/>
-              </w:rPr>
-              <w:t>UC01 Đăng nhập; UC02 Đăng xuất</w:t>
             </w:r>
           </w:p>
         </w:tc>
@@ -4954,20 +4892,6 @@
     <w:p/>
     <w:p>
       <w:pPr>
-        <w:pStyle w:val="Heading2"/>
-      </w:pPr>
-      <w:r>
-        <w:rPr>
-          <w:rFonts w:ascii="Times New Roman" w:hAnsi="Times New Roman" w:eastAsia="Times New Roman"/>
-          <w:b/>
-          <w:color w:val="000000"/>
-          <w:sz w:val="26"/>
-        </w:rPr>
-        <w:t>2.3 Nghiệp vụ 1: Xác thực</w:t>
-      </w:r>
-    </w:p>
-    <w:p>
-      <w:pPr>
         <w:spacing w:line="276" w:lineRule="auto" w:after="120"/>
         <w:ind w:firstLine="567"/>
       </w:pPr>
@@ -4977,7 +4901,21 @@
           <w:color w:val="000000"/>
           <w:sz w:val="24"/>
         </w:rPr>
-        <w:t>: Nghiệp vụ xác thực đảm bảo chỉ người có tài khoản hợp lệ mới được sử dụng hệ thống. Người dùng đăng nhập bằng tên đăng nhập và mật khẩu; hệ thống kiểm tra và tạo phiên làm việc (session). Khi kết thúc, người dùng đăng xuất để xóa phiên, tránh người khác dùng tiếp máy.</w:t>
+        <w:t>: Đăng nhập (UC01), Đăng xuất (UC02) -- điều kiện để người dùng truy cập các nghiệp vụ trên.</w:t>
+      </w:r>
+    </w:p>
+    <w:p>
+      <w:pPr>
+        <w:pStyle w:val="Heading2"/>
+      </w:pPr>
+      <w:r>
+        <w:rPr>
+          <w:rFonts w:ascii="Times New Roman" w:hAnsi="Times New Roman" w:eastAsia="Times New Roman"/>
+          <w:b/>
+          <w:color w:val="000000"/>
+          <w:sz w:val="26"/>
+        </w:rPr>
+        <w:t>2.3 Nghiệp vụ 1: Quản lý tài khoản</w:t>
       </w:r>
     </w:p>
     <w:p>
@@ -4991,7 +4929,7 @@
           <w:color w:val="000000"/>
           <w:sz w:val="24"/>
         </w:rPr>
-        <w:t>: Tất cả người dùng (quản trị viên, quản lý kho, nhân viên kho).</w:t>
+        <w:t>: Quản trị viên duy trì danh sách tài khoản trên hệ thống, gán vai trò (quản trị viên, quản lý kho, nhân viên kho) để phân quyền. Chỉ người được cấp quyền tương ứng mới thực hiện được các thao tác nhập/xuất, duyệt phiếu, quản lý danh mục.</w:t>
       </w:r>
     </w:p>
     <w:p>
@@ -5005,7 +4943,21 @@
           <w:color w:val="000000"/>
           <w:sz w:val="24"/>
         </w:rPr>
-        <w:t>:</w:t>
+        <w:t>: Quản trị viên.</w:t>
+      </w:r>
+    </w:p>
+    <w:p>
+      <w:pPr>
+        <w:spacing w:line="276" w:lineRule="auto" w:after="120"/>
+        <w:ind w:firstLine="567"/>
+      </w:pPr>
+      <w:r>
+        <w:rPr>
+          <w:rFonts w:ascii="Times New Roman" w:hAnsi="Times New Roman" w:eastAsia="Times New Roman"/>
+          <w:color w:val="000000"/>
+          <w:sz w:val="24"/>
+        </w:rPr>
+        <w:t>(thao tác tiêu biểu -- thêm tài khoản):</w:t>
       </w:r>
     </w:p>
     <w:p>
@@ -5019,7 +4971,7 @@
           <w:color w:val="000000"/>
           <w:sz w:val="24"/>
         </w:rPr>
-        <w:t>– Người dùng mở trang đăng nhập, nhập tên đăng nhập và mật khẩu.</w:t>
+        <w:t>– Quản trị viên đăng nhập và chọn chức năng quản lý tài khoản.</w:t>
       </w:r>
     </w:p>
     <w:p>
@@ -5033,7 +4985,7 @@
           <w:color w:val="000000"/>
           <w:sz w:val="24"/>
         </w:rPr>
-        <w:t>– Hệ thống kiểm tra tài khoản tồn tại, mật khẩu đúng, trạng thái đang hoạt động.</w:t>
+        <w:t>– Chọn “Thêm tài khoản”, nhập họ tên, tên đăng nhập, mật khẩu, email (nếu có), vai trò, trạng thái.</w:t>
       </w:r>
     </w:p>
     <w:p>
@@ -5047,7 +4999,7 @@
           <w:color w:val="000000"/>
           <w:sz w:val="24"/>
         </w:rPr>
-        <w:t>– Nếu hợp lệ: tạo phiên, ghi nhận thời gian đăng nhập, chuyển đến trang chủ theo vai trò.</w:t>
+        <w:t>– Hệ thống kiểm tra tên đăng nhập chưa tồn tại.</w:t>
       </w:r>
     </w:p>
     <w:p>
@@ -5061,7 +5013,7 @@
           <w:color w:val="000000"/>
           <w:sz w:val="24"/>
         </w:rPr>
-        <w:t>– Nếu không hợp lệ: thông báo lỗi (sai thông tin hoặc tài khoản bị khóa), yêu cầu nhập lại.</w:t>
+        <w:t>– Nếu hợp lệ: mã hóa mật khẩu, lưu vào cơ sở dữ liệu, hiển thị thông báo thành công.</w:t>
       </w:r>
     </w:p>
     <w:p>
@@ -5075,7 +5027,7 @@
           <w:color w:val="000000"/>
           <w:sz w:val="24"/>
         </w:rPr>
-        <w:t>– Khi đăng xuất: hệ thống xóa phiên và quay về trang đăng nhập.</w:t>
+        <w:t>– Nếu trùng tên đăng nhập: báo lỗi, yêu cầu đổi tên.</w:t>
       </w:r>
     </w:p>
     <w:p>
@@ -5089,7 +5041,7 @@
           <w:color w:val="000000"/>
           <w:sz w:val="24"/>
         </w:rPr>
-        <w:t>: Bảng</w:t>
+        <w:t>Ngoài ra, quản trị viên có thể</w:t>
       </w:r>
     </w:p>
     <w:p>
@@ -5103,7 +5055,7 @@
           <w:color w:val="000000"/>
           <w:sz w:val="24"/>
         </w:rPr>
-        <w:t>(tên đăng nhập, mật khẩu mã hóa, trạng thái); bảng</w:t>
+        <w:t>thông tin/vai trò,</w:t>
       </w:r>
     </w:p>
     <w:p>
@@ -5117,7 +5069,7 @@
           <w:color w:val="000000"/>
           <w:sz w:val="24"/>
         </w:rPr>
-        <w:t>(ghi log đăng nhập/đăng xuất).</w:t>
+        <w:t>tài khoản,</w:t>
       </w:r>
     </w:p>
     <w:p>
@@ -5131,21 +5083,7 @@
           <w:color w:val="000000"/>
           <w:sz w:val="24"/>
         </w:rPr>
-        <w:t>: UC01 Đăng nhập; UC02 Đăng xuất.</w:t>
-      </w:r>
-    </w:p>
-    <w:p>
-      <w:pPr>
-        <w:pStyle w:val="Heading2"/>
-      </w:pPr>
-      <w:r>
-        <w:rPr>
-          <w:rFonts w:ascii="Times New Roman" w:hAnsi="Times New Roman" w:eastAsia="Times New Roman"/>
-          <w:b/>
-          <w:color w:val="000000"/>
-          <w:sz w:val="26"/>
-        </w:rPr>
-        <w:t>2.4 Nghiệp vụ 2: Quản lý tài khoản</w:t>
+        <w:t>danh sách -- luồng tương tự (chọn bản ghi $</w:t>
       </w:r>
     </w:p>
     <w:p>
@@ -5159,7 +5097,7 @@
           <w:color w:val="000000"/>
           <w:sz w:val="24"/>
         </w:rPr>
-        <w:t>: Quản trị viên duy trì danh sách tài khoản trên hệ thống, gán vai trò (quản trị viên, quản lý kho, nhân viên kho) để phân quyền. Chỉ người được cấp quyền tương ứng mới thực hiện được các thao tác nhập/xuất, duyệt phiếu, quản lý danh mục.</w:t>
+        <w:t>thực hiện</w:t>
       </w:r>
     </w:p>
     <w:p>
@@ -5173,7 +5111,7 @@
           <w:color w:val="000000"/>
           <w:sz w:val="24"/>
         </w:rPr>
-        <w:t>: Quản trị viên.</w:t>
+        <w:t>$ lưu).</w:t>
       </w:r>
     </w:p>
     <w:p>
@@ -5187,7 +5125,91 @@
           <w:color w:val="000000"/>
           <w:sz w:val="24"/>
         </w:rPr>
-        <w:t>(thao tác tiêu biểu -- thêm tài khoản):</w:t>
+        <w:t>:</w:t>
+      </w:r>
+    </w:p>
+    <w:p>
+      <w:pPr>
+        <w:spacing w:line="276" w:lineRule="auto" w:after="120"/>
+        <w:ind w:firstLine="567"/>
+      </w:pPr>
+      <w:r>
+        <w:rPr>
+          <w:rFonts w:ascii="Times New Roman" w:hAnsi="Times New Roman" w:eastAsia="Times New Roman"/>
+          <w:color w:val="000000"/>
+          <w:sz w:val="24"/>
+        </w:rPr>
+        <w:t>(mã, tên đăng nhập, mật khẩu, họ tên, vai trò, trạng thái).</w:t>
+      </w:r>
+    </w:p>
+    <w:p>
+      <w:pPr>
+        <w:spacing w:line="276" w:lineRule="auto" w:after="120"/>
+        <w:ind w:firstLine="567"/>
+      </w:pPr>
+      <w:r>
+        <w:rPr>
+          <w:rFonts w:ascii="Times New Roman" w:hAnsi="Times New Roman" w:eastAsia="Times New Roman"/>
+          <w:color w:val="000000"/>
+          <w:sz w:val="24"/>
+        </w:rPr>
+        <w:t>: UC03 Thêm tài khoản.</w:t>
+      </w:r>
+    </w:p>
+    <w:p>
+      <w:pPr>
+        <w:pStyle w:val="Heading2"/>
+      </w:pPr>
+      <w:r>
+        <w:rPr>
+          <w:rFonts w:ascii="Times New Roman" w:hAnsi="Times New Roman" w:eastAsia="Times New Roman"/>
+          <w:b/>
+          <w:color w:val="000000"/>
+          <w:sz w:val="26"/>
+        </w:rPr>
+        <w:t>2.4 Nghiệp vụ 2: Quản lý nhà cung cấp</w:t>
+      </w:r>
+    </w:p>
+    <w:p>
+      <w:pPr>
+        <w:spacing w:line="276" w:lineRule="auto" w:after="120"/>
+        <w:ind w:firstLine="567"/>
+      </w:pPr>
+      <w:r>
+        <w:rPr>
+          <w:rFonts w:ascii="Times New Roman" w:hAnsi="Times New Roman" w:eastAsia="Times New Roman"/>
+          <w:color w:val="000000"/>
+          <w:sz w:val="24"/>
+        </w:rPr>
+        <w:t>: Lưu trữ và duy trì thông tin các nhà cung cấp hàng hóa (tên, địa chỉ, điện thoại, email, người liên hệ). Thông tin NCC được dùng khi lập phiếu nhập kho, giúp truy vết hàng đến từ ai.</w:t>
+      </w:r>
+    </w:p>
+    <w:p>
+      <w:pPr>
+        <w:spacing w:line="276" w:lineRule="auto" w:after="120"/>
+        <w:ind w:firstLine="567"/>
+      </w:pPr>
+      <w:r>
+        <w:rPr>
+          <w:rFonts w:ascii="Times New Roman" w:hAnsi="Times New Roman" w:eastAsia="Times New Roman"/>
+          <w:color w:val="000000"/>
+          <w:sz w:val="24"/>
+        </w:rPr>
+        <w:t>: Nhân viên kho, Quản lý kho.</w:t>
+      </w:r>
+    </w:p>
+    <w:p>
+      <w:pPr>
+        <w:spacing w:line="276" w:lineRule="auto" w:after="120"/>
+        <w:ind w:firstLine="567"/>
+      </w:pPr>
+      <w:r>
+        <w:rPr>
+          <w:rFonts w:ascii="Times New Roman" w:hAnsi="Times New Roman" w:eastAsia="Times New Roman"/>
+          <w:color w:val="000000"/>
+          <w:sz w:val="24"/>
+        </w:rPr>
+        <w:t>(thao tác tiêu biểu -- thêm nhà cung cấp):</w:t>
       </w:r>
     </w:p>
     <w:p>
@@ -5201,7 +5223,7 @@
           <w:color w:val="000000"/>
           <w:sz w:val="24"/>
         </w:rPr>
-        <w:t>– Quản trị viên đăng nhập và chọn chức năng quản lý tài khoản.</w:t>
+        <w:t>– Người dùng chọn chức năng quản lý nhà cung cấp, xem danh sách hiện có.</w:t>
       </w:r>
     </w:p>
     <w:p>
@@ -5215,7 +5237,7 @@
           <w:color w:val="000000"/>
           <w:sz w:val="24"/>
         </w:rPr>
-        <w:t>– Chọn “Thêm tài khoản”, nhập họ tên, tên đăng nhập, mật khẩu, email (nếu có), vai trò, trạng thái.</w:t>
+        <w:t>– Chọn “Thêm mới”, nhập mã NCC, tên, địa chỉ, số điện thoại, email, người liên hệ, mô tả (nếu có).</w:t>
       </w:r>
     </w:p>
     <w:p>
@@ -5229,7 +5251,7 @@
           <w:color w:val="000000"/>
           <w:sz w:val="24"/>
         </w:rPr>
-        <w:t>– Hệ thống kiểm tra tên đăng nhập chưa tồn tại.</w:t>
+        <w:t>– Hệ thống kiểm tra mã NCC không trùng.</w:t>
       </w:r>
     </w:p>
     <w:p>
@@ -5243,7 +5265,105 @@
           <w:color w:val="000000"/>
           <w:sz w:val="24"/>
         </w:rPr>
-        <w:t>– Nếu hợp lệ: mã hóa mật khẩu, lưu vào cơ sở dữ liệu, hiển thị thông báo thành công.</w:t>
+        <w:t>– Lưu vào cơ sở dữ liệu; có thể sửa hoặc đánh dấu ngừng hoạt động nếu NCC không còn giao dịch (không xóa cứng khi đã có phiếu nhập liên quan).</w:t>
+      </w:r>
+    </w:p>
+    <w:p>
+      <w:pPr>
+        <w:spacing w:line="276" w:lineRule="auto" w:after="120"/>
+        <w:ind w:firstLine="567"/>
+      </w:pPr>
+      <w:r>
+        <w:rPr>
+          <w:rFonts w:ascii="Times New Roman" w:hAnsi="Times New Roman" w:eastAsia="Times New Roman"/>
+          <w:color w:val="000000"/>
+          <w:sz w:val="24"/>
+        </w:rPr>
+        <w:t>:</w:t>
+      </w:r>
+    </w:p>
+    <w:p>
+      <w:pPr>
+        <w:spacing w:line="276" w:lineRule="auto" w:after="120"/>
+        <w:ind w:firstLine="567"/>
+      </w:pPr>
+      <w:r>
+        <w:rPr>
+          <w:rFonts w:ascii="Times New Roman" w:hAnsi="Times New Roman" w:eastAsia="Times New Roman"/>
+          <w:color w:val="000000"/>
+          <w:sz w:val="24"/>
+        </w:rPr>
+        <w:t>(mã, tên, địa chỉ, SĐT, email, người liên hệ, mô tả).</w:t>
+      </w:r>
+    </w:p>
+    <w:p>
+      <w:pPr>
+        <w:spacing w:line="276" w:lineRule="auto" w:after="120"/>
+        <w:ind w:firstLine="567"/>
+      </w:pPr>
+      <w:r>
+        <w:rPr>
+          <w:rFonts w:ascii="Times New Roman" w:hAnsi="Times New Roman" w:eastAsia="Times New Roman"/>
+          <w:color w:val="000000"/>
+          <w:sz w:val="24"/>
+        </w:rPr>
+        <w:t>: UC04 Thêm nhà cung cấp.</w:t>
+      </w:r>
+    </w:p>
+    <w:p>
+      <w:pPr>
+        <w:pStyle w:val="Heading2"/>
+      </w:pPr>
+      <w:r>
+        <w:rPr>
+          <w:rFonts w:ascii="Times New Roman" w:hAnsi="Times New Roman" w:eastAsia="Times New Roman"/>
+          <w:b/>
+          <w:color w:val="000000"/>
+          <w:sz w:val="26"/>
+        </w:rPr>
+        <w:t>2.5 Nghiệp vụ 3: Quản lý khách hàng</w:t>
+      </w:r>
+    </w:p>
+    <w:p>
+      <w:pPr>
+        <w:spacing w:line="276" w:lineRule="auto" w:after="120"/>
+        <w:ind w:firstLine="567"/>
+      </w:pPr>
+      <w:r>
+        <w:rPr>
+          <w:rFonts w:ascii="Times New Roman" w:hAnsi="Times New Roman" w:eastAsia="Times New Roman"/>
+          <w:color w:val="000000"/>
+          <w:sz w:val="24"/>
+        </w:rPr>
+        <w:t>: Tương tự nhà cung cấp, nghiệp vụ này quản lý danh mục khách hàng nhận hàng khi xuất kho (tên, địa chỉ, liên hệ, mã số thuế nếu là doanh nghiệp). Phục vụ lập phiếu xuất và theo dõi lịch sử giao dịch theo khách.</w:t>
+      </w:r>
+    </w:p>
+    <w:p>
+      <w:pPr>
+        <w:spacing w:line="276" w:lineRule="auto" w:after="120"/>
+        <w:ind w:firstLine="567"/>
+      </w:pPr>
+      <w:r>
+        <w:rPr>
+          <w:rFonts w:ascii="Times New Roman" w:hAnsi="Times New Roman" w:eastAsia="Times New Roman"/>
+          <w:color w:val="000000"/>
+          <w:sz w:val="24"/>
+        </w:rPr>
+        <w:t>: Nhân viên kho, Quản lý kho.</w:t>
+      </w:r>
+    </w:p>
+    <w:p>
+      <w:pPr>
+        <w:spacing w:line="276" w:lineRule="auto" w:after="120"/>
+        <w:ind w:firstLine="567"/>
+      </w:pPr>
+      <w:r>
+        <w:rPr>
+          <w:rFonts w:ascii="Times New Roman" w:hAnsi="Times New Roman" w:eastAsia="Times New Roman"/>
+          <w:color w:val="000000"/>
+          <w:sz w:val="24"/>
+        </w:rPr>
+        <w:t>(thao tác tiêu biểu -- thêm khách hàng):</w:t>
       </w:r>
     </w:p>
     <w:p>
@@ -5257,7 +5377,49 @@
           <w:color w:val="000000"/>
           <w:sz w:val="24"/>
         </w:rPr>
-        <w:t>– Nếu trùng tên đăng nhập: báo lỗi, yêu cầu đổi tên.</w:t>
+        <w:t>– Người dùng chọn quản lý khách hàng, xem danh sách.</w:t>
+      </w:r>
+    </w:p>
+    <w:p>
+      <w:pPr>
+        <w:spacing w:line="276" w:lineRule="auto" w:after="60"/>
+        <w:ind w:firstLine="0" w:left="567"/>
+      </w:pPr>
+      <w:r>
+        <w:rPr>
+          <w:rFonts w:ascii="Times New Roman" w:hAnsi="Times New Roman" w:eastAsia="Times New Roman"/>
+          <w:color w:val="000000"/>
+          <w:sz w:val="24"/>
+        </w:rPr>
+        <w:t>– Thêm mới: nhập mã KH, tên, địa chỉ, SĐT, email, mã số thuế, người liên hệ.</w:t>
+      </w:r>
+    </w:p>
+    <w:p>
+      <w:pPr>
+        <w:spacing w:line="276" w:lineRule="auto" w:after="60"/>
+        <w:ind w:firstLine="0" w:left="567"/>
+      </w:pPr>
+      <w:r>
+        <w:rPr>
+          <w:rFonts w:ascii="Times New Roman" w:hAnsi="Times New Roman" w:eastAsia="Times New Roman"/>
+          <w:color w:val="000000"/>
+          <w:sz w:val="24"/>
+        </w:rPr>
+        <w:t>– Hệ thống kiểm tra mã không trùng và lưu.</w:t>
+      </w:r>
+    </w:p>
+    <w:p>
+      <w:pPr>
+        <w:spacing w:line="276" w:lineRule="auto" w:after="60"/>
+        <w:ind w:firstLine="0" w:left="567"/>
+      </w:pPr>
+      <w:r>
+        <w:rPr>
+          <w:rFonts w:ascii="Times New Roman" w:hAnsi="Times New Roman" w:eastAsia="Times New Roman"/>
+          <w:color w:val="000000"/>
+          <w:sz w:val="24"/>
+        </w:rPr>
+        <w:t>– Có thể sửa thông tin; nếu đã có phiếu xuất liên quan thì không xóa cứng, chỉ ngừng sử dụng.</w:t>
       </w:r>
     </w:p>
     <w:p>
@@ -5271,7 +5433,7 @@
           <w:color w:val="000000"/>
           <w:sz w:val="24"/>
         </w:rPr>
-        <w:t>Ngoài ra, quản trị viên có thể</w:t>
+        <w:t>:</w:t>
       </w:r>
     </w:p>
     <w:p>
@@ -5285,7 +5447,7 @@
           <w:color w:val="000000"/>
           <w:sz w:val="24"/>
         </w:rPr>
-        <w:t>thông tin/vai trò,</w:t>
+        <w:t>(mã, tên, địa chỉ, SĐT, email, MST, người liên hệ).</w:t>
       </w:r>
     </w:p>
     <w:p>
@@ -5299,7 +5461,21 @@
           <w:color w:val="000000"/>
           <w:sz w:val="24"/>
         </w:rPr>
-        <w:t>tài khoản,</w:t>
+        <w:t>: UC05 Thêm khách hàng.</w:t>
+      </w:r>
+    </w:p>
+    <w:p>
+      <w:pPr>
+        <w:pStyle w:val="Heading2"/>
+      </w:pPr>
+      <w:r>
+        <w:rPr>
+          <w:rFonts w:ascii="Times New Roman" w:hAnsi="Times New Roman" w:eastAsia="Times New Roman"/>
+          <w:b/>
+          <w:color w:val="000000"/>
+          <w:sz w:val="26"/>
+        </w:rPr>
+        <w:t>2.6 Nghiệp vụ 4: Quản lý hàng hóa</w:t>
       </w:r>
     </w:p>
     <w:p>
@@ -5313,7 +5489,7 @@
           <w:color w:val="000000"/>
           <w:sz w:val="24"/>
         </w:rPr>
-        <w:t>danh sách -- các thao tác này có luồng tương tự (chọn bản ghi $</w:t>
+        <w:t>: Duy trì danh mục hàng hóa trong hệ thống: mã, tên, nhóm hàng, đơn vị tính, giá nhập, giá xuất, mô tả, trạng thái. Hàng hóa là trung tâm của hệ thống -- mọi phiếu nhập/xuất và tồn kho đều tham chiếu đến mã hàng. Khi thêm hàng mới, hệ thống tự khởi tạo số lượng tồn bằng 0 tại các kho đang hoạt động.</w:t>
       </w:r>
     </w:p>
     <w:p>
@@ -5327,7 +5503,7 @@
           <w:color w:val="000000"/>
           <w:sz w:val="24"/>
         </w:rPr>
-        <w:t>thực hiện</w:t>
+        <w:t>: Nhân viên kho, Quản lý kho.</w:t>
       </w:r>
     </w:p>
     <w:p>
@@ -5341,7 +5517,63 @@
           <w:color w:val="000000"/>
           <w:sz w:val="24"/>
         </w:rPr>
-        <w:t>$ lưu) và không đặc tả riêng trong 10 UC tiêu biểu.</w:t>
+        <w:t>:</w:t>
+      </w:r>
+    </w:p>
+    <w:p>
+      <w:pPr>
+        <w:spacing w:line="276" w:lineRule="auto" w:after="60"/>
+        <w:ind w:firstLine="0" w:left="567"/>
+      </w:pPr>
+      <w:r>
+        <w:rPr>
+          <w:rFonts w:ascii="Times New Roman" w:hAnsi="Times New Roman" w:eastAsia="Times New Roman"/>
+          <w:color w:val="000000"/>
+          <w:sz w:val="24"/>
+        </w:rPr>
+        <w:t>– Chọn quản lý hàng hóa, chọn “Thêm mới”.</w:t>
+      </w:r>
+    </w:p>
+    <w:p>
+      <w:pPr>
+        <w:spacing w:line="276" w:lineRule="auto" w:after="60"/>
+        <w:ind w:firstLine="0" w:left="567"/>
+      </w:pPr>
+      <w:r>
+        <w:rPr>
+          <w:rFonts w:ascii="Times New Roman" w:hAnsi="Times New Roman" w:eastAsia="Times New Roman"/>
+          <w:color w:val="000000"/>
+          <w:sz w:val="24"/>
+        </w:rPr>
+        <w:t>– Nhập mã hàng, tên; chọn nhóm hàng và đơn vị tính; nhập giá nhập, giá xuất, mô tả.</w:t>
+      </w:r>
+    </w:p>
+    <w:p>
+      <w:pPr>
+        <w:spacing w:line="276" w:lineRule="auto" w:after="60"/>
+        <w:ind w:firstLine="0" w:left="567"/>
+      </w:pPr>
+      <w:r>
+        <w:rPr>
+          <w:rFonts w:ascii="Times New Roman" w:hAnsi="Times New Roman" w:eastAsia="Times New Roman"/>
+          <w:color w:val="000000"/>
+          <w:sz w:val="24"/>
+        </w:rPr>
+        <w:t>– Hệ thống kiểm tra mã không trùng, nhóm và ĐVT hợp lệ.</w:t>
+      </w:r>
+    </w:p>
+    <w:p>
+      <w:pPr>
+        <w:spacing w:line="276" w:lineRule="auto" w:after="60"/>
+        <w:ind w:firstLine="0" w:left="567"/>
+      </w:pPr>
+      <w:r>
+        <w:rPr>
+          <w:rFonts w:ascii="Times New Roman" w:hAnsi="Times New Roman" w:eastAsia="Times New Roman"/>
+          <w:color w:val="000000"/>
+          <w:sz w:val="24"/>
+        </w:rPr>
+        <w:t>– Lưu bản ghi HangHoa; tạo các bản ghi TonKho với số lượng = 0 cho từng kho.</w:t>
       </w:r>
     </w:p>
     <w:p>
@@ -5360,6 +5592,48 @@
     </w:p>
     <w:p>
       <w:pPr>
+        <w:spacing w:line="276" w:lineRule="auto" w:after="60"/>
+        <w:ind w:firstLine="0" w:left="567"/>
+      </w:pPr>
+      <w:r>
+        <w:rPr>
+          <w:rFonts w:ascii="Times New Roman" w:hAnsi="Times New Roman" w:eastAsia="Times New Roman"/>
+          <w:color w:val="000000"/>
+          <w:sz w:val="24"/>
+        </w:rPr>
+        <w:t>– Người dùng nhập từ khóa (mã hoặc tên) và/hoặc chọn bộ lọc (nhóm hàng, kho, trạng thái).</w:t>
+      </w:r>
+    </w:p>
+    <w:p>
+      <w:pPr>
+        <w:spacing w:line="276" w:lineRule="auto" w:after="60"/>
+        <w:ind w:firstLine="0" w:left="567"/>
+      </w:pPr>
+      <w:r>
+        <w:rPr>
+          <w:rFonts w:ascii="Times New Roman" w:hAnsi="Times New Roman" w:eastAsia="Times New Roman"/>
+          <w:color w:val="000000"/>
+          <w:sz w:val="24"/>
+        </w:rPr>
+        <w:t>– Hệ thống truy vấn, trả về danh sách hàng kèm số lượng tồn tại các kho.</w:t>
+      </w:r>
+    </w:p>
+    <w:p>
+      <w:pPr>
+        <w:spacing w:line="276" w:lineRule="auto" w:after="60"/>
+        <w:ind w:firstLine="0" w:left="567"/>
+      </w:pPr>
+      <w:r>
+        <w:rPr>
+          <w:rFonts w:ascii="Times New Roman" w:hAnsi="Times New Roman" w:eastAsia="Times New Roman"/>
+          <w:color w:val="000000"/>
+          <w:sz w:val="24"/>
+        </w:rPr>
+        <w:t>– Người dùng có thể xem chi tiết, sắp xếp hoặc xuất danh sách.</w:t>
+      </w:r>
+    </w:p>
+    <w:p>
+      <w:pPr>
         <w:spacing w:line="276" w:lineRule="auto" w:after="120"/>
         <w:ind w:firstLine="567"/>
       </w:pPr>
@@ -5369,7 +5643,7 @@
           <w:color w:val="000000"/>
           <w:sz w:val="24"/>
         </w:rPr>
-        <w:t>(mã, tên đăng nhập, mật khẩu, họ tên, vai trò, trạng thái).</w:t>
+        <w:t>Có thể sửa thông tin/giá hoặc đánh dấu ngừng sử dụng hàng không còn kinh doanh (không xóa nếu đã phát sinh phiếu).</w:t>
       </w:r>
     </w:p>
     <w:p>
@@ -5383,21 +5657,7 @@
           <w:color w:val="000000"/>
           <w:sz w:val="24"/>
         </w:rPr>
-        <w:t>: UC03 Thêm tài khoản.</w:t>
-      </w:r>
-    </w:p>
-    <w:p>
-      <w:pPr>
-        <w:pStyle w:val="Heading2"/>
-      </w:pPr>
-      <w:r>
-        <w:rPr>
-          <w:rFonts w:ascii="Times New Roman" w:hAnsi="Times New Roman" w:eastAsia="Times New Roman"/>
-          <w:b/>
-          <w:color w:val="000000"/>
-          <w:sz w:val="26"/>
-        </w:rPr>
-        <w:t>2.5 Nghiệp vụ 3: Quản lý nhà cung cấp</w:t>
+        <w:t>:</w:t>
       </w:r>
     </w:p>
     <w:p>
@@ -5411,7 +5671,7 @@
           <w:color w:val="000000"/>
           <w:sz w:val="24"/>
         </w:rPr>
-        <w:t>: Lưu trữ và duy trì thông tin các nhà cung cấp hàng hóa (tên, địa chỉ, điện thoại, email, người liên hệ). Thông tin NCC được dùng khi lập phiếu nhập kho, giúp truy vết hàng đến từ ai.</w:t>
+        <w:t>,</w:t>
       </w:r>
     </w:p>
     <w:p>
@@ -5425,7 +5685,7 @@
           <w:color w:val="000000"/>
           <w:sz w:val="24"/>
         </w:rPr>
-        <w:t>: Nhân viên kho, Quản lý kho.</w:t>
+        <w:t>,</w:t>
       </w:r>
     </w:p>
     <w:p>
@@ -5439,7 +5699,105 @@
           <w:color w:val="000000"/>
           <w:sz w:val="24"/>
         </w:rPr>
-        <w:t>(thao tác tiêu biểu -- thêm nhà cung cấp):</w:t>
+        <w:t>,</w:t>
+      </w:r>
+    </w:p>
+    <w:p>
+      <w:pPr>
+        <w:spacing w:line="276" w:lineRule="auto" w:after="120"/>
+        <w:ind w:firstLine="567"/>
+      </w:pPr>
+      <w:r>
+        <w:rPr>
+          <w:rFonts w:ascii="Times New Roman" w:hAnsi="Times New Roman" w:eastAsia="Times New Roman"/>
+          <w:color w:val="000000"/>
+          <w:sz w:val="24"/>
+        </w:rPr>
+        <w:t>,</w:t>
+      </w:r>
+    </w:p>
+    <w:p>
+      <w:pPr>
+        <w:spacing w:line="276" w:lineRule="auto" w:after="120"/>
+        <w:ind w:firstLine="567"/>
+      </w:pPr>
+      <w:r>
+        <w:rPr>
+          <w:rFonts w:ascii="Times New Roman" w:hAnsi="Times New Roman" w:eastAsia="Times New Roman"/>
+          <w:color w:val="000000"/>
+          <w:sz w:val="24"/>
+        </w:rPr>
+        <w:t>.</w:t>
+      </w:r>
+    </w:p>
+    <w:p>
+      <w:pPr>
+        <w:spacing w:line="276" w:lineRule="auto" w:after="120"/>
+        <w:ind w:firstLine="567"/>
+      </w:pPr>
+      <w:r>
+        <w:rPr>
+          <w:rFonts w:ascii="Times New Roman" w:hAnsi="Times New Roman" w:eastAsia="Times New Roman"/>
+          <w:color w:val="000000"/>
+          <w:sz w:val="24"/>
+        </w:rPr>
+        <w:t>: UC06 Thêm hàng hóa; UC07 Tìm kiếm hàng hóa.</w:t>
+      </w:r>
+    </w:p>
+    <w:p>
+      <w:pPr>
+        <w:pStyle w:val="Heading2"/>
+      </w:pPr>
+      <w:r>
+        <w:rPr>
+          <w:rFonts w:ascii="Times New Roman" w:hAnsi="Times New Roman" w:eastAsia="Times New Roman"/>
+          <w:b/>
+          <w:color w:val="000000"/>
+          <w:sz w:val="26"/>
+        </w:rPr>
+        <w:t>2.7 Nghiệp vụ 5: Quản lý kho</w:t>
+      </w:r>
+    </w:p>
+    <w:p>
+      <w:pPr>
+        <w:spacing w:line="276" w:lineRule="auto" w:after="120"/>
+        <w:ind w:firstLine="567"/>
+      </w:pPr>
+      <w:r>
+        <w:rPr>
+          <w:rFonts w:ascii="Times New Roman" w:hAnsi="Times New Roman" w:eastAsia="Times New Roman"/>
+          <w:color w:val="000000"/>
+          <w:sz w:val="24"/>
+        </w:rPr>
+        <w:t>: Doanh nghiệp có thể có nhiều kho (địa điểm khác nhau). Nghiệp vụ này duy trì thông tin từng kho: mã, tên, địa chỉ, người phụ trách, diện tích, trạng thái hoạt động. Tồn kho được theo dõi theo từng cặp (kho, hàng hóa).</w:t>
+      </w:r>
+    </w:p>
+    <w:p>
+      <w:pPr>
+        <w:spacing w:line="276" w:lineRule="auto" w:after="120"/>
+        <w:ind w:firstLine="567"/>
+      </w:pPr>
+      <w:r>
+        <w:rPr>
+          <w:rFonts w:ascii="Times New Roman" w:hAnsi="Times New Roman" w:eastAsia="Times New Roman"/>
+          <w:color w:val="000000"/>
+          <w:sz w:val="24"/>
+        </w:rPr>
+        <w:t>: Quản lý kho, Quản trị viên.</w:t>
+      </w:r>
+    </w:p>
+    <w:p>
+      <w:pPr>
+        <w:spacing w:line="276" w:lineRule="auto" w:after="120"/>
+        <w:ind w:firstLine="567"/>
+      </w:pPr>
+      <w:r>
+        <w:rPr>
+          <w:rFonts w:ascii="Times New Roman" w:hAnsi="Times New Roman" w:eastAsia="Times New Roman"/>
+          <w:color w:val="000000"/>
+          <w:sz w:val="24"/>
+        </w:rPr>
+        <w:t>(thao tác tiêu biểu -- thêm kho):</w:t>
       </w:r>
     </w:p>
     <w:p>
@@ -5453,7 +5811,7 @@
           <w:color w:val="000000"/>
           <w:sz w:val="24"/>
         </w:rPr>
-        <w:t>– Người dùng chọn chức năng quản lý nhà cung cấp, xem danh sách hiện có.</w:t>
+        <w:t>– Người có quyền chọn quản lý kho, chọn “Thêm mới”.</w:t>
       </w:r>
     </w:p>
     <w:p>
@@ -5467,7 +5825,7 @@
           <w:color w:val="000000"/>
           <w:sz w:val="24"/>
         </w:rPr>
-        <w:t>– Chọn “Thêm mới”, nhập mã NCC, tên, địa chỉ, số điện thoại, email, người liên hệ, mô tả (nếu có).</w:t>
+        <w:t>– Nhập mã kho, tên kho, địa chỉ, người phụ trách, diện tích, mô tả.</w:t>
       </w:r>
     </w:p>
     <w:p>
@@ -5481,7 +5839,7 @@
           <w:color w:val="000000"/>
           <w:sz w:val="24"/>
         </w:rPr>
-        <w:t>– Hệ thống kiểm tra mã NCC không trùng.</w:t>
+        <w:t>– Hệ thống kiểm tra mã kho không trùng và lưu.</w:t>
       </w:r>
     </w:p>
     <w:p>
@@ -5495,7 +5853,21 @@
           <w:color w:val="000000"/>
           <w:sz w:val="24"/>
         </w:rPr>
-        <w:t>– Lưu vào cơ sở dữ liệu; có thể sửa hoặc đánh dấu ngừng hoạt động nếu NCC không còn giao dịch (không xóa cứng khi đã có phiếu nhập liên quan).</w:t>
+        <w:t>– Có thể sửa thông tin hoặc đánh dấu kho ngừng hoạt động.</w:t>
+      </w:r>
+    </w:p>
+    <w:p>
+      <w:pPr>
+        <w:spacing w:line="276" w:lineRule="auto" w:after="60"/>
+        <w:ind w:firstLine="0" w:left="567"/>
+      </w:pPr>
+      <w:r>
+        <w:rPr>
+          <w:rFonts w:ascii="Times New Roman" w:hAnsi="Times New Roman" w:eastAsia="Times New Roman"/>
+          <w:color w:val="000000"/>
+          <w:sz w:val="24"/>
+        </w:rPr>
+        <w:t>– Tra cứu kho: xem thông tin kho và danh sách hàng đang tồn trong kho đó.</w:t>
       </w:r>
     </w:p>
     <w:p>
@@ -5523,7 +5895,7 @@
           <w:color w:val="000000"/>
           <w:sz w:val="24"/>
         </w:rPr>
-        <w:t>(mã, tên, địa chỉ, SĐT, email, người liên hệ, mô tả).</w:t>
+        <w:t>,</w:t>
       </w:r>
     </w:p>
     <w:p>
@@ -5537,21 +5909,7 @@
           <w:color w:val="000000"/>
           <w:sz w:val="24"/>
         </w:rPr>
-        <w:t>: UC04 Thêm nhà cung cấp.</w:t>
-      </w:r>
-    </w:p>
-    <w:p>
-      <w:pPr>
-        <w:pStyle w:val="Heading2"/>
-      </w:pPr>
-      <w:r>
-        <w:rPr>
-          <w:rFonts w:ascii="Times New Roman" w:hAnsi="Times New Roman" w:eastAsia="Times New Roman"/>
-          <w:b/>
-          <w:color w:val="000000"/>
-          <w:sz w:val="26"/>
-        </w:rPr>
-        <w:t>2.6 Nghiệp vụ 4: Quản lý khách hàng</w:t>
+        <w:t>,</w:t>
       </w:r>
     </w:p>
     <w:p>
@@ -5565,7 +5923,7 @@
           <w:color w:val="000000"/>
           <w:sz w:val="24"/>
         </w:rPr>
-        <w:t>: Tương tự nhà cung cấp, nghiệp vụ này quản lý danh mục khách hàng nhận hàng khi xuất kho (tên, địa chỉ, liên hệ, mã số thuế nếu là doanh nghiệp). Phục vụ lập phiếu xuất và theo dõi lịch sử giao dịch theo khách.</w:t>
+        <w:t>.</w:t>
       </w:r>
     </w:p>
     <w:p>
@@ -5579,7 +5937,21 @@
           <w:color w:val="000000"/>
           <w:sz w:val="24"/>
         </w:rPr>
-        <w:t>: Nhân viên kho, Quản lý kho.</w:t>
+        <w:t>: UC08 Thêm kho.</w:t>
+      </w:r>
+    </w:p>
+    <w:p>
+      <w:pPr>
+        <w:pStyle w:val="Heading2"/>
+      </w:pPr>
+      <w:r>
+        <w:rPr>
+          <w:rFonts w:ascii="Times New Roman" w:hAnsi="Times New Roman" w:eastAsia="Times New Roman"/>
+          <w:b/>
+          <w:color w:val="000000"/>
+          <w:sz w:val="26"/>
+        </w:rPr>
+        <w:t>2.8 Nghiệp vụ 6: Nhập kho</w:t>
       </w:r>
     </w:p>
     <w:p>
@@ -5593,7 +5965,77 @@
           <w:color w:val="000000"/>
           <w:sz w:val="24"/>
         </w:rPr>
-        <w:t>(thao tác tiêu biểu -- thêm khách hàng):</w:t>
+        <w:t>: Khi hàng từ nhà cung cấp về kho, nhân viên lập</w:t>
+      </w:r>
+    </w:p>
+    <w:p>
+      <w:pPr>
+        <w:spacing w:line="276" w:lineRule="auto" w:after="120"/>
+        <w:ind w:firstLine="567"/>
+      </w:pPr>
+      <w:r>
+        <w:rPr>
+          <w:rFonts w:ascii="Times New Roman" w:hAnsi="Times New Roman" w:eastAsia="Times New Roman"/>
+          <w:color w:val="000000"/>
+          <w:sz w:val="24"/>
+        </w:rPr>
+        <w:t>ghi nhận NCC, kho nhận, ngày nhập và từng dòng hàng (mã hàng, số lượng, đơn giá). Phiếu được gửi</w:t>
+      </w:r>
+    </w:p>
+    <w:p>
+      <w:pPr>
+        <w:spacing w:line="276" w:lineRule="auto" w:after="120"/>
+        <w:ind w:firstLine="567"/>
+      </w:pPr>
+      <w:r>
+        <w:rPr>
+          <w:rFonts w:ascii="Times New Roman" w:hAnsi="Times New Roman" w:eastAsia="Times New Roman"/>
+          <w:color w:val="000000"/>
+          <w:sz w:val="24"/>
+        </w:rPr>
+        <w:t>; chỉ khi quản lý kho duyệt, hệ thống mới</w:t>
+      </w:r>
+    </w:p>
+    <w:p>
+      <w:pPr>
+        <w:spacing w:line="276" w:lineRule="auto" w:after="120"/>
+        <w:ind w:firstLine="567"/>
+      </w:pPr>
+      <w:r>
+        <w:rPr>
+          <w:rFonts w:ascii="Times New Roman" w:hAnsi="Times New Roman" w:eastAsia="Times New Roman"/>
+          <w:color w:val="000000"/>
+          <w:sz w:val="24"/>
+        </w:rPr>
+        <w:t>và khóa phiếu. Nếu từ chối, tồn không đổi.</w:t>
+      </w:r>
+    </w:p>
+    <w:p>
+      <w:pPr>
+        <w:spacing w:line="276" w:lineRule="auto" w:after="120"/>
+        <w:ind w:firstLine="567"/>
+      </w:pPr>
+      <w:r>
+        <w:rPr>
+          <w:rFonts w:ascii="Times New Roman" w:hAnsi="Times New Roman" w:eastAsia="Times New Roman"/>
+          <w:color w:val="000000"/>
+          <w:sz w:val="24"/>
+        </w:rPr>
+        <w:t>: Nhân viên kho (lập phiếu); Quản lý kho (duyệt phiếu).</w:t>
+      </w:r>
+    </w:p>
+    <w:p>
+      <w:pPr>
+        <w:spacing w:line="276" w:lineRule="auto" w:after="120"/>
+        <w:ind w:firstLine="567"/>
+      </w:pPr>
+      <w:r>
+        <w:rPr>
+          <w:rFonts w:ascii="Times New Roman" w:hAnsi="Times New Roman" w:eastAsia="Times New Roman"/>
+          <w:color w:val="000000"/>
+          <w:sz w:val="24"/>
+        </w:rPr>
+        <w:t>:</w:t>
       </w:r>
     </w:p>
     <w:p>
@@ -5607,7 +6049,7 @@
           <w:color w:val="000000"/>
           <w:sz w:val="24"/>
         </w:rPr>
-        <w:t>– Người dùng chọn quản lý khách hàng, xem danh sách.</w:t>
+        <w:t>– Nhân viên kho chọn lập phiếu nhập: chọn nhà cung cấp, kho nhập, ngày nhập, ghi chú.</w:t>
       </w:r>
     </w:p>
     <w:p>
@@ -5621,7 +6063,7 @@
           <w:color w:val="000000"/>
           <w:sz w:val="24"/>
         </w:rPr>
-        <w:t>– Thêm mới: nhập mã KH, tên, địa chỉ, SĐT, email, mã số thuế, người liên hệ.</w:t>
+        <w:t>– Thêm từng dòng chi tiết: chọn hàng hóa, nhập số lượng, đơn giá; hệ thống tính thành tiền và tổng tiền phiếu.</w:t>
       </w:r>
     </w:p>
     <w:p>
@@ -5635,7 +6077,7 @@
           <w:color w:val="000000"/>
           <w:sz w:val="24"/>
         </w:rPr>
-        <w:t>– Hệ thống kiểm tra mã không trùng và lưu.</w:t>
+        <w:t>– Kiểm tra dữ liệu hợp lệ (đã chọn NCC, kho, có ít nhất một dòng hàng).</w:t>
       </w:r>
     </w:p>
     <w:p>
@@ -5649,7 +6091,49 @@
           <w:color w:val="000000"/>
           <w:sz w:val="24"/>
         </w:rPr>
-        <w:t>– Có thể sửa thông tin; nếu đã có phiếu xuất liên quan thì không xóa cứng, chỉ ngừng sử dụng.</w:t>
+        <w:t>– Gửi duyệt -- trạng thái phiếu: “Chờ duyệt”.</w:t>
+      </w:r>
+    </w:p>
+    <w:p>
+      <w:pPr>
+        <w:spacing w:line="276" w:lineRule="auto" w:after="60"/>
+        <w:ind w:firstLine="0" w:left="567"/>
+      </w:pPr>
+      <w:r>
+        <w:rPr>
+          <w:rFonts w:ascii="Times New Roman" w:hAnsi="Times New Roman" w:eastAsia="Times New Roman"/>
+          <w:color w:val="000000"/>
+          <w:sz w:val="24"/>
+        </w:rPr>
+        <w:t>– Quản lý kho xem phiếu, kiểm tra và duyệt hoặc từ chối (kèm lý do).</w:t>
+      </w:r>
+    </w:p>
+    <w:p>
+      <w:pPr>
+        <w:spacing w:line="276" w:lineRule="auto" w:after="60"/>
+        <w:ind w:firstLine="0" w:left="567"/>
+      </w:pPr>
+      <w:r>
+        <w:rPr>
+          <w:rFonts w:ascii="Times New Roman" w:hAnsi="Times New Roman" w:eastAsia="Times New Roman"/>
+          <w:color w:val="000000"/>
+          <w:sz w:val="24"/>
+        </w:rPr>
+        <w:t>– Nếu duyệt: trạng thái “Đã duyệt”; với mỗi dòng hàng, TonKho tại kho nhập được cộng số lượng; ghi log thao tác.</w:t>
+      </w:r>
+    </w:p>
+    <w:p>
+      <w:pPr>
+        <w:spacing w:line="276" w:lineRule="auto" w:after="60"/>
+        <w:ind w:firstLine="0" w:left="567"/>
+      </w:pPr>
+      <w:r>
+        <w:rPr>
+          <w:rFonts w:ascii="Times New Roman" w:hAnsi="Times New Roman" w:eastAsia="Times New Roman"/>
+          <w:color w:val="000000"/>
+          <w:sz w:val="24"/>
+        </w:rPr>
+        <w:t>– Nếu từ chối: trạng thái “Từ chối”; tồn kho không thay đổi.</w:t>
       </w:r>
     </w:p>
     <w:p>
@@ -5677,7 +6161,7 @@
           <w:color w:val="000000"/>
           <w:sz w:val="24"/>
         </w:rPr>
-        <w:t>(mã, tên, địa chỉ, SĐT, email, MST, người liên hệ).</w:t>
+        <w:t>,</w:t>
       </w:r>
     </w:p>
     <w:p>
@@ -5691,21 +6175,7 @@
           <w:color w:val="000000"/>
           <w:sz w:val="24"/>
         </w:rPr>
-        <w:t>: UC05 Thêm khách hàng.</w:t>
-      </w:r>
-    </w:p>
-    <w:p>
-      <w:pPr>
-        <w:pStyle w:val="Heading2"/>
-      </w:pPr>
-      <w:r>
-        <w:rPr>
-          <w:rFonts w:ascii="Times New Roman" w:hAnsi="Times New Roman" w:eastAsia="Times New Roman"/>
-          <w:b/>
-          <w:color w:val="000000"/>
-          <w:sz w:val="26"/>
-        </w:rPr>
-        <w:t>2.7 Nghiệp vụ 5: Quản lý hàng hóa</w:t>
+        <w:t>,</w:t>
       </w:r>
     </w:p>
     <w:p>
@@ -5719,7 +6189,7 @@
           <w:color w:val="000000"/>
           <w:sz w:val="24"/>
         </w:rPr>
-        <w:t>: Duy trì danh mục hàng hóa trong hệ thống: mã, tên, nhóm hàng, đơn vị tính, giá nhập, giá xuất, mô tả, trạng thái. Hàng hóa là trung tâm của hệ thống -- mọi phiếu nhập/xuất và tồn kho đều tham chiếu đến mã hàng. Khi thêm hàng mới, hệ thống tự khởi tạo số lượng tồn bằng 0 tại các kho đang hoạt động.</w:t>
+        <w:t>,</w:t>
       </w:r>
     </w:p>
     <w:p>
@@ -5733,7 +6203,7 @@
           <w:color w:val="000000"/>
           <w:sz w:val="24"/>
         </w:rPr>
-        <w:t>: Nhân viên kho, Quản lý kho.</w:t>
+        <w:t>,</w:t>
       </w:r>
     </w:p>
     <w:p>
@@ -5747,6 +6217,146 @@
           <w:color w:val="000000"/>
           <w:sz w:val="24"/>
         </w:rPr>
+        <w:t>,</w:t>
+      </w:r>
+    </w:p>
+    <w:p>
+      <w:pPr>
+        <w:spacing w:line="276" w:lineRule="auto" w:after="120"/>
+        <w:ind w:firstLine="567"/>
+      </w:pPr>
+      <w:r>
+        <w:rPr>
+          <w:rFonts w:ascii="Times New Roman" w:hAnsi="Times New Roman" w:eastAsia="Times New Roman"/>
+          <w:color w:val="000000"/>
+          <w:sz w:val="24"/>
+        </w:rPr>
+        <w:t>,</w:t>
+      </w:r>
+    </w:p>
+    <w:p>
+      <w:pPr>
+        <w:spacing w:line="276" w:lineRule="auto" w:after="120"/>
+        <w:ind w:firstLine="567"/>
+      </w:pPr>
+      <w:r>
+        <w:rPr>
+          <w:rFonts w:ascii="Times New Roman" w:hAnsi="Times New Roman" w:eastAsia="Times New Roman"/>
+          <w:color w:val="000000"/>
+          <w:sz w:val="24"/>
+        </w:rPr>
+        <w:t>.</w:t>
+      </w:r>
+    </w:p>
+    <w:p>
+      <w:pPr>
+        <w:spacing w:line="276" w:lineRule="auto" w:after="120"/>
+        <w:ind w:firstLine="567"/>
+      </w:pPr>
+      <w:r>
+        <w:rPr>
+          <w:rFonts w:ascii="Times New Roman" w:hAnsi="Times New Roman" w:eastAsia="Times New Roman"/>
+          <w:color w:val="000000"/>
+          <w:sz w:val="24"/>
+        </w:rPr>
+        <w:t>: UC09 Lập phiếu nhập kho (bao gồm luồng lập và duyệt với hai actor).</w:t>
+      </w:r>
+    </w:p>
+    <w:p>
+      <w:pPr>
+        <w:pStyle w:val="Heading2"/>
+      </w:pPr>
+      <w:r>
+        <w:rPr>
+          <w:rFonts w:ascii="Times New Roman" w:hAnsi="Times New Roman" w:eastAsia="Times New Roman"/>
+          <w:b/>
+          <w:color w:val="000000"/>
+          <w:sz w:val="26"/>
+        </w:rPr>
+        <w:t>2.9 Nghiệp vụ 7: Xuất kho</w:t>
+      </w:r>
+    </w:p>
+    <w:p>
+      <w:pPr>
+        <w:spacing w:line="276" w:lineRule="auto" w:after="120"/>
+        <w:ind w:firstLine="567"/>
+      </w:pPr>
+      <w:r>
+        <w:rPr>
+          <w:rFonts w:ascii="Times New Roman" w:hAnsi="Times New Roman" w:eastAsia="Times New Roman"/>
+          <w:color w:val="000000"/>
+          <w:sz w:val="24"/>
+        </w:rPr>
+        <w:t>: Khi xuất hàng cho khách hàng hoặc sử dụng nội bộ, nhân viên lập</w:t>
+      </w:r>
+    </w:p>
+    <w:p>
+      <w:pPr>
+        <w:spacing w:line="276" w:lineRule="auto" w:after="120"/>
+        <w:ind w:firstLine="567"/>
+      </w:pPr>
+      <w:r>
+        <w:rPr>
+          <w:rFonts w:ascii="Times New Roman" w:hAnsi="Times New Roman" w:eastAsia="Times New Roman"/>
+          <w:color w:val="000000"/>
+          <w:sz w:val="24"/>
+        </w:rPr>
+        <w:t>. Hệ thống</w:t>
+      </w:r>
+    </w:p>
+    <w:p>
+      <w:pPr>
+        <w:spacing w:line="276" w:lineRule="auto" w:after="120"/>
+        <w:ind w:firstLine="567"/>
+      </w:pPr>
+      <w:r>
+        <w:rPr>
+          <w:rFonts w:ascii="Times New Roman" w:hAnsi="Times New Roman" w:eastAsia="Times New Roman"/>
+          <w:color w:val="000000"/>
+          <w:sz w:val="24"/>
+        </w:rPr>
+        <w:t>trước khi cho phép thêm dòng hàng. Sau khi quản lý duyệt, tồn kho được</w:t>
+      </w:r>
+    </w:p>
+    <w:p>
+      <w:pPr>
+        <w:spacing w:line="276" w:lineRule="auto" w:after="120"/>
+        <w:ind w:firstLine="567"/>
+      </w:pPr>
+      <w:r>
+        <w:rPr>
+          <w:rFonts w:ascii="Times New Roman" w:hAnsi="Times New Roman" w:eastAsia="Times New Roman"/>
+          <w:color w:val="000000"/>
+          <w:sz w:val="24"/>
+        </w:rPr>
+        <w:t>tương ứng.</w:t>
+      </w:r>
+    </w:p>
+    <w:p>
+      <w:pPr>
+        <w:spacing w:line="276" w:lineRule="auto" w:after="120"/>
+        <w:ind w:firstLine="567"/>
+      </w:pPr>
+      <w:r>
+        <w:rPr>
+          <w:rFonts w:ascii="Times New Roman" w:hAnsi="Times New Roman" w:eastAsia="Times New Roman"/>
+          <w:color w:val="000000"/>
+          <w:sz w:val="24"/>
+        </w:rPr>
+        <w:t>: Nhân viên kho (lập phiếu); Quản lý kho (duyệt phiếu).</w:t>
+      </w:r>
+    </w:p>
+    <w:p>
+      <w:pPr>
+        <w:spacing w:line="276" w:lineRule="auto" w:after="120"/>
+        <w:ind w:firstLine="567"/>
+      </w:pPr>
+      <w:r>
+        <w:rPr>
+          <w:rFonts w:ascii="Times New Roman" w:hAnsi="Times New Roman" w:eastAsia="Times New Roman"/>
+          <w:color w:val="000000"/>
+          <w:sz w:val="24"/>
+        </w:rPr>
         <w:t>:</w:t>
       </w:r>
     </w:p>
@@ -5761,7 +6371,7 @@
           <w:color w:val="000000"/>
           <w:sz w:val="24"/>
         </w:rPr>
-        <w:t>– Chọn quản lý hàng hóa, chọn “Thêm mới”.</w:t>
+        <w:t>– Nhân viên kho chọn lập phiếu xuất: chọn khách hàng, kho xuất, ngày xuất, lý do xuất.</w:t>
       </w:r>
     </w:p>
     <w:p>
@@ -5775,7 +6385,7 @@
           <w:color w:val="000000"/>
           <w:sz w:val="24"/>
         </w:rPr>
-        <w:t>– Nhập mã hàng, tên; chọn nhóm hàng và đơn vị tính; nhập giá nhập, giá xuất, mô tả.</w:t>
+        <w:t>– Thêm dòng hàng: chọn hàng, nhập số lượng. Hệ thống kiểm tra TonKho tại kho xuất.</w:t>
       </w:r>
     </w:p>
     <w:p>
@@ -5789,7 +6399,7 @@
           <w:color w:val="000000"/>
           <w:sz w:val="24"/>
         </w:rPr>
-        <w:t>– Hệ thống kiểm tra mã không trùng, nhóm và ĐVT hợp lệ.</w:t>
+        <w:t>– Nếu tồn không đủ: thông báo, không cho thêm dòng đó.</w:t>
       </w:r>
     </w:p>
     <w:p>
@@ -5803,7 +6413,49 @@
           <w:color w:val="000000"/>
           <w:sz w:val="24"/>
         </w:rPr>
-        <w:t>– Lưu bản ghi HangHoa; tạo các bản ghi TonKho với số lượng = 0 cho từng kho.</w:t>
+        <w:t>– Nếu đủ: hiển thị đơn giá xuất, tính thành tiền và tổng tiền phiếu.</w:t>
+      </w:r>
+    </w:p>
+    <w:p>
+      <w:pPr>
+        <w:spacing w:line="276" w:lineRule="auto" w:after="60"/>
+        <w:ind w:firstLine="0" w:left="567"/>
+      </w:pPr>
+      <w:r>
+        <w:rPr>
+          <w:rFonts w:ascii="Times New Roman" w:hAnsi="Times New Roman" w:eastAsia="Times New Roman"/>
+          <w:color w:val="000000"/>
+          <w:sz w:val="24"/>
+        </w:rPr>
+        <w:t>– Gửi duyệt -- trạng thái “Chờ duyệt”.</w:t>
+      </w:r>
+    </w:p>
+    <w:p>
+      <w:pPr>
+        <w:spacing w:line="276" w:lineRule="auto" w:after="60"/>
+        <w:ind w:firstLine="0" w:left="567"/>
+      </w:pPr>
+      <w:r>
+        <w:rPr>
+          <w:rFonts w:ascii="Times New Roman" w:hAnsi="Times New Roman" w:eastAsia="Times New Roman"/>
+          <w:color w:val="000000"/>
+          <w:sz w:val="24"/>
+        </w:rPr>
+        <w:t>– Quản lý kho duyệt: trạng thái “Đã duyệt”; giảm tồn kho từng dòng; ghi log.</w:t>
+      </w:r>
+    </w:p>
+    <w:p>
+      <w:pPr>
+        <w:spacing w:line="276" w:lineRule="auto" w:after="60"/>
+        <w:ind w:firstLine="0" w:left="567"/>
+      </w:pPr>
+      <w:r>
+        <w:rPr>
+          <w:rFonts w:ascii="Times New Roman" w:hAnsi="Times New Roman" w:eastAsia="Times New Roman"/>
+          <w:color w:val="000000"/>
+          <w:sz w:val="24"/>
+        </w:rPr>
+        <w:t>– Nếu từ chối: tồn không đổi, ghi lý do từ chối.</w:t>
       </w:r>
     </w:p>
     <w:p>
@@ -5822,6 +6474,202 @@
     </w:p>
     <w:p>
       <w:pPr>
+        <w:spacing w:line="276" w:lineRule="auto" w:after="120"/>
+        <w:ind w:firstLine="567"/>
+      </w:pPr>
+      <w:r>
+        <w:rPr>
+          <w:rFonts w:ascii="Times New Roman" w:hAnsi="Times New Roman" w:eastAsia="Times New Roman"/>
+          <w:color w:val="000000"/>
+          <w:sz w:val="24"/>
+        </w:rPr>
+        <w:t>,</w:t>
+      </w:r>
+    </w:p>
+    <w:p>
+      <w:pPr>
+        <w:spacing w:line="276" w:lineRule="auto" w:after="120"/>
+        <w:ind w:firstLine="567"/>
+      </w:pPr>
+      <w:r>
+        <w:rPr>
+          <w:rFonts w:ascii="Times New Roman" w:hAnsi="Times New Roman" w:eastAsia="Times New Roman"/>
+          <w:color w:val="000000"/>
+          <w:sz w:val="24"/>
+        </w:rPr>
+        <w:t>,</w:t>
+      </w:r>
+    </w:p>
+    <w:p>
+      <w:pPr>
+        <w:spacing w:line="276" w:lineRule="auto" w:after="120"/>
+        <w:ind w:firstLine="567"/>
+      </w:pPr>
+      <w:r>
+        <w:rPr>
+          <w:rFonts w:ascii="Times New Roman" w:hAnsi="Times New Roman" w:eastAsia="Times New Roman"/>
+          <w:color w:val="000000"/>
+          <w:sz w:val="24"/>
+        </w:rPr>
+        <w:t>,</w:t>
+      </w:r>
+    </w:p>
+    <w:p>
+      <w:pPr>
+        <w:spacing w:line="276" w:lineRule="auto" w:after="120"/>
+        <w:ind w:firstLine="567"/>
+      </w:pPr>
+      <w:r>
+        <w:rPr>
+          <w:rFonts w:ascii="Times New Roman" w:hAnsi="Times New Roman" w:eastAsia="Times New Roman"/>
+          <w:color w:val="000000"/>
+          <w:sz w:val="24"/>
+        </w:rPr>
+        <w:t>,</w:t>
+      </w:r>
+    </w:p>
+    <w:p>
+      <w:pPr>
+        <w:spacing w:line="276" w:lineRule="auto" w:after="120"/>
+        <w:ind w:firstLine="567"/>
+      </w:pPr>
+      <w:r>
+        <w:rPr>
+          <w:rFonts w:ascii="Times New Roman" w:hAnsi="Times New Roman" w:eastAsia="Times New Roman"/>
+          <w:color w:val="000000"/>
+          <w:sz w:val="24"/>
+        </w:rPr>
+        <w:t>,</w:t>
+      </w:r>
+    </w:p>
+    <w:p>
+      <w:pPr>
+        <w:spacing w:line="276" w:lineRule="auto" w:after="120"/>
+        <w:ind w:firstLine="567"/>
+      </w:pPr>
+      <w:r>
+        <w:rPr>
+          <w:rFonts w:ascii="Times New Roman" w:hAnsi="Times New Roman" w:eastAsia="Times New Roman"/>
+          <w:color w:val="000000"/>
+          <w:sz w:val="24"/>
+        </w:rPr>
+        <w:t>,</w:t>
+      </w:r>
+    </w:p>
+    <w:p>
+      <w:pPr>
+        <w:spacing w:line="276" w:lineRule="auto" w:after="120"/>
+        <w:ind w:firstLine="567"/>
+      </w:pPr>
+      <w:r>
+        <w:rPr>
+          <w:rFonts w:ascii="Times New Roman" w:hAnsi="Times New Roman" w:eastAsia="Times New Roman"/>
+          <w:color w:val="000000"/>
+          <w:sz w:val="24"/>
+        </w:rPr>
+        <w:t>.</w:t>
+      </w:r>
+    </w:p>
+    <w:p>
+      <w:pPr>
+        <w:spacing w:line="276" w:lineRule="auto" w:after="120"/>
+        <w:ind w:firstLine="567"/>
+      </w:pPr>
+      <w:r>
+        <w:rPr>
+          <w:rFonts w:ascii="Times New Roman" w:hAnsi="Times New Roman" w:eastAsia="Times New Roman"/>
+          <w:color w:val="000000"/>
+          <w:sz w:val="24"/>
+        </w:rPr>
+        <w:t>: UC10 Lập phiếu xuất kho (lập + duyệt).</w:t>
+      </w:r>
+    </w:p>
+    <w:p>
+      <w:pPr>
+        <w:pStyle w:val="Heading2"/>
+      </w:pPr>
+      <w:r>
+        <w:rPr>
+          <w:rFonts w:ascii="Times New Roman" w:hAnsi="Times New Roman" w:eastAsia="Times New Roman"/>
+          <w:b/>
+          <w:color w:val="000000"/>
+          <w:sz w:val="26"/>
+        </w:rPr>
+        <w:t>2.10 Nghiệp vụ 8: Kiểm kê tồn kho</w:t>
+      </w:r>
+    </w:p>
+    <w:p>
+      <w:pPr>
+        <w:spacing w:line="276" w:lineRule="auto" w:after="120"/>
+        <w:ind w:firstLine="567"/>
+      </w:pPr>
+      <w:r>
+        <w:rPr>
+          <w:rFonts w:ascii="Times New Roman" w:hAnsi="Times New Roman" w:eastAsia="Times New Roman"/>
+          <w:color w:val="000000"/>
+          <w:sz w:val="24"/>
+        </w:rPr>
+        <w:t>: Định kỳ (tháng/quý), đối chiếu số lượng hàng</w:t>
+      </w:r>
+    </w:p>
+    <w:p>
+      <w:pPr>
+        <w:spacing w:line="276" w:lineRule="auto" w:after="120"/>
+        <w:ind w:firstLine="567"/>
+      </w:pPr>
+      <w:r>
+        <w:rPr>
+          <w:rFonts w:ascii="Times New Roman" w:hAnsi="Times New Roman" w:eastAsia="Times New Roman"/>
+          <w:color w:val="000000"/>
+          <w:sz w:val="24"/>
+        </w:rPr>
+        <w:t>trong kho với số lượng trên hệ thống (sổ sách). Nếu có chênh lệch, quản lý duyệt điều chỉnh để</w:t>
+      </w:r>
+    </w:p>
+    <w:p>
+      <w:pPr>
+        <w:spacing w:line="276" w:lineRule="auto" w:after="120"/>
+        <w:ind w:firstLine="567"/>
+      </w:pPr>
+      <w:r>
+        <w:rPr>
+          <w:rFonts w:ascii="Times New Roman" w:hAnsi="Times New Roman" w:eastAsia="Times New Roman"/>
+          <w:color w:val="000000"/>
+          <w:sz w:val="24"/>
+        </w:rPr>
+        <w:t>khớp thực tế.</w:t>
+      </w:r>
+    </w:p>
+    <w:p>
+      <w:pPr>
+        <w:spacing w:line="276" w:lineRule="auto" w:after="120"/>
+        <w:ind w:firstLine="567"/>
+      </w:pPr>
+      <w:r>
+        <w:rPr>
+          <w:rFonts w:ascii="Times New Roman" w:hAnsi="Times New Roman" w:eastAsia="Times New Roman"/>
+          <w:color w:val="000000"/>
+          <w:sz w:val="24"/>
+        </w:rPr>
+        <w:t>: Nhân viên kho (lập phiếu, nhập số thực tế); Quản lý kho (duyệt điều chỉnh).</w:t>
+      </w:r>
+    </w:p>
+    <w:p>
+      <w:pPr>
+        <w:spacing w:line="276" w:lineRule="auto" w:after="120"/>
+        <w:ind w:firstLine="567"/>
+      </w:pPr>
+      <w:r>
+        <w:rPr>
+          <w:rFonts w:ascii="Times New Roman" w:hAnsi="Times New Roman" w:eastAsia="Times New Roman"/>
+          <w:color w:val="000000"/>
+          <w:sz w:val="24"/>
+        </w:rPr>
+        <w:t>:</w:t>
+      </w:r>
+    </w:p>
+    <w:p>
+      <w:pPr>
         <w:spacing w:line="276" w:lineRule="auto" w:after="60"/>
         <w:ind w:firstLine="0" w:left="567"/>
       </w:pPr>
@@ -5831,7 +6679,7 @@
           <w:color w:val="000000"/>
           <w:sz w:val="24"/>
         </w:rPr>
-        <w:t>– Người dùng nhập từ khóa (mã hoặc tên) và/hoặc chọn bộ lọc (nhóm hàng, kho, trạng thái).</w:t>
+        <w:t>– Nhân viên tạo phiếu kiểm kê: chọn kho, ngày kiểm.</w:t>
       </w:r>
     </w:p>
     <w:p>
@@ -5845,7 +6693,7 @@
           <w:color w:val="000000"/>
           <w:sz w:val="24"/>
         </w:rPr>
-        <w:t>– Hệ thống truy vấn, trả về danh sách hàng kèm số lượng tồn tại các kho.</w:t>
+        <w:t>– Hệ thống hiển thị danh sách hàng và số lượng theo sổ (từ TonKho).</w:t>
       </w:r>
     </w:p>
     <w:p>
@@ -5859,7 +6707,49 @@
           <w:color w:val="000000"/>
           <w:sz w:val="24"/>
         </w:rPr>
-        <w:t>– Người dùng có thể xem chi tiết, sắp xếp hoặc xuất danh sách.</w:t>
+        <w:t>– Nhân viên kiểm đếm thực tế, nhập số lượng thực tế từng mặt hàng.</w:t>
+      </w:r>
+    </w:p>
+    <w:p>
+      <w:pPr>
+        <w:spacing w:line="276" w:lineRule="auto" w:after="60"/>
+        <w:ind w:firstLine="0" w:left="567"/>
+      </w:pPr>
+      <w:r>
+        <w:rPr>
+          <w:rFonts w:ascii="Times New Roman" w:hAnsi="Times New Roman" w:eastAsia="Times New Roman"/>
+          <w:color w:val="000000"/>
+          <w:sz w:val="24"/>
+        </w:rPr>
+        <w:t>– Hệ thống tính chênh lệch = thực tế - sổ sách.</w:t>
+      </w:r>
+    </w:p>
+    <w:p>
+      <w:pPr>
+        <w:spacing w:line="276" w:lineRule="auto" w:after="60"/>
+        <w:ind w:firstLine="0" w:left="567"/>
+      </w:pPr>
+      <w:r>
+        <w:rPr>
+          <w:rFonts w:ascii="Times New Roman" w:hAnsi="Times New Roman" w:eastAsia="Times New Roman"/>
+          <w:color w:val="000000"/>
+          <w:sz w:val="24"/>
+        </w:rPr>
+        <w:t>– Gửi duyệt. Quản lý xem chênh lệch, duyệt điều chỉnh hoặc yêu cầu kiểm lại.</w:t>
+      </w:r>
+    </w:p>
+    <w:p>
+      <w:pPr>
+        <w:spacing w:line="276" w:lineRule="auto" w:after="60"/>
+        <w:ind w:firstLine="0" w:left="567"/>
+      </w:pPr>
+      <w:r>
+        <w:rPr>
+          <w:rFonts w:ascii="Times New Roman" w:hAnsi="Times New Roman" w:eastAsia="Times New Roman"/>
+          <w:color w:val="000000"/>
+          <w:sz w:val="24"/>
+        </w:rPr>
+        <w:t>– Nếu duyệt: cập nhật TonKho = số thực tế; ghi log; trạng thái phiếu “Đã duyệt”.</w:t>
       </w:r>
     </w:p>
     <w:p>
@@ -5873,7 +6763,7 @@
           <w:color w:val="000000"/>
           <w:sz w:val="24"/>
         </w:rPr>
-        <w:t>Có thể sửa thông tin/giá hoặc đánh dấu ngừng sử dụng hàng không còn kinh doanh (không xóa nếu đã phát sinh phiếu).</w:t>
+        <w:t>:</w:t>
       </w:r>
     </w:p>
     <w:p>
@@ -5887,7 +6777,7 @@
           <w:color w:val="000000"/>
           <w:sz w:val="24"/>
         </w:rPr>
-        <w:t>:</w:t>
+        <w:t>,</w:t>
       </w:r>
     </w:p>
     <w:p>
@@ -5971,7 +6861,7 @@
           <w:color w:val="000000"/>
           <w:sz w:val="24"/>
         </w:rPr>
-        <w:t>: UC06 Thêm hàng hóa; UC07 Tìm kiếm hàng hóa.</w:t>
+        <w:t>: UC11 Lập phiếu kiểm kê.</w:t>
       </w:r>
     </w:p>
     <w:p>
@@ -5985,7 +6875,7 @@
           <w:color w:val="000000"/>
           <w:sz w:val="26"/>
         </w:rPr>
-        <w:t>2.8 Nghiệp vụ 6: Quản lý kho</w:t>
+        <w:t>2.11 Nghiệp vụ 9: Báo cáo nhập -- xuất -- tồn</w:t>
       </w:r>
     </w:p>
     <w:p>
@@ -5999,7 +6889,7 @@
           <w:color w:val="000000"/>
           <w:sz w:val="24"/>
         </w:rPr>
-        <w:t>: Doanh nghiệp có thể có nhiều kho (địa điểm khác nhau). Nghiệp vụ này duy trì thông tin từng kho: mã, tên, địa chỉ, người phụ trách, diện tích, trạng thái hoạt động. Tồn kho được theo dõi theo từng cặp (kho, hàng hóa).</w:t>
+        <w:t>: Quản lý kho / quản trị viên xem</w:t>
       </w:r>
     </w:p>
     <w:p>
@@ -6013,7 +6903,7 @@
           <w:color w:val="000000"/>
           <w:sz w:val="24"/>
         </w:rPr>
-        <w:t>: Quản lý kho, Quản trị viên.</w:t>
+        <w:t>và tổng hợp nhập--xuất--tồn theo khoảng thời gian, theo kho hoặc theo hàng, phục vụ theo dõi vận hành (không bao gồm module tài chính/thanh toán phức tạp).</w:t>
       </w:r>
     </w:p>
     <w:p>
@@ -6027,7 +6917,21 @@
           <w:color w:val="000000"/>
           <w:sz w:val="24"/>
         </w:rPr>
-        <w:t>(thao tác tiêu biểu -- thêm kho):</w:t>
+        <w:t>: Quản lý kho, Quản trị viên.</w:t>
+      </w:r>
+    </w:p>
+    <w:p>
+      <w:pPr>
+        <w:spacing w:line="276" w:lineRule="auto" w:after="120"/>
+        <w:ind w:firstLine="567"/>
+      </w:pPr>
+      <w:r>
+        <w:rPr>
+          <w:rFonts w:ascii="Times New Roman" w:hAnsi="Times New Roman" w:eastAsia="Times New Roman"/>
+          <w:color w:val="000000"/>
+          <w:sz w:val="24"/>
+        </w:rPr>
+        <w:t>:</w:t>
       </w:r>
     </w:p>
     <w:p>
@@ -6041,7 +6945,7 @@
           <w:color w:val="000000"/>
           <w:sz w:val="24"/>
         </w:rPr>
-        <w:t>– Người có quyền chọn quản lý kho, chọn “Thêm mới”.</w:t>
+        <w:t>– Chọn loại xem: tồn hiện tại, hoặc nhập--xuất--tồn theo kỳ.</w:t>
       </w:r>
     </w:p>
     <w:p>
@@ -6055,7 +6959,7 @@
           <w:color w:val="000000"/>
           <w:sz w:val="24"/>
         </w:rPr>
-        <w:t>– Nhập mã kho, tên kho, địa chỉ, người phụ trách, diện tích, mô tả.</w:t>
+        <w:t>– Nhập điều kiện: khoảng ngày, kho (tùy chọn), nhóm hàng / mã hàng (tùy chọn).</w:t>
       </w:r>
     </w:p>
     <w:p>
@@ -6069,7 +6973,7 @@
           <w:color w:val="000000"/>
           <w:sz w:val="24"/>
         </w:rPr>
-        <w:t>– Hệ thống kiểm tra mã kho không trùng và lưu.</w:t>
+        <w:t>– Hệ thống tổng hợp từ PhieuNhapKho, PhieuXuatKho, TonKho, HangHoa.</w:t>
       </w:r>
     </w:p>
     <w:p>
@@ -6083,21 +6987,7 @@
           <w:color w:val="000000"/>
           <w:sz w:val="24"/>
         </w:rPr>
-        <w:t>– Có thể sửa thông tin hoặc đánh dấu kho ngừng hoạt động.</w:t>
-      </w:r>
-    </w:p>
-    <w:p>
-      <w:pPr>
-        <w:spacing w:line="276" w:lineRule="auto" w:after="60"/>
-        <w:ind w:firstLine="0" w:left="567"/>
-      </w:pPr>
-      <w:r>
-        <w:rPr>
-          <w:rFonts w:ascii="Times New Roman" w:hAnsi="Times New Roman" w:eastAsia="Times New Roman"/>
-          <w:color w:val="000000"/>
-          <w:sz w:val="24"/>
-        </w:rPr>
-        <w:t>– Tra cứu kho: xem thông tin kho và danh sách hàng đang tồn trong kho đó.</w:t>
+        <w:t>– Hiển thị bảng kết quả; có thể xuất Excel để lưu trữ.</w:t>
       </w:r>
     </w:p>
     <w:p>
@@ -6153,7 +7043,7 @@
           <w:color w:val="000000"/>
           <w:sz w:val="24"/>
         </w:rPr>
-        <w:t>.</w:t>
+        <w:t>,</w:t>
       </w:r>
     </w:p>
     <w:p>
@@ -6167,21 +7057,7 @@
           <w:color w:val="000000"/>
           <w:sz w:val="24"/>
         </w:rPr>
-        <w:t>: UC08 Thêm kho.</w:t>
-      </w:r>
-    </w:p>
-    <w:p>
-      <w:pPr>
-        <w:pStyle w:val="Heading2"/>
-      </w:pPr>
-      <w:r>
-        <w:rPr>
-          <w:rFonts w:ascii="Times New Roman" w:hAnsi="Times New Roman" w:eastAsia="Times New Roman"/>
-          <w:b/>
-          <w:color w:val="000000"/>
-          <w:sz w:val="26"/>
-        </w:rPr>
-        <w:t>2.9 Nghiệp vụ 7: Nhập kho</w:t>
+        <w:t>,</w:t>
       </w:r>
     </w:p>
     <w:p>
@@ -6195,7 +7071,7 @@
           <w:color w:val="000000"/>
           <w:sz w:val="24"/>
         </w:rPr>
-        <w:t>: Khi hàng từ nhà cung cấp về kho, nhân viên lập</w:t>
+        <w:t>,</w:t>
       </w:r>
     </w:p>
     <w:p>
@@ -6209,7 +7085,7 @@
           <w:color w:val="000000"/>
           <w:sz w:val="24"/>
         </w:rPr>
-        <w:t>ghi nhận NCC, kho nhận, ngày nhập và từng dòng hàng (mã hàng, số lượng, đơn giá). Phiếu được gửi</w:t>
+        <w:t>,</w:t>
       </w:r>
     </w:p>
     <w:p>
@@ -6223,7 +7099,7 @@
           <w:color w:val="000000"/>
           <w:sz w:val="24"/>
         </w:rPr>
-        <w:t>; chỉ khi quản lý kho duyệt, hệ thống mới</w:t>
+        <w:t>.</w:t>
       </w:r>
     </w:p>
     <w:p>
@@ -6237,7 +7113,21 @@
           <w:color w:val="000000"/>
           <w:sz w:val="24"/>
         </w:rPr>
-        <w:t>và khóa phiếu. Nếu từ chối, tồn không đổi.</w:t>
+        <w:t>: UC12 Xem báo cáo nhập xuất tồn.</w:t>
+      </w:r>
+    </w:p>
+    <w:p>
+      <w:pPr>
+        <w:pStyle w:val="Heading2"/>
+      </w:pPr>
+      <w:r>
+        <w:rPr>
+          <w:rFonts w:ascii="Times New Roman" w:hAnsi="Times New Roman" w:eastAsia="Times New Roman"/>
+          <w:b/>
+          <w:color w:val="000000"/>
+          <w:sz w:val="26"/>
+        </w:rPr>
+        <w:t>2.12 Kết luận chương</w:t>
       </w:r>
     </w:p>
     <w:p>
@@ -6251,7 +7141,7 @@
           <w:color w:val="000000"/>
           <w:sz w:val="24"/>
         </w:rPr>
-        <w:t>: Nhân viên kho (lập phiếu); Quản lý kho (duyệt phiếu).</w:t>
+        <w:t>Chương 2 mô tả</w:t>
       </w:r>
     </w:p>
     <w:p>
@@ -6265,1141 +7155,7 @@
           <w:color w:val="000000"/>
           <w:sz w:val="24"/>
         </w:rPr>
-        <w:t>:</w:t>
-      </w:r>
-    </w:p>
-    <w:p>
-      <w:pPr>
-        <w:spacing w:line="276" w:lineRule="auto" w:after="60"/>
-        <w:ind w:firstLine="0" w:left="567"/>
-      </w:pPr>
-      <w:r>
-        <w:rPr>
-          <w:rFonts w:ascii="Times New Roman" w:hAnsi="Times New Roman" w:eastAsia="Times New Roman"/>
-          <w:color w:val="000000"/>
-          <w:sz w:val="24"/>
-        </w:rPr>
-        <w:t>– Nhân viên kho chọn lập phiếu nhập: chọn nhà cung cấp, kho nhập, ngày nhập, ghi chú.</w:t>
-      </w:r>
-    </w:p>
-    <w:p>
-      <w:pPr>
-        <w:spacing w:line="276" w:lineRule="auto" w:after="60"/>
-        <w:ind w:firstLine="0" w:left="567"/>
-      </w:pPr>
-      <w:r>
-        <w:rPr>
-          <w:rFonts w:ascii="Times New Roman" w:hAnsi="Times New Roman" w:eastAsia="Times New Roman"/>
-          <w:color w:val="000000"/>
-          <w:sz w:val="24"/>
-        </w:rPr>
-        <w:t>– Thêm từng dòng chi tiết: chọn hàng hóa, nhập số lượng, đơn giá; hệ thống tính thành tiền và tổng tiền phiếu.</w:t>
-      </w:r>
-    </w:p>
-    <w:p>
-      <w:pPr>
-        <w:spacing w:line="276" w:lineRule="auto" w:after="60"/>
-        <w:ind w:firstLine="0" w:left="567"/>
-      </w:pPr>
-      <w:r>
-        <w:rPr>
-          <w:rFonts w:ascii="Times New Roman" w:hAnsi="Times New Roman" w:eastAsia="Times New Roman"/>
-          <w:color w:val="000000"/>
-          <w:sz w:val="24"/>
-        </w:rPr>
-        <w:t>– Kiểm tra dữ liệu hợp lệ (đã chọn NCC, kho, có ít nhất một dòng hàng).</w:t>
-      </w:r>
-    </w:p>
-    <w:p>
-      <w:pPr>
-        <w:spacing w:line="276" w:lineRule="auto" w:after="60"/>
-        <w:ind w:firstLine="0" w:left="567"/>
-      </w:pPr>
-      <w:r>
-        <w:rPr>
-          <w:rFonts w:ascii="Times New Roman" w:hAnsi="Times New Roman" w:eastAsia="Times New Roman"/>
-          <w:color w:val="000000"/>
-          <w:sz w:val="24"/>
-        </w:rPr>
-        <w:t>– Gửi duyệt -- trạng thái phiếu: “Chờ duyệt”.</w:t>
-      </w:r>
-    </w:p>
-    <w:p>
-      <w:pPr>
-        <w:spacing w:line="276" w:lineRule="auto" w:after="60"/>
-        <w:ind w:firstLine="0" w:left="567"/>
-      </w:pPr>
-      <w:r>
-        <w:rPr>
-          <w:rFonts w:ascii="Times New Roman" w:hAnsi="Times New Roman" w:eastAsia="Times New Roman"/>
-          <w:color w:val="000000"/>
-          <w:sz w:val="24"/>
-        </w:rPr>
-        <w:t>– Quản lý kho xem phiếu, kiểm tra và duyệt hoặc từ chối (kèm lý do).</w:t>
-      </w:r>
-    </w:p>
-    <w:p>
-      <w:pPr>
-        <w:spacing w:line="276" w:lineRule="auto" w:after="60"/>
-        <w:ind w:firstLine="0" w:left="567"/>
-      </w:pPr>
-      <w:r>
-        <w:rPr>
-          <w:rFonts w:ascii="Times New Roman" w:hAnsi="Times New Roman" w:eastAsia="Times New Roman"/>
-          <w:color w:val="000000"/>
-          <w:sz w:val="24"/>
-        </w:rPr>
-        <w:t>– Nếu duyệt: trạng thái “Đã duyệt”; với mỗi dòng hàng, TonKho tại kho nhập được cộng số lượng; ghi log thao tác.</w:t>
-      </w:r>
-    </w:p>
-    <w:p>
-      <w:pPr>
-        <w:spacing w:line="276" w:lineRule="auto" w:after="60"/>
-        <w:ind w:firstLine="0" w:left="567"/>
-      </w:pPr>
-      <w:r>
-        <w:rPr>
-          <w:rFonts w:ascii="Times New Roman" w:hAnsi="Times New Roman" w:eastAsia="Times New Roman"/>
-          <w:color w:val="000000"/>
-          <w:sz w:val="24"/>
-        </w:rPr>
-        <w:t>– Nếu từ chối: trạng thái “Từ chối”; tồn kho không thay đổi.</w:t>
-      </w:r>
-    </w:p>
-    <w:p>
-      <w:pPr>
-        <w:spacing w:line="276" w:lineRule="auto" w:after="120"/>
-        <w:ind w:firstLine="567"/>
-      </w:pPr>
-      <w:r>
-        <w:rPr>
-          <w:rFonts w:ascii="Times New Roman" w:hAnsi="Times New Roman" w:eastAsia="Times New Roman"/>
-          <w:color w:val="000000"/>
-          <w:sz w:val="24"/>
-        </w:rPr>
-        <w:t>:</w:t>
-      </w:r>
-    </w:p>
-    <w:p>
-      <w:pPr>
-        <w:spacing w:line="276" w:lineRule="auto" w:after="120"/>
-        <w:ind w:firstLine="567"/>
-      </w:pPr>
-      <w:r>
-        <w:rPr>
-          <w:rFonts w:ascii="Times New Roman" w:hAnsi="Times New Roman" w:eastAsia="Times New Roman"/>
-          <w:color w:val="000000"/>
-          <w:sz w:val="24"/>
-        </w:rPr>
-        <w:t>,</w:t>
-      </w:r>
-    </w:p>
-    <w:p>
-      <w:pPr>
-        <w:spacing w:line="276" w:lineRule="auto" w:after="120"/>
-        <w:ind w:firstLine="567"/>
-      </w:pPr>
-      <w:r>
-        <w:rPr>
-          <w:rFonts w:ascii="Times New Roman" w:hAnsi="Times New Roman" w:eastAsia="Times New Roman"/>
-          <w:color w:val="000000"/>
-          <w:sz w:val="24"/>
-        </w:rPr>
-        <w:t>,</w:t>
-      </w:r>
-    </w:p>
-    <w:p>
-      <w:pPr>
-        <w:spacing w:line="276" w:lineRule="auto" w:after="120"/>
-        <w:ind w:firstLine="567"/>
-      </w:pPr>
-      <w:r>
-        <w:rPr>
-          <w:rFonts w:ascii="Times New Roman" w:hAnsi="Times New Roman" w:eastAsia="Times New Roman"/>
-          <w:color w:val="000000"/>
-          <w:sz w:val="24"/>
-        </w:rPr>
-        <w:t>,</w:t>
-      </w:r>
-    </w:p>
-    <w:p>
-      <w:pPr>
-        <w:spacing w:line="276" w:lineRule="auto" w:after="120"/>
-        <w:ind w:firstLine="567"/>
-      </w:pPr>
-      <w:r>
-        <w:rPr>
-          <w:rFonts w:ascii="Times New Roman" w:hAnsi="Times New Roman" w:eastAsia="Times New Roman"/>
-          <w:color w:val="000000"/>
-          <w:sz w:val="24"/>
-        </w:rPr>
-        <w:t>,</w:t>
-      </w:r>
-    </w:p>
-    <w:p>
-      <w:pPr>
-        <w:spacing w:line="276" w:lineRule="auto" w:after="120"/>
-        <w:ind w:firstLine="567"/>
-      </w:pPr>
-      <w:r>
-        <w:rPr>
-          <w:rFonts w:ascii="Times New Roman" w:hAnsi="Times New Roman" w:eastAsia="Times New Roman"/>
-          <w:color w:val="000000"/>
-          <w:sz w:val="24"/>
-        </w:rPr>
-        <w:t>,</w:t>
-      </w:r>
-    </w:p>
-    <w:p>
-      <w:pPr>
-        <w:spacing w:line="276" w:lineRule="auto" w:after="120"/>
-        <w:ind w:firstLine="567"/>
-      </w:pPr>
-      <w:r>
-        <w:rPr>
-          <w:rFonts w:ascii="Times New Roman" w:hAnsi="Times New Roman" w:eastAsia="Times New Roman"/>
-          <w:color w:val="000000"/>
-          <w:sz w:val="24"/>
-        </w:rPr>
-        <w:t>,</w:t>
-      </w:r>
-    </w:p>
-    <w:p>
-      <w:pPr>
-        <w:spacing w:line="276" w:lineRule="auto" w:after="120"/>
-        <w:ind w:firstLine="567"/>
-      </w:pPr>
-      <w:r>
-        <w:rPr>
-          <w:rFonts w:ascii="Times New Roman" w:hAnsi="Times New Roman" w:eastAsia="Times New Roman"/>
-          <w:color w:val="000000"/>
-          <w:sz w:val="24"/>
-        </w:rPr>
-        <w:t>.</w:t>
-      </w:r>
-    </w:p>
-    <w:p>
-      <w:pPr>
-        <w:spacing w:line="276" w:lineRule="auto" w:after="120"/>
-        <w:ind w:firstLine="567"/>
-      </w:pPr>
-      <w:r>
-        <w:rPr>
-          <w:rFonts w:ascii="Times New Roman" w:hAnsi="Times New Roman" w:eastAsia="Times New Roman"/>
-          <w:color w:val="000000"/>
-          <w:sz w:val="24"/>
-        </w:rPr>
-        <w:t>: UC09 Lập phiếu nhập kho (bao gồm luồng lập và duyệt với hai actor).</w:t>
-      </w:r>
-    </w:p>
-    <w:p>
-      <w:pPr>
-        <w:pStyle w:val="Heading2"/>
-      </w:pPr>
-      <w:r>
-        <w:rPr>
-          <w:rFonts w:ascii="Times New Roman" w:hAnsi="Times New Roman" w:eastAsia="Times New Roman"/>
-          <w:b/>
-          <w:color w:val="000000"/>
-          <w:sz w:val="26"/>
-        </w:rPr>
-        <w:t>2.10 Nghiệp vụ 8: Xuất kho</w:t>
-      </w:r>
-    </w:p>
-    <w:p>
-      <w:pPr>
-        <w:spacing w:line="276" w:lineRule="auto" w:after="120"/>
-        <w:ind w:firstLine="567"/>
-      </w:pPr>
-      <w:r>
-        <w:rPr>
-          <w:rFonts w:ascii="Times New Roman" w:hAnsi="Times New Roman" w:eastAsia="Times New Roman"/>
-          <w:color w:val="000000"/>
-          <w:sz w:val="24"/>
-        </w:rPr>
-        <w:t>: Khi xuất hàng cho khách hàng hoặc sử dụng nội bộ, nhân viên lập</w:t>
-      </w:r>
-    </w:p>
-    <w:p>
-      <w:pPr>
-        <w:spacing w:line="276" w:lineRule="auto" w:after="120"/>
-        <w:ind w:firstLine="567"/>
-      </w:pPr>
-      <w:r>
-        <w:rPr>
-          <w:rFonts w:ascii="Times New Roman" w:hAnsi="Times New Roman" w:eastAsia="Times New Roman"/>
-          <w:color w:val="000000"/>
-          <w:sz w:val="24"/>
-        </w:rPr>
-        <w:t>. Hệ thống</w:t>
-      </w:r>
-    </w:p>
-    <w:p>
-      <w:pPr>
-        <w:spacing w:line="276" w:lineRule="auto" w:after="120"/>
-        <w:ind w:firstLine="567"/>
-      </w:pPr>
-      <w:r>
-        <w:rPr>
-          <w:rFonts w:ascii="Times New Roman" w:hAnsi="Times New Roman" w:eastAsia="Times New Roman"/>
-          <w:color w:val="000000"/>
-          <w:sz w:val="24"/>
-        </w:rPr>
-        <w:t>trước khi cho phép thêm dòng hàng. Sau khi quản lý duyệt, tồn kho được</w:t>
-      </w:r>
-    </w:p>
-    <w:p>
-      <w:pPr>
-        <w:spacing w:line="276" w:lineRule="auto" w:after="120"/>
-        <w:ind w:firstLine="567"/>
-      </w:pPr>
-      <w:r>
-        <w:rPr>
-          <w:rFonts w:ascii="Times New Roman" w:hAnsi="Times New Roman" w:eastAsia="Times New Roman"/>
-          <w:color w:val="000000"/>
-          <w:sz w:val="24"/>
-        </w:rPr>
-        <w:t>tương ứng.</w:t>
-      </w:r>
-    </w:p>
-    <w:p>
-      <w:pPr>
-        <w:spacing w:line="276" w:lineRule="auto" w:after="120"/>
-        <w:ind w:firstLine="567"/>
-      </w:pPr>
-      <w:r>
-        <w:rPr>
-          <w:rFonts w:ascii="Times New Roman" w:hAnsi="Times New Roman" w:eastAsia="Times New Roman"/>
-          <w:color w:val="000000"/>
-          <w:sz w:val="24"/>
-        </w:rPr>
-        <w:t>: Nhân viên kho (lập phiếu); Quản lý kho (duyệt phiếu).</w:t>
-      </w:r>
-    </w:p>
-    <w:p>
-      <w:pPr>
-        <w:spacing w:line="276" w:lineRule="auto" w:after="120"/>
-        <w:ind w:firstLine="567"/>
-      </w:pPr>
-      <w:r>
-        <w:rPr>
-          <w:rFonts w:ascii="Times New Roman" w:hAnsi="Times New Roman" w:eastAsia="Times New Roman"/>
-          <w:color w:val="000000"/>
-          <w:sz w:val="24"/>
-        </w:rPr>
-        <w:t>:</w:t>
-      </w:r>
-    </w:p>
-    <w:p>
-      <w:pPr>
-        <w:spacing w:line="276" w:lineRule="auto" w:after="60"/>
-        <w:ind w:firstLine="0" w:left="567"/>
-      </w:pPr>
-      <w:r>
-        <w:rPr>
-          <w:rFonts w:ascii="Times New Roman" w:hAnsi="Times New Roman" w:eastAsia="Times New Roman"/>
-          <w:color w:val="000000"/>
-          <w:sz w:val="24"/>
-        </w:rPr>
-        <w:t>– Nhân viên kho chọn lập phiếu xuất: chọn khách hàng, kho xuất, ngày xuất, lý do xuất.</w:t>
-      </w:r>
-    </w:p>
-    <w:p>
-      <w:pPr>
-        <w:spacing w:line="276" w:lineRule="auto" w:after="60"/>
-        <w:ind w:firstLine="0" w:left="567"/>
-      </w:pPr>
-      <w:r>
-        <w:rPr>
-          <w:rFonts w:ascii="Times New Roman" w:hAnsi="Times New Roman" w:eastAsia="Times New Roman"/>
-          <w:color w:val="000000"/>
-          <w:sz w:val="24"/>
-        </w:rPr>
-        <w:t>– Thêm dòng hàng: chọn hàng, nhập số lượng. Hệ thống kiểm tra TonKho tại kho xuất.</w:t>
-      </w:r>
-    </w:p>
-    <w:p>
-      <w:pPr>
-        <w:spacing w:line="276" w:lineRule="auto" w:after="60"/>
-        <w:ind w:firstLine="0" w:left="567"/>
-      </w:pPr>
-      <w:r>
-        <w:rPr>
-          <w:rFonts w:ascii="Times New Roman" w:hAnsi="Times New Roman" w:eastAsia="Times New Roman"/>
-          <w:color w:val="000000"/>
-          <w:sz w:val="24"/>
-        </w:rPr>
-        <w:t>– Nếu tồn không đủ: thông báo, không cho thêm dòng đó.</w:t>
-      </w:r>
-    </w:p>
-    <w:p>
-      <w:pPr>
-        <w:spacing w:line="276" w:lineRule="auto" w:after="60"/>
-        <w:ind w:firstLine="0" w:left="567"/>
-      </w:pPr>
-      <w:r>
-        <w:rPr>
-          <w:rFonts w:ascii="Times New Roman" w:hAnsi="Times New Roman" w:eastAsia="Times New Roman"/>
-          <w:color w:val="000000"/>
-          <w:sz w:val="24"/>
-        </w:rPr>
-        <w:t>– Nếu đủ: hiển thị đơn giá xuất, tính thành tiền và tổng tiền phiếu.</w:t>
-      </w:r>
-    </w:p>
-    <w:p>
-      <w:pPr>
-        <w:spacing w:line="276" w:lineRule="auto" w:after="60"/>
-        <w:ind w:firstLine="0" w:left="567"/>
-      </w:pPr>
-      <w:r>
-        <w:rPr>
-          <w:rFonts w:ascii="Times New Roman" w:hAnsi="Times New Roman" w:eastAsia="Times New Roman"/>
-          <w:color w:val="000000"/>
-          <w:sz w:val="24"/>
-        </w:rPr>
-        <w:t>– Gửi duyệt -- trạng thái “Chờ duyệt”.</w:t>
-      </w:r>
-    </w:p>
-    <w:p>
-      <w:pPr>
-        <w:spacing w:line="276" w:lineRule="auto" w:after="60"/>
-        <w:ind w:firstLine="0" w:left="567"/>
-      </w:pPr>
-      <w:r>
-        <w:rPr>
-          <w:rFonts w:ascii="Times New Roman" w:hAnsi="Times New Roman" w:eastAsia="Times New Roman"/>
-          <w:color w:val="000000"/>
-          <w:sz w:val="24"/>
-        </w:rPr>
-        <w:t>– Quản lý kho duyệt: trạng thái “Đã duyệt”; giảm tồn kho từng dòng; ghi log.</w:t>
-      </w:r>
-    </w:p>
-    <w:p>
-      <w:pPr>
-        <w:spacing w:line="276" w:lineRule="auto" w:after="60"/>
-        <w:ind w:firstLine="0" w:left="567"/>
-      </w:pPr>
-      <w:r>
-        <w:rPr>
-          <w:rFonts w:ascii="Times New Roman" w:hAnsi="Times New Roman" w:eastAsia="Times New Roman"/>
-          <w:color w:val="000000"/>
-          <w:sz w:val="24"/>
-        </w:rPr>
-        <w:t>– Nếu từ chối: tồn không đổi, ghi lý do từ chối.</w:t>
-      </w:r>
-    </w:p>
-    <w:p>
-      <w:pPr>
-        <w:spacing w:line="276" w:lineRule="auto" w:after="120"/>
-        <w:ind w:firstLine="567"/>
-      </w:pPr>
-      <w:r>
-        <w:rPr>
-          <w:rFonts w:ascii="Times New Roman" w:hAnsi="Times New Roman" w:eastAsia="Times New Roman"/>
-          <w:color w:val="000000"/>
-          <w:sz w:val="24"/>
-        </w:rPr>
-        <w:t>:</w:t>
-      </w:r>
-    </w:p>
-    <w:p>
-      <w:pPr>
-        <w:spacing w:line="276" w:lineRule="auto" w:after="120"/>
-        <w:ind w:firstLine="567"/>
-      </w:pPr>
-      <w:r>
-        <w:rPr>
-          <w:rFonts w:ascii="Times New Roman" w:hAnsi="Times New Roman" w:eastAsia="Times New Roman"/>
-          <w:color w:val="000000"/>
-          <w:sz w:val="24"/>
-        </w:rPr>
-        <w:t>,</w:t>
-      </w:r>
-    </w:p>
-    <w:p>
-      <w:pPr>
-        <w:spacing w:line="276" w:lineRule="auto" w:after="120"/>
-        <w:ind w:firstLine="567"/>
-      </w:pPr>
-      <w:r>
-        <w:rPr>
-          <w:rFonts w:ascii="Times New Roman" w:hAnsi="Times New Roman" w:eastAsia="Times New Roman"/>
-          <w:color w:val="000000"/>
-          <w:sz w:val="24"/>
-        </w:rPr>
-        <w:t>,</w:t>
-      </w:r>
-    </w:p>
-    <w:p>
-      <w:pPr>
-        <w:spacing w:line="276" w:lineRule="auto" w:after="120"/>
-        <w:ind w:firstLine="567"/>
-      </w:pPr>
-      <w:r>
-        <w:rPr>
-          <w:rFonts w:ascii="Times New Roman" w:hAnsi="Times New Roman" w:eastAsia="Times New Roman"/>
-          <w:color w:val="000000"/>
-          <w:sz w:val="24"/>
-        </w:rPr>
-        <w:t>,</w:t>
-      </w:r>
-    </w:p>
-    <w:p>
-      <w:pPr>
-        <w:spacing w:line="276" w:lineRule="auto" w:after="120"/>
-        <w:ind w:firstLine="567"/>
-      </w:pPr>
-      <w:r>
-        <w:rPr>
-          <w:rFonts w:ascii="Times New Roman" w:hAnsi="Times New Roman" w:eastAsia="Times New Roman"/>
-          <w:color w:val="000000"/>
-          <w:sz w:val="24"/>
-        </w:rPr>
-        <w:t>,</w:t>
-      </w:r>
-    </w:p>
-    <w:p>
-      <w:pPr>
-        <w:spacing w:line="276" w:lineRule="auto" w:after="120"/>
-        <w:ind w:firstLine="567"/>
-      </w:pPr>
-      <w:r>
-        <w:rPr>
-          <w:rFonts w:ascii="Times New Roman" w:hAnsi="Times New Roman" w:eastAsia="Times New Roman"/>
-          <w:color w:val="000000"/>
-          <w:sz w:val="24"/>
-        </w:rPr>
-        <w:t>,</w:t>
-      </w:r>
-    </w:p>
-    <w:p>
-      <w:pPr>
-        <w:spacing w:line="276" w:lineRule="auto" w:after="120"/>
-        <w:ind w:firstLine="567"/>
-      </w:pPr>
-      <w:r>
-        <w:rPr>
-          <w:rFonts w:ascii="Times New Roman" w:hAnsi="Times New Roman" w:eastAsia="Times New Roman"/>
-          <w:color w:val="000000"/>
-          <w:sz w:val="24"/>
-        </w:rPr>
-        <w:t>,</w:t>
-      </w:r>
-    </w:p>
-    <w:p>
-      <w:pPr>
-        <w:spacing w:line="276" w:lineRule="auto" w:after="120"/>
-        <w:ind w:firstLine="567"/>
-      </w:pPr>
-      <w:r>
-        <w:rPr>
-          <w:rFonts w:ascii="Times New Roman" w:hAnsi="Times New Roman" w:eastAsia="Times New Roman"/>
-          <w:color w:val="000000"/>
-          <w:sz w:val="24"/>
-        </w:rPr>
-        <w:t>.</w:t>
-      </w:r>
-    </w:p>
-    <w:p>
-      <w:pPr>
-        <w:spacing w:line="276" w:lineRule="auto" w:after="120"/>
-        <w:ind w:firstLine="567"/>
-      </w:pPr>
-      <w:r>
-        <w:rPr>
-          <w:rFonts w:ascii="Times New Roman" w:hAnsi="Times New Roman" w:eastAsia="Times New Roman"/>
-          <w:color w:val="000000"/>
-          <w:sz w:val="24"/>
-        </w:rPr>
-        <w:t>: UC10 Lập phiếu xuất kho (lập + duyệt).</w:t>
-      </w:r>
-    </w:p>
-    <w:p>
-      <w:pPr>
-        <w:pStyle w:val="Heading2"/>
-      </w:pPr>
-      <w:r>
-        <w:rPr>
-          <w:rFonts w:ascii="Times New Roman" w:hAnsi="Times New Roman" w:eastAsia="Times New Roman"/>
-          <w:b/>
-          <w:color w:val="000000"/>
-          <w:sz w:val="26"/>
-        </w:rPr>
-        <w:t>2.11 Nghiệp vụ 9: Kiểm kê tồn kho</w:t>
-      </w:r>
-    </w:p>
-    <w:p>
-      <w:pPr>
-        <w:spacing w:line="276" w:lineRule="auto" w:after="120"/>
-        <w:ind w:firstLine="567"/>
-      </w:pPr>
-      <w:r>
-        <w:rPr>
-          <w:rFonts w:ascii="Times New Roman" w:hAnsi="Times New Roman" w:eastAsia="Times New Roman"/>
-          <w:color w:val="000000"/>
-          <w:sz w:val="24"/>
-        </w:rPr>
-        <w:t>: Định kỳ (tháng/quý), đối chiếu số lượng hàng</w:t>
-      </w:r>
-    </w:p>
-    <w:p>
-      <w:pPr>
-        <w:spacing w:line="276" w:lineRule="auto" w:after="120"/>
-        <w:ind w:firstLine="567"/>
-      </w:pPr>
-      <w:r>
-        <w:rPr>
-          <w:rFonts w:ascii="Times New Roman" w:hAnsi="Times New Roman" w:eastAsia="Times New Roman"/>
-          <w:color w:val="000000"/>
-          <w:sz w:val="24"/>
-        </w:rPr>
-        <w:t>trong kho với số lượng trên hệ thống (sổ sách). Nếu có chênh lệch, quản lý duyệt điều chỉnh để</w:t>
-      </w:r>
-    </w:p>
-    <w:p>
-      <w:pPr>
-        <w:spacing w:line="276" w:lineRule="auto" w:after="120"/>
-        <w:ind w:firstLine="567"/>
-      </w:pPr>
-      <w:r>
-        <w:rPr>
-          <w:rFonts w:ascii="Times New Roman" w:hAnsi="Times New Roman" w:eastAsia="Times New Roman"/>
-          <w:color w:val="000000"/>
-          <w:sz w:val="24"/>
-        </w:rPr>
-        <w:t>khớp thực tế.</w:t>
-      </w:r>
-    </w:p>
-    <w:p>
-      <w:pPr>
-        <w:spacing w:line="276" w:lineRule="auto" w:after="120"/>
-        <w:ind w:firstLine="567"/>
-      </w:pPr>
-      <w:r>
-        <w:rPr>
-          <w:rFonts w:ascii="Times New Roman" w:hAnsi="Times New Roman" w:eastAsia="Times New Roman"/>
-          <w:color w:val="000000"/>
-          <w:sz w:val="24"/>
-        </w:rPr>
-        <w:t>: Nhân viên kho (lập phiếu, nhập số thực tế); Quản lý kho (duyệt điều chỉnh).</w:t>
-      </w:r>
-    </w:p>
-    <w:p>
-      <w:pPr>
-        <w:spacing w:line="276" w:lineRule="auto" w:after="120"/>
-        <w:ind w:firstLine="567"/>
-      </w:pPr>
-      <w:r>
-        <w:rPr>
-          <w:rFonts w:ascii="Times New Roman" w:hAnsi="Times New Roman" w:eastAsia="Times New Roman"/>
-          <w:color w:val="000000"/>
-          <w:sz w:val="24"/>
-        </w:rPr>
-        <w:t>:</w:t>
-      </w:r>
-    </w:p>
-    <w:p>
-      <w:pPr>
-        <w:spacing w:line="276" w:lineRule="auto" w:after="60"/>
-        <w:ind w:firstLine="0" w:left="567"/>
-      </w:pPr>
-      <w:r>
-        <w:rPr>
-          <w:rFonts w:ascii="Times New Roman" w:hAnsi="Times New Roman" w:eastAsia="Times New Roman"/>
-          <w:color w:val="000000"/>
-          <w:sz w:val="24"/>
-        </w:rPr>
-        <w:t>– Nhân viên tạo phiếu kiểm kê: chọn kho, ngày kiểm.</w:t>
-      </w:r>
-    </w:p>
-    <w:p>
-      <w:pPr>
-        <w:spacing w:line="276" w:lineRule="auto" w:after="60"/>
-        <w:ind w:firstLine="0" w:left="567"/>
-      </w:pPr>
-      <w:r>
-        <w:rPr>
-          <w:rFonts w:ascii="Times New Roman" w:hAnsi="Times New Roman" w:eastAsia="Times New Roman"/>
-          <w:color w:val="000000"/>
-          <w:sz w:val="24"/>
-        </w:rPr>
-        <w:t>– Hệ thống hiển thị danh sách hàng và số lượng theo sổ (từ TonKho).</w:t>
-      </w:r>
-    </w:p>
-    <w:p>
-      <w:pPr>
-        <w:spacing w:line="276" w:lineRule="auto" w:after="60"/>
-        <w:ind w:firstLine="0" w:left="567"/>
-      </w:pPr>
-      <w:r>
-        <w:rPr>
-          <w:rFonts w:ascii="Times New Roman" w:hAnsi="Times New Roman" w:eastAsia="Times New Roman"/>
-          <w:color w:val="000000"/>
-          <w:sz w:val="24"/>
-        </w:rPr>
-        <w:t>– Nhân viên kiểm đếm thực tế, nhập số lượng thực tế từng mặt hàng.</w:t>
-      </w:r>
-    </w:p>
-    <w:p>
-      <w:pPr>
-        <w:spacing w:line="276" w:lineRule="auto" w:after="60"/>
-        <w:ind w:firstLine="0" w:left="567"/>
-      </w:pPr>
-      <w:r>
-        <w:rPr>
-          <w:rFonts w:ascii="Times New Roman" w:hAnsi="Times New Roman" w:eastAsia="Times New Roman"/>
-          <w:color w:val="000000"/>
-          <w:sz w:val="24"/>
-        </w:rPr>
-        <w:t>– Hệ thống tính chênh lệch = thực tế - sổ sách.</w:t>
-      </w:r>
-    </w:p>
-    <w:p>
-      <w:pPr>
-        <w:spacing w:line="276" w:lineRule="auto" w:after="60"/>
-        <w:ind w:firstLine="0" w:left="567"/>
-      </w:pPr>
-      <w:r>
-        <w:rPr>
-          <w:rFonts w:ascii="Times New Roman" w:hAnsi="Times New Roman" w:eastAsia="Times New Roman"/>
-          <w:color w:val="000000"/>
-          <w:sz w:val="24"/>
-        </w:rPr>
-        <w:t>– Gửi duyệt. Quản lý xem chênh lệch, duyệt điều chỉnh hoặc yêu cầu kiểm lại.</w:t>
-      </w:r>
-    </w:p>
-    <w:p>
-      <w:pPr>
-        <w:spacing w:line="276" w:lineRule="auto" w:after="60"/>
-        <w:ind w:firstLine="0" w:left="567"/>
-      </w:pPr>
-      <w:r>
-        <w:rPr>
-          <w:rFonts w:ascii="Times New Roman" w:hAnsi="Times New Roman" w:eastAsia="Times New Roman"/>
-          <w:color w:val="000000"/>
-          <w:sz w:val="24"/>
-        </w:rPr>
-        <w:t>– Nếu duyệt: cập nhật TonKho = số thực tế; ghi log; trạng thái phiếu “Đã duyệt”.</w:t>
-      </w:r>
-    </w:p>
-    <w:p>
-      <w:pPr>
-        <w:spacing w:line="276" w:lineRule="auto" w:after="120"/>
-        <w:ind w:firstLine="567"/>
-      </w:pPr>
-      <w:r>
-        <w:rPr>
-          <w:rFonts w:ascii="Times New Roman" w:hAnsi="Times New Roman" w:eastAsia="Times New Roman"/>
-          <w:color w:val="000000"/>
-          <w:sz w:val="24"/>
-        </w:rPr>
-        <w:t>:</w:t>
-      </w:r>
-    </w:p>
-    <w:p>
-      <w:pPr>
-        <w:spacing w:line="276" w:lineRule="auto" w:after="120"/>
-        <w:ind w:firstLine="567"/>
-      </w:pPr>
-      <w:r>
-        <w:rPr>
-          <w:rFonts w:ascii="Times New Roman" w:hAnsi="Times New Roman" w:eastAsia="Times New Roman"/>
-          <w:color w:val="000000"/>
-          <w:sz w:val="24"/>
-        </w:rPr>
-        <w:t>,</w:t>
-      </w:r>
-    </w:p>
-    <w:p>
-      <w:pPr>
-        <w:spacing w:line="276" w:lineRule="auto" w:after="120"/>
-        <w:ind w:firstLine="567"/>
-      </w:pPr>
-      <w:r>
-        <w:rPr>
-          <w:rFonts w:ascii="Times New Roman" w:hAnsi="Times New Roman" w:eastAsia="Times New Roman"/>
-          <w:color w:val="000000"/>
-          <w:sz w:val="24"/>
-        </w:rPr>
-        <w:t>,</w:t>
-      </w:r>
-    </w:p>
-    <w:p>
-      <w:pPr>
-        <w:spacing w:line="276" w:lineRule="auto" w:after="120"/>
-        <w:ind w:firstLine="567"/>
-      </w:pPr>
-      <w:r>
-        <w:rPr>
-          <w:rFonts w:ascii="Times New Roman" w:hAnsi="Times New Roman" w:eastAsia="Times New Roman"/>
-          <w:color w:val="000000"/>
-          <w:sz w:val="24"/>
-        </w:rPr>
-        <w:t>,</w:t>
-      </w:r>
-    </w:p>
-    <w:p>
-      <w:pPr>
-        <w:spacing w:line="276" w:lineRule="auto" w:after="120"/>
-        <w:ind w:firstLine="567"/>
-      </w:pPr>
-      <w:r>
-        <w:rPr>
-          <w:rFonts w:ascii="Times New Roman" w:hAnsi="Times New Roman" w:eastAsia="Times New Roman"/>
-          <w:color w:val="000000"/>
-          <w:sz w:val="24"/>
-        </w:rPr>
-        <w:t>,</w:t>
-      </w:r>
-    </w:p>
-    <w:p>
-      <w:pPr>
-        <w:spacing w:line="276" w:lineRule="auto" w:after="120"/>
-        <w:ind w:firstLine="567"/>
-      </w:pPr>
-      <w:r>
-        <w:rPr>
-          <w:rFonts w:ascii="Times New Roman" w:hAnsi="Times New Roman" w:eastAsia="Times New Roman"/>
-          <w:color w:val="000000"/>
-          <w:sz w:val="24"/>
-        </w:rPr>
-        <w:t>,</w:t>
-      </w:r>
-    </w:p>
-    <w:p>
-      <w:pPr>
-        <w:spacing w:line="276" w:lineRule="auto" w:after="120"/>
-        <w:ind w:firstLine="567"/>
-      </w:pPr>
-      <w:r>
-        <w:rPr>
-          <w:rFonts w:ascii="Times New Roman" w:hAnsi="Times New Roman" w:eastAsia="Times New Roman"/>
-          <w:color w:val="000000"/>
-          <w:sz w:val="24"/>
-        </w:rPr>
-        <w:t>.</w:t>
-      </w:r>
-    </w:p>
-    <w:p>
-      <w:pPr>
-        <w:spacing w:line="276" w:lineRule="auto" w:after="120"/>
-        <w:ind w:firstLine="567"/>
-      </w:pPr>
-      <w:r>
-        <w:rPr>
-          <w:rFonts w:ascii="Times New Roman" w:hAnsi="Times New Roman" w:eastAsia="Times New Roman"/>
-          <w:color w:val="000000"/>
-          <w:sz w:val="24"/>
-        </w:rPr>
-        <w:t>: UC11 Lập phiếu kiểm kê.</w:t>
-      </w:r>
-    </w:p>
-    <w:p>
-      <w:pPr>
-        <w:pStyle w:val="Heading2"/>
-      </w:pPr>
-      <w:r>
-        <w:rPr>
-          <w:rFonts w:ascii="Times New Roman" w:hAnsi="Times New Roman" w:eastAsia="Times New Roman"/>
-          <w:b/>
-          <w:color w:val="000000"/>
-          <w:sz w:val="26"/>
-        </w:rPr>
-        <w:t>2.12 Nghiệp vụ 10: Báo cáo nhập -- xuất -- tồn</w:t>
-      </w:r>
-    </w:p>
-    <w:p>
-      <w:pPr>
-        <w:spacing w:line="276" w:lineRule="auto" w:after="120"/>
-        <w:ind w:firstLine="567"/>
-      </w:pPr>
-      <w:r>
-        <w:rPr>
-          <w:rFonts w:ascii="Times New Roman" w:hAnsi="Times New Roman" w:eastAsia="Times New Roman"/>
-          <w:color w:val="000000"/>
-          <w:sz w:val="24"/>
-        </w:rPr>
-        <w:t>: Quản lý kho / quản trị viên xem</w:t>
-      </w:r>
-    </w:p>
-    <w:p>
-      <w:pPr>
-        <w:spacing w:line="276" w:lineRule="auto" w:after="120"/>
-        <w:ind w:firstLine="567"/>
-      </w:pPr>
-      <w:r>
-        <w:rPr>
-          <w:rFonts w:ascii="Times New Roman" w:hAnsi="Times New Roman" w:eastAsia="Times New Roman"/>
-          <w:color w:val="000000"/>
-          <w:sz w:val="24"/>
-        </w:rPr>
-        <w:t>và tổng hợp nhập--xuất--tồn theo khoảng thời gian, theo kho hoặc theo hàng, phục vụ theo dõi vận hành (không bao gồm module tài chính/thanh toán phức tạp).</w:t>
-      </w:r>
-    </w:p>
-    <w:p>
-      <w:pPr>
-        <w:spacing w:line="276" w:lineRule="auto" w:after="120"/>
-        <w:ind w:firstLine="567"/>
-      </w:pPr>
-      <w:r>
-        <w:rPr>
-          <w:rFonts w:ascii="Times New Roman" w:hAnsi="Times New Roman" w:eastAsia="Times New Roman"/>
-          <w:color w:val="000000"/>
-          <w:sz w:val="24"/>
-        </w:rPr>
-        <w:t>: Quản lý kho, Quản trị viên.</w:t>
-      </w:r>
-    </w:p>
-    <w:p>
-      <w:pPr>
-        <w:spacing w:line="276" w:lineRule="auto" w:after="120"/>
-        <w:ind w:firstLine="567"/>
-      </w:pPr>
-      <w:r>
-        <w:rPr>
-          <w:rFonts w:ascii="Times New Roman" w:hAnsi="Times New Roman" w:eastAsia="Times New Roman"/>
-          <w:color w:val="000000"/>
-          <w:sz w:val="24"/>
-        </w:rPr>
-        <w:t>:</w:t>
-      </w:r>
-    </w:p>
-    <w:p>
-      <w:pPr>
-        <w:spacing w:line="276" w:lineRule="auto" w:after="60"/>
-        <w:ind w:firstLine="0" w:left="567"/>
-      </w:pPr>
-      <w:r>
-        <w:rPr>
-          <w:rFonts w:ascii="Times New Roman" w:hAnsi="Times New Roman" w:eastAsia="Times New Roman"/>
-          <w:color w:val="000000"/>
-          <w:sz w:val="24"/>
-        </w:rPr>
-        <w:t>– Chọn loại xem: tồn hiện tại, hoặc nhập--xuất--tồn theo kỳ.</w:t>
-      </w:r>
-    </w:p>
-    <w:p>
-      <w:pPr>
-        <w:spacing w:line="276" w:lineRule="auto" w:after="60"/>
-        <w:ind w:firstLine="0" w:left="567"/>
-      </w:pPr>
-      <w:r>
-        <w:rPr>
-          <w:rFonts w:ascii="Times New Roman" w:hAnsi="Times New Roman" w:eastAsia="Times New Roman"/>
-          <w:color w:val="000000"/>
-          <w:sz w:val="24"/>
-        </w:rPr>
-        <w:t>– Nhập điều kiện: khoảng ngày, kho (tùy chọn), nhóm hàng / mã hàng (tùy chọn).</w:t>
-      </w:r>
-    </w:p>
-    <w:p>
-      <w:pPr>
-        <w:spacing w:line="276" w:lineRule="auto" w:after="60"/>
-        <w:ind w:firstLine="0" w:left="567"/>
-      </w:pPr>
-      <w:r>
-        <w:rPr>
-          <w:rFonts w:ascii="Times New Roman" w:hAnsi="Times New Roman" w:eastAsia="Times New Roman"/>
-          <w:color w:val="000000"/>
-          <w:sz w:val="24"/>
-        </w:rPr>
-        <w:t>– Hệ thống tổng hợp từ PhieuNhapKho, PhieuXuatKho, TonKho, HangHoa.</w:t>
-      </w:r>
-    </w:p>
-    <w:p>
-      <w:pPr>
-        <w:spacing w:line="276" w:lineRule="auto" w:after="60"/>
-        <w:ind w:firstLine="0" w:left="567"/>
-      </w:pPr>
-      <w:r>
-        <w:rPr>
-          <w:rFonts w:ascii="Times New Roman" w:hAnsi="Times New Roman" w:eastAsia="Times New Roman"/>
-          <w:color w:val="000000"/>
-          <w:sz w:val="24"/>
-        </w:rPr>
-        <w:t>– Hiển thị bảng kết quả; có thể xuất Excel để lưu trữ.</w:t>
-      </w:r>
-    </w:p>
-    <w:p>
-      <w:pPr>
-        <w:spacing w:line="276" w:lineRule="auto" w:after="120"/>
-        <w:ind w:firstLine="567"/>
-      </w:pPr>
-      <w:r>
-        <w:rPr>
-          <w:rFonts w:ascii="Times New Roman" w:hAnsi="Times New Roman" w:eastAsia="Times New Roman"/>
-          <w:color w:val="000000"/>
-          <w:sz w:val="24"/>
-        </w:rPr>
-        <w:t>:</w:t>
-      </w:r>
-    </w:p>
-    <w:p>
-      <w:pPr>
-        <w:spacing w:line="276" w:lineRule="auto" w:after="120"/>
-        <w:ind w:firstLine="567"/>
-      </w:pPr>
-      <w:r>
-        <w:rPr>
-          <w:rFonts w:ascii="Times New Roman" w:hAnsi="Times New Roman" w:eastAsia="Times New Roman"/>
-          <w:color w:val="000000"/>
-          <w:sz w:val="24"/>
-        </w:rPr>
-        <w:t>,</w:t>
-      </w:r>
-    </w:p>
-    <w:p>
-      <w:pPr>
-        <w:spacing w:line="276" w:lineRule="auto" w:after="120"/>
-        <w:ind w:firstLine="567"/>
-      </w:pPr>
-      <w:r>
-        <w:rPr>
-          <w:rFonts w:ascii="Times New Roman" w:hAnsi="Times New Roman" w:eastAsia="Times New Roman"/>
-          <w:color w:val="000000"/>
-          <w:sz w:val="24"/>
-        </w:rPr>
-        <w:t>,</w:t>
-      </w:r>
-    </w:p>
-    <w:p>
-      <w:pPr>
-        <w:spacing w:line="276" w:lineRule="auto" w:after="120"/>
-        <w:ind w:firstLine="567"/>
-      </w:pPr>
-      <w:r>
-        <w:rPr>
-          <w:rFonts w:ascii="Times New Roman" w:hAnsi="Times New Roman" w:eastAsia="Times New Roman"/>
-          <w:color w:val="000000"/>
-          <w:sz w:val="24"/>
-        </w:rPr>
-        <w:t>,</w:t>
-      </w:r>
-    </w:p>
-    <w:p>
-      <w:pPr>
-        <w:spacing w:line="276" w:lineRule="auto" w:after="120"/>
-        <w:ind w:firstLine="567"/>
-      </w:pPr>
-      <w:r>
-        <w:rPr>
-          <w:rFonts w:ascii="Times New Roman" w:hAnsi="Times New Roman" w:eastAsia="Times New Roman"/>
-          <w:color w:val="000000"/>
-          <w:sz w:val="24"/>
-        </w:rPr>
-        <w:t>,</w:t>
-      </w:r>
-    </w:p>
-    <w:p>
-      <w:pPr>
-        <w:spacing w:line="276" w:lineRule="auto" w:after="120"/>
-        <w:ind w:firstLine="567"/>
-      </w:pPr>
-      <w:r>
-        <w:rPr>
-          <w:rFonts w:ascii="Times New Roman" w:hAnsi="Times New Roman" w:eastAsia="Times New Roman"/>
-          <w:color w:val="000000"/>
-          <w:sz w:val="24"/>
-        </w:rPr>
-        <w:t>,</w:t>
-      </w:r>
-    </w:p>
-    <w:p>
-      <w:pPr>
-        <w:spacing w:line="276" w:lineRule="auto" w:after="120"/>
-        <w:ind w:firstLine="567"/>
-      </w:pPr>
-      <w:r>
-        <w:rPr>
-          <w:rFonts w:ascii="Times New Roman" w:hAnsi="Times New Roman" w:eastAsia="Times New Roman"/>
-          <w:color w:val="000000"/>
-          <w:sz w:val="24"/>
-        </w:rPr>
-        <w:t>,</w:t>
-      </w:r>
-    </w:p>
-    <w:p>
-      <w:pPr>
-        <w:spacing w:line="276" w:lineRule="auto" w:after="120"/>
-        <w:ind w:firstLine="567"/>
-      </w:pPr>
-      <w:r>
-        <w:rPr>
-          <w:rFonts w:ascii="Times New Roman" w:hAnsi="Times New Roman" w:eastAsia="Times New Roman"/>
-          <w:color w:val="000000"/>
-          <w:sz w:val="24"/>
-        </w:rPr>
-        <w:t>.</w:t>
-      </w:r>
-    </w:p>
-    <w:p>
-      <w:pPr>
-        <w:spacing w:line="276" w:lineRule="auto" w:after="120"/>
-        <w:ind w:firstLine="567"/>
-      </w:pPr>
-      <w:r>
-        <w:rPr>
-          <w:rFonts w:ascii="Times New Roman" w:hAnsi="Times New Roman" w:eastAsia="Times New Roman"/>
-          <w:color w:val="000000"/>
-          <w:sz w:val="24"/>
-        </w:rPr>
-        <w:t>: UC12 Xem báo cáo nhập xuất tồn.</w:t>
-      </w:r>
-    </w:p>
-    <w:p>
-      <w:pPr>
-        <w:pStyle w:val="Heading2"/>
-      </w:pPr>
-      <w:r>
-        <w:rPr>
-          <w:rFonts w:ascii="Times New Roman" w:hAnsi="Times New Roman" w:eastAsia="Times New Roman"/>
-          <w:b/>
-          <w:color w:val="000000"/>
-          <w:sz w:val="26"/>
-        </w:rPr>
-        <w:t>2.13 Kết luận chương</w:t>
-      </w:r>
-    </w:p>
-    <w:p>
-      <w:pPr>
-        <w:spacing w:line="276" w:lineRule="auto" w:after="120"/>
-        <w:ind w:firstLine="567"/>
-      </w:pPr>
-      <w:r>
-        <w:rPr>
-          <w:rFonts w:ascii="Times New Roman" w:hAnsi="Times New Roman" w:eastAsia="Times New Roman"/>
-          <w:color w:val="000000"/>
-          <w:sz w:val="24"/>
-        </w:rPr>
-        <w:t>Chương 2 mô tả 10 nghiệp vụ (gồm</w:t>
-      </w:r>
-    </w:p>
-    <w:p>
-      <w:pPr>
-        <w:spacing w:line="276" w:lineRule="auto" w:after="120"/>
-        <w:ind w:firstLine="567"/>
-      </w:pPr>
-      <w:r>
-        <w:rPr>
-          <w:rFonts w:ascii="Times New Roman" w:hAnsi="Times New Roman" w:eastAsia="Times New Roman"/>
-          <w:color w:val="000000"/>
-          <w:sz w:val="24"/>
-        </w:rPr>
-        <w:t>và</w:t>
-      </w:r>
-    </w:p>
-    <w:p>
-      <w:pPr>
-        <w:spacing w:line="276" w:lineRule="auto" w:after="120"/>
-        <w:ind w:firstLine="567"/>
-      </w:pPr>
-      <w:r>
-        <w:rPr>
-          <w:rFonts w:ascii="Times New Roman" w:hAnsi="Times New Roman" w:eastAsia="Times New Roman"/>
-          <w:color w:val="000000"/>
-          <w:sz w:val="24"/>
-        </w:rPr>
-        <w:t>). Ánh xạ sang 12 use case tiêu biểu ở Chương 3. Tiếp: đặc tả UC, activity, sequence, class.</w:t>
+        <w:t>cốt lõi của kho (không tính đăng nhập/đăng xuất -- chức năng hệ thống). Ánh xạ sang use case ở Chương 3 (UC01--UC02 là use case hệ thống; UC03--UC12 gắn nghiệp vụ). Tiếp: đặc tả UC, activity, sequence, class.</w:t>
       </w:r>
     </w:p>
     <w:p>
@@ -7699,7 +7455,7 @@
           <w:color w:val="000000"/>
           <w:sz w:val="24"/>
         </w:rPr>
-        <w:t>• Use case = một mục tiêu cụ thể (vd.\ Thêm hàng hóa), không phải “Quản lý hàng hóa”.</w:t>
+        <w:t>• Use case = một mục tiêu cụ thể của actor (vd.\ Thêm hàng hóa), không phải “Quản lý hàng hóa”.</w:t>
       </w:r>
     </w:p>
     <w:p>
@@ -7713,7 +7469,7 @@
           <w:color w:val="000000"/>
           <w:sz w:val="24"/>
         </w:rPr>
-        <w:t>• Tổng quát: nhóm chức năng từ nghiệp vụ.</w:t>
+        <w:t>• Nghiệp vụ (Ch.2) use case. Đăng nhập/đăng xuất không phải nghiệp vụ kho -- là use case hệ thống (UC01, UC02).</w:t>
       </w:r>
     </w:p>
     <w:p>
@@ -7727,7 +7483,7 @@
           <w:color w:val="000000"/>
           <w:sz w:val="24"/>
         </w:rPr>
-        <w:t>• Phân rã: các use case cụ thể thuộc nhóm (12 UC tiêu biểu).</w:t>
+        <w:t>• Tổng quát: nhóm chức năng; Phân rã: 12 UC tiêu biểu.</w:t>
       </w:r>
     </w:p>
     <w:p>
@@ -7798,7 +7554,7 @@
           <w:color w:val="000000"/>
           <w:sz w:val="22"/>
         </w:rPr>
-        <w:t>Hình 3.1: Sơ đồ use case tổng quát (nhóm chức năng)</w:t>
+        <w:t>Hình 3.1: Sơ đồ use case tổng quát (nhóm chức năng / hệ thống)</w:t>
       </w:r>
     </w:p>
     <w:p>
@@ -8802,7 +8558,7 @@
           <w:color w:val="000000"/>
           <w:sz w:val="24"/>
         </w:rPr>
-        <w:t>• Mục tiêu: Vào hệ thống sau xác thực.</w:t>
+        <w:t>• Loại: Use case hệ thống (không phải nghiệp vụ kho).</w:t>
       </w:r>
     </w:p>
     <w:p>
@@ -8816,7 +8572,7 @@
           <w:color w:val="000000"/>
           <w:sz w:val="24"/>
         </w:rPr>
-        <w:t>• Trước: Có tài khoản hoạt động.</w:t>
+        <w:t>• Mục tiêu: Vào hệ thống sau khi xác thực.</w:t>
       </w:r>
     </w:p>
     <w:p>
@@ -8830,7 +8586,7 @@
           <w:color w:val="000000"/>
           <w:sz w:val="24"/>
         </w:rPr>
-        <w:t>• Chính: Nhập tên/MK → kiểm tra → tạo phiên.</w:t>
+        <w:t>• Trước: Có tài khoản hoạt động.</w:t>
       </w:r>
     </w:p>
     <w:p>
@@ -8844,6 +8600,20 @@
           <w:color w:val="000000"/>
           <w:sz w:val="24"/>
         </w:rPr>
+        <w:t>• Chính: Nhập tên/MK → kiểm tra → tạo phiên.</w:t>
+      </w:r>
+    </w:p>
+    <w:p>
+      <w:pPr>
+        <w:spacing w:line="276" w:lineRule="auto" w:after="60"/>
+        <w:ind w:firstLine="0" w:left="567"/>
+      </w:pPr>
+      <w:r>
+        <w:rPr>
+          <w:rFonts w:ascii="Times New Roman" w:hAnsi="Times New Roman" w:eastAsia="Times New Roman"/>
+          <w:color w:val="000000"/>
+          <w:sz w:val="24"/>
+        </w:rPr>
         <w:t>• Thay thế: Sai TT / khóa → lỗi.</w:t>
       </w:r>
     </w:p>
@@ -8859,6 +8629,20 @@
           <w:sz w:val="24"/>
         </w:rPr>
         <w:t>3.6.2 UC02 -- Đăng xuất</w:t>
+      </w:r>
+    </w:p>
+    <w:p>
+      <w:pPr>
+        <w:spacing w:line="276" w:lineRule="auto" w:after="60"/>
+        <w:ind w:firstLine="0" w:left="567"/>
+      </w:pPr>
+      <w:r>
+        <w:rPr>
+          <w:rFonts w:ascii="Times New Roman" w:hAnsi="Times New Roman" w:eastAsia="Times New Roman"/>
+          <w:color w:val="000000"/>
+          <w:sz w:val="24"/>
+        </w:rPr>
+        <w:t>• Loại: Use case hệ thống.</w:t>
       </w:r>
     </w:p>
     <w:p>

--- a/VIII.HUST/Phân tích và thiết kế hệ thống/BaoCao/BaoCao_QuanLyKhoHang.docx
+++ b/VIII.HUST/Phân tích và thiết kế hệ thống/BaoCao/BaoCao_QuanLyKhoHang.docx
@@ -900,16 +900,94 @@
           <w:tab w:pos="8787" w:val="right" w:leader="dot"/>
         </w:tabs>
         <w:spacing w:after="40" w:before="20" w:line="276" w:lineRule="auto"/>
-        <w:ind w:firstLine="0" w:left="0"/>
-      </w:pPr>
-      <w:r>
-        <w:rPr>
-          <w:rFonts w:ascii="Times New Roman" w:hAnsi="Times New Roman" w:eastAsia="Times New Roman"/>
-          <w:b/>
-          <w:color w:val="000000"/>
-          <w:sz w:val="24"/>
-        </w:rPr>
-        <w:t>3  PHÂN TÍCH CHỨC NĂNG -- USE CASE</w:t>
+        <w:ind w:firstLine="0" w:left="283"/>
+      </w:pPr>
+      <w:r>
+        <w:rPr>
+          <w:rFonts w:ascii="Times New Roman" w:hAnsi="Times New Roman" w:eastAsia="Times New Roman"/>
+          <w:b w:val="0"/>
+          <w:color w:val="000000"/>
+          <w:sz w:val="24"/>
+        </w:rPr>
+        <w:t>2.13  Biểu đồ hoạt động (theo nghiệp vụ chính)</w:t>
+      </w:r>
+      <w:r>
+        <w:rPr>
+          <w:rFonts w:ascii="Times New Roman" w:hAnsi="Times New Roman" w:eastAsia="Times New Roman"/>
+          <w:color w:val="000000"/>
+          <w:sz w:val="24"/>
+        </w:rPr>
+        <w:tab/>
+      </w:r>
+    </w:p>
+    <w:p>
+      <w:pPr>
+        <w:tabs>
+          <w:tab w:pos="8787" w:val="right" w:leader="dot"/>
+        </w:tabs>
+        <w:spacing w:after="40" w:before="20" w:line="276" w:lineRule="auto"/>
+        <w:ind w:firstLine="0" w:left="567"/>
+      </w:pPr>
+      <w:r>
+        <w:rPr>
+          <w:rFonts w:ascii="Times New Roman" w:hAnsi="Times New Roman" w:eastAsia="Times New Roman"/>
+          <w:b w:val="0"/>
+          <w:color w:val="000000"/>
+          <w:sz w:val="24"/>
+        </w:rPr>
+        <w:t>2.13.1  Nghiệp vụ nhập kho</w:t>
+      </w:r>
+      <w:r>
+        <w:rPr>
+          <w:rFonts w:ascii="Times New Roman" w:hAnsi="Times New Roman" w:eastAsia="Times New Roman"/>
+          <w:color w:val="000000"/>
+          <w:sz w:val="24"/>
+        </w:rPr>
+        <w:tab/>
+      </w:r>
+    </w:p>
+    <w:p>
+      <w:pPr>
+        <w:tabs>
+          <w:tab w:pos="8787" w:val="right" w:leader="dot"/>
+        </w:tabs>
+        <w:spacing w:after="40" w:before="20" w:line="276" w:lineRule="auto"/>
+        <w:ind w:firstLine="0" w:left="567"/>
+      </w:pPr>
+      <w:r>
+        <w:rPr>
+          <w:rFonts w:ascii="Times New Roman" w:hAnsi="Times New Roman" w:eastAsia="Times New Roman"/>
+          <w:b w:val="0"/>
+          <w:color w:val="000000"/>
+          <w:sz w:val="24"/>
+        </w:rPr>
+        <w:t>2.13.2  Nghiệp vụ xuất kho</w:t>
+      </w:r>
+      <w:r>
+        <w:rPr>
+          <w:rFonts w:ascii="Times New Roman" w:hAnsi="Times New Roman" w:eastAsia="Times New Roman"/>
+          <w:color w:val="000000"/>
+          <w:sz w:val="24"/>
+        </w:rPr>
+        <w:tab/>
+      </w:r>
+    </w:p>
+    <w:p>
+      <w:pPr>
+        <w:tabs>
+          <w:tab w:pos="8787" w:val="right" w:leader="dot"/>
+        </w:tabs>
+        <w:spacing w:after="40" w:before="20" w:line="276" w:lineRule="auto"/>
+        <w:ind w:firstLine="0" w:left="567"/>
+      </w:pPr>
+      <w:r>
+        <w:rPr>
+          <w:rFonts w:ascii="Times New Roman" w:hAnsi="Times New Roman" w:eastAsia="Times New Roman"/>
+          <w:b w:val="0"/>
+          <w:color w:val="000000"/>
+          <w:sz w:val="24"/>
+        </w:rPr>
+        <w:t>2.13.3  Nghiệp vụ kiểm kê</w:t>
       </w:r>
       <w:r>
         <w:rPr>
@@ -935,7 +1013,33 @@
           <w:color w:val="000000"/>
           <w:sz w:val="24"/>
         </w:rPr>
-        <w:t>3.1  Tác nhân</w:t>
+        <w:t>2.14  Kết luận chương</w:t>
+      </w:r>
+      <w:r>
+        <w:rPr>
+          <w:rFonts w:ascii="Times New Roman" w:hAnsi="Times New Roman" w:eastAsia="Times New Roman"/>
+          <w:color w:val="000000"/>
+          <w:sz w:val="24"/>
+        </w:rPr>
+        <w:tab/>
+      </w:r>
+    </w:p>
+    <w:p>
+      <w:pPr>
+        <w:tabs>
+          <w:tab w:pos="8787" w:val="right" w:leader="dot"/>
+        </w:tabs>
+        <w:spacing w:after="40" w:before="20" w:line="276" w:lineRule="auto"/>
+        <w:ind w:firstLine="0" w:left="0"/>
+      </w:pPr>
+      <w:r>
+        <w:rPr>
+          <w:rFonts w:ascii="Times New Roman" w:hAnsi="Times New Roman" w:eastAsia="Times New Roman"/>
+          <w:b/>
+          <w:color w:val="000000"/>
+          <w:sz w:val="24"/>
+        </w:rPr>
+        <w:t>3  PHÂN TÍCH CHỨC NĂNG</w:t>
       </w:r>
       <w:r>
         <w:rPr>
@@ -961,7 +1065,7 @@
           <w:color w:val="000000"/>
           <w:sz w:val="24"/>
         </w:rPr>
-        <w:t>3.2  Nguyên tắc</w:t>
+        <w:t>3.1  Giới thiệu giai đoạn</w:t>
       </w:r>
       <w:r>
         <w:rPr>
@@ -987,7 +1091,7 @@
           <w:color w:val="000000"/>
           <w:sz w:val="24"/>
         </w:rPr>
-        <w:t>3.3  Sơ đồ use case tổng quát</w:t>
+        <w:t>3.2  Tác nhân</w:t>
       </w:r>
       <w:r>
         <w:rPr>
@@ -1013,7 +1117,7 @@
           <w:color w:val="000000"/>
           <w:sz w:val="24"/>
         </w:rPr>
-        <w:t>3.4  Sơ đồ use case phân rã</w:t>
+        <w:t>3.3  Nguyên tắc use case</w:t>
       </w:r>
       <w:r>
         <w:rPr>
@@ -1039,7 +1143,7 @@
           <w:color w:val="000000"/>
           <w:sz w:val="24"/>
         </w:rPr>
-        <w:t>3.5  Danh sách 12 use case</w:t>
+        <w:t>3.4  Biểu đồ use case tổng quát</w:t>
       </w:r>
       <w:r>
         <w:rPr>
@@ -1065,7 +1169,59 @@
           <w:color w:val="000000"/>
           <w:sz w:val="24"/>
         </w:rPr>
-        <w:t>3.6  Đặc tả use case</w:t>
+        <w:t>3.5  Biểu đồ use case phân rã</w:t>
+      </w:r>
+      <w:r>
+        <w:rPr>
+          <w:rFonts w:ascii="Times New Roman" w:hAnsi="Times New Roman" w:eastAsia="Times New Roman"/>
+          <w:color w:val="000000"/>
+          <w:sz w:val="24"/>
+        </w:rPr>
+        <w:tab/>
+      </w:r>
+    </w:p>
+    <w:p>
+      <w:pPr>
+        <w:tabs>
+          <w:tab w:pos="8787" w:val="right" w:leader="dot"/>
+        </w:tabs>
+        <w:spacing w:after="40" w:before="20" w:line="276" w:lineRule="auto"/>
+        <w:ind w:firstLine="0" w:left="283"/>
+      </w:pPr>
+      <w:r>
+        <w:rPr>
+          <w:rFonts w:ascii="Times New Roman" w:hAnsi="Times New Roman" w:eastAsia="Times New Roman"/>
+          <w:b w:val="0"/>
+          <w:color w:val="000000"/>
+          <w:sz w:val="24"/>
+        </w:rPr>
+        <w:t>3.6  Danh sách 12 use case</w:t>
+      </w:r>
+      <w:r>
+        <w:rPr>
+          <w:rFonts w:ascii="Times New Roman" w:hAnsi="Times New Roman" w:eastAsia="Times New Roman"/>
+          <w:color w:val="000000"/>
+          <w:sz w:val="24"/>
+        </w:rPr>
+        <w:tab/>
+      </w:r>
+    </w:p>
+    <w:p>
+      <w:pPr>
+        <w:tabs>
+          <w:tab w:pos="8787" w:val="right" w:leader="dot"/>
+        </w:tabs>
+        <w:spacing w:after="40" w:before="20" w:line="276" w:lineRule="auto"/>
+        <w:ind w:firstLine="0" w:left="283"/>
+      </w:pPr>
+      <w:r>
+        <w:rPr>
+          <w:rFonts w:ascii="Times New Roman" w:hAnsi="Times New Roman" w:eastAsia="Times New Roman"/>
+          <w:b w:val="0"/>
+          <w:color w:val="000000"/>
+          <w:sz w:val="24"/>
+        </w:rPr>
+        <w:t>3.7  Đặc tả use case</w:t>
       </w:r>
       <w:r>
         <w:rPr>
@@ -1091,7 +1247,7 @@
           <w:color w:val="000000"/>
           <w:sz w:val="24"/>
         </w:rPr>
-        <w:t>3.6.1  UC01 -- Đăng nhập</w:t>
+        <w:t>3.7.1  UC01 -- Đăng nhập</w:t>
       </w:r>
       <w:r>
         <w:rPr>
@@ -1117,7 +1273,7 @@
           <w:color w:val="000000"/>
           <w:sz w:val="24"/>
         </w:rPr>
-        <w:t>3.6.2  UC02 -- Đăng xuất</w:t>
+        <w:t>3.7.2  UC02 -- Đăng xuất</w:t>
       </w:r>
       <w:r>
         <w:rPr>
@@ -1143,7 +1299,7 @@
           <w:color w:val="000000"/>
           <w:sz w:val="24"/>
         </w:rPr>
-        <w:t>3.6.3  UC03 -- Thêm tài khoản</w:t>
+        <w:t>3.7.3  UC03 -- Thêm tài khoản</w:t>
       </w:r>
       <w:r>
         <w:rPr>
@@ -1169,7 +1325,7 @@
           <w:color w:val="000000"/>
           <w:sz w:val="24"/>
         </w:rPr>
-        <w:t>3.6.4  UC04 -- Thêm nhà cung cấp</w:t>
+        <w:t>3.7.4  UC04 -- Thêm nhà cung cấp</w:t>
       </w:r>
       <w:r>
         <w:rPr>
@@ -1195,7 +1351,7 @@
           <w:color w:val="000000"/>
           <w:sz w:val="24"/>
         </w:rPr>
-        <w:t>3.6.5  UC05 -- Thêm khách hàng</w:t>
+        <w:t>3.7.5  UC05 -- Thêm khách hàng</w:t>
       </w:r>
       <w:r>
         <w:rPr>
@@ -1221,7 +1377,7 @@
           <w:color w:val="000000"/>
           <w:sz w:val="24"/>
         </w:rPr>
-        <w:t>3.6.6  UC06 -- Thêm hàng hóa</w:t>
+        <w:t>3.7.6  UC06 -- Thêm hàng hóa</w:t>
       </w:r>
       <w:r>
         <w:rPr>
@@ -1247,7 +1403,7 @@
           <w:color w:val="000000"/>
           <w:sz w:val="24"/>
         </w:rPr>
-        <w:t>3.6.7  UC07 -- Tìm kiếm hàng hóa</w:t>
+        <w:t>3.7.7  UC07 -- Tìm kiếm hàng hóa</w:t>
       </w:r>
       <w:r>
         <w:rPr>
@@ -1273,7 +1429,7 @@
           <w:color w:val="000000"/>
           <w:sz w:val="24"/>
         </w:rPr>
-        <w:t>3.6.8  UC08 -- Thêm kho</w:t>
+        <w:t>3.7.8  UC08 -- Thêm kho</w:t>
       </w:r>
       <w:r>
         <w:rPr>
@@ -1299,7 +1455,7 @@
           <w:color w:val="000000"/>
           <w:sz w:val="24"/>
         </w:rPr>
-        <w:t>3.6.9  UC09 -- Lập phiếu nhập kho</w:t>
+        <w:t>3.7.9  UC09 -- Lập phiếu nhập kho</w:t>
       </w:r>
       <w:r>
         <w:rPr>
@@ -1325,7 +1481,7 @@
           <w:color w:val="000000"/>
           <w:sz w:val="24"/>
         </w:rPr>
-        <w:t>3.6.10  UC10 -- Lập phiếu xuất kho</w:t>
+        <w:t>3.7.10  UC10 -- Lập phiếu xuất kho</w:t>
       </w:r>
       <w:r>
         <w:rPr>
@@ -1351,7 +1507,7 @@
           <w:color w:val="000000"/>
           <w:sz w:val="24"/>
         </w:rPr>
-        <w:t>3.6.11  UC11 -- Lập phiếu kiểm kê</w:t>
+        <w:t>3.7.11  UC11 -- Lập phiếu kiểm kê</w:t>
       </w:r>
       <w:r>
         <w:rPr>
@@ -1377,7 +1533,7 @@
           <w:color w:val="000000"/>
           <w:sz w:val="24"/>
         </w:rPr>
-        <w:t>3.6.12  UC12 -- Xem báo cáo nhập xuất tồn</w:t>
+        <w:t>3.7.12  UC12 -- Xem báo cáo nhập xuất tồn</w:t>
       </w:r>
       <w:r>
         <w:rPr>
@@ -1403,7 +1559,7 @@
           <w:color w:val="000000"/>
           <w:sz w:val="24"/>
         </w:rPr>
-        <w:t>3.7  Kết luận chương</w:t>
+        <w:t>3.8  Kết luận chương</w:t>
       </w:r>
       <w:r>
         <w:rPr>
@@ -1429,7 +1585,7 @@
           <w:color w:val="000000"/>
           <w:sz w:val="24"/>
         </w:rPr>
-        <w:t>4  SƠ ĐỒ HOẠT ĐỘNG (ACTIVITY DIAGRAM)</w:t>
+        <w:t>4  PHÂN TÍCH CẤU TRÚC</w:t>
       </w:r>
       <w:r>
         <w:rPr>
@@ -1455,7 +1611,7 @@
           <w:color w:val="000000"/>
           <w:sz w:val="24"/>
         </w:rPr>
-        <w:t>4.1  UC03 -- Thêm tài khoản</w:t>
+        <w:t>4.1  Giới thiệu giai đoạn</w:t>
       </w:r>
       <w:r>
         <w:rPr>
@@ -1481,7 +1637,7 @@
           <w:color w:val="000000"/>
           <w:sz w:val="24"/>
         </w:rPr>
-        <w:t>4.2  UC06 -- Thêm hàng hóa</w:t>
+        <w:t>4.2  Các lớp chính</w:t>
       </w:r>
       <w:r>
         <w:rPr>
@@ -1507,7 +1663,85 @@
           <w:color w:val="000000"/>
           <w:sz w:val="24"/>
         </w:rPr>
-        <w:t>4.3  UC07 -- Tìm kiếm hàng hóa</w:t>
+        <w:t>4.3  Biểu đồ lớp tổng thể</w:t>
+      </w:r>
+      <w:r>
+        <w:rPr>
+          <w:rFonts w:ascii="Times New Roman" w:hAnsi="Times New Roman" w:eastAsia="Times New Roman"/>
+          <w:color w:val="000000"/>
+          <w:sz w:val="24"/>
+        </w:rPr>
+        <w:tab/>
+      </w:r>
+    </w:p>
+    <w:p>
+      <w:pPr>
+        <w:tabs>
+          <w:tab w:pos="8787" w:val="right" w:leader="dot"/>
+        </w:tabs>
+        <w:spacing w:after="40" w:before="20" w:line="276" w:lineRule="auto"/>
+        <w:ind w:firstLine="0" w:left="567"/>
+      </w:pPr>
+      <w:r>
+        <w:rPr>
+          <w:rFonts w:ascii="Times New Roman" w:hAnsi="Times New Roman" w:eastAsia="Times New Roman"/>
+          <w:b w:val="0"/>
+          <w:color w:val="000000"/>
+          <w:sz w:val="24"/>
+        </w:rPr>
+        <w:t>4.3.1  Nhóm danh mục (Master Data)</w:t>
+      </w:r>
+      <w:r>
+        <w:rPr>
+          <w:rFonts w:ascii="Times New Roman" w:hAnsi="Times New Roman" w:eastAsia="Times New Roman"/>
+          <w:color w:val="000000"/>
+          <w:sz w:val="24"/>
+        </w:rPr>
+        <w:tab/>
+      </w:r>
+    </w:p>
+    <w:p>
+      <w:pPr>
+        <w:tabs>
+          <w:tab w:pos="8787" w:val="right" w:leader="dot"/>
+        </w:tabs>
+        <w:spacing w:after="40" w:before="20" w:line="276" w:lineRule="auto"/>
+        <w:ind w:firstLine="0" w:left="567"/>
+      </w:pPr>
+      <w:r>
+        <w:rPr>
+          <w:rFonts w:ascii="Times New Roman" w:hAnsi="Times New Roman" w:eastAsia="Times New Roman"/>
+          <w:b w:val="0"/>
+          <w:color w:val="000000"/>
+          <w:sz w:val="24"/>
+        </w:rPr>
+        <w:t>4.3.2  Nhóm nghiệp vụ nhập xuất</w:t>
+      </w:r>
+      <w:r>
+        <w:rPr>
+          <w:rFonts w:ascii="Times New Roman" w:hAnsi="Times New Roman" w:eastAsia="Times New Roman"/>
+          <w:color w:val="000000"/>
+          <w:sz w:val="24"/>
+        </w:rPr>
+        <w:tab/>
+      </w:r>
+    </w:p>
+    <w:p>
+      <w:pPr>
+        <w:tabs>
+          <w:tab w:pos="8787" w:val="right" w:leader="dot"/>
+        </w:tabs>
+        <w:spacing w:after="40" w:before="20" w:line="276" w:lineRule="auto"/>
+        <w:ind w:firstLine="0" w:left="567"/>
+      </w:pPr>
+      <w:r>
+        <w:rPr>
+          <w:rFonts w:ascii="Times New Roman" w:hAnsi="Times New Roman" w:eastAsia="Times New Roman"/>
+          <w:b w:val="0"/>
+          <w:color w:val="000000"/>
+          <w:sz w:val="24"/>
+        </w:rPr>
+        <w:t>4.3.3  Nhóm kiểm kê và log</w:t>
       </w:r>
       <w:r>
         <w:rPr>
@@ -1533,7 +1767,111 @@
           <w:color w:val="000000"/>
           <w:sz w:val="24"/>
         </w:rPr>
-        <w:t>4.4  UC09 -- Lập phiếu nhập kho</w:t>
+        <w:t>4.4  Biểu đồ lớp trong ca sử dụng</w:t>
+      </w:r>
+      <w:r>
+        <w:rPr>
+          <w:rFonts w:ascii="Times New Roman" w:hAnsi="Times New Roman" w:eastAsia="Times New Roman"/>
+          <w:color w:val="000000"/>
+          <w:sz w:val="24"/>
+        </w:rPr>
+        <w:tab/>
+      </w:r>
+    </w:p>
+    <w:p>
+      <w:pPr>
+        <w:tabs>
+          <w:tab w:pos="8787" w:val="right" w:leader="dot"/>
+        </w:tabs>
+        <w:spacing w:after="40" w:before="20" w:line="276" w:lineRule="auto"/>
+        <w:ind w:firstLine="0" w:left="567"/>
+      </w:pPr>
+      <w:r>
+        <w:rPr>
+          <w:rFonts w:ascii="Times New Roman" w:hAnsi="Times New Roman" w:eastAsia="Times New Roman"/>
+          <w:b w:val="0"/>
+          <w:color w:val="000000"/>
+          <w:sz w:val="24"/>
+        </w:rPr>
+        <w:t>4.4.1  UC03 -- Thêm tài khoản</w:t>
+      </w:r>
+      <w:r>
+        <w:rPr>
+          <w:rFonts w:ascii="Times New Roman" w:hAnsi="Times New Roman" w:eastAsia="Times New Roman"/>
+          <w:color w:val="000000"/>
+          <w:sz w:val="24"/>
+        </w:rPr>
+        <w:tab/>
+      </w:r>
+    </w:p>
+    <w:p>
+      <w:pPr>
+        <w:tabs>
+          <w:tab w:pos="8787" w:val="right" w:leader="dot"/>
+        </w:tabs>
+        <w:spacing w:after="40" w:before="20" w:line="276" w:lineRule="auto"/>
+        <w:ind w:firstLine="0" w:left="567"/>
+      </w:pPr>
+      <w:r>
+        <w:rPr>
+          <w:rFonts w:ascii="Times New Roman" w:hAnsi="Times New Roman" w:eastAsia="Times New Roman"/>
+          <w:b w:val="0"/>
+          <w:color w:val="000000"/>
+          <w:sz w:val="24"/>
+        </w:rPr>
+        <w:t>4.4.2  UC06 -- Thêm hàng hóa</w:t>
+      </w:r>
+      <w:r>
+        <w:rPr>
+          <w:rFonts w:ascii="Times New Roman" w:hAnsi="Times New Roman" w:eastAsia="Times New Roman"/>
+          <w:color w:val="000000"/>
+          <w:sz w:val="24"/>
+        </w:rPr>
+        <w:tab/>
+      </w:r>
+    </w:p>
+    <w:p>
+      <w:pPr>
+        <w:tabs>
+          <w:tab w:pos="8787" w:val="right" w:leader="dot"/>
+        </w:tabs>
+        <w:spacing w:after="40" w:before="20" w:line="276" w:lineRule="auto"/>
+        <w:ind w:firstLine="0" w:left="567"/>
+      </w:pPr>
+      <w:r>
+        <w:rPr>
+          <w:rFonts w:ascii="Times New Roman" w:hAnsi="Times New Roman" w:eastAsia="Times New Roman"/>
+          <w:b w:val="0"/>
+          <w:color w:val="000000"/>
+          <w:sz w:val="24"/>
+        </w:rPr>
+        <w:t>4.4.3  UC09 -- Lập phiếu nhập</w:t>
+      </w:r>
+      <w:r>
+        <w:rPr>
+          <w:rFonts w:ascii="Times New Roman" w:hAnsi="Times New Roman" w:eastAsia="Times New Roman"/>
+          <w:color w:val="000000"/>
+          <w:sz w:val="24"/>
+        </w:rPr>
+        <w:tab/>
+      </w:r>
+    </w:p>
+    <w:p>
+      <w:pPr>
+        <w:tabs>
+          <w:tab w:pos="8787" w:val="right" w:leader="dot"/>
+        </w:tabs>
+        <w:spacing w:after="40" w:before="20" w:line="276" w:lineRule="auto"/>
+        <w:ind w:firstLine="0" w:left="567"/>
+      </w:pPr>
+      <w:r>
+        <w:rPr>
+          <w:rFonts w:ascii="Times New Roman" w:hAnsi="Times New Roman" w:eastAsia="Times New Roman"/>
+          <w:b w:val="0"/>
+          <w:color w:val="000000"/>
+          <w:sz w:val="24"/>
+        </w:rPr>
+        <w:t>4.4.4  UC10 -- Lập phiếu xuất</w:t>
       </w:r>
       <w:r>
         <w:rPr>
@@ -1559,7 +1897,7 @@
           <w:color w:val="000000"/>
           <w:sz w:val="24"/>
         </w:rPr>
-        <w:t>4.5  UC10 -- Lập phiếu xuất kho</w:t>
+        <w:t>4.5  Bảng thuộc tính chính</w:t>
       </w:r>
       <w:r>
         <w:rPr>
@@ -1585,7 +1923,33 @@
           <w:color w:val="000000"/>
           <w:sz w:val="24"/>
         </w:rPr>
-        <w:t>4.6  UC11 -- Lập phiếu kiểm kê</w:t>
+        <w:t>4.6  Kết luận chương</w:t>
+      </w:r>
+      <w:r>
+        <w:rPr>
+          <w:rFonts w:ascii="Times New Roman" w:hAnsi="Times New Roman" w:eastAsia="Times New Roman"/>
+          <w:color w:val="000000"/>
+          <w:sz w:val="24"/>
+        </w:rPr>
+        <w:tab/>
+      </w:r>
+    </w:p>
+    <w:p>
+      <w:pPr>
+        <w:tabs>
+          <w:tab w:pos="8787" w:val="right" w:leader="dot"/>
+        </w:tabs>
+        <w:spacing w:after="40" w:before="20" w:line="276" w:lineRule="auto"/>
+        <w:ind w:firstLine="0" w:left="0"/>
+      </w:pPr>
+      <w:r>
+        <w:rPr>
+          <w:rFonts w:ascii="Times New Roman" w:hAnsi="Times New Roman" w:eastAsia="Times New Roman"/>
+          <w:b/>
+          <w:color w:val="000000"/>
+          <w:sz w:val="24"/>
+        </w:rPr>
+        <w:t>5  PHÂN TÍCH HÀNH VI</w:t>
       </w:r>
       <w:r>
         <w:rPr>
@@ -1611,7 +1975,7 @@
           <w:color w:val="000000"/>
           <w:sz w:val="24"/>
         </w:rPr>
-        <w:t>4.7  UC12 -- Xem báo cáo nhập xuất tồn</w:t>
+        <w:t>5.1  Giới thiệu giai đoạn</w:t>
       </w:r>
       <w:r>
         <w:rPr>
@@ -1637,7 +2001,241 @@
           <w:color w:val="000000"/>
           <w:sz w:val="24"/>
         </w:rPr>
-        <w:t>4.8  Kết luận</w:t>
+        <w:t>5.2  Biểu đồ trình tự</w:t>
+      </w:r>
+      <w:r>
+        <w:rPr>
+          <w:rFonts w:ascii="Times New Roman" w:hAnsi="Times New Roman" w:eastAsia="Times New Roman"/>
+          <w:color w:val="000000"/>
+          <w:sz w:val="24"/>
+        </w:rPr>
+        <w:tab/>
+      </w:r>
+    </w:p>
+    <w:p>
+      <w:pPr>
+        <w:tabs>
+          <w:tab w:pos="8787" w:val="right" w:leader="dot"/>
+        </w:tabs>
+        <w:spacing w:after="40" w:before="20" w:line="276" w:lineRule="auto"/>
+        <w:ind w:firstLine="0" w:left="567"/>
+      </w:pPr>
+      <w:r>
+        <w:rPr>
+          <w:rFonts w:ascii="Times New Roman" w:hAnsi="Times New Roman" w:eastAsia="Times New Roman"/>
+          <w:b w:val="0"/>
+          <w:color w:val="000000"/>
+          <w:sz w:val="24"/>
+        </w:rPr>
+        <w:t>5.2.1  UC01 -- Đăng nhập</w:t>
+      </w:r>
+      <w:r>
+        <w:rPr>
+          <w:rFonts w:ascii="Times New Roman" w:hAnsi="Times New Roman" w:eastAsia="Times New Roman"/>
+          <w:color w:val="000000"/>
+          <w:sz w:val="24"/>
+        </w:rPr>
+        <w:tab/>
+      </w:r>
+    </w:p>
+    <w:p>
+      <w:pPr>
+        <w:tabs>
+          <w:tab w:pos="8787" w:val="right" w:leader="dot"/>
+        </w:tabs>
+        <w:spacing w:after="40" w:before="20" w:line="276" w:lineRule="auto"/>
+        <w:ind w:firstLine="0" w:left="567"/>
+      </w:pPr>
+      <w:r>
+        <w:rPr>
+          <w:rFonts w:ascii="Times New Roman" w:hAnsi="Times New Roman" w:eastAsia="Times New Roman"/>
+          <w:b w:val="0"/>
+          <w:color w:val="000000"/>
+          <w:sz w:val="24"/>
+        </w:rPr>
+        <w:t>5.2.2  UC06 -- Thêm hàng hóa</w:t>
+      </w:r>
+      <w:r>
+        <w:rPr>
+          <w:rFonts w:ascii="Times New Roman" w:hAnsi="Times New Roman" w:eastAsia="Times New Roman"/>
+          <w:color w:val="000000"/>
+          <w:sz w:val="24"/>
+        </w:rPr>
+        <w:tab/>
+      </w:r>
+    </w:p>
+    <w:p>
+      <w:pPr>
+        <w:tabs>
+          <w:tab w:pos="8787" w:val="right" w:leader="dot"/>
+        </w:tabs>
+        <w:spacing w:after="40" w:before="20" w:line="276" w:lineRule="auto"/>
+        <w:ind w:firstLine="0" w:left="567"/>
+      </w:pPr>
+      <w:r>
+        <w:rPr>
+          <w:rFonts w:ascii="Times New Roman" w:hAnsi="Times New Roman" w:eastAsia="Times New Roman"/>
+          <w:b w:val="0"/>
+          <w:color w:val="000000"/>
+          <w:sz w:val="24"/>
+        </w:rPr>
+        <w:t>5.2.3  UC07 -- Tìm kiếm hàng hóa</w:t>
+      </w:r>
+      <w:r>
+        <w:rPr>
+          <w:rFonts w:ascii="Times New Roman" w:hAnsi="Times New Roman" w:eastAsia="Times New Roman"/>
+          <w:color w:val="000000"/>
+          <w:sz w:val="24"/>
+        </w:rPr>
+        <w:tab/>
+      </w:r>
+    </w:p>
+    <w:p>
+      <w:pPr>
+        <w:tabs>
+          <w:tab w:pos="8787" w:val="right" w:leader="dot"/>
+        </w:tabs>
+        <w:spacing w:after="40" w:before="20" w:line="276" w:lineRule="auto"/>
+        <w:ind w:firstLine="0" w:left="567"/>
+      </w:pPr>
+      <w:r>
+        <w:rPr>
+          <w:rFonts w:ascii="Times New Roman" w:hAnsi="Times New Roman" w:eastAsia="Times New Roman"/>
+          <w:b w:val="0"/>
+          <w:color w:val="000000"/>
+          <w:sz w:val="24"/>
+        </w:rPr>
+        <w:t>5.2.4  UC09 -- Lập phiếu nhập kho</w:t>
+      </w:r>
+      <w:r>
+        <w:rPr>
+          <w:rFonts w:ascii="Times New Roman" w:hAnsi="Times New Roman" w:eastAsia="Times New Roman"/>
+          <w:color w:val="000000"/>
+          <w:sz w:val="24"/>
+        </w:rPr>
+        <w:tab/>
+      </w:r>
+    </w:p>
+    <w:p>
+      <w:pPr>
+        <w:tabs>
+          <w:tab w:pos="8787" w:val="right" w:leader="dot"/>
+        </w:tabs>
+        <w:spacing w:after="40" w:before="20" w:line="276" w:lineRule="auto"/>
+        <w:ind w:firstLine="0" w:left="567"/>
+      </w:pPr>
+      <w:r>
+        <w:rPr>
+          <w:rFonts w:ascii="Times New Roman" w:hAnsi="Times New Roman" w:eastAsia="Times New Roman"/>
+          <w:b w:val="0"/>
+          <w:color w:val="000000"/>
+          <w:sz w:val="24"/>
+        </w:rPr>
+        <w:t>5.2.5  UC10 -- Lập phiếu xuất kho</w:t>
+      </w:r>
+      <w:r>
+        <w:rPr>
+          <w:rFonts w:ascii="Times New Roman" w:hAnsi="Times New Roman" w:eastAsia="Times New Roman"/>
+          <w:color w:val="000000"/>
+          <w:sz w:val="24"/>
+        </w:rPr>
+        <w:tab/>
+      </w:r>
+    </w:p>
+    <w:p>
+      <w:pPr>
+        <w:tabs>
+          <w:tab w:pos="8787" w:val="right" w:leader="dot"/>
+        </w:tabs>
+        <w:spacing w:after="40" w:before="20" w:line="276" w:lineRule="auto"/>
+        <w:ind w:firstLine="0" w:left="283"/>
+      </w:pPr>
+      <w:r>
+        <w:rPr>
+          <w:rFonts w:ascii="Times New Roman" w:hAnsi="Times New Roman" w:eastAsia="Times New Roman"/>
+          <w:b w:val="0"/>
+          <w:color w:val="000000"/>
+          <w:sz w:val="24"/>
+        </w:rPr>
+        <w:t>5.3  Biểu đồ trạng thái (bổ sung hành vi đối tượng)</w:t>
+      </w:r>
+      <w:r>
+        <w:rPr>
+          <w:rFonts w:ascii="Times New Roman" w:hAnsi="Times New Roman" w:eastAsia="Times New Roman"/>
+          <w:color w:val="000000"/>
+          <w:sz w:val="24"/>
+        </w:rPr>
+        <w:tab/>
+      </w:r>
+    </w:p>
+    <w:p>
+      <w:pPr>
+        <w:tabs>
+          <w:tab w:pos="8787" w:val="right" w:leader="dot"/>
+        </w:tabs>
+        <w:spacing w:after="40" w:before="20" w:line="276" w:lineRule="auto"/>
+        <w:ind w:firstLine="0" w:left="567"/>
+      </w:pPr>
+      <w:r>
+        <w:rPr>
+          <w:rFonts w:ascii="Times New Roman" w:hAnsi="Times New Roman" w:eastAsia="Times New Roman"/>
+          <w:b w:val="0"/>
+          <w:color w:val="000000"/>
+          <w:sz w:val="24"/>
+        </w:rPr>
+        <w:t>5.3.1  Trạng thái phiếu nhập</w:t>
+      </w:r>
+      <w:r>
+        <w:rPr>
+          <w:rFonts w:ascii="Times New Roman" w:hAnsi="Times New Roman" w:eastAsia="Times New Roman"/>
+          <w:color w:val="000000"/>
+          <w:sz w:val="24"/>
+        </w:rPr>
+        <w:tab/>
+      </w:r>
+    </w:p>
+    <w:p>
+      <w:pPr>
+        <w:tabs>
+          <w:tab w:pos="8787" w:val="right" w:leader="dot"/>
+        </w:tabs>
+        <w:spacing w:after="40" w:before="20" w:line="276" w:lineRule="auto"/>
+        <w:ind w:firstLine="0" w:left="567"/>
+      </w:pPr>
+      <w:r>
+        <w:rPr>
+          <w:rFonts w:ascii="Times New Roman" w:hAnsi="Times New Roman" w:eastAsia="Times New Roman"/>
+          <w:b w:val="0"/>
+          <w:color w:val="000000"/>
+          <w:sz w:val="24"/>
+        </w:rPr>
+        <w:t>5.3.2  Trạng thái phiếu xuất</w:t>
+      </w:r>
+      <w:r>
+        <w:rPr>
+          <w:rFonts w:ascii="Times New Roman" w:hAnsi="Times New Roman" w:eastAsia="Times New Roman"/>
+          <w:color w:val="000000"/>
+          <w:sz w:val="24"/>
+        </w:rPr>
+        <w:tab/>
+      </w:r>
+    </w:p>
+    <w:p>
+      <w:pPr>
+        <w:tabs>
+          <w:tab w:pos="8787" w:val="right" w:leader="dot"/>
+        </w:tabs>
+        <w:spacing w:after="40" w:before="20" w:line="276" w:lineRule="auto"/>
+        <w:ind w:firstLine="0" w:left="283"/>
+      </w:pPr>
+      <w:r>
+        <w:rPr>
+          <w:rFonts w:ascii="Times New Roman" w:hAnsi="Times New Roman" w:eastAsia="Times New Roman"/>
+          <w:b w:val="0"/>
+          <w:color w:val="000000"/>
+          <w:sz w:val="24"/>
+        </w:rPr>
+        <w:t>5.4  Kết luận chương</w:t>
       </w:r>
       <w:r>
         <w:rPr>
@@ -1663,7 +2261,7 @@
           <w:color w:val="000000"/>
           <w:sz w:val="24"/>
         </w:rPr>
-        <w:t>5  SƠ ĐỒ TRÌNH TỰ (SEQUENCE DIAGRAM)</w:t>
+        <w:t>6  THIẾT KẾ CHI TIẾT</w:t>
       </w:r>
       <w:r>
         <w:rPr>
@@ -1689,7 +2287,7 @@
           <w:color w:val="000000"/>
           <w:sz w:val="24"/>
         </w:rPr>
-        <w:t>5.1  UC01 -- Đăng nhập</w:t>
+        <w:t>6.1  Component Diagram</w:t>
       </w:r>
       <w:r>
         <w:rPr>
@@ -1715,7 +2313,7 @@
           <w:color w:val="000000"/>
           <w:sz w:val="24"/>
         </w:rPr>
-        <w:t>5.2  UC06 -- Thêm hàng hóa</w:t>
+        <w:t>6.2  Quan hệ chính giữa các lớp (thiết kế)</w:t>
       </w:r>
       <w:r>
         <w:rPr>
@@ -1741,7 +2339,33 @@
           <w:color w:val="000000"/>
           <w:sz w:val="24"/>
         </w:rPr>
-        <w:t>5.3  UC07 -- Tìm kiếm hàng hóa</w:t>
+        <w:t>6.3  Kết luận chương</w:t>
+      </w:r>
+      <w:r>
+        <w:rPr>
+          <w:rFonts w:ascii="Times New Roman" w:hAnsi="Times New Roman" w:eastAsia="Times New Roman"/>
+          <w:color w:val="000000"/>
+          <w:sz w:val="24"/>
+        </w:rPr>
+        <w:tab/>
+      </w:r>
+    </w:p>
+    <w:p>
+      <w:pPr>
+        <w:tabs>
+          <w:tab w:pos="8787" w:val="right" w:leader="dot"/>
+        </w:tabs>
+        <w:spacing w:after="40" w:before="20" w:line="276" w:lineRule="auto"/>
+        <w:ind w:firstLine="0" w:left="0"/>
+      </w:pPr>
+      <w:r>
+        <w:rPr>
+          <w:rFonts w:ascii="Times New Roman" w:hAnsi="Times New Roman" w:eastAsia="Times New Roman"/>
+          <w:b/>
+          <w:color w:val="000000"/>
+          <w:sz w:val="24"/>
+        </w:rPr>
+        <w:t>7  THIẾT KẾ CƠ SỞ DỮ LIỆU VÀ GIAO DIỆN</w:t>
       </w:r>
       <w:r>
         <w:rPr>
@@ -1767,7 +2391,7 @@
           <w:color w:val="000000"/>
           <w:sz w:val="24"/>
         </w:rPr>
-        <w:t>5.4  UC09 -- Lập phiếu nhập kho</w:t>
+        <w:t>7.1  Danh sách bảng</w:t>
       </w:r>
       <w:r>
         <w:rPr>
@@ -1793,7 +2417,111 @@
           <w:color w:val="000000"/>
           <w:sz w:val="24"/>
         </w:rPr>
-        <w:t>5.5  UC10 -- Lập phiếu xuất kho</w:t>
+        <w:t>7.2  Đặc tả một số bảng quan trọng</w:t>
+      </w:r>
+      <w:r>
+        <w:rPr>
+          <w:rFonts w:ascii="Times New Roman" w:hAnsi="Times New Roman" w:eastAsia="Times New Roman"/>
+          <w:color w:val="000000"/>
+          <w:sz w:val="24"/>
+        </w:rPr>
+        <w:tab/>
+      </w:r>
+    </w:p>
+    <w:p>
+      <w:pPr>
+        <w:tabs>
+          <w:tab w:pos="8787" w:val="right" w:leader="dot"/>
+        </w:tabs>
+        <w:spacing w:after="40" w:before="20" w:line="276" w:lineRule="auto"/>
+        <w:ind w:firstLine="0" w:left="567"/>
+      </w:pPr>
+      <w:r>
+        <w:rPr>
+          <w:rFonts w:ascii="Times New Roman" w:hAnsi="Times New Roman" w:eastAsia="Times New Roman"/>
+          <w:b w:val="0"/>
+          <w:color w:val="000000"/>
+          <w:sz w:val="24"/>
+        </w:rPr>
+        <w:t>7.2.1  Bảng HangHoa</w:t>
+      </w:r>
+      <w:r>
+        <w:rPr>
+          <w:rFonts w:ascii="Times New Roman" w:hAnsi="Times New Roman" w:eastAsia="Times New Roman"/>
+          <w:color w:val="000000"/>
+          <w:sz w:val="24"/>
+        </w:rPr>
+        <w:tab/>
+      </w:r>
+    </w:p>
+    <w:p>
+      <w:pPr>
+        <w:tabs>
+          <w:tab w:pos="8787" w:val="right" w:leader="dot"/>
+        </w:tabs>
+        <w:spacing w:after="40" w:before="20" w:line="276" w:lineRule="auto"/>
+        <w:ind w:firstLine="0" w:left="567"/>
+      </w:pPr>
+      <w:r>
+        <w:rPr>
+          <w:rFonts w:ascii="Times New Roman" w:hAnsi="Times New Roman" w:eastAsia="Times New Roman"/>
+          <w:b w:val="0"/>
+          <w:color w:val="000000"/>
+          <w:sz w:val="24"/>
+        </w:rPr>
+        <w:t>7.2.2  Bảng TonKho</w:t>
+      </w:r>
+      <w:r>
+        <w:rPr>
+          <w:rFonts w:ascii="Times New Roman" w:hAnsi="Times New Roman" w:eastAsia="Times New Roman"/>
+          <w:color w:val="000000"/>
+          <w:sz w:val="24"/>
+        </w:rPr>
+        <w:tab/>
+      </w:r>
+    </w:p>
+    <w:p>
+      <w:pPr>
+        <w:tabs>
+          <w:tab w:pos="8787" w:val="right" w:leader="dot"/>
+        </w:tabs>
+        <w:spacing w:after="40" w:before="20" w:line="276" w:lineRule="auto"/>
+        <w:ind w:firstLine="0" w:left="567"/>
+      </w:pPr>
+      <w:r>
+        <w:rPr>
+          <w:rFonts w:ascii="Times New Roman" w:hAnsi="Times New Roman" w:eastAsia="Times New Roman"/>
+          <w:b w:val="0"/>
+          <w:color w:val="000000"/>
+          <w:sz w:val="24"/>
+        </w:rPr>
+        <w:t>7.2.3  Bảng PhieuNhapKho / PhieuXuatKho</w:t>
+      </w:r>
+      <w:r>
+        <w:rPr>
+          <w:rFonts w:ascii="Times New Roman" w:hAnsi="Times New Roman" w:eastAsia="Times New Roman"/>
+          <w:color w:val="000000"/>
+          <w:sz w:val="24"/>
+        </w:rPr>
+        <w:tab/>
+      </w:r>
+    </w:p>
+    <w:p>
+      <w:pPr>
+        <w:tabs>
+          <w:tab w:pos="8787" w:val="right" w:leader="dot"/>
+        </w:tabs>
+        <w:spacing w:after="40" w:before="20" w:line="276" w:lineRule="auto"/>
+        <w:ind w:firstLine="0" w:left="567"/>
+      </w:pPr>
+      <w:r>
+        <w:rPr>
+          <w:rFonts w:ascii="Times New Roman" w:hAnsi="Times New Roman" w:eastAsia="Times New Roman"/>
+          <w:b w:val="0"/>
+          <w:color w:val="000000"/>
+          <w:sz w:val="24"/>
+        </w:rPr>
+        <w:t>7.2.4  Bảng PhieuKiemKe</w:t>
       </w:r>
       <w:r>
         <w:rPr>
@@ -1819,7 +2547,33 @@
           <w:color w:val="000000"/>
           <w:sz w:val="24"/>
         </w:rPr>
-        <w:t>5.6  State machine phiếu</w:t>
+        <w:t>7.3  Thiết kế giao diện</w:t>
+      </w:r>
+      <w:r>
+        <w:rPr>
+          <w:rFonts w:ascii="Times New Roman" w:hAnsi="Times New Roman" w:eastAsia="Times New Roman"/>
+          <w:color w:val="000000"/>
+          <w:sz w:val="24"/>
+        </w:rPr>
+        <w:tab/>
+      </w:r>
+    </w:p>
+    <w:p>
+      <w:pPr>
+        <w:tabs>
+          <w:tab w:pos="8787" w:val="right" w:leader="dot"/>
+        </w:tabs>
+        <w:spacing w:after="40" w:before="20" w:line="276" w:lineRule="auto"/>
+        <w:ind w:firstLine="0" w:left="567"/>
+      </w:pPr>
+      <w:r>
+        <w:rPr>
+          <w:rFonts w:ascii="Times New Roman" w:hAnsi="Times New Roman" w:eastAsia="Times New Roman"/>
+          <w:b w:val="0"/>
+          <w:color w:val="000000"/>
+          <w:sz w:val="24"/>
+        </w:rPr>
+        <w:t>7.3.1  Sơ đồ điều hướng màn hình</w:t>
       </w:r>
       <w:r>
         <w:rPr>
@@ -1845,7 +2599,7 @@
           <w:color w:val="000000"/>
           <w:sz w:val="24"/>
         </w:rPr>
-        <w:t>5.7  Kết luận</w:t>
+        <w:t>7.4  Kết luận chương</w:t>
       </w:r>
       <w:r>
         <w:rPr>
@@ -1857,29 +2611,22 @@
       </w:r>
     </w:p>
     <w:p>
-      <w:pPr>
-        <w:tabs>
-          <w:tab w:pos="8787" w:val="right" w:leader="dot"/>
-        </w:tabs>
-        <w:spacing w:after="40" w:before="20" w:line="276" w:lineRule="auto"/>
-        <w:ind w:firstLine="0" w:left="0"/>
+      <w:r>
+        <w:br w:type="page"/>
+      </w:r>
+    </w:p>
+    <w:p>
+      <w:pPr>
+        <w:pStyle w:val="Heading1"/>
       </w:pPr>
       <w:r>
         <w:rPr>
           <w:rFonts w:ascii="Times New Roman" w:hAnsi="Times New Roman" w:eastAsia="Times New Roman"/>
           <w:b/>
           <w:color w:val="000000"/>
-          <w:sz w:val="24"/>
-        </w:rPr>
-        <w:t>6  SƠ ĐỒ LỚP (CLASS DIAGRAM)</w:t>
-      </w:r>
-      <w:r>
-        <w:rPr>
-          <w:rFonts w:ascii="Times New Roman" w:hAnsi="Times New Roman" w:eastAsia="Times New Roman"/>
-          <w:color w:val="000000"/>
-          <w:sz w:val="24"/>
-        </w:rPr>
-        <w:tab/>
+          <w:sz w:val="28"/>
+        </w:rPr>
+        <w:t>Danh sách hình vẽ</w:t>
       </w:r>
     </w:p>
     <w:p>
@@ -1897,7 +2644,7 @@
           <w:color w:val="000000"/>
           <w:sz w:val="24"/>
         </w:rPr>
-        <w:t>6.1  Các lớp chính</w:t>
+        <w:t>2.1  Activity -- UC09 Lập phiếu nhập kho</w:t>
       </w:r>
       <w:r>
         <w:rPr>
@@ -1923,7 +2670,7 @@
           <w:color w:val="000000"/>
           <w:sz w:val="24"/>
         </w:rPr>
-        <w:t>6.2  Sơ đồ lớp tổng thể</w:t>
+        <w:t>2.2  Activity -- UC10 Lập phiếu xuất kho</w:t>
       </w:r>
       <w:r>
         <w:rPr>
@@ -1949,111 +2696,7 @@
           <w:color w:val="000000"/>
           <w:sz w:val="24"/>
         </w:rPr>
-        <w:t>6.3  Class trong use case</w:t>
-      </w:r>
-      <w:r>
-        <w:rPr>
-          <w:rFonts w:ascii="Times New Roman" w:hAnsi="Times New Roman" w:eastAsia="Times New Roman"/>
-          <w:color w:val="000000"/>
-          <w:sz w:val="24"/>
-        </w:rPr>
-        <w:tab/>
-      </w:r>
-    </w:p>
-    <w:p>
-      <w:pPr>
-        <w:tabs>
-          <w:tab w:pos="8787" w:val="right" w:leader="dot"/>
-        </w:tabs>
-        <w:spacing w:after="40" w:before="20" w:line="276" w:lineRule="auto"/>
-        <w:ind w:firstLine="0" w:left="567"/>
-      </w:pPr>
-      <w:r>
-        <w:rPr>
-          <w:rFonts w:ascii="Times New Roman" w:hAnsi="Times New Roman" w:eastAsia="Times New Roman"/>
-          <w:b w:val="0"/>
-          <w:color w:val="000000"/>
-          <w:sz w:val="24"/>
-        </w:rPr>
-        <w:t>6.3.1  UC03 -- Thêm tài khoản</w:t>
-      </w:r>
-      <w:r>
-        <w:rPr>
-          <w:rFonts w:ascii="Times New Roman" w:hAnsi="Times New Roman" w:eastAsia="Times New Roman"/>
-          <w:color w:val="000000"/>
-          <w:sz w:val="24"/>
-        </w:rPr>
-        <w:tab/>
-      </w:r>
-    </w:p>
-    <w:p>
-      <w:pPr>
-        <w:tabs>
-          <w:tab w:pos="8787" w:val="right" w:leader="dot"/>
-        </w:tabs>
-        <w:spacing w:after="40" w:before="20" w:line="276" w:lineRule="auto"/>
-        <w:ind w:firstLine="0" w:left="567"/>
-      </w:pPr>
-      <w:r>
-        <w:rPr>
-          <w:rFonts w:ascii="Times New Roman" w:hAnsi="Times New Roman" w:eastAsia="Times New Roman"/>
-          <w:b w:val="0"/>
-          <w:color w:val="000000"/>
-          <w:sz w:val="24"/>
-        </w:rPr>
-        <w:t>6.3.2  UC06 -- Thêm hàng hóa</w:t>
-      </w:r>
-      <w:r>
-        <w:rPr>
-          <w:rFonts w:ascii="Times New Roman" w:hAnsi="Times New Roman" w:eastAsia="Times New Roman"/>
-          <w:color w:val="000000"/>
-          <w:sz w:val="24"/>
-        </w:rPr>
-        <w:tab/>
-      </w:r>
-    </w:p>
-    <w:p>
-      <w:pPr>
-        <w:tabs>
-          <w:tab w:pos="8787" w:val="right" w:leader="dot"/>
-        </w:tabs>
-        <w:spacing w:after="40" w:before="20" w:line="276" w:lineRule="auto"/>
-        <w:ind w:firstLine="0" w:left="567"/>
-      </w:pPr>
-      <w:r>
-        <w:rPr>
-          <w:rFonts w:ascii="Times New Roman" w:hAnsi="Times New Roman" w:eastAsia="Times New Roman"/>
-          <w:b w:val="0"/>
-          <w:color w:val="000000"/>
-          <w:sz w:val="24"/>
-        </w:rPr>
-        <w:t>6.3.3  UC09 -- Lập phiếu nhập</w:t>
-      </w:r>
-      <w:r>
-        <w:rPr>
-          <w:rFonts w:ascii="Times New Roman" w:hAnsi="Times New Roman" w:eastAsia="Times New Roman"/>
-          <w:color w:val="000000"/>
-          <w:sz w:val="24"/>
-        </w:rPr>
-        <w:tab/>
-      </w:r>
-    </w:p>
-    <w:p>
-      <w:pPr>
-        <w:tabs>
-          <w:tab w:pos="8787" w:val="right" w:leader="dot"/>
-        </w:tabs>
-        <w:spacing w:after="40" w:before="20" w:line="276" w:lineRule="auto"/>
-        <w:ind w:firstLine="0" w:left="567"/>
-      </w:pPr>
-      <w:r>
-        <w:rPr>
-          <w:rFonts w:ascii="Times New Roman" w:hAnsi="Times New Roman" w:eastAsia="Times New Roman"/>
-          <w:b w:val="0"/>
-          <w:color w:val="000000"/>
-          <w:sz w:val="24"/>
-        </w:rPr>
-        <w:t>6.3.4  UC10 -- Lập phiếu xuất</w:t>
+        <w:t>2.3  Activity -- UC11 Lập phiếu kiểm kê</w:t>
       </w:r>
       <w:r>
         <w:rPr>
@@ -2079,7 +2722,7 @@
           <w:color w:val="000000"/>
           <w:sz w:val="24"/>
         </w:rPr>
-        <w:t>6.4  Bảng thuộc tính chính</w:t>
+        <w:t>3.1  Sơ đồ use case tổng quát (nhóm chức năng / hệ thống)</w:t>
       </w:r>
       <w:r>
         <w:rPr>
@@ -2105,7 +2748,7 @@
           <w:color w:val="000000"/>
           <w:sz w:val="24"/>
         </w:rPr>
-        <w:t>6.5  Component</w:t>
+        <w:t>3.2  Use case phân rã -- Xác thực và thêm tài khoản</w:t>
       </w:r>
       <w:r>
         <w:rPr>
@@ -2131,33 +2774,7 @@
           <w:color w:val="000000"/>
           <w:sz w:val="24"/>
         </w:rPr>
-        <w:t>6.6  Kết luận</w:t>
-      </w:r>
-      <w:r>
-        <w:rPr>
-          <w:rFonts w:ascii="Times New Roman" w:hAnsi="Times New Roman" w:eastAsia="Times New Roman"/>
-          <w:color w:val="000000"/>
-          <w:sz w:val="24"/>
-        </w:rPr>
-        <w:tab/>
-      </w:r>
-    </w:p>
-    <w:p>
-      <w:pPr>
-        <w:tabs>
-          <w:tab w:pos="8787" w:val="right" w:leader="dot"/>
-        </w:tabs>
-        <w:spacing w:after="40" w:before="20" w:line="276" w:lineRule="auto"/>
-        <w:ind w:firstLine="0" w:left="0"/>
-      </w:pPr>
-      <w:r>
-        <w:rPr>
-          <w:rFonts w:ascii="Times New Roman" w:hAnsi="Times New Roman" w:eastAsia="Times New Roman"/>
-          <w:b/>
-          <w:color w:val="000000"/>
-          <w:sz w:val="24"/>
-        </w:rPr>
-        <w:t>7  THIẾT KẾ CƠ SỞ DỮ LIỆU VÀ GIAO DIỆN</w:t>
+        <w:t>3.3  Use case phân rã -- Thêm NCC, Thêm khách hàng</w:t>
       </w:r>
       <w:r>
         <w:rPr>
@@ -2183,7 +2800,7 @@
           <w:color w:val="000000"/>
           <w:sz w:val="24"/>
         </w:rPr>
-        <w:t>7.1  Danh sách bảng</w:t>
+        <w:t>3.4  Use case phân rã -- Hàng hóa và kho</w:t>
       </w:r>
       <w:r>
         <w:rPr>
@@ -2209,111 +2826,7 @@
           <w:color w:val="000000"/>
           <w:sz w:val="24"/>
         </w:rPr>
-        <w:t>7.2  Đặc tả một số bảng quan trọng</w:t>
-      </w:r>
-      <w:r>
-        <w:rPr>
-          <w:rFonts w:ascii="Times New Roman" w:hAnsi="Times New Roman" w:eastAsia="Times New Roman"/>
-          <w:color w:val="000000"/>
-          <w:sz w:val="24"/>
-        </w:rPr>
-        <w:tab/>
-      </w:r>
-    </w:p>
-    <w:p>
-      <w:pPr>
-        <w:tabs>
-          <w:tab w:pos="8787" w:val="right" w:leader="dot"/>
-        </w:tabs>
-        <w:spacing w:after="40" w:before="20" w:line="276" w:lineRule="auto"/>
-        <w:ind w:firstLine="0" w:left="567"/>
-      </w:pPr>
-      <w:r>
-        <w:rPr>
-          <w:rFonts w:ascii="Times New Roman" w:hAnsi="Times New Roman" w:eastAsia="Times New Roman"/>
-          <w:b w:val="0"/>
-          <w:color w:val="000000"/>
-          <w:sz w:val="24"/>
-        </w:rPr>
-        <w:t>7.2.1  Bảng HangHoa</w:t>
-      </w:r>
-      <w:r>
-        <w:rPr>
-          <w:rFonts w:ascii="Times New Roman" w:hAnsi="Times New Roman" w:eastAsia="Times New Roman"/>
-          <w:color w:val="000000"/>
-          <w:sz w:val="24"/>
-        </w:rPr>
-        <w:tab/>
-      </w:r>
-    </w:p>
-    <w:p>
-      <w:pPr>
-        <w:tabs>
-          <w:tab w:pos="8787" w:val="right" w:leader="dot"/>
-        </w:tabs>
-        <w:spacing w:after="40" w:before="20" w:line="276" w:lineRule="auto"/>
-        <w:ind w:firstLine="0" w:left="567"/>
-      </w:pPr>
-      <w:r>
-        <w:rPr>
-          <w:rFonts w:ascii="Times New Roman" w:hAnsi="Times New Roman" w:eastAsia="Times New Roman"/>
-          <w:b w:val="0"/>
-          <w:color w:val="000000"/>
-          <w:sz w:val="24"/>
-        </w:rPr>
-        <w:t>7.2.2  Bảng TonKho</w:t>
-      </w:r>
-      <w:r>
-        <w:rPr>
-          <w:rFonts w:ascii="Times New Roman" w:hAnsi="Times New Roman" w:eastAsia="Times New Roman"/>
-          <w:color w:val="000000"/>
-          <w:sz w:val="24"/>
-        </w:rPr>
-        <w:tab/>
-      </w:r>
-    </w:p>
-    <w:p>
-      <w:pPr>
-        <w:tabs>
-          <w:tab w:pos="8787" w:val="right" w:leader="dot"/>
-        </w:tabs>
-        <w:spacing w:after="40" w:before="20" w:line="276" w:lineRule="auto"/>
-        <w:ind w:firstLine="0" w:left="567"/>
-      </w:pPr>
-      <w:r>
-        <w:rPr>
-          <w:rFonts w:ascii="Times New Roman" w:hAnsi="Times New Roman" w:eastAsia="Times New Roman"/>
-          <w:b w:val="0"/>
-          <w:color w:val="000000"/>
-          <w:sz w:val="24"/>
-        </w:rPr>
-        <w:t>7.2.3  Bảng PhieuNhapKho / PhieuXuatKho</w:t>
-      </w:r>
-      <w:r>
-        <w:rPr>
-          <w:rFonts w:ascii="Times New Roman" w:hAnsi="Times New Roman" w:eastAsia="Times New Roman"/>
-          <w:color w:val="000000"/>
-          <w:sz w:val="24"/>
-        </w:rPr>
-        <w:tab/>
-      </w:r>
-    </w:p>
-    <w:p>
-      <w:pPr>
-        <w:tabs>
-          <w:tab w:pos="8787" w:val="right" w:leader="dot"/>
-        </w:tabs>
-        <w:spacing w:after="40" w:before="20" w:line="276" w:lineRule="auto"/>
-        <w:ind w:firstLine="0" w:left="567"/>
-      </w:pPr>
-      <w:r>
-        <w:rPr>
-          <w:rFonts w:ascii="Times New Roman" w:hAnsi="Times New Roman" w:eastAsia="Times New Roman"/>
-          <w:b w:val="0"/>
-          <w:color w:val="000000"/>
-          <w:sz w:val="24"/>
-        </w:rPr>
-        <w:t>7.2.4  Bảng PhieuKiemKe</w:t>
+        <w:t>3.5  Use case phân rã -- Nhập, xuất, kiểm kê, báo cáo tồn</w:t>
       </w:r>
       <w:r>
         <w:rPr>
@@ -2339,33 +2852,7 @@
           <w:color w:val="000000"/>
           <w:sz w:val="24"/>
         </w:rPr>
-        <w:t>7.3  Thiết kế giao diện</w:t>
-      </w:r>
-      <w:r>
-        <w:rPr>
-          <w:rFonts w:ascii="Times New Roman" w:hAnsi="Times New Roman" w:eastAsia="Times New Roman"/>
-          <w:color w:val="000000"/>
-          <w:sz w:val="24"/>
-        </w:rPr>
-        <w:tab/>
-      </w:r>
-    </w:p>
-    <w:p>
-      <w:pPr>
-        <w:tabs>
-          <w:tab w:pos="8787" w:val="right" w:leader="dot"/>
-        </w:tabs>
-        <w:spacing w:after="40" w:before="20" w:line="276" w:lineRule="auto"/>
-        <w:ind w:firstLine="0" w:left="567"/>
-      </w:pPr>
-      <w:r>
-        <w:rPr>
-          <w:rFonts w:ascii="Times New Roman" w:hAnsi="Times New Roman" w:eastAsia="Times New Roman"/>
-          <w:b w:val="0"/>
-          <w:color w:val="000000"/>
-          <w:sz w:val="24"/>
-        </w:rPr>
-        <w:t>7.3.1  Sơ đồ điều hướng màn hình</w:t>
+        <w:t>4.1  Sơ đồ lớp danh mục (Master Data)</w:t>
       </w:r>
       <w:r>
         <w:rPr>
@@ -2391,7 +2878,7 @@
           <w:color w:val="000000"/>
           <w:sz w:val="24"/>
         </w:rPr>
-        <w:t>7.4  Kết luận chương</w:t>
+        <w:t>4.2  Sơ đồ lớp nghiệp vụ nhập xuất kho</w:t>
       </w:r>
       <w:r>
         <w:rPr>
@@ -2400,25 +2887,6 @@
           <w:sz w:val="24"/>
         </w:rPr>
         <w:tab/>
-      </w:r>
-    </w:p>
-    <w:p>
-      <w:r>
-        <w:br w:type="page"/>
-      </w:r>
-    </w:p>
-    <w:p>
-      <w:pPr>
-        <w:pStyle w:val="Heading1"/>
-      </w:pPr>
-      <w:r>
-        <w:rPr>
-          <w:rFonts w:ascii="Times New Roman" w:hAnsi="Times New Roman" w:eastAsia="Times New Roman"/>
-          <w:b/>
-          <w:color w:val="000000"/>
-          <w:sz w:val="28"/>
-        </w:rPr>
-        <w:t>Danh sách hình vẽ</w:t>
       </w:r>
     </w:p>
     <w:p>
@@ -2436,7 +2904,7 @@
           <w:color w:val="000000"/>
           <w:sz w:val="24"/>
         </w:rPr>
-        <w:t>3.1  Sơ đồ use case tổng quát (nhóm chức năng / hệ thống)</w:t>
+        <w:t>4.3  Sơ đồ lớp kiểm kê và lịch sử thao tác</w:t>
       </w:r>
       <w:r>
         <w:rPr>
@@ -2462,7 +2930,7 @@
           <w:color w:val="000000"/>
           <w:sz w:val="24"/>
         </w:rPr>
-        <w:t>3.2  Use case phân rã -- Xác thực và thêm tài khoản</w:t>
+        <w:t>4.4  Class trong UC03 -- Thêm tài khoản</w:t>
       </w:r>
       <w:r>
         <w:rPr>
@@ -2488,7 +2956,7 @@
           <w:color w:val="000000"/>
           <w:sz w:val="24"/>
         </w:rPr>
-        <w:t>3.3  Use case phân rã -- Thêm NCC, Thêm khách hàng</w:t>
+        <w:t>4.5  Biểu đồ lớp trong ca sử dụng UC06 -- Thêm hàng hóa</w:t>
       </w:r>
       <w:r>
         <w:rPr>
@@ -2514,7 +2982,7 @@
           <w:color w:val="000000"/>
           <w:sz w:val="24"/>
         </w:rPr>
-        <w:t>3.4  Use case phân rã -- Hàng hóa và kho</w:t>
+        <w:t>4.6  Biểu đồ lớp trong ca sử dụng UC09 -- Lập phiếu nhập kho</w:t>
       </w:r>
       <w:r>
         <w:rPr>
@@ -2540,7 +3008,7 @@
           <w:color w:val="000000"/>
           <w:sz w:val="24"/>
         </w:rPr>
-        <w:t>3.5  Use case phân rã -- Nhập, xuất, kiểm kê, báo cáo tồn</w:t>
+        <w:t>4.7  Biểu đồ lớp trong ca sử dụng UC10 -- Lập phiếu xuất kho</w:t>
       </w:r>
       <w:r>
         <w:rPr>
@@ -2566,7 +3034,7 @@
           <w:color w:val="000000"/>
           <w:sz w:val="24"/>
         </w:rPr>
-        <w:t>4.1  Activity -- UC03 Thêm tài khoản</w:t>
+        <w:t>5.1  Sequence diagram UC01 -- Đăng nhập</w:t>
       </w:r>
       <w:r>
         <w:rPr>
@@ -2592,7 +3060,7 @@
           <w:color w:val="000000"/>
           <w:sz w:val="24"/>
         </w:rPr>
-        <w:t>4.2  Activity -- UC06 Thêm hàng hóa</w:t>
+        <w:t>5.2  Sequence diagram UC06 -- Thêm hàng hóa</w:t>
       </w:r>
       <w:r>
         <w:rPr>
@@ -2618,7 +3086,7 @@
           <w:color w:val="000000"/>
           <w:sz w:val="24"/>
         </w:rPr>
-        <w:t>4.3  Activity -- UC07 Tìm kiếm hàng hóa</w:t>
+        <w:t>5.3  Sequence diagram UC07 -- Tìm kiếm hàng hóa</w:t>
       </w:r>
       <w:r>
         <w:rPr>
@@ -2644,7 +3112,7 @@
           <w:color w:val="000000"/>
           <w:sz w:val="24"/>
         </w:rPr>
-        <w:t>4.4  Activity -- UC09 Lập phiếu nhập kho</w:t>
+        <w:t>5.4  Sequence diagram UC09 -- Lập phiếu nhập kho</w:t>
       </w:r>
       <w:r>
         <w:rPr>
@@ -2670,7 +3138,7 @@
           <w:color w:val="000000"/>
           <w:sz w:val="24"/>
         </w:rPr>
-        <w:t>4.5  Activity -- UC10 Lập phiếu xuất kho</w:t>
+        <w:t>5.5  Sequence diagram UC10 -- Lập phiếu xuất kho</w:t>
       </w:r>
       <w:r>
         <w:rPr>
@@ -2696,7 +3164,7 @@
           <w:color w:val="000000"/>
           <w:sz w:val="24"/>
         </w:rPr>
-        <w:t>4.6  Activity -- UC11 Lập phiếu kiểm kê</w:t>
+        <w:t>5.6  State Machine Diagram – Trạng thái phiếu nhập kho</w:t>
       </w:r>
       <w:r>
         <w:rPr>
@@ -2722,7 +3190,7 @@
           <w:color w:val="000000"/>
           <w:sz w:val="24"/>
         </w:rPr>
-        <w:t>5.1  Sequence diagram UC01 -- Đăng nhập</w:t>
+        <w:t>5.7  State Machine Diagram – Trạng thái phiếu xuất kho</w:t>
       </w:r>
       <w:r>
         <w:rPr>
@@ -2748,7 +3216,7 @@
           <w:color w:val="000000"/>
           <w:sz w:val="24"/>
         </w:rPr>
-        <w:t>5.2  Sequence diagram UC06 -- Thêm hàng hóa</w:t>
+        <w:t>6.1  Component Diagram – Kiến trúc thành phần hệ thống quản lý kho hàng</w:t>
       </w:r>
       <w:r>
         <w:rPr>
@@ -2774,344 +3242,6 @@
           <w:color w:val="000000"/>
           <w:sz w:val="24"/>
         </w:rPr>
-        <w:t>5.3  Sequence diagram UC07 -- Tìm kiếm hàng hóa</w:t>
-      </w:r>
-      <w:r>
-        <w:rPr>
-          <w:rFonts w:ascii="Times New Roman" w:hAnsi="Times New Roman" w:eastAsia="Times New Roman"/>
-          <w:color w:val="000000"/>
-          <w:sz w:val="24"/>
-        </w:rPr>
-        <w:tab/>
-      </w:r>
-    </w:p>
-    <w:p>
-      <w:pPr>
-        <w:tabs>
-          <w:tab w:pos="8787" w:val="right" w:leader="dot"/>
-        </w:tabs>
-        <w:spacing w:after="40" w:before="20" w:line="276" w:lineRule="auto"/>
-        <w:ind w:firstLine="0" w:left="283"/>
-      </w:pPr>
-      <w:r>
-        <w:rPr>
-          <w:rFonts w:ascii="Times New Roman" w:hAnsi="Times New Roman" w:eastAsia="Times New Roman"/>
-          <w:b w:val="0"/>
-          <w:color w:val="000000"/>
-          <w:sz w:val="24"/>
-        </w:rPr>
-        <w:t>5.4  Sequence diagram UC09 -- Lập phiếu nhập kho</w:t>
-      </w:r>
-      <w:r>
-        <w:rPr>
-          <w:rFonts w:ascii="Times New Roman" w:hAnsi="Times New Roman" w:eastAsia="Times New Roman"/>
-          <w:color w:val="000000"/>
-          <w:sz w:val="24"/>
-        </w:rPr>
-        <w:tab/>
-      </w:r>
-    </w:p>
-    <w:p>
-      <w:pPr>
-        <w:tabs>
-          <w:tab w:pos="8787" w:val="right" w:leader="dot"/>
-        </w:tabs>
-        <w:spacing w:after="40" w:before="20" w:line="276" w:lineRule="auto"/>
-        <w:ind w:firstLine="0" w:left="283"/>
-      </w:pPr>
-      <w:r>
-        <w:rPr>
-          <w:rFonts w:ascii="Times New Roman" w:hAnsi="Times New Roman" w:eastAsia="Times New Roman"/>
-          <w:b w:val="0"/>
-          <w:color w:val="000000"/>
-          <w:sz w:val="24"/>
-        </w:rPr>
-        <w:t>5.5  Sequence diagram UC10 -- Lập phiếu xuất kho</w:t>
-      </w:r>
-      <w:r>
-        <w:rPr>
-          <w:rFonts w:ascii="Times New Roman" w:hAnsi="Times New Roman" w:eastAsia="Times New Roman"/>
-          <w:color w:val="000000"/>
-          <w:sz w:val="24"/>
-        </w:rPr>
-        <w:tab/>
-      </w:r>
-    </w:p>
-    <w:p>
-      <w:pPr>
-        <w:tabs>
-          <w:tab w:pos="8787" w:val="right" w:leader="dot"/>
-        </w:tabs>
-        <w:spacing w:after="40" w:before="20" w:line="276" w:lineRule="auto"/>
-        <w:ind w:firstLine="0" w:left="283"/>
-      </w:pPr>
-      <w:r>
-        <w:rPr>
-          <w:rFonts w:ascii="Times New Roman" w:hAnsi="Times New Roman" w:eastAsia="Times New Roman"/>
-          <w:b w:val="0"/>
-          <w:color w:val="000000"/>
-          <w:sz w:val="24"/>
-        </w:rPr>
-        <w:t>5.6  State Machine Diagram – Trạng thái phiếu nhập kho</w:t>
-      </w:r>
-      <w:r>
-        <w:rPr>
-          <w:rFonts w:ascii="Times New Roman" w:hAnsi="Times New Roman" w:eastAsia="Times New Roman"/>
-          <w:color w:val="000000"/>
-          <w:sz w:val="24"/>
-        </w:rPr>
-        <w:tab/>
-      </w:r>
-    </w:p>
-    <w:p>
-      <w:pPr>
-        <w:tabs>
-          <w:tab w:pos="8787" w:val="right" w:leader="dot"/>
-        </w:tabs>
-        <w:spacing w:after="40" w:before="20" w:line="276" w:lineRule="auto"/>
-        <w:ind w:firstLine="0" w:left="283"/>
-      </w:pPr>
-      <w:r>
-        <w:rPr>
-          <w:rFonts w:ascii="Times New Roman" w:hAnsi="Times New Roman" w:eastAsia="Times New Roman"/>
-          <w:b w:val="0"/>
-          <w:color w:val="000000"/>
-          <w:sz w:val="24"/>
-        </w:rPr>
-        <w:t>5.7  State Machine Diagram – Trạng thái phiếu xuất kho</w:t>
-      </w:r>
-      <w:r>
-        <w:rPr>
-          <w:rFonts w:ascii="Times New Roman" w:hAnsi="Times New Roman" w:eastAsia="Times New Roman"/>
-          <w:color w:val="000000"/>
-          <w:sz w:val="24"/>
-        </w:rPr>
-        <w:tab/>
-      </w:r>
-    </w:p>
-    <w:p>
-      <w:pPr>
-        <w:tabs>
-          <w:tab w:pos="8787" w:val="right" w:leader="dot"/>
-        </w:tabs>
-        <w:spacing w:after="40" w:before="20" w:line="276" w:lineRule="auto"/>
-        <w:ind w:firstLine="0" w:left="283"/>
-      </w:pPr>
-      <w:r>
-        <w:rPr>
-          <w:rFonts w:ascii="Times New Roman" w:hAnsi="Times New Roman" w:eastAsia="Times New Roman"/>
-          <w:b w:val="0"/>
-          <w:color w:val="000000"/>
-          <w:sz w:val="24"/>
-        </w:rPr>
-        <w:t>6.1  Sơ đồ lớp danh mục (Master Data)</w:t>
-      </w:r>
-      <w:r>
-        <w:rPr>
-          <w:rFonts w:ascii="Times New Roman" w:hAnsi="Times New Roman" w:eastAsia="Times New Roman"/>
-          <w:color w:val="000000"/>
-          <w:sz w:val="24"/>
-        </w:rPr>
-        <w:tab/>
-      </w:r>
-    </w:p>
-    <w:p>
-      <w:pPr>
-        <w:tabs>
-          <w:tab w:pos="8787" w:val="right" w:leader="dot"/>
-        </w:tabs>
-        <w:spacing w:after="40" w:before="20" w:line="276" w:lineRule="auto"/>
-        <w:ind w:firstLine="0" w:left="283"/>
-      </w:pPr>
-      <w:r>
-        <w:rPr>
-          <w:rFonts w:ascii="Times New Roman" w:hAnsi="Times New Roman" w:eastAsia="Times New Roman"/>
-          <w:b w:val="0"/>
-          <w:color w:val="000000"/>
-          <w:sz w:val="24"/>
-        </w:rPr>
-        <w:t>6.2  Sơ đồ lớp nghiệp vụ nhập xuất kho</w:t>
-      </w:r>
-      <w:r>
-        <w:rPr>
-          <w:rFonts w:ascii="Times New Roman" w:hAnsi="Times New Roman" w:eastAsia="Times New Roman"/>
-          <w:color w:val="000000"/>
-          <w:sz w:val="24"/>
-        </w:rPr>
-        <w:tab/>
-      </w:r>
-    </w:p>
-    <w:p>
-      <w:pPr>
-        <w:tabs>
-          <w:tab w:pos="8787" w:val="right" w:leader="dot"/>
-        </w:tabs>
-        <w:spacing w:after="40" w:before="20" w:line="276" w:lineRule="auto"/>
-        <w:ind w:firstLine="0" w:left="283"/>
-      </w:pPr>
-      <w:r>
-        <w:rPr>
-          <w:rFonts w:ascii="Times New Roman" w:hAnsi="Times New Roman" w:eastAsia="Times New Roman"/>
-          <w:b w:val="0"/>
-          <w:color w:val="000000"/>
-          <w:sz w:val="24"/>
-        </w:rPr>
-        <w:t>6.3  Sơ đồ lớp kiểm kê và lịch sử thao tác</w:t>
-      </w:r>
-      <w:r>
-        <w:rPr>
-          <w:rFonts w:ascii="Times New Roman" w:hAnsi="Times New Roman" w:eastAsia="Times New Roman"/>
-          <w:color w:val="000000"/>
-          <w:sz w:val="24"/>
-        </w:rPr>
-        <w:tab/>
-      </w:r>
-    </w:p>
-    <w:p>
-      <w:pPr>
-        <w:tabs>
-          <w:tab w:pos="8787" w:val="right" w:leader="dot"/>
-        </w:tabs>
-        <w:spacing w:after="40" w:before="20" w:line="276" w:lineRule="auto"/>
-        <w:ind w:firstLine="0" w:left="283"/>
-      </w:pPr>
-      <w:r>
-        <w:rPr>
-          <w:rFonts w:ascii="Times New Roman" w:hAnsi="Times New Roman" w:eastAsia="Times New Roman"/>
-          <w:b w:val="0"/>
-          <w:color w:val="000000"/>
-          <w:sz w:val="24"/>
-        </w:rPr>
-        <w:t>6.4  Class trong UC03 -- Thêm tài khoản</w:t>
-      </w:r>
-      <w:r>
-        <w:rPr>
-          <w:rFonts w:ascii="Times New Roman" w:hAnsi="Times New Roman" w:eastAsia="Times New Roman"/>
-          <w:color w:val="000000"/>
-          <w:sz w:val="24"/>
-        </w:rPr>
-        <w:tab/>
-      </w:r>
-    </w:p>
-    <w:p>
-      <w:pPr>
-        <w:tabs>
-          <w:tab w:pos="8787" w:val="right" w:leader="dot"/>
-        </w:tabs>
-        <w:spacing w:after="40" w:before="20" w:line="276" w:lineRule="auto"/>
-        <w:ind w:firstLine="0" w:left="283"/>
-      </w:pPr>
-      <w:r>
-        <w:rPr>
-          <w:rFonts w:ascii="Times New Roman" w:hAnsi="Times New Roman" w:eastAsia="Times New Roman"/>
-          <w:b w:val="0"/>
-          <w:color w:val="000000"/>
-          <w:sz w:val="24"/>
-        </w:rPr>
-        <w:t>6.5  Biểu đồ lớp trong ca sử dụng UC06 -- Thêm hàng hóa</w:t>
-      </w:r>
-      <w:r>
-        <w:rPr>
-          <w:rFonts w:ascii="Times New Roman" w:hAnsi="Times New Roman" w:eastAsia="Times New Roman"/>
-          <w:color w:val="000000"/>
-          <w:sz w:val="24"/>
-        </w:rPr>
-        <w:tab/>
-      </w:r>
-    </w:p>
-    <w:p>
-      <w:pPr>
-        <w:tabs>
-          <w:tab w:pos="8787" w:val="right" w:leader="dot"/>
-        </w:tabs>
-        <w:spacing w:after="40" w:before="20" w:line="276" w:lineRule="auto"/>
-        <w:ind w:firstLine="0" w:left="283"/>
-      </w:pPr>
-      <w:r>
-        <w:rPr>
-          <w:rFonts w:ascii="Times New Roman" w:hAnsi="Times New Roman" w:eastAsia="Times New Roman"/>
-          <w:b w:val="0"/>
-          <w:color w:val="000000"/>
-          <w:sz w:val="24"/>
-        </w:rPr>
-        <w:t>6.6  Biểu đồ lớp trong ca sử dụng UC09 -- Lập phiếu nhập kho</w:t>
-      </w:r>
-      <w:r>
-        <w:rPr>
-          <w:rFonts w:ascii="Times New Roman" w:hAnsi="Times New Roman" w:eastAsia="Times New Roman"/>
-          <w:color w:val="000000"/>
-          <w:sz w:val="24"/>
-        </w:rPr>
-        <w:tab/>
-      </w:r>
-    </w:p>
-    <w:p>
-      <w:pPr>
-        <w:tabs>
-          <w:tab w:pos="8787" w:val="right" w:leader="dot"/>
-        </w:tabs>
-        <w:spacing w:after="40" w:before="20" w:line="276" w:lineRule="auto"/>
-        <w:ind w:firstLine="0" w:left="283"/>
-      </w:pPr>
-      <w:r>
-        <w:rPr>
-          <w:rFonts w:ascii="Times New Roman" w:hAnsi="Times New Roman" w:eastAsia="Times New Roman"/>
-          <w:b w:val="0"/>
-          <w:color w:val="000000"/>
-          <w:sz w:val="24"/>
-        </w:rPr>
-        <w:t>6.7  Biểu đồ lớp trong ca sử dụng UC10 -- Lập phiếu xuất kho</w:t>
-      </w:r>
-      <w:r>
-        <w:rPr>
-          <w:rFonts w:ascii="Times New Roman" w:hAnsi="Times New Roman" w:eastAsia="Times New Roman"/>
-          <w:color w:val="000000"/>
-          <w:sz w:val="24"/>
-        </w:rPr>
-        <w:tab/>
-      </w:r>
-    </w:p>
-    <w:p>
-      <w:pPr>
-        <w:tabs>
-          <w:tab w:pos="8787" w:val="right" w:leader="dot"/>
-        </w:tabs>
-        <w:spacing w:after="40" w:before="20" w:line="276" w:lineRule="auto"/>
-        <w:ind w:firstLine="0" w:left="283"/>
-      </w:pPr>
-      <w:r>
-        <w:rPr>
-          <w:rFonts w:ascii="Times New Roman" w:hAnsi="Times New Roman" w:eastAsia="Times New Roman"/>
-          <w:b w:val="0"/>
-          <w:color w:val="000000"/>
-          <w:sz w:val="24"/>
-        </w:rPr>
-        <w:t>6.8  Component Diagram – Kiến trúc thành phần hệ thống quản lý kho hàng</w:t>
-      </w:r>
-      <w:r>
-        <w:rPr>
-          <w:rFonts w:ascii="Times New Roman" w:hAnsi="Times New Roman" w:eastAsia="Times New Roman"/>
-          <w:color w:val="000000"/>
-          <w:sz w:val="24"/>
-        </w:rPr>
-        <w:tab/>
-      </w:r>
-    </w:p>
-    <w:p>
-      <w:pPr>
-        <w:tabs>
-          <w:tab w:pos="8787" w:val="right" w:leader="dot"/>
-        </w:tabs>
-        <w:spacing w:after="40" w:before="20" w:line="276" w:lineRule="auto"/>
-        <w:ind w:firstLine="0" w:left="283"/>
-      </w:pPr>
-      <w:r>
-        <w:rPr>
-          <w:rFonts w:ascii="Times New Roman" w:hAnsi="Times New Roman" w:eastAsia="Times New Roman"/>
-          <w:b w:val="0"/>
-          <w:color w:val="000000"/>
-          <w:sz w:val="24"/>
-        </w:rPr>
         <w:t>7.1  Sơ đồ điều hướng màn hình chính (theo use case)</w:t>
       </w:r>
       <w:r>
@@ -4091,7 +4221,7 @@
           <w:color w:val="000000"/>
           <w:sz w:val="24"/>
         </w:rPr>
-        <w:t>Báo cáo theo</w:t>
+        <w:t>Phân tích theo</w:t>
       </w:r>
     </w:p>
     <w:p>
@@ -4105,7 +4235,348 @@
           <w:color w:val="000000"/>
           <w:sz w:val="24"/>
         </w:rPr>
-        <w:t>(UML):</w:t>
+        <w:t>(mỗi giai đoạn một loại biểu đồ chính):</w:t>
+      </w:r>
+    </w:p>
+    <w:tbl>
+      <w:tblPr>
+        <w:tblStyle w:val="TableGrid"/>
+        <w:tblW w:type="auto" w:w="0"/>
+        <w:jc w:val="center"/>
+        <w:tblLook w:firstColumn="1" w:firstRow="1" w:lastColumn="0" w:lastRow="0" w:noHBand="0" w:noVBand="1" w:val="04A0"/>
+      </w:tblPr>
+      <w:tblGrid>
+        <w:gridCol w:w="3024"/>
+        <w:gridCol w:w="3024"/>
+        <w:gridCol w:w="3024"/>
+      </w:tblGrid>
+      <w:tr>
+        <w:tc>
+          <w:tcPr>
+            <w:tcW w:type="dxa" w:w="3024"/>
+          </w:tcPr>
+          <w:p>
+            <w:r/>
+            <w:r>
+              <w:rPr>
+                <w:rFonts w:ascii="Times New Roman" w:hAnsi="Times New Roman" w:eastAsia="Times New Roman"/>
+                <w:b/>
+                <w:color w:val="000000"/>
+                <w:sz w:val="22"/>
+              </w:rPr>
+              <w:t>|p4.5cm|p4.5cm|</w:t>
+              <w:br/>
+              <w:br/>
+              <w:t>Giai đoạn</w:t>
+            </w:r>
+          </w:p>
+        </w:tc>
+        <w:tc>
+          <w:tcPr>
+            <w:tcW w:type="dxa" w:w="3024"/>
+          </w:tcPr>
+          <w:p>
+            <w:r/>
+            <w:r>
+              <w:rPr>
+                <w:rFonts w:ascii="Times New Roman" w:hAnsi="Times New Roman" w:eastAsia="Times New Roman"/>
+                <w:b/>
+                <w:color w:val="000000"/>
+                <w:sz w:val="22"/>
+              </w:rPr>
+              <w:t>Biểu đồ chính</w:t>
+            </w:r>
+          </w:p>
+        </w:tc>
+        <w:tc>
+          <w:tcPr>
+            <w:tcW w:type="dxa" w:w="3024"/>
+          </w:tcPr>
+          <w:p>
+            <w:r/>
+            <w:r>
+              <w:rPr>
+                <w:rFonts w:ascii="Times New Roman" w:hAnsi="Times New Roman" w:eastAsia="Times New Roman"/>
+                <w:b/>
+                <w:color w:val="000000"/>
+                <w:sz w:val="22"/>
+              </w:rPr>
+              <w:t>Chương</w:t>
+            </w:r>
+          </w:p>
+        </w:tc>
+      </w:tr>
+      <w:tr>
+        <w:tc>
+          <w:tcPr>
+            <w:tcW w:type="dxa" w:w="3024"/>
+          </w:tcPr>
+          <w:p>
+            <w:r/>
+            <w:r>
+              <w:rPr>
+                <w:rFonts w:ascii="Times New Roman" w:hAnsi="Times New Roman" w:eastAsia="Times New Roman"/>
+                <w:b w:val="0"/>
+                <w:color w:val="000000"/>
+                <w:sz w:val="22"/>
+              </w:rPr>
+              <w:t>1. Phân tích chức năng</w:t>
+            </w:r>
+          </w:p>
+        </w:tc>
+        <w:tc>
+          <w:tcPr>
+            <w:tcW w:type="dxa" w:w="3024"/>
+          </w:tcPr>
+          <w:p>
+            <w:r/>
+            <w:r>
+              <w:rPr>
+                <w:rFonts w:ascii="Times New Roman" w:hAnsi="Times New Roman" w:eastAsia="Times New Roman"/>
+                <w:b w:val="0"/>
+                <w:color w:val="000000"/>
+                <w:sz w:val="22"/>
+              </w:rPr>
+              <w:t>Use Case</w:t>
+            </w:r>
+          </w:p>
+        </w:tc>
+        <w:tc>
+          <w:tcPr>
+            <w:tcW w:type="dxa" w:w="3024"/>
+          </w:tcPr>
+          <w:p>
+            <w:r/>
+            <w:r>
+              <w:rPr>
+                <w:rFonts w:ascii="Times New Roman" w:hAnsi="Times New Roman" w:eastAsia="Times New Roman"/>
+                <w:b w:val="0"/>
+                <w:color w:val="000000"/>
+                <w:sz w:val="22"/>
+              </w:rPr>
+              <w:t>Ch.3</w:t>
+            </w:r>
+          </w:p>
+        </w:tc>
+      </w:tr>
+      <w:tr>
+        <w:tc>
+          <w:tcPr>
+            <w:tcW w:type="dxa" w:w="3024"/>
+          </w:tcPr>
+          <w:p>
+            <w:r/>
+            <w:r>
+              <w:rPr>
+                <w:rFonts w:ascii="Times New Roman" w:hAnsi="Times New Roman" w:eastAsia="Times New Roman"/>
+                <w:b w:val="0"/>
+                <w:color w:val="000000"/>
+                <w:sz w:val="22"/>
+              </w:rPr>
+              <w:t>2. Phân tích cấu trúc</w:t>
+            </w:r>
+          </w:p>
+        </w:tc>
+        <w:tc>
+          <w:tcPr>
+            <w:tcW w:type="dxa" w:w="3024"/>
+          </w:tcPr>
+          <w:p>
+            <w:r/>
+            <w:r>
+              <w:rPr>
+                <w:rFonts w:ascii="Times New Roman" w:hAnsi="Times New Roman" w:eastAsia="Times New Roman"/>
+                <w:b w:val="0"/>
+                <w:color w:val="000000"/>
+                <w:sz w:val="22"/>
+              </w:rPr>
+              <w:t>Class (lớp)</w:t>
+            </w:r>
+          </w:p>
+        </w:tc>
+        <w:tc>
+          <w:tcPr>
+            <w:tcW w:type="dxa" w:w="3024"/>
+          </w:tcPr>
+          <w:p>
+            <w:r/>
+            <w:r>
+              <w:rPr>
+                <w:rFonts w:ascii="Times New Roman" w:hAnsi="Times New Roman" w:eastAsia="Times New Roman"/>
+                <w:b w:val="0"/>
+                <w:color w:val="000000"/>
+                <w:sz w:val="22"/>
+              </w:rPr>
+              <w:t>Ch.4</w:t>
+            </w:r>
+          </w:p>
+        </w:tc>
+      </w:tr>
+      <w:tr>
+        <w:tc>
+          <w:tcPr>
+            <w:tcW w:type="dxa" w:w="3024"/>
+          </w:tcPr>
+          <w:p>
+            <w:r/>
+            <w:r>
+              <w:rPr>
+                <w:rFonts w:ascii="Times New Roman" w:hAnsi="Times New Roman" w:eastAsia="Times New Roman"/>
+                <w:b w:val="0"/>
+                <w:color w:val="000000"/>
+                <w:sz w:val="22"/>
+              </w:rPr>
+              <w:t>3. Phân tích hành vi</w:t>
+            </w:r>
+          </w:p>
+        </w:tc>
+        <w:tc>
+          <w:tcPr>
+            <w:tcW w:type="dxa" w:w="3024"/>
+          </w:tcPr>
+          <w:p>
+            <w:r/>
+            <w:r>
+              <w:rPr>
+                <w:rFonts w:ascii="Times New Roman" w:hAnsi="Times New Roman" w:eastAsia="Times New Roman"/>
+                <w:b w:val="0"/>
+                <w:color w:val="000000"/>
+                <w:sz w:val="22"/>
+              </w:rPr>
+              <w:t>Sequence (trình tự)</w:t>
+            </w:r>
+          </w:p>
+        </w:tc>
+        <w:tc>
+          <w:tcPr>
+            <w:tcW w:type="dxa" w:w="3024"/>
+          </w:tcPr>
+          <w:p>
+            <w:r/>
+            <w:r>
+              <w:rPr>
+                <w:rFonts w:ascii="Times New Roman" w:hAnsi="Times New Roman" w:eastAsia="Times New Roman"/>
+                <w:b w:val="0"/>
+                <w:color w:val="000000"/>
+                <w:sz w:val="22"/>
+              </w:rPr>
+              <w:t>Ch.5</w:t>
+            </w:r>
+          </w:p>
+        </w:tc>
+      </w:tr>
+    </w:tbl>
+    <w:p/>
+    <w:p>
+      <w:pPr>
+        <w:spacing w:line="276" w:lineRule="auto" w:after="120"/>
+        <w:ind w:firstLine="567"/>
+      </w:pPr>
+      <w:r>
+        <w:rPr>
+          <w:rFonts w:ascii="Times New Roman" w:hAnsi="Times New Roman" w:eastAsia="Times New Roman"/>
+          <w:color w:val="000000"/>
+          <w:sz w:val="24"/>
+        </w:rPr>
+        <w:t>Trước phân tích: khảo sát (Ch.1), mô tả nghiệp vụ + activity (Ch.2). Sau phân tích: thiết kế chi tiết (Ch.6), CSDL + giao diện (Ch.7).</w:t>
+      </w:r>
+    </w:p>
+    <w:p>
+      <w:pPr>
+        <w:pStyle w:val="Heading2"/>
+      </w:pPr>
+      <w:r>
+        <w:rPr>
+          <w:rFonts w:ascii="Times New Roman" w:hAnsi="Times New Roman" w:eastAsia="Times New Roman"/>
+          <w:b/>
+          <w:color w:val="000000"/>
+          <w:sz w:val="26"/>
+        </w:rPr>
+        <w:t>1.6 Kết luận chương</w:t>
+      </w:r>
+    </w:p>
+    <w:p>
+      <w:pPr>
+        <w:spacing w:line="276" w:lineRule="auto" w:after="120"/>
+        <w:ind w:firstLine="567"/>
+      </w:pPr>
+      <w:r>
+        <w:rPr>
+          <w:rFonts w:ascii="Times New Roman" w:hAnsi="Times New Roman" w:eastAsia="Times New Roman"/>
+          <w:color w:val="000000"/>
+          <w:sz w:val="24"/>
+        </w:rPr>
+        <w:t>Chương 1: bối cảnh, phạm vi, yêu cầu. Khung 3 giai đoạn phân tích:</w:t>
+      </w:r>
+    </w:p>
+    <w:p>
+      <w:pPr>
+        <w:spacing w:line="276" w:lineRule="auto" w:after="120"/>
+        <w:ind w:firstLine="567"/>
+      </w:pPr>
+      <w:r>
+        <w:rPr>
+          <w:rFonts w:ascii="Times New Roman" w:hAnsi="Times New Roman" w:eastAsia="Times New Roman"/>
+          <w:color w:val="000000"/>
+          <w:sz w:val="24"/>
+        </w:rPr>
+        <w:t>(Use Case -- Class -- Sequence).</w:t>
+      </w:r>
+    </w:p>
+    <w:p>
+      <w:pPr>
+        <w:pStyle w:val="Heading1"/>
+      </w:pPr>
+      <w:r>
+        <w:rPr>
+          <w:rFonts w:ascii="Times New Roman" w:hAnsi="Times New Roman" w:eastAsia="Times New Roman"/>
+          <w:b/>
+          <w:color w:val="000000"/>
+          <w:sz w:val="28"/>
+        </w:rPr>
+        <w:t>CHƯƠNG 2: MÔ TẢ NGHIỆP VỤ</w:t>
+      </w:r>
+    </w:p>
+    <w:p>
+      <w:pPr>
+        <w:pStyle w:val="Heading2"/>
+      </w:pPr>
+      <w:r>
+        <w:rPr>
+          <w:rFonts w:ascii="Times New Roman" w:hAnsi="Times New Roman" w:eastAsia="Times New Roman"/>
+          <w:b/>
+          <w:color w:val="000000"/>
+          <w:sz w:val="26"/>
+        </w:rPr>
+        <w:t>2.1 Quy trình phân tích -- thiết kế (hướng đối tượng)</w:t>
+      </w:r>
+    </w:p>
+    <w:p>
+      <w:pPr>
+        <w:spacing w:line="276" w:lineRule="auto" w:after="120"/>
+        <w:ind w:firstLine="567"/>
+      </w:pPr>
+      <w:r>
+        <w:rPr>
+          <w:rFonts w:ascii="Times New Roman" w:hAnsi="Times New Roman" w:eastAsia="Times New Roman"/>
+          <w:color w:val="000000"/>
+          <w:sz w:val="24"/>
+        </w:rPr>
+        <w:t>Phân tích hệ thống theo</w:t>
+      </w:r>
+    </w:p>
+    <w:p>
+      <w:pPr>
+        <w:spacing w:line="276" w:lineRule="auto" w:after="120"/>
+        <w:ind w:firstLine="567"/>
+      </w:pPr>
+      <w:r>
+        <w:rPr>
+          <w:rFonts w:ascii="Times New Roman" w:hAnsi="Times New Roman" w:eastAsia="Times New Roman"/>
+          <w:color w:val="000000"/>
+          <w:sz w:val="24"/>
+        </w:rPr>
+        <w:t>(mỗi giai đoạn một loại biểu đồ chính):</w:t>
       </w:r>
     </w:p>
     <w:p>
@@ -4119,7 +4590,7 @@
           <w:color w:val="000000"/>
           <w:sz w:val="24"/>
         </w:rPr>
-        <w:t>– Nghiệp vụ → Use Case (tổng quát, phân rã, đặc tả).</w:t>
+        <w:t>– Phân tích chức năng → biểu đồ Use Case (Ch.3).</w:t>
       </w:r>
     </w:p>
     <w:p>
@@ -4133,7 +4604,7 @@
           <w:color w:val="000000"/>
           <w:sz w:val="24"/>
         </w:rPr>
-        <w:t>– Activity (luồng bước của use case).</w:t>
+        <w:t>– Phân tích cấu trúc → biểu đồ Lớp (Class) (Ch.4).</w:t>
       </w:r>
     </w:p>
     <w:p>
@@ -4147,35 +4618,7 @@
           <w:color w:val="000000"/>
           <w:sz w:val="24"/>
         </w:rPr>
-        <w:t>– Sequence (tương tác giữa các đối tượng).</w:t>
-      </w:r>
-    </w:p>
-    <w:p>
-      <w:pPr>
-        <w:spacing w:line="276" w:lineRule="auto" w:after="60"/>
-        <w:ind w:firstLine="0" w:left="567"/>
-      </w:pPr>
-      <w:r>
-        <w:rPr>
-          <w:rFonts w:ascii="Times New Roman" w:hAnsi="Times New Roman" w:eastAsia="Times New Roman"/>
-          <w:color w:val="000000"/>
-          <w:sz w:val="24"/>
-        </w:rPr>
-        <w:t>– Class (lớp đối tượng và quan hệ).</w:t>
-      </w:r>
-    </w:p>
-    <w:p>
-      <w:pPr>
-        <w:spacing w:line="276" w:lineRule="auto" w:after="60"/>
-        <w:ind w:firstLine="0" w:left="567"/>
-      </w:pPr>
-      <w:r>
-        <w:rPr>
-          <w:rFonts w:ascii="Times New Roman" w:hAnsi="Times New Roman" w:eastAsia="Times New Roman"/>
-          <w:color w:val="000000"/>
-          <w:sz w:val="24"/>
-        </w:rPr>
-        <w:t>– State / Component (bổ sung); thiết kế bảng CSDL + giao diện.</w:t>
+        <w:t>– Phân tích hành vi → biểu đồ Trình tự (Sequence) (Ch.5).</w:t>
       </w:r>
     </w:p>
     <w:p>
@@ -4189,21 +4632,7 @@
           <w:color w:val="000000"/>
           <w:sz w:val="24"/>
         </w:rPr>
-        <w:t>Sơ đồ vẽ bằng TikZ / pgf-umlcd / pgf-umlsd trên LaTeX.</w:t>
-      </w:r>
-    </w:p>
-    <w:p>
-      <w:pPr>
-        <w:pStyle w:val="Heading2"/>
-      </w:pPr>
-      <w:r>
-        <w:rPr>
-          <w:rFonts w:ascii="Times New Roman" w:hAnsi="Times New Roman" w:eastAsia="Times New Roman"/>
-          <w:b/>
-          <w:color w:val="000000"/>
-          <w:sz w:val="26"/>
-        </w:rPr>
-        <w:t>1.6 Kết luận chương</w:t>
+        <w:t>Trước đó: mô tả</w:t>
       </w:r>
     </w:p>
     <w:p>
@@ -4217,7 +4646,7 @@
           <w:color w:val="000000"/>
           <w:sz w:val="24"/>
         </w:rPr>
-        <w:t>Chương 1: bối cảnh, phạm vi, yêu cầu;</w:t>
+        <w:t>+</w:t>
       </w:r>
     </w:p>
     <w:p>
@@ -4231,189 +4660,7 @@
           <w:color w:val="000000"/>
           <w:sz w:val="24"/>
         </w:rPr>
-        <w:t>. Tiếp: Nghiệp vụ $</w:t>
-      </w:r>
-    </w:p>
-    <w:p>
-      <w:pPr>
-        <w:spacing w:line="276" w:lineRule="auto" w:after="120"/>
-        <w:ind w:firstLine="567"/>
-      </w:pPr>
-      <w:r>
-        <w:rPr>
-          <w:rFonts w:ascii="Times New Roman" w:hAnsi="Times New Roman" w:eastAsia="Times New Roman"/>
-          <w:color w:val="000000"/>
-          <w:sz w:val="24"/>
-        </w:rPr>
-        <w:t>UC</w:t>
-      </w:r>
-    </w:p>
-    <w:p>
-      <w:pPr>
-        <w:spacing w:line="276" w:lineRule="auto" w:after="120"/>
-        <w:ind w:firstLine="567"/>
-      </w:pPr>
-      <w:r>
-        <w:rPr>
-          <w:rFonts w:ascii="Times New Roman" w:hAnsi="Times New Roman" w:eastAsia="Times New Roman"/>
-          <w:color w:val="000000"/>
-          <w:sz w:val="24"/>
-        </w:rPr>
-        <w:t>Activity</w:t>
-      </w:r>
-    </w:p>
-    <w:p>
-      <w:pPr>
-        <w:spacing w:line="276" w:lineRule="auto" w:after="120"/>
-        <w:ind w:firstLine="567"/>
-      </w:pPr>
-      <w:r>
-        <w:rPr>
-          <w:rFonts w:ascii="Times New Roman" w:hAnsi="Times New Roman" w:eastAsia="Times New Roman"/>
-          <w:color w:val="000000"/>
-          <w:sz w:val="24"/>
-        </w:rPr>
-        <w:t>Sequence</w:t>
-      </w:r>
-    </w:p>
-    <w:p>
-      <w:pPr>
-        <w:spacing w:line="276" w:lineRule="auto" w:after="120"/>
-        <w:ind w:firstLine="567"/>
-      </w:pPr>
-      <w:r>
-        <w:rPr>
-          <w:rFonts w:ascii="Times New Roman" w:hAnsi="Times New Roman" w:eastAsia="Times New Roman"/>
-          <w:color w:val="000000"/>
-          <w:sz w:val="24"/>
-        </w:rPr>
-        <w:t>Class</w:t>
-      </w:r>
-    </w:p>
-    <w:p>
-      <w:pPr>
-        <w:spacing w:line="276" w:lineRule="auto" w:after="120"/>
-        <w:ind w:firstLine="567"/>
-      </w:pPr>
-      <w:r>
-        <w:rPr>
-          <w:rFonts w:ascii="Times New Roman" w:hAnsi="Times New Roman" w:eastAsia="Times New Roman"/>
-          <w:color w:val="000000"/>
-          <w:sz w:val="24"/>
-        </w:rPr>
-        <w:t>$ CSDL/UI.</w:t>
-      </w:r>
-    </w:p>
-    <w:p>
-      <w:pPr>
-        <w:pStyle w:val="Heading1"/>
-      </w:pPr>
-      <w:r>
-        <w:rPr>
-          <w:rFonts w:ascii="Times New Roman" w:hAnsi="Times New Roman" w:eastAsia="Times New Roman"/>
-          <w:b/>
-          <w:color w:val="000000"/>
-          <w:sz w:val="28"/>
-        </w:rPr>
-        <w:t>CHƯƠNG 2: MÔ TẢ NGHIỆP VỤ</w:t>
-      </w:r>
-    </w:p>
-    <w:p>
-      <w:pPr>
-        <w:pStyle w:val="Heading2"/>
-      </w:pPr>
-      <w:r>
-        <w:rPr>
-          <w:rFonts w:ascii="Times New Roman" w:hAnsi="Times New Roman" w:eastAsia="Times New Roman"/>
-          <w:b/>
-          <w:color w:val="000000"/>
-          <w:sz w:val="26"/>
-        </w:rPr>
-        <w:t>2.1 Quy trình phân tích -- thiết kế (hướng đối tượng)</w:t>
-      </w:r>
-    </w:p>
-    <w:p>
-      <w:pPr>
-        <w:spacing w:line="276" w:lineRule="auto" w:after="120"/>
-        <w:ind w:firstLine="567"/>
-      </w:pPr>
-      <w:r>
-        <w:rPr>
-          <w:rFonts w:ascii="Times New Roman" w:hAnsi="Times New Roman" w:eastAsia="Times New Roman"/>
-          <w:color w:val="000000"/>
-          <w:sz w:val="24"/>
-        </w:rPr>
-        <w:t>Báo cáo theo</w:t>
-      </w:r>
-    </w:p>
-    <w:p>
-      <w:pPr>
-        <w:spacing w:line="276" w:lineRule="auto" w:after="120"/>
-        <w:ind w:firstLine="567"/>
-      </w:pPr>
-      <w:r>
-        <w:rPr>
-          <w:rFonts w:ascii="Times New Roman" w:hAnsi="Times New Roman" w:eastAsia="Times New Roman"/>
-          <w:color w:val="000000"/>
-          <w:sz w:val="24"/>
-        </w:rPr>
-        <w:t>(UML):</w:t>
-      </w:r>
-    </w:p>
-    <w:p>
-      <w:pPr>
-        <w:spacing w:line="276" w:lineRule="auto" w:after="60"/>
-        <w:ind w:firstLine="0" w:left="567"/>
-      </w:pPr>
-      <w:r>
-        <w:rPr>
-          <w:rFonts w:ascii="Times New Roman" w:hAnsi="Times New Roman" w:eastAsia="Times New Roman"/>
-          <w:color w:val="000000"/>
-          <w:sz w:val="24"/>
-        </w:rPr>
-        <w:t>– Nghiệp vụ (chương này) -- mô tả công việc thực tế của doanh nghiệp.</w:t>
-      </w:r>
-    </w:p>
-    <w:p>
-      <w:pPr>
-        <w:spacing w:line="276" w:lineRule="auto" w:after="60"/>
-        <w:ind w:firstLine="0" w:left="567"/>
-      </w:pPr>
-      <w:r>
-        <w:rPr>
-          <w:rFonts w:ascii="Times New Roman" w:hAnsi="Times New Roman" w:eastAsia="Times New Roman"/>
-          <w:color w:val="000000"/>
-          <w:sz w:val="24"/>
-        </w:rPr>
-        <w:t>– Use case tổng quát → phân rã → đặc tả (Ch.3).</w:t>
-      </w:r>
-    </w:p>
-    <w:p>
-      <w:pPr>
-        <w:spacing w:line="276" w:lineRule="auto" w:after="60"/>
-        <w:ind w:firstLine="0" w:left="567"/>
-      </w:pPr>
-      <w:r>
-        <w:rPr>
-          <w:rFonts w:ascii="Times New Roman" w:hAnsi="Times New Roman" w:eastAsia="Times New Roman"/>
-          <w:color w:val="000000"/>
-          <w:sz w:val="24"/>
-        </w:rPr>
-        <w:t>– Activity (Ch.4) → Sequence (Ch.5) → Class (Ch.6).</w:t>
-      </w:r>
-    </w:p>
-    <w:p>
-      <w:pPr>
-        <w:spacing w:line="276" w:lineRule="auto" w:after="60"/>
-        <w:ind w:firstLine="0" w:left="567"/>
-      </w:pPr>
-      <w:r>
-        <w:rPr>
-          <w:rFonts w:ascii="Times New Roman" w:hAnsi="Times New Roman" w:eastAsia="Times New Roman"/>
-          <w:color w:val="000000"/>
-          <w:sz w:val="24"/>
-        </w:rPr>
-        <w:t>– CSDL &amp; giao diện (Ch.7).</w:t>
+        <w:t>(chương này). Sau phân tích: thiết kế chi tiết / CSDL / giao diện (Ch.6--7).</w:t>
       </w:r>
     </w:p>
     <w:p>
@@ -7132,6 +7379,20 @@
     </w:p>
     <w:p>
       <w:pPr>
+        <w:pStyle w:val="Heading2"/>
+      </w:pPr>
+      <w:r>
+        <w:rPr>
+          <w:rFonts w:ascii="Times New Roman" w:hAnsi="Times New Roman" w:eastAsia="Times New Roman"/>
+          <w:b/>
+          <w:color w:val="000000"/>
+          <w:sz w:val="26"/>
+        </w:rPr>
+        <w:t>2.13 Biểu đồ hoạt động (theo nghiệp vụ chính)</w:t>
+      </w:r>
+    </w:p>
+    <w:p>
+      <w:pPr>
         <w:spacing w:line="276" w:lineRule="auto" w:after="120"/>
         <w:ind w:firstLine="567"/>
       </w:pPr>
@@ -7141,7 +7402,234 @@
           <w:color w:val="000000"/>
           <w:sz w:val="24"/>
         </w:rPr>
-        <w:t>Chương 2 mô tả</w:t>
+        <w:t>Biểu đồ hoạt động minh họa luồng thực hiện các nghiệp vụ nhập, xuất, kiểm kê (trước khi vào 3 giai đoạn phân tích UML).</w:t>
+      </w:r>
+    </w:p>
+    <w:p>
+      <w:pPr>
+        <w:pStyle w:val="Heading3"/>
+      </w:pPr>
+      <w:r>
+        <w:rPr>
+          <w:rFonts w:ascii="Times New Roman" w:hAnsi="Times New Roman" w:eastAsia="Times New Roman"/>
+          <w:b/>
+          <w:color w:val="000000"/>
+          <w:sz w:val="24"/>
+        </w:rPr>
+        <w:t>2.13.1 Nghiệp vụ nhập kho</w:t>
+      </w:r>
+    </w:p>
+    <w:p>
+      <w:pPr>
+        <w:spacing w:before="160" w:after="80"/>
+        <w:ind w:firstLine="0"/>
+        <w:jc w:val="center"/>
+      </w:pPr>
+      <w:r>
+        <w:drawing>
+          <wp:inline xmlns:a="http://schemas.openxmlformats.org/drawingml/2006/main" xmlns:pic="http://schemas.openxmlformats.org/drawingml/2006/picture">
+            <wp:extent cx="5580000" cy="7221176"/>
+            <wp:docPr id="1" name="Picture 1"/>
+            <wp:cNvGraphicFramePr>
+              <a:graphicFrameLocks noChangeAspect="1"/>
+            </wp:cNvGraphicFramePr>
+            <a:graphic>
+              <a:graphicData uri="http://schemas.openxmlformats.org/drawingml/2006/picture">
+                <pic:pic>
+                  <pic:nvPicPr>
+                    <pic:cNvPr id="0" name="2.1_activity_nhapkho.png"/>
+                    <pic:cNvPicPr/>
+                  </pic:nvPicPr>
+                  <pic:blipFill>
+                    <a:blip r:embed="rId11"/>
+                    <a:stretch>
+                      <a:fillRect/>
+                    </a:stretch>
+                  </pic:blipFill>
+                  <pic:spPr>
+                    <a:xfrm>
+                      <a:off x="0" y="0"/>
+                      <a:ext cx="5580000" cy="7221176"/>
+                    </a:xfrm>
+                    <a:prstGeom prst="rect"/>
+                  </pic:spPr>
+                </pic:pic>
+              </a:graphicData>
+            </a:graphic>
+          </wp:inline>
+        </w:drawing>
+      </w:r>
+    </w:p>
+    <w:p>
+      <w:pPr>
+        <w:spacing w:after="200"/>
+        <w:ind w:firstLine="0"/>
+        <w:jc w:val="center"/>
+      </w:pPr>
+      <w:r>
+        <w:rPr>
+          <w:rFonts w:ascii="Times New Roman" w:hAnsi="Times New Roman" w:eastAsia="Times New Roman"/>
+          <w:i/>
+          <w:color w:val="000000"/>
+          <w:sz w:val="22"/>
+        </w:rPr>
+        <w:t>Hình 2.1: Activity -- UC09 Lập phiếu nhập kho</w:t>
+      </w:r>
+    </w:p>
+    <w:p>
+      <w:pPr>
+        <w:pStyle w:val="Heading3"/>
+      </w:pPr>
+      <w:r>
+        <w:rPr>
+          <w:rFonts w:ascii="Times New Roman" w:hAnsi="Times New Roman" w:eastAsia="Times New Roman"/>
+          <w:b/>
+          <w:color w:val="000000"/>
+          <w:sz w:val="24"/>
+        </w:rPr>
+        <w:t>2.13.2 Nghiệp vụ xuất kho</w:t>
+      </w:r>
+    </w:p>
+    <w:p>
+      <w:pPr>
+        <w:spacing w:before="160" w:after="80"/>
+        <w:ind w:firstLine="0"/>
+        <w:jc w:val="center"/>
+      </w:pPr>
+      <w:r>
+        <w:drawing>
+          <wp:inline xmlns:a="http://schemas.openxmlformats.org/drawingml/2006/main" xmlns:pic="http://schemas.openxmlformats.org/drawingml/2006/picture">
+            <wp:extent cx="5580000" cy="7221176"/>
+            <wp:docPr id="2" name="Picture 2"/>
+            <wp:cNvGraphicFramePr>
+              <a:graphicFrameLocks noChangeAspect="1"/>
+            </wp:cNvGraphicFramePr>
+            <a:graphic>
+              <a:graphicData uri="http://schemas.openxmlformats.org/drawingml/2006/picture">
+                <pic:pic>
+                  <pic:nvPicPr>
+                    <pic:cNvPr id="0" name="2.2_activity_xuatkho.png"/>
+                    <pic:cNvPicPr/>
+                  </pic:nvPicPr>
+                  <pic:blipFill>
+                    <a:blip r:embed="rId12"/>
+                    <a:stretch>
+                      <a:fillRect/>
+                    </a:stretch>
+                  </pic:blipFill>
+                  <pic:spPr>
+                    <a:xfrm>
+                      <a:off x="0" y="0"/>
+                      <a:ext cx="5580000" cy="7221176"/>
+                    </a:xfrm>
+                    <a:prstGeom prst="rect"/>
+                  </pic:spPr>
+                </pic:pic>
+              </a:graphicData>
+            </a:graphic>
+          </wp:inline>
+        </w:drawing>
+      </w:r>
+    </w:p>
+    <w:p>
+      <w:pPr>
+        <w:spacing w:after="200"/>
+        <w:ind w:firstLine="0"/>
+        <w:jc w:val="center"/>
+      </w:pPr>
+      <w:r>
+        <w:rPr>
+          <w:rFonts w:ascii="Times New Roman" w:hAnsi="Times New Roman" w:eastAsia="Times New Roman"/>
+          <w:i/>
+          <w:color w:val="000000"/>
+          <w:sz w:val="22"/>
+        </w:rPr>
+        <w:t>Hình 2.2: Activity -- UC10 Lập phiếu xuất kho</w:t>
+      </w:r>
+    </w:p>
+    <w:p>
+      <w:pPr>
+        <w:pStyle w:val="Heading3"/>
+      </w:pPr>
+      <w:r>
+        <w:rPr>
+          <w:rFonts w:ascii="Times New Roman" w:hAnsi="Times New Roman" w:eastAsia="Times New Roman"/>
+          <w:b/>
+          <w:color w:val="000000"/>
+          <w:sz w:val="24"/>
+        </w:rPr>
+        <w:t>2.13.3 Nghiệp vụ kiểm kê</w:t>
+      </w:r>
+    </w:p>
+    <w:p>
+      <w:pPr>
+        <w:spacing w:before="160" w:after="80"/>
+        <w:ind w:firstLine="0"/>
+        <w:jc w:val="center"/>
+      </w:pPr>
+      <w:r>
+        <w:drawing>
+          <wp:inline xmlns:a="http://schemas.openxmlformats.org/drawingml/2006/main" xmlns:pic="http://schemas.openxmlformats.org/drawingml/2006/picture">
+            <wp:extent cx="5580000" cy="7221176"/>
+            <wp:docPr id="3" name="Picture 3"/>
+            <wp:cNvGraphicFramePr>
+              <a:graphicFrameLocks noChangeAspect="1"/>
+            </wp:cNvGraphicFramePr>
+            <a:graphic>
+              <a:graphicData uri="http://schemas.openxmlformats.org/drawingml/2006/picture">
+                <pic:pic>
+                  <pic:nvPicPr>
+                    <pic:cNvPr id="0" name="2.3_activity_kiemke.png"/>
+                    <pic:cNvPicPr/>
+                  </pic:nvPicPr>
+                  <pic:blipFill>
+                    <a:blip r:embed="rId13"/>
+                    <a:stretch>
+                      <a:fillRect/>
+                    </a:stretch>
+                  </pic:blipFill>
+                  <pic:spPr>
+                    <a:xfrm>
+                      <a:off x="0" y="0"/>
+                      <a:ext cx="5580000" cy="7221176"/>
+                    </a:xfrm>
+                    <a:prstGeom prst="rect"/>
+                  </pic:spPr>
+                </pic:pic>
+              </a:graphicData>
+            </a:graphic>
+          </wp:inline>
+        </w:drawing>
+      </w:r>
+    </w:p>
+    <w:p>
+      <w:pPr>
+        <w:spacing w:after="200"/>
+        <w:ind w:firstLine="0"/>
+        <w:jc w:val="center"/>
+      </w:pPr>
+      <w:r>
+        <w:rPr>
+          <w:rFonts w:ascii="Times New Roman" w:hAnsi="Times New Roman" w:eastAsia="Times New Roman"/>
+          <w:i/>
+          <w:color w:val="000000"/>
+          <w:sz w:val="22"/>
+        </w:rPr>
+        <w:t>Hình 2.3: Activity -- UC11 Lập phiếu kiểm kê</w:t>
+      </w:r>
+    </w:p>
+    <w:p>
+      <w:pPr>
+        <w:pStyle w:val="Heading2"/>
+      </w:pPr>
+      <w:r>
+        <w:rPr>
+          <w:rFonts w:ascii="Times New Roman" w:hAnsi="Times New Roman" w:eastAsia="Times New Roman"/>
+          <w:b/>
+          <w:color w:val="000000"/>
+          <w:sz w:val="26"/>
+        </w:rPr>
+        <w:t>2.14 Kết luận chương</w:t>
       </w:r>
     </w:p>
     <w:p>
@@ -7155,21 +7643,7 @@
           <w:color w:val="000000"/>
           <w:sz w:val="24"/>
         </w:rPr>
-        <w:t>cốt lõi của kho (không tính đăng nhập/đăng xuất -- chức năng hệ thống). Ánh xạ sang use case ở Chương 3 (UC01--UC02 là use case hệ thống; UC03--UC12 gắn nghiệp vụ). Tiếp: đặc tả UC, activity, sequence, class.</w:t>
-      </w:r>
-    </w:p>
-    <w:p>
-      <w:pPr>
-        <w:pStyle w:val="Heading1"/>
-      </w:pPr>
-      <w:r>
-        <w:rPr>
-          <w:rFonts w:ascii="Times New Roman" w:hAnsi="Times New Roman" w:eastAsia="Times New Roman"/>
-          <w:b/>
-          <w:color w:val="000000"/>
-          <w:sz w:val="28"/>
-        </w:rPr>
-        <w:t>CHƯƠNG 3: PHÂN TÍCH CHỨC NĂNG -- USE CASE</w:t>
+        <w:t>Chương 2:</w:t>
       </w:r>
     </w:p>
     <w:p>
@@ -7183,7 +7657,77 @@
           <w:color w:val="000000"/>
           <w:sz w:val="24"/>
         </w:rPr>
-        <w:t>Theo</w:t>
+        <w:t>kho + biểu đồ hoạt động. Tiếp theo:</w:t>
+      </w:r>
+    </w:p>
+    <w:p>
+      <w:pPr>
+        <w:spacing w:line="276" w:lineRule="auto" w:after="60"/>
+        <w:ind w:firstLine="0" w:left="567"/>
+      </w:pPr>
+      <w:r>
+        <w:rPr>
+          <w:rFonts w:ascii="Times New Roman" w:hAnsi="Times New Roman" w:eastAsia="Times New Roman"/>
+          <w:color w:val="000000"/>
+          <w:sz w:val="24"/>
+        </w:rPr>
+        <w:t>– Ch.3 -- Phân tích chức năng (Use Case);</w:t>
+      </w:r>
+    </w:p>
+    <w:p>
+      <w:pPr>
+        <w:spacing w:line="276" w:lineRule="auto" w:after="60"/>
+        <w:ind w:firstLine="0" w:left="567"/>
+      </w:pPr>
+      <w:r>
+        <w:rPr>
+          <w:rFonts w:ascii="Times New Roman" w:hAnsi="Times New Roman" w:eastAsia="Times New Roman"/>
+          <w:color w:val="000000"/>
+          <w:sz w:val="24"/>
+        </w:rPr>
+        <w:t>– Ch.4 -- Phân tích cấu trúc (Class);</w:t>
+      </w:r>
+    </w:p>
+    <w:p>
+      <w:pPr>
+        <w:spacing w:line="276" w:lineRule="auto" w:after="60"/>
+        <w:ind w:firstLine="0" w:left="567"/>
+      </w:pPr>
+      <w:r>
+        <w:rPr>
+          <w:rFonts w:ascii="Times New Roman" w:hAnsi="Times New Roman" w:eastAsia="Times New Roman"/>
+          <w:color w:val="000000"/>
+          <w:sz w:val="24"/>
+        </w:rPr>
+        <w:t>– Ch.5 -- Phân tích hành vi (Sequence).</w:t>
+      </w:r>
+    </w:p>
+    <w:p>
+      <w:pPr>
+        <w:pStyle w:val="Heading1"/>
+      </w:pPr>
+      <w:r>
+        <w:rPr>
+          <w:rFonts w:ascii="Times New Roman" w:hAnsi="Times New Roman" w:eastAsia="Times New Roman"/>
+          <w:b/>
+          <w:color w:val="000000"/>
+          <w:sz w:val="28"/>
+        </w:rPr>
+        <w:t>CHƯƠNG 3: PHÂN TÍCH CHỨC NĂNG</w:t>
+      </w:r>
+    </w:p>
+    <w:p>
+      <w:pPr>
+        <w:pStyle w:val="Heading2"/>
+      </w:pPr>
+      <w:r>
+        <w:rPr>
+          <w:rFonts w:ascii="Times New Roman" w:hAnsi="Times New Roman" w:eastAsia="Times New Roman"/>
+          <w:b/>
+          <w:color w:val="000000"/>
+          <w:sz w:val="26"/>
+        </w:rPr>
+        <w:t>3.1 Giới thiệu giai đoạn</w:t>
       </w:r>
     </w:p>
     <w:p>
@@ -7197,7 +7741,7 @@
           <w:color w:val="000000"/>
           <w:sz w:val="24"/>
         </w:rPr>
-        <w:t>: xuất phát từ actor và mục tiêu (use case).</w:t>
+        <w:t>trả lời: hệ thống cung cấp</w:t>
       </w:r>
     </w:p>
     <w:p>
@@ -7211,7 +7755,7 @@
           <w:color w:val="000000"/>
           <w:sz w:val="24"/>
         </w:rPr>
-        <w:t>Thứ tự: tác nhân $</w:t>
+        <w:t>,</w:t>
       </w:r>
     </w:p>
     <w:p>
@@ -7225,7 +7769,7 @@
           <w:color w:val="000000"/>
           <w:sz w:val="24"/>
         </w:rPr>
-        <w:t>UC tổng quát</w:t>
+        <w:t>sử dụng. Biểu đồ đặc trưng:</w:t>
       </w:r>
     </w:p>
     <w:p>
@@ -7239,7 +7783,7 @@
           <w:color w:val="000000"/>
           <w:sz w:val="24"/>
         </w:rPr>
-        <w:t>UC phân rã</w:t>
+        <w:t>(tổng quát, phân rã) và</w:t>
       </w:r>
     </w:p>
     <w:p>
@@ -7253,7 +7797,49 @@
           <w:color w:val="000000"/>
           <w:sz w:val="24"/>
         </w:rPr>
-        <w:t>$ đặc tả (12 UC).</w:t>
+        <w:t>.</w:t>
+      </w:r>
+    </w:p>
+    <w:p>
+      <w:pPr>
+        <w:spacing w:line="276" w:lineRule="auto" w:after="120"/>
+        <w:ind w:firstLine="567"/>
+      </w:pPr>
+      <w:r>
+        <w:rPr>
+          <w:rFonts w:ascii="Times New Roman" w:hAnsi="Times New Roman" w:eastAsia="Times New Roman"/>
+          <w:color w:val="000000"/>
+          <w:sz w:val="24"/>
+        </w:rPr>
+        <w:t>Hai giai đoạn sau:</w:t>
+      </w:r>
+    </w:p>
+    <w:p>
+      <w:pPr>
+        <w:spacing w:line="276" w:lineRule="auto" w:after="60"/>
+        <w:ind w:firstLine="0" w:left="567"/>
+      </w:pPr>
+      <w:r>
+        <w:rPr>
+          <w:rFonts w:ascii="Times New Roman" w:hAnsi="Times New Roman" w:eastAsia="Times New Roman"/>
+          <w:color w:val="000000"/>
+          <w:sz w:val="24"/>
+        </w:rPr>
+        <w:t>• Ch.4 Phân tích cấu trúc -- biểu đồ lớp;</w:t>
+      </w:r>
+    </w:p>
+    <w:p>
+      <w:pPr>
+        <w:spacing w:line="276" w:lineRule="auto" w:after="60"/>
+        <w:ind w:firstLine="0" w:left="567"/>
+      </w:pPr>
+      <w:r>
+        <w:rPr>
+          <w:rFonts w:ascii="Times New Roman" w:hAnsi="Times New Roman" w:eastAsia="Times New Roman"/>
+          <w:color w:val="000000"/>
+          <w:sz w:val="24"/>
+        </w:rPr>
+        <w:t>• Ch.5 Phân tích hành vi -- biểu đồ trình tự.</w:t>
       </w:r>
     </w:p>
     <w:p>
@@ -7267,7 +7853,7 @@
           <w:color w:val="000000"/>
           <w:sz w:val="26"/>
         </w:rPr>
-        <w:t>3.1 Tác nhân</w:t>
+        <w:t>3.2 Tác nhân</w:t>
       </w:r>
     </w:p>
     <w:tbl>
@@ -7351,7 +7937,7 @@
                 <w:color w:val="000000"/>
                 <w:sz w:val="22"/>
               </w:rPr>
-              <w:t>Thêm tài khoản; thêm kho.</w:t>
+              <w:t>Thêm tài khoản; thêm kho; xem báo cáo.</w:t>
             </w:r>
           </w:p>
         </w:tc>
@@ -7387,7 +7973,7 @@
                 <w:color w:val="000000"/>
                 <w:sz w:val="22"/>
               </w:rPr>
-              <w:t>Duyệt phiếu nhập/xuất; thêm/tìm hàng, đối tác, kho.</w:t>
+              <w:t>Duyệt phiếu; quản lý hàng, đối tác, kho; kiểm kê; báo cáo.</w:t>
             </w:r>
           </w:p>
         </w:tc>
@@ -7423,7 +8009,7 @@
                 <w:color w:val="000000"/>
                 <w:sz w:val="22"/>
               </w:rPr>
-              <w:t>Lập phiếu nhập/xuất; thêm/tìm hàng, đối tác.</w:t>
+              <w:t>Lập phiếu nhập/xuất/kiểm kê; thêm/tìm hàng, đối tác.</w:t>
             </w:r>
           </w:p>
         </w:tc>
@@ -7441,7 +8027,7 @@
           <w:color w:val="000000"/>
           <w:sz w:val="26"/>
         </w:rPr>
-        <w:t>3.2 Nguyên tắc</w:t>
+        <w:t>3.3 Nguyên tắc use case</w:t>
       </w:r>
     </w:p>
     <w:p>
@@ -7455,7 +8041,7 @@
           <w:color w:val="000000"/>
           <w:sz w:val="24"/>
         </w:rPr>
-        <w:t>• Use case = một mục tiêu cụ thể của actor (vd.\ Thêm hàng hóa), không phải “Quản lý hàng hóa”.</w:t>
+        <w:t>• Use case = một mục tiêu cụ thể của actor (vd.\ Thêm hàng hóa).</w:t>
       </w:r>
     </w:p>
     <w:p>
@@ -7469,7 +8055,7 @@
           <w:color w:val="000000"/>
           <w:sz w:val="24"/>
         </w:rPr>
-        <w:t>• Nghiệp vụ (Ch.2) use case. Đăng nhập/đăng xuất không phải nghiệp vụ kho -- là use case hệ thống (UC01, UC02).</w:t>
+        <w:t>• Nghiệp vụ “Quản lý ...” không phải một use case.</w:t>
       </w:r>
     </w:p>
     <w:p>
@@ -7483,7 +8069,7 @@
           <w:color w:val="000000"/>
           <w:sz w:val="24"/>
         </w:rPr>
-        <w:t>• Tổng quát: nhóm chức năng; Phân rã: 12 UC tiêu biểu.</w:t>
+        <w:t>• Đăng nhập/đăng xuất: use case hệ thống, không phải nghiệp vụ kho.</w:t>
       </w:r>
     </w:p>
     <w:p>
@@ -7497,7 +8083,7 @@
           <w:color w:val="000000"/>
           <w:sz w:val="26"/>
         </w:rPr>
-        <w:t>3.3 Sơ đồ use case tổng quát</w:t>
+        <w:t>3.4 Biểu đồ use case tổng quát</w:t>
       </w:r>
     </w:p>
     <w:p>
@@ -7510,7 +8096,7 @@
         <w:drawing>
           <wp:inline xmlns:a="http://schemas.openxmlformats.org/drawingml/2006/main" xmlns:pic="http://schemas.openxmlformats.org/drawingml/2006/picture">
             <wp:extent cx="5580000" cy="4396206"/>
-            <wp:docPr id="1" name="Picture 1"/>
+            <wp:docPr id="4" name="Picture 4"/>
             <wp:cNvGraphicFramePr>
               <a:graphicFrameLocks noChangeAspect="1"/>
             </wp:cNvGraphicFramePr>
@@ -7522,7 +8108,7 @@
                     <pic:cNvPicPr/>
                   </pic:nvPicPr>
                   <pic:blipFill>
-                    <a:blip r:embed="rId11"/>
+                    <a:blip r:embed="rId14"/>
                     <a:stretch>
                       <a:fillRect/>
                     </a:stretch>
@@ -7568,7 +8154,7 @@
           <w:color w:val="000000"/>
           <w:sz w:val="26"/>
         </w:rPr>
-        <w:t>3.4 Sơ đồ use case phân rã</w:t>
+        <w:t>3.5 Biểu đồ use case phân rã</w:t>
       </w:r>
     </w:p>
     <w:p>
@@ -7581,7 +8167,7 @@
         <w:drawing>
           <wp:inline xmlns:a="http://schemas.openxmlformats.org/drawingml/2006/main" xmlns:pic="http://schemas.openxmlformats.org/drawingml/2006/picture">
             <wp:extent cx="5580000" cy="3944255"/>
-            <wp:docPr id="2" name="Picture 2"/>
+            <wp:docPr id="5" name="Picture 5"/>
             <wp:cNvGraphicFramePr>
               <a:graphicFrameLocks noChangeAspect="1"/>
             </wp:cNvGraphicFramePr>
@@ -7593,7 +8179,7 @@
                     <pic:cNvPicPr/>
                   </pic:nvPicPr>
                   <pic:blipFill>
-                    <a:blip r:embed="rId12"/>
+                    <a:blip r:embed="rId15"/>
                     <a:stretch>
                       <a:fillRect/>
                     </a:stretch>
@@ -7638,7 +8224,7 @@
         <w:drawing>
           <wp:inline xmlns:a="http://schemas.openxmlformats.org/drawingml/2006/main" xmlns:pic="http://schemas.openxmlformats.org/drawingml/2006/picture">
             <wp:extent cx="5580000" cy="2930084"/>
-            <wp:docPr id="3" name="Picture 3"/>
+            <wp:docPr id="6" name="Picture 6"/>
             <wp:cNvGraphicFramePr>
               <a:graphicFrameLocks noChangeAspect="1"/>
             </wp:cNvGraphicFramePr>
@@ -7650,7 +8236,7 @@
                     <pic:cNvPicPr/>
                   </pic:nvPicPr>
                   <pic:blipFill>
-                    <a:blip r:embed="rId13"/>
+                    <a:blip r:embed="rId16"/>
                     <a:stretch>
                       <a:fillRect/>
                     </a:stretch>
@@ -7695,7 +8281,7 @@
         <w:drawing>
           <wp:inline xmlns:a="http://schemas.openxmlformats.org/drawingml/2006/main" xmlns:pic="http://schemas.openxmlformats.org/drawingml/2006/picture">
             <wp:extent cx="5580000" cy="3584146"/>
-            <wp:docPr id="4" name="Picture 4"/>
+            <wp:docPr id="7" name="Picture 7"/>
             <wp:cNvGraphicFramePr>
               <a:graphicFrameLocks noChangeAspect="1"/>
             </wp:cNvGraphicFramePr>
@@ -7707,7 +8293,7 @@
                     <pic:cNvPicPr/>
                   </pic:nvPicPr>
                   <pic:blipFill>
-                    <a:blip r:embed="rId14"/>
+                    <a:blip r:embed="rId17"/>
                     <a:stretch>
                       <a:fillRect/>
                     </a:stretch>
@@ -7752,7 +8338,7 @@
         <w:drawing>
           <wp:inline xmlns:a="http://schemas.openxmlformats.org/drawingml/2006/main" xmlns:pic="http://schemas.openxmlformats.org/drawingml/2006/picture">
             <wp:extent cx="5580000" cy="3252373"/>
-            <wp:docPr id="5" name="Picture 5"/>
+            <wp:docPr id="8" name="Picture 8"/>
             <wp:cNvGraphicFramePr>
               <a:graphicFrameLocks noChangeAspect="1"/>
             </wp:cNvGraphicFramePr>
@@ -7764,7 +8350,7 @@
                     <pic:cNvPicPr/>
                   </pic:nvPicPr>
                   <pic:blipFill>
-                    <a:blip r:embed="rId15"/>
+                    <a:blip r:embed="rId18"/>
                     <a:stretch>
                       <a:fillRect/>
                     </a:stretch>
@@ -7810,7 +8396,7 @@
           <w:color w:val="000000"/>
           <w:sz w:val="26"/>
         </w:rPr>
-        <w:t>3.5 Danh sách 12 use case</w:t>
+        <w:t>3.6 Danh sách 12 use case</w:t>
       </w:r>
     </w:p>
     <w:tbl>
@@ -8530,7 +9116,7 @@
           <w:color w:val="000000"/>
           <w:sz w:val="26"/>
         </w:rPr>
-        <w:t>3.6 Đặc tả use case</w:t>
+        <w:t>3.7 Đặc tả use case</w:t>
       </w:r>
     </w:p>
     <w:p>
@@ -8544,7 +9130,7 @@
           <w:color w:val="000000"/>
           <w:sz w:val="24"/>
         </w:rPr>
-        <w:t>3.6.1 UC01 -- Đăng nhập</w:t>
+        <w:t>3.7.1 UC01 -- Đăng nhập</w:t>
       </w:r>
     </w:p>
     <w:p>
@@ -8558,7 +9144,7 @@
           <w:color w:val="000000"/>
           <w:sz w:val="24"/>
         </w:rPr>
-        <w:t>• Loại: Use case hệ thống (không phải nghiệp vụ kho).</w:t>
+        <w:t>• Loại: Use case hệ thống.</w:t>
       </w:r>
     </w:p>
     <w:p>
@@ -8572,7 +9158,7 @@
           <w:color w:val="000000"/>
           <w:sz w:val="24"/>
         </w:rPr>
-        <w:t>• Mục tiêu: Vào hệ thống sau khi xác thực.</w:t>
+        <w:t>• Mục tiêu: Vào hệ thống sau xác thực.</w:t>
       </w:r>
     </w:p>
     <w:p>
@@ -8586,7 +9172,7 @@
           <w:color w:val="000000"/>
           <w:sz w:val="24"/>
         </w:rPr>
-        <w:t>• Trước: Có tài khoản hoạt động.</w:t>
+        <w:t>• Chính: Nhập tên/MK → kiểm tra → tạo phiên.</w:t>
       </w:r>
     </w:p>
     <w:p>
@@ -8600,7 +9186,21 @@
           <w:color w:val="000000"/>
           <w:sz w:val="24"/>
         </w:rPr>
-        <w:t>• Chính: Nhập tên/MK → kiểm tra → tạo phiên.</w:t>
+        <w:t>• Thay thế: Sai TT / khóa → lỗi.</w:t>
+      </w:r>
+    </w:p>
+    <w:p>
+      <w:pPr>
+        <w:pStyle w:val="Heading3"/>
+      </w:pPr>
+      <w:r>
+        <w:rPr>
+          <w:rFonts w:ascii="Times New Roman" w:hAnsi="Times New Roman" w:eastAsia="Times New Roman"/>
+          <w:b/>
+          <w:color w:val="000000"/>
+          <w:sz w:val="24"/>
+        </w:rPr>
+        <w:t>3.7.2 UC02 -- Đăng xuất</w:t>
       </w:r>
     </w:p>
     <w:p>
@@ -8614,21 +9214,7 @@
           <w:color w:val="000000"/>
           <w:sz w:val="24"/>
         </w:rPr>
-        <w:t>• Thay thế: Sai TT / khóa → lỗi.</w:t>
-      </w:r>
-    </w:p>
-    <w:p>
-      <w:pPr>
-        <w:pStyle w:val="Heading3"/>
-      </w:pPr>
-      <w:r>
-        <w:rPr>
-          <w:rFonts w:ascii="Times New Roman" w:hAnsi="Times New Roman" w:eastAsia="Times New Roman"/>
-          <w:b/>
-          <w:color w:val="000000"/>
-          <w:sz w:val="24"/>
-        </w:rPr>
-        <w:t>3.6.2 UC02 -- Đăng xuất</w:t>
+        <w:t>• Loại: Use case hệ thống.</w:t>
       </w:r>
     </w:p>
     <w:p>
@@ -8642,7 +9228,21 @@
           <w:color w:val="000000"/>
           <w:sz w:val="24"/>
         </w:rPr>
-        <w:t>• Loại: Use case hệ thống.</w:t>
+        <w:t>• Mục tiêu: Kết thúc phiên.</w:t>
+      </w:r>
+    </w:p>
+    <w:p>
+      <w:pPr>
+        <w:pStyle w:val="Heading3"/>
+      </w:pPr>
+      <w:r>
+        <w:rPr>
+          <w:rFonts w:ascii="Times New Roman" w:hAnsi="Times New Roman" w:eastAsia="Times New Roman"/>
+          <w:b/>
+          <w:color w:val="000000"/>
+          <w:sz w:val="24"/>
+        </w:rPr>
+        <w:t>3.7.3 UC03 -- Thêm tài khoản</w:t>
       </w:r>
     </w:p>
     <w:p>
@@ -8656,21 +9256,7 @@
           <w:color w:val="000000"/>
           <w:sz w:val="24"/>
         </w:rPr>
-        <w:t>• Mục tiêu: Kết thúc phiên. Chọn đăng xuất → xóa phiên.</w:t>
-      </w:r>
-    </w:p>
-    <w:p>
-      <w:pPr>
-        <w:pStyle w:val="Heading3"/>
-      </w:pPr>
-      <w:r>
-        <w:rPr>
-          <w:rFonts w:ascii="Times New Roman" w:hAnsi="Times New Roman" w:eastAsia="Times New Roman"/>
-          <w:b/>
-          <w:color w:val="000000"/>
-          <w:sz w:val="24"/>
-        </w:rPr>
-        <w:t>3.6.3 UC03 -- Thêm tài khoản</w:t>
+        <w:t>• Actor: QTV. Mục tiêu: Tạo tài khoản mới.</w:t>
       </w:r>
     </w:p>
     <w:p>
@@ -8684,7 +9270,21 @@
           <w:color w:val="000000"/>
           <w:sz w:val="24"/>
         </w:rPr>
-        <w:t>• Actor: QTV. Mục tiêu: Tạo tài khoản mới.</w:t>
+        <w:t>• Chính: Nhập TT + vai trò → kiểm tra trùng → lưu.</w:t>
+      </w:r>
+    </w:p>
+    <w:p>
+      <w:pPr>
+        <w:pStyle w:val="Heading3"/>
+      </w:pPr>
+      <w:r>
+        <w:rPr>
+          <w:rFonts w:ascii="Times New Roman" w:hAnsi="Times New Roman" w:eastAsia="Times New Roman"/>
+          <w:b/>
+          <w:color w:val="000000"/>
+          <w:sz w:val="24"/>
+        </w:rPr>
+        <w:t>3.7.4 UC04 -- Thêm nhà cung cấp</w:t>
       </w:r>
     </w:p>
     <w:p>
@@ -8698,7 +9298,7 @@
           <w:color w:val="000000"/>
           <w:sz w:val="24"/>
         </w:rPr>
-        <w:t>• Chính: Nhập họ tên, tên ĐN, MK, vai trò → kiểm tra trùng → lưu.</w:t>
+        <w:t>• Mục tiêu: Thêm NCC vào danh mục.</w:t>
       </w:r>
     </w:p>
     <w:p>
@@ -8712,7 +9312,7 @@
           <w:color w:val="000000"/>
           <w:sz w:val="24"/>
         </w:rPr>
-        <w:t>3.6.4 UC04 -- Thêm nhà cung cấp</w:t>
+        <w:t>3.7.5 UC05 -- Thêm khách hàng</w:t>
       </w:r>
     </w:p>
     <w:p>
@@ -8726,7 +9326,7 @@
           <w:color w:val="000000"/>
           <w:sz w:val="24"/>
         </w:rPr>
-        <w:t>• Mục tiêu: Thêm NCC. Nhập mã, tên, liên hệ → lưu.</w:t>
+        <w:t>• Mục tiêu: Thêm KH vào danh mục.</w:t>
       </w:r>
     </w:p>
     <w:p>
@@ -8740,7 +9340,7 @@
           <w:color w:val="000000"/>
           <w:sz w:val="24"/>
         </w:rPr>
-        <w:t>3.6.5 UC05 -- Thêm khách hàng</w:t>
+        <w:t>3.7.6 UC06 -- Thêm hàng hóa</w:t>
       </w:r>
     </w:p>
     <w:p>
@@ -8754,7 +9354,7 @@
           <w:color w:val="000000"/>
           <w:sz w:val="24"/>
         </w:rPr>
-        <w:t>• Mục tiêu: Thêm KH. Tương tự UC04 (+ MST nếu có).</w:t>
+        <w:t>• Mục tiêu: Thêm mặt hàng; khởi tạo tồn = 0 tại các kho.</w:t>
       </w:r>
     </w:p>
     <w:p>
@@ -8768,7 +9368,7 @@
           <w:color w:val="000000"/>
           <w:sz w:val="24"/>
         </w:rPr>
-        <w:t>3.6.6 UC06 -- Thêm hàng hóa</w:t>
+        <w:t>3.7.7 UC07 -- Tìm kiếm hàng hóa</w:t>
       </w:r>
     </w:p>
     <w:p>
@@ -8782,7 +9382,7 @@
           <w:color w:val="000000"/>
           <w:sz w:val="24"/>
         </w:rPr>
-        <w:t>• Mục tiêu: Thêm mặt hàng. Nhập mã, tên, nhóm, ĐVT, giá → lưu + tồn = 0 các kho.</w:t>
+        <w:t>• Mục tiêu: Tra cứu hàng kèm tồn kho.</w:t>
       </w:r>
     </w:p>
     <w:p>
@@ -8796,7 +9396,7 @@
           <w:color w:val="000000"/>
           <w:sz w:val="24"/>
         </w:rPr>
-        <w:t>3.6.7 UC07 -- Tìm kiếm hàng hóa</w:t>
+        <w:t>3.7.8 UC08 -- Thêm kho</w:t>
       </w:r>
     </w:p>
     <w:p>
@@ -8810,7 +9410,7 @@
           <w:color w:val="000000"/>
           <w:sz w:val="24"/>
         </w:rPr>
-        <w:t>• Mục tiêu: Tra cứu hàng theo mã/tên/nhóm, kèm tồn.</w:t>
+        <w:t>• Mục tiêu: Tạo kho mới.</w:t>
       </w:r>
     </w:p>
     <w:p>
@@ -8824,7 +9424,7 @@
           <w:color w:val="000000"/>
           <w:sz w:val="24"/>
         </w:rPr>
-        <w:t>3.6.8 UC08 -- Thêm kho</w:t>
+        <w:t>3.7.9 UC09 -- Lập phiếu nhập kho</w:t>
       </w:r>
     </w:p>
     <w:p>
@@ -8838,21 +9438,7 @@
           <w:color w:val="000000"/>
           <w:sz w:val="24"/>
         </w:rPr>
-        <w:t>• Mục tiêu: Tạo kho mới (mã, tên, địa chỉ, phụ trách).</w:t>
-      </w:r>
-    </w:p>
-    <w:p>
-      <w:pPr>
-        <w:pStyle w:val="Heading3"/>
-      </w:pPr>
-      <w:r>
-        <w:rPr>
-          <w:rFonts w:ascii="Times New Roman" w:hAnsi="Times New Roman" w:eastAsia="Times New Roman"/>
-          <w:b/>
-          <w:color w:val="000000"/>
-          <w:sz w:val="24"/>
-        </w:rPr>
-        <w:t>3.6.9 UC09 -- Lập phiếu nhập kho</w:t>
+        <w:t>• Actor: NV lập, QL duyệt.</w:t>
       </w:r>
     </w:p>
     <w:p>
@@ -8866,7 +9452,21 @@
           <w:color w:val="000000"/>
           <w:sz w:val="24"/>
         </w:rPr>
-        <w:t>• Actor: NV lập, QL duyệt.</w:t>
+        <w:t>• Mục tiêu: Ghi nhận nhập; duyệt thì tăng tồn.</w:t>
+      </w:r>
+    </w:p>
+    <w:p>
+      <w:pPr>
+        <w:pStyle w:val="Heading3"/>
+      </w:pPr>
+      <w:r>
+        <w:rPr>
+          <w:rFonts w:ascii="Times New Roman" w:hAnsi="Times New Roman" w:eastAsia="Times New Roman"/>
+          <w:b/>
+          <w:color w:val="000000"/>
+          <w:sz w:val="24"/>
+        </w:rPr>
+        <w:t>3.7.10 UC10 -- Lập phiếu xuất kho</w:t>
       </w:r>
     </w:p>
     <w:p>
@@ -8880,7 +9480,7 @@
           <w:color w:val="000000"/>
           <w:sz w:val="24"/>
         </w:rPr>
-        <w:t>• Mục tiêu: Ghi nhận nhập hàng và cập nhật tồn khi duyệt.</w:t>
+        <w:t>• Actor: NV lập, QL duyệt.</w:t>
       </w:r>
     </w:p>
     <w:p>
@@ -8894,7 +9494,21 @@
           <w:color w:val="000000"/>
           <w:sz w:val="24"/>
         </w:rPr>
-        <w:t>• Chính: NV chọn NCC, kho, thêm dòng → gửi duyệt → QL duyệt → tăng tồn.</w:t>
+        <w:t>• Mục tiêu: Ghi nhận xuất (kiểm tra tồn); duyệt thì giảm tồn.</w:t>
+      </w:r>
+    </w:p>
+    <w:p>
+      <w:pPr>
+        <w:pStyle w:val="Heading3"/>
+      </w:pPr>
+      <w:r>
+        <w:rPr>
+          <w:rFonts w:ascii="Times New Roman" w:hAnsi="Times New Roman" w:eastAsia="Times New Roman"/>
+          <w:b/>
+          <w:color w:val="000000"/>
+          <w:sz w:val="24"/>
+        </w:rPr>
+        <w:t>3.7.11 UC11 -- Lập phiếu kiểm kê</w:t>
       </w:r>
     </w:p>
     <w:p>
@@ -8908,7 +9522,7 @@
           <w:color w:val="000000"/>
           <w:sz w:val="24"/>
         </w:rPr>
-        <w:t>• Thay thế: Từ chối → tồn không đổi.</w:t>
+        <w:t>• Mục tiêu: Đối chiếu thực tế -- sổ sách; duyệt thì điều chỉnh tồn.</w:t>
       </w:r>
     </w:p>
     <w:p>
@@ -8922,7 +9536,7 @@
           <w:color w:val="000000"/>
           <w:sz w:val="24"/>
         </w:rPr>
-        <w:t>3.6.10 UC10 -- Lập phiếu xuất kho</w:t>
+        <w:t>3.7.12 UC12 -- Xem báo cáo nhập xuất tồn</w:t>
       </w:r>
     </w:p>
     <w:p>
@@ -8936,7 +9550,133 @@
           <w:color w:val="000000"/>
           <w:sz w:val="24"/>
         </w:rPr>
-        <w:t>• Actor: NV lập, QL duyệt.</w:t>
+        <w:t>• Mục tiêu: Xem tổng hợp tồn / NXT theo điều kiện.</w:t>
+      </w:r>
+    </w:p>
+    <w:p>
+      <w:pPr>
+        <w:pStyle w:val="Heading2"/>
+      </w:pPr>
+      <w:r>
+        <w:rPr>
+          <w:rFonts w:ascii="Times New Roman" w:hAnsi="Times New Roman" w:eastAsia="Times New Roman"/>
+          <w:b/>
+          <w:color w:val="000000"/>
+          <w:sz w:val="26"/>
+        </w:rPr>
+        <w:t>3.8 Kết luận chương</w:t>
+      </w:r>
+    </w:p>
+    <w:p>
+      <w:pPr>
+        <w:spacing w:line="276" w:lineRule="auto" w:after="120"/>
+        <w:ind w:firstLine="567"/>
+      </w:pPr>
+      <w:r>
+        <w:rPr>
+          <w:rFonts w:ascii="Times New Roman" w:hAnsi="Times New Roman" w:eastAsia="Times New Roman"/>
+          <w:color w:val="000000"/>
+          <w:sz w:val="24"/>
+        </w:rPr>
+        <w:t>Đã hoàn thành</w:t>
+      </w:r>
+    </w:p>
+    <w:p>
+      <w:pPr>
+        <w:spacing w:line="276" w:lineRule="auto" w:after="120"/>
+        <w:ind w:firstLine="567"/>
+      </w:pPr>
+      <w:r>
+        <w:rPr>
+          <w:rFonts w:ascii="Times New Roman" w:hAnsi="Times New Roman" w:eastAsia="Times New Roman"/>
+          <w:color w:val="000000"/>
+          <w:sz w:val="24"/>
+        </w:rPr>
+        <w:t>(biểu đồ use case + đặc tả). Tiếp:</w:t>
+      </w:r>
+    </w:p>
+    <w:p>
+      <w:pPr>
+        <w:spacing w:line="276" w:lineRule="auto" w:after="120"/>
+        <w:ind w:firstLine="567"/>
+      </w:pPr>
+      <w:r>
+        <w:rPr>
+          <w:rFonts w:ascii="Times New Roman" w:hAnsi="Times New Roman" w:eastAsia="Times New Roman"/>
+          <w:color w:val="000000"/>
+          <w:sz w:val="24"/>
+        </w:rPr>
+        <w:t>-- biểu đồ lớp (Ch.4).</w:t>
+      </w:r>
+    </w:p>
+    <w:p>
+      <w:pPr>
+        <w:pStyle w:val="Heading1"/>
+      </w:pPr>
+      <w:r>
+        <w:rPr>
+          <w:rFonts w:ascii="Times New Roman" w:hAnsi="Times New Roman" w:eastAsia="Times New Roman"/>
+          <w:b/>
+          <w:color w:val="000000"/>
+          <w:sz w:val="28"/>
+        </w:rPr>
+        <w:t>CHƯƠNG 4: PHÂN TÍCH CẤU TRÚC</w:t>
+      </w:r>
+    </w:p>
+    <w:p>
+      <w:pPr>
+        <w:pStyle w:val="Heading2"/>
+      </w:pPr>
+      <w:r>
+        <w:rPr>
+          <w:rFonts w:ascii="Times New Roman" w:hAnsi="Times New Roman" w:eastAsia="Times New Roman"/>
+          <w:b/>
+          <w:color w:val="000000"/>
+          <w:sz w:val="26"/>
+        </w:rPr>
+        <w:t>4.1 Giới thiệu giai đoạn</w:t>
+      </w:r>
+    </w:p>
+    <w:p>
+      <w:pPr>
+        <w:spacing w:line="276" w:lineRule="auto" w:after="120"/>
+        <w:ind w:firstLine="567"/>
+      </w:pPr>
+      <w:r>
+        <w:rPr>
+          <w:rFonts w:ascii="Times New Roman" w:hAnsi="Times New Roman" w:eastAsia="Times New Roman"/>
+          <w:color w:val="000000"/>
+          <w:sz w:val="24"/>
+        </w:rPr>
+        <w:t>trả lời: hệ thống gồm những</w:t>
+      </w:r>
+    </w:p>
+    <w:p>
+      <w:pPr>
+        <w:spacing w:line="276" w:lineRule="auto" w:after="120"/>
+        <w:ind w:firstLine="567"/>
+      </w:pPr>
+      <w:r>
+        <w:rPr>
+          <w:rFonts w:ascii="Times New Roman" w:hAnsi="Times New Roman" w:eastAsia="Times New Roman"/>
+          <w:color w:val="000000"/>
+          <w:sz w:val="24"/>
+        </w:rPr>
+        <w:t>nào, thuộc tính và quan hệ ra sao. Biểu đồ đặc trưng:</w:t>
+      </w:r>
+    </w:p>
+    <w:p>
+      <w:pPr>
+        <w:spacing w:line="276" w:lineRule="auto" w:after="120"/>
+        <w:ind w:firstLine="567"/>
+      </w:pPr>
+      <w:r>
+        <w:rPr>
+          <w:rFonts w:ascii="Times New Roman" w:hAnsi="Times New Roman" w:eastAsia="Times New Roman"/>
+          <w:color w:val="000000"/>
+          <w:sz w:val="24"/>
+        </w:rPr>
+        <w:t>(biểu đồ lớp).</w:t>
       </w:r>
     </w:p>
     <w:p>
@@ -8950,7 +9690,7 @@
           <w:color w:val="000000"/>
           <w:sz w:val="24"/>
         </w:rPr>
-        <w:t>• Mục tiêu: Ghi nhận xuất hàng và giảm tồn khi duyệt.</w:t>
+        <w:t>• Trước đó: Ch.3 Phân tích chức năng -- Use Case.</w:t>
       </w:r>
     </w:p>
     <w:p>
@@ -8964,21 +9704,35 @@
           <w:color w:val="000000"/>
           <w:sz w:val="24"/>
         </w:rPr>
-        <w:t>• Chính: NV chọn KH, kho, thêm dòng (tồn đủ) → gửi duyệt → QL duyệt → giảm tồn.</w:t>
-      </w:r>
-    </w:p>
-    <w:p>
-      <w:pPr>
-        <w:pStyle w:val="Heading3"/>
+        <w:t>• Sau đó: Ch.5 Phân tích hành vi -- Sequence.</w:t>
+      </w:r>
+    </w:p>
+    <w:p>
+      <w:pPr>
+        <w:pStyle w:val="Heading2"/>
       </w:pPr>
       <w:r>
         <w:rPr>
           <w:rFonts w:ascii="Times New Roman" w:hAnsi="Times New Roman" w:eastAsia="Times New Roman"/>
           <w:b/>
           <w:color w:val="000000"/>
-          <w:sz w:val="24"/>
-        </w:rPr>
-        <w:t>3.6.11 UC11 -- Lập phiếu kiểm kê</w:t>
+          <w:sz w:val="26"/>
+        </w:rPr>
+        <w:t>4.2 Các lớp chính</w:t>
+      </w:r>
+    </w:p>
+    <w:p>
+      <w:pPr>
+        <w:spacing w:line="276" w:lineRule="auto" w:after="120"/>
+        <w:ind w:firstLine="567"/>
+      </w:pPr>
+      <w:r>
+        <w:rPr>
+          <w:rFonts w:ascii="Times New Roman" w:hAnsi="Times New Roman" w:eastAsia="Times New Roman"/>
+          <w:color w:val="000000"/>
+          <w:sz w:val="24"/>
+        </w:rPr>
+        <w:t>Từ nghiệp vụ và use case, xác định các lớp:</w:t>
       </w:r>
     </w:p>
     <w:p>
@@ -8992,7 +9746,7 @@
           <w:color w:val="000000"/>
           <w:sz w:val="24"/>
         </w:rPr>
-        <w:t>• Actor: NV lập, QL duyệt điều chỉnh.</w:t>
+        <w:t>• NguoiDung -- tài khoản, phân quyền (UC01--UC03).</w:t>
       </w:r>
     </w:p>
     <w:p>
@@ -9006,7 +9760,7 @@
           <w:color w:val="000000"/>
           <w:sz w:val="24"/>
         </w:rPr>
-        <w:t>• Mục tiêu: Đối chiếu tồn thực tế với sổ, điều chỉnh chênh lệch.</w:t>
+        <w:t>• HangHoa, NhomHangHoa, DonViTinh -- danh mục hàng (UC06--UC07).</w:t>
       </w:r>
     </w:p>
     <w:p>
@@ -9020,21 +9774,7 @@
           <w:color w:val="000000"/>
           <w:sz w:val="24"/>
         </w:rPr>
-        <w:t>• Chính: Chọn kho → nhập số thực tế → tính chênh lệch → gửi duyệt → QL duyệt → cập nhật TonKho.</w:t>
-      </w:r>
-    </w:p>
-    <w:p>
-      <w:pPr>
-        <w:pStyle w:val="Heading3"/>
-      </w:pPr>
-      <w:r>
-        <w:rPr>
-          <w:rFonts w:ascii="Times New Roman" w:hAnsi="Times New Roman" w:eastAsia="Times New Roman"/>
-          <w:b/>
-          <w:color w:val="000000"/>
-          <w:sz w:val="24"/>
-        </w:rPr>
-        <w:t>3.6.12 UC12 -- Xem báo cáo nhập xuất tồn</w:t>
+        <w:t>• NhaCungCap, KhachHang -- đối tác (UC04--UC05).</w:t>
       </w:r>
     </w:p>
     <w:p>
@@ -9048,7 +9788,7 @@
           <w:color w:val="000000"/>
           <w:sz w:val="24"/>
         </w:rPr>
-        <w:t>• Actor: QL kho, QTV.</w:t>
+        <w:t>• Kho, TonKho -- kho và tồn (UC08, nhập/xuất/kiểm kê).</w:t>
       </w:r>
     </w:p>
     <w:p>
@@ -9062,7 +9802,7 @@
           <w:color w:val="000000"/>
           <w:sz w:val="24"/>
         </w:rPr>
-        <w:t>• Mục tiêu: Xem tổng hợp tồn / nhập--xuất--tồn theo điều kiện.</w:t>
+        <w:t>• PhieuNhapKho, ChiTietPhieuNhap -- UC09.</w:t>
       </w:r>
     </w:p>
     <w:p>
@@ -9076,7 +9816,35 @@
           <w:color w:val="000000"/>
           <w:sz w:val="24"/>
         </w:rPr>
-        <w:t>• Chính: Chọn kỳ, kho, hàng → hệ thống tổng hợp → hiển thị bảng (có thể xuất Excel).</w:t>
+        <w:t>• PhieuXuatKho, ChiTietPhieuXuat -- UC10.</w:t>
+      </w:r>
+    </w:p>
+    <w:p>
+      <w:pPr>
+        <w:spacing w:line="276" w:lineRule="auto" w:after="60"/>
+        <w:ind w:firstLine="0" w:left="567"/>
+      </w:pPr>
+      <w:r>
+        <w:rPr>
+          <w:rFonts w:ascii="Times New Roman" w:hAnsi="Times New Roman" w:eastAsia="Times New Roman"/>
+          <w:color w:val="000000"/>
+          <w:sz w:val="24"/>
+        </w:rPr>
+        <w:t>• PhieuKiemKe, ChiTietKiemKe -- UC11.</w:t>
+      </w:r>
+    </w:p>
+    <w:p>
+      <w:pPr>
+        <w:spacing w:line="276" w:lineRule="auto" w:after="60"/>
+        <w:ind w:firstLine="0" w:left="567"/>
+      </w:pPr>
+      <w:r>
+        <w:rPr>
+          <w:rFonts w:ascii="Times New Roman" w:hAnsi="Times New Roman" w:eastAsia="Times New Roman"/>
+          <w:color w:val="000000"/>
+          <w:sz w:val="24"/>
+        </w:rPr>
+        <w:t>• LichSuThaoTac -- ghi log.</w:t>
       </w:r>
     </w:p>
     <w:p>
@@ -9090,318 +9858,21 @@
           <w:color w:val="000000"/>
           <w:sz w:val="26"/>
         </w:rPr>
-        <w:t>3.7 Kết luận chương</w:t>
-      </w:r>
-    </w:p>
-    <w:p>
-      <w:pPr>
-        <w:spacing w:line="276" w:lineRule="auto" w:after="120"/>
-        <w:ind w:firstLine="567"/>
-      </w:pPr>
-      <w:r>
-        <w:rPr>
-          <w:rFonts w:ascii="Times New Roman" w:hAnsi="Times New Roman" w:eastAsia="Times New Roman"/>
-          <w:color w:val="000000"/>
-          <w:sz w:val="24"/>
-        </w:rPr>
-        <w:t>12 use case mục tiêu đã đặc tả (gồm kiểm kê và báo cáo tồn). Tiếp: Activity $</w:t>
-      </w:r>
-    </w:p>
-    <w:p>
-      <w:pPr>
-        <w:spacing w:line="276" w:lineRule="auto" w:after="120"/>
-        <w:ind w:firstLine="567"/>
-      </w:pPr>
-      <w:r>
-        <w:rPr>
-          <w:rFonts w:ascii="Times New Roman" w:hAnsi="Times New Roman" w:eastAsia="Times New Roman"/>
-          <w:color w:val="000000"/>
-          <w:sz w:val="24"/>
-        </w:rPr>
-        <w:t>Sequence</w:t>
-      </w:r>
-    </w:p>
-    <w:p>
-      <w:pPr>
-        <w:spacing w:line="276" w:lineRule="auto" w:after="120"/>
-        <w:ind w:firstLine="567"/>
-      </w:pPr>
-      <w:r>
-        <w:rPr>
-          <w:rFonts w:ascii="Times New Roman" w:hAnsi="Times New Roman" w:eastAsia="Times New Roman"/>
-          <w:color w:val="000000"/>
-          <w:sz w:val="24"/>
-        </w:rPr>
-        <w:t>$ Class.</w:t>
-      </w:r>
-    </w:p>
-    <w:p>
-      <w:pPr>
-        <w:pStyle w:val="Heading1"/>
+        <w:t>4.3 Biểu đồ lớp tổng thể</w:t>
+      </w:r>
+    </w:p>
+    <w:p>
+      <w:pPr>
+        <w:pStyle w:val="Heading3"/>
       </w:pPr>
       <w:r>
         <w:rPr>
           <w:rFonts w:ascii="Times New Roman" w:hAnsi="Times New Roman" w:eastAsia="Times New Roman"/>
           <w:b/>
           <w:color w:val="000000"/>
-          <w:sz w:val="28"/>
-        </w:rPr>
-        <w:t>CHƯƠNG 4: SƠ ĐỒ HOẠT ĐỘNG (ACTIVITY DIAGRAM)</w:t>
-      </w:r>
-    </w:p>
-    <w:p>
-      <w:pPr>
-        <w:spacing w:line="276" w:lineRule="auto" w:after="120"/>
-        <w:ind w:firstLine="567"/>
-      </w:pPr>
-      <w:r>
-        <w:rPr>
-          <w:rFonts w:ascii="Times New Roman" w:hAnsi="Times New Roman" w:eastAsia="Times New Roman"/>
-          <w:color w:val="000000"/>
-          <w:sz w:val="24"/>
-        </w:rPr>
-        <w:t>Sau đặc tả use case,</w:t>
-      </w:r>
-    </w:p>
-    <w:p>
-      <w:pPr>
-        <w:spacing w:line="276" w:lineRule="auto" w:after="120"/>
-        <w:ind w:firstLine="567"/>
-      </w:pPr>
-      <w:r>
-        <w:rPr>
-          <w:rFonts w:ascii="Times New Roman" w:hAnsi="Times New Roman" w:eastAsia="Times New Roman"/>
-          <w:color w:val="000000"/>
-          <w:sz w:val="24"/>
-        </w:rPr>
-        <w:t>mô tả các bước actor đạt mục tiêu.</w:t>
-      </w:r>
-    </w:p>
-    <w:p>
-      <w:pPr>
-        <w:pStyle w:val="Heading2"/>
-      </w:pPr>
-      <w:r>
-        <w:rPr>
-          <w:rFonts w:ascii="Times New Roman" w:hAnsi="Times New Roman" w:eastAsia="Times New Roman"/>
-          <w:b/>
-          <w:color w:val="000000"/>
-          <w:sz w:val="26"/>
-        </w:rPr>
-        <w:t>4.1 UC03 -- Thêm tài khoản</w:t>
-      </w:r>
-    </w:p>
-    <w:p>
-      <w:pPr>
-        <w:spacing w:before="160" w:after="80"/>
-        <w:ind w:firstLine="0"/>
-        <w:jc w:val="center"/>
-      </w:pPr>
-      <w:r>
-        <w:drawing>
-          <wp:inline xmlns:a="http://schemas.openxmlformats.org/drawingml/2006/main" xmlns:pic="http://schemas.openxmlformats.org/drawingml/2006/picture">
-            <wp:extent cx="5580000" cy="5824677"/>
-            <wp:docPr id="6" name="Picture 6"/>
-            <wp:cNvGraphicFramePr>
-              <a:graphicFrameLocks noChangeAspect="1"/>
-            </wp:cNvGraphicFramePr>
-            <a:graphic>
-              <a:graphicData uri="http://schemas.openxmlformats.org/drawingml/2006/picture">
-                <pic:pic>
-                  <pic:nvPicPr>
-                    <pic:cNvPr id="0" name="4.7_activity_uc03.png"/>
-                    <pic:cNvPicPr/>
-                  </pic:nvPicPr>
-                  <pic:blipFill>
-                    <a:blip r:embed="rId16"/>
-                    <a:stretch>
-                      <a:fillRect/>
-                    </a:stretch>
-                  </pic:blipFill>
-                  <pic:spPr>
-                    <a:xfrm>
-                      <a:off x="0" y="0"/>
-                      <a:ext cx="5580000" cy="5824677"/>
-                    </a:xfrm>
-                    <a:prstGeom prst="rect"/>
-                  </pic:spPr>
-                </pic:pic>
-              </a:graphicData>
-            </a:graphic>
-          </wp:inline>
-        </w:drawing>
-      </w:r>
-    </w:p>
-    <w:p>
-      <w:pPr>
-        <w:spacing w:after="200"/>
-        <w:ind w:firstLine="0"/>
-        <w:jc w:val="center"/>
-      </w:pPr>
-      <w:r>
-        <w:rPr>
-          <w:rFonts w:ascii="Times New Roman" w:hAnsi="Times New Roman" w:eastAsia="Times New Roman"/>
-          <w:i/>
-          <w:color w:val="000000"/>
-          <w:sz w:val="22"/>
-        </w:rPr>
-        <w:t>Hình 4.1: Activity -- UC03 Thêm tài khoản</w:t>
-      </w:r>
-    </w:p>
-    <w:p>
-      <w:pPr>
-        <w:pStyle w:val="Heading2"/>
-      </w:pPr>
-      <w:r>
-        <w:rPr>
-          <w:rFonts w:ascii="Times New Roman" w:hAnsi="Times New Roman" w:eastAsia="Times New Roman"/>
-          <w:b/>
-          <w:color w:val="000000"/>
-          <w:sz w:val="26"/>
-        </w:rPr>
-        <w:t>4.2 UC06 -- Thêm hàng hóa</w:t>
-      </w:r>
-    </w:p>
-    <w:p>
-      <w:pPr>
-        <w:spacing w:before="160" w:after="80"/>
-        <w:ind w:firstLine="0"/>
-        <w:jc w:val="center"/>
-      </w:pPr>
-      <w:r>
-        <w:drawing>
-          <wp:inline xmlns:a="http://schemas.openxmlformats.org/drawingml/2006/main" xmlns:pic="http://schemas.openxmlformats.org/drawingml/2006/picture">
-            <wp:extent cx="5580000" cy="6193261"/>
-            <wp:docPr id="7" name="Picture 7"/>
-            <wp:cNvGraphicFramePr>
-              <a:graphicFrameLocks noChangeAspect="1"/>
-            </wp:cNvGraphicFramePr>
-            <a:graphic>
-              <a:graphicData uri="http://schemas.openxmlformats.org/drawingml/2006/picture">
-                <pic:pic>
-                  <pic:nvPicPr>
-                    <pic:cNvPr id="0" name="4.8_activity_uc06.png"/>
-                    <pic:cNvPicPr/>
-                  </pic:nvPicPr>
-                  <pic:blipFill>
-                    <a:blip r:embed="rId17"/>
-                    <a:stretch>
-                      <a:fillRect/>
-                    </a:stretch>
-                  </pic:blipFill>
-                  <pic:spPr>
-                    <a:xfrm>
-                      <a:off x="0" y="0"/>
-                      <a:ext cx="5580000" cy="6193261"/>
-                    </a:xfrm>
-                    <a:prstGeom prst="rect"/>
-                  </pic:spPr>
-                </pic:pic>
-              </a:graphicData>
-            </a:graphic>
-          </wp:inline>
-        </w:drawing>
-      </w:r>
-    </w:p>
-    <w:p>
-      <w:pPr>
-        <w:spacing w:after="200"/>
-        <w:ind w:firstLine="0"/>
-        <w:jc w:val="center"/>
-      </w:pPr>
-      <w:r>
-        <w:rPr>
-          <w:rFonts w:ascii="Times New Roman" w:hAnsi="Times New Roman" w:eastAsia="Times New Roman"/>
-          <w:i/>
-          <w:color w:val="000000"/>
-          <w:sz w:val="22"/>
-        </w:rPr>
-        <w:t>Hình 4.2: Activity -- UC06 Thêm hàng hóa</w:t>
-      </w:r>
-    </w:p>
-    <w:p>
-      <w:pPr>
-        <w:pStyle w:val="Heading2"/>
-      </w:pPr>
-      <w:r>
-        <w:rPr>
-          <w:rFonts w:ascii="Times New Roman" w:hAnsi="Times New Roman" w:eastAsia="Times New Roman"/>
-          <w:b/>
-          <w:color w:val="000000"/>
-          <w:sz w:val="26"/>
-        </w:rPr>
-        <w:t>4.3 UC07 -- Tìm kiếm hàng hóa</w:t>
-      </w:r>
-    </w:p>
-    <w:p>
-      <w:pPr>
-        <w:spacing w:before="160" w:after="80"/>
-        <w:ind w:firstLine="0"/>
-        <w:jc w:val="center"/>
-      </w:pPr>
-      <w:r>
-        <w:drawing>
-          <wp:inline xmlns:a="http://schemas.openxmlformats.org/drawingml/2006/main" xmlns:pic="http://schemas.openxmlformats.org/drawingml/2006/picture">
-            <wp:extent cx="5580000" cy="4875857"/>
-            <wp:docPr id="8" name="Picture 8"/>
-            <wp:cNvGraphicFramePr>
-              <a:graphicFrameLocks noChangeAspect="1"/>
-            </wp:cNvGraphicFramePr>
-            <a:graphic>
-              <a:graphicData uri="http://schemas.openxmlformats.org/drawingml/2006/picture">
-                <pic:pic>
-                  <pic:nvPicPr>
-                    <pic:cNvPr id="0" name="4.9_activity_uc07.png"/>
-                    <pic:cNvPicPr/>
-                  </pic:nvPicPr>
-                  <pic:blipFill>
-                    <a:blip r:embed="rId18"/>
-                    <a:stretch>
-                      <a:fillRect/>
-                    </a:stretch>
-                  </pic:blipFill>
-                  <pic:spPr>
-                    <a:xfrm>
-                      <a:off x="0" y="0"/>
-                      <a:ext cx="5580000" cy="4875857"/>
-                    </a:xfrm>
-                    <a:prstGeom prst="rect"/>
-                  </pic:spPr>
-                </pic:pic>
-              </a:graphicData>
-            </a:graphic>
-          </wp:inline>
-        </w:drawing>
-      </w:r>
-    </w:p>
-    <w:p>
-      <w:pPr>
-        <w:spacing w:after="200"/>
-        <w:ind w:firstLine="0"/>
-        <w:jc w:val="center"/>
-      </w:pPr>
-      <w:r>
-        <w:rPr>
-          <w:rFonts w:ascii="Times New Roman" w:hAnsi="Times New Roman" w:eastAsia="Times New Roman"/>
-          <w:i/>
-          <w:color w:val="000000"/>
-          <w:sz w:val="22"/>
-        </w:rPr>
-        <w:t>Hình 4.3: Activity -- UC07 Tìm kiếm hàng hóa</w:t>
-      </w:r>
-    </w:p>
-    <w:p>
-      <w:pPr>
-        <w:pStyle w:val="Heading2"/>
-      </w:pPr>
-      <w:r>
-        <w:rPr>
-          <w:rFonts w:ascii="Times New Roman" w:hAnsi="Times New Roman" w:eastAsia="Times New Roman"/>
-          <w:b/>
-          <w:color w:val="000000"/>
-          <w:sz w:val="26"/>
-        </w:rPr>
-        <w:t>4.4 UC09 -- Lập phiếu nhập kho</w:t>
+          <w:sz w:val="24"/>
+        </w:rPr>
+        <w:t>4.3.1 Nhóm danh mục (Master Data)</w:t>
       </w:r>
     </w:p>
     <w:p>
@@ -9422,7 +9893,7 @@
               <a:graphicData uri="http://schemas.openxmlformats.org/drawingml/2006/picture">
                 <pic:pic>
                   <pic:nvPicPr>
-                    <pic:cNvPr id="0" name="2.1_activity_nhapkho.png"/>
+                    <pic:cNvPr id="0" name="4.1_classdiagram_master.png"/>
                     <pic:cNvPicPr/>
                   </pic:nvPicPr>
                   <pic:blipFill>
@@ -9458,21 +9929,21 @@
           <w:color w:val="000000"/>
           <w:sz w:val="22"/>
         </w:rPr>
-        <w:t>Hình 4.4: Activity -- UC09 Lập phiếu nhập kho</w:t>
-      </w:r>
-    </w:p>
-    <w:p>
-      <w:pPr>
-        <w:pStyle w:val="Heading2"/>
+        <w:t>Hình 4.1: Sơ đồ lớp danh mục (Master Data)</w:t>
+      </w:r>
+    </w:p>
+    <w:p>
+      <w:pPr>
+        <w:pStyle w:val="Heading3"/>
       </w:pPr>
       <w:r>
         <w:rPr>
           <w:rFonts w:ascii="Times New Roman" w:hAnsi="Times New Roman" w:eastAsia="Times New Roman"/>
           <w:b/>
           <w:color w:val="000000"/>
-          <w:sz w:val="26"/>
-        </w:rPr>
-        <w:t>4.5 UC10 -- Lập phiếu xuất kho</w:t>
+          <w:sz w:val="24"/>
+        </w:rPr>
+        <w:t>4.3.2 Nhóm nghiệp vụ nhập xuất</w:t>
       </w:r>
     </w:p>
     <w:p>
@@ -9493,7 +9964,7 @@
               <a:graphicData uri="http://schemas.openxmlformats.org/drawingml/2006/picture">
                 <pic:pic>
                   <pic:nvPicPr>
-                    <pic:cNvPr id="0" name="2.2_activity_xuatkho.png"/>
+                    <pic:cNvPr id="0" name="4.2_classdiagram_nhapxuat.png"/>
                     <pic:cNvPicPr/>
                   </pic:nvPicPr>
                   <pic:blipFill>
@@ -9529,21 +10000,21 @@
           <w:color w:val="000000"/>
           <w:sz w:val="22"/>
         </w:rPr>
-        <w:t>Hình 4.5: Activity -- UC10 Lập phiếu xuất kho</w:t>
-      </w:r>
-    </w:p>
-    <w:p>
-      <w:pPr>
-        <w:pStyle w:val="Heading2"/>
+        <w:t>Hình 4.2: Sơ đồ lớp nghiệp vụ nhập xuất kho</w:t>
+      </w:r>
+    </w:p>
+    <w:p>
+      <w:pPr>
+        <w:pStyle w:val="Heading3"/>
       </w:pPr>
       <w:r>
         <w:rPr>
           <w:rFonts w:ascii="Times New Roman" w:hAnsi="Times New Roman" w:eastAsia="Times New Roman"/>
           <w:b/>
           <w:color w:val="000000"/>
-          <w:sz w:val="26"/>
-        </w:rPr>
-        <w:t>4.6 UC11 -- Lập phiếu kiểm kê</w:t>
+          <w:sz w:val="24"/>
+        </w:rPr>
+        <w:t>4.3.3 Nhóm kiểm kê và log</w:t>
       </w:r>
     </w:p>
     <w:p>
@@ -9555,7 +10026,7 @@
       <w:r>
         <w:drawing>
           <wp:inline xmlns:a="http://schemas.openxmlformats.org/drawingml/2006/main" xmlns:pic="http://schemas.openxmlformats.org/drawingml/2006/picture">
-            <wp:extent cx="5580000" cy="7221176"/>
+            <wp:extent cx="5580000" cy="3471210"/>
             <wp:docPr id="11" name="Picture 11"/>
             <wp:cNvGraphicFramePr>
               <a:graphicFrameLocks noChangeAspect="1"/>
@@ -9564,7 +10035,7 @@
               <a:graphicData uri="http://schemas.openxmlformats.org/drawingml/2006/picture">
                 <pic:pic>
                   <pic:nvPicPr>
-                    <pic:cNvPr id="0" name="2.3_activity_kiemke.png"/>
+                    <pic:cNvPr id="0" name="4.3_classdiagram_kiemke_donhang.png"/>
                     <pic:cNvPicPr/>
                   </pic:nvPicPr>
                   <pic:blipFill>
@@ -9576,7 +10047,7 @@
                   <pic:spPr>
                     <a:xfrm>
                       <a:off x="0" y="0"/>
-                      <a:ext cx="5580000" cy="7221176"/>
+                      <a:ext cx="5580000" cy="3471210"/>
                     </a:xfrm>
                     <a:prstGeom prst="rect"/>
                   </pic:spPr>
@@ -9600,7 +10071,7 @@
           <w:color w:val="000000"/>
           <w:sz w:val="22"/>
         </w:rPr>
-        <w:t>Hình 4.6: Activity -- UC11 Lập phiếu kiểm kê</w:t>
+        <w:t>Hình 4.3: Sơ đồ lớp kiểm kê và lịch sử thao tác</w:t>
       </w:r>
     </w:p>
     <w:p>
@@ -9614,175 +10085,21 @@
           <w:color w:val="000000"/>
           <w:sz w:val="26"/>
         </w:rPr>
-        <w:t>4.7 UC12 -- Xem báo cáo nhập xuất tồn</w:t>
-      </w:r>
-    </w:p>
-    <w:p>
-      <w:pPr>
-        <w:spacing w:line="276" w:lineRule="auto" w:after="120"/>
-        <w:ind w:firstLine="567"/>
-      </w:pPr>
-      <w:r>
-        <w:rPr>
-          <w:rFonts w:ascii="Times New Roman" w:hAnsi="Times New Roman" w:eastAsia="Times New Roman"/>
-          <w:color w:val="000000"/>
-          <w:sz w:val="24"/>
-        </w:rPr>
-        <w:t>Chọn điều kiện (kỳ, kho, hàng) $</w:t>
-      </w:r>
-    </w:p>
-    <w:p>
-      <w:pPr>
-        <w:spacing w:line="276" w:lineRule="auto" w:after="120"/>
-        <w:ind w:firstLine="567"/>
-      </w:pPr>
-      <w:r>
-        <w:rPr>
-          <w:rFonts w:ascii="Times New Roman" w:hAnsi="Times New Roman" w:eastAsia="Times New Roman"/>
-          <w:color w:val="000000"/>
-          <w:sz w:val="24"/>
-        </w:rPr>
-        <w:t>hệ thống tổng hợp</w:t>
-      </w:r>
-    </w:p>
-    <w:p>
-      <w:pPr>
-        <w:spacing w:line="276" w:lineRule="auto" w:after="120"/>
-        <w:ind w:firstLine="567"/>
-      </w:pPr>
-      <w:r>
-        <w:rPr>
-          <w:rFonts w:ascii="Times New Roman" w:hAnsi="Times New Roman" w:eastAsia="Times New Roman"/>
-          <w:color w:val="000000"/>
-          <w:sz w:val="24"/>
-        </w:rPr>
-        <w:t>$ hiển thị bảng / xuất Excel.</w:t>
-      </w:r>
-    </w:p>
-    <w:p>
-      <w:pPr>
-        <w:pStyle w:val="Heading2"/>
+        <w:t>4.4 Biểu đồ lớp trong ca sử dụng</w:t>
+      </w:r>
+    </w:p>
+    <w:p>
+      <w:pPr>
+        <w:pStyle w:val="Heading3"/>
       </w:pPr>
       <w:r>
         <w:rPr>
           <w:rFonts w:ascii="Times New Roman" w:hAnsi="Times New Roman" w:eastAsia="Times New Roman"/>
           <w:b/>
           <w:color w:val="000000"/>
-          <w:sz w:val="26"/>
-        </w:rPr>
-        <w:t>4.8 Kết luận</w:t>
-      </w:r>
-    </w:p>
-    <w:p>
-      <w:pPr>
-        <w:spacing w:line="276" w:lineRule="auto" w:after="120"/>
-        <w:ind w:firstLine="567"/>
-      </w:pPr>
-      <w:r>
-        <w:rPr>
-          <w:rFonts w:ascii="Times New Roman" w:hAnsi="Times New Roman" w:eastAsia="Times New Roman"/>
-          <w:color w:val="000000"/>
-          <w:sz w:val="24"/>
-        </w:rPr>
-        <w:t>Activity cho các UC cốt lõi (gồm kiểm kê). Tiếp: Sequence (Ch.5), Class (Ch.6).</w:t>
-      </w:r>
-    </w:p>
-    <w:p>
-      <w:pPr>
-        <w:pStyle w:val="Heading1"/>
-      </w:pPr>
-      <w:r>
-        <w:rPr>
-          <w:rFonts w:ascii="Times New Roman" w:hAnsi="Times New Roman" w:eastAsia="Times New Roman"/>
-          <w:b/>
-          <w:color w:val="000000"/>
-          <w:sz w:val="28"/>
-        </w:rPr>
-        <w:t>CHƯƠNG 5: SƠ ĐỒ TRÌNH TỰ (SEQUENCE DIAGRAM)</w:t>
-      </w:r>
-    </w:p>
-    <w:p>
-      <w:pPr>
-        <w:spacing w:line="276" w:lineRule="auto" w:after="120"/>
-        <w:ind w:firstLine="567"/>
-      </w:pPr>
-      <w:r>
-        <w:rPr>
-          <w:rFonts w:ascii="Times New Roman" w:hAnsi="Times New Roman" w:eastAsia="Times New Roman"/>
-          <w:color w:val="000000"/>
-          <w:sz w:val="24"/>
-        </w:rPr>
-        <w:t>Sequence: tương tác đối tượng theo thời gian cho các use case chính.</w:t>
-      </w:r>
-    </w:p>
-    <w:p>
-      <w:pPr>
-        <w:pStyle w:val="Heading2"/>
-      </w:pPr>
-      <w:r>
-        <w:rPr>
-          <w:rFonts w:ascii="Times New Roman" w:hAnsi="Times New Roman" w:eastAsia="Times New Roman"/>
-          <w:b/>
-          <w:color w:val="000000"/>
-          <w:sz w:val="26"/>
-        </w:rPr>
-        <w:t>5.1 UC01 -- Đăng nhập</w:t>
-      </w:r>
-    </w:p>
-    <w:p>
-      <w:pPr>
-        <w:spacing w:line="276" w:lineRule="auto" w:after="120"/>
-        <w:ind w:firstLine="567"/>
-      </w:pPr>
-      <w:r>
-        <w:rPr>
-          <w:rFonts w:ascii="Times New Roman" w:hAnsi="Times New Roman" w:eastAsia="Times New Roman"/>
-          <w:color w:val="000000"/>
-          <w:sz w:val="24"/>
-        </w:rPr>
-        <w:t>Người dùng $</w:t>
-      </w:r>
-    </w:p>
-    <w:p>
-      <w:pPr>
-        <w:spacing w:line="276" w:lineRule="auto" w:after="120"/>
-        <w:ind w:firstLine="567"/>
-      </w:pPr>
-      <w:r>
-        <w:rPr>
-          <w:rFonts w:ascii="Times New Roman" w:hAnsi="Times New Roman" w:eastAsia="Times New Roman"/>
-          <w:color w:val="000000"/>
-          <w:sz w:val="24"/>
-        </w:rPr>
-        <w:t>form đăng nhập</w:t>
-      </w:r>
-    </w:p>
-    <w:p>
-      <w:pPr>
-        <w:spacing w:line="276" w:lineRule="auto" w:after="120"/>
-        <w:ind w:firstLine="567"/>
-      </w:pPr>
-      <w:r>
-        <w:rPr>
-          <w:rFonts w:ascii="Times New Roman" w:hAnsi="Times New Roman" w:eastAsia="Times New Roman"/>
-          <w:color w:val="000000"/>
-          <w:sz w:val="24"/>
-        </w:rPr>
-        <w:t>hệ thống kiểm tra CSDL</w:t>
-      </w:r>
-    </w:p>
-    <w:p>
-      <w:pPr>
-        <w:spacing w:line="276" w:lineRule="auto" w:after="120"/>
-        <w:ind w:firstLine="567"/>
-      </w:pPr>
-      <w:r>
-        <w:rPr>
-          <w:rFonts w:ascii="Times New Roman" w:hAnsi="Times New Roman" w:eastAsia="Times New Roman"/>
-          <w:color w:val="000000"/>
-          <w:sz w:val="24"/>
-        </w:rPr>
-        <w:t>$ tạo phiên / báo lỗi.</w:t>
+          <w:sz w:val="24"/>
+        </w:rPr>
+        <w:t>4.4.1 UC03 -- Thêm tài khoản</w:t>
       </w:r>
     </w:p>
     <w:p>
@@ -9794,7 +10111,7 @@
       <w:r>
         <w:drawing>
           <wp:inline xmlns:a="http://schemas.openxmlformats.org/drawingml/2006/main" xmlns:pic="http://schemas.openxmlformats.org/drawingml/2006/picture">
-            <wp:extent cx="5580000" cy="3247765"/>
+            <wp:extent cx="5580000" cy="2524742"/>
             <wp:docPr id="12" name="Picture 12"/>
             <wp:cNvGraphicFramePr>
               <a:graphicFrameLocks noChangeAspect="1"/>
@@ -9803,7 +10120,7 @@
               <a:graphicData uri="http://schemas.openxmlformats.org/drawingml/2006/picture">
                 <pic:pic>
                   <pic:nvPicPr>
-                    <pic:cNvPr id="0" name="5.7_sequence_uc01.png"/>
+                    <pic:cNvPr id="0" name="6.2_class_uc03.png"/>
                     <pic:cNvPicPr/>
                   </pic:nvPicPr>
                   <pic:blipFill>
@@ -9815,7 +10132,7 @@
                   <pic:spPr>
                     <a:xfrm>
                       <a:off x="0" y="0"/>
-                      <a:ext cx="5580000" cy="3247765"/>
+                      <a:ext cx="5580000" cy="2524742"/>
                     </a:xfrm>
                     <a:prstGeom prst="rect"/>
                   </pic:spPr>
@@ -9839,77 +10156,21 @@
           <w:color w:val="000000"/>
           <w:sz w:val="22"/>
         </w:rPr>
-        <w:t>Hình 5.1: Sequence diagram UC01 -- Đăng nhập</w:t>
-      </w:r>
-    </w:p>
-    <w:p>
-      <w:pPr>
-        <w:pStyle w:val="Heading2"/>
+        <w:t>Hình 4.4: Class trong UC03 -- Thêm tài khoản</w:t>
+      </w:r>
+    </w:p>
+    <w:p>
+      <w:pPr>
+        <w:pStyle w:val="Heading3"/>
       </w:pPr>
       <w:r>
         <w:rPr>
           <w:rFonts w:ascii="Times New Roman" w:hAnsi="Times New Roman" w:eastAsia="Times New Roman"/>
           <w:b/>
           <w:color w:val="000000"/>
-          <w:sz w:val="26"/>
-        </w:rPr>
-        <w:t>5.2 UC06 -- Thêm hàng hóa</w:t>
-      </w:r>
-    </w:p>
-    <w:p>
-      <w:pPr>
-        <w:spacing w:line="276" w:lineRule="auto" w:after="120"/>
-        <w:ind w:firstLine="567"/>
-      </w:pPr>
-      <w:r>
-        <w:rPr>
-          <w:rFonts w:ascii="Times New Roman" w:hAnsi="Times New Roman" w:eastAsia="Times New Roman"/>
-          <w:color w:val="000000"/>
-          <w:sz w:val="24"/>
-        </w:rPr>
-        <w:t>NV $</w:t>
-      </w:r>
-    </w:p>
-    <w:p>
-      <w:pPr>
-        <w:spacing w:line="276" w:lineRule="auto" w:after="120"/>
-        <w:ind w:firstLine="567"/>
-      </w:pPr>
-      <w:r>
-        <w:rPr>
-          <w:rFonts w:ascii="Times New Roman" w:hAnsi="Times New Roman" w:eastAsia="Times New Roman"/>
-          <w:color w:val="000000"/>
-          <w:sz w:val="24"/>
-        </w:rPr>
-        <w:t>Giao diện</w:t>
-      </w:r>
-    </w:p>
-    <w:p>
-      <w:pPr>
-        <w:spacing w:line="276" w:lineRule="auto" w:after="120"/>
-        <w:ind w:firstLine="567"/>
-      </w:pPr>
-      <w:r>
-        <w:rPr>
-          <w:rFonts w:ascii="Times New Roman" w:hAnsi="Times New Roman" w:eastAsia="Times New Roman"/>
-          <w:color w:val="000000"/>
-          <w:sz w:val="24"/>
-        </w:rPr>
-        <w:t>Hệ thống</w:t>
-      </w:r>
-    </w:p>
-    <w:p>
-      <w:pPr>
-        <w:spacing w:line="276" w:lineRule="auto" w:after="120"/>
-        <w:ind w:firstLine="567"/>
-      </w:pPr>
-      <w:r>
-        <w:rPr>
-          <w:rFonts w:ascii="Times New Roman" w:hAnsi="Times New Roman" w:eastAsia="Times New Roman"/>
-          <w:color w:val="000000"/>
-          <w:sz w:val="24"/>
-        </w:rPr>
-        <w:t>$ CSDL (lưu hàng + tồn = 0).</w:t>
+          <w:sz w:val="24"/>
+        </w:rPr>
+        <w:t>4.4.2 UC06 -- Thêm hàng hóa</w:t>
       </w:r>
     </w:p>
     <w:p>
@@ -9930,7 +10191,7 @@
               <a:graphicData uri="http://schemas.openxmlformats.org/drawingml/2006/picture">
                 <pic:pic>
                   <pic:nvPicPr>
-                    <pic:cNvPr id="0" name="5.1_sequence_uc05.png"/>
+                    <pic:cNvPr id="0" name="4.4_class_uc05.png"/>
                     <pic:cNvPicPr/>
                   </pic:nvPicPr>
                   <pic:blipFill>
@@ -9966,63 +10227,21 @@
           <w:color w:val="000000"/>
           <w:sz w:val="22"/>
         </w:rPr>
-        <w:t>Hình 5.2: Sequence diagram UC06 -- Thêm hàng hóa</w:t>
-      </w:r>
-    </w:p>
-    <w:p>
-      <w:pPr>
-        <w:pStyle w:val="Heading2"/>
+        <w:t>Hình 4.5: Biểu đồ lớp trong ca sử dụng UC06 -- Thêm hàng hóa</w:t>
+      </w:r>
+    </w:p>
+    <w:p>
+      <w:pPr>
+        <w:pStyle w:val="Heading3"/>
       </w:pPr>
       <w:r>
         <w:rPr>
           <w:rFonts w:ascii="Times New Roman" w:hAnsi="Times New Roman" w:eastAsia="Times New Roman"/>
           <w:b/>
           <w:color w:val="000000"/>
-          <w:sz w:val="26"/>
-        </w:rPr>
-        <w:t>5.3 UC07 -- Tìm kiếm hàng hóa</w:t>
-      </w:r>
-    </w:p>
-    <w:p>
-      <w:pPr>
-        <w:spacing w:line="276" w:lineRule="auto" w:after="120"/>
-        <w:ind w:firstLine="567"/>
-      </w:pPr>
-      <w:r>
-        <w:rPr>
-          <w:rFonts w:ascii="Times New Roman" w:hAnsi="Times New Roman" w:eastAsia="Times New Roman"/>
-          <w:color w:val="000000"/>
-          <w:sz w:val="24"/>
-        </w:rPr>
-        <w:t>Nhập điều kiện $</w:t>
-      </w:r>
-    </w:p>
-    <w:p>
-      <w:pPr>
-        <w:spacing w:line="276" w:lineRule="auto" w:after="120"/>
-        <w:ind w:firstLine="567"/>
-      </w:pPr>
-      <w:r>
-        <w:rPr>
-          <w:rFonts w:ascii="Times New Roman" w:hAnsi="Times New Roman" w:eastAsia="Times New Roman"/>
-          <w:color w:val="000000"/>
-          <w:sz w:val="24"/>
-        </w:rPr>
-        <w:t>truy vấn HangHoa + TonKho</w:t>
-      </w:r>
-    </w:p>
-    <w:p>
-      <w:pPr>
-        <w:spacing w:line="276" w:lineRule="auto" w:after="120"/>
-        <w:ind w:firstLine="567"/>
-      </w:pPr>
-      <w:r>
-        <w:rPr>
-          <w:rFonts w:ascii="Times New Roman" w:hAnsi="Times New Roman" w:eastAsia="Times New Roman"/>
-          <w:color w:val="000000"/>
-          <w:sz w:val="24"/>
-        </w:rPr>
-        <w:t>$ danh sách.</w:t>
+          <w:sz w:val="24"/>
+        </w:rPr>
+        <w:t>4.4.3 UC09 -- Lập phiếu nhập</w:t>
       </w:r>
     </w:p>
     <w:p>
@@ -10043,7 +10262,7 @@
               <a:graphicData uri="http://schemas.openxmlformats.org/drawingml/2006/picture">
                 <pic:pic>
                   <pic:nvPicPr>
-                    <pic:cNvPr id="0" name="5.2_sequence_uc06.png"/>
+                    <pic:cNvPr id="0" name="4.5_class_uc09.png"/>
                     <pic:cNvPicPr/>
                   </pic:nvPicPr>
                   <pic:blipFill>
@@ -10079,49 +10298,21 @@
           <w:color w:val="000000"/>
           <w:sz w:val="22"/>
         </w:rPr>
-        <w:t>Hình 5.3: Sequence diagram UC07 -- Tìm kiếm hàng hóa</w:t>
-      </w:r>
-    </w:p>
-    <w:p>
-      <w:pPr>
-        <w:pStyle w:val="Heading2"/>
+        <w:t>Hình 4.6: Biểu đồ lớp trong ca sử dụng UC09 -- Lập phiếu nhập kho</w:t>
+      </w:r>
+    </w:p>
+    <w:p>
+      <w:pPr>
+        <w:pStyle w:val="Heading3"/>
       </w:pPr>
       <w:r>
         <w:rPr>
           <w:rFonts w:ascii="Times New Roman" w:hAnsi="Times New Roman" w:eastAsia="Times New Roman"/>
           <w:b/>
           <w:color w:val="000000"/>
-          <w:sz w:val="26"/>
-        </w:rPr>
-        <w:t>5.4 UC09 -- Lập phiếu nhập kho</w:t>
-      </w:r>
-    </w:p>
-    <w:p>
-      <w:pPr>
-        <w:spacing w:line="276" w:lineRule="auto" w:after="120"/>
-        <w:ind w:firstLine="567"/>
-      </w:pPr>
-      <w:r>
-        <w:rPr>
-          <w:rFonts w:ascii="Times New Roman" w:hAnsi="Times New Roman" w:eastAsia="Times New Roman"/>
-          <w:color w:val="000000"/>
-          <w:sz w:val="24"/>
-        </w:rPr>
-        <w:t>NV lập phiếu, gửi duyệt; QL duyệt $</w:t>
-      </w:r>
-    </w:p>
-    <w:p>
-      <w:pPr>
-        <w:spacing w:line="276" w:lineRule="auto" w:after="120"/>
-        <w:ind w:firstLine="567"/>
-      </w:pPr>
-      <w:r>
-        <w:rPr>
-          <w:rFonts w:ascii="Times New Roman" w:hAnsi="Times New Roman" w:eastAsia="Times New Roman"/>
-          <w:color w:val="000000"/>
-          <w:sz w:val="24"/>
-        </w:rPr>
-        <w:t>$ tăng tồn, log.</w:t>
+          <w:sz w:val="24"/>
+        </w:rPr>
+        <w:t>4.4.4 UC10 -- Lập phiếu xuất</w:t>
       </w:r>
     </w:p>
     <w:p>
@@ -10142,7 +10333,7 @@
               <a:graphicData uri="http://schemas.openxmlformats.org/drawingml/2006/picture">
                 <pic:pic>
                   <pic:nvPicPr>
-                    <pic:cNvPr id="0" name="5.3_sequence_uc09.png"/>
+                    <pic:cNvPr id="0" name="4.6_class_uc10.png"/>
                     <pic:cNvPicPr/>
                   </pic:nvPicPr>
                   <pic:blipFill>
@@ -10178,7 +10369,7 @@
           <w:color w:val="000000"/>
           <w:sz w:val="22"/>
         </w:rPr>
-        <w:t>Hình 5.4: Sequence diagram UC09 -- Lập phiếu nhập kho</w:t>
+        <w:t>Hình 4.7: Biểu đồ lớp trong ca sử dụng UC10 -- Lập phiếu xuất kho</w:t>
       </w:r>
     </w:p>
     <w:p>
@@ -10192,801 +10383,7 @@
           <w:color w:val="000000"/>
           <w:sz w:val="26"/>
         </w:rPr>
-        <w:t>5.5 UC10 -- Lập phiếu xuất kho</w:t>
-      </w:r>
-    </w:p>
-    <w:p>
-      <w:pPr>
-        <w:spacing w:line="276" w:lineRule="auto" w:after="120"/>
-        <w:ind w:firstLine="567"/>
-      </w:pPr>
-      <w:r>
-        <w:rPr>
-          <w:rFonts w:ascii="Times New Roman" w:hAnsi="Times New Roman" w:eastAsia="Times New Roman"/>
-          <w:color w:val="000000"/>
-          <w:sz w:val="24"/>
-        </w:rPr>
-        <w:t>NV lập phiếu (kiểm tra tồn); QL duyệt $</w:t>
-      </w:r>
-    </w:p>
-    <w:p>
-      <w:pPr>
-        <w:spacing w:line="276" w:lineRule="auto" w:after="120"/>
-        <w:ind w:firstLine="567"/>
-      </w:pPr>
-      <w:r>
-        <w:rPr>
-          <w:rFonts w:ascii="Times New Roman" w:hAnsi="Times New Roman" w:eastAsia="Times New Roman"/>
-          <w:color w:val="000000"/>
-          <w:sz w:val="24"/>
-        </w:rPr>
-        <w:t>$ giảm tồn, log.</w:t>
-      </w:r>
-    </w:p>
-    <w:p>
-      <w:pPr>
-        <w:spacing w:before="160" w:after="80"/>
-        <w:ind w:firstLine="0"/>
-        <w:jc w:val="center"/>
-      </w:pPr>
-      <w:r>
-        <w:drawing>
-          <wp:inline xmlns:a="http://schemas.openxmlformats.org/drawingml/2006/main" xmlns:pic="http://schemas.openxmlformats.org/drawingml/2006/picture">
-            <wp:extent cx="5580000" cy="7221176"/>
-            <wp:docPr id="16" name="Picture 16"/>
-            <wp:cNvGraphicFramePr>
-              <a:graphicFrameLocks noChangeAspect="1"/>
-            </wp:cNvGraphicFramePr>
-            <a:graphic>
-              <a:graphicData uri="http://schemas.openxmlformats.org/drawingml/2006/picture">
-                <pic:pic>
-                  <pic:nvPicPr>
-                    <pic:cNvPr id="0" name="5.4_sequence_uc10.png"/>
-                    <pic:cNvPicPr/>
-                  </pic:nvPicPr>
-                  <pic:blipFill>
-                    <a:blip r:embed="rId26"/>
-                    <a:stretch>
-                      <a:fillRect/>
-                    </a:stretch>
-                  </pic:blipFill>
-                  <pic:spPr>
-                    <a:xfrm>
-                      <a:off x="0" y="0"/>
-                      <a:ext cx="5580000" cy="7221176"/>
-                    </a:xfrm>
-                    <a:prstGeom prst="rect"/>
-                  </pic:spPr>
-                </pic:pic>
-              </a:graphicData>
-            </a:graphic>
-          </wp:inline>
-        </w:drawing>
-      </w:r>
-    </w:p>
-    <w:p>
-      <w:pPr>
-        <w:spacing w:after="200"/>
-        <w:ind w:firstLine="0"/>
-        <w:jc w:val="center"/>
-      </w:pPr>
-      <w:r>
-        <w:rPr>
-          <w:rFonts w:ascii="Times New Roman" w:hAnsi="Times New Roman" w:eastAsia="Times New Roman"/>
-          <w:i/>
-          <w:color w:val="000000"/>
-          <w:sz w:val="22"/>
-        </w:rPr>
-        <w:t>Hình 5.5: Sequence diagram UC10 -- Lập phiếu xuất kho</w:t>
-      </w:r>
-    </w:p>
-    <w:p>
-      <w:pPr>
-        <w:pStyle w:val="Heading2"/>
-      </w:pPr>
-      <w:r>
-        <w:rPr>
-          <w:rFonts w:ascii="Times New Roman" w:hAnsi="Times New Roman" w:eastAsia="Times New Roman"/>
-          <w:b/>
-          <w:color w:val="000000"/>
-          <w:sz w:val="26"/>
-        </w:rPr>
-        <w:t>5.6 State machine phiếu</w:t>
-      </w:r>
-    </w:p>
-    <w:p>
-      <w:pPr>
-        <w:spacing w:before="160" w:after="80"/>
-        <w:ind w:firstLine="0"/>
-        <w:jc w:val="center"/>
-      </w:pPr>
-      <w:r>
-        <w:drawing>
-          <wp:inline xmlns:a="http://schemas.openxmlformats.org/drawingml/2006/main" xmlns:pic="http://schemas.openxmlformats.org/drawingml/2006/picture">
-            <wp:extent cx="5580000" cy="7221176"/>
-            <wp:docPr id="17" name="Picture 17"/>
-            <wp:cNvGraphicFramePr>
-              <a:graphicFrameLocks noChangeAspect="1"/>
-            </wp:cNvGraphicFramePr>
-            <a:graphic>
-              <a:graphicData uri="http://schemas.openxmlformats.org/drawingml/2006/picture">
-                <pic:pic>
-                  <pic:nvPicPr>
-                    <pic:cNvPr id="0" name="5.5_state_phieu_nhap.png"/>
-                    <pic:cNvPicPr/>
-                  </pic:nvPicPr>
-                  <pic:blipFill>
-                    <a:blip r:embed="rId27"/>
-                    <a:stretch>
-                      <a:fillRect/>
-                    </a:stretch>
-                  </pic:blipFill>
-                  <pic:spPr>
-                    <a:xfrm>
-                      <a:off x="0" y="0"/>
-                      <a:ext cx="5580000" cy="7221176"/>
-                    </a:xfrm>
-                    <a:prstGeom prst="rect"/>
-                  </pic:spPr>
-                </pic:pic>
-              </a:graphicData>
-            </a:graphic>
-          </wp:inline>
-        </w:drawing>
-      </w:r>
-    </w:p>
-    <w:p>
-      <w:pPr>
-        <w:spacing w:after="200"/>
-        <w:ind w:firstLine="0"/>
-        <w:jc w:val="center"/>
-      </w:pPr>
-      <w:r>
-        <w:rPr>
-          <w:rFonts w:ascii="Times New Roman" w:hAnsi="Times New Roman" w:eastAsia="Times New Roman"/>
-          <w:i/>
-          <w:color w:val="000000"/>
-          <w:sz w:val="22"/>
-        </w:rPr>
-        <w:t>Hình 5.6: State Machine Diagram – Trạng thái phiếu nhập kho</w:t>
-      </w:r>
-    </w:p>
-    <w:p>
-      <w:pPr>
-        <w:spacing w:before="160" w:after="80"/>
-        <w:ind w:firstLine="0"/>
-        <w:jc w:val="center"/>
-      </w:pPr>
-      <w:r>
-        <w:drawing>
-          <wp:inline xmlns:a="http://schemas.openxmlformats.org/drawingml/2006/main" xmlns:pic="http://schemas.openxmlformats.org/drawingml/2006/picture">
-            <wp:extent cx="5580000" cy="7221176"/>
-            <wp:docPr id="18" name="Picture 18"/>
-            <wp:cNvGraphicFramePr>
-              <a:graphicFrameLocks noChangeAspect="1"/>
-            </wp:cNvGraphicFramePr>
-            <a:graphic>
-              <a:graphicData uri="http://schemas.openxmlformats.org/drawingml/2006/picture">
-                <pic:pic>
-                  <pic:nvPicPr>
-                    <pic:cNvPr id="0" name="5.6_state_phieu_xuat.png"/>
-                    <pic:cNvPicPr/>
-                  </pic:nvPicPr>
-                  <pic:blipFill>
-                    <a:blip r:embed="rId28"/>
-                    <a:stretch>
-                      <a:fillRect/>
-                    </a:stretch>
-                  </pic:blipFill>
-                  <pic:spPr>
-                    <a:xfrm>
-                      <a:off x="0" y="0"/>
-                      <a:ext cx="5580000" cy="7221176"/>
-                    </a:xfrm>
-                    <a:prstGeom prst="rect"/>
-                  </pic:spPr>
-                </pic:pic>
-              </a:graphicData>
-            </a:graphic>
-          </wp:inline>
-        </w:drawing>
-      </w:r>
-    </w:p>
-    <w:p>
-      <w:pPr>
-        <w:spacing w:after="200"/>
-        <w:ind w:firstLine="0"/>
-        <w:jc w:val="center"/>
-      </w:pPr>
-      <w:r>
-        <w:rPr>
-          <w:rFonts w:ascii="Times New Roman" w:hAnsi="Times New Roman" w:eastAsia="Times New Roman"/>
-          <w:i/>
-          <w:color w:val="000000"/>
-          <w:sz w:val="22"/>
-        </w:rPr>
-        <w:t>Hình 5.7: State Machine Diagram – Trạng thái phiếu xuất kho</w:t>
-      </w:r>
-    </w:p>
-    <w:p>
-      <w:pPr>
-        <w:pStyle w:val="Heading2"/>
-      </w:pPr>
-      <w:r>
-        <w:rPr>
-          <w:rFonts w:ascii="Times New Roman" w:hAnsi="Times New Roman" w:eastAsia="Times New Roman"/>
-          <w:b/>
-          <w:color w:val="000000"/>
-          <w:sz w:val="26"/>
-        </w:rPr>
-        <w:t>5.7 Kết luận</w:t>
-      </w:r>
-    </w:p>
-    <w:p>
-      <w:pPr>
-        <w:spacing w:line="276" w:lineRule="auto" w:after="120"/>
-        <w:ind w:firstLine="567"/>
-      </w:pPr>
-      <w:r>
-        <w:rPr>
-          <w:rFonts w:ascii="Times New Roman" w:hAnsi="Times New Roman" w:eastAsia="Times New Roman"/>
-          <w:color w:val="000000"/>
-          <w:sz w:val="24"/>
-        </w:rPr>
-        <w:t>Tiếp: Class diagram (Ch.6).</w:t>
-      </w:r>
-    </w:p>
-    <w:p>
-      <w:pPr>
-        <w:pStyle w:val="Heading1"/>
-      </w:pPr>
-      <w:r>
-        <w:rPr>
-          <w:rFonts w:ascii="Times New Roman" w:hAnsi="Times New Roman" w:eastAsia="Times New Roman"/>
-          <w:b/>
-          <w:color w:val="000000"/>
-          <w:sz w:val="28"/>
-        </w:rPr>
-        <w:t>CHƯƠNG 6: SƠ ĐỒ LỚP (CLASS DIAGRAM)</w:t>
-      </w:r>
-    </w:p>
-    <w:p>
-      <w:pPr>
-        <w:spacing w:line="276" w:lineRule="auto" w:after="120"/>
-        <w:ind w:firstLine="567"/>
-      </w:pPr>
-      <w:r>
-        <w:rPr>
-          <w:rFonts w:ascii="Times New Roman" w:hAnsi="Times New Roman" w:eastAsia="Times New Roman"/>
-          <w:color w:val="000000"/>
-          <w:sz w:val="24"/>
-        </w:rPr>
-        <w:t>Class diagram sau use case -- activity -- sequence.</w:t>
-      </w:r>
-    </w:p>
-    <w:p>
-      <w:pPr>
-        <w:pStyle w:val="Heading2"/>
-      </w:pPr>
-      <w:r>
-        <w:rPr>
-          <w:rFonts w:ascii="Times New Roman" w:hAnsi="Times New Roman" w:eastAsia="Times New Roman"/>
-          <w:b/>
-          <w:color w:val="000000"/>
-          <w:sz w:val="26"/>
-        </w:rPr>
-        <w:t>6.1 Các lớp chính</w:t>
-      </w:r>
-    </w:p>
-    <w:p>
-      <w:pPr>
-        <w:spacing w:line="276" w:lineRule="auto" w:after="120"/>
-        <w:ind w:firstLine="567"/>
-      </w:pPr>
-      <w:r>
-        <w:rPr>
-          <w:rFonts w:ascii="Times New Roman" w:hAnsi="Times New Roman" w:eastAsia="Times New Roman"/>
-          <w:color w:val="000000"/>
-          <w:sz w:val="24"/>
-        </w:rPr>
-        <w:t>NguoiDung; HangHoa, NhomHangHoa, DonViTinh; NhaCungCap, KhachHang; Kho, TonKho; PhieuNhapKho, ChiTietPhieuNhap; PhieuXuatKho, ChiTietPhieuXuat; PhieuKiemKe, ChiTietKiemKe; LichSuThaoTac.</w:t>
-      </w:r>
-    </w:p>
-    <w:p>
-      <w:pPr>
-        <w:pStyle w:val="Heading2"/>
-      </w:pPr>
-      <w:r>
-        <w:rPr>
-          <w:rFonts w:ascii="Times New Roman" w:hAnsi="Times New Roman" w:eastAsia="Times New Roman"/>
-          <w:b/>
-          <w:color w:val="000000"/>
-          <w:sz w:val="26"/>
-        </w:rPr>
-        <w:t>6.2 Sơ đồ lớp tổng thể</w:t>
-      </w:r>
-    </w:p>
-    <w:p>
-      <w:pPr>
-        <w:spacing w:before="160" w:after="80"/>
-        <w:ind w:firstLine="0"/>
-        <w:jc w:val="center"/>
-      </w:pPr>
-      <w:r>
-        <w:drawing>
-          <wp:inline xmlns:a="http://schemas.openxmlformats.org/drawingml/2006/main" xmlns:pic="http://schemas.openxmlformats.org/drawingml/2006/picture">
-            <wp:extent cx="5580000" cy="7221176"/>
-            <wp:docPr id="19" name="Picture 19"/>
-            <wp:cNvGraphicFramePr>
-              <a:graphicFrameLocks noChangeAspect="1"/>
-            </wp:cNvGraphicFramePr>
-            <a:graphic>
-              <a:graphicData uri="http://schemas.openxmlformats.org/drawingml/2006/picture">
-                <pic:pic>
-                  <pic:nvPicPr>
-                    <pic:cNvPr id="0" name="4.1_classdiagram_master.png"/>
-                    <pic:cNvPicPr/>
-                  </pic:nvPicPr>
-                  <pic:blipFill>
-                    <a:blip r:embed="rId29"/>
-                    <a:stretch>
-                      <a:fillRect/>
-                    </a:stretch>
-                  </pic:blipFill>
-                  <pic:spPr>
-                    <a:xfrm>
-                      <a:off x="0" y="0"/>
-                      <a:ext cx="5580000" cy="7221176"/>
-                    </a:xfrm>
-                    <a:prstGeom prst="rect"/>
-                  </pic:spPr>
-                </pic:pic>
-              </a:graphicData>
-            </a:graphic>
-          </wp:inline>
-        </w:drawing>
-      </w:r>
-    </w:p>
-    <w:p>
-      <w:pPr>
-        <w:spacing w:after="200"/>
-        <w:ind w:firstLine="0"/>
-        <w:jc w:val="center"/>
-      </w:pPr>
-      <w:r>
-        <w:rPr>
-          <w:rFonts w:ascii="Times New Roman" w:hAnsi="Times New Roman" w:eastAsia="Times New Roman"/>
-          <w:i/>
-          <w:color w:val="000000"/>
-          <w:sz w:val="22"/>
-        </w:rPr>
-        <w:t>Hình 6.1: Sơ đồ lớp danh mục (Master Data)</w:t>
-      </w:r>
-    </w:p>
-    <w:p>
-      <w:pPr>
-        <w:spacing w:before="160" w:after="80"/>
-        <w:ind w:firstLine="0"/>
-        <w:jc w:val="center"/>
-      </w:pPr>
-      <w:r>
-        <w:drawing>
-          <wp:inline xmlns:a="http://schemas.openxmlformats.org/drawingml/2006/main" xmlns:pic="http://schemas.openxmlformats.org/drawingml/2006/picture">
-            <wp:extent cx="5580000" cy="7221176"/>
-            <wp:docPr id="20" name="Picture 20"/>
-            <wp:cNvGraphicFramePr>
-              <a:graphicFrameLocks noChangeAspect="1"/>
-            </wp:cNvGraphicFramePr>
-            <a:graphic>
-              <a:graphicData uri="http://schemas.openxmlformats.org/drawingml/2006/picture">
-                <pic:pic>
-                  <pic:nvPicPr>
-                    <pic:cNvPr id="0" name="4.2_classdiagram_nhapxuat.png"/>
-                    <pic:cNvPicPr/>
-                  </pic:nvPicPr>
-                  <pic:blipFill>
-                    <a:blip r:embed="rId30"/>
-                    <a:stretch>
-                      <a:fillRect/>
-                    </a:stretch>
-                  </pic:blipFill>
-                  <pic:spPr>
-                    <a:xfrm>
-                      <a:off x="0" y="0"/>
-                      <a:ext cx="5580000" cy="7221176"/>
-                    </a:xfrm>
-                    <a:prstGeom prst="rect"/>
-                  </pic:spPr>
-                </pic:pic>
-              </a:graphicData>
-            </a:graphic>
-          </wp:inline>
-        </w:drawing>
-      </w:r>
-    </w:p>
-    <w:p>
-      <w:pPr>
-        <w:spacing w:after="200"/>
-        <w:ind w:firstLine="0"/>
-        <w:jc w:val="center"/>
-      </w:pPr>
-      <w:r>
-        <w:rPr>
-          <w:rFonts w:ascii="Times New Roman" w:hAnsi="Times New Roman" w:eastAsia="Times New Roman"/>
-          <w:i/>
-          <w:color w:val="000000"/>
-          <w:sz w:val="22"/>
-        </w:rPr>
-        <w:t>Hình 6.2: Sơ đồ lớp nghiệp vụ nhập xuất kho</w:t>
-      </w:r>
-    </w:p>
-    <w:p>
-      <w:pPr>
-        <w:spacing w:before="160" w:after="80"/>
-        <w:ind w:firstLine="0"/>
-        <w:jc w:val="center"/>
-      </w:pPr>
-      <w:r>
-        <w:drawing>
-          <wp:inline xmlns:a="http://schemas.openxmlformats.org/drawingml/2006/main" xmlns:pic="http://schemas.openxmlformats.org/drawingml/2006/picture">
-            <wp:extent cx="5580000" cy="3471210"/>
-            <wp:docPr id="21" name="Picture 21"/>
-            <wp:cNvGraphicFramePr>
-              <a:graphicFrameLocks noChangeAspect="1"/>
-            </wp:cNvGraphicFramePr>
-            <a:graphic>
-              <a:graphicData uri="http://schemas.openxmlformats.org/drawingml/2006/picture">
-                <pic:pic>
-                  <pic:nvPicPr>
-                    <pic:cNvPr id="0" name="4.3_classdiagram_kiemke_donhang.png"/>
-                    <pic:cNvPicPr/>
-                  </pic:nvPicPr>
-                  <pic:blipFill>
-                    <a:blip r:embed="rId31"/>
-                    <a:stretch>
-                      <a:fillRect/>
-                    </a:stretch>
-                  </pic:blipFill>
-                  <pic:spPr>
-                    <a:xfrm>
-                      <a:off x="0" y="0"/>
-                      <a:ext cx="5580000" cy="3471210"/>
-                    </a:xfrm>
-                    <a:prstGeom prst="rect"/>
-                  </pic:spPr>
-                </pic:pic>
-              </a:graphicData>
-            </a:graphic>
-          </wp:inline>
-        </w:drawing>
-      </w:r>
-    </w:p>
-    <w:p>
-      <w:pPr>
-        <w:spacing w:after="200"/>
-        <w:ind w:firstLine="0"/>
-        <w:jc w:val="center"/>
-      </w:pPr>
-      <w:r>
-        <w:rPr>
-          <w:rFonts w:ascii="Times New Roman" w:hAnsi="Times New Roman" w:eastAsia="Times New Roman"/>
-          <w:i/>
-          <w:color w:val="000000"/>
-          <w:sz w:val="22"/>
-        </w:rPr>
-        <w:t>Hình 6.3: Sơ đồ lớp kiểm kê và lịch sử thao tác</w:t>
-      </w:r>
-    </w:p>
-    <w:p>
-      <w:pPr>
-        <w:pStyle w:val="Heading2"/>
-      </w:pPr>
-      <w:r>
-        <w:rPr>
-          <w:rFonts w:ascii="Times New Roman" w:hAnsi="Times New Roman" w:eastAsia="Times New Roman"/>
-          <w:b/>
-          <w:color w:val="000000"/>
-          <w:sz w:val="26"/>
-        </w:rPr>
-        <w:t>6.3 Class trong use case</w:t>
-      </w:r>
-    </w:p>
-    <w:p>
-      <w:pPr>
-        <w:pStyle w:val="Heading3"/>
-      </w:pPr>
-      <w:r>
-        <w:rPr>
-          <w:rFonts w:ascii="Times New Roman" w:hAnsi="Times New Roman" w:eastAsia="Times New Roman"/>
-          <w:b/>
-          <w:color w:val="000000"/>
-          <w:sz w:val="24"/>
-        </w:rPr>
-        <w:t>6.3.1 UC03 -- Thêm tài khoản</w:t>
-      </w:r>
-    </w:p>
-    <w:p>
-      <w:pPr>
-        <w:spacing w:before="160" w:after="80"/>
-        <w:ind w:firstLine="0"/>
-        <w:jc w:val="center"/>
-      </w:pPr>
-      <w:r>
-        <w:drawing>
-          <wp:inline xmlns:a="http://schemas.openxmlformats.org/drawingml/2006/main" xmlns:pic="http://schemas.openxmlformats.org/drawingml/2006/picture">
-            <wp:extent cx="5580000" cy="2524742"/>
-            <wp:docPr id="22" name="Picture 22"/>
-            <wp:cNvGraphicFramePr>
-              <a:graphicFrameLocks noChangeAspect="1"/>
-            </wp:cNvGraphicFramePr>
-            <a:graphic>
-              <a:graphicData uri="http://schemas.openxmlformats.org/drawingml/2006/picture">
-                <pic:pic>
-                  <pic:nvPicPr>
-                    <pic:cNvPr id="0" name="6.2_class_uc03.png"/>
-                    <pic:cNvPicPr/>
-                  </pic:nvPicPr>
-                  <pic:blipFill>
-                    <a:blip r:embed="rId32"/>
-                    <a:stretch>
-                      <a:fillRect/>
-                    </a:stretch>
-                  </pic:blipFill>
-                  <pic:spPr>
-                    <a:xfrm>
-                      <a:off x="0" y="0"/>
-                      <a:ext cx="5580000" cy="2524742"/>
-                    </a:xfrm>
-                    <a:prstGeom prst="rect"/>
-                  </pic:spPr>
-                </pic:pic>
-              </a:graphicData>
-            </a:graphic>
-          </wp:inline>
-        </w:drawing>
-      </w:r>
-    </w:p>
-    <w:p>
-      <w:pPr>
-        <w:spacing w:after="200"/>
-        <w:ind w:firstLine="0"/>
-        <w:jc w:val="center"/>
-      </w:pPr>
-      <w:r>
-        <w:rPr>
-          <w:rFonts w:ascii="Times New Roman" w:hAnsi="Times New Roman" w:eastAsia="Times New Roman"/>
-          <w:i/>
-          <w:color w:val="000000"/>
-          <w:sz w:val="22"/>
-        </w:rPr>
-        <w:t>Hình 6.4: Class trong UC03 -- Thêm tài khoản</w:t>
-      </w:r>
-    </w:p>
-    <w:p>
-      <w:pPr>
-        <w:pStyle w:val="Heading3"/>
-      </w:pPr>
-      <w:r>
-        <w:rPr>
-          <w:rFonts w:ascii="Times New Roman" w:hAnsi="Times New Roman" w:eastAsia="Times New Roman"/>
-          <w:b/>
-          <w:color w:val="000000"/>
-          <w:sz w:val="24"/>
-        </w:rPr>
-        <w:t>6.3.2 UC06 -- Thêm hàng hóa</w:t>
-      </w:r>
-    </w:p>
-    <w:p>
-      <w:pPr>
-        <w:spacing w:before="160" w:after="80"/>
-        <w:ind w:firstLine="0"/>
-        <w:jc w:val="center"/>
-      </w:pPr>
-      <w:r>
-        <w:drawing>
-          <wp:inline xmlns:a="http://schemas.openxmlformats.org/drawingml/2006/main" xmlns:pic="http://schemas.openxmlformats.org/drawingml/2006/picture">
-            <wp:extent cx="5580000" cy="7221176"/>
-            <wp:docPr id="23" name="Picture 23"/>
-            <wp:cNvGraphicFramePr>
-              <a:graphicFrameLocks noChangeAspect="1"/>
-            </wp:cNvGraphicFramePr>
-            <a:graphic>
-              <a:graphicData uri="http://schemas.openxmlformats.org/drawingml/2006/picture">
-                <pic:pic>
-                  <pic:nvPicPr>
-                    <pic:cNvPr id="0" name="4.4_class_uc05.png"/>
-                    <pic:cNvPicPr/>
-                  </pic:nvPicPr>
-                  <pic:blipFill>
-                    <a:blip r:embed="rId33"/>
-                    <a:stretch>
-                      <a:fillRect/>
-                    </a:stretch>
-                  </pic:blipFill>
-                  <pic:spPr>
-                    <a:xfrm>
-                      <a:off x="0" y="0"/>
-                      <a:ext cx="5580000" cy="7221176"/>
-                    </a:xfrm>
-                    <a:prstGeom prst="rect"/>
-                  </pic:spPr>
-                </pic:pic>
-              </a:graphicData>
-            </a:graphic>
-          </wp:inline>
-        </w:drawing>
-      </w:r>
-    </w:p>
-    <w:p>
-      <w:pPr>
-        <w:spacing w:after="200"/>
-        <w:ind w:firstLine="0"/>
-        <w:jc w:val="center"/>
-      </w:pPr>
-      <w:r>
-        <w:rPr>
-          <w:rFonts w:ascii="Times New Roman" w:hAnsi="Times New Roman" w:eastAsia="Times New Roman"/>
-          <w:i/>
-          <w:color w:val="000000"/>
-          <w:sz w:val="22"/>
-        </w:rPr>
-        <w:t>Hình 6.5: Biểu đồ lớp trong ca sử dụng UC06 -- Thêm hàng hóa</w:t>
-      </w:r>
-    </w:p>
-    <w:p>
-      <w:pPr>
-        <w:pStyle w:val="Heading3"/>
-      </w:pPr>
-      <w:r>
-        <w:rPr>
-          <w:rFonts w:ascii="Times New Roman" w:hAnsi="Times New Roman" w:eastAsia="Times New Roman"/>
-          <w:b/>
-          <w:color w:val="000000"/>
-          <w:sz w:val="24"/>
-        </w:rPr>
-        <w:t>6.3.3 UC09 -- Lập phiếu nhập</w:t>
-      </w:r>
-    </w:p>
-    <w:p>
-      <w:pPr>
-        <w:spacing w:before="160" w:after="80"/>
-        <w:ind w:firstLine="0"/>
-        <w:jc w:val="center"/>
-      </w:pPr>
-      <w:r>
-        <w:drawing>
-          <wp:inline xmlns:a="http://schemas.openxmlformats.org/drawingml/2006/main" xmlns:pic="http://schemas.openxmlformats.org/drawingml/2006/picture">
-            <wp:extent cx="5580000" cy="7221176"/>
-            <wp:docPr id="24" name="Picture 24"/>
-            <wp:cNvGraphicFramePr>
-              <a:graphicFrameLocks noChangeAspect="1"/>
-            </wp:cNvGraphicFramePr>
-            <a:graphic>
-              <a:graphicData uri="http://schemas.openxmlformats.org/drawingml/2006/picture">
-                <pic:pic>
-                  <pic:nvPicPr>
-                    <pic:cNvPr id="0" name="4.5_class_uc09.png"/>
-                    <pic:cNvPicPr/>
-                  </pic:nvPicPr>
-                  <pic:blipFill>
-                    <a:blip r:embed="rId34"/>
-                    <a:stretch>
-                      <a:fillRect/>
-                    </a:stretch>
-                  </pic:blipFill>
-                  <pic:spPr>
-                    <a:xfrm>
-                      <a:off x="0" y="0"/>
-                      <a:ext cx="5580000" cy="7221176"/>
-                    </a:xfrm>
-                    <a:prstGeom prst="rect"/>
-                  </pic:spPr>
-                </pic:pic>
-              </a:graphicData>
-            </a:graphic>
-          </wp:inline>
-        </w:drawing>
-      </w:r>
-    </w:p>
-    <w:p>
-      <w:pPr>
-        <w:spacing w:after="200"/>
-        <w:ind w:firstLine="0"/>
-        <w:jc w:val="center"/>
-      </w:pPr>
-      <w:r>
-        <w:rPr>
-          <w:rFonts w:ascii="Times New Roman" w:hAnsi="Times New Roman" w:eastAsia="Times New Roman"/>
-          <w:i/>
-          <w:color w:val="000000"/>
-          <w:sz w:val="22"/>
-        </w:rPr>
-        <w:t>Hình 6.6: Biểu đồ lớp trong ca sử dụng UC09 -- Lập phiếu nhập kho</w:t>
-      </w:r>
-    </w:p>
-    <w:p>
-      <w:pPr>
-        <w:pStyle w:val="Heading3"/>
-      </w:pPr>
-      <w:r>
-        <w:rPr>
-          <w:rFonts w:ascii="Times New Roman" w:hAnsi="Times New Roman" w:eastAsia="Times New Roman"/>
-          <w:b/>
-          <w:color w:val="000000"/>
-          <w:sz w:val="24"/>
-        </w:rPr>
-        <w:t>6.3.4 UC10 -- Lập phiếu xuất</w:t>
-      </w:r>
-    </w:p>
-    <w:p>
-      <w:pPr>
-        <w:spacing w:before="160" w:after="80"/>
-        <w:ind w:firstLine="0"/>
-        <w:jc w:val="center"/>
-      </w:pPr>
-      <w:r>
-        <w:drawing>
-          <wp:inline xmlns:a="http://schemas.openxmlformats.org/drawingml/2006/main" xmlns:pic="http://schemas.openxmlformats.org/drawingml/2006/picture">
-            <wp:extent cx="5580000" cy="7221176"/>
-            <wp:docPr id="25" name="Picture 25"/>
-            <wp:cNvGraphicFramePr>
-              <a:graphicFrameLocks noChangeAspect="1"/>
-            </wp:cNvGraphicFramePr>
-            <a:graphic>
-              <a:graphicData uri="http://schemas.openxmlformats.org/drawingml/2006/picture">
-                <pic:pic>
-                  <pic:nvPicPr>
-                    <pic:cNvPr id="0" name="4.6_class_uc10.png"/>
-                    <pic:cNvPicPr/>
-                  </pic:nvPicPr>
-                  <pic:blipFill>
-                    <a:blip r:embed="rId35"/>
-                    <a:stretch>
-                      <a:fillRect/>
-                    </a:stretch>
-                  </pic:blipFill>
-                  <pic:spPr>
-                    <a:xfrm>
-                      <a:off x="0" y="0"/>
-                      <a:ext cx="5580000" cy="7221176"/>
-                    </a:xfrm>
-                    <a:prstGeom prst="rect"/>
-                  </pic:spPr>
-                </pic:pic>
-              </a:graphicData>
-            </a:graphic>
-          </wp:inline>
-        </w:drawing>
-      </w:r>
-    </w:p>
-    <w:p>
-      <w:pPr>
-        <w:spacing w:after="200"/>
-        <w:ind w:firstLine="0"/>
-        <w:jc w:val="center"/>
-      </w:pPr>
-      <w:r>
-        <w:rPr>
-          <w:rFonts w:ascii="Times New Roman" w:hAnsi="Times New Roman" w:eastAsia="Times New Roman"/>
-          <w:i/>
-          <w:color w:val="000000"/>
-          <w:sz w:val="22"/>
-        </w:rPr>
-        <w:t>Hình 6.7: Biểu đồ lớp trong ca sử dụng UC10 -- Lập phiếu xuất kho</w:t>
-      </w:r>
-    </w:p>
-    <w:p>
-      <w:pPr>
-        <w:pStyle w:val="Heading2"/>
-      </w:pPr>
-      <w:r>
-        <w:rPr>
-          <w:rFonts w:ascii="Times New Roman" w:hAnsi="Times New Roman" w:eastAsia="Times New Roman"/>
-          <w:b/>
-          <w:color w:val="000000"/>
-          <w:sz w:val="26"/>
-        </w:rPr>
-        <w:t>6.4 Bảng thuộc tính chính</w:t>
+        <w:t>4.5 Bảng thuộc tính chính</w:t>
       </w:r>
     </w:p>
     <w:tbl>
@@ -11389,6 +10786,59 @@
                 <w:color w:val="000000"/>
                 <w:sz w:val="22"/>
               </w:rPr>
+              <w:t>PhieuKiemKe / ChiTiet</w:t>
+            </w:r>
+          </w:p>
+        </w:tc>
+        <w:tc>
+          <w:tcPr>
+            <w:tcW w:type="dxa" w:w="3024"/>
+          </w:tcPr>
+          <w:p>
+            <w:r/>
+            <w:r>
+              <w:rPr>
+                <w:rFonts w:ascii="Times New Roman" w:hAnsi="Times New Roman" w:eastAsia="Times New Roman"/>
+                <w:b w:val="0"/>
+                <w:color w:val="000000"/>
+                <w:sz w:val="22"/>
+              </w:rPr>
+              <w:t>MaPhieu, Kho, SLThuc, SLSo, ChenhLech</w:t>
+            </w:r>
+          </w:p>
+        </w:tc>
+        <w:tc>
+          <w:tcPr>
+            <w:tcW w:type="dxa" w:w="3024"/>
+          </w:tcPr>
+          <w:p>
+            <w:r/>
+            <w:r>
+              <w:rPr>
+                <w:rFonts w:ascii="Times New Roman" w:hAnsi="Times New Roman" w:eastAsia="Times New Roman"/>
+                <w:b w:val="0"/>
+                <w:color w:val="000000"/>
+                <w:sz w:val="22"/>
+              </w:rPr>
+              <w:t>UC11</w:t>
+            </w:r>
+          </w:p>
+        </w:tc>
+      </w:tr>
+      <w:tr>
+        <w:tc>
+          <w:tcPr>
+            <w:tcW w:type="dxa" w:w="3024"/>
+          </w:tcPr>
+          <w:p>
+            <w:r/>
+            <w:r>
+              <w:rPr>
+                <w:rFonts w:ascii="Times New Roman" w:hAnsi="Times New Roman" w:eastAsia="Times New Roman"/>
+                <w:b w:val="0"/>
+                <w:color w:val="000000"/>
+                <w:sz w:val="22"/>
+              </w:rPr>
               <w:t>TonKho</w:t>
             </w:r>
           </w:p>
@@ -11423,7 +10873,7 @@
                 <w:color w:val="000000"/>
                 <w:sz w:val="22"/>
               </w:rPr>
-              <w:t>Cập nhật khi duyệt</w:t>
+              <w:t>Nhập/xuất/KK</w:t>
             </w:r>
           </w:p>
         </w:tc>
@@ -11441,7 +10891,231 @@
           <w:color w:val="000000"/>
           <w:sz w:val="26"/>
         </w:rPr>
-        <w:t>6.5 Component</w:t>
+        <w:t>4.6 Kết luận chương</w:t>
+      </w:r>
+    </w:p>
+    <w:p>
+      <w:pPr>
+        <w:spacing w:line="276" w:lineRule="auto" w:after="120"/>
+        <w:ind w:firstLine="567"/>
+      </w:pPr>
+      <w:r>
+        <w:rPr>
+          <w:rFonts w:ascii="Times New Roman" w:hAnsi="Times New Roman" w:eastAsia="Times New Roman"/>
+          <w:color w:val="000000"/>
+          <w:sz w:val="24"/>
+        </w:rPr>
+        <w:t>Đã hoàn thành</w:t>
+      </w:r>
+    </w:p>
+    <w:p>
+      <w:pPr>
+        <w:spacing w:line="276" w:lineRule="auto" w:after="120"/>
+        <w:ind w:firstLine="567"/>
+      </w:pPr>
+      <w:r>
+        <w:rPr>
+          <w:rFonts w:ascii="Times New Roman" w:hAnsi="Times New Roman" w:eastAsia="Times New Roman"/>
+          <w:color w:val="000000"/>
+          <w:sz w:val="24"/>
+        </w:rPr>
+        <w:t>(biểu đồ lớp tổng thể và theo use case). Tiếp:</w:t>
+      </w:r>
+    </w:p>
+    <w:p>
+      <w:pPr>
+        <w:spacing w:line="276" w:lineRule="auto" w:after="120"/>
+        <w:ind w:firstLine="567"/>
+      </w:pPr>
+      <w:r>
+        <w:rPr>
+          <w:rFonts w:ascii="Times New Roman" w:hAnsi="Times New Roman" w:eastAsia="Times New Roman"/>
+          <w:color w:val="000000"/>
+          <w:sz w:val="24"/>
+        </w:rPr>
+        <w:t>-- biểu đồ trình tự (Ch.5).</w:t>
+      </w:r>
+    </w:p>
+    <w:p>
+      <w:pPr>
+        <w:pStyle w:val="Heading1"/>
+      </w:pPr>
+      <w:r>
+        <w:rPr>
+          <w:rFonts w:ascii="Times New Roman" w:hAnsi="Times New Roman" w:eastAsia="Times New Roman"/>
+          <w:b/>
+          <w:color w:val="000000"/>
+          <w:sz w:val="28"/>
+        </w:rPr>
+        <w:t>CHƯƠNG 5: PHÂN TÍCH HÀNH VI</w:t>
+      </w:r>
+    </w:p>
+    <w:p>
+      <w:pPr>
+        <w:pStyle w:val="Heading2"/>
+      </w:pPr>
+      <w:r>
+        <w:rPr>
+          <w:rFonts w:ascii="Times New Roman" w:hAnsi="Times New Roman" w:eastAsia="Times New Roman"/>
+          <w:b/>
+          <w:color w:val="000000"/>
+          <w:sz w:val="26"/>
+        </w:rPr>
+        <w:t>5.1 Giới thiệu giai đoạn</w:t>
+      </w:r>
+    </w:p>
+    <w:p>
+      <w:pPr>
+        <w:spacing w:line="276" w:lineRule="auto" w:after="120"/>
+        <w:ind w:firstLine="567"/>
+      </w:pPr>
+      <w:r>
+        <w:rPr>
+          <w:rFonts w:ascii="Times New Roman" w:hAnsi="Times New Roman" w:eastAsia="Times New Roman"/>
+          <w:color w:val="000000"/>
+          <w:sz w:val="24"/>
+        </w:rPr>
+        <w:t>trả lời: các đối tượng</w:t>
+      </w:r>
+    </w:p>
+    <w:p>
+      <w:pPr>
+        <w:spacing w:line="276" w:lineRule="auto" w:after="120"/>
+        <w:ind w:firstLine="567"/>
+      </w:pPr>
+      <w:r>
+        <w:rPr>
+          <w:rFonts w:ascii="Times New Roman" w:hAnsi="Times New Roman" w:eastAsia="Times New Roman"/>
+          <w:color w:val="000000"/>
+          <w:sz w:val="24"/>
+        </w:rPr>
+        <w:t>theo thời gian để thực hiện use case. Biểu đồ đặc trưng:</w:t>
+      </w:r>
+    </w:p>
+    <w:p>
+      <w:pPr>
+        <w:spacing w:line="276" w:lineRule="auto" w:after="120"/>
+        <w:ind w:firstLine="567"/>
+      </w:pPr>
+      <w:r>
+        <w:rPr>
+          <w:rFonts w:ascii="Times New Roman" w:hAnsi="Times New Roman" w:eastAsia="Times New Roman"/>
+          <w:color w:val="000000"/>
+          <w:sz w:val="24"/>
+        </w:rPr>
+        <w:t>(biểu đồ trình tự). Bổ sung: State Machine cho vòng đời phiếu.</w:t>
+      </w:r>
+    </w:p>
+    <w:p>
+      <w:pPr>
+        <w:spacing w:line="276" w:lineRule="auto" w:after="60"/>
+        <w:ind w:firstLine="0" w:left="567"/>
+      </w:pPr>
+      <w:r>
+        <w:rPr>
+          <w:rFonts w:ascii="Times New Roman" w:hAnsi="Times New Roman" w:eastAsia="Times New Roman"/>
+          <w:color w:val="000000"/>
+          <w:sz w:val="24"/>
+        </w:rPr>
+        <w:t>• Trước đó: Ch.3 chức năng (Use Case); Ch.4 cấu trúc (Class).</w:t>
+      </w:r>
+    </w:p>
+    <w:p>
+      <w:pPr>
+        <w:spacing w:line="276" w:lineRule="auto" w:after="60"/>
+        <w:ind w:firstLine="0" w:left="567"/>
+      </w:pPr>
+      <w:r>
+        <w:rPr>
+          <w:rFonts w:ascii="Times New Roman" w:hAnsi="Times New Roman" w:eastAsia="Times New Roman"/>
+          <w:color w:val="000000"/>
+          <w:sz w:val="24"/>
+        </w:rPr>
+        <w:t>• Sau đó: thiết kế chi tiết / CSDL / giao diện (Ch.6--7).</w:t>
+      </w:r>
+    </w:p>
+    <w:p>
+      <w:pPr>
+        <w:pStyle w:val="Heading2"/>
+      </w:pPr>
+      <w:r>
+        <w:rPr>
+          <w:rFonts w:ascii="Times New Roman" w:hAnsi="Times New Roman" w:eastAsia="Times New Roman"/>
+          <w:b/>
+          <w:color w:val="000000"/>
+          <w:sz w:val="26"/>
+        </w:rPr>
+        <w:t>5.2 Biểu đồ trình tự</w:t>
+      </w:r>
+    </w:p>
+    <w:p>
+      <w:pPr>
+        <w:pStyle w:val="Heading3"/>
+      </w:pPr>
+      <w:r>
+        <w:rPr>
+          <w:rFonts w:ascii="Times New Roman" w:hAnsi="Times New Roman" w:eastAsia="Times New Roman"/>
+          <w:b/>
+          <w:color w:val="000000"/>
+          <w:sz w:val="24"/>
+        </w:rPr>
+        <w:t>5.2.1 UC01 -- Đăng nhập</w:t>
+      </w:r>
+    </w:p>
+    <w:p>
+      <w:pPr>
+        <w:spacing w:line="276" w:lineRule="auto" w:after="120"/>
+        <w:ind w:firstLine="567"/>
+      </w:pPr>
+      <w:r>
+        <w:rPr>
+          <w:rFonts w:ascii="Times New Roman" w:hAnsi="Times New Roman" w:eastAsia="Times New Roman"/>
+          <w:color w:val="000000"/>
+          <w:sz w:val="24"/>
+        </w:rPr>
+        <w:t>Người dùng $</w:t>
+      </w:r>
+    </w:p>
+    <w:p>
+      <w:pPr>
+        <w:spacing w:line="276" w:lineRule="auto" w:after="120"/>
+        <w:ind w:firstLine="567"/>
+      </w:pPr>
+      <w:r>
+        <w:rPr>
+          <w:rFonts w:ascii="Times New Roman" w:hAnsi="Times New Roman" w:eastAsia="Times New Roman"/>
+          <w:color w:val="000000"/>
+          <w:sz w:val="24"/>
+        </w:rPr>
+        <w:t>form</w:t>
+      </w:r>
+    </w:p>
+    <w:p>
+      <w:pPr>
+        <w:spacing w:line="276" w:lineRule="auto" w:after="120"/>
+        <w:ind w:firstLine="567"/>
+      </w:pPr>
+      <w:r>
+        <w:rPr>
+          <w:rFonts w:ascii="Times New Roman" w:hAnsi="Times New Roman" w:eastAsia="Times New Roman"/>
+          <w:color w:val="000000"/>
+          <w:sz w:val="24"/>
+        </w:rPr>
+        <w:t>hệ thống kiểm tra CSDL</w:t>
+      </w:r>
+    </w:p>
+    <w:p>
+      <w:pPr>
+        <w:spacing w:line="276" w:lineRule="auto" w:after="120"/>
+        <w:ind w:firstLine="567"/>
+      </w:pPr>
+      <w:r>
+        <w:rPr>
+          <w:rFonts w:ascii="Times New Roman" w:hAnsi="Times New Roman" w:eastAsia="Times New Roman"/>
+          <w:color w:val="000000"/>
+          <w:sz w:val="24"/>
+        </w:rPr>
+        <w:t>$ tạo phiên / báo lỗi.</w:t>
       </w:r>
     </w:p>
     <w:p>
@@ -11453,8 +11127,813 @@
       <w:r>
         <w:drawing>
           <wp:inline xmlns:a="http://schemas.openxmlformats.org/drawingml/2006/main" xmlns:pic="http://schemas.openxmlformats.org/drawingml/2006/picture">
+            <wp:extent cx="5580000" cy="3247765"/>
+            <wp:docPr id="16" name="Picture 16"/>
+            <wp:cNvGraphicFramePr>
+              <a:graphicFrameLocks noChangeAspect="1"/>
+            </wp:cNvGraphicFramePr>
+            <a:graphic>
+              <a:graphicData uri="http://schemas.openxmlformats.org/drawingml/2006/picture">
+                <pic:pic>
+                  <pic:nvPicPr>
+                    <pic:cNvPr id="0" name="5.7_sequence_uc01.png"/>
+                    <pic:cNvPicPr/>
+                  </pic:nvPicPr>
+                  <pic:blipFill>
+                    <a:blip r:embed="rId26"/>
+                    <a:stretch>
+                      <a:fillRect/>
+                    </a:stretch>
+                  </pic:blipFill>
+                  <pic:spPr>
+                    <a:xfrm>
+                      <a:off x="0" y="0"/>
+                      <a:ext cx="5580000" cy="3247765"/>
+                    </a:xfrm>
+                    <a:prstGeom prst="rect"/>
+                  </pic:spPr>
+                </pic:pic>
+              </a:graphicData>
+            </a:graphic>
+          </wp:inline>
+        </w:drawing>
+      </w:r>
+    </w:p>
+    <w:p>
+      <w:pPr>
+        <w:spacing w:after="200"/>
+        <w:ind w:firstLine="0"/>
+        <w:jc w:val="center"/>
+      </w:pPr>
+      <w:r>
+        <w:rPr>
+          <w:rFonts w:ascii="Times New Roman" w:hAnsi="Times New Roman" w:eastAsia="Times New Roman"/>
+          <w:i/>
+          <w:color w:val="000000"/>
+          <w:sz w:val="22"/>
+        </w:rPr>
+        <w:t>Hình 5.1: Sequence diagram UC01 -- Đăng nhập</w:t>
+      </w:r>
+    </w:p>
+    <w:p>
+      <w:pPr>
+        <w:pStyle w:val="Heading3"/>
+      </w:pPr>
+      <w:r>
+        <w:rPr>
+          <w:rFonts w:ascii="Times New Roman" w:hAnsi="Times New Roman" w:eastAsia="Times New Roman"/>
+          <w:b/>
+          <w:color w:val="000000"/>
+          <w:sz w:val="24"/>
+        </w:rPr>
+        <w:t>5.2.2 UC06 -- Thêm hàng hóa</w:t>
+      </w:r>
+    </w:p>
+    <w:p>
+      <w:pPr>
+        <w:spacing w:line="276" w:lineRule="auto" w:after="120"/>
+        <w:ind w:firstLine="567"/>
+      </w:pPr>
+      <w:r>
+        <w:rPr>
+          <w:rFonts w:ascii="Times New Roman" w:hAnsi="Times New Roman" w:eastAsia="Times New Roman"/>
+          <w:color w:val="000000"/>
+          <w:sz w:val="24"/>
+        </w:rPr>
+        <w:t>NV $</w:t>
+      </w:r>
+    </w:p>
+    <w:p>
+      <w:pPr>
+        <w:spacing w:line="276" w:lineRule="auto" w:after="120"/>
+        <w:ind w:firstLine="567"/>
+      </w:pPr>
+      <w:r>
+        <w:rPr>
+          <w:rFonts w:ascii="Times New Roman" w:hAnsi="Times New Roman" w:eastAsia="Times New Roman"/>
+          <w:color w:val="000000"/>
+          <w:sz w:val="24"/>
+        </w:rPr>
+        <w:t>giao diện</w:t>
+      </w:r>
+    </w:p>
+    <w:p>
+      <w:pPr>
+        <w:spacing w:line="276" w:lineRule="auto" w:after="120"/>
+        <w:ind w:firstLine="567"/>
+      </w:pPr>
+      <w:r>
+        <w:rPr>
+          <w:rFonts w:ascii="Times New Roman" w:hAnsi="Times New Roman" w:eastAsia="Times New Roman"/>
+          <w:color w:val="000000"/>
+          <w:sz w:val="24"/>
+        </w:rPr>
+        <w:t>hệ thống</w:t>
+      </w:r>
+    </w:p>
+    <w:p>
+      <w:pPr>
+        <w:spacing w:line="276" w:lineRule="auto" w:after="120"/>
+        <w:ind w:firstLine="567"/>
+      </w:pPr>
+      <w:r>
+        <w:rPr>
+          <w:rFonts w:ascii="Times New Roman" w:hAnsi="Times New Roman" w:eastAsia="Times New Roman"/>
+          <w:color w:val="000000"/>
+          <w:sz w:val="24"/>
+        </w:rPr>
+        <w:t>$ CSDL (lưu hàng + tồn = 0).</w:t>
+      </w:r>
+    </w:p>
+    <w:p>
+      <w:pPr>
+        <w:spacing w:before="160" w:after="80"/>
+        <w:ind w:firstLine="0"/>
+        <w:jc w:val="center"/>
+      </w:pPr>
+      <w:r>
+        <w:drawing>
+          <wp:inline xmlns:a="http://schemas.openxmlformats.org/drawingml/2006/main" xmlns:pic="http://schemas.openxmlformats.org/drawingml/2006/picture">
+            <wp:extent cx="5580000" cy="7221176"/>
+            <wp:docPr id="17" name="Picture 17"/>
+            <wp:cNvGraphicFramePr>
+              <a:graphicFrameLocks noChangeAspect="1"/>
+            </wp:cNvGraphicFramePr>
+            <a:graphic>
+              <a:graphicData uri="http://schemas.openxmlformats.org/drawingml/2006/picture">
+                <pic:pic>
+                  <pic:nvPicPr>
+                    <pic:cNvPr id="0" name="5.1_sequence_uc05.png"/>
+                    <pic:cNvPicPr/>
+                  </pic:nvPicPr>
+                  <pic:blipFill>
+                    <a:blip r:embed="rId27"/>
+                    <a:stretch>
+                      <a:fillRect/>
+                    </a:stretch>
+                  </pic:blipFill>
+                  <pic:spPr>
+                    <a:xfrm>
+                      <a:off x="0" y="0"/>
+                      <a:ext cx="5580000" cy="7221176"/>
+                    </a:xfrm>
+                    <a:prstGeom prst="rect"/>
+                  </pic:spPr>
+                </pic:pic>
+              </a:graphicData>
+            </a:graphic>
+          </wp:inline>
+        </w:drawing>
+      </w:r>
+    </w:p>
+    <w:p>
+      <w:pPr>
+        <w:spacing w:after="200"/>
+        <w:ind w:firstLine="0"/>
+        <w:jc w:val="center"/>
+      </w:pPr>
+      <w:r>
+        <w:rPr>
+          <w:rFonts w:ascii="Times New Roman" w:hAnsi="Times New Roman" w:eastAsia="Times New Roman"/>
+          <w:i/>
+          <w:color w:val="000000"/>
+          <w:sz w:val="22"/>
+        </w:rPr>
+        <w:t>Hình 5.2: Sequence diagram UC06 -- Thêm hàng hóa</w:t>
+      </w:r>
+    </w:p>
+    <w:p>
+      <w:pPr>
+        <w:pStyle w:val="Heading3"/>
+      </w:pPr>
+      <w:r>
+        <w:rPr>
+          <w:rFonts w:ascii="Times New Roman" w:hAnsi="Times New Roman" w:eastAsia="Times New Roman"/>
+          <w:b/>
+          <w:color w:val="000000"/>
+          <w:sz w:val="24"/>
+        </w:rPr>
+        <w:t>5.2.3 UC07 -- Tìm kiếm hàng hóa</w:t>
+      </w:r>
+    </w:p>
+    <w:p>
+      <w:pPr>
+        <w:spacing w:line="276" w:lineRule="auto" w:after="120"/>
+        <w:ind w:firstLine="567"/>
+      </w:pPr>
+      <w:r>
+        <w:rPr>
+          <w:rFonts w:ascii="Times New Roman" w:hAnsi="Times New Roman" w:eastAsia="Times New Roman"/>
+          <w:color w:val="000000"/>
+          <w:sz w:val="24"/>
+        </w:rPr>
+        <w:t>Nhập điều kiện $</w:t>
+      </w:r>
+    </w:p>
+    <w:p>
+      <w:pPr>
+        <w:spacing w:line="276" w:lineRule="auto" w:after="120"/>
+        <w:ind w:firstLine="567"/>
+      </w:pPr>
+      <w:r>
+        <w:rPr>
+          <w:rFonts w:ascii="Times New Roman" w:hAnsi="Times New Roman" w:eastAsia="Times New Roman"/>
+          <w:color w:val="000000"/>
+          <w:sz w:val="24"/>
+        </w:rPr>
+        <w:t>truy vấn HangHoa + TonKho</w:t>
+      </w:r>
+    </w:p>
+    <w:p>
+      <w:pPr>
+        <w:spacing w:line="276" w:lineRule="auto" w:after="120"/>
+        <w:ind w:firstLine="567"/>
+      </w:pPr>
+      <w:r>
+        <w:rPr>
+          <w:rFonts w:ascii="Times New Roman" w:hAnsi="Times New Roman" w:eastAsia="Times New Roman"/>
+          <w:color w:val="000000"/>
+          <w:sz w:val="24"/>
+        </w:rPr>
+        <w:t>$ danh sách.</w:t>
+      </w:r>
+    </w:p>
+    <w:p>
+      <w:pPr>
+        <w:spacing w:before="160" w:after="80"/>
+        <w:ind w:firstLine="0"/>
+        <w:jc w:val="center"/>
+      </w:pPr>
+      <w:r>
+        <w:drawing>
+          <wp:inline xmlns:a="http://schemas.openxmlformats.org/drawingml/2006/main" xmlns:pic="http://schemas.openxmlformats.org/drawingml/2006/picture">
+            <wp:extent cx="5580000" cy="7221176"/>
+            <wp:docPr id="18" name="Picture 18"/>
+            <wp:cNvGraphicFramePr>
+              <a:graphicFrameLocks noChangeAspect="1"/>
+            </wp:cNvGraphicFramePr>
+            <a:graphic>
+              <a:graphicData uri="http://schemas.openxmlformats.org/drawingml/2006/picture">
+                <pic:pic>
+                  <pic:nvPicPr>
+                    <pic:cNvPr id="0" name="5.2_sequence_uc06.png"/>
+                    <pic:cNvPicPr/>
+                  </pic:nvPicPr>
+                  <pic:blipFill>
+                    <a:blip r:embed="rId28"/>
+                    <a:stretch>
+                      <a:fillRect/>
+                    </a:stretch>
+                  </pic:blipFill>
+                  <pic:spPr>
+                    <a:xfrm>
+                      <a:off x="0" y="0"/>
+                      <a:ext cx="5580000" cy="7221176"/>
+                    </a:xfrm>
+                    <a:prstGeom prst="rect"/>
+                  </pic:spPr>
+                </pic:pic>
+              </a:graphicData>
+            </a:graphic>
+          </wp:inline>
+        </w:drawing>
+      </w:r>
+    </w:p>
+    <w:p>
+      <w:pPr>
+        <w:spacing w:after="200"/>
+        <w:ind w:firstLine="0"/>
+        <w:jc w:val="center"/>
+      </w:pPr>
+      <w:r>
+        <w:rPr>
+          <w:rFonts w:ascii="Times New Roman" w:hAnsi="Times New Roman" w:eastAsia="Times New Roman"/>
+          <w:i/>
+          <w:color w:val="000000"/>
+          <w:sz w:val="22"/>
+        </w:rPr>
+        <w:t>Hình 5.3: Sequence diagram UC07 -- Tìm kiếm hàng hóa</w:t>
+      </w:r>
+    </w:p>
+    <w:p>
+      <w:pPr>
+        <w:pStyle w:val="Heading3"/>
+      </w:pPr>
+      <w:r>
+        <w:rPr>
+          <w:rFonts w:ascii="Times New Roman" w:hAnsi="Times New Roman" w:eastAsia="Times New Roman"/>
+          <w:b/>
+          <w:color w:val="000000"/>
+          <w:sz w:val="24"/>
+        </w:rPr>
+        <w:t>5.2.4 UC09 -- Lập phiếu nhập kho</w:t>
+      </w:r>
+    </w:p>
+    <w:p>
+      <w:pPr>
+        <w:spacing w:line="276" w:lineRule="auto" w:after="120"/>
+        <w:ind w:firstLine="567"/>
+      </w:pPr>
+      <w:r>
+        <w:rPr>
+          <w:rFonts w:ascii="Times New Roman" w:hAnsi="Times New Roman" w:eastAsia="Times New Roman"/>
+          <w:color w:val="000000"/>
+          <w:sz w:val="24"/>
+        </w:rPr>
+        <w:t>NV lập phiếu, gửi duyệt; QL duyệt $</w:t>
+      </w:r>
+    </w:p>
+    <w:p>
+      <w:pPr>
+        <w:spacing w:line="276" w:lineRule="auto" w:after="120"/>
+        <w:ind w:firstLine="567"/>
+      </w:pPr>
+      <w:r>
+        <w:rPr>
+          <w:rFonts w:ascii="Times New Roman" w:hAnsi="Times New Roman" w:eastAsia="Times New Roman"/>
+          <w:color w:val="000000"/>
+          <w:sz w:val="24"/>
+        </w:rPr>
+        <w:t>$ tăng tồn, log.</w:t>
+      </w:r>
+    </w:p>
+    <w:p>
+      <w:pPr>
+        <w:spacing w:before="160" w:after="80"/>
+        <w:ind w:firstLine="0"/>
+        <w:jc w:val="center"/>
+      </w:pPr>
+      <w:r>
+        <w:drawing>
+          <wp:inline xmlns:a="http://schemas.openxmlformats.org/drawingml/2006/main" xmlns:pic="http://schemas.openxmlformats.org/drawingml/2006/picture">
+            <wp:extent cx="5580000" cy="7221176"/>
+            <wp:docPr id="19" name="Picture 19"/>
+            <wp:cNvGraphicFramePr>
+              <a:graphicFrameLocks noChangeAspect="1"/>
+            </wp:cNvGraphicFramePr>
+            <a:graphic>
+              <a:graphicData uri="http://schemas.openxmlformats.org/drawingml/2006/picture">
+                <pic:pic>
+                  <pic:nvPicPr>
+                    <pic:cNvPr id="0" name="5.3_sequence_uc09.png"/>
+                    <pic:cNvPicPr/>
+                  </pic:nvPicPr>
+                  <pic:blipFill>
+                    <a:blip r:embed="rId29"/>
+                    <a:stretch>
+                      <a:fillRect/>
+                    </a:stretch>
+                  </pic:blipFill>
+                  <pic:spPr>
+                    <a:xfrm>
+                      <a:off x="0" y="0"/>
+                      <a:ext cx="5580000" cy="7221176"/>
+                    </a:xfrm>
+                    <a:prstGeom prst="rect"/>
+                  </pic:spPr>
+                </pic:pic>
+              </a:graphicData>
+            </a:graphic>
+          </wp:inline>
+        </w:drawing>
+      </w:r>
+    </w:p>
+    <w:p>
+      <w:pPr>
+        <w:spacing w:after="200"/>
+        <w:ind w:firstLine="0"/>
+        <w:jc w:val="center"/>
+      </w:pPr>
+      <w:r>
+        <w:rPr>
+          <w:rFonts w:ascii="Times New Roman" w:hAnsi="Times New Roman" w:eastAsia="Times New Roman"/>
+          <w:i/>
+          <w:color w:val="000000"/>
+          <w:sz w:val="22"/>
+        </w:rPr>
+        <w:t>Hình 5.4: Sequence diagram UC09 -- Lập phiếu nhập kho</w:t>
+      </w:r>
+    </w:p>
+    <w:p>
+      <w:pPr>
+        <w:pStyle w:val="Heading3"/>
+      </w:pPr>
+      <w:r>
+        <w:rPr>
+          <w:rFonts w:ascii="Times New Roman" w:hAnsi="Times New Roman" w:eastAsia="Times New Roman"/>
+          <w:b/>
+          <w:color w:val="000000"/>
+          <w:sz w:val="24"/>
+        </w:rPr>
+        <w:t>5.2.5 UC10 -- Lập phiếu xuất kho</w:t>
+      </w:r>
+    </w:p>
+    <w:p>
+      <w:pPr>
+        <w:spacing w:line="276" w:lineRule="auto" w:after="120"/>
+        <w:ind w:firstLine="567"/>
+      </w:pPr>
+      <w:r>
+        <w:rPr>
+          <w:rFonts w:ascii="Times New Roman" w:hAnsi="Times New Roman" w:eastAsia="Times New Roman"/>
+          <w:color w:val="000000"/>
+          <w:sz w:val="24"/>
+        </w:rPr>
+        <w:t>NV lập phiếu (kiểm tra tồn); QL duyệt $</w:t>
+      </w:r>
+    </w:p>
+    <w:p>
+      <w:pPr>
+        <w:spacing w:line="276" w:lineRule="auto" w:after="120"/>
+        <w:ind w:firstLine="567"/>
+      </w:pPr>
+      <w:r>
+        <w:rPr>
+          <w:rFonts w:ascii="Times New Roman" w:hAnsi="Times New Roman" w:eastAsia="Times New Roman"/>
+          <w:color w:val="000000"/>
+          <w:sz w:val="24"/>
+        </w:rPr>
+        <w:t>$ giảm tồn, log.</w:t>
+      </w:r>
+    </w:p>
+    <w:p>
+      <w:pPr>
+        <w:spacing w:before="160" w:after="80"/>
+        <w:ind w:firstLine="0"/>
+        <w:jc w:val="center"/>
+      </w:pPr>
+      <w:r>
+        <w:drawing>
+          <wp:inline xmlns:a="http://schemas.openxmlformats.org/drawingml/2006/main" xmlns:pic="http://schemas.openxmlformats.org/drawingml/2006/picture">
+            <wp:extent cx="5580000" cy="7221176"/>
+            <wp:docPr id="20" name="Picture 20"/>
+            <wp:cNvGraphicFramePr>
+              <a:graphicFrameLocks noChangeAspect="1"/>
+            </wp:cNvGraphicFramePr>
+            <a:graphic>
+              <a:graphicData uri="http://schemas.openxmlformats.org/drawingml/2006/picture">
+                <pic:pic>
+                  <pic:nvPicPr>
+                    <pic:cNvPr id="0" name="5.4_sequence_uc10.png"/>
+                    <pic:cNvPicPr/>
+                  </pic:nvPicPr>
+                  <pic:blipFill>
+                    <a:blip r:embed="rId30"/>
+                    <a:stretch>
+                      <a:fillRect/>
+                    </a:stretch>
+                  </pic:blipFill>
+                  <pic:spPr>
+                    <a:xfrm>
+                      <a:off x="0" y="0"/>
+                      <a:ext cx="5580000" cy="7221176"/>
+                    </a:xfrm>
+                    <a:prstGeom prst="rect"/>
+                  </pic:spPr>
+                </pic:pic>
+              </a:graphicData>
+            </a:graphic>
+          </wp:inline>
+        </w:drawing>
+      </w:r>
+    </w:p>
+    <w:p>
+      <w:pPr>
+        <w:spacing w:after="200"/>
+        <w:ind w:firstLine="0"/>
+        <w:jc w:val="center"/>
+      </w:pPr>
+      <w:r>
+        <w:rPr>
+          <w:rFonts w:ascii="Times New Roman" w:hAnsi="Times New Roman" w:eastAsia="Times New Roman"/>
+          <w:i/>
+          <w:color w:val="000000"/>
+          <w:sz w:val="22"/>
+        </w:rPr>
+        <w:t>Hình 5.5: Sequence diagram UC10 -- Lập phiếu xuất kho</w:t>
+      </w:r>
+    </w:p>
+    <w:p>
+      <w:pPr>
+        <w:pStyle w:val="Heading2"/>
+      </w:pPr>
+      <w:r>
+        <w:rPr>
+          <w:rFonts w:ascii="Times New Roman" w:hAnsi="Times New Roman" w:eastAsia="Times New Roman"/>
+          <w:b/>
+          <w:color w:val="000000"/>
+          <w:sz w:val="26"/>
+        </w:rPr>
+        <w:t>5.3 Biểu đồ trạng thái (bổ sung hành vi đối tượng)</w:t>
+      </w:r>
+    </w:p>
+    <w:p>
+      <w:pPr>
+        <w:pStyle w:val="Heading3"/>
+      </w:pPr>
+      <w:r>
+        <w:rPr>
+          <w:rFonts w:ascii="Times New Roman" w:hAnsi="Times New Roman" w:eastAsia="Times New Roman"/>
+          <w:b/>
+          <w:color w:val="000000"/>
+          <w:sz w:val="24"/>
+        </w:rPr>
+        <w:t>5.3.1 Trạng thái phiếu nhập</w:t>
+      </w:r>
+    </w:p>
+    <w:p>
+      <w:pPr>
+        <w:spacing w:before="160" w:after="80"/>
+        <w:ind w:firstLine="0"/>
+        <w:jc w:val="center"/>
+      </w:pPr>
+      <w:r>
+        <w:drawing>
+          <wp:inline xmlns:a="http://schemas.openxmlformats.org/drawingml/2006/main" xmlns:pic="http://schemas.openxmlformats.org/drawingml/2006/picture">
+            <wp:extent cx="5580000" cy="7221176"/>
+            <wp:docPr id="21" name="Picture 21"/>
+            <wp:cNvGraphicFramePr>
+              <a:graphicFrameLocks noChangeAspect="1"/>
+            </wp:cNvGraphicFramePr>
+            <a:graphic>
+              <a:graphicData uri="http://schemas.openxmlformats.org/drawingml/2006/picture">
+                <pic:pic>
+                  <pic:nvPicPr>
+                    <pic:cNvPr id="0" name="5.5_state_phieu_nhap.png"/>
+                    <pic:cNvPicPr/>
+                  </pic:nvPicPr>
+                  <pic:blipFill>
+                    <a:blip r:embed="rId31"/>
+                    <a:stretch>
+                      <a:fillRect/>
+                    </a:stretch>
+                  </pic:blipFill>
+                  <pic:spPr>
+                    <a:xfrm>
+                      <a:off x="0" y="0"/>
+                      <a:ext cx="5580000" cy="7221176"/>
+                    </a:xfrm>
+                    <a:prstGeom prst="rect"/>
+                  </pic:spPr>
+                </pic:pic>
+              </a:graphicData>
+            </a:graphic>
+          </wp:inline>
+        </w:drawing>
+      </w:r>
+    </w:p>
+    <w:p>
+      <w:pPr>
+        <w:spacing w:after="200"/>
+        <w:ind w:firstLine="0"/>
+        <w:jc w:val="center"/>
+      </w:pPr>
+      <w:r>
+        <w:rPr>
+          <w:rFonts w:ascii="Times New Roman" w:hAnsi="Times New Roman" w:eastAsia="Times New Roman"/>
+          <w:i/>
+          <w:color w:val="000000"/>
+          <w:sz w:val="22"/>
+        </w:rPr>
+        <w:t>Hình 5.6: State Machine Diagram – Trạng thái phiếu nhập kho</w:t>
+      </w:r>
+    </w:p>
+    <w:p>
+      <w:pPr>
+        <w:pStyle w:val="Heading3"/>
+      </w:pPr>
+      <w:r>
+        <w:rPr>
+          <w:rFonts w:ascii="Times New Roman" w:hAnsi="Times New Roman" w:eastAsia="Times New Roman"/>
+          <w:b/>
+          <w:color w:val="000000"/>
+          <w:sz w:val="24"/>
+        </w:rPr>
+        <w:t>5.3.2 Trạng thái phiếu xuất</w:t>
+      </w:r>
+    </w:p>
+    <w:p>
+      <w:pPr>
+        <w:spacing w:before="160" w:after="80"/>
+        <w:ind w:firstLine="0"/>
+        <w:jc w:val="center"/>
+      </w:pPr>
+      <w:r>
+        <w:drawing>
+          <wp:inline xmlns:a="http://schemas.openxmlformats.org/drawingml/2006/main" xmlns:pic="http://schemas.openxmlformats.org/drawingml/2006/picture">
+            <wp:extent cx="5580000" cy="7221176"/>
+            <wp:docPr id="22" name="Picture 22"/>
+            <wp:cNvGraphicFramePr>
+              <a:graphicFrameLocks noChangeAspect="1"/>
+            </wp:cNvGraphicFramePr>
+            <a:graphic>
+              <a:graphicData uri="http://schemas.openxmlformats.org/drawingml/2006/picture">
+                <pic:pic>
+                  <pic:nvPicPr>
+                    <pic:cNvPr id="0" name="5.6_state_phieu_xuat.png"/>
+                    <pic:cNvPicPr/>
+                  </pic:nvPicPr>
+                  <pic:blipFill>
+                    <a:blip r:embed="rId32"/>
+                    <a:stretch>
+                      <a:fillRect/>
+                    </a:stretch>
+                  </pic:blipFill>
+                  <pic:spPr>
+                    <a:xfrm>
+                      <a:off x="0" y="0"/>
+                      <a:ext cx="5580000" cy="7221176"/>
+                    </a:xfrm>
+                    <a:prstGeom prst="rect"/>
+                  </pic:spPr>
+                </pic:pic>
+              </a:graphicData>
+            </a:graphic>
+          </wp:inline>
+        </w:drawing>
+      </w:r>
+    </w:p>
+    <w:p>
+      <w:pPr>
+        <w:spacing w:after="200"/>
+        <w:ind w:firstLine="0"/>
+        <w:jc w:val="center"/>
+      </w:pPr>
+      <w:r>
+        <w:rPr>
+          <w:rFonts w:ascii="Times New Roman" w:hAnsi="Times New Roman" w:eastAsia="Times New Roman"/>
+          <w:i/>
+          <w:color w:val="000000"/>
+          <w:sz w:val="22"/>
+        </w:rPr>
+        <w:t>Hình 5.7: State Machine Diagram – Trạng thái phiếu xuất kho</w:t>
+      </w:r>
+    </w:p>
+    <w:p>
+      <w:pPr>
+        <w:pStyle w:val="Heading2"/>
+      </w:pPr>
+      <w:r>
+        <w:rPr>
+          <w:rFonts w:ascii="Times New Roman" w:hAnsi="Times New Roman" w:eastAsia="Times New Roman"/>
+          <w:b/>
+          <w:color w:val="000000"/>
+          <w:sz w:val="26"/>
+        </w:rPr>
+        <w:t>5.4 Kết luận chương</w:t>
+      </w:r>
+    </w:p>
+    <w:p>
+      <w:pPr>
+        <w:spacing w:line="276" w:lineRule="auto" w:after="120"/>
+        <w:ind w:firstLine="567"/>
+      </w:pPr>
+      <w:r>
+        <w:rPr>
+          <w:rFonts w:ascii="Times New Roman" w:hAnsi="Times New Roman" w:eastAsia="Times New Roman"/>
+          <w:color w:val="000000"/>
+          <w:sz w:val="24"/>
+        </w:rPr>
+        <w:t>Đã hoàn thành</w:t>
+      </w:r>
+    </w:p>
+    <w:p>
+      <w:pPr>
+        <w:spacing w:line="276" w:lineRule="auto" w:after="120"/>
+        <w:ind w:firstLine="567"/>
+      </w:pPr>
+      <w:r>
+        <w:rPr>
+          <w:rFonts w:ascii="Times New Roman" w:hAnsi="Times New Roman" w:eastAsia="Times New Roman"/>
+          <w:color w:val="000000"/>
+          <w:sz w:val="24"/>
+        </w:rPr>
+        <w:t>(sequence + state). Ba giai đoạn phân tích:</w:t>
+      </w:r>
+    </w:p>
+    <w:p>
+      <w:pPr>
+        <w:spacing w:line="276" w:lineRule="auto" w:after="60"/>
+        <w:ind w:firstLine="0" w:left="567"/>
+      </w:pPr>
+      <w:r>
+        <w:rPr>
+          <w:rFonts w:ascii="Times New Roman" w:hAnsi="Times New Roman" w:eastAsia="Times New Roman"/>
+          <w:color w:val="000000"/>
+          <w:sz w:val="24"/>
+        </w:rPr>
+        <w:t>– Chức năng -- Use Case;</w:t>
+      </w:r>
+    </w:p>
+    <w:p>
+      <w:pPr>
+        <w:spacing w:line="276" w:lineRule="auto" w:after="60"/>
+        <w:ind w:firstLine="0" w:left="567"/>
+      </w:pPr>
+      <w:r>
+        <w:rPr>
+          <w:rFonts w:ascii="Times New Roman" w:hAnsi="Times New Roman" w:eastAsia="Times New Roman"/>
+          <w:color w:val="000000"/>
+          <w:sz w:val="24"/>
+        </w:rPr>
+        <w:t>– Cấu trúc -- Class;</w:t>
+      </w:r>
+    </w:p>
+    <w:p>
+      <w:pPr>
+        <w:spacing w:line="276" w:lineRule="auto" w:after="60"/>
+        <w:ind w:firstLine="0" w:left="567"/>
+      </w:pPr>
+      <w:r>
+        <w:rPr>
+          <w:rFonts w:ascii="Times New Roman" w:hAnsi="Times New Roman" w:eastAsia="Times New Roman"/>
+          <w:color w:val="000000"/>
+          <w:sz w:val="24"/>
+        </w:rPr>
+        <w:t>– Hành vi -- Sequence.</w:t>
+      </w:r>
+    </w:p>
+    <w:p>
+      <w:pPr>
+        <w:spacing w:line="276" w:lineRule="auto" w:after="120"/>
+        <w:ind w:firstLine="567"/>
+      </w:pPr>
+      <w:r>
+        <w:rPr>
+          <w:rFonts w:ascii="Times New Roman" w:hAnsi="Times New Roman" w:eastAsia="Times New Roman"/>
+          <w:color w:val="000000"/>
+          <w:sz w:val="24"/>
+        </w:rPr>
+        <w:t>Tiếp: thiết kế chi tiết và CSDL/giao diện (Ch.6--7).</w:t>
+      </w:r>
+    </w:p>
+    <w:p>
+      <w:pPr>
+        <w:pStyle w:val="Heading1"/>
+      </w:pPr>
+      <w:r>
+        <w:rPr>
+          <w:rFonts w:ascii="Times New Roman" w:hAnsi="Times New Roman" w:eastAsia="Times New Roman"/>
+          <w:b/>
+          <w:color w:val="000000"/>
+          <w:sz w:val="28"/>
+        </w:rPr>
+        <w:t>CHƯƠNG 6: THIẾT KẾ CHI TIẾT</w:t>
+      </w:r>
+    </w:p>
+    <w:p>
+      <w:pPr>
+        <w:spacing w:line="276" w:lineRule="auto" w:after="120"/>
+        <w:ind w:firstLine="567"/>
+      </w:pPr>
+      <w:r>
+        <w:rPr>
+          <w:rFonts w:ascii="Times New Roman" w:hAnsi="Times New Roman" w:eastAsia="Times New Roman"/>
+          <w:color w:val="000000"/>
+          <w:sz w:val="24"/>
+        </w:rPr>
+        <w:t>Sau ba giai đoạn phân tích (chức năng -- cấu trúc -- hành vi), chương này chuyển sang</w:t>
+      </w:r>
+    </w:p>
+    <w:p>
+      <w:pPr>
+        <w:spacing w:line="276" w:lineRule="auto" w:after="120"/>
+        <w:ind w:firstLine="567"/>
+      </w:pPr>
+      <w:r>
+        <w:rPr>
+          <w:rFonts w:ascii="Times New Roman" w:hAnsi="Times New Roman" w:eastAsia="Times New Roman"/>
+          <w:color w:val="000000"/>
+          <w:sz w:val="24"/>
+        </w:rPr>
+        <w:t>: kiến trúc thành phần và làm rõ quan hệ phục vụ triển khai.</w:t>
+      </w:r>
+    </w:p>
+    <w:p>
+      <w:pPr>
+        <w:pStyle w:val="Heading2"/>
+      </w:pPr>
+      <w:r>
+        <w:rPr>
+          <w:rFonts w:ascii="Times New Roman" w:hAnsi="Times New Roman" w:eastAsia="Times New Roman"/>
+          <w:b/>
+          <w:color w:val="000000"/>
+          <w:sz w:val="26"/>
+        </w:rPr>
+        <w:t>6.1 Component Diagram</w:t>
+      </w:r>
+    </w:p>
+    <w:p>
+      <w:pPr>
+        <w:spacing w:before="160" w:after="80"/>
+        <w:ind w:firstLine="0"/>
+        <w:jc w:val="center"/>
+      </w:pPr>
+      <w:r>
+        <w:drawing>
+          <wp:inline xmlns:a="http://schemas.openxmlformats.org/drawingml/2006/main" xmlns:pic="http://schemas.openxmlformats.org/drawingml/2006/picture">
             <wp:extent cx="5580000" cy="3657229"/>
-            <wp:docPr id="26" name="Picture 26"/>
+            <wp:docPr id="23" name="Picture 23"/>
             <wp:cNvGraphicFramePr>
               <a:graphicFrameLocks noChangeAspect="1"/>
             </wp:cNvGraphicFramePr>
@@ -11466,7 +11945,7 @@
                     <pic:cNvPicPr/>
                   </pic:nvPicPr>
                   <pic:blipFill>
-                    <a:blip r:embed="rId36"/>
+                    <a:blip r:embed="rId33"/>
                     <a:stretch>
                       <a:fillRect/>
                     </a:stretch>
@@ -11498,7 +11977,7 @@
           <w:color w:val="000000"/>
           <w:sz w:val="22"/>
         </w:rPr>
-        <w:t>Hình 6.8: Component Diagram – Kiến trúc thành phần hệ thống quản lý kho hàng</w:t>
+        <w:t>Hình 6.1: Component Diagram – Kiến trúc thành phần hệ thống quản lý kho hàng</w:t>
       </w:r>
     </w:p>
     <w:p>
@@ -11512,7 +11991,91 @@
           <w:color w:val="000000"/>
           <w:sz w:val="26"/>
         </w:rPr>
-        <w:t>6.6 Kết luận</w:t>
+        <w:t>6.2 Quan hệ chính giữa các lớp (thiết kế)</w:t>
+      </w:r>
+    </w:p>
+    <w:p>
+      <w:pPr>
+        <w:spacing w:line="276" w:lineRule="auto" w:after="60"/>
+        <w:ind w:firstLine="0" w:left="567"/>
+      </w:pPr>
+      <w:r>
+        <w:rPr>
+          <w:rFonts w:ascii="Times New Roman" w:hAnsi="Times New Roman" w:eastAsia="Times New Roman"/>
+          <w:color w:val="000000"/>
+          <w:sz w:val="24"/>
+        </w:rPr>
+        <w:t>• NguoiDung 1--n PhieuNhapKho / PhieuXuatKho / PhieuKiemKe.</w:t>
+      </w:r>
+    </w:p>
+    <w:p>
+      <w:pPr>
+        <w:spacing w:line="276" w:lineRule="auto" w:after="60"/>
+        <w:ind w:firstLine="0" w:left="567"/>
+      </w:pPr>
+      <w:r>
+        <w:rPr>
+          <w:rFonts w:ascii="Times New Roman" w:hAnsi="Times New Roman" w:eastAsia="Times New Roman"/>
+          <w:color w:val="000000"/>
+          <w:sz w:val="24"/>
+        </w:rPr>
+        <w:t>• NhaCungCap 1--n PhieuNhapKho; KhachHang 1--n PhieuXuatKho.</w:t>
+      </w:r>
+    </w:p>
+    <w:p>
+      <w:pPr>
+        <w:spacing w:line="276" w:lineRule="auto" w:after="60"/>
+        <w:ind w:firstLine="0" w:left="567"/>
+      </w:pPr>
+      <w:r>
+        <w:rPr>
+          <w:rFonts w:ascii="Times New Roman" w:hAnsi="Times New Roman" w:eastAsia="Times New Roman"/>
+          <w:color w:val="000000"/>
+          <w:sz w:val="24"/>
+        </w:rPr>
+        <w:t>• Phieu 1--n ChiTiet; ChiTiet n--1 HangHoa.</w:t>
+      </w:r>
+    </w:p>
+    <w:p>
+      <w:pPr>
+        <w:spacing w:line="276" w:lineRule="auto" w:after="60"/>
+        <w:ind w:firstLine="0" w:left="567"/>
+      </w:pPr>
+      <w:r>
+        <w:rPr>
+          <w:rFonts w:ascii="Times New Roman" w:hAnsi="Times New Roman" w:eastAsia="Times New Roman"/>
+          <w:color w:val="000000"/>
+          <w:sz w:val="24"/>
+        </w:rPr>
+        <w:t>• Kho 1--n TonKho; HangHoa 1--n TonKho.</w:t>
+      </w:r>
+    </w:p>
+    <w:p>
+      <w:pPr>
+        <w:spacing w:line="276" w:lineRule="auto" w:after="60"/>
+        <w:ind w:firstLine="0" w:left="567"/>
+      </w:pPr>
+      <w:r>
+        <w:rPr>
+          <w:rFonts w:ascii="Times New Roman" w:hAnsi="Times New Roman" w:eastAsia="Times New Roman"/>
+          <w:color w:val="000000"/>
+          <w:sz w:val="24"/>
+        </w:rPr>
+        <w:t>• NguoiDung 1--n LichSuThaoTac.</w:t>
+      </w:r>
+    </w:p>
+    <w:p>
+      <w:pPr>
+        <w:pStyle w:val="Heading2"/>
+      </w:pPr>
+      <w:r>
+        <w:rPr>
+          <w:rFonts w:ascii="Times New Roman" w:hAnsi="Times New Roman" w:eastAsia="Times New Roman"/>
+          <w:b/>
+          <w:color w:val="000000"/>
+          <w:sz w:val="26"/>
+        </w:rPr>
+        <w:t>6.3 Kết luận chương</w:t>
       </w:r>
     </w:p>
     <w:p>
@@ -11526,7 +12089,7 @@
           <w:color w:val="000000"/>
           <w:sz w:val="24"/>
         </w:rPr>
-        <w:t>Tiếp: CSDL và giao diện (Ch.7).</w:t>
+        <w:t>Thiết kế thành phần và quan hệ lớp làm nền cho CSDL và giao diện (Ch.7).</w:t>
       </w:r>
     </w:p>
     <w:p>
@@ -11554,7 +12117,7 @@
           <w:color w:val="000000"/>
           <w:sz w:val="24"/>
         </w:rPr>
-        <w:t>Sau class diagram, chuyển sang</w:t>
+        <w:t>Sau phân tích (chức năng -- cấu trúc -- hành vi) và thiết kế chi tiết, chương này</w:t>
       </w:r>
     </w:p>
     <w:p>
@@ -11568,7 +12131,7 @@
           <w:color w:val="000000"/>
           <w:sz w:val="24"/>
         </w:rPr>
-        <w:t>(map từ các lớp) và</w:t>
+        <w:t>(map từ lớp) và</w:t>
       </w:r>
     </w:p>
     <w:p>
@@ -13106,7 +13669,7 @@
         <w:drawing>
           <wp:inline xmlns:a="http://schemas.openxmlformats.org/drawingml/2006/main" xmlns:pic="http://schemas.openxmlformats.org/drawingml/2006/picture">
             <wp:extent cx="5580000" cy="3351898"/>
-            <wp:docPr id="27" name="Picture 27"/>
+            <wp:docPr id="24" name="Picture 24"/>
             <wp:cNvGraphicFramePr>
               <a:graphicFrameLocks noChangeAspect="1"/>
             </wp:cNvGraphicFramePr>
@@ -13118,7 +13681,7 @@
                     <pic:cNvPicPr/>
                   </pic:nvPicPr>
                   <pic:blipFill>
-                    <a:blip r:embed="rId37"/>
+                    <a:blip r:embed="rId34"/>
                     <a:stretch>
                       <a:fillRect/>
                     </a:stretch>
@@ -13248,91 +13811,49 @@
           <w:color w:val="000000"/>
           <w:sz w:val="24"/>
         </w:rPr>
-        <w:t>Chương 7: thiết kế</w:t>
-      </w:r>
-    </w:p>
-    <w:p>
-      <w:pPr>
-        <w:spacing w:line="276" w:lineRule="auto" w:after="120"/>
-        <w:ind w:firstLine="567"/>
-      </w:pPr>
-      <w:r>
-        <w:rPr>
-          <w:rFonts w:ascii="Times New Roman" w:hAnsi="Times New Roman" w:eastAsia="Times New Roman"/>
-          <w:color w:val="000000"/>
-          <w:sz w:val="24"/>
-        </w:rPr>
-        <w:t>(từ class) và giao diện theo use case. Hoàn thiện chuỗi OO: nghiệp vụ $</w:t>
-      </w:r>
-    </w:p>
-    <w:p>
-      <w:pPr>
-        <w:spacing w:line="276" w:lineRule="auto" w:after="120"/>
-        <w:ind w:firstLine="567"/>
-      </w:pPr>
-      <w:r>
-        <w:rPr>
-          <w:rFonts w:ascii="Times New Roman" w:hAnsi="Times New Roman" w:eastAsia="Times New Roman"/>
-          <w:color w:val="000000"/>
-          <w:sz w:val="24"/>
-        </w:rPr>
-        <w:t>UC</w:t>
-      </w:r>
-    </w:p>
-    <w:p>
-      <w:pPr>
-        <w:spacing w:line="276" w:lineRule="auto" w:after="120"/>
-        <w:ind w:firstLine="567"/>
-      </w:pPr>
-      <w:r>
-        <w:rPr>
-          <w:rFonts w:ascii="Times New Roman" w:hAnsi="Times New Roman" w:eastAsia="Times New Roman"/>
-          <w:color w:val="000000"/>
-          <w:sz w:val="24"/>
-        </w:rPr>
-        <w:t>activity</w:t>
-      </w:r>
-    </w:p>
-    <w:p>
-      <w:pPr>
-        <w:spacing w:line="276" w:lineRule="auto" w:after="120"/>
-        <w:ind w:firstLine="567"/>
-      </w:pPr>
-      <w:r>
-        <w:rPr>
-          <w:rFonts w:ascii="Times New Roman" w:hAnsi="Times New Roman" w:eastAsia="Times New Roman"/>
-          <w:color w:val="000000"/>
-          <w:sz w:val="24"/>
-        </w:rPr>
-        <w:t>sequence</w:t>
-      </w:r>
-    </w:p>
-    <w:p>
-      <w:pPr>
-        <w:spacing w:line="276" w:lineRule="auto" w:after="120"/>
-        <w:ind w:firstLine="567"/>
-      </w:pPr>
-      <w:r>
-        <w:rPr>
-          <w:rFonts w:ascii="Times New Roman" w:hAnsi="Times New Roman" w:eastAsia="Times New Roman"/>
-          <w:color w:val="000000"/>
-          <w:sz w:val="24"/>
-        </w:rPr>
-        <w:t>class</w:t>
-      </w:r>
-    </w:p>
-    <w:p>
-      <w:pPr>
-        <w:spacing w:line="276" w:lineRule="auto" w:after="120"/>
-        <w:ind w:firstLine="567"/>
-      </w:pPr>
-      <w:r>
-        <w:rPr>
-          <w:rFonts w:ascii="Times New Roman" w:hAnsi="Times New Roman" w:eastAsia="Times New Roman"/>
-          <w:color w:val="000000"/>
-          <w:sz w:val="24"/>
-        </w:rPr>
-        <w:t>$ CSDL/UI.</w:t>
+        <w:t>Chương 7: CSDL + giao diện. Báo cáo hoàn thiện:</w:t>
+      </w:r>
+    </w:p>
+    <w:p>
+      <w:pPr>
+        <w:spacing w:line="276" w:lineRule="auto" w:after="60"/>
+        <w:ind w:firstLine="0" w:left="567"/>
+      </w:pPr>
+      <w:r>
+        <w:rPr>
+          <w:rFonts w:ascii="Times New Roman" w:hAnsi="Times New Roman" w:eastAsia="Times New Roman"/>
+          <w:color w:val="000000"/>
+          <w:sz w:val="24"/>
+        </w:rPr>
+        <w:t>– Nghiệp vụ + activity;</w:t>
+      </w:r>
+    </w:p>
+    <w:p>
+      <w:pPr>
+        <w:spacing w:line="276" w:lineRule="auto" w:after="60"/>
+        <w:ind w:firstLine="0" w:left="567"/>
+      </w:pPr>
+      <w:r>
+        <w:rPr>
+          <w:rFonts w:ascii="Times New Roman" w:hAnsi="Times New Roman" w:eastAsia="Times New Roman"/>
+          <w:color w:val="000000"/>
+          <w:sz w:val="24"/>
+        </w:rPr>
+        <w:t>– PT chức năng (Use Case) → PT cấu trúc (Class) → PT hành vi (Sequence);</w:t>
+      </w:r>
+    </w:p>
+    <w:p>
+      <w:pPr>
+        <w:spacing w:line="276" w:lineRule="auto" w:after="60"/>
+        <w:ind w:firstLine="0" w:left="567"/>
+      </w:pPr>
+      <w:r>
+        <w:rPr>
+          <w:rFonts w:ascii="Times New Roman" w:hAnsi="Times New Roman" w:eastAsia="Times New Roman"/>
+          <w:color w:val="000000"/>
+          <w:sz w:val="24"/>
+        </w:rPr>
+        <w:t>– Thiết kế chi tiết + CSDL/UI.</w:t>
       </w:r>
     </w:p>
     <w:sectPr>

--- a/VIII.HUST/Phân tích và thiết kế hệ thống/BaoCao/BaoCao_QuanLyKhoHang.docx
+++ b/VIII.HUST/Phân tích và thiết kế hệ thống/BaoCao/BaoCao_QuanLyKhoHang.docx
@@ -1091,7 +1091,7 @@
           <w:color w:val="000000"/>
           <w:sz w:val="24"/>
         </w:rPr>
-        <w:t>3.2  Tác nhân</w:t>
+        <w:t>3.2  Phân tích tác nhân</w:t>
       </w:r>
       <w:r>
         <w:rPr>
@@ -1117,7 +1117,7 @@
           <w:color w:val="000000"/>
           <w:sz w:val="24"/>
         </w:rPr>
-        <w:t>3.3  Nguyên tắc use case</w:t>
+        <w:t>3.3  Nguyên tắc xác định use case</w:t>
       </w:r>
       <w:r>
         <w:rPr>
@@ -1186,7 +1186,7 @@
           <w:tab w:pos="8787" w:val="right" w:leader="dot"/>
         </w:tabs>
         <w:spacing w:after="40" w:before="20" w:line="276" w:lineRule="auto"/>
-        <w:ind w:firstLine="0" w:left="283"/>
+        <w:ind w:firstLine="0" w:left="567"/>
       </w:pPr>
       <w:r>
         <w:rPr>
@@ -1195,7 +1195,85 @@
           <w:color w:val="000000"/>
           <w:sz w:val="24"/>
         </w:rPr>
-        <w:t>3.6  Danh sách 12 use case</w:t>
+        <w:t>3.5.1  Nhóm đăng nhập và quản lý tài khoản</w:t>
+      </w:r>
+      <w:r>
+        <w:rPr>
+          <w:rFonts w:ascii="Times New Roman" w:hAnsi="Times New Roman" w:eastAsia="Times New Roman"/>
+          <w:color w:val="000000"/>
+          <w:sz w:val="24"/>
+        </w:rPr>
+        <w:tab/>
+      </w:r>
+    </w:p>
+    <w:p>
+      <w:pPr>
+        <w:tabs>
+          <w:tab w:pos="8787" w:val="right" w:leader="dot"/>
+        </w:tabs>
+        <w:spacing w:after="40" w:before="20" w:line="276" w:lineRule="auto"/>
+        <w:ind w:firstLine="0" w:left="567"/>
+      </w:pPr>
+      <w:r>
+        <w:rPr>
+          <w:rFonts w:ascii="Times New Roman" w:hAnsi="Times New Roman" w:eastAsia="Times New Roman"/>
+          <w:b w:val="0"/>
+          <w:color w:val="000000"/>
+          <w:sz w:val="24"/>
+        </w:rPr>
+        <w:t>3.5.2  Nhóm quản lý đối tác</w:t>
+      </w:r>
+      <w:r>
+        <w:rPr>
+          <w:rFonts w:ascii="Times New Roman" w:hAnsi="Times New Roman" w:eastAsia="Times New Roman"/>
+          <w:color w:val="000000"/>
+          <w:sz w:val="24"/>
+        </w:rPr>
+        <w:tab/>
+      </w:r>
+    </w:p>
+    <w:p>
+      <w:pPr>
+        <w:tabs>
+          <w:tab w:pos="8787" w:val="right" w:leader="dot"/>
+        </w:tabs>
+        <w:spacing w:after="40" w:before="20" w:line="276" w:lineRule="auto"/>
+        <w:ind w:firstLine="0" w:left="567"/>
+      </w:pPr>
+      <w:r>
+        <w:rPr>
+          <w:rFonts w:ascii="Times New Roman" w:hAnsi="Times New Roman" w:eastAsia="Times New Roman"/>
+          <w:b w:val="0"/>
+          <w:color w:val="000000"/>
+          <w:sz w:val="24"/>
+        </w:rPr>
+        <w:t>3.5.3  Nhóm quản lý hàng hóa và kho</w:t>
+      </w:r>
+      <w:r>
+        <w:rPr>
+          <w:rFonts w:ascii="Times New Roman" w:hAnsi="Times New Roman" w:eastAsia="Times New Roman"/>
+          <w:color w:val="000000"/>
+          <w:sz w:val="24"/>
+        </w:rPr>
+        <w:tab/>
+      </w:r>
+    </w:p>
+    <w:p>
+      <w:pPr>
+        <w:tabs>
+          <w:tab w:pos="8787" w:val="right" w:leader="dot"/>
+        </w:tabs>
+        <w:spacing w:after="40" w:before="20" w:line="276" w:lineRule="auto"/>
+        <w:ind w:firstLine="0" w:left="567"/>
+      </w:pPr>
+      <w:r>
+        <w:rPr>
+          <w:rFonts w:ascii="Times New Roman" w:hAnsi="Times New Roman" w:eastAsia="Times New Roman"/>
+          <w:b w:val="0"/>
+          <w:color w:val="000000"/>
+          <w:sz w:val="24"/>
+        </w:rPr>
+        <w:t>3.5.4  Nhóm nhập, xuất, kiểm kê, báo cáo</w:t>
       </w:r>
       <w:r>
         <w:rPr>
@@ -1221,6 +1299,32 @@
           <w:color w:val="000000"/>
           <w:sz w:val="24"/>
         </w:rPr>
+        <w:t>3.6  Danh sách use case</w:t>
+      </w:r>
+      <w:r>
+        <w:rPr>
+          <w:rFonts w:ascii="Times New Roman" w:hAnsi="Times New Roman" w:eastAsia="Times New Roman"/>
+          <w:color w:val="000000"/>
+          <w:sz w:val="24"/>
+        </w:rPr>
+        <w:tab/>
+      </w:r>
+    </w:p>
+    <w:p>
+      <w:pPr>
+        <w:tabs>
+          <w:tab w:pos="8787" w:val="right" w:leader="dot"/>
+        </w:tabs>
+        <w:spacing w:after="40" w:before="20" w:line="276" w:lineRule="auto"/>
+        <w:ind w:firstLine="0" w:left="283"/>
+      </w:pPr>
+      <w:r>
+        <w:rPr>
+          <w:rFonts w:ascii="Times New Roman" w:hAnsi="Times New Roman" w:eastAsia="Times New Roman"/>
+          <w:b w:val="0"/>
+          <w:color w:val="000000"/>
+          <w:sz w:val="24"/>
+        </w:rPr>
         <w:t>3.7  Đặc tả use case</w:t>
       </w:r>
       <w:r>
@@ -1637,7 +1741,7 @@
           <w:color w:val="000000"/>
           <w:sz w:val="24"/>
         </w:rPr>
-        <w:t>4.2  Các lớp chính</w:t>
+        <w:t>4.2  Xác định các lớp chính</w:t>
       </w:r>
       <w:r>
         <w:rPr>
@@ -1715,7 +1819,7 @@
           <w:color w:val="000000"/>
           <w:sz w:val="24"/>
         </w:rPr>
-        <w:t>4.3.2  Nhóm nghiệp vụ nhập xuất</w:t>
+        <w:t>4.3.2  Nhóm nghiệp vụ nhập -- xuất</w:t>
       </w:r>
       <w:r>
         <w:rPr>
@@ -1741,7 +1845,7 @@
           <w:color w:val="000000"/>
           <w:sz w:val="24"/>
         </w:rPr>
-        <w:t>4.3.3  Nhóm kiểm kê và log</w:t>
+        <w:t>4.3.3  Nhóm kiểm kê và lịch sử</w:t>
       </w:r>
       <w:r>
         <w:rPr>
@@ -1845,7 +1949,7 @@
           <w:color w:val="000000"/>
           <w:sz w:val="24"/>
         </w:rPr>
-        <w:t>4.4.3  UC09 -- Lập phiếu nhập</w:t>
+        <w:t>4.4.3  UC09 -- Lập phiếu nhập kho</w:t>
       </w:r>
       <w:r>
         <w:rPr>
@@ -1871,7 +1975,7 @@
           <w:color w:val="000000"/>
           <w:sz w:val="24"/>
         </w:rPr>
-        <w:t>4.4.4  UC10 -- Lập phiếu xuất</w:t>
+        <w:t>4.4.4  UC10 -- Lập phiếu xuất kho</w:t>
       </w:r>
       <w:r>
         <w:rPr>
@@ -1897,7 +2001,7 @@
           <w:color w:val="000000"/>
           <w:sz w:val="24"/>
         </w:rPr>
-        <w:t>4.5  Bảng thuộc tính chính</w:t>
+        <w:t>4.5  Bảng mô tả thuộc tính các lớp</w:t>
       </w:r>
       <w:r>
         <w:rPr>
@@ -1923,7 +2027,33 @@
           <w:color w:val="000000"/>
           <w:sz w:val="24"/>
         </w:rPr>
-        <w:t>4.6  Kết luận chương</w:t>
+        <w:t>4.6  Tóm tắt quan hệ quan trọng</w:t>
+      </w:r>
+      <w:r>
+        <w:rPr>
+          <w:rFonts w:ascii="Times New Roman" w:hAnsi="Times New Roman" w:eastAsia="Times New Roman"/>
+          <w:color w:val="000000"/>
+          <w:sz w:val="24"/>
+        </w:rPr>
+        <w:tab/>
+      </w:r>
+    </w:p>
+    <w:p>
+      <w:pPr>
+        <w:tabs>
+          <w:tab w:pos="8787" w:val="right" w:leader="dot"/>
+        </w:tabs>
+        <w:spacing w:after="40" w:before="20" w:line="276" w:lineRule="auto"/>
+        <w:ind w:firstLine="0" w:left="283"/>
+      </w:pPr>
+      <w:r>
+        <w:rPr>
+          <w:rFonts w:ascii="Times New Roman" w:hAnsi="Times New Roman" w:eastAsia="Times New Roman"/>
+          <w:b w:val="0"/>
+          <w:color w:val="000000"/>
+          <w:sz w:val="24"/>
+        </w:rPr>
+        <w:t>4.7  Kết luận chương</w:t>
       </w:r>
       <w:r>
         <w:rPr>
@@ -2157,7 +2287,7 @@
           <w:color w:val="000000"/>
           <w:sz w:val="24"/>
         </w:rPr>
-        <w:t>5.3  Biểu đồ trạng thái (bổ sung hành vi đối tượng)</w:t>
+        <w:t>5.3  Biểu đồ trạng thái phiếu</w:t>
       </w:r>
       <w:r>
         <w:rPr>
@@ -2183,7 +2313,7 @@
           <w:color w:val="000000"/>
           <w:sz w:val="24"/>
         </w:rPr>
-        <w:t>5.3.1  Trạng thái phiếu nhập</w:t>
+        <w:t>5.3.1  Trạng thái phiếu nhập kho</w:t>
       </w:r>
       <w:r>
         <w:rPr>
@@ -2209,7 +2339,7 @@
           <w:color w:val="000000"/>
           <w:sz w:val="24"/>
         </w:rPr>
-        <w:t>5.3.2  Trạng thái phiếu xuất</w:t>
+        <w:t>5.3.2  Trạng thái phiếu xuất kho</w:t>
       </w:r>
       <w:r>
         <w:rPr>
@@ -7741,7 +7871,7 @@
           <w:color w:val="000000"/>
           <w:sz w:val="24"/>
         </w:rPr>
-        <w:t>trả lời: hệ thống cung cấp</w:t>
+        <w:t>Phân tích hệ thống theo hướng đối tượng gồm</w:t>
       </w:r>
     </w:p>
     <w:p>
@@ -7755,9 +7885,238 @@
           <w:color w:val="000000"/>
           <w:sz w:val="24"/>
         </w:rPr>
-        <w:t>,</w:t>
-      </w:r>
-    </w:p>
+        <w:t>, mỗi giai đoạn gắn một loại biểu đồ chính:</w:t>
+      </w:r>
+    </w:p>
+    <w:tbl>
+      <w:tblPr>
+        <w:tblStyle w:val="TableGrid"/>
+        <w:tblW w:type="auto" w:w="0"/>
+        <w:jc w:val="center"/>
+        <w:tblLook w:firstColumn="1" w:firstRow="1" w:lastColumn="0" w:lastRow="0" w:noHBand="0" w:noVBand="1" w:val="04A0"/>
+      </w:tblPr>
+      <w:tblGrid>
+        <w:gridCol w:w="3024"/>
+        <w:gridCol w:w="3024"/>
+        <w:gridCol w:w="3024"/>
+      </w:tblGrid>
+      <w:tr>
+        <w:tc>
+          <w:tcPr>
+            <w:tcW w:type="dxa" w:w="3024"/>
+          </w:tcPr>
+          <w:p>
+            <w:r/>
+            <w:r>
+              <w:rPr>
+                <w:rFonts w:ascii="Times New Roman" w:hAnsi="Times New Roman" w:eastAsia="Times New Roman"/>
+                <w:b/>
+                <w:color w:val="000000"/>
+                <w:sz w:val="22"/>
+              </w:rPr>
+              <w:t>|p4.5cm|p4cm|</w:t>
+              <w:br/>
+              <w:br/>
+              <w:t>Giai đoạn</w:t>
+            </w:r>
+          </w:p>
+        </w:tc>
+        <w:tc>
+          <w:tcPr>
+            <w:tcW w:type="dxa" w:w="3024"/>
+          </w:tcPr>
+          <w:p>
+            <w:r/>
+            <w:r>
+              <w:rPr>
+                <w:rFonts w:ascii="Times New Roman" w:hAnsi="Times New Roman" w:eastAsia="Times New Roman"/>
+                <w:b/>
+                <w:color w:val="000000"/>
+                <w:sz w:val="22"/>
+              </w:rPr>
+              <w:t>Biểu đồ chính</w:t>
+            </w:r>
+          </w:p>
+        </w:tc>
+        <w:tc>
+          <w:tcPr>
+            <w:tcW w:type="dxa" w:w="3024"/>
+          </w:tcPr>
+          <w:p>
+            <w:r/>
+            <w:r>
+              <w:rPr>
+                <w:rFonts w:ascii="Times New Roman" w:hAnsi="Times New Roman" w:eastAsia="Times New Roman"/>
+                <w:b/>
+                <w:color w:val="000000"/>
+                <w:sz w:val="22"/>
+              </w:rPr>
+              <w:t>Chương</w:t>
+            </w:r>
+          </w:p>
+        </w:tc>
+      </w:tr>
+      <w:tr>
+        <w:tc>
+          <w:tcPr>
+            <w:tcW w:type="dxa" w:w="3024"/>
+          </w:tcPr>
+          <w:p>
+            <w:r/>
+            <w:r>
+              <w:rPr>
+                <w:rFonts w:ascii="Times New Roman" w:hAnsi="Times New Roman" w:eastAsia="Times New Roman"/>
+                <w:b w:val="0"/>
+                <w:color w:val="000000"/>
+                <w:sz w:val="22"/>
+              </w:rPr>
+              <w:t>1. Phân tích chức năng</w:t>
+            </w:r>
+          </w:p>
+        </w:tc>
+        <w:tc>
+          <w:tcPr>
+            <w:tcW w:type="dxa" w:w="3024"/>
+          </w:tcPr>
+          <w:p>
+            <w:r/>
+            <w:r>
+              <w:rPr>
+                <w:rFonts w:ascii="Times New Roman" w:hAnsi="Times New Roman" w:eastAsia="Times New Roman"/>
+                <w:b w:val="0"/>
+                <w:color w:val="000000"/>
+                <w:sz w:val="22"/>
+              </w:rPr>
+              <w:t>Use Case Diagram</w:t>
+            </w:r>
+          </w:p>
+        </w:tc>
+        <w:tc>
+          <w:tcPr>
+            <w:tcW w:type="dxa" w:w="3024"/>
+          </w:tcPr>
+          <w:p>
+            <w:r/>
+            <w:r>
+              <w:rPr>
+                <w:rFonts w:ascii="Times New Roman" w:hAnsi="Times New Roman" w:eastAsia="Times New Roman"/>
+                <w:b w:val="0"/>
+                <w:color w:val="000000"/>
+                <w:sz w:val="22"/>
+              </w:rPr>
+              <w:t>Ch.3 (chương này)</w:t>
+            </w:r>
+          </w:p>
+        </w:tc>
+      </w:tr>
+      <w:tr>
+        <w:tc>
+          <w:tcPr>
+            <w:tcW w:type="dxa" w:w="3024"/>
+          </w:tcPr>
+          <w:p>
+            <w:r/>
+            <w:r>
+              <w:rPr>
+                <w:rFonts w:ascii="Times New Roman" w:hAnsi="Times New Roman" w:eastAsia="Times New Roman"/>
+                <w:b w:val="0"/>
+                <w:color w:val="000000"/>
+                <w:sz w:val="22"/>
+              </w:rPr>
+              <w:t>2. Phân tích cấu trúc</w:t>
+            </w:r>
+          </w:p>
+        </w:tc>
+        <w:tc>
+          <w:tcPr>
+            <w:tcW w:type="dxa" w:w="3024"/>
+          </w:tcPr>
+          <w:p>
+            <w:r/>
+            <w:r>
+              <w:rPr>
+                <w:rFonts w:ascii="Times New Roman" w:hAnsi="Times New Roman" w:eastAsia="Times New Roman"/>
+                <w:b w:val="0"/>
+                <w:color w:val="000000"/>
+                <w:sz w:val="22"/>
+              </w:rPr>
+              <w:t>Class Diagram</w:t>
+            </w:r>
+          </w:p>
+        </w:tc>
+        <w:tc>
+          <w:tcPr>
+            <w:tcW w:type="dxa" w:w="3024"/>
+          </w:tcPr>
+          <w:p>
+            <w:r/>
+            <w:r>
+              <w:rPr>
+                <w:rFonts w:ascii="Times New Roman" w:hAnsi="Times New Roman" w:eastAsia="Times New Roman"/>
+                <w:b w:val="0"/>
+                <w:color w:val="000000"/>
+                <w:sz w:val="22"/>
+              </w:rPr>
+              <w:t>Ch.4</w:t>
+            </w:r>
+          </w:p>
+        </w:tc>
+      </w:tr>
+      <w:tr>
+        <w:tc>
+          <w:tcPr>
+            <w:tcW w:type="dxa" w:w="3024"/>
+          </w:tcPr>
+          <w:p>
+            <w:r/>
+            <w:r>
+              <w:rPr>
+                <w:rFonts w:ascii="Times New Roman" w:hAnsi="Times New Roman" w:eastAsia="Times New Roman"/>
+                <w:b w:val="0"/>
+                <w:color w:val="000000"/>
+                <w:sz w:val="22"/>
+              </w:rPr>
+              <w:t>3. Phân tích hành vi</w:t>
+            </w:r>
+          </w:p>
+        </w:tc>
+        <w:tc>
+          <w:tcPr>
+            <w:tcW w:type="dxa" w:w="3024"/>
+          </w:tcPr>
+          <w:p>
+            <w:r/>
+            <w:r>
+              <w:rPr>
+                <w:rFonts w:ascii="Times New Roman" w:hAnsi="Times New Roman" w:eastAsia="Times New Roman"/>
+                <w:b w:val="0"/>
+                <w:color w:val="000000"/>
+                <w:sz w:val="22"/>
+              </w:rPr>
+              <w:t>Sequence Diagram</w:t>
+            </w:r>
+          </w:p>
+        </w:tc>
+        <w:tc>
+          <w:tcPr>
+            <w:tcW w:type="dxa" w:w="3024"/>
+          </w:tcPr>
+          <w:p>
+            <w:r/>
+            <w:r>
+              <w:rPr>
+                <w:rFonts w:ascii="Times New Roman" w:hAnsi="Times New Roman" w:eastAsia="Times New Roman"/>
+                <w:b w:val="0"/>
+                <w:color w:val="000000"/>
+                <w:sz w:val="22"/>
+              </w:rPr>
+              <w:t>Ch.5</w:t>
+            </w:r>
+          </w:p>
+        </w:tc>
+      </w:tr>
+    </w:tbl>
+    <w:p/>
     <w:p>
       <w:pPr>
         <w:spacing w:line="276" w:lineRule="auto" w:after="120"/>
@@ -7769,7 +8128,7 @@
           <w:color w:val="000000"/>
           <w:sz w:val="24"/>
         </w:rPr>
-        <w:t>sử dụng. Biểu đồ đặc trưng:</w:t>
+        <w:t>trả lời các câu hỏi: hệ thống cung cấp</w:t>
       </w:r>
     </w:p>
     <w:p>
@@ -7783,7 +8142,7 @@
           <w:color w:val="000000"/>
           <w:sz w:val="24"/>
         </w:rPr>
-        <w:t>(tổng quát, phân rã) và</w:t>
+        <w:t>?</w:t>
       </w:r>
     </w:p>
     <w:p>
@@ -7797,7 +8156,7 @@
           <w:color w:val="000000"/>
           <w:sz w:val="24"/>
         </w:rPr>
-        <w:t>.</w:t>
+        <w:t>(tác nhân) sử dụng? Mục tiêu của mỗi tương tác là gì? Kết quả của giai đoạn này gồm: danh sách tác nhân, biểu đồ use case tổng quát, biểu đồ use case phân rã và</w:t>
       </w:r>
     </w:p>
     <w:p>
@@ -7811,35 +8170,7 @@
           <w:color w:val="000000"/>
           <w:sz w:val="24"/>
         </w:rPr>
-        <w:t>Hai giai đoạn sau:</w:t>
-      </w:r>
-    </w:p>
-    <w:p>
-      <w:pPr>
-        <w:spacing w:line="276" w:lineRule="auto" w:after="60"/>
-        <w:ind w:firstLine="0" w:left="567"/>
-      </w:pPr>
-      <w:r>
-        <w:rPr>
-          <w:rFonts w:ascii="Times New Roman" w:hAnsi="Times New Roman" w:eastAsia="Times New Roman"/>
-          <w:color w:val="000000"/>
-          <w:sz w:val="24"/>
-        </w:rPr>
-        <w:t>• Ch.4 Phân tích cấu trúc -- biểu đồ lớp;</w:t>
-      </w:r>
-    </w:p>
-    <w:p>
-      <w:pPr>
-        <w:spacing w:line="276" w:lineRule="auto" w:after="60"/>
-        <w:ind w:firstLine="0" w:left="567"/>
-      </w:pPr>
-      <w:r>
-        <w:rPr>
-          <w:rFonts w:ascii="Times New Roman" w:hAnsi="Times New Roman" w:eastAsia="Times New Roman"/>
-          <w:color w:val="000000"/>
-          <w:sz w:val="24"/>
-        </w:rPr>
-        <w:t>• Ch.5 Phân tích hành vi -- biểu đồ trình tự.</w:t>
+        <w:t>từng use case.</w:t>
       </w:r>
     </w:p>
     <w:p>
@@ -7853,7 +8184,21 @@
           <w:color w:val="000000"/>
           <w:sz w:val="26"/>
         </w:rPr>
-        <w:t>3.2 Tác nhân</w:t>
+        <w:t>3.2 Phân tích tác nhân</w:t>
+      </w:r>
+    </w:p>
+    <w:p>
+      <w:pPr>
+        <w:spacing w:line="276" w:lineRule="auto" w:after="120"/>
+        <w:ind w:firstLine="567"/>
+      </w:pPr>
+      <w:r>
+        <w:rPr>
+          <w:rFonts w:ascii="Times New Roman" w:hAnsi="Times New Roman" w:eastAsia="Times New Roman"/>
+          <w:color w:val="000000"/>
+          <w:sz w:val="24"/>
+        </w:rPr>
+        <w:t>Tác nhân (actor) là người (hoặc hệ thống bên ngoài) tương tác với hệ thống để đạt một mục tiêu. Dựa trên nghiệp vụ Chương 2, hệ thống có ba tác nhân chính:</w:t>
       </w:r>
     </w:p>
     <w:tbl>
@@ -7901,7 +8246,7 @@
                 <w:color w:val="000000"/>
                 <w:sz w:val="22"/>
               </w:rPr>
-              <w:t>Mô tả</w:t>
+              <w:t>Mô tả vai trò</w:t>
             </w:r>
           </w:p>
         </w:tc>
@@ -7937,7 +8282,7 @@
                 <w:color w:val="000000"/>
                 <w:sz w:val="22"/>
               </w:rPr>
-              <w:t>Thêm tài khoản; thêm kho; xem báo cáo.</w:t>
+              <w:t>Quản lý tài khoản người dùng, phân quyền theo vai trò; có thể tạo/cập nhật thông tin kho; xem báo cáo nhập xuất tồn. Có toàn quyền cấu hình người dùng.</w:t>
             </w:r>
           </w:p>
         </w:tc>
@@ -7973,7 +8318,7 @@
                 <w:color w:val="000000"/>
                 <w:sz w:val="22"/>
               </w:rPr>
-              <w:t>Duyệt phiếu; quản lý hàng, đối tác, kho; kiểm kê; báo cáo.</w:t>
+              <w:t>Giám sát tồn kho; phê duyệt phiếu nhập, xuất, kiểm kê; quản lý danh mục hàng hóa, nhà cung cấp, khách hàng, kho; xem báo cáo.</w:t>
             </w:r>
           </w:p>
         </w:tc>
@@ -8009,7 +8354,7 @@
                 <w:color w:val="000000"/>
                 <w:sz w:val="22"/>
               </w:rPr>
-              <w:t>Lập phiếu nhập/xuất/kiểm kê; thêm/tìm hàng, đối tác.</w:t>
+              <w:t>Thực hiện thao tác hàng ngày: lập phiếu nhập/xuất/kiểm kê; thêm và tìm kiếm hàng hóa, nhà cung cấp, khách hàng. Là actor thao tác nhiều nhất.</w:t>
             </w:r>
           </w:p>
         </w:tc>
@@ -8027,7 +8372,7 @@
           <w:color w:val="000000"/>
           <w:sz w:val="26"/>
         </w:rPr>
-        <w:t>3.3 Nguyên tắc use case</w:t>
+        <w:t>3.3 Nguyên tắc xác định use case</w:t>
       </w:r>
     </w:p>
     <w:p>
@@ -8041,7 +8386,7 @@
           <w:color w:val="000000"/>
           <w:sz w:val="24"/>
         </w:rPr>
-        <w:t>• Use case = một mục tiêu cụ thể của actor (vd.\ Thêm hàng hóa).</w:t>
+        <w:t>• Use case biểu diễn một mục tiêu cụ thể mà actor muốn đạt được khi dùng hệ thống (ví dụ: “Thêm hàng hóa”, “Lập phiếu nhập kho”).</w:t>
       </w:r>
     </w:p>
     <w:p>
@@ -8055,7 +8400,7 @@
           <w:color w:val="000000"/>
           <w:sz w:val="24"/>
         </w:rPr>
-        <w:t>• Nghiệp vụ “Quản lý ...” không phải một use case.</w:t>
+        <w:t>• Không coi tên nghiệp vụ chung như “Quản lý hàng hóa”, “Quản lý nhà cung cấp” là một use case -- đó là gói chức năng, cần phân rã.</w:t>
       </w:r>
     </w:p>
     <w:p>
@@ -8069,7 +8414,21 @@
           <w:color w:val="000000"/>
           <w:sz w:val="24"/>
         </w:rPr>
-        <w:t>• Đăng nhập/đăng xuất: use case hệ thống, không phải nghiệp vụ kho.</w:t>
+        <w:t>• Đăng nhập / Đăng xuất không phải nghiệp vụ kho mà là use case hệ thống, vẫn được đặc tả vì điều kiện để actor thực hiện các use case khác.</w:t>
+      </w:r>
+    </w:p>
+    <w:p>
+      <w:pPr>
+        <w:spacing w:line="276" w:lineRule="auto" w:after="60"/>
+        <w:ind w:firstLine="0" w:left="567"/>
+      </w:pPr>
+      <w:r>
+        <w:rPr>
+          <w:rFonts w:ascii="Times New Roman" w:hAnsi="Times New Roman" w:eastAsia="Times New Roman"/>
+          <w:color w:val="000000"/>
+          <w:sz w:val="24"/>
+        </w:rPr>
+        <w:t>• Sơ đồ tổng quát thể hiện các nhóm chức năng; sơ đồ phân rã thể hiện từng use case cụ thể.</w:t>
       </w:r>
     </w:p>
     <w:p>
@@ -8084,6 +8443,34 @@
           <w:sz w:val="26"/>
         </w:rPr>
         <w:t>3.4 Biểu đồ use case tổng quát</w:t>
+      </w:r>
+    </w:p>
+    <w:p>
+      <w:pPr>
+        <w:spacing w:line="276" w:lineRule="auto" w:after="120"/>
+        <w:ind w:firstLine="567"/>
+      </w:pPr>
+      <w:r>
+        <w:rPr>
+          <w:rFonts w:ascii="Times New Roman" w:hAnsi="Times New Roman" w:eastAsia="Times New Roman"/>
+          <w:color w:val="000000"/>
+          <w:sz w:val="24"/>
+        </w:rPr>
+        <w:t>Sơ đồ tổng quát cho thấy các nhóm chức năng chính của hệ thống và quan hệ với ba tác nhân. Mỗi oval ở mức này là</w:t>
+      </w:r>
+    </w:p>
+    <w:p>
+      <w:pPr>
+        <w:spacing w:line="276" w:lineRule="auto" w:after="120"/>
+        <w:ind w:firstLine="567"/>
+      </w:pPr>
+      <w:r>
+        <w:rPr>
+          <w:rFonts w:ascii="Times New Roman" w:hAnsi="Times New Roman" w:eastAsia="Times New Roman"/>
+          <w:color w:val="000000"/>
+          <w:sz w:val="24"/>
+        </w:rPr>
+        <w:t>(chưa phải use case chi tiết) -- sẽ được phân rã ở mục sau.</w:t>
       </w:r>
     </w:p>
     <w:p>
@@ -8159,6 +8546,20 @@
     </w:p>
     <w:p>
       <w:pPr>
+        <w:pStyle w:val="Heading3"/>
+      </w:pPr>
+      <w:r>
+        <w:rPr>
+          <w:rFonts w:ascii="Times New Roman" w:hAnsi="Times New Roman" w:eastAsia="Times New Roman"/>
+          <w:b/>
+          <w:color w:val="000000"/>
+          <w:sz w:val="24"/>
+        </w:rPr>
+        <w:t>3.5.1 Nhóm đăng nhập và quản lý tài khoản</w:t>
+      </w:r>
+    </w:p>
+    <w:p>
+      <w:pPr>
         <w:spacing w:before="160" w:after="80"/>
         <w:ind w:firstLine="0"/>
         <w:jc w:val="center"/>
@@ -8216,6 +8617,20 @@
     </w:p>
     <w:p>
       <w:pPr>
+        <w:pStyle w:val="Heading3"/>
+      </w:pPr>
+      <w:r>
+        <w:rPr>
+          <w:rFonts w:ascii="Times New Roman" w:hAnsi="Times New Roman" w:eastAsia="Times New Roman"/>
+          <w:b/>
+          <w:color w:val="000000"/>
+          <w:sz w:val="24"/>
+        </w:rPr>
+        <w:t>3.5.2 Nhóm quản lý đối tác</w:t>
+      </w:r>
+    </w:p>
+    <w:p>
+      <w:pPr>
         <w:spacing w:before="160" w:after="80"/>
         <w:ind w:firstLine="0"/>
         <w:jc w:val="center"/>
@@ -8273,6 +8688,20 @@
     </w:p>
     <w:p>
       <w:pPr>
+        <w:pStyle w:val="Heading3"/>
+      </w:pPr>
+      <w:r>
+        <w:rPr>
+          <w:rFonts w:ascii="Times New Roman" w:hAnsi="Times New Roman" w:eastAsia="Times New Roman"/>
+          <w:b/>
+          <w:color w:val="000000"/>
+          <w:sz w:val="24"/>
+        </w:rPr>
+        <w:t>3.5.3 Nhóm quản lý hàng hóa và kho</w:t>
+      </w:r>
+    </w:p>
+    <w:p>
+      <w:pPr>
         <w:spacing w:before="160" w:after="80"/>
         <w:ind w:firstLine="0"/>
         <w:jc w:val="center"/>
@@ -8330,6 +8759,20 @@
     </w:p>
     <w:p>
       <w:pPr>
+        <w:pStyle w:val="Heading3"/>
+      </w:pPr>
+      <w:r>
+        <w:rPr>
+          <w:rFonts w:ascii="Times New Roman" w:hAnsi="Times New Roman" w:eastAsia="Times New Roman"/>
+          <w:b/>
+          <w:color w:val="000000"/>
+          <w:sz w:val="24"/>
+        </w:rPr>
+        <w:t>3.5.4 Nhóm nhập, xuất, kiểm kê, báo cáo</w:t>
+      </w:r>
+    </w:p>
+    <w:p>
+      <w:pPr>
         <w:spacing w:before="160" w:after="80"/>
         <w:ind w:firstLine="0"/>
         <w:jc w:val="center"/>
@@ -8396,7 +8839,35 @@
           <w:color w:val="000000"/>
           <w:sz w:val="26"/>
         </w:rPr>
-        <w:t>3.6 Danh sách 12 use case</w:t>
+        <w:t>3.6 Danh sách use case</w:t>
+      </w:r>
+    </w:p>
+    <w:p>
+      <w:pPr>
+        <w:spacing w:line="276" w:lineRule="auto" w:after="120"/>
+        <w:ind w:firstLine="567"/>
+      </w:pPr>
+      <w:r>
+        <w:rPr>
+          <w:rFonts w:ascii="Times New Roman" w:hAnsi="Times New Roman" w:eastAsia="Times New Roman"/>
+          <w:color w:val="000000"/>
+          <w:sz w:val="24"/>
+        </w:rPr>
+        <w:t>Hệ thống xác định</w:t>
+      </w:r>
+    </w:p>
+    <w:p>
+      <w:pPr>
+        <w:spacing w:line="276" w:lineRule="auto" w:after="120"/>
+        <w:ind w:firstLine="567"/>
+      </w:pPr>
+      <w:r>
+        <w:rPr>
+          <w:rFonts w:ascii="Times New Roman" w:hAnsi="Times New Roman" w:eastAsia="Times New Roman"/>
+          <w:color w:val="000000"/>
+          <w:sz w:val="24"/>
+        </w:rPr>
+        <w:t>tiêu biểu:</w:t>
       </w:r>
     </w:p>
     <w:tbl>
@@ -8425,7 +8896,7 @@
                 <w:color w:val="000000"/>
                 <w:sz w:val="22"/>
               </w:rPr>
-              <w:t>|p5.2cm|p6.3cm|</w:t>
+              <w:t>|p5cm|p6.5cm|</w:t>
               <w:br/>
               <w:br/>
               <w:t>Mã</w:t>
@@ -8462,7 +8933,7 @@
                 <w:color w:val="000000"/>
                 <w:sz w:val="22"/>
               </w:rPr>
-              <w:t>Actor</w:t>
+              <w:t>Tác nhân chính</w:t>
             </w:r>
           </w:p>
         </w:tc>
@@ -8515,7 +8986,7 @@
                 <w:color w:val="000000"/>
                 <w:sz w:val="22"/>
               </w:rPr>
-              <w:t>Tất cả</w:t>
+              <w:t>Tất cả người dùng</w:t>
             </w:r>
           </w:p>
         </w:tc>
@@ -8568,7 +9039,7 @@
                 <w:color w:val="000000"/>
                 <w:sz w:val="22"/>
               </w:rPr>
-              <w:t>Tất cả</w:t>
+              <w:t>Tất cả người dùng</w:t>
             </w:r>
           </w:p>
         </w:tc>
@@ -8674,7 +9145,7 @@
                 <w:color w:val="000000"/>
                 <w:sz w:val="22"/>
               </w:rPr>
-              <w:t>NV kho, QL kho</w:t>
+              <w:t>Nhân viên kho, Quản lý kho</w:t>
             </w:r>
           </w:p>
         </w:tc>
@@ -8727,7 +9198,7 @@
                 <w:color w:val="000000"/>
                 <w:sz w:val="22"/>
               </w:rPr>
-              <w:t>NV kho, QL kho</w:t>
+              <w:t>Nhân viên kho, Quản lý kho</w:t>
             </w:r>
           </w:p>
         </w:tc>
@@ -8780,7 +9251,7 @@
                 <w:color w:val="000000"/>
                 <w:sz w:val="22"/>
               </w:rPr>
-              <w:t>NV kho, QL kho</w:t>
+              <w:t>Nhân viên kho, Quản lý kho</w:t>
             </w:r>
           </w:p>
         </w:tc>
@@ -8833,7 +9304,7 @@
                 <w:color w:val="000000"/>
                 <w:sz w:val="22"/>
               </w:rPr>
-              <w:t>Người có quyền</w:t>
+              <w:t>Người dùng có quyền</w:t>
             </w:r>
           </w:p>
         </w:tc>
@@ -8886,7 +9357,7 @@
                 <w:color w:val="000000"/>
                 <w:sz w:val="22"/>
               </w:rPr>
-              <w:t>QL kho, QTV</w:t>
+              <w:t>Quản lý kho, Quản trị viên</w:t>
             </w:r>
           </w:p>
         </w:tc>
@@ -8939,7 +9410,7 @@
                 <w:color w:val="000000"/>
                 <w:sz w:val="22"/>
               </w:rPr>
-              <w:t>NV (lập), QL (duyệt)</w:t>
+              <w:t>NV kho (lập), QL kho (duyệt)</w:t>
             </w:r>
           </w:p>
         </w:tc>
@@ -8992,7 +9463,7 @@
                 <w:color w:val="000000"/>
                 <w:sz w:val="22"/>
               </w:rPr>
-              <w:t>NV (lập), QL (duyệt)</w:t>
+              <w:t>NV kho (lập), QL kho (duyệt)</w:t>
             </w:r>
           </w:p>
         </w:tc>
@@ -9045,7 +9516,7 @@
                 <w:color w:val="000000"/>
                 <w:sz w:val="22"/>
               </w:rPr>
-              <w:t>NV (lập), QL (duyệt)</w:t>
+              <w:t>NV kho (lập), QL kho (duyệt)</w:t>
             </w:r>
           </w:p>
         </w:tc>
@@ -9098,7 +9569,7 @@
                 <w:color w:val="000000"/>
                 <w:sz w:val="22"/>
               </w:rPr>
-              <w:t>QL kho, QTV</w:t>
+              <w:t>Quản lý kho, Quản trị viên</w:t>
             </w:r>
           </w:p>
         </w:tc>
@@ -9121,6 +9592,20 @@
     </w:p>
     <w:p>
       <w:pPr>
+        <w:spacing w:line="276" w:lineRule="auto" w:after="120"/>
+        <w:ind w:firstLine="567"/>
+      </w:pPr>
+      <w:r>
+        <w:rPr>
+          <w:rFonts w:ascii="Times New Roman" w:hAnsi="Times New Roman" w:eastAsia="Times New Roman"/>
+          <w:color w:val="000000"/>
+          <w:sz w:val="24"/>
+        </w:rPr>
+        <w:t>Mỗi đặc tả gồm: tác nhân, mục tiêu, điều kiện trước, luồng chính, luồng thay thế (nếu có), điều kiện sau.</w:t>
+      </w:r>
+    </w:p>
+    <w:p>
+      <w:pPr>
         <w:pStyle w:val="Heading3"/>
       </w:pPr>
       <w:r>
@@ -9144,7 +9629,7 @@
           <w:color w:val="000000"/>
           <w:sz w:val="24"/>
         </w:rPr>
-        <w:t>• Loại: Use case hệ thống.</w:t>
+        <w:t>• Loại: Use case hệ thống (hỗ trợ truy cập).</w:t>
       </w:r>
     </w:p>
     <w:p>
@@ -9158,7 +9643,7 @@
           <w:color w:val="000000"/>
           <w:sz w:val="24"/>
         </w:rPr>
-        <w:t>• Mục tiêu: Vào hệ thống sau xác thực.</w:t>
+        <w:t>• Tác nhân: Tất cả người dùng.</w:t>
       </w:r>
     </w:p>
     <w:p>
@@ -9172,7 +9657,7 @@
           <w:color w:val="000000"/>
           <w:sz w:val="24"/>
         </w:rPr>
-        <w:t>• Chính: Nhập tên/MK → kiểm tra → tạo phiên.</w:t>
+        <w:t>• Mục tiêu: Xác thực danh tính và bắt đầu phiên làm việc trên hệ thống.</w:t>
       </w:r>
     </w:p>
     <w:p>
@@ -9186,21 +9671,7 @@
           <w:color w:val="000000"/>
           <w:sz w:val="24"/>
         </w:rPr>
-        <w:t>• Thay thế: Sai TT / khóa → lỗi.</w:t>
-      </w:r>
-    </w:p>
-    <w:p>
-      <w:pPr>
-        <w:pStyle w:val="Heading3"/>
-      </w:pPr>
-      <w:r>
-        <w:rPr>
-          <w:rFonts w:ascii="Times New Roman" w:hAnsi="Times New Roman" w:eastAsia="Times New Roman"/>
-          <w:b/>
-          <w:color w:val="000000"/>
-          <w:sz w:val="24"/>
-        </w:rPr>
-        <w:t>3.7.2 UC02 -- Đăng xuất</w:t>
+        <w:t>• Điều kiện trước: Người dùng đã có tài khoản ở trạng thái hoạt động.</w:t>
       </w:r>
     </w:p>
     <w:p>
@@ -9214,7 +9685,7 @@
           <w:color w:val="000000"/>
           <w:sz w:val="24"/>
         </w:rPr>
-        <w:t>• Loại: Use case hệ thống.</w:t>
+        <w:t>• Luồng chính:</w:t>
       </w:r>
     </w:p>
     <w:p>
@@ -9228,21 +9699,7 @@
           <w:color w:val="000000"/>
           <w:sz w:val="24"/>
         </w:rPr>
-        <w:t>• Mục tiêu: Kết thúc phiên.</w:t>
-      </w:r>
-    </w:p>
-    <w:p>
-      <w:pPr>
-        <w:pStyle w:val="Heading3"/>
-      </w:pPr>
-      <w:r>
-        <w:rPr>
-          <w:rFonts w:ascii="Times New Roman" w:hAnsi="Times New Roman" w:eastAsia="Times New Roman"/>
-          <w:b/>
-          <w:color w:val="000000"/>
-          <w:sz w:val="24"/>
-        </w:rPr>
-        <w:t>3.7.3 UC03 -- Thêm tài khoản</w:t>
+        <w:t>• Người dùng mở trang đăng nhập.</w:t>
       </w:r>
     </w:p>
     <w:p>
@@ -9256,7 +9713,7 @@
           <w:color w:val="000000"/>
           <w:sz w:val="24"/>
         </w:rPr>
-        <w:t>• Actor: QTV. Mục tiêu: Tạo tài khoản mới.</w:t>
+        <w:t>• Nhập tên đăng nhập và mật khẩu, nhấn “Đăng nhập”.</w:t>
       </w:r>
     </w:p>
     <w:p>
@@ -9270,21 +9727,7 @@
           <w:color w:val="000000"/>
           <w:sz w:val="24"/>
         </w:rPr>
-        <w:t>• Chính: Nhập TT + vai trò → kiểm tra trùng → lưu.</w:t>
-      </w:r>
-    </w:p>
-    <w:p>
-      <w:pPr>
-        <w:pStyle w:val="Heading3"/>
-      </w:pPr>
-      <w:r>
-        <w:rPr>
-          <w:rFonts w:ascii="Times New Roman" w:hAnsi="Times New Roman" w:eastAsia="Times New Roman"/>
-          <w:b/>
-          <w:color w:val="000000"/>
-          <w:sz w:val="24"/>
-        </w:rPr>
-        <w:t>3.7.4 UC04 -- Thêm nhà cung cấp</w:t>
+        <w:t>• Hệ thống kiểm tra tài khoản tồn tại, mật khẩu đúng, trạng thái hoạt động.</w:t>
       </w:r>
     </w:p>
     <w:p>
@@ -9298,21 +9741,9 @@
           <w:color w:val="000000"/>
           <w:sz w:val="24"/>
         </w:rPr>
-        <w:t>• Mục tiêu: Thêm NCC vào danh mục.</w:t>
-      </w:r>
-    </w:p>
-    <w:p>
-      <w:pPr>
-        <w:pStyle w:val="Heading3"/>
-      </w:pPr>
-      <w:r>
-        <w:rPr>
-          <w:rFonts w:ascii="Times New Roman" w:hAnsi="Times New Roman" w:eastAsia="Times New Roman"/>
-          <w:b/>
-          <w:color w:val="000000"/>
-          <w:sz w:val="24"/>
-        </w:rPr>
-        <w:t>3.7.5 UC05 -- Thêm khách hàng</w:t>
+        <w:t>• Hệ thống tạo phiên làm việc, ghi log đăng nhập, chuyển đến trang chủ theo vai trò.</w:t>
+        <w:br/>
+        <w:t xml:space="preserve"> enumerate</w:t>
       </w:r>
     </w:p>
     <w:p>
@@ -9326,21 +9757,7 @@
           <w:color w:val="000000"/>
           <w:sz w:val="24"/>
         </w:rPr>
-        <w:t>• Mục tiêu: Thêm KH vào danh mục.</w:t>
-      </w:r>
-    </w:p>
-    <w:p>
-      <w:pPr>
-        <w:pStyle w:val="Heading3"/>
-      </w:pPr>
-      <w:r>
-        <w:rPr>
-          <w:rFonts w:ascii="Times New Roman" w:hAnsi="Times New Roman" w:eastAsia="Times New Roman"/>
-          <w:b/>
-          <w:color w:val="000000"/>
-          <w:sz w:val="24"/>
-        </w:rPr>
-        <w:t>3.7.6 UC06 -- Thêm hàng hóa</w:t>
+        <w:t>• Luồng thay thế: Sai tên/mật khẩu hoặc tài khoản bị khóa → thông báo lỗi, không tạo phiên, cho phép nhập lại.</w:t>
       </w:r>
     </w:p>
     <w:p>
@@ -9354,7 +9771,7 @@
           <w:color w:val="000000"/>
           <w:sz w:val="24"/>
         </w:rPr>
-        <w:t>• Mục tiêu: Thêm mặt hàng; khởi tạo tồn = 0 tại các kho.</w:t>
+        <w:t>• Điều kiện sau: Phiên làm việc được tạo; người dùng truy cập được các chức năng theo quyền.</w:t>
       </w:r>
     </w:p>
     <w:p>
@@ -9368,7 +9785,7 @@
           <w:color w:val="000000"/>
           <w:sz w:val="24"/>
         </w:rPr>
-        <w:t>3.7.7 UC07 -- Tìm kiếm hàng hóa</w:t>
+        <w:t>3.7.2 UC02 -- Đăng xuất</w:t>
       </w:r>
     </w:p>
     <w:p>
@@ -9382,21 +9799,7 @@
           <w:color w:val="000000"/>
           <w:sz w:val="24"/>
         </w:rPr>
-        <w:t>• Mục tiêu: Tra cứu hàng kèm tồn kho.</w:t>
-      </w:r>
-    </w:p>
-    <w:p>
-      <w:pPr>
-        <w:pStyle w:val="Heading3"/>
-      </w:pPr>
-      <w:r>
-        <w:rPr>
-          <w:rFonts w:ascii="Times New Roman" w:hAnsi="Times New Roman" w:eastAsia="Times New Roman"/>
-          <w:b/>
-          <w:color w:val="000000"/>
-          <w:sz w:val="24"/>
-        </w:rPr>
-        <w:t>3.7.8 UC08 -- Thêm kho</w:t>
+        <w:t>• Loại: Use case hệ thống.</w:t>
       </w:r>
     </w:p>
     <w:p>
@@ -9410,21 +9813,7 @@
           <w:color w:val="000000"/>
           <w:sz w:val="24"/>
         </w:rPr>
-        <w:t>• Mục tiêu: Tạo kho mới.</w:t>
-      </w:r>
-    </w:p>
-    <w:p>
-      <w:pPr>
-        <w:pStyle w:val="Heading3"/>
-      </w:pPr>
-      <w:r>
-        <w:rPr>
-          <w:rFonts w:ascii="Times New Roman" w:hAnsi="Times New Roman" w:eastAsia="Times New Roman"/>
-          <w:b/>
-          <w:color w:val="000000"/>
-          <w:sz w:val="24"/>
-        </w:rPr>
-        <w:t>3.7.9 UC09 -- Lập phiếu nhập kho</w:t>
+        <w:t>• Tác nhân: Người dùng đã đăng nhập.</w:t>
       </w:r>
     </w:p>
     <w:p>
@@ -9438,7 +9827,7 @@
           <w:color w:val="000000"/>
           <w:sz w:val="24"/>
         </w:rPr>
-        <w:t>• Actor: NV lập, QL duyệt.</w:t>
+        <w:t>• Mục tiêu: Kết thúc phiên làm việc an toàn.</w:t>
       </w:r>
     </w:p>
     <w:p>
@@ -9452,21 +9841,7 @@
           <w:color w:val="000000"/>
           <w:sz w:val="24"/>
         </w:rPr>
-        <w:t>• Mục tiêu: Ghi nhận nhập; duyệt thì tăng tồn.</w:t>
-      </w:r>
-    </w:p>
-    <w:p>
-      <w:pPr>
-        <w:pStyle w:val="Heading3"/>
-      </w:pPr>
-      <w:r>
-        <w:rPr>
-          <w:rFonts w:ascii="Times New Roman" w:hAnsi="Times New Roman" w:eastAsia="Times New Roman"/>
-          <w:b/>
-          <w:color w:val="000000"/>
-          <w:sz w:val="24"/>
-        </w:rPr>
-        <w:t>3.7.10 UC10 -- Lập phiếu xuất kho</w:t>
+        <w:t>• Điều kiện trước: Đang có phiên hợp lệ.</w:t>
       </w:r>
     </w:p>
     <w:p>
@@ -9480,7 +9855,7 @@
           <w:color w:val="000000"/>
           <w:sz w:val="24"/>
         </w:rPr>
-        <w:t>• Actor: NV lập, QL duyệt.</w:t>
+        <w:t>• Luồng chính: Người dùng chọn “Đăng xuất” → hệ thống xóa phiên, ghi log → chuyển về trang đăng nhập.</w:t>
       </w:r>
     </w:p>
     <w:p>
@@ -9494,7 +9869,7 @@
           <w:color w:val="000000"/>
           <w:sz w:val="24"/>
         </w:rPr>
-        <w:t>• Mục tiêu: Ghi nhận xuất (kiểm tra tồn); duyệt thì giảm tồn.</w:t>
+        <w:t>• Điều kiện sau: Phiên bị hủy; không còn truy cập chức năng nội bộ cho đến khi đăng nhập lại.</w:t>
       </w:r>
     </w:p>
     <w:p>
@@ -9508,7 +9883,7 @@
           <w:color w:val="000000"/>
           <w:sz w:val="24"/>
         </w:rPr>
-        <w:t>3.7.11 UC11 -- Lập phiếu kiểm kê</w:t>
+        <w:t>3.7.3 UC03 -- Thêm tài khoản</w:t>
       </w:r>
     </w:p>
     <w:p>
@@ -9522,21 +9897,7 @@
           <w:color w:val="000000"/>
           <w:sz w:val="24"/>
         </w:rPr>
-        <w:t>• Mục tiêu: Đối chiếu thực tế -- sổ sách; duyệt thì điều chỉnh tồn.</w:t>
-      </w:r>
-    </w:p>
-    <w:p>
-      <w:pPr>
-        <w:pStyle w:val="Heading3"/>
-      </w:pPr>
-      <w:r>
-        <w:rPr>
-          <w:rFonts w:ascii="Times New Roman" w:hAnsi="Times New Roman" w:eastAsia="Times New Roman"/>
-          <w:b/>
-          <w:color w:val="000000"/>
-          <w:sz w:val="24"/>
-        </w:rPr>
-        <w:t>3.7.12 UC12 -- Xem báo cáo nhập xuất tồn</w:t>
+        <w:t>• Tác nhân: Quản trị viên.</w:t>
       </w:r>
     </w:p>
     <w:p>
@@ -9550,7 +9911,1397 @@
           <w:color w:val="000000"/>
           <w:sz w:val="24"/>
         </w:rPr>
-        <w:t>• Mục tiêu: Xem tổng hợp tồn / NXT theo điều kiện.</w:t>
+        <w:t>• Mục tiêu: Tạo tài khoản người dùng mới với vai trò xác định.</w:t>
+      </w:r>
+    </w:p>
+    <w:p>
+      <w:pPr>
+        <w:spacing w:line="276" w:lineRule="auto" w:after="60"/>
+        <w:ind w:firstLine="0" w:left="567"/>
+      </w:pPr>
+      <w:r>
+        <w:rPr>
+          <w:rFonts w:ascii="Times New Roman" w:hAnsi="Times New Roman" w:eastAsia="Times New Roman"/>
+          <w:color w:val="000000"/>
+          <w:sz w:val="24"/>
+        </w:rPr>
+        <w:t>• Điều kiện trước: Quản trị viên đã đăng nhập.</w:t>
+      </w:r>
+    </w:p>
+    <w:p>
+      <w:pPr>
+        <w:spacing w:line="276" w:lineRule="auto" w:after="60"/>
+        <w:ind w:firstLine="0" w:left="567"/>
+      </w:pPr>
+      <w:r>
+        <w:rPr>
+          <w:rFonts w:ascii="Times New Roman" w:hAnsi="Times New Roman" w:eastAsia="Times New Roman"/>
+          <w:color w:val="000000"/>
+          <w:sz w:val="24"/>
+        </w:rPr>
+        <w:t>• Luồng chính:</w:t>
+      </w:r>
+    </w:p>
+    <w:p>
+      <w:pPr>
+        <w:spacing w:line="276" w:lineRule="auto" w:after="60"/>
+        <w:ind w:firstLine="0" w:left="567"/>
+      </w:pPr>
+      <w:r>
+        <w:rPr>
+          <w:rFonts w:ascii="Times New Roman" w:hAnsi="Times New Roman" w:eastAsia="Times New Roman"/>
+          <w:color w:val="000000"/>
+          <w:sz w:val="24"/>
+        </w:rPr>
+        <w:t>• Chọn chức năng quản lý tài khoản → “Thêm tài khoản”.</w:t>
+      </w:r>
+    </w:p>
+    <w:p>
+      <w:pPr>
+        <w:spacing w:line="276" w:lineRule="auto" w:after="60"/>
+        <w:ind w:firstLine="0" w:left="567"/>
+      </w:pPr>
+      <w:r>
+        <w:rPr>
+          <w:rFonts w:ascii="Times New Roman" w:hAnsi="Times New Roman" w:eastAsia="Times New Roman"/>
+          <w:color w:val="000000"/>
+          <w:sz w:val="24"/>
+        </w:rPr>
+        <w:t>• Nhập họ tên, tên đăng nhập, mật khẩu, email (nếu có), chọn vai trò (QTV / QL kho / NV kho), trạng thái.</w:t>
+      </w:r>
+    </w:p>
+    <w:p>
+      <w:pPr>
+        <w:spacing w:line="276" w:lineRule="auto" w:after="60"/>
+        <w:ind w:firstLine="0" w:left="567"/>
+      </w:pPr>
+      <w:r>
+        <w:rPr>
+          <w:rFonts w:ascii="Times New Roman" w:hAnsi="Times New Roman" w:eastAsia="Times New Roman"/>
+          <w:color w:val="000000"/>
+          <w:sz w:val="24"/>
+        </w:rPr>
+        <w:t>• Hệ thống kiểm tra tên đăng nhập chưa tồn tại.</w:t>
+      </w:r>
+    </w:p>
+    <w:p>
+      <w:pPr>
+        <w:spacing w:line="276" w:lineRule="auto" w:after="60"/>
+        <w:ind w:firstLine="0" w:left="567"/>
+      </w:pPr>
+      <w:r>
+        <w:rPr>
+          <w:rFonts w:ascii="Times New Roman" w:hAnsi="Times New Roman" w:eastAsia="Times New Roman"/>
+          <w:color w:val="000000"/>
+          <w:sz w:val="24"/>
+        </w:rPr>
+        <w:t>• Mã hóa mật khẩu, lưu bản ghi NguoiDung, hiển thị thông báo thành công.</w:t>
+        <w:br/>
+        <w:t xml:space="preserve"> enumerate</w:t>
+      </w:r>
+    </w:p>
+    <w:p>
+      <w:pPr>
+        <w:spacing w:line="276" w:lineRule="auto" w:after="60"/>
+        <w:ind w:firstLine="0" w:left="567"/>
+      </w:pPr>
+      <w:r>
+        <w:rPr>
+          <w:rFonts w:ascii="Times New Roman" w:hAnsi="Times New Roman" w:eastAsia="Times New Roman"/>
+          <w:color w:val="000000"/>
+          <w:sz w:val="24"/>
+        </w:rPr>
+        <w:t>• Luồng thay thế: Tên đăng nhập trùng → báo lỗi, yêu cầu đổi tên.</w:t>
+      </w:r>
+    </w:p>
+    <w:p>
+      <w:pPr>
+        <w:spacing w:line="276" w:lineRule="auto" w:after="60"/>
+        <w:ind w:firstLine="0" w:left="567"/>
+      </w:pPr>
+      <w:r>
+        <w:rPr>
+          <w:rFonts w:ascii="Times New Roman" w:hAnsi="Times New Roman" w:eastAsia="Times New Roman"/>
+          <w:color w:val="000000"/>
+          <w:sz w:val="24"/>
+        </w:rPr>
+        <w:t>• Điều kiện sau: Tài khoản mới tồn tại, có thể đăng nhập (nếu trạng thái hoạt động).</w:t>
+      </w:r>
+    </w:p>
+    <w:p>
+      <w:pPr>
+        <w:pStyle w:val="Heading3"/>
+      </w:pPr>
+      <w:r>
+        <w:rPr>
+          <w:rFonts w:ascii="Times New Roman" w:hAnsi="Times New Roman" w:eastAsia="Times New Roman"/>
+          <w:b/>
+          <w:color w:val="000000"/>
+          <w:sz w:val="24"/>
+        </w:rPr>
+        <w:t>3.7.4 UC04 -- Thêm nhà cung cấp</w:t>
+      </w:r>
+    </w:p>
+    <w:p>
+      <w:pPr>
+        <w:spacing w:line="276" w:lineRule="auto" w:after="60"/>
+        <w:ind w:firstLine="0" w:left="567"/>
+      </w:pPr>
+      <w:r>
+        <w:rPr>
+          <w:rFonts w:ascii="Times New Roman" w:hAnsi="Times New Roman" w:eastAsia="Times New Roman"/>
+          <w:color w:val="000000"/>
+          <w:sz w:val="24"/>
+        </w:rPr>
+        <w:t>• Tác nhân: Nhân viên kho, Quản lý kho.</w:t>
+      </w:r>
+    </w:p>
+    <w:p>
+      <w:pPr>
+        <w:spacing w:line="276" w:lineRule="auto" w:after="60"/>
+        <w:ind w:firstLine="0" w:left="567"/>
+      </w:pPr>
+      <w:r>
+        <w:rPr>
+          <w:rFonts w:ascii="Times New Roman" w:hAnsi="Times New Roman" w:eastAsia="Times New Roman"/>
+          <w:color w:val="000000"/>
+          <w:sz w:val="24"/>
+        </w:rPr>
+        <w:t>• Mục tiêu: Thêm nhà cung cấp vào danh mục để phục vụ lập phiếu nhập.</w:t>
+      </w:r>
+    </w:p>
+    <w:p>
+      <w:pPr>
+        <w:spacing w:line="276" w:lineRule="auto" w:after="60"/>
+        <w:ind w:firstLine="0" w:left="567"/>
+      </w:pPr>
+      <w:r>
+        <w:rPr>
+          <w:rFonts w:ascii="Times New Roman" w:hAnsi="Times New Roman" w:eastAsia="Times New Roman"/>
+          <w:color w:val="000000"/>
+          <w:sz w:val="24"/>
+        </w:rPr>
+        <w:t>• Điều kiện trước: Người dùng đã đăng nhập với quyền phù hợp.</w:t>
+      </w:r>
+    </w:p>
+    <w:p>
+      <w:pPr>
+        <w:spacing w:line="276" w:lineRule="auto" w:after="60"/>
+        <w:ind w:firstLine="0" w:left="567"/>
+      </w:pPr>
+      <w:r>
+        <w:rPr>
+          <w:rFonts w:ascii="Times New Roman" w:hAnsi="Times New Roman" w:eastAsia="Times New Roman"/>
+          <w:color w:val="000000"/>
+          <w:sz w:val="24"/>
+        </w:rPr>
+        <w:t>• Luồng chính:</w:t>
+      </w:r>
+    </w:p>
+    <w:p>
+      <w:pPr>
+        <w:spacing w:line="276" w:lineRule="auto" w:after="60"/>
+        <w:ind w:firstLine="0" w:left="567"/>
+      </w:pPr>
+      <w:r>
+        <w:rPr>
+          <w:rFonts w:ascii="Times New Roman" w:hAnsi="Times New Roman" w:eastAsia="Times New Roman"/>
+          <w:color w:val="000000"/>
+          <w:sz w:val="24"/>
+        </w:rPr>
+        <w:t>• Chọn quản lý nhà cung cấp → “Thêm mới”.</w:t>
+      </w:r>
+    </w:p>
+    <w:p>
+      <w:pPr>
+        <w:spacing w:line="276" w:lineRule="auto" w:after="60"/>
+        <w:ind w:firstLine="0" w:left="567"/>
+      </w:pPr>
+      <w:r>
+        <w:rPr>
+          <w:rFonts w:ascii="Times New Roman" w:hAnsi="Times New Roman" w:eastAsia="Times New Roman"/>
+          <w:color w:val="000000"/>
+          <w:sz w:val="24"/>
+        </w:rPr>
+        <w:t>• Nhập mã NCC, tên, địa chỉ, số điện thoại, email, người liên hệ.</w:t>
+      </w:r>
+    </w:p>
+    <w:p>
+      <w:pPr>
+        <w:spacing w:line="276" w:lineRule="auto" w:after="60"/>
+        <w:ind w:firstLine="0" w:left="567"/>
+      </w:pPr>
+      <w:r>
+        <w:rPr>
+          <w:rFonts w:ascii="Times New Roman" w:hAnsi="Times New Roman" w:eastAsia="Times New Roman"/>
+          <w:color w:val="000000"/>
+          <w:sz w:val="24"/>
+        </w:rPr>
+        <w:t>• Hệ thống kiểm tra mã không trùng → lưu NhaCungCap.</w:t>
+        <w:br/>
+        <w:t xml:space="preserve"> enumerate</w:t>
+      </w:r>
+    </w:p>
+    <w:p>
+      <w:pPr>
+        <w:spacing w:line="276" w:lineRule="auto" w:after="60"/>
+        <w:ind w:firstLine="0" w:left="567"/>
+      </w:pPr>
+      <w:r>
+        <w:rPr>
+          <w:rFonts w:ascii="Times New Roman" w:hAnsi="Times New Roman" w:eastAsia="Times New Roman"/>
+          <w:color w:val="000000"/>
+          <w:sz w:val="24"/>
+        </w:rPr>
+        <w:t>• Luồng thay thế: Mã trùng → thông báo lỗi.</w:t>
+      </w:r>
+    </w:p>
+    <w:p>
+      <w:pPr>
+        <w:spacing w:line="276" w:lineRule="auto" w:after="60"/>
+        <w:ind w:firstLine="0" w:left="567"/>
+      </w:pPr>
+      <w:r>
+        <w:rPr>
+          <w:rFonts w:ascii="Times New Roman" w:hAnsi="Times New Roman" w:eastAsia="Times New Roman"/>
+          <w:color w:val="000000"/>
+          <w:sz w:val="24"/>
+        </w:rPr>
+        <w:t>• Điều kiện sau: NCC mới xuất hiện trong danh sách, chọn được khi lập phiếu nhập.</w:t>
+      </w:r>
+    </w:p>
+    <w:p>
+      <w:pPr>
+        <w:pStyle w:val="Heading3"/>
+      </w:pPr>
+      <w:r>
+        <w:rPr>
+          <w:rFonts w:ascii="Times New Roman" w:hAnsi="Times New Roman" w:eastAsia="Times New Roman"/>
+          <w:b/>
+          <w:color w:val="000000"/>
+          <w:sz w:val="24"/>
+        </w:rPr>
+        <w:t>3.7.5 UC05 -- Thêm khách hàng</w:t>
+      </w:r>
+    </w:p>
+    <w:p>
+      <w:pPr>
+        <w:spacing w:line="276" w:lineRule="auto" w:after="60"/>
+        <w:ind w:firstLine="0" w:left="567"/>
+      </w:pPr>
+      <w:r>
+        <w:rPr>
+          <w:rFonts w:ascii="Times New Roman" w:hAnsi="Times New Roman" w:eastAsia="Times New Roman"/>
+          <w:color w:val="000000"/>
+          <w:sz w:val="24"/>
+        </w:rPr>
+        <w:t>• Tác nhân: Nhân viên kho, Quản lý kho.</w:t>
+      </w:r>
+    </w:p>
+    <w:p>
+      <w:pPr>
+        <w:spacing w:line="276" w:lineRule="auto" w:after="60"/>
+        <w:ind w:firstLine="0" w:left="567"/>
+      </w:pPr>
+      <w:r>
+        <w:rPr>
+          <w:rFonts w:ascii="Times New Roman" w:hAnsi="Times New Roman" w:eastAsia="Times New Roman"/>
+          <w:color w:val="000000"/>
+          <w:sz w:val="24"/>
+        </w:rPr>
+        <w:t>• Mục tiêu: Thêm khách hàng vào danh mục để phục vụ lập phiếu xuất.</w:t>
+      </w:r>
+    </w:p>
+    <w:p>
+      <w:pPr>
+        <w:spacing w:line="276" w:lineRule="auto" w:after="60"/>
+        <w:ind w:firstLine="0" w:left="567"/>
+      </w:pPr>
+      <w:r>
+        <w:rPr>
+          <w:rFonts w:ascii="Times New Roman" w:hAnsi="Times New Roman" w:eastAsia="Times New Roman"/>
+          <w:color w:val="000000"/>
+          <w:sz w:val="24"/>
+        </w:rPr>
+        <w:t>• Điều kiện trước: Đã đăng nhập với quyền phù hợp.</w:t>
+      </w:r>
+    </w:p>
+    <w:p>
+      <w:pPr>
+        <w:spacing w:line="276" w:lineRule="auto" w:after="60"/>
+        <w:ind w:firstLine="0" w:left="567"/>
+      </w:pPr>
+      <w:r>
+        <w:rPr>
+          <w:rFonts w:ascii="Times New Roman" w:hAnsi="Times New Roman" w:eastAsia="Times New Roman"/>
+          <w:color w:val="000000"/>
+          <w:sz w:val="24"/>
+        </w:rPr>
+        <w:t>• Luồng chính: Tương tự UC04; nhập mã KH, tên, địa chỉ, SĐT, email, mã số thuế (nếu có), người liên hệ → kiểm tra mã → lưu KhachHang.</w:t>
+      </w:r>
+    </w:p>
+    <w:p>
+      <w:pPr>
+        <w:spacing w:line="276" w:lineRule="auto" w:after="60"/>
+        <w:ind w:firstLine="0" w:left="567"/>
+      </w:pPr>
+      <w:r>
+        <w:rPr>
+          <w:rFonts w:ascii="Times New Roman" w:hAnsi="Times New Roman" w:eastAsia="Times New Roman"/>
+          <w:color w:val="000000"/>
+          <w:sz w:val="24"/>
+        </w:rPr>
+        <w:t>• Điều kiện sau: KH mới dùng được khi lập phiếu xuất.</w:t>
+      </w:r>
+    </w:p>
+    <w:p>
+      <w:pPr>
+        <w:pStyle w:val="Heading3"/>
+      </w:pPr>
+      <w:r>
+        <w:rPr>
+          <w:rFonts w:ascii="Times New Roman" w:hAnsi="Times New Roman" w:eastAsia="Times New Roman"/>
+          <w:b/>
+          <w:color w:val="000000"/>
+          <w:sz w:val="24"/>
+        </w:rPr>
+        <w:t>3.7.6 UC06 -- Thêm hàng hóa</w:t>
+      </w:r>
+    </w:p>
+    <w:p>
+      <w:pPr>
+        <w:spacing w:line="276" w:lineRule="auto" w:after="60"/>
+        <w:ind w:firstLine="0" w:left="567"/>
+      </w:pPr>
+      <w:r>
+        <w:rPr>
+          <w:rFonts w:ascii="Times New Roman" w:hAnsi="Times New Roman" w:eastAsia="Times New Roman"/>
+          <w:color w:val="000000"/>
+          <w:sz w:val="24"/>
+        </w:rPr>
+        <w:t>• Tác nhân: Nhân viên kho, Quản lý kho.</w:t>
+      </w:r>
+    </w:p>
+    <w:p>
+      <w:pPr>
+        <w:spacing w:line="276" w:lineRule="auto" w:after="60"/>
+        <w:ind w:firstLine="0" w:left="567"/>
+      </w:pPr>
+      <w:r>
+        <w:rPr>
+          <w:rFonts w:ascii="Times New Roman" w:hAnsi="Times New Roman" w:eastAsia="Times New Roman"/>
+          <w:color w:val="000000"/>
+          <w:sz w:val="24"/>
+        </w:rPr>
+        <w:t>• Mục tiêu: Thêm mặt hàng mới vào danh mục và khởi tạo tồn kho.</w:t>
+      </w:r>
+    </w:p>
+    <w:p>
+      <w:pPr>
+        <w:spacing w:line="276" w:lineRule="auto" w:after="60"/>
+        <w:ind w:firstLine="0" w:left="567"/>
+      </w:pPr>
+      <w:r>
+        <w:rPr>
+          <w:rFonts w:ascii="Times New Roman" w:hAnsi="Times New Roman" w:eastAsia="Times New Roman"/>
+          <w:color w:val="000000"/>
+          <w:sz w:val="24"/>
+        </w:rPr>
+        <w:t>• Điều kiện trước: Đã có nhóm hàng và đơn vị tính trong hệ thống; người dùng đã đăng nhập.</w:t>
+      </w:r>
+    </w:p>
+    <w:p>
+      <w:pPr>
+        <w:spacing w:line="276" w:lineRule="auto" w:after="60"/>
+        <w:ind w:firstLine="0" w:left="567"/>
+      </w:pPr>
+      <w:r>
+        <w:rPr>
+          <w:rFonts w:ascii="Times New Roman" w:hAnsi="Times New Roman" w:eastAsia="Times New Roman"/>
+          <w:color w:val="000000"/>
+          <w:sz w:val="24"/>
+        </w:rPr>
+        <w:t>• Luồng chính:</w:t>
+      </w:r>
+    </w:p>
+    <w:p>
+      <w:pPr>
+        <w:spacing w:line="276" w:lineRule="auto" w:after="60"/>
+        <w:ind w:firstLine="0" w:left="567"/>
+      </w:pPr>
+      <w:r>
+        <w:rPr>
+          <w:rFonts w:ascii="Times New Roman" w:hAnsi="Times New Roman" w:eastAsia="Times New Roman"/>
+          <w:color w:val="000000"/>
+          <w:sz w:val="24"/>
+        </w:rPr>
+        <w:t>• Chọn quản lý hàng hóa → “Thêm mới”.</w:t>
+      </w:r>
+    </w:p>
+    <w:p>
+      <w:pPr>
+        <w:spacing w:line="276" w:lineRule="auto" w:after="60"/>
+        <w:ind w:firstLine="0" w:left="567"/>
+      </w:pPr>
+      <w:r>
+        <w:rPr>
+          <w:rFonts w:ascii="Times New Roman" w:hAnsi="Times New Roman" w:eastAsia="Times New Roman"/>
+          <w:color w:val="000000"/>
+          <w:sz w:val="24"/>
+        </w:rPr>
+        <w:t>• Nhập mã hàng, tên; chọn nhóm hàng, đơn vị tính; nhập giá nhập, giá xuất, mô tả.</w:t>
+      </w:r>
+    </w:p>
+    <w:p>
+      <w:pPr>
+        <w:spacing w:line="276" w:lineRule="auto" w:after="60"/>
+        <w:ind w:firstLine="0" w:left="567"/>
+      </w:pPr>
+      <w:r>
+        <w:rPr>
+          <w:rFonts w:ascii="Times New Roman" w:hAnsi="Times New Roman" w:eastAsia="Times New Roman"/>
+          <w:color w:val="000000"/>
+          <w:sz w:val="24"/>
+        </w:rPr>
+        <w:t>• Hệ thống kiểm tra mã không trùng.</w:t>
+      </w:r>
+    </w:p>
+    <w:p>
+      <w:pPr>
+        <w:spacing w:line="276" w:lineRule="auto" w:after="60"/>
+        <w:ind w:firstLine="0" w:left="567"/>
+      </w:pPr>
+      <w:r>
+        <w:rPr>
+          <w:rFonts w:ascii="Times New Roman" w:hAnsi="Times New Roman" w:eastAsia="Times New Roman"/>
+          <w:color w:val="000000"/>
+          <w:sz w:val="24"/>
+        </w:rPr>
+        <w:t>• Lưu HangHoa; tạo các bản ghi TonKho với số lượng = 0 tại mọi kho đang hoạt động.</w:t>
+        <w:br/>
+        <w:t xml:space="preserve"> enumerate</w:t>
+      </w:r>
+    </w:p>
+    <w:p>
+      <w:pPr>
+        <w:spacing w:line="276" w:lineRule="auto" w:after="60"/>
+        <w:ind w:firstLine="0" w:left="567"/>
+      </w:pPr>
+      <w:r>
+        <w:rPr>
+          <w:rFonts w:ascii="Times New Roman" w:hAnsi="Times New Roman" w:eastAsia="Times New Roman"/>
+          <w:color w:val="000000"/>
+          <w:sz w:val="24"/>
+        </w:rPr>
+        <w:t>• Luồng thay thế: Mã trùng hoặc thiếu nhóm/ĐVT → báo lỗi.</w:t>
+      </w:r>
+    </w:p>
+    <w:p>
+      <w:pPr>
+        <w:spacing w:line="276" w:lineRule="auto" w:after="60"/>
+        <w:ind w:firstLine="0" w:left="567"/>
+      </w:pPr>
+      <w:r>
+        <w:rPr>
+          <w:rFonts w:ascii="Times New Roman" w:hAnsi="Times New Roman" w:eastAsia="Times New Roman"/>
+          <w:color w:val="000000"/>
+          <w:sz w:val="24"/>
+        </w:rPr>
+        <w:t>• Điều kiện sau: Hàng mới có trong danh mục; tồn ban đầu = 0 tại các kho.</w:t>
+      </w:r>
+    </w:p>
+    <w:p>
+      <w:pPr>
+        <w:pStyle w:val="Heading3"/>
+      </w:pPr>
+      <w:r>
+        <w:rPr>
+          <w:rFonts w:ascii="Times New Roman" w:hAnsi="Times New Roman" w:eastAsia="Times New Roman"/>
+          <w:b/>
+          <w:color w:val="000000"/>
+          <w:sz w:val="24"/>
+        </w:rPr>
+        <w:t>3.7.7 UC07 -- Tìm kiếm hàng hóa</w:t>
+      </w:r>
+    </w:p>
+    <w:p>
+      <w:pPr>
+        <w:spacing w:line="276" w:lineRule="auto" w:after="60"/>
+        <w:ind w:firstLine="0" w:left="567"/>
+      </w:pPr>
+      <w:r>
+        <w:rPr>
+          <w:rFonts w:ascii="Times New Roman" w:hAnsi="Times New Roman" w:eastAsia="Times New Roman"/>
+          <w:color w:val="000000"/>
+          <w:sz w:val="24"/>
+        </w:rPr>
+        <w:t>• Tác nhân: Người dùng có quyền tra cứu.</w:t>
+      </w:r>
+    </w:p>
+    <w:p>
+      <w:pPr>
+        <w:spacing w:line="276" w:lineRule="auto" w:after="60"/>
+        <w:ind w:firstLine="0" w:left="567"/>
+      </w:pPr>
+      <w:r>
+        <w:rPr>
+          <w:rFonts w:ascii="Times New Roman" w:hAnsi="Times New Roman" w:eastAsia="Times New Roman"/>
+          <w:color w:val="000000"/>
+          <w:sz w:val="24"/>
+        </w:rPr>
+        <w:t>• Mục tiêu: Tìm và xem thông tin hàng hóa kèm tồn kho.</w:t>
+      </w:r>
+    </w:p>
+    <w:p>
+      <w:pPr>
+        <w:spacing w:line="276" w:lineRule="auto" w:after="60"/>
+        <w:ind w:firstLine="0" w:left="567"/>
+      </w:pPr>
+      <w:r>
+        <w:rPr>
+          <w:rFonts w:ascii="Times New Roman" w:hAnsi="Times New Roman" w:eastAsia="Times New Roman"/>
+          <w:color w:val="000000"/>
+          <w:sz w:val="24"/>
+        </w:rPr>
+        <w:t>• Điều kiện trước: Đã đăng nhập.</w:t>
+      </w:r>
+    </w:p>
+    <w:p>
+      <w:pPr>
+        <w:spacing w:line="276" w:lineRule="auto" w:after="60"/>
+        <w:ind w:firstLine="0" w:left="567"/>
+      </w:pPr>
+      <w:r>
+        <w:rPr>
+          <w:rFonts w:ascii="Times New Roman" w:hAnsi="Times New Roman" w:eastAsia="Times New Roman"/>
+          <w:color w:val="000000"/>
+          <w:sz w:val="24"/>
+        </w:rPr>
+        <w:t>• Luồng chính:</w:t>
+      </w:r>
+    </w:p>
+    <w:p>
+      <w:pPr>
+        <w:spacing w:line="276" w:lineRule="auto" w:after="60"/>
+        <w:ind w:firstLine="0" w:left="567"/>
+      </w:pPr>
+      <w:r>
+        <w:rPr>
+          <w:rFonts w:ascii="Times New Roman" w:hAnsi="Times New Roman" w:eastAsia="Times New Roman"/>
+          <w:color w:val="000000"/>
+          <w:sz w:val="24"/>
+        </w:rPr>
+        <w:t>• Nhập từ khóa (mã/tên) và/hoặc chọn bộ lọc (nhóm hàng, kho, trạng thái).</w:t>
+      </w:r>
+    </w:p>
+    <w:p>
+      <w:pPr>
+        <w:spacing w:line="276" w:lineRule="auto" w:after="60"/>
+        <w:ind w:firstLine="0" w:left="567"/>
+      </w:pPr>
+      <w:r>
+        <w:rPr>
+          <w:rFonts w:ascii="Times New Roman" w:hAnsi="Times New Roman" w:eastAsia="Times New Roman"/>
+          <w:color w:val="000000"/>
+          <w:sz w:val="24"/>
+        </w:rPr>
+        <w:t>• Hệ thống truy vấn HangHoa và TonKho.</w:t>
+      </w:r>
+    </w:p>
+    <w:p>
+      <w:pPr>
+        <w:spacing w:line="276" w:lineRule="auto" w:after="60"/>
+        <w:ind w:firstLine="0" w:left="567"/>
+      </w:pPr>
+      <w:r>
+        <w:rPr>
+          <w:rFonts w:ascii="Times New Roman" w:hAnsi="Times New Roman" w:eastAsia="Times New Roman"/>
+          <w:color w:val="000000"/>
+          <w:sz w:val="24"/>
+        </w:rPr>
+        <w:t>• Hiển thị danh sách kết quả kèm số lượng tồn; cho phép xem chi tiết.</w:t>
+        <w:br/>
+        <w:t xml:space="preserve"> enumerate</w:t>
+      </w:r>
+    </w:p>
+    <w:p>
+      <w:pPr>
+        <w:spacing w:line="276" w:lineRule="auto" w:after="60"/>
+        <w:ind w:firstLine="0" w:left="567"/>
+      </w:pPr>
+      <w:r>
+        <w:rPr>
+          <w:rFonts w:ascii="Times New Roman" w:hAnsi="Times New Roman" w:eastAsia="Times New Roman"/>
+          <w:color w:val="000000"/>
+          <w:sz w:val="24"/>
+        </w:rPr>
+        <w:t>• Luồng thay thế: Không có bản ghi phù hợp → thông báo danh sách rỗng.</w:t>
+      </w:r>
+    </w:p>
+    <w:p>
+      <w:pPr>
+        <w:spacing w:line="276" w:lineRule="auto" w:after="60"/>
+        <w:ind w:firstLine="0" w:left="567"/>
+      </w:pPr>
+      <w:r>
+        <w:rPr>
+          <w:rFonts w:ascii="Times New Roman" w:hAnsi="Times New Roman" w:eastAsia="Times New Roman"/>
+          <w:color w:val="000000"/>
+          <w:sz w:val="24"/>
+        </w:rPr>
+        <w:t>• Điều kiện sau: Người dùng nhận được thông tin cần tra cứu (không làm thay đổi dữ liệu).</w:t>
+      </w:r>
+    </w:p>
+    <w:p>
+      <w:pPr>
+        <w:pStyle w:val="Heading3"/>
+      </w:pPr>
+      <w:r>
+        <w:rPr>
+          <w:rFonts w:ascii="Times New Roman" w:hAnsi="Times New Roman" w:eastAsia="Times New Roman"/>
+          <w:b/>
+          <w:color w:val="000000"/>
+          <w:sz w:val="24"/>
+        </w:rPr>
+        <w:t>3.7.8 UC08 -- Thêm kho</w:t>
+      </w:r>
+    </w:p>
+    <w:p>
+      <w:pPr>
+        <w:spacing w:line="276" w:lineRule="auto" w:after="60"/>
+        <w:ind w:firstLine="0" w:left="567"/>
+      </w:pPr>
+      <w:r>
+        <w:rPr>
+          <w:rFonts w:ascii="Times New Roman" w:hAnsi="Times New Roman" w:eastAsia="Times New Roman"/>
+          <w:color w:val="000000"/>
+          <w:sz w:val="24"/>
+        </w:rPr>
+        <w:t>• Tác nhân: Quản lý kho, Quản trị viên.</w:t>
+      </w:r>
+    </w:p>
+    <w:p>
+      <w:pPr>
+        <w:spacing w:line="276" w:lineRule="auto" w:after="60"/>
+        <w:ind w:firstLine="0" w:left="567"/>
+      </w:pPr>
+      <w:r>
+        <w:rPr>
+          <w:rFonts w:ascii="Times New Roman" w:hAnsi="Times New Roman" w:eastAsia="Times New Roman"/>
+          <w:color w:val="000000"/>
+          <w:sz w:val="24"/>
+        </w:rPr>
+        <w:t>• Mục tiêu: Tạo kho hàng mới trong hệ thống.</w:t>
+      </w:r>
+    </w:p>
+    <w:p>
+      <w:pPr>
+        <w:spacing w:line="276" w:lineRule="auto" w:after="60"/>
+        <w:ind w:firstLine="0" w:left="567"/>
+      </w:pPr>
+      <w:r>
+        <w:rPr>
+          <w:rFonts w:ascii="Times New Roman" w:hAnsi="Times New Roman" w:eastAsia="Times New Roman"/>
+          <w:color w:val="000000"/>
+          <w:sz w:val="24"/>
+        </w:rPr>
+        <w:t>• Điều kiện trước: Đã đăng nhập với quyền quản lý kho/QTV.</w:t>
+      </w:r>
+    </w:p>
+    <w:p>
+      <w:pPr>
+        <w:spacing w:line="276" w:lineRule="auto" w:after="60"/>
+        <w:ind w:firstLine="0" w:left="567"/>
+      </w:pPr>
+      <w:r>
+        <w:rPr>
+          <w:rFonts w:ascii="Times New Roman" w:hAnsi="Times New Roman" w:eastAsia="Times New Roman"/>
+          <w:color w:val="000000"/>
+          <w:sz w:val="24"/>
+        </w:rPr>
+        <w:t>• Luồng chính: Nhập mã kho, tên, địa chỉ, người phụ trách, diện tích → kiểm tra mã không trùng → lưu Kho.</w:t>
+      </w:r>
+    </w:p>
+    <w:p>
+      <w:pPr>
+        <w:spacing w:line="276" w:lineRule="auto" w:after="60"/>
+        <w:ind w:firstLine="0" w:left="567"/>
+      </w:pPr>
+      <w:r>
+        <w:rPr>
+          <w:rFonts w:ascii="Times New Roman" w:hAnsi="Times New Roman" w:eastAsia="Times New Roman"/>
+          <w:color w:val="000000"/>
+          <w:sz w:val="24"/>
+        </w:rPr>
+        <w:t>• Điều kiện sau: Kho mới sẵn sàng nhận phiếu nhập và theo dõi tồn.</w:t>
+      </w:r>
+    </w:p>
+    <w:p>
+      <w:pPr>
+        <w:pStyle w:val="Heading3"/>
+      </w:pPr>
+      <w:r>
+        <w:rPr>
+          <w:rFonts w:ascii="Times New Roman" w:hAnsi="Times New Roman" w:eastAsia="Times New Roman"/>
+          <w:b/>
+          <w:color w:val="000000"/>
+          <w:sz w:val="24"/>
+        </w:rPr>
+        <w:t>3.7.9 UC09 -- Lập phiếu nhập kho</w:t>
+      </w:r>
+    </w:p>
+    <w:p>
+      <w:pPr>
+        <w:spacing w:line="276" w:lineRule="auto" w:after="60"/>
+        <w:ind w:firstLine="0" w:left="567"/>
+      </w:pPr>
+      <w:r>
+        <w:rPr>
+          <w:rFonts w:ascii="Times New Roman" w:hAnsi="Times New Roman" w:eastAsia="Times New Roman"/>
+          <w:color w:val="000000"/>
+          <w:sz w:val="24"/>
+        </w:rPr>
+        <w:t>• Tác nhân: Nhân viên kho (lập phiếu), Quản lý kho (duyệt phiếu).</w:t>
+      </w:r>
+    </w:p>
+    <w:p>
+      <w:pPr>
+        <w:spacing w:line="276" w:lineRule="auto" w:after="60"/>
+        <w:ind w:firstLine="0" w:left="567"/>
+      </w:pPr>
+      <w:r>
+        <w:rPr>
+          <w:rFonts w:ascii="Times New Roman" w:hAnsi="Times New Roman" w:eastAsia="Times New Roman"/>
+          <w:color w:val="000000"/>
+          <w:sz w:val="24"/>
+        </w:rPr>
+        <w:t>• Mục tiêu: Ghi nhận hàng nhập từ nhà cung cấp; khi duyệt thì cập nhật tăng tồn kho.</w:t>
+      </w:r>
+    </w:p>
+    <w:p>
+      <w:pPr>
+        <w:spacing w:line="276" w:lineRule="auto" w:after="60"/>
+        <w:ind w:firstLine="0" w:left="567"/>
+      </w:pPr>
+      <w:r>
+        <w:rPr>
+          <w:rFonts w:ascii="Times New Roman" w:hAnsi="Times New Roman" w:eastAsia="Times New Roman"/>
+          <w:color w:val="000000"/>
+          <w:sz w:val="24"/>
+        </w:rPr>
+        <w:t>• Điều kiện trước: Đã có NCC, kho, hàng hóa; NV và QL đã đăng nhập.</w:t>
+      </w:r>
+    </w:p>
+    <w:p>
+      <w:pPr>
+        <w:spacing w:line="276" w:lineRule="auto" w:after="60"/>
+        <w:ind w:firstLine="0" w:left="567"/>
+      </w:pPr>
+      <w:r>
+        <w:rPr>
+          <w:rFonts w:ascii="Times New Roman" w:hAnsi="Times New Roman" w:eastAsia="Times New Roman"/>
+          <w:color w:val="000000"/>
+          <w:sz w:val="24"/>
+        </w:rPr>
+        <w:t>• Luồng chính:</w:t>
+      </w:r>
+    </w:p>
+    <w:p>
+      <w:pPr>
+        <w:spacing w:line="276" w:lineRule="auto" w:after="60"/>
+        <w:ind w:firstLine="0" w:left="567"/>
+      </w:pPr>
+      <w:r>
+        <w:rPr>
+          <w:rFonts w:ascii="Times New Roman" w:hAnsi="Times New Roman" w:eastAsia="Times New Roman"/>
+          <w:color w:val="000000"/>
+          <w:sz w:val="24"/>
+        </w:rPr>
+        <w:t>• NV chọn lập phiếu nhập: chọn NCC, kho nhập, ngày nhập.</w:t>
+      </w:r>
+    </w:p>
+    <w:p>
+      <w:pPr>
+        <w:spacing w:line="276" w:lineRule="auto" w:after="60"/>
+        <w:ind w:firstLine="0" w:left="567"/>
+      </w:pPr>
+      <w:r>
+        <w:rPr>
+          <w:rFonts w:ascii="Times New Roman" w:hAnsi="Times New Roman" w:eastAsia="Times New Roman"/>
+          <w:color w:val="000000"/>
+          <w:sz w:val="24"/>
+        </w:rPr>
+        <w:t>• Thêm dòng chi tiết: chọn hàng, số lượng, đơn giá; hệ thống tính thành tiền và tổng tiền.</w:t>
+      </w:r>
+    </w:p>
+    <w:p>
+      <w:pPr>
+        <w:spacing w:line="276" w:lineRule="auto" w:after="60"/>
+        <w:ind w:firstLine="0" w:left="567"/>
+      </w:pPr>
+      <w:r>
+        <w:rPr>
+          <w:rFonts w:ascii="Times New Roman" w:hAnsi="Times New Roman" w:eastAsia="Times New Roman"/>
+          <w:color w:val="000000"/>
+          <w:sz w:val="24"/>
+        </w:rPr>
+        <w:t>• Gửi duyệt -- trạng thái phiếu: “Chờ duyệt”.</w:t>
+      </w:r>
+    </w:p>
+    <w:p>
+      <w:pPr>
+        <w:spacing w:line="276" w:lineRule="auto" w:after="60"/>
+        <w:ind w:firstLine="0" w:left="567"/>
+      </w:pPr>
+      <w:r>
+        <w:rPr>
+          <w:rFonts w:ascii="Times New Roman" w:hAnsi="Times New Roman" w:eastAsia="Times New Roman"/>
+          <w:color w:val="000000"/>
+          <w:sz w:val="24"/>
+        </w:rPr>
+        <w:t>• QL mở phiếu chờ duyệt, kiểm tra thông tin, chọn Duyệt.</w:t>
+      </w:r>
+    </w:p>
+    <w:p>
+      <w:pPr>
+        <w:spacing w:line="276" w:lineRule="auto" w:after="60"/>
+        <w:ind w:firstLine="0" w:left="567"/>
+      </w:pPr>
+      <w:r>
+        <w:rPr>
+          <w:rFonts w:ascii="Times New Roman" w:hAnsi="Times New Roman" w:eastAsia="Times New Roman"/>
+          <w:color w:val="000000"/>
+          <w:sz w:val="24"/>
+        </w:rPr>
+        <w:t>• Hệ thống đổi trạng thái “Đã duyệt”; cộng số lượng vào TonKho; ghi log.</w:t>
+        <w:br/>
+        <w:t xml:space="preserve"> enumerate</w:t>
+      </w:r>
+    </w:p>
+    <w:p>
+      <w:pPr>
+        <w:spacing w:line="276" w:lineRule="auto" w:after="60"/>
+        <w:ind w:firstLine="0" w:left="567"/>
+      </w:pPr>
+      <w:r>
+        <w:rPr>
+          <w:rFonts w:ascii="Times New Roman" w:hAnsi="Times New Roman" w:eastAsia="Times New Roman"/>
+          <w:color w:val="000000"/>
+          <w:sz w:val="24"/>
+        </w:rPr>
+        <w:t>• Luồng thay thế:</w:t>
+      </w:r>
+    </w:p>
+    <w:p>
+      <w:pPr>
+        <w:spacing w:line="276" w:lineRule="auto" w:after="60"/>
+        <w:ind w:firstLine="0" w:left="567"/>
+      </w:pPr>
+      <w:r>
+        <w:rPr>
+          <w:rFonts w:ascii="Times New Roman" w:hAnsi="Times New Roman" w:eastAsia="Times New Roman"/>
+          <w:color w:val="000000"/>
+          <w:sz w:val="24"/>
+        </w:rPr>
+        <w:t>• Dữ liệu phiếu không hợp lệ (thiếu dòng hàng) → không cho gửi duyệt.</w:t>
+      </w:r>
+    </w:p>
+    <w:p>
+      <w:pPr>
+        <w:spacing w:line="276" w:lineRule="auto" w:after="60"/>
+        <w:ind w:firstLine="0" w:left="567"/>
+      </w:pPr>
+      <w:r>
+        <w:rPr>
+          <w:rFonts w:ascii="Times New Roman" w:hAnsi="Times New Roman" w:eastAsia="Times New Roman"/>
+          <w:color w:val="000000"/>
+          <w:sz w:val="24"/>
+        </w:rPr>
+        <w:t>• QL Từ chối → trạng thái “Từ chối”, tồn kho không đổi, lưu lý do.</w:t>
+        <w:br/>
+        <w:t xml:space="preserve"> enumerate</w:t>
+      </w:r>
+    </w:p>
+    <w:p>
+      <w:pPr>
+        <w:spacing w:line="276" w:lineRule="auto" w:after="60"/>
+        <w:ind w:firstLine="0" w:left="567"/>
+      </w:pPr>
+      <w:r>
+        <w:rPr>
+          <w:rFonts w:ascii="Times New Roman" w:hAnsi="Times New Roman" w:eastAsia="Times New Roman"/>
+          <w:color w:val="000000"/>
+          <w:sz w:val="24"/>
+        </w:rPr>
+        <w:t>• Điều kiện sau: Phiếu được lưu; nếu đã duyệt thì tồn kho tăng đúng số lượng nhập.</w:t>
+      </w:r>
+    </w:p>
+    <w:p>
+      <w:pPr>
+        <w:pStyle w:val="Heading3"/>
+      </w:pPr>
+      <w:r>
+        <w:rPr>
+          <w:rFonts w:ascii="Times New Roman" w:hAnsi="Times New Roman" w:eastAsia="Times New Roman"/>
+          <w:b/>
+          <w:color w:val="000000"/>
+          <w:sz w:val="24"/>
+        </w:rPr>
+        <w:t>3.7.10 UC10 -- Lập phiếu xuất kho</w:t>
+      </w:r>
+    </w:p>
+    <w:p>
+      <w:pPr>
+        <w:spacing w:line="276" w:lineRule="auto" w:after="60"/>
+        <w:ind w:firstLine="0" w:left="567"/>
+      </w:pPr>
+      <w:r>
+        <w:rPr>
+          <w:rFonts w:ascii="Times New Roman" w:hAnsi="Times New Roman" w:eastAsia="Times New Roman"/>
+          <w:color w:val="000000"/>
+          <w:sz w:val="24"/>
+        </w:rPr>
+        <w:t>• Tác nhân: Nhân viên kho (lập), Quản lý kho (duyệt).</w:t>
+      </w:r>
+    </w:p>
+    <w:p>
+      <w:pPr>
+        <w:spacing w:line="276" w:lineRule="auto" w:after="60"/>
+        <w:ind w:firstLine="0" w:left="567"/>
+      </w:pPr>
+      <w:r>
+        <w:rPr>
+          <w:rFonts w:ascii="Times New Roman" w:hAnsi="Times New Roman" w:eastAsia="Times New Roman"/>
+          <w:color w:val="000000"/>
+          <w:sz w:val="24"/>
+        </w:rPr>
+        <w:t>• Mục tiêu: Ghi nhận hàng xuất cho khách hàng; khi duyệt thì giảm tồn kho.</w:t>
+      </w:r>
+    </w:p>
+    <w:p>
+      <w:pPr>
+        <w:spacing w:line="276" w:lineRule="auto" w:after="60"/>
+        <w:ind w:firstLine="0" w:left="567"/>
+      </w:pPr>
+      <w:r>
+        <w:rPr>
+          <w:rFonts w:ascii="Times New Roman" w:hAnsi="Times New Roman" w:eastAsia="Times New Roman"/>
+          <w:color w:val="000000"/>
+          <w:sz w:val="24"/>
+        </w:rPr>
+        <w:t>• Điều kiện trước: Đã có KH, kho, hàng; tồn kho đủ để xuất; NV/QL đã đăng nhập.</w:t>
+      </w:r>
+    </w:p>
+    <w:p>
+      <w:pPr>
+        <w:spacing w:line="276" w:lineRule="auto" w:after="60"/>
+        <w:ind w:firstLine="0" w:left="567"/>
+      </w:pPr>
+      <w:r>
+        <w:rPr>
+          <w:rFonts w:ascii="Times New Roman" w:hAnsi="Times New Roman" w:eastAsia="Times New Roman"/>
+          <w:color w:val="000000"/>
+          <w:sz w:val="24"/>
+        </w:rPr>
+        <w:t>• Luồng chính:</w:t>
+      </w:r>
+    </w:p>
+    <w:p>
+      <w:pPr>
+        <w:spacing w:line="276" w:lineRule="auto" w:after="60"/>
+        <w:ind w:firstLine="0" w:left="567"/>
+      </w:pPr>
+      <w:r>
+        <w:rPr>
+          <w:rFonts w:ascii="Times New Roman" w:hAnsi="Times New Roman" w:eastAsia="Times New Roman"/>
+          <w:color w:val="000000"/>
+          <w:sz w:val="24"/>
+        </w:rPr>
+        <w:t>• NV chọn lập phiếu xuất: chọn KH, kho xuất, ngày xuất.</w:t>
+      </w:r>
+    </w:p>
+    <w:p>
+      <w:pPr>
+        <w:spacing w:line="276" w:lineRule="auto" w:after="60"/>
+        <w:ind w:firstLine="0" w:left="567"/>
+      </w:pPr>
+      <w:r>
+        <w:rPr>
+          <w:rFonts w:ascii="Times New Roman" w:hAnsi="Times New Roman" w:eastAsia="Times New Roman"/>
+          <w:color w:val="000000"/>
+          <w:sz w:val="24"/>
+        </w:rPr>
+        <w:t>• Thêm dòng hàng: hệ thống kiểm tra tồn đủ tại kho xuất; nếu đủ thì ghi nhận đơn giá, thành tiền.</w:t>
+      </w:r>
+    </w:p>
+    <w:p>
+      <w:pPr>
+        <w:spacing w:line="276" w:lineRule="auto" w:after="60"/>
+        <w:ind w:firstLine="0" w:left="567"/>
+      </w:pPr>
+      <w:r>
+        <w:rPr>
+          <w:rFonts w:ascii="Times New Roman" w:hAnsi="Times New Roman" w:eastAsia="Times New Roman"/>
+          <w:color w:val="000000"/>
+          <w:sz w:val="24"/>
+        </w:rPr>
+        <w:t>• Gửi duyệt -- “Chờ duyệt”.</w:t>
+      </w:r>
+    </w:p>
+    <w:p>
+      <w:pPr>
+        <w:spacing w:line="276" w:lineRule="auto" w:after="60"/>
+        <w:ind w:firstLine="0" w:left="567"/>
+      </w:pPr>
+      <w:r>
+        <w:rPr>
+          <w:rFonts w:ascii="Times New Roman" w:hAnsi="Times New Roman" w:eastAsia="Times New Roman"/>
+          <w:color w:val="000000"/>
+          <w:sz w:val="24"/>
+        </w:rPr>
+        <w:t>• QL duyệt → “Đã duyệt”; trừ TonKho; ghi log.</w:t>
+        <w:br/>
+        <w:t xml:space="preserve"> enumerate</w:t>
+      </w:r>
+    </w:p>
+    <w:p>
+      <w:pPr>
+        <w:spacing w:line="276" w:lineRule="auto" w:after="60"/>
+        <w:ind w:firstLine="0" w:left="567"/>
+      </w:pPr>
+      <w:r>
+        <w:rPr>
+          <w:rFonts w:ascii="Times New Roman" w:hAnsi="Times New Roman" w:eastAsia="Times New Roman"/>
+          <w:color w:val="000000"/>
+          <w:sz w:val="24"/>
+        </w:rPr>
+        <w:t>• Luồng thay thế: Tồn không đủ → không cho thêm dòng; QL từ chối → tồn không đổi.</w:t>
+      </w:r>
+    </w:p>
+    <w:p>
+      <w:pPr>
+        <w:spacing w:line="276" w:lineRule="auto" w:after="60"/>
+        <w:ind w:firstLine="0" w:left="567"/>
+      </w:pPr>
+      <w:r>
+        <w:rPr>
+          <w:rFonts w:ascii="Times New Roman" w:hAnsi="Times New Roman" w:eastAsia="Times New Roman"/>
+          <w:color w:val="000000"/>
+          <w:sz w:val="24"/>
+        </w:rPr>
+        <w:t>• Điều kiện sau: Phiếu được lưu; nếu đã duyệt thì tồn kho giảm đúng số lượng xuất.</w:t>
+      </w:r>
+    </w:p>
+    <w:p>
+      <w:pPr>
+        <w:pStyle w:val="Heading3"/>
+      </w:pPr>
+      <w:r>
+        <w:rPr>
+          <w:rFonts w:ascii="Times New Roman" w:hAnsi="Times New Roman" w:eastAsia="Times New Roman"/>
+          <w:b/>
+          <w:color w:val="000000"/>
+          <w:sz w:val="24"/>
+        </w:rPr>
+        <w:t>3.7.11 UC11 -- Lập phiếu kiểm kê</w:t>
+      </w:r>
+    </w:p>
+    <w:p>
+      <w:pPr>
+        <w:spacing w:line="276" w:lineRule="auto" w:after="60"/>
+        <w:ind w:firstLine="0" w:left="567"/>
+      </w:pPr>
+      <w:r>
+        <w:rPr>
+          <w:rFonts w:ascii="Times New Roman" w:hAnsi="Times New Roman" w:eastAsia="Times New Roman"/>
+          <w:color w:val="000000"/>
+          <w:sz w:val="24"/>
+        </w:rPr>
+        <w:t>• Tác nhân: Nhân viên kho (lập, nhập số thực tế), Quản lý kho (duyệt điều chỉnh).</w:t>
+      </w:r>
+    </w:p>
+    <w:p>
+      <w:pPr>
+        <w:spacing w:line="276" w:lineRule="auto" w:after="60"/>
+        <w:ind w:firstLine="0" w:left="567"/>
+      </w:pPr>
+      <w:r>
+        <w:rPr>
+          <w:rFonts w:ascii="Times New Roman" w:hAnsi="Times New Roman" w:eastAsia="Times New Roman"/>
+          <w:color w:val="000000"/>
+          <w:sz w:val="24"/>
+        </w:rPr>
+        <w:t>• Mục tiêu: Đối chiếu tồn thực tế với sổ sách và điều chỉnh chênh lệch khi được duyệt.</w:t>
+      </w:r>
+    </w:p>
+    <w:p>
+      <w:pPr>
+        <w:spacing w:line="276" w:lineRule="auto" w:after="60"/>
+        <w:ind w:firstLine="0" w:left="567"/>
+      </w:pPr>
+      <w:r>
+        <w:rPr>
+          <w:rFonts w:ascii="Times New Roman" w:hAnsi="Times New Roman" w:eastAsia="Times New Roman"/>
+          <w:color w:val="000000"/>
+          <w:sz w:val="24"/>
+        </w:rPr>
+        <w:t>• Điều kiện trước: Đã có kho và hàng; NV/QL đã đăng nhập.</w:t>
+      </w:r>
+    </w:p>
+    <w:p>
+      <w:pPr>
+        <w:spacing w:line="276" w:lineRule="auto" w:after="60"/>
+        <w:ind w:firstLine="0" w:left="567"/>
+      </w:pPr>
+      <w:r>
+        <w:rPr>
+          <w:rFonts w:ascii="Times New Roman" w:hAnsi="Times New Roman" w:eastAsia="Times New Roman"/>
+          <w:color w:val="000000"/>
+          <w:sz w:val="24"/>
+        </w:rPr>
+        <w:t>• Luồng chính:</w:t>
+      </w:r>
+    </w:p>
+    <w:p>
+      <w:pPr>
+        <w:spacing w:line="276" w:lineRule="auto" w:after="60"/>
+        <w:ind w:firstLine="0" w:left="567"/>
+      </w:pPr>
+      <w:r>
+        <w:rPr>
+          <w:rFonts w:ascii="Times New Roman" w:hAnsi="Times New Roman" w:eastAsia="Times New Roman"/>
+          <w:color w:val="000000"/>
+          <w:sz w:val="24"/>
+        </w:rPr>
+        <w:t>• NV tạo phiếu kiểm kê, chọn kho, ngày kiểm.</w:t>
+      </w:r>
+    </w:p>
+    <w:p>
+      <w:pPr>
+        <w:spacing w:line="276" w:lineRule="auto" w:after="60"/>
+        <w:ind w:firstLine="0" w:left="567"/>
+      </w:pPr>
+      <w:r>
+        <w:rPr>
+          <w:rFonts w:ascii="Times New Roman" w:hAnsi="Times New Roman" w:eastAsia="Times New Roman"/>
+          <w:color w:val="000000"/>
+          <w:sz w:val="24"/>
+        </w:rPr>
+        <w:t>• Hệ thống nạp danh sách hàng và số lượng sổ từ TonKho.</w:t>
+      </w:r>
+    </w:p>
+    <w:p>
+      <w:pPr>
+        <w:spacing w:line="276" w:lineRule="auto" w:after="60"/>
+        <w:ind w:firstLine="0" w:left="567"/>
+      </w:pPr>
+      <w:r>
+        <w:rPr>
+          <w:rFonts w:ascii="Times New Roman" w:hAnsi="Times New Roman" w:eastAsia="Times New Roman"/>
+          <w:color w:val="000000"/>
+          <w:sz w:val="24"/>
+        </w:rPr>
+        <w:t>• NV nhập số lượng thực tế; hệ thống tính chênh lệch = thực tế - sổ.</w:t>
+      </w:r>
+    </w:p>
+    <w:p>
+      <w:pPr>
+        <w:spacing w:line="276" w:lineRule="auto" w:after="60"/>
+        <w:ind w:firstLine="0" w:left="567"/>
+      </w:pPr>
+      <w:r>
+        <w:rPr>
+          <w:rFonts w:ascii="Times New Roman" w:hAnsi="Times New Roman" w:eastAsia="Times New Roman"/>
+          <w:color w:val="000000"/>
+          <w:sz w:val="24"/>
+        </w:rPr>
+        <w:t>• Gửi duyệt. QL xem chênh lệch và duyệt điều chỉnh.</w:t>
+      </w:r>
+    </w:p>
+    <w:p>
+      <w:pPr>
+        <w:spacing w:line="276" w:lineRule="auto" w:after="60"/>
+        <w:ind w:firstLine="0" w:left="567"/>
+      </w:pPr>
+      <w:r>
+        <w:rPr>
+          <w:rFonts w:ascii="Times New Roman" w:hAnsi="Times New Roman" w:eastAsia="Times New Roman"/>
+          <w:color w:val="000000"/>
+          <w:sz w:val="24"/>
+        </w:rPr>
+        <w:t>• Hệ thống cập nhật TonKho = số thực tế; trạng thái phiếu “Đã duyệt”; ghi log.</w:t>
+        <w:br/>
+        <w:t xml:space="preserve"> enumerate</w:t>
+      </w:r>
+    </w:p>
+    <w:p>
+      <w:pPr>
+        <w:spacing w:line="276" w:lineRule="auto" w:after="60"/>
+        <w:ind w:firstLine="0" w:left="567"/>
+      </w:pPr>
+      <w:r>
+        <w:rPr>
+          <w:rFonts w:ascii="Times New Roman" w:hAnsi="Times New Roman" w:eastAsia="Times New Roman"/>
+          <w:color w:val="000000"/>
+          <w:sz w:val="24"/>
+        </w:rPr>
+        <w:t>• Luồng thay thế: QL yêu cầu kiểm lại / từ chối → tồn không đổi.</w:t>
+      </w:r>
+    </w:p>
+    <w:p>
+      <w:pPr>
+        <w:spacing w:line="276" w:lineRule="auto" w:after="60"/>
+        <w:ind w:firstLine="0" w:left="567"/>
+      </w:pPr>
+      <w:r>
+        <w:rPr>
+          <w:rFonts w:ascii="Times New Roman" w:hAnsi="Times New Roman" w:eastAsia="Times New Roman"/>
+          <w:color w:val="000000"/>
+          <w:sz w:val="24"/>
+        </w:rPr>
+        <w:t>• Điều kiện sau: Nếu duyệt, tồn kho khớp số thực tế đã kiểm.</w:t>
+      </w:r>
+    </w:p>
+    <w:p>
+      <w:pPr>
+        <w:pStyle w:val="Heading3"/>
+      </w:pPr>
+      <w:r>
+        <w:rPr>
+          <w:rFonts w:ascii="Times New Roman" w:hAnsi="Times New Roman" w:eastAsia="Times New Roman"/>
+          <w:b/>
+          <w:color w:val="000000"/>
+          <w:sz w:val="24"/>
+        </w:rPr>
+        <w:t>3.7.12 UC12 -- Xem báo cáo nhập xuất tồn</w:t>
+      </w:r>
+    </w:p>
+    <w:p>
+      <w:pPr>
+        <w:spacing w:line="276" w:lineRule="auto" w:after="60"/>
+        <w:ind w:firstLine="0" w:left="567"/>
+      </w:pPr>
+      <w:r>
+        <w:rPr>
+          <w:rFonts w:ascii="Times New Roman" w:hAnsi="Times New Roman" w:eastAsia="Times New Roman"/>
+          <w:color w:val="000000"/>
+          <w:sz w:val="24"/>
+        </w:rPr>
+        <w:t>• Tác nhân: Quản lý kho, Quản trị viên.</w:t>
+      </w:r>
+    </w:p>
+    <w:p>
+      <w:pPr>
+        <w:spacing w:line="276" w:lineRule="auto" w:after="60"/>
+        <w:ind w:firstLine="0" w:left="567"/>
+      </w:pPr>
+      <w:r>
+        <w:rPr>
+          <w:rFonts w:ascii="Times New Roman" w:hAnsi="Times New Roman" w:eastAsia="Times New Roman"/>
+          <w:color w:val="000000"/>
+          <w:sz w:val="24"/>
+        </w:rPr>
+        <w:t>• Mục tiêu: Xem tổng hợp tồn hiện tại hoặc nhập--xuất--tồn theo kỳ phục vụ theo dõi vận hành.</w:t>
+      </w:r>
+    </w:p>
+    <w:p>
+      <w:pPr>
+        <w:spacing w:line="276" w:lineRule="auto" w:after="60"/>
+        <w:ind w:firstLine="0" w:left="567"/>
+      </w:pPr>
+      <w:r>
+        <w:rPr>
+          <w:rFonts w:ascii="Times New Roman" w:hAnsi="Times New Roman" w:eastAsia="Times New Roman"/>
+          <w:color w:val="000000"/>
+          <w:sz w:val="24"/>
+        </w:rPr>
+        <w:t>• Điều kiện trước: Đã đăng nhập với quyền xem báo cáo; đã có dữ liệu phiếu/tồn.</w:t>
+      </w:r>
+    </w:p>
+    <w:p>
+      <w:pPr>
+        <w:spacing w:line="276" w:lineRule="auto" w:after="60"/>
+        <w:ind w:firstLine="0" w:left="567"/>
+      </w:pPr>
+      <w:r>
+        <w:rPr>
+          <w:rFonts w:ascii="Times New Roman" w:hAnsi="Times New Roman" w:eastAsia="Times New Roman"/>
+          <w:color w:val="000000"/>
+          <w:sz w:val="24"/>
+        </w:rPr>
+        <w:t>• Luồng chính:</w:t>
+      </w:r>
+    </w:p>
+    <w:p>
+      <w:pPr>
+        <w:spacing w:line="276" w:lineRule="auto" w:after="60"/>
+        <w:ind w:firstLine="0" w:left="567"/>
+      </w:pPr>
+      <w:r>
+        <w:rPr>
+          <w:rFonts w:ascii="Times New Roman" w:hAnsi="Times New Roman" w:eastAsia="Times New Roman"/>
+          <w:color w:val="000000"/>
+          <w:sz w:val="24"/>
+        </w:rPr>
+        <w:t>• Chọn loại báo cáo (tồn hiện tại / NXT theo kỳ).</w:t>
+      </w:r>
+    </w:p>
+    <w:p>
+      <w:pPr>
+        <w:spacing w:line="276" w:lineRule="auto" w:after="60"/>
+        <w:ind w:firstLine="0" w:left="567"/>
+      </w:pPr>
+      <w:r>
+        <w:rPr>
+          <w:rFonts w:ascii="Times New Roman" w:hAnsi="Times New Roman" w:eastAsia="Times New Roman"/>
+          <w:color w:val="000000"/>
+          <w:sz w:val="24"/>
+        </w:rPr>
+        <w:t>• Nhập điều kiện: khoảng ngày, kho, nhóm hàng hoặc mã hàng (tùy chọn).</w:t>
+      </w:r>
+    </w:p>
+    <w:p>
+      <w:pPr>
+        <w:spacing w:line="276" w:lineRule="auto" w:after="60"/>
+        <w:ind w:firstLine="0" w:left="567"/>
+      </w:pPr>
+      <w:r>
+        <w:rPr>
+          <w:rFonts w:ascii="Times New Roman" w:hAnsi="Times New Roman" w:eastAsia="Times New Roman"/>
+          <w:color w:val="000000"/>
+          <w:sz w:val="24"/>
+        </w:rPr>
+        <w:t>• Hệ thống tổng hợp từ phiếu nhập, phiếu xuất, tồn kho.</w:t>
+      </w:r>
+    </w:p>
+    <w:p>
+      <w:pPr>
+        <w:spacing w:line="276" w:lineRule="auto" w:after="60"/>
+        <w:ind w:firstLine="0" w:left="567"/>
+      </w:pPr>
+      <w:r>
+        <w:rPr>
+          <w:rFonts w:ascii="Times New Roman" w:hAnsi="Times New Roman" w:eastAsia="Times New Roman"/>
+          <w:color w:val="000000"/>
+          <w:sz w:val="24"/>
+        </w:rPr>
+        <w:t>• Hiển thị bảng kết quả; tùy chọn xuất Excel.</w:t>
+        <w:br/>
+        <w:t xml:space="preserve"> enumerate</w:t>
+      </w:r>
+    </w:p>
+    <w:p>
+      <w:pPr>
+        <w:spacing w:line="276" w:lineRule="auto" w:after="60"/>
+        <w:ind w:firstLine="0" w:left="567"/>
+      </w:pPr>
+      <w:r>
+        <w:rPr>
+          <w:rFonts w:ascii="Times New Roman" w:hAnsi="Times New Roman" w:eastAsia="Times New Roman"/>
+          <w:color w:val="000000"/>
+          <w:sz w:val="24"/>
+        </w:rPr>
+        <w:t>• Điều kiện sau: Người dùng xem được số liệu; không bắt buộc thay đổi dữ liệu gốc.</w:t>
       </w:r>
     </w:p>
     <w:p>
@@ -9578,7 +11329,7 @@
           <w:color w:val="000000"/>
           <w:sz w:val="24"/>
         </w:rPr>
-        <w:t>Đã hoàn thành</w:t>
+        <w:t>Chương 3 hoàn thành</w:t>
       </w:r>
     </w:p>
     <w:p>
@@ -9592,7 +11343,7 @@
           <w:color w:val="000000"/>
           <w:sz w:val="24"/>
         </w:rPr>
-        <w:t>(biểu đồ use case + đặc tả). Tiếp:</w:t>
+        <w:t>: xác định tác nhân, xây dựng use case tổng quát và phân rã, đặc tả đủ 12 use case (mục tiêu, luồng chính/thay thế, điều kiện). Đây là đầu vào cho</w:t>
       </w:r>
     </w:p>
     <w:p>
@@ -9606,35 +11357,7 @@
           <w:color w:val="000000"/>
           <w:sz w:val="24"/>
         </w:rPr>
-        <w:t>-- biểu đồ lớp (Ch.4).</w:t>
-      </w:r>
-    </w:p>
-    <w:p>
-      <w:pPr>
-        <w:pStyle w:val="Heading1"/>
-      </w:pPr>
-      <w:r>
-        <w:rPr>
-          <w:rFonts w:ascii="Times New Roman" w:hAnsi="Times New Roman" w:eastAsia="Times New Roman"/>
-          <w:b/>
-          <w:color w:val="000000"/>
-          <w:sz w:val="28"/>
-        </w:rPr>
-        <w:t>CHƯƠNG 4: PHÂN TÍCH CẤU TRÚC</w:t>
-      </w:r>
-    </w:p>
-    <w:p>
-      <w:pPr>
-        <w:pStyle w:val="Heading2"/>
-      </w:pPr>
-      <w:r>
-        <w:rPr>
-          <w:rFonts w:ascii="Times New Roman" w:hAnsi="Times New Roman" w:eastAsia="Times New Roman"/>
-          <w:b/>
-          <w:color w:val="000000"/>
-          <w:sz w:val="26"/>
-        </w:rPr>
-        <w:t>4.1 Giới thiệu giai đoạn</w:t>
+        <w:t>(biểu đồ lớp -- Ch.4) và</w:t>
       </w:r>
     </w:p>
     <w:p>
@@ -9648,7 +11371,35 @@
           <w:color w:val="000000"/>
           <w:sz w:val="24"/>
         </w:rPr>
-        <w:t>trả lời: hệ thống gồm những</w:t>
+        <w:t>(biểu đồ trình tự -- Ch.5).</w:t>
+      </w:r>
+    </w:p>
+    <w:p>
+      <w:pPr>
+        <w:pStyle w:val="Heading1"/>
+      </w:pPr>
+      <w:r>
+        <w:rPr>
+          <w:rFonts w:ascii="Times New Roman" w:hAnsi="Times New Roman" w:eastAsia="Times New Roman"/>
+          <w:b/>
+          <w:color w:val="000000"/>
+          <w:sz w:val="28"/>
+        </w:rPr>
+        <w:t>CHƯƠNG 4: PHÂN TÍCH CẤU TRÚC</w:t>
+      </w:r>
+    </w:p>
+    <w:p>
+      <w:pPr>
+        <w:pStyle w:val="Heading2"/>
+      </w:pPr>
+      <w:r>
+        <w:rPr>
+          <w:rFonts w:ascii="Times New Roman" w:hAnsi="Times New Roman" w:eastAsia="Times New Roman"/>
+          <w:b/>
+          <w:color w:val="000000"/>
+          <w:sz w:val="26"/>
+        </w:rPr>
+        <w:t>4.1 Giới thiệu giai đoạn</w:t>
       </w:r>
     </w:p>
     <w:p>
@@ -9662,7 +11413,7 @@
           <w:color w:val="000000"/>
           <w:sz w:val="24"/>
         </w:rPr>
-        <w:t>nào, thuộc tính và quan hệ ra sao. Biểu đồ đặc trưng:</w:t>
+        <w:t>là giai đoạn thứ hai trong ba giai đoạn phân tích hướng đối tượng. Giai đoạn này trả lời: hệ thống được cấu thành từ những</w:t>
       </w:r>
     </w:p>
     <w:p>
@@ -9676,7 +11427,7 @@
           <w:color w:val="000000"/>
           <w:sz w:val="24"/>
         </w:rPr>
-        <w:t>(biểu đồ lớp).</w:t>
+        <w:t>nào? Mỗi lớp có thuộc tính gì? Quan hệ giữa các lớp ra sao?</w:t>
       </w:r>
     </w:p>
     <w:p>
@@ -9690,7 +11441,7 @@
           <w:color w:val="000000"/>
           <w:sz w:val="24"/>
         </w:rPr>
-        <w:t>• Trước đó: Ch.3 Phân tích chức năng -- Use Case.</w:t>
+        <w:t>• Biểu đồ chính: Class Diagram (biểu đồ lớp).</w:t>
       </w:r>
     </w:p>
     <w:p>
@@ -9704,21 +11455,21 @@
           <w:color w:val="000000"/>
           <w:sz w:val="24"/>
         </w:rPr>
-        <w:t>• Sau đó: Ch.5 Phân tích hành vi -- Sequence.</w:t>
-      </w:r>
-    </w:p>
-    <w:p>
-      <w:pPr>
-        <w:pStyle w:val="Heading2"/>
-      </w:pPr>
-      <w:r>
-        <w:rPr>
-          <w:rFonts w:ascii="Times New Roman" w:hAnsi="Times New Roman" w:eastAsia="Times New Roman"/>
-          <w:b/>
-          <w:color w:val="000000"/>
-          <w:sz w:val="26"/>
-        </w:rPr>
-        <w:t>4.2 Các lớp chính</w:t>
+        <w:t>• Trước đó: Ch.3 Phân tích chức năng -- Use Case (đã biết actor và mục tiêu).</w:t>
+      </w:r>
+    </w:p>
+    <w:p>
+      <w:pPr>
+        <w:spacing w:line="276" w:lineRule="auto" w:after="60"/>
+        <w:ind w:firstLine="0" w:left="567"/>
+      </w:pPr>
+      <w:r>
+        <w:rPr>
+          <w:rFonts w:ascii="Times New Roman" w:hAnsi="Times New Roman" w:eastAsia="Times New Roman"/>
+          <w:color w:val="000000"/>
+          <w:sz w:val="24"/>
+        </w:rPr>
+        <w:t>• Sau đó: Ch.5 Phân tích hành vi -- Sequence (các đối tượng tương tác thế nào theo thời gian).</w:t>
       </w:r>
     </w:p>
     <w:p>
@@ -9732,119 +11483,21 @@
           <w:color w:val="000000"/>
           <w:sz w:val="24"/>
         </w:rPr>
-        <w:t>Từ nghiệp vụ và use case, xác định các lớp:</w:t>
-      </w:r>
-    </w:p>
-    <w:p>
-      <w:pPr>
-        <w:spacing w:line="276" w:lineRule="auto" w:after="60"/>
-        <w:ind w:firstLine="0" w:left="567"/>
-      </w:pPr>
-      <w:r>
-        <w:rPr>
-          <w:rFonts w:ascii="Times New Roman" w:hAnsi="Times New Roman" w:eastAsia="Times New Roman"/>
-          <w:color w:val="000000"/>
-          <w:sz w:val="24"/>
-        </w:rPr>
-        <w:t>• NguoiDung -- tài khoản, phân quyền (UC01--UC03).</w:t>
-      </w:r>
-    </w:p>
-    <w:p>
-      <w:pPr>
-        <w:spacing w:line="276" w:lineRule="auto" w:after="60"/>
-        <w:ind w:firstLine="0" w:left="567"/>
-      </w:pPr>
-      <w:r>
-        <w:rPr>
-          <w:rFonts w:ascii="Times New Roman" w:hAnsi="Times New Roman" w:eastAsia="Times New Roman"/>
-          <w:color w:val="000000"/>
-          <w:sz w:val="24"/>
-        </w:rPr>
-        <w:t>• HangHoa, NhomHangHoa, DonViTinh -- danh mục hàng (UC06--UC07).</w:t>
-      </w:r>
-    </w:p>
-    <w:p>
-      <w:pPr>
-        <w:spacing w:line="276" w:lineRule="auto" w:after="60"/>
-        <w:ind w:firstLine="0" w:left="567"/>
-      </w:pPr>
-      <w:r>
-        <w:rPr>
-          <w:rFonts w:ascii="Times New Roman" w:hAnsi="Times New Roman" w:eastAsia="Times New Roman"/>
-          <w:color w:val="000000"/>
-          <w:sz w:val="24"/>
-        </w:rPr>
-        <w:t>• NhaCungCap, KhachHang -- đối tác (UC04--UC05).</w:t>
-      </w:r>
-    </w:p>
-    <w:p>
-      <w:pPr>
-        <w:spacing w:line="276" w:lineRule="auto" w:after="60"/>
-        <w:ind w:firstLine="0" w:left="567"/>
-      </w:pPr>
-      <w:r>
-        <w:rPr>
-          <w:rFonts w:ascii="Times New Roman" w:hAnsi="Times New Roman" w:eastAsia="Times New Roman"/>
-          <w:color w:val="000000"/>
-          <w:sz w:val="24"/>
-        </w:rPr>
-        <w:t>• Kho, TonKho -- kho và tồn (UC08, nhập/xuất/kiểm kê).</w:t>
-      </w:r>
-    </w:p>
-    <w:p>
-      <w:pPr>
-        <w:spacing w:line="276" w:lineRule="auto" w:after="60"/>
-        <w:ind w:firstLine="0" w:left="567"/>
-      </w:pPr>
-      <w:r>
-        <w:rPr>
-          <w:rFonts w:ascii="Times New Roman" w:hAnsi="Times New Roman" w:eastAsia="Times New Roman"/>
-          <w:color w:val="000000"/>
-          <w:sz w:val="24"/>
-        </w:rPr>
-        <w:t>• PhieuNhapKho, ChiTietPhieuNhap -- UC09.</w:t>
-      </w:r>
-    </w:p>
-    <w:p>
-      <w:pPr>
-        <w:spacing w:line="276" w:lineRule="auto" w:after="60"/>
-        <w:ind w:firstLine="0" w:left="567"/>
-      </w:pPr>
-      <w:r>
-        <w:rPr>
-          <w:rFonts w:ascii="Times New Roman" w:hAnsi="Times New Roman" w:eastAsia="Times New Roman"/>
-          <w:color w:val="000000"/>
-          <w:sz w:val="24"/>
-        </w:rPr>
-        <w:t>• PhieuXuatKho, ChiTietPhieuXuat -- UC10.</w:t>
-      </w:r>
-    </w:p>
-    <w:p>
-      <w:pPr>
-        <w:spacing w:line="276" w:lineRule="auto" w:after="60"/>
-        <w:ind w:firstLine="0" w:left="567"/>
-      </w:pPr>
-      <w:r>
-        <w:rPr>
-          <w:rFonts w:ascii="Times New Roman" w:hAnsi="Times New Roman" w:eastAsia="Times New Roman"/>
-          <w:color w:val="000000"/>
-          <w:sz w:val="24"/>
-        </w:rPr>
-        <w:t>• PhieuKiemKe, ChiTietKiemKe -- UC11.</w:t>
-      </w:r>
-    </w:p>
-    <w:p>
-      <w:pPr>
-        <w:spacing w:line="276" w:lineRule="auto" w:after="60"/>
-        <w:ind w:firstLine="0" w:left="567"/>
-      </w:pPr>
-      <w:r>
-        <w:rPr>
-          <w:rFonts w:ascii="Times New Roman" w:hAnsi="Times New Roman" w:eastAsia="Times New Roman"/>
-          <w:color w:val="000000"/>
-          <w:sz w:val="24"/>
-        </w:rPr>
-        <w:t>• LichSuThaoTac -- ghi log.</w:t>
+        <w:t>Từ đặc tả use case, các danh từ nghiệp vụ quan trọng được ứng viên thành lớp (ví dụ: hàng hóa, phiếu nhập, tồn kho, người dùng</w:t>
+      </w:r>
+    </w:p>
+    <w:p>
+      <w:pPr>
+        <w:spacing w:line="276" w:lineRule="auto" w:after="120"/>
+        <w:ind w:firstLine="567"/>
+      </w:pPr>
+      <w:r>
+        <w:rPr>
+          <w:rFonts w:ascii="Times New Roman" w:hAnsi="Times New Roman" w:eastAsia="Times New Roman"/>
+          <w:color w:val="000000"/>
+          <w:sz w:val="24"/>
+        </w:rPr>
+        <w:t>). Các lớp liên quan chặt được nhóm thành sơ đồ con để dễ đọc.</w:t>
       </w:r>
     </w:p>
     <w:p>
@@ -9858,11 +11511,904 @@
           <w:color w:val="000000"/>
           <w:sz w:val="26"/>
         </w:rPr>
+        <w:t>4.2 Xác định các lớp chính</w:t>
+      </w:r>
+    </w:p>
+    <w:tbl>
+      <w:tblPr>
+        <w:tblStyle w:val="TableGrid"/>
+        <w:tblW w:type="auto" w:w="0"/>
+        <w:jc w:val="center"/>
+        <w:tblLook w:firstColumn="1" w:firstRow="1" w:lastColumn="0" w:lastRow="0" w:noHBand="0" w:noVBand="1" w:val="04A0"/>
+      </w:tblPr>
+      <w:tblGrid>
+        <w:gridCol w:w="3024"/>
+        <w:gridCol w:w="3024"/>
+        <w:gridCol w:w="3024"/>
+      </w:tblGrid>
+      <w:tr>
+        <w:tc>
+          <w:tcPr>
+            <w:tcW w:type="dxa" w:w="3024"/>
+          </w:tcPr>
+          <w:p>
+            <w:r/>
+            <w:r>
+              <w:rPr>
+                <w:rFonts w:ascii="Times New Roman" w:hAnsi="Times New Roman" w:eastAsia="Times New Roman"/>
+                <w:b/>
+                <w:color w:val="000000"/>
+                <w:sz w:val="22"/>
+              </w:rPr>
+              <w:t>|p5cm|p4.5cm|</w:t>
+              <w:br/>
+              <w:br/>
+              <w:t>Lớp</w:t>
+            </w:r>
+          </w:p>
+        </w:tc>
+        <w:tc>
+          <w:tcPr>
+            <w:tcW w:type="dxa" w:w="3024"/>
+          </w:tcPr>
+          <w:p>
+            <w:r/>
+            <w:r>
+              <w:rPr>
+                <w:rFonts w:ascii="Times New Roman" w:hAnsi="Times New Roman" w:eastAsia="Times New Roman"/>
+                <w:b/>
+                <w:color w:val="000000"/>
+                <w:sz w:val="22"/>
+              </w:rPr>
+              <w:t>Vai trò</w:t>
+            </w:r>
+          </w:p>
+        </w:tc>
+        <w:tc>
+          <w:tcPr>
+            <w:tcW w:type="dxa" w:w="3024"/>
+          </w:tcPr>
+          <w:p>
+            <w:r/>
+            <w:r>
+              <w:rPr>
+                <w:rFonts w:ascii="Times New Roman" w:hAnsi="Times New Roman" w:eastAsia="Times New Roman"/>
+                <w:b/>
+                <w:color w:val="000000"/>
+                <w:sz w:val="22"/>
+              </w:rPr>
+              <w:t>Use case liên quan</w:t>
+            </w:r>
+          </w:p>
+        </w:tc>
+      </w:tr>
+      <w:tr>
+        <w:tc>
+          <w:tcPr>
+            <w:tcW w:type="dxa" w:w="3024"/>
+          </w:tcPr>
+          <w:p>
+            <w:r/>
+            <w:r>
+              <w:rPr>
+                <w:rFonts w:ascii="Times New Roman" w:hAnsi="Times New Roman" w:eastAsia="Times New Roman"/>
+                <w:b w:val="0"/>
+                <w:color w:val="000000"/>
+                <w:sz w:val="22"/>
+              </w:rPr>
+              <w:t>NguoiDung</w:t>
+            </w:r>
+          </w:p>
+        </w:tc>
+        <w:tc>
+          <w:tcPr>
+            <w:tcW w:type="dxa" w:w="3024"/>
+          </w:tcPr>
+          <w:p>
+            <w:r/>
+            <w:r>
+              <w:rPr>
+                <w:rFonts w:ascii="Times New Roman" w:hAnsi="Times New Roman" w:eastAsia="Times New Roman"/>
+                <w:b w:val="0"/>
+                <w:color w:val="000000"/>
+                <w:sz w:val="22"/>
+              </w:rPr>
+              <w:t>Tài khoản, vai trò, trạng thái</w:t>
+            </w:r>
+          </w:p>
+        </w:tc>
+        <w:tc>
+          <w:tcPr>
+            <w:tcW w:type="dxa" w:w="3024"/>
+          </w:tcPr>
+          <w:p>
+            <w:r/>
+            <w:r>
+              <w:rPr>
+                <w:rFonts w:ascii="Times New Roman" w:hAnsi="Times New Roman" w:eastAsia="Times New Roman"/>
+                <w:b w:val="0"/>
+                <w:color w:val="000000"/>
+                <w:sz w:val="22"/>
+              </w:rPr>
+              <w:t>UC01--UC03</w:t>
+            </w:r>
+          </w:p>
+        </w:tc>
+      </w:tr>
+      <w:tr>
+        <w:tc>
+          <w:tcPr>
+            <w:tcW w:type="dxa" w:w="3024"/>
+          </w:tcPr>
+          <w:p>
+            <w:r/>
+            <w:r>
+              <w:rPr>
+                <w:rFonts w:ascii="Times New Roman" w:hAnsi="Times New Roman" w:eastAsia="Times New Roman"/>
+                <w:b w:val="0"/>
+                <w:color w:val="000000"/>
+                <w:sz w:val="22"/>
+              </w:rPr>
+              <w:t>HangHoa</w:t>
+            </w:r>
+          </w:p>
+        </w:tc>
+        <w:tc>
+          <w:tcPr>
+            <w:tcW w:type="dxa" w:w="3024"/>
+          </w:tcPr>
+          <w:p>
+            <w:r/>
+            <w:r>
+              <w:rPr>
+                <w:rFonts w:ascii="Times New Roman" w:hAnsi="Times New Roman" w:eastAsia="Times New Roman"/>
+                <w:b w:val="0"/>
+                <w:color w:val="000000"/>
+                <w:sz w:val="22"/>
+              </w:rPr>
+              <w:t>Thông tin mặt hàng</w:t>
+            </w:r>
+          </w:p>
+        </w:tc>
+        <w:tc>
+          <w:tcPr>
+            <w:tcW w:type="dxa" w:w="3024"/>
+          </w:tcPr>
+          <w:p>
+            <w:r/>
+            <w:r>
+              <w:rPr>
+                <w:rFonts w:ascii="Times New Roman" w:hAnsi="Times New Roman" w:eastAsia="Times New Roman"/>
+                <w:b w:val="0"/>
+                <w:color w:val="000000"/>
+                <w:sz w:val="22"/>
+              </w:rPr>
+              <w:t>UC06, UC07, phiếu</w:t>
+            </w:r>
+          </w:p>
+        </w:tc>
+      </w:tr>
+      <w:tr>
+        <w:tc>
+          <w:tcPr>
+            <w:tcW w:type="dxa" w:w="3024"/>
+          </w:tcPr>
+          <w:p>
+            <w:r/>
+            <w:r>
+              <w:rPr>
+                <w:rFonts w:ascii="Times New Roman" w:hAnsi="Times New Roman" w:eastAsia="Times New Roman"/>
+                <w:b w:val="0"/>
+                <w:color w:val="000000"/>
+                <w:sz w:val="22"/>
+              </w:rPr>
+              <w:t>NhomHangHoa</w:t>
+            </w:r>
+          </w:p>
+        </w:tc>
+        <w:tc>
+          <w:tcPr>
+            <w:tcW w:type="dxa" w:w="3024"/>
+          </w:tcPr>
+          <w:p>
+            <w:r/>
+            <w:r>
+              <w:rPr>
+                <w:rFonts w:ascii="Times New Roman" w:hAnsi="Times New Roman" w:eastAsia="Times New Roman"/>
+                <w:b w:val="0"/>
+                <w:color w:val="000000"/>
+                <w:sz w:val="22"/>
+              </w:rPr>
+              <w:t>Phân loại hàng</w:t>
+            </w:r>
+          </w:p>
+        </w:tc>
+        <w:tc>
+          <w:tcPr>
+            <w:tcW w:type="dxa" w:w="3024"/>
+          </w:tcPr>
+          <w:p>
+            <w:r/>
+            <w:r>
+              <w:rPr>
+                <w:rFonts w:ascii="Times New Roman" w:hAnsi="Times New Roman" w:eastAsia="Times New Roman"/>
+                <w:b w:val="0"/>
+                <w:color w:val="000000"/>
+                <w:sz w:val="22"/>
+              </w:rPr>
+              <w:t>UC06</w:t>
+            </w:r>
+          </w:p>
+        </w:tc>
+      </w:tr>
+      <w:tr>
+        <w:tc>
+          <w:tcPr>
+            <w:tcW w:type="dxa" w:w="3024"/>
+          </w:tcPr>
+          <w:p>
+            <w:r/>
+            <w:r>
+              <w:rPr>
+                <w:rFonts w:ascii="Times New Roman" w:hAnsi="Times New Roman" w:eastAsia="Times New Roman"/>
+                <w:b w:val="0"/>
+                <w:color w:val="000000"/>
+                <w:sz w:val="22"/>
+              </w:rPr>
+              <w:t>DonViTinh</w:t>
+            </w:r>
+          </w:p>
+        </w:tc>
+        <w:tc>
+          <w:tcPr>
+            <w:tcW w:type="dxa" w:w="3024"/>
+          </w:tcPr>
+          <w:p>
+            <w:r/>
+            <w:r>
+              <w:rPr>
+                <w:rFonts w:ascii="Times New Roman" w:hAnsi="Times New Roman" w:eastAsia="Times New Roman"/>
+                <w:b w:val="0"/>
+                <w:color w:val="000000"/>
+                <w:sz w:val="22"/>
+              </w:rPr>
+              <w:t>Đơn vị đo (cái, kg...)</w:t>
+            </w:r>
+          </w:p>
+        </w:tc>
+        <w:tc>
+          <w:tcPr>
+            <w:tcW w:type="dxa" w:w="3024"/>
+          </w:tcPr>
+          <w:p>
+            <w:r/>
+            <w:r>
+              <w:rPr>
+                <w:rFonts w:ascii="Times New Roman" w:hAnsi="Times New Roman" w:eastAsia="Times New Roman"/>
+                <w:b w:val="0"/>
+                <w:color w:val="000000"/>
+                <w:sz w:val="22"/>
+              </w:rPr>
+              <w:t>UC06</w:t>
+            </w:r>
+          </w:p>
+        </w:tc>
+      </w:tr>
+      <w:tr>
+        <w:tc>
+          <w:tcPr>
+            <w:tcW w:type="dxa" w:w="3024"/>
+          </w:tcPr>
+          <w:p>
+            <w:r/>
+            <w:r>
+              <w:rPr>
+                <w:rFonts w:ascii="Times New Roman" w:hAnsi="Times New Roman" w:eastAsia="Times New Roman"/>
+                <w:b w:val="0"/>
+                <w:color w:val="000000"/>
+                <w:sz w:val="22"/>
+              </w:rPr>
+              <w:t>NhaCungCap</w:t>
+            </w:r>
+          </w:p>
+        </w:tc>
+        <w:tc>
+          <w:tcPr>
+            <w:tcW w:type="dxa" w:w="3024"/>
+          </w:tcPr>
+          <w:p>
+            <w:r/>
+            <w:r>
+              <w:rPr>
+                <w:rFonts w:ascii="Times New Roman" w:hAnsi="Times New Roman" w:eastAsia="Times New Roman"/>
+                <w:b w:val="0"/>
+                <w:color w:val="000000"/>
+                <w:sz w:val="22"/>
+              </w:rPr>
+              <w:t>Nhà cung cấp</w:t>
+            </w:r>
+          </w:p>
+        </w:tc>
+        <w:tc>
+          <w:tcPr>
+            <w:tcW w:type="dxa" w:w="3024"/>
+          </w:tcPr>
+          <w:p>
+            <w:r/>
+            <w:r>
+              <w:rPr>
+                <w:rFonts w:ascii="Times New Roman" w:hAnsi="Times New Roman" w:eastAsia="Times New Roman"/>
+                <w:b w:val="0"/>
+                <w:color w:val="000000"/>
+                <w:sz w:val="22"/>
+              </w:rPr>
+              <w:t>UC04, UC09</w:t>
+            </w:r>
+          </w:p>
+        </w:tc>
+      </w:tr>
+      <w:tr>
+        <w:tc>
+          <w:tcPr>
+            <w:tcW w:type="dxa" w:w="3024"/>
+          </w:tcPr>
+          <w:p>
+            <w:r/>
+            <w:r>
+              <w:rPr>
+                <w:rFonts w:ascii="Times New Roman" w:hAnsi="Times New Roman" w:eastAsia="Times New Roman"/>
+                <w:b w:val="0"/>
+                <w:color w:val="000000"/>
+                <w:sz w:val="22"/>
+              </w:rPr>
+              <w:t>KhachHang</w:t>
+            </w:r>
+          </w:p>
+        </w:tc>
+        <w:tc>
+          <w:tcPr>
+            <w:tcW w:type="dxa" w:w="3024"/>
+          </w:tcPr>
+          <w:p>
+            <w:r/>
+            <w:r>
+              <w:rPr>
+                <w:rFonts w:ascii="Times New Roman" w:hAnsi="Times New Roman" w:eastAsia="Times New Roman"/>
+                <w:b w:val="0"/>
+                <w:color w:val="000000"/>
+                <w:sz w:val="22"/>
+              </w:rPr>
+              <w:t>Khách hàng</w:t>
+            </w:r>
+          </w:p>
+        </w:tc>
+        <w:tc>
+          <w:tcPr>
+            <w:tcW w:type="dxa" w:w="3024"/>
+          </w:tcPr>
+          <w:p>
+            <w:r/>
+            <w:r>
+              <w:rPr>
+                <w:rFonts w:ascii="Times New Roman" w:hAnsi="Times New Roman" w:eastAsia="Times New Roman"/>
+                <w:b w:val="0"/>
+                <w:color w:val="000000"/>
+                <w:sz w:val="22"/>
+              </w:rPr>
+              <w:t>UC05, UC10</w:t>
+            </w:r>
+          </w:p>
+        </w:tc>
+      </w:tr>
+      <w:tr>
+        <w:tc>
+          <w:tcPr>
+            <w:tcW w:type="dxa" w:w="3024"/>
+          </w:tcPr>
+          <w:p>
+            <w:r/>
+            <w:r>
+              <w:rPr>
+                <w:rFonts w:ascii="Times New Roman" w:hAnsi="Times New Roman" w:eastAsia="Times New Roman"/>
+                <w:b w:val="0"/>
+                <w:color w:val="000000"/>
+                <w:sz w:val="22"/>
+              </w:rPr>
+              <w:t>Kho</w:t>
+            </w:r>
+          </w:p>
+        </w:tc>
+        <w:tc>
+          <w:tcPr>
+            <w:tcW w:type="dxa" w:w="3024"/>
+          </w:tcPr>
+          <w:p>
+            <w:r/>
+            <w:r>
+              <w:rPr>
+                <w:rFonts w:ascii="Times New Roman" w:hAnsi="Times New Roman" w:eastAsia="Times New Roman"/>
+                <w:b w:val="0"/>
+                <w:color w:val="000000"/>
+                <w:sz w:val="22"/>
+              </w:rPr>
+              <w:t>Kho hàng</w:t>
+            </w:r>
+          </w:p>
+        </w:tc>
+        <w:tc>
+          <w:tcPr>
+            <w:tcW w:type="dxa" w:w="3024"/>
+          </w:tcPr>
+          <w:p>
+            <w:r/>
+            <w:r>
+              <w:rPr>
+                <w:rFonts w:ascii="Times New Roman" w:hAnsi="Times New Roman" w:eastAsia="Times New Roman"/>
+                <w:b w:val="0"/>
+                <w:color w:val="000000"/>
+                <w:sz w:val="22"/>
+              </w:rPr>
+              <w:t>UC08, phiếu, tồn</w:t>
+            </w:r>
+          </w:p>
+        </w:tc>
+      </w:tr>
+      <w:tr>
+        <w:tc>
+          <w:tcPr>
+            <w:tcW w:type="dxa" w:w="3024"/>
+          </w:tcPr>
+          <w:p>
+            <w:r/>
+            <w:r>
+              <w:rPr>
+                <w:rFonts w:ascii="Times New Roman" w:hAnsi="Times New Roman" w:eastAsia="Times New Roman"/>
+                <w:b w:val="0"/>
+                <w:color w:val="000000"/>
+                <w:sz w:val="22"/>
+              </w:rPr>
+              <w:t>TonKho</w:t>
+            </w:r>
+          </w:p>
+        </w:tc>
+        <w:tc>
+          <w:tcPr>
+            <w:tcW w:type="dxa" w:w="3024"/>
+          </w:tcPr>
+          <w:p>
+            <w:r/>
+            <w:r>
+              <w:rPr>
+                <w:rFonts w:ascii="Times New Roman" w:hAnsi="Times New Roman" w:eastAsia="Times New Roman"/>
+                <w:b w:val="0"/>
+                <w:color w:val="000000"/>
+                <w:sz w:val="22"/>
+              </w:rPr>
+              <w:t>Số lượng tồn theo kho--hàng</w:t>
+            </w:r>
+          </w:p>
+        </w:tc>
+        <w:tc>
+          <w:tcPr>
+            <w:tcW w:type="dxa" w:w="3024"/>
+          </w:tcPr>
+          <w:p>
+            <w:r/>
+            <w:r>
+              <w:rPr>
+                <w:rFonts w:ascii="Times New Roman" w:hAnsi="Times New Roman" w:eastAsia="Times New Roman"/>
+                <w:b w:val="0"/>
+                <w:color w:val="000000"/>
+                <w:sz w:val="22"/>
+              </w:rPr>
+              <w:t>UC06, UC09--UC12</w:t>
+            </w:r>
+          </w:p>
+        </w:tc>
+      </w:tr>
+      <w:tr>
+        <w:tc>
+          <w:tcPr>
+            <w:tcW w:type="dxa" w:w="3024"/>
+          </w:tcPr>
+          <w:p>
+            <w:r/>
+            <w:r>
+              <w:rPr>
+                <w:rFonts w:ascii="Times New Roman" w:hAnsi="Times New Roman" w:eastAsia="Times New Roman"/>
+                <w:b w:val="0"/>
+                <w:color w:val="000000"/>
+                <w:sz w:val="22"/>
+              </w:rPr>
+              <w:t>PhieuNhapKho</w:t>
+            </w:r>
+          </w:p>
+        </w:tc>
+        <w:tc>
+          <w:tcPr>
+            <w:tcW w:type="dxa" w:w="3024"/>
+          </w:tcPr>
+          <w:p>
+            <w:r/>
+            <w:r>
+              <w:rPr>
+                <w:rFonts w:ascii="Times New Roman" w:hAnsi="Times New Roman" w:eastAsia="Times New Roman"/>
+                <w:b w:val="0"/>
+                <w:color w:val="000000"/>
+                <w:sz w:val="22"/>
+              </w:rPr>
+              <w:t>Phiếu nhập</w:t>
+            </w:r>
+          </w:p>
+        </w:tc>
+        <w:tc>
+          <w:tcPr>
+            <w:tcW w:type="dxa" w:w="3024"/>
+          </w:tcPr>
+          <w:p>
+            <w:r/>
+            <w:r>
+              <w:rPr>
+                <w:rFonts w:ascii="Times New Roman" w:hAnsi="Times New Roman" w:eastAsia="Times New Roman"/>
+                <w:b w:val="0"/>
+                <w:color w:val="000000"/>
+                <w:sz w:val="22"/>
+              </w:rPr>
+              <w:t>UC09</w:t>
+            </w:r>
+          </w:p>
+        </w:tc>
+      </w:tr>
+      <w:tr>
+        <w:tc>
+          <w:tcPr>
+            <w:tcW w:type="dxa" w:w="3024"/>
+          </w:tcPr>
+          <w:p>
+            <w:r/>
+            <w:r>
+              <w:rPr>
+                <w:rFonts w:ascii="Times New Roman" w:hAnsi="Times New Roman" w:eastAsia="Times New Roman"/>
+                <w:b w:val="0"/>
+                <w:color w:val="000000"/>
+                <w:sz w:val="22"/>
+              </w:rPr>
+              <w:t>ChiTietPhieuNhap</w:t>
+            </w:r>
+          </w:p>
+        </w:tc>
+        <w:tc>
+          <w:tcPr>
+            <w:tcW w:type="dxa" w:w="3024"/>
+          </w:tcPr>
+          <w:p>
+            <w:r/>
+            <w:r>
+              <w:rPr>
+                <w:rFonts w:ascii="Times New Roman" w:hAnsi="Times New Roman" w:eastAsia="Times New Roman"/>
+                <w:b w:val="0"/>
+                <w:color w:val="000000"/>
+                <w:sz w:val="22"/>
+              </w:rPr>
+              <w:t>Dòng hàng trên phiếu nhập</w:t>
+            </w:r>
+          </w:p>
+        </w:tc>
+        <w:tc>
+          <w:tcPr>
+            <w:tcW w:type="dxa" w:w="3024"/>
+          </w:tcPr>
+          <w:p>
+            <w:r/>
+            <w:r>
+              <w:rPr>
+                <w:rFonts w:ascii="Times New Roman" w:hAnsi="Times New Roman" w:eastAsia="Times New Roman"/>
+                <w:b w:val="0"/>
+                <w:color w:val="000000"/>
+                <w:sz w:val="22"/>
+              </w:rPr>
+              <w:t>UC09</w:t>
+            </w:r>
+          </w:p>
+        </w:tc>
+      </w:tr>
+      <w:tr>
+        <w:tc>
+          <w:tcPr>
+            <w:tcW w:type="dxa" w:w="3024"/>
+          </w:tcPr>
+          <w:p>
+            <w:r/>
+            <w:r>
+              <w:rPr>
+                <w:rFonts w:ascii="Times New Roman" w:hAnsi="Times New Roman" w:eastAsia="Times New Roman"/>
+                <w:b w:val="0"/>
+                <w:color w:val="000000"/>
+                <w:sz w:val="22"/>
+              </w:rPr>
+              <w:t>PhieuXuatKho</w:t>
+            </w:r>
+          </w:p>
+        </w:tc>
+        <w:tc>
+          <w:tcPr>
+            <w:tcW w:type="dxa" w:w="3024"/>
+          </w:tcPr>
+          <w:p>
+            <w:r/>
+            <w:r>
+              <w:rPr>
+                <w:rFonts w:ascii="Times New Roman" w:hAnsi="Times New Roman" w:eastAsia="Times New Roman"/>
+                <w:b w:val="0"/>
+                <w:color w:val="000000"/>
+                <w:sz w:val="22"/>
+              </w:rPr>
+              <w:t>Phiếu xuất</w:t>
+            </w:r>
+          </w:p>
+        </w:tc>
+        <w:tc>
+          <w:tcPr>
+            <w:tcW w:type="dxa" w:w="3024"/>
+          </w:tcPr>
+          <w:p>
+            <w:r/>
+            <w:r>
+              <w:rPr>
+                <w:rFonts w:ascii="Times New Roman" w:hAnsi="Times New Roman" w:eastAsia="Times New Roman"/>
+                <w:b w:val="0"/>
+                <w:color w:val="000000"/>
+                <w:sz w:val="22"/>
+              </w:rPr>
+              <w:t>UC10</w:t>
+            </w:r>
+          </w:p>
+        </w:tc>
+      </w:tr>
+      <w:tr>
+        <w:tc>
+          <w:tcPr>
+            <w:tcW w:type="dxa" w:w="3024"/>
+          </w:tcPr>
+          <w:p>
+            <w:r/>
+            <w:r>
+              <w:rPr>
+                <w:rFonts w:ascii="Times New Roman" w:hAnsi="Times New Roman" w:eastAsia="Times New Roman"/>
+                <w:b w:val="0"/>
+                <w:color w:val="000000"/>
+                <w:sz w:val="22"/>
+              </w:rPr>
+              <w:t>ChiTietPhieuXuat</w:t>
+            </w:r>
+          </w:p>
+        </w:tc>
+        <w:tc>
+          <w:tcPr>
+            <w:tcW w:type="dxa" w:w="3024"/>
+          </w:tcPr>
+          <w:p>
+            <w:r/>
+            <w:r>
+              <w:rPr>
+                <w:rFonts w:ascii="Times New Roman" w:hAnsi="Times New Roman" w:eastAsia="Times New Roman"/>
+                <w:b w:val="0"/>
+                <w:color w:val="000000"/>
+                <w:sz w:val="22"/>
+              </w:rPr>
+              <w:t>Dòng hàng trên phiếu xuất</w:t>
+            </w:r>
+          </w:p>
+        </w:tc>
+        <w:tc>
+          <w:tcPr>
+            <w:tcW w:type="dxa" w:w="3024"/>
+          </w:tcPr>
+          <w:p>
+            <w:r/>
+            <w:r>
+              <w:rPr>
+                <w:rFonts w:ascii="Times New Roman" w:hAnsi="Times New Roman" w:eastAsia="Times New Roman"/>
+                <w:b w:val="0"/>
+                <w:color w:val="000000"/>
+                <w:sz w:val="22"/>
+              </w:rPr>
+              <w:t>UC10</w:t>
+            </w:r>
+          </w:p>
+        </w:tc>
+      </w:tr>
+      <w:tr>
+        <w:tc>
+          <w:tcPr>
+            <w:tcW w:type="dxa" w:w="3024"/>
+          </w:tcPr>
+          <w:p>
+            <w:r/>
+            <w:r>
+              <w:rPr>
+                <w:rFonts w:ascii="Times New Roman" w:hAnsi="Times New Roman" w:eastAsia="Times New Roman"/>
+                <w:b w:val="0"/>
+                <w:color w:val="000000"/>
+                <w:sz w:val="22"/>
+              </w:rPr>
+              <w:t>PhieuKiemKe</w:t>
+            </w:r>
+          </w:p>
+        </w:tc>
+        <w:tc>
+          <w:tcPr>
+            <w:tcW w:type="dxa" w:w="3024"/>
+          </w:tcPr>
+          <w:p>
+            <w:r/>
+            <w:r>
+              <w:rPr>
+                <w:rFonts w:ascii="Times New Roman" w:hAnsi="Times New Roman" w:eastAsia="Times New Roman"/>
+                <w:b w:val="0"/>
+                <w:color w:val="000000"/>
+                <w:sz w:val="22"/>
+              </w:rPr>
+              <w:t>Phiếu kiểm kê</w:t>
+            </w:r>
+          </w:p>
+        </w:tc>
+        <w:tc>
+          <w:tcPr>
+            <w:tcW w:type="dxa" w:w="3024"/>
+          </w:tcPr>
+          <w:p>
+            <w:r/>
+            <w:r>
+              <w:rPr>
+                <w:rFonts w:ascii="Times New Roman" w:hAnsi="Times New Roman" w:eastAsia="Times New Roman"/>
+                <w:b w:val="0"/>
+                <w:color w:val="000000"/>
+                <w:sz w:val="22"/>
+              </w:rPr>
+              <w:t>UC11</w:t>
+            </w:r>
+          </w:p>
+        </w:tc>
+      </w:tr>
+      <w:tr>
+        <w:tc>
+          <w:tcPr>
+            <w:tcW w:type="dxa" w:w="3024"/>
+          </w:tcPr>
+          <w:p>
+            <w:r/>
+            <w:r>
+              <w:rPr>
+                <w:rFonts w:ascii="Times New Roman" w:hAnsi="Times New Roman" w:eastAsia="Times New Roman"/>
+                <w:b w:val="0"/>
+                <w:color w:val="000000"/>
+                <w:sz w:val="22"/>
+              </w:rPr>
+              <w:t>ChiTietKiemKe</w:t>
+            </w:r>
+          </w:p>
+        </w:tc>
+        <w:tc>
+          <w:tcPr>
+            <w:tcW w:type="dxa" w:w="3024"/>
+          </w:tcPr>
+          <w:p>
+            <w:r/>
+            <w:r>
+              <w:rPr>
+                <w:rFonts w:ascii="Times New Roman" w:hAnsi="Times New Roman" w:eastAsia="Times New Roman"/>
+                <w:b w:val="0"/>
+                <w:color w:val="000000"/>
+                <w:sz w:val="22"/>
+              </w:rPr>
+              <w:t>Dòng kiểm kê (thực tế, sổ, chênh)</w:t>
+            </w:r>
+          </w:p>
+        </w:tc>
+        <w:tc>
+          <w:tcPr>
+            <w:tcW w:type="dxa" w:w="3024"/>
+          </w:tcPr>
+          <w:p>
+            <w:r/>
+            <w:r>
+              <w:rPr>
+                <w:rFonts w:ascii="Times New Roman" w:hAnsi="Times New Roman" w:eastAsia="Times New Roman"/>
+                <w:b w:val="0"/>
+                <w:color w:val="000000"/>
+                <w:sz w:val="22"/>
+              </w:rPr>
+              <w:t>UC11</w:t>
+            </w:r>
+          </w:p>
+        </w:tc>
+      </w:tr>
+      <w:tr>
+        <w:tc>
+          <w:tcPr>
+            <w:tcW w:type="dxa" w:w="3024"/>
+          </w:tcPr>
+          <w:p>
+            <w:r/>
+            <w:r>
+              <w:rPr>
+                <w:rFonts w:ascii="Times New Roman" w:hAnsi="Times New Roman" w:eastAsia="Times New Roman"/>
+                <w:b w:val="0"/>
+                <w:color w:val="000000"/>
+                <w:sz w:val="22"/>
+              </w:rPr>
+              <w:t>LichSuThaoTac</w:t>
+            </w:r>
+          </w:p>
+        </w:tc>
+        <w:tc>
+          <w:tcPr>
+            <w:tcW w:type="dxa" w:w="3024"/>
+          </w:tcPr>
+          <w:p>
+            <w:r/>
+            <w:r>
+              <w:rPr>
+                <w:rFonts w:ascii="Times New Roman" w:hAnsi="Times New Roman" w:eastAsia="Times New Roman"/>
+                <w:b w:val="0"/>
+                <w:color w:val="000000"/>
+                <w:sz w:val="22"/>
+              </w:rPr>
+              <w:t>Log thao tác</w:t>
+            </w:r>
+          </w:p>
+        </w:tc>
+        <w:tc>
+          <w:tcPr>
+            <w:tcW w:type="dxa" w:w="3024"/>
+          </w:tcPr>
+          <w:p>
+            <w:r/>
+            <w:r>
+              <w:rPr>
+                <w:rFonts w:ascii="Times New Roman" w:hAnsi="Times New Roman" w:eastAsia="Times New Roman"/>
+                <w:b w:val="0"/>
+                <w:color w:val="000000"/>
+                <w:sz w:val="22"/>
+              </w:rPr>
+              <w:t>Các UC ghi nhận</w:t>
+            </w:r>
+          </w:p>
+        </w:tc>
+      </w:tr>
+    </w:tbl>
+    <w:p/>
+    <w:p>
+      <w:pPr>
+        <w:pStyle w:val="Heading2"/>
+      </w:pPr>
+      <w:r>
+        <w:rPr>
+          <w:rFonts w:ascii="Times New Roman" w:hAnsi="Times New Roman" w:eastAsia="Times New Roman"/>
+          <w:b/>
+          <w:color w:val="000000"/>
+          <w:sz w:val="26"/>
+        </w:rPr>
         <w:t>4.3 Biểu đồ lớp tổng thể</w:t>
       </w:r>
     </w:p>
     <w:p>
       <w:pPr>
+        <w:spacing w:line="276" w:lineRule="auto" w:after="120"/>
+        <w:ind w:firstLine="567"/>
+      </w:pPr>
+      <w:r>
+        <w:rPr>
+          <w:rFonts w:ascii="Times New Roman" w:hAnsi="Times New Roman" w:eastAsia="Times New Roman"/>
+          <w:color w:val="000000"/>
+          <w:sz w:val="24"/>
+        </w:rPr>
+        <w:t>Để tránh chồng chéo, biểu đồ lớp tổng thể được tách thành ba nhóm.</w:t>
+      </w:r>
+    </w:p>
+    <w:p>
+      <w:pPr>
         <w:pStyle w:val="Heading3"/>
       </w:pPr>
       <w:r>
@@ -9873,6 +12419,20 @@
           <w:sz w:val="24"/>
         </w:rPr>
         <w:t>4.3.1 Nhóm danh mục (Master Data)</w:t>
+      </w:r>
+    </w:p>
+    <w:p>
+      <w:pPr>
+        <w:spacing w:line="276" w:lineRule="auto" w:after="120"/>
+        <w:ind w:firstLine="567"/>
+      </w:pPr>
+      <w:r>
+        <w:rPr>
+          <w:rFonts w:ascii="Times New Roman" w:hAnsi="Times New Roman" w:eastAsia="Times New Roman"/>
+          <w:color w:val="000000"/>
+          <w:sz w:val="24"/>
+        </w:rPr>
+        <w:t>Gồm các lớp ít thay đổi: người dùng, hàng hóa, nhóm hàng, đơn vị tính, nhà cung cấp, khách hàng, kho, tồn kho.</w:t>
       </w:r>
     </w:p>
     <w:p>
@@ -9943,7 +12503,21 @@
           <w:color w:val="000000"/>
           <w:sz w:val="24"/>
         </w:rPr>
-        <w:t>4.3.2 Nhóm nghiệp vụ nhập xuất</w:t>
+        <w:t>4.3.2 Nhóm nghiệp vụ nhập -- xuất</w:t>
+      </w:r>
+    </w:p>
+    <w:p>
+      <w:pPr>
+        <w:spacing w:line="276" w:lineRule="auto" w:after="120"/>
+        <w:ind w:firstLine="567"/>
+      </w:pPr>
+      <w:r>
+        <w:rPr>
+          <w:rFonts w:ascii="Times New Roman" w:hAnsi="Times New Roman" w:eastAsia="Times New Roman"/>
+          <w:color w:val="000000"/>
+          <w:sz w:val="24"/>
+        </w:rPr>
+        <w:t>Gồm phiếu nhập/xuất và chi tiết dòng hàng; quan hệ với NCC, KH, kho, hàng.</w:t>
       </w:r>
     </w:p>
     <w:p>
@@ -10014,7 +12588,21 @@
           <w:color w:val="000000"/>
           <w:sz w:val="24"/>
         </w:rPr>
-        <w:t>4.3.3 Nhóm kiểm kê và log</w:t>
+        <w:t>4.3.3 Nhóm kiểm kê và lịch sử</w:t>
+      </w:r>
+    </w:p>
+    <w:p>
+      <w:pPr>
+        <w:spacing w:line="276" w:lineRule="auto" w:after="120"/>
+        <w:ind w:firstLine="567"/>
+      </w:pPr>
+      <w:r>
+        <w:rPr>
+          <w:rFonts w:ascii="Times New Roman" w:hAnsi="Times New Roman" w:eastAsia="Times New Roman"/>
+          <w:color w:val="000000"/>
+          <w:sz w:val="24"/>
+        </w:rPr>
+        <w:t>Gồm phiếu kiểm kê, chi tiết kiểm kê và log thao tác.</w:t>
       </w:r>
     </w:p>
     <w:p>
@@ -10090,6 +12678,48 @@
     </w:p>
     <w:p>
       <w:pPr>
+        <w:spacing w:line="276" w:lineRule="auto" w:after="120"/>
+        <w:ind w:firstLine="567"/>
+      </w:pPr>
+      <w:r>
+        <w:rPr>
+          <w:rFonts w:ascii="Times New Roman" w:hAnsi="Times New Roman" w:eastAsia="Times New Roman"/>
+          <w:color w:val="000000"/>
+          <w:sz w:val="24"/>
+        </w:rPr>
+        <w:t>Phân tích cấu trúc đi sâu vào một số use case quan trọng: chỉ ra</w:t>
+      </w:r>
+    </w:p>
+    <w:p>
+      <w:pPr>
+        <w:spacing w:line="276" w:lineRule="auto" w:after="120"/>
+        <w:ind w:firstLine="567"/>
+      </w:pPr>
+      <w:r>
+        <w:rPr>
+          <w:rFonts w:ascii="Times New Roman" w:hAnsi="Times New Roman" w:eastAsia="Times New Roman"/>
+          <w:color w:val="000000"/>
+          <w:sz w:val="24"/>
+        </w:rPr>
+        <w:t>và</w:t>
+      </w:r>
+    </w:p>
+    <w:p>
+      <w:pPr>
+        <w:spacing w:line="276" w:lineRule="auto" w:after="120"/>
+        <w:ind w:firstLine="567"/>
+      </w:pPr>
+      <w:r>
+        <w:rPr>
+          <w:rFonts w:ascii="Times New Roman" w:hAnsi="Times New Roman" w:eastAsia="Times New Roman"/>
+          <w:color w:val="000000"/>
+          <w:sz w:val="24"/>
+        </w:rPr>
+        <w:t>cần có để hoàn thành mục tiêu use case.</w:t>
+      </w:r>
+    </w:p>
+    <w:p>
+      <w:pPr>
         <w:pStyle w:val="Heading3"/>
       </w:pPr>
       <w:r>
@@ -10100,6 +12730,90 @@
           <w:sz w:val="24"/>
         </w:rPr>
         <w:t>4.4.1 UC03 -- Thêm tài khoản</w:t>
+      </w:r>
+    </w:p>
+    <w:p>
+      <w:pPr>
+        <w:spacing w:line="276" w:lineRule="auto" w:after="120"/>
+        <w:ind w:firstLine="567"/>
+      </w:pPr>
+      <w:r>
+        <w:rPr>
+          <w:rFonts w:ascii="Times New Roman" w:hAnsi="Times New Roman" w:eastAsia="Times New Roman"/>
+          <w:color w:val="000000"/>
+          <w:sz w:val="24"/>
+        </w:rPr>
+        <w:t>: tạo bản ghi người dùng mới.</w:t>
+      </w:r>
+    </w:p>
+    <w:p>
+      <w:pPr>
+        <w:spacing w:line="276" w:lineRule="auto" w:after="120"/>
+        <w:ind w:firstLine="567"/>
+      </w:pPr>
+      <w:r>
+        <w:rPr>
+          <w:rFonts w:ascii="Times New Roman" w:hAnsi="Times New Roman" w:eastAsia="Times New Roman"/>
+          <w:color w:val="000000"/>
+          <w:sz w:val="24"/>
+        </w:rPr>
+        <w:t>:</w:t>
+      </w:r>
+    </w:p>
+    <w:p>
+      <w:pPr>
+        <w:spacing w:line="276" w:lineRule="auto" w:after="120"/>
+        <w:ind w:firstLine="567"/>
+      </w:pPr>
+      <w:r>
+        <w:rPr>
+          <w:rFonts w:ascii="Times New Roman" w:hAnsi="Times New Roman" w:eastAsia="Times New Roman"/>
+          <w:color w:val="000000"/>
+          <w:sz w:val="24"/>
+        </w:rPr>
+        <w:t>(đối tượng được tạo/cập nhật),</w:t>
+      </w:r>
+    </w:p>
+    <w:p>
+      <w:pPr>
+        <w:spacing w:line="276" w:lineRule="auto" w:after="120"/>
+        <w:ind w:firstLine="567"/>
+      </w:pPr>
+      <w:r>
+        <w:rPr>
+          <w:rFonts w:ascii="Times New Roman" w:hAnsi="Times New Roman" w:eastAsia="Times New Roman"/>
+          <w:color w:val="000000"/>
+          <w:sz w:val="24"/>
+        </w:rPr>
+        <w:t>(ghi nhận thao tác thêm -- tùy chọn thiết kế).</w:t>
+      </w:r>
+    </w:p>
+    <w:p>
+      <w:pPr>
+        <w:spacing w:line="276" w:lineRule="auto" w:after="120"/>
+        <w:ind w:firstLine="567"/>
+      </w:pPr>
+      <w:r>
+        <w:rPr>
+          <w:rFonts w:ascii="Times New Roman" w:hAnsi="Times New Roman" w:eastAsia="Times New Roman"/>
+          <w:color w:val="000000"/>
+          <w:sz w:val="24"/>
+        </w:rPr>
+        <w:t>: Một</w:t>
+      </w:r>
+    </w:p>
+    <w:p>
+      <w:pPr>
+        <w:spacing w:line="276" w:lineRule="auto" w:after="120"/>
+        <w:ind w:firstLine="567"/>
+      </w:pPr>
+      <w:r>
+        <w:rPr>
+          <w:rFonts w:ascii="Times New Roman" w:hAnsi="Times New Roman" w:eastAsia="Times New Roman"/>
+          <w:color w:val="000000"/>
+          <w:sz w:val="24"/>
+        </w:rPr>
+        <w:t>có thể sinh ra nhiều bản ghi lịch sử thao tác (1..n).</w:t>
       </w:r>
     </w:p>
     <w:p>
@@ -10175,6 +12889,104 @@
     </w:p>
     <w:p>
       <w:pPr>
+        <w:spacing w:line="276" w:lineRule="auto" w:after="120"/>
+        <w:ind w:firstLine="567"/>
+      </w:pPr>
+      <w:r>
+        <w:rPr>
+          <w:rFonts w:ascii="Times New Roman" w:hAnsi="Times New Roman" w:eastAsia="Times New Roman"/>
+          <w:color w:val="000000"/>
+          <w:sz w:val="24"/>
+        </w:rPr>
+        <w:t>: thêm mặt hàng và khởi tạo tồn.</w:t>
+      </w:r>
+    </w:p>
+    <w:p>
+      <w:pPr>
+        <w:spacing w:line="276" w:lineRule="auto" w:after="120"/>
+        <w:ind w:firstLine="567"/>
+      </w:pPr>
+      <w:r>
+        <w:rPr>
+          <w:rFonts w:ascii="Times New Roman" w:hAnsi="Times New Roman" w:eastAsia="Times New Roman"/>
+          <w:color w:val="000000"/>
+          <w:sz w:val="24"/>
+        </w:rPr>
+        <w:t>:</w:t>
+      </w:r>
+    </w:p>
+    <w:p>
+      <w:pPr>
+        <w:spacing w:line="276" w:lineRule="auto" w:after="60"/>
+        <w:ind w:firstLine="0" w:left="567"/>
+      </w:pPr>
+      <w:r>
+        <w:rPr>
+          <w:rFonts w:ascii="Times New Roman" w:hAnsi="Times New Roman" w:eastAsia="Times New Roman"/>
+          <w:color w:val="000000"/>
+          <w:sz w:val="24"/>
+        </w:rPr>
+        <w:t>• NguoiDung: người thực hiện.</w:t>
+      </w:r>
+    </w:p>
+    <w:p>
+      <w:pPr>
+        <w:spacing w:line="276" w:lineRule="auto" w:after="60"/>
+        <w:ind w:firstLine="0" w:left="567"/>
+      </w:pPr>
+      <w:r>
+        <w:rPr>
+          <w:rFonts w:ascii="Times New Roman" w:hAnsi="Times New Roman" w:eastAsia="Times New Roman"/>
+          <w:color w:val="000000"/>
+          <w:sz w:val="24"/>
+        </w:rPr>
+        <w:t>• HangHoa: đối tượng được tạo.</w:t>
+      </w:r>
+    </w:p>
+    <w:p>
+      <w:pPr>
+        <w:spacing w:line="276" w:lineRule="auto" w:after="60"/>
+        <w:ind w:firstLine="0" w:left="567"/>
+      </w:pPr>
+      <w:r>
+        <w:rPr>
+          <w:rFonts w:ascii="Times New Roman" w:hAnsi="Times New Roman" w:eastAsia="Times New Roman"/>
+          <w:color w:val="000000"/>
+          <w:sz w:val="24"/>
+        </w:rPr>
+        <w:t>• NhomHangHoa, DonViTinh: tham chiếu bắt buộc khi tạo hàng.</w:t>
+      </w:r>
+    </w:p>
+    <w:p>
+      <w:pPr>
+        <w:spacing w:line="276" w:lineRule="auto" w:after="60"/>
+        <w:ind w:firstLine="0" w:left="567"/>
+      </w:pPr>
+      <w:r>
+        <w:rPr>
+          <w:rFonts w:ascii="Times New Roman" w:hAnsi="Times New Roman" w:eastAsia="Times New Roman"/>
+          <w:color w:val="000000"/>
+          <w:sz w:val="24"/>
+        </w:rPr>
+        <w:t>• TonKho, Kho: khởi tạo tồn = 0 tại từng kho.</w:t>
+      </w:r>
+    </w:p>
+    <w:p>
+      <w:pPr>
+        <w:spacing w:line="276" w:lineRule="auto" w:after="120"/>
+        <w:ind w:firstLine="567"/>
+      </w:pPr>
+      <w:r>
+        <w:rPr>
+          <w:rFonts w:ascii="Times New Roman" w:hAnsi="Times New Roman" w:eastAsia="Times New Roman"/>
+          <w:color w:val="000000"/>
+          <w:sz w:val="24"/>
+        </w:rPr>
+        <w:t>: HangHoa thuộc 1 NhomHangHoa; đo bằng 1 DonViTinh; có nhiều TonKho (theo từng Kho).</w:t>
+      </w:r>
+    </w:p>
+    <w:p>
+      <w:pPr>
         <w:spacing w:before="160" w:after="80"/>
         <w:ind w:firstLine="0"/>
         <w:jc w:val="center"/>
@@ -10241,7 +13053,203 @@
           <w:color w:val="000000"/>
           <w:sz w:val="24"/>
         </w:rPr>
-        <w:t>4.4.3 UC09 -- Lập phiếu nhập</w:t>
+        <w:t>4.4.3 UC09 -- Lập phiếu nhập kho</w:t>
+      </w:r>
+    </w:p>
+    <w:p>
+      <w:pPr>
+        <w:spacing w:line="276" w:lineRule="auto" w:after="120"/>
+        <w:ind w:firstLine="567"/>
+      </w:pPr>
+      <w:r>
+        <w:rPr>
+          <w:rFonts w:ascii="Times New Roman" w:hAnsi="Times New Roman" w:eastAsia="Times New Roman"/>
+          <w:color w:val="000000"/>
+          <w:sz w:val="24"/>
+        </w:rPr>
+        <w:t>: tạo phiếu nhập, chi tiết dòng hàng; khi duyệt cập nhật tồn.</w:t>
+      </w:r>
+    </w:p>
+    <w:p>
+      <w:pPr>
+        <w:spacing w:line="276" w:lineRule="auto" w:after="120"/>
+        <w:ind w:firstLine="567"/>
+      </w:pPr>
+      <w:r>
+        <w:rPr>
+          <w:rFonts w:ascii="Times New Roman" w:hAnsi="Times New Roman" w:eastAsia="Times New Roman"/>
+          <w:color w:val="000000"/>
+          <w:sz w:val="24"/>
+        </w:rPr>
+        <w:t>:</w:t>
+      </w:r>
+    </w:p>
+    <w:p>
+      <w:pPr>
+        <w:spacing w:line="276" w:lineRule="auto" w:after="120"/>
+        <w:ind w:firstLine="567"/>
+      </w:pPr>
+      <w:r>
+        <w:rPr>
+          <w:rFonts w:ascii="Times New Roman" w:hAnsi="Times New Roman" w:eastAsia="Times New Roman"/>
+          <w:color w:val="000000"/>
+          <w:sz w:val="24"/>
+        </w:rPr>
+        <w:t>,</w:t>
+      </w:r>
+    </w:p>
+    <w:p>
+      <w:pPr>
+        <w:spacing w:line="276" w:lineRule="auto" w:after="120"/>
+        <w:ind w:firstLine="567"/>
+      </w:pPr>
+      <w:r>
+        <w:rPr>
+          <w:rFonts w:ascii="Times New Roman" w:hAnsi="Times New Roman" w:eastAsia="Times New Roman"/>
+          <w:color w:val="000000"/>
+          <w:sz w:val="24"/>
+        </w:rPr>
+        <w:t>,</w:t>
+      </w:r>
+    </w:p>
+    <w:p>
+      <w:pPr>
+        <w:spacing w:line="276" w:lineRule="auto" w:after="120"/>
+        <w:ind w:firstLine="567"/>
+      </w:pPr>
+      <w:r>
+        <w:rPr>
+          <w:rFonts w:ascii="Times New Roman" w:hAnsi="Times New Roman" w:eastAsia="Times New Roman"/>
+          <w:color w:val="000000"/>
+          <w:sz w:val="24"/>
+        </w:rPr>
+        <w:t>,</w:t>
+      </w:r>
+    </w:p>
+    <w:p>
+      <w:pPr>
+        <w:spacing w:line="276" w:lineRule="auto" w:after="120"/>
+        <w:ind w:firstLine="567"/>
+      </w:pPr>
+      <w:r>
+        <w:rPr>
+          <w:rFonts w:ascii="Times New Roman" w:hAnsi="Times New Roman" w:eastAsia="Times New Roman"/>
+          <w:color w:val="000000"/>
+          <w:sz w:val="24"/>
+        </w:rPr>
+        <w:t>,</w:t>
+      </w:r>
+    </w:p>
+    <w:p>
+      <w:pPr>
+        <w:spacing w:line="276" w:lineRule="auto" w:after="120"/>
+        <w:ind w:firstLine="567"/>
+      </w:pPr>
+      <w:r>
+        <w:rPr>
+          <w:rFonts w:ascii="Times New Roman" w:hAnsi="Times New Roman" w:eastAsia="Times New Roman"/>
+          <w:color w:val="000000"/>
+          <w:sz w:val="24"/>
+        </w:rPr>
+        <w:t>,</w:t>
+      </w:r>
+    </w:p>
+    <w:p>
+      <w:pPr>
+        <w:spacing w:line="276" w:lineRule="auto" w:after="120"/>
+        <w:ind w:firstLine="567"/>
+      </w:pPr>
+      <w:r>
+        <w:rPr>
+          <w:rFonts w:ascii="Times New Roman" w:hAnsi="Times New Roman" w:eastAsia="Times New Roman"/>
+          <w:color w:val="000000"/>
+          <w:sz w:val="24"/>
+        </w:rPr>
+        <w:t>,</w:t>
+      </w:r>
+    </w:p>
+    <w:p>
+      <w:pPr>
+        <w:spacing w:line="276" w:lineRule="auto" w:after="120"/>
+        <w:ind w:firstLine="567"/>
+      </w:pPr>
+      <w:r>
+        <w:rPr>
+          <w:rFonts w:ascii="Times New Roman" w:hAnsi="Times New Roman" w:eastAsia="Times New Roman"/>
+          <w:color w:val="000000"/>
+          <w:sz w:val="24"/>
+        </w:rPr>
+        <w:t>.</w:t>
+      </w:r>
+    </w:p>
+    <w:p>
+      <w:pPr>
+        <w:spacing w:line="276" w:lineRule="auto" w:after="120"/>
+        <w:ind w:firstLine="567"/>
+      </w:pPr>
+      <w:r>
+        <w:rPr>
+          <w:rFonts w:ascii="Times New Roman" w:hAnsi="Times New Roman" w:eastAsia="Times New Roman"/>
+          <w:color w:val="000000"/>
+          <w:sz w:val="24"/>
+        </w:rPr>
+        <w:t>:</w:t>
+      </w:r>
+    </w:p>
+    <w:p>
+      <w:pPr>
+        <w:spacing w:line="276" w:lineRule="auto" w:after="60"/>
+        <w:ind w:firstLine="0" w:left="567"/>
+      </w:pPr>
+      <w:r>
+        <w:rPr>
+          <w:rFonts w:ascii="Times New Roman" w:hAnsi="Times New Roman" w:eastAsia="Times New Roman"/>
+          <w:color w:val="000000"/>
+          <w:sz w:val="24"/>
+        </w:rPr>
+        <w:t>• Một phiếu nhập có nhiều chi tiết (1..n).</w:t>
+      </w:r>
+    </w:p>
+    <w:p>
+      <w:pPr>
+        <w:spacing w:line="276" w:lineRule="auto" w:after="60"/>
+        <w:ind w:firstLine="0" w:left="567"/>
+      </w:pPr>
+      <w:r>
+        <w:rPr>
+          <w:rFonts w:ascii="Times New Roman" w:hAnsi="Times New Roman" w:eastAsia="Times New Roman"/>
+          <w:color w:val="000000"/>
+          <w:sz w:val="24"/>
+        </w:rPr>
+        <w:t>• Mỗi chi tiết tham chiếu một HangHoa.</w:t>
+      </w:r>
+    </w:p>
+    <w:p>
+      <w:pPr>
+        <w:spacing w:line="276" w:lineRule="auto" w:after="60"/>
+        <w:ind w:firstLine="0" w:left="567"/>
+      </w:pPr>
+      <w:r>
+        <w:rPr>
+          <w:rFonts w:ascii="Times New Roman" w:hAnsi="Times New Roman" w:eastAsia="Times New Roman"/>
+          <w:color w:val="000000"/>
+          <w:sz w:val="24"/>
+        </w:rPr>
+        <w:t>• Phiếu gắn một NhaCungCap, một Kho, một NguoiDung (người lập).</w:t>
+      </w:r>
+    </w:p>
+    <w:p>
+      <w:pPr>
+        <w:spacing w:line="276" w:lineRule="auto" w:after="60"/>
+        <w:ind w:firstLine="0" w:left="567"/>
+      </w:pPr>
+      <w:r>
+        <w:rPr>
+          <w:rFonts w:ascii="Times New Roman" w:hAnsi="Times New Roman" w:eastAsia="Times New Roman"/>
+          <w:color w:val="000000"/>
+          <w:sz w:val="24"/>
+        </w:rPr>
+        <w:t>• Khi duyệt: TonKho tại (Kho, HangHoa) được tăng.</w:t>
       </w:r>
     </w:p>
     <w:p>
@@ -10312,7 +13320,147 @@
           <w:color w:val="000000"/>
           <w:sz w:val="24"/>
         </w:rPr>
-        <w:t>4.4.4 UC10 -- Lập phiếu xuất</w:t>
+        <w:t>4.4.4 UC10 -- Lập phiếu xuất kho</w:t>
+      </w:r>
+    </w:p>
+    <w:p>
+      <w:pPr>
+        <w:spacing w:line="276" w:lineRule="auto" w:after="120"/>
+        <w:ind w:firstLine="567"/>
+      </w:pPr>
+      <w:r>
+        <w:rPr>
+          <w:rFonts w:ascii="Times New Roman" w:hAnsi="Times New Roman" w:eastAsia="Times New Roman"/>
+          <w:color w:val="000000"/>
+          <w:sz w:val="24"/>
+        </w:rPr>
+        <w:t>: tạo phiếu xuất; kiểm tra tồn khi thêm dòng; duyệt thì giảm tồn.</w:t>
+      </w:r>
+    </w:p>
+    <w:p>
+      <w:pPr>
+        <w:spacing w:line="276" w:lineRule="auto" w:after="120"/>
+        <w:ind w:firstLine="567"/>
+      </w:pPr>
+      <w:r>
+        <w:rPr>
+          <w:rFonts w:ascii="Times New Roman" w:hAnsi="Times New Roman" w:eastAsia="Times New Roman"/>
+          <w:color w:val="000000"/>
+          <w:sz w:val="24"/>
+        </w:rPr>
+        <w:t>:</w:t>
+      </w:r>
+    </w:p>
+    <w:p>
+      <w:pPr>
+        <w:spacing w:line="276" w:lineRule="auto" w:after="120"/>
+        <w:ind w:firstLine="567"/>
+      </w:pPr>
+      <w:r>
+        <w:rPr>
+          <w:rFonts w:ascii="Times New Roman" w:hAnsi="Times New Roman" w:eastAsia="Times New Roman"/>
+          <w:color w:val="000000"/>
+          <w:sz w:val="24"/>
+        </w:rPr>
+        <w:t>,</w:t>
+      </w:r>
+    </w:p>
+    <w:p>
+      <w:pPr>
+        <w:spacing w:line="276" w:lineRule="auto" w:after="120"/>
+        <w:ind w:firstLine="567"/>
+      </w:pPr>
+      <w:r>
+        <w:rPr>
+          <w:rFonts w:ascii="Times New Roman" w:hAnsi="Times New Roman" w:eastAsia="Times New Roman"/>
+          <w:color w:val="000000"/>
+          <w:sz w:val="24"/>
+        </w:rPr>
+        <w:t>,</w:t>
+      </w:r>
+    </w:p>
+    <w:p>
+      <w:pPr>
+        <w:spacing w:line="276" w:lineRule="auto" w:after="120"/>
+        <w:ind w:firstLine="567"/>
+      </w:pPr>
+      <w:r>
+        <w:rPr>
+          <w:rFonts w:ascii="Times New Roman" w:hAnsi="Times New Roman" w:eastAsia="Times New Roman"/>
+          <w:color w:val="000000"/>
+          <w:sz w:val="24"/>
+        </w:rPr>
+        <w:t>,</w:t>
+      </w:r>
+    </w:p>
+    <w:p>
+      <w:pPr>
+        <w:spacing w:line="276" w:lineRule="auto" w:after="120"/>
+        <w:ind w:firstLine="567"/>
+      </w:pPr>
+      <w:r>
+        <w:rPr>
+          <w:rFonts w:ascii="Times New Roman" w:hAnsi="Times New Roman" w:eastAsia="Times New Roman"/>
+          <w:color w:val="000000"/>
+          <w:sz w:val="24"/>
+        </w:rPr>
+        <w:t>,</w:t>
+      </w:r>
+    </w:p>
+    <w:p>
+      <w:pPr>
+        <w:spacing w:line="276" w:lineRule="auto" w:after="120"/>
+        <w:ind w:firstLine="567"/>
+      </w:pPr>
+      <w:r>
+        <w:rPr>
+          <w:rFonts w:ascii="Times New Roman" w:hAnsi="Times New Roman" w:eastAsia="Times New Roman"/>
+          <w:color w:val="000000"/>
+          <w:sz w:val="24"/>
+        </w:rPr>
+        <w:t>,</w:t>
+      </w:r>
+    </w:p>
+    <w:p>
+      <w:pPr>
+        <w:spacing w:line="276" w:lineRule="auto" w:after="120"/>
+        <w:ind w:firstLine="567"/>
+      </w:pPr>
+      <w:r>
+        <w:rPr>
+          <w:rFonts w:ascii="Times New Roman" w:hAnsi="Times New Roman" w:eastAsia="Times New Roman"/>
+          <w:color w:val="000000"/>
+          <w:sz w:val="24"/>
+        </w:rPr>
+        <w:t>,</w:t>
+      </w:r>
+    </w:p>
+    <w:p>
+      <w:pPr>
+        <w:spacing w:line="276" w:lineRule="auto" w:after="120"/>
+        <w:ind w:firstLine="567"/>
+      </w:pPr>
+      <w:r>
+        <w:rPr>
+          <w:rFonts w:ascii="Times New Roman" w:hAnsi="Times New Roman" w:eastAsia="Times New Roman"/>
+          <w:color w:val="000000"/>
+          <w:sz w:val="24"/>
+        </w:rPr>
+        <w:t>.</w:t>
+      </w:r>
+    </w:p>
+    <w:p>
+      <w:pPr>
+        <w:spacing w:line="276" w:lineRule="auto" w:after="120"/>
+        <w:ind w:firstLine="567"/>
+      </w:pPr>
+      <w:r>
+        <w:rPr>
+          <w:rFonts w:ascii="Times New Roman" w:hAnsi="Times New Roman" w:eastAsia="Times New Roman"/>
+          <w:color w:val="000000"/>
+          <w:sz w:val="24"/>
+        </w:rPr>
+        <w:t>: tương tự phiếu nhập, thay NhaCungCap bằng KhachHang; TonKho dùng để kiểm tra và giảm số lượng.</w:t>
       </w:r>
     </w:p>
     <w:p>
@@ -10383,7 +13531,7 @@
           <w:color w:val="000000"/>
           <w:sz w:val="26"/>
         </w:rPr>
-        <w:t>4.5 Bảng thuộc tính chính</w:t>
+        <w:t>4.5 Bảng mô tả thuộc tính các lớp</w:t>
       </w:r>
     </w:p>
     <w:tbl>
@@ -10432,7 +13580,7 @@
                 <w:color w:val="000000"/>
                 <w:sz w:val="22"/>
               </w:rPr>
-              <w:t>Thuộc tính</w:t>
+              <w:t>Thuộc tính chính</w:t>
             </w:r>
           </w:p>
         </w:tc>
@@ -10485,7 +13633,7 @@
                 <w:color w:val="000000"/>
                 <w:sz w:val="22"/>
               </w:rPr>
-              <w:t>Ma, TenDangNhap, MatKhau, HoTen, VaiTro, TrangThai</w:t>
+              <w:t>MaNguoiDung, TenDangNhap, MatKhau, HoTen, VaiTro, TrangThai</w:t>
             </w:r>
           </w:p>
         </w:tc>
@@ -10502,7 +13650,7 @@
                 <w:color w:val="000000"/>
                 <w:sz w:val="22"/>
               </w:rPr>
-              <w:t>UC01--03</w:t>
+              <w:t>Phân quyền</w:t>
             </w:r>
           </w:p>
         </w:tc>
@@ -10538,7 +13686,7 @@
                 <w:color w:val="000000"/>
                 <w:sz w:val="22"/>
               </w:rPr>
-              <w:t>Ma, Ten, Nhom, DVT, GiaNhap, GiaXuat</w:t>
+              <w:t>MaHangHoa, TenHangHoa, MaNhom, MaDVT, GiaNhap, GiaXuat, TrangThai</w:t>
             </w:r>
           </w:p>
         </w:tc>
@@ -10555,7 +13703,7 @@
                 <w:color w:val="000000"/>
                 <w:sz w:val="22"/>
               </w:rPr>
-              <w:t>UC06--07</w:t>
+              <w:t>Trung tâm danh mục</w:t>
             </w:r>
           </w:p>
         </w:tc>
@@ -10574,7 +13722,7 @@
                 <w:color w:val="000000"/>
                 <w:sz w:val="22"/>
               </w:rPr>
-              <w:t>NhaCungCap / KhachHang</w:t>
+              <w:t>NhomHangHoa</w:t>
             </w:r>
           </w:p>
         </w:tc>
@@ -10591,7 +13739,7 @@
                 <w:color w:val="000000"/>
                 <w:sz w:val="22"/>
               </w:rPr>
-              <w:t>Ma, Ten, DiaChi, SDT, Email</w:t>
+              <w:t>MaNhomHang, TenNhomHang, MoTa</w:t>
             </w:r>
           </w:p>
         </w:tc>
@@ -10608,7 +13756,166 @@
                 <w:color w:val="000000"/>
                 <w:sz w:val="22"/>
               </w:rPr>
-              <w:t>UC04--05</w:t>
+              <w:t>Phân loại</w:t>
+            </w:r>
+          </w:p>
+        </w:tc>
+      </w:tr>
+      <w:tr>
+        <w:tc>
+          <w:tcPr>
+            <w:tcW w:type="dxa" w:w="3024"/>
+          </w:tcPr>
+          <w:p>
+            <w:r/>
+            <w:r>
+              <w:rPr>
+                <w:rFonts w:ascii="Times New Roman" w:hAnsi="Times New Roman" w:eastAsia="Times New Roman"/>
+                <w:b w:val="0"/>
+                <w:color w:val="000000"/>
+                <w:sz w:val="22"/>
+              </w:rPr>
+              <w:t>DonViTinh</w:t>
+            </w:r>
+          </w:p>
+        </w:tc>
+        <w:tc>
+          <w:tcPr>
+            <w:tcW w:type="dxa" w:w="3024"/>
+          </w:tcPr>
+          <w:p>
+            <w:r/>
+            <w:r>
+              <w:rPr>
+                <w:rFonts w:ascii="Times New Roman" w:hAnsi="Times New Roman" w:eastAsia="Times New Roman"/>
+                <w:b w:val="0"/>
+                <w:color w:val="000000"/>
+                <w:sz w:val="22"/>
+              </w:rPr>
+              <w:t>MaDonViTinh, TenDonViTinh</w:t>
+            </w:r>
+          </w:p>
+        </w:tc>
+        <w:tc>
+          <w:tcPr>
+            <w:tcW w:type="dxa" w:w="3024"/>
+          </w:tcPr>
+          <w:p>
+            <w:r/>
+            <w:r>
+              <w:rPr>
+                <w:rFonts w:ascii="Times New Roman" w:hAnsi="Times New Roman" w:eastAsia="Times New Roman"/>
+                <w:b w:val="0"/>
+                <w:color w:val="000000"/>
+                <w:sz w:val="22"/>
+              </w:rPr>
+              <w:t>Cái, kg, thùng...</w:t>
+            </w:r>
+          </w:p>
+        </w:tc>
+      </w:tr>
+      <w:tr>
+        <w:tc>
+          <w:tcPr>
+            <w:tcW w:type="dxa" w:w="3024"/>
+          </w:tcPr>
+          <w:p>
+            <w:r/>
+            <w:r>
+              <w:rPr>
+                <w:rFonts w:ascii="Times New Roman" w:hAnsi="Times New Roman" w:eastAsia="Times New Roman"/>
+                <w:b w:val="0"/>
+                <w:color w:val="000000"/>
+                <w:sz w:val="22"/>
+              </w:rPr>
+              <w:t>NhaCungCap</w:t>
+            </w:r>
+          </w:p>
+        </w:tc>
+        <w:tc>
+          <w:tcPr>
+            <w:tcW w:type="dxa" w:w="3024"/>
+          </w:tcPr>
+          <w:p>
+            <w:r/>
+            <w:r>
+              <w:rPr>
+                <w:rFonts w:ascii="Times New Roman" w:hAnsi="Times New Roman" w:eastAsia="Times New Roman"/>
+                <w:b w:val="0"/>
+                <w:color w:val="000000"/>
+                <w:sz w:val="22"/>
+              </w:rPr>
+              <w:t>MaNCC, Ten, DiaChi, SDT, Email, NguoiLienHe</w:t>
+            </w:r>
+          </w:p>
+        </w:tc>
+        <w:tc>
+          <w:tcPr>
+            <w:tcW w:type="dxa" w:w="3024"/>
+          </w:tcPr>
+          <w:p>
+            <w:r/>
+            <w:r>
+              <w:rPr>
+                <w:rFonts w:ascii="Times New Roman" w:hAnsi="Times New Roman" w:eastAsia="Times New Roman"/>
+                <w:b w:val="0"/>
+                <w:color w:val="000000"/>
+                <w:sz w:val="22"/>
+              </w:rPr>
+              <w:t>Phục vụ nhập</w:t>
+            </w:r>
+          </w:p>
+        </w:tc>
+      </w:tr>
+      <w:tr>
+        <w:tc>
+          <w:tcPr>
+            <w:tcW w:type="dxa" w:w="3024"/>
+          </w:tcPr>
+          <w:p>
+            <w:r/>
+            <w:r>
+              <w:rPr>
+                <w:rFonts w:ascii="Times New Roman" w:hAnsi="Times New Roman" w:eastAsia="Times New Roman"/>
+                <w:b w:val="0"/>
+                <w:color w:val="000000"/>
+                <w:sz w:val="22"/>
+              </w:rPr>
+              <w:t>KhachHang</w:t>
+            </w:r>
+          </w:p>
+        </w:tc>
+        <w:tc>
+          <w:tcPr>
+            <w:tcW w:type="dxa" w:w="3024"/>
+          </w:tcPr>
+          <w:p>
+            <w:r/>
+            <w:r>
+              <w:rPr>
+                <w:rFonts w:ascii="Times New Roman" w:hAnsi="Times New Roman" w:eastAsia="Times New Roman"/>
+                <w:b w:val="0"/>
+                <w:color w:val="000000"/>
+                <w:sz w:val="22"/>
+              </w:rPr>
+              <w:t>MaKH, Ten, DiaChi, SDT, Email, MST</w:t>
+            </w:r>
+          </w:p>
+        </w:tc>
+        <w:tc>
+          <w:tcPr>
+            <w:tcW w:type="dxa" w:w="3024"/>
+          </w:tcPr>
+          <w:p>
+            <w:r/>
+            <w:r>
+              <w:rPr>
+                <w:rFonts w:ascii="Times New Roman" w:hAnsi="Times New Roman" w:eastAsia="Times New Roman"/>
+                <w:b w:val="0"/>
+                <w:color w:val="000000"/>
+                <w:sz w:val="22"/>
+              </w:rPr>
+              <w:t>Phục vụ xuất</w:t>
             </w:r>
           </w:p>
         </w:tc>
@@ -10644,7 +13951,7 @@
                 <w:color w:val="000000"/>
                 <w:sz w:val="22"/>
               </w:rPr>
-              <w:t>Ma, Ten, DiaChi, PhuTrach</w:t>
+              <w:t>MaKho, TenKho, DiaChi, NguoiPhuTrach, TrangThai</w:t>
             </w:r>
           </w:p>
         </w:tc>
@@ -10661,166 +13968,7 @@
                 <w:color w:val="000000"/>
                 <w:sz w:val="22"/>
               </w:rPr>
-              <w:t>UC08</w:t>
-            </w:r>
-          </w:p>
-        </w:tc>
-      </w:tr>
-      <w:tr>
-        <w:tc>
-          <w:tcPr>
-            <w:tcW w:type="dxa" w:w="3024"/>
-          </w:tcPr>
-          <w:p>
-            <w:r/>
-            <w:r>
-              <w:rPr>
-                <w:rFonts w:ascii="Times New Roman" w:hAnsi="Times New Roman" w:eastAsia="Times New Roman"/>
-                <w:b w:val="0"/>
-                <w:color w:val="000000"/>
-                <w:sz w:val="22"/>
-              </w:rPr>
-              <w:t>PhieuNhap / ChiTiet</w:t>
-            </w:r>
-          </w:p>
-        </w:tc>
-        <w:tc>
-          <w:tcPr>
-            <w:tcW w:type="dxa" w:w="3024"/>
-          </w:tcPr>
-          <w:p>
-            <w:r/>
-            <w:r>
-              <w:rPr>
-                <w:rFonts w:ascii="Times New Roman" w:hAnsi="Times New Roman" w:eastAsia="Times New Roman"/>
-                <w:b w:val="0"/>
-                <w:color w:val="000000"/>
-                <w:sz w:val="22"/>
-              </w:rPr>
-              <w:t>MaPhieu, NCC, Kho, SoLuong, DonGia</w:t>
-            </w:r>
-          </w:p>
-        </w:tc>
-        <w:tc>
-          <w:tcPr>
-            <w:tcW w:type="dxa" w:w="3024"/>
-          </w:tcPr>
-          <w:p>
-            <w:r/>
-            <w:r>
-              <w:rPr>
-                <w:rFonts w:ascii="Times New Roman" w:hAnsi="Times New Roman" w:eastAsia="Times New Roman"/>
-                <w:b w:val="0"/>
-                <w:color w:val="000000"/>
-                <w:sz w:val="22"/>
-              </w:rPr>
-              <w:t>UC09</w:t>
-            </w:r>
-          </w:p>
-        </w:tc>
-      </w:tr>
-      <w:tr>
-        <w:tc>
-          <w:tcPr>
-            <w:tcW w:type="dxa" w:w="3024"/>
-          </w:tcPr>
-          <w:p>
-            <w:r/>
-            <w:r>
-              <w:rPr>
-                <w:rFonts w:ascii="Times New Roman" w:hAnsi="Times New Roman" w:eastAsia="Times New Roman"/>
-                <w:b w:val="0"/>
-                <w:color w:val="000000"/>
-                <w:sz w:val="22"/>
-              </w:rPr>
-              <w:t>PhieuXuat / ChiTiet</w:t>
-            </w:r>
-          </w:p>
-        </w:tc>
-        <w:tc>
-          <w:tcPr>
-            <w:tcW w:type="dxa" w:w="3024"/>
-          </w:tcPr>
-          <w:p>
-            <w:r/>
-            <w:r>
-              <w:rPr>
-                <w:rFonts w:ascii="Times New Roman" w:hAnsi="Times New Roman" w:eastAsia="Times New Roman"/>
-                <w:b w:val="0"/>
-                <w:color w:val="000000"/>
-                <w:sz w:val="22"/>
-              </w:rPr>
-              <w:t>MaPhieu, KH, Kho, SoLuong, DonGia</w:t>
-            </w:r>
-          </w:p>
-        </w:tc>
-        <w:tc>
-          <w:tcPr>
-            <w:tcW w:type="dxa" w:w="3024"/>
-          </w:tcPr>
-          <w:p>
-            <w:r/>
-            <w:r>
-              <w:rPr>
-                <w:rFonts w:ascii="Times New Roman" w:hAnsi="Times New Roman" w:eastAsia="Times New Roman"/>
-                <w:b w:val="0"/>
-                <w:color w:val="000000"/>
-                <w:sz w:val="22"/>
-              </w:rPr>
-              <w:t>UC10</w:t>
-            </w:r>
-          </w:p>
-        </w:tc>
-      </w:tr>
-      <w:tr>
-        <w:tc>
-          <w:tcPr>
-            <w:tcW w:type="dxa" w:w="3024"/>
-          </w:tcPr>
-          <w:p>
-            <w:r/>
-            <w:r>
-              <w:rPr>
-                <w:rFonts w:ascii="Times New Roman" w:hAnsi="Times New Roman" w:eastAsia="Times New Roman"/>
-                <w:b w:val="0"/>
-                <w:color w:val="000000"/>
-                <w:sz w:val="22"/>
-              </w:rPr>
-              <w:t>PhieuKiemKe / ChiTiet</w:t>
-            </w:r>
-          </w:p>
-        </w:tc>
-        <w:tc>
-          <w:tcPr>
-            <w:tcW w:type="dxa" w:w="3024"/>
-          </w:tcPr>
-          <w:p>
-            <w:r/>
-            <w:r>
-              <w:rPr>
-                <w:rFonts w:ascii="Times New Roman" w:hAnsi="Times New Roman" w:eastAsia="Times New Roman"/>
-                <w:b w:val="0"/>
-                <w:color w:val="000000"/>
-                <w:sz w:val="22"/>
-              </w:rPr>
-              <w:t>MaPhieu, Kho, SLThuc, SLSo, ChenhLech</w:t>
-            </w:r>
-          </w:p>
-        </w:tc>
-        <w:tc>
-          <w:tcPr>
-            <w:tcW w:type="dxa" w:w="3024"/>
-          </w:tcPr>
-          <w:p>
-            <w:r/>
-            <w:r>
-              <w:rPr>
-                <w:rFonts w:ascii="Times New Roman" w:hAnsi="Times New Roman" w:eastAsia="Times New Roman"/>
-                <w:b w:val="0"/>
-                <w:color w:val="000000"/>
-                <w:sz w:val="22"/>
-              </w:rPr>
-              <w:t>UC11</w:t>
+              <w:t>Nhiều kho</w:t>
             </w:r>
           </w:p>
         </w:tc>
@@ -10856,7 +14004,7 @@
                 <w:color w:val="000000"/>
                 <w:sz w:val="22"/>
               </w:rPr>
-              <w:t>MaKho, MaHang, SoLuongTon</w:t>
+              <w:t>MaKho, MaHangHoa, SoLuongTon, NgayCapNhat</w:t>
             </w:r>
           </w:p>
         </w:tc>
@@ -10873,7 +14021,378 @@
                 <w:color w:val="000000"/>
                 <w:sz w:val="22"/>
               </w:rPr>
-              <w:t>Nhập/xuất/KK</w:t>
+              <w:t>Khóa phức hợp</w:t>
+            </w:r>
+          </w:p>
+        </w:tc>
+      </w:tr>
+      <w:tr>
+        <w:tc>
+          <w:tcPr>
+            <w:tcW w:type="dxa" w:w="3024"/>
+          </w:tcPr>
+          <w:p>
+            <w:r/>
+            <w:r>
+              <w:rPr>
+                <w:rFonts w:ascii="Times New Roman" w:hAnsi="Times New Roman" w:eastAsia="Times New Roman"/>
+                <w:b w:val="0"/>
+                <w:color w:val="000000"/>
+                <w:sz w:val="22"/>
+              </w:rPr>
+              <w:t>PhieuNhapKho</w:t>
+            </w:r>
+          </w:p>
+        </w:tc>
+        <w:tc>
+          <w:tcPr>
+            <w:tcW w:type="dxa" w:w="3024"/>
+          </w:tcPr>
+          <w:p>
+            <w:r/>
+            <w:r>
+              <w:rPr>
+                <w:rFonts w:ascii="Times New Roman" w:hAnsi="Times New Roman" w:eastAsia="Times New Roman"/>
+                <w:b w:val="0"/>
+                <w:color w:val="000000"/>
+                <w:sz w:val="22"/>
+              </w:rPr>
+              <w:t>MaPhieu, MaNCC, MaKho, MaNV, NgayNhap, TongTien, TrangThai</w:t>
+            </w:r>
+          </w:p>
+        </w:tc>
+        <w:tc>
+          <w:tcPr>
+            <w:tcW w:type="dxa" w:w="3024"/>
+          </w:tcPr>
+          <w:p>
+            <w:r/>
+            <w:r>
+              <w:rPr>
+                <w:rFonts w:ascii="Times New Roman" w:hAnsi="Times New Roman" w:eastAsia="Times New Roman"/>
+                <w:b w:val="0"/>
+                <w:color w:val="000000"/>
+                <w:sz w:val="22"/>
+              </w:rPr>
+              <w:t>Chờ duyệt/Đã duyệt</w:t>
+            </w:r>
+          </w:p>
+        </w:tc>
+      </w:tr>
+      <w:tr>
+        <w:tc>
+          <w:tcPr>
+            <w:tcW w:type="dxa" w:w="3024"/>
+          </w:tcPr>
+          <w:p>
+            <w:r/>
+            <w:r>
+              <w:rPr>
+                <w:rFonts w:ascii="Times New Roman" w:hAnsi="Times New Roman" w:eastAsia="Times New Roman"/>
+                <w:b w:val="0"/>
+                <w:color w:val="000000"/>
+                <w:sz w:val="22"/>
+              </w:rPr>
+              <w:t>ChiTietPhieuNhap</w:t>
+            </w:r>
+          </w:p>
+        </w:tc>
+        <w:tc>
+          <w:tcPr>
+            <w:tcW w:type="dxa" w:w="3024"/>
+          </w:tcPr>
+          <w:p>
+            <w:r/>
+            <w:r>
+              <w:rPr>
+                <w:rFonts w:ascii="Times New Roman" w:hAnsi="Times New Roman" w:eastAsia="Times New Roman"/>
+                <w:b w:val="0"/>
+                <w:color w:val="000000"/>
+                <w:sz w:val="22"/>
+              </w:rPr>
+              <w:t>MaPhieu, MaHang, SoLuong, DonGia, ThanhTien</w:t>
+            </w:r>
+          </w:p>
+        </w:tc>
+        <w:tc>
+          <w:tcPr>
+            <w:tcW w:type="dxa" w:w="3024"/>
+          </w:tcPr>
+          <w:p>
+            <w:r/>
+            <w:r>
+              <w:rPr>
+                <w:rFonts w:ascii="Times New Roman" w:hAnsi="Times New Roman" w:eastAsia="Times New Roman"/>
+                <w:b w:val="0"/>
+                <w:color w:val="000000"/>
+                <w:sz w:val="22"/>
+              </w:rPr>
+              <w:t>Dòng nhập</w:t>
+            </w:r>
+          </w:p>
+        </w:tc>
+      </w:tr>
+      <w:tr>
+        <w:tc>
+          <w:tcPr>
+            <w:tcW w:type="dxa" w:w="3024"/>
+          </w:tcPr>
+          <w:p>
+            <w:r/>
+            <w:r>
+              <w:rPr>
+                <w:rFonts w:ascii="Times New Roman" w:hAnsi="Times New Roman" w:eastAsia="Times New Roman"/>
+                <w:b w:val="0"/>
+                <w:color w:val="000000"/>
+                <w:sz w:val="22"/>
+              </w:rPr>
+              <w:t>PhieuXuatKho</w:t>
+            </w:r>
+          </w:p>
+        </w:tc>
+        <w:tc>
+          <w:tcPr>
+            <w:tcW w:type="dxa" w:w="3024"/>
+          </w:tcPr>
+          <w:p>
+            <w:r/>
+            <w:r>
+              <w:rPr>
+                <w:rFonts w:ascii="Times New Roman" w:hAnsi="Times New Roman" w:eastAsia="Times New Roman"/>
+                <w:b w:val="0"/>
+                <w:color w:val="000000"/>
+                <w:sz w:val="22"/>
+              </w:rPr>
+              <w:t>MaPhieu, MaKH, MaKho, MaNV, NgayXuat, TongTien, TrangThai</w:t>
+            </w:r>
+          </w:p>
+        </w:tc>
+        <w:tc>
+          <w:tcPr>
+            <w:tcW w:type="dxa" w:w="3024"/>
+          </w:tcPr>
+          <w:p>
+            <w:r/>
+            <w:r>
+              <w:rPr>
+                <w:rFonts w:ascii="Times New Roman" w:hAnsi="Times New Roman" w:eastAsia="Times New Roman"/>
+                <w:b w:val="0"/>
+                <w:color w:val="000000"/>
+                <w:sz w:val="22"/>
+              </w:rPr>
+              <w:t>Tương tự nhập</w:t>
+            </w:r>
+          </w:p>
+        </w:tc>
+      </w:tr>
+      <w:tr>
+        <w:tc>
+          <w:tcPr>
+            <w:tcW w:type="dxa" w:w="3024"/>
+          </w:tcPr>
+          <w:p>
+            <w:r/>
+            <w:r>
+              <w:rPr>
+                <w:rFonts w:ascii="Times New Roman" w:hAnsi="Times New Roman" w:eastAsia="Times New Roman"/>
+                <w:b w:val="0"/>
+                <w:color w:val="000000"/>
+                <w:sz w:val="22"/>
+              </w:rPr>
+              <w:t>ChiTietPhieuXuat</w:t>
+            </w:r>
+          </w:p>
+        </w:tc>
+        <w:tc>
+          <w:tcPr>
+            <w:tcW w:type="dxa" w:w="3024"/>
+          </w:tcPr>
+          <w:p>
+            <w:r/>
+            <w:r>
+              <w:rPr>
+                <w:rFonts w:ascii="Times New Roman" w:hAnsi="Times New Roman" w:eastAsia="Times New Roman"/>
+                <w:b w:val="0"/>
+                <w:color w:val="000000"/>
+                <w:sz w:val="22"/>
+              </w:rPr>
+              <w:t>MaPhieu, MaHang, SoLuong, DonGia, ThanhTien</w:t>
+            </w:r>
+          </w:p>
+        </w:tc>
+        <w:tc>
+          <w:tcPr>
+            <w:tcW w:type="dxa" w:w="3024"/>
+          </w:tcPr>
+          <w:p>
+            <w:r/>
+            <w:r>
+              <w:rPr>
+                <w:rFonts w:ascii="Times New Roman" w:hAnsi="Times New Roman" w:eastAsia="Times New Roman"/>
+                <w:b w:val="0"/>
+                <w:color w:val="000000"/>
+                <w:sz w:val="22"/>
+              </w:rPr>
+              <w:t>Dòng xuất</w:t>
+            </w:r>
+          </w:p>
+        </w:tc>
+      </w:tr>
+      <w:tr>
+        <w:tc>
+          <w:tcPr>
+            <w:tcW w:type="dxa" w:w="3024"/>
+          </w:tcPr>
+          <w:p>
+            <w:r/>
+            <w:r>
+              <w:rPr>
+                <w:rFonts w:ascii="Times New Roman" w:hAnsi="Times New Roman" w:eastAsia="Times New Roman"/>
+                <w:b w:val="0"/>
+                <w:color w:val="000000"/>
+                <w:sz w:val="22"/>
+              </w:rPr>
+              <w:t>PhieuKiemKe</w:t>
+            </w:r>
+          </w:p>
+        </w:tc>
+        <w:tc>
+          <w:tcPr>
+            <w:tcW w:type="dxa" w:w="3024"/>
+          </w:tcPr>
+          <w:p>
+            <w:r/>
+            <w:r>
+              <w:rPr>
+                <w:rFonts w:ascii="Times New Roman" w:hAnsi="Times New Roman" w:eastAsia="Times New Roman"/>
+                <w:b w:val="0"/>
+                <w:color w:val="000000"/>
+                <w:sz w:val="22"/>
+              </w:rPr>
+              <w:t>MaPhieu, MaKho, MaNV, NgayKiem, TrangThai</w:t>
+            </w:r>
+          </w:p>
+        </w:tc>
+        <w:tc>
+          <w:tcPr>
+            <w:tcW w:type="dxa" w:w="3024"/>
+          </w:tcPr>
+          <w:p>
+            <w:r/>
+            <w:r>
+              <w:rPr>
+                <w:rFonts w:ascii="Times New Roman" w:hAnsi="Times New Roman" w:eastAsia="Times New Roman"/>
+                <w:b w:val="0"/>
+                <w:color w:val="000000"/>
+                <w:sz w:val="22"/>
+              </w:rPr>
+              <w:t>Kiểm kê</w:t>
+            </w:r>
+          </w:p>
+        </w:tc>
+      </w:tr>
+      <w:tr>
+        <w:tc>
+          <w:tcPr>
+            <w:tcW w:type="dxa" w:w="3024"/>
+          </w:tcPr>
+          <w:p>
+            <w:r/>
+            <w:r>
+              <w:rPr>
+                <w:rFonts w:ascii="Times New Roman" w:hAnsi="Times New Roman" w:eastAsia="Times New Roman"/>
+                <w:b w:val="0"/>
+                <w:color w:val="000000"/>
+                <w:sz w:val="22"/>
+              </w:rPr>
+              <w:t>ChiTietKiemKe</w:t>
+            </w:r>
+          </w:p>
+        </w:tc>
+        <w:tc>
+          <w:tcPr>
+            <w:tcW w:type="dxa" w:w="3024"/>
+          </w:tcPr>
+          <w:p>
+            <w:r/>
+            <w:r>
+              <w:rPr>
+                <w:rFonts w:ascii="Times New Roman" w:hAnsi="Times New Roman" w:eastAsia="Times New Roman"/>
+                <w:b w:val="0"/>
+                <w:color w:val="000000"/>
+                <w:sz w:val="22"/>
+              </w:rPr>
+              <w:t>MaPhieu, MaHang, SLThucTe, SLSoSach, ChenhLech</w:t>
+            </w:r>
+          </w:p>
+        </w:tc>
+        <w:tc>
+          <w:tcPr>
+            <w:tcW w:type="dxa" w:w="3024"/>
+          </w:tcPr>
+          <w:p>
+            <w:r/>
+            <w:r>
+              <w:rPr>
+                <w:rFonts w:ascii="Times New Roman" w:hAnsi="Times New Roman" w:eastAsia="Times New Roman"/>
+                <w:b w:val="0"/>
+                <w:color w:val="000000"/>
+                <w:sz w:val="22"/>
+              </w:rPr>
+              <w:t>Điều chỉnh tồn</w:t>
+            </w:r>
+          </w:p>
+        </w:tc>
+      </w:tr>
+      <w:tr>
+        <w:tc>
+          <w:tcPr>
+            <w:tcW w:type="dxa" w:w="3024"/>
+          </w:tcPr>
+          <w:p>
+            <w:r/>
+            <w:r>
+              <w:rPr>
+                <w:rFonts w:ascii="Times New Roman" w:hAnsi="Times New Roman" w:eastAsia="Times New Roman"/>
+                <w:b w:val="0"/>
+                <w:color w:val="000000"/>
+                <w:sz w:val="22"/>
+              </w:rPr>
+              <w:t>LichSuThaoTac</w:t>
+            </w:r>
+          </w:p>
+        </w:tc>
+        <w:tc>
+          <w:tcPr>
+            <w:tcW w:type="dxa" w:w="3024"/>
+          </w:tcPr>
+          <w:p>
+            <w:r/>
+            <w:r>
+              <w:rPr>
+                <w:rFonts w:ascii="Times New Roman" w:hAnsi="Times New Roman" w:eastAsia="Times New Roman"/>
+                <w:b w:val="0"/>
+                <w:color w:val="000000"/>
+                <w:sz w:val="22"/>
+              </w:rPr>
+              <w:t>MaLog, MaNguoiDung, HanhDong, ThoiGian, DoiTuong</w:t>
+            </w:r>
+          </w:p>
+        </w:tc>
+        <w:tc>
+          <w:tcPr>
+            <w:tcW w:type="dxa" w:w="3024"/>
+          </w:tcPr>
+          <w:p>
+            <w:r/>
+            <w:r>
+              <w:rPr>
+                <w:rFonts w:ascii="Times New Roman" w:hAnsi="Times New Roman" w:eastAsia="Times New Roman"/>
+                <w:b w:val="0"/>
+                <w:color w:val="000000"/>
+                <w:sz w:val="22"/>
+              </w:rPr>
+              <w:t>Audit</w:t>
             </w:r>
           </w:p>
         </w:tc>
@@ -10891,7 +14410,63 @@
           <w:color w:val="000000"/>
           <w:sz w:val="26"/>
         </w:rPr>
-        <w:t>4.6 Kết luận chương</w:t>
+        <w:t>4.6 Tóm tắt quan hệ quan trọng</w:t>
+      </w:r>
+    </w:p>
+    <w:p>
+      <w:pPr>
+        <w:spacing w:line="276" w:lineRule="auto" w:after="60"/>
+        <w:ind w:firstLine="0" w:left="567"/>
+      </w:pPr>
+      <w:r>
+        <w:rPr>
+          <w:rFonts w:ascii="Times New Roman" w:hAnsi="Times New Roman" w:eastAsia="Times New Roman"/>
+          <w:color w:val="000000"/>
+          <w:sz w:val="24"/>
+        </w:rPr>
+        <w:t>• 1 -- n: NguoiDung--Phieu; NhaCungCap--PhieuNhap; KhachHang--PhieuXuat; Phieu--ChiTiet; Kho--TonKho; HangHoa--TonKho.</w:t>
+      </w:r>
+    </w:p>
+    <w:p>
+      <w:pPr>
+        <w:spacing w:line="276" w:lineRule="auto" w:after="60"/>
+        <w:ind w:firstLine="0" w:left="567"/>
+      </w:pPr>
+      <w:r>
+        <w:rPr>
+          <w:rFonts w:ascii="Times New Roman" w:hAnsi="Times New Roman" w:eastAsia="Times New Roman"/>
+          <w:color w:val="000000"/>
+          <w:sz w:val="24"/>
+        </w:rPr>
+        <w:t>• n -- 1: ChiTiet--HangHoa; HangHoa--NhomHangHoa; HangHoa--DonViTinh.</w:t>
+      </w:r>
+    </w:p>
+    <w:p>
+      <w:pPr>
+        <w:spacing w:line="276" w:lineRule="auto" w:after="60"/>
+        <w:ind w:firstLine="0" w:left="567"/>
+      </w:pPr>
+      <w:r>
+        <w:rPr>
+          <w:rFonts w:ascii="Times New Roman" w:hAnsi="Times New Roman" w:eastAsia="Times New Roman"/>
+          <w:color w:val="000000"/>
+          <w:sz w:val="24"/>
+        </w:rPr>
+        <w:t>• Cập nhật tồn: chỉ khi duyệt phiếu nhập (tăng), phiếu xuất (giảm), phiếu kiểm kê (gán theo thực tế).</w:t>
+      </w:r>
+    </w:p>
+    <w:p>
+      <w:pPr>
+        <w:pStyle w:val="Heading2"/>
+      </w:pPr>
+      <w:r>
+        <w:rPr>
+          <w:rFonts w:ascii="Times New Roman" w:hAnsi="Times New Roman" w:eastAsia="Times New Roman"/>
+          <w:b/>
+          <w:color w:val="000000"/>
+          <w:sz w:val="26"/>
+        </w:rPr>
+        <w:t>4.7 Kết luận chương</w:t>
       </w:r>
     </w:p>
     <w:p>
@@ -10905,7 +14480,7 @@
           <w:color w:val="000000"/>
           <w:sz w:val="24"/>
         </w:rPr>
-        <w:t>Đã hoàn thành</w:t>
+        <w:t>Chương 4 hoàn thành</w:t>
       </w:r>
     </w:p>
     <w:p>
@@ -10919,7 +14494,35 @@
           <w:color w:val="000000"/>
           <w:sz w:val="24"/>
         </w:rPr>
-        <w:t>(biểu đồ lớp tổng thể và theo use case). Tiếp:</w:t>
+        <w:t>: xác định lớp, thuộc tính, quan hệ; trình bày class diagram tổng thể và class diagram trong các use case UC03, UC06, UC09, UC10. Đây là cơ sở để phân tích hành vi (các đối tượng đó tương tác thế nào -- Ch.5) và thiết kế CSDL (Ch.7).</w:t>
+      </w:r>
+    </w:p>
+    <w:p>
+      <w:pPr>
+        <w:pStyle w:val="Heading1"/>
+      </w:pPr>
+      <w:r>
+        <w:rPr>
+          <w:rFonts w:ascii="Times New Roman" w:hAnsi="Times New Roman" w:eastAsia="Times New Roman"/>
+          <w:b/>
+          <w:color w:val="000000"/>
+          <w:sz w:val="28"/>
+        </w:rPr>
+        <w:t>CHƯƠNG 5: PHÂN TÍCH HÀNH VI</w:t>
+      </w:r>
+    </w:p>
+    <w:p>
+      <w:pPr>
+        <w:pStyle w:val="Heading2"/>
+      </w:pPr>
+      <w:r>
+        <w:rPr>
+          <w:rFonts w:ascii="Times New Roman" w:hAnsi="Times New Roman" w:eastAsia="Times New Roman"/>
+          <w:b/>
+          <w:color w:val="000000"/>
+          <w:sz w:val="26"/>
+        </w:rPr>
+        <w:t>5.1 Giới thiệu giai đoạn</w:t>
       </w:r>
     </w:p>
     <w:p>
@@ -10933,35 +14536,7 @@
           <w:color w:val="000000"/>
           <w:sz w:val="24"/>
         </w:rPr>
-        <w:t>-- biểu đồ trình tự (Ch.5).</w:t>
-      </w:r>
-    </w:p>
-    <w:p>
-      <w:pPr>
-        <w:pStyle w:val="Heading1"/>
-      </w:pPr>
-      <w:r>
-        <w:rPr>
-          <w:rFonts w:ascii="Times New Roman" w:hAnsi="Times New Roman" w:eastAsia="Times New Roman"/>
-          <w:b/>
-          <w:color w:val="000000"/>
-          <w:sz w:val="28"/>
-        </w:rPr>
-        <w:t>CHƯƠNG 5: PHÂN TÍCH HÀNH VI</w:t>
-      </w:r>
-    </w:p>
-    <w:p>
-      <w:pPr>
-        <w:pStyle w:val="Heading2"/>
-      </w:pPr>
-      <w:r>
-        <w:rPr>
-          <w:rFonts w:ascii="Times New Roman" w:hAnsi="Times New Roman" w:eastAsia="Times New Roman"/>
-          <w:b/>
-          <w:color w:val="000000"/>
-          <w:sz w:val="26"/>
-        </w:rPr>
-        <w:t>5.1 Giới thiệu giai đoạn</w:t>
+        <w:t>là giai đoạn thứ ba trong ba giai đoạn phân tích hướng đối tượng. Giai đoạn này trả lời: để thực hiện một use case, các</w:t>
       </w:r>
     </w:p>
     <w:p>
@@ -10975,7 +14550,7 @@
           <w:color w:val="000000"/>
           <w:sz w:val="24"/>
         </w:rPr>
-        <w:t>trả lời: các đối tượng</w:t>
+        <w:t>(actor, giao diện, điều khiển, thực thể/CSDL)</w:t>
       </w:r>
     </w:p>
     <w:p>
@@ -10989,7 +14564,63 @@
           <w:color w:val="000000"/>
           <w:sz w:val="24"/>
         </w:rPr>
-        <w:t>theo thời gian để thực hiện use case. Biểu đồ đặc trưng:</w:t>
+        <w:t>như thế nào?</w:t>
+      </w:r>
+    </w:p>
+    <w:p>
+      <w:pPr>
+        <w:spacing w:line="276" w:lineRule="auto" w:after="60"/>
+        <w:ind w:firstLine="0" w:left="567"/>
+      </w:pPr>
+      <w:r>
+        <w:rPr>
+          <w:rFonts w:ascii="Times New Roman" w:hAnsi="Times New Roman" w:eastAsia="Times New Roman"/>
+          <w:color w:val="000000"/>
+          <w:sz w:val="24"/>
+        </w:rPr>
+        <w:t>• Biểu đồ chính: Sequence Diagram (biểu đồ trình tự).</w:t>
+      </w:r>
+    </w:p>
+    <w:p>
+      <w:pPr>
+        <w:spacing w:line="276" w:lineRule="auto" w:after="60"/>
+        <w:ind w:firstLine="0" w:left="567"/>
+      </w:pPr>
+      <w:r>
+        <w:rPr>
+          <w:rFonts w:ascii="Times New Roman" w:hAnsi="Times New Roman" w:eastAsia="Times New Roman"/>
+          <w:color w:val="000000"/>
+          <w:sz w:val="24"/>
+        </w:rPr>
+        <w:t>• Bổ sung: State Machine Diagram -- vòng đời trạng thái của phiếu nhập/xuất.</w:t>
+      </w:r>
+    </w:p>
+    <w:p>
+      <w:pPr>
+        <w:spacing w:line="276" w:lineRule="auto" w:after="60"/>
+        <w:ind w:firstLine="0" w:left="567"/>
+      </w:pPr>
+      <w:r>
+        <w:rPr>
+          <w:rFonts w:ascii="Times New Roman" w:hAnsi="Times New Roman" w:eastAsia="Times New Roman"/>
+          <w:color w:val="000000"/>
+          <w:sz w:val="24"/>
+        </w:rPr>
+        <w:t>• Trước đó: Ch.3 chức năng (Use Case); Ch.4 cấu trúc (Class) -- đã biết lớp nào tồn tại.</w:t>
+      </w:r>
+    </w:p>
+    <w:p>
+      <w:pPr>
+        <w:spacing w:line="276" w:lineRule="auto" w:after="60"/>
+        <w:ind w:firstLine="0" w:left="567"/>
+      </w:pPr>
+      <w:r>
+        <w:rPr>
+          <w:rFonts w:ascii="Times New Roman" w:hAnsi="Times New Roman" w:eastAsia="Times New Roman"/>
+          <w:color w:val="000000"/>
+          <w:sz w:val="24"/>
+        </w:rPr>
+        <w:t>• Sau đó: thiết kế chi tiết, CSDL, giao diện (Ch.6--7).</w:t>
       </w:r>
     </w:p>
     <w:p>
@@ -11003,7 +14634,91 @@
           <w:color w:val="000000"/>
           <w:sz w:val="24"/>
         </w:rPr>
-        <w:t>(biểu đồ trình tự). Bổ sung: State Machine cho vòng đời phiếu.</w:t>
+        <w:t>Mỗi sequence dưới đây bám một use case đã đặc tả ở Chương 3 và sử dụng các lớp đã xác định ở Chương 4.</w:t>
+      </w:r>
+    </w:p>
+    <w:p>
+      <w:pPr>
+        <w:pStyle w:val="Heading2"/>
+      </w:pPr>
+      <w:r>
+        <w:rPr>
+          <w:rFonts w:ascii="Times New Roman" w:hAnsi="Times New Roman" w:eastAsia="Times New Roman"/>
+          <w:b/>
+          <w:color w:val="000000"/>
+          <w:sz w:val="26"/>
+        </w:rPr>
+        <w:t>5.2 Biểu đồ trình tự</w:t>
+      </w:r>
+    </w:p>
+    <w:p>
+      <w:pPr>
+        <w:pStyle w:val="Heading3"/>
+      </w:pPr>
+      <w:r>
+        <w:rPr>
+          <w:rFonts w:ascii="Times New Roman" w:hAnsi="Times New Roman" w:eastAsia="Times New Roman"/>
+          <w:b/>
+          <w:color w:val="000000"/>
+          <w:sz w:val="24"/>
+        </w:rPr>
+        <w:t>5.2.1 UC01 -- Đăng nhập</w:t>
+      </w:r>
+    </w:p>
+    <w:p>
+      <w:pPr>
+        <w:spacing w:line="276" w:lineRule="auto" w:after="120"/>
+        <w:ind w:firstLine="567"/>
+      </w:pPr>
+      <w:r>
+        <w:rPr>
+          <w:rFonts w:ascii="Times New Roman" w:hAnsi="Times New Roman" w:eastAsia="Times New Roman"/>
+          <w:color w:val="000000"/>
+          <w:sz w:val="24"/>
+        </w:rPr>
+        <w:t>: Người dùng muốn vào hệ thống. Giao diện nhận tên đăng nhập và mật khẩu, chuyển cho hệ thống kiểm tra trên cơ sở dữ liệu. Nếu hợp lệ, tạo phiên và điều hướng trang chủ; nếu không, trả thông báo lỗi.</w:t>
+      </w:r>
+    </w:p>
+    <w:p>
+      <w:pPr>
+        <w:spacing w:line="276" w:lineRule="auto" w:after="120"/>
+        <w:ind w:firstLine="567"/>
+      </w:pPr>
+      <w:r>
+        <w:rPr>
+          <w:rFonts w:ascii="Times New Roman" w:hAnsi="Times New Roman" w:eastAsia="Times New Roman"/>
+          <w:color w:val="000000"/>
+          <w:sz w:val="24"/>
+        </w:rPr>
+        <w:t>: Người dùng (actor), Giao diện đăng nhập, Hệ thống (xử lý xác thực), Cơ sở dữ liệu (</w:t>
+      </w:r>
+    </w:p>
+    <w:p>
+      <w:pPr>
+        <w:spacing w:line="276" w:lineRule="auto" w:after="120"/>
+        <w:ind w:firstLine="567"/>
+      </w:pPr>
+      <w:r>
+        <w:rPr>
+          <w:rFonts w:ascii="Times New Roman" w:hAnsi="Times New Roman" w:eastAsia="Times New Roman"/>
+          <w:color w:val="000000"/>
+          <w:sz w:val="24"/>
+        </w:rPr>
+        <w:t>).</w:t>
+      </w:r>
+    </w:p>
+    <w:p>
+      <w:pPr>
+        <w:spacing w:line="276" w:lineRule="auto" w:after="120"/>
+        <w:ind w:firstLine="567"/>
+      </w:pPr>
+      <w:r>
+        <w:rPr>
+          <w:rFonts w:ascii="Times New Roman" w:hAnsi="Times New Roman" w:eastAsia="Times New Roman"/>
+          <w:color w:val="000000"/>
+          <w:sz w:val="24"/>
+        </w:rPr>
+        <w:t>:</w:t>
       </w:r>
     </w:p>
     <w:p>
@@ -11017,7 +14732,7 @@
           <w:color w:val="000000"/>
           <w:sz w:val="24"/>
         </w:rPr>
-        <w:t>• Trước đó: Ch.3 chức năng (Use Case); Ch.4 cấu trúc (Class).</w:t>
+        <w:t>– Người dùng mở form đăng nhập.</w:t>
       </w:r>
     </w:p>
     <w:p>
@@ -11031,91 +14746,35 @@
           <w:color w:val="000000"/>
           <w:sz w:val="24"/>
         </w:rPr>
-        <w:t>• Sau đó: thiết kế chi tiết / CSDL / giao diện (Ch.6--7).</w:t>
-      </w:r>
-    </w:p>
-    <w:p>
-      <w:pPr>
-        <w:pStyle w:val="Heading2"/>
-      </w:pPr>
-      <w:r>
-        <w:rPr>
-          <w:rFonts w:ascii="Times New Roman" w:hAnsi="Times New Roman" w:eastAsia="Times New Roman"/>
-          <w:b/>
-          <w:color w:val="000000"/>
-          <w:sz w:val="26"/>
-        </w:rPr>
-        <w:t>5.2 Biểu đồ trình tự</w:t>
-      </w:r>
-    </w:p>
-    <w:p>
-      <w:pPr>
-        <w:pStyle w:val="Heading3"/>
-      </w:pPr>
-      <w:r>
-        <w:rPr>
-          <w:rFonts w:ascii="Times New Roman" w:hAnsi="Times New Roman" w:eastAsia="Times New Roman"/>
-          <w:b/>
-          <w:color w:val="000000"/>
-          <w:sz w:val="24"/>
-        </w:rPr>
-        <w:t>5.2.1 UC01 -- Đăng nhập</w:t>
-      </w:r>
-    </w:p>
-    <w:p>
-      <w:pPr>
-        <w:spacing w:line="276" w:lineRule="auto" w:after="120"/>
-        <w:ind w:firstLine="567"/>
-      </w:pPr>
-      <w:r>
-        <w:rPr>
-          <w:rFonts w:ascii="Times New Roman" w:hAnsi="Times New Roman" w:eastAsia="Times New Roman"/>
-          <w:color w:val="000000"/>
-          <w:sz w:val="24"/>
-        </w:rPr>
-        <w:t>Người dùng $</w:t>
-      </w:r>
-    </w:p>
-    <w:p>
-      <w:pPr>
-        <w:spacing w:line="276" w:lineRule="auto" w:after="120"/>
-        <w:ind w:firstLine="567"/>
-      </w:pPr>
-      <w:r>
-        <w:rPr>
-          <w:rFonts w:ascii="Times New Roman" w:hAnsi="Times New Roman" w:eastAsia="Times New Roman"/>
-          <w:color w:val="000000"/>
-          <w:sz w:val="24"/>
-        </w:rPr>
-        <w:t>form</w:t>
-      </w:r>
-    </w:p>
-    <w:p>
-      <w:pPr>
-        <w:spacing w:line="276" w:lineRule="auto" w:after="120"/>
-        <w:ind w:firstLine="567"/>
-      </w:pPr>
-      <w:r>
-        <w:rPr>
-          <w:rFonts w:ascii="Times New Roman" w:hAnsi="Times New Roman" w:eastAsia="Times New Roman"/>
-          <w:color w:val="000000"/>
-          <w:sz w:val="24"/>
-        </w:rPr>
-        <w:t>hệ thống kiểm tra CSDL</w:t>
-      </w:r>
-    </w:p>
-    <w:p>
-      <w:pPr>
-        <w:spacing w:line="276" w:lineRule="auto" w:after="120"/>
-        <w:ind w:firstLine="567"/>
-      </w:pPr>
-      <w:r>
-        <w:rPr>
-          <w:rFonts w:ascii="Times New Roman" w:hAnsi="Times New Roman" w:eastAsia="Times New Roman"/>
-          <w:color w:val="000000"/>
-          <w:sz w:val="24"/>
-        </w:rPr>
-        <w:t>$ tạo phiên / báo lỗi.</w:t>
+        <w:t>– Nhập tên đăng nhập, mật khẩu và gửi.</w:t>
+      </w:r>
+    </w:p>
+    <w:p>
+      <w:pPr>
+        <w:spacing w:line="276" w:lineRule="auto" w:after="60"/>
+        <w:ind w:firstLine="0" w:left="567"/>
+      </w:pPr>
+      <w:r>
+        <w:rPr>
+          <w:rFonts w:ascii="Times New Roman" w:hAnsi="Times New Roman" w:eastAsia="Times New Roman"/>
+          <w:color w:val="000000"/>
+          <w:sz w:val="24"/>
+        </w:rPr>
+        <w:t>– Hệ thống truy vấn CSDL kiểm tra tài khoản.</w:t>
+      </w:r>
+    </w:p>
+    <w:p>
+      <w:pPr>
+        <w:spacing w:line="276" w:lineRule="auto" w:after="60"/>
+        <w:ind w:firstLine="0" w:left="567"/>
+      </w:pPr>
+      <w:r>
+        <w:rPr>
+          <w:rFonts w:ascii="Times New Roman" w:hAnsi="Times New Roman" w:eastAsia="Times New Roman"/>
+          <w:color w:val="000000"/>
+          <w:sz w:val="24"/>
+        </w:rPr>
+        <w:t>– Trả kết quả: thành công (tạo phiên) hoặc lỗi.</w:t>
       </w:r>
     </w:p>
     <w:p>
@@ -11200,7 +14859,7 @@
           <w:color w:val="000000"/>
           <w:sz w:val="24"/>
         </w:rPr>
-        <w:t>NV $</w:t>
+        <w:t>: Nhân viên kho thêm mặt hàng mới. Hệ thống kiểm tra mã không trùng, lưu</w:t>
       </w:r>
     </w:p>
     <w:p>
@@ -11214,7 +14873,7 @@
           <w:color w:val="000000"/>
           <w:sz w:val="24"/>
         </w:rPr>
-        <w:t>giao diện</w:t>
+        <w:t>, sau đó khởi tạo các bản ghi</w:t>
       </w:r>
     </w:p>
     <w:p>
@@ -11228,7 +14887,7 @@
           <w:color w:val="000000"/>
           <w:sz w:val="24"/>
         </w:rPr>
-        <w:t>hệ thống</w:t>
+        <w:t>= 0 cho từng kho.</w:t>
       </w:r>
     </w:p>
     <w:p>
@@ -11242,7 +14901,105 @@
           <w:color w:val="000000"/>
           <w:sz w:val="24"/>
         </w:rPr>
-        <w:t>$ CSDL (lưu hàng + tồn = 0).</w:t>
+        <w:t>: Nhân viên kho, Giao diện hàng hóa, Hệ thống (điều khiển nghiệp vụ hàng hóa), Cơ sở dữ liệu.</w:t>
+      </w:r>
+    </w:p>
+    <w:p>
+      <w:pPr>
+        <w:spacing w:line="276" w:lineRule="auto" w:after="120"/>
+        <w:ind w:firstLine="567"/>
+      </w:pPr>
+      <w:r>
+        <w:rPr>
+          <w:rFonts w:ascii="Times New Roman" w:hAnsi="Times New Roman" w:eastAsia="Times New Roman"/>
+          <w:color w:val="000000"/>
+          <w:sz w:val="24"/>
+        </w:rPr>
+        <w:t>:</w:t>
+      </w:r>
+    </w:p>
+    <w:p>
+      <w:pPr>
+        <w:spacing w:line="276" w:lineRule="auto" w:after="60"/>
+        <w:ind w:firstLine="0" w:left="567"/>
+      </w:pPr>
+      <w:r>
+        <w:rPr>
+          <w:rFonts w:ascii="Times New Roman" w:hAnsi="Times New Roman" w:eastAsia="Times New Roman"/>
+          <w:color w:val="000000"/>
+          <w:sz w:val="24"/>
+        </w:rPr>
+        <w:t>– NV chọn thêm hàng, nhập thông tin trên form.</w:t>
+      </w:r>
+    </w:p>
+    <w:p>
+      <w:pPr>
+        <w:spacing w:line="276" w:lineRule="auto" w:after="60"/>
+        <w:ind w:firstLine="0" w:left="567"/>
+      </w:pPr>
+      <w:r>
+        <w:rPr>
+          <w:rFonts w:ascii="Times New Roman" w:hAnsi="Times New Roman" w:eastAsia="Times New Roman"/>
+          <w:color w:val="000000"/>
+          <w:sz w:val="24"/>
+        </w:rPr>
+        <w:t>– Giao diện gửi dữ liệu cho hệ thống.</w:t>
+      </w:r>
+    </w:p>
+    <w:p>
+      <w:pPr>
+        <w:spacing w:line="276" w:lineRule="auto" w:after="60"/>
+        <w:ind w:firstLine="0" w:left="567"/>
+      </w:pPr>
+      <w:r>
+        <w:rPr>
+          <w:rFonts w:ascii="Times New Roman" w:hAnsi="Times New Roman" w:eastAsia="Times New Roman"/>
+          <w:color w:val="000000"/>
+          <w:sz w:val="24"/>
+        </w:rPr>
+        <w:t>– Hệ thống kiểm tra tính hợp lệ (mã, nhóm, ĐVT).</w:t>
+      </w:r>
+    </w:p>
+    <w:p>
+      <w:pPr>
+        <w:spacing w:line="276" w:lineRule="auto" w:after="60"/>
+        <w:ind w:firstLine="0" w:left="567"/>
+      </w:pPr>
+      <w:r>
+        <w:rPr>
+          <w:rFonts w:ascii="Times New Roman" w:hAnsi="Times New Roman" w:eastAsia="Times New Roman"/>
+          <w:color w:val="000000"/>
+          <w:sz w:val="24"/>
+        </w:rPr>
+        <w:t>– Lưu hàng hóa vào CSDL.</w:t>
+      </w:r>
+    </w:p>
+    <w:p>
+      <w:pPr>
+        <w:spacing w:line="276" w:lineRule="auto" w:after="60"/>
+        <w:ind w:firstLine="0" w:left="567"/>
+      </w:pPr>
+      <w:r>
+        <w:rPr>
+          <w:rFonts w:ascii="Times New Roman" w:hAnsi="Times New Roman" w:eastAsia="Times New Roman"/>
+          <w:color w:val="000000"/>
+          <w:sz w:val="24"/>
+        </w:rPr>
+        <w:t>– Cập nhật/tạo tồn kho ban đầu.</w:t>
+      </w:r>
+    </w:p>
+    <w:p>
+      <w:pPr>
+        <w:spacing w:line="276" w:lineRule="auto" w:after="60"/>
+        <w:ind w:firstLine="0" w:left="567"/>
+      </w:pPr>
+      <w:r>
+        <w:rPr>
+          <w:rFonts w:ascii="Times New Roman" w:hAnsi="Times New Roman" w:eastAsia="Times New Roman"/>
+          <w:color w:val="000000"/>
+          <w:sz w:val="24"/>
+        </w:rPr>
+        <w:t>– Trả thông báo thành công và làm mới danh sách.</w:t>
       </w:r>
     </w:p>
     <w:p>
@@ -11327,7 +15084,7 @@
           <w:color w:val="000000"/>
           <w:sz w:val="24"/>
         </w:rPr>
-        <w:t>Nhập điều kiện $</w:t>
+        <w:t>: Người dùng nhập từ khóa và điều kiện lọc. Hệ thống truy vấn hàng hóa và tồn kho, trả danh sách kết quả lên giao diện.</w:t>
       </w:r>
     </w:p>
     <w:p>
@@ -11341,7 +15098,7 @@
           <w:color w:val="000000"/>
           <w:sz w:val="24"/>
         </w:rPr>
-        <w:t>truy vấn HangHoa + TonKho</w:t>
+        <w:t>: Người dùng, Giao diện, Hệ thống, CSDL (</w:t>
       </w:r>
     </w:p>
     <w:p>
@@ -11355,7 +15112,91 @@
           <w:color w:val="000000"/>
           <w:sz w:val="24"/>
         </w:rPr>
-        <w:t>$ danh sách.</w:t>
+        <w:t>,</w:t>
+      </w:r>
+    </w:p>
+    <w:p>
+      <w:pPr>
+        <w:spacing w:line="276" w:lineRule="auto" w:after="120"/>
+        <w:ind w:firstLine="567"/>
+      </w:pPr>
+      <w:r>
+        <w:rPr>
+          <w:rFonts w:ascii="Times New Roman" w:hAnsi="Times New Roman" w:eastAsia="Times New Roman"/>
+          <w:color w:val="000000"/>
+          <w:sz w:val="24"/>
+        </w:rPr>
+        <w:t>).</w:t>
+      </w:r>
+    </w:p>
+    <w:p>
+      <w:pPr>
+        <w:spacing w:line="276" w:lineRule="auto" w:after="120"/>
+        <w:ind w:firstLine="567"/>
+      </w:pPr>
+      <w:r>
+        <w:rPr>
+          <w:rFonts w:ascii="Times New Roman" w:hAnsi="Times New Roman" w:eastAsia="Times New Roman"/>
+          <w:color w:val="000000"/>
+          <w:sz w:val="24"/>
+        </w:rPr>
+        <w:t>:</w:t>
+      </w:r>
+    </w:p>
+    <w:p>
+      <w:pPr>
+        <w:spacing w:line="276" w:lineRule="auto" w:after="60"/>
+        <w:ind w:firstLine="0" w:left="567"/>
+      </w:pPr>
+      <w:r>
+        <w:rPr>
+          <w:rFonts w:ascii="Times New Roman" w:hAnsi="Times New Roman" w:eastAsia="Times New Roman"/>
+          <w:color w:val="000000"/>
+          <w:sz w:val="24"/>
+        </w:rPr>
+        <w:t>– Nhập từ khóa / chọn bộ lọc, gửi yêu cầu tìm.</w:t>
+      </w:r>
+    </w:p>
+    <w:p>
+      <w:pPr>
+        <w:spacing w:line="276" w:lineRule="auto" w:after="60"/>
+        <w:ind w:firstLine="0" w:left="567"/>
+      </w:pPr>
+      <w:r>
+        <w:rPr>
+          <w:rFonts w:ascii="Times New Roman" w:hAnsi="Times New Roman" w:eastAsia="Times New Roman"/>
+          <w:color w:val="000000"/>
+          <w:sz w:val="24"/>
+        </w:rPr>
+        <w:t>– Hệ thống truy vấn CSDL theo điều kiện.</w:t>
+      </w:r>
+    </w:p>
+    <w:p>
+      <w:pPr>
+        <w:spacing w:line="276" w:lineRule="auto" w:after="60"/>
+        <w:ind w:firstLine="0" w:left="567"/>
+      </w:pPr>
+      <w:r>
+        <w:rPr>
+          <w:rFonts w:ascii="Times New Roman" w:hAnsi="Times New Roman" w:eastAsia="Times New Roman"/>
+          <w:color w:val="000000"/>
+          <w:sz w:val="24"/>
+        </w:rPr>
+        <w:t>– Lấy thêm thông tin tồn kho tương ứng.</w:t>
+      </w:r>
+    </w:p>
+    <w:p>
+      <w:pPr>
+        <w:spacing w:line="276" w:lineRule="auto" w:after="60"/>
+        <w:ind w:firstLine="0" w:left="567"/>
+      </w:pPr>
+      <w:r>
+        <w:rPr>
+          <w:rFonts w:ascii="Times New Roman" w:hAnsi="Times New Roman" w:eastAsia="Times New Roman"/>
+          <w:color w:val="000000"/>
+          <w:sz w:val="24"/>
+        </w:rPr>
+        <w:t>– Hiển thị danh sách (hoặc thông báo không có dữ liệu).</w:t>
       </w:r>
     </w:p>
     <w:p>
@@ -11440,7 +15281,7 @@
           <w:color w:val="000000"/>
           <w:sz w:val="24"/>
         </w:rPr>
-        <w:t>NV lập phiếu, gửi duyệt; QL duyệt $</w:t>
+        <w:t>: Nhân viên lập phiếu nhập (chọn NCC, kho, thêm dòng hàng) và gửi duyệt. Quản lý kho duyệt; hệ thống cập nhật trạng thái phiếu,</w:t>
       </w:r>
     </w:p>
     <w:p>
@@ -11454,7 +15295,161 @@
           <w:color w:val="000000"/>
           <w:sz w:val="24"/>
         </w:rPr>
-        <w:t>$ tăng tồn, log.</w:t>
+        <w:t>, ghi lịch sử.</w:t>
+      </w:r>
+    </w:p>
+    <w:p>
+      <w:pPr>
+        <w:spacing w:line="276" w:lineRule="auto" w:after="120"/>
+        <w:ind w:firstLine="567"/>
+      </w:pPr>
+      <w:r>
+        <w:rPr>
+          <w:rFonts w:ascii="Times New Roman" w:hAnsi="Times New Roman" w:eastAsia="Times New Roman"/>
+          <w:color w:val="000000"/>
+          <w:sz w:val="24"/>
+        </w:rPr>
+        <w:t>: Nhân viên kho, Quản lý kho, Giao diện phiếu nhập, Hệ thống, CSDL (</w:t>
+      </w:r>
+    </w:p>
+    <w:p>
+      <w:pPr>
+        <w:spacing w:line="276" w:lineRule="auto" w:after="120"/>
+        <w:ind w:firstLine="567"/>
+      </w:pPr>
+      <w:r>
+        <w:rPr>
+          <w:rFonts w:ascii="Times New Roman" w:hAnsi="Times New Roman" w:eastAsia="Times New Roman"/>
+          <w:color w:val="000000"/>
+          <w:sz w:val="24"/>
+        </w:rPr>
+        <w:t>,</w:t>
+      </w:r>
+    </w:p>
+    <w:p>
+      <w:pPr>
+        <w:spacing w:line="276" w:lineRule="auto" w:after="120"/>
+        <w:ind w:firstLine="567"/>
+      </w:pPr>
+      <w:r>
+        <w:rPr>
+          <w:rFonts w:ascii="Times New Roman" w:hAnsi="Times New Roman" w:eastAsia="Times New Roman"/>
+          <w:color w:val="000000"/>
+          <w:sz w:val="24"/>
+        </w:rPr>
+        <w:t>,</w:t>
+      </w:r>
+    </w:p>
+    <w:p>
+      <w:pPr>
+        <w:spacing w:line="276" w:lineRule="auto" w:after="120"/>
+        <w:ind w:firstLine="567"/>
+      </w:pPr>
+      <w:r>
+        <w:rPr>
+          <w:rFonts w:ascii="Times New Roman" w:hAnsi="Times New Roman" w:eastAsia="Times New Roman"/>
+          <w:color w:val="000000"/>
+          <w:sz w:val="24"/>
+        </w:rPr>
+        <w:t>,</w:t>
+      </w:r>
+    </w:p>
+    <w:p>
+      <w:pPr>
+        <w:spacing w:line="276" w:lineRule="auto" w:after="120"/>
+        <w:ind w:firstLine="567"/>
+      </w:pPr>
+      <w:r>
+        <w:rPr>
+          <w:rFonts w:ascii="Times New Roman" w:hAnsi="Times New Roman" w:eastAsia="Times New Roman"/>
+          <w:color w:val="000000"/>
+          <w:sz w:val="24"/>
+        </w:rPr>
+        <w:t>).</w:t>
+      </w:r>
+    </w:p>
+    <w:p>
+      <w:pPr>
+        <w:spacing w:line="276" w:lineRule="auto" w:after="120"/>
+        <w:ind w:firstLine="567"/>
+      </w:pPr>
+      <w:r>
+        <w:rPr>
+          <w:rFonts w:ascii="Times New Roman" w:hAnsi="Times New Roman" w:eastAsia="Times New Roman"/>
+          <w:color w:val="000000"/>
+          <w:sz w:val="24"/>
+        </w:rPr>
+        <w:t>:</w:t>
+      </w:r>
+    </w:p>
+    <w:p>
+      <w:pPr>
+        <w:spacing w:line="276" w:lineRule="auto" w:after="60"/>
+        <w:ind w:firstLine="0" w:left="567"/>
+      </w:pPr>
+      <w:r>
+        <w:rPr>
+          <w:rFonts w:ascii="Times New Roman" w:hAnsi="Times New Roman" w:eastAsia="Times New Roman"/>
+          <w:color w:val="000000"/>
+          <w:sz w:val="24"/>
+        </w:rPr>
+        <w:t>– NV tạo phiếu, thêm chi tiết dòng hàng, gửi duyệt.</w:t>
+      </w:r>
+    </w:p>
+    <w:p>
+      <w:pPr>
+        <w:spacing w:line="276" w:lineRule="auto" w:after="60"/>
+        <w:ind w:firstLine="0" w:left="567"/>
+      </w:pPr>
+      <w:r>
+        <w:rPr>
+          <w:rFonts w:ascii="Times New Roman" w:hAnsi="Times New Roman" w:eastAsia="Times New Roman"/>
+          <w:color w:val="000000"/>
+          <w:sz w:val="24"/>
+        </w:rPr>
+        <w:t>– Hệ thống lưu phiếu ở trạng thái “Chờ duyệt”.</w:t>
+      </w:r>
+    </w:p>
+    <w:p>
+      <w:pPr>
+        <w:spacing w:line="276" w:lineRule="auto" w:after="60"/>
+        <w:ind w:firstLine="0" w:left="567"/>
+      </w:pPr>
+      <w:r>
+        <w:rPr>
+          <w:rFonts w:ascii="Times New Roman" w:hAnsi="Times New Roman" w:eastAsia="Times New Roman"/>
+          <w:color w:val="000000"/>
+          <w:sz w:val="24"/>
+        </w:rPr>
+        <w:t>– QL mở phiếu, chọn duyệt (hoặc từ chối).</w:t>
+      </w:r>
+    </w:p>
+    <w:p>
+      <w:pPr>
+        <w:spacing w:line="276" w:lineRule="auto" w:after="60"/>
+        <w:ind w:firstLine="0" w:left="567"/>
+      </w:pPr>
+      <w:r>
+        <w:rPr>
+          <w:rFonts w:ascii="Times New Roman" w:hAnsi="Times New Roman" w:eastAsia="Times New Roman"/>
+          <w:color w:val="000000"/>
+          <w:sz w:val="24"/>
+        </w:rPr>
+        <w:t>– Nếu duyệt: cập nhật trạng thái, cộng TonKho, ghi log.</w:t>
+      </w:r>
+    </w:p>
+    <w:p>
+      <w:pPr>
+        <w:spacing w:line="276" w:lineRule="auto" w:after="60"/>
+        <w:ind w:firstLine="0" w:left="567"/>
+      </w:pPr>
+      <w:r>
+        <w:rPr>
+          <w:rFonts w:ascii="Times New Roman" w:hAnsi="Times New Roman" w:eastAsia="Times New Roman"/>
+          <w:color w:val="000000"/>
+          <w:sz w:val="24"/>
+        </w:rPr>
+        <w:t>– Thông báo kết quả cho người dùng.</w:t>
       </w:r>
     </w:p>
     <w:p>
@@ -11539,7 +15534,7 @@
           <w:color w:val="000000"/>
           <w:sz w:val="24"/>
         </w:rPr>
-        <w:t>NV lập phiếu (kiểm tra tồn); QL duyệt $</w:t>
+        <w:t>: Nhân viên lập phiếu xuất; mỗi dòng hàng được kiểm tra tồn đủ. Sau khi quản lý duyệt, hệ thống</w:t>
       </w:r>
     </w:p>
     <w:p>
@@ -11553,7 +15548,147 @@
           <w:color w:val="000000"/>
           <w:sz w:val="24"/>
         </w:rPr>
-        <w:t>$ giảm tồn, log.</w:t>
+        <w:t>.</w:t>
+      </w:r>
+    </w:p>
+    <w:p>
+      <w:pPr>
+        <w:spacing w:line="276" w:lineRule="auto" w:after="120"/>
+        <w:ind w:firstLine="567"/>
+      </w:pPr>
+      <w:r>
+        <w:rPr>
+          <w:rFonts w:ascii="Times New Roman" w:hAnsi="Times New Roman" w:eastAsia="Times New Roman"/>
+          <w:color w:val="000000"/>
+          <w:sz w:val="24"/>
+        </w:rPr>
+        <w:t>: Nhân viên kho, Quản lý kho, Giao diện phiếu xuất, Hệ thống, CSDL (</w:t>
+      </w:r>
+    </w:p>
+    <w:p>
+      <w:pPr>
+        <w:spacing w:line="276" w:lineRule="auto" w:after="120"/>
+        <w:ind w:firstLine="567"/>
+      </w:pPr>
+      <w:r>
+        <w:rPr>
+          <w:rFonts w:ascii="Times New Roman" w:hAnsi="Times New Roman" w:eastAsia="Times New Roman"/>
+          <w:color w:val="000000"/>
+          <w:sz w:val="24"/>
+        </w:rPr>
+        <w:t>,</w:t>
+      </w:r>
+    </w:p>
+    <w:p>
+      <w:pPr>
+        <w:spacing w:line="276" w:lineRule="auto" w:after="120"/>
+        <w:ind w:firstLine="567"/>
+      </w:pPr>
+      <w:r>
+        <w:rPr>
+          <w:rFonts w:ascii="Times New Roman" w:hAnsi="Times New Roman" w:eastAsia="Times New Roman"/>
+          <w:color w:val="000000"/>
+          <w:sz w:val="24"/>
+        </w:rPr>
+        <w:t>,</w:t>
+      </w:r>
+    </w:p>
+    <w:p>
+      <w:pPr>
+        <w:spacing w:line="276" w:lineRule="auto" w:after="120"/>
+        <w:ind w:firstLine="567"/>
+      </w:pPr>
+      <w:r>
+        <w:rPr>
+          <w:rFonts w:ascii="Times New Roman" w:hAnsi="Times New Roman" w:eastAsia="Times New Roman"/>
+          <w:color w:val="000000"/>
+          <w:sz w:val="24"/>
+        </w:rPr>
+        <w:t>,</w:t>
+      </w:r>
+    </w:p>
+    <w:p>
+      <w:pPr>
+        <w:spacing w:line="276" w:lineRule="auto" w:after="120"/>
+        <w:ind w:firstLine="567"/>
+      </w:pPr>
+      <w:r>
+        <w:rPr>
+          <w:rFonts w:ascii="Times New Roman" w:hAnsi="Times New Roman" w:eastAsia="Times New Roman"/>
+          <w:color w:val="000000"/>
+          <w:sz w:val="24"/>
+        </w:rPr>
+        <w:t>).</w:t>
+      </w:r>
+    </w:p>
+    <w:p>
+      <w:pPr>
+        <w:spacing w:line="276" w:lineRule="auto" w:after="120"/>
+        <w:ind w:firstLine="567"/>
+      </w:pPr>
+      <w:r>
+        <w:rPr>
+          <w:rFonts w:ascii="Times New Roman" w:hAnsi="Times New Roman" w:eastAsia="Times New Roman"/>
+          <w:color w:val="000000"/>
+          <w:sz w:val="24"/>
+        </w:rPr>
+        <w:t>:</w:t>
+      </w:r>
+    </w:p>
+    <w:p>
+      <w:pPr>
+        <w:spacing w:line="276" w:lineRule="auto" w:after="60"/>
+        <w:ind w:firstLine="0" w:left="567"/>
+      </w:pPr>
+      <w:r>
+        <w:rPr>
+          <w:rFonts w:ascii="Times New Roman" w:hAnsi="Times New Roman" w:eastAsia="Times New Roman"/>
+          <w:color w:val="000000"/>
+          <w:sz w:val="24"/>
+        </w:rPr>
+        <w:t>– NV tạo phiếu xuất, thêm dòng hàng.</w:t>
+      </w:r>
+    </w:p>
+    <w:p>
+      <w:pPr>
+        <w:spacing w:line="276" w:lineRule="auto" w:after="60"/>
+        <w:ind w:firstLine="0" w:left="567"/>
+      </w:pPr>
+      <w:r>
+        <w:rPr>
+          <w:rFonts w:ascii="Times New Roman" w:hAnsi="Times New Roman" w:eastAsia="Times New Roman"/>
+          <w:color w:val="000000"/>
+          <w:sz w:val="24"/>
+        </w:rPr>
+        <w:t>– Hệ thống kiểm tra tồn; không đủ thì báo lỗi, không lưu dòng.</w:t>
+      </w:r>
+    </w:p>
+    <w:p>
+      <w:pPr>
+        <w:spacing w:line="276" w:lineRule="auto" w:after="60"/>
+        <w:ind w:firstLine="0" w:left="567"/>
+      </w:pPr>
+      <w:r>
+        <w:rPr>
+          <w:rFonts w:ascii="Times New Roman" w:hAnsi="Times New Roman" w:eastAsia="Times New Roman"/>
+          <w:color w:val="000000"/>
+          <w:sz w:val="24"/>
+        </w:rPr>
+        <w:t>– Gửi duyệt. QL duyệt hoặc từ chối.</w:t>
+      </w:r>
+    </w:p>
+    <w:p>
+      <w:pPr>
+        <w:spacing w:line="276" w:lineRule="auto" w:after="60"/>
+        <w:ind w:firstLine="0" w:left="567"/>
+      </w:pPr>
+      <w:r>
+        <w:rPr>
+          <w:rFonts w:ascii="Times New Roman" w:hAnsi="Times New Roman" w:eastAsia="Times New Roman"/>
+          <w:color w:val="000000"/>
+          <w:sz w:val="24"/>
+        </w:rPr>
+        <w:t>– Nếu duyệt: trừ tồn, cập nhật trạng thái, ghi log.</w:t>
       </w:r>
     </w:p>
     <w:p>
@@ -11624,7 +15759,35 @@
           <w:color w:val="000000"/>
           <w:sz w:val="26"/>
         </w:rPr>
-        <w:t>5.3 Biểu đồ trạng thái (bổ sung hành vi đối tượng)</w:t>
+        <w:t>5.3 Biểu đồ trạng thái phiếu</w:t>
+      </w:r>
+    </w:p>
+    <w:p>
+      <w:pPr>
+        <w:spacing w:line="276" w:lineRule="auto" w:after="120"/>
+        <w:ind w:firstLine="567"/>
+      </w:pPr>
+      <w:r>
+        <w:rPr>
+          <w:rFonts w:ascii="Times New Roman" w:hAnsi="Times New Roman" w:eastAsia="Times New Roman"/>
+          <w:color w:val="000000"/>
+          <w:sz w:val="24"/>
+        </w:rPr>
+        <w:t>Ngoài tương tác giữa các đối tượng, hành vi của</w:t>
+      </w:r>
+    </w:p>
+    <w:p>
+      <w:pPr>
+        <w:spacing w:line="276" w:lineRule="auto" w:after="120"/>
+        <w:ind w:firstLine="567"/>
+      </w:pPr>
+      <w:r>
+        <w:rPr>
+          <w:rFonts w:ascii="Times New Roman" w:hAnsi="Times New Roman" w:eastAsia="Times New Roman"/>
+          <w:color w:val="000000"/>
+          <w:sz w:val="24"/>
+        </w:rPr>
+        <w:t>được mô tả bằng máy trạng thái: phiếu chỉ được sửa ở một số trạng thái; tồn kho chỉ đổi khi chuyển sang “Đã duyệt”.</w:t>
       </w:r>
     </w:p>
     <w:p>
@@ -11638,7 +15801,119 @@
           <w:color w:val="000000"/>
           <w:sz w:val="24"/>
         </w:rPr>
-        <w:t>5.3.1 Trạng thái phiếu nhập</w:t>
+        <w:t>5.3.1 Trạng thái phiếu nhập kho</w:t>
+      </w:r>
+    </w:p>
+    <w:p>
+      <w:pPr>
+        <w:spacing w:line="276" w:lineRule="auto" w:after="120"/>
+        <w:ind w:firstLine="567"/>
+      </w:pPr>
+      <w:r>
+        <w:rPr>
+          <w:rFonts w:ascii="Times New Roman" w:hAnsi="Times New Roman" w:eastAsia="Times New Roman"/>
+          <w:color w:val="000000"/>
+          <w:sz w:val="24"/>
+        </w:rPr>
+        <w:t>Các trạng thái:</w:t>
+      </w:r>
+    </w:p>
+    <w:p>
+      <w:pPr>
+        <w:spacing w:line="276" w:lineRule="auto" w:after="120"/>
+        <w:ind w:firstLine="567"/>
+      </w:pPr>
+      <w:r>
+        <w:rPr>
+          <w:rFonts w:ascii="Times New Roman" w:hAnsi="Times New Roman" w:eastAsia="Times New Roman"/>
+          <w:color w:val="000000"/>
+          <w:sz w:val="24"/>
+        </w:rPr>
+        <w:t>$</w:t>
+      </w:r>
+    </w:p>
+    <w:p>
+      <w:pPr>
+        <w:spacing w:line="276" w:lineRule="auto" w:after="120"/>
+        <w:ind w:firstLine="567"/>
+      </w:pPr>
+      <w:r>
+        <w:rPr>
+          <w:rFonts w:ascii="Times New Roman" w:hAnsi="Times New Roman" w:eastAsia="Times New Roman"/>
+          <w:color w:val="000000"/>
+          <w:sz w:val="24"/>
+        </w:rPr>
+        <w:t>$</w:t>
+      </w:r>
+    </w:p>
+    <w:p>
+      <w:pPr>
+        <w:spacing w:line="276" w:lineRule="auto" w:after="120"/>
+        <w:ind w:firstLine="567"/>
+      </w:pPr>
+      <w:r>
+        <w:rPr>
+          <w:rFonts w:ascii="Times New Roman" w:hAnsi="Times New Roman" w:eastAsia="Times New Roman"/>
+          <w:color w:val="000000"/>
+          <w:sz w:val="24"/>
+        </w:rPr>
+        <w:t>$</w:t>
+      </w:r>
+    </w:p>
+    <w:p>
+      <w:pPr>
+        <w:spacing w:line="276" w:lineRule="auto" w:after="120"/>
+        <w:ind w:firstLine="567"/>
+      </w:pPr>
+      <w:r>
+        <w:rPr>
+          <w:rFonts w:ascii="Times New Roman" w:hAnsi="Times New Roman" w:eastAsia="Times New Roman"/>
+          <w:color w:val="000000"/>
+          <w:sz w:val="24"/>
+        </w:rPr>
+        <w:t>$</w:t>
+      </w:r>
+    </w:p>
+    <w:p>
+      <w:pPr>
+        <w:spacing w:line="276" w:lineRule="auto" w:after="120"/>
+        <w:ind w:firstLine="567"/>
+      </w:pPr>
+      <w:r>
+        <w:rPr>
+          <w:rFonts w:ascii="Times New Roman" w:hAnsi="Times New Roman" w:eastAsia="Times New Roman"/>
+          <w:color w:val="000000"/>
+          <w:sz w:val="24"/>
+        </w:rPr>
+        <w:t>hoặc</w:t>
+      </w:r>
+    </w:p>
+    <w:p>
+      <w:pPr>
+        <w:spacing w:line="276" w:lineRule="auto" w:after="120"/>
+        <w:ind w:firstLine="567"/>
+      </w:pPr>
+      <w:r>
+        <w:rPr>
+          <w:rFonts w:ascii="Times New Roman" w:hAnsi="Times New Roman" w:eastAsia="Times New Roman"/>
+          <w:color w:val="000000"/>
+          <w:sz w:val="24"/>
+        </w:rPr>
+        <w:t>; có thể</w:t>
+      </w:r>
+    </w:p>
+    <w:p>
+      <w:pPr>
+        <w:spacing w:line="276" w:lineRule="auto" w:after="120"/>
+        <w:ind w:firstLine="567"/>
+      </w:pPr>
+      <w:r>
+        <w:rPr>
+          <w:rFonts w:ascii="Times New Roman" w:hAnsi="Times New Roman" w:eastAsia="Times New Roman"/>
+          <w:color w:val="000000"/>
+          <w:sz w:val="24"/>
+        </w:rPr>
+        <w:t>từ Mới tạo/Từ chối.</w:t>
       </w:r>
     </w:p>
     <w:p>
@@ -11709,7 +15984,21 @@
           <w:color w:val="000000"/>
           <w:sz w:val="24"/>
         </w:rPr>
-        <w:t>5.3.2 Trạng thái phiếu xuất</w:t>
+        <w:t>5.3.2 Trạng thái phiếu xuất kho</w:t>
+      </w:r>
+    </w:p>
+    <w:p>
+      <w:pPr>
+        <w:spacing w:line="276" w:lineRule="auto" w:after="120"/>
+        <w:ind w:firstLine="567"/>
+      </w:pPr>
+      <w:r>
+        <w:rPr>
+          <w:rFonts w:ascii="Times New Roman" w:hAnsi="Times New Roman" w:eastAsia="Times New Roman"/>
+          <w:color w:val="000000"/>
+          <w:sz w:val="24"/>
+        </w:rPr>
+        <w:t>Cấu trúc trạng thái tương tự phiếu nhập (Mới tạo, Chờ duyệt, Đã duyệt, Từ chối, Hủy).</w:t>
       </w:r>
     </w:p>
     <w:p>
@@ -11794,7 +16083,7 @@
           <w:color w:val="000000"/>
           <w:sz w:val="24"/>
         </w:rPr>
-        <w:t>Đã hoàn thành</w:t>
+        <w:t>Chương 5 hoàn thành</w:t>
       </w:r>
     </w:p>
     <w:p>
@@ -11808,7 +16097,35 @@
           <w:color w:val="000000"/>
           <w:sz w:val="24"/>
         </w:rPr>
-        <w:t>(sequence + state). Ba giai đoạn phân tích:</w:t>
+        <w:t>: biểu đồ trình tự cho UC01, UC06, UC07, UC09, UC10 và biểu đồ trạng thái phiếu nhập/xuất.</w:t>
+      </w:r>
+    </w:p>
+    <w:p>
+      <w:pPr>
+        <w:spacing w:line="276" w:lineRule="auto" w:after="120"/>
+        <w:ind w:firstLine="567"/>
+      </w:pPr>
+      <w:r>
+        <w:rPr>
+          <w:rFonts w:ascii="Times New Roman" w:hAnsi="Times New Roman" w:eastAsia="Times New Roman"/>
+          <w:color w:val="000000"/>
+          <w:sz w:val="24"/>
+        </w:rPr>
+        <w:t>Tổng kết</w:t>
+      </w:r>
+    </w:p>
+    <w:p>
+      <w:pPr>
+        <w:spacing w:line="276" w:lineRule="auto" w:after="120"/>
+        <w:ind w:firstLine="567"/>
+      </w:pPr>
+      <w:r>
+        <w:rPr>
+          <w:rFonts w:ascii="Times New Roman" w:hAnsi="Times New Roman" w:eastAsia="Times New Roman"/>
+          <w:color w:val="000000"/>
+          <w:sz w:val="24"/>
+        </w:rPr>
+        <w:t>:</w:t>
       </w:r>
     </w:p>
     <w:p>
@@ -11822,7 +16139,7 @@
           <w:color w:val="000000"/>
           <w:sz w:val="24"/>
         </w:rPr>
-        <w:t>– Chức năng -- Use Case;</w:t>
+        <w:t>– Chức năng (Ch.3): Use Case -- hệ thống làm gì, ai dùng.</w:t>
       </w:r>
     </w:p>
     <w:p>
@@ -11836,7 +16153,7 @@
           <w:color w:val="000000"/>
           <w:sz w:val="24"/>
         </w:rPr>
-        <w:t>– Cấu trúc -- Class;</w:t>
+        <w:t>– Cấu trúc (Ch.4): Class -- có những lớp và quan hệ nào.</w:t>
       </w:r>
     </w:p>
     <w:p>
@@ -11850,7 +16167,7 @@
           <w:color w:val="000000"/>
           <w:sz w:val="24"/>
         </w:rPr>
-        <w:t>– Hành vi -- Sequence.</w:t>
+        <w:t>– Hành vi (Ch.5): Sequence -- các lớp tương tác thế nào theo thời gian.</w:t>
       </w:r>
     </w:p>
     <w:p>
@@ -11864,7 +16181,7 @@
           <w:color w:val="000000"/>
           <w:sz w:val="24"/>
         </w:rPr>
-        <w:t>Tiếp: thiết kế chi tiết và CSDL/giao diện (Ch.6--7).</w:t>
+        <w:t>Tiếp theo: thiết kế chi tiết (Ch.6) và thiết kế CSDL/giao diện (Ch.7).</w:t>
       </w:r>
     </w:p>
     <w:p>

--- a/VIII.HUST/Phân tích và thiết kế hệ thống/BaoCao/BaoCao_QuanLyKhoHang.docx
+++ b/VIII.HUST/Phân tích và thiết kế hệ thống/BaoCao/BaoCao_QuanLyKhoHang.docx
@@ -1065,7 +1065,7 @@
           <w:color w:val="000000"/>
           <w:sz w:val="24"/>
         </w:rPr>
-        <w:t>3.1  Giới thiệu giai đoạn</w:t>
+        <w:t>3.1  Mục đích giai đoạn</w:t>
       </w:r>
       <w:r>
         <w:rPr>
@@ -1091,7 +1091,7 @@
           <w:color w:val="000000"/>
           <w:sz w:val="24"/>
         </w:rPr>
-        <w:t>3.2  Phân tích tác nhân</w:t>
+        <w:t>3.2  Xác định tác nhân</w:t>
       </w:r>
       <w:r>
         <w:rPr>
@@ -1117,7 +1117,7 @@
           <w:color w:val="000000"/>
           <w:sz w:val="24"/>
         </w:rPr>
-        <w:t>3.3  Nguyên tắc xác định use case</w:t>
+        <w:t>3.3  Nguyên tắc tách use case</w:t>
       </w:r>
       <w:r>
         <w:rPr>
@@ -1143,7 +1143,7 @@
           <w:color w:val="000000"/>
           <w:sz w:val="24"/>
         </w:rPr>
-        <w:t>3.4  Biểu đồ use case tổng quát</w:t>
+        <w:t>3.4  Phân tích chức năng bằng biểu đồ use case tổng quát</w:t>
       </w:r>
       <w:r>
         <w:rPr>
@@ -1169,7 +1169,7 @@
           <w:color w:val="000000"/>
           <w:sz w:val="24"/>
         </w:rPr>
-        <w:t>3.5  Biểu đồ use case phân rã</w:t>
+        <w:t>3.5  Phân tích chức năng bằng biểu đồ use case phân rã</w:t>
       </w:r>
       <w:r>
         <w:rPr>
@@ -1195,7 +1195,7 @@
           <w:color w:val="000000"/>
           <w:sz w:val="24"/>
         </w:rPr>
-        <w:t>3.5.1  Nhóm đăng nhập và quản lý tài khoản</w:t>
+        <w:t>3.5.1  Nhóm truy cập và tài khoản</w:t>
       </w:r>
       <w:r>
         <w:rPr>
@@ -1221,7 +1221,7 @@
           <w:color w:val="000000"/>
           <w:sz w:val="24"/>
         </w:rPr>
-        <w:t>3.5.2  Nhóm quản lý đối tác</w:t>
+        <w:t>3.5.2  Nhóm đối tác</w:t>
       </w:r>
       <w:r>
         <w:rPr>
@@ -1247,7 +1247,7 @@
           <w:color w:val="000000"/>
           <w:sz w:val="24"/>
         </w:rPr>
-        <w:t>3.5.3  Nhóm quản lý hàng hóa và kho</w:t>
+        <w:t>3.5.3  Nhóm hàng hóa và kho</w:t>
       </w:r>
       <w:r>
         <w:rPr>
@@ -1299,7 +1299,7 @@
           <w:color w:val="000000"/>
           <w:sz w:val="24"/>
         </w:rPr>
-        <w:t>3.6  Danh sách use case</w:t>
+        <w:t>3.6  Bảng tổng hợp use case</w:t>
       </w:r>
       <w:r>
         <w:rPr>
@@ -1767,7 +1767,7 @@
           <w:color w:val="000000"/>
           <w:sz w:val="24"/>
         </w:rPr>
-        <w:t>4.3  Biểu đồ lớp tổng thể</w:t>
+        <w:t>4.3  Phân tích cấu trúc bằng biểu đồ lớp tổng thể</w:t>
       </w:r>
       <w:r>
         <w:rPr>
@@ -1871,7 +1871,7 @@
           <w:color w:val="000000"/>
           <w:sz w:val="24"/>
         </w:rPr>
-        <w:t>4.4  Biểu đồ lớp trong ca sử dụng</w:t>
+        <w:t>4.4  Phân tích cấu trúc trong từng use case (biểu đồ lớp theo UC)</w:t>
       </w:r>
       <w:r>
         <w:rPr>
@@ -2027,7 +2027,241 @@
           <w:color w:val="000000"/>
           <w:sz w:val="24"/>
         </w:rPr>
-        <w:t>4.6  Tóm tắt quan hệ quan trọng</w:t>
+        <w:t>4.6  Giải thích các phương thức của lớp</w:t>
+      </w:r>
+      <w:r>
+        <w:rPr>
+          <w:rFonts w:ascii="Times New Roman" w:hAnsi="Times New Roman" w:eastAsia="Times New Roman"/>
+          <w:color w:val="000000"/>
+          <w:sz w:val="24"/>
+        </w:rPr>
+        <w:tab/>
+      </w:r>
+    </w:p>
+    <w:p>
+      <w:pPr>
+        <w:tabs>
+          <w:tab w:pos="8787" w:val="right" w:leader="dot"/>
+        </w:tabs>
+        <w:spacing w:after="40" w:before="20" w:line="276" w:lineRule="auto"/>
+        <w:ind w:firstLine="0" w:left="567"/>
+      </w:pPr>
+      <w:r>
+        <w:rPr>
+          <w:rFonts w:ascii="Times New Roman" w:hAnsi="Times New Roman" w:eastAsia="Times New Roman"/>
+          <w:b w:val="0"/>
+          <w:color w:val="000000"/>
+          <w:sz w:val="24"/>
+        </w:rPr>
+        <w:t>4.6.1  Lớp NguoiDung</w:t>
+      </w:r>
+      <w:r>
+        <w:rPr>
+          <w:rFonts w:ascii="Times New Roman" w:hAnsi="Times New Roman" w:eastAsia="Times New Roman"/>
+          <w:color w:val="000000"/>
+          <w:sz w:val="24"/>
+        </w:rPr>
+        <w:tab/>
+      </w:r>
+    </w:p>
+    <w:p>
+      <w:pPr>
+        <w:tabs>
+          <w:tab w:pos="8787" w:val="right" w:leader="dot"/>
+        </w:tabs>
+        <w:spacing w:after="40" w:before="20" w:line="276" w:lineRule="auto"/>
+        <w:ind w:firstLine="0" w:left="567"/>
+      </w:pPr>
+      <w:r>
+        <w:rPr>
+          <w:rFonts w:ascii="Times New Roman" w:hAnsi="Times New Roman" w:eastAsia="Times New Roman"/>
+          <w:b w:val="0"/>
+          <w:color w:val="000000"/>
+          <w:sz w:val="24"/>
+        </w:rPr>
+        <w:t>4.6.2  Lớp HangHoa</w:t>
+      </w:r>
+      <w:r>
+        <w:rPr>
+          <w:rFonts w:ascii="Times New Roman" w:hAnsi="Times New Roman" w:eastAsia="Times New Roman"/>
+          <w:color w:val="000000"/>
+          <w:sz w:val="24"/>
+        </w:rPr>
+        <w:tab/>
+      </w:r>
+    </w:p>
+    <w:p>
+      <w:pPr>
+        <w:tabs>
+          <w:tab w:pos="8787" w:val="right" w:leader="dot"/>
+        </w:tabs>
+        <w:spacing w:after="40" w:before="20" w:line="276" w:lineRule="auto"/>
+        <w:ind w:firstLine="0" w:left="567"/>
+      </w:pPr>
+      <w:r>
+        <w:rPr>
+          <w:rFonts w:ascii="Times New Roman" w:hAnsi="Times New Roman" w:eastAsia="Times New Roman"/>
+          <w:b w:val="0"/>
+          <w:color w:val="000000"/>
+          <w:sz w:val="24"/>
+        </w:rPr>
+        <w:t>4.6.3  Lớp TonKho</w:t>
+      </w:r>
+      <w:r>
+        <w:rPr>
+          <w:rFonts w:ascii="Times New Roman" w:hAnsi="Times New Roman" w:eastAsia="Times New Roman"/>
+          <w:color w:val="000000"/>
+          <w:sz w:val="24"/>
+        </w:rPr>
+        <w:tab/>
+      </w:r>
+    </w:p>
+    <w:p>
+      <w:pPr>
+        <w:tabs>
+          <w:tab w:pos="8787" w:val="right" w:leader="dot"/>
+        </w:tabs>
+        <w:spacing w:after="40" w:before="20" w:line="276" w:lineRule="auto"/>
+        <w:ind w:firstLine="0" w:left="567"/>
+      </w:pPr>
+      <w:r>
+        <w:rPr>
+          <w:rFonts w:ascii="Times New Roman" w:hAnsi="Times New Roman" w:eastAsia="Times New Roman"/>
+          <w:b w:val="0"/>
+          <w:color w:val="000000"/>
+          <w:sz w:val="24"/>
+        </w:rPr>
+        <w:t>4.6.4  Lớp PhieuNhapKho</w:t>
+      </w:r>
+      <w:r>
+        <w:rPr>
+          <w:rFonts w:ascii="Times New Roman" w:hAnsi="Times New Roman" w:eastAsia="Times New Roman"/>
+          <w:color w:val="000000"/>
+          <w:sz w:val="24"/>
+        </w:rPr>
+        <w:tab/>
+      </w:r>
+    </w:p>
+    <w:p>
+      <w:pPr>
+        <w:tabs>
+          <w:tab w:pos="8787" w:val="right" w:leader="dot"/>
+        </w:tabs>
+        <w:spacing w:after="40" w:before="20" w:line="276" w:lineRule="auto"/>
+        <w:ind w:firstLine="0" w:left="567"/>
+      </w:pPr>
+      <w:r>
+        <w:rPr>
+          <w:rFonts w:ascii="Times New Roman" w:hAnsi="Times New Roman" w:eastAsia="Times New Roman"/>
+          <w:b w:val="0"/>
+          <w:color w:val="000000"/>
+          <w:sz w:val="24"/>
+        </w:rPr>
+        <w:t>4.6.5  Lớp PhieuXuatKho</w:t>
+      </w:r>
+      <w:r>
+        <w:rPr>
+          <w:rFonts w:ascii="Times New Roman" w:hAnsi="Times New Roman" w:eastAsia="Times New Roman"/>
+          <w:color w:val="000000"/>
+          <w:sz w:val="24"/>
+        </w:rPr>
+        <w:tab/>
+      </w:r>
+    </w:p>
+    <w:p>
+      <w:pPr>
+        <w:tabs>
+          <w:tab w:pos="8787" w:val="right" w:leader="dot"/>
+        </w:tabs>
+        <w:spacing w:after="40" w:before="20" w:line="276" w:lineRule="auto"/>
+        <w:ind w:firstLine="0" w:left="567"/>
+      </w:pPr>
+      <w:r>
+        <w:rPr>
+          <w:rFonts w:ascii="Times New Roman" w:hAnsi="Times New Roman" w:eastAsia="Times New Roman"/>
+          <w:b w:val="0"/>
+          <w:color w:val="000000"/>
+          <w:sz w:val="24"/>
+        </w:rPr>
+        <w:t>4.6.6  Lớp PhieuKiemKe</w:t>
+      </w:r>
+      <w:r>
+        <w:rPr>
+          <w:rFonts w:ascii="Times New Roman" w:hAnsi="Times New Roman" w:eastAsia="Times New Roman"/>
+          <w:color w:val="000000"/>
+          <w:sz w:val="24"/>
+        </w:rPr>
+        <w:tab/>
+      </w:r>
+    </w:p>
+    <w:p>
+      <w:pPr>
+        <w:tabs>
+          <w:tab w:pos="8787" w:val="right" w:leader="dot"/>
+        </w:tabs>
+        <w:spacing w:after="40" w:before="20" w:line="276" w:lineRule="auto"/>
+        <w:ind w:firstLine="0" w:left="567"/>
+      </w:pPr>
+      <w:r>
+        <w:rPr>
+          <w:rFonts w:ascii="Times New Roman" w:hAnsi="Times New Roman" w:eastAsia="Times New Roman"/>
+          <w:b w:val="0"/>
+          <w:color w:val="000000"/>
+          <w:sz w:val="24"/>
+        </w:rPr>
+        <w:t>4.6.7  Lớp NhaCungCap / KhachHang / Kho</w:t>
+      </w:r>
+      <w:r>
+        <w:rPr>
+          <w:rFonts w:ascii="Times New Roman" w:hAnsi="Times New Roman" w:eastAsia="Times New Roman"/>
+          <w:color w:val="000000"/>
+          <w:sz w:val="24"/>
+        </w:rPr>
+        <w:tab/>
+      </w:r>
+    </w:p>
+    <w:p>
+      <w:pPr>
+        <w:tabs>
+          <w:tab w:pos="8787" w:val="right" w:leader="dot"/>
+        </w:tabs>
+        <w:spacing w:after="40" w:before="20" w:line="276" w:lineRule="auto"/>
+        <w:ind w:firstLine="0" w:left="567"/>
+      </w:pPr>
+      <w:r>
+        <w:rPr>
+          <w:rFonts w:ascii="Times New Roman" w:hAnsi="Times New Roman" w:eastAsia="Times New Roman"/>
+          <w:b w:val="0"/>
+          <w:color w:val="000000"/>
+          <w:sz w:val="24"/>
+        </w:rPr>
+        <w:t>4.6.8  Lớp LichSuThaoTac</w:t>
+      </w:r>
+      <w:r>
+        <w:rPr>
+          <w:rFonts w:ascii="Times New Roman" w:hAnsi="Times New Roman" w:eastAsia="Times New Roman"/>
+          <w:color w:val="000000"/>
+          <w:sz w:val="24"/>
+        </w:rPr>
+        <w:tab/>
+      </w:r>
+    </w:p>
+    <w:p>
+      <w:pPr>
+        <w:tabs>
+          <w:tab w:pos="8787" w:val="right" w:leader="dot"/>
+        </w:tabs>
+        <w:spacing w:after="40" w:before="20" w:line="276" w:lineRule="auto"/>
+        <w:ind w:firstLine="0" w:left="567"/>
+      </w:pPr>
+      <w:r>
+        <w:rPr>
+          <w:rFonts w:ascii="Times New Roman" w:hAnsi="Times New Roman" w:eastAsia="Times New Roman"/>
+          <w:b w:val="0"/>
+          <w:color w:val="000000"/>
+          <w:sz w:val="24"/>
+        </w:rPr>
+        <w:t>4.6.9  Liên hệ phương thức với use case (tóm tắt)</w:t>
       </w:r>
       <w:r>
         <w:rPr>
@@ -2053,7 +2287,33 @@
           <w:color w:val="000000"/>
           <w:sz w:val="24"/>
         </w:rPr>
-        <w:t>4.7  Kết luận chương</w:t>
+        <w:t>4.7  Tóm tắt quan hệ quan trọng</w:t>
+      </w:r>
+      <w:r>
+        <w:rPr>
+          <w:rFonts w:ascii="Times New Roman" w:hAnsi="Times New Roman" w:eastAsia="Times New Roman"/>
+          <w:color w:val="000000"/>
+          <w:sz w:val="24"/>
+        </w:rPr>
+        <w:tab/>
+      </w:r>
+    </w:p>
+    <w:p>
+      <w:pPr>
+        <w:tabs>
+          <w:tab w:pos="8787" w:val="right" w:leader="dot"/>
+        </w:tabs>
+        <w:spacing w:after="40" w:before="20" w:line="276" w:lineRule="auto"/>
+        <w:ind w:firstLine="0" w:left="283"/>
+      </w:pPr>
+      <w:r>
+        <w:rPr>
+          <w:rFonts w:ascii="Times New Roman" w:hAnsi="Times New Roman" w:eastAsia="Times New Roman"/>
+          <w:b w:val="0"/>
+          <w:color w:val="000000"/>
+          <w:sz w:val="24"/>
+        </w:rPr>
+        <w:t>4.8  Kết luận chương</w:t>
       </w:r>
       <w:r>
         <w:rPr>
@@ -2105,7 +2365,7 @@
           <w:color w:val="000000"/>
           <w:sz w:val="24"/>
         </w:rPr>
-        <w:t>5.1  Giới thiệu giai đoạn</w:t>
+        <w:t>5.1  Mục đích giai đoạn</w:t>
       </w:r>
       <w:r>
         <w:rPr>
@@ -2131,7 +2391,7 @@
           <w:color w:val="000000"/>
           <w:sz w:val="24"/>
         </w:rPr>
-        <w:t>5.2  Biểu đồ trình tự</w:t>
+        <w:t>5.2  Phân tích hành vi bằng biểu đồ trình tự</w:t>
       </w:r>
       <w:r>
         <w:rPr>
@@ -2287,7 +2547,7 @@
           <w:color w:val="000000"/>
           <w:sz w:val="24"/>
         </w:rPr>
-        <w:t>5.3  Biểu đồ trạng thái phiếu</w:t>
+        <w:t>5.3  Phân tích hành vi đối tượng phiếu (biểu đồ trạng thái)</w:t>
       </w:r>
       <w:r>
         <w:rPr>
@@ -2313,7 +2573,7 @@
           <w:color w:val="000000"/>
           <w:sz w:val="24"/>
         </w:rPr>
-        <w:t>5.3.1  Trạng thái phiếu nhập kho</w:t>
+        <w:t>5.3.1  Phiếu nhập kho</w:t>
       </w:r>
       <w:r>
         <w:rPr>
@@ -2339,7 +2599,7 @@
           <w:color w:val="000000"/>
           <w:sz w:val="24"/>
         </w:rPr>
-        <w:t>5.3.2  Trạng thái phiếu xuất kho</w:t>
+        <w:t>5.3.2  Phiếu xuất kho</w:t>
       </w:r>
       <w:r>
         <w:rPr>
@@ -4351,7 +4611,7 @@
           <w:color w:val="000000"/>
           <w:sz w:val="24"/>
         </w:rPr>
-        <w:t>Phân tích theo</w:t>
+        <w:t>Tên chương theo</w:t>
       </w:r>
     </w:p>
     <w:p>
@@ -4365,7 +4625,21 @@
           <w:color w:val="000000"/>
           <w:sz w:val="24"/>
         </w:rPr>
-        <w:t>(mỗi giai đoạn một loại biểu đồ chính):</w:t>
+        <w:t>, không đặt theo “tên loại hình vẽ”. Mỗi giai đoạn</w:t>
+      </w:r>
+    </w:p>
+    <w:p>
+      <w:pPr>
+        <w:spacing w:line="276" w:lineRule="auto" w:after="120"/>
+        <w:ind w:firstLine="567"/>
+      </w:pPr>
+      <w:r>
+        <w:rPr>
+          <w:rFonts w:ascii="Times New Roman" w:hAnsi="Times New Roman" w:eastAsia="Times New Roman"/>
+          <w:color w:val="000000"/>
+          <w:sz w:val="24"/>
+        </w:rPr>
+        <w:t>một biểu đồ phù hợp:</w:t>
       </w:r>
     </w:p>
     <w:tbl>
@@ -4394,10 +4668,10 @@
                 <w:color w:val="000000"/>
                 <w:sz w:val="22"/>
               </w:rPr>
-              <w:t>|p4.5cm|p4.5cm|</w:t>
+              <w:t>|p5.5cm|p3.5cm|</w:t>
               <w:br/>
               <w:br/>
-              <w:t>Giai đoạn</w:t>
+              <w:t>Giai đoạn (tên chương)</w:t>
             </w:r>
           </w:p>
         </w:tc>
@@ -4414,7 +4688,7 @@
                 <w:color w:val="000000"/>
                 <w:sz w:val="22"/>
               </w:rPr>
-              <w:t>Biểu đồ chính</w:t>
+              <w:t>Dùng biểu đồ để phân tích</w:t>
             </w:r>
           </w:p>
         </w:tc>
@@ -4450,7 +4724,7 @@
                 <w:color w:val="000000"/>
                 <w:sz w:val="22"/>
               </w:rPr>
-              <w:t>1. Phân tích chức năng</w:t>
+              <w:t>Phân tích chức năng</w:t>
             </w:r>
           </w:p>
         </w:tc>
@@ -4467,7 +4741,7 @@
                 <w:color w:val="000000"/>
                 <w:sz w:val="22"/>
               </w:rPr>
-              <w:t>Use Case</w:t>
+              <w:t>Use Case (tổng quát, phân rã, đặc tả)</w:t>
             </w:r>
           </w:p>
         </w:tc>
@@ -4503,7 +4777,7 @@
                 <w:color w:val="000000"/>
                 <w:sz w:val="22"/>
               </w:rPr>
-              <w:t>2. Phân tích cấu trúc</w:t>
+              <w:t>Phân tích cấu trúc</w:t>
             </w:r>
           </w:p>
         </w:tc>
@@ -4520,7 +4794,7 @@
                 <w:color w:val="000000"/>
                 <w:sz w:val="22"/>
               </w:rPr>
-              <w:t>Class (lớp)</w:t>
+              <w:t>Class (lớp tổng thể + theo UC)</w:t>
             </w:r>
           </w:p>
         </w:tc>
@@ -4556,7 +4830,7 @@
                 <w:color w:val="000000"/>
                 <w:sz w:val="22"/>
               </w:rPr>
-              <w:t>3. Phân tích hành vi</w:t>
+              <w:t>Phân tích hành vi</w:t>
             </w:r>
           </w:p>
         </w:tc>
@@ -4573,7 +4847,7 @@
                 <w:color w:val="000000"/>
                 <w:sz w:val="22"/>
               </w:rPr>
-              <w:t>Sequence (trình tự)</w:t>
+              <w:t>Sequence (trình tự) + State</w:t>
             </w:r>
           </w:p>
         </w:tc>
@@ -4608,7 +4882,7 @@
           <w:color w:val="000000"/>
           <w:sz w:val="24"/>
         </w:rPr>
-        <w:t>Trước phân tích: khảo sát (Ch.1), mô tả nghiệp vụ + activity (Ch.2). Sau phân tích: thiết kế chi tiết (Ch.6), CSDL + giao diện (Ch.7).</w:t>
+        <w:t>Trước: khảo sát (Ch.1), nghiệp vụ + activity (Ch.2). Sau: thiết kế chi tiết (Ch.6), CSDL + giao diện (Ch.7).</w:t>
       </w:r>
     </w:p>
     <w:p>
@@ -4636,7 +4910,7 @@
           <w:color w:val="000000"/>
           <w:sz w:val="24"/>
         </w:rPr>
-        <w:t>Chương 1: bối cảnh, phạm vi, yêu cầu. Khung 3 giai đoạn phân tích:</w:t>
+        <w:t>Chương 1: bối cảnh, phạm vi, yêu cầu. Khung phân tích:</w:t>
       </w:r>
     </w:p>
     <w:p>
@@ -4650,7 +4924,7 @@
           <w:color w:val="000000"/>
           <w:sz w:val="24"/>
         </w:rPr>
-        <w:t>(Use Case -- Class -- Sequence).</w:t>
+        <w:t>.</w:t>
       </w:r>
     </w:p>
     <w:p>
@@ -4692,7 +4966,7 @@
           <w:color w:val="000000"/>
           <w:sz w:val="24"/>
         </w:rPr>
-        <w:t>Phân tích hệ thống theo</w:t>
+        <w:t>Tên các chương phân tích theo</w:t>
       </w:r>
     </w:p>
     <w:p>
@@ -4706,7 +4980,21 @@
           <w:color w:val="000000"/>
           <w:sz w:val="24"/>
         </w:rPr>
-        <w:t>(mỗi giai đoạn một loại biểu đồ chính):</w:t>
+        <w:t>, còn biểu đồ chỉ là</w:t>
+      </w:r>
+    </w:p>
+    <w:p>
+      <w:pPr>
+        <w:spacing w:line="276" w:lineRule="auto" w:after="120"/>
+        <w:ind w:firstLine="567"/>
+      </w:pPr>
+      <w:r>
+        <w:rPr>
+          <w:rFonts w:ascii="Times New Roman" w:hAnsi="Times New Roman" w:eastAsia="Times New Roman"/>
+          <w:color w:val="000000"/>
+          <w:sz w:val="24"/>
+        </w:rPr>
+        <w:t>:</w:t>
       </w:r>
     </w:p>
     <w:p>
@@ -4720,7 +5008,7 @@
           <w:color w:val="000000"/>
           <w:sz w:val="24"/>
         </w:rPr>
-        <w:t>– Phân tích chức năng → biểu đồ Use Case (Ch.3).</w:t>
+        <w:t>– Phân tích chức năng (Ch.3) -- dùng biểu đồ Use Case + đặc tả.</w:t>
       </w:r>
     </w:p>
     <w:p>
@@ -4734,7 +5022,7 @@
           <w:color w:val="000000"/>
           <w:sz w:val="24"/>
         </w:rPr>
-        <w:t>– Phân tích cấu trúc → biểu đồ Lớp (Class) (Ch.4).</w:t>
+        <w:t>– Phân tích cấu trúc (Ch.4) -- dùng biểu đồ Class.</w:t>
       </w:r>
     </w:p>
     <w:p>
@@ -4748,7 +5036,7 @@
           <w:color w:val="000000"/>
           <w:sz w:val="24"/>
         </w:rPr>
-        <w:t>– Phân tích hành vi → biểu đồ Trình tự (Sequence) (Ch.5).</w:t>
+        <w:t>– Phân tích hành vi (Ch.5) -- dùng biểu đồ Sequence.</w:t>
       </w:r>
     </w:p>
     <w:p>
@@ -4762,7 +5050,7 @@
           <w:color w:val="000000"/>
           <w:sz w:val="24"/>
         </w:rPr>
-        <w:t>Trước đó: mô tả</w:t>
+        <w:t>Chương này: mô tả</w:t>
       </w:r>
     </w:p>
     <w:p>
@@ -4776,21 +5064,7 @@
           <w:color w:val="000000"/>
           <w:sz w:val="24"/>
         </w:rPr>
-        <w:t>+</w:t>
-      </w:r>
-    </w:p>
-    <w:p>
-      <w:pPr>
-        <w:spacing w:line="276" w:lineRule="auto" w:after="120"/>
-        <w:ind w:firstLine="567"/>
-      </w:pPr>
-      <w:r>
-        <w:rPr>
-          <w:rFonts w:ascii="Times New Roman" w:hAnsi="Times New Roman" w:eastAsia="Times New Roman"/>
-          <w:color w:val="000000"/>
-          <w:sz w:val="24"/>
-        </w:rPr>
-        <w:t>(chương này). Sau phân tích: thiết kế chi tiết / CSDL / giao diện (Ch.6--7).</w:t>
+        <w:t>+ biểu đồ hoạt động. Sau ba giai đoạn phân tích: thiết kế (Ch.6--7).</w:t>
       </w:r>
     </w:p>
     <w:p>
@@ -7857,7 +8131,7 @@
           <w:color w:val="000000"/>
           <w:sz w:val="26"/>
         </w:rPr>
-        <w:t>3.1 Giới thiệu giai đoạn</w:t>
+        <w:t>3.1 Mục đích giai đoạn</w:t>
       </w:r>
     </w:p>
     <w:p>
@@ -7871,7 +8145,7 @@
           <w:color w:val="000000"/>
           <w:sz w:val="24"/>
         </w:rPr>
-        <w:t>Phân tích hệ thống theo hướng đối tượng gồm</w:t>
+        <w:t>Phân tích hướng đối tượng gồm ba giai đoạn liên tiếp.</w:t>
       </w:r>
     </w:p>
     <w:p>
@@ -7885,7 +8159,49 @@
           <w:color w:val="000000"/>
           <w:sz w:val="24"/>
         </w:rPr>
-        <w:t>, mỗi giai đoạn gắn một loại biểu đồ chính:</w:t>
+        <w:t>trả lời: hệ thống phục vụ</w:t>
+      </w:r>
+    </w:p>
+    <w:p>
+      <w:pPr>
+        <w:spacing w:line="276" w:lineRule="auto" w:after="120"/>
+        <w:ind w:firstLine="567"/>
+      </w:pPr>
+      <w:r>
+        <w:rPr>
+          <w:rFonts w:ascii="Times New Roman" w:hAnsi="Times New Roman" w:eastAsia="Times New Roman"/>
+          <w:color w:val="000000"/>
+          <w:sz w:val="24"/>
+        </w:rPr>
+        <w:t>,</w:t>
+      </w:r>
+    </w:p>
+    <w:p>
+      <w:pPr>
+        <w:spacing w:line="276" w:lineRule="auto" w:after="120"/>
+        <w:ind w:firstLine="567"/>
+      </w:pPr>
+      <w:r>
+        <w:rPr>
+          <w:rFonts w:ascii="Times New Roman" w:hAnsi="Times New Roman" w:eastAsia="Times New Roman"/>
+          <w:color w:val="000000"/>
+          <w:sz w:val="24"/>
+        </w:rPr>
+        <w:t>dùng, mỗi tương tác nhằm</w:t>
+      </w:r>
+    </w:p>
+    <w:p>
+      <w:pPr>
+        <w:spacing w:line="276" w:lineRule="auto" w:after="120"/>
+        <w:ind w:firstLine="567"/>
+      </w:pPr>
+      <w:r>
+        <w:rPr>
+          <w:rFonts w:ascii="Times New Roman" w:hAnsi="Times New Roman" w:eastAsia="Times New Roman"/>
+          <w:color w:val="000000"/>
+          <w:sz w:val="24"/>
+        </w:rPr>
+        <w:t>nào.</w:t>
       </w:r>
     </w:p>
     <w:tbl>
@@ -7914,10 +8230,10 @@
                 <w:color w:val="000000"/>
                 <w:sz w:val="22"/>
               </w:rPr>
-              <w:t>|p4.5cm|p4cm|</w:t>
+              <w:t>|p5cm|p4cm|</w:t>
               <w:br/>
               <w:br/>
-              <w:t>Giai đoạn</w:t>
+              <w:t>Giai đoạn phân tích</w:t>
             </w:r>
           </w:p>
         </w:tc>
@@ -7934,7 +8250,7 @@
                 <w:color w:val="000000"/>
                 <w:sz w:val="22"/>
               </w:rPr>
-              <w:t>Biểu đồ chính</w:t>
+              <w:t>Dùng biểu đồ</w:t>
             </w:r>
           </w:p>
         </w:tc>
@@ -7987,7 +8303,7 @@
                 <w:color w:val="000000"/>
                 <w:sz w:val="22"/>
               </w:rPr>
-              <w:t>Use Case Diagram</w:t>
+              <w:t>Use Case (tổng quát, phân rã, đặc tả)</w:t>
             </w:r>
           </w:p>
         </w:tc>
@@ -8004,7 +8320,7 @@
                 <w:color w:val="000000"/>
                 <w:sz w:val="22"/>
               </w:rPr>
-              <w:t>Ch.3 (chương này)</w:t>
+              <w:t>Ch.3</w:t>
             </w:r>
           </w:p>
         </w:tc>
@@ -8040,7 +8356,7 @@
                 <w:color w:val="000000"/>
                 <w:sz w:val="22"/>
               </w:rPr>
-              <w:t>Class Diagram</w:t>
+              <w:t>Class (biểu đồ lớp)</w:t>
             </w:r>
           </w:p>
         </w:tc>
@@ -8093,7 +8409,7 @@
                 <w:color w:val="000000"/>
                 <w:sz w:val="22"/>
               </w:rPr>
-              <w:t>Sequence Diagram</w:t>
+              <w:t>Sequence (biểu đồ trình tự)</w:t>
             </w:r>
           </w:p>
         </w:tc>
@@ -8128,7 +8444,7 @@
           <w:color w:val="000000"/>
           <w:sz w:val="24"/>
         </w:rPr>
-        <w:t>trả lời các câu hỏi: hệ thống cung cấp</w:t>
+        <w:t>Trong chương này,</w:t>
       </w:r>
     </w:p>
     <w:p>
@@ -8142,7 +8458,7 @@
           <w:color w:val="000000"/>
           <w:sz w:val="24"/>
         </w:rPr>
-        <w:t>?</w:t>
+        <w:t>được dùng để</w:t>
       </w:r>
     </w:p>
     <w:p>
@@ -8156,7 +8472,21 @@
           <w:color w:val="000000"/>
           <w:sz w:val="24"/>
         </w:rPr>
-        <w:t>(tác nhân) sử dụng? Mục tiêu của mỗi tương tác là gì? Kết quả của giai đoạn này gồm: danh sách tác nhân, biểu đồ use case tổng quát, biểu đồ use case phân rã và</w:t>
+        <w:t>-- không phải “vẽ use case cho có”, mà để xác định ranh giới hệ thống, tác nhân và các mục tiêu sử dụng.</w:t>
+      </w:r>
+    </w:p>
+    <w:p>
+      <w:pPr>
+        <w:pStyle w:val="Heading2"/>
+      </w:pPr>
+      <w:r>
+        <w:rPr>
+          <w:rFonts w:ascii="Times New Roman" w:hAnsi="Times New Roman" w:eastAsia="Times New Roman"/>
+          <w:b/>
+          <w:color w:val="000000"/>
+          <w:sz w:val="26"/>
+        </w:rPr>
+        <w:t>3.2 Xác định tác nhân</w:t>
       </w:r>
     </w:p>
     <w:p>
@@ -8170,35 +8500,7 @@
           <w:color w:val="000000"/>
           <w:sz w:val="24"/>
         </w:rPr>
-        <w:t>từng use case.</w:t>
-      </w:r>
-    </w:p>
-    <w:p>
-      <w:pPr>
-        <w:pStyle w:val="Heading2"/>
-      </w:pPr>
-      <w:r>
-        <w:rPr>
-          <w:rFonts w:ascii="Times New Roman" w:hAnsi="Times New Roman" w:eastAsia="Times New Roman"/>
-          <w:b/>
-          <w:color w:val="000000"/>
-          <w:sz w:val="26"/>
-        </w:rPr>
-        <w:t>3.2 Phân tích tác nhân</w:t>
-      </w:r>
-    </w:p>
-    <w:p>
-      <w:pPr>
-        <w:spacing w:line="276" w:lineRule="auto" w:after="120"/>
-        <w:ind w:firstLine="567"/>
-      </w:pPr>
-      <w:r>
-        <w:rPr>
-          <w:rFonts w:ascii="Times New Roman" w:hAnsi="Times New Roman" w:eastAsia="Times New Roman"/>
-          <w:color w:val="000000"/>
-          <w:sz w:val="24"/>
-        </w:rPr>
-        <w:t>Tác nhân (actor) là người (hoặc hệ thống bên ngoài) tương tác với hệ thống để đạt một mục tiêu. Dựa trên nghiệp vụ Chương 2, hệ thống có ba tác nhân chính:</w:t>
+        <w:t>Tác nhân là vai trò bên ngoài hệ thống, chủ động khởi tạo tương tác để đạt mục tiêu.</w:t>
       </w:r>
     </w:p>
     <w:tbl>
@@ -8246,7 +8548,7 @@
                 <w:color w:val="000000"/>
                 <w:sz w:val="22"/>
               </w:rPr>
-              <w:t>Mô tả vai trò</w:t>
+              <w:t>Mô tả</w:t>
             </w:r>
           </w:p>
         </w:tc>
@@ -8282,7 +8584,7 @@
                 <w:color w:val="000000"/>
                 <w:sz w:val="22"/>
               </w:rPr>
-              <w:t>Quản lý tài khoản người dùng, phân quyền theo vai trò; có thể tạo/cập nhật thông tin kho; xem báo cáo nhập xuất tồn. Có toàn quyền cấu hình người dùng.</w:t>
+              <w:t>Quản lý tài khoản, phân quyền; quản lý kho; xem báo cáo nhập xuất tồn.</w:t>
             </w:r>
           </w:p>
         </w:tc>
@@ -8318,7 +8620,7 @@
                 <w:color w:val="000000"/>
                 <w:sz w:val="22"/>
               </w:rPr>
-              <w:t>Giám sát tồn kho; phê duyệt phiếu nhập, xuất, kiểm kê; quản lý danh mục hàng hóa, nhà cung cấp, khách hàng, kho; xem báo cáo.</w:t>
+              <w:t>Duyệt phiếu nhập/xuất/kiểm kê; quản lý danh mục hàng, đối tác, kho; xem báo cáo.</w:t>
             </w:r>
           </w:p>
         </w:tc>
@@ -8354,7 +8656,7 @@
                 <w:color w:val="000000"/>
                 <w:sz w:val="22"/>
               </w:rPr>
-              <w:t>Thực hiện thao tác hàng ngày: lập phiếu nhập/xuất/kiểm kê; thêm và tìm kiếm hàng hóa, nhà cung cấp, khách hàng. Là actor thao tác nhiều nhất.</w:t>
+              <w:t>Lập phiếu nhập, xuất, kiểm kê; thêm và tìm kiếm hàng hóa, nhà cung cấp, khách hàng.</w:t>
             </w:r>
           </w:p>
         </w:tc>
@@ -8372,7 +8674,7 @@
           <w:color w:val="000000"/>
           <w:sz w:val="26"/>
         </w:rPr>
-        <w:t>3.3 Nguyên tắc xác định use case</w:t>
+        <w:t>3.3 Nguyên tắc tách use case</w:t>
       </w:r>
     </w:p>
     <w:p>
@@ -8386,7 +8688,7 @@
           <w:color w:val="000000"/>
           <w:sz w:val="24"/>
         </w:rPr>
-        <w:t>• Use case biểu diễn một mục tiêu cụ thể mà actor muốn đạt được khi dùng hệ thống (ví dụ: “Thêm hàng hóa”, “Lập phiếu nhập kho”).</w:t>
+        <w:t>• Mỗi use case là một mục tiêu cụ thể mà actor muốn đạt (ví dụ: “Thêm hàng hóa”).</w:t>
       </w:r>
     </w:p>
     <w:p>
@@ -8400,7 +8702,7 @@
           <w:color w:val="000000"/>
           <w:sz w:val="24"/>
         </w:rPr>
-        <w:t>• Không coi tên nghiệp vụ chung như “Quản lý hàng hóa”, “Quản lý nhà cung cấp” là một use case -- đó là gói chức năng, cần phân rã.</w:t>
+        <w:t>• Tên nghiệp vụ kiểu “Quản lý hàng hóa” là gói chung, không đặt làm một use case duy nhất.</w:t>
       </w:r>
     </w:p>
     <w:p>
@@ -8414,21 +8716,7 @@
           <w:color w:val="000000"/>
           <w:sz w:val="24"/>
         </w:rPr>
-        <w:t>• Đăng nhập / Đăng xuất không phải nghiệp vụ kho mà là use case hệ thống, vẫn được đặc tả vì điều kiện để actor thực hiện các use case khác.</w:t>
-      </w:r>
-    </w:p>
-    <w:p>
-      <w:pPr>
-        <w:spacing w:line="276" w:lineRule="auto" w:after="60"/>
-        <w:ind w:firstLine="0" w:left="567"/>
-      </w:pPr>
-      <w:r>
-        <w:rPr>
-          <w:rFonts w:ascii="Times New Roman" w:hAnsi="Times New Roman" w:eastAsia="Times New Roman"/>
-          <w:color w:val="000000"/>
-          <w:sz w:val="24"/>
-        </w:rPr>
-        <w:t>• Sơ đồ tổng quát thể hiện các nhóm chức năng; sơ đồ phân rã thể hiện từng use case cụ thể.</w:t>
+        <w:t>• Đăng nhập / Đăng xuất là use case hệ thống (hỗ trợ truy cập), không phải nghiệp vụ quản lý kho, nhưng vẫn cần đặc tả vì là điểm vào của mọi actor.</w:t>
       </w:r>
     </w:p>
     <w:p>
@@ -8442,7 +8730,7 @@
           <w:color w:val="000000"/>
           <w:sz w:val="26"/>
         </w:rPr>
-        <w:t>3.4 Biểu đồ use case tổng quát</w:t>
+        <w:t>3.4 Phân tích chức năng bằng biểu đồ use case tổng quát</w:t>
       </w:r>
     </w:p>
     <w:p>
@@ -8456,7 +8744,7 @@
           <w:color w:val="000000"/>
           <w:sz w:val="24"/>
         </w:rPr>
-        <w:t>Sơ đồ tổng quát cho thấy các nhóm chức năng chính của hệ thống và quan hệ với ba tác nhân. Mỗi oval ở mức này là</w:t>
+        <w:t>Sơ đồ tổng quát thể hiện các</w:t>
       </w:r>
     </w:p>
     <w:p>
@@ -8470,7 +8758,7 @@
           <w:color w:val="000000"/>
           <w:sz w:val="24"/>
         </w:rPr>
-        <w:t>(chưa phải use case chi tiết) -- sẽ được phân rã ở mục sau.</w:t>
+        <w:t>và quan hệ với tác nhân. Mỗi oval mức tổng quát là nhóm sẽ được phân rã ở mục sau.</w:t>
       </w:r>
     </w:p>
     <w:p>
@@ -8541,7 +8829,35 @@
           <w:color w:val="000000"/>
           <w:sz w:val="26"/>
         </w:rPr>
-        <w:t>3.5 Biểu đồ use case phân rã</w:t>
+        <w:t>3.5 Phân tích chức năng bằng biểu đồ use case phân rã</w:t>
+      </w:r>
+    </w:p>
+    <w:p>
+      <w:pPr>
+        <w:spacing w:line="276" w:lineRule="auto" w:after="120"/>
+        <w:ind w:firstLine="567"/>
+      </w:pPr>
+      <w:r>
+        <w:rPr>
+          <w:rFonts w:ascii="Times New Roman" w:hAnsi="Times New Roman" w:eastAsia="Times New Roman"/>
+          <w:color w:val="000000"/>
+          <w:sz w:val="24"/>
+        </w:rPr>
+        <w:t>Mỗi sơ đồ phân rã gắn với một nhóm chức năng; mỗi oval là</w:t>
+      </w:r>
+    </w:p>
+    <w:p>
+      <w:pPr>
+        <w:spacing w:line="276" w:lineRule="auto" w:after="120"/>
+        <w:ind w:firstLine="567"/>
+      </w:pPr>
+      <w:r>
+        <w:rPr>
+          <w:rFonts w:ascii="Times New Roman" w:hAnsi="Times New Roman" w:eastAsia="Times New Roman"/>
+          <w:color w:val="000000"/>
+          <w:sz w:val="24"/>
+        </w:rPr>
+        <w:t>(một mục tiêu).</w:t>
       </w:r>
     </w:p>
     <w:p>
@@ -8555,7 +8871,7 @@
           <w:color w:val="000000"/>
           <w:sz w:val="24"/>
         </w:rPr>
-        <w:t>3.5.1 Nhóm đăng nhập và quản lý tài khoản</w:t>
+        <w:t>3.5.1 Nhóm truy cập và tài khoản</w:t>
       </w:r>
     </w:p>
     <w:p>
@@ -8626,7 +8942,7 @@
           <w:color w:val="000000"/>
           <w:sz w:val="24"/>
         </w:rPr>
-        <w:t>3.5.2 Nhóm quản lý đối tác</w:t>
+        <w:t>3.5.2 Nhóm đối tác</w:t>
       </w:r>
     </w:p>
     <w:p>
@@ -8697,7 +9013,7 @@
           <w:color w:val="000000"/>
           <w:sz w:val="24"/>
         </w:rPr>
-        <w:t>3.5.3 Nhóm quản lý hàng hóa và kho</w:t>
+        <w:t>3.5.3 Nhóm hàng hóa và kho</w:t>
       </w:r>
     </w:p>
     <w:p>
@@ -8839,35 +9155,7 @@
           <w:color w:val="000000"/>
           <w:sz w:val="26"/>
         </w:rPr>
-        <w:t>3.6 Danh sách use case</w:t>
-      </w:r>
-    </w:p>
-    <w:p>
-      <w:pPr>
-        <w:spacing w:line="276" w:lineRule="auto" w:after="120"/>
-        <w:ind w:firstLine="567"/>
-      </w:pPr>
-      <w:r>
-        <w:rPr>
-          <w:rFonts w:ascii="Times New Roman" w:hAnsi="Times New Roman" w:eastAsia="Times New Roman"/>
-          <w:color w:val="000000"/>
-          <w:sz w:val="24"/>
-        </w:rPr>
-        <w:t>Hệ thống xác định</w:t>
-      </w:r>
-    </w:p>
-    <w:p>
-      <w:pPr>
-        <w:spacing w:line="276" w:lineRule="auto" w:after="120"/>
-        <w:ind w:firstLine="567"/>
-      </w:pPr>
-      <w:r>
-        <w:rPr>
-          <w:rFonts w:ascii="Times New Roman" w:hAnsi="Times New Roman" w:eastAsia="Times New Roman"/>
-          <w:color w:val="000000"/>
-          <w:sz w:val="24"/>
-        </w:rPr>
-        <w:t>tiêu biểu:</w:t>
+        <w:t>3.6 Bảng tổng hợp use case</w:t>
       </w:r>
     </w:p>
     <w:tbl>
@@ -8878,14 +9166,15 @@
         <w:tblLook w:firstColumn="1" w:firstRow="1" w:lastColumn="0" w:lastRow="0" w:noHBand="0" w:noVBand="1" w:val="04A0"/>
       </w:tblPr>
       <w:tblGrid>
-        <w:gridCol w:w="3024"/>
-        <w:gridCol w:w="3024"/>
-        <w:gridCol w:w="3024"/>
+        <w:gridCol w:w="2268"/>
+        <w:gridCol w:w="2268"/>
+        <w:gridCol w:w="2268"/>
+        <w:gridCol w:w="2268"/>
       </w:tblGrid>
       <w:tr>
         <w:tc>
           <w:tcPr>
-            <w:tcW w:type="dxa" w:w="3024"/>
+            <w:tcW w:type="dxa" w:w="2268"/>
           </w:tcPr>
           <w:p>
             <w:r/>
@@ -8896,7 +9185,7 @@
                 <w:color w:val="000000"/>
                 <w:sz w:val="22"/>
               </w:rPr>
-              <w:t>|p5cm|p6.5cm|</w:t>
+              <w:t>|p4.8cm|p3.2cm|p3.5cm|</w:t>
               <w:br/>
               <w:br/>
               <w:t>Mã</w:t>
@@ -8905,7 +9194,7 @@
         </w:tc>
         <w:tc>
           <w:tcPr>
-            <w:tcW w:type="dxa" w:w="3024"/>
+            <w:tcW w:type="dxa" w:w="2268"/>
           </w:tcPr>
           <w:p>
             <w:r/>
@@ -8916,13 +9205,13 @@
                 <w:color w:val="000000"/>
                 <w:sz w:val="22"/>
               </w:rPr>
-              <w:t>Use case (mục tiêu)</w:t>
+              <w:t>Tên use case</w:t>
             </w:r>
           </w:p>
         </w:tc>
         <w:tc>
           <w:tcPr>
-            <w:tcW w:type="dxa" w:w="3024"/>
+            <w:tcW w:type="dxa" w:w="2268"/>
           </w:tcPr>
           <w:p>
             <w:r/>
@@ -8933,7 +9222,24 @@
                 <w:color w:val="000000"/>
                 <w:sz w:val="22"/>
               </w:rPr>
-              <w:t>Tác nhân chính</w:t>
+              <w:t>Tác nhân</w:t>
+            </w:r>
+          </w:p>
+        </w:tc>
+        <w:tc>
+          <w:tcPr>
+            <w:tcW w:type="dxa" w:w="2268"/>
+          </w:tcPr>
+          <w:p>
+            <w:r/>
+            <w:r>
+              <w:rPr>
+                <w:rFonts w:ascii="Times New Roman" w:hAnsi="Times New Roman" w:eastAsia="Times New Roman"/>
+                <w:b/>
+                <w:color w:val="000000"/>
+                <w:sz w:val="22"/>
+              </w:rPr>
+              <w:t>Nhóm chức năng</w:t>
             </w:r>
           </w:p>
         </w:tc>
@@ -8941,7 +9247,7 @@
       <w:tr>
         <w:tc>
           <w:tcPr>
-            <w:tcW w:type="dxa" w:w="3024"/>
+            <w:tcW w:type="dxa" w:w="2268"/>
           </w:tcPr>
           <w:p>
             <w:r/>
@@ -8958,7 +9264,7 @@
         </w:tc>
         <w:tc>
           <w:tcPr>
-            <w:tcW w:type="dxa" w:w="3024"/>
+            <w:tcW w:type="dxa" w:w="2268"/>
           </w:tcPr>
           <w:p>
             <w:r/>
@@ -8975,7 +9281,7 @@
         </w:tc>
         <w:tc>
           <w:tcPr>
-            <w:tcW w:type="dxa" w:w="3024"/>
+            <w:tcW w:type="dxa" w:w="2268"/>
           </w:tcPr>
           <w:p>
             <w:r/>
@@ -8986,7 +9292,24 @@
                 <w:color w:val="000000"/>
                 <w:sz w:val="22"/>
               </w:rPr>
-              <w:t>Tất cả người dùng</w:t>
+              <w:t>Tất cả</w:t>
+            </w:r>
+          </w:p>
+        </w:tc>
+        <w:tc>
+          <w:tcPr>
+            <w:tcW w:type="dxa" w:w="2268"/>
+          </w:tcPr>
+          <w:p>
+            <w:r/>
+            <w:r>
+              <w:rPr>
+                <w:rFonts w:ascii="Times New Roman" w:hAnsi="Times New Roman" w:eastAsia="Times New Roman"/>
+                <w:b w:val="0"/>
+                <w:color w:val="000000"/>
+                <w:sz w:val="22"/>
+              </w:rPr>
+              <w:t>Hệ thống</w:t>
             </w:r>
           </w:p>
         </w:tc>
@@ -8994,7 +9317,7 @@
       <w:tr>
         <w:tc>
           <w:tcPr>
-            <w:tcW w:type="dxa" w:w="3024"/>
+            <w:tcW w:type="dxa" w:w="2268"/>
           </w:tcPr>
           <w:p>
             <w:r/>
@@ -9011,7 +9334,7 @@
         </w:tc>
         <w:tc>
           <w:tcPr>
-            <w:tcW w:type="dxa" w:w="3024"/>
+            <w:tcW w:type="dxa" w:w="2268"/>
           </w:tcPr>
           <w:p>
             <w:r/>
@@ -9028,7 +9351,7 @@
         </w:tc>
         <w:tc>
           <w:tcPr>
-            <w:tcW w:type="dxa" w:w="3024"/>
+            <w:tcW w:type="dxa" w:w="2268"/>
           </w:tcPr>
           <w:p>
             <w:r/>
@@ -9039,7 +9362,24 @@
                 <w:color w:val="000000"/>
                 <w:sz w:val="22"/>
               </w:rPr>
-              <w:t>Tất cả người dùng</w:t>
+              <w:t>Tất cả</w:t>
+            </w:r>
+          </w:p>
+        </w:tc>
+        <w:tc>
+          <w:tcPr>
+            <w:tcW w:type="dxa" w:w="2268"/>
+          </w:tcPr>
+          <w:p>
+            <w:r/>
+            <w:r>
+              <w:rPr>
+                <w:rFonts w:ascii="Times New Roman" w:hAnsi="Times New Roman" w:eastAsia="Times New Roman"/>
+                <w:b w:val="0"/>
+                <w:color w:val="000000"/>
+                <w:sz w:val="22"/>
+              </w:rPr>
+              <w:t>Hệ thống</w:t>
             </w:r>
           </w:p>
         </w:tc>
@@ -9047,7 +9387,7 @@
       <w:tr>
         <w:tc>
           <w:tcPr>
-            <w:tcW w:type="dxa" w:w="3024"/>
+            <w:tcW w:type="dxa" w:w="2268"/>
           </w:tcPr>
           <w:p>
             <w:r/>
@@ -9064,7 +9404,7 @@
         </w:tc>
         <w:tc>
           <w:tcPr>
-            <w:tcW w:type="dxa" w:w="3024"/>
+            <w:tcW w:type="dxa" w:w="2268"/>
           </w:tcPr>
           <w:p>
             <w:r/>
@@ -9081,7 +9421,7 @@
         </w:tc>
         <w:tc>
           <w:tcPr>
-            <w:tcW w:type="dxa" w:w="3024"/>
+            <w:tcW w:type="dxa" w:w="2268"/>
           </w:tcPr>
           <w:p>
             <w:r/>
@@ -9092,7 +9432,24 @@
                 <w:color w:val="000000"/>
                 <w:sz w:val="22"/>
               </w:rPr>
-              <w:t>Quản trị viên</w:t>
+              <w:t>QTV</w:t>
+            </w:r>
+          </w:p>
+        </w:tc>
+        <w:tc>
+          <w:tcPr>
+            <w:tcW w:type="dxa" w:w="2268"/>
+          </w:tcPr>
+          <w:p>
+            <w:r/>
+            <w:r>
+              <w:rPr>
+                <w:rFonts w:ascii="Times New Roman" w:hAnsi="Times New Roman" w:eastAsia="Times New Roman"/>
+                <w:b w:val="0"/>
+                <w:color w:val="000000"/>
+                <w:sz w:val="22"/>
+              </w:rPr>
+              <w:t>Tài khoản</w:t>
             </w:r>
           </w:p>
         </w:tc>
@@ -9100,7 +9457,7 @@
       <w:tr>
         <w:tc>
           <w:tcPr>
-            <w:tcW w:type="dxa" w:w="3024"/>
+            <w:tcW w:type="dxa" w:w="2268"/>
           </w:tcPr>
           <w:p>
             <w:r/>
@@ -9117,7 +9474,7 @@
         </w:tc>
         <w:tc>
           <w:tcPr>
-            <w:tcW w:type="dxa" w:w="3024"/>
+            <w:tcW w:type="dxa" w:w="2268"/>
           </w:tcPr>
           <w:p>
             <w:r/>
@@ -9134,7 +9491,7 @@
         </w:tc>
         <w:tc>
           <w:tcPr>
-            <w:tcW w:type="dxa" w:w="3024"/>
+            <w:tcW w:type="dxa" w:w="2268"/>
           </w:tcPr>
           <w:p>
             <w:r/>
@@ -9145,7 +9502,24 @@
                 <w:color w:val="000000"/>
                 <w:sz w:val="22"/>
               </w:rPr>
-              <w:t>Nhân viên kho, Quản lý kho</w:t>
+              <w:t>NV, QL</w:t>
+            </w:r>
+          </w:p>
+        </w:tc>
+        <w:tc>
+          <w:tcPr>
+            <w:tcW w:type="dxa" w:w="2268"/>
+          </w:tcPr>
+          <w:p>
+            <w:r/>
+            <w:r>
+              <w:rPr>
+                <w:rFonts w:ascii="Times New Roman" w:hAnsi="Times New Roman" w:eastAsia="Times New Roman"/>
+                <w:b w:val="0"/>
+                <w:color w:val="000000"/>
+                <w:sz w:val="22"/>
+              </w:rPr>
+              <w:t>Đối tác</w:t>
             </w:r>
           </w:p>
         </w:tc>
@@ -9153,7 +9527,7 @@
       <w:tr>
         <w:tc>
           <w:tcPr>
-            <w:tcW w:type="dxa" w:w="3024"/>
+            <w:tcW w:type="dxa" w:w="2268"/>
           </w:tcPr>
           <w:p>
             <w:r/>
@@ -9170,7 +9544,7 @@
         </w:tc>
         <w:tc>
           <w:tcPr>
-            <w:tcW w:type="dxa" w:w="3024"/>
+            <w:tcW w:type="dxa" w:w="2268"/>
           </w:tcPr>
           <w:p>
             <w:r/>
@@ -9187,7 +9561,7 @@
         </w:tc>
         <w:tc>
           <w:tcPr>
-            <w:tcW w:type="dxa" w:w="3024"/>
+            <w:tcW w:type="dxa" w:w="2268"/>
           </w:tcPr>
           <w:p>
             <w:r/>
@@ -9198,7 +9572,24 @@
                 <w:color w:val="000000"/>
                 <w:sz w:val="22"/>
               </w:rPr>
-              <w:t>Nhân viên kho, Quản lý kho</w:t>
+              <w:t>NV, QL</w:t>
+            </w:r>
+          </w:p>
+        </w:tc>
+        <w:tc>
+          <w:tcPr>
+            <w:tcW w:type="dxa" w:w="2268"/>
+          </w:tcPr>
+          <w:p>
+            <w:r/>
+            <w:r>
+              <w:rPr>
+                <w:rFonts w:ascii="Times New Roman" w:hAnsi="Times New Roman" w:eastAsia="Times New Roman"/>
+                <w:b w:val="0"/>
+                <w:color w:val="000000"/>
+                <w:sz w:val="22"/>
+              </w:rPr>
+              <w:t>Đối tác</w:t>
             </w:r>
           </w:p>
         </w:tc>
@@ -9206,7 +9597,7 @@
       <w:tr>
         <w:tc>
           <w:tcPr>
-            <w:tcW w:type="dxa" w:w="3024"/>
+            <w:tcW w:type="dxa" w:w="2268"/>
           </w:tcPr>
           <w:p>
             <w:r/>
@@ -9223,7 +9614,7 @@
         </w:tc>
         <w:tc>
           <w:tcPr>
-            <w:tcW w:type="dxa" w:w="3024"/>
+            <w:tcW w:type="dxa" w:w="2268"/>
           </w:tcPr>
           <w:p>
             <w:r/>
@@ -9240,7 +9631,7 @@
         </w:tc>
         <w:tc>
           <w:tcPr>
-            <w:tcW w:type="dxa" w:w="3024"/>
+            <w:tcW w:type="dxa" w:w="2268"/>
           </w:tcPr>
           <w:p>
             <w:r/>
@@ -9251,7 +9642,24 @@
                 <w:color w:val="000000"/>
                 <w:sz w:val="22"/>
               </w:rPr>
-              <w:t>Nhân viên kho, Quản lý kho</w:t>
+              <w:t>NV, QL</w:t>
+            </w:r>
+          </w:p>
+        </w:tc>
+        <w:tc>
+          <w:tcPr>
+            <w:tcW w:type="dxa" w:w="2268"/>
+          </w:tcPr>
+          <w:p>
+            <w:r/>
+            <w:r>
+              <w:rPr>
+                <w:rFonts w:ascii="Times New Roman" w:hAnsi="Times New Roman" w:eastAsia="Times New Roman"/>
+                <w:b w:val="0"/>
+                <w:color w:val="000000"/>
+                <w:sz w:val="22"/>
+              </w:rPr>
+              <w:t>Hàng hóa</w:t>
             </w:r>
           </w:p>
         </w:tc>
@@ -9259,7 +9667,7 @@
       <w:tr>
         <w:tc>
           <w:tcPr>
-            <w:tcW w:type="dxa" w:w="3024"/>
+            <w:tcW w:type="dxa" w:w="2268"/>
           </w:tcPr>
           <w:p>
             <w:r/>
@@ -9276,7 +9684,7 @@
         </w:tc>
         <w:tc>
           <w:tcPr>
-            <w:tcW w:type="dxa" w:w="3024"/>
+            <w:tcW w:type="dxa" w:w="2268"/>
           </w:tcPr>
           <w:p>
             <w:r/>
@@ -9293,7 +9701,7 @@
         </w:tc>
         <w:tc>
           <w:tcPr>
-            <w:tcW w:type="dxa" w:w="3024"/>
+            <w:tcW w:type="dxa" w:w="2268"/>
           </w:tcPr>
           <w:p>
             <w:r/>
@@ -9304,7 +9712,24 @@
                 <w:color w:val="000000"/>
                 <w:sz w:val="22"/>
               </w:rPr>
-              <w:t>Người dùng có quyền</w:t>
+              <w:t>Có quyền</w:t>
+            </w:r>
+          </w:p>
+        </w:tc>
+        <w:tc>
+          <w:tcPr>
+            <w:tcW w:type="dxa" w:w="2268"/>
+          </w:tcPr>
+          <w:p>
+            <w:r/>
+            <w:r>
+              <w:rPr>
+                <w:rFonts w:ascii="Times New Roman" w:hAnsi="Times New Roman" w:eastAsia="Times New Roman"/>
+                <w:b w:val="0"/>
+                <w:color w:val="000000"/>
+                <w:sz w:val="22"/>
+              </w:rPr>
+              <w:t>Hàng hóa</w:t>
             </w:r>
           </w:p>
         </w:tc>
@@ -9312,7 +9737,7 @@
       <w:tr>
         <w:tc>
           <w:tcPr>
-            <w:tcW w:type="dxa" w:w="3024"/>
+            <w:tcW w:type="dxa" w:w="2268"/>
           </w:tcPr>
           <w:p>
             <w:r/>
@@ -9329,7 +9754,7 @@
         </w:tc>
         <w:tc>
           <w:tcPr>
-            <w:tcW w:type="dxa" w:w="3024"/>
+            <w:tcW w:type="dxa" w:w="2268"/>
           </w:tcPr>
           <w:p>
             <w:r/>
@@ -9346,7 +9771,7 @@
         </w:tc>
         <w:tc>
           <w:tcPr>
-            <w:tcW w:type="dxa" w:w="3024"/>
+            <w:tcW w:type="dxa" w:w="2268"/>
           </w:tcPr>
           <w:p>
             <w:r/>
@@ -9357,7 +9782,24 @@
                 <w:color w:val="000000"/>
                 <w:sz w:val="22"/>
               </w:rPr>
-              <w:t>Quản lý kho, Quản trị viên</w:t>
+              <w:t>QL, QTV</w:t>
+            </w:r>
+          </w:p>
+        </w:tc>
+        <w:tc>
+          <w:tcPr>
+            <w:tcW w:type="dxa" w:w="2268"/>
+          </w:tcPr>
+          <w:p>
+            <w:r/>
+            <w:r>
+              <w:rPr>
+                <w:rFonts w:ascii="Times New Roman" w:hAnsi="Times New Roman" w:eastAsia="Times New Roman"/>
+                <w:b w:val="0"/>
+                <w:color w:val="000000"/>
+                <w:sz w:val="22"/>
+              </w:rPr>
+              <w:t>Kho</w:t>
             </w:r>
           </w:p>
         </w:tc>
@@ -9365,7 +9807,7 @@
       <w:tr>
         <w:tc>
           <w:tcPr>
-            <w:tcW w:type="dxa" w:w="3024"/>
+            <w:tcW w:type="dxa" w:w="2268"/>
           </w:tcPr>
           <w:p>
             <w:r/>
@@ -9382,7 +9824,7 @@
         </w:tc>
         <w:tc>
           <w:tcPr>
-            <w:tcW w:type="dxa" w:w="3024"/>
+            <w:tcW w:type="dxa" w:w="2268"/>
           </w:tcPr>
           <w:p>
             <w:r/>
@@ -9399,7 +9841,7 @@
         </w:tc>
         <w:tc>
           <w:tcPr>
-            <w:tcW w:type="dxa" w:w="3024"/>
+            <w:tcW w:type="dxa" w:w="2268"/>
           </w:tcPr>
           <w:p>
             <w:r/>
@@ -9410,7 +9852,24 @@
                 <w:color w:val="000000"/>
                 <w:sz w:val="22"/>
               </w:rPr>
-              <w:t>NV kho (lập), QL kho (duyệt)</w:t>
+              <w:t>NV, QL</w:t>
+            </w:r>
+          </w:p>
+        </w:tc>
+        <w:tc>
+          <w:tcPr>
+            <w:tcW w:type="dxa" w:w="2268"/>
+          </w:tcPr>
+          <w:p>
+            <w:r/>
+            <w:r>
+              <w:rPr>
+                <w:rFonts w:ascii="Times New Roman" w:hAnsi="Times New Roman" w:eastAsia="Times New Roman"/>
+                <w:b w:val="0"/>
+                <w:color w:val="000000"/>
+                <w:sz w:val="22"/>
+              </w:rPr>
+              <w:t>Nhập kho</w:t>
             </w:r>
           </w:p>
         </w:tc>
@@ -9418,7 +9877,7 @@
       <w:tr>
         <w:tc>
           <w:tcPr>
-            <w:tcW w:type="dxa" w:w="3024"/>
+            <w:tcW w:type="dxa" w:w="2268"/>
           </w:tcPr>
           <w:p>
             <w:r/>
@@ -9435,7 +9894,7 @@
         </w:tc>
         <w:tc>
           <w:tcPr>
-            <w:tcW w:type="dxa" w:w="3024"/>
+            <w:tcW w:type="dxa" w:w="2268"/>
           </w:tcPr>
           <w:p>
             <w:r/>
@@ -9452,7 +9911,7 @@
         </w:tc>
         <w:tc>
           <w:tcPr>
-            <w:tcW w:type="dxa" w:w="3024"/>
+            <w:tcW w:type="dxa" w:w="2268"/>
           </w:tcPr>
           <w:p>
             <w:r/>
@@ -9463,7 +9922,24 @@
                 <w:color w:val="000000"/>
                 <w:sz w:val="22"/>
               </w:rPr>
-              <w:t>NV kho (lập), QL kho (duyệt)</w:t>
+              <w:t>NV, QL</w:t>
+            </w:r>
+          </w:p>
+        </w:tc>
+        <w:tc>
+          <w:tcPr>
+            <w:tcW w:type="dxa" w:w="2268"/>
+          </w:tcPr>
+          <w:p>
+            <w:r/>
+            <w:r>
+              <w:rPr>
+                <w:rFonts w:ascii="Times New Roman" w:hAnsi="Times New Roman" w:eastAsia="Times New Roman"/>
+                <w:b w:val="0"/>
+                <w:color w:val="000000"/>
+                <w:sz w:val="22"/>
+              </w:rPr>
+              <w:t>Xuất kho</w:t>
             </w:r>
           </w:p>
         </w:tc>
@@ -9471,7 +9947,7 @@
       <w:tr>
         <w:tc>
           <w:tcPr>
-            <w:tcW w:type="dxa" w:w="3024"/>
+            <w:tcW w:type="dxa" w:w="2268"/>
           </w:tcPr>
           <w:p>
             <w:r/>
@@ -9488,7 +9964,7 @@
         </w:tc>
         <w:tc>
           <w:tcPr>
-            <w:tcW w:type="dxa" w:w="3024"/>
+            <w:tcW w:type="dxa" w:w="2268"/>
           </w:tcPr>
           <w:p>
             <w:r/>
@@ -9505,7 +9981,7 @@
         </w:tc>
         <w:tc>
           <w:tcPr>
-            <w:tcW w:type="dxa" w:w="3024"/>
+            <w:tcW w:type="dxa" w:w="2268"/>
           </w:tcPr>
           <w:p>
             <w:r/>
@@ -9516,7 +9992,24 @@
                 <w:color w:val="000000"/>
                 <w:sz w:val="22"/>
               </w:rPr>
-              <w:t>NV kho (lập), QL kho (duyệt)</w:t>
+              <w:t>NV, QL</w:t>
+            </w:r>
+          </w:p>
+        </w:tc>
+        <w:tc>
+          <w:tcPr>
+            <w:tcW w:type="dxa" w:w="2268"/>
+          </w:tcPr>
+          <w:p>
+            <w:r/>
+            <w:r>
+              <w:rPr>
+                <w:rFonts w:ascii="Times New Roman" w:hAnsi="Times New Roman" w:eastAsia="Times New Roman"/>
+                <w:b w:val="0"/>
+                <w:color w:val="000000"/>
+                <w:sz w:val="22"/>
+              </w:rPr>
+              <w:t>Kiểm kê</w:t>
             </w:r>
           </w:p>
         </w:tc>
@@ -9524,7 +10017,7 @@
       <w:tr>
         <w:tc>
           <w:tcPr>
-            <w:tcW w:type="dxa" w:w="3024"/>
+            <w:tcW w:type="dxa" w:w="2268"/>
           </w:tcPr>
           <w:p>
             <w:r/>
@@ -9541,7 +10034,7 @@
         </w:tc>
         <w:tc>
           <w:tcPr>
-            <w:tcW w:type="dxa" w:w="3024"/>
+            <w:tcW w:type="dxa" w:w="2268"/>
           </w:tcPr>
           <w:p>
             <w:r/>
@@ -9558,7 +10051,7 @@
         </w:tc>
         <w:tc>
           <w:tcPr>
-            <w:tcW w:type="dxa" w:w="3024"/>
+            <w:tcW w:type="dxa" w:w="2268"/>
           </w:tcPr>
           <w:p>
             <w:r/>
@@ -9569,7 +10062,24 @@
                 <w:color w:val="000000"/>
                 <w:sz w:val="22"/>
               </w:rPr>
-              <w:t>Quản lý kho, Quản trị viên</w:t>
+              <w:t>QL, QTV</w:t>
+            </w:r>
+          </w:p>
+        </w:tc>
+        <w:tc>
+          <w:tcPr>
+            <w:tcW w:type="dxa" w:w="2268"/>
+          </w:tcPr>
+          <w:p>
+            <w:r/>
+            <w:r>
+              <w:rPr>
+                <w:rFonts w:ascii="Times New Roman" w:hAnsi="Times New Roman" w:eastAsia="Times New Roman"/>
+                <w:b w:val="0"/>
+                <w:color w:val="000000"/>
+                <w:sz w:val="22"/>
+              </w:rPr>
+              <w:t>Báo cáo</w:t>
             </w:r>
           </w:p>
         </w:tc>
@@ -9601,7 +10111,7 @@
           <w:color w:val="000000"/>
           <w:sz w:val="24"/>
         </w:rPr>
-        <w:t>Mỗi đặc tả gồm: tác nhân, mục tiêu, điều kiện trước, luồng chính, luồng thay thế (nếu có), điều kiện sau.</w:t>
+        <w:t>Phần đặc tả mô tả chi tiết từng use case: bối cảnh, điều kiện, các bước tương tác giữa actor và hệ thống, các nhánh thay thế và kết quả sau khi kết thúc. Đây là cơ sở để xây dựng biểu đồ lớp (cấu trúc) và biểu đồ trình tự (hành vi) ở các chương sau.</w:t>
       </w:r>
     </w:p>
     <w:p>
@@ -9629,7 +10139,7 @@
           <w:color w:val="000000"/>
           <w:sz w:val="24"/>
         </w:rPr>
-        <w:t>• Loại: Use case hệ thống (hỗ trợ truy cập).</w:t>
+        <w:t>• Tên use case: Đăng nhập.</w:t>
       </w:r>
     </w:p>
     <w:p>
@@ -9643,7 +10153,7 @@
           <w:color w:val="000000"/>
           <w:sz w:val="24"/>
         </w:rPr>
-        <w:t>• Tác nhân: Tất cả người dùng.</w:t>
+        <w:t>• Mã: UC01.</w:t>
       </w:r>
     </w:p>
     <w:p>
@@ -9657,7 +10167,7 @@
           <w:color w:val="000000"/>
           <w:sz w:val="24"/>
         </w:rPr>
-        <w:t>• Mục tiêu: Xác thực danh tính và bắt đầu phiên làm việc trên hệ thống.</w:t>
+        <w:t>• Loại: Use case hệ thống (hỗ trợ truy cập an toàn).</w:t>
       </w:r>
     </w:p>
     <w:p>
@@ -9671,7 +10181,7 @@
           <w:color w:val="000000"/>
           <w:sz w:val="24"/>
         </w:rPr>
-        <w:t>• Điều kiện trước: Người dùng đã có tài khoản ở trạng thái hoạt động.</w:t>
+        <w:t>• Tác nhân chính: Tất cả người dùng (QTV, QL kho, NV kho).</w:t>
       </w:r>
     </w:p>
     <w:p>
@@ -9685,7 +10195,7 @@
           <w:color w:val="000000"/>
           <w:sz w:val="24"/>
         </w:rPr>
-        <w:t>• Luồng chính:</w:t>
+        <w:t>• Mô tả tóm tắt: Người dùng cung cấp tên đăng nhập và mật khẩu; hệ thống xác thực và mở phiên làm việc phù hợp với vai trò.</w:t>
       </w:r>
     </w:p>
     <w:p>
@@ -9699,7 +10209,7 @@
           <w:color w:val="000000"/>
           <w:sz w:val="24"/>
         </w:rPr>
-        <w:t>• Người dùng mở trang đăng nhập.</w:t>
+        <w:t>• Mục tiêu: Được hệ thống công nhận danh tính và vào được khu vực chức năng theo quyền.</w:t>
       </w:r>
     </w:p>
     <w:p>
@@ -9713,7 +10223,7 @@
           <w:color w:val="000000"/>
           <w:sz w:val="24"/>
         </w:rPr>
-        <w:t>• Nhập tên đăng nhập và mật khẩu, nhấn “Đăng nhập”.</w:t>
+        <w:t>• Điều kiện trước:</w:t>
       </w:r>
     </w:p>
     <w:p>
@@ -9727,7 +10237,7 @@
           <w:color w:val="000000"/>
           <w:sz w:val="24"/>
         </w:rPr>
-        <w:t>• Hệ thống kiểm tra tài khoản tồn tại, mật khẩu đúng, trạng thái hoạt động.</w:t>
+        <w:t>• Người dùng đã được cấp tài khoản trên hệ thống.</w:t>
       </w:r>
     </w:p>
     <w:p>
@@ -9741,7 +10251,21 @@
           <w:color w:val="000000"/>
           <w:sz w:val="24"/>
         </w:rPr>
-        <w:t>• Hệ thống tạo phiên làm việc, ghi log đăng nhập, chuyển đến trang chủ theo vai trò.</w:t>
+        <w:t>• Tài khoản đang ở trạng thái hoạt động (không bị khóa).</w:t>
+      </w:r>
+    </w:p>
+    <w:p>
+      <w:pPr>
+        <w:spacing w:line="276" w:lineRule="auto" w:after="60"/>
+        <w:ind w:firstLine="0" w:left="567"/>
+      </w:pPr>
+      <w:r>
+        <w:rPr>
+          <w:rFonts w:ascii="Times New Roman" w:hAnsi="Times New Roman" w:eastAsia="Times New Roman"/>
+          <w:color w:val="000000"/>
+          <w:sz w:val="24"/>
+        </w:rPr>
+        <w:t>• Người dùng đang ở màn hình đăng nhập (chưa có phiên).</w:t>
         <w:br/>
         <w:t xml:space="preserve"> enumerate</w:t>
       </w:r>
@@ -9757,7 +10281,7 @@
           <w:color w:val="000000"/>
           <w:sz w:val="24"/>
         </w:rPr>
-        <w:t>• Luồng thay thế: Sai tên/mật khẩu hoặc tài khoản bị khóa → thông báo lỗi, không tạo phiên, cho phép nhập lại.</w:t>
+        <w:t>• Điều kiện sau (thành công):</w:t>
       </w:r>
     </w:p>
     <w:p>
@@ -9771,21 +10295,7 @@
           <w:color w:val="000000"/>
           <w:sz w:val="24"/>
         </w:rPr>
-        <w:t>• Điều kiện sau: Phiên làm việc được tạo; người dùng truy cập được các chức năng theo quyền.</w:t>
-      </w:r>
-    </w:p>
-    <w:p>
-      <w:pPr>
-        <w:pStyle w:val="Heading3"/>
-      </w:pPr>
-      <w:r>
-        <w:rPr>
-          <w:rFonts w:ascii="Times New Roman" w:hAnsi="Times New Roman" w:eastAsia="Times New Roman"/>
-          <w:b/>
-          <w:color w:val="000000"/>
-          <w:sz w:val="24"/>
-        </w:rPr>
-        <w:t>3.7.2 UC02 -- Đăng xuất</w:t>
+        <w:t>• Phiên làm việc được tạo và gắn với người dùng.</w:t>
       </w:r>
     </w:p>
     <w:p>
@@ -9799,7 +10309,7 @@
           <w:color w:val="000000"/>
           <w:sz w:val="24"/>
         </w:rPr>
-        <w:t>• Loại: Use case hệ thống.</w:t>
+        <w:t>• Hệ thống ghi nhận thời điểm đăng nhập (log).</w:t>
       </w:r>
     </w:p>
     <w:p>
@@ -9813,7 +10323,9 @@
           <w:color w:val="000000"/>
           <w:sz w:val="24"/>
         </w:rPr>
-        <w:t>• Tác nhân: Người dùng đã đăng nhập.</w:t>
+        <w:t>• Người dùng được chuyển tới trang chủ / giao diện theo vai trò.</w:t>
+        <w:br/>
+        <w:t xml:space="preserve"> enumerate</w:t>
       </w:r>
     </w:p>
     <w:p>
@@ -9827,7 +10339,7 @@
           <w:color w:val="000000"/>
           <w:sz w:val="24"/>
         </w:rPr>
-        <w:t>• Mục tiêu: Kết thúc phiên làm việc an toàn.</w:t>
+        <w:t>• Luồng sự kiện chính:</w:t>
       </w:r>
     </w:p>
     <w:p>
@@ -9841,7 +10353,7 @@
           <w:color w:val="000000"/>
           <w:sz w:val="24"/>
         </w:rPr>
-        <w:t>• Điều kiện trước: Đang có phiên hợp lệ.</w:t>
+        <w:t>• Người dùng mở trang đăng nhập của hệ thống.</w:t>
       </w:r>
     </w:p>
     <w:p>
@@ -9855,7 +10367,7 @@
           <w:color w:val="000000"/>
           <w:sz w:val="24"/>
         </w:rPr>
-        <w:t>• Luồng chính: Người dùng chọn “Đăng xuất” → hệ thống xóa phiên, ghi log → chuyển về trang đăng nhập.</w:t>
+        <w:t>• Hệ thống hiển thị form gồm ô tên đăng nhập, mật khẩu và nút “Đăng nhập”.</w:t>
       </w:r>
     </w:p>
     <w:p>
@@ -9869,21 +10381,7 @@
           <w:color w:val="000000"/>
           <w:sz w:val="24"/>
         </w:rPr>
-        <w:t>• Điều kiện sau: Phiên bị hủy; không còn truy cập chức năng nội bộ cho đến khi đăng nhập lại.</w:t>
-      </w:r>
-    </w:p>
-    <w:p>
-      <w:pPr>
-        <w:pStyle w:val="Heading3"/>
-      </w:pPr>
-      <w:r>
-        <w:rPr>
-          <w:rFonts w:ascii="Times New Roman" w:hAnsi="Times New Roman" w:eastAsia="Times New Roman"/>
-          <w:b/>
-          <w:color w:val="000000"/>
-          <w:sz w:val="24"/>
-        </w:rPr>
-        <w:t>3.7.3 UC03 -- Thêm tài khoản</w:t>
+        <w:t>• Người dùng nhập tên đăng nhập và mật khẩu, nhấn “Đăng nhập”.</w:t>
       </w:r>
     </w:p>
     <w:p>
@@ -9897,7 +10395,7 @@
           <w:color w:val="000000"/>
           <w:sz w:val="24"/>
         </w:rPr>
-        <w:t>• Tác nhân: Quản trị viên.</w:t>
+        <w:t>• Hệ thống nhận dữ liệu, tìm tài khoản theo tên đăng nhập trong cơ sở dữ liệu.</w:t>
       </w:r>
     </w:p>
     <w:p>
@@ -9911,7 +10409,7 @@
           <w:color w:val="000000"/>
           <w:sz w:val="24"/>
         </w:rPr>
-        <w:t>• Mục tiêu: Tạo tài khoản người dùng mới với vai trò xác định.</w:t>
+        <w:t>• Hệ thống so khớp mật khẩu (sau khi mã hóa / kiểm tra hash) và kiểm tra trạng thái tài khoản.</w:t>
       </w:r>
     </w:p>
     <w:p>
@@ -9925,7 +10423,7 @@
           <w:color w:val="000000"/>
           <w:sz w:val="24"/>
         </w:rPr>
-        <w:t>• Điều kiện trước: Quản trị viên đã đăng nhập.</w:t>
+        <w:t>• Nếu hợp lệ, hệ thống tạo phiên (session/token), lưu thông tin người dùng và vai trò vào phiên.</w:t>
       </w:r>
     </w:p>
     <w:p>
@@ -9939,7 +10437,7 @@
           <w:color w:val="000000"/>
           <w:sz w:val="24"/>
         </w:rPr>
-        <w:t>• Luồng chính:</w:t>
+        <w:t>• Hệ thống ghi log đăng nhập thành công.</w:t>
       </w:r>
     </w:p>
     <w:p>
@@ -9953,7 +10451,9 @@
           <w:color w:val="000000"/>
           <w:sz w:val="24"/>
         </w:rPr>
-        <w:t>• Chọn chức năng quản lý tài khoản → “Thêm tài khoản”.</w:t>
+        <w:t>• Hệ thống chuyển hướng sang trang chủ tương ứng vai trò (QTV / QL / NV).</w:t>
+        <w:br/>
+        <w:t xml:space="preserve"> enumerate</w:t>
       </w:r>
     </w:p>
     <w:p>
@@ -9967,7 +10467,7 @@
           <w:color w:val="000000"/>
           <w:sz w:val="24"/>
         </w:rPr>
-        <w:t>• Nhập họ tên, tên đăng nhập, mật khẩu, email (nếu có), chọn vai trò (QTV / QL kho / NV kho), trạng thái.</w:t>
+        <w:t>• Luồng thay thế / ngoại lệ:</w:t>
       </w:r>
     </w:p>
     <w:p>
@@ -9981,7 +10481,7 @@
           <w:color w:val="000000"/>
           <w:sz w:val="24"/>
         </w:rPr>
-        <w:t>• Hệ thống kiểm tra tên đăng nhập chưa tồn tại.</w:t>
+        <w:t>• A1 -- Sai tên đăng nhập hoặc mật khẩu: Ở bước 5, thông tin không khớp. Hệ thống báo “Sai tên đăng nhập hoặc mật khẩu”, giữ nguyên form, cho phép nhập lại. Không tạo phiên.</w:t>
       </w:r>
     </w:p>
     <w:p>
@@ -9995,7 +10495,21 @@
           <w:color w:val="000000"/>
           <w:sz w:val="24"/>
         </w:rPr>
-        <w:t>• Mã hóa mật khẩu, lưu bản ghi NguoiDung, hiển thị thông báo thành công.</w:t>
+        <w:t>• A2 -- Tài khoản bị khóa: Tài khoản tồn tại nhưng trạng thái không hoạt động. Hệ thống báo “Tài khoản đã bị khóa, liên hệ quản trị viên”. Không tạo phiên.</w:t>
+      </w:r>
+    </w:p>
+    <w:p>
+      <w:pPr>
+        <w:spacing w:line="276" w:lineRule="auto" w:after="60"/>
+        <w:ind w:firstLine="0" w:left="567"/>
+      </w:pPr>
+      <w:r>
+        <w:rPr>
+          <w:rFonts w:ascii="Times New Roman" w:hAnsi="Times New Roman" w:eastAsia="Times New Roman"/>
+          <w:color w:val="000000"/>
+          <w:sz w:val="24"/>
+        </w:rPr>
+        <w:t>• A3 -- Bỏ trống trường bắt buộc: Hệ thống báo yêu cầu nhập đủ tên đăng nhập và mật khẩu, không gửi kiểm tra CSDL.</w:t>
         <w:br/>
         <w:t xml:space="preserve"> enumerate</w:t>
       </w:r>
@@ -10011,7 +10525,21 @@
           <w:color w:val="000000"/>
           <w:sz w:val="24"/>
         </w:rPr>
-        <w:t>• Luồng thay thế: Tên đăng nhập trùng → báo lỗi, yêu cầu đổi tên.</w:t>
+        <w:t>• Yêu cầu đặc biệt: Mật khẩu không hiển thị dạng rõ trên giao diện; truyền tải an toàn theo chính sách triển khai.</w:t>
+      </w:r>
+    </w:p>
+    <w:p>
+      <w:pPr>
+        <w:pStyle w:val="Heading3"/>
+      </w:pPr>
+      <w:r>
+        <w:rPr>
+          <w:rFonts w:ascii="Times New Roman" w:hAnsi="Times New Roman" w:eastAsia="Times New Roman"/>
+          <w:b/>
+          <w:color w:val="000000"/>
+          <w:sz w:val="24"/>
+        </w:rPr>
+        <w:t>3.7.2 UC02 -- Đăng xuất</w:t>
       </w:r>
     </w:p>
     <w:p>
@@ -10025,21 +10553,7 @@
           <w:color w:val="000000"/>
           <w:sz w:val="24"/>
         </w:rPr>
-        <w:t>• Điều kiện sau: Tài khoản mới tồn tại, có thể đăng nhập (nếu trạng thái hoạt động).</w:t>
-      </w:r>
-    </w:p>
-    <w:p>
-      <w:pPr>
-        <w:pStyle w:val="Heading3"/>
-      </w:pPr>
-      <w:r>
-        <w:rPr>
-          <w:rFonts w:ascii="Times New Roman" w:hAnsi="Times New Roman" w:eastAsia="Times New Roman"/>
-          <w:b/>
-          <w:color w:val="000000"/>
-          <w:sz w:val="24"/>
-        </w:rPr>
-        <w:t>3.7.4 UC04 -- Thêm nhà cung cấp</w:t>
+        <w:t>• Tên use case: Đăng xuất.</w:t>
       </w:r>
     </w:p>
     <w:p>
@@ -10053,7 +10567,7 @@
           <w:color w:val="000000"/>
           <w:sz w:val="24"/>
         </w:rPr>
-        <w:t>• Tác nhân: Nhân viên kho, Quản lý kho.</w:t>
+        <w:t>• Mã: UC02.</w:t>
       </w:r>
     </w:p>
     <w:p>
@@ -10067,7 +10581,7 @@
           <w:color w:val="000000"/>
           <w:sz w:val="24"/>
         </w:rPr>
-        <w:t>• Mục tiêu: Thêm nhà cung cấp vào danh mục để phục vụ lập phiếu nhập.</w:t>
+        <w:t>• Loại: Use case hệ thống.</w:t>
       </w:r>
     </w:p>
     <w:p>
@@ -10081,7 +10595,7 @@
           <w:color w:val="000000"/>
           <w:sz w:val="24"/>
         </w:rPr>
-        <w:t>• Điều kiện trước: Người dùng đã đăng nhập với quyền phù hợp.</w:t>
+        <w:t>• Tác nhân chính: Người dùng đang có phiên hợp lệ.</w:t>
       </w:r>
     </w:p>
     <w:p>
@@ -10095,7 +10609,7 @@
           <w:color w:val="000000"/>
           <w:sz w:val="24"/>
         </w:rPr>
-        <w:t>• Luồng chính:</w:t>
+        <w:t>• Mô tả tóm tắt: Người dùng chủ động kết thúc phiên để không cho người khác tiếp tục sử dụng trên cùng trình duyệt/máy.</w:t>
       </w:r>
     </w:p>
     <w:p>
@@ -10109,7 +10623,7 @@
           <w:color w:val="000000"/>
           <w:sz w:val="24"/>
         </w:rPr>
-        <w:t>• Chọn quản lý nhà cung cấp → “Thêm mới”.</w:t>
+        <w:t>• Mục tiêu: Hủy phiên làm việc hiện tại một cách an toàn.</w:t>
       </w:r>
     </w:p>
     <w:p>
@@ -10123,7 +10637,7 @@
           <w:color w:val="000000"/>
           <w:sz w:val="24"/>
         </w:rPr>
-        <w:t>• Nhập mã NCC, tên, địa chỉ, số điện thoại, email, người liên hệ.</w:t>
+        <w:t>• Điều kiện trước: Người dùng đã đăng nhập thành công (có phiên).</w:t>
       </w:r>
     </w:p>
     <w:p>
@@ -10137,7 +10651,91 @@
           <w:color w:val="000000"/>
           <w:sz w:val="24"/>
         </w:rPr>
-        <w:t>• Hệ thống kiểm tra mã không trùng → lưu NhaCungCap.</w:t>
+        <w:t>• Điều kiện sau: Phiên bị xóa; mọi yêu cầu chức năng nội bộ sau đó đều yêu cầu đăng nhập lại.</w:t>
+      </w:r>
+    </w:p>
+    <w:p>
+      <w:pPr>
+        <w:spacing w:line="276" w:lineRule="auto" w:after="60"/>
+        <w:ind w:firstLine="0" w:left="567"/>
+      </w:pPr>
+      <w:r>
+        <w:rPr>
+          <w:rFonts w:ascii="Times New Roman" w:hAnsi="Times New Roman" w:eastAsia="Times New Roman"/>
+          <w:color w:val="000000"/>
+          <w:sz w:val="24"/>
+        </w:rPr>
+        <w:t>• Luồng sự kiện chính:</w:t>
+      </w:r>
+    </w:p>
+    <w:p>
+      <w:pPr>
+        <w:spacing w:line="276" w:lineRule="auto" w:after="60"/>
+        <w:ind w:firstLine="0" w:left="567"/>
+      </w:pPr>
+      <w:r>
+        <w:rPr>
+          <w:rFonts w:ascii="Times New Roman" w:hAnsi="Times New Roman" w:eastAsia="Times New Roman"/>
+          <w:color w:val="000000"/>
+          <w:sz w:val="24"/>
+        </w:rPr>
+        <w:t>• Từ giao diện hệ thống, người dùng chọn “Đăng xuất”.</w:t>
+      </w:r>
+    </w:p>
+    <w:p>
+      <w:pPr>
+        <w:spacing w:line="276" w:lineRule="auto" w:after="60"/>
+        <w:ind w:firstLine="0" w:left="567"/>
+      </w:pPr>
+      <w:r>
+        <w:rPr>
+          <w:rFonts w:ascii="Times New Roman" w:hAnsi="Times New Roman" w:eastAsia="Times New Roman"/>
+          <w:color w:val="000000"/>
+          <w:sz w:val="24"/>
+        </w:rPr>
+        <w:t>• Hệ thống xác nhận thao tác (nếu có hộp thoại xác nhận).</w:t>
+      </w:r>
+    </w:p>
+    <w:p>
+      <w:pPr>
+        <w:spacing w:line="276" w:lineRule="auto" w:after="60"/>
+        <w:ind w:firstLine="0" w:left="567"/>
+      </w:pPr>
+      <w:r>
+        <w:rPr>
+          <w:rFonts w:ascii="Times New Roman" w:hAnsi="Times New Roman" w:eastAsia="Times New Roman"/>
+          <w:color w:val="000000"/>
+          <w:sz w:val="24"/>
+        </w:rPr>
+        <w:t>• Hệ thống xóa / vô hiệu hóa phiên hiện tại.</w:t>
+      </w:r>
+    </w:p>
+    <w:p>
+      <w:pPr>
+        <w:spacing w:line="276" w:lineRule="auto" w:after="60"/>
+        <w:ind w:firstLine="0" w:left="567"/>
+      </w:pPr>
+      <w:r>
+        <w:rPr>
+          <w:rFonts w:ascii="Times New Roman" w:hAnsi="Times New Roman" w:eastAsia="Times New Roman"/>
+          <w:color w:val="000000"/>
+          <w:sz w:val="24"/>
+        </w:rPr>
+        <w:t>• Hệ thống ghi log đăng xuất.</w:t>
+      </w:r>
+    </w:p>
+    <w:p>
+      <w:pPr>
+        <w:spacing w:line="276" w:lineRule="auto" w:after="60"/>
+        <w:ind w:firstLine="0" w:left="567"/>
+      </w:pPr>
+      <w:r>
+        <w:rPr>
+          <w:rFonts w:ascii="Times New Roman" w:hAnsi="Times New Roman" w:eastAsia="Times New Roman"/>
+          <w:color w:val="000000"/>
+          <w:sz w:val="24"/>
+        </w:rPr>
+        <w:t>• Hệ thống chuyển về trang đăng nhập.</w:t>
         <w:br/>
         <w:t xml:space="preserve"> enumerate</w:t>
       </w:r>
@@ -10153,7 +10751,21 @@
           <w:color w:val="000000"/>
           <w:sz w:val="24"/>
         </w:rPr>
-        <w:t>• Luồng thay thế: Mã trùng → thông báo lỗi.</w:t>
+        <w:t>• Luồng thay thế: Người dùng đóng trình duyệt đột ngột -- phiên hết hạn theo cơ chế timeout (xử lý phía máy chủ).</w:t>
+      </w:r>
+    </w:p>
+    <w:p>
+      <w:pPr>
+        <w:pStyle w:val="Heading3"/>
+      </w:pPr>
+      <w:r>
+        <w:rPr>
+          <w:rFonts w:ascii="Times New Roman" w:hAnsi="Times New Roman" w:eastAsia="Times New Roman"/>
+          <w:b/>
+          <w:color w:val="000000"/>
+          <w:sz w:val="24"/>
+        </w:rPr>
+        <w:t>3.7.3 UC03 -- Thêm tài khoản</w:t>
       </w:r>
     </w:p>
     <w:p>
@@ -10167,21 +10779,7 @@
           <w:color w:val="000000"/>
           <w:sz w:val="24"/>
         </w:rPr>
-        <w:t>• Điều kiện sau: NCC mới xuất hiện trong danh sách, chọn được khi lập phiếu nhập.</w:t>
-      </w:r>
-    </w:p>
-    <w:p>
-      <w:pPr>
-        <w:pStyle w:val="Heading3"/>
-      </w:pPr>
-      <w:r>
-        <w:rPr>
-          <w:rFonts w:ascii="Times New Roman" w:hAnsi="Times New Roman" w:eastAsia="Times New Roman"/>
-          <w:b/>
-          <w:color w:val="000000"/>
-          <w:sz w:val="24"/>
-        </w:rPr>
-        <w:t>3.7.5 UC05 -- Thêm khách hàng</w:t>
+        <w:t>• Tên use case: Thêm tài khoản.</w:t>
       </w:r>
     </w:p>
     <w:p>
@@ -10195,7 +10793,7 @@
           <w:color w:val="000000"/>
           <w:sz w:val="24"/>
         </w:rPr>
-        <w:t>• Tác nhân: Nhân viên kho, Quản lý kho.</w:t>
+        <w:t>• Mã: UC03.</w:t>
       </w:r>
     </w:p>
     <w:p>
@@ -10209,7 +10807,7 @@
           <w:color w:val="000000"/>
           <w:sz w:val="24"/>
         </w:rPr>
-        <w:t>• Mục tiêu: Thêm khách hàng vào danh mục để phục vụ lập phiếu xuất.</w:t>
+        <w:t>• Tác nhân chính: Quản trị viên.</w:t>
       </w:r>
     </w:p>
     <w:p>
@@ -10223,7 +10821,7 @@
           <w:color w:val="000000"/>
           <w:sz w:val="24"/>
         </w:rPr>
-        <w:t>• Điều kiện trước: Đã đăng nhập với quyền phù hợp.</w:t>
+        <w:t>• Mô tả tóm tắt: Quản trị viên tạo tài khoản mới cho nhân sự (QL kho, NV kho hoặc QTV khác), gán vai trò để phân quyền sử dụng hệ thống.</w:t>
       </w:r>
     </w:p>
     <w:p>
@@ -10237,7 +10835,7 @@
           <w:color w:val="000000"/>
           <w:sz w:val="24"/>
         </w:rPr>
-        <w:t>• Luồng chính: Tương tự UC04; nhập mã KH, tên, địa chỉ, SĐT, email, mã số thuế (nếu có), người liên hệ → kiểm tra mã → lưu KhachHang.</w:t>
+        <w:t>• Mục tiêu: Có thêm một tài khoản hợp lệ trong hệ thống, sẵn sàng đăng nhập.</w:t>
       </w:r>
     </w:p>
     <w:p>
@@ -10251,21 +10849,7 @@
           <w:color w:val="000000"/>
           <w:sz w:val="24"/>
         </w:rPr>
-        <w:t>• Điều kiện sau: KH mới dùng được khi lập phiếu xuất.</w:t>
-      </w:r>
-    </w:p>
-    <w:p>
-      <w:pPr>
-        <w:pStyle w:val="Heading3"/>
-      </w:pPr>
-      <w:r>
-        <w:rPr>
-          <w:rFonts w:ascii="Times New Roman" w:hAnsi="Times New Roman" w:eastAsia="Times New Roman"/>
-          <w:b/>
-          <w:color w:val="000000"/>
-          <w:sz w:val="24"/>
-        </w:rPr>
-        <w:t>3.7.6 UC06 -- Thêm hàng hóa</w:t>
+        <w:t>• Điều kiện trước:</w:t>
       </w:r>
     </w:p>
     <w:p>
@@ -10279,7 +10863,7 @@
           <w:color w:val="000000"/>
           <w:sz w:val="24"/>
         </w:rPr>
-        <w:t>• Tác nhân: Nhân viên kho, Quản lý kho.</w:t>
+        <w:t>• Quản trị viên đã đăng nhập (UC01) với vai trò QTV.</w:t>
       </w:r>
     </w:p>
     <w:p>
@@ -10293,7 +10877,9 @@
           <w:color w:val="000000"/>
           <w:sz w:val="24"/>
         </w:rPr>
-        <w:t>• Mục tiêu: Thêm mặt hàng mới vào danh mục và khởi tạo tồn kho.</w:t>
+        <w:t>• Có thông tin nhân sự cần cấp tài khoản (họ tên, vai trò dự kiến).</w:t>
+        <w:br/>
+        <w:t xml:space="preserve"> enumerate</w:t>
       </w:r>
     </w:p>
     <w:p>
@@ -10307,7 +10893,7 @@
           <w:color w:val="000000"/>
           <w:sz w:val="24"/>
         </w:rPr>
-        <w:t>• Điều kiện trước: Đã có nhóm hàng và đơn vị tính trong hệ thống; người dùng đã đăng nhập.</w:t>
+        <w:t>• Điều kiện sau: Bản ghi NguoiDung mới được lưu; mật khẩu đã mã hóa; tài khoản có thể đăng nhập nếu trạng thái “Hoạt động”.</w:t>
       </w:r>
     </w:p>
     <w:p>
@@ -10321,7 +10907,7 @@
           <w:color w:val="000000"/>
           <w:sz w:val="24"/>
         </w:rPr>
-        <w:t>• Luồng chính:</w:t>
+        <w:t>• Luồng sự kiện chính:</w:t>
       </w:r>
     </w:p>
     <w:p>
@@ -10335,7 +10921,7 @@
           <w:color w:val="000000"/>
           <w:sz w:val="24"/>
         </w:rPr>
-        <w:t>• Chọn quản lý hàng hóa → “Thêm mới”.</w:t>
+        <w:t>• QTV chọn menu “Quản lý tài khoản”.</w:t>
       </w:r>
     </w:p>
     <w:p>
@@ -10349,7 +10935,7 @@
           <w:color w:val="000000"/>
           <w:sz w:val="24"/>
         </w:rPr>
-        <w:t>• Nhập mã hàng, tên; chọn nhóm hàng, đơn vị tính; nhập giá nhập, giá xuất, mô tả.</w:t>
+        <w:t>• Hệ thống hiển thị danh sách tài khoản hiện có.</w:t>
       </w:r>
     </w:p>
     <w:p>
@@ -10363,7 +10949,7 @@
           <w:color w:val="000000"/>
           <w:sz w:val="24"/>
         </w:rPr>
-        <w:t>• Hệ thống kiểm tra mã không trùng.</w:t>
+        <w:t>• QTV chọn “Thêm tài khoản”.</w:t>
       </w:r>
     </w:p>
     <w:p>
@@ -10377,7 +10963,91 @@
           <w:color w:val="000000"/>
           <w:sz w:val="24"/>
         </w:rPr>
-        <w:t>• Lưu HangHoa; tạo các bản ghi TonKho với số lượng = 0 tại mọi kho đang hoạt động.</w:t>
+        <w:t>• Hệ thống mở form nhập: họ tên, tên đăng nhập, mật khẩu, nhập lại mật khẩu, email (nếu có), vai trò, trạng thái.</w:t>
+      </w:r>
+    </w:p>
+    <w:p>
+      <w:pPr>
+        <w:spacing w:line="276" w:lineRule="auto" w:after="60"/>
+        <w:ind w:firstLine="0" w:left="567"/>
+      </w:pPr>
+      <w:r>
+        <w:rPr>
+          <w:rFonts w:ascii="Times New Roman" w:hAnsi="Times New Roman" w:eastAsia="Times New Roman"/>
+          <w:color w:val="000000"/>
+          <w:sz w:val="24"/>
+        </w:rPr>
+        <w:t>• QTV nhập đủ thông tin và nhấn “Lưu”.</w:t>
+      </w:r>
+    </w:p>
+    <w:p>
+      <w:pPr>
+        <w:spacing w:line="276" w:lineRule="auto" w:after="60"/>
+        <w:ind w:firstLine="0" w:left="567"/>
+      </w:pPr>
+      <w:r>
+        <w:rPr>
+          <w:rFonts w:ascii="Times New Roman" w:hAnsi="Times New Roman" w:eastAsia="Times New Roman"/>
+          <w:color w:val="000000"/>
+          <w:sz w:val="24"/>
+        </w:rPr>
+        <w:t>• Hệ thống kiểm tra các trường bắt buộc và định dạng.</w:t>
+      </w:r>
+    </w:p>
+    <w:p>
+      <w:pPr>
+        <w:spacing w:line="276" w:lineRule="auto" w:after="60"/>
+        <w:ind w:firstLine="0" w:left="567"/>
+      </w:pPr>
+      <w:r>
+        <w:rPr>
+          <w:rFonts w:ascii="Times New Roman" w:hAnsi="Times New Roman" w:eastAsia="Times New Roman"/>
+          <w:color w:val="000000"/>
+          <w:sz w:val="24"/>
+        </w:rPr>
+        <w:t>• Hệ thống kiểm tra tên đăng nhập chưa tồn tại trong CSDL.</w:t>
+      </w:r>
+    </w:p>
+    <w:p>
+      <w:pPr>
+        <w:spacing w:line="276" w:lineRule="auto" w:after="60"/>
+        <w:ind w:firstLine="0" w:left="567"/>
+      </w:pPr>
+      <w:r>
+        <w:rPr>
+          <w:rFonts w:ascii="Times New Roman" w:hAnsi="Times New Roman" w:eastAsia="Times New Roman"/>
+          <w:color w:val="000000"/>
+          <w:sz w:val="24"/>
+        </w:rPr>
+        <w:t>• Hệ thống mã hóa mật khẩu và lưu tài khoản mới.</w:t>
+      </w:r>
+    </w:p>
+    <w:p>
+      <w:pPr>
+        <w:spacing w:line="276" w:lineRule="auto" w:after="60"/>
+        <w:ind w:firstLine="0" w:left="567"/>
+      </w:pPr>
+      <w:r>
+        <w:rPr>
+          <w:rFonts w:ascii="Times New Roman" w:hAnsi="Times New Roman" w:eastAsia="Times New Roman"/>
+          <w:color w:val="000000"/>
+          <w:sz w:val="24"/>
+        </w:rPr>
+        <w:t>• Hệ thống (tuỳ chọn) ghi log thao tác thêm tài khoản.</w:t>
+      </w:r>
+    </w:p>
+    <w:p>
+      <w:pPr>
+        <w:spacing w:line="276" w:lineRule="auto" w:after="60"/>
+        <w:ind w:firstLine="0" w:left="567"/>
+      </w:pPr>
+      <w:r>
+        <w:rPr>
+          <w:rFonts w:ascii="Times New Roman" w:hAnsi="Times New Roman" w:eastAsia="Times New Roman"/>
+          <w:color w:val="000000"/>
+          <w:sz w:val="24"/>
+        </w:rPr>
+        <w:t>• Hệ thống thông báo thành công và cập nhật lại danh sách tài khoản.</w:t>
         <w:br/>
         <w:t xml:space="preserve"> enumerate</w:t>
       </w:r>
@@ -10393,7 +11063,7 @@
           <w:color w:val="000000"/>
           <w:sz w:val="24"/>
         </w:rPr>
-        <w:t>• Luồng thay thế: Mã trùng hoặc thiếu nhóm/ĐVT → báo lỗi.</w:t>
+        <w:t>• Luồng thay thế:</w:t>
       </w:r>
     </w:p>
     <w:p>
@@ -10407,21 +11077,7 @@
           <w:color w:val="000000"/>
           <w:sz w:val="24"/>
         </w:rPr>
-        <w:t>• Điều kiện sau: Hàng mới có trong danh mục; tồn ban đầu = 0 tại các kho.</w:t>
-      </w:r>
-    </w:p>
-    <w:p>
-      <w:pPr>
-        <w:pStyle w:val="Heading3"/>
-      </w:pPr>
-      <w:r>
-        <w:rPr>
-          <w:rFonts w:ascii="Times New Roman" w:hAnsi="Times New Roman" w:eastAsia="Times New Roman"/>
-          <w:b/>
-          <w:color w:val="000000"/>
-          <w:sz w:val="24"/>
-        </w:rPr>
-        <w:t>3.7.7 UC07 -- Tìm kiếm hàng hóa</w:t>
+        <w:t>• A1 -- Tên đăng nhập trùng: Thông báo lỗi, yêu cầu đổi tên đăng nhập, giữ các trường khác.</w:t>
       </w:r>
     </w:p>
     <w:p>
@@ -10435,7 +11091,7 @@
           <w:color w:val="000000"/>
           <w:sz w:val="24"/>
         </w:rPr>
-        <w:t>• Tác nhân: Người dùng có quyền tra cứu.</w:t>
+        <w:t>• A2 -- Mật khẩu nhập lại không khớp: Báo lỗi, không lưu.</w:t>
       </w:r>
     </w:p>
     <w:p>
@@ -10449,7 +11105,9 @@
           <w:color w:val="000000"/>
           <w:sz w:val="24"/>
         </w:rPr>
-        <w:t>• Mục tiêu: Tìm và xem thông tin hàng hóa kèm tồn kho.</w:t>
+        <w:t>• A3 -- Thiếu trường bắt buộc: Đánh dấu trường thiếu, không gửi lưu.</w:t>
+        <w:br/>
+        <w:t xml:space="preserve"> enumerate</w:t>
       </w:r>
     </w:p>
     <w:p>
@@ -10463,7 +11121,21 @@
           <w:color w:val="000000"/>
           <w:sz w:val="24"/>
         </w:rPr>
-        <w:t>• Điều kiện trước: Đã đăng nhập.</w:t>
+        <w:t>• Ghi chú: Sửa tài khoản, khóa/mở khóa, tìm kiếm tài khoản có luồng tương tự (chọn bản ghi → thao tác → lưu) và không tách thành use case riêng trong phạm vi báo cáo.</w:t>
+      </w:r>
+    </w:p>
+    <w:p>
+      <w:pPr>
+        <w:pStyle w:val="Heading3"/>
+      </w:pPr>
+      <w:r>
+        <w:rPr>
+          <w:rFonts w:ascii="Times New Roman" w:hAnsi="Times New Roman" w:eastAsia="Times New Roman"/>
+          <w:b/>
+          <w:color w:val="000000"/>
+          <w:sz w:val="24"/>
+        </w:rPr>
+        <w:t>3.7.4 UC04 -- Thêm nhà cung cấp</w:t>
       </w:r>
     </w:p>
     <w:p>
@@ -10477,7 +11149,7 @@
           <w:color w:val="000000"/>
           <w:sz w:val="24"/>
         </w:rPr>
-        <w:t>• Luồng chính:</w:t>
+        <w:t>• Tên use case: Thêm nhà cung cấp.</w:t>
       </w:r>
     </w:p>
     <w:p>
@@ -10491,7 +11163,7 @@
           <w:color w:val="000000"/>
           <w:sz w:val="24"/>
         </w:rPr>
-        <w:t>• Nhập từ khóa (mã/tên) và/hoặc chọn bộ lọc (nhóm hàng, kho, trạng thái).</w:t>
+        <w:t>• Mã: UC04.</w:t>
       </w:r>
     </w:p>
     <w:p>
@@ -10505,7 +11177,7 @@
           <w:color w:val="000000"/>
           <w:sz w:val="24"/>
         </w:rPr>
-        <w:t>• Hệ thống truy vấn HangHoa và TonKho.</w:t>
+        <w:t>• Tác nhân chính: Nhân viên kho, Quản lý kho.</w:t>
       </w:r>
     </w:p>
     <w:p>
@@ -10519,7 +11191,147 @@
           <w:color w:val="000000"/>
           <w:sz w:val="24"/>
         </w:rPr>
-        <w:t>• Hiển thị danh sách kết quả kèm số lượng tồn; cho phép xem chi tiết.</w:t>
+        <w:t>• Mô tả tóm tắt: Bổ sung nhà cung cấp vào danh mục để sử dụng khi lập phiếu nhập kho và truy vết nguồn hàng.</w:t>
+      </w:r>
+    </w:p>
+    <w:p>
+      <w:pPr>
+        <w:spacing w:line="276" w:lineRule="auto" w:after="60"/>
+        <w:ind w:firstLine="0" w:left="567"/>
+      </w:pPr>
+      <w:r>
+        <w:rPr>
+          <w:rFonts w:ascii="Times New Roman" w:hAnsi="Times New Roman" w:eastAsia="Times New Roman"/>
+          <w:color w:val="000000"/>
+          <w:sz w:val="24"/>
+        </w:rPr>
+        <w:t>• Mục tiêu: Lưu được thông tin NCC mới, chọn được NCC khi nhập kho.</w:t>
+      </w:r>
+    </w:p>
+    <w:p>
+      <w:pPr>
+        <w:spacing w:line="276" w:lineRule="auto" w:after="60"/>
+        <w:ind w:firstLine="0" w:left="567"/>
+      </w:pPr>
+      <w:r>
+        <w:rPr>
+          <w:rFonts w:ascii="Times New Roman" w:hAnsi="Times New Roman" w:eastAsia="Times New Roman"/>
+          <w:color w:val="000000"/>
+          <w:sz w:val="24"/>
+        </w:rPr>
+        <w:t>• Điều kiện trước: Actor đã đăng nhập với quyền quản lý danh mục đối tác.</w:t>
+      </w:r>
+    </w:p>
+    <w:p>
+      <w:pPr>
+        <w:spacing w:line="276" w:lineRule="auto" w:after="60"/>
+        <w:ind w:firstLine="0" w:left="567"/>
+      </w:pPr>
+      <w:r>
+        <w:rPr>
+          <w:rFonts w:ascii="Times New Roman" w:hAnsi="Times New Roman" w:eastAsia="Times New Roman"/>
+          <w:color w:val="000000"/>
+          <w:sz w:val="24"/>
+        </w:rPr>
+        <w:t>• Điều kiện sau: Có bản ghi NhaCungCap mới; hiển thị trong danh sách và form chọn NCC.</w:t>
+      </w:r>
+    </w:p>
+    <w:p>
+      <w:pPr>
+        <w:spacing w:line="276" w:lineRule="auto" w:after="60"/>
+        <w:ind w:firstLine="0" w:left="567"/>
+      </w:pPr>
+      <w:r>
+        <w:rPr>
+          <w:rFonts w:ascii="Times New Roman" w:hAnsi="Times New Roman" w:eastAsia="Times New Roman"/>
+          <w:color w:val="000000"/>
+          <w:sz w:val="24"/>
+        </w:rPr>
+        <w:t>• Luồng sự kiện chính:</w:t>
+      </w:r>
+    </w:p>
+    <w:p>
+      <w:pPr>
+        <w:spacing w:line="276" w:lineRule="auto" w:after="60"/>
+        <w:ind w:firstLine="0" w:left="567"/>
+      </w:pPr>
+      <w:r>
+        <w:rPr>
+          <w:rFonts w:ascii="Times New Roman" w:hAnsi="Times New Roman" w:eastAsia="Times New Roman"/>
+          <w:color w:val="000000"/>
+          <w:sz w:val="24"/>
+        </w:rPr>
+        <w:t>• Actor mở “Quản lý nhà cung cấp”.</w:t>
+      </w:r>
+    </w:p>
+    <w:p>
+      <w:pPr>
+        <w:spacing w:line="276" w:lineRule="auto" w:after="60"/>
+        <w:ind w:firstLine="0" w:left="567"/>
+      </w:pPr>
+      <w:r>
+        <w:rPr>
+          <w:rFonts w:ascii="Times New Roman" w:hAnsi="Times New Roman" w:eastAsia="Times New Roman"/>
+          <w:color w:val="000000"/>
+          <w:sz w:val="24"/>
+        </w:rPr>
+        <w:t>• Hệ thống hiển thị danh sách NCC.</w:t>
+      </w:r>
+    </w:p>
+    <w:p>
+      <w:pPr>
+        <w:spacing w:line="276" w:lineRule="auto" w:after="60"/>
+        <w:ind w:firstLine="0" w:left="567"/>
+      </w:pPr>
+      <w:r>
+        <w:rPr>
+          <w:rFonts w:ascii="Times New Roman" w:hAnsi="Times New Roman" w:eastAsia="Times New Roman"/>
+          <w:color w:val="000000"/>
+          <w:sz w:val="24"/>
+        </w:rPr>
+        <w:t>• Actor chọn “Thêm mới”.</w:t>
+      </w:r>
+    </w:p>
+    <w:p>
+      <w:pPr>
+        <w:spacing w:line="276" w:lineRule="auto" w:after="60"/>
+        <w:ind w:firstLine="0" w:left="567"/>
+      </w:pPr>
+      <w:r>
+        <w:rPr>
+          <w:rFonts w:ascii="Times New Roman" w:hAnsi="Times New Roman" w:eastAsia="Times New Roman"/>
+          <w:color w:val="000000"/>
+          <w:sz w:val="24"/>
+        </w:rPr>
+        <w:t>• Nhập mã NCC, tên, địa chỉ, số điện thoại, email, người liên hệ, mô tả (nếu có).</w:t>
+      </w:r>
+    </w:p>
+    <w:p>
+      <w:pPr>
+        <w:spacing w:line="276" w:lineRule="auto" w:after="60"/>
+        <w:ind w:firstLine="0" w:left="567"/>
+      </w:pPr>
+      <w:r>
+        <w:rPr>
+          <w:rFonts w:ascii="Times New Roman" w:hAnsi="Times New Roman" w:eastAsia="Times New Roman"/>
+          <w:color w:val="000000"/>
+          <w:sz w:val="24"/>
+        </w:rPr>
+        <w:t>• Nhấn “Lưu”. Hệ thống kiểm tra mã bắt buộc và không trùng.</w:t>
+      </w:r>
+    </w:p>
+    <w:p>
+      <w:pPr>
+        <w:spacing w:line="276" w:lineRule="auto" w:after="60"/>
+        <w:ind w:firstLine="0" w:left="567"/>
+      </w:pPr>
+      <w:r>
+        <w:rPr>
+          <w:rFonts w:ascii="Times New Roman" w:hAnsi="Times New Roman" w:eastAsia="Times New Roman"/>
+          <w:color w:val="000000"/>
+          <w:sz w:val="24"/>
+        </w:rPr>
+        <w:t>• Hệ thống lưu NCC và thông báo thành công.</w:t>
         <w:br/>
         <w:t xml:space="preserve"> enumerate</w:t>
       </w:r>
@@ -10535,7 +11347,7 @@
           <w:color w:val="000000"/>
           <w:sz w:val="24"/>
         </w:rPr>
-        <w:t>• Luồng thay thế: Không có bản ghi phù hợp → thông báo danh sách rỗng.</w:t>
+        <w:t>• Luồng thay thế:</w:t>
       </w:r>
     </w:p>
     <w:p>
@@ -10549,21 +11361,7 @@
           <w:color w:val="000000"/>
           <w:sz w:val="24"/>
         </w:rPr>
-        <w:t>• Điều kiện sau: Người dùng nhận được thông tin cần tra cứu (không làm thay đổi dữ liệu).</w:t>
-      </w:r>
-    </w:p>
-    <w:p>
-      <w:pPr>
-        <w:pStyle w:val="Heading3"/>
-      </w:pPr>
-      <w:r>
-        <w:rPr>
-          <w:rFonts w:ascii="Times New Roman" w:hAnsi="Times New Roman" w:eastAsia="Times New Roman"/>
-          <w:b/>
-          <w:color w:val="000000"/>
-          <w:sz w:val="24"/>
-        </w:rPr>
-        <w:t>3.7.8 UC08 -- Thêm kho</w:t>
+        <w:t>• A1 -- Mã NCC trùng: Báo lỗi, yêu cầu nhập mã khác.</w:t>
       </w:r>
     </w:p>
     <w:p>
@@ -10577,7 +11375,23 @@
           <w:color w:val="000000"/>
           <w:sz w:val="24"/>
         </w:rPr>
-        <w:t>• Tác nhân: Quản lý kho, Quản trị viên.</w:t>
+        <w:t>• A2 -- Thiếu tên hoặc mã: Không cho lưu.</w:t>
+        <w:br/>
+        <w:t xml:space="preserve"> enumerate</w:t>
+      </w:r>
+    </w:p>
+    <w:p>
+      <w:pPr>
+        <w:pStyle w:val="Heading3"/>
+      </w:pPr>
+      <w:r>
+        <w:rPr>
+          <w:rFonts w:ascii="Times New Roman" w:hAnsi="Times New Roman" w:eastAsia="Times New Roman"/>
+          <w:b/>
+          <w:color w:val="000000"/>
+          <w:sz w:val="24"/>
+        </w:rPr>
+        <w:t>3.7.5 UC05 -- Thêm khách hàng</w:t>
       </w:r>
     </w:p>
     <w:p>
@@ -10591,7 +11405,7 @@
           <w:color w:val="000000"/>
           <w:sz w:val="24"/>
         </w:rPr>
-        <w:t>• Mục tiêu: Tạo kho hàng mới trong hệ thống.</w:t>
+        <w:t>• Tên use case: Thêm khách hàng.</w:t>
       </w:r>
     </w:p>
     <w:p>
@@ -10605,7 +11419,7 @@
           <w:color w:val="000000"/>
           <w:sz w:val="24"/>
         </w:rPr>
-        <w:t>• Điều kiện trước: Đã đăng nhập với quyền quản lý kho/QTV.</w:t>
+        <w:t>• Mã: UC05.</w:t>
       </w:r>
     </w:p>
     <w:p>
@@ -10619,7 +11433,7 @@
           <w:color w:val="000000"/>
           <w:sz w:val="24"/>
         </w:rPr>
-        <w:t>• Luồng chính: Nhập mã kho, tên, địa chỉ, người phụ trách, diện tích → kiểm tra mã không trùng → lưu Kho.</w:t>
+        <w:t>• Tác nhân chính: Nhân viên kho, Quản lý kho.</w:t>
       </w:r>
     </w:p>
     <w:p>
@@ -10633,21 +11447,7 @@
           <w:color w:val="000000"/>
           <w:sz w:val="24"/>
         </w:rPr>
-        <w:t>• Điều kiện sau: Kho mới sẵn sàng nhận phiếu nhập và theo dõi tồn.</w:t>
-      </w:r>
-    </w:p>
-    <w:p>
-      <w:pPr>
-        <w:pStyle w:val="Heading3"/>
-      </w:pPr>
-      <w:r>
-        <w:rPr>
-          <w:rFonts w:ascii="Times New Roman" w:hAnsi="Times New Roman" w:eastAsia="Times New Roman"/>
-          <w:b/>
-          <w:color w:val="000000"/>
-          <w:sz w:val="24"/>
-        </w:rPr>
-        <w:t>3.7.9 UC09 -- Lập phiếu nhập kho</w:t>
+        <w:t>• Mô tả tóm tắt: Bổ sung khách hàng nhận hàng khi xuất kho; có thể lưu mã số thuế nếu là khách doanh nghiệp.</w:t>
       </w:r>
     </w:p>
     <w:p>
@@ -10661,7 +11461,7 @@
           <w:color w:val="000000"/>
           <w:sz w:val="24"/>
         </w:rPr>
-        <w:t>• Tác nhân: Nhân viên kho (lập phiếu), Quản lý kho (duyệt phiếu).</w:t>
+        <w:t>• Mục tiêu: Có hồ sơ KH mới để gắn với phiếu xuất.</w:t>
       </w:r>
     </w:p>
     <w:p>
@@ -10675,7 +11475,7 @@
           <w:color w:val="000000"/>
           <w:sz w:val="24"/>
         </w:rPr>
-        <w:t>• Mục tiêu: Ghi nhận hàng nhập từ nhà cung cấp; khi duyệt thì cập nhật tăng tồn kho.</w:t>
+        <w:t>• Điều kiện trước: Actor đã đăng nhập với quyền phù hợp.</w:t>
       </w:r>
     </w:p>
     <w:p>
@@ -10689,7 +11489,7 @@
           <w:color w:val="000000"/>
           <w:sz w:val="24"/>
         </w:rPr>
-        <w:t>• Điều kiện trước: Đã có NCC, kho, hàng hóa; NV và QL đã đăng nhập.</w:t>
+        <w:t>• Điều kiện sau: Bản ghi KhachHang được tạo và dùng được trên form phiếu xuất.</w:t>
       </w:r>
     </w:p>
     <w:p>
@@ -10703,7 +11503,7 @@
           <w:color w:val="000000"/>
           <w:sz w:val="24"/>
         </w:rPr>
-        <w:t>• Luồng chính:</w:t>
+        <w:t>• Luồng sự kiện chính:</w:t>
       </w:r>
     </w:p>
     <w:p>
@@ -10717,7 +11517,7 @@
           <w:color w:val="000000"/>
           <w:sz w:val="24"/>
         </w:rPr>
-        <w:t>• NV chọn lập phiếu nhập: chọn NCC, kho nhập, ngày nhập.</w:t>
+        <w:t>• Mở “Quản lý khách hàng” → “Thêm mới”.</w:t>
       </w:r>
     </w:p>
     <w:p>
@@ -10731,7 +11531,7 @@
           <w:color w:val="000000"/>
           <w:sz w:val="24"/>
         </w:rPr>
-        <w:t>• Thêm dòng chi tiết: chọn hàng, số lượng, đơn giá; hệ thống tính thành tiền và tổng tiền.</w:t>
+        <w:t>• Nhập mã KH, tên, địa chỉ, SĐT, email, mã số thuế (tuỳ chọn), người liên hệ.</w:t>
       </w:r>
     </w:p>
     <w:p>
@@ -10745,7 +11545,7 @@
           <w:color w:val="000000"/>
           <w:sz w:val="24"/>
         </w:rPr>
-        <w:t>• Gửi duyệt -- trạng thái phiếu: “Chờ duyệt”.</w:t>
+        <w:t>• Hệ thống kiểm tra mã không trùng và lưu.</w:t>
       </w:r>
     </w:p>
     <w:p>
@@ -10759,7 +11559,9 @@
           <w:color w:val="000000"/>
           <w:sz w:val="24"/>
         </w:rPr>
-        <w:t>• QL mở phiếu chờ duyệt, kiểm tra thông tin, chọn Duyệt.</w:t>
+        <w:t>• Thông báo thành công, cập nhật danh sách.</w:t>
+        <w:br/>
+        <w:t xml:space="preserve"> enumerate</w:t>
       </w:r>
     </w:p>
     <w:p>
@@ -10773,7 +11575,147 @@
           <w:color w:val="000000"/>
           <w:sz w:val="24"/>
         </w:rPr>
-        <w:t>• Hệ thống đổi trạng thái “Đã duyệt”; cộng số lượng vào TonKho; ghi log.</w:t>
+        <w:t>• Luồng thay thế: Mã trùng hoặc thiếu mã/tên → báo lỗi, không lưu.</w:t>
+      </w:r>
+    </w:p>
+    <w:p>
+      <w:pPr>
+        <w:pStyle w:val="Heading3"/>
+      </w:pPr>
+      <w:r>
+        <w:rPr>
+          <w:rFonts w:ascii="Times New Roman" w:hAnsi="Times New Roman" w:eastAsia="Times New Roman"/>
+          <w:b/>
+          <w:color w:val="000000"/>
+          <w:sz w:val="24"/>
+        </w:rPr>
+        <w:t>3.7.6 UC06 -- Thêm hàng hóa</w:t>
+      </w:r>
+    </w:p>
+    <w:p>
+      <w:pPr>
+        <w:spacing w:line="276" w:lineRule="auto" w:after="60"/>
+        <w:ind w:firstLine="0" w:left="567"/>
+      </w:pPr>
+      <w:r>
+        <w:rPr>
+          <w:rFonts w:ascii="Times New Roman" w:hAnsi="Times New Roman" w:eastAsia="Times New Roman"/>
+          <w:color w:val="000000"/>
+          <w:sz w:val="24"/>
+        </w:rPr>
+        <w:t>• Tên use case: Thêm hàng hóa.</w:t>
+      </w:r>
+    </w:p>
+    <w:p>
+      <w:pPr>
+        <w:spacing w:line="276" w:lineRule="auto" w:after="60"/>
+        <w:ind w:firstLine="0" w:left="567"/>
+      </w:pPr>
+      <w:r>
+        <w:rPr>
+          <w:rFonts w:ascii="Times New Roman" w:hAnsi="Times New Roman" w:eastAsia="Times New Roman"/>
+          <w:color w:val="000000"/>
+          <w:sz w:val="24"/>
+        </w:rPr>
+        <w:t>• Mã: UC06.</w:t>
+      </w:r>
+    </w:p>
+    <w:p>
+      <w:pPr>
+        <w:spacing w:line="276" w:lineRule="auto" w:after="60"/>
+        <w:ind w:firstLine="0" w:left="567"/>
+      </w:pPr>
+      <w:r>
+        <w:rPr>
+          <w:rFonts w:ascii="Times New Roman" w:hAnsi="Times New Roman" w:eastAsia="Times New Roman"/>
+          <w:color w:val="000000"/>
+          <w:sz w:val="24"/>
+        </w:rPr>
+        <w:t>• Tác nhân chính: Nhân viên kho, Quản lý kho.</w:t>
+      </w:r>
+    </w:p>
+    <w:p>
+      <w:pPr>
+        <w:spacing w:line="276" w:lineRule="auto" w:after="60"/>
+        <w:ind w:firstLine="0" w:left="567"/>
+      </w:pPr>
+      <w:r>
+        <w:rPr>
+          <w:rFonts w:ascii="Times New Roman" w:hAnsi="Times New Roman" w:eastAsia="Times New Roman"/>
+          <w:color w:val="000000"/>
+          <w:sz w:val="24"/>
+        </w:rPr>
+        <w:t>• Mô tả tóm tắt: Thêm mặt hàng vào danh mục trung tâm của hệ thống; đồng thời khởi tạo số lượng tồn bằng 0 tại tất cả các kho đang hoạt động để sẵn sàng nhập/xuất.</w:t>
+      </w:r>
+    </w:p>
+    <w:p>
+      <w:pPr>
+        <w:spacing w:line="276" w:lineRule="auto" w:after="60"/>
+        <w:ind w:firstLine="0" w:left="567"/>
+      </w:pPr>
+      <w:r>
+        <w:rPr>
+          <w:rFonts w:ascii="Times New Roman" w:hAnsi="Times New Roman" w:eastAsia="Times New Roman"/>
+          <w:color w:val="000000"/>
+          <w:sz w:val="24"/>
+        </w:rPr>
+        <w:t>• Mục tiêu: Hàng mới tồn tại trong danh mục và có bản ghi tồn kho ban đầu.</w:t>
+      </w:r>
+    </w:p>
+    <w:p>
+      <w:pPr>
+        <w:spacing w:line="276" w:lineRule="auto" w:after="60"/>
+        <w:ind w:firstLine="0" w:left="567"/>
+      </w:pPr>
+      <w:r>
+        <w:rPr>
+          <w:rFonts w:ascii="Times New Roman" w:hAnsi="Times New Roman" w:eastAsia="Times New Roman"/>
+          <w:color w:val="000000"/>
+          <w:sz w:val="24"/>
+        </w:rPr>
+        <w:t>• Điều kiện trước:</w:t>
+      </w:r>
+    </w:p>
+    <w:p>
+      <w:pPr>
+        <w:spacing w:line="276" w:lineRule="auto" w:after="60"/>
+        <w:ind w:firstLine="0" w:left="567"/>
+      </w:pPr>
+      <w:r>
+        <w:rPr>
+          <w:rFonts w:ascii="Times New Roman" w:hAnsi="Times New Roman" w:eastAsia="Times New Roman"/>
+          <w:color w:val="000000"/>
+          <w:sz w:val="24"/>
+        </w:rPr>
+        <w:t>• Actor đã đăng nhập.</w:t>
+      </w:r>
+    </w:p>
+    <w:p>
+      <w:pPr>
+        <w:spacing w:line="276" w:lineRule="auto" w:after="60"/>
+        <w:ind w:firstLine="0" w:left="567"/>
+      </w:pPr>
+      <w:r>
+        <w:rPr>
+          <w:rFonts w:ascii="Times New Roman" w:hAnsi="Times New Roman" w:eastAsia="Times New Roman"/>
+          <w:color w:val="000000"/>
+          <w:sz w:val="24"/>
+        </w:rPr>
+        <w:t>• Đã có ít nhất một nhóm hàng và một đơn vị tính.</w:t>
+      </w:r>
+    </w:p>
+    <w:p>
+      <w:pPr>
+        <w:spacing w:line="276" w:lineRule="auto" w:after="60"/>
+        <w:ind w:firstLine="0" w:left="567"/>
+      </w:pPr>
+      <w:r>
+        <w:rPr>
+          <w:rFonts w:ascii="Times New Roman" w:hAnsi="Times New Roman" w:eastAsia="Times New Roman"/>
+          <w:color w:val="000000"/>
+          <w:sz w:val="24"/>
+        </w:rPr>
+        <w:t>• (Khuyến nghị) Đã có kho đang hoạt động để khởi tạo tồn.</w:t>
         <w:br/>
         <w:t xml:space="preserve"> enumerate</w:t>
       </w:r>
@@ -10789,7 +11731,7 @@
           <w:color w:val="000000"/>
           <w:sz w:val="24"/>
         </w:rPr>
-        <w:t>• Luồng thay thế:</w:t>
+        <w:t>• Điều kiện sau:</w:t>
       </w:r>
     </w:p>
     <w:p>
@@ -10803,7 +11745,7 @@
           <w:color w:val="000000"/>
           <w:sz w:val="24"/>
         </w:rPr>
-        <w:t>• Dữ liệu phiếu không hợp lệ (thiếu dòng hàng) → không cho gửi duyệt.</w:t>
+        <w:t>• Có bản ghi HangHoa mới.</w:t>
       </w:r>
     </w:p>
     <w:p>
@@ -10817,7 +11759,7 @@
           <w:color w:val="000000"/>
           <w:sz w:val="24"/>
         </w:rPr>
-        <w:t>• QL Từ chối → trạng thái “Từ chối”, tồn kho không đổi, lưu lý do.</w:t>
+        <w:t>• Có các bản ghi TonKho tương ứng (mỗi kho một dòng, số lượng = 0) nếu hệ thống cấu hình khởi tạo tự động.</w:t>
         <w:br/>
         <w:t xml:space="preserve"> enumerate</w:t>
       </w:r>
@@ -10833,21 +11775,7 @@
           <w:color w:val="000000"/>
           <w:sz w:val="24"/>
         </w:rPr>
-        <w:t>• Điều kiện sau: Phiếu được lưu; nếu đã duyệt thì tồn kho tăng đúng số lượng nhập.</w:t>
-      </w:r>
-    </w:p>
-    <w:p>
-      <w:pPr>
-        <w:pStyle w:val="Heading3"/>
-      </w:pPr>
-      <w:r>
-        <w:rPr>
-          <w:rFonts w:ascii="Times New Roman" w:hAnsi="Times New Roman" w:eastAsia="Times New Roman"/>
-          <w:b/>
-          <w:color w:val="000000"/>
-          <w:sz w:val="24"/>
-        </w:rPr>
-        <w:t>3.7.10 UC10 -- Lập phiếu xuất kho</w:t>
+        <w:t>• Luồng sự kiện chính:</w:t>
       </w:r>
     </w:p>
     <w:p>
@@ -10861,7 +11789,7 @@
           <w:color w:val="000000"/>
           <w:sz w:val="24"/>
         </w:rPr>
-        <w:t>• Tác nhân: Nhân viên kho (lập), Quản lý kho (duyệt).</w:t>
+        <w:t>• Actor mở “Quản lý hàng hóa” → “Thêm mới”.</w:t>
       </w:r>
     </w:p>
     <w:p>
@@ -10875,7 +11803,7 @@
           <w:color w:val="000000"/>
           <w:sz w:val="24"/>
         </w:rPr>
-        <w:t>• Mục tiêu: Ghi nhận hàng xuất cho khách hàng; khi duyệt thì giảm tồn kho.</w:t>
+        <w:t>• Hệ thống hiển thị form: mã hàng, tên hàng, nhóm hàng, đơn vị tính, giá nhập, giá xuất, mô tả, trạng thái.</w:t>
       </w:r>
     </w:p>
     <w:p>
@@ -10889,7 +11817,7 @@
           <w:color w:val="000000"/>
           <w:sz w:val="24"/>
         </w:rPr>
-        <w:t>• Điều kiện trước: Đã có KH, kho, hàng; tồn kho đủ để xuất; NV/QL đã đăng nhập.</w:t>
+        <w:t>• Actor nhập/chọn đầy đủ thông tin bắt buộc, nhấn “Lưu”.</w:t>
       </w:r>
     </w:p>
     <w:p>
@@ -10903,7 +11831,7 @@
           <w:color w:val="000000"/>
           <w:sz w:val="24"/>
         </w:rPr>
-        <w:t>• Luồng chính:</w:t>
+        <w:t>• Hệ thống kiểm tra mã hàng chưa tồn tại; nhóm và ĐVT hợp lệ; giá 0.</w:t>
       </w:r>
     </w:p>
     <w:p>
@@ -10917,7 +11845,7 @@
           <w:color w:val="000000"/>
           <w:sz w:val="24"/>
         </w:rPr>
-        <w:t>• NV chọn lập phiếu xuất: chọn KH, kho xuất, ngày xuất.</w:t>
+        <w:t>• Hệ thống lưu HangHoa.</w:t>
       </w:r>
     </w:p>
     <w:p>
@@ -10931,7 +11859,7 @@
           <w:color w:val="000000"/>
           <w:sz w:val="24"/>
         </w:rPr>
-        <w:t>• Thêm dòng hàng: hệ thống kiểm tra tồn đủ tại kho xuất; nếu đủ thì ghi nhận đơn giá, thành tiền.</w:t>
+        <w:t>• Hệ thống tạo TonKho = 0 cho từng kho đang hoạt động.</w:t>
       </w:r>
     </w:p>
     <w:p>
@@ -10945,7 +11873,9 @@
           <w:color w:val="000000"/>
           <w:sz w:val="24"/>
         </w:rPr>
-        <w:t>• Gửi duyệt -- “Chờ duyệt”.</w:t>
+        <w:t>• Hệ thống thông báo thành công và hiển thị lại danh sách hàng.</w:t>
+        <w:br/>
+        <w:t xml:space="preserve"> enumerate</w:t>
       </w:r>
     </w:p>
     <w:p>
@@ -10959,13 +11889,69 @@
           <w:color w:val="000000"/>
           <w:sz w:val="24"/>
         </w:rPr>
-        <w:t>• QL duyệt → “Đã duyệt”; trừ TonKho; ghi log.</w:t>
+        <w:t>• Luồng thay thế:</w:t>
+      </w:r>
+    </w:p>
+    <w:p>
+      <w:pPr>
+        <w:spacing w:line="276" w:lineRule="auto" w:after="60"/>
+        <w:ind w:firstLine="0" w:left="567"/>
+      </w:pPr>
+      <w:r>
+        <w:rPr>
+          <w:rFonts w:ascii="Times New Roman" w:hAnsi="Times New Roman" w:eastAsia="Times New Roman"/>
+          <w:color w:val="000000"/>
+          <w:sz w:val="24"/>
+        </w:rPr>
+        <w:t>• A1 -- Mã hàng trùng: Báo lỗi, không lưu.</w:t>
+      </w:r>
+    </w:p>
+    <w:p>
+      <w:pPr>
+        <w:spacing w:line="276" w:lineRule="auto" w:after="60"/>
+        <w:ind w:firstLine="0" w:left="567"/>
+      </w:pPr>
+      <w:r>
+        <w:rPr>
+          <w:rFonts w:ascii="Times New Roman" w:hAnsi="Times New Roman" w:eastAsia="Times New Roman"/>
+          <w:color w:val="000000"/>
+          <w:sz w:val="24"/>
+        </w:rPr>
+        <w:t>• A2 -- Chưa chọn nhóm/ĐVT: Báo thiếu thông tin.</w:t>
+      </w:r>
+    </w:p>
+    <w:p>
+      <w:pPr>
+        <w:spacing w:line="276" w:lineRule="auto" w:after="60"/>
+        <w:ind w:firstLine="0" w:left="567"/>
+      </w:pPr>
+      <w:r>
+        <w:rPr>
+          <w:rFonts w:ascii="Times New Roman" w:hAnsi="Times New Roman" w:eastAsia="Times New Roman"/>
+          <w:color w:val="000000"/>
+          <w:sz w:val="24"/>
+        </w:rPr>
+        <w:t>• A3 -- Giá âm: Báo lỗi ràng buộc.</w:t>
         <w:br/>
         <w:t xml:space="preserve"> enumerate</w:t>
       </w:r>
     </w:p>
     <w:p>
       <w:pPr>
+        <w:pStyle w:val="Heading3"/>
+      </w:pPr>
+      <w:r>
+        <w:rPr>
+          <w:rFonts w:ascii="Times New Roman" w:hAnsi="Times New Roman" w:eastAsia="Times New Roman"/>
+          <w:b/>
+          <w:color w:val="000000"/>
+          <w:sz w:val="24"/>
+        </w:rPr>
+        <w:t>3.7.7 UC07 -- Tìm kiếm hàng hóa</w:t>
+      </w:r>
+    </w:p>
+    <w:p>
+      <w:pPr>
         <w:spacing w:line="276" w:lineRule="auto" w:after="60"/>
         <w:ind w:firstLine="0" w:left="567"/>
       </w:pPr>
@@ -10975,7 +11961,7 @@
           <w:color w:val="000000"/>
           <w:sz w:val="24"/>
         </w:rPr>
-        <w:t>• Luồng thay thế: Tồn không đủ → không cho thêm dòng; QL từ chối → tồn không đổi.</w:t>
+        <w:t>• Tên use case: Tìm kiếm hàng hóa.</w:t>
       </w:r>
     </w:p>
     <w:p>
@@ -10989,21 +11975,7 @@
           <w:color w:val="000000"/>
           <w:sz w:val="24"/>
         </w:rPr>
-        <w:t>• Điều kiện sau: Phiếu được lưu; nếu đã duyệt thì tồn kho giảm đúng số lượng xuất.</w:t>
-      </w:r>
-    </w:p>
-    <w:p>
-      <w:pPr>
-        <w:pStyle w:val="Heading3"/>
-      </w:pPr>
-      <w:r>
-        <w:rPr>
-          <w:rFonts w:ascii="Times New Roman" w:hAnsi="Times New Roman" w:eastAsia="Times New Roman"/>
-          <w:b/>
-          <w:color w:val="000000"/>
-          <w:sz w:val="24"/>
-        </w:rPr>
-        <w:t>3.7.11 UC11 -- Lập phiếu kiểm kê</w:t>
+        <w:t>• Mã: UC07.</w:t>
       </w:r>
     </w:p>
     <w:p>
@@ -11017,7 +11989,7 @@
           <w:color w:val="000000"/>
           <w:sz w:val="24"/>
         </w:rPr>
-        <w:t>• Tác nhân: Nhân viên kho (lập, nhập số thực tế), Quản lý kho (duyệt điều chỉnh).</w:t>
+        <w:t>• Tác nhân chính: Mọi người dùng được cấp quyền tra cứu.</w:t>
       </w:r>
     </w:p>
     <w:p>
@@ -11031,7 +12003,7 @@
           <w:color w:val="000000"/>
           <w:sz w:val="24"/>
         </w:rPr>
-        <w:t>• Mục tiêu: Đối chiếu tồn thực tế với sổ sách và điều chỉnh chênh lệch khi được duyệt.</w:t>
+        <w:t>• Mô tả tóm tắt: Tra cứu nhanh mặt hàng theo mã, tên, nhóm hoặc theo tồn tại một kho; hỗ trợ kiểm tra trước khi lập phiếu xuất/nhập.</w:t>
       </w:r>
     </w:p>
     <w:p>
@@ -11045,7 +12017,7 @@
           <w:color w:val="000000"/>
           <w:sz w:val="24"/>
         </w:rPr>
-        <w:t>• Điều kiện trước: Đã có kho và hàng; NV/QL đã đăng nhập.</w:t>
+        <w:t>• Mục tiêu: Nhận được danh sách hàng thỏa điều kiện kèm thông tin tồn (nếu có).</w:t>
       </w:r>
     </w:p>
     <w:p>
@@ -11059,7 +12031,7 @@
           <w:color w:val="000000"/>
           <w:sz w:val="24"/>
         </w:rPr>
-        <w:t>• Luồng chính:</w:t>
+        <w:t>• Điều kiện trước: Actor đã đăng nhập; danh mục hàng đã có dữ liệu (có thể rỗng).</w:t>
       </w:r>
     </w:p>
     <w:p>
@@ -11073,7 +12045,7 @@
           <w:color w:val="000000"/>
           <w:sz w:val="24"/>
         </w:rPr>
-        <w:t>• NV tạo phiếu kiểm kê, chọn kho, ngày kiểm.</w:t>
+        <w:t>• Điều kiện sau: Không bắt buộc thay đổi dữ liệu; actor xem được kết quả tìm kiếm.</w:t>
       </w:r>
     </w:p>
     <w:p>
@@ -11087,7 +12059,7 @@
           <w:color w:val="000000"/>
           <w:sz w:val="24"/>
         </w:rPr>
-        <w:t>• Hệ thống nạp danh sách hàng và số lượng sổ từ TonKho.</w:t>
+        <w:t>• Luồng sự kiện chính:</w:t>
       </w:r>
     </w:p>
     <w:p>
@@ -11101,7 +12073,7 @@
           <w:color w:val="000000"/>
           <w:sz w:val="24"/>
         </w:rPr>
-        <w:t>• NV nhập số lượng thực tế; hệ thống tính chênh lệch = thực tế - sổ.</w:t>
+        <w:t>• Actor mở màn hình hàng hóa / tìm kiếm.</w:t>
       </w:r>
     </w:p>
     <w:p>
@@ -11115,7 +12087,7 @@
           <w:color w:val="000000"/>
           <w:sz w:val="24"/>
         </w:rPr>
-        <w:t>• Gửi duyệt. QL xem chênh lệch và duyệt điều chỉnh.</w:t>
+        <w:t>• Nhập từ khóa (mã hoặc tên), có thể chọn thêm bộ lọc: nhóm hàng, kho, trạng thái.</w:t>
       </w:r>
     </w:p>
     <w:p>
@@ -11129,7 +12101,49 @@
           <w:color w:val="000000"/>
           <w:sz w:val="24"/>
         </w:rPr>
-        <w:t>• Hệ thống cập nhật TonKho = số thực tế; trạng thái phiếu “Đã duyệt”; ghi log.</w:t>
+        <w:t>• Nhấn “Tìm kiếm”.</w:t>
+      </w:r>
+    </w:p>
+    <w:p>
+      <w:pPr>
+        <w:spacing w:line="276" w:lineRule="auto" w:after="60"/>
+        <w:ind w:firstLine="0" w:left="567"/>
+      </w:pPr>
+      <w:r>
+        <w:rPr>
+          <w:rFonts w:ascii="Times New Roman" w:hAnsi="Times New Roman" w:eastAsia="Times New Roman"/>
+          <w:color w:val="000000"/>
+          <w:sz w:val="24"/>
+        </w:rPr>
+        <w:t>• Hệ thống truy vấn HangHoa (và TonKho nếu lọc theo kho).</w:t>
+      </w:r>
+    </w:p>
+    <w:p>
+      <w:pPr>
+        <w:spacing w:line="276" w:lineRule="auto" w:after="60"/>
+        <w:ind w:firstLine="0" w:left="567"/>
+      </w:pPr>
+      <w:r>
+        <w:rPr>
+          <w:rFonts w:ascii="Times New Roman" w:hAnsi="Times New Roman" w:eastAsia="Times New Roman"/>
+          <w:color w:val="000000"/>
+          <w:sz w:val="24"/>
+        </w:rPr>
+        <w:t>• Hệ thống hiển thị bảng kết quả: mã, tên, nhóm, ĐVT, tồn (theo kho hoặc tổng), trạng thái.</w:t>
+      </w:r>
+    </w:p>
+    <w:p>
+      <w:pPr>
+        <w:spacing w:line="276" w:lineRule="auto" w:after="60"/>
+        <w:ind w:firstLine="0" w:left="567"/>
+      </w:pPr>
+      <w:r>
+        <w:rPr>
+          <w:rFonts w:ascii="Times New Roman" w:hAnsi="Times New Roman" w:eastAsia="Times New Roman"/>
+          <w:color w:val="000000"/>
+          <w:sz w:val="24"/>
+        </w:rPr>
+        <w:t>• Actor có thể chọn một dòng để xem chi tiết.</w:t>
         <w:br/>
         <w:t xml:space="preserve"> enumerate</w:t>
       </w:r>
@@ -11145,7 +12159,7 @@
           <w:color w:val="000000"/>
           <w:sz w:val="24"/>
         </w:rPr>
-        <w:t>• Luồng thay thế: QL yêu cầu kiểm lại / từ chối → tồn không đổi.</w:t>
+        <w:t>• Luồng thay thế:</w:t>
       </w:r>
     </w:p>
     <w:p>
@@ -11159,21 +12173,7 @@
           <w:color w:val="000000"/>
           <w:sz w:val="24"/>
         </w:rPr>
-        <w:t>• Điều kiện sau: Nếu duyệt, tồn kho khớp số thực tế đã kiểm.</w:t>
-      </w:r>
-    </w:p>
-    <w:p>
-      <w:pPr>
-        <w:pStyle w:val="Heading3"/>
-      </w:pPr>
-      <w:r>
-        <w:rPr>
-          <w:rFonts w:ascii="Times New Roman" w:hAnsi="Times New Roman" w:eastAsia="Times New Roman"/>
-          <w:b/>
-          <w:color w:val="000000"/>
-          <w:sz w:val="24"/>
-        </w:rPr>
-        <w:t>3.7.12 UC12 -- Xem báo cáo nhập xuất tồn</w:t>
+        <w:t>• A1 -- Không có kết quả: Hiển thị thông báo “Không tìm thấy hàng hóa phù hợp”.</w:t>
       </w:r>
     </w:p>
     <w:p>
@@ -11187,7 +12187,23 @@
           <w:color w:val="000000"/>
           <w:sz w:val="24"/>
         </w:rPr>
-        <w:t>• Tác nhân: Quản lý kho, Quản trị viên.</w:t>
+        <w:t>• A2 -- Bỏ trống mọi điều kiện: Hệ thống có thể trả về danh sách trang đầu (phân trang) hoặc yêu cầu nhập ít nhất một điều kiện (theo quy ước giao diện).</w:t>
+        <w:br/>
+        <w:t xml:space="preserve"> enumerate</w:t>
+      </w:r>
+    </w:p>
+    <w:p>
+      <w:pPr>
+        <w:pStyle w:val="Heading3"/>
+      </w:pPr>
+      <w:r>
+        <w:rPr>
+          <w:rFonts w:ascii="Times New Roman" w:hAnsi="Times New Roman" w:eastAsia="Times New Roman"/>
+          <w:b/>
+          <w:color w:val="000000"/>
+          <w:sz w:val="24"/>
+        </w:rPr>
+        <w:t>3.7.8 UC08 -- Thêm kho</w:t>
       </w:r>
     </w:p>
     <w:p>
@@ -11201,7 +12217,7 @@
           <w:color w:val="000000"/>
           <w:sz w:val="24"/>
         </w:rPr>
-        <w:t>• Mục tiêu: Xem tổng hợp tồn hiện tại hoặc nhập--xuất--tồn theo kỳ phục vụ theo dõi vận hành.</w:t>
+        <w:t>• Tên use case: Thêm kho.</w:t>
       </w:r>
     </w:p>
     <w:p>
@@ -11215,7 +12231,7 @@
           <w:color w:val="000000"/>
           <w:sz w:val="24"/>
         </w:rPr>
-        <w:t>• Điều kiện trước: Đã đăng nhập với quyền xem báo cáo; đã có dữ liệu phiếu/tồn.</w:t>
+        <w:t>• Mã: UC08.</w:t>
       </w:r>
     </w:p>
     <w:p>
@@ -11229,7 +12245,7 @@
           <w:color w:val="000000"/>
           <w:sz w:val="24"/>
         </w:rPr>
-        <w:t>• Luồng chính:</w:t>
+        <w:t>• Tác nhân chính: Quản lý kho, Quản trị viên.</w:t>
       </w:r>
     </w:p>
     <w:p>
@@ -11243,7 +12259,7 @@
           <w:color w:val="000000"/>
           <w:sz w:val="24"/>
         </w:rPr>
-        <w:t>• Chọn loại báo cáo (tồn hiện tại / NXT theo kỳ).</w:t>
+        <w:t>• Mô tả tóm tắt: Khai báo kho hàng mới (địa điểm lưu trữ) để theo dõi tồn và lập phiếu theo từng kho.</w:t>
       </w:r>
     </w:p>
     <w:p>
@@ -11257,7 +12273,7 @@
           <w:color w:val="000000"/>
           <w:sz w:val="24"/>
         </w:rPr>
-        <w:t>• Nhập điều kiện: khoảng ngày, kho, nhóm hàng hoặc mã hàng (tùy chọn).</w:t>
+        <w:t>• Mục tiêu: Có kho mới trong danh mục, sẵn sàng nhận nhập/xuất/kiểm kê.</w:t>
       </w:r>
     </w:p>
     <w:p>
@@ -11271,7 +12287,7 @@
           <w:color w:val="000000"/>
           <w:sz w:val="24"/>
         </w:rPr>
-        <w:t>• Hệ thống tổng hợp từ phiếu nhập, phiếu xuất, tồn kho.</w:t>
+        <w:t>• Điều kiện trước: Actor đã đăng nhập với quyền quản lý kho hoặc QTV.</w:t>
       </w:r>
     </w:p>
     <w:p>
@@ -11285,7 +12301,77 @@
           <w:color w:val="000000"/>
           <w:sz w:val="24"/>
         </w:rPr>
-        <w:t>• Hiển thị bảng kết quả; tùy chọn xuất Excel.</w:t>
+        <w:t>• Điều kiện sau: Bản ghi Kho được lưu; có thể chọn kho trên các form phiếu.</w:t>
+      </w:r>
+    </w:p>
+    <w:p>
+      <w:pPr>
+        <w:spacing w:line="276" w:lineRule="auto" w:after="60"/>
+        <w:ind w:firstLine="0" w:left="567"/>
+      </w:pPr>
+      <w:r>
+        <w:rPr>
+          <w:rFonts w:ascii="Times New Roman" w:hAnsi="Times New Roman" w:eastAsia="Times New Roman"/>
+          <w:color w:val="000000"/>
+          <w:sz w:val="24"/>
+        </w:rPr>
+        <w:t>• Luồng sự kiện chính:</w:t>
+      </w:r>
+    </w:p>
+    <w:p>
+      <w:pPr>
+        <w:spacing w:line="276" w:lineRule="auto" w:after="60"/>
+        <w:ind w:firstLine="0" w:left="567"/>
+      </w:pPr>
+      <w:r>
+        <w:rPr>
+          <w:rFonts w:ascii="Times New Roman" w:hAnsi="Times New Roman" w:eastAsia="Times New Roman"/>
+          <w:color w:val="000000"/>
+          <w:sz w:val="24"/>
+        </w:rPr>
+        <w:t>• Mở “Quản lý kho” → “Thêm mới”.</w:t>
+      </w:r>
+    </w:p>
+    <w:p>
+      <w:pPr>
+        <w:spacing w:line="276" w:lineRule="auto" w:after="60"/>
+        <w:ind w:firstLine="0" w:left="567"/>
+      </w:pPr>
+      <w:r>
+        <w:rPr>
+          <w:rFonts w:ascii="Times New Roman" w:hAnsi="Times New Roman" w:eastAsia="Times New Roman"/>
+          <w:color w:val="000000"/>
+          <w:sz w:val="24"/>
+        </w:rPr>
+        <w:t>• Nhập mã kho, tên kho, địa chỉ, người phụ trách, diện tích, trạng thái.</w:t>
+      </w:r>
+    </w:p>
+    <w:p>
+      <w:pPr>
+        <w:spacing w:line="276" w:lineRule="auto" w:after="60"/>
+        <w:ind w:firstLine="0" w:left="567"/>
+      </w:pPr>
+      <w:r>
+        <w:rPr>
+          <w:rFonts w:ascii="Times New Roman" w:hAnsi="Times New Roman" w:eastAsia="Times New Roman"/>
+          <w:color w:val="000000"/>
+          <w:sz w:val="24"/>
+        </w:rPr>
+        <w:t>• Hệ thống kiểm tra mã kho duy nhất và lưu.</w:t>
+      </w:r>
+    </w:p>
+    <w:p>
+      <w:pPr>
+        <w:spacing w:line="276" w:lineRule="auto" w:after="60"/>
+        <w:ind w:firstLine="0" w:left="567"/>
+      </w:pPr>
+      <w:r>
+        <w:rPr>
+          <w:rFonts w:ascii="Times New Roman" w:hAnsi="Times New Roman" w:eastAsia="Times New Roman"/>
+          <w:color w:val="000000"/>
+          <w:sz w:val="24"/>
+        </w:rPr>
+        <w:t>• Thông báo thành công.</w:t>
         <w:br/>
         <w:t xml:space="preserve"> enumerate</w:t>
       </w:r>
@@ -11301,7 +12387,1227 @@
           <w:color w:val="000000"/>
           <w:sz w:val="24"/>
         </w:rPr>
-        <w:t>• Điều kiện sau: Người dùng xem được số liệu; không bắt buộc thay đổi dữ liệu gốc.</w:t>
+        <w:t>• Luồng thay thế: Mã kho trùng → báo lỗi.</w:t>
+      </w:r>
+    </w:p>
+    <w:p>
+      <w:pPr>
+        <w:pStyle w:val="Heading3"/>
+      </w:pPr>
+      <w:r>
+        <w:rPr>
+          <w:rFonts w:ascii="Times New Roman" w:hAnsi="Times New Roman" w:eastAsia="Times New Roman"/>
+          <w:b/>
+          <w:color w:val="000000"/>
+          <w:sz w:val="24"/>
+        </w:rPr>
+        <w:t>3.7.9 UC09 -- Lập phiếu nhập kho</w:t>
+      </w:r>
+    </w:p>
+    <w:p>
+      <w:pPr>
+        <w:spacing w:line="276" w:lineRule="auto" w:after="60"/>
+        <w:ind w:firstLine="0" w:left="567"/>
+      </w:pPr>
+      <w:r>
+        <w:rPr>
+          <w:rFonts w:ascii="Times New Roman" w:hAnsi="Times New Roman" w:eastAsia="Times New Roman"/>
+          <w:color w:val="000000"/>
+          <w:sz w:val="24"/>
+        </w:rPr>
+        <w:t>• Tên use case: Lập phiếu nhập kho.</w:t>
+      </w:r>
+    </w:p>
+    <w:p>
+      <w:pPr>
+        <w:spacing w:line="276" w:lineRule="auto" w:after="60"/>
+        <w:ind w:firstLine="0" w:left="567"/>
+      </w:pPr>
+      <w:r>
+        <w:rPr>
+          <w:rFonts w:ascii="Times New Roman" w:hAnsi="Times New Roman" w:eastAsia="Times New Roman"/>
+          <w:color w:val="000000"/>
+          <w:sz w:val="24"/>
+        </w:rPr>
+        <w:t>• Mã: UC09.</w:t>
+      </w:r>
+    </w:p>
+    <w:p>
+      <w:pPr>
+        <w:spacing w:line="276" w:lineRule="auto" w:after="60"/>
+        <w:ind w:firstLine="0" w:left="567"/>
+      </w:pPr>
+      <w:r>
+        <w:rPr>
+          <w:rFonts w:ascii="Times New Roman" w:hAnsi="Times New Roman" w:eastAsia="Times New Roman"/>
+          <w:color w:val="000000"/>
+          <w:sz w:val="24"/>
+        </w:rPr>
+        <w:t>• Tác nhân chính: Nhân viên kho (lập và gửi duyệt).</w:t>
+      </w:r>
+    </w:p>
+    <w:p>
+      <w:pPr>
+        <w:spacing w:line="276" w:lineRule="auto" w:after="60"/>
+        <w:ind w:firstLine="0" w:left="567"/>
+      </w:pPr>
+      <w:r>
+        <w:rPr>
+          <w:rFonts w:ascii="Times New Roman" w:hAnsi="Times New Roman" w:eastAsia="Times New Roman"/>
+          <w:color w:val="000000"/>
+          <w:sz w:val="24"/>
+        </w:rPr>
+        <w:t>• Tác nhân phụ: Quản lý kho (duyệt hoặc từ chối).</w:t>
+      </w:r>
+    </w:p>
+    <w:p>
+      <w:pPr>
+        <w:spacing w:line="276" w:lineRule="auto" w:after="60"/>
+        <w:ind w:firstLine="0" w:left="567"/>
+      </w:pPr>
+      <w:r>
+        <w:rPr>
+          <w:rFonts w:ascii="Times New Roman" w:hAnsi="Times New Roman" w:eastAsia="Times New Roman"/>
+          <w:color w:val="000000"/>
+          <w:sz w:val="24"/>
+        </w:rPr>
+        <w:t>• Mô tả tóm tắt: Ghi nhận lô hàng nhập từ nhà cung cấp vào một kho cụ thể. Chỉ khi quản lý duyệt, tồn kho mới tăng -- tránh cập nhật tồn khi dữ liệu phiếu chưa được kiểm soát.</w:t>
+      </w:r>
+    </w:p>
+    <w:p>
+      <w:pPr>
+        <w:spacing w:line="276" w:lineRule="auto" w:after="60"/>
+        <w:ind w:firstLine="0" w:left="567"/>
+      </w:pPr>
+      <w:r>
+        <w:rPr>
+          <w:rFonts w:ascii="Times New Roman" w:hAnsi="Times New Roman" w:eastAsia="Times New Roman"/>
+          <w:color w:val="000000"/>
+          <w:sz w:val="24"/>
+        </w:rPr>
+        <w:t>• Mục tiêu: Tạo phiếu nhập đầy đủ chi tiết; sau duyệt thì tồn kho phản ánh đúng số lượng đã nhập.</w:t>
+      </w:r>
+    </w:p>
+    <w:p>
+      <w:pPr>
+        <w:spacing w:line="276" w:lineRule="auto" w:after="60"/>
+        <w:ind w:firstLine="0" w:left="567"/>
+      </w:pPr>
+      <w:r>
+        <w:rPr>
+          <w:rFonts w:ascii="Times New Roman" w:hAnsi="Times New Roman" w:eastAsia="Times New Roman"/>
+          <w:color w:val="000000"/>
+          <w:sz w:val="24"/>
+        </w:rPr>
+        <w:t>• Điều kiện trước:</w:t>
+      </w:r>
+    </w:p>
+    <w:p>
+      <w:pPr>
+        <w:spacing w:line="276" w:lineRule="auto" w:after="60"/>
+        <w:ind w:firstLine="0" w:left="567"/>
+      </w:pPr>
+      <w:r>
+        <w:rPr>
+          <w:rFonts w:ascii="Times New Roman" w:hAnsi="Times New Roman" w:eastAsia="Times New Roman"/>
+          <w:color w:val="000000"/>
+          <w:sz w:val="24"/>
+        </w:rPr>
+        <w:t>• NV và QL đã có tài khoản và đăng nhập.</w:t>
+      </w:r>
+    </w:p>
+    <w:p>
+      <w:pPr>
+        <w:spacing w:line="276" w:lineRule="auto" w:after="60"/>
+        <w:ind w:firstLine="0" w:left="567"/>
+      </w:pPr>
+      <w:r>
+        <w:rPr>
+          <w:rFonts w:ascii="Times New Roman" w:hAnsi="Times New Roman" w:eastAsia="Times New Roman"/>
+          <w:color w:val="000000"/>
+          <w:sz w:val="24"/>
+        </w:rPr>
+        <w:t>• Đã có nhà cung cấp, kho và ít nhất một mặt hàng trong danh mục.</w:t>
+        <w:br/>
+        <w:t xml:space="preserve"> enumerate</w:t>
+      </w:r>
+    </w:p>
+    <w:p>
+      <w:pPr>
+        <w:spacing w:line="276" w:lineRule="auto" w:after="60"/>
+        <w:ind w:firstLine="0" w:left="567"/>
+      </w:pPr>
+      <w:r>
+        <w:rPr>
+          <w:rFonts w:ascii="Times New Roman" w:hAnsi="Times New Roman" w:eastAsia="Times New Roman"/>
+          <w:color w:val="000000"/>
+          <w:sz w:val="24"/>
+        </w:rPr>
+        <w:t>• Điều kiện sau (duyệt thành công):</w:t>
+      </w:r>
+    </w:p>
+    <w:p>
+      <w:pPr>
+        <w:spacing w:line="276" w:lineRule="auto" w:after="60"/>
+        <w:ind w:firstLine="0" w:left="567"/>
+      </w:pPr>
+      <w:r>
+        <w:rPr>
+          <w:rFonts w:ascii="Times New Roman" w:hAnsi="Times New Roman" w:eastAsia="Times New Roman"/>
+          <w:color w:val="000000"/>
+          <w:sz w:val="24"/>
+        </w:rPr>
+        <w:t>• Phiếu ở trạng thái “Đã duyệt”.</w:t>
+      </w:r>
+    </w:p>
+    <w:p>
+      <w:pPr>
+        <w:spacing w:line="276" w:lineRule="auto" w:after="60"/>
+        <w:ind w:firstLine="0" w:left="567"/>
+      </w:pPr>
+      <w:r>
+        <w:rPr>
+          <w:rFonts w:ascii="Times New Roman" w:hAnsi="Times New Roman" w:eastAsia="Times New Roman"/>
+          <w:color w:val="000000"/>
+          <w:sz w:val="24"/>
+        </w:rPr>
+        <w:t>• Từng dòng hàng: TonKho tại kho nhập được cộng đúng số lượng.</w:t>
+      </w:r>
+    </w:p>
+    <w:p>
+      <w:pPr>
+        <w:spacing w:line="276" w:lineRule="auto" w:after="60"/>
+        <w:ind w:firstLine="0" w:left="567"/>
+      </w:pPr>
+      <w:r>
+        <w:rPr>
+          <w:rFonts w:ascii="Times New Roman" w:hAnsi="Times New Roman" w:eastAsia="Times New Roman"/>
+          <w:color w:val="000000"/>
+          <w:sz w:val="24"/>
+        </w:rPr>
+        <w:t>• Có log thao tác duyệt.</w:t>
+        <w:br/>
+        <w:t xml:space="preserve"> enumerate</w:t>
+      </w:r>
+    </w:p>
+    <w:p>
+      <w:pPr>
+        <w:spacing w:line="276" w:lineRule="auto" w:after="60"/>
+        <w:ind w:firstLine="0" w:left="567"/>
+      </w:pPr>
+      <w:r>
+        <w:rPr>
+          <w:rFonts w:ascii="Times New Roman" w:hAnsi="Times New Roman" w:eastAsia="Times New Roman"/>
+          <w:color w:val="000000"/>
+          <w:sz w:val="24"/>
+        </w:rPr>
+        <w:t>• Luồng sự kiện chính:</w:t>
+      </w:r>
+    </w:p>
+    <w:p>
+      <w:pPr>
+        <w:spacing w:line="276" w:lineRule="auto" w:after="60"/>
+        <w:ind w:firstLine="0" w:left="567"/>
+      </w:pPr>
+      <w:r>
+        <w:rPr>
+          <w:rFonts w:ascii="Times New Roman" w:hAnsi="Times New Roman" w:eastAsia="Times New Roman"/>
+          <w:color w:val="000000"/>
+          <w:sz w:val="24"/>
+        </w:rPr>
+        <w:t>• NV chọn “Lập phiếu nhập kho”.</w:t>
+      </w:r>
+    </w:p>
+    <w:p>
+      <w:pPr>
+        <w:spacing w:line="276" w:lineRule="auto" w:after="60"/>
+        <w:ind w:firstLine="0" w:left="567"/>
+      </w:pPr>
+      <w:r>
+        <w:rPr>
+          <w:rFonts w:ascii="Times New Roman" w:hAnsi="Times New Roman" w:eastAsia="Times New Roman"/>
+          <w:color w:val="000000"/>
+          <w:sz w:val="24"/>
+        </w:rPr>
+        <w:t>• Hệ thống mở form phiếu: chọn nhà cung cấp, kho nhập, ngày nhập, ghi chú.</w:t>
+      </w:r>
+    </w:p>
+    <w:p>
+      <w:pPr>
+        <w:spacing w:line="276" w:lineRule="auto" w:after="60"/>
+        <w:ind w:firstLine="0" w:left="567"/>
+      </w:pPr>
+      <w:r>
+        <w:rPr>
+          <w:rFonts w:ascii="Times New Roman" w:hAnsi="Times New Roman" w:eastAsia="Times New Roman"/>
+          <w:color w:val="000000"/>
+          <w:sz w:val="24"/>
+        </w:rPr>
+        <w:t>• NV thêm từng dòng chi tiết: chọn hàng hóa, nhập số lượng, đơn giá.</w:t>
+      </w:r>
+    </w:p>
+    <w:p>
+      <w:pPr>
+        <w:spacing w:line="276" w:lineRule="auto" w:after="60"/>
+        <w:ind w:firstLine="0" w:left="567"/>
+      </w:pPr>
+      <w:r>
+        <w:rPr>
+          <w:rFonts w:ascii="Times New Roman" w:hAnsi="Times New Roman" w:eastAsia="Times New Roman"/>
+          <w:color w:val="000000"/>
+          <w:sz w:val="24"/>
+        </w:rPr>
+        <w:t>• Hệ thống tính thành tiền từng dòng và tổng tiền phiếu.</w:t>
+      </w:r>
+    </w:p>
+    <w:p>
+      <w:pPr>
+        <w:spacing w:line="276" w:lineRule="auto" w:after="60"/>
+        <w:ind w:firstLine="0" w:left="567"/>
+      </w:pPr>
+      <w:r>
+        <w:rPr>
+          <w:rFonts w:ascii="Times New Roman" w:hAnsi="Times New Roman" w:eastAsia="Times New Roman"/>
+          <w:color w:val="000000"/>
+          <w:sz w:val="24"/>
+        </w:rPr>
+        <w:t>• NV kiểm tra lại và chọn “Gửi duyệt”.</w:t>
+      </w:r>
+    </w:p>
+    <w:p>
+      <w:pPr>
+        <w:spacing w:line="276" w:lineRule="auto" w:after="60"/>
+        <w:ind w:firstLine="0" w:left="567"/>
+      </w:pPr>
+      <w:r>
+        <w:rPr>
+          <w:rFonts w:ascii="Times New Roman" w:hAnsi="Times New Roman" w:eastAsia="Times New Roman"/>
+          <w:color w:val="000000"/>
+          <w:sz w:val="24"/>
+        </w:rPr>
+        <w:t>• Hệ thống kiểm tra phiếu có ít nhất một dòng hàng, các trường bắt buộc hợp lệ.</w:t>
+      </w:r>
+    </w:p>
+    <w:p>
+      <w:pPr>
+        <w:spacing w:line="276" w:lineRule="auto" w:after="60"/>
+        <w:ind w:firstLine="0" w:left="567"/>
+      </w:pPr>
+      <w:r>
+        <w:rPr>
+          <w:rFonts w:ascii="Times New Roman" w:hAnsi="Times New Roman" w:eastAsia="Times New Roman"/>
+          <w:color w:val="000000"/>
+          <w:sz w:val="24"/>
+        </w:rPr>
+        <w:t>• Hệ thống lưu phiếu với trạng thái “Chờ duyệt”.</w:t>
+      </w:r>
+    </w:p>
+    <w:p>
+      <w:pPr>
+        <w:spacing w:line="276" w:lineRule="auto" w:after="60"/>
+        <w:ind w:firstLine="0" w:left="567"/>
+      </w:pPr>
+      <w:r>
+        <w:rPr>
+          <w:rFonts w:ascii="Times New Roman" w:hAnsi="Times New Roman" w:eastAsia="Times New Roman"/>
+          <w:color w:val="000000"/>
+          <w:sz w:val="24"/>
+        </w:rPr>
+        <w:t>• QL mở danh sách phiếu chờ duyệt, chọn phiếu cần xem.</w:t>
+      </w:r>
+    </w:p>
+    <w:p>
+      <w:pPr>
+        <w:spacing w:line="276" w:lineRule="auto" w:after="60"/>
+        <w:ind w:firstLine="0" w:left="567"/>
+      </w:pPr>
+      <w:r>
+        <w:rPr>
+          <w:rFonts w:ascii="Times New Roman" w:hAnsi="Times New Roman" w:eastAsia="Times New Roman"/>
+          <w:color w:val="000000"/>
+          <w:sz w:val="24"/>
+        </w:rPr>
+        <w:t>• QL kiểm tra thông tin NCC, kho, danh sách hàng; chọn “Duyệt”.</w:t>
+      </w:r>
+    </w:p>
+    <w:p>
+      <w:pPr>
+        <w:spacing w:line="276" w:lineRule="auto" w:after="60"/>
+        <w:ind w:firstLine="0" w:left="567"/>
+      </w:pPr>
+      <w:r>
+        <w:rPr>
+          <w:rFonts w:ascii="Times New Roman" w:hAnsi="Times New Roman" w:eastAsia="Times New Roman"/>
+          <w:color w:val="000000"/>
+          <w:sz w:val="24"/>
+        </w:rPr>
+        <w:t>• Hệ thống đổi trạng thái phiếu thành “Đã duyệt”.</w:t>
+      </w:r>
+    </w:p>
+    <w:p>
+      <w:pPr>
+        <w:spacing w:line="276" w:lineRule="auto" w:after="60"/>
+        <w:ind w:firstLine="0" w:left="567"/>
+      </w:pPr>
+      <w:r>
+        <w:rPr>
+          <w:rFonts w:ascii="Times New Roman" w:hAnsi="Times New Roman" w:eastAsia="Times New Roman"/>
+          <w:color w:val="000000"/>
+          <w:sz w:val="24"/>
+        </w:rPr>
+        <w:t>• Với mỗi dòng chi tiết, hệ thống tăng SoLuongTon tương ứng (Kho, HangHoa).</w:t>
+      </w:r>
+    </w:p>
+    <w:p>
+      <w:pPr>
+        <w:spacing w:line="276" w:lineRule="auto" w:after="60"/>
+        <w:ind w:firstLine="0" w:left="567"/>
+      </w:pPr>
+      <w:r>
+        <w:rPr>
+          <w:rFonts w:ascii="Times New Roman" w:hAnsi="Times New Roman" w:eastAsia="Times New Roman"/>
+          <w:color w:val="000000"/>
+          <w:sz w:val="24"/>
+        </w:rPr>
+        <w:t>• Hệ thống ghi log và thông báo duyệt thành công.</w:t>
+        <w:br/>
+        <w:t xml:space="preserve"> enumerate</w:t>
+      </w:r>
+    </w:p>
+    <w:p>
+      <w:pPr>
+        <w:spacing w:line="276" w:lineRule="auto" w:after="60"/>
+        <w:ind w:firstLine="0" w:left="567"/>
+      </w:pPr>
+      <w:r>
+        <w:rPr>
+          <w:rFonts w:ascii="Times New Roman" w:hAnsi="Times New Roman" w:eastAsia="Times New Roman"/>
+          <w:color w:val="000000"/>
+          <w:sz w:val="24"/>
+        </w:rPr>
+        <w:t>• Luồng thay thế:</w:t>
+      </w:r>
+    </w:p>
+    <w:p>
+      <w:pPr>
+        <w:spacing w:line="276" w:lineRule="auto" w:after="60"/>
+        <w:ind w:firstLine="0" w:left="567"/>
+      </w:pPr>
+      <w:r>
+        <w:rPr>
+          <w:rFonts w:ascii="Times New Roman" w:hAnsi="Times New Roman" w:eastAsia="Times New Roman"/>
+          <w:color w:val="000000"/>
+          <w:sz w:val="24"/>
+        </w:rPr>
+        <w:t>• A1 -- Phiếu không có dòng hàng: Không cho gửi duyệt, yêu cầu bổ sung.</w:t>
+      </w:r>
+    </w:p>
+    <w:p>
+      <w:pPr>
+        <w:spacing w:line="276" w:lineRule="auto" w:after="60"/>
+        <w:ind w:firstLine="0" w:left="567"/>
+      </w:pPr>
+      <w:r>
+        <w:rPr>
+          <w:rFonts w:ascii="Times New Roman" w:hAnsi="Times New Roman" w:eastAsia="Times New Roman"/>
+          <w:color w:val="000000"/>
+          <w:sz w:val="24"/>
+        </w:rPr>
+        <w:t>• A2 -- QL từ chối: Nhập lý do từ chối; trạng thái “Từ chối”; không đổi tồn kho.</w:t>
+      </w:r>
+    </w:p>
+    <w:p>
+      <w:pPr>
+        <w:spacing w:line="276" w:lineRule="auto" w:after="60"/>
+        <w:ind w:firstLine="0" w:left="567"/>
+      </w:pPr>
+      <w:r>
+        <w:rPr>
+          <w:rFonts w:ascii="Times New Roman" w:hAnsi="Times New Roman" w:eastAsia="Times New Roman"/>
+          <w:color w:val="000000"/>
+          <w:sz w:val="24"/>
+        </w:rPr>
+        <w:t>• A3 -- NV hủy phiếu ở trạng thái cho phép: Phiếu “Đã hủy”, tồn không đổi.</w:t>
+        <w:br/>
+        <w:t xml:space="preserve"> enumerate</w:t>
+      </w:r>
+    </w:p>
+    <w:p>
+      <w:pPr>
+        <w:pStyle w:val="Heading3"/>
+      </w:pPr>
+      <w:r>
+        <w:rPr>
+          <w:rFonts w:ascii="Times New Roman" w:hAnsi="Times New Roman" w:eastAsia="Times New Roman"/>
+          <w:b/>
+          <w:color w:val="000000"/>
+          <w:sz w:val="24"/>
+        </w:rPr>
+        <w:t>3.7.10 UC10 -- Lập phiếu xuất kho</w:t>
+      </w:r>
+    </w:p>
+    <w:p>
+      <w:pPr>
+        <w:spacing w:line="276" w:lineRule="auto" w:after="60"/>
+        <w:ind w:firstLine="0" w:left="567"/>
+      </w:pPr>
+      <w:r>
+        <w:rPr>
+          <w:rFonts w:ascii="Times New Roman" w:hAnsi="Times New Roman" w:eastAsia="Times New Roman"/>
+          <w:color w:val="000000"/>
+          <w:sz w:val="24"/>
+        </w:rPr>
+        <w:t>• Tên use case: Lập phiếu xuất kho.</w:t>
+      </w:r>
+    </w:p>
+    <w:p>
+      <w:pPr>
+        <w:spacing w:line="276" w:lineRule="auto" w:after="60"/>
+        <w:ind w:firstLine="0" w:left="567"/>
+      </w:pPr>
+      <w:r>
+        <w:rPr>
+          <w:rFonts w:ascii="Times New Roman" w:hAnsi="Times New Roman" w:eastAsia="Times New Roman"/>
+          <w:color w:val="000000"/>
+          <w:sz w:val="24"/>
+        </w:rPr>
+        <w:t>• Mã: UC10.</w:t>
+      </w:r>
+    </w:p>
+    <w:p>
+      <w:pPr>
+        <w:spacing w:line="276" w:lineRule="auto" w:after="60"/>
+        <w:ind w:firstLine="0" w:left="567"/>
+      </w:pPr>
+      <w:r>
+        <w:rPr>
+          <w:rFonts w:ascii="Times New Roman" w:hAnsi="Times New Roman" w:eastAsia="Times New Roman"/>
+          <w:color w:val="000000"/>
+          <w:sz w:val="24"/>
+        </w:rPr>
+        <w:t>• Tác nhân chính: Nhân viên kho (lập).</w:t>
+      </w:r>
+    </w:p>
+    <w:p>
+      <w:pPr>
+        <w:spacing w:line="276" w:lineRule="auto" w:after="60"/>
+        <w:ind w:firstLine="0" w:left="567"/>
+      </w:pPr>
+      <w:r>
+        <w:rPr>
+          <w:rFonts w:ascii="Times New Roman" w:hAnsi="Times New Roman" w:eastAsia="Times New Roman"/>
+          <w:color w:val="000000"/>
+          <w:sz w:val="24"/>
+        </w:rPr>
+        <w:t>• Tác nhân phụ: Quản lý kho (duyệt).</w:t>
+      </w:r>
+    </w:p>
+    <w:p>
+      <w:pPr>
+        <w:spacing w:line="276" w:lineRule="auto" w:after="60"/>
+        <w:ind w:firstLine="0" w:left="567"/>
+      </w:pPr>
+      <w:r>
+        <w:rPr>
+          <w:rFonts w:ascii="Times New Roman" w:hAnsi="Times New Roman" w:eastAsia="Times New Roman"/>
+          <w:color w:val="000000"/>
+          <w:sz w:val="24"/>
+        </w:rPr>
+        <w:t>• Mô tả tóm tắt: Ghi nhận xuất hàng cho khách hàng từ một kho. Hệ thống chặn xuất vượt tồn; chỉ giảm tồn khi phiếu được duyệt.</w:t>
+      </w:r>
+    </w:p>
+    <w:p>
+      <w:pPr>
+        <w:spacing w:line="276" w:lineRule="auto" w:after="60"/>
+        <w:ind w:firstLine="0" w:left="567"/>
+      </w:pPr>
+      <w:r>
+        <w:rPr>
+          <w:rFonts w:ascii="Times New Roman" w:hAnsi="Times New Roman" w:eastAsia="Times New Roman"/>
+          <w:color w:val="000000"/>
+          <w:sz w:val="24"/>
+        </w:rPr>
+        <w:t>• Mục tiêu: Tạo phiếu xuất hợp lệ; sau duyệt tồn kho giảm đúng số lượng đã xuất.</w:t>
+      </w:r>
+    </w:p>
+    <w:p>
+      <w:pPr>
+        <w:spacing w:line="276" w:lineRule="auto" w:after="60"/>
+        <w:ind w:firstLine="0" w:left="567"/>
+      </w:pPr>
+      <w:r>
+        <w:rPr>
+          <w:rFonts w:ascii="Times New Roman" w:hAnsi="Times New Roman" w:eastAsia="Times New Roman"/>
+          <w:color w:val="000000"/>
+          <w:sz w:val="24"/>
+        </w:rPr>
+        <w:t>• Điều kiện trước: Đã có khách hàng, kho, hàng hóa; NV/QL đã đăng nhập.</w:t>
+      </w:r>
+    </w:p>
+    <w:p>
+      <w:pPr>
+        <w:spacing w:line="276" w:lineRule="auto" w:after="60"/>
+        <w:ind w:firstLine="0" w:left="567"/>
+      </w:pPr>
+      <w:r>
+        <w:rPr>
+          <w:rFonts w:ascii="Times New Roman" w:hAnsi="Times New Roman" w:eastAsia="Times New Roman"/>
+          <w:color w:val="000000"/>
+          <w:sz w:val="24"/>
+        </w:rPr>
+        <w:t>• Điều kiện sau (duyệt thành công): Phiếu “Đã duyệt”; tồn kho giảm; có log.</w:t>
+      </w:r>
+    </w:p>
+    <w:p>
+      <w:pPr>
+        <w:spacing w:line="276" w:lineRule="auto" w:after="60"/>
+        <w:ind w:firstLine="0" w:left="567"/>
+      </w:pPr>
+      <w:r>
+        <w:rPr>
+          <w:rFonts w:ascii="Times New Roman" w:hAnsi="Times New Roman" w:eastAsia="Times New Roman"/>
+          <w:color w:val="000000"/>
+          <w:sz w:val="24"/>
+        </w:rPr>
+        <w:t>• Luồng sự kiện chính:</w:t>
+      </w:r>
+    </w:p>
+    <w:p>
+      <w:pPr>
+        <w:spacing w:line="276" w:lineRule="auto" w:after="60"/>
+        <w:ind w:firstLine="0" w:left="567"/>
+      </w:pPr>
+      <w:r>
+        <w:rPr>
+          <w:rFonts w:ascii="Times New Roman" w:hAnsi="Times New Roman" w:eastAsia="Times New Roman"/>
+          <w:color w:val="000000"/>
+          <w:sz w:val="24"/>
+        </w:rPr>
+        <w:t>• NV chọn “Lập phiếu xuất kho”.</w:t>
+      </w:r>
+    </w:p>
+    <w:p>
+      <w:pPr>
+        <w:spacing w:line="276" w:lineRule="auto" w:after="60"/>
+        <w:ind w:firstLine="0" w:left="567"/>
+      </w:pPr>
+      <w:r>
+        <w:rPr>
+          <w:rFonts w:ascii="Times New Roman" w:hAnsi="Times New Roman" w:eastAsia="Times New Roman"/>
+          <w:color w:val="000000"/>
+          <w:sz w:val="24"/>
+        </w:rPr>
+        <w:t>• Chọn khách hàng, kho xuất, ngày xuất, lý do xuất (nếu có).</w:t>
+      </w:r>
+    </w:p>
+    <w:p>
+      <w:pPr>
+        <w:spacing w:line="276" w:lineRule="auto" w:after="60"/>
+        <w:ind w:firstLine="0" w:left="567"/>
+      </w:pPr>
+      <w:r>
+        <w:rPr>
+          <w:rFonts w:ascii="Times New Roman" w:hAnsi="Times New Roman" w:eastAsia="Times New Roman"/>
+          <w:color w:val="000000"/>
+          <w:sz w:val="24"/>
+        </w:rPr>
+        <w:t>• Thêm dòng hàng: chọn mặt hàng, nhập số lượng xuất.</w:t>
+      </w:r>
+    </w:p>
+    <w:p>
+      <w:pPr>
+        <w:spacing w:line="276" w:lineRule="auto" w:after="60"/>
+        <w:ind w:firstLine="0" w:left="567"/>
+      </w:pPr>
+      <w:r>
+        <w:rPr>
+          <w:rFonts w:ascii="Times New Roman" w:hAnsi="Times New Roman" w:eastAsia="Times New Roman"/>
+          <w:color w:val="000000"/>
+          <w:sz w:val="24"/>
+        </w:rPr>
+        <w:t>• Hệ thống đọc TonKho tại kho xuất; nếu số lượng yêu cầu tồn thì cho phép, gán đơn giá xuất, tính thành tiền.</w:t>
+      </w:r>
+    </w:p>
+    <w:p>
+      <w:pPr>
+        <w:spacing w:line="276" w:lineRule="auto" w:after="60"/>
+        <w:ind w:firstLine="0" w:left="567"/>
+      </w:pPr>
+      <w:r>
+        <w:rPr>
+          <w:rFonts w:ascii="Times New Roman" w:hAnsi="Times New Roman" w:eastAsia="Times New Roman"/>
+          <w:color w:val="000000"/>
+          <w:sz w:val="24"/>
+        </w:rPr>
+        <w:t>• NV gửi duyệt; phiếu “Chờ duyệt”.</w:t>
+      </w:r>
+    </w:p>
+    <w:p>
+      <w:pPr>
+        <w:spacing w:line="276" w:lineRule="auto" w:after="60"/>
+        <w:ind w:firstLine="0" w:left="567"/>
+      </w:pPr>
+      <w:r>
+        <w:rPr>
+          <w:rFonts w:ascii="Times New Roman" w:hAnsi="Times New Roman" w:eastAsia="Times New Roman"/>
+          <w:color w:val="000000"/>
+          <w:sz w:val="24"/>
+        </w:rPr>
+        <w:t>• QL mở phiếu, duyệt.</w:t>
+      </w:r>
+    </w:p>
+    <w:p>
+      <w:pPr>
+        <w:spacing w:line="276" w:lineRule="auto" w:after="60"/>
+        <w:ind w:firstLine="0" w:left="567"/>
+      </w:pPr>
+      <w:r>
+        <w:rPr>
+          <w:rFonts w:ascii="Times New Roman" w:hAnsi="Times New Roman" w:eastAsia="Times New Roman"/>
+          <w:color w:val="000000"/>
+          <w:sz w:val="24"/>
+        </w:rPr>
+        <w:t>• Hệ thống cập nhật “Đã duyệt”, trừ tồn từng dòng, ghi log.</w:t>
+        <w:br/>
+        <w:t xml:space="preserve"> enumerate</w:t>
+      </w:r>
+    </w:p>
+    <w:p>
+      <w:pPr>
+        <w:spacing w:line="276" w:lineRule="auto" w:after="60"/>
+        <w:ind w:firstLine="0" w:left="567"/>
+      </w:pPr>
+      <w:r>
+        <w:rPr>
+          <w:rFonts w:ascii="Times New Roman" w:hAnsi="Times New Roman" w:eastAsia="Times New Roman"/>
+          <w:color w:val="000000"/>
+          <w:sz w:val="24"/>
+        </w:rPr>
+        <w:t>• Luồng thay thế:</w:t>
+      </w:r>
+    </w:p>
+    <w:p>
+      <w:pPr>
+        <w:spacing w:line="276" w:lineRule="auto" w:after="60"/>
+        <w:ind w:firstLine="0" w:left="567"/>
+      </w:pPr>
+      <w:r>
+        <w:rPr>
+          <w:rFonts w:ascii="Times New Roman" w:hAnsi="Times New Roman" w:eastAsia="Times New Roman"/>
+          <w:color w:val="000000"/>
+          <w:sz w:val="24"/>
+        </w:rPr>
+        <w:t>• A1 -- Tồn không đủ: Không thêm được dòng; thông báo số tồn hiện có.</w:t>
+      </w:r>
+    </w:p>
+    <w:p>
+      <w:pPr>
+        <w:spacing w:line="276" w:lineRule="auto" w:after="60"/>
+        <w:ind w:firstLine="0" w:left="567"/>
+      </w:pPr>
+      <w:r>
+        <w:rPr>
+          <w:rFonts w:ascii="Times New Roman" w:hAnsi="Times New Roman" w:eastAsia="Times New Roman"/>
+          <w:color w:val="000000"/>
+          <w:sz w:val="24"/>
+        </w:rPr>
+        <w:t>• A2 -- QL từ chối: Tồn không đổi; lưu lý do.</w:t>
+        <w:br/>
+        <w:t xml:space="preserve"> enumerate</w:t>
+      </w:r>
+    </w:p>
+    <w:p>
+      <w:pPr>
+        <w:pStyle w:val="Heading3"/>
+      </w:pPr>
+      <w:r>
+        <w:rPr>
+          <w:rFonts w:ascii="Times New Roman" w:hAnsi="Times New Roman" w:eastAsia="Times New Roman"/>
+          <w:b/>
+          <w:color w:val="000000"/>
+          <w:sz w:val="24"/>
+        </w:rPr>
+        <w:t>3.7.11 UC11 -- Lập phiếu kiểm kê</w:t>
+      </w:r>
+    </w:p>
+    <w:p>
+      <w:pPr>
+        <w:spacing w:line="276" w:lineRule="auto" w:after="60"/>
+        <w:ind w:firstLine="0" w:left="567"/>
+      </w:pPr>
+      <w:r>
+        <w:rPr>
+          <w:rFonts w:ascii="Times New Roman" w:hAnsi="Times New Roman" w:eastAsia="Times New Roman"/>
+          <w:color w:val="000000"/>
+          <w:sz w:val="24"/>
+        </w:rPr>
+        <w:t>• Tên use case: Lập phiếu kiểm kê.</w:t>
+      </w:r>
+    </w:p>
+    <w:p>
+      <w:pPr>
+        <w:spacing w:line="276" w:lineRule="auto" w:after="60"/>
+        <w:ind w:firstLine="0" w:left="567"/>
+      </w:pPr>
+      <w:r>
+        <w:rPr>
+          <w:rFonts w:ascii="Times New Roman" w:hAnsi="Times New Roman" w:eastAsia="Times New Roman"/>
+          <w:color w:val="000000"/>
+          <w:sz w:val="24"/>
+        </w:rPr>
+        <w:t>• Mã: UC11.</w:t>
+      </w:r>
+    </w:p>
+    <w:p>
+      <w:pPr>
+        <w:spacing w:line="276" w:lineRule="auto" w:after="60"/>
+        <w:ind w:firstLine="0" w:left="567"/>
+      </w:pPr>
+      <w:r>
+        <w:rPr>
+          <w:rFonts w:ascii="Times New Roman" w:hAnsi="Times New Roman" w:eastAsia="Times New Roman"/>
+          <w:color w:val="000000"/>
+          <w:sz w:val="24"/>
+        </w:rPr>
+        <w:t>• Tác nhân chính: Nhân viên kho (tạo phiếu, nhập số thực tế).</w:t>
+      </w:r>
+    </w:p>
+    <w:p>
+      <w:pPr>
+        <w:spacing w:line="276" w:lineRule="auto" w:after="60"/>
+        <w:ind w:firstLine="0" w:left="567"/>
+      </w:pPr>
+      <w:r>
+        <w:rPr>
+          <w:rFonts w:ascii="Times New Roman" w:hAnsi="Times New Roman" w:eastAsia="Times New Roman"/>
+          <w:color w:val="000000"/>
+          <w:sz w:val="24"/>
+        </w:rPr>
+        <w:t>• Tác nhân phụ: Quản lý kho (duyệt điều chỉnh chênh lệch).</w:t>
+      </w:r>
+    </w:p>
+    <w:p>
+      <w:pPr>
+        <w:spacing w:line="276" w:lineRule="auto" w:after="60"/>
+        <w:ind w:firstLine="0" w:left="567"/>
+      </w:pPr>
+      <w:r>
+        <w:rPr>
+          <w:rFonts w:ascii="Times New Roman" w:hAnsi="Times New Roman" w:eastAsia="Times New Roman"/>
+          <w:color w:val="000000"/>
+          <w:sz w:val="24"/>
+        </w:rPr>
+        <w:t>• Mô tả tóm tắt: Định kỳ đối chiếu số lượng hàng thực tế trong kho với số trên hệ thống. Chênh lệch chỉ được đưa vào tồn chính thức sau khi quản lý duyệt.</w:t>
+      </w:r>
+    </w:p>
+    <w:p>
+      <w:pPr>
+        <w:spacing w:line="276" w:lineRule="auto" w:after="60"/>
+        <w:ind w:firstLine="0" w:left="567"/>
+      </w:pPr>
+      <w:r>
+        <w:rPr>
+          <w:rFonts w:ascii="Times New Roman" w:hAnsi="Times New Roman" w:eastAsia="Times New Roman"/>
+          <w:color w:val="000000"/>
+          <w:sz w:val="24"/>
+        </w:rPr>
+        <w:t>• Mục tiêu: Ghi nhận kết quả kiểm đếm; đồng bộ tồn kho với thực tế khi được duyệt.</w:t>
+      </w:r>
+    </w:p>
+    <w:p>
+      <w:pPr>
+        <w:spacing w:line="276" w:lineRule="auto" w:after="60"/>
+        <w:ind w:firstLine="0" w:left="567"/>
+      </w:pPr>
+      <w:r>
+        <w:rPr>
+          <w:rFonts w:ascii="Times New Roman" w:hAnsi="Times New Roman" w:eastAsia="Times New Roman"/>
+          <w:color w:val="000000"/>
+          <w:sz w:val="24"/>
+        </w:rPr>
+        <w:t>• Điều kiện trước: Đã có kho và hàng; actor đã đăng nhập.</w:t>
+      </w:r>
+    </w:p>
+    <w:p>
+      <w:pPr>
+        <w:spacing w:line="276" w:lineRule="auto" w:after="60"/>
+        <w:ind w:firstLine="0" w:left="567"/>
+      </w:pPr>
+      <w:r>
+        <w:rPr>
+          <w:rFonts w:ascii="Times New Roman" w:hAnsi="Times New Roman" w:eastAsia="Times New Roman"/>
+          <w:color w:val="000000"/>
+          <w:sz w:val="24"/>
+        </w:rPr>
+        <w:t>• Điều kiện sau (duyệt): TonKho được gán bằng số thực tế; phiếu “Đã duyệt”; có log.</w:t>
+      </w:r>
+    </w:p>
+    <w:p>
+      <w:pPr>
+        <w:spacing w:line="276" w:lineRule="auto" w:after="60"/>
+        <w:ind w:firstLine="0" w:left="567"/>
+      </w:pPr>
+      <w:r>
+        <w:rPr>
+          <w:rFonts w:ascii="Times New Roman" w:hAnsi="Times New Roman" w:eastAsia="Times New Roman"/>
+          <w:color w:val="000000"/>
+          <w:sz w:val="24"/>
+        </w:rPr>
+        <w:t>• Luồng sự kiện chính:</w:t>
+      </w:r>
+    </w:p>
+    <w:p>
+      <w:pPr>
+        <w:spacing w:line="276" w:lineRule="auto" w:after="60"/>
+        <w:ind w:firstLine="0" w:left="567"/>
+      </w:pPr>
+      <w:r>
+        <w:rPr>
+          <w:rFonts w:ascii="Times New Roman" w:hAnsi="Times New Roman" w:eastAsia="Times New Roman"/>
+          <w:color w:val="000000"/>
+          <w:sz w:val="24"/>
+        </w:rPr>
+        <w:t>• NV chọn “Lập phiếu kiểm kê”, chọn kho và ngày kiểm.</w:t>
+      </w:r>
+    </w:p>
+    <w:p>
+      <w:pPr>
+        <w:spacing w:line="276" w:lineRule="auto" w:after="60"/>
+        <w:ind w:firstLine="0" w:left="567"/>
+      </w:pPr>
+      <w:r>
+        <w:rPr>
+          <w:rFonts w:ascii="Times New Roman" w:hAnsi="Times New Roman" w:eastAsia="Times New Roman"/>
+          <w:color w:val="000000"/>
+          <w:sz w:val="24"/>
+        </w:rPr>
+        <w:t>• Hệ thống nạp danh sách hàng đang theo dõi tại kho kèm số lượng sổ (từ TonKho).</w:t>
+      </w:r>
+    </w:p>
+    <w:p>
+      <w:pPr>
+        <w:spacing w:line="276" w:lineRule="auto" w:after="60"/>
+        <w:ind w:firstLine="0" w:left="567"/>
+      </w:pPr>
+      <w:r>
+        <w:rPr>
+          <w:rFonts w:ascii="Times New Roman" w:hAnsi="Times New Roman" w:eastAsia="Times New Roman"/>
+          <w:color w:val="000000"/>
+          <w:sz w:val="24"/>
+        </w:rPr>
+        <w:t>• NV nhập số lượng thực tế sau khi kiểm đếm.</w:t>
+      </w:r>
+    </w:p>
+    <w:p>
+      <w:pPr>
+        <w:spacing w:line="276" w:lineRule="auto" w:after="60"/>
+        <w:ind w:firstLine="0" w:left="567"/>
+      </w:pPr>
+      <w:r>
+        <w:rPr>
+          <w:rFonts w:ascii="Times New Roman" w:hAnsi="Times New Roman" w:eastAsia="Times New Roman"/>
+          <w:color w:val="000000"/>
+          <w:sz w:val="24"/>
+        </w:rPr>
+        <w:t>• Hệ thống tính chênh lệch = thực tế - sổ sách cho từng dòng.</w:t>
+      </w:r>
+    </w:p>
+    <w:p>
+      <w:pPr>
+        <w:spacing w:line="276" w:lineRule="auto" w:after="60"/>
+        <w:ind w:firstLine="0" w:left="567"/>
+      </w:pPr>
+      <w:r>
+        <w:rPr>
+          <w:rFonts w:ascii="Times New Roman" w:hAnsi="Times New Roman" w:eastAsia="Times New Roman"/>
+          <w:color w:val="000000"/>
+          <w:sz w:val="24"/>
+        </w:rPr>
+        <w:t>• NV gửi duyệt phiếu kiểm kê.</w:t>
+      </w:r>
+    </w:p>
+    <w:p>
+      <w:pPr>
+        <w:spacing w:line="276" w:lineRule="auto" w:after="60"/>
+        <w:ind w:firstLine="0" w:left="567"/>
+      </w:pPr>
+      <w:r>
+        <w:rPr>
+          <w:rFonts w:ascii="Times New Roman" w:hAnsi="Times New Roman" w:eastAsia="Times New Roman"/>
+          <w:color w:val="000000"/>
+          <w:sz w:val="24"/>
+        </w:rPr>
+        <w:t>• QL xem tổng hợp chênh lệch (thừa/thiếu), chọn “Duyệt điều chỉnh”.</w:t>
+      </w:r>
+    </w:p>
+    <w:p>
+      <w:pPr>
+        <w:spacing w:line="276" w:lineRule="auto" w:after="60"/>
+        <w:ind w:firstLine="0" w:left="567"/>
+      </w:pPr>
+      <w:r>
+        <w:rPr>
+          <w:rFonts w:ascii="Times New Roman" w:hAnsi="Times New Roman" w:eastAsia="Times New Roman"/>
+          <w:color w:val="000000"/>
+          <w:sz w:val="24"/>
+        </w:rPr>
+        <w:t>• Hệ thống cập nhật tồn = số thực tế, đổi trạng thái phiếu, ghi log.</w:t>
+        <w:br/>
+        <w:t xml:space="preserve"> enumerate</w:t>
+      </w:r>
+    </w:p>
+    <w:p>
+      <w:pPr>
+        <w:spacing w:line="276" w:lineRule="auto" w:after="60"/>
+        <w:ind w:firstLine="0" w:left="567"/>
+      </w:pPr>
+      <w:r>
+        <w:rPr>
+          <w:rFonts w:ascii="Times New Roman" w:hAnsi="Times New Roman" w:eastAsia="Times New Roman"/>
+          <w:color w:val="000000"/>
+          <w:sz w:val="24"/>
+        </w:rPr>
+        <w:t>• Luồng thay thế: QL từ chối / yêu cầu kiểm lại → tồn giữ nguyên số sổ.</w:t>
+      </w:r>
+    </w:p>
+    <w:p>
+      <w:pPr>
+        <w:pStyle w:val="Heading3"/>
+      </w:pPr>
+      <w:r>
+        <w:rPr>
+          <w:rFonts w:ascii="Times New Roman" w:hAnsi="Times New Roman" w:eastAsia="Times New Roman"/>
+          <w:b/>
+          <w:color w:val="000000"/>
+          <w:sz w:val="24"/>
+        </w:rPr>
+        <w:t>3.7.12 UC12 -- Xem báo cáo nhập xuất tồn</w:t>
+      </w:r>
+    </w:p>
+    <w:p>
+      <w:pPr>
+        <w:spacing w:line="276" w:lineRule="auto" w:after="60"/>
+        <w:ind w:firstLine="0" w:left="567"/>
+      </w:pPr>
+      <w:r>
+        <w:rPr>
+          <w:rFonts w:ascii="Times New Roman" w:hAnsi="Times New Roman" w:eastAsia="Times New Roman"/>
+          <w:color w:val="000000"/>
+          <w:sz w:val="24"/>
+        </w:rPr>
+        <w:t>• Tên use case: Xem báo cáo nhập xuất tồn.</w:t>
+      </w:r>
+    </w:p>
+    <w:p>
+      <w:pPr>
+        <w:spacing w:line="276" w:lineRule="auto" w:after="60"/>
+        <w:ind w:firstLine="0" w:left="567"/>
+      </w:pPr>
+      <w:r>
+        <w:rPr>
+          <w:rFonts w:ascii="Times New Roman" w:hAnsi="Times New Roman" w:eastAsia="Times New Roman"/>
+          <w:color w:val="000000"/>
+          <w:sz w:val="24"/>
+        </w:rPr>
+        <w:t>• Mã: UC12.</w:t>
+      </w:r>
+    </w:p>
+    <w:p>
+      <w:pPr>
+        <w:spacing w:line="276" w:lineRule="auto" w:after="60"/>
+        <w:ind w:firstLine="0" w:left="567"/>
+      </w:pPr>
+      <w:r>
+        <w:rPr>
+          <w:rFonts w:ascii="Times New Roman" w:hAnsi="Times New Roman" w:eastAsia="Times New Roman"/>
+          <w:color w:val="000000"/>
+          <w:sz w:val="24"/>
+        </w:rPr>
+        <w:t>• Tác nhân chính: Quản lý kho, Quản trị viên.</w:t>
+      </w:r>
+    </w:p>
+    <w:p>
+      <w:pPr>
+        <w:spacing w:line="276" w:lineRule="auto" w:after="60"/>
+        <w:ind w:firstLine="0" w:left="567"/>
+      </w:pPr>
+      <w:r>
+        <w:rPr>
+          <w:rFonts w:ascii="Times New Roman" w:hAnsi="Times New Roman" w:eastAsia="Times New Roman"/>
+          <w:color w:val="000000"/>
+          <w:sz w:val="24"/>
+        </w:rPr>
+        <w:t>• Mô tả tóm tắt: Tra cứu số liệu tổng hợp phục vụ điều hành kho: tồn hiện tại hoặc biến động nhập--xuất--tồn theo khoảng thời gian, theo kho hoặc theo hàng. Không bao gồm phân hệ tài chính/thanh toán phức tạp.</w:t>
+      </w:r>
+    </w:p>
+    <w:p>
+      <w:pPr>
+        <w:spacing w:line="276" w:lineRule="auto" w:after="60"/>
+        <w:ind w:firstLine="0" w:left="567"/>
+      </w:pPr>
+      <w:r>
+        <w:rPr>
+          <w:rFonts w:ascii="Times New Roman" w:hAnsi="Times New Roman" w:eastAsia="Times New Roman"/>
+          <w:color w:val="000000"/>
+          <w:sz w:val="24"/>
+        </w:rPr>
+        <w:t>• Mục tiêu: Có bảng số liệu NXT/tồn đúng điều kiện lọc để xem hoặc xuất file.</w:t>
+      </w:r>
+    </w:p>
+    <w:p>
+      <w:pPr>
+        <w:spacing w:line="276" w:lineRule="auto" w:after="60"/>
+        <w:ind w:firstLine="0" w:left="567"/>
+      </w:pPr>
+      <w:r>
+        <w:rPr>
+          <w:rFonts w:ascii="Times New Roman" w:hAnsi="Times New Roman" w:eastAsia="Times New Roman"/>
+          <w:color w:val="000000"/>
+          <w:sz w:val="24"/>
+        </w:rPr>
+        <w:t>• Điều kiện trước: Actor đã đăng nhập với quyền xem báo cáo; hệ thống đã có dữ liệu phiếu/tồn (có thể rỗng).</w:t>
+      </w:r>
+    </w:p>
+    <w:p>
+      <w:pPr>
+        <w:spacing w:line="276" w:lineRule="auto" w:after="60"/>
+        <w:ind w:firstLine="0" w:left="567"/>
+      </w:pPr>
+      <w:r>
+        <w:rPr>
+          <w:rFonts w:ascii="Times New Roman" w:hAnsi="Times New Roman" w:eastAsia="Times New Roman"/>
+          <w:color w:val="000000"/>
+          <w:sz w:val="24"/>
+        </w:rPr>
+        <w:t>• Điều kiện sau: Actor xem được báo cáo; việc xuất Excel (nếu có) tạo file phía client; không bắt buộc ghi thay đổi nghiệp vụ.</w:t>
+      </w:r>
+    </w:p>
+    <w:p>
+      <w:pPr>
+        <w:spacing w:line="276" w:lineRule="auto" w:after="60"/>
+        <w:ind w:firstLine="0" w:left="567"/>
+      </w:pPr>
+      <w:r>
+        <w:rPr>
+          <w:rFonts w:ascii="Times New Roman" w:hAnsi="Times New Roman" w:eastAsia="Times New Roman"/>
+          <w:color w:val="000000"/>
+          <w:sz w:val="24"/>
+        </w:rPr>
+        <w:t>• Luồng sự kiện chính:</w:t>
+      </w:r>
+    </w:p>
+    <w:p>
+      <w:pPr>
+        <w:spacing w:line="276" w:lineRule="auto" w:after="60"/>
+        <w:ind w:firstLine="0" w:left="567"/>
+      </w:pPr>
+      <w:r>
+        <w:rPr>
+          <w:rFonts w:ascii="Times New Roman" w:hAnsi="Times New Roman" w:eastAsia="Times New Roman"/>
+          <w:color w:val="000000"/>
+          <w:sz w:val="24"/>
+        </w:rPr>
+        <w:t>• Actor mở chức năng “Báo cáo nhập xuất tồn”.</w:t>
+      </w:r>
+    </w:p>
+    <w:p>
+      <w:pPr>
+        <w:spacing w:line="276" w:lineRule="auto" w:after="60"/>
+        <w:ind w:firstLine="0" w:left="567"/>
+      </w:pPr>
+      <w:r>
+        <w:rPr>
+          <w:rFonts w:ascii="Times New Roman" w:hAnsi="Times New Roman" w:eastAsia="Times New Roman"/>
+          <w:color w:val="000000"/>
+          <w:sz w:val="24"/>
+        </w:rPr>
+        <w:t>• Chọn loại xem: tồn hiện tại hoặc nhập--xuất--tồn theo kỳ.</w:t>
+      </w:r>
+    </w:p>
+    <w:p>
+      <w:pPr>
+        <w:spacing w:line="276" w:lineRule="auto" w:after="60"/>
+        <w:ind w:firstLine="0" w:left="567"/>
+      </w:pPr>
+      <w:r>
+        <w:rPr>
+          <w:rFonts w:ascii="Times New Roman" w:hAnsi="Times New Roman" w:eastAsia="Times New Roman"/>
+          <w:color w:val="000000"/>
+          <w:sz w:val="24"/>
+        </w:rPr>
+        <w:t>• Nhập điều kiện: từ ngày -- đến ngày, kho (tuỳ chọn), nhóm hàng / mã hàng (tuỳ chọn).</w:t>
+      </w:r>
+    </w:p>
+    <w:p>
+      <w:pPr>
+        <w:spacing w:line="276" w:lineRule="auto" w:after="60"/>
+        <w:ind w:firstLine="0" w:left="567"/>
+      </w:pPr>
+      <w:r>
+        <w:rPr>
+          <w:rFonts w:ascii="Times New Roman" w:hAnsi="Times New Roman" w:eastAsia="Times New Roman"/>
+          <w:color w:val="000000"/>
+          <w:sz w:val="24"/>
+        </w:rPr>
+        <w:t>• Nhấn “Xem báo cáo”.</w:t>
+      </w:r>
+    </w:p>
+    <w:p>
+      <w:pPr>
+        <w:spacing w:line="276" w:lineRule="auto" w:after="60"/>
+        <w:ind w:firstLine="0" w:left="567"/>
+      </w:pPr>
+      <w:r>
+        <w:rPr>
+          <w:rFonts w:ascii="Times New Roman" w:hAnsi="Times New Roman" w:eastAsia="Times New Roman"/>
+          <w:color w:val="000000"/>
+          <w:sz w:val="24"/>
+        </w:rPr>
+        <w:t>• Hệ thống tổng hợp từ PhieuNhapKho/ChiTietPhieuNhap, PhieuXuatKho/ChiTietPhieuXuat, TonKho, HangHoa.</w:t>
+      </w:r>
+    </w:p>
+    <w:p>
+      <w:pPr>
+        <w:spacing w:line="276" w:lineRule="auto" w:after="60"/>
+        <w:ind w:firstLine="0" w:left="567"/>
+      </w:pPr>
+      <w:r>
+        <w:rPr>
+          <w:rFonts w:ascii="Times New Roman" w:hAnsi="Times New Roman" w:eastAsia="Times New Roman"/>
+          <w:color w:val="000000"/>
+          <w:sz w:val="24"/>
+        </w:rPr>
+        <w:t>• Hệ thống hiển thị bảng kết quả (mã hàng, tên, tồn đầu/nhập/xuất/tồn cuối hoặc tồn hiện tại tùy loại).</w:t>
+      </w:r>
+    </w:p>
+    <w:p>
+      <w:pPr>
+        <w:spacing w:line="276" w:lineRule="auto" w:after="60"/>
+        <w:ind w:firstLine="0" w:left="567"/>
+      </w:pPr>
+      <w:r>
+        <w:rPr>
+          <w:rFonts w:ascii="Times New Roman" w:hAnsi="Times New Roman" w:eastAsia="Times New Roman"/>
+          <w:color w:val="000000"/>
+          <w:sz w:val="24"/>
+        </w:rPr>
+        <w:t>• Actor có thể nhấn “Xuất Excel” để tải file.</w:t>
+        <w:br/>
+        <w:t xml:space="preserve"> enumerate</w:t>
+      </w:r>
+    </w:p>
+    <w:p>
+      <w:pPr>
+        <w:spacing w:line="276" w:lineRule="auto" w:after="60"/>
+        <w:ind w:firstLine="0" w:left="567"/>
+      </w:pPr>
+      <w:r>
+        <w:rPr>
+          <w:rFonts w:ascii="Times New Roman" w:hAnsi="Times New Roman" w:eastAsia="Times New Roman"/>
+          <w:color w:val="000000"/>
+          <w:sz w:val="24"/>
+        </w:rPr>
+        <w:t>• Luồng thay thế: Không có dữ liệu trong kỳ → bảng rỗng / thông báo không có phát sinh.</w:t>
       </w:r>
     </w:p>
     <w:p>
@@ -11343,7 +13649,7 @@
           <w:color w:val="000000"/>
           <w:sz w:val="24"/>
         </w:rPr>
-        <w:t>: xác định tác nhân, xây dựng use case tổng quát và phân rã, đặc tả đủ 12 use case (mục tiêu, luồng chính/thay thế, điều kiện). Đây là đầu vào cho</w:t>
+        <w:t>: dùng</w:t>
       </w:r>
     </w:p>
     <w:p>
@@ -11357,7 +13663,7 @@
           <w:color w:val="000000"/>
           <w:sz w:val="24"/>
         </w:rPr>
-        <w:t>(biểu đồ lớp -- Ch.4) và</w:t>
+        <w:t>(tổng quát, phân rã) và</w:t>
       </w:r>
     </w:p>
     <w:p>
@@ -11371,7 +13677,35 @@
           <w:color w:val="000000"/>
           <w:sz w:val="24"/>
         </w:rPr>
-        <w:t>(biểu đồ trình tự -- Ch.5).</w:t>
+        <w:t>đầy đủ để xác định chức năng và mục tiêu của từng actor. Tiếp theo, Chương 4 thực hiện</w:t>
+      </w:r>
+    </w:p>
+    <w:p>
+      <w:pPr>
+        <w:spacing w:line="276" w:lineRule="auto" w:after="120"/>
+        <w:ind w:firstLine="567"/>
+      </w:pPr>
+      <w:r>
+        <w:rPr>
+          <w:rFonts w:ascii="Times New Roman" w:hAnsi="Times New Roman" w:eastAsia="Times New Roman"/>
+          <w:color w:val="000000"/>
+          <w:sz w:val="24"/>
+        </w:rPr>
+        <w:t>bằng</w:t>
+      </w:r>
+    </w:p>
+    <w:p>
+      <w:pPr>
+        <w:spacing w:line="276" w:lineRule="auto" w:after="120"/>
+        <w:ind w:firstLine="567"/>
+      </w:pPr>
+      <w:r>
+        <w:rPr>
+          <w:rFonts w:ascii="Times New Roman" w:hAnsi="Times New Roman" w:eastAsia="Times New Roman"/>
+          <w:color w:val="000000"/>
+          <w:sz w:val="24"/>
+        </w:rPr>
+        <w:t>.</w:t>
       </w:r>
     </w:p>
     <w:p>
@@ -12390,7 +14724,7 @@
           <w:color w:val="000000"/>
           <w:sz w:val="26"/>
         </w:rPr>
-        <w:t>4.3 Biểu đồ lớp tổng thể</w:t>
+        <w:t>4.3 Phân tích cấu trúc bằng biểu đồ lớp tổng thể</w:t>
       </w:r>
     </w:p>
     <w:p>
@@ -12404,7 +14738,7 @@
           <w:color w:val="000000"/>
           <w:sz w:val="24"/>
         </w:rPr>
-        <w:t>Để tránh chồng chéo, biểu đồ lớp tổng thể được tách thành ba nhóm.</w:t>
+        <w:t>Biểu đồ lớp tổng thể mô tả cấu trúc toàn hệ thống. Tách thành ba nhóm để tránh chồng chéo.</w:t>
       </w:r>
     </w:p>
     <w:p>
@@ -12673,7 +15007,7 @@
           <w:color w:val="000000"/>
           <w:sz w:val="26"/>
         </w:rPr>
-        <w:t>4.4 Biểu đồ lớp trong ca sử dụng</w:t>
+        <w:t>4.4 Phân tích cấu trúc trong từng use case (biểu đồ lớp theo UC)</w:t>
       </w:r>
     </w:p>
     <w:p>
@@ -12687,7 +15021,7 @@
           <w:color w:val="000000"/>
           <w:sz w:val="24"/>
         </w:rPr>
-        <w:t>Phân tích cấu trúc đi sâu vào một số use case quan trọng: chỉ ra</w:t>
+        <w:t>Với một số use case quan trọng, vẽ class diagram “cắt lát”: chỉ các lớp và quan hệ</w:t>
       </w:r>
     </w:p>
     <w:p>
@@ -12701,7 +15035,21 @@
           <w:color w:val="000000"/>
           <w:sz w:val="24"/>
         </w:rPr>
-        <w:t>và</w:t>
+        <w:t>.</w:t>
+      </w:r>
+    </w:p>
+    <w:p>
+      <w:pPr>
+        <w:pStyle w:val="Heading3"/>
+      </w:pPr>
+      <w:r>
+        <w:rPr>
+          <w:rFonts w:ascii="Times New Roman" w:hAnsi="Times New Roman" w:eastAsia="Times New Roman"/>
+          <w:b/>
+          <w:color w:val="000000"/>
+          <w:sz w:val="24"/>
+        </w:rPr>
+        <w:t>4.4.1 UC03 -- Thêm tài khoản</w:t>
       </w:r>
     </w:p>
     <w:p>
@@ -12715,21 +15063,7 @@
           <w:color w:val="000000"/>
           <w:sz w:val="24"/>
         </w:rPr>
-        <w:t>cần có để hoàn thành mục tiêu use case.</w:t>
-      </w:r>
-    </w:p>
-    <w:p>
-      <w:pPr>
-        <w:pStyle w:val="Heading3"/>
-      </w:pPr>
-      <w:r>
-        <w:rPr>
-          <w:rFonts w:ascii="Times New Roman" w:hAnsi="Times New Roman" w:eastAsia="Times New Roman"/>
-          <w:b/>
-          <w:color w:val="000000"/>
-          <w:sz w:val="24"/>
-        </w:rPr>
-        <w:t>4.4.1 UC03 -- Thêm tài khoản</w:t>
+        <w:t>: tạo bản ghi người dùng mới.</w:t>
       </w:r>
     </w:p>
     <w:p>
@@ -12743,7 +15077,7 @@
           <w:color w:val="000000"/>
           <w:sz w:val="24"/>
         </w:rPr>
-        <w:t>: tạo bản ghi người dùng mới.</w:t>
+        <w:t>:</w:t>
       </w:r>
     </w:p>
     <w:p>
@@ -12757,7 +15091,7 @@
           <w:color w:val="000000"/>
           <w:sz w:val="24"/>
         </w:rPr>
-        <w:t>:</w:t>
+        <w:t>(đối tượng được tạo/cập nhật),</w:t>
       </w:r>
     </w:p>
     <w:p>
@@ -12771,7 +15105,7 @@
           <w:color w:val="000000"/>
           <w:sz w:val="24"/>
         </w:rPr>
-        <w:t>(đối tượng được tạo/cập nhật),</w:t>
+        <w:t>(ghi nhận thao tác thêm -- tùy chọn thiết kế).</w:t>
       </w:r>
     </w:p>
     <w:p>
@@ -12785,7 +15119,7 @@
           <w:color w:val="000000"/>
           <w:sz w:val="24"/>
         </w:rPr>
-        <w:t>(ghi nhận thao tác thêm -- tùy chọn thiết kế).</w:t>
+        <w:t>: Một</w:t>
       </w:r>
     </w:p>
     <w:p>
@@ -12799,7 +15133,7 @@
           <w:color w:val="000000"/>
           <w:sz w:val="24"/>
         </w:rPr>
-        <w:t>: Một</w:t>
+        <w:t>có thể sinh ra nhiều bản ghi lịch sử thao tác (1..n).</w:t>
       </w:r>
     </w:p>
     <w:p>
@@ -12813,7 +15147,63 @@
           <w:color w:val="000000"/>
           <w:sz w:val="24"/>
         </w:rPr>
-        <w:t>có thể sinh ra nhiều bản ghi lịch sử thao tác (1..n).</w:t>
+        <w:t>:</w:t>
+      </w:r>
+    </w:p>
+    <w:p>
+      <w:pPr>
+        <w:spacing w:line="276" w:lineRule="auto" w:after="120"/>
+        <w:ind w:firstLine="567"/>
+      </w:pPr>
+      <w:r>
+        <w:rPr>
+          <w:rFonts w:ascii="Times New Roman" w:hAnsi="Times New Roman" w:eastAsia="Times New Roman"/>
+          <w:color w:val="000000"/>
+          <w:sz w:val="24"/>
+        </w:rPr>
+        <w:t>,</w:t>
+      </w:r>
+    </w:p>
+    <w:p>
+      <w:pPr>
+        <w:spacing w:line="276" w:lineRule="auto" w:after="120"/>
+        <w:ind w:firstLine="567"/>
+      </w:pPr>
+      <w:r>
+        <w:rPr>
+          <w:rFonts w:ascii="Times New Roman" w:hAnsi="Times New Roman" w:eastAsia="Times New Roman"/>
+          <w:color w:val="000000"/>
+          <w:sz w:val="24"/>
+        </w:rPr>
+        <w:t>(kiểm tra sau khi tạo);</w:t>
+      </w:r>
+    </w:p>
+    <w:p>
+      <w:pPr>
+        <w:spacing w:line="276" w:lineRule="auto" w:after="120"/>
+        <w:ind w:firstLine="567"/>
+      </w:pPr>
+      <w:r>
+        <w:rPr>
+          <w:rFonts w:ascii="Times New Roman" w:hAnsi="Times New Roman" w:eastAsia="Times New Roman"/>
+          <w:color w:val="000000"/>
+          <w:sz w:val="24"/>
+        </w:rPr>
+        <w:t>trên</w:t>
+      </w:r>
+    </w:p>
+    <w:p>
+      <w:pPr>
+        <w:spacing w:line="276" w:lineRule="auto" w:after="120"/>
+        <w:ind w:firstLine="567"/>
+      </w:pPr>
+      <w:r>
+        <w:rPr>
+          <w:rFonts w:ascii="Times New Roman" w:hAnsi="Times New Roman" w:eastAsia="Times New Roman"/>
+          <w:color w:val="000000"/>
+          <w:sz w:val="24"/>
+        </w:rPr>
+        <w:t>.</w:t>
       </w:r>
     </w:p>
     <w:p>
@@ -12987,6 +15377,76 @@
     </w:p>
     <w:p>
       <w:pPr>
+        <w:spacing w:line="276" w:lineRule="auto" w:after="120"/>
+        <w:ind w:firstLine="567"/>
+      </w:pPr>
+      <w:r>
+        <w:rPr>
+          <w:rFonts w:ascii="Times New Roman" w:hAnsi="Times New Roman" w:eastAsia="Times New Roman"/>
+          <w:color w:val="000000"/>
+          <w:sz w:val="24"/>
+        </w:rPr>
+        <w:t>:</w:t>
+      </w:r>
+    </w:p>
+    <w:p>
+      <w:pPr>
+        <w:spacing w:line="276" w:lineRule="auto" w:after="120"/>
+        <w:ind w:firstLine="567"/>
+      </w:pPr>
+      <w:r>
+        <w:rPr>
+          <w:rFonts w:ascii="Times New Roman" w:hAnsi="Times New Roman" w:eastAsia="Times New Roman"/>
+          <w:color w:val="000000"/>
+          <w:sz w:val="24"/>
+        </w:rPr>
+        <w:t>,</w:t>
+      </w:r>
+    </w:p>
+    <w:p>
+      <w:pPr>
+        <w:spacing w:line="276" w:lineRule="auto" w:after="120"/>
+        <w:ind w:firstLine="567"/>
+      </w:pPr>
+      <w:r>
+        <w:rPr>
+          <w:rFonts w:ascii="Times New Roman" w:hAnsi="Times New Roman" w:eastAsia="Times New Roman"/>
+          <w:color w:val="000000"/>
+          <w:sz w:val="24"/>
+        </w:rPr>
+        <w:t>/</w:t>
+      </w:r>
+    </w:p>
+    <w:p>
+      <w:pPr>
+        <w:spacing w:line="276" w:lineRule="auto" w:after="120"/>
+        <w:ind w:firstLine="567"/>
+      </w:pPr>
+      <w:r>
+        <w:rPr>
+          <w:rFonts w:ascii="Times New Roman" w:hAnsi="Times New Roman" w:eastAsia="Times New Roman"/>
+          <w:color w:val="000000"/>
+          <w:sz w:val="24"/>
+        </w:rPr>
+        <w:t>;</w:t>
+      </w:r>
+    </w:p>
+    <w:p>
+      <w:pPr>
+        <w:spacing w:line="276" w:lineRule="auto" w:after="120"/>
+        <w:ind w:firstLine="567"/>
+      </w:pPr>
+      <w:r>
+        <w:rPr>
+          <w:rFonts w:ascii="Times New Roman" w:hAnsi="Times New Roman" w:eastAsia="Times New Roman"/>
+          <w:color w:val="000000"/>
+          <w:sz w:val="24"/>
+        </w:rPr>
+        <w:t>dùng cho UC07.</w:t>
+      </w:r>
+    </w:p>
+    <w:p>
+      <w:pPr>
         <w:spacing w:before="160" w:after="80"/>
         <w:ind w:firstLine="0"/>
         <w:jc w:val="center"/>
@@ -13254,6 +15714,104 @@
     </w:p>
     <w:p>
       <w:pPr>
+        <w:spacing w:line="276" w:lineRule="auto" w:after="120"/>
+        <w:ind w:firstLine="567"/>
+      </w:pPr>
+      <w:r>
+        <w:rPr>
+          <w:rFonts w:ascii="Times New Roman" w:hAnsi="Times New Roman" w:eastAsia="Times New Roman"/>
+          <w:color w:val="000000"/>
+          <w:sz w:val="24"/>
+        </w:rPr>
+        <w:t>:</w:t>
+      </w:r>
+    </w:p>
+    <w:p>
+      <w:pPr>
+        <w:spacing w:line="276" w:lineRule="auto" w:after="120"/>
+        <w:ind w:firstLine="567"/>
+      </w:pPr>
+      <w:r>
+        <w:rPr>
+          <w:rFonts w:ascii="Times New Roman" w:hAnsi="Times New Roman" w:eastAsia="Times New Roman"/>
+          <w:color w:val="000000"/>
+          <w:sz w:val="24"/>
+        </w:rPr>
+        <w:t>,</w:t>
+      </w:r>
+    </w:p>
+    <w:p>
+      <w:pPr>
+        <w:spacing w:line="276" w:lineRule="auto" w:after="120"/>
+        <w:ind w:firstLine="567"/>
+      </w:pPr>
+      <w:r>
+        <w:rPr>
+          <w:rFonts w:ascii="Times New Roman" w:hAnsi="Times New Roman" w:eastAsia="Times New Roman"/>
+          <w:color w:val="000000"/>
+          <w:sz w:val="24"/>
+        </w:rPr>
+        <w:t>,</w:t>
+      </w:r>
+    </w:p>
+    <w:p>
+      <w:pPr>
+        <w:spacing w:line="276" w:lineRule="auto" w:after="120"/>
+        <w:ind w:firstLine="567"/>
+      </w:pPr>
+      <w:r>
+        <w:rPr>
+          <w:rFonts w:ascii="Times New Roman" w:hAnsi="Times New Roman" w:eastAsia="Times New Roman"/>
+          <w:color w:val="000000"/>
+          <w:sz w:val="24"/>
+        </w:rPr>
+        <w:t>,</w:t>
+      </w:r>
+    </w:p>
+    <w:p>
+      <w:pPr>
+        <w:spacing w:line="276" w:lineRule="auto" w:after="120"/>
+        <w:ind w:firstLine="567"/>
+      </w:pPr>
+      <w:r>
+        <w:rPr>
+          <w:rFonts w:ascii="Times New Roman" w:hAnsi="Times New Roman" w:eastAsia="Times New Roman"/>
+          <w:color w:val="000000"/>
+          <w:sz w:val="24"/>
+        </w:rPr>
+        <w:t>/</w:t>
+      </w:r>
+    </w:p>
+    <w:p>
+      <w:pPr>
+        <w:spacing w:line="276" w:lineRule="auto" w:after="120"/>
+        <w:ind w:firstLine="567"/>
+      </w:pPr>
+      <w:r>
+        <w:rPr>
+          <w:rFonts w:ascii="Times New Roman" w:hAnsi="Times New Roman" w:eastAsia="Times New Roman"/>
+          <w:color w:val="000000"/>
+          <w:sz w:val="24"/>
+        </w:rPr>
+        <w:t>;</w:t>
+      </w:r>
+    </w:p>
+    <w:p>
+      <w:pPr>
+        <w:spacing w:line="276" w:lineRule="auto" w:after="120"/>
+        <w:ind w:firstLine="567"/>
+      </w:pPr>
+      <w:r>
+        <w:rPr>
+          <w:rFonts w:ascii="Times New Roman" w:hAnsi="Times New Roman" w:eastAsia="Times New Roman"/>
+          <w:color w:val="000000"/>
+          <w:sz w:val="24"/>
+        </w:rPr>
+        <w:t>.</w:t>
+      </w:r>
+    </w:p>
+    <w:p>
+      <w:pPr>
         <w:spacing w:before="160" w:after="80"/>
         <w:ind w:firstLine="0"/>
         <w:jc w:val="center"/>
@@ -13461,6 +16019,104 @@
           <w:sz w:val="24"/>
         </w:rPr>
         <w:t>: tương tự phiếu nhập, thay NhaCungCap bằng KhachHang; TonKho dùng để kiểm tra và giảm số lượng.</w:t>
+      </w:r>
+    </w:p>
+    <w:p>
+      <w:pPr>
+        <w:spacing w:line="276" w:lineRule="auto" w:after="120"/>
+        <w:ind w:firstLine="567"/>
+      </w:pPr>
+      <w:r>
+        <w:rPr>
+          <w:rFonts w:ascii="Times New Roman" w:hAnsi="Times New Roman" w:eastAsia="Times New Roman"/>
+          <w:color w:val="000000"/>
+          <w:sz w:val="24"/>
+        </w:rPr>
+        <w:t>:</w:t>
+      </w:r>
+    </w:p>
+    <w:p>
+      <w:pPr>
+        <w:spacing w:line="276" w:lineRule="auto" w:after="120"/>
+        <w:ind w:firstLine="567"/>
+      </w:pPr>
+      <w:r>
+        <w:rPr>
+          <w:rFonts w:ascii="Times New Roman" w:hAnsi="Times New Roman" w:eastAsia="Times New Roman"/>
+          <w:color w:val="000000"/>
+          <w:sz w:val="24"/>
+        </w:rPr>
+        <w:t>,</w:t>
+      </w:r>
+    </w:p>
+    <w:p>
+      <w:pPr>
+        <w:spacing w:line="276" w:lineRule="auto" w:after="120"/>
+        <w:ind w:firstLine="567"/>
+      </w:pPr>
+      <w:r>
+        <w:rPr>
+          <w:rFonts w:ascii="Times New Roman" w:hAnsi="Times New Roman" w:eastAsia="Times New Roman"/>
+          <w:color w:val="000000"/>
+          <w:sz w:val="24"/>
+        </w:rPr>
+        <w:t>(kèm</w:t>
+      </w:r>
+    </w:p>
+    <w:p>
+      <w:pPr>
+        <w:spacing w:line="276" w:lineRule="auto" w:after="120"/>
+        <w:ind w:firstLine="567"/>
+      </w:pPr>
+      <w:r>
+        <w:rPr>
+          <w:rFonts w:ascii="Times New Roman" w:hAnsi="Times New Roman" w:eastAsia="Times New Roman"/>
+          <w:color w:val="000000"/>
+          <w:sz w:val="24"/>
+        </w:rPr>
+        <w:t>),</w:t>
+      </w:r>
+    </w:p>
+    <w:p>
+      <w:pPr>
+        <w:spacing w:line="276" w:lineRule="auto" w:after="120"/>
+        <w:ind w:firstLine="567"/>
+      </w:pPr>
+      <w:r>
+        <w:rPr>
+          <w:rFonts w:ascii="Times New Roman" w:hAnsi="Times New Roman" w:eastAsia="Times New Roman"/>
+          <w:color w:val="000000"/>
+          <w:sz w:val="24"/>
+        </w:rPr>
+        <w:t>$</w:t>
+      </w:r>
+    </w:p>
+    <w:p>
+      <w:pPr>
+        <w:spacing w:line="276" w:lineRule="auto" w:after="120"/>
+        <w:ind w:firstLine="567"/>
+      </w:pPr>
+      <w:r>
+        <w:rPr>
+          <w:rFonts w:ascii="Times New Roman" w:hAnsi="Times New Roman" w:eastAsia="Times New Roman"/>
+          <w:color w:val="000000"/>
+          <w:sz w:val="24"/>
+        </w:rPr>
+        <w:t>$</w:t>
+      </w:r>
+    </w:p>
+    <w:p>
+      <w:pPr>
+        <w:spacing w:line="276" w:lineRule="auto" w:after="120"/>
+        <w:ind w:firstLine="567"/>
+      </w:pPr>
+      <w:r>
+        <w:rPr>
+          <w:rFonts w:ascii="Times New Roman" w:hAnsi="Times New Roman" w:eastAsia="Times New Roman"/>
+          <w:color w:val="000000"/>
+          <w:sz w:val="24"/>
+        </w:rPr>
+        <w:t>.</w:t>
       </w:r>
     </w:p>
     <w:p>
@@ -14410,7 +17066,1945 @@
           <w:color w:val="000000"/>
           <w:sz w:val="26"/>
         </w:rPr>
-        <w:t>4.6 Tóm tắt quan hệ quan trọng</w:t>
+        <w:t>4.6 Giải thích các phương thức của lớp</w:t>
+      </w:r>
+    </w:p>
+    <w:p>
+      <w:pPr>
+        <w:spacing w:line="276" w:lineRule="auto" w:after="120"/>
+        <w:ind w:firstLine="567"/>
+      </w:pPr>
+      <w:r>
+        <w:rPr>
+          <w:rFonts w:ascii="Times New Roman" w:hAnsi="Times New Roman" w:eastAsia="Times New Roman"/>
+          <w:color w:val="000000"/>
+          <w:sz w:val="24"/>
+        </w:rPr>
+        <w:t>Ngoài thuộc tính (dữ liệu), mỗi lớp có</w:t>
+      </w:r>
+    </w:p>
+    <w:p>
+      <w:pPr>
+        <w:spacing w:line="276" w:lineRule="auto" w:after="120"/>
+        <w:ind w:firstLine="567"/>
+      </w:pPr>
+      <w:r>
+        <w:rPr>
+          <w:rFonts w:ascii="Times New Roman" w:hAnsi="Times New Roman" w:eastAsia="Times New Roman"/>
+          <w:color w:val="000000"/>
+          <w:sz w:val="24"/>
+        </w:rPr>
+        <w:t>(hành vi/khả năng xử lý). Dưới đây mô tả các phương thức chính gắn với use case đã phân tích.</w:t>
+      </w:r>
+    </w:p>
+    <w:p>
+      <w:pPr>
+        <w:pStyle w:val="Heading3"/>
+      </w:pPr>
+      <w:r>
+        <w:rPr>
+          <w:rFonts w:ascii="Times New Roman" w:hAnsi="Times New Roman" w:eastAsia="Times New Roman"/>
+          <w:b/>
+          <w:color w:val="000000"/>
+          <w:sz w:val="24"/>
+        </w:rPr>
+        <w:t>4.6.1 Lớp NguoiDung</w:t>
+      </w:r>
+    </w:p>
+    <w:tbl>
+      <w:tblPr>
+        <w:tblStyle w:val="TableGrid"/>
+        <w:tblW w:type="auto" w:w="0"/>
+        <w:jc w:val="center"/>
+        <w:tblLook w:firstColumn="1" w:firstRow="1" w:lastColumn="0" w:lastRow="0" w:noHBand="0" w:noVBand="1" w:val="04A0"/>
+      </w:tblPr>
+      <w:tblGrid>
+        <w:gridCol w:w="4535"/>
+        <w:gridCol w:w="4535"/>
+      </w:tblGrid>
+      <w:tr>
+        <w:tc>
+          <w:tcPr>
+            <w:tcW w:type="dxa" w:w="4535"/>
+          </w:tcPr>
+          <w:p>
+            <w:r/>
+            <w:r>
+              <w:rPr>
+                <w:rFonts w:ascii="Times New Roman" w:hAnsi="Times New Roman" w:eastAsia="Times New Roman"/>
+                <w:b/>
+                <w:color w:val="000000"/>
+                <w:sz w:val="22"/>
+              </w:rPr>
+              <w:t>|p8.5cm|</w:t>
+              <w:br/>
+              <w:br/>
+              <w:t>Phương thức</w:t>
+            </w:r>
+          </w:p>
+        </w:tc>
+        <w:tc>
+          <w:tcPr>
+            <w:tcW w:type="dxa" w:w="4535"/>
+          </w:tcPr>
+          <w:p>
+            <w:r/>
+            <w:r>
+              <w:rPr>
+                <w:rFonts w:ascii="Times New Roman" w:hAnsi="Times New Roman" w:eastAsia="Times New Roman"/>
+                <w:b/>
+                <w:color w:val="000000"/>
+                <w:sz w:val="22"/>
+              </w:rPr>
+              <w:t>Mô tả / khi nào dùng</w:t>
+            </w:r>
+          </w:p>
+        </w:tc>
+      </w:tr>
+      <w:tr>
+        <w:tc>
+          <w:tcPr>
+            <w:tcW w:type="dxa" w:w="4535"/>
+          </w:tcPr>
+          <w:p>
+            <w:r/>
+            <w:r>
+              <w:rPr>
+                <w:rFonts w:ascii="Times New Roman" w:hAnsi="Times New Roman" w:eastAsia="Times New Roman"/>
+                <w:b w:val="0"/>
+                <w:color w:val="000000"/>
+                <w:sz w:val="22"/>
+              </w:rPr>
+              <w:t>dangNhap(ten, matKhau)</w:t>
+            </w:r>
+          </w:p>
+        </w:tc>
+        <w:tc>
+          <w:tcPr>
+            <w:tcW w:type="dxa" w:w="4535"/>
+          </w:tcPr>
+          <w:p>
+            <w:r/>
+            <w:r>
+              <w:rPr>
+                <w:rFonts w:ascii="Times New Roman" w:hAnsi="Times New Roman" w:eastAsia="Times New Roman"/>
+                <w:b w:val="0"/>
+                <w:color w:val="000000"/>
+                <w:sz w:val="22"/>
+              </w:rPr>
+              <w:t>Kiểm tra tên đăng nhập và mật khẩu; trả về thành công/thất bại. Dùng cho UC01.</w:t>
+            </w:r>
+          </w:p>
+        </w:tc>
+      </w:tr>
+      <w:tr>
+        <w:tc>
+          <w:tcPr>
+            <w:tcW w:type="dxa" w:w="4535"/>
+          </w:tcPr>
+          <w:p>
+            <w:r/>
+            <w:r>
+              <w:rPr>
+                <w:rFonts w:ascii="Times New Roman" w:hAnsi="Times New Roman" w:eastAsia="Times New Roman"/>
+                <w:b w:val="0"/>
+                <w:color w:val="000000"/>
+                <w:sz w:val="22"/>
+              </w:rPr>
+              <w:t>dangXuat()</w:t>
+            </w:r>
+          </w:p>
+        </w:tc>
+        <w:tc>
+          <w:tcPr>
+            <w:tcW w:type="dxa" w:w="4535"/>
+          </w:tcPr>
+          <w:p>
+            <w:r/>
+            <w:r>
+              <w:rPr>
+                <w:rFonts w:ascii="Times New Roman" w:hAnsi="Times New Roman" w:eastAsia="Times New Roman"/>
+                <w:b w:val="0"/>
+                <w:color w:val="000000"/>
+                <w:sz w:val="22"/>
+              </w:rPr>
+              <w:t>Hủy phiên làm việc hiện tại. Dùng cho UC02.</w:t>
+            </w:r>
+          </w:p>
+        </w:tc>
+      </w:tr>
+      <w:tr>
+        <w:tc>
+          <w:tcPr>
+            <w:tcW w:type="dxa" w:w="4535"/>
+          </w:tcPr>
+          <w:p>
+            <w:r/>
+            <w:r>
+              <w:rPr>
+                <w:rFonts w:ascii="Times New Roman" w:hAnsi="Times New Roman" w:eastAsia="Times New Roman"/>
+                <w:b w:val="0"/>
+                <w:color w:val="000000"/>
+                <w:sz w:val="22"/>
+              </w:rPr>
+              <w:t>themTaiKhoan(thongTin)</w:t>
+            </w:r>
+          </w:p>
+        </w:tc>
+        <w:tc>
+          <w:tcPr>
+            <w:tcW w:type="dxa" w:w="4535"/>
+          </w:tcPr>
+          <w:p>
+            <w:r/>
+            <w:r>
+              <w:rPr>
+                <w:rFonts w:ascii="Times New Roman" w:hAnsi="Times New Roman" w:eastAsia="Times New Roman"/>
+                <w:b w:val="0"/>
+                <w:color w:val="000000"/>
+                <w:sz w:val="22"/>
+              </w:rPr>
+              <w:t>Tạo tài khoản mới (mã hóa MK, gán vai trò). Dùng cho UC03.</w:t>
+            </w:r>
+          </w:p>
+        </w:tc>
+      </w:tr>
+      <w:tr>
+        <w:tc>
+          <w:tcPr>
+            <w:tcW w:type="dxa" w:w="4535"/>
+          </w:tcPr>
+          <w:p>
+            <w:r/>
+            <w:r>
+              <w:rPr>
+                <w:rFonts w:ascii="Times New Roman" w:hAnsi="Times New Roman" w:eastAsia="Times New Roman"/>
+                <w:b w:val="0"/>
+                <w:color w:val="000000"/>
+                <w:sz w:val="22"/>
+              </w:rPr>
+              <w:t>suaTaiKhoan(ma, thongTin)</w:t>
+            </w:r>
+          </w:p>
+        </w:tc>
+        <w:tc>
+          <w:tcPr>
+            <w:tcW w:type="dxa" w:w="4535"/>
+          </w:tcPr>
+          <w:p>
+            <w:r/>
+            <w:r>
+              <w:rPr>
+                <w:rFonts w:ascii="Times New Roman" w:hAnsi="Times New Roman" w:eastAsia="Times New Roman"/>
+                <w:b w:val="0"/>
+                <w:color w:val="000000"/>
+                <w:sz w:val="22"/>
+              </w:rPr>
+              <w:t>Cập nhật họ tên, vai trò, email...</w:t>
+            </w:r>
+          </w:p>
+        </w:tc>
+      </w:tr>
+      <w:tr>
+        <w:tc>
+          <w:tcPr>
+            <w:tcW w:type="dxa" w:w="4535"/>
+          </w:tcPr>
+          <w:p>
+            <w:r/>
+            <w:r>
+              <w:rPr>
+                <w:rFonts w:ascii="Times New Roman" w:hAnsi="Times New Roman" w:eastAsia="Times New Roman"/>
+                <w:b w:val="0"/>
+                <w:color w:val="000000"/>
+                <w:sz w:val="22"/>
+              </w:rPr>
+              <w:t>khoaMoTaiKhoan(ma, trangThai)</w:t>
+            </w:r>
+          </w:p>
+        </w:tc>
+        <w:tc>
+          <w:tcPr>
+            <w:tcW w:type="dxa" w:w="4535"/>
+          </w:tcPr>
+          <w:p>
+            <w:r/>
+            <w:r>
+              <w:rPr>
+                <w:rFonts w:ascii="Times New Roman" w:hAnsi="Times New Roman" w:eastAsia="Times New Roman"/>
+                <w:b w:val="0"/>
+                <w:color w:val="000000"/>
+                <w:sz w:val="22"/>
+              </w:rPr>
+              <w:t>Đổi trạng thái hoạt động / khóa.</w:t>
+            </w:r>
+          </w:p>
+        </w:tc>
+      </w:tr>
+      <w:tr>
+        <w:tc>
+          <w:tcPr>
+            <w:tcW w:type="dxa" w:w="4535"/>
+          </w:tcPr>
+          <w:p>
+            <w:r/>
+            <w:r>
+              <w:rPr>
+                <w:rFonts w:ascii="Times New Roman" w:hAnsi="Times New Roman" w:eastAsia="Times New Roman"/>
+                <w:b w:val="0"/>
+                <w:color w:val="000000"/>
+                <w:sz w:val="22"/>
+              </w:rPr>
+              <w:t>kiemTraQuyen(hanhDong)</w:t>
+            </w:r>
+          </w:p>
+        </w:tc>
+        <w:tc>
+          <w:tcPr>
+            <w:tcW w:type="dxa" w:w="4535"/>
+          </w:tcPr>
+          <w:p>
+            <w:r/>
+            <w:r>
+              <w:rPr>
+                <w:rFonts w:ascii="Times New Roman" w:hAnsi="Times New Roman" w:eastAsia="Times New Roman"/>
+                <w:b w:val="0"/>
+                <w:color w:val="000000"/>
+                <w:sz w:val="22"/>
+              </w:rPr>
+              <w:t>Kiểm tra vai trò có được phép thực hiện hành động (lập phiếu, duyệt...).</w:t>
+            </w:r>
+          </w:p>
+        </w:tc>
+      </w:tr>
+    </w:tbl>
+    <w:p/>
+    <w:p>
+      <w:pPr>
+        <w:pStyle w:val="Heading3"/>
+      </w:pPr>
+      <w:r>
+        <w:rPr>
+          <w:rFonts w:ascii="Times New Roman" w:hAnsi="Times New Roman" w:eastAsia="Times New Roman"/>
+          <w:b/>
+          <w:color w:val="000000"/>
+          <w:sz w:val="24"/>
+        </w:rPr>
+        <w:t>4.6.2 Lớp HangHoa</w:t>
+      </w:r>
+    </w:p>
+    <w:tbl>
+      <w:tblPr>
+        <w:tblStyle w:val="TableGrid"/>
+        <w:tblW w:type="auto" w:w="0"/>
+        <w:jc w:val="center"/>
+        <w:tblLook w:firstColumn="1" w:firstRow="1" w:lastColumn="0" w:lastRow="0" w:noHBand="0" w:noVBand="1" w:val="04A0"/>
+      </w:tblPr>
+      <w:tblGrid>
+        <w:gridCol w:w="4535"/>
+        <w:gridCol w:w="4535"/>
+      </w:tblGrid>
+      <w:tr>
+        <w:tc>
+          <w:tcPr>
+            <w:tcW w:type="dxa" w:w="4535"/>
+          </w:tcPr>
+          <w:p>
+            <w:r/>
+            <w:r>
+              <w:rPr>
+                <w:rFonts w:ascii="Times New Roman" w:hAnsi="Times New Roman" w:eastAsia="Times New Roman"/>
+                <w:b/>
+                <w:color w:val="000000"/>
+                <w:sz w:val="22"/>
+              </w:rPr>
+              <w:t>|p8.5cm|</w:t>
+              <w:br/>
+              <w:br/>
+              <w:t>Phương thức</w:t>
+            </w:r>
+          </w:p>
+        </w:tc>
+        <w:tc>
+          <w:tcPr>
+            <w:tcW w:type="dxa" w:w="4535"/>
+          </w:tcPr>
+          <w:p>
+            <w:r/>
+            <w:r>
+              <w:rPr>
+                <w:rFonts w:ascii="Times New Roman" w:hAnsi="Times New Roman" w:eastAsia="Times New Roman"/>
+                <w:b/>
+                <w:color w:val="000000"/>
+                <w:sz w:val="22"/>
+              </w:rPr>
+              <w:t>Mô tả / khi nào dùng</w:t>
+            </w:r>
+          </w:p>
+        </w:tc>
+      </w:tr>
+      <w:tr>
+        <w:tc>
+          <w:tcPr>
+            <w:tcW w:type="dxa" w:w="4535"/>
+          </w:tcPr>
+          <w:p>
+            <w:r/>
+            <w:r>
+              <w:rPr>
+                <w:rFonts w:ascii="Times New Roman" w:hAnsi="Times New Roman" w:eastAsia="Times New Roman"/>
+                <w:b w:val="0"/>
+                <w:color w:val="000000"/>
+                <w:sz w:val="22"/>
+              </w:rPr>
+              <w:t>themHangHoa(thongTin)</w:t>
+            </w:r>
+          </w:p>
+        </w:tc>
+        <w:tc>
+          <w:tcPr>
+            <w:tcW w:type="dxa" w:w="4535"/>
+          </w:tcPr>
+          <w:p>
+            <w:r/>
+            <w:r>
+              <w:rPr>
+                <w:rFonts w:ascii="Times New Roman" w:hAnsi="Times New Roman" w:eastAsia="Times New Roman"/>
+                <w:b w:val="0"/>
+                <w:color w:val="000000"/>
+                <w:sz w:val="22"/>
+              </w:rPr>
+              <w:t>Lưu hàng mới; gọi khởi tạo tồn kho. UC06.</w:t>
+            </w:r>
+          </w:p>
+        </w:tc>
+      </w:tr>
+      <w:tr>
+        <w:tc>
+          <w:tcPr>
+            <w:tcW w:type="dxa" w:w="4535"/>
+          </w:tcPr>
+          <w:p>
+            <w:r/>
+            <w:r>
+              <w:rPr>
+                <w:rFonts w:ascii="Times New Roman" w:hAnsi="Times New Roman" w:eastAsia="Times New Roman"/>
+                <w:b w:val="0"/>
+                <w:color w:val="000000"/>
+                <w:sz w:val="22"/>
+              </w:rPr>
+              <w:t>capNhatThongTin(ma, thongTin)</w:t>
+            </w:r>
+          </w:p>
+        </w:tc>
+        <w:tc>
+          <w:tcPr>
+            <w:tcW w:type="dxa" w:w="4535"/>
+          </w:tcPr>
+          <w:p>
+            <w:r/>
+            <w:r>
+              <w:rPr>
+                <w:rFonts w:ascii="Times New Roman" w:hAnsi="Times New Roman" w:eastAsia="Times New Roman"/>
+                <w:b w:val="0"/>
+                <w:color w:val="000000"/>
+                <w:sz w:val="22"/>
+              </w:rPr>
+              <w:t>Sửa tên, giá, nhóm, mô tả...</w:t>
+            </w:r>
+          </w:p>
+        </w:tc>
+      </w:tr>
+      <w:tr>
+        <w:tc>
+          <w:tcPr>
+            <w:tcW w:type="dxa" w:w="4535"/>
+          </w:tcPr>
+          <w:p>
+            <w:r/>
+            <w:r>
+              <w:rPr>
+                <w:rFonts w:ascii="Times New Roman" w:hAnsi="Times New Roman" w:eastAsia="Times New Roman"/>
+                <w:b w:val="0"/>
+                <w:color w:val="000000"/>
+                <w:sz w:val="22"/>
+              </w:rPr>
+              <w:t>ngungSuDung(ma)</w:t>
+            </w:r>
+          </w:p>
+        </w:tc>
+        <w:tc>
+          <w:tcPr>
+            <w:tcW w:type="dxa" w:w="4535"/>
+          </w:tcPr>
+          <w:p>
+            <w:r/>
+            <w:r>
+              <w:rPr>
+                <w:rFonts w:ascii="Times New Roman" w:hAnsi="Times New Roman" w:eastAsia="Times New Roman"/>
+                <w:b w:val="0"/>
+                <w:color w:val="000000"/>
+                <w:sz w:val="22"/>
+              </w:rPr>
+              <w:t>Đánh dấu trạng thái ngừng (không xóa cứng nếu đã có phiếu).</w:t>
+            </w:r>
+          </w:p>
+        </w:tc>
+      </w:tr>
+      <w:tr>
+        <w:tc>
+          <w:tcPr>
+            <w:tcW w:type="dxa" w:w="4535"/>
+          </w:tcPr>
+          <w:p>
+            <w:r/>
+            <w:r>
+              <w:rPr>
+                <w:rFonts w:ascii="Times New Roman" w:hAnsi="Times New Roman" w:eastAsia="Times New Roman"/>
+                <w:b w:val="0"/>
+                <w:color w:val="000000"/>
+                <w:sz w:val="22"/>
+              </w:rPr>
+              <w:t>timKiem(tuKhoa, boLoc)</w:t>
+            </w:r>
+          </w:p>
+        </w:tc>
+        <w:tc>
+          <w:tcPr>
+            <w:tcW w:type="dxa" w:w="4535"/>
+          </w:tcPr>
+          <w:p>
+            <w:r/>
+            <w:r>
+              <w:rPr>
+                <w:rFonts w:ascii="Times New Roman" w:hAnsi="Times New Roman" w:eastAsia="Times New Roman"/>
+                <w:b w:val="0"/>
+                <w:color w:val="000000"/>
+                <w:sz w:val="22"/>
+              </w:rPr>
+              <w:t>Trả về danh sách hàng theo mã/tên/nhóm. UC07.</w:t>
+            </w:r>
+          </w:p>
+        </w:tc>
+      </w:tr>
+      <w:tr>
+        <w:tc>
+          <w:tcPr>
+            <w:tcW w:type="dxa" w:w="4535"/>
+          </w:tcPr>
+          <w:p>
+            <w:r/>
+            <w:r>
+              <w:rPr>
+                <w:rFonts w:ascii="Times New Roman" w:hAnsi="Times New Roman" w:eastAsia="Times New Roman"/>
+                <w:b w:val="0"/>
+                <w:color w:val="000000"/>
+                <w:sz w:val="22"/>
+              </w:rPr>
+              <w:t>layThongTin(ma)</w:t>
+            </w:r>
+          </w:p>
+        </w:tc>
+        <w:tc>
+          <w:tcPr>
+            <w:tcW w:type="dxa" w:w="4535"/>
+          </w:tcPr>
+          <w:p>
+            <w:r/>
+            <w:r>
+              <w:rPr>
+                <w:rFonts w:ascii="Times New Roman" w:hAnsi="Times New Roman" w:eastAsia="Times New Roman"/>
+                <w:b w:val="0"/>
+                <w:color w:val="000000"/>
+                <w:sz w:val="22"/>
+              </w:rPr>
+              <w:t>Lấy chi tiết một mặt hàng.</w:t>
+            </w:r>
+          </w:p>
+        </w:tc>
+      </w:tr>
+    </w:tbl>
+    <w:p/>
+    <w:p>
+      <w:pPr>
+        <w:pStyle w:val="Heading3"/>
+      </w:pPr>
+      <w:r>
+        <w:rPr>
+          <w:rFonts w:ascii="Times New Roman" w:hAnsi="Times New Roman" w:eastAsia="Times New Roman"/>
+          <w:b/>
+          <w:color w:val="000000"/>
+          <w:sz w:val="24"/>
+        </w:rPr>
+        <w:t>4.6.3 Lớp TonKho</w:t>
+      </w:r>
+    </w:p>
+    <w:tbl>
+      <w:tblPr>
+        <w:tblStyle w:val="TableGrid"/>
+        <w:tblW w:type="auto" w:w="0"/>
+        <w:jc w:val="center"/>
+        <w:tblLook w:firstColumn="1" w:firstRow="1" w:lastColumn="0" w:lastRow="0" w:noHBand="0" w:noVBand="1" w:val="04A0"/>
+      </w:tblPr>
+      <w:tblGrid>
+        <w:gridCol w:w="4535"/>
+        <w:gridCol w:w="4535"/>
+      </w:tblGrid>
+      <w:tr>
+        <w:tc>
+          <w:tcPr>
+            <w:tcW w:type="dxa" w:w="4535"/>
+          </w:tcPr>
+          <w:p>
+            <w:r/>
+            <w:r>
+              <w:rPr>
+                <w:rFonts w:ascii="Times New Roman" w:hAnsi="Times New Roman" w:eastAsia="Times New Roman"/>
+                <w:b/>
+                <w:color w:val="000000"/>
+                <w:sz w:val="22"/>
+              </w:rPr>
+              <w:t>|p8.2cm|</w:t>
+              <w:br/>
+              <w:br/>
+              <w:t>Phương thức</w:t>
+            </w:r>
+          </w:p>
+        </w:tc>
+        <w:tc>
+          <w:tcPr>
+            <w:tcW w:type="dxa" w:w="4535"/>
+          </w:tcPr>
+          <w:p>
+            <w:r/>
+            <w:r>
+              <w:rPr>
+                <w:rFonts w:ascii="Times New Roman" w:hAnsi="Times New Roman" w:eastAsia="Times New Roman"/>
+                <w:b/>
+                <w:color w:val="000000"/>
+                <w:sz w:val="22"/>
+              </w:rPr>
+              <w:t>Mô tả / khi nào dùng</w:t>
+            </w:r>
+          </w:p>
+        </w:tc>
+      </w:tr>
+      <w:tr>
+        <w:tc>
+          <w:tcPr>
+            <w:tcW w:type="dxa" w:w="4535"/>
+          </w:tcPr>
+          <w:p>
+            <w:r/>
+            <w:r>
+              <w:rPr>
+                <w:rFonts w:ascii="Times New Roman" w:hAnsi="Times New Roman" w:eastAsia="Times New Roman"/>
+                <w:b w:val="0"/>
+                <w:color w:val="000000"/>
+                <w:sz w:val="22"/>
+              </w:rPr>
+              <w:t>khoiTaoTon(maKho, maHang)</w:t>
+            </w:r>
+          </w:p>
+        </w:tc>
+        <w:tc>
+          <w:tcPr>
+            <w:tcW w:type="dxa" w:w="4535"/>
+          </w:tcPr>
+          <w:p>
+            <w:r/>
+            <w:r>
+              <w:rPr>
+                <w:rFonts w:ascii="Times New Roman" w:hAnsi="Times New Roman" w:eastAsia="Times New Roman"/>
+                <w:b w:val="0"/>
+                <w:color w:val="000000"/>
+                <w:sz w:val="22"/>
+              </w:rPr>
+              <w:t>Tạo dòng tồn = 0 khi thêm hàng mới (UC06).</w:t>
+            </w:r>
+          </w:p>
+        </w:tc>
+      </w:tr>
+      <w:tr>
+        <w:tc>
+          <w:tcPr>
+            <w:tcW w:type="dxa" w:w="4535"/>
+          </w:tcPr>
+          <w:p>
+            <w:r/>
+            <w:r>
+              <w:rPr>
+                <w:rFonts w:ascii="Times New Roman" w:hAnsi="Times New Roman" w:eastAsia="Times New Roman"/>
+                <w:b w:val="0"/>
+                <w:color w:val="000000"/>
+                <w:sz w:val="22"/>
+              </w:rPr>
+              <w:t>tangTon(maKho, maHang, sl)</w:t>
+            </w:r>
+          </w:p>
+        </w:tc>
+        <w:tc>
+          <w:tcPr>
+            <w:tcW w:type="dxa" w:w="4535"/>
+          </w:tcPr>
+          <w:p>
+            <w:r/>
+            <w:r>
+              <w:rPr>
+                <w:rFonts w:ascii="Times New Roman" w:hAnsi="Times New Roman" w:eastAsia="Times New Roman"/>
+                <w:b w:val="0"/>
+                <w:color w:val="000000"/>
+                <w:sz w:val="22"/>
+              </w:rPr>
+              <w:t>Cộng số lượng khi duyệt phiếu nhập (UC09).</w:t>
+            </w:r>
+          </w:p>
+        </w:tc>
+      </w:tr>
+      <w:tr>
+        <w:tc>
+          <w:tcPr>
+            <w:tcW w:type="dxa" w:w="4535"/>
+          </w:tcPr>
+          <w:p>
+            <w:r/>
+            <w:r>
+              <w:rPr>
+                <w:rFonts w:ascii="Times New Roman" w:hAnsi="Times New Roman" w:eastAsia="Times New Roman"/>
+                <w:b w:val="0"/>
+                <w:color w:val="000000"/>
+                <w:sz w:val="22"/>
+              </w:rPr>
+              <w:t>giamTon(maKho, maHang, sl)</w:t>
+            </w:r>
+          </w:p>
+        </w:tc>
+        <w:tc>
+          <w:tcPr>
+            <w:tcW w:type="dxa" w:w="4535"/>
+          </w:tcPr>
+          <w:p>
+            <w:r/>
+            <w:r>
+              <w:rPr>
+                <w:rFonts w:ascii="Times New Roman" w:hAnsi="Times New Roman" w:eastAsia="Times New Roman"/>
+                <w:b w:val="0"/>
+                <w:color w:val="000000"/>
+                <w:sz w:val="22"/>
+              </w:rPr>
+              <w:t>Trừ số lượng khi duyệt phiếu xuất (UC10); chỉ gọi nếu đã kiểm tra đủ.</w:t>
+            </w:r>
+          </w:p>
+        </w:tc>
+      </w:tr>
+      <w:tr>
+        <w:tc>
+          <w:tcPr>
+            <w:tcW w:type="dxa" w:w="4535"/>
+          </w:tcPr>
+          <w:p>
+            <w:r/>
+            <w:r>
+              <w:rPr>
+                <w:rFonts w:ascii="Times New Roman" w:hAnsi="Times New Roman" w:eastAsia="Times New Roman"/>
+                <w:b w:val="0"/>
+                <w:color w:val="000000"/>
+                <w:sz w:val="22"/>
+              </w:rPr>
+              <w:t>kiemTraDu(maKho, maHang, sl)</w:t>
+            </w:r>
+          </w:p>
+        </w:tc>
+        <w:tc>
+          <w:tcPr>
+            <w:tcW w:type="dxa" w:w="4535"/>
+          </w:tcPr>
+          <w:p>
+            <w:r/>
+            <w:r>
+              <w:rPr>
+                <w:rFonts w:ascii="Times New Roman" w:hAnsi="Times New Roman" w:eastAsia="Times New Roman"/>
+                <w:b w:val="0"/>
+                <w:color w:val="000000"/>
+                <w:sz w:val="22"/>
+              </w:rPr>
+              <w:t>Trả về true/false -- tồn có đủ để xuất không. UC10.</w:t>
+            </w:r>
+          </w:p>
+        </w:tc>
+      </w:tr>
+      <w:tr>
+        <w:tc>
+          <w:tcPr>
+            <w:tcW w:type="dxa" w:w="4535"/>
+          </w:tcPr>
+          <w:p>
+            <w:r/>
+            <w:r>
+              <w:rPr>
+                <w:rFonts w:ascii="Times New Roman" w:hAnsi="Times New Roman" w:eastAsia="Times New Roman"/>
+                <w:b w:val="0"/>
+                <w:color w:val="000000"/>
+                <w:sz w:val="22"/>
+              </w:rPr>
+              <w:t>ganTheoKiemKe(maKho, maHang, slThuc)</w:t>
+            </w:r>
+          </w:p>
+        </w:tc>
+        <w:tc>
+          <w:tcPr>
+            <w:tcW w:type="dxa" w:w="4535"/>
+          </w:tcPr>
+          <w:p>
+            <w:r/>
+            <w:r>
+              <w:rPr>
+                <w:rFonts w:ascii="Times New Roman" w:hAnsi="Times New Roman" w:eastAsia="Times New Roman"/>
+                <w:b w:val="0"/>
+                <w:color w:val="000000"/>
+                <w:sz w:val="22"/>
+              </w:rPr>
+              <w:t>Gán tồn = số thực tế khi duyệt kiểm kê (UC11).</w:t>
+            </w:r>
+          </w:p>
+        </w:tc>
+      </w:tr>
+      <w:tr>
+        <w:tc>
+          <w:tcPr>
+            <w:tcW w:type="dxa" w:w="4535"/>
+          </w:tcPr>
+          <w:p>
+            <w:r/>
+            <w:r>
+              <w:rPr>
+                <w:rFonts w:ascii="Times New Roman" w:hAnsi="Times New Roman" w:eastAsia="Times New Roman"/>
+                <w:b w:val="0"/>
+                <w:color w:val="000000"/>
+                <w:sz w:val="22"/>
+              </w:rPr>
+              <w:t>layTon(maKho, maHang)</w:t>
+            </w:r>
+          </w:p>
+        </w:tc>
+        <w:tc>
+          <w:tcPr>
+            <w:tcW w:type="dxa" w:w="4535"/>
+          </w:tcPr>
+          <w:p>
+            <w:r/>
+            <w:r>
+              <w:rPr>
+                <w:rFonts w:ascii="Times New Roman" w:hAnsi="Times New Roman" w:eastAsia="Times New Roman"/>
+                <w:b w:val="0"/>
+                <w:color w:val="000000"/>
+                <w:sz w:val="22"/>
+              </w:rPr>
+              <w:t>Đọc số lượng hiện tại (tìm kiếm, báo cáo UC07, UC12).</w:t>
+            </w:r>
+          </w:p>
+        </w:tc>
+      </w:tr>
+    </w:tbl>
+    <w:p/>
+    <w:p>
+      <w:pPr>
+        <w:pStyle w:val="Heading3"/>
+      </w:pPr>
+      <w:r>
+        <w:rPr>
+          <w:rFonts w:ascii="Times New Roman" w:hAnsi="Times New Roman" w:eastAsia="Times New Roman"/>
+          <w:b/>
+          <w:color w:val="000000"/>
+          <w:sz w:val="24"/>
+        </w:rPr>
+        <w:t>4.6.4 Lớp PhieuNhapKho</w:t>
+      </w:r>
+    </w:p>
+    <w:tbl>
+      <w:tblPr>
+        <w:tblStyle w:val="TableGrid"/>
+        <w:tblW w:type="auto" w:w="0"/>
+        <w:jc w:val="center"/>
+        <w:tblLook w:firstColumn="1" w:firstRow="1" w:lastColumn="0" w:lastRow="0" w:noHBand="0" w:noVBand="1" w:val="04A0"/>
+      </w:tblPr>
+      <w:tblGrid>
+        <w:gridCol w:w="4535"/>
+        <w:gridCol w:w="4535"/>
+      </w:tblGrid>
+      <w:tr>
+        <w:tc>
+          <w:tcPr>
+            <w:tcW w:type="dxa" w:w="4535"/>
+          </w:tcPr>
+          <w:p>
+            <w:r/>
+            <w:r>
+              <w:rPr>
+                <w:rFonts w:ascii="Times New Roman" w:hAnsi="Times New Roman" w:eastAsia="Times New Roman"/>
+                <w:b/>
+                <w:color w:val="000000"/>
+                <w:sz w:val="22"/>
+              </w:rPr>
+              <w:t>|p8.5cm|</w:t>
+              <w:br/>
+              <w:br/>
+              <w:t>Phương thức</w:t>
+            </w:r>
+          </w:p>
+        </w:tc>
+        <w:tc>
+          <w:tcPr>
+            <w:tcW w:type="dxa" w:w="4535"/>
+          </w:tcPr>
+          <w:p>
+            <w:r/>
+            <w:r>
+              <w:rPr>
+                <w:rFonts w:ascii="Times New Roman" w:hAnsi="Times New Roman" w:eastAsia="Times New Roman"/>
+                <w:b/>
+                <w:color w:val="000000"/>
+                <w:sz w:val="22"/>
+              </w:rPr>
+              <w:t>Mô tả / khi nào dùng</w:t>
+            </w:r>
+          </w:p>
+        </w:tc>
+      </w:tr>
+      <w:tr>
+        <w:tc>
+          <w:tcPr>
+            <w:tcW w:type="dxa" w:w="4535"/>
+          </w:tcPr>
+          <w:p>
+            <w:r/>
+            <w:r>
+              <w:rPr>
+                <w:rFonts w:ascii="Times New Roman" w:hAnsi="Times New Roman" w:eastAsia="Times New Roman"/>
+                <w:b w:val="0"/>
+                <w:color w:val="000000"/>
+                <w:sz w:val="22"/>
+              </w:rPr>
+              <w:t>lapPhieu(thongTinChung)</w:t>
+            </w:r>
+          </w:p>
+        </w:tc>
+        <w:tc>
+          <w:tcPr>
+            <w:tcW w:type="dxa" w:w="4535"/>
+          </w:tcPr>
+          <w:p>
+            <w:r/>
+            <w:r>
+              <w:rPr>
+                <w:rFonts w:ascii="Times New Roman" w:hAnsi="Times New Roman" w:eastAsia="Times New Roman"/>
+                <w:b w:val="0"/>
+                <w:color w:val="000000"/>
+                <w:sz w:val="22"/>
+              </w:rPr>
+              <w:t>Tạo phiếu mới (NCC, kho, ngày, người lập); trạng thái ban đầu. UC09.</w:t>
+            </w:r>
+          </w:p>
+        </w:tc>
+      </w:tr>
+      <w:tr>
+        <w:tc>
+          <w:tcPr>
+            <w:tcW w:type="dxa" w:w="4535"/>
+          </w:tcPr>
+          <w:p>
+            <w:r/>
+            <w:r>
+              <w:rPr>
+                <w:rFonts w:ascii="Times New Roman" w:hAnsi="Times New Roman" w:eastAsia="Times New Roman"/>
+                <w:b w:val="0"/>
+                <w:color w:val="000000"/>
+                <w:sz w:val="22"/>
+              </w:rPr>
+              <w:t>themChiTiet(dongHang)</w:t>
+            </w:r>
+          </w:p>
+        </w:tc>
+        <w:tc>
+          <w:tcPr>
+            <w:tcW w:type="dxa" w:w="4535"/>
+          </w:tcPr>
+          <w:p>
+            <w:r/>
+            <w:r>
+              <w:rPr>
+                <w:rFonts w:ascii="Times New Roman" w:hAnsi="Times New Roman" w:eastAsia="Times New Roman"/>
+                <w:b w:val="0"/>
+                <w:color w:val="000000"/>
+                <w:sz w:val="22"/>
+              </w:rPr>
+              <w:t>Thêm dòng hàng (mã hàng, SL, đơn giá); tính thành tiền.</w:t>
+            </w:r>
+          </w:p>
+        </w:tc>
+      </w:tr>
+      <w:tr>
+        <w:tc>
+          <w:tcPr>
+            <w:tcW w:type="dxa" w:w="4535"/>
+          </w:tcPr>
+          <w:p>
+            <w:r/>
+            <w:r>
+              <w:rPr>
+                <w:rFonts w:ascii="Times New Roman" w:hAnsi="Times New Roman" w:eastAsia="Times New Roman"/>
+                <w:b w:val="0"/>
+                <w:color w:val="000000"/>
+                <w:sz w:val="22"/>
+              </w:rPr>
+              <w:t>tinhTongTien()</w:t>
+            </w:r>
+          </w:p>
+        </w:tc>
+        <w:tc>
+          <w:tcPr>
+            <w:tcW w:type="dxa" w:w="4535"/>
+          </w:tcPr>
+          <w:p>
+            <w:r/>
+            <w:r>
+              <w:rPr>
+                <w:rFonts w:ascii="Times New Roman" w:hAnsi="Times New Roman" w:eastAsia="Times New Roman"/>
+                <w:b w:val="0"/>
+                <w:color w:val="000000"/>
+                <w:sz w:val="22"/>
+              </w:rPr>
+              <w:t>Cộng thành tiền các dòng → TongTien.</w:t>
+            </w:r>
+          </w:p>
+        </w:tc>
+      </w:tr>
+      <w:tr>
+        <w:tc>
+          <w:tcPr>
+            <w:tcW w:type="dxa" w:w="4535"/>
+          </w:tcPr>
+          <w:p>
+            <w:r/>
+            <w:r>
+              <w:rPr>
+                <w:rFonts w:ascii="Times New Roman" w:hAnsi="Times New Roman" w:eastAsia="Times New Roman"/>
+                <w:b w:val="0"/>
+                <w:color w:val="000000"/>
+                <w:sz w:val="22"/>
+              </w:rPr>
+              <w:t>guiDuyet()</w:t>
+            </w:r>
+          </w:p>
+        </w:tc>
+        <w:tc>
+          <w:tcPr>
+            <w:tcW w:type="dxa" w:w="4535"/>
+          </w:tcPr>
+          <w:p>
+            <w:r/>
+            <w:r>
+              <w:rPr>
+                <w:rFonts w:ascii="Times New Roman" w:hAnsi="Times New Roman" w:eastAsia="Times New Roman"/>
+                <w:b w:val="0"/>
+                <w:color w:val="000000"/>
+                <w:sz w:val="22"/>
+              </w:rPr>
+              <w:t>Đổi trạng thái sang “Chờ duyệt”.</w:t>
+            </w:r>
+          </w:p>
+        </w:tc>
+      </w:tr>
+      <w:tr>
+        <w:tc>
+          <w:tcPr>
+            <w:tcW w:type="dxa" w:w="4535"/>
+          </w:tcPr>
+          <w:p>
+            <w:r/>
+            <w:r>
+              <w:rPr>
+                <w:rFonts w:ascii="Times New Roman" w:hAnsi="Times New Roman" w:eastAsia="Times New Roman"/>
+                <w:b w:val="0"/>
+                <w:color w:val="000000"/>
+                <w:sz w:val="22"/>
+              </w:rPr>
+              <w:t>duyetPhieu()</w:t>
+            </w:r>
+          </w:p>
+        </w:tc>
+        <w:tc>
+          <w:tcPr>
+            <w:tcW w:type="dxa" w:w="4535"/>
+          </w:tcPr>
+          <w:p>
+            <w:r/>
+            <w:r>
+              <w:rPr>
+                <w:rFonts w:ascii="Times New Roman" w:hAnsi="Times New Roman" w:eastAsia="Times New Roman"/>
+                <w:b w:val="0"/>
+                <w:color w:val="000000"/>
+                <w:sz w:val="22"/>
+              </w:rPr>
+              <w:t>QL duyệt: “Đã duyệt”; gọi TonKho.tangTon từng dòng; ghi log.</w:t>
+            </w:r>
+          </w:p>
+        </w:tc>
+      </w:tr>
+      <w:tr>
+        <w:tc>
+          <w:tcPr>
+            <w:tcW w:type="dxa" w:w="4535"/>
+          </w:tcPr>
+          <w:p>
+            <w:r/>
+            <w:r>
+              <w:rPr>
+                <w:rFonts w:ascii="Times New Roman" w:hAnsi="Times New Roman" w:eastAsia="Times New Roman"/>
+                <w:b w:val="0"/>
+                <w:color w:val="000000"/>
+                <w:sz w:val="22"/>
+              </w:rPr>
+              <w:t>tuChoiPhieu(lyDo)</w:t>
+            </w:r>
+          </w:p>
+        </w:tc>
+        <w:tc>
+          <w:tcPr>
+            <w:tcW w:type="dxa" w:w="4535"/>
+          </w:tcPr>
+          <w:p>
+            <w:r/>
+            <w:r>
+              <w:rPr>
+                <w:rFonts w:ascii="Times New Roman" w:hAnsi="Times New Roman" w:eastAsia="Times New Roman"/>
+                <w:b w:val="0"/>
+                <w:color w:val="000000"/>
+                <w:sz w:val="22"/>
+              </w:rPr>
+              <w:t>“Từ chối”; không đổi tồn; lưu lý do.</w:t>
+            </w:r>
+          </w:p>
+        </w:tc>
+      </w:tr>
+    </w:tbl>
+    <w:p/>
+    <w:p>
+      <w:pPr>
+        <w:pStyle w:val="Heading3"/>
+      </w:pPr>
+      <w:r>
+        <w:rPr>
+          <w:rFonts w:ascii="Times New Roman" w:hAnsi="Times New Roman" w:eastAsia="Times New Roman"/>
+          <w:b/>
+          <w:color w:val="000000"/>
+          <w:sz w:val="24"/>
+        </w:rPr>
+        <w:t>4.6.5 Lớp PhieuXuatKho</w:t>
+      </w:r>
+    </w:p>
+    <w:tbl>
+      <w:tblPr>
+        <w:tblStyle w:val="TableGrid"/>
+        <w:tblW w:type="auto" w:w="0"/>
+        <w:jc w:val="center"/>
+        <w:tblLook w:firstColumn="1" w:firstRow="1" w:lastColumn="0" w:lastRow="0" w:noHBand="0" w:noVBand="1" w:val="04A0"/>
+      </w:tblPr>
+      <w:tblGrid>
+        <w:gridCol w:w="4535"/>
+        <w:gridCol w:w="4535"/>
+      </w:tblGrid>
+      <w:tr>
+        <w:tc>
+          <w:tcPr>
+            <w:tcW w:type="dxa" w:w="4535"/>
+          </w:tcPr>
+          <w:p>
+            <w:r/>
+            <w:r>
+              <w:rPr>
+                <w:rFonts w:ascii="Times New Roman" w:hAnsi="Times New Roman" w:eastAsia="Times New Roman"/>
+                <w:b/>
+                <w:color w:val="000000"/>
+                <w:sz w:val="22"/>
+              </w:rPr>
+              <w:t>|p8.5cm|</w:t>
+              <w:br/>
+              <w:br/>
+              <w:t>Phương thức</w:t>
+            </w:r>
+          </w:p>
+        </w:tc>
+        <w:tc>
+          <w:tcPr>
+            <w:tcW w:type="dxa" w:w="4535"/>
+          </w:tcPr>
+          <w:p>
+            <w:r/>
+            <w:r>
+              <w:rPr>
+                <w:rFonts w:ascii="Times New Roman" w:hAnsi="Times New Roman" w:eastAsia="Times New Roman"/>
+                <w:b/>
+                <w:color w:val="000000"/>
+                <w:sz w:val="22"/>
+              </w:rPr>
+              <w:t>Mô tả / khi nào dùng</w:t>
+            </w:r>
+          </w:p>
+        </w:tc>
+      </w:tr>
+      <w:tr>
+        <w:tc>
+          <w:tcPr>
+            <w:tcW w:type="dxa" w:w="4535"/>
+          </w:tcPr>
+          <w:p>
+            <w:r/>
+            <w:r>
+              <w:rPr>
+                <w:rFonts w:ascii="Times New Roman" w:hAnsi="Times New Roman" w:eastAsia="Times New Roman"/>
+                <w:b w:val="0"/>
+                <w:color w:val="000000"/>
+                <w:sz w:val="22"/>
+              </w:rPr>
+              <w:t>lapPhieu(thongTinChung)</w:t>
+            </w:r>
+          </w:p>
+        </w:tc>
+        <w:tc>
+          <w:tcPr>
+            <w:tcW w:type="dxa" w:w="4535"/>
+          </w:tcPr>
+          <w:p>
+            <w:r/>
+            <w:r>
+              <w:rPr>
+                <w:rFonts w:ascii="Times New Roman" w:hAnsi="Times New Roman" w:eastAsia="Times New Roman"/>
+                <w:b w:val="0"/>
+                <w:color w:val="000000"/>
+                <w:sz w:val="22"/>
+              </w:rPr>
+              <w:t>Tạo phiếu xuất (KH, kho, ngày). UC10.</w:t>
+            </w:r>
+          </w:p>
+        </w:tc>
+      </w:tr>
+      <w:tr>
+        <w:tc>
+          <w:tcPr>
+            <w:tcW w:type="dxa" w:w="4535"/>
+          </w:tcPr>
+          <w:p>
+            <w:r/>
+            <w:r>
+              <w:rPr>
+                <w:rFonts w:ascii="Times New Roman" w:hAnsi="Times New Roman" w:eastAsia="Times New Roman"/>
+                <w:b w:val="0"/>
+                <w:color w:val="000000"/>
+                <w:sz w:val="22"/>
+              </w:rPr>
+              <w:t>themChiTiet(dongHang)</w:t>
+            </w:r>
+          </w:p>
+        </w:tc>
+        <w:tc>
+          <w:tcPr>
+            <w:tcW w:type="dxa" w:w="4535"/>
+          </w:tcPr>
+          <w:p>
+            <w:r/>
+            <w:r>
+              <w:rPr>
+                <w:rFonts w:ascii="Times New Roman" w:hAnsi="Times New Roman" w:eastAsia="Times New Roman"/>
+                <w:b w:val="0"/>
+                <w:color w:val="000000"/>
+                <w:sz w:val="22"/>
+              </w:rPr>
+              <w:t>Thêm dòng; trước đó gọi TonKho.kiemTraDu; đủ mới cho thêm.</w:t>
+            </w:r>
+          </w:p>
+        </w:tc>
+      </w:tr>
+      <w:tr>
+        <w:tc>
+          <w:tcPr>
+            <w:tcW w:type="dxa" w:w="4535"/>
+          </w:tcPr>
+          <w:p>
+            <w:r/>
+            <w:r>
+              <w:rPr>
+                <w:rFonts w:ascii="Times New Roman" w:hAnsi="Times New Roman" w:eastAsia="Times New Roman"/>
+                <w:b w:val="0"/>
+                <w:color w:val="000000"/>
+                <w:sz w:val="22"/>
+              </w:rPr>
+              <w:t>tinhTongTien()</w:t>
+            </w:r>
+          </w:p>
+        </w:tc>
+        <w:tc>
+          <w:tcPr>
+            <w:tcW w:type="dxa" w:w="4535"/>
+          </w:tcPr>
+          <w:p>
+            <w:r/>
+            <w:r>
+              <w:rPr>
+                <w:rFonts w:ascii="Times New Roman" w:hAnsi="Times New Roman" w:eastAsia="Times New Roman"/>
+                <w:b w:val="0"/>
+                <w:color w:val="000000"/>
+                <w:sz w:val="22"/>
+              </w:rPr>
+              <w:t>Tính tổng giá trị phiếu xuất.</w:t>
+            </w:r>
+          </w:p>
+        </w:tc>
+      </w:tr>
+      <w:tr>
+        <w:tc>
+          <w:tcPr>
+            <w:tcW w:type="dxa" w:w="4535"/>
+          </w:tcPr>
+          <w:p>
+            <w:r/>
+            <w:r>
+              <w:rPr>
+                <w:rFonts w:ascii="Times New Roman" w:hAnsi="Times New Roman" w:eastAsia="Times New Roman"/>
+                <w:b w:val="0"/>
+                <w:color w:val="000000"/>
+                <w:sz w:val="22"/>
+              </w:rPr>
+              <w:t>guiDuyet()</w:t>
+            </w:r>
+          </w:p>
+        </w:tc>
+        <w:tc>
+          <w:tcPr>
+            <w:tcW w:type="dxa" w:w="4535"/>
+          </w:tcPr>
+          <w:p>
+            <w:r/>
+            <w:r>
+              <w:rPr>
+                <w:rFonts w:ascii="Times New Roman" w:hAnsi="Times New Roman" w:eastAsia="Times New Roman"/>
+                <w:b w:val="0"/>
+                <w:color w:val="000000"/>
+                <w:sz w:val="22"/>
+              </w:rPr>
+              <w:t>Chuyển “Chờ duyệt”.</w:t>
+            </w:r>
+          </w:p>
+        </w:tc>
+      </w:tr>
+      <w:tr>
+        <w:tc>
+          <w:tcPr>
+            <w:tcW w:type="dxa" w:w="4535"/>
+          </w:tcPr>
+          <w:p>
+            <w:r/>
+            <w:r>
+              <w:rPr>
+                <w:rFonts w:ascii="Times New Roman" w:hAnsi="Times New Roman" w:eastAsia="Times New Roman"/>
+                <w:b w:val="0"/>
+                <w:color w:val="000000"/>
+                <w:sz w:val="22"/>
+              </w:rPr>
+              <w:t>duyetPhieu()</w:t>
+            </w:r>
+          </w:p>
+        </w:tc>
+        <w:tc>
+          <w:tcPr>
+            <w:tcW w:type="dxa" w:w="4535"/>
+          </w:tcPr>
+          <w:p>
+            <w:r/>
+            <w:r>
+              <w:rPr>
+                <w:rFonts w:ascii="Times New Roman" w:hAnsi="Times New Roman" w:eastAsia="Times New Roman"/>
+                <w:b w:val="0"/>
+                <w:color w:val="000000"/>
+                <w:sz w:val="22"/>
+              </w:rPr>
+              <w:t>“Đã duyệt”; gọi TonKho.giamTon từng dòng; ghi log.</w:t>
+            </w:r>
+          </w:p>
+        </w:tc>
+      </w:tr>
+      <w:tr>
+        <w:tc>
+          <w:tcPr>
+            <w:tcW w:type="dxa" w:w="4535"/>
+          </w:tcPr>
+          <w:p>
+            <w:r/>
+            <w:r>
+              <w:rPr>
+                <w:rFonts w:ascii="Times New Roman" w:hAnsi="Times New Roman" w:eastAsia="Times New Roman"/>
+                <w:b w:val="0"/>
+                <w:color w:val="000000"/>
+                <w:sz w:val="22"/>
+              </w:rPr>
+              <w:t>tuChoiPhieu(lyDo)</w:t>
+            </w:r>
+          </w:p>
+        </w:tc>
+        <w:tc>
+          <w:tcPr>
+            <w:tcW w:type="dxa" w:w="4535"/>
+          </w:tcPr>
+          <w:p>
+            <w:r/>
+            <w:r>
+              <w:rPr>
+                <w:rFonts w:ascii="Times New Roman" w:hAnsi="Times New Roman" w:eastAsia="Times New Roman"/>
+                <w:b w:val="0"/>
+                <w:color w:val="000000"/>
+                <w:sz w:val="22"/>
+              </w:rPr>
+              <w:t>Từ chối; tồn không đổi.</w:t>
+            </w:r>
+          </w:p>
+        </w:tc>
+      </w:tr>
+    </w:tbl>
+    <w:p/>
+    <w:p>
+      <w:pPr>
+        <w:pStyle w:val="Heading3"/>
+      </w:pPr>
+      <w:r>
+        <w:rPr>
+          <w:rFonts w:ascii="Times New Roman" w:hAnsi="Times New Roman" w:eastAsia="Times New Roman"/>
+          <w:b/>
+          <w:color w:val="000000"/>
+          <w:sz w:val="24"/>
+        </w:rPr>
+        <w:t>4.6.6 Lớp PhieuKiemKe</w:t>
+      </w:r>
+    </w:p>
+    <w:tbl>
+      <w:tblPr>
+        <w:tblStyle w:val="TableGrid"/>
+        <w:tblW w:type="auto" w:w="0"/>
+        <w:jc w:val="center"/>
+        <w:tblLook w:firstColumn="1" w:firstRow="1" w:lastColumn="0" w:lastRow="0" w:noHBand="0" w:noVBand="1" w:val="04A0"/>
+      </w:tblPr>
+      <w:tblGrid>
+        <w:gridCol w:w="4535"/>
+        <w:gridCol w:w="4535"/>
+      </w:tblGrid>
+      <w:tr>
+        <w:tc>
+          <w:tcPr>
+            <w:tcW w:type="dxa" w:w="4535"/>
+          </w:tcPr>
+          <w:p>
+            <w:r/>
+            <w:r>
+              <w:rPr>
+                <w:rFonts w:ascii="Times New Roman" w:hAnsi="Times New Roman" w:eastAsia="Times New Roman"/>
+                <w:b/>
+                <w:color w:val="000000"/>
+                <w:sz w:val="22"/>
+              </w:rPr>
+              <w:t>|p8.2cm|</w:t>
+              <w:br/>
+              <w:br/>
+              <w:t>Phương thức</w:t>
+            </w:r>
+          </w:p>
+        </w:tc>
+        <w:tc>
+          <w:tcPr>
+            <w:tcW w:type="dxa" w:w="4535"/>
+          </w:tcPr>
+          <w:p>
+            <w:r/>
+            <w:r>
+              <w:rPr>
+                <w:rFonts w:ascii="Times New Roman" w:hAnsi="Times New Roman" w:eastAsia="Times New Roman"/>
+                <w:b/>
+                <w:color w:val="000000"/>
+                <w:sz w:val="22"/>
+              </w:rPr>
+              <w:t>Mô tả / khi nào dùng</w:t>
+            </w:r>
+          </w:p>
+        </w:tc>
+      </w:tr>
+      <w:tr>
+        <w:tc>
+          <w:tcPr>
+            <w:tcW w:type="dxa" w:w="4535"/>
+          </w:tcPr>
+          <w:p>
+            <w:r/>
+            <w:r>
+              <w:rPr>
+                <w:rFonts w:ascii="Times New Roman" w:hAnsi="Times New Roman" w:eastAsia="Times New Roman"/>
+                <w:b w:val="0"/>
+                <w:color w:val="000000"/>
+                <w:sz w:val="22"/>
+              </w:rPr>
+              <w:t>taoPhieu(maKho, ngay)</w:t>
+            </w:r>
+          </w:p>
+        </w:tc>
+        <w:tc>
+          <w:tcPr>
+            <w:tcW w:type="dxa" w:w="4535"/>
+          </w:tcPr>
+          <w:p>
+            <w:r/>
+            <w:r>
+              <w:rPr>
+                <w:rFonts w:ascii="Times New Roman" w:hAnsi="Times New Roman" w:eastAsia="Times New Roman"/>
+                <w:b w:val="0"/>
+                <w:color w:val="000000"/>
+                <w:sz w:val="22"/>
+              </w:rPr>
+              <w:t>Tạo phiếu kiểm kê; nạp danh sách hàng + SL sổ từ TonKho. UC11.</w:t>
+            </w:r>
+          </w:p>
+        </w:tc>
+      </w:tr>
+      <w:tr>
+        <w:tc>
+          <w:tcPr>
+            <w:tcW w:type="dxa" w:w="4535"/>
+          </w:tcPr>
+          <w:p>
+            <w:r/>
+            <w:r>
+              <w:rPr>
+                <w:rFonts w:ascii="Times New Roman" w:hAnsi="Times New Roman" w:eastAsia="Times New Roman"/>
+                <w:b w:val="0"/>
+                <w:color w:val="000000"/>
+                <w:sz w:val="22"/>
+              </w:rPr>
+              <w:t>nhapSoThucTe(maHang, sl)</w:t>
+            </w:r>
+          </w:p>
+        </w:tc>
+        <w:tc>
+          <w:tcPr>
+            <w:tcW w:type="dxa" w:w="4535"/>
+          </w:tcPr>
+          <w:p>
+            <w:r/>
+            <w:r>
+              <w:rPr>
+                <w:rFonts w:ascii="Times New Roman" w:hAnsi="Times New Roman" w:eastAsia="Times New Roman"/>
+                <w:b w:val="0"/>
+                <w:color w:val="000000"/>
+                <w:sz w:val="22"/>
+              </w:rPr>
+              <w:t>Ghi số thực tế; tính chênh lệch = thực tế - sổ.</w:t>
+            </w:r>
+          </w:p>
+        </w:tc>
+      </w:tr>
+      <w:tr>
+        <w:tc>
+          <w:tcPr>
+            <w:tcW w:type="dxa" w:w="4535"/>
+          </w:tcPr>
+          <w:p>
+            <w:r/>
+            <w:r>
+              <w:rPr>
+                <w:rFonts w:ascii="Times New Roman" w:hAnsi="Times New Roman" w:eastAsia="Times New Roman"/>
+                <w:b w:val="0"/>
+                <w:color w:val="000000"/>
+                <w:sz w:val="22"/>
+              </w:rPr>
+              <w:t>guiDuyet()</w:t>
+            </w:r>
+          </w:p>
+        </w:tc>
+        <w:tc>
+          <w:tcPr>
+            <w:tcW w:type="dxa" w:w="4535"/>
+          </w:tcPr>
+          <w:p>
+            <w:r/>
+            <w:r>
+              <w:rPr>
+                <w:rFonts w:ascii="Times New Roman" w:hAnsi="Times New Roman" w:eastAsia="Times New Roman"/>
+                <w:b w:val="0"/>
+                <w:color w:val="000000"/>
+                <w:sz w:val="22"/>
+              </w:rPr>
+              <w:t>Gửi QL xem xét.</w:t>
+            </w:r>
+          </w:p>
+        </w:tc>
+      </w:tr>
+      <w:tr>
+        <w:tc>
+          <w:tcPr>
+            <w:tcW w:type="dxa" w:w="4535"/>
+          </w:tcPr>
+          <w:p>
+            <w:r/>
+            <w:r>
+              <w:rPr>
+                <w:rFonts w:ascii="Times New Roman" w:hAnsi="Times New Roman" w:eastAsia="Times New Roman"/>
+                <w:b w:val="0"/>
+                <w:color w:val="000000"/>
+                <w:sz w:val="22"/>
+              </w:rPr>
+              <w:t>duyetDieuChinh()</w:t>
+            </w:r>
+          </w:p>
+        </w:tc>
+        <w:tc>
+          <w:tcPr>
+            <w:tcW w:type="dxa" w:w="4535"/>
+          </w:tcPr>
+          <w:p>
+            <w:r/>
+            <w:r>
+              <w:rPr>
+                <w:rFonts w:ascii="Times New Roman" w:hAnsi="Times New Roman" w:eastAsia="Times New Roman"/>
+                <w:b w:val="0"/>
+                <w:color w:val="000000"/>
+                <w:sz w:val="22"/>
+              </w:rPr>
+              <w:t>QL duyệt: gọi TonKho.ganTheoKiemKe cho từng dòng lệch.</w:t>
+            </w:r>
+          </w:p>
+        </w:tc>
+      </w:tr>
+    </w:tbl>
+    <w:p/>
+    <w:p>
+      <w:pPr>
+        <w:pStyle w:val="Heading3"/>
+      </w:pPr>
+      <w:r>
+        <w:rPr>
+          <w:rFonts w:ascii="Times New Roman" w:hAnsi="Times New Roman" w:eastAsia="Times New Roman"/>
+          <w:b/>
+          <w:color w:val="000000"/>
+          <w:sz w:val="24"/>
+        </w:rPr>
+        <w:t>4.6.7 Lớp NhaCungCap / KhachHang / Kho</w:t>
+      </w:r>
+    </w:p>
+    <w:tbl>
+      <w:tblPr>
+        <w:tblStyle w:val="TableGrid"/>
+        <w:tblW w:type="auto" w:w="0"/>
+        <w:jc w:val="center"/>
+        <w:tblLook w:firstColumn="1" w:firstRow="1" w:lastColumn="0" w:lastRow="0" w:noHBand="0" w:noVBand="1" w:val="04A0"/>
+      </w:tblPr>
+      <w:tblGrid>
+        <w:gridCol w:w="4535"/>
+        <w:gridCol w:w="4535"/>
+      </w:tblGrid>
+      <w:tr>
+        <w:tc>
+          <w:tcPr>
+            <w:tcW w:type="dxa" w:w="4535"/>
+          </w:tcPr>
+          <w:p>
+            <w:r/>
+            <w:r>
+              <w:rPr>
+                <w:rFonts w:ascii="Times New Roman" w:hAnsi="Times New Roman" w:eastAsia="Times New Roman"/>
+                <w:b/>
+                <w:color w:val="000000"/>
+                <w:sz w:val="22"/>
+              </w:rPr>
+              <w:t>|p8.5cm|</w:t>
+              <w:br/>
+              <w:br/>
+              <w:t>Phương thức</w:t>
+            </w:r>
+          </w:p>
+        </w:tc>
+        <w:tc>
+          <w:tcPr>
+            <w:tcW w:type="dxa" w:w="4535"/>
+          </w:tcPr>
+          <w:p>
+            <w:r/>
+            <w:r>
+              <w:rPr>
+                <w:rFonts w:ascii="Times New Roman" w:hAnsi="Times New Roman" w:eastAsia="Times New Roman"/>
+                <w:b/>
+                <w:color w:val="000000"/>
+                <w:sz w:val="22"/>
+              </w:rPr>
+              <w:t>Mô tả / khi nào dùng</w:t>
+            </w:r>
+          </w:p>
+        </w:tc>
+      </w:tr>
+      <w:tr>
+        <w:tc>
+          <w:tcPr>
+            <w:tcW w:type="dxa" w:w="4535"/>
+          </w:tcPr>
+          <w:p>
+            <w:r/>
+            <w:r>
+              <w:rPr>
+                <w:rFonts w:ascii="Times New Roman" w:hAnsi="Times New Roman" w:eastAsia="Times New Roman"/>
+                <w:b w:val="0"/>
+                <w:color w:val="000000"/>
+                <w:sz w:val="22"/>
+              </w:rPr>
+              <w:t>themMoi(thongTin)</w:t>
+            </w:r>
+          </w:p>
+        </w:tc>
+        <w:tc>
+          <w:tcPr>
+            <w:tcW w:type="dxa" w:w="4535"/>
+          </w:tcPr>
+          <w:p>
+            <w:r/>
+            <w:r>
+              <w:rPr>
+                <w:rFonts w:ascii="Times New Roman" w:hAnsi="Times New Roman" w:eastAsia="Times New Roman"/>
+                <w:b w:val="0"/>
+                <w:color w:val="000000"/>
+                <w:sz w:val="22"/>
+              </w:rPr>
+              <w:t>Thêm NCC (UC04), KH (UC05) hoặc Kho (UC08).</w:t>
+            </w:r>
+          </w:p>
+        </w:tc>
+      </w:tr>
+      <w:tr>
+        <w:tc>
+          <w:tcPr>
+            <w:tcW w:type="dxa" w:w="4535"/>
+          </w:tcPr>
+          <w:p>
+            <w:r/>
+            <w:r>
+              <w:rPr>
+                <w:rFonts w:ascii="Times New Roman" w:hAnsi="Times New Roman" w:eastAsia="Times New Roman"/>
+                <w:b w:val="0"/>
+                <w:color w:val="000000"/>
+                <w:sz w:val="22"/>
+              </w:rPr>
+              <w:t>capNhat(ma, thongTin)</w:t>
+            </w:r>
+          </w:p>
+        </w:tc>
+        <w:tc>
+          <w:tcPr>
+            <w:tcW w:type="dxa" w:w="4535"/>
+          </w:tcPr>
+          <w:p>
+            <w:r/>
+            <w:r>
+              <w:rPr>
+                <w:rFonts w:ascii="Times New Roman" w:hAnsi="Times New Roman" w:eastAsia="Times New Roman"/>
+                <w:b w:val="0"/>
+                <w:color w:val="000000"/>
+                <w:sz w:val="22"/>
+              </w:rPr>
+              <w:t>Sửa thông tin danh mục.</w:t>
+            </w:r>
+          </w:p>
+        </w:tc>
+      </w:tr>
+      <w:tr>
+        <w:tc>
+          <w:tcPr>
+            <w:tcW w:type="dxa" w:w="4535"/>
+          </w:tcPr>
+          <w:p>
+            <w:r/>
+            <w:r>
+              <w:rPr>
+                <w:rFonts w:ascii="Times New Roman" w:hAnsi="Times New Roman" w:eastAsia="Times New Roman"/>
+                <w:b w:val="0"/>
+                <w:color w:val="000000"/>
+                <w:sz w:val="22"/>
+              </w:rPr>
+              <w:t>timKiem(tuKhoa)</w:t>
+            </w:r>
+          </w:p>
+        </w:tc>
+        <w:tc>
+          <w:tcPr>
+            <w:tcW w:type="dxa" w:w="4535"/>
+          </w:tcPr>
+          <w:p>
+            <w:r/>
+            <w:r>
+              <w:rPr>
+                <w:rFonts w:ascii="Times New Roman" w:hAnsi="Times New Roman" w:eastAsia="Times New Roman"/>
+                <w:b w:val="0"/>
+                <w:color w:val="000000"/>
+                <w:sz w:val="22"/>
+              </w:rPr>
+              <w:t>Tra cứu theo mã/tên.</w:t>
+            </w:r>
+          </w:p>
+        </w:tc>
+      </w:tr>
+      <w:tr>
+        <w:tc>
+          <w:tcPr>
+            <w:tcW w:type="dxa" w:w="4535"/>
+          </w:tcPr>
+          <w:p>
+            <w:r/>
+            <w:r>
+              <w:rPr>
+                <w:rFonts w:ascii="Times New Roman" w:hAnsi="Times New Roman" w:eastAsia="Times New Roman"/>
+                <w:b w:val="0"/>
+                <w:color w:val="000000"/>
+                <w:sz w:val="22"/>
+              </w:rPr>
+              <w:t>ngungHoatDong(ma)</w:t>
+            </w:r>
+          </w:p>
+        </w:tc>
+        <w:tc>
+          <w:tcPr>
+            <w:tcW w:type="dxa" w:w="4535"/>
+          </w:tcPr>
+          <w:p>
+            <w:r/>
+            <w:r>
+              <w:rPr>
+                <w:rFonts w:ascii="Times New Roman" w:hAnsi="Times New Roman" w:eastAsia="Times New Roman"/>
+                <w:b w:val="0"/>
+                <w:color w:val="000000"/>
+                <w:sz w:val="22"/>
+              </w:rPr>
+              <w:t>Đánh dấu ngừng khi đã có phiếu liên quan (không xóa cứng).</w:t>
+            </w:r>
+          </w:p>
+        </w:tc>
+      </w:tr>
+    </w:tbl>
+    <w:p/>
+    <w:p>
+      <w:pPr>
+        <w:pStyle w:val="Heading3"/>
+      </w:pPr>
+      <w:r>
+        <w:rPr>
+          <w:rFonts w:ascii="Times New Roman" w:hAnsi="Times New Roman" w:eastAsia="Times New Roman"/>
+          <w:b/>
+          <w:color w:val="000000"/>
+          <w:sz w:val="24"/>
+        </w:rPr>
+        <w:t>4.6.8 Lớp LichSuThaoTac</w:t>
+      </w:r>
+    </w:p>
+    <w:tbl>
+      <w:tblPr>
+        <w:tblStyle w:val="TableGrid"/>
+        <w:tblW w:type="auto" w:w="0"/>
+        <w:jc w:val="center"/>
+        <w:tblLook w:firstColumn="1" w:firstRow="1" w:lastColumn="0" w:lastRow="0" w:noHBand="0" w:noVBand="1" w:val="04A0"/>
+      </w:tblPr>
+      <w:tblGrid>
+        <w:gridCol w:w="4535"/>
+        <w:gridCol w:w="4535"/>
+      </w:tblGrid>
+      <w:tr>
+        <w:tc>
+          <w:tcPr>
+            <w:tcW w:type="dxa" w:w="4535"/>
+          </w:tcPr>
+          <w:p>
+            <w:r/>
+            <w:r>
+              <w:rPr>
+                <w:rFonts w:ascii="Times New Roman" w:hAnsi="Times New Roman" w:eastAsia="Times New Roman"/>
+                <w:b/>
+                <w:color w:val="000000"/>
+                <w:sz w:val="22"/>
+              </w:rPr>
+              <w:t>|p8.2cm|</w:t>
+              <w:br/>
+              <w:br/>
+              <w:t>Phương thức</w:t>
+            </w:r>
+          </w:p>
+        </w:tc>
+        <w:tc>
+          <w:tcPr>
+            <w:tcW w:type="dxa" w:w="4535"/>
+          </w:tcPr>
+          <w:p>
+            <w:r/>
+            <w:r>
+              <w:rPr>
+                <w:rFonts w:ascii="Times New Roman" w:hAnsi="Times New Roman" w:eastAsia="Times New Roman"/>
+                <w:b/>
+                <w:color w:val="000000"/>
+                <w:sz w:val="22"/>
+              </w:rPr>
+              <w:t>Mô tả / khi nào dùng</w:t>
+            </w:r>
+          </w:p>
+        </w:tc>
+      </w:tr>
+      <w:tr>
+        <w:tc>
+          <w:tcPr>
+            <w:tcW w:type="dxa" w:w="4535"/>
+          </w:tcPr>
+          <w:p>
+            <w:r/>
+            <w:r>
+              <w:rPr>
+                <w:rFonts w:ascii="Times New Roman" w:hAnsi="Times New Roman" w:eastAsia="Times New Roman"/>
+                <w:b w:val="0"/>
+                <w:color w:val="000000"/>
+                <w:sz w:val="22"/>
+              </w:rPr>
+              <w:t>ghiLog(nguoiDung, hanhDong, doiTuong, moTa)</w:t>
+            </w:r>
+          </w:p>
+        </w:tc>
+        <w:tc>
+          <w:tcPr>
+            <w:tcW w:type="dxa" w:w="4535"/>
+          </w:tcPr>
+          <w:p>
+            <w:r/>
+            <w:r>
+              <w:rPr>
+                <w:rFonts w:ascii="Times New Roman" w:hAnsi="Times New Roman" w:eastAsia="Times New Roman"/>
+                <w:b w:val="0"/>
+                <w:color w:val="000000"/>
+                <w:sz w:val="22"/>
+              </w:rPr>
+              <w:t>Ghi nhận ai làm gì, lúc nào (đăng nhập, duyệt phiếu, thêm hàng...).</w:t>
+            </w:r>
+          </w:p>
+        </w:tc>
+      </w:tr>
+    </w:tbl>
+    <w:p/>
+    <w:p>
+      <w:pPr>
+        <w:pStyle w:val="Heading3"/>
+      </w:pPr>
+      <w:r>
+        <w:rPr>
+          <w:rFonts w:ascii="Times New Roman" w:hAnsi="Times New Roman" w:eastAsia="Times New Roman"/>
+          <w:b/>
+          <w:color w:val="000000"/>
+          <w:sz w:val="24"/>
+        </w:rPr>
+        <w:t>4.6.9 Liên hệ phương thức với use case (tóm tắt)</w:t>
       </w:r>
     </w:p>
     <w:p>
@@ -14424,7 +19018,7 @@
           <w:color w:val="000000"/>
           <w:sz w:val="24"/>
         </w:rPr>
-        <w:t>• 1 -- n: NguoiDung--Phieu; NhaCungCap--PhieuNhap; KhachHang--PhieuXuat; Phieu--ChiTiet; Kho--TonKho; HangHoa--TonKho.</w:t>
+        <w:t>• UC01/UC02: NguoiDung.dangNhap / dangXuat; có thể kèm LichSuThaoTac.ghiLog.</w:t>
       </w:r>
     </w:p>
     <w:p>
@@ -14438,7 +19032,7 @@
           <w:color w:val="000000"/>
           <w:sz w:val="24"/>
         </w:rPr>
-        <w:t>• n -- 1: ChiTiet--HangHoa; HangHoa--NhomHangHoa; HangHoa--DonViTinh.</w:t>
+        <w:t>• UC03: NguoiDung.themTaiKhoan.</w:t>
       </w:r>
     </w:p>
     <w:p>
@@ -14452,7 +19046,91 @@
           <w:color w:val="000000"/>
           <w:sz w:val="24"/>
         </w:rPr>
-        <w:t>• Cập nhật tồn: chỉ khi duyệt phiếu nhập (tăng), phiếu xuất (giảm), phiếu kiểm kê (gán theo thực tế).</w:t>
+        <w:t>• UC04--UC05, UC08: themMoi trên lớp danh mục tương ứng.</w:t>
+      </w:r>
+    </w:p>
+    <w:p>
+      <w:pPr>
+        <w:spacing w:line="276" w:lineRule="auto" w:after="60"/>
+        <w:ind w:firstLine="0" w:left="567"/>
+      </w:pPr>
+      <w:r>
+        <w:rPr>
+          <w:rFonts w:ascii="Times New Roman" w:hAnsi="Times New Roman" w:eastAsia="Times New Roman"/>
+          <w:color w:val="000000"/>
+          <w:sz w:val="24"/>
+        </w:rPr>
+        <w:t>• UC06: HangHoa.themHangHoa + TonKho.khoiTaoTon.</w:t>
+      </w:r>
+    </w:p>
+    <w:p>
+      <w:pPr>
+        <w:spacing w:line="276" w:lineRule="auto" w:after="60"/>
+        <w:ind w:firstLine="0" w:left="567"/>
+      </w:pPr>
+      <w:r>
+        <w:rPr>
+          <w:rFonts w:ascii="Times New Roman" w:hAnsi="Times New Roman" w:eastAsia="Times New Roman"/>
+          <w:color w:val="000000"/>
+          <w:sz w:val="24"/>
+        </w:rPr>
+        <w:t>• UC07: HangHoa.timKiem + TonKho.layTon.</w:t>
+      </w:r>
+    </w:p>
+    <w:p>
+      <w:pPr>
+        <w:spacing w:line="276" w:lineRule="auto" w:after="60"/>
+        <w:ind w:firstLine="0" w:left="567"/>
+      </w:pPr>
+      <w:r>
+        <w:rPr>
+          <w:rFonts w:ascii="Times New Roman" w:hAnsi="Times New Roman" w:eastAsia="Times New Roman"/>
+          <w:color w:val="000000"/>
+          <w:sz w:val="24"/>
+        </w:rPr>
+        <w:t>• UC09: PhieuNhapKho.lapPhieu / themChiTiet / guiDuyet / duyetPhieu (+ tangTon).</w:t>
+      </w:r>
+    </w:p>
+    <w:p>
+      <w:pPr>
+        <w:spacing w:line="276" w:lineRule="auto" w:after="60"/>
+        <w:ind w:firstLine="0" w:left="567"/>
+      </w:pPr>
+      <w:r>
+        <w:rPr>
+          <w:rFonts w:ascii="Times New Roman" w:hAnsi="Times New Roman" w:eastAsia="Times New Roman"/>
+          <w:color w:val="000000"/>
+          <w:sz w:val="24"/>
+        </w:rPr>
+        <w:t>• UC10: tương tự phiếu xuất (+ kiemTraDu, giamTon).</w:t>
+      </w:r>
+    </w:p>
+    <w:p>
+      <w:pPr>
+        <w:spacing w:line="276" w:lineRule="auto" w:after="60"/>
+        <w:ind w:firstLine="0" w:left="567"/>
+      </w:pPr>
+      <w:r>
+        <w:rPr>
+          <w:rFonts w:ascii="Times New Roman" w:hAnsi="Times New Roman" w:eastAsia="Times New Roman"/>
+          <w:color w:val="000000"/>
+          <w:sz w:val="24"/>
+        </w:rPr>
+        <w:t>• UC11: PhieuKiemKe.* + ganTheoKiemKe.</w:t>
+      </w:r>
+    </w:p>
+    <w:p>
+      <w:pPr>
+        <w:spacing w:line="276" w:lineRule="auto" w:after="60"/>
+        <w:ind w:firstLine="0" w:left="567"/>
+      </w:pPr>
+      <w:r>
+        <w:rPr>
+          <w:rFonts w:ascii="Times New Roman" w:hAnsi="Times New Roman" w:eastAsia="Times New Roman"/>
+          <w:color w:val="000000"/>
+          <w:sz w:val="24"/>
+        </w:rPr>
+        <w:t>• UC12: chủ yếu đọc dữ liệu (layTon, tổng hợp từ phiếu) -- có thể đặt ở lớp dịch vụ báo cáo khi thiết kế chi tiết.</w:t>
       </w:r>
     </w:p>
     <w:p>
@@ -14466,7 +19144,63 @@
           <w:color w:val="000000"/>
           <w:sz w:val="26"/>
         </w:rPr>
-        <w:t>4.7 Kết luận chương</w:t>
+        <w:t>4.7 Tóm tắt quan hệ quan trọng</w:t>
+      </w:r>
+    </w:p>
+    <w:p>
+      <w:pPr>
+        <w:spacing w:line="276" w:lineRule="auto" w:after="60"/>
+        <w:ind w:firstLine="0" w:left="567"/>
+      </w:pPr>
+      <w:r>
+        <w:rPr>
+          <w:rFonts w:ascii="Times New Roman" w:hAnsi="Times New Roman" w:eastAsia="Times New Roman"/>
+          <w:color w:val="000000"/>
+          <w:sz w:val="24"/>
+        </w:rPr>
+        <w:t>• 1 -- n: NguoiDung--Phieu; NhaCungCap--PhieuNhap; KhachHang--PhieuXuat; Phieu--ChiTiet; Kho--TonKho; HangHoa--TonKho.</w:t>
+      </w:r>
+    </w:p>
+    <w:p>
+      <w:pPr>
+        <w:spacing w:line="276" w:lineRule="auto" w:after="60"/>
+        <w:ind w:firstLine="0" w:left="567"/>
+      </w:pPr>
+      <w:r>
+        <w:rPr>
+          <w:rFonts w:ascii="Times New Roman" w:hAnsi="Times New Roman" w:eastAsia="Times New Roman"/>
+          <w:color w:val="000000"/>
+          <w:sz w:val="24"/>
+        </w:rPr>
+        <w:t>• n -- 1: ChiTiet--HangHoa; HangHoa--NhomHangHoa; HangHoa--DonViTinh.</w:t>
+      </w:r>
+    </w:p>
+    <w:p>
+      <w:pPr>
+        <w:spacing w:line="276" w:lineRule="auto" w:after="60"/>
+        <w:ind w:firstLine="0" w:left="567"/>
+      </w:pPr>
+      <w:r>
+        <w:rPr>
+          <w:rFonts w:ascii="Times New Roman" w:hAnsi="Times New Roman" w:eastAsia="Times New Roman"/>
+          <w:color w:val="000000"/>
+          <w:sz w:val="24"/>
+        </w:rPr>
+        <w:t>• Cập nhật tồn: chỉ qua phương thức tangTon / giamTon / ganTheoKiemKe khi duyệt phiếu tương ứng.</w:t>
+      </w:r>
+    </w:p>
+    <w:p>
+      <w:pPr>
+        <w:pStyle w:val="Heading2"/>
+      </w:pPr>
+      <w:r>
+        <w:rPr>
+          <w:rFonts w:ascii="Times New Roman" w:hAnsi="Times New Roman" w:eastAsia="Times New Roman"/>
+          <w:b/>
+          <w:color w:val="000000"/>
+          <w:sz w:val="26"/>
+        </w:rPr>
+        <w:t>4.8 Kết luận chương</w:t>
       </w:r>
     </w:p>
     <w:p>
@@ -14494,35 +19228,7 @@
           <w:color w:val="000000"/>
           <w:sz w:val="24"/>
         </w:rPr>
-        <w:t>: xác định lớp, thuộc tính, quan hệ; trình bày class diagram tổng thể và class diagram trong các use case UC03, UC06, UC09, UC10. Đây là cơ sở để phân tích hành vi (các đối tượng đó tương tác thế nào -- Ch.5) và thiết kế CSDL (Ch.7).</w:t>
-      </w:r>
-    </w:p>
-    <w:p>
-      <w:pPr>
-        <w:pStyle w:val="Heading1"/>
-      </w:pPr>
-      <w:r>
-        <w:rPr>
-          <w:rFonts w:ascii="Times New Roman" w:hAnsi="Times New Roman" w:eastAsia="Times New Roman"/>
-          <w:b/>
-          <w:color w:val="000000"/>
-          <w:sz w:val="28"/>
-        </w:rPr>
-        <w:t>CHƯƠNG 5: PHÂN TÍCH HÀNH VI</w:t>
-      </w:r>
-    </w:p>
-    <w:p>
-      <w:pPr>
-        <w:pStyle w:val="Heading2"/>
-      </w:pPr>
-      <w:r>
-        <w:rPr>
-          <w:rFonts w:ascii="Times New Roman" w:hAnsi="Times New Roman" w:eastAsia="Times New Roman"/>
-          <w:b/>
-          <w:color w:val="000000"/>
-          <w:sz w:val="26"/>
-        </w:rPr>
-        <w:t>5.1 Giới thiệu giai đoạn</w:t>
+        <w:t>bằng biểu đồ lớp: đã nêu lớp,</w:t>
       </w:r>
     </w:p>
     <w:p>
@@ -14536,7 +19242,7 @@
           <w:color w:val="000000"/>
           <w:sz w:val="24"/>
         </w:rPr>
-        <w:t>là giai đoạn thứ ba trong ba giai đoạn phân tích hướng đối tượng. Giai đoạn này trả lời: để thực hiện một use case, các</w:t>
+        <w:t>,</w:t>
       </w:r>
     </w:p>
     <w:p>
@@ -14550,7 +19256,7 @@
           <w:color w:val="000000"/>
           <w:sz w:val="24"/>
         </w:rPr>
-        <w:t>(actor, giao diện, điều khiển, thực thể/CSDL)</w:t>
+        <w:t>và quan hệ. Các phương thức chính sẽ xuất hiện lại dưới dạng lời gọi thông điệp trên</w:t>
       </w:r>
     </w:p>
     <w:p>
@@ -14564,7 +19270,63 @@
           <w:color w:val="000000"/>
           <w:sz w:val="24"/>
         </w:rPr>
-        <w:t>như thế nào?</w:t>
+        <w:t>(Ch.5 -- phân tích hành vi).</w:t>
+      </w:r>
+    </w:p>
+    <w:p>
+      <w:pPr>
+        <w:pStyle w:val="Heading1"/>
+      </w:pPr>
+      <w:r>
+        <w:rPr>
+          <w:rFonts w:ascii="Times New Roman" w:hAnsi="Times New Roman" w:eastAsia="Times New Roman"/>
+          <w:b/>
+          <w:color w:val="000000"/>
+          <w:sz w:val="28"/>
+        </w:rPr>
+        <w:t>CHƯƠNG 5: PHÂN TÍCH HÀNH VI</w:t>
+      </w:r>
+    </w:p>
+    <w:p>
+      <w:pPr>
+        <w:pStyle w:val="Heading2"/>
+      </w:pPr>
+      <w:r>
+        <w:rPr>
+          <w:rFonts w:ascii="Times New Roman" w:hAnsi="Times New Roman" w:eastAsia="Times New Roman"/>
+          <w:b/>
+          <w:color w:val="000000"/>
+          <w:sz w:val="26"/>
+        </w:rPr>
+        <w:t>5.1 Mục đích giai đoạn</w:t>
+      </w:r>
+    </w:p>
+    <w:p>
+      <w:pPr>
+        <w:spacing w:line="276" w:lineRule="auto" w:after="120"/>
+        <w:ind w:firstLine="567"/>
+      </w:pPr>
+      <w:r>
+        <w:rPr>
+          <w:rFonts w:ascii="Times New Roman" w:hAnsi="Times New Roman" w:eastAsia="Times New Roman"/>
+          <w:color w:val="000000"/>
+          <w:sz w:val="24"/>
+        </w:rPr>
+        <w:t>Đây là</w:t>
+      </w:r>
+    </w:p>
+    <w:p>
+      <w:pPr>
+        <w:spacing w:line="276" w:lineRule="auto" w:after="120"/>
+        <w:ind w:firstLine="567"/>
+      </w:pPr>
+      <w:r>
+        <w:rPr>
+          <w:rFonts w:ascii="Times New Roman" w:hAnsi="Times New Roman" w:eastAsia="Times New Roman"/>
+          <w:color w:val="000000"/>
+          <w:sz w:val="24"/>
+        </w:rPr>
+        <w:t>của phân tích hướng đối tượng.</w:t>
       </w:r>
     </w:p>
     <w:p>
@@ -14578,7 +19340,7 @@
           <w:color w:val="000000"/>
           <w:sz w:val="24"/>
         </w:rPr>
-        <w:t>• Biểu đồ chính: Sequence Diagram (biểu đồ trình tự).</w:t>
+        <w:t>• Phân tích hành vi trả lời: để hoàn thành một use case, các đối tượng tương tác theo thời gian ra sao (ai gọi ai, thứ tự bước nào).</w:t>
       </w:r>
     </w:p>
     <w:p>
@@ -14592,7 +19354,7 @@
           <w:color w:val="000000"/>
           <w:sz w:val="24"/>
         </w:rPr>
-        <w:t>• Bổ sung: State Machine Diagram -- vòng đời trạng thái của phiếu nhập/xuất.</w:t>
+        <w:t>• Biểu đồ dùng để phân tích: Sequence Diagram (biểu đồ trình tự).</w:t>
       </w:r>
     </w:p>
     <w:p>
@@ -14606,7 +19368,7 @@
           <w:color w:val="000000"/>
           <w:sz w:val="24"/>
         </w:rPr>
-        <w:t>• Trước đó: Ch.3 chức năng (Use Case); Ch.4 cấu trúc (Class) -- đã biết lớp nào tồn tại.</w:t>
+        <w:t>• Bổ sung: State Machine -- hành vi nội tại của đối tượng phiếu (vòng đời trạng thái).</w:t>
       </w:r>
     </w:p>
     <w:p>
@@ -14620,7 +19382,250 @@
           <w:color w:val="000000"/>
           <w:sz w:val="24"/>
         </w:rPr>
-        <w:t>• Sau đó: thiết kế chi tiết, CSDL, giao diện (Ch.6--7).</w:t>
+        <w:t>• Đầu vào: use case (Ch.3) + lớp/quan hệ (Ch.4).</w:t>
+      </w:r>
+    </w:p>
+    <w:tbl>
+      <w:tblPr>
+        <w:tblStyle w:val="TableGrid"/>
+        <w:tblW w:type="auto" w:w="0"/>
+        <w:jc w:val="center"/>
+        <w:tblLook w:firstColumn="1" w:firstRow="1" w:lastColumn="0" w:lastRow="0" w:noHBand="0" w:noVBand="1" w:val="04A0"/>
+      </w:tblPr>
+      <w:tblGrid>
+        <w:gridCol w:w="3024"/>
+        <w:gridCol w:w="3024"/>
+        <w:gridCol w:w="3024"/>
+      </w:tblGrid>
+      <w:tr>
+        <w:tc>
+          <w:tcPr>
+            <w:tcW w:type="dxa" w:w="3024"/>
+          </w:tcPr>
+          <w:p>
+            <w:r/>
+            <w:r>
+              <w:rPr>
+                <w:rFonts w:ascii="Times New Roman" w:hAnsi="Times New Roman" w:eastAsia="Times New Roman"/>
+                <w:b/>
+                <w:color w:val="000000"/>
+                <w:sz w:val="22"/>
+              </w:rPr>
+              <w:t>|p5cm|p4.5cm|</w:t>
+              <w:br/>
+              <w:br/>
+              <w:t>Giai đoạn</w:t>
+            </w:r>
+          </w:p>
+        </w:tc>
+        <w:tc>
+          <w:tcPr>
+            <w:tcW w:type="dxa" w:w="3024"/>
+          </w:tcPr>
+          <w:p>
+            <w:r/>
+            <w:r>
+              <w:rPr>
+                <w:rFonts w:ascii="Times New Roman" w:hAnsi="Times New Roman" w:eastAsia="Times New Roman"/>
+                <w:b/>
+                <w:color w:val="000000"/>
+                <w:sz w:val="22"/>
+              </w:rPr>
+              <w:t>Câu hỏi</w:t>
+            </w:r>
+          </w:p>
+        </w:tc>
+        <w:tc>
+          <w:tcPr>
+            <w:tcW w:type="dxa" w:w="3024"/>
+          </w:tcPr>
+          <w:p>
+            <w:r/>
+            <w:r>
+              <w:rPr>
+                <w:rFonts w:ascii="Times New Roman" w:hAnsi="Times New Roman" w:eastAsia="Times New Roman"/>
+                <w:b/>
+                <w:color w:val="000000"/>
+                <w:sz w:val="22"/>
+              </w:rPr>
+              <w:t>Biểu đồ</w:t>
+            </w:r>
+          </w:p>
+        </w:tc>
+      </w:tr>
+      <w:tr>
+        <w:tc>
+          <w:tcPr>
+            <w:tcW w:type="dxa" w:w="3024"/>
+          </w:tcPr>
+          <w:p>
+            <w:r/>
+            <w:r>
+              <w:rPr>
+                <w:rFonts w:ascii="Times New Roman" w:hAnsi="Times New Roman" w:eastAsia="Times New Roman"/>
+                <w:b w:val="0"/>
+                <w:color w:val="000000"/>
+                <w:sz w:val="22"/>
+              </w:rPr>
+              <w:t>Chức năng (Ch.3)</w:t>
+            </w:r>
+          </w:p>
+        </w:tc>
+        <w:tc>
+          <w:tcPr>
+            <w:tcW w:type="dxa" w:w="3024"/>
+          </w:tcPr>
+          <w:p>
+            <w:r/>
+            <w:r>
+              <w:rPr>
+                <w:rFonts w:ascii="Times New Roman" w:hAnsi="Times New Roman" w:eastAsia="Times New Roman"/>
+                <w:b w:val="0"/>
+                <w:color w:val="000000"/>
+                <w:sz w:val="22"/>
+              </w:rPr>
+              <w:t>Hệ thống làm gì? Ai dùng?</w:t>
+            </w:r>
+          </w:p>
+        </w:tc>
+        <w:tc>
+          <w:tcPr>
+            <w:tcW w:type="dxa" w:w="3024"/>
+          </w:tcPr>
+          <w:p>
+            <w:r/>
+            <w:r>
+              <w:rPr>
+                <w:rFonts w:ascii="Times New Roman" w:hAnsi="Times New Roman" w:eastAsia="Times New Roman"/>
+                <w:b w:val="0"/>
+                <w:color w:val="000000"/>
+                <w:sz w:val="22"/>
+              </w:rPr>
+              <w:t>Use Case</w:t>
+            </w:r>
+          </w:p>
+        </w:tc>
+      </w:tr>
+      <w:tr>
+        <w:tc>
+          <w:tcPr>
+            <w:tcW w:type="dxa" w:w="3024"/>
+          </w:tcPr>
+          <w:p>
+            <w:r/>
+            <w:r>
+              <w:rPr>
+                <w:rFonts w:ascii="Times New Roman" w:hAnsi="Times New Roman" w:eastAsia="Times New Roman"/>
+                <w:b w:val="0"/>
+                <w:color w:val="000000"/>
+                <w:sz w:val="22"/>
+              </w:rPr>
+              <w:t>Cấu trúc (Ch.4)</w:t>
+            </w:r>
+          </w:p>
+        </w:tc>
+        <w:tc>
+          <w:tcPr>
+            <w:tcW w:type="dxa" w:w="3024"/>
+          </w:tcPr>
+          <w:p>
+            <w:r/>
+            <w:r>
+              <w:rPr>
+                <w:rFonts w:ascii="Times New Roman" w:hAnsi="Times New Roman" w:eastAsia="Times New Roman"/>
+                <w:b w:val="0"/>
+                <w:color w:val="000000"/>
+                <w:sz w:val="22"/>
+              </w:rPr>
+              <w:t>Có những lớp nào? Quan hệ?</w:t>
+            </w:r>
+          </w:p>
+        </w:tc>
+        <w:tc>
+          <w:tcPr>
+            <w:tcW w:type="dxa" w:w="3024"/>
+          </w:tcPr>
+          <w:p>
+            <w:r/>
+            <w:r>
+              <w:rPr>
+                <w:rFonts w:ascii="Times New Roman" w:hAnsi="Times New Roman" w:eastAsia="Times New Roman"/>
+                <w:b w:val="0"/>
+                <w:color w:val="000000"/>
+                <w:sz w:val="22"/>
+              </w:rPr>
+              <w:t>Class</w:t>
+            </w:r>
+          </w:p>
+        </w:tc>
+      </w:tr>
+      <w:tr>
+        <w:tc>
+          <w:tcPr>
+            <w:tcW w:type="dxa" w:w="3024"/>
+          </w:tcPr>
+          <w:p>
+            <w:r/>
+            <w:r>
+              <w:rPr>
+                <w:rFonts w:ascii="Times New Roman" w:hAnsi="Times New Roman" w:eastAsia="Times New Roman"/>
+                <w:b w:val="0"/>
+                <w:color w:val="000000"/>
+                <w:sz w:val="22"/>
+              </w:rPr>
+              <w:t>Hành vi (Ch.5)</w:t>
+            </w:r>
+          </w:p>
+        </w:tc>
+        <w:tc>
+          <w:tcPr>
+            <w:tcW w:type="dxa" w:w="3024"/>
+          </w:tcPr>
+          <w:p>
+            <w:r/>
+            <w:r>
+              <w:rPr>
+                <w:rFonts w:ascii="Times New Roman" w:hAnsi="Times New Roman" w:eastAsia="Times New Roman"/>
+                <w:b w:val="0"/>
+                <w:color w:val="000000"/>
+                <w:sz w:val="22"/>
+              </w:rPr>
+              <w:t>Lớp tương tác thế nào theo thời gian?</w:t>
+            </w:r>
+          </w:p>
+        </w:tc>
+        <w:tc>
+          <w:tcPr>
+            <w:tcW w:type="dxa" w:w="3024"/>
+          </w:tcPr>
+          <w:p>
+            <w:r/>
+            <w:r>
+              <w:rPr>
+                <w:rFonts w:ascii="Times New Roman" w:hAnsi="Times New Roman" w:eastAsia="Times New Roman"/>
+                <w:b w:val="0"/>
+                <w:color w:val="000000"/>
+                <w:sz w:val="22"/>
+              </w:rPr>
+              <w:t>Sequence</w:t>
+            </w:r>
+          </w:p>
+        </w:tc>
+      </w:tr>
+    </w:tbl>
+    <w:p/>
+    <w:p>
+      <w:pPr>
+        <w:pStyle w:val="Heading2"/>
+      </w:pPr>
+      <w:r>
+        <w:rPr>
+          <w:rFonts w:ascii="Times New Roman" w:hAnsi="Times New Roman" w:eastAsia="Times New Roman"/>
+          <w:b/>
+          <w:color w:val="000000"/>
+          <w:sz w:val="26"/>
+        </w:rPr>
+        <w:t>5.2 Phân tích hành vi bằng biểu đồ trình tự</w:t>
       </w:r>
     </w:p>
     <w:p>
@@ -14634,21 +19639,7 @@
           <w:color w:val="000000"/>
           <w:sz w:val="24"/>
         </w:rPr>
-        <w:t>Mỗi sequence dưới đây bám một use case đã đặc tả ở Chương 3 và sử dụng các lớp đã xác định ở Chương 4.</w:t>
-      </w:r>
-    </w:p>
-    <w:p>
-      <w:pPr>
-        <w:pStyle w:val="Heading2"/>
-      </w:pPr>
-      <w:r>
-        <w:rPr>
-          <w:rFonts w:ascii="Times New Roman" w:hAnsi="Times New Roman" w:eastAsia="Times New Roman"/>
-          <w:b/>
-          <w:color w:val="000000"/>
-          <w:sz w:val="26"/>
-        </w:rPr>
-        <w:t>5.2 Biểu đồ trình tự</w:t>
+        <w:t>Mỗi sơ đồ trình tự gắn với một use case đã đặc tả: thể hiện actor, giao diện, phần xử lý và dữ liệu trao đổi thông điệp.</w:t>
       </w:r>
     </w:p>
     <w:p>
@@ -14676,7 +19667,7 @@
           <w:color w:val="000000"/>
           <w:sz w:val="24"/>
         </w:rPr>
-        <w:t>: Người dùng muốn vào hệ thống. Giao diện nhận tên đăng nhập và mật khẩu, chuyển cho hệ thống kiểm tra trên cơ sở dữ liệu. Nếu hợp lệ, tạo phiên và điều hướng trang chủ; nếu không, trả thông báo lỗi.</w:t>
+        <w:t>: Actor muốn vào hệ thống. Đây là hành vi xác thực -- điều kiện để thực hiện các use case nghiệp vụ.</w:t>
       </w:r>
     </w:p>
     <w:p>
@@ -14690,7 +19681,63 @@
           <w:color w:val="000000"/>
           <w:sz w:val="24"/>
         </w:rPr>
-        <w:t>: Người dùng (actor), Giao diện đăng nhập, Hệ thống (xử lý xác thực), Cơ sở dữ liệu (</w:t>
+        <w:t>:</w:t>
+      </w:r>
+    </w:p>
+    <w:p>
+      <w:pPr>
+        <w:spacing w:line="276" w:lineRule="auto" w:after="60"/>
+        <w:ind w:firstLine="0" w:left="567"/>
+      </w:pPr>
+      <w:r>
+        <w:rPr>
+          <w:rFonts w:ascii="Times New Roman" w:hAnsi="Times New Roman" w:eastAsia="Times New Roman"/>
+          <w:color w:val="000000"/>
+          <w:sz w:val="24"/>
+        </w:rPr>
+        <w:t>• Người dùng (actor);</w:t>
+      </w:r>
+    </w:p>
+    <w:p>
+      <w:pPr>
+        <w:spacing w:line="276" w:lineRule="auto" w:after="60"/>
+        <w:ind w:firstLine="0" w:left="567"/>
+      </w:pPr>
+      <w:r>
+        <w:rPr>
+          <w:rFonts w:ascii="Times New Roman" w:hAnsi="Times New Roman" w:eastAsia="Times New Roman"/>
+          <w:color w:val="000000"/>
+          <w:sz w:val="24"/>
+        </w:rPr>
+        <w:t>• Giao diện đăng nhập (boundary);</w:t>
+      </w:r>
+    </w:p>
+    <w:p>
+      <w:pPr>
+        <w:spacing w:line="276" w:lineRule="auto" w:after="60"/>
+        <w:ind w:firstLine="0" w:left="567"/>
+      </w:pPr>
+      <w:r>
+        <w:rPr>
+          <w:rFonts w:ascii="Times New Roman" w:hAnsi="Times New Roman" w:eastAsia="Times New Roman"/>
+          <w:color w:val="000000"/>
+          <w:sz w:val="24"/>
+        </w:rPr>
+        <w:t>• Thành phần xử lý xác thực (control/hệ thống);</w:t>
+      </w:r>
+    </w:p>
+    <w:p>
+      <w:pPr>
+        <w:spacing w:line="276" w:lineRule="auto" w:after="60"/>
+        <w:ind w:firstLine="0" w:left="567"/>
+      </w:pPr>
+      <w:r>
+        <w:rPr>
+          <w:rFonts w:ascii="Times New Roman" w:hAnsi="Times New Roman" w:eastAsia="Times New Roman"/>
+          <w:color w:val="000000"/>
+          <w:sz w:val="24"/>
+        </w:rPr>
+        <w:t>• Cơ sở dữ liệu / lớp NguoiDung (entity).</w:t>
       </w:r>
     </w:p>
     <w:p>
@@ -14704,7 +19751,7 @@
           <w:color w:val="000000"/>
           <w:sz w:val="24"/>
         </w:rPr>
-        <w:t>).</w:t>
+        <w:t>: Mở form $</w:t>
       </w:r>
     </w:p>
     <w:p>
@@ -14718,63 +19765,49 @@
           <w:color w:val="000000"/>
           <w:sz w:val="24"/>
         </w:rPr>
-        <w:t>:</w:t>
-      </w:r>
-    </w:p>
-    <w:p>
-      <w:pPr>
-        <w:spacing w:line="276" w:lineRule="auto" w:after="60"/>
-        <w:ind w:firstLine="0" w:left="567"/>
-      </w:pPr>
-      <w:r>
-        <w:rPr>
-          <w:rFonts w:ascii="Times New Roman" w:hAnsi="Times New Roman" w:eastAsia="Times New Roman"/>
-          <w:color w:val="000000"/>
-          <w:sz w:val="24"/>
-        </w:rPr>
-        <w:t>– Người dùng mở form đăng nhập.</w:t>
-      </w:r>
-    </w:p>
-    <w:p>
-      <w:pPr>
-        <w:spacing w:line="276" w:lineRule="auto" w:after="60"/>
-        <w:ind w:firstLine="0" w:left="567"/>
-      </w:pPr>
-      <w:r>
-        <w:rPr>
-          <w:rFonts w:ascii="Times New Roman" w:hAnsi="Times New Roman" w:eastAsia="Times New Roman"/>
-          <w:color w:val="000000"/>
-          <w:sz w:val="24"/>
-        </w:rPr>
-        <w:t>– Nhập tên đăng nhập, mật khẩu và gửi.</w:t>
-      </w:r>
-    </w:p>
-    <w:p>
-      <w:pPr>
-        <w:spacing w:line="276" w:lineRule="auto" w:after="60"/>
-        <w:ind w:firstLine="0" w:left="567"/>
-      </w:pPr>
-      <w:r>
-        <w:rPr>
-          <w:rFonts w:ascii="Times New Roman" w:hAnsi="Times New Roman" w:eastAsia="Times New Roman"/>
-          <w:color w:val="000000"/>
-          <w:sz w:val="24"/>
-        </w:rPr>
-        <w:t>– Hệ thống truy vấn CSDL kiểm tra tài khoản.</w:t>
-      </w:r>
-    </w:p>
-    <w:p>
-      <w:pPr>
-        <w:spacing w:line="276" w:lineRule="auto" w:after="60"/>
-        <w:ind w:firstLine="0" w:left="567"/>
-      </w:pPr>
-      <w:r>
-        <w:rPr>
-          <w:rFonts w:ascii="Times New Roman" w:hAnsi="Times New Roman" w:eastAsia="Times New Roman"/>
-          <w:color w:val="000000"/>
-          <w:sz w:val="24"/>
-        </w:rPr>
-        <w:t>– Trả kết quả: thành công (tạo phiên) hoặc lỗi.</w:t>
+        <w:t>nhập tên/mật khẩu</w:t>
+      </w:r>
+    </w:p>
+    <w:p>
+      <w:pPr>
+        <w:spacing w:line="276" w:lineRule="auto" w:after="120"/>
+        <w:ind w:firstLine="567"/>
+      </w:pPr>
+      <w:r>
+        <w:rPr>
+          <w:rFonts w:ascii="Times New Roman" w:hAnsi="Times New Roman" w:eastAsia="Times New Roman"/>
+          <w:color w:val="000000"/>
+          <w:sz w:val="24"/>
+        </w:rPr>
+        <w:t>hệ thống kiểm tra CSDL</w:t>
+      </w:r>
+    </w:p>
+    <w:p>
+      <w:pPr>
+        <w:spacing w:line="276" w:lineRule="auto" w:after="120"/>
+        <w:ind w:firstLine="567"/>
+      </w:pPr>
+      <w:r>
+        <w:rPr>
+          <w:rFonts w:ascii="Times New Roman" w:hAnsi="Times New Roman" w:eastAsia="Times New Roman"/>
+          <w:color w:val="000000"/>
+          <w:sz w:val="24"/>
+        </w:rPr>
+        <w:t>tạo phiên hoặc báo lỗi</w:t>
+      </w:r>
+    </w:p>
+    <w:p>
+      <w:pPr>
+        <w:spacing w:line="276" w:lineRule="auto" w:after="120"/>
+        <w:ind w:firstLine="567"/>
+      </w:pPr>
+      <w:r>
+        <w:rPr>
+          <w:rFonts w:ascii="Times New Roman" w:hAnsi="Times New Roman" w:eastAsia="Times New Roman"/>
+          <w:color w:val="000000"/>
+          <w:sz w:val="24"/>
+        </w:rPr>
+        <w:t>$ chuyển trang chủ nếu thành công.</w:t>
       </w:r>
     </w:p>
     <w:p>
@@ -14859,7 +19892,7 @@
           <w:color w:val="000000"/>
           <w:sz w:val="24"/>
         </w:rPr>
-        <w:t>: Nhân viên kho thêm mặt hàng mới. Hệ thống kiểm tra mã không trùng, lưu</w:t>
+        <w:t>: NV/QL thêm mặt hàng mới; hệ thống phải vừa lưu danh mục vừa khởi tạo tồn.</w:t>
       </w:r>
     </w:p>
     <w:p>
@@ -14873,7 +19906,7 @@
           <w:color w:val="000000"/>
           <w:sz w:val="24"/>
         </w:rPr>
-        <w:t>, sau đó khởi tạo các bản ghi</w:t>
+        <w:t>: Nhân viên kho, giao diện hàng hóa, xử lý nghiệp vụ hàng hóa, CSDL (</w:t>
       </w:r>
     </w:p>
     <w:p>
@@ -14887,7 +19920,7 @@
           <w:color w:val="000000"/>
           <w:sz w:val="24"/>
         </w:rPr>
-        <w:t>= 0 cho từng kho.</w:t>
+        <w:t>,</w:t>
       </w:r>
     </w:p>
     <w:p>
@@ -14901,7 +19934,7 @@
           <w:color w:val="000000"/>
           <w:sz w:val="24"/>
         </w:rPr>
-        <w:t>: Nhân viên kho, Giao diện hàng hóa, Hệ thống (điều khiển nghiệp vụ hàng hóa), Cơ sở dữ liệu.</w:t>
+        <w:t>).</w:t>
       </w:r>
     </w:p>
     <w:p>
@@ -14929,7 +19962,7 @@
           <w:color w:val="000000"/>
           <w:sz w:val="24"/>
         </w:rPr>
-        <w:t>– NV chọn thêm hàng, nhập thông tin trên form.</w:t>
+        <w:t>– Actor chọn thêm hàng, nhập thông tin trên form.</w:t>
       </w:r>
     </w:p>
     <w:p>
@@ -14957,7 +19990,7 @@
           <w:color w:val="000000"/>
           <w:sz w:val="24"/>
         </w:rPr>
-        <w:t>– Hệ thống kiểm tra tính hợp lệ (mã, nhóm, ĐVT).</w:t>
+        <w:t>– Hệ thống kiểm tra mã/trùng/lệ thuộc nhóm--ĐVT.</w:t>
       </w:r>
     </w:p>
     <w:p>
@@ -14971,7 +20004,7 @@
           <w:color w:val="000000"/>
           <w:sz w:val="24"/>
         </w:rPr>
-        <w:t>– Lưu hàng hóa vào CSDL.</w:t>
+        <w:t>– Lưu HangHoa; tạo TonKho = 0 các kho.</w:t>
       </w:r>
     </w:p>
     <w:p>
@@ -14985,21 +20018,7 @@
           <w:color w:val="000000"/>
           <w:sz w:val="24"/>
         </w:rPr>
-        <w:t>– Cập nhật/tạo tồn kho ban đầu.</w:t>
-      </w:r>
-    </w:p>
-    <w:p>
-      <w:pPr>
-        <w:spacing w:line="276" w:lineRule="auto" w:after="60"/>
-        <w:ind w:firstLine="0" w:left="567"/>
-      </w:pPr>
-      <w:r>
-        <w:rPr>
-          <w:rFonts w:ascii="Times New Roman" w:hAnsi="Times New Roman" w:eastAsia="Times New Roman"/>
-          <w:color w:val="000000"/>
-          <w:sz w:val="24"/>
-        </w:rPr>
-        <w:t>– Trả thông báo thành công và làm mới danh sách.</w:t>
+        <w:t>– Trả thông báo và làm mới danh sách.</w:t>
       </w:r>
     </w:p>
     <w:p>
@@ -15084,7 +20103,7 @@
           <w:color w:val="000000"/>
           <w:sz w:val="24"/>
         </w:rPr>
-        <w:t>: Người dùng nhập từ khóa và điều kiện lọc. Hệ thống truy vấn hàng hóa và tồn kho, trả danh sách kết quả lên giao diện.</w:t>
+        <w:t>: Tra cứu không làm thay đổi dữ liệu; nhấn mạnh luồng đọc (query) từ</w:t>
       </w:r>
     </w:p>
     <w:p>
@@ -15098,7 +20117,7 @@
           <w:color w:val="000000"/>
           <w:sz w:val="24"/>
         </w:rPr>
-        <w:t>: Người dùng, Giao diện, Hệ thống, CSDL (</w:t>
+        <w:t>và</w:t>
       </w:r>
     </w:p>
     <w:p>
@@ -15112,7 +20131,7 @@
           <w:color w:val="000000"/>
           <w:sz w:val="24"/>
         </w:rPr>
-        <w:t>,</w:t>
+        <w:t>.</w:t>
       </w:r>
     </w:p>
     <w:p>
@@ -15126,7 +20145,7 @@
           <w:color w:val="000000"/>
           <w:sz w:val="24"/>
         </w:rPr>
-        <w:t>).</w:t>
+        <w:t>: Người dùng, giao diện tìm kiếm, hệ thống, CSDL.</w:t>
       </w:r>
     </w:p>
     <w:p>
@@ -15140,63 +20159,49 @@
           <w:color w:val="000000"/>
           <w:sz w:val="24"/>
         </w:rPr>
-        <w:t>:</w:t>
-      </w:r>
-    </w:p>
-    <w:p>
-      <w:pPr>
-        <w:spacing w:line="276" w:lineRule="auto" w:after="60"/>
-        <w:ind w:firstLine="0" w:left="567"/>
-      </w:pPr>
-      <w:r>
-        <w:rPr>
-          <w:rFonts w:ascii="Times New Roman" w:hAnsi="Times New Roman" w:eastAsia="Times New Roman"/>
-          <w:color w:val="000000"/>
-          <w:sz w:val="24"/>
-        </w:rPr>
-        <w:t>– Nhập từ khóa / chọn bộ lọc, gửi yêu cầu tìm.</w:t>
-      </w:r>
-    </w:p>
-    <w:p>
-      <w:pPr>
-        <w:spacing w:line="276" w:lineRule="auto" w:after="60"/>
-        <w:ind w:firstLine="0" w:left="567"/>
-      </w:pPr>
-      <w:r>
-        <w:rPr>
-          <w:rFonts w:ascii="Times New Roman" w:hAnsi="Times New Roman" w:eastAsia="Times New Roman"/>
-          <w:color w:val="000000"/>
-          <w:sz w:val="24"/>
-        </w:rPr>
-        <w:t>– Hệ thống truy vấn CSDL theo điều kiện.</w:t>
-      </w:r>
-    </w:p>
-    <w:p>
-      <w:pPr>
-        <w:spacing w:line="276" w:lineRule="auto" w:after="60"/>
-        <w:ind w:firstLine="0" w:left="567"/>
-      </w:pPr>
-      <w:r>
-        <w:rPr>
-          <w:rFonts w:ascii="Times New Roman" w:hAnsi="Times New Roman" w:eastAsia="Times New Roman"/>
-          <w:color w:val="000000"/>
-          <w:sz w:val="24"/>
-        </w:rPr>
-        <w:t>– Lấy thêm thông tin tồn kho tương ứng.</w:t>
-      </w:r>
-    </w:p>
-    <w:p>
-      <w:pPr>
-        <w:spacing w:line="276" w:lineRule="auto" w:after="60"/>
-        <w:ind w:firstLine="0" w:left="567"/>
-      </w:pPr>
-      <w:r>
-        <w:rPr>
-          <w:rFonts w:ascii="Times New Roman" w:hAnsi="Times New Roman" w:eastAsia="Times New Roman"/>
-          <w:color w:val="000000"/>
-          <w:sz w:val="24"/>
-        </w:rPr>
-        <w:t>– Hiển thị danh sách (hoặc thông báo không có dữ liệu).</w:t>
+        <w:t>: Nhập điều kiện $</w:t>
+      </w:r>
+    </w:p>
+    <w:p>
+      <w:pPr>
+        <w:spacing w:line="276" w:lineRule="auto" w:after="120"/>
+        <w:ind w:firstLine="567"/>
+      </w:pPr>
+      <w:r>
+        <w:rPr>
+          <w:rFonts w:ascii="Times New Roman" w:hAnsi="Times New Roman" w:eastAsia="Times New Roman"/>
+          <w:color w:val="000000"/>
+          <w:sz w:val="24"/>
+        </w:rPr>
+        <w:t>truy vấn</w:t>
+      </w:r>
+    </w:p>
+    <w:p>
+      <w:pPr>
+        <w:spacing w:line="276" w:lineRule="auto" w:after="120"/>
+        <w:ind w:firstLine="567"/>
+      </w:pPr>
+      <w:r>
+        <w:rPr>
+          <w:rFonts w:ascii="Times New Roman" w:hAnsi="Times New Roman" w:eastAsia="Times New Roman"/>
+          <w:color w:val="000000"/>
+          <w:sz w:val="24"/>
+        </w:rPr>
+        <w:t>ghép thông tin tồn</w:t>
+      </w:r>
+    </w:p>
+    <w:p>
+      <w:pPr>
+        <w:spacing w:line="276" w:lineRule="auto" w:after="120"/>
+        <w:ind w:firstLine="567"/>
+      </w:pPr>
+      <w:r>
+        <w:rPr>
+          <w:rFonts w:ascii="Times New Roman" w:hAnsi="Times New Roman" w:eastAsia="Times New Roman"/>
+          <w:color w:val="000000"/>
+          <w:sz w:val="24"/>
+        </w:rPr>
+        <w:t>$ hiển thị (hoặc thông báo không có dữ liệu).</w:t>
       </w:r>
     </w:p>
     <w:p>
@@ -15281,7 +20286,7 @@
           <w:color w:val="000000"/>
           <w:sz w:val="24"/>
         </w:rPr>
-        <w:t>: Nhân viên lập phiếu nhập (chọn NCC, kho, thêm dòng hàng) và gửi duyệt. Quản lý kho duyệt; hệ thống cập nhật trạng thái phiếu,</w:t>
+        <w:t>: Có hai actor theo thời gian: NV lập phiếu trước, QL duyệt sau. Hành vi cập nhật tồn chỉ xảy ra ở nhánh duyệt.</w:t>
       </w:r>
     </w:p>
     <w:p>
@@ -15295,7 +20300,7 @@
           <w:color w:val="000000"/>
           <w:sz w:val="24"/>
         </w:rPr>
-        <w:t>, ghi lịch sử.</w:t>
+        <w:t>: NV kho, QL kho, giao diện phiếu nhập, hệ thống, CSDL (</w:t>
       </w:r>
     </w:p>
     <w:p>
@@ -15309,7 +20314,7 @@
           <w:color w:val="000000"/>
           <w:sz w:val="24"/>
         </w:rPr>
-        <w:t>: Nhân viên kho, Quản lý kho, Giao diện phiếu nhập, Hệ thống, CSDL (</w:t>
+        <w:t>,</w:t>
       </w:r>
     </w:p>
     <w:p>
@@ -15351,7 +20356,7 @@
           <w:color w:val="000000"/>
           <w:sz w:val="24"/>
         </w:rPr>
-        <w:t>,</w:t>
+        <w:t>).</w:t>
       </w:r>
     </w:p>
     <w:p>
@@ -15365,20 +20370,6 @@
           <w:color w:val="000000"/>
           <w:sz w:val="24"/>
         </w:rPr>
-        <w:t>).</w:t>
-      </w:r>
-    </w:p>
-    <w:p>
-      <w:pPr>
-        <w:spacing w:line="276" w:lineRule="auto" w:after="120"/>
-        <w:ind w:firstLine="567"/>
-      </w:pPr>
-      <w:r>
-        <w:rPr>
-          <w:rFonts w:ascii="Times New Roman" w:hAnsi="Times New Roman" w:eastAsia="Times New Roman"/>
-          <w:color w:val="000000"/>
-          <w:sz w:val="24"/>
-        </w:rPr>
         <w:t>:</w:t>
       </w:r>
     </w:p>
@@ -15393,7 +20384,7 @@
           <w:color w:val="000000"/>
           <w:sz w:val="24"/>
         </w:rPr>
-        <w:t>– NV tạo phiếu, thêm chi tiết dòng hàng, gửi duyệt.</w:t>
+        <w:t>– NV tạo phiếu, thêm dòng chi tiết, gửi duyệt (trạng thái Chờ duyệt).</w:t>
       </w:r>
     </w:p>
     <w:p>
@@ -15407,7 +20398,7 @@
           <w:color w:val="000000"/>
           <w:sz w:val="24"/>
         </w:rPr>
-        <w:t>– Hệ thống lưu phiếu ở trạng thái “Chờ duyệt”.</w:t>
+        <w:t>– QL mở phiếu, chọn duyệt hoặc từ chối.</w:t>
       </w:r>
     </w:p>
     <w:p>
@@ -15421,7 +20412,7 @@
           <w:color w:val="000000"/>
           <w:sz w:val="24"/>
         </w:rPr>
-        <w:t>– QL mở phiếu, chọn duyệt (hoặc từ chối).</w:t>
+        <w:t>– Nếu duyệt: cập nhật trạng thái, cộng tồn, ghi log.</w:t>
       </w:r>
     </w:p>
     <w:p>
@@ -15435,21 +20426,7 @@
           <w:color w:val="000000"/>
           <w:sz w:val="24"/>
         </w:rPr>
-        <w:t>– Nếu duyệt: cập nhật trạng thái, cộng TonKho, ghi log.</w:t>
-      </w:r>
-    </w:p>
-    <w:p>
-      <w:pPr>
-        <w:spacing w:line="276" w:lineRule="auto" w:after="60"/>
-        <w:ind w:firstLine="0" w:left="567"/>
-      </w:pPr>
-      <w:r>
-        <w:rPr>
-          <w:rFonts w:ascii="Times New Roman" w:hAnsi="Times New Roman" w:eastAsia="Times New Roman"/>
-          <w:color w:val="000000"/>
-          <w:sz w:val="24"/>
-        </w:rPr>
-        <w:t>– Thông báo kết quả cho người dùng.</w:t>
+        <w:t>– Nếu từ chối: giữ tồn, lưu lý do.</w:t>
       </w:r>
     </w:p>
     <w:p>
@@ -15534,7 +20511,7 @@
           <w:color w:val="000000"/>
           <w:sz w:val="24"/>
         </w:rPr>
-        <w:t>: Nhân viên lập phiếu xuất; mỗi dòng hàng được kiểm tra tồn đủ. Sau khi quản lý duyệt, hệ thống</w:t>
+        <w:t>: Tương tự nhập nhưng có thêm tương tác kiểm tra tồn trước khi chấp nhận dòng hàng; duyệt thì trừ tồn.</w:t>
       </w:r>
     </w:p>
     <w:p>
@@ -15548,7 +20525,7 @@
           <w:color w:val="000000"/>
           <w:sz w:val="24"/>
         </w:rPr>
-        <w:t>.</w:t>
+        <w:t>: NV, QL, giao diện phiếu xuất, hệ thống, CSDL phiếu xuất và tồn kho.</w:t>
       </w:r>
     </w:p>
     <w:p>
@@ -15562,7 +20539,7 @@
           <w:color w:val="000000"/>
           <w:sz w:val="24"/>
         </w:rPr>
-        <w:t>: Nhân viên kho, Quản lý kho, Giao diện phiếu xuất, Hệ thống, CSDL (</w:t>
+        <w:t>: Tạo phiếu $</w:t>
       </w:r>
     </w:p>
     <w:p>
@@ -15576,7 +20553,7 @@
           <w:color w:val="000000"/>
           <w:sz w:val="24"/>
         </w:rPr>
-        <w:t>,</w:t>
+        <w:t>thêm dòng (kiểm tra tồn)</w:t>
       </w:r>
     </w:p>
     <w:p>
@@ -15590,7 +20567,7 @@
           <w:color w:val="000000"/>
           <w:sz w:val="24"/>
         </w:rPr>
-        <w:t>,</w:t>
+        <w:t>gửi duyệt</w:t>
       </w:r>
     </w:p>
     <w:p>
@@ -15604,7 +20581,7 @@
           <w:color w:val="000000"/>
           <w:sz w:val="24"/>
         </w:rPr>
-        <w:t>,</w:t>
+        <w:t>QL duyệt</w:t>
       </w:r>
     </w:p>
     <w:p>
@@ -15618,77 +20595,7 @@
           <w:color w:val="000000"/>
           <w:sz w:val="24"/>
         </w:rPr>
-        <w:t>).</w:t>
-      </w:r>
-    </w:p>
-    <w:p>
-      <w:pPr>
-        <w:spacing w:line="276" w:lineRule="auto" w:after="120"/>
-        <w:ind w:firstLine="567"/>
-      </w:pPr>
-      <w:r>
-        <w:rPr>
-          <w:rFonts w:ascii="Times New Roman" w:hAnsi="Times New Roman" w:eastAsia="Times New Roman"/>
-          <w:color w:val="000000"/>
-          <w:sz w:val="24"/>
-        </w:rPr>
-        <w:t>:</w:t>
-      </w:r>
-    </w:p>
-    <w:p>
-      <w:pPr>
-        <w:spacing w:line="276" w:lineRule="auto" w:after="60"/>
-        <w:ind w:firstLine="0" w:left="567"/>
-      </w:pPr>
-      <w:r>
-        <w:rPr>
-          <w:rFonts w:ascii="Times New Roman" w:hAnsi="Times New Roman" w:eastAsia="Times New Roman"/>
-          <w:color w:val="000000"/>
-          <w:sz w:val="24"/>
-        </w:rPr>
-        <w:t>– NV tạo phiếu xuất, thêm dòng hàng.</w:t>
-      </w:r>
-    </w:p>
-    <w:p>
-      <w:pPr>
-        <w:spacing w:line="276" w:lineRule="auto" w:after="60"/>
-        <w:ind w:firstLine="0" w:left="567"/>
-      </w:pPr>
-      <w:r>
-        <w:rPr>
-          <w:rFonts w:ascii="Times New Roman" w:hAnsi="Times New Roman" w:eastAsia="Times New Roman"/>
-          <w:color w:val="000000"/>
-          <w:sz w:val="24"/>
-        </w:rPr>
-        <w:t>– Hệ thống kiểm tra tồn; không đủ thì báo lỗi, không lưu dòng.</w:t>
-      </w:r>
-    </w:p>
-    <w:p>
-      <w:pPr>
-        <w:spacing w:line="276" w:lineRule="auto" w:after="60"/>
-        <w:ind w:firstLine="0" w:left="567"/>
-      </w:pPr>
-      <w:r>
-        <w:rPr>
-          <w:rFonts w:ascii="Times New Roman" w:hAnsi="Times New Roman" w:eastAsia="Times New Roman"/>
-          <w:color w:val="000000"/>
-          <w:sz w:val="24"/>
-        </w:rPr>
-        <w:t>– Gửi duyệt. QL duyệt hoặc từ chối.</w:t>
-      </w:r>
-    </w:p>
-    <w:p>
-      <w:pPr>
-        <w:spacing w:line="276" w:lineRule="auto" w:after="60"/>
-        <w:ind w:firstLine="0" w:left="567"/>
-      </w:pPr>
-      <w:r>
-        <w:rPr>
-          <w:rFonts w:ascii="Times New Roman" w:hAnsi="Times New Roman" w:eastAsia="Times New Roman"/>
-          <w:color w:val="000000"/>
-          <w:sz w:val="24"/>
-        </w:rPr>
-        <w:t>– Nếu duyệt: trừ tồn, cập nhật trạng thái, ghi log.</w:t>
+        <w:t>$ giảm tồn + log.</w:t>
       </w:r>
     </w:p>
     <w:p>
@@ -15759,7 +20666,7 @@
           <w:color w:val="000000"/>
           <w:sz w:val="26"/>
         </w:rPr>
-        <w:t>5.3 Biểu đồ trạng thái phiếu</w:t>
+        <w:t>5.3 Phân tích hành vi đối tượng phiếu (biểu đồ trạng thái)</w:t>
       </w:r>
     </w:p>
     <w:p>
@@ -15773,7 +20680,7 @@
           <w:color w:val="000000"/>
           <w:sz w:val="24"/>
         </w:rPr>
-        <w:t>Ngoài tương tác giữa các đối tượng, hành vi của</w:t>
+        <w:t>Sequence mô tả tương tác</w:t>
       </w:r>
     </w:p>
     <w:p>
@@ -15787,21 +20694,7 @@
           <w:color w:val="000000"/>
           <w:sz w:val="24"/>
         </w:rPr>
-        <w:t>được mô tả bằng máy trạng thái: phiếu chỉ được sửa ở một số trạng thái; tồn kho chỉ đổi khi chuyển sang “Đã duyệt”.</w:t>
-      </w:r>
-    </w:p>
-    <w:p>
-      <w:pPr>
-        <w:pStyle w:val="Heading3"/>
-      </w:pPr>
-      <w:r>
-        <w:rPr>
-          <w:rFonts w:ascii="Times New Roman" w:hAnsi="Times New Roman" w:eastAsia="Times New Roman"/>
-          <w:b/>
-          <w:color w:val="000000"/>
-          <w:sz w:val="24"/>
-        </w:rPr>
-        <w:t>5.3.1 Trạng thái phiếu nhập kho</w:t>
+        <w:t>các đối tượng; state machine mô tả hành vi</w:t>
       </w:r>
     </w:p>
     <w:p>
@@ -15815,7 +20708,21 @@
           <w:color w:val="000000"/>
           <w:sz w:val="24"/>
         </w:rPr>
-        <w:t>Các trạng thái:</w:t>
+        <w:t>đối tượng phiếu qua các trạng thái.</w:t>
+      </w:r>
+    </w:p>
+    <w:p>
+      <w:pPr>
+        <w:pStyle w:val="Heading3"/>
+      </w:pPr>
+      <w:r>
+        <w:rPr>
+          <w:rFonts w:ascii="Times New Roman" w:hAnsi="Times New Roman" w:eastAsia="Times New Roman"/>
+          <w:b/>
+          <w:color w:val="000000"/>
+          <w:sz w:val="24"/>
+        </w:rPr>
+        <w:t>5.3.1 Phiếu nhập kho</w:t>
       </w:r>
     </w:p>
     <w:p>
@@ -15829,7 +20736,7 @@
           <w:color w:val="000000"/>
           <w:sz w:val="24"/>
         </w:rPr>
-        <w:t>$</w:t>
+        <w:t>Trạng thái điển hình: Mới tạo $</w:t>
       </w:r>
     </w:p>
     <w:p>
@@ -15843,7 +20750,7 @@
           <w:color w:val="000000"/>
           <w:sz w:val="24"/>
         </w:rPr>
-        <w:t>$</w:t>
+        <w:t>Chờ duyệt</w:t>
       </w:r>
     </w:p>
     <w:p>
@@ -15857,63 +20764,7 @@
           <w:color w:val="000000"/>
           <w:sz w:val="24"/>
         </w:rPr>
-        <w:t>$</w:t>
-      </w:r>
-    </w:p>
-    <w:p>
-      <w:pPr>
-        <w:spacing w:line="276" w:lineRule="auto" w:after="120"/>
-        <w:ind w:firstLine="567"/>
-      </w:pPr>
-      <w:r>
-        <w:rPr>
-          <w:rFonts w:ascii="Times New Roman" w:hAnsi="Times New Roman" w:eastAsia="Times New Roman"/>
-          <w:color w:val="000000"/>
-          <w:sz w:val="24"/>
-        </w:rPr>
-        <w:t>$</w:t>
-      </w:r>
-    </w:p>
-    <w:p>
-      <w:pPr>
-        <w:spacing w:line="276" w:lineRule="auto" w:after="120"/>
-        <w:ind w:firstLine="567"/>
-      </w:pPr>
-      <w:r>
-        <w:rPr>
-          <w:rFonts w:ascii="Times New Roman" w:hAnsi="Times New Roman" w:eastAsia="Times New Roman"/>
-          <w:color w:val="000000"/>
-          <w:sz w:val="24"/>
-        </w:rPr>
-        <w:t>hoặc</w:t>
-      </w:r>
-    </w:p>
-    <w:p>
-      <w:pPr>
-        <w:spacing w:line="276" w:lineRule="auto" w:after="120"/>
-        <w:ind w:firstLine="567"/>
-      </w:pPr>
-      <w:r>
-        <w:rPr>
-          <w:rFonts w:ascii="Times New Roman" w:hAnsi="Times New Roman" w:eastAsia="Times New Roman"/>
-          <w:color w:val="000000"/>
-          <w:sz w:val="24"/>
-        </w:rPr>
-        <w:t>; có thể</w:t>
-      </w:r>
-    </w:p>
-    <w:p>
-      <w:pPr>
-        <w:spacing w:line="276" w:lineRule="auto" w:after="120"/>
-        <w:ind w:firstLine="567"/>
-      </w:pPr>
-      <w:r>
-        <w:rPr>
-          <w:rFonts w:ascii="Times New Roman" w:hAnsi="Times New Roman" w:eastAsia="Times New Roman"/>
-          <w:color w:val="000000"/>
-          <w:sz w:val="24"/>
-        </w:rPr>
-        <w:t>từ Mới tạo/Từ chối.</w:t>
+        <w:t>$ Đã duyệt / Từ chối; có thể Hủy khi được phép. Chỉ ở “Đã duyệt” mới làm thay đổi tồn kho.</w:t>
       </w:r>
     </w:p>
     <w:p>
@@ -15984,7 +20835,7 @@
           <w:color w:val="000000"/>
           <w:sz w:val="24"/>
         </w:rPr>
-        <w:t>5.3.2 Trạng thái phiếu xuất kho</w:t>
+        <w:t>5.3.2 Phiếu xuất kho</w:t>
       </w:r>
     </w:p>
     <w:p>
@@ -15998,7 +20849,7 @@
           <w:color w:val="000000"/>
           <w:sz w:val="24"/>
         </w:rPr>
-        <w:t>Cấu trúc trạng thái tương tự phiếu nhập (Mới tạo, Chờ duyệt, Đã duyệt, Từ chối, Hủy).</w:t>
+        <w:t>Cùng mô hình trạng thái với phiếu nhập (Mới tạo, Chờ duyệt, Đã duyệt, Từ chối, Hủy).</w:t>
       </w:r>
     </w:p>
     <w:p>
@@ -16097,7 +20948,7 @@
           <w:color w:val="000000"/>
           <w:sz w:val="24"/>
         </w:rPr>
-        <w:t>: biểu đồ trình tự cho UC01, UC06, UC07, UC09, UC10 và biểu đồ trạng thái phiếu nhập/xuất.</w:t>
+        <w:t>bằng</w:t>
       </w:r>
     </w:p>
     <w:p>
@@ -16111,7 +20962,7 @@
           <w:color w:val="000000"/>
           <w:sz w:val="24"/>
         </w:rPr>
-        <w:t>Tổng kết</w:t>
+        <w:t>(và state bổ sung).</w:t>
       </w:r>
     </w:p>
     <w:p>
@@ -16125,7 +20976,7 @@
           <w:color w:val="000000"/>
           <w:sz w:val="24"/>
         </w:rPr>
-        <w:t>:</w:t>
+        <w:t>Tổng kết ba giai đoạn:</w:t>
       </w:r>
     </w:p>
     <w:p>
@@ -16139,7 +20990,7 @@
           <w:color w:val="000000"/>
           <w:sz w:val="24"/>
         </w:rPr>
-        <w:t>– Chức năng (Ch.3): Use Case -- hệ thống làm gì, ai dùng.</w:t>
+        <w:t>– Chức năng (Ch.3): phân tích bằng Use Case;</w:t>
       </w:r>
     </w:p>
     <w:p>
@@ -16153,7 +21004,7 @@
           <w:color w:val="000000"/>
           <w:sz w:val="24"/>
         </w:rPr>
-        <w:t>– Cấu trúc (Ch.4): Class -- có những lớp và quan hệ nào.</w:t>
+        <w:t>– Cấu trúc (Ch.4): phân tích bằng Class;</w:t>
       </w:r>
     </w:p>
     <w:p>
@@ -16167,7 +21018,7 @@
           <w:color w:val="000000"/>
           <w:sz w:val="24"/>
         </w:rPr>
-        <w:t>– Hành vi (Ch.5): Sequence -- các lớp tương tác thế nào theo thời gian.</w:t>
+        <w:t>– Hành vi (Ch.5): phân tích bằng Sequence.</w:t>
       </w:r>
     </w:p>
     <w:p>
@@ -16181,7 +21032,7 @@
           <w:color w:val="000000"/>
           <w:sz w:val="24"/>
         </w:rPr>
-        <w:t>Tiếp theo: thiết kế chi tiết (Ch.6) và thiết kế CSDL/giao diện (Ch.7).</w:t>
+        <w:t>Tiếp theo: thiết kế chi tiết (Ch.6) và CSDL/giao diện (Ch.7).</w:t>
       </w:r>
     </w:p>
     <w:p>

--- a/VIII.HUST/Phân tích và thiết kế hệ thống/BaoCao/BaoCao_QuanLyKhoHang.docx
+++ b/VIII.HUST/Phân tích và thiết kế hệ thống/BaoCao/BaoCao_QuanLyKhoHang.docx
@@ -4617,6 +4617,20 @@
     <w:p>
       <w:pPr>
         <w:spacing w:line="276" w:lineRule="auto" w:after="120"/>
+        <w:ind w:firstLine="0"/>
+      </w:pPr>
+      <w:r>
+        <w:rPr>
+          <w:rFonts w:ascii="Times New Roman" w:hAnsi="Times New Roman" w:eastAsia="Times New Roman"/>
+          <w:color w:val="000000"/>
+          <w:sz w:val="24"/>
+        </w:rPr>
+        <w:t>mục tiêu phân tích</w:t>
+      </w:r>
+    </w:p>
+    <w:p>
+      <w:pPr>
+        <w:spacing w:line="276" w:lineRule="auto" w:after="120"/>
         <w:ind w:firstLine="567"/>
       </w:pPr>
       <w:r>
@@ -4626,6 +4640,20 @@
           <w:sz w:val="24"/>
         </w:rPr>
         <w:t>, không đặt theo “tên loại hình vẽ”. Mỗi giai đoạn</w:t>
+      </w:r>
+    </w:p>
+    <w:p>
+      <w:pPr>
+        <w:spacing w:line="276" w:lineRule="auto" w:after="120"/>
+        <w:ind w:firstLine="0"/>
+      </w:pPr>
+      <w:r>
+        <w:rPr>
+          <w:rFonts w:ascii="Times New Roman" w:hAnsi="Times New Roman" w:eastAsia="Times New Roman"/>
+          <w:color w:val="000000"/>
+          <w:sz w:val="24"/>
+        </w:rPr>
+        <w:t>dùng</w:t>
       </w:r>
     </w:p>
     <w:p>
@@ -4916,6 +4944,20 @@
     <w:p>
       <w:pPr>
         <w:spacing w:line="276" w:lineRule="auto" w:after="120"/>
+        <w:ind w:firstLine="0"/>
+      </w:pPr>
+      <w:r>
+        <w:rPr>
+          <w:rFonts w:ascii="Times New Roman" w:hAnsi="Times New Roman" w:eastAsia="Times New Roman"/>
+          <w:color w:val="000000"/>
+          <w:sz w:val="24"/>
+        </w:rPr>
+        <w:t>chức năng → cấu trúc → hành vi</w:t>
+      </w:r>
+    </w:p>
+    <w:p>
+      <w:pPr>
+        <w:spacing w:line="276" w:lineRule="auto" w:after="120"/>
         <w:ind w:firstLine="567"/>
       </w:pPr>
       <w:r>
@@ -4972,6 +5014,20 @@
     <w:p>
       <w:pPr>
         <w:spacing w:line="276" w:lineRule="auto" w:after="120"/>
+        <w:ind w:firstLine="0"/>
+      </w:pPr>
+      <w:r>
+        <w:rPr>
+          <w:rFonts w:ascii="Times New Roman" w:hAnsi="Times New Roman" w:eastAsia="Times New Roman"/>
+          <w:color w:val="000000"/>
+          <w:sz w:val="24"/>
+        </w:rPr>
+        <w:t>nội dung phân tích</w:t>
+      </w:r>
+    </w:p>
+    <w:p>
+      <w:pPr>
+        <w:spacing w:line="276" w:lineRule="auto" w:after="120"/>
         <w:ind w:firstLine="567"/>
       </w:pPr>
       <w:r>
@@ -4981,6 +5037,20 @@
           <w:sz w:val="24"/>
         </w:rPr>
         <w:t>, còn biểu đồ chỉ là</w:t>
+      </w:r>
+    </w:p>
+    <w:p>
+      <w:pPr>
+        <w:spacing w:line="276" w:lineRule="auto" w:after="120"/>
+        <w:ind w:firstLine="0"/>
+      </w:pPr>
+      <w:r>
+        <w:rPr>
+          <w:rFonts w:ascii="Times New Roman" w:hAnsi="Times New Roman" w:eastAsia="Times New Roman"/>
+          <w:color w:val="000000"/>
+          <w:sz w:val="24"/>
+        </w:rPr>
+        <w:t>công cụ</w:t>
       </w:r>
     </w:p>
     <w:p>
@@ -5056,6 +5126,20 @@
     <w:p>
       <w:pPr>
         <w:spacing w:line="276" w:lineRule="auto" w:after="120"/>
+        <w:ind w:firstLine="0"/>
+      </w:pPr>
+      <w:r>
+        <w:rPr>
+          <w:rFonts w:ascii="Times New Roman" w:hAnsi="Times New Roman" w:eastAsia="Times New Roman"/>
+          <w:color w:val="000000"/>
+          <w:sz w:val="24"/>
+        </w:rPr>
+        <w:t>nghiệp vụ</w:t>
+      </w:r>
+    </w:p>
+    <w:p>
+      <w:pPr>
+        <w:spacing w:line="276" w:lineRule="auto" w:after="120"/>
         <w:ind w:firstLine="567"/>
       </w:pPr>
       <w:r>
@@ -5065,6 +5149,20 @@
           <w:sz w:val="24"/>
         </w:rPr>
         <w:t>+ biểu đồ hoạt động. Sau ba giai đoạn phân tích: thiết kế (Ch.6--7).</w:t>
+      </w:r>
+    </w:p>
+    <w:p>
+      <w:pPr>
+        <w:spacing w:line="276" w:lineRule="auto" w:after="120"/>
+        <w:ind w:firstLine="0"/>
+      </w:pPr>
+      <w:r>
+        <w:rPr>
+          <w:rFonts w:ascii="Times New Roman" w:hAnsi="Times New Roman" w:eastAsia="Times New Roman"/>
+          <w:color w:val="000000"/>
+          <w:sz w:val="24"/>
+        </w:rPr>
+        <w:t>Lưu ý</w:t>
       </w:r>
     </w:p>
     <w:p>
@@ -5149,6 +5247,20 @@
           <w:sz w:val="24"/>
         </w:rPr>
         <w:t>Hệ thống phục vụ các nghiệp vụ</w:t>
+      </w:r>
+    </w:p>
+    <w:p>
+      <w:pPr>
+        <w:spacing w:line="276" w:lineRule="auto" w:after="120"/>
+        <w:ind w:firstLine="0"/>
+      </w:pPr>
+      <w:r>
+        <w:rPr>
+          <w:rFonts w:ascii="Times New Roman" w:hAnsi="Times New Roman" w:eastAsia="Times New Roman"/>
+          <w:color w:val="000000"/>
+          <w:sz w:val="24"/>
+        </w:rPr>
+        <w:t>cốt lõi của kho</w:t>
       </w:r>
     </w:p>
     <w:p>
@@ -5544,6 +5656,20 @@
     <w:p>
       <w:pPr>
         <w:spacing w:line="276" w:lineRule="auto" w:after="120"/>
+        <w:ind w:firstLine="0"/>
+      </w:pPr>
+      <w:r>
+        <w:rPr>
+          <w:rFonts w:ascii="Times New Roman" w:hAnsi="Times New Roman" w:eastAsia="Times New Roman"/>
+          <w:color w:val="000000"/>
+          <w:sz w:val="24"/>
+        </w:rPr>
+        <w:t>Chức năng hệ thống (không phải nghiệp vụ)</w:t>
+      </w:r>
+    </w:p>
+    <w:p>
+      <w:pPr>
+        <w:spacing w:line="276" w:lineRule="auto" w:after="120"/>
         <w:ind w:firstLine="567"/>
       </w:pPr>
       <w:r>
@@ -5572,6 +5698,20 @@
     <w:p>
       <w:pPr>
         <w:spacing w:line="276" w:lineRule="auto" w:after="120"/>
+        <w:ind w:firstLine="0"/>
+      </w:pPr>
+      <w:r>
+        <w:rPr>
+          <w:rFonts w:ascii="Times New Roman" w:hAnsi="Times New Roman" w:eastAsia="Times New Roman"/>
+          <w:color w:val="000000"/>
+          <w:sz w:val="24"/>
+        </w:rPr>
+        <w:t>Mô tả</w:t>
+      </w:r>
+    </w:p>
+    <w:p>
+      <w:pPr>
+        <w:spacing w:line="276" w:lineRule="auto" w:after="120"/>
         <w:ind w:firstLine="567"/>
       </w:pPr>
       <w:r>
@@ -5586,6 +5726,20 @@
     <w:p>
       <w:pPr>
         <w:spacing w:line="276" w:lineRule="auto" w:after="120"/>
+        <w:ind w:firstLine="0"/>
+      </w:pPr>
+      <w:r>
+        <w:rPr>
+          <w:rFonts w:ascii="Times New Roman" w:hAnsi="Times New Roman" w:eastAsia="Times New Roman"/>
+          <w:color w:val="000000"/>
+          <w:sz w:val="24"/>
+        </w:rPr>
+        <w:t>Người thực hiện</w:t>
+      </w:r>
+    </w:p>
+    <w:p>
+      <w:pPr>
+        <w:spacing w:line="276" w:lineRule="auto" w:after="120"/>
         <w:ind w:firstLine="567"/>
       </w:pPr>
       <w:r>
@@ -5595,6 +5749,20 @@
           <w:sz w:val="24"/>
         </w:rPr>
         <w:t>: Quản trị viên.</w:t>
+      </w:r>
+    </w:p>
+    <w:p>
+      <w:pPr>
+        <w:spacing w:line="276" w:lineRule="auto" w:after="120"/>
+        <w:ind w:firstLine="0"/>
+      </w:pPr>
+      <w:r>
+        <w:rPr>
+          <w:rFonts w:ascii="Times New Roman" w:hAnsi="Times New Roman" w:eastAsia="Times New Roman"/>
+          <w:color w:val="000000"/>
+          <w:sz w:val="24"/>
+        </w:rPr>
+        <w:t>Quy trình</w:t>
       </w:r>
     </w:p>
     <w:p>
@@ -5698,6 +5866,20 @@
     <w:p>
       <w:pPr>
         <w:spacing w:line="276" w:lineRule="auto" w:after="120"/>
+        <w:ind w:firstLine="0"/>
+      </w:pPr>
+      <w:r>
+        <w:rPr>
+          <w:rFonts w:ascii="Times New Roman" w:hAnsi="Times New Roman" w:eastAsia="Times New Roman"/>
+          <w:color w:val="000000"/>
+          <w:sz w:val="24"/>
+        </w:rPr>
+        <w:t>sửa</w:t>
+      </w:r>
+    </w:p>
+    <w:p>
+      <w:pPr>
+        <w:spacing w:line="276" w:lineRule="auto" w:after="120"/>
         <w:ind w:firstLine="567"/>
       </w:pPr>
       <w:r>
@@ -5712,6 +5894,20 @@
     <w:p>
       <w:pPr>
         <w:spacing w:line="276" w:lineRule="auto" w:after="120"/>
+        <w:ind w:firstLine="0"/>
+      </w:pPr>
+      <w:r>
+        <w:rPr>
+          <w:rFonts w:ascii="Times New Roman" w:hAnsi="Times New Roman" w:eastAsia="Times New Roman"/>
+          <w:color w:val="000000"/>
+          <w:sz w:val="24"/>
+        </w:rPr>
+        <w:t>khóa/mở</w:t>
+      </w:r>
+    </w:p>
+    <w:p>
+      <w:pPr>
+        <w:spacing w:line="276" w:lineRule="auto" w:after="120"/>
         <w:ind w:firstLine="567"/>
       </w:pPr>
       <w:r>
@@ -5726,6 +5922,20 @@
     <w:p>
       <w:pPr>
         <w:spacing w:line="276" w:lineRule="auto" w:after="120"/>
+        <w:ind w:firstLine="0"/>
+      </w:pPr>
+      <w:r>
+        <w:rPr>
+          <w:rFonts w:ascii="Times New Roman" w:hAnsi="Times New Roman" w:eastAsia="Times New Roman"/>
+          <w:color w:val="000000"/>
+          <w:sz w:val="24"/>
+        </w:rPr>
+        <w:t>tìm kiếm</w:t>
+      </w:r>
+    </w:p>
+    <w:p>
+      <w:pPr>
+        <w:spacing w:line="276" w:lineRule="auto" w:after="120"/>
         <w:ind w:firstLine="567"/>
       </w:pPr>
       <w:r>
@@ -5768,6 +5978,20 @@
     <w:p>
       <w:pPr>
         <w:spacing w:line="276" w:lineRule="auto" w:after="120"/>
+        <w:ind w:firstLine="0"/>
+      </w:pPr>
+      <w:r>
+        <w:rPr>
+          <w:rFonts w:ascii="Times New Roman" w:hAnsi="Times New Roman" w:eastAsia="Times New Roman"/>
+          <w:color w:val="000000"/>
+          <w:sz w:val="24"/>
+        </w:rPr>
+        <w:t>Dữ liệu liên quan</w:t>
+      </w:r>
+    </w:p>
+    <w:p>
+      <w:pPr>
+        <w:spacing w:line="276" w:lineRule="auto" w:after="120"/>
         <w:ind w:firstLine="567"/>
       </w:pPr>
       <w:r>
@@ -5782,6 +6006,20 @@
     <w:p>
       <w:pPr>
         <w:spacing w:line="276" w:lineRule="auto" w:after="120"/>
+        <w:ind w:firstLine="0"/>
+      </w:pPr>
+      <w:r>
+        <w:rPr>
+          <w:rFonts w:ascii="Times New Roman" w:hAnsi="Times New Roman" w:eastAsia="Times New Roman"/>
+          <w:color w:val="000000"/>
+          <w:sz w:val="24"/>
+        </w:rPr>
+        <w:t>NguoiDung</w:t>
+      </w:r>
+    </w:p>
+    <w:p>
+      <w:pPr>
+        <w:spacing w:line="276" w:lineRule="auto" w:after="120"/>
         <w:ind w:firstLine="567"/>
       </w:pPr>
       <w:r>
@@ -5796,6 +6034,20 @@
     <w:p>
       <w:pPr>
         <w:spacing w:line="276" w:lineRule="auto" w:after="120"/>
+        <w:ind w:firstLine="0"/>
+      </w:pPr>
+      <w:r>
+        <w:rPr>
+          <w:rFonts w:ascii="Times New Roman" w:hAnsi="Times New Roman" w:eastAsia="Times New Roman"/>
+          <w:color w:val="000000"/>
+          <w:sz w:val="24"/>
+        </w:rPr>
+        <w:t>Use case tiêu biểu</w:t>
+      </w:r>
+    </w:p>
+    <w:p>
+      <w:pPr>
+        <w:spacing w:line="276" w:lineRule="auto" w:after="120"/>
         <w:ind w:firstLine="567"/>
       </w:pPr>
       <w:r>
@@ -5824,6 +6076,20 @@
     <w:p>
       <w:pPr>
         <w:spacing w:line="276" w:lineRule="auto" w:after="120"/>
+        <w:ind w:firstLine="0"/>
+      </w:pPr>
+      <w:r>
+        <w:rPr>
+          <w:rFonts w:ascii="Times New Roman" w:hAnsi="Times New Roman" w:eastAsia="Times New Roman"/>
+          <w:color w:val="000000"/>
+          <w:sz w:val="24"/>
+        </w:rPr>
+        <w:t>Mô tả</w:t>
+      </w:r>
+    </w:p>
+    <w:p>
+      <w:pPr>
+        <w:spacing w:line="276" w:lineRule="auto" w:after="120"/>
         <w:ind w:firstLine="567"/>
       </w:pPr>
       <w:r>
@@ -5838,6 +6104,20 @@
     <w:p>
       <w:pPr>
         <w:spacing w:line="276" w:lineRule="auto" w:after="120"/>
+        <w:ind w:firstLine="0"/>
+      </w:pPr>
+      <w:r>
+        <w:rPr>
+          <w:rFonts w:ascii="Times New Roman" w:hAnsi="Times New Roman" w:eastAsia="Times New Roman"/>
+          <w:color w:val="000000"/>
+          <w:sz w:val="24"/>
+        </w:rPr>
+        <w:t>Người thực hiện</w:t>
+      </w:r>
+    </w:p>
+    <w:p>
+      <w:pPr>
+        <w:spacing w:line="276" w:lineRule="auto" w:after="120"/>
         <w:ind w:firstLine="567"/>
       </w:pPr>
       <w:r>
@@ -5847,6 +6127,20 @@
           <w:sz w:val="24"/>
         </w:rPr>
         <w:t>: Nhân viên kho, Quản lý kho.</w:t>
+      </w:r>
+    </w:p>
+    <w:p>
+      <w:pPr>
+        <w:spacing w:line="276" w:lineRule="auto" w:after="120"/>
+        <w:ind w:firstLine="0"/>
+      </w:pPr>
+      <w:r>
+        <w:rPr>
+          <w:rFonts w:ascii="Times New Roman" w:hAnsi="Times New Roman" w:eastAsia="Times New Roman"/>
+          <w:color w:val="000000"/>
+          <w:sz w:val="24"/>
+        </w:rPr>
+        <w:t>Quy trình</w:t>
       </w:r>
     </w:p>
     <w:p>
@@ -5922,6 +6216,20 @@
     <w:p>
       <w:pPr>
         <w:spacing w:line="276" w:lineRule="auto" w:after="120"/>
+        <w:ind w:firstLine="0"/>
+      </w:pPr>
+      <w:r>
+        <w:rPr>
+          <w:rFonts w:ascii="Times New Roman" w:hAnsi="Times New Roman" w:eastAsia="Times New Roman"/>
+          <w:color w:val="000000"/>
+          <w:sz w:val="24"/>
+        </w:rPr>
+        <w:t>Dữ liệu liên quan</w:t>
+      </w:r>
+    </w:p>
+    <w:p>
+      <w:pPr>
+        <w:spacing w:line="276" w:lineRule="auto" w:after="120"/>
         <w:ind w:firstLine="567"/>
       </w:pPr>
       <w:r>
@@ -5936,6 +6244,20 @@
     <w:p>
       <w:pPr>
         <w:spacing w:line="276" w:lineRule="auto" w:after="120"/>
+        <w:ind w:firstLine="0"/>
+      </w:pPr>
+      <w:r>
+        <w:rPr>
+          <w:rFonts w:ascii="Times New Roman" w:hAnsi="Times New Roman" w:eastAsia="Times New Roman"/>
+          <w:color w:val="000000"/>
+          <w:sz w:val="24"/>
+        </w:rPr>
+        <w:t>NhaCungCap</w:t>
+      </w:r>
+    </w:p>
+    <w:p>
+      <w:pPr>
+        <w:spacing w:line="276" w:lineRule="auto" w:after="120"/>
         <w:ind w:firstLine="567"/>
       </w:pPr>
       <w:r>
@@ -5950,6 +6272,20 @@
     <w:p>
       <w:pPr>
         <w:spacing w:line="276" w:lineRule="auto" w:after="120"/>
+        <w:ind w:firstLine="0"/>
+      </w:pPr>
+      <w:r>
+        <w:rPr>
+          <w:rFonts w:ascii="Times New Roman" w:hAnsi="Times New Roman" w:eastAsia="Times New Roman"/>
+          <w:color w:val="000000"/>
+          <w:sz w:val="24"/>
+        </w:rPr>
+        <w:t>Use case tiêu biểu</w:t>
+      </w:r>
+    </w:p>
+    <w:p>
+      <w:pPr>
+        <w:spacing w:line="276" w:lineRule="auto" w:after="120"/>
         <w:ind w:firstLine="567"/>
       </w:pPr>
       <w:r>
@@ -5978,6 +6314,20 @@
     <w:p>
       <w:pPr>
         <w:spacing w:line="276" w:lineRule="auto" w:after="120"/>
+        <w:ind w:firstLine="0"/>
+      </w:pPr>
+      <w:r>
+        <w:rPr>
+          <w:rFonts w:ascii="Times New Roman" w:hAnsi="Times New Roman" w:eastAsia="Times New Roman"/>
+          <w:color w:val="000000"/>
+          <w:sz w:val="24"/>
+        </w:rPr>
+        <w:t>Mô tả</w:t>
+      </w:r>
+    </w:p>
+    <w:p>
+      <w:pPr>
+        <w:spacing w:line="276" w:lineRule="auto" w:after="120"/>
         <w:ind w:firstLine="567"/>
       </w:pPr>
       <w:r>
@@ -5992,6 +6342,20 @@
     <w:p>
       <w:pPr>
         <w:spacing w:line="276" w:lineRule="auto" w:after="120"/>
+        <w:ind w:firstLine="0"/>
+      </w:pPr>
+      <w:r>
+        <w:rPr>
+          <w:rFonts w:ascii="Times New Roman" w:hAnsi="Times New Roman" w:eastAsia="Times New Roman"/>
+          <w:color w:val="000000"/>
+          <w:sz w:val="24"/>
+        </w:rPr>
+        <w:t>Người thực hiện</w:t>
+      </w:r>
+    </w:p>
+    <w:p>
+      <w:pPr>
+        <w:spacing w:line="276" w:lineRule="auto" w:after="120"/>
         <w:ind w:firstLine="567"/>
       </w:pPr>
       <w:r>
@@ -6001,6 +6365,20 @@
           <w:sz w:val="24"/>
         </w:rPr>
         <w:t>: Nhân viên kho, Quản lý kho.</w:t>
+      </w:r>
+    </w:p>
+    <w:p>
+      <w:pPr>
+        <w:spacing w:line="276" w:lineRule="auto" w:after="120"/>
+        <w:ind w:firstLine="0"/>
+      </w:pPr>
+      <w:r>
+        <w:rPr>
+          <w:rFonts w:ascii="Times New Roman" w:hAnsi="Times New Roman" w:eastAsia="Times New Roman"/>
+          <w:color w:val="000000"/>
+          <w:sz w:val="24"/>
+        </w:rPr>
+        <w:t>Quy trình</w:t>
       </w:r>
     </w:p>
     <w:p>
@@ -6076,6 +6454,20 @@
     <w:p>
       <w:pPr>
         <w:spacing w:line="276" w:lineRule="auto" w:after="120"/>
+        <w:ind w:firstLine="0"/>
+      </w:pPr>
+      <w:r>
+        <w:rPr>
+          <w:rFonts w:ascii="Times New Roman" w:hAnsi="Times New Roman" w:eastAsia="Times New Roman"/>
+          <w:color w:val="000000"/>
+          <w:sz w:val="24"/>
+        </w:rPr>
+        <w:t>Dữ liệu liên quan</w:t>
+      </w:r>
+    </w:p>
+    <w:p>
+      <w:pPr>
+        <w:spacing w:line="276" w:lineRule="auto" w:after="120"/>
         <w:ind w:firstLine="567"/>
       </w:pPr>
       <w:r>
@@ -6090,6 +6482,20 @@
     <w:p>
       <w:pPr>
         <w:spacing w:line="276" w:lineRule="auto" w:after="120"/>
+        <w:ind w:firstLine="0"/>
+      </w:pPr>
+      <w:r>
+        <w:rPr>
+          <w:rFonts w:ascii="Times New Roman" w:hAnsi="Times New Roman" w:eastAsia="Times New Roman"/>
+          <w:color w:val="000000"/>
+          <w:sz w:val="24"/>
+        </w:rPr>
+        <w:t>KhachHang</w:t>
+      </w:r>
+    </w:p>
+    <w:p>
+      <w:pPr>
+        <w:spacing w:line="276" w:lineRule="auto" w:after="120"/>
         <w:ind w:firstLine="567"/>
       </w:pPr>
       <w:r>
@@ -6104,6 +6510,20 @@
     <w:p>
       <w:pPr>
         <w:spacing w:line="276" w:lineRule="auto" w:after="120"/>
+        <w:ind w:firstLine="0"/>
+      </w:pPr>
+      <w:r>
+        <w:rPr>
+          <w:rFonts w:ascii="Times New Roman" w:hAnsi="Times New Roman" w:eastAsia="Times New Roman"/>
+          <w:color w:val="000000"/>
+          <w:sz w:val="24"/>
+        </w:rPr>
+        <w:t>Use case tiêu biểu</w:t>
+      </w:r>
+    </w:p>
+    <w:p>
+      <w:pPr>
+        <w:spacing w:line="276" w:lineRule="auto" w:after="120"/>
         <w:ind w:firstLine="567"/>
       </w:pPr>
       <w:r>
@@ -6132,6 +6552,20 @@
     <w:p>
       <w:pPr>
         <w:spacing w:line="276" w:lineRule="auto" w:after="120"/>
+        <w:ind w:firstLine="0"/>
+      </w:pPr>
+      <w:r>
+        <w:rPr>
+          <w:rFonts w:ascii="Times New Roman" w:hAnsi="Times New Roman" w:eastAsia="Times New Roman"/>
+          <w:color w:val="000000"/>
+          <w:sz w:val="24"/>
+        </w:rPr>
+        <w:t>Mô tả</w:t>
+      </w:r>
+    </w:p>
+    <w:p>
+      <w:pPr>
+        <w:spacing w:line="276" w:lineRule="auto" w:after="120"/>
         <w:ind w:firstLine="567"/>
       </w:pPr>
       <w:r>
@@ -6146,6 +6580,20 @@
     <w:p>
       <w:pPr>
         <w:spacing w:line="276" w:lineRule="auto" w:after="120"/>
+        <w:ind w:firstLine="0"/>
+      </w:pPr>
+      <w:r>
+        <w:rPr>
+          <w:rFonts w:ascii="Times New Roman" w:hAnsi="Times New Roman" w:eastAsia="Times New Roman"/>
+          <w:color w:val="000000"/>
+          <w:sz w:val="24"/>
+        </w:rPr>
+        <w:t>Người thực hiện</w:t>
+      </w:r>
+    </w:p>
+    <w:p>
+      <w:pPr>
+        <w:spacing w:line="276" w:lineRule="auto" w:after="120"/>
         <w:ind w:firstLine="567"/>
       </w:pPr>
       <w:r>
@@ -6155,6 +6603,20 @@
           <w:sz w:val="24"/>
         </w:rPr>
         <w:t>: Nhân viên kho, Quản lý kho.</w:t>
+      </w:r>
+    </w:p>
+    <w:p>
+      <w:pPr>
+        <w:spacing w:line="276" w:lineRule="auto" w:after="120"/>
+        <w:ind w:firstLine="0"/>
+      </w:pPr>
+      <w:r>
+        <w:rPr>
+          <w:rFonts w:ascii="Times New Roman" w:hAnsi="Times New Roman" w:eastAsia="Times New Roman"/>
+          <w:color w:val="000000"/>
+          <w:sz w:val="24"/>
+        </w:rPr>
+        <w:t>Quy trình thêm hàng hóa</w:t>
       </w:r>
     </w:p>
     <w:p>
@@ -6230,6 +6692,20 @@
     <w:p>
       <w:pPr>
         <w:spacing w:line="276" w:lineRule="auto" w:after="120"/>
+        <w:ind w:firstLine="0"/>
+      </w:pPr>
+      <w:r>
+        <w:rPr>
+          <w:rFonts w:ascii="Times New Roman" w:hAnsi="Times New Roman" w:eastAsia="Times New Roman"/>
+          <w:color w:val="000000"/>
+          <w:sz w:val="24"/>
+        </w:rPr>
+        <w:t>Quy trình tìm kiếm hàng hóa</w:t>
+      </w:r>
+    </w:p>
+    <w:p>
+      <w:pPr>
+        <w:spacing w:line="276" w:lineRule="auto" w:after="120"/>
         <w:ind w:firstLine="567"/>
       </w:pPr>
       <w:r>
@@ -6300,6 +6776,20 @@
     <w:p>
       <w:pPr>
         <w:spacing w:line="276" w:lineRule="auto" w:after="120"/>
+        <w:ind w:firstLine="0"/>
+      </w:pPr>
+      <w:r>
+        <w:rPr>
+          <w:rFonts w:ascii="Times New Roman" w:hAnsi="Times New Roman" w:eastAsia="Times New Roman"/>
+          <w:color w:val="000000"/>
+          <w:sz w:val="24"/>
+        </w:rPr>
+        <w:t>Dữ liệu liên quan</w:t>
+      </w:r>
+    </w:p>
+    <w:p>
+      <w:pPr>
+        <w:spacing w:line="276" w:lineRule="auto" w:after="120"/>
         <w:ind w:firstLine="567"/>
       </w:pPr>
       <w:r>
@@ -6314,6 +6804,20 @@
     <w:p>
       <w:pPr>
         <w:spacing w:line="276" w:lineRule="auto" w:after="120"/>
+        <w:ind w:firstLine="0"/>
+      </w:pPr>
+      <w:r>
+        <w:rPr>
+          <w:rFonts w:ascii="Times New Roman" w:hAnsi="Times New Roman" w:eastAsia="Times New Roman"/>
+          <w:color w:val="000000"/>
+          <w:sz w:val="24"/>
+        </w:rPr>
+        <w:t>HangHoa</w:t>
+      </w:r>
+    </w:p>
+    <w:p>
+      <w:pPr>
+        <w:spacing w:line="276" w:lineRule="auto" w:after="120"/>
         <w:ind w:firstLine="567"/>
       </w:pPr>
       <w:r>
@@ -6328,6 +6832,20 @@
     <w:p>
       <w:pPr>
         <w:spacing w:line="276" w:lineRule="auto" w:after="120"/>
+        <w:ind w:firstLine="0"/>
+      </w:pPr>
+      <w:r>
+        <w:rPr>
+          <w:rFonts w:ascii="Times New Roman" w:hAnsi="Times New Roman" w:eastAsia="Times New Roman"/>
+          <w:color w:val="000000"/>
+          <w:sz w:val="24"/>
+        </w:rPr>
+        <w:t>NhomHangHoa</w:t>
+      </w:r>
+    </w:p>
+    <w:p>
+      <w:pPr>
+        <w:spacing w:line="276" w:lineRule="auto" w:after="120"/>
         <w:ind w:firstLine="567"/>
       </w:pPr>
       <w:r>
@@ -6342,6 +6860,20 @@
     <w:p>
       <w:pPr>
         <w:spacing w:line="276" w:lineRule="auto" w:after="120"/>
+        <w:ind w:firstLine="0"/>
+      </w:pPr>
+      <w:r>
+        <w:rPr>
+          <w:rFonts w:ascii="Times New Roman" w:hAnsi="Times New Roman" w:eastAsia="Times New Roman"/>
+          <w:color w:val="000000"/>
+          <w:sz w:val="24"/>
+        </w:rPr>
+        <w:t>DonViTinh</w:t>
+      </w:r>
+    </w:p>
+    <w:p>
+      <w:pPr>
+        <w:spacing w:line="276" w:lineRule="auto" w:after="120"/>
         <w:ind w:firstLine="567"/>
       </w:pPr>
       <w:r>
@@ -6356,6 +6888,20 @@
     <w:p>
       <w:pPr>
         <w:spacing w:line="276" w:lineRule="auto" w:after="120"/>
+        <w:ind w:firstLine="0"/>
+      </w:pPr>
+      <w:r>
+        <w:rPr>
+          <w:rFonts w:ascii="Times New Roman" w:hAnsi="Times New Roman" w:eastAsia="Times New Roman"/>
+          <w:color w:val="000000"/>
+          <w:sz w:val="24"/>
+        </w:rPr>
+        <w:t>TonKho</w:t>
+      </w:r>
+    </w:p>
+    <w:p>
+      <w:pPr>
+        <w:spacing w:line="276" w:lineRule="auto" w:after="120"/>
         <w:ind w:firstLine="567"/>
       </w:pPr>
       <w:r>
@@ -6370,6 +6916,20 @@
     <w:p>
       <w:pPr>
         <w:spacing w:line="276" w:lineRule="auto" w:after="120"/>
+        <w:ind w:firstLine="0"/>
+      </w:pPr>
+      <w:r>
+        <w:rPr>
+          <w:rFonts w:ascii="Times New Roman" w:hAnsi="Times New Roman" w:eastAsia="Times New Roman"/>
+          <w:color w:val="000000"/>
+          <w:sz w:val="24"/>
+        </w:rPr>
+        <w:t>Kho</w:t>
+      </w:r>
+    </w:p>
+    <w:p>
+      <w:pPr>
+        <w:spacing w:line="276" w:lineRule="auto" w:after="120"/>
         <w:ind w:firstLine="567"/>
       </w:pPr>
       <w:r>
@@ -6384,6 +6944,20 @@
     <w:p>
       <w:pPr>
         <w:spacing w:line="276" w:lineRule="auto" w:after="120"/>
+        <w:ind w:firstLine="0"/>
+      </w:pPr>
+      <w:r>
+        <w:rPr>
+          <w:rFonts w:ascii="Times New Roman" w:hAnsi="Times New Roman" w:eastAsia="Times New Roman"/>
+          <w:color w:val="000000"/>
+          <w:sz w:val="24"/>
+        </w:rPr>
+        <w:t>Use case tiêu biểu</w:t>
+      </w:r>
+    </w:p>
+    <w:p>
+      <w:pPr>
+        <w:spacing w:line="276" w:lineRule="auto" w:after="120"/>
         <w:ind w:firstLine="567"/>
       </w:pPr>
       <w:r>
@@ -6412,6 +6986,20 @@
     <w:p>
       <w:pPr>
         <w:spacing w:line="276" w:lineRule="auto" w:after="120"/>
+        <w:ind w:firstLine="0"/>
+      </w:pPr>
+      <w:r>
+        <w:rPr>
+          <w:rFonts w:ascii="Times New Roman" w:hAnsi="Times New Roman" w:eastAsia="Times New Roman"/>
+          <w:color w:val="000000"/>
+          <w:sz w:val="24"/>
+        </w:rPr>
+        <w:t>Mô tả</w:t>
+      </w:r>
+    </w:p>
+    <w:p>
+      <w:pPr>
+        <w:spacing w:line="276" w:lineRule="auto" w:after="120"/>
         <w:ind w:firstLine="567"/>
       </w:pPr>
       <w:r>
@@ -6426,6 +7014,20 @@
     <w:p>
       <w:pPr>
         <w:spacing w:line="276" w:lineRule="auto" w:after="120"/>
+        <w:ind w:firstLine="0"/>
+      </w:pPr>
+      <w:r>
+        <w:rPr>
+          <w:rFonts w:ascii="Times New Roman" w:hAnsi="Times New Roman" w:eastAsia="Times New Roman"/>
+          <w:color w:val="000000"/>
+          <w:sz w:val="24"/>
+        </w:rPr>
+        <w:t>Người thực hiện</w:t>
+      </w:r>
+    </w:p>
+    <w:p>
+      <w:pPr>
+        <w:spacing w:line="276" w:lineRule="auto" w:after="120"/>
         <w:ind w:firstLine="567"/>
       </w:pPr>
       <w:r>
@@ -6435,6 +7037,20 @@
           <w:sz w:val="24"/>
         </w:rPr>
         <w:t>: Quản lý kho, Quản trị viên.</w:t>
+      </w:r>
+    </w:p>
+    <w:p>
+      <w:pPr>
+        <w:spacing w:line="276" w:lineRule="auto" w:after="120"/>
+        <w:ind w:firstLine="0"/>
+      </w:pPr>
+      <w:r>
+        <w:rPr>
+          <w:rFonts w:ascii="Times New Roman" w:hAnsi="Times New Roman" w:eastAsia="Times New Roman"/>
+          <w:color w:val="000000"/>
+          <w:sz w:val="24"/>
+        </w:rPr>
+        <w:t>Quy trình</w:t>
       </w:r>
     </w:p>
     <w:p>
@@ -6524,6 +7140,20 @@
     <w:p>
       <w:pPr>
         <w:spacing w:line="276" w:lineRule="auto" w:after="120"/>
+        <w:ind w:firstLine="0"/>
+      </w:pPr>
+      <w:r>
+        <w:rPr>
+          <w:rFonts w:ascii="Times New Roman" w:hAnsi="Times New Roman" w:eastAsia="Times New Roman"/>
+          <w:color w:val="000000"/>
+          <w:sz w:val="24"/>
+        </w:rPr>
+        <w:t>Dữ liệu liên quan</w:t>
+      </w:r>
+    </w:p>
+    <w:p>
+      <w:pPr>
+        <w:spacing w:line="276" w:lineRule="auto" w:after="120"/>
         <w:ind w:firstLine="567"/>
       </w:pPr>
       <w:r>
@@ -6538,6 +7168,20 @@
     <w:p>
       <w:pPr>
         <w:spacing w:line="276" w:lineRule="auto" w:after="120"/>
+        <w:ind w:firstLine="0"/>
+      </w:pPr>
+      <w:r>
+        <w:rPr>
+          <w:rFonts w:ascii="Times New Roman" w:hAnsi="Times New Roman" w:eastAsia="Times New Roman"/>
+          <w:color w:val="000000"/>
+          <w:sz w:val="24"/>
+        </w:rPr>
+        <w:t>Kho</w:t>
+      </w:r>
+    </w:p>
+    <w:p>
+      <w:pPr>
+        <w:spacing w:line="276" w:lineRule="auto" w:after="120"/>
         <w:ind w:firstLine="567"/>
       </w:pPr>
       <w:r>
@@ -6552,6 +7196,20 @@
     <w:p>
       <w:pPr>
         <w:spacing w:line="276" w:lineRule="auto" w:after="120"/>
+        <w:ind w:firstLine="0"/>
+      </w:pPr>
+      <w:r>
+        <w:rPr>
+          <w:rFonts w:ascii="Times New Roman" w:hAnsi="Times New Roman" w:eastAsia="Times New Roman"/>
+          <w:color w:val="000000"/>
+          <w:sz w:val="24"/>
+        </w:rPr>
+        <w:t>TonKho</w:t>
+      </w:r>
+    </w:p>
+    <w:p>
+      <w:pPr>
+        <w:spacing w:line="276" w:lineRule="auto" w:after="120"/>
         <w:ind w:firstLine="567"/>
       </w:pPr>
       <w:r>
@@ -6566,6 +7224,20 @@
     <w:p>
       <w:pPr>
         <w:spacing w:line="276" w:lineRule="auto" w:after="120"/>
+        <w:ind w:firstLine="0"/>
+      </w:pPr>
+      <w:r>
+        <w:rPr>
+          <w:rFonts w:ascii="Times New Roman" w:hAnsi="Times New Roman" w:eastAsia="Times New Roman"/>
+          <w:color w:val="000000"/>
+          <w:sz w:val="24"/>
+        </w:rPr>
+        <w:t>HangHoa</w:t>
+      </w:r>
+    </w:p>
+    <w:p>
+      <w:pPr>
+        <w:spacing w:line="276" w:lineRule="auto" w:after="120"/>
         <w:ind w:firstLine="567"/>
       </w:pPr>
       <w:r>
@@ -6580,6 +7252,20 @@
     <w:p>
       <w:pPr>
         <w:spacing w:line="276" w:lineRule="auto" w:after="120"/>
+        <w:ind w:firstLine="0"/>
+      </w:pPr>
+      <w:r>
+        <w:rPr>
+          <w:rFonts w:ascii="Times New Roman" w:hAnsi="Times New Roman" w:eastAsia="Times New Roman"/>
+          <w:color w:val="000000"/>
+          <w:sz w:val="24"/>
+        </w:rPr>
+        <w:t>Use case tiêu biểu</w:t>
+      </w:r>
+    </w:p>
+    <w:p>
+      <w:pPr>
+        <w:spacing w:line="276" w:lineRule="auto" w:after="120"/>
         <w:ind w:firstLine="567"/>
       </w:pPr>
       <w:r>
@@ -6608,6 +7294,20 @@
     <w:p>
       <w:pPr>
         <w:spacing w:line="276" w:lineRule="auto" w:after="120"/>
+        <w:ind w:firstLine="0"/>
+      </w:pPr>
+      <w:r>
+        <w:rPr>
+          <w:rFonts w:ascii="Times New Roman" w:hAnsi="Times New Roman" w:eastAsia="Times New Roman"/>
+          <w:color w:val="000000"/>
+          <w:sz w:val="24"/>
+        </w:rPr>
+        <w:t>Mô tả</w:t>
+      </w:r>
+    </w:p>
+    <w:p>
+      <w:pPr>
+        <w:spacing w:line="276" w:lineRule="auto" w:after="120"/>
         <w:ind w:firstLine="567"/>
       </w:pPr>
       <w:r>
@@ -6622,6 +7322,20 @@
     <w:p>
       <w:pPr>
         <w:spacing w:line="276" w:lineRule="auto" w:after="120"/>
+        <w:ind w:firstLine="0"/>
+      </w:pPr>
+      <w:r>
+        <w:rPr>
+          <w:rFonts w:ascii="Times New Roman" w:hAnsi="Times New Roman" w:eastAsia="Times New Roman"/>
+          <w:color w:val="000000"/>
+          <w:sz w:val="24"/>
+        </w:rPr>
+        <w:t>phiếu nhập kho</w:t>
+      </w:r>
+    </w:p>
+    <w:p>
+      <w:pPr>
+        <w:spacing w:line="276" w:lineRule="auto" w:after="120"/>
         <w:ind w:firstLine="567"/>
       </w:pPr>
       <w:r>
@@ -6636,6 +7350,20 @@
     <w:p>
       <w:pPr>
         <w:spacing w:line="276" w:lineRule="auto" w:after="120"/>
+        <w:ind w:firstLine="0"/>
+      </w:pPr>
+      <w:r>
+        <w:rPr>
+          <w:rFonts w:ascii="Times New Roman" w:hAnsi="Times New Roman" w:eastAsia="Times New Roman"/>
+          <w:color w:val="000000"/>
+          <w:sz w:val="24"/>
+        </w:rPr>
+        <w:t>duyệt</w:t>
+      </w:r>
+    </w:p>
+    <w:p>
+      <w:pPr>
+        <w:spacing w:line="276" w:lineRule="auto" w:after="120"/>
         <w:ind w:firstLine="567"/>
       </w:pPr>
       <w:r>
@@ -6650,6 +7378,20 @@
     <w:p>
       <w:pPr>
         <w:spacing w:line="276" w:lineRule="auto" w:after="120"/>
+        <w:ind w:firstLine="0"/>
+      </w:pPr>
+      <w:r>
+        <w:rPr>
+          <w:rFonts w:ascii="Times New Roman" w:hAnsi="Times New Roman" w:eastAsia="Times New Roman"/>
+          <w:color w:val="000000"/>
+          <w:sz w:val="24"/>
+        </w:rPr>
+        <w:t>tăng tồn kho</w:t>
+      </w:r>
+    </w:p>
+    <w:p>
+      <w:pPr>
+        <w:spacing w:line="276" w:lineRule="auto" w:after="120"/>
         <w:ind w:firstLine="567"/>
       </w:pPr>
       <w:r>
@@ -6664,6 +7406,20 @@
     <w:p>
       <w:pPr>
         <w:spacing w:line="276" w:lineRule="auto" w:after="120"/>
+        <w:ind w:firstLine="0"/>
+      </w:pPr>
+      <w:r>
+        <w:rPr>
+          <w:rFonts w:ascii="Times New Roman" w:hAnsi="Times New Roman" w:eastAsia="Times New Roman"/>
+          <w:color w:val="000000"/>
+          <w:sz w:val="24"/>
+        </w:rPr>
+        <w:t>Người thực hiện</w:t>
+      </w:r>
+    </w:p>
+    <w:p>
+      <w:pPr>
+        <w:spacing w:line="276" w:lineRule="auto" w:after="120"/>
         <w:ind w:firstLine="567"/>
       </w:pPr>
       <w:r>
@@ -6673,6 +7429,20 @@
           <w:sz w:val="24"/>
         </w:rPr>
         <w:t>: Nhân viên kho (lập phiếu); Quản lý kho (duyệt phiếu).</w:t>
+      </w:r>
+    </w:p>
+    <w:p>
+      <w:pPr>
+        <w:spacing w:line="276" w:lineRule="auto" w:after="120"/>
+        <w:ind w:firstLine="0"/>
+      </w:pPr>
+      <w:r>
+        <w:rPr>
+          <w:rFonts w:ascii="Times New Roman" w:hAnsi="Times New Roman" w:eastAsia="Times New Roman"/>
+          <w:color w:val="000000"/>
+          <w:sz w:val="24"/>
+        </w:rPr>
+        <w:t>Quy trình</w:t>
       </w:r>
     </w:p>
     <w:p>
@@ -6790,6 +7560,20 @@
     <w:p>
       <w:pPr>
         <w:spacing w:line="276" w:lineRule="auto" w:after="120"/>
+        <w:ind w:firstLine="0"/>
+      </w:pPr>
+      <w:r>
+        <w:rPr>
+          <w:rFonts w:ascii="Times New Roman" w:hAnsi="Times New Roman" w:eastAsia="Times New Roman"/>
+          <w:color w:val="000000"/>
+          <w:sz w:val="24"/>
+        </w:rPr>
+        <w:t>Dữ liệu liên quan</w:t>
+      </w:r>
+    </w:p>
+    <w:p>
+      <w:pPr>
+        <w:spacing w:line="276" w:lineRule="auto" w:after="120"/>
         <w:ind w:firstLine="567"/>
       </w:pPr>
       <w:r>
@@ -6804,6 +7588,20 @@
     <w:p>
       <w:pPr>
         <w:spacing w:line="276" w:lineRule="auto" w:after="120"/>
+        <w:ind w:firstLine="0"/>
+      </w:pPr>
+      <w:r>
+        <w:rPr>
+          <w:rFonts w:ascii="Times New Roman" w:hAnsi="Times New Roman" w:eastAsia="Times New Roman"/>
+          <w:color w:val="000000"/>
+          <w:sz w:val="24"/>
+        </w:rPr>
+        <w:t>PhieuNhapKho</w:t>
+      </w:r>
+    </w:p>
+    <w:p>
+      <w:pPr>
+        <w:spacing w:line="276" w:lineRule="auto" w:after="120"/>
         <w:ind w:firstLine="567"/>
       </w:pPr>
       <w:r>
@@ -6818,6 +7616,20 @@
     <w:p>
       <w:pPr>
         <w:spacing w:line="276" w:lineRule="auto" w:after="120"/>
+        <w:ind w:firstLine="0"/>
+      </w:pPr>
+      <w:r>
+        <w:rPr>
+          <w:rFonts w:ascii="Times New Roman" w:hAnsi="Times New Roman" w:eastAsia="Times New Roman"/>
+          <w:color w:val="000000"/>
+          <w:sz w:val="24"/>
+        </w:rPr>
+        <w:t>ChiTietPhieuNhap</w:t>
+      </w:r>
+    </w:p>
+    <w:p>
+      <w:pPr>
+        <w:spacing w:line="276" w:lineRule="auto" w:after="120"/>
         <w:ind w:firstLine="567"/>
       </w:pPr>
       <w:r>
@@ -6832,6 +7644,20 @@
     <w:p>
       <w:pPr>
         <w:spacing w:line="276" w:lineRule="auto" w:after="120"/>
+        <w:ind w:firstLine="0"/>
+      </w:pPr>
+      <w:r>
+        <w:rPr>
+          <w:rFonts w:ascii="Times New Roman" w:hAnsi="Times New Roman" w:eastAsia="Times New Roman"/>
+          <w:color w:val="000000"/>
+          <w:sz w:val="24"/>
+        </w:rPr>
+        <w:t>TonKho</w:t>
+      </w:r>
+    </w:p>
+    <w:p>
+      <w:pPr>
+        <w:spacing w:line="276" w:lineRule="auto" w:after="120"/>
         <w:ind w:firstLine="567"/>
       </w:pPr>
       <w:r>
@@ -6846,6 +7672,20 @@
     <w:p>
       <w:pPr>
         <w:spacing w:line="276" w:lineRule="auto" w:after="120"/>
+        <w:ind w:firstLine="0"/>
+      </w:pPr>
+      <w:r>
+        <w:rPr>
+          <w:rFonts w:ascii="Times New Roman" w:hAnsi="Times New Roman" w:eastAsia="Times New Roman"/>
+          <w:color w:val="000000"/>
+          <w:sz w:val="24"/>
+        </w:rPr>
+        <w:t>NhaCungCap</w:t>
+      </w:r>
+    </w:p>
+    <w:p>
+      <w:pPr>
+        <w:spacing w:line="276" w:lineRule="auto" w:after="120"/>
         <w:ind w:firstLine="567"/>
       </w:pPr>
       <w:r>
@@ -6860,6 +7700,20 @@
     <w:p>
       <w:pPr>
         <w:spacing w:line="276" w:lineRule="auto" w:after="120"/>
+        <w:ind w:firstLine="0"/>
+      </w:pPr>
+      <w:r>
+        <w:rPr>
+          <w:rFonts w:ascii="Times New Roman" w:hAnsi="Times New Roman" w:eastAsia="Times New Roman"/>
+          <w:color w:val="000000"/>
+          <w:sz w:val="24"/>
+        </w:rPr>
+        <w:t>Kho</w:t>
+      </w:r>
+    </w:p>
+    <w:p>
+      <w:pPr>
+        <w:spacing w:line="276" w:lineRule="auto" w:after="120"/>
         <w:ind w:firstLine="567"/>
       </w:pPr>
       <w:r>
@@ -6874,6 +7728,20 @@
     <w:p>
       <w:pPr>
         <w:spacing w:line="276" w:lineRule="auto" w:after="120"/>
+        <w:ind w:firstLine="0"/>
+      </w:pPr>
+      <w:r>
+        <w:rPr>
+          <w:rFonts w:ascii="Times New Roman" w:hAnsi="Times New Roman" w:eastAsia="Times New Roman"/>
+          <w:color w:val="000000"/>
+          <w:sz w:val="24"/>
+        </w:rPr>
+        <w:t>HangHoa</w:t>
+      </w:r>
+    </w:p>
+    <w:p>
+      <w:pPr>
+        <w:spacing w:line="276" w:lineRule="auto" w:after="120"/>
         <w:ind w:firstLine="567"/>
       </w:pPr>
       <w:r>
@@ -6888,6 +7756,20 @@
     <w:p>
       <w:pPr>
         <w:spacing w:line="276" w:lineRule="auto" w:after="120"/>
+        <w:ind w:firstLine="0"/>
+      </w:pPr>
+      <w:r>
+        <w:rPr>
+          <w:rFonts w:ascii="Times New Roman" w:hAnsi="Times New Roman" w:eastAsia="Times New Roman"/>
+          <w:color w:val="000000"/>
+          <w:sz w:val="24"/>
+        </w:rPr>
+        <w:t>LichSuThaoTac</w:t>
+      </w:r>
+    </w:p>
+    <w:p>
+      <w:pPr>
+        <w:spacing w:line="276" w:lineRule="auto" w:after="120"/>
         <w:ind w:firstLine="567"/>
       </w:pPr>
       <w:r>
@@ -6902,6 +7784,20 @@
     <w:p>
       <w:pPr>
         <w:spacing w:line="276" w:lineRule="auto" w:after="120"/>
+        <w:ind w:firstLine="0"/>
+      </w:pPr>
+      <w:r>
+        <w:rPr>
+          <w:rFonts w:ascii="Times New Roman" w:hAnsi="Times New Roman" w:eastAsia="Times New Roman"/>
+          <w:color w:val="000000"/>
+          <w:sz w:val="24"/>
+        </w:rPr>
+        <w:t>Use case tiêu biểu</w:t>
+      </w:r>
+    </w:p>
+    <w:p>
+      <w:pPr>
+        <w:spacing w:line="276" w:lineRule="auto" w:after="120"/>
         <w:ind w:firstLine="567"/>
       </w:pPr>
       <w:r>
@@ -6930,6 +7826,20 @@
     <w:p>
       <w:pPr>
         <w:spacing w:line="276" w:lineRule="auto" w:after="120"/>
+        <w:ind w:firstLine="0"/>
+      </w:pPr>
+      <w:r>
+        <w:rPr>
+          <w:rFonts w:ascii="Times New Roman" w:hAnsi="Times New Roman" w:eastAsia="Times New Roman"/>
+          <w:color w:val="000000"/>
+          <w:sz w:val="24"/>
+        </w:rPr>
+        <w:t>Mô tả</w:t>
+      </w:r>
+    </w:p>
+    <w:p>
+      <w:pPr>
+        <w:spacing w:line="276" w:lineRule="auto" w:after="120"/>
         <w:ind w:firstLine="567"/>
       </w:pPr>
       <w:r>
@@ -6944,6 +7854,20 @@
     <w:p>
       <w:pPr>
         <w:spacing w:line="276" w:lineRule="auto" w:after="120"/>
+        <w:ind w:firstLine="0"/>
+      </w:pPr>
+      <w:r>
+        <w:rPr>
+          <w:rFonts w:ascii="Times New Roman" w:hAnsi="Times New Roman" w:eastAsia="Times New Roman"/>
+          <w:color w:val="000000"/>
+          <w:sz w:val="24"/>
+        </w:rPr>
+        <w:t>phiếu xuất kho</w:t>
+      </w:r>
+    </w:p>
+    <w:p>
+      <w:pPr>
+        <w:spacing w:line="276" w:lineRule="auto" w:after="120"/>
         <w:ind w:firstLine="567"/>
       </w:pPr>
       <w:r>
@@ -6958,6 +7882,20 @@
     <w:p>
       <w:pPr>
         <w:spacing w:line="276" w:lineRule="auto" w:after="120"/>
+        <w:ind w:firstLine="0"/>
+      </w:pPr>
+      <w:r>
+        <w:rPr>
+          <w:rFonts w:ascii="Times New Roman" w:hAnsi="Times New Roman" w:eastAsia="Times New Roman"/>
+          <w:color w:val="000000"/>
+          <w:sz w:val="24"/>
+        </w:rPr>
+        <w:t>kiểm tra tồn đủ</w:t>
+      </w:r>
+    </w:p>
+    <w:p>
+      <w:pPr>
+        <w:spacing w:line="276" w:lineRule="auto" w:after="120"/>
         <w:ind w:firstLine="567"/>
       </w:pPr>
       <w:r>
@@ -6972,6 +7910,20 @@
     <w:p>
       <w:pPr>
         <w:spacing w:line="276" w:lineRule="auto" w:after="120"/>
+        <w:ind w:firstLine="0"/>
+      </w:pPr>
+      <w:r>
+        <w:rPr>
+          <w:rFonts w:ascii="Times New Roman" w:hAnsi="Times New Roman" w:eastAsia="Times New Roman"/>
+          <w:color w:val="000000"/>
+          <w:sz w:val="24"/>
+        </w:rPr>
+        <w:t>giảm</w:t>
+      </w:r>
+    </w:p>
+    <w:p>
+      <w:pPr>
+        <w:spacing w:line="276" w:lineRule="auto" w:after="120"/>
         <w:ind w:firstLine="567"/>
       </w:pPr>
       <w:r>
@@ -6986,6 +7938,20 @@
     <w:p>
       <w:pPr>
         <w:spacing w:line="276" w:lineRule="auto" w:after="120"/>
+        <w:ind w:firstLine="0"/>
+      </w:pPr>
+      <w:r>
+        <w:rPr>
+          <w:rFonts w:ascii="Times New Roman" w:hAnsi="Times New Roman" w:eastAsia="Times New Roman"/>
+          <w:color w:val="000000"/>
+          <w:sz w:val="24"/>
+        </w:rPr>
+        <w:t>Người thực hiện</w:t>
+      </w:r>
+    </w:p>
+    <w:p>
+      <w:pPr>
+        <w:spacing w:line="276" w:lineRule="auto" w:after="120"/>
         <w:ind w:firstLine="567"/>
       </w:pPr>
       <w:r>
@@ -6995,6 +7961,20 @@
           <w:sz w:val="24"/>
         </w:rPr>
         <w:t>: Nhân viên kho (lập phiếu); Quản lý kho (duyệt phiếu).</w:t>
+      </w:r>
+    </w:p>
+    <w:p>
+      <w:pPr>
+        <w:spacing w:line="276" w:lineRule="auto" w:after="120"/>
+        <w:ind w:firstLine="0"/>
+      </w:pPr>
+      <w:r>
+        <w:rPr>
+          <w:rFonts w:ascii="Times New Roman" w:hAnsi="Times New Roman" w:eastAsia="Times New Roman"/>
+          <w:color w:val="000000"/>
+          <w:sz w:val="24"/>
+        </w:rPr>
+        <w:t>Quy trình</w:t>
       </w:r>
     </w:p>
     <w:p>
@@ -7112,6 +8092,20 @@
     <w:p>
       <w:pPr>
         <w:spacing w:line="276" w:lineRule="auto" w:after="120"/>
+        <w:ind w:firstLine="0"/>
+      </w:pPr>
+      <w:r>
+        <w:rPr>
+          <w:rFonts w:ascii="Times New Roman" w:hAnsi="Times New Roman" w:eastAsia="Times New Roman"/>
+          <w:color w:val="000000"/>
+          <w:sz w:val="24"/>
+        </w:rPr>
+        <w:t>Dữ liệu liên quan</w:t>
+      </w:r>
+    </w:p>
+    <w:p>
+      <w:pPr>
+        <w:spacing w:line="276" w:lineRule="auto" w:after="120"/>
         <w:ind w:firstLine="567"/>
       </w:pPr>
       <w:r>
@@ -7126,6 +8120,20 @@
     <w:p>
       <w:pPr>
         <w:spacing w:line="276" w:lineRule="auto" w:after="120"/>
+        <w:ind w:firstLine="0"/>
+      </w:pPr>
+      <w:r>
+        <w:rPr>
+          <w:rFonts w:ascii="Times New Roman" w:hAnsi="Times New Roman" w:eastAsia="Times New Roman"/>
+          <w:color w:val="000000"/>
+          <w:sz w:val="24"/>
+        </w:rPr>
+        <w:t>PhieuXuatKho</w:t>
+      </w:r>
+    </w:p>
+    <w:p>
+      <w:pPr>
+        <w:spacing w:line="276" w:lineRule="auto" w:after="120"/>
         <w:ind w:firstLine="567"/>
       </w:pPr>
       <w:r>
@@ -7140,6 +8148,20 @@
     <w:p>
       <w:pPr>
         <w:spacing w:line="276" w:lineRule="auto" w:after="120"/>
+        <w:ind w:firstLine="0"/>
+      </w:pPr>
+      <w:r>
+        <w:rPr>
+          <w:rFonts w:ascii="Times New Roman" w:hAnsi="Times New Roman" w:eastAsia="Times New Roman"/>
+          <w:color w:val="000000"/>
+          <w:sz w:val="24"/>
+        </w:rPr>
+        <w:t>ChiTietPhieuXuat</w:t>
+      </w:r>
+    </w:p>
+    <w:p>
+      <w:pPr>
+        <w:spacing w:line="276" w:lineRule="auto" w:after="120"/>
         <w:ind w:firstLine="567"/>
       </w:pPr>
       <w:r>
@@ -7154,6 +8176,20 @@
     <w:p>
       <w:pPr>
         <w:spacing w:line="276" w:lineRule="auto" w:after="120"/>
+        <w:ind w:firstLine="0"/>
+      </w:pPr>
+      <w:r>
+        <w:rPr>
+          <w:rFonts w:ascii="Times New Roman" w:hAnsi="Times New Roman" w:eastAsia="Times New Roman"/>
+          <w:color w:val="000000"/>
+          <w:sz w:val="24"/>
+        </w:rPr>
+        <w:t>TonKho</w:t>
+      </w:r>
+    </w:p>
+    <w:p>
+      <w:pPr>
+        <w:spacing w:line="276" w:lineRule="auto" w:after="120"/>
         <w:ind w:firstLine="567"/>
       </w:pPr>
       <w:r>
@@ -7168,6 +8204,20 @@
     <w:p>
       <w:pPr>
         <w:spacing w:line="276" w:lineRule="auto" w:after="120"/>
+        <w:ind w:firstLine="0"/>
+      </w:pPr>
+      <w:r>
+        <w:rPr>
+          <w:rFonts w:ascii="Times New Roman" w:hAnsi="Times New Roman" w:eastAsia="Times New Roman"/>
+          <w:color w:val="000000"/>
+          <w:sz w:val="24"/>
+        </w:rPr>
+        <w:t>KhachHang</w:t>
+      </w:r>
+    </w:p>
+    <w:p>
+      <w:pPr>
+        <w:spacing w:line="276" w:lineRule="auto" w:after="120"/>
         <w:ind w:firstLine="567"/>
       </w:pPr>
       <w:r>
@@ -7182,6 +8232,20 @@
     <w:p>
       <w:pPr>
         <w:spacing w:line="276" w:lineRule="auto" w:after="120"/>
+        <w:ind w:firstLine="0"/>
+      </w:pPr>
+      <w:r>
+        <w:rPr>
+          <w:rFonts w:ascii="Times New Roman" w:hAnsi="Times New Roman" w:eastAsia="Times New Roman"/>
+          <w:color w:val="000000"/>
+          <w:sz w:val="24"/>
+        </w:rPr>
+        <w:t>Kho</w:t>
+      </w:r>
+    </w:p>
+    <w:p>
+      <w:pPr>
+        <w:spacing w:line="276" w:lineRule="auto" w:after="120"/>
         <w:ind w:firstLine="567"/>
       </w:pPr>
       <w:r>
@@ -7196,6 +8260,20 @@
     <w:p>
       <w:pPr>
         <w:spacing w:line="276" w:lineRule="auto" w:after="120"/>
+        <w:ind w:firstLine="0"/>
+      </w:pPr>
+      <w:r>
+        <w:rPr>
+          <w:rFonts w:ascii="Times New Roman" w:hAnsi="Times New Roman" w:eastAsia="Times New Roman"/>
+          <w:color w:val="000000"/>
+          <w:sz w:val="24"/>
+        </w:rPr>
+        <w:t>HangHoa</w:t>
+      </w:r>
+    </w:p>
+    <w:p>
+      <w:pPr>
+        <w:spacing w:line="276" w:lineRule="auto" w:after="120"/>
         <w:ind w:firstLine="567"/>
       </w:pPr>
       <w:r>
@@ -7210,6 +8288,20 @@
     <w:p>
       <w:pPr>
         <w:spacing w:line="276" w:lineRule="auto" w:after="120"/>
+        <w:ind w:firstLine="0"/>
+      </w:pPr>
+      <w:r>
+        <w:rPr>
+          <w:rFonts w:ascii="Times New Roman" w:hAnsi="Times New Roman" w:eastAsia="Times New Roman"/>
+          <w:color w:val="000000"/>
+          <w:sz w:val="24"/>
+        </w:rPr>
+        <w:t>LichSuThaoTac</w:t>
+      </w:r>
+    </w:p>
+    <w:p>
+      <w:pPr>
+        <w:spacing w:line="276" w:lineRule="auto" w:after="120"/>
         <w:ind w:firstLine="567"/>
       </w:pPr>
       <w:r>
@@ -7224,6 +8316,20 @@
     <w:p>
       <w:pPr>
         <w:spacing w:line="276" w:lineRule="auto" w:after="120"/>
+        <w:ind w:firstLine="0"/>
+      </w:pPr>
+      <w:r>
+        <w:rPr>
+          <w:rFonts w:ascii="Times New Roman" w:hAnsi="Times New Roman" w:eastAsia="Times New Roman"/>
+          <w:color w:val="000000"/>
+          <w:sz w:val="24"/>
+        </w:rPr>
+        <w:t>Use case tiêu biểu</w:t>
+      </w:r>
+    </w:p>
+    <w:p>
+      <w:pPr>
+        <w:spacing w:line="276" w:lineRule="auto" w:after="120"/>
         <w:ind w:firstLine="567"/>
       </w:pPr>
       <w:r>
@@ -7252,6 +8358,20 @@
     <w:p>
       <w:pPr>
         <w:spacing w:line="276" w:lineRule="auto" w:after="120"/>
+        <w:ind w:firstLine="0"/>
+      </w:pPr>
+      <w:r>
+        <w:rPr>
+          <w:rFonts w:ascii="Times New Roman" w:hAnsi="Times New Roman" w:eastAsia="Times New Roman"/>
+          <w:color w:val="000000"/>
+          <w:sz w:val="24"/>
+        </w:rPr>
+        <w:t>Mô tả</w:t>
+      </w:r>
+    </w:p>
+    <w:p>
+      <w:pPr>
+        <w:spacing w:line="276" w:lineRule="auto" w:after="120"/>
         <w:ind w:firstLine="567"/>
       </w:pPr>
       <w:r>
@@ -7266,6 +8386,20 @@
     <w:p>
       <w:pPr>
         <w:spacing w:line="276" w:lineRule="auto" w:after="120"/>
+        <w:ind w:firstLine="0"/>
+      </w:pPr>
+      <w:r>
+        <w:rPr>
+          <w:rFonts w:ascii="Times New Roman" w:hAnsi="Times New Roman" w:eastAsia="Times New Roman"/>
+          <w:color w:val="000000"/>
+          <w:sz w:val="24"/>
+        </w:rPr>
+        <w:t>thực tế</w:t>
+      </w:r>
+    </w:p>
+    <w:p>
+      <w:pPr>
+        <w:spacing w:line="276" w:lineRule="auto" w:after="120"/>
         <w:ind w:firstLine="567"/>
       </w:pPr>
       <w:r>
@@ -7280,6 +8414,20 @@
     <w:p>
       <w:pPr>
         <w:spacing w:line="276" w:lineRule="auto" w:after="120"/>
+        <w:ind w:firstLine="0"/>
+      </w:pPr>
+      <w:r>
+        <w:rPr>
+          <w:rFonts w:ascii="Times New Roman" w:hAnsi="Times New Roman" w:eastAsia="Times New Roman"/>
+          <w:color w:val="000000"/>
+          <w:sz w:val="24"/>
+        </w:rPr>
+        <w:t>TonKho</w:t>
+      </w:r>
+    </w:p>
+    <w:p>
+      <w:pPr>
+        <w:spacing w:line="276" w:lineRule="auto" w:after="120"/>
         <w:ind w:firstLine="567"/>
       </w:pPr>
       <w:r>
@@ -7294,6 +8442,20 @@
     <w:p>
       <w:pPr>
         <w:spacing w:line="276" w:lineRule="auto" w:after="120"/>
+        <w:ind w:firstLine="0"/>
+      </w:pPr>
+      <w:r>
+        <w:rPr>
+          <w:rFonts w:ascii="Times New Roman" w:hAnsi="Times New Roman" w:eastAsia="Times New Roman"/>
+          <w:color w:val="000000"/>
+          <w:sz w:val="24"/>
+        </w:rPr>
+        <w:t>Người thực hiện</w:t>
+      </w:r>
+    </w:p>
+    <w:p>
+      <w:pPr>
+        <w:spacing w:line="276" w:lineRule="auto" w:after="120"/>
         <w:ind w:firstLine="567"/>
       </w:pPr>
       <w:r>
@@ -7303,6 +8465,20 @@
           <w:sz w:val="24"/>
         </w:rPr>
         <w:t>: Nhân viên kho (lập phiếu, nhập số thực tế); Quản lý kho (duyệt điều chỉnh).</w:t>
+      </w:r>
+    </w:p>
+    <w:p>
+      <w:pPr>
+        <w:spacing w:line="276" w:lineRule="auto" w:after="120"/>
+        <w:ind w:firstLine="0"/>
+      </w:pPr>
+      <w:r>
+        <w:rPr>
+          <w:rFonts w:ascii="Times New Roman" w:hAnsi="Times New Roman" w:eastAsia="Times New Roman"/>
+          <w:color w:val="000000"/>
+          <w:sz w:val="24"/>
+        </w:rPr>
+        <w:t>Quy trình</w:t>
       </w:r>
     </w:p>
     <w:p>
@@ -7406,6 +8582,20 @@
     <w:p>
       <w:pPr>
         <w:spacing w:line="276" w:lineRule="auto" w:after="120"/>
+        <w:ind w:firstLine="0"/>
+      </w:pPr>
+      <w:r>
+        <w:rPr>
+          <w:rFonts w:ascii="Times New Roman" w:hAnsi="Times New Roman" w:eastAsia="Times New Roman"/>
+          <w:color w:val="000000"/>
+          <w:sz w:val="24"/>
+        </w:rPr>
+        <w:t>Dữ liệu liên quan</w:t>
+      </w:r>
+    </w:p>
+    <w:p>
+      <w:pPr>
+        <w:spacing w:line="276" w:lineRule="auto" w:after="120"/>
         <w:ind w:firstLine="567"/>
       </w:pPr>
       <w:r>
@@ -7420,6 +8610,20 @@
     <w:p>
       <w:pPr>
         <w:spacing w:line="276" w:lineRule="auto" w:after="120"/>
+        <w:ind w:firstLine="0"/>
+      </w:pPr>
+      <w:r>
+        <w:rPr>
+          <w:rFonts w:ascii="Times New Roman" w:hAnsi="Times New Roman" w:eastAsia="Times New Roman"/>
+          <w:color w:val="000000"/>
+          <w:sz w:val="24"/>
+        </w:rPr>
+        <w:t>PhieuKiemKe</w:t>
+      </w:r>
+    </w:p>
+    <w:p>
+      <w:pPr>
+        <w:spacing w:line="276" w:lineRule="auto" w:after="120"/>
         <w:ind w:firstLine="567"/>
       </w:pPr>
       <w:r>
@@ -7434,6 +8638,20 @@
     <w:p>
       <w:pPr>
         <w:spacing w:line="276" w:lineRule="auto" w:after="120"/>
+        <w:ind w:firstLine="0"/>
+      </w:pPr>
+      <w:r>
+        <w:rPr>
+          <w:rFonts w:ascii="Times New Roman" w:hAnsi="Times New Roman" w:eastAsia="Times New Roman"/>
+          <w:color w:val="000000"/>
+          <w:sz w:val="24"/>
+        </w:rPr>
+        <w:t>ChiTietKiemKe</w:t>
+      </w:r>
+    </w:p>
+    <w:p>
+      <w:pPr>
+        <w:spacing w:line="276" w:lineRule="auto" w:after="120"/>
         <w:ind w:firstLine="567"/>
       </w:pPr>
       <w:r>
@@ -7448,6 +8666,20 @@
     <w:p>
       <w:pPr>
         <w:spacing w:line="276" w:lineRule="auto" w:after="120"/>
+        <w:ind w:firstLine="0"/>
+      </w:pPr>
+      <w:r>
+        <w:rPr>
+          <w:rFonts w:ascii="Times New Roman" w:hAnsi="Times New Roman" w:eastAsia="Times New Roman"/>
+          <w:color w:val="000000"/>
+          <w:sz w:val="24"/>
+        </w:rPr>
+        <w:t>TonKho</w:t>
+      </w:r>
+    </w:p>
+    <w:p>
+      <w:pPr>
+        <w:spacing w:line="276" w:lineRule="auto" w:after="120"/>
         <w:ind w:firstLine="567"/>
       </w:pPr>
       <w:r>
@@ -7462,6 +8694,20 @@
     <w:p>
       <w:pPr>
         <w:spacing w:line="276" w:lineRule="auto" w:after="120"/>
+        <w:ind w:firstLine="0"/>
+      </w:pPr>
+      <w:r>
+        <w:rPr>
+          <w:rFonts w:ascii="Times New Roman" w:hAnsi="Times New Roman" w:eastAsia="Times New Roman"/>
+          <w:color w:val="000000"/>
+          <w:sz w:val="24"/>
+        </w:rPr>
+        <w:t>Kho</w:t>
+      </w:r>
+    </w:p>
+    <w:p>
+      <w:pPr>
+        <w:spacing w:line="276" w:lineRule="auto" w:after="120"/>
         <w:ind w:firstLine="567"/>
       </w:pPr>
       <w:r>
@@ -7476,6 +8722,20 @@
     <w:p>
       <w:pPr>
         <w:spacing w:line="276" w:lineRule="auto" w:after="120"/>
+        <w:ind w:firstLine="0"/>
+      </w:pPr>
+      <w:r>
+        <w:rPr>
+          <w:rFonts w:ascii="Times New Roman" w:hAnsi="Times New Roman" w:eastAsia="Times New Roman"/>
+          <w:color w:val="000000"/>
+          <w:sz w:val="24"/>
+        </w:rPr>
+        <w:t>HangHoa</w:t>
+      </w:r>
+    </w:p>
+    <w:p>
+      <w:pPr>
+        <w:spacing w:line="276" w:lineRule="auto" w:after="120"/>
         <w:ind w:firstLine="567"/>
       </w:pPr>
       <w:r>
@@ -7490,6 +8750,20 @@
     <w:p>
       <w:pPr>
         <w:spacing w:line="276" w:lineRule="auto" w:after="120"/>
+        <w:ind w:firstLine="0"/>
+      </w:pPr>
+      <w:r>
+        <w:rPr>
+          <w:rFonts w:ascii="Times New Roman" w:hAnsi="Times New Roman" w:eastAsia="Times New Roman"/>
+          <w:color w:val="000000"/>
+          <w:sz w:val="24"/>
+        </w:rPr>
+        <w:t>LichSuThaoTac</w:t>
+      </w:r>
+    </w:p>
+    <w:p>
+      <w:pPr>
+        <w:spacing w:line="276" w:lineRule="auto" w:after="120"/>
         <w:ind w:firstLine="567"/>
       </w:pPr>
       <w:r>
@@ -7504,6 +8778,20 @@
     <w:p>
       <w:pPr>
         <w:spacing w:line="276" w:lineRule="auto" w:after="120"/>
+        <w:ind w:firstLine="0"/>
+      </w:pPr>
+      <w:r>
+        <w:rPr>
+          <w:rFonts w:ascii="Times New Roman" w:hAnsi="Times New Roman" w:eastAsia="Times New Roman"/>
+          <w:color w:val="000000"/>
+          <w:sz w:val="24"/>
+        </w:rPr>
+        <w:t>Use case tiêu biểu</w:t>
+      </w:r>
+    </w:p>
+    <w:p>
+      <w:pPr>
+        <w:spacing w:line="276" w:lineRule="auto" w:after="120"/>
         <w:ind w:firstLine="567"/>
       </w:pPr>
       <w:r>
@@ -7532,6 +8820,20 @@
     <w:p>
       <w:pPr>
         <w:spacing w:line="276" w:lineRule="auto" w:after="120"/>
+        <w:ind w:firstLine="0"/>
+      </w:pPr>
+      <w:r>
+        <w:rPr>
+          <w:rFonts w:ascii="Times New Roman" w:hAnsi="Times New Roman" w:eastAsia="Times New Roman"/>
+          <w:color w:val="000000"/>
+          <w:sz w:val="24"/>
+        </w:rPr>
+        <w:t>Mô tả</w:t>
+      </w:r>
+    </w:p>
+    <w:p>
+      <w:pPr>
+        <w:spacing w:line="276" w:lineRule="auto" w:after="120"/>
         <w:ind w:firstLine="567"/>
       </w:pPr>
       <w:r>
@@ -7546,6 +8848,20 @@
     <w:p>
       <w:pPr>
         <w:spacing w:line="276" w:lineRule="auto" w:after="120"/>
+        <w:ind w:firstLine="0"/>
+      </w:pPr>
+      <w:r>
+        <w:rPr>
+          <w:rFonts w:ascii="Times New Roman" w:hAnsi="Times New Roman" w:eastAsia="Times New Roman"/>
+          <w:color w:val="000000"/>
+          <w:sz w:val="24"/>
+        </w:rPr>
+        <w:t>báo cáo tồn kho</w:t>
+      </w:r>
+    </w:p>
+    <w:p>
+      <w:pPr>
+        <w:spacing w:line="276" w:lineRule="auto" w:after="120"/>
         <w:ind w:firstLine="567"/>
       </w:pPr>
       <w:r>
@@ -7560,6 +8876,20 @@
     <w:p>
       <w:pPr>
         <w:spacing w:line="276" w:lineRule="auto" w:after="120"/>
+        <w:ind w:firstLine="0"/>
+      </w:pPr>
+      <w:r>
+        <w:rPr>
+          <w:rFonts w:ascii="Times New Roman" w:hAnsi="Times New Roman" w:eastAsia="Times New Roman"/>
+          <w:color w:val="000000"/>
+          <w:sz w:val="24"/>
+        </w:rPr>
+        <w:t>Người thực hiện</w:t>
+      </w:r>
+    </w:p>
+    <w:p>
+      <w:pPr>
+        <w:spacing w:line="276" w:lineRule="auto" w:after="120"/>
         <w:ind w:firstLine="567"/>
       </w:pPr>
       <w:r>
@@ -7569,6 +8899,20 @@
           <w:sz w:val="24"/>
         </w:rPr>
         <w:t>: Quản lý kho, Quản trị viên.</w:t>
+      </w:r>
+    </w:p>
+    <w:p>
+      <w:pPr>
+        <w:spacing w:line="276" w:lineRule="auto" w:after="120"/>
+        <w:ind w:firstLine="0"/>
+      </w:pPr>
+      <w:r>
+        <w:rPr>
+          <w:rFonts w:ascii="Times New Roman" w:hAnsi="Times New Roman" w:eastAsia="Times New Roman"/>
+          <w:color w:val="000000"/>
+          <w:sz w:val="24"/>
+        </w:rPr>
+        <w:t>Quy trình</w:t>
       </w:r>
     </w:p>
     <w:p>
@@ -7644,6 +8988,20 @@
     <w:p>
       <w:pPr>
         <w:spacing w:line="276" w:lineRule="auto" w:after="120"/>
+        <w:ind w:firstLine="0"/>
+      </w:pPr>
+      <w:r>
+        <w:rPr>
+          <w:rFonts w:ascii="Times New Roman" w:hAnsi="Times New Roman" w:eastAsia="Times New Roman"/>
+          <w:color w:val="000000"/>
+          <w:sz w:val="24"/>
+        </w:rPr>
+        <w:t>Dữ liệu liên quan</w:t>
+      </w:r>
+    </w:p>
+    <w:p>
+      <w:pPr>
+        <w:spacing w:line="276" w:lineRule="auto" w:after="120"/>
         <w:ind w:firstLine="567"/>
       </w:pPr>
       <w:r>
@@ -7658,6 +9016,20 @@
     <w:p>
       <w:pPr>
         <w:spacing w:line="276" w:lineRule="auto" w:after="120"/>
+        <w:ind w:firstLine="0"/>
+      </w:pPr>
+      <w:r>
+        <w:rPr>
+          <w:rFonts w:ascii="Times New Roman" w:hAnsi="Times New Roman" w:eastAsia="Times New Roman"/>
+          <w:color w:val="000000"/>
+          <w:sz w:val="24"/>
+        </w:rPr>
+        <w:t>PhieuNhapKho</w:t>
+      </w:r>
+    </w:p>
+    <w:p>
+      <w:pPr>
+        <w:spacing w:line="276" w:lineRule="auto" w:after="120"/>
         <w:ind w:firstLine="567"/>
       </w:pPr>
       <w:r>
@@ -7672,6 +9044,20 @@
     <w:p>
       <w:pPr>
         <w:spacing w:line="276" w:lineRule="auto" w:after="120"/>
+        <w:ind w:firstLine="0"/>
+      </w:pPr>
+      <w:r>
+        <w:rPr>
+          <w:rFonts w:ascii="Times New Roman" w:hAnsi="Times New Roman" w:eastAsia="Times New Roman"/>
+          <w:color w:val="000000"/>
+          <w:sz w:val="24"/>
+        </w:rPr>
+        <w:t>ChiTietPhieuNhap</w:t>
+      </w:r>
+    </w:p>
+    <w:p>
+      <w:pPr>
+        <w:spacing w:line="276" w:lineRule="auto" w:after="120"/>
         <w:ind w:firstLine="567"/>
       </w:pPr>
       <w:r>
@@ -7686,6 +9072,20 @@
     <w:p>
       <w:pPr>
         <w:spacing w:line="276" w:lineRule="auto" w:after="120"/>
+        <w:ind w:firstLine="0"/>
+      </w:pPr>
+      <w:r>
+        <w:rPr>
+          <w:rFonts w:ascii="Times New Roman" w:hAnsi="Times New Roman" w:eastAsia="Times New Roman"/>
+          <w:color w:val="000000"/>
+          <w:sz w:val="24"/>
+        </w:rPr>
+        <w:t>PhieuXuatKho</w:t>
+      </w:r>
+    </w:p>
+    <w:p>
+      <w:pPr>
+        <w:spacing w:line="276" w:lineRule="auto" w:after="120"/>
         <w:ind w:firstLine="567"/>
       </w:pPr>
       <w:r>
@@ -7700,6 +9100,20 @@
     <w:p>
       <w:pPr>
         <w:spacing w:line="276" w:lineRule="auto" w:after="120"/>
+        <w:ind w:firstLine="0"/>
+      </w:pPr>
+      <w:r>
+        <w:rPr>
+          <w:rFonts w:ascii="Times New Roman" w:hAnsi="Times New Roman" w:eastAsia="Times New Roman"/>
+          <w:color w:val="000000"/>
+          <w:sz w:val="24"/>
+        </w:rPr>
+        <w:t>ChiTietPhieuXuat</w:t>
+      </w:r>
+    </w:p>
+    <w:p>
+      <w:pPr>
+        <w:spacing w:line="276" w:lineRule="auto" w:after="120"/>
         <w:ind w:firstLine="567"/>
       </w:pPr>
       <w:r>
@@ -7714,6 +9128,20 @@
     <w:p>
       <w:pPr>
         <w:spacing w:line="276" w:lineRule="auto" w:after="120"/>
+        <w:ind w:firstLine="0"/>
+      </w:pPr>
+      <w:r>
+        <w:rPr>
+          <w:rFonts w:ascii="Times New Roman" w:hAnsi="Times New Roman" w:eastAsia="Times New Roman"/>
+          <w:color w:val="000000"/>
+          <w:sz w:val="24"/>
+        </w:rPr>
+        <w:t>TonKho</w:t>
+      </w:r>
+    </w:p>
+    <w:p>
+      <w:pPr>
+        <w:spacing w:line="276" w:lineRule="auto" w:after="120"/>
         <w:ind w:firstLine="567"/>
       </w:pPr>
       <w:r>
@@ -7728,6 +9156,20 @@
     <w:p>
       <w:pPr>
         <w:spacing w:line="276" w:lineRule="auto" w:after="120"/>
+        <w:ind w:firstLine="0"/>
+      </w:pPr>
+      <w:r>
+        <w:rPr>
+          <w:rFonts w:ascii="Times New Roman" w:hAnsi="Times New Roman" w:eastAsia="Times New Roman"/>
+          <w:color w:val="000000"/>
+          <w:sz w:val="24"/>
+        </w:rPr>
+        <w:t>HangHoa</w:t>
+      </w:r>
+    </w:p>
+    <w:p>
+      <w:pPr>
+        <w:spacing w:line="276" w:lineRule="auto" w:after="120"/>
         <w:ind w:firstLine="567"/>
       </w:pPr>
       <w:r>
@@ -7742,6 +9184,20 @@
     <w:p>
       <w:pPr>
         <w:spacing w:line="276" w:lineRule="auto" w:after="120"/>
+        <w:ind w:firstLine="0"/>
+      </w:pPr>
+      <w:r>
+        <w:rPr>
+          <w:rFonts w:ascii="Times New Roman" w:hAnsi="Times New Roman" w:eastAsia="Times New Roman"/>
+          <w:color w:val="000000"/>
+          <w:sz w:val="24"/>
+        </w:rPr>
+        <w:t>Kho</w:t>
+      </w:r>
+    </w:p>
+    <w:p>
+      <w:pPr>
+        <w:spacing w:line="276" w:lineRule="auto" w:after="120"/>
         <w:ind w:firstLine="567"/>
       </w:pPr>
       <w:r>
@@ -7751,6 +9207,20 @@
           <w:sz w:val="24"/>
         </w:rPr>
         <w:t>.</w:t>
+      </w:r>
+    </w:p>
+    <w:p>
+      <w:pPr>
+        <w:spacing w:line="276" w:lineRule="auto" w:after="120"/>
+        <w:ind w:firstLine="0"/>
+      </w:pPr>
+      <w:r>
+        <w:rPr>
+          <w:rFonts w:ascii="Times New Roman" w:hAnsi="Times New Roman" w:eastAsia="Times New Roman"/>
+          <w:color w:val="000000"/>
+          <w:sz w:val="24"/>
+        </w:rPr>
+        <w:t>Use case tiêu biểu</w:t>
       </w:r>
     </w:p>
     <w:p>
@@ -7882,6 +9352,48 @@
     </w:p>
     <w:p>
       <w:pPr>
+        <w:spacing w:line="276" w:lineRule="auto" w:after="120"/>
+        <w:ind w:firstLine="567"/>
+      </w:pPr>
+      <w:r>
+        <w:rPr>
+          <w:rFonts w:ascii="Times New Roman" w:hAnsi="Times New Roman" w:eastAsia="Times New Roman"/>
+          <w:color w:val="000000"/>
+          <w:sz w:val="24"/>
+        </w:rPr>
+        <w:t>Giải thích sơ đồ: Biểu đồ hoạt động mô tả luồng</w:t>
+      </w:r>
+    </w:p>
+    <w:p>
+      <w:pPr>
+        <w:spacing w:line="276" w:lineRule="auto" w:after="120"/>
+        <w:ind w:firstLine="0"/>
+      </w:pPr>
+      <w:r>
+        <w:rPr>
+          <w:rFonts w:ascii="Times New Roman" w:hAnsi="Times New Roman" w:eastAsia="Times New Roman"/>
+          <w:color w:val="000000"/>
+          <w:sz w:val="24"/>
+        </w:rPr>
+        <w:t>nhập kho</w:t>
+      </w:r>
+    </w:p>
+    <w:p>
+      <w:pPr>
+        <w:spacing w:line="276" w:lineRule="auto" w:after="120"/>
+        <w:ind w:firstLine="567"/>
+      </w:pPr>
+      <w:r>
+        <w:rPr>
+          <w:rFonts w:ascii="Times New Roman" w:hAnsi="Times New Roman" w:eastAsia="Times New Roman"/>
+          <w:color w:val="000000"/>
+          <w:sz w:val="24"/>
+        </w:rPr>
+        <w:t>từ lúc bắt đầu đến kết thúc. Các hình chữ nhật là bước xử lý (lập phiếu, nhập NCC/kho, thêm chi tiết hàng). Hình thoi là điểm quyết định: (1) dữ liệu phiếu có hợp lệ không -- nếu không thì báo lỗi và quay lại nhập; (2) quản lý có duyệt không -- nếu duyệt thì cập nhật tồn kho và in/lưu phiếu, nếu từ chối thì thông báo và có thể lập lại. Mũi tên thể hiện thứ tự thực hiện; nhánh “Không” quay vòng để sửa sai trước khi đi tiếp.</w:t>
+      </w:r>
+    </w:p>
+    <w:p>
+      <w:pPr>
         <w:pStyle w:val="Heading3"/>
       </w:pPr>
       <w:r>
@@ -7953,6 +9465,104 @@
     </w:p>
     <w:p>
       <w:pPr>
+        <w:spacing w:line="276" w:lineRule="auto" w:after="120"/>
+        <w:ind w:firstLine="567"/>
+      </w:pPr>
+      <w:r>
+        <w:rPr>
+          <w:rFonts w:ascii="Times New Roman" w:hAnsi="Times New Roman" w:eastAsia="Times New Roman"/>
+          <w:color w:val="000000"/>
+          <w:sz w:val="24"/>
+        </w:rPr>
+        <w:t>Giải thích sơ đồ: Tương tự nhập kho nhưng gắn nghiệp vụ</w:t>
+      </w:r>
+    </w:p>
+    <w:p>
+      <w:pPr>
+        <w:spacing w:line="276" w:lineRule="auto" w:after="120"/>
+        <w:ind w:firstLine="0"/>
+      </w:pPr>
+      <w:r>
+        <w:rPr>
+          <w:rFonts w:ascii="Times New Roman" w:hAnsi="Times New Roman" w:eastAsia="Times New Roman"/>
+          <w:color w:val="000000"/>
+          <w:sz w:val="24"/>
+        </w:rPr>
+        <w:t>xuất hàng</w:t>
+      </w:r>
+    </w:p>
+    <w:p>
+      <w:pPr>
+        <w:spacing w:line="276" w:lineRule="auto" w:after="120"/>
+        <w:ind w:firstLine="567"/>
+      </w:pPr>
+      <w:r>
+        <w:rPr>
+          <w:rFonts w:ascii="Times New Roman" w:hAnsi="Times New Roman" w:eastAsia="Times New Roman"/>
+          <w:color w:val="000000"/>
+          <w:sz w:val="24"/>
+        </w:rPr>
+        <w:t>. Luồng đi qua lập phiếu, chọn khách/kho, thêm dòng hàng (kèm kiểm tra tồn đủ), gửi duyệt, quản lý duyệt/từ chối. Khác biệt cốt lõi so với nhập: tại bước thêm hàng, hệ thống phải</w:t>
+      </w:r>
+    </w:p>
+    <w:p>
+      <w:pPr>
+        <w:spacing w:line="276" w:lineRule="auto" w:after="120"/>
+        <w:ind w:firstLine="0"/>
+      </w:pPr>
+      <w:r>
+        <w:rPr>
+          <w:rFonts w:ascii="Times New Roman" w:hAnsi="Times New Roman" w:eastAsia="Times New Roman"/>
+          <w:color w:val="000000"/>
+          <w:sz w:val="24"/>
+        </w:rPr>
+        <w:t>chặn xuất vượt tồn</w:t>
+      </w:r>
+    </w:p>
+    <w:p>
+      <w:pPr>
+        <w:spacing w:line="276" w:lineRule="auto" w:after="120"/>
+        <w:ind w:firstLine="567"/>
+      </w:pPr>
+      <w:r>
+        <w:rPr>
+          <w:rFonts w:ascii="Times New Roman" w:hAnsi="Times New Roman" w:eastAsia="Times New Roman"/>
+          <w:color w:val="000000"/>
+          <w:sz w:val="24"/>
+        </w:rPr>
+        <w:t>; khi duyệt thành công thì</w:t>
+      </w:r>
+    </w:p>
+    <w:p>
+      <w:pPr>
+        <w:spacing w:line="276" w:lineRule="auto" w:after="120"/>
+        <w:ind w:firstLine="0"/>
+      </w:pPr>
+      <w:r>
+        <w:rPr>
+          <w:rFonts w:ascii="Times New Roman" w:hAnsi="Times New Roman" w:eastAsia="Times New Roman"/>
+          <w:color w:val="000000"/>
+          <w:sz w:val="24"/>
+        </w:rPr>
+        <w:t>giảm tồn</w:t>
+      </w:r>
+    </w:p>
+    <w:p>
+      <w:pPr>
+        <w:spacing w:line="276" w:lineRule="auto" w:after="120"/>
+        <w:ind w:firstLine="567"/>
+      </w:pPr>
+      <w:r>
+        <w:rPr>
+          <w:rFonts w:ascii="Times New Roman" w:hAnsi="Times New Roman" w:eastAsia="Times New Roman"/>
+          <w:color w:val="000000"/>
+          <w:sz w:val="24"/>
+        </w:rPr>
+        <w:t>thay vì tăng. Các quyết định “hợp lệ?” / “duyệt?” tạo nhánh xử lý lỗi và từ chối rõ ràng.</w:t>
+      </w:r>
+    </w:p>
+    <w:p>
+      <w:pPr>
         <w:pStyle w:val="Heading3"/>
       </w:pPr>
       <w:r>
@@ -8024,6 +9634,146 @@
     </w:p>
     <w:p>
       <w:pPr>
+        <w:spacing w:line="276" w:lineRule="auto" w:after="120"/>
+        <w:ind w:firstLine="567"/>
+      </w:pPr>
+      <w:r>
+        <w:rPr>
+          <w:rFonts w:ascii="Times New Roman" w:hAnsi="Times New Roman" w:eastAsia="Times New Roman"/>
+          <w:color w:val="000000"/>
+          <w:sz w:val="24"/>
+        </w:rPr>
+        <w:t>Giải thích sơ đồ: Biểu đồ thể hiện quy trình</w:t>
+      </w:r>
+    </w:p>
+    <w:p>
+      <w:pPr>
+        <w:spacing w:line="276" w:lineRule="auto" w:after="120"/>
+        <w:ind w:firstLine="0"/>
+      </w:pPr>
+      <w:r>
+        <w:rPr>
+          <w:rFonts w:ascii="Times New Roman" w:hAnsi="Times New Roman" w:eastAsia="Times New Roman"/>
+          <w:color w:val="000000"/>
+          <w:sz w:val="24"/>
+        </w:rPr>
+        <w:t>kiểm kê định kỳ</w:t>
+      </w:r>
+    </w:p>
+    <w:p>
+      <w:pPr>
+        <w:spacing w:line="276" w:lineRule="auto" w:after="120"/>
+        <w:ind w:firstLine="567"/>
+      </w:pPr>
+      <w:r>
+        <w:rPr>
+          <w:rFonts w:ascii="Times New Roman" w:hAnsi="Times New Roman" w:eastAsia="Times New Roman"/>
+          <w:color w:val="000000"/>
+          <w:sz w:val="24"/>
+        </w:rPr>
+        <w:t>: tạo phiếu theo kho $</w:t>
+      </w:r>
+    </w:p>
+    <w:p>
+      <w:pPr>
+        <w:spacing w:line="276" w:lineRule="auto" w:after="120"/>
+        <w:ind w:firstLine="567"/>
+      </w:pPr>
+      <w:r>
+        <w:rPr>
+          <w:rFonts w:ascii="Times New Roman" w:hAnsi="Times New Roman" w:eastAsia="Times New Roman"/>
+          <w:color w:val="000000"/>
+          <w:sz w:val="24"/>
+        </w:rPr>
+        <w:t>hệ thống nạp số lượng theo sổ</w:t>
+      </w:r>
+    </w:p>
+    <w:p>
+      <w:pPr>
+        <w:spacing w:line="276" w:lineRule="auto" w:after="120"/>
+        <w:ind w:firstLine="567"/>
+      </w:pPr>
+      <w:r>
+        <w:rPr>
+          <w:rFonts w:ascii="Times New Roman" w:hAnsi="Times New Roman" w:eastAsia="Times New Roman"/>
+          <w:color w:val="000000"/>
+          <w:sz w:val="24"/>
+        </w:rPr>
+        <w:t>nhân viên nhập số thực tế</w:t>
+      </w:r>
+    </w:p>
+    <w:p>
+      <w:pPr>
+        <w:spacing w:line="276" w:lineRule="auto" w:after="120"/>
+        <w:ind w:firstLine="567"/>
+      </w:pPr>
+      <w:r>
+        <w:rPr>
+          <w:rFonts w:ascii="Times New Roman" w:hAnsi="Times New Roman" w:eastAsia="Times New Roman"/>
+          <w:color w:val="000000"/>
+          <w:sz w:val="24"/>
+        </w:rPr>
+        <w:t>tính chênh lệch</w:t>
+      </w:r>
+    </w:p>
+    <w:p>
+      <w:pPr>
+        <w:spacing w:line="276" w:lineRule="auto" w:after="120"/>
+        <w:ind w:firstLine="567"/>
+      </w:pPr>
+      <w:r>
+        <w:rPr>
+          <w:rFonts w:ascii="Times New Roman" w:hAnsi="Times New Roman" w:eastAsia="Times New Roman"/>
+          <w:color w:val="000000"/>
+          <w:sz w:val="24"/>
+        </w:rPr>
+        <w:t>gửi duyệt</w:t>
+      </w:r>
+    </w:p>
+    <w:p>
+      <w:pPr>
+        <w:spacing w:line="276" w:lineRule="auto" w:after="120"/>
+        <w:ind w:firstLine="567"/>
+      </w:pPr>
+      <w:r>
+        <w:rPr>
+          <w:rFonts w:ascii="Times New Roman" w:hAnsi="Times New Roman" w:eastAsia="Times New Roman"/>
+          <w:color w:val="000000"/>
+          <w:sz w:val="24"/>
+        </w:rPr>
+        <w:t>$ quản lý duyệt điều chỉnh thì cập nhật tồn bằng số thực tế. Sơ đồ nhấn mạnh rằng tồn kho trên hệ thống chỉ đổi</w:t>
+      </w:r>
+    </w:p>
+    <w:p>
+      <w:pPr>
+        <w:spacing w:line="276" w:lineRule="auto" w:after="120"/>
+        <w:ind w:firstLine="0"/>
+      </w:pPr>
+      <w:r>
+        <w:rPr>
+          <w:rFonts w:ascii="Times New Roman" w:hAnsi="Times New Roman" w:eastAsia="Times New Roman"/>
+          <w:color w:val="000000"/>
+          <w:sz w:val="24"/>
+        </w:rPr>
+        <w:t>sau khi duyệt</w:t>
+      </w:r>
+    </w:p>
+    <w:p>
+      <w:pPr>
+        <w:spacing w:line="276" w:lineRule="auto" w:after="120"/>
+        <w:ind w:firstLine="567"/>
+      </w:pPr>
+      <w:r>
+        <w:rPr>
+          <w:rFonts w:ascii="Times New Roman" w:hAnsi="Times New Roman" w:eastAsia="Times New Roman"/>
+          <w:color w:val="000000"/>
+          <w:sz w:val="24"/>
+        </w:rPr>
+        <w:t>, không đổi ngay khi nhập số liệu kiểm đếm.</w:t>
+      </w:r>
+    </w:p>
+    <w:p>
+      <w:pPr>
         <w:pStyle w:val="Heading2"/>
       </w:pPr>
       <w:r>
@@ -8048,6 +9798,20 @@
           <w:sz w:val="24"/>
         </w:rPr>
         <w:t>Chương 2:</w:t>
+      </w:r>
+    </w:p>
+    <w:p>
+      <w:pPr>
+        <w:spacing w:line="276" w:lineRule="auto" w:after="120"/>
+        <w:ind w:firstLine="0"/>
+      </w:pPr>
+      <w:r>
+        <w:rPr>
+          <w:rFonts w:ascii="Times New Roman" w:hAnsi="Times New Roman" w:eastAsia="Times New Roman"/>
+          <w:color w:val="000000"/>
+          <w:sz w:val="24"/>
+        </w:rPr>
+        <w:t>9 nghiệp vụ</w:t>
       </w:r>
     </w:p>
     <w:p>
@@ -8151,6 +9915,20 @@
     <w:p>
       <w:pPr>
         <w:spacing w:line="276" w:lineRule="auto" w:after="120"/>
+        <w:ind w:firstLine="0"/>
+      </w:pPr>
+      <w:r>
+        <w:rPr>
+          <w:rFonts w:ascii="Times New Roman" w:hAnsi="Times New Roman" w:eastAsia="Times New Roman"/>
+          <w:color w:val="000000"/>
+          <w:sz w:val="24"/>
+        </w:rPr>
+        <w:t>Giai đoạn 1 -- Phân tích chức năng</w:t>
+      </w:r>
+    </w:p>
+    <w:p>
+      <w:pPr>
+        <w:spacing w:line="276" w:lineRule="auto" w:after="120"/>
         <w:ind w:firstLine="567"/>
       </w:pPr>
       <w:r>
@@ -8165,6 +9943,20 @@
     <w:p>
       <w:pPr>
         <w:spacing w:line="276" w:lineRule="auto" w:after="120"/>
+        <w:ind w:firstLine="0"/>
+      </w:pPr>
+      <w:r>
+        <w:rPr>
+          <w:rFonts w:ascii="Times New Roman" w:hAnsi="Times New Roman" w:eastAsia="Times New Roman"/>
+          <w:color w:val="000000"/>
+          <w:sz w:val="24"/>
+        </w:rPr>
+        <w:t>chức năng gì</w:t>
+      </w:r>
+    </w:p>
+    <w:p>
+      <w:pPr>
+        <w:spacing w:line="276" w:lineRule="auto" w:after="120"/>
         <w:ind w:firstLine="567"/>
       </w:pPr>
       <w:r>
@@ -8179,6 +9971,20 @@
     <w:p>
       <w:pPr>
         <w:spacing w:line="276" w:lineRule="auto" w:after="120"/>
+        <w:ind w:firstLine="0"/>
+      </w:pPr>
+      <w:r>
+        <w:rPr>
+          <w:rFonts w:ascii="Times New Roman" w:hAnsi="Times New Roman" w:eastAsia="Times New Roman"/>
+          <w:color w:val="000000"/>
+          <w:sz w:val="24"/>
+        </w:rPr>
+        <w:t>ai</w:t>
+      </w:r>
+    </w:p>
+    <w:p>
+      <w:pPr>
+        <w:spacing w:line="276" w:lineRule="auto" w:after="120"/>
         <w:ind w:firstLine="567"/>
       </w:pPr>
       <w:r>
@@ -8188,6 +9994,20 @@
           <w:sz w:val="24"/>
         </w:rPr>
         <w:t>dùng, mỗi tương tác nhằm</w:t>
+      </w:r>
+    </w:p>
+    <w:p>
+      <w:pPr>
+        <w:spacing w:line="276" w:lineRule="auto" w:after="120"/>
+        <w:ind w:firstLine="0"/>
+      </w:pPr>
+      <w:r>
+        <w:rPr>
+          <w:rFonts w:ascii="Times New Roman" w:hAnsi="Times New Roman" w:eastAsia="Times New Roman"/>
+          <w:color w:val="000000"/>
+          <w:sz w:val="24"/>
+        </w:rPr>
+        <w:t>mục tiêu</w:t>
       </w:r>
     </w:p>
     <w:p>
@@ -8450,6 +10270,20 @@
     <w:p>
       <w:pPr>
         <w:spacing w:line="276" w:lineRule="auto" w:after="120"/>
+        <w:ind w:firstLine="0"/>
+      </w:pPr>
+      <w:r>
+        <w:rPr>
+          <w:rFonts w:ascii="Times New Roman" w:hAnsi="Times New Roman" w:eastAsia="Times New Roman"/>
+          <w:color w:val="000000"/>
+          <w:sz w:val="24"/>
+        </w:rPr>
+        <w:t>biểu đồ use case</w:t>
+      </w:r>
+    </w:p>
+    <w:p>
+      <w:pPr>
+        <w:spacing w:line="276" w:lineRule="auto" w:after="120"/>
         <w:ind w:firstLine="567"/>
       </w:pPr>
       <w:r>
@@ -8459,6 +10293,20 @@
           <w:sz w:val="24"/>
         </w:rPr>
         <w:t>được dùng để</w:t>
+      </w:r>
+    </w:p>
+    <w:p>
+      <w:pPr>
+        <w:spacing w:line="276" w:lineRule="auto" w:after="120"/>
+        <w:ind w:firstLine="0"/>
+      </w:pPr>
+      <w:r>
+        <w:rPr>
+          <w:rFonts w:ascii="Times New Roman" w:hAnsi="Times New Roman" w:eastAsia="Times New Roman"/>
+          <w:color w:val="000000"/>
+          <w:sz w:val="24"/>
+        </w:rPr>
+        <w:t>phân tích chức năng</w:t>
       </w:r>
     </w:p>
     <w:p>
@@ -8750,6 +10598,20 @@
     <w:p>
       <w:pPr>
         <w:spacing w:line="276" w:lineRule="auto" w:after="120"/>
+        <w:ind w:firstLine="0"/>
+      </w:pPr>
+      <w:r>
+        <w:rPr>
+          <w:rFonts w:ascii="Times New Roman" w:hAnsi="Times New Roman" w:eastAsia="Times New Roman"/>
+          <w:color w:val="000000"/>
+          <w:sz w:val="24"/>
+        </w:rPr>
+        <w:t>nhóm chức năng</w:t>
+      </w:r>
+    </w:p>
+    <w:p>
+      <w:pPr>
+        <w:spacing w:line="276" w:lineRule="auto" w:after="120"/>
         <w:ind w:firstLine="567"/>
       </w:pPr>
       <w:r>
@@ -8820,6 +10682,90 @@
     </w:p>
     <w:p>
       <w:pPr>
+        <w:spacing w:line="276" w:lineRule="auto" w:after="120"/>
+        <w:ind w:firstLine="567"/>
+      </w:pPr>
+      <w:r>
+        <w:rPr>
+          <w:rFonts w:ascii="Times New Roman" w:hAnsi="Times New Roman" w:eastAsia="Times New Roman"/>
+          <w:color w:val="000000"/>
+          <w:sz w:val="24"/>
+        </w:rPr>
+        <w:t>Giải thích sơ đồ:</w:t>
+      </w:r>
+    </w:p>
+    <w:p>
+      <w:pPr>
+        <w:spacing w:line="276" w:lineRule="auto" w:after="60"/>
+        <w:ind w:firstLine="0" w:left="567"/>
+      </w:pPr>
+      <w:r>
+        <w:rPr>
+          <w:rFonts w:ascii="Times New Roman" w:hAnsi="Times New Roman" w:eastAsia="Times New Roman"/>
+          <w:color w:val="000000"/>
+          <w:sz w:val="24"/>
+        </w:rPr>
+        <w:t>• Hộp nét đứt: ranh giới hệ thống quản lý kho -- mọi use case nằm trong hệ thống.</w:t>
+      </w:r>
+    </w:p>
+    <w:p>
+      <w:pPr>
+        <w:spacing w:line="276" w:lineRule="auto" w:after="60"/>
+        <w:ind w:firstLine="0" w:left="567"/>
+      </w:pPr>
+      <w:r>
+        <w:rPr>
+          <w:rFonts w:ascii="Times New Roman" w:hAnsi="Times New Roman" w:eastAsia="Times New Roman"/>
+          <w:color w:val="000000"/>
+          <w:sz w:val="24"/>
+        </w:rPr>
+        <w:t>• Ba actor (hình người): Quản trị viên (trái), Quản lý kho (phải), Nhân viên kho (dưới) -- vai trò bên ngoài chủ động gọi chức năng.</w:t>
+      </w:r>
+    </w:p>
+    <w:p>
+      <w:pPr>
+        <w:spacing w:line="276" w:lineRule="auto" w:after="60"/>
+        <w:ind w:firstLine="0" w:left="567"/>
+      </w:pPr>
+      <w:r>
+        <w:rPr>
+          <w:rFonts w:ascii="Times New Roman" w:hAnsi="Times New Roman" w:eastAsia="Times New Roman"/>
+          <w:color w:val="000000"/>
+          <w:sz w:val="24"/>
+        </w:rPr>
+        <w:t>• Các oval: nhóm chức năng mức tổng quát (Đăng nhập/Đăng xuất, Quản lý tài khoản, NCC, KH, hàng hóa, kho, nhập, xuất, kiểm kê, báo cáo tồn). Đây chưa phải use case chi tiết.</w:t>
+      </w:r>
+    </w:p>
+    <w:p>
+      <w:pPr>
+        <w:spacing w:line="276" w:lineRule="auto" w:after="60"/>
+        <w:ind w:firstLine="0" w:left="567"/>
+      </w:pPr>
+      <w:r>
+        <w:rPr>
+          <w:rFonts w:ascii="Times New Roman" w:hAnsi="Times New Roman" w:eastAsia="Times New Roman"/>
+          <w:color w:val="000000"/>
+          <w:sz w:val="24"/>
+        </w:rPr>
+        <w:t>• Đường nối actor--oval: actor đó được quyền tham gia nhóm chức năng tương ứng (ví dụ NV không nối “Báo cáo tồn” nếu chỉ QL/QTV xem báo cáo; QTV nối tài khoản và kho).</w:t>
+      </w:r>
+    </w:p>
+    <w:p>
+      <w:pPr>
+        <w:spacing w:line="276" w:lineRule="auto" w:after="60"/>
+        <w:ind w:firstLine="0" w:left="567"/>
+      </w:pPr>
+      <w:r>
+        <w:rPr>
+          <w:rFonts w:ascii="Times New Roman" w:hAnsi="Times New Roman" w:eastAsia="Times New Roman"/>
+          <w:color w:val="000000"/>
+          <w:sz w:val="24"/>
+        </w:rPr>
+        <w:t>• Ý nghĩa phân tích: xác định ai dùng gì ở mức toàn hệ thống trước khi đi sâu từng mục tiêu.</w:t>
+      </w:r>
+    </w:p>
+    <w:p>
+      <w:pPr>
         <w:pStyle w:val="Heading2"/>
       </w:pPr>
       <w:r>
@@ -8849,6 +10795,20 @@
     <w:p>
       <w:pPr>
         <w:spacing w:line="276" w:lineRule="auto" w:after="120"/>
+        <w:ind w:firstLine="0"/>
+      </w:pPr>
+      <w:r>
+        <w:rPr>
+          <w:rFonts w:ascii="Times New Roman" w:hAnsi="Times New Roman" w:eastAsia="Times New Roman"/>
+          <w:color w:val="000000"/>
+          <w:sz w:val="24"/>
+        </w:rPr>
+        <w:t>một use case</w:t>
+      </w:r>
+    </w:p>
+    <w:p>
+      <w:pPr>
+        <w:spacing w:line="276" w:lineRule="auto" w:after="120"/>
         <w:ind w:firstLine="567"/>
       </w:pPr>
       <w:r>
@@ -8857,7 +10817,7 @@
           <w:color w:val="000000"/>
           <w:sz w:val="24"/>
         </w:rPr>
-        <w:t>(một mục tiêu).</w:t>
+        <w:t>(một mục tiêu cụ thể).</w:t>
       </w:r>
     </w:p>
     <w:p>
@@ -8933,6 +10893,104 @@
     </w:p>
     <w:p>
       <w:pPr>
+        <w:spacing w:line="276" w:lineRule="auto" w:after="120"/>
+        <w:ind w:firstLine="567"/>
+      </w:pPr>
+      <w:r>
+        <w:rPr>
+          <w:rFonts w:ascii="Times New Roman" w:hAnsi="Times New Roman" w:eastAsia="Times New Roman"/>
+          <w:color w:val="000000"/>
+          <w:sz w:val="24"/>
+        </w:rPr>
+        <w:t>Giải thích sơ đồ: Phân rã nhóm truy cập/tài khoản thành ba use case mục tiêu:</w:t>
+      </w:r>
+    </w:p>
+    <w:p>
+      <w:pPr>
+        <w:spacing w:line="276" w:lineRule="auto" w:after="120"/>
+        <w:ind w:firstLine="0"/>
+      </w:pPr>
+      <w:r>
+        <w:rPr>
+          <w:rFonts w:ascii="Times New Roman" w:hAnsi="Times New Roman" w:eastAsia="Times New Roman"/>
+          <w:color w:val="000000"/>
+          <w:sz w:val="24"/>
+        </w:rPr>
+        <w:t>UC01 Đăng nhập</w:t>
+      </w:r>
+    </w:p>
+    <w:p>
+      <w:pPr>
+        <w:spacing w:line="276" w:lineRule="auto" w:after="120"/>
+        <w:ind w:firstLine="567"/>
+      </w:pPr>
+      <w:r>
+        <w:rPr>
+          <w:rFonts w:ascii="Times New Roman" w:hAnsi="Times New Roman" w:eastAsia="Times New Roman"/>
+          <w:color w:val="000000"/>
+          <w:sz w:val="24"/>
+        </w:rPr>
+        <w:t>,</w:t>
+      </w:r>
+    </w:p>
+    <w:p>
+      <w:pPr>
+        <w:spacing w:line="276" w:lineRule="auto" w:after="120"/>
+        <w:ind w:firstLine="0"/>
+      </w:pPr>
+      <w:r>
+        <w:rPr>
+          <w:rFonts w:ascii="Times New Roman" w:hAnsi="Times New Roman" w:eastAsia="Times New Roman"/>
+          <w:color w:val="000000"/>
+          <w:sz w:val="24"/>
+        </w:rPr>
+        <w:t>UC02 Đăng xuất</w:t>
+      </w:r>
+    </w:p>
+    <w:p>
+      <w:pPr>
+        <w:spacing w:line="276" w:lineRule="auto" w:after="120"/>
+        <w:ind w:firstLine="567"/>
+      </w:pPr>
+      <w:r>
+        <w:rPr>
+          <w:rFonts w:ascii="Times New Roman" w:hAnsi="Times New Roman" w:eastAsia="Times New Roman"/>
+          <w:color w:val="000000"/>
+          <w:sz w:val="24"/>
+        </w:rPr>
+        <w:t>(mọi người dùng),</w:t>
+      </w:r>
+    </w:p>
+    <w:p>
+      <w:pPr>
+        <w:spacing w:line="276" w:lineRule="auto" w:after="120"/>
+        <w:ind w:firstLine="0"/>
+      </w:pPr>
+      <w:r>
+        <w:rPr>
+          <w:rFonts w:ascii="Times New Roman" w:hAnsi="Times New Roman" w:eastAsia="Times New Roman"/>
+          <w:color w:val="000000"/>
+          <w:sz w:val="24"/>
+        </w:rPr>
+        <w:t>UC03 Thêm tài khoản</w:t>
+      </w:r>
+    </w:p>
+    <w:p>
+      <w:pPr>
+        <w:spacing w:line="276" w:lineRule="auto" w:after="120"/>
+        <w:ind w:firstLine="567"/>
+      </w:pPr>
+      <w:r>
+        <w:rPr>
+          <w:rFonts w:ascii="Times New Roman" w:hAnsi="Times New Roman" w:eastAsia="Times New Roman"/>
+          <w:color w:val="000000"/>
+          <w:sz w:val="24"/>
+        </w:rPr>
+        <w:t>(chỉ Quản trị viên). Đường nối thể hiện: người dùng thường chỉ thực hiện đăng nhập/đăng xuất; QTV làm cả ba. Sơ đồ khẳng định đăng nhập/đăng xuất là use case hệ thống, còn thêm tài khoản là mục tiêu quản trị người dùng -- không gộp thành một oval “Quản lý tài khoản”.</w:t>
+      </w:r>
+    </w:p>
+    <w:p>
+      <w:pPr>
         <w:pStyle w:val="Heading3"/>
       </w:pPr>
       <w:r>
@@ -9004,6 +11062,76 @@
     </w:p>
     <w:p>
       <w:pPr>
+        <w:spacing w:line="276" w:lineRule="auto" w:after="120"/>
+        <w:ind w:firstLine="567"/>
+      </w:pPr>
+      <w:r>
+        <w:rPr>
+          <w:rFonts w:ascii="Times New Roman" w:hAnsi="Times New Roman" w:eastAsia="Times New Roman"/>
+          <w:color w:val="000000"/>
+          <w:sz w:val="24"/>
+        </w:rPr>
+        <w:t>Giải thích sơ đồ: Hai use case độc lập:</w:t>
+      </w:r>
+    </w:p>
+    <w:p>
+      <w:pPr>
+        <w:spacing w:line="276" w:lineRule="auto" w:after="120"/>
+        <w:ind w:firstLine="0"/>
+      </w:pPr>
+      <w:r>
+        <w:rPr>
+          <w:rFonts w:ascii="Times New Roman" w:hAnsi="Times New Roman" w:eastAsia="Times New Roman"/>
+          <w:color w:val="000000"/>
+          <w:sz w:val="24"/>
+        </w:rPr>
+        <w:t>UC04 Thêm nhà cung cấp</w:t>
+      </w:r>
+    </w:p>
+    <w:p>
+      <w:pPr>
+        <w:spacing w:line="276" w:lineRule="auto" w:after="120"/>
+        <w:ind w:firstLine="567"/>
+      </w:pPr>
+      <w:r>
+        <w:rPr>
+          <w:rFonts w:ascii="Times New Roman" w:hAnsi="Times New Roman" w:eastAsia="Times New Roman"/>
+          <w:color w:val="000000"/>
+          <w:sz w:val="24"/>
+        </w:rPr>
+        <w:t>và</w:t>
+      </w:r>
+    </w:p>
+    <w:p>
+      <w:pPr>
+        <w:spacing w:line="276" w:lineRule="auto" w:after="120"/>
+        <w:ind w:firstLine="0"/>
+      </w:pPr>
+      <w:r>
+        <w:rPr>
+          <w:rFonts w:ascii="Times New Roman" w:hAnsi="Times New Roman" w:eastAsia="Times New Roman"/>
+          <w:color w:val="000000"/>
+          <w:sz w:val="24"/>
+        </w:rPr>
+        <w:t>UC05 Thêm khách hàng</w:t>
+      </w:r>
+    </w:p>
+    <w:p>
+      <w:pPr>
+        <w:spacing w:line="276" w:lineRule="auto" w:after="120"/>
+        <w:ind w:firstLine="567"/>
+      </w:pPr>
+      <w:r>
+        <w:rPr>
+          <w:rFonts w:ascii="Times New Roman" w:hAnsi="Times New Roman" w:eastAsia="Times New Roman"/>
+          <w:color w:val="000000"/>
+          <w:sz w:val="24"/>
+        </w:rPr>
+        <w:t>. Cả Nhân viên kho và Quản lý kho đều nối tới hai UC này vì cả hai vai trò đều được phép cập nhật danh mục đối tác. Tách NCC và KH thành hai mục tiêu riêng (không gộp “Quản lý đối tác”) đúng nguyên tắc mỗi oval một mục tiêu.</w:t>
+      </w:r>
+    </w:p>
+    <w:p>
+      <w:pPr>
         <w:pStyle w:val="Heading3"/>
       </w:pPr>
       <w:r>
@@ -9075,6 +11203,104 @@
     </w:p>
     <w:p>
       <w:pPr>
+        <w:spacing w:line="276" w:lineRule="auto" w:after="120"/>
+        <w:ind w:firstLine="567"/>
+      </w:pPr>
+      <w:r>
+        <w:rPr>
+          <w:rFonts w:ascii="Times New Roman" w:hAnsi="Times New Roman" w:eastAsia="Times New Roman"/>
+          <w:color w:val="000000"/>
+          <w:sz w:val="24"/>
+        </w:rPr>
+        <w:t>Giải thích sơ đồ: Ba use case:</w:t>
+      </w:r>
+    </w:p>
+    <w:p>
+      <w:pPr>
+        <w:spacing w:line="276" w:lineRule="auto" w:after="120"/>
+        <w:ind w:firstLine="0"/>
+      </w:pPr>
+      <w:r>
+        <w:rPr>
+          <w:rFonts w:ascii="Times New Roman" w:hAnsi="Times New Roman" w:eastAsia="Times New Roman"/>
+          <w:color w:val="000000"/>
+          <w:sz w:val="24"/>
+        </w:rPr>
+        <w:t>UC06 Thêm hàng hóa</w:t>
+      </w:r>
+    </w:p>
+    <w:p>
+      <w:pPr>
+        <w:spacing w:line="276" w:lineRule="auto" w:after="120"/>
+        <w:ind w:firstLine="567"/>
+      </w:pPr>
+      <w:r>
+        <w:rPr>
+          <w:rFonts w:ascii="Times New Roman" w:hAnsi="Times New Roman" w:eastAsia="Times New Roman"/>
+          <w:color w:val="000000"/>
+          <w:sz w:val="24"/>
+        </w:rPr>
+        <w:t>,</w:t>
+      </w:r>
+    </w:p>
+    <w:p>
+      <w:pPr>
+        <w:spacing w:line="276" w:lineRule="auto" w:after="120"/>
+        <w:ind w:firstLine="0"/>
+      </w:pPr>
+      <w:r>
+        <w:rPr>
+          <w:rFonts w:ascii="Times New Roman" w:hAnsi="Times New Roman" w:eastAsia="Times New Roman"/>
+          <w:color w:val="000000"/>
+          <w:sz w:val="24"/>
+        </w:rPr>
+        <w:t>UC07 Tìm kiếm hàng hóa</w:t>
+      </w:r>
+    </w:p>
+    <w:p>
+      <w:pPr>
+        <w:spacing w:line="276" w:lineRule="auto" w:after="120"/>
+        <w:ind w:firstLine="567"/>
+      </w:pPr>
+      <w:r>
+        <w:rPr>
+          <w:rFonts w:ascii="Times New Roman" w:hAnsi="Times New Roman" w:eastAsia="Times New Roman"/>
+          <w:color w:val="000000"/>
+          <w:sz w:val="24"/>
+        </w:rPr>
+        <w:t>(NV và QL đều dùng),</w:t>
+      </w:r>
+    </w:p>
+    <w:p>
+      <w:pPr>
+        <w:spacing w:line="276" w:lineRule="auto" w:after="120"/>
+        <w:ind w:firstLine="0"/>
+      </w:pPr>
+      <w:r>
+        <w:rPr>
+          <w:rFonts w:ascii="Times New Roman" w:hAnsi="Times New Roman" w:eastAsia="Times New Roman"/>
+          <w:color w:val="000000"/>
+          <w:sz w:val="24"/>
+        </w:rPr>
+        <w:t>UC08 Thêm kho</w:t>
+      </w:r>
+    </w:p>
+    <w:p>
+      <w:pPr>
+        <w:spacing w:line="276" w:lineRule="auto" w:after="120"/>
+        <w:ind w:firstLine="567"/>
+      </w:pPr>
+      <w:r>
+        <w:rPr>
+          <w:rFonts w:ascii="Times New Roman" w:hAnsi="Times New Roman" w:eastAsia="Times New Roman"/>
+          <w:color w:val="000000"/>
+          <w:sz w:val="24"/>
+        </w:rPr>
+        <w:t>(chủ yếu QL). Tách “thêm” và “tìm” hàng vì mục tiêu khác nhau (ghi nhận danh mục mới vs tra cứu tồn). Thêm kho thuộc nhóm danh mục kho, actor QL/QTV có quyền cao hơn NV ở thao tác này.</w:t>
+      </w:r>
+    </w:p>
+    <w:p>
+      <w:pPr>
         <w:pStyle w:val="Heading3"/>
       </w:pPr>
       <w:r>
@@ -9142,6 +11368,132 @@
           <w:sz w:val="22"/>
         </w:rPr>
         <w:t>Hình 3.5: Use case phân rã -- Nhập, xuất, kiểm kê, báo cáo tồn</w:t>
+      </w:r>
+    </w:p>
+    <w:p>
+      <w:pPr>
+        <w:spacing w:line="276" w:lineRule="auto" w:after="120"/>
+        <w:ind w:firstLine="567"/>
+      </w:pPr>
+      <w:r>
+        <w:rPr>
+          <w:rFonts w:ascii="Times New Roman" w:hAnsi="Times New Roman" w:eastAsia="Times New Roman"/>
+          <w:color w:val="000000"/>
+          <w:sz w:val="24"/>
+        </w:rPr>
+        <w:t>Giải thích sơ đồ: Bốn use case nghiệp vụ cốt lõi vận hành kho:</w:t>
+      </w:r>
+    </w:p>
+    <w:p>
+      <w:pPr>
+        <w:spacing w:line="276" w:lineRule="auto" w:after="120"/>
+        <w:ind w:firstLine="0"/>
+      </w:pPr>
+      <w:r>
+        <w:rPr>
+          <w:rFonts w:ascii="Times New Roman" w:hAnsi="Times New Roman" w:eastAsia="Times New Roman"/>
+          <w:color w:val="000000"/>
+          <w:sz w:val="24"/>
+        </w:rPr>
+        <w:t>UC09 Lập phiếu nhập</w:t>
+      </w:r>
+    </w:p>
+    <w:p>
+      <w:pPr>
+        <w:spacing w:line="276" w:lineRule="auto" w:after="120"/>
+        <w:ind w:firstLine="567"/>
+      </w:pPr>
+      <w:r>
+        <w:rPr>
+          <w:rFonts w:ascii="Times New Roman" w:hAnsi="Times New Roman" w:eastAsia="Times New Roman"/>
+          <w:color w:val="000000"/>
+          <w:sz w:val="24"/>
+        </w:rPr>
+        <w:t>,</w:t>
+      </w:r>
+    </w:p>
+    <w:p>
+      <w:pPr>
+        <w:spacing w:line="276" w:lineRule="auto" w:after="120"/>
+        <w:ind w:firstLine="0"/>
+      </w:pPr>
+      <w:r>
+        <w:rPr>
+          <w:rFonts w:ascii="Times New Roman" w:hAnsi="Times New Roman" w:eastAsia="Times New Roman"/>
+          <w:color w:val="000000"/>
+          <w:sz w:val="24"/>
+        </w:rPr>
+        <w:t>UC10 Lập phiếu xuất</w:t>
+      </w:r>
+    </w:p>
+    <w:p>
+      <w:pPr>
+        <w:spacing w:line="276" w:lineRule="auto" w:after="120"/>
+        <w:ind w:firstLine="567"/>
+      </w:pPr>
+      <w:r>
+        <w:rPr>
+          <w:rFonts w:ascii="Times New Roman" w:hAnsi="Times New Roman" w:eastAsia="Times New Roman"/>
+          <w:color w:val="000000"/>
+          <w:sz w:val="24"/>
+        </w:rPr>
+        <w:t>,</w:t>
+      </w:r>
+    </w:p>
+    <w:p>
+      <w:pPr>
+        <w:spacing w:line="276" w:lineRule="auto" w:after="120"/>
+        <w:ind w:firstLine="0"/>
+      </w:pPr>
+      <w:r>
+        <w:rPr>
+          <w:rFonts w:ascii="Times New Roman" w:hAnsi="Times New Roman" w:eastAsia="Times New Roman"/>
+          <w:color w:val="000000"/>
+          <w:sz w:val="24"/>
+        </w:rPr>
+        <w:t>UC11 Lập phiếu kiểm kê</w:t>
+      </w:r>
+    </w:p>
+    <w:p>
+      <w:pPr>
+        <w:spacing w:line="276" w:lineRule="auto" w:after="120"/>
+        <w:ind w:firstLine="567"/>
+      </w:pPr>
+      <w:r>
+        <w:rPr>
+          <w:rFonts w:ascii="Times New Roman" w:hAnsi="Times New Roman" w:eastAsia="Times New Roman"/>
+          <w:color w:val="000000"/>
+          <w:sz w:val="24"/>
+        </w:rPr>
+        <w:t>,</w:t>
+      </w:r>
+    </w:p>
+    <w:p>
+      <w:pPr>
+        <w:spacing w:line="276" w:lineRule="auto" w:after="120"/>
+        <w:ind w:firstLine="0"/>
+      </w:pPr>
+      <w:r>
+        <w:rPr>
+          <w:rFonts w:ascii="Times New Roman" w:hAnsi="Times New Roman" w:eastAsia="Times New Roman"/>
+          <w:color w:val="000000"/>
+          <w:sz w:val="24"/>
+        </w:rPr>
+        <w:t>UC12 Xem báo cáo nhập xuất tồn</w:t>
+      </w:r>
+    </w:p>
+    <w:p>
+      <w:pPr>
+        <w:spacing w:line="276" w:lineRule="auto" w:after="120"/>
+        <w:ind w:firstLine="567"/>
+      </w:pPr>
+      <w:r>
+        <w:rPr>
+          <w:rFonts w:ascii="Times New Roman" w:hAnsi="Times New Roman" w:eastAsia="Times New Roman"/>
+          <w:color w:val="000000"/>
+          <w:sz w:val="24"/>
+        </w:rPr>
+        <w:t>. NV nối tới UC09--UC11 (thao tác lập phiếu); QL nối cả bốn (duyệt + xem báo cáo). UC09--UC11 trong đặc tả có thêm actor phụ QL ở bước duyệt; sơ đồ thể hiện cả hai vai trò tham gia nhóm nhập/xuất/kiểm kê.</w:t>
       </w:r>
     </w:p>
     <w:p>
@@ -13641,6 +15993,20 @@
     <w:p>
       <w:pPr>
         <w:spacing w:line="276" w:lineRule="auto" w:after="120"/>
+        <w:ind w:firstLine="0"/>
+      </w:pPr>
+      <w:r>
+        <w:rPr>
+          <w:rFonts w:ascii="Times New Roman" w:hAnsi="Times New Roman" w:eastAsia="Times New Roman"/>
+          <w:color w:val="000000"/>
+          <w:sz w:val="24"/>
+        </w:rPr>
+        <w:t>phân tích chức năng</w:t>
+      </w:r>
+    </w:p>
+    <w:p>
+      <w:pPr>
+        <w:spacing w:line="276" w:lineRule="auto" w:after="120"/>
         <w:ind w:firstLine="567"/>
       </w:pPr>
       <w:r>
@@ -13655,6 +16021,20 @@
     <w:p>
       <w:pPr>
         <w:spacing w:line="276" w:lineRule="auto" w:after="120"/>
+        <w:ind w:firstLine="0"/>
+      </w:pPr>
+      <w:r>
+        <w:rPr>
+          <w:rFonts w:ascii="Times New Roman" w:hAnsi="Times New Roman" w:eastAsia="Times New Roman"/>
+          <w:color w:val="000000"/>
+          <w:sz w:val="24"/>
+        </w:rPr>
+        <w:t>biểu đồ use case</w:t>
+      </w:r>
+    </w:p>
+    <w:p>
+      <w:pPr>
+        <w:spacing w:line="276" w:lineRule="auto" w:after="120"/>
         <w:ind w:firstLine="567"/>
       </w:pPr>
       <w:r>
@@ -13669,6 +16049,20 @@
     <w:p>
       <w:pPr>
         <w:spacing w:line="276" w:lineRule="auto" w:after="120"/>
+        <w:ind w:firstLine="0"/>
+      </w:pPr>
+      <w:r>
+        <w:rPr>
+          <w:rFonts w:ascii="Times New Roman" w:hAnsi="Times New Roman" w:eastAsia="Times New Roman"/>
+          <w:color w:val="000000"/>
+          <w:sz w:val="24"/>
+        </w:rPr>
+        <w:t>đặc tả use case</w:t>
+      </w:r>
+    </w:p>
+    <w:p>
+      <w:pPr>
+        <w:spacing w:line="276" w:lineRule="auto" w:after="120"/>
         <w:ind w:firstLine="567"/>
       </w:pPr>
       <w:r>
@@ -13683,6 +16077,20 @@
     <w:p>
       <w:pPr>
         <w:spacing w:line="276" w:lineRule="auto" w:after="120"/>
+        <w:ind w:firstLine="0"/>
+      </w:pPr>
+      <w:r>
+        <w:rPr>
+          <w:rFonts w:ascii="Times New Roman" w:hAnsi="Times New Roman" w:eastAsia="Times New Roman"/>
+          <w:color w:val="000000"/>
+          <w:sz w:val="24"/>
+        </w:rPr>
+        <w:t>phân tích cấu trúc</w:t>
+      </w:r>
+    </w:p>
+    <w:p>
+      <w:pPr>
+        <w:spacing w:line="276" w:lineRule="auto" w:after="120"/>
         <w:ind w:firstLine="567"/>
       </w:pPr>
       <w:r>
@@ -13697,6 +16105,20 @@
     <w:p>
       <w:pPr>
         <w:spacing w:line="276" w:lineRule="auto" w:after="120"/>
+        <w:ind w:firstLine="0"/>
+      </w:pPr>
+      <w:r>
+        <w:rPr>
+          <w:rFonts w:ascii="Times New Roman" w:hAnsi="Times New Roman" w:eastAsia="Times New Roman"/>
+          <w:color w:val="000000"/>
+          <w:sz w:val="24"/>
+        </w:rPr>
+        <w:t>biểu đồ lớp</w:t>
+      </w:r>
+    </w:p>
+    <w:p>
+      <w:pPr>
+        <w:spacing w:line="276" w:lineRule="auto" w:after="120"/>
         <w:ind w:firstLine="567"/>
       </w:pPr>
       <w:r>
@@ -13739,6 +16161,20 @@
     <w:p>
       <w:pPr>
         <w:spacing w:line="276" w:lineRule="auto" w:after="120"/>
+        <w:ind w:firstLine="0"/>
+      </w:pPr>
+      <w:r>
+        <w:rPr>
+          <w:rFonts w:ascii="Times New Roman" w:hAnsi="Times New Roman" w:eastAsia="Times New Roman"/>
+          <w:color w:val="000000"/>
+          <w:sz w:val="24"/>
+        </w:rPr>
+        <w:t>Phân tích cấu trúc</w:t>
+      </w:r>
+    </w:p>
+    <w:p>
+      <w:pPr>
+        <w:spacing w:line="276" w:lineRule="auto" w:after="120"/>
         <w:ind w:firstLine="567"/>
       </w:pPr>
       <w:r>
@@ -13748,6 +16184,20 @@
           <w:sz w:val="24"/>
         </w:rPr>
         <w:t>là giai đoạn thứ hai trong ba giai đoạn phân tích hướng đối tượng. Giai đoạn này trả lời: hệ thống được cấu thành từ những</w:t>
+      </w:r>
+    </w:p>
+    <w:p>
+      <w:pPr>
+        <w:spacing w:line="276" w:lineRule="auto" w:after="120"/>
+        <w:ind w:firstLine="0"/>
+      </w:pPr>
+      <w:r>
+        <w:rPr>
+          <w:rFonts w:ascii="Times New Roman" w:hAnsi="Times New Roman" w:eastAsia="Times New Roman"/>
+          <w:color w:val="000000"/>
+          <w:sz w:val="24"/>
+        </w:rPr>
+        <w:t>lớp đối tượng</w:t>
       </w:r>
     </w:p>
     <w:p>
@@ -14828,6 +17278,272 @@
     </w:p>
     <w:p>
       <w:pPr>
+        <w:spacing w:line="276" w:lineRule="auto" w:after="120"/>
+        <w:ind w:firstLine="567"/>
+      </w:pPr>
+      <w:r>
+        <w:rPr>
+          <w:rFonts w:ascii="Times New Roman" w:hAnsi="Times New Roman" w:eastAsia="Times New Roman"/>
+          <w:color w:val="000000"/>
+          <w:sz w:val="24"/>
+        </w:rPr>
+        <w:t>Giải thích sơ đồ: Sơ đồ lớp danh mục mô tả “xương sống” dữ liệu tĩnh của hệ thống.</w:t>
+      </w:r>
+    </w:p>
+    <w:p>
+      <w:pPr>
+        <w:spacing w:line="276" w:lineRule="auto" w:after="120"/>
+        <w:ind w:firstLine="0"/>
+      </w:pPr>
+      <w:r>
+        <w:rPr>
+          <w:rFonts w:ascii="Times New Roman" w:hAnsi="Times New Roman" w:eastAsia="Times New Roman"/>
+          <w:color w:val="000000"/>
+          <w:sz w:val="24"/>
+        </w:rPr>
+        <w:t>HangHoa</w:t>
+      </w:r>
+    </w:p>
+    <w:p>
+      <w:pPr>
+        <w:spacing w:line="276" w:lineRule="auto" w:after="120"/>
+        <w:ind w:firstLine="567"/>
+      </w:pPr>
+      <w:r>
+        <w:rPr>
+          <w:rFonts w:ascii="Times New Roman" w:hAnsi="Times New Roman" w:eastAsia="Times New Roman"/>
+          <w:color w:val="000000"/>
+          <w:sz w:val="24"/>
+        </w:rPr>
+        <w:t>là trung tâm: thuộc một</w:t>
+      </w:r>
+    </w:p>
+    <w:p>
+      <w:pPr>
+        <w:spacing w:line="276" w:lineRule="auto" w:after="120"/>
+        <w:ind w:firstLine="0"/>
+      </w:pPr>
+      <w:r>
+        <w:rPr>
+          <w:rFonts w:ascii="Times New Roman" w:hAnsi="Times New Roman" w:eastAsia="Times New Roman"/>
+          <w:color w:val="000000"/>
+          <w:sz w:val="24"/>
+        </w:rPr>
+        <w:t>NhomHangHoa</w:t>
+      </w:r>
+    </w:p>
+    <w:p>
+      <w:pPr>
+        <w:spacing w:line="276" w:lineRule="auto" w:after="120"/>
+        <w:ind w:firstLine="567"/>
+      </w:pPr>
+      <w:r>
+        <w:rPr>
+          <w:rFonts w:ascii="Times New Roman" w:hAnsi="Times New Roman" w:eastAsia="Times New Roman"/>
+          <w:color w:val="000000"/>
+          <w:sz w:val="24"/>
+        </w:rPr>
+        <w:t>, gắn một</w:t>
+      </w:r>
+    </w:p>
+    <w:p>
+      <w:pPr>
+        <w:spacing w:line="276" w:lineRule="auto" w:after="120"/>
+        <w:ind w:firstLine="0"/>
+      </w:pPr>
+      <w:r>
+        <w:rPr>
+          <w:rFonts w:ascii="Times New Roman" w:hAnsi="Times New Roman" w:eastAsia="Times New Roman"/>
+          <w:color w:val="000000"/>
+          <w:sz w:val="24"/>
+        </w:rPr>
+        <w:t>DonViTinh</w:t>
+      </w:r>
+    </w:p>
+    <w:p>
+      <w:pPr>
+        <w:spacing w:line="276" w:lineRule="auto" w:after="120"/>
+        <w:ind w:firstLine="567"/>
+      </w:pPr>
+      <w:r>
+        <w:rPr>
+          <w:rFonts w:ascii="Times New Roman" w:hAnsi="Times New Roman" w:eastAsia="Times New Roman"/>
+          <w:color w:val="000000"/>
+          <w:sz w:val="24"/>
+        </w:rPr>
+        <w:t>, và có nhiều bản ghi</w:t>
+      </w:r>
+    </w:p>
+    <w:p>
+      <w:pPr>
+        <w:spacing w:line="276" w:lineRule="auto" w:after="120"/>
+        <w:ind w:firstLine="0"/>
+      </w:pPr>
+      <w:r>
+        <w:rPr>
+          <w:rFonts w:ascii="Times New Roman" w:hAnsi="Times New Roman" w:eastAsia="Times New Roman"/>
+          <w:color w:val="000000"/>
+          <w:sz w:val="24"/>
+        </w:rPr>
+        <w:t>TonKho</w:t>
+      </w:r>
+    </w:p>
+    <w:p>
+      <w:pPr>
+        <w:spacing w:line="276" w:lineRule="auto" w:after="120"/>
+        <w:ind w:firstLine="567"/>
+      </w:pPr>
+      <w:r>
+        <w:rPr>
+          <w:rFonts w:ascii="Times New Roman" w:hAnsi="Times New Roman" w:eastAsia="Times New Roman"/>
+          <w:color w:val="000000"/>
+          <w:sz w:val="24"/>
+        </w:rPr>
+        <w:t>(mỗi kho một dòng tồn).</w:t>
+      </w:r>
+    </w:p>
+    <w:p>
+      <w:pPr>
+        <w:spacing w:line="276" w:lineRule="auto" w:after="120"/>
+        <w:ind w:firstLine="0"/>
+      </w:pPr>
+      <w:r>
+        <w:rPr>
+          <w:rFonts w:ascii="Times New Roman" w:hAnsi="Times New Roman" w:eastAsia="Times New Roman"/>
+          <w:color w:val="000000"/>
+          <w:sz w:val="24"/>
+        </w:rPr>
+        <w:t>Kho</w:t>
+      </w:r>
+    </w:p>
+    <w:p>
+      <w:pPr>
+        <w:spacing w:line="276" w:lineRule="auto" w:after="120"/>
+        <w:ind w:firstLine="567"/>
+      </w:pPr>
+      <w:r>
+        <w:rPr>
+          <w:rFonts w:ascii="Times New Roman" w:hAnsi="Times New Roman" w:eastAsia="Times New Roman"/>
+          <w:color w:val="000000"/>
+          <w:sz w:val="24"/>
+        </w:rPr>
+        <w:t>quan hệ 1--n với</w:t>
+      </w:r>
+    </w:p>
+    <w:p>
+      <w:pPr>
+        <w:spacing w:line="276" w:lineRule="auto" w:after="120"/>
+        <w:ind w:firstLine="0"/>
+      </w:pPr>
+      <w:r>
+        <w:rPr>
+          <w:rFonts w:ascii="Times New Roman" w:hAnsi="Times New Roman" w:eastAsia="Times New Roman"/>
+          <w:color w:val="000000"/>
+          <w:sz w:val="24"/>
+        </w:rPr>
+        <w:t>TonKho</w:t>
+      </w:r>
+    </w:p>
+    <w:p>
+      <w:pPr>
+        <w:spacing w:line="276" w:lineRule="auto" w:after="120"/>
+        <w:ind w:firstLine="567"/>
+      </w:pPr>
+      <w:r>
+        <w:rPr>
+          <w:rFonts w:ascii="Times New Roman" w:hAnsi="Times New Roman" w:eastAsia="Times New Roman"/>
+          <w:color w:val="000000"/>
+          <w:sz w:val="24"/>
+        </w:rPr>
+        <w:t>.</w:t>
+      </w:r>
+    </w:p>
+    <w:p>
+      <w:pPr>
+        <w:spacing w:line="276" w:lineRule="auto" w:after="120"/>
+        <w:ind w:firstLine="0"/>
+      </w:pPr>
+      <w:r>
+        <w:rPr>
+          <w:rFonts w:ascii="Times New Roman" w:hAnsi="Times New Roman" w:eastAsia="Times New Roman"/>
+          <w:color w:val="000000"/>
+          <w:sz w:val="24"/>
+        </w:rPr>
+        <w:t>NhaCungCap</w:t>
+      </w:r>
+    </w:p>
+    <w:p>
+      <w:pPr>
+        <w:spacing w:line="276" w:lineRule="auto" w:after="120"/>
+        <w:ind w:firstLine="567"/>
+      </w:pPr>
+      <w:r>
+        <w:rPr>
+          <w:rFonts w:ascii="Times New Roman" w:hAnsi="Times New Roman" w:eastAsia="Times New Roman"/>
+          <w:color w:val="000000"/>
+          <w:sz w:val="24"/>
+        </w:rPr>
+        <w:t>và</w:t>
+      </w:r>
+    </w:p>
+    <w:p>
+      <w:pPr>
+        <w:spacing w:line="276" w:lineRule="auto" w:after="120"/>
+        <w:ind w:firstLine="0"/>
+      </w:pPr>
+      <w:r>
+        <w:rPr>
+          <w:rFonts w:ascii="Times New Roman" w:hAnsi="Times New Roman" w:eastAsia="Times New Roman"/>
+          <w:color w:val="000000"/>
+          <w:sz w:val="24"/>
+        </w:rPr>
+        <w:t>KhachHang</w:t>
+      </w:r>
+    </w:p>
+    <w:p>
+      <w:pPr>
+        <w:spacing w:line="276" w:lineRule="auto" w:after="120"/>
+        <w:ind w:firstLine="567"/>
+      </w:pPr>
+      <w:r>
+        <w:rPr>
+          <w:rFonts w:ascii="Times New Roman" w:hAnsi="Times New Roman" w:eastAsia="Times New Roman"/>
+          <w:color w:val="000000"/>
+          <w:sz w:val="24"/>
+        </w:rPr>
+        <w:t>là danh mục đối tác dùng sau này trên phiếu.</w:t>
+      </w:r>
+    </w:p>
+    <w:p>
+      <w:pPr>
+        <w:spacing w:line="276" w:lineRule="auto" w:after="120"/>
+        <w:ind w:firstLine="0"/>
+      </w:pPr>
+      <w:r>
+        <w:rPr>
+          <w:rFonts w:ascii="Times New Roman" w:hAnsi="Times New Roman" w:eastAsia="Times New Roman"/>
+          <w:color w:val="000000"/>
+          <w:sz w:val="24"/>
+        </w:rPr>
+        <w:t>NguoiDung</w:t>
+      </w:r>
+    </w:p>
+    <w:p>
+      <w:pPr>
+        <w:spacing w:line="276" w:lineRule="auto" w:after="120"/>
+        <w:ind w:firstLine="567"/>
+      </w:pPr>
+      <w:r>
+        <w:rPr>
+          <w:rFonts w:ascii="Times New Roman" w:hAnsi="Times New Roman" w:eastAsia="Times New Roman"/>
+          <w:color w:val="000000"/>
+          <w:sz w:val="24"/>
+        </w:rPr>
+        <w:t>đại diện tài khoản/vai trò. Các đường nối kèm số nhiều (1, n, 1..*) cho biết ràng buộc: ví dụ một hàng có nhiều tồn theo kho; nhiều hàng chung một nhóm.</w:t>
+      </w:r>
+    </w:p>
+    <w:p>
+      <w:pPr>
         <w:pStyle w:val="Heading3"/>
       </w:pPr>
       <w:r>
@@ -14913,6 +17629,300 @@
     </w:p>
     <w:p>
       <w:pPr>
+        <w:spacing w:line="276" w:lineRule="auto" w:after="120"/>
+        <w:ind w:firstLine="567"/>
+      </w:pPr>
+      <w:r>
+        <w:rPr>
+          <w:rFonts w:ascii="Times New Roman" w:hAnsi="Times New Roman" w:eastAsia="Times New Roman"/>
+          <w:color w:val="000000"/>
+          <w:sz w:val="24"/>
+        </w:rPr>
+        <w:t>Giải thích sơ đồ: Nhóm này mô tả cấu trúc</w:t>
+      </w:r>
+    </w:p>
+    <w:p>
+      <w:pPr>
+        <w:spacing w:line="276" w:lineRule="auto" w:after="120"/>
+        <w:ind w:firstLine="0"/>
+      </w:pPr>
+      <w:r>
+        <w:rPr>
+          <w:rFonts w:ascii="Times New Roman" w:hAnsi="Times New Roman" w:eastAsia="Times New Roman"/>
+          <w:color w:val="000000"/>
+          <w:sz w:val="24"/>
+        </w:rPr>
+        <w:t>giao dịch</w:t>
+      </w:r>
+    </w:p>
+    <w:p>
+      <w:pPr>
+        <w:spacing w:line="276" w:lineRule="auto" w:after="120"/>
+        <w:ind w:firstLine="567"/>
+      </w:pPr>
+      <w:r>
+        <w:rPr>
+          <w:rFonts w:ascii="Times New Roman" w:hAnsi="Times New Roman" w:eastAsia="Times New Roman"/>
+          <w:color w:val="000000"/>
+          <w:sz w:val="24"/>
+        </w:rPr>
+        <w:t>.</w:t>
+      </w:r>
+    </w:p>
+    <w:p>
+      <w:pPr>
+        <w:spacing w:line="276" w:lineRule="auto" w:after="120"/>
+        <w:ind w:firstLine="0"/>
+      </w:pPr>
+      <w:r>
+        <w:rPr>
+          <w:rFonts w:ascii="Times New Roman" w:hAnsi="Times New Roman" w:eastAsia="Times New Roman"/>
+          <w:color w:val="000000"/>
+          <w:sz w:val="24"/>
+        </w:rPr>
+        <w:t>PhieuNhapKho</w:t>
+      </w:r>
+    </w:p>
+    <w:p>
+      <w:pPr>
+        <w:spacing w:line="276" w:lineRule="auto" w:after="120"/>
+        <w:ind w:firstLine="567"/>
+      </w:pPr>
+      <w:r>
+        <w:rPr>
+          <w:rFonts w:ascii="Times New Roman" w:hAnsi="Times New Roman" w:eastAsia="Times New Roman"/>
+          <w:color w:val="000000"/>
+          <w:sz w:val="24"/>
+        </w:rPr>
+        <w:t>gắn</w:t>
+      </w:r>
+    </w:p>
+    <w:p>
+      <w:pPr>
+        <w:spacing w:line="276" w:lineRule="auto" w:after="120"/>
+        <w:ind w:firstLine="0"/>
+      </w:pPr>
+      <w:r>
+        <w:rPr>
+          <w:rFonts w:ascii="Times New Roman" w:hAnsi="Times New Roman" w:eastAsia="Times New Roman"/>
+          <w:color w:val="000000"/>
+          <w:sz w:val="24"/>
+        </w:rPr>
+        <w:t>NhaCungCap</w:t>
+      </w:r>
+    </w:p>
+    <w:p>
+      <w:pPr>
+        <w:spacing w:line="276" w:lineRule="auto" w:after="120"/>
+        <w:ind w:firstLine="567"/>
+      </w:pPr>
+      <w:r>
+        <w:rPr>
+          <w:rFonts w:ascii="Times New Roman" w:hAnsi="Times New Roman" w:eastAsia="Times New Roman"/>
+          <w:color w:val="000000"/>
+          <w:sz w:val="24"/>
+        </w:rPr>
+        <w:t>,</w:t>
+      </w:r>
+    </w:p>
+    <w:p>
+      <w:pPr>
+        <w:spacing w:line="276" w:lineRule="auto" w:after="120"/>
+        <w:ind w:firstLine="0"/>
+      </w:pPr>
+      <w:r>
+        <w:rPr>
+          <w:rFonts w:ascii="Times New Roman" w:hAnsi="Times New Roman" w:eastAsia="Times New Roman"/>
+          <w:color w:val="000000"/>
+          <w:sz w:val="24"/>
+        </w:rPr>
+        <w:t>Kho</w:t>
+      </w:r>
+    </w:p>
+    <w:p>
+      <w:pPr>
+        <w:spacing w:line="276" w:lineRule="auto" w:after="120"/>
+        <w:ind w:firstLine="567"/>
+      </w:pPr>
+      <w:r>
+        <w:rPr>
+          <w:rFonts w:ascii="Times New Roman" w:hAnsi="Times New Roman" w:eastAsia="Times New Roman"/>
+          <w:color w:val="000000"/>
+          <w:sz w:val="24"/>
+        </w:rPr>
+        <w:t>,</w:t>
+      </w:r>
+    </w:p>
+    <w:p>
+      <w:pPr>
+        <w:spacing w:line="276" w:lineRule="auto" w:after="120"/>
+        <w:ind w:firstLine="0"/>
+      </w:pPr>
+      <w:r>
+        <w:rPr>
+          <w:rFonts w:ascii="Times New Roman" w:hAnsi="Times New Roman" w:eastAsia="Times New Roman"/>
+          <w:color w:val="000000"/>
+          <w:sz w:val="24"/>
+        </w:rPr>
+        <w:t>NguoiDung</w:t>
+      </w:r>
+    </w:p>
+    <w:p>
+      <w:pPr>
+        <w:spacing w:line="276" w:lineRule="auto" w:after="120"/>
+        <w:ind w:firstLine="567"/>
+      </w:pPr>
+      <w:r>
+        <w:rPr>
+          <w:rFonts w:ascii="Times New Roman" w:hAnsi="Times New Roman" w:eastAsia="Times New Roman"/>
+          <w:color w:val="000000"/>
+          <w:sz w:val="24"/>
+        </w:rPr>
+        <w:t>(người lập) và có nhiều</w:t>
+      </w:r>
+    </w:p>
+    <w:p>
+      <w:pPr>
+        <w:spacing w:line="276" w:lineRule="auto" w:after="120"/>
+        <w:ind w:firstLine="0"/>
+      </w:pPr>
+      <w:r>
+        <w:rPr>
+          <w:rFonts w:ascii="Times New Roman" w:hAnsi="Times New Roman" w:eastAsia="Times New Roman"/>
+          <w:color w:val="000000"/>
+          <w:sz w:val="24"/>
+        </w:rPr>
+        <w:t>ChiTietPhieuNhap</w:t>
+      </w:r>
+    </w:p>
+    <w:p>
+      <w:pPr>
+        <w:spacing w:line="276" w:lineRule="auto" w:after="120"/>
+        <w:ind w:firstLine="567"/>
+      </w:pPr>
+      <w:r>
+        <w:rPr>
+          <w:rFonts w:ascii="Times New Roman" w:hAnsi="Times New Roman" w:eastAsia="Times New Roman"/>
+          <w:color w:val="000000"/>
+          <w:sz w:val="24"/>
+        </w:rPr>
+        <w:t>; mỗi chi tiết trỏ một</w:t>
+      </w:r>
+    </w:p>
+    <w:p>
+      <w:pPr>
+        <w:spacing w:line="276" w:lineRule="auto" w:after="120"/>
+        <w:ind w:firstLine="0"/>
+      </w:pPr>
+      <w:r>
+        <w:rPr>
+          <w:rFonts w:ascii="Times New Roman" w:hAnsi="Times New Roman" w:eastAsia="Times New Roman"/>
+          <w:color w:val="000000"/>
+          <w:sz w:val="24"/>
+        </w:rPr>
+        <w:t>HangHoa</w:t>
+      </w:r>
+    </w:p>
+    <w:p>
+      <w:pPr>
+        <w:spacing w:line="276" w:lineRule="auto" w:after="120"/>
+        <w:ind w:firstLine="567"/>
+      </w:pPr>
+      <w:r>
+        <w:rPr>
+          <w:rFonts w:ascii="Times New Roman" w:hAnsi="Times New Roman" w:eastAsia="Times New Roman"/>
+          <w:color w:val="000000"/>
+          <w:sz w:val="24"/>
+        </w:rPr>
+        <w:t>.</w:t>
+      </w:r>
+    </w:p>
+    <w:p>
+      <w:pPr>
+        <w:spacing w:line="276" w:lineRule="auto" w:after="120"/>
+        <w:ind w:firstLine="0"/>
+      </w:pPr>
+      <w:r>
+        <w:rPr>
+          <w:rFonts w:ascii="Times New Roman" w:hAnsi="Times New Roman" w:eastAsia="Times New Roman"/>
+          <w:color w:val="000000"/>
+          <w:sz w:val="24"/>
+        </w:rPr>
+        <w:t>PhieuXuatKho</w:t>
+      </w:r>
+    </w:p>
+    <w:p>
+      <w:pPr>
+        <w:spacing w:line="276" w:lineRule="auto" w:after="120"/>
+        <w:ind w:firstLine="567"/>
+      </w:pPr>
+      <w:r>
+        <w:rPr>
+          <w:rFonts w:ascii="Times New Roman" w:hAnsi="Times New Roman" w:eastAsia="Times New Roman"/>
+          <w:color w:val="000000"/>
+          <w:sz w:val="24"/>
+        </w:rPr>
+        <w:t>tương tự nhưng gắn</w:t>
+      </w:r>
+    </w:p>
+    <w:p>
+      <w:pPr>
+        <w:spacing w:line="276" w:lineRule="auto" w:after="120"/>
+        <w:ind w:firstLine="0"/>
+      </w:pPr>
+      <w:r>
+        <w:rPr>
+          <w:rFonts w:ascii="Times New Roman" w:hAnsi="Times New Roman" w:eastAsia="Times New Roman"/>
+          <w:color w:val="000000"/>
+          <w:sz w:val="24"/>
+        </w:rPr>
+        <w:t>KhachHang</w:t>
+      </w:r>
+    </w:p>
+    <w:p>
+      <w:pPr>
+        <w:spacing w:line="276" w:lineRule="auto" w:after="120"/>
+        <w:ind w:firstLine="567"/>
+      </w:pPr>
+      <w:r>
+        <w:rPr>
+          <w:rFonts w:ascii="Times New Roman" w:hAnsi="Times New Roman" w:eastAsia="Times New Roman"/>
+          <w:color w:val="000000"/>
+          <w:sz w:val="24"/>
+        </w:rPr>
+        <w:t>.</w:t>
+      </w:r>
+    </w:p>
+    <w:p>
+      <w:pPr>
+        <w:spacing w:line="276" w:lineRule="auto" w:after="120"/>
+        <w:ind w:firstLine="0"/>
+      </w:pPr>
+      <w:r>
+        <w:rPr>
+          <w:rFonts w:ascii="Times New Roman" w:hAnsi="Times New Roman" w:eastAsia="Times New Roman"/>
+          <w:color w:val="000000"/>
+          <w:sz w:val="24"/>
+        </w:rPr>
+        <w:t>TonKho</w:t>
+      </w:r>
+    </w:p>
+    <w:p>
+      <w:pPr>
+        <w:spacing w:line="276" w:lineRule="auto" w:after="120"/>
+        <w:ind w:firstLine="567"/>
+      </w:pPr>
+      <w:r>
+        <w:rPr>
+          <w:rFonts w:ascii="Times New Roman" w:hAnsi="Times New Roman" w:eastAsia="Times New Roman"/>
+          <w:color w:val="000000"/>
+          <w:sz w:val="24"/>
+        </w:rPr>
+        <w:t>liên kết Kho--HangHoa để khi duyệt phiếu có thể tăng/giảm số lượng. Sơ đồ làm rõ: phiếu và chi tiết là cấu trúc master--detail; tồn là lớp bị cập nhật bởi hành vi duyệt (sẽ thấy rõ hơn ở sequence).</w:t>
+      </w:r>
+    </w:p>
+    <w:p>
+      <w:pPr>
         <w:pStyle w:val="Heading3"/>
       </w:pPr>
       <w:r>
@@ -14998,6 +18008,146 @@
     </w:p>
     <w:p>
       <w:pPr>
+        <w:spacing w:line="276" w:lineRule="auto" w:after="120"/>
+        <w:ind w:firstLine="567"/>
+      </w:pPr>
+      <w:r>
+        <w:rPr>
+          <w:rFonts w:ascii="Times New Roman" w:hAnsi="Times New Roman" w:eastAsia="Times New Roman"/>
+          <w:color w:val="000000"/>
+          <w:sz w:val="24"/>
+        </w:rPr>
+        <w:t>Giải thích sơ đồ:</w:t>
+      </w:r>
+    </w:p>
+    <w:p>
+      <w:pPr>
+        <w:spacing w:line="276" w:lineRule="auto" w:after="120"/>
+        <w:ind w:firstLine="0"/>
+      </w:pPr>
+      <w:r>
+        <w:rPr>
+          <w:rFonts w:ascii="Times New Roman" w:hAnsi="Times New Roman" w:eastAsia="Times New Roman"/>
+          <w:color w:val="000000"/>
+          <w:sz w:val="24"/>
+        </w:rPr>
+        <w:t>PhieuKiemKe</w:t>
+      </w:r>
+    </w:p>
+    <w:p>
+      <w:pPr>
+        <w:spacing w:line="276" w:lineRule="auto" w:after="120"/>
+        <w:ind w:firstLine="567"/>
+      </w:pPr>
+      <w:r>
+        <w:rPr>
+          <w:rFonts w:ascii="Times New Roman" w:hAnsi="Times New Roman" w:eastAsia="Times New Roman"/>
+          <w:color w:val="000000"/>
+          <w:sz w:val="24"/>
+        </w:rPr>
+        <w:t>--</w:t>
+      </w:r>
+    </w:p>
+    <w:p>
+      <w:pPr>
+        <w:spacing w:line="276" w:lineRule="auto" w:after="120"/>
+        <w:ind w:firstLine="0"/>
+      </w:pPr>
+      <w:r>
+        <w:rPr>
+          <w:rFonts w:ascii="Times New Roman" w:hAnsi="Times New Roman" w:eastAsia="Times New Roman"/>
+          <w:color w:val="000000"/>
+          <w:sz w:val="24"/>
+        </w:rPr>
+        <w:t>ChiTietKiemKe</w:t>
+      </w:r>
+    </w:p>
+    <w:p>
+      <w:pPr>
+        <w:spacing w:line="276" w:lineRule="auto" w:after="120"/>
+        <w:ind w:firstLine="567"/>
+      </w:pPr>
+      <w:r>
+        <w:rPr>
+          <w:rFonts w:ascii="Times New Roman" w:hAnsi="Times New Roman" w:eastAsia="Times New Roman"/>
+          <w:color w:val="000000"/>
+          <w:sz w:val="24"/>
+        </w:rPr>
+        <w:t>cũng theo mẫu master--detail; mỗi dòng lưu SL sổ, SL thực tế, chênh lệch.</w:t>
+      </w:r>
+    </w:p>
+    <w:p>
+      <w:pPr>
+        <w:spacing w:line="276" w:lineRule="auto" w:after="120"/>
+        <w:ind w:firstLine="0"/>
+      </w:pPr>
+      <w:r>
+        <w:rPr>
+          <w:rFonts w:ascii="Times New Roman" w:hAnsi="Times New Roman" w:eastAsia="Times New Roman"/>
+          <w:color w:val="000000"/>
+          <w:sz w:val="24"/>
+        </w:rPr>
+        <w:t>LichSuThaoTac</w:t>
+      </w:r>
+    </w:p>
+    <w:p>
+      <w:pPr>
+        <w:spacing w:line="276" w:lineRule="auto" w:after="120"/>
+        <w:ind w:firstLine="567"/>
+      </w:pPr>
+      <w:r>
+        <w:rPr>
+          <w:rFonts w:ascii="Times New Roman" w:hAnsi="Times New Roman" w:eastAsia="Times New Roman"/>
+          <w:color w:val="000000"/>
+          <w:sz w:val="24"/>
+        </w:rPr>
+        <w:t>ghi nhận ai làm gì (duyệt, thêm hàng</w:t>
+      </w:r>
+    </w:p>
+    <w:p>
+      <w:pPr>
+        <w:spacing w:line="276" w:lineRule="auto" w:after="120"/>
+        <w:ind w:firstLine="567"/>
+      </w:pPr>
+      <w:r>
+        <w:rPr>
+          <w:rFonts w:ascii="Times New Roman" w:hAnsi="Times New Roman" w:eastAsia="Times New Roman"/>
+          <w:color w:val="000000"/>
+          <w:sz w:val="24"/>
+        </w:rPr>
+        <w:t>), quan hệ với</w:t>
+      </w:r>
+    </w:p>
+    <w:p>
+      <w:pPr>
+        <w:spacing w:line="276" w:lineRule="auto" w:after="120"/>
+        <w:ind w:firstLine="0"/>
+      </w:pPr>
+      <w:r>
+        <w:rPr>
+          <w:rFonts w:ascii="Times New Roman" w:hAnsi="Times New Roman" w:eastAsia="Times New Roman"/>
+          <w:color w:val="000000"/>
+          <w:sz w:val="24"/>
+        </w:rPr>
+        <w:t>NguoiDung</w:t>
+      </w:r>
+    </w:p>
+    <w:p>
+      <w:pPr>
+        <w:spacing w:line="276" w:lineRule="auto" w:after="120"/>
+        <w:ind w:firstLine="567"/>
+      </w:pPr>
+      <w:r>
+        <w:rPr>
+          <w:rFonts w:ascii="Times New Roman" w:hAnsi="Times New Roman" w:eastAsia="Times New Roman"/>
+          <w:color w:val="000000"/>
+          <w:sz w:val="24"/>
+        </w:rPr>
+        <w:t>. Nhóm này bổ sung phần cấu trúc cho UC11 và audit, tách khỏi sơ đồ nhập xuất để tránh rối.</w:t>
+      </w:r>
+    </w:p>
+    <w:p>
+      <w:pPr>
         <w:pStyle w:val="Heading2"/>
       </w:pPr>
       <w:r>
@@ -15027,6 +18177,20 @@
     <w:p>
       <w:pPr>
         <w:spacing w:line="276" w:lineRule="auto" w:after="120"/>
+        <w:ind w:firstLine="0"/>
+      </w:pPr>
+      <w:r>
+        <w:rPr>
+          <w:rFonts w:ascii="Times New Roman" w:hAnsi="Times New Roman" w:eastAsia="Times New Roman"/>
+          <w:color w:val="000000"/>
+          <w:sz w:val="24"/>
+        </w:rPr>
+        <w:t>cần có để thực hiện mục tiêu use case đó</w:t>
+      </w:r>
+    </w:p>
+    <w:p>
+      <w:pPr>
+        <w:spacing w:line="276" w:lineRule="auto" w:after="120"/>
         <w:ind w:firstLine="567"/>
       </w:pPr>
       <w:r>
@@ -15055,6 +18219,20 @@
     <w:p>
       <w:pPr>
         <w:spacing w:line="276" w:lineRule="auto" w:after="120"/>
+        <w:ind w:firstLine="0"/>
+      </w:pPr>
+      <w:r>
+        <w:rPr>
+          <w:rFonts w:ascii="Times New Roman" w:hAnsi="Times New Roman" w:eastAsia="Times New Roman"/>
+          <w:color w:val="000000"/>
+          <w:sz w:val="24"/>
+        </w:rPr>
+        <w:t>Mục tiêu use case</w:t>
+      </w:r>
+    </w:p>
+    <w:p>
+      <w:pPr>
+        <w:spacing w:line="276" w:lineRule="auto" w:after="120"/>
         <w:ind w:firstLine="567"/>
       </w:pPr>
       <w:r>
@@ -15069,6 +18247,20 @@
     <w:p>
       <w:pPr>
         <w:spacing w:line="276" w:lineRule="auto" w:after="120"/>
+        <w:ind w:firstLine="0"/>
+      </w:pPr>
+      <w:r>
+        <w:rPr>
+          <w:rFonts w:ascii="Times New Roman" w:hAnsi="Times New Roman" w:eastAsia="Times New Roman"/>
+          <w:color w:val="000000"/>
+          <w:sz w:val="24"/>
+        </w:rPr>
+        <w:t>Lớp tham gia</w:t>
+      </w:r>
+    </w:p>
+    <w:p>
+      <w:pPr>
+        <w:spacing w:line="276" w:lineRule="auto" w:after="120"/>
         <w:ind w:firstLine="567"/>
       </w:pPr>
       <w:r>
@@ -15083,6 +18275,20 @@
     <w:p>
       <w:pPr>
         <w:spacing w:line="276" w:lineRule="auto" w:after="120"/>
+        <w:ind w:firstLine="0"/>
+      </w:pPr>
+      <w:r>
+        <w:rPr>
+          <w:rFonts w:ascii="Times New Roman" w:hAnsi="Times New Roman" w:eastAsia="Times New Roman"/>
+          <w:color w:val="000000"/>
+          <w:sz w:val="24"/>
+        </w:rPr>
+        <w:t>NguoiDung</w:t>
+      </w:r>
+    </w:p>
+    <w:p>
+      <w:pPr>
+        <w:spacing w:line="276" w:lineRule="auto" w:after="120"/>
         <w:ind w:firstLine="567"/>
       </w:pPr>
       <w:r>
@@ -15097,6 +18303,20 @@
     <w:p>
       <w:pPr>
         <w:spacing w:line="276" w:lineRule="auto" w:after="120"/>
+        <w:ind w:firstLine="0"/>
+      </w:pPr>
+      <w:r>
+        <w:rPr>
+          <w:rFonts w:ascii="Times New Roman" w:hAnsi="Times New Roman" w:eastAsia="Times New Roman"/>
+          <w:color w:val="000000"/>
+          <w:sz w:val="24"/>
+        </w:rPr>
+        <w:t>LichSuThaoTac</w:t>
+      </w:r>
+    </w:p>
+    <w:p>
+      <w:pPr>
+        <w:spacing w:line="276" w:lineRule="auto" w:after="120"/>
         <w:ind w:firstLine="567"/>
       </w:pPr>
       <w:r>
@@ -15111,6 +18331,20 @@
     <w:p>
       <w:pPr>
         <w:spacing w:line="276" w:lineRule="auto" w:after="120"/>
+        <w:ind w:firstLine="0"/>
+      </w:pPr>
+      <w:r>
+        <w:rPr>
+          <w:rFonts w:ascii="Times New Roman" w:hAnsi="Times New Roman" w:eastAsia="Times New Roman"/>
+          <w:color w:val="000000"/>
+          <w:sz w:val="24"/>
+        </w:rPr>
+        <w:t>Quan hệ</w:t>
+      </w:r>
+    </w:p>
+    <w:p>
+      <w:pPr>
+        <w:spacing w:line="276" w:lineRule="auto" w:after="120"/>
         <w:ind w:firstLine="567"/>
       </w:pPr>
       <w:r>
@@ -15125,6 +18359,20 @@
     <w:p>
       <w:pPr>
         <w:spacing w:line="276" w:lineRule="auto" w:after="120"/>
+        <w:ind w:firstLine="0"/>
+      </w:pPr>
+      <w:r>
+        <w:rPr>
+          <w:rFonts w:ascii="Times New Roman" w:hAnsi="Times New Roman" w:eastAsia="Times New Roman"/>
+          <w:color w:val="000000"/>
+          <w:sz w:val="24"/>
+        </w:rPr>
+        <w:t>NguoiDung</w:t>
+      </w:r>
+    </w:p>
+    <w:p>
+      <w:pPr>
+        <w:spacing w:line="276" w:lineRule="auto" w:after="120"/>
         <w:ind w:firstLine="567"/>
       </w:pPr>
       <w:r>
@@ -15139,6 +18387,20 @@
     <w:p>
       <w:pPr>
         <w:spacing w:line="276" w:lineRule="auto" w:after="120"/>
+        <w:ind w:firstLine="0"/>
+      </w:pPr>
+      <w:r>
+        <w:rPr>
+          <w:rFonts w:ascii="Times New Roman" w:hAnsi="Times New Roman" w:eastAsia="Times New Roman"/>
+          <w:color w:val="000000"/>
+          <w:sz w:val="24"/>
+        </w:rPr>
+        <w:t>Phương thức liên quan</w:t>
+      </w:r>
+    </w:p>
+    <w:p>
+      <w:pPr>
+        <w:spacing w:line="276" w:lineRule="auto" w:after="120"/>
         <w:ind w:firstLine="567"/>
       </w:pPr>
       <w:r>
@@ -15153,6 +18415,20 @@
     <w:p>
       <w:pPr>
         <w:spacing w:line="276" w:lineRule="auto" w:after="120"/>
+        <w:ind w:firstLine="0"/>
+      </w:pPr>
+      <w:r>
+        <w:rPr>
+          <w:rFonts w:ascii="Times New Roman" w:hAnsi="Times New Roman" w:eastAsia="Times New Roman"/>
+          <w:color w:val="000000"/>
+          <w:sz w:val="24"/>
+        </w:rPr>
+        <w:t>themTaiKhoan()</w:t>
+      </w:r>
+    </w:p>
+    <w:p>
+      <w:pPr>
+        <w:spacing w:line="276" w:lineRule="auto" w:after="120"/>
         <w:ind w:firstLine="567"/>
       </w:pPr>
       <w:r>
@@ -15167,6 +18443,20 @@
     <w:p>
       <w:pPr>
         <w:spacing w:line="276" w:lineRule="auto" w:after="120"/>
+        <w:ind w:firstLine="0"/>
+      </w:pPr>
+      <w:r>
+        <w:rPr>
+          <w:rFonts w:ascii="Times New Roman" w:hAnsi="Times New Roman" w:eastAsia="Times New Roman"/>
+          <w:color w:val="000000"/>
+          <w:sz w:val="24"/>
+        </w:rPr>
+        <w:t>dangNhap()</w:t>
+      </w:r>
+    </w:p>
+    <w:p>
+      <w:pPr>
+        <w:spacing w:line="276" w:lineRule="auto" w:after="120"/>
         <w:ind w:firstLine="567"/>
       </w:pPr>
       <w:r>
@@ -15181,6 +18471,20 @@
     <w:p>
       <w:pPr>
         <w:spacing w:line="276" w:lineRule="auto" w:after="120"/>
+        <w:ind w:firstLine="0"/>
+      </w:pPr>
+      <w:r>
+        <w:rPr>
+          <w:rFonts w:ascii="Times New Roman" w:hAnsi="Times New Roman" w:eastAsia="Times New Roman"/>
+          <w:color w:val="000000"/>
+          <w:sz w:val="24"/>
+        </w:rPr>
+        <w:t>ghiLog()</w:t>
+      </w:r>
+    </w:p>
+    <w:p>
+      <w:pPr>
+        <w:spacing w:line="276" w:lineRule="auto" w:after="120"/>
         <w:ind w:firstLine="567"/>
       </w:pPr>
       <w:r>
@@ -15190,6 +18494,20 @@
           <w:sz w:val="24"/>
         </w:rPr>
         <w:t>trên</w:t>
+      </w:r>
+    </w:p>
+    <w:p>
+      <w:pPr>
+        <w:spacing w:line="276" w:lineRule="auto" w:after="120"/>
+        <w:ind w:firstLine="0"/>
+      </w:pPr>
+      <w:r>
+        <w:rPr>
+          <w:rFonts w:ascii="Times New Roman" w:hAnsi="Times New Roman" w:eastAsia="Times New Roman"/>
+          <w:color w:val="000000"/>
+          <w:sz w:val="24"/>
+        </w:rPr>
+        <w:t>LichSuThaoTac</w:t>
       </w:r>
     </w:p>
     <w:p>
@@ -15265,6 +18583,76 @@
     </w:p>
     <w:p>
       <w:pPr>
+        <w:spacing w:line="276" w:lineRule="auto" w:after="120"/>
+        <w:ind w:firstLine="567"/>
+      </w:pPr>
+      <w:r>
+        <w:rPr>
+          <w:rFonts w:ascii="Times New Roman" w:hAnsi="Times New Roman" w:eastAsia="Times New Roman"/>
+          <w:color w:val="000000"/>
+          <w:sz w:val="24"/>
+        </w:rPr>
+        <w:t>Giải thích sơ đồ: Chỉ giữ hai lớp cần cho UC03:</w:t>
+      </w:r>
+    </w:p>
+    <w:p>
+      <w:pPr>
+        <w:spacing w:line="276" w:lineRule="auto" w:after="120"/>
+        <w:ind w:firstLine="0"/>
+      </w:pPr>
+      <w:r>
+        <w:rPr>
+          <w:rFonts w:ascii="Times New Roman" w:hAnsi="Times New Roman" w:eastAsia="Times New Roman"/>
+          <w:color w:val="000000"/>
+          <w:sz w:val="24"/>
+        </w:rPr>
+        <w:t>NguoiDung</w:t>
+      </w:r>
+    </w:p>
+    <w:p>
+      <w:pPr>
+        <w:spacing w:line="276" w:lineRule="auto" w:after="120"/>
+        <w:ind w:firstLine="567"/>
+      </w:pPr>
+      <w:r>
+        <w:rPr>
+          <w:rFonts w:ascii="Times New Roman" w:hAnsi="Times New Roman" w:eastAsia="Times New Roman"/>
+          <w:color w:val="000000"/>
+          <w:sz w:val="24"/>
+        </w:rPr>
+        <w:t>(đối tượng được tạo, chứa thuộc tính tài khoản và các operation đăng nhập/thêm TK) và</w:t>
+      </w:r>
+    </w:p>
+    <w:p>
+      <w:pPr>
+        <w:spacing w:line="276" w:lineRule="auto" w:after="120"/>
+        <w:ind w:firstLine="0"/>
+      </w:pPr>
+      <w:r>
+        <w:rPr>
+          <w:rFonts w:ascii="Times New Roman" w:hAnsi="Times New Roman" w:eastAsia="Times New Roman"/>
+          <w:color w:val="000000"/>
+          <w:sz w:val="24"/>
+        </w:rPr>
+        <w:t>LichSuThaoTac</w:t>
+      </w:r>
+    </w:p>
+    <w:p>
+      <w:pPr>
+        <w:spacing w:line="276" w:lineRule="auto" w:after="120"/>
+        <w:ind w:firstLine="567"/>
+      </w:pPr>
+      <w:r>
+        <w:rPr>
+          <w:rFonts w:ascii="Times New Roman" w:hAnsi="Times New Roman" w:eastAsia="Times New Roman"/>
+          <w:color w:val="000000"/>
+          <w:sz w:val="24"/>
+        </w:rPr>
+        <w:t>(ghi vết). Quan hệ 1..* nghĩa là một người dùng có thể phát sinh nhiều log. Các lớp hàng/phiếu không xuất hiện vì không tham gia mục tiêu “thêm tài khoản”.</w:t>
+      </w:r>
+    </w:p>
+    <w:p>
+      <w:pPr>
         <w:pStyle w:val="Heading3"/>
       </w:pPr>
       <w:r>
@@ -15280,6 +18668,20 @@
     <w:p>
       <w:pPr>
         <w:spacing w:line="276" w:lineRule="auto" w:after="120"/>
+        <w:ind w:firstLine="0"/>
+      </w:pPr>
+      <w:r>
+        <w:rPr>
+          <w:rFonts w:ascii="Times New Roman" w:hAnsi="Times New Roman" w:eastAsia="Times New Roman"/>
+          <w:color w:val="000000"/>
+          <w:sz w:val="24"/>
+        </w:rPr>
+        <w:t>Mục tiêu use case</w:t>
+      </w:r>
+    </w:p>
+    <w:p>
+      <w:pPr>
+        <w:spacing w:line="276" w:lineRule="auto" w:after="120"/>
         <w:ind w:firstLine="567"/>
       </w:pPr>
       <w:r>
@@ -15289,6 +18691,20 @@
           <w:sz w:val="24"/>
         </w:rPr>
         <w:t>: thêm mặt hàng và khởi tạo tồn.</w:t>
+      </w:r>
+    </w:p>
+    <w:p>
+      <w:pPr>
+        <w:spacing w:line="276" w:lineRule="auto" w:after="120"/>
+        <w:ind w:firstLine="0"/>
+      </w:pPr>
+      <w:r>
+        <w:rPr>
+          <w:rFonts w:ascii="Times New Roman" w:hAnsi="Times New Roman" w:eastAsia="Times New Roman"/>
+          <w:color w:val="000000"/>
+          <w:sz w:val="24"/>
+        </w:rPr>
+        <w:t>Lớp tham gia</w:t>
       </w:r>
     </w:p>
     <w:p>
@@ -15364,6 +18780,20 @@
     <w:p>
       <w:pPr>
         <w:spacing w:line="276" w:lineRule="auto" w:after="120"/>
+        <w:ind w:firstLine="0"/>
+      </w:pPr>
+      <w:r>
+        <w:rPr>
+          <w:rFonts w:ascii="Times New Roman" w:hAnsi="Times New Roman" w:eastAsia="Times New Roman"/>
+          <w:color w:val="000000"/>
+          <w:sz w:val="24"/>
+        </w:rPr>
+        <w:t>Quan hệ chính</w:t>
+      </w:r>
+    </w:p>
+    <w:p>
+      <w:pPr>
+        <w:spacing w:line="276" w:lineRule="auto" w:after="120"/>
         <w:ind w:firstLine="567"/>
       </w:pPr>
       <w:r>
@@ -15378,6 +18808,20 @@
     <w:p>
       <w:pPr>
         <w:spacing w:line="276" w:lineRule="auto" w:after="120"/>
+        <w:ind w:firstLine="0"/>
+      </w:pPr>
+      <w:r>
+        <w:rPr>
+          <w:rFonts w:ascii="Times New Roman" w:hAnsi="Times New Roman" w:eastAsia="Times New Roman"/>
+          <w:color w:val="000000"/>
+          <w:sz w:val="24"/>
+        </w:rPr>
+        <w:t>Phương thức liên quan</w:t>
+      </w:r>
+    </w:p>
+    <w:p>
+      <w:pPr>
+        <w:spacing w:line="276" w:lineRule="auto" w:after="120"/>
         <w:ind w:firstLine="567"/>
       </w:pPr>
       <w:r>
@@ -15392,6 +18836,20 @@
     <w:p>
       <w:pPr>
         <w:spacing w:line="276" w:lineRule="auto" w:after="120"/>
+        <w:ind w:firstLine="0"/>
+      </w:pPr>
+      <w:r>
+        <w:rPr>
+          <w:rFonts w:ascii="Times New Roman" w:hAnsi="Times New Roman" w:eastAsia="Times New Roman"/>
+          <w:color w:val="000000"/>
+          <w:sz w:val="24"/>
+        </w:rPr>
+        <w:t>HangHoa.themHangHoa()</w:t>
+      </w:r>
+    </w:p>
+    <w:p>
+      <w:pPr>
+        <w:spacing w:line="276" w:lineRule="auto" w:after="120"/>
         <w:ind w:firstLine="567"/>
       </w:pPr>
       <w:r>
@@ -15406,6 +18864,20 @@
     <w:p>
       <w:pPr>
         <w:spacing w:line="276" w:lineRule="auto" w:after="120"/>
+        <w:ind w:firstLine="0"/>
+      </w:pPr>
+      <w:r>
+        <w:rPr>
+          <w:rFonts w:ascii="Times New Roman" w:hAnsi="Times New Roman" w:eastAsia="Times New Roman"/>
+          <w:color w:val="000000"/>
+          <w:sz w:val="24"/>
+        </w:rPr>
+        <w:t>TonKho.khoiTaoTon()</w:t>
+      </w:r>
+    </w:p>
+    <w:p>
+      <w:pPr>
+        <w:spacing w:line="276" w:lineRule="auto" w:after="120"/>
         <w:ind w:firstLine="567"/>
       </w:pPr>
       <w:r>
@@ -15420,6 +18892,20 @@
     <w:p>
       <w:pPr>
         <w:spacing w:line="276" w:lineRule="auto" w:after="120"/>
+        <w:ind w:firstLine="0"/>
+      </w:pPr>
+      <w:r>
+        <w:rPr>
+          <w:rFonts w:ascii="Times New Roman" w:hAnsi="Times New Roman" w:eastAsia="Times New Roman"/>
+          <w:color w:val="000000"/>
+          <w:sz w:val="24"/>
+        </w:rPr>
+        <w:t>capNhatTonKho()</w:t>
+      </w:r>
+    </w:p>
+    <w:p>
+      <w:pPr>
+        <w:spacing w:line="276" w:lineRule="auto" w:after="120"/>
         <w:ind w:firstLine="567"/>
       </w:pPr>
       <w:r>
@@ -15429,6 +18915,20 @@
           <w:sz w:val="24"/>
         </w:rPr>
         <w:t>;</w:t>
+      </w:r>
+    </w:p>
+    <w:p>
+      <w:pPr>
+        <w:spacing w:line="276" w:lineRule="auto" w:after="120"/>
+        <w:ind w:firstLine="0"/>
+      </w:pPr>
+      <w:r>
+        <w:rPr>
+          <w:rFonts w:ascii="Times New Roman" w:hAnsi="Times New Roman" w:eastAsia="Times New Roman"/>
+          <w:color w:val="000000"/>
+          <w:sz w:val="24"/>
+        </w:rPr>
+        <w:t>HangHoa.timKiem()</w:t>
       </w:r>
     </w:p>
     <w:p>
@@ -15504,6 +19004,272 @@
     </w:p>
     <w:p>
       <w:pPr>
+        <w:spacing w:line="276" w:lineRule="auto" w:after="120"/>
+        <w:ind w:firstLine="567"/>
+      </w:pPr>
+      <w:r>
+        <w:rPr>
+          <w:rFonts w:ascii="Times New Roman" w:hAnsi="Times New Roman" w:eastAsia="Times New Roman"/>
+          <w:color w:val="000000"/>
+          <w:sz w:val="24"/>
+        </w:rPr>
+        <w:t>Giải thích sơ đồ: Cắt lát cấu trúc cho UC06.</w:t>
+      </w:r>
+    </w:p>
+    <w:p>
+      <w:pPr>
+        <w:spacing w:line="276" w:lineRule="auto" w:after="120"/>
+        <w:ind w:firstLine="0"/>
+      </w:pPr>
+      <w:r>
+        <w:rPr>
+          <w:rFonts w:ascii="Times New Roman" w:hAnsi="Times New Roman" w:eastAsia="Times New Roman"/>
+          <w:color w:val="000000"/>
+          <w:sz w:val="24"/>
+        </w:rPr>
+        <w:t>HangHoa</w:t>
+      </w:r>
+    </w:p>
+    <w:p>
+      <w:pPr>
+        <w:spacing w:line="276" w:lineRule="auto" w:after="120"/>
+        <w:ind w:firstLine="567"/>
+      </w:pPr>
+      <w:r>
+        <w:rPr>
+          <w:rFonts w:ascii="Times New Roman" w:hAnsi="Times New Roman" w:eastAsia="Times New Roman"/>
+          <w:color w:val="000000"/>
+          <w:sz w:val="24"/>
+        </w:rPr>
+        <w:t>ở giữa, quan hệ n..1 với</w:t>
+      </w:r>
+    </w:p>
+    <w:p>
+      <w:pPr>
+        <w:spacing w:line="276" w:lineRule="auto" w:after="120"/>
+        <w:ind w:firstLine="0"/>
+      </w:pPr>
+      <w:r>
+        <w:rPr>
+          <w:rFonts w:ascii="Times New Roman" w:hAnsi="Times New Roman" w:eastAsia="Times New Roman"/>
+          <w:color w:val="000000"/>
+          <w:sz w:val="24"/>
+        </w:rPr>
+        <w:t>NhomHangHoa</w:t>
+      </w:r>
+    </w:p>
+    <w:p>
+      <w:pPr>
+        <w:spacing w:line="276" w:lineRule="auto" w:after="120"/>
+        <w:ind w:firstLine="567"/>
+      </w:pPr>
+      <w:r>
+        <w:rPr>
+          <w:rFonts w:ascii="Times New Roman" w:hAnsi="Times New Roman" w:eastAsia="Times New Roman"/>
+          <w:color w:val="000000"/>
+          <w:sz w:val="24"/>
+        </w:rPr>
+        <w:t>và</w:t>
+      </w:r>
+    </w:p>
+    <w:p>
+      <w:pPr>
+        <w:spacing w:line="276" w:lineRule="auto" w:after="120"/>
+        <w:ind w:firstLine="0"/>
+      </w:pPr>
+      <w:r>
+        <w:rPr>
+          <w:rFonts w:ascii="Times New Roman" w:hAnsi="Times New Roman" w:eastAsia="Times New Roman"/>
+          <w:color w:val="000000"/>
+          <w:sz w:val="24"/>
+        </w:rPr>
+        <w:t>DonViTinh</w:t>
+      </w:r>
+    </w:p>
+    <w:p>
+      <w:pPr>
+        <w:spacing w:line="276" w:lineRule="auto" w:after="120"/>
+        <w:ind w:firstLine="567"/>
+      </w:pPr>
+      <w:r>
+        <w:rPr>
+          <w:rFonts w:ascii="Times New Roman" w:hAnsi="Times New Roman" w:eastAsia="Times New Roman"/>
+          <w:color w:val="000000"/>
+          <w:sz w:val="24"/>
+        </w:rPr>
+        <w:t>(mỗi hàng thuộc đúng một nhóm, một ĐVT). Quan hệ 1..* với</w:t>
+      </w:r>
+    </w:p>
+    <w:p>
+      <w:pPr>
+        <w:spacing w:line="276" w:lineRule="auto" w:after="120"/>
+        <w:ind w:firstLine="0"/>
+      </w:pPr>
+      <w:r>
+        <w:rPr>
+          <w:rFonts w:ascii="Times New Roman" w:hAnsi="Times New Roman" w:eastAsia="Times New Roman"/>
+          <w:color w:val="000000"/>
+          <w:sz w:val="24"/>
+        </w:rPr>
+        <w:t>TonKho</w:t>
+      </w:r>
+    </w:p>
+    <w:p>
+      <w:pPr>
+        <w:spacing w:line="276" w:lineRule="auto" w:after="120"/>
+        <w:ind w:firstLine="567"/>
+      </w:pPr>
+      <w:r>
+        <w:rPr>
+          <w:rFonts w:ascii="Times New Roman" w:hAnsi="Times New Roman" w:eastAsia="Times New Roman"/>
+          <w:color w:val="000000"/>
+          <w:sz w:val="24"/>
+        </w:rPr>
+        <w:t>: sau khi thêm hàng phải có dòng tồn theo kho.</w:t>
+      </w:r>
+    </w:p>
+    <w:p>
+      <w:pPr>
+        <w:spacing w:line="276" w:lineRule="auto" w:after="120"/>
+        <w:ind w:firstLine="0"/>
+      </w:pPr>
+      <w:r>
+        <w:rPr>
+          <w:rFonts w:ascii="Times New Roman" w:hAnsi="Times New Roman" w:eastAsia="Times New Roman"/>
+          <w:color w:val="000000"/>
+          <w:sz w:val="24"/>
+        </w:rPr>
+        <w:t>NguoiDung</w:t>
+      </w:r>
+    </w:p>
+    <w:p>
+      <w:pPr>
+        <w:spacing w:line="276" w:lineRule="auto" w:after="120"/>
+        <w:ind w:firstLine="567"/>
+      </w:pPr>
+      <w:r>
+        <w:rPr>
+          <w:rFonts w:ascii="Times New Roman" w:hAnsi="Times New Roman" w:eastAsia="Times New Roman"/>
+          <w:color w:val="000000"/>
+          <w:sz w:val="24"/>
+        </w:rPr>
+        <w:t>thể hiện actor thực hiện. Các operation trên</w:t>
+      </w:r>
+    </w:p>
+    <w:p>
+      <w:pPr>
+        <w:spacing w:line="276" w:lineRule="auto" w:after="120"/>
+        <w:ind w:firstLine="0"/>
+      </w:pPr>
+      <w:r>
+        <w:rPr>
+          <w:rFonts w:ascii="Times New Roman" w:hAnsi="Times New Roman" w:eastAsia="Times New Roman"/>
+          <w:color w:val="000000"/>
+          <w:sz w:val="24"/>
+        </w:rPr>
+        <w:t>HangHoa</w:t>
+      </w:r>
+    </w:p>
+    <w:p>
+      <w:pPr>
+        <w:spacing w:line="276" w:lineRule="auto" w:after="120"/>
+        <w:ind w:firstLine="567"/>
+      </w:pPr>
+      <w:r>
+        <w:rPr>
+          <w:rFonts w:ascii="Times New Roman" w:hAnsi="Times New Roman" w:eastAsia="Times New Roman"/>
+          <w:color w:val="000000"/>
+          <w:sz w:val="24"/>
+        </w:rPr>
+        <w:t>(</w:t>
+      </w:r>
+    </w:p>
+    <w:p>
+      <w:pPr>
+        <w:spacing w:line="276" w:lineRule="auto" w:after="120"/>
+        <w:ind w:firstLine="0"/>
+      </w:pPr>
+      <w:r>
+        <w:rPr>
+          <w:rFonts w:ascii="Times New Roman" w:hAnsi="Times New Roman" w:eastAsia="Times New Roman"/>
+          <w:color w:val="000000"/>
+          <w:sz w:val="24"/>
+        </w:rPr>
+        <w:t>CapNhatThongTin</w:t>
+      </w:r>
+    </w:p>
+    <w:p>
+      <w:pPr>
+        <w:spacing w:line="276" w:lineRule="auto" w:after="120"/>
+        <w:ind w:firstLine="567"/>
+      </w:pPr>
+      <w:r>
+        <w:rPr>
+          <w:rFonts w:ascii="Times New Roman" w:hAnsi="Times New Roman" w:eastAsia="Times New Roman"/>
+          <w:color w:val="000000"/>
+          <w:sz w:val="24"/>
+        </w:rPr>
+        <w:t>,</w:t>
+      </w:r>
+    </w:p>
+    <w:p>
+      <w:pPr>
+        <w:spacing w:line="276" w:lineRule="auto" w:after="120"/>
+        <w:ind w:firstLine="0"/>
+      </w:pPr>
+      <w:r>
+        <w:rPr>
+          <w:rFonts w:ascii="Times New Roman" w:hAnsi="Times New Roman" w:eastAsia="Times New Roman"/>
+          <w:color w:val="000000"/>
+          <w:sz w:val="24"/>
+        </w:rPr>
+        <w:t>TimKiem</w:t>
+      </w:r>
+    </w:p>
+    <w:p>
+      <w:pPr>
+        <w:spacing w:line="276" w:lineRule="auto" w:after="120"/>
+        <w:ind w:firstLine="567"/>
+      </w:pPr>
+      <w:r>
+        <w:rPr>
+          <w:rFonts w:ascii="Times New Roman" w:hAnsi="Times New Roman" w:eastAsia="Times New Roman"/>
+          <w:color w:val="000000"/>
+          <w:sz w:val="24"/>
+        </w:rPr>
+        <w:t>) và</w:t>
+      </w:r>
+    </w:p>
+    <w:p>
+      <w:pPr>
+        <w:spacing w:line="276" w:lineRule="auto" w:after="120"/>
+        <w:ind w:firstLine="0"/>
+      </w:pPr>
+      <w:r>
+        <w:rPr>
+          <w:rFonts w:ascii="Times New Roman" w:hAnsi="Times New Roman" w:eastAsia="Times New Roman"/>
+          <w:color w:val="000000"/>
+          <w:sz w:val="24"/>
+        </w:rPr>
+        <w:t>TonKho.CapNhatTonKho</w:t>
+      </w:r>
+    </w:p>
+    <w:p>
+      <w:pPr>
+        <w:spacing w:line="276" w:lineRule="auto" w:after="120"/>
+        <w:ind w:firstLine="567"/>
+      </w:pPr>
+      <w:r>
+        <w:rPr>
+          <w:rFonts w:ascii="Times New Roman" w:hAnsi="Times New Roman" w:eastAsia="Times New Roman"/>
+          <w:color w:val="000000"/>
+          <w:sz w:val="24"/>
+        </w:rPr>
+        <w:t>gắn với việc tạo và sau này tra cứu hàng.</w:t>
+      </w:r>
+    </w:p>
+    <w:p>
+      <w:pPr>
         <w:pStyle w:val="Heading3"/>
       </w:pPr>
       <w:r>
@@ -15519,6 +19285,20 @@
     <w:p>
       <w:pPr>
         <w:spacing w:line="276" w:lineRule="auto" w:after="120"/>
+        <w:ind w:firstLine="0"/>
+      </w:pPr>
+      <w:r>
+        <w:rPr>
+          <w:rFonts w:ascii="Times New Roman" w:hAnsi="Times New Roman" w:eastAsia="Times New Roman"/>
+          <w:color w:val="000000"/>
+          <w:sz w:val="24"/>
+        </w:rPr>
+        <w:t>Mục tiêu use case</w:t>
+      </w:r>
+    </w:p>
+    <w:p>
+      <w:pPr>
+        <w:spacing w:line="276" w:lineRule="auto" w:after="120"/>
         <w:ind w:firstLine="567"/>
       </w:pPr>
       <w:r>
@@ -15533,6 +19313,20 @@
     <w:p>
       <w:pPr>
         <w:spacing w:line="276" w:lineRule="auto" w:after="120"/>
+        <w:ind w:firstLine="0"/>
+      </w:pPr>
+      <w:r>
+        <w:rPr>
+          <w:rFonts w:ascii="Times New Roman" w:hAnsi="Times New Roman" w:eastAsia="Times New Roman"/>
+          <w:color w:val="000000"/>
+          <w:sz w:val="24"/>
+        </w:rPr>
+        <w:t>Lớp tham gia</w:t>
+      </w:r>
+    </w:p>
+    <w:p>
+      <w:pPr>
+        <w:spacing w:line="276" w:lineRule="auto" w:after="120"/>
         <w:ind w:firstLine="567"/>
       </w:pPr>
       <w:r>
@@ -15547,6 +19341,20 @@
     <w:p>
       <w:pPr>
         <w:spacing w:line="276" w:lineRule="auto" w:after="120"/>
+        <w:ind w:firstLine="0"/>
+      </w:pPr>
+      <w:r>
+        <w:rPr>
+          <w:rFonts w:ascii="Times New Roman" w:hAnsi="Times New Roman" w:eastAsia="Times New Roman"/>
+          <w:color w:val="000000"/>
+          <w:sz w:val="24"/>
+        </w:rPr>
+        <w:t>NguoiDung</w:t>
+      </w:r>
+    </w:p>
+    <w:p>
+      <w:pPr>
+        <w:spacing w:line="276" w:lineRule="auto" w:after="120"/>
         <w:ind w:firstLine="567"/>
       </w:pPr>
       <w:r>
@@ -15561,6 +19369,20 @@
     <w:p>
       <w:pPr>
         <w:spacing w:line="276" w:lineRule="auto" w:after="120"/>
+        <w:ind w:firstLine="0"/>
+      </w:pPr>
+      <w:r>
+        <w:rPr>
+          <w:rFonts w:ascii="Times New Roman" w:hAnsi="Times New Roman" w:eastAsia="Times New Roman"/>
+          <w:color w:val="000000"/>
+          <w:sz w:val="24"/>
+        </w:rPr>
+        <w:t>PhieuNhapKho</w:t>
+      </w:r>
+    </w:p>
+    <w:p>
+      <w:pPr>
+        <w:spacing w:line="276" w:lineRule="auto" w:after="120"/>
         <w:ind w:firstLine="567"/>
       </w:pPr>
       <w:r>
@@ -15575,6 +19397,20 @@
     <w:p>
       <w:pPr>
         <w:spacing w:line="276" w:lineRule="auto" w:after="120"/>
+        <w:ind w:firstLine="0"/>
+      </w:pPr>
+      <w:r>
+        <w:rPr>
+          <w:rFonts w:ascii="Times New Roman" w:hAnsi="Times New Roman" w:eastAsia="Times New Roman"/>
+          <w:color w:val="000000"/>
+          <w:sz w:val="24"/>
+        </w:rPr>
+        <w:t>ChiTietPhieuNhap</w:t>
+      </w:r>
+    </w:p>
+    <w:p>
+      <w:pPr>
+        <w:spacing w:line="276" w:lineRule="auto" w:after="120"/>
         <w:ind w:firstLine="567"/>
       </w:pPr>
       <w:r>
@@ -15589,6 +19425,20 @@
     <w:p>
       <w:pPr>
         <w:spacing w:line="276" w:lineRule="auto" w:after="120"/>
+        <w:ind w:firstLine="0"/>
+      </w:pPr>
+      <w:r>
+        <w:rPr>
+          <w:rFonts w:ascii="Times New Roman" w:hAnsi="Times New Roman" w:eastAsia="Times New Roman"/>
+          <w:color w:val="000000"/>
+          <w:sz w:val="24"/>
+        </w:rPr>
+        <w:t>NhaCungCap</w:t>
+      </w:r>
+    </w:p>
+    <w:p>
+      <w:pPr>
+        <w:spacing w:line="276" w:lineRule="auto" w:after="120"/>
         <w:ind w:firstLine="567"/>
       </w:pPr>
       <w:r>
@@ -15603,6 +19453,20 @@
     <w:p>
       <w:pPr>
         <w:spacing w:line="276" w:lineRule="auto" w:after="120"/>
+        <w:ind w:firstLine="0"/>
+      </w:pPr>
+      <w:r>
+        <w:rPr>
+          <w:rFonts w:ascii="Times New Roman" w:hAnsi="Times New Roman" w:eastAsia="Times New Roman"/>
+          <w:color w:val="000000"/>
+          <w:sz w:val="24"/>
+        </w:rPr>
+        <w:t>Kho</w:t>
+      </w:r>
+    </w:p>
+    <w:p>
+      <w:pPr>
+        <w:spacing w:line="276" w:lineRule="auto" w:after="120"/>
         <w:ind w:firstLine="567"/>
       </w:pPr>
       <w:r>
@@ -15617,6 +19481,20 @@
     <w:p>
       <w:pPr>
         <w:spacing w:line="276" w:lineRule="auto" w:after="120"/>
+        <w:ind w:firstLine="0"/>
+      </w:pPr>
+      <w:r>
+        <w:rPr>
+          <w:rFonts w:ascii="Times New Roman" w:hAnsi="Times New Roman" w:eastAsia="Times New Roman"/>
+          <w:color w:val="000000"/>
+          <w:sz w:val="24"/>
+        </w:rPr>
+        <w:t>HangHoa</w:t>
+      </w:r>
+    </w:p>
+    <w:p>
+      <w:pPr>
+        <w:spacing w:line="276" w:lineRule="auto" w:after="120"/>
         <w:ind w:firstLine="567"/>
       </w:pPr>
       <w:r>
@@ -15631,6 +19509,20 @@
     <w:p>
       <w:pPr>
         <w:spacing w:line="276" w:lineRule="auto" w:after="120"/>
+        <w:ind w:firstLine="0"/>
+      </w:pPr>
+      <w:r>
+        <w:rPr>
+          <w:rFonts w:ascii="Times New Roman" w:hAnsi="Times New Roman" w:eastAsia="Times New Roman"/>
+          <w:color w:val="000000"/>
+          <w:sz w:val="24"/>
+        </w:rPr>
+        <w:t>TonKho</w:t>
+      </w:r>
+    </w:p>
+    <w:p>
+      <w:pPr>
+        <w:spacing w:line="276" w:lineRule="auto" w:after="120"/>
         <w:ind w:firstLine="567"/>
       </w:pPr>
       <w:r>
@@ -15640,6 +19532,20 @@
           <w:sz w:val="24"/>
         </w:rPr>
         <w:t>.</w:t>
+      </w:r>
+    </w:p>
+    <w:p>
+      <w:pPr>
+        <w:spacing w:line="276" w:lineRule="auto" w:after="120"/>
+        <w:ind w:firstLine="0"/>
+      </w:pPr>
+      <w:r>
+        <w:rPr>
+          <w:rFonts w:ascii="Times New Roman" w:hAnsi="Times New Roman" w:eastAsia="Times New Roman"/>
+          <w:color w:val="000000"/>
+          <w:sz w:val="24"/>
+        </w:rPr>
+        <w:t>Quan hệ chính</w:t>
       </w:r>
     </w:p>
     <w:p>
@@ -15715,6 +19621,20 @@
     <w:p>
       <w:pPr>
         <w:spacing w:line="276" w:lineRule="auto" w:after="120"/>
+        <w:ind w:firstLine="0"/>
+      </w:pPr>
+      <w:r>
+        <w:rPr>
+          <w:rFonts w:ascii="Times New Roman" w:hAnsi="Times New Roman" w:eastAsia="Times New Roman"/>
+          <w:color w:val="000000"/>
+          <w:sz w:val="24"/>
+        </w:rPr>
+        <w:t>Phương thức liên quan</w:t>
+      </w:r>
+    </w:p>
+    <w:p>
+      <w:pPr>
+        <w:spacing w:line="276" w:lineRule="auto" w:after="120"/>
         <w:ind w:firstLine="567"/>
       </w:pPr>
       <w:r>
@@ -15729,6 +19649,20 @@
     <w:p>
       <w:pPr>
         <w:spacing w:line="276" w:lineRule="auto" w:after="120"/>
+        <w:ind w:firstLine="0"/>
+      </w:pPr>
+      <w:r>
+        <w:rPr>
+          <w:rFonts w:ascii="Times New Roman" w:hAnsi="Times New Roman" w:eastAsia="Times New Roman"/>
+          <w:color w:val="000000"/>
+          <w:sz w:val="24"/>
+        </w:rPr>
+        <w:t>PhieuNhapKho.lapPhieuNhap()</w:t>
+      </w:r>
+    </w:p>
+    <w:p>
+      <w:pPr>
+        <w:spacing w:line="276" w:lineRule="auto" w:after="120"/>
         <w:ind w:firstLine="567"/>
       </w:pPr>
       <w:r>
@@ -15743,6 +19677,20 @@
     <w:p>
       <w:pPr>
         <w:spacing w:line="276" w:lineRule="auto" w:after="120"/>
+        <w:ind w:firstLine="0"/>
+      </w:pPr>
+      <w:r>
+        <w:rPr>
+          <w:rFonts w:ascii="Times New Roman" w:hAnsi="Times New Roman" w:eastAsia="Times New Roman"/>
+          <w:color w:val="000000"/>
+          <w:sz w:val="24"/>
+        </w:rPr>
+        <w:t>themChiTiet</w:t>
+      </w:r>
+    </w:p>
+    <w:p>
+      <w:pPr>
+        <w:spacing w:line="276" w:lineRule="auto" w:after="120"/>
         <w:ind w:firstLine="567"/>
       </w:pPr>
       <w:r>
@@ -15757,6 +19705,20 @@
     <w:p>
       <w:pPr>
         <w:spacing w:line="276" w:lineRule="auto" w:after="120"/>
+        <w:ind w:firstLine="0"/>
+      </w:pPr>
+      <w:r>
+        <w:rPr>
+          <w:rFonts w:ascii="Times New Roman" w:hAnsi="Times New Roman" w:eastAsia="Times New Roman"/>
+          <w:color w:val="000000"/>
+          <w:sz w:val="24"/>
+        </w:rPr>
+        <w:t>guiDuyet()</w:t>
+      </w:r>
+    </w:p>
+    <w:p>
+      <w:pPr>
+        <w:spacing w:line="276" w:lineRule="auto" w:after="120"/>
         <w:ind w:firstLine="567"/>
       </w:pPr>
       <w:r>
@@ -15771,6 +19733,20 @@
     <w:p>
       <w:pPr>
         <w:spacing w:line="276" w:lineRule="auto" w:after="120"/>
+        <w:ind w:firstLine="0"/>
+      </w:pPr>
+      <w:r>
+        <w:rPr>
+          <w:rFonts w:ascii="Times New Roman" w:hAnsi="Times New Roman" w:eastAsia="Times New Roman"/>
+          <w:color w:val="000000"/>
+          <w:sz w:val="24"/>
+        </w:rPr>
+        <w:t>duyetPhieuNhap()</w:t>
+      </w:r>
+    </w:p>
+    <w:p>
+      <w:pPr>
+        <w:spacing w:line="276" w:lineRule="auto" w:after="120"/>
         <w:ind w:firstLine="567"/>
       </w:pPr>
       <w:r>
@@ -15785,6 +19761,20 @@
     <w:p>
       <w:pPr>
         <w:spacing w:line="276" w:lineRule="auto" w:after="120"/>
+        <w:ind w:firstLine="0"/>
+      </w:pPr>
+      <w:r>
+        <w:rPr>
+          <w:rFonts w:ascii="Times New Roman" w:hAnsi="Times New Roman" w:eastAsia="Times New Roman"/>
+          <w:color w:val="000000"/>
+          <w:sz w:val="24"/>
+        </w:rPr>
+        <w:t>tuChoiPhieu()</w:t>
+      </w:r>
+    </w:p>
+    <w:p>
+      <w:pPr>
+        <w:spacing w:line="276" w:lineRule="auto" w:after="120"/>
         <w:ind w:firstLine="567"/>
       </w:pPr>
       <w:r>
@@ -15794,6 +19784,20 @@
           <w:sz w:val="24"/>
         </w:rPr>
         <w:t>;</w:t>
+      </w:r>
+    </w:p>
+    <w:p>
+      <w:pPr>
+        <w:spacing w:line="276" w:lineRule="auto" w:after="120"/>
+        <w:ind w:firstLine="0"/>
+      </w:pPr>
+      <w:r>
+        <w:rPr>
+          <w:rFonts w:ascii="Times New Roman" w:hAnsi="Times New Roman" w:eastAsia="Times New Roman"/>
+          <w:color w:val="000000"/>
+          <w:sz w:val="24"/>
+        </w:rPr>
+        <w:t>TonKho.tangTon()</w:t>
       </w:r>
     </w:p>
     <w:p>
@@ -15869,6 +19873,300 @@
     </w:p>
     <w:p>
       <w:pPr>
+        <w:spacing w:line="276" w:lineRule="auto" w:after="120"/>
+        <w:ind w:firstLine="567"/>
+      </w:pPr>
+      <w:r>
+        <w:rPr>
+          <w:rFonts w:ascii="Times New Roman" w:hAnsi="Times New Roman" w:eastAsia="Times New Roman"/>
+          <w:color w:val="000000"/>
+          <w:sz w:val="24"/>
+        </w:rPr>
+        <w:t>Giải thích sơ đồ:</w:t>
+      </w:r>
+    </w:p>
+    <w:p>
+      <w:pPr>
+        <w:spacing w:line="276" w:lineRule="auto" w:after="120"/>
+        <w:ind w:firstLine="0"/>
+      </w:pPr>
+      <w:r>
+        <w:rPr>
+          <w:rFonts w:ascii="Times New Roman" w:hAnsi="Times New Roman" w:eastAsia="Times New Roman"/>
+          <w:color w:val="000000"/>
+          <w:sz w:val="24"/>
+        </w:rPr>
+        <w:t>PhieuNhapKho</w:t>
+      </w:r>
+    </w:p>
+    <w:p>
+      <w:pPr>
+        <w:spacing w:line="276" w:lineRule="auto" w:after="120"/>
+        <w:ind w:firstLine="567"/>
+      </w:pPr>
+      <w:r>
+        <w:rPr>
+          <w:rFonts w:ascii="Times New Roman" w:hAnsi="Times New Roman" w:eastAsia="Times New Roman"/>
+          <w:color w:val="000000"/>
+          <w:sz w:val="24"/>
+        </w:rPr>
+        <w:t>là lớp trung tâm UC09 với operation</w:t>
+      </w:r>
+    </w:p>
+    <w:p>
+      <w:pPr>
+        <w:spacing w:line="276" w:lineRule="auto" w:after="120"/>
+        <w:ind w:firstLine="0"/>
+      </w:pPr>
+      <w:r>
+        <w:rPr>
+          <w:rFonts w:ascii="Times New Roman" w:hAnsi="Times New Roman" w:eastAsia="Times New Roman"/>
+          <w:color w:val="000000"/>
+          <w:sz w:val="24"/>
+        </w:rPr>
+        <w:t>LapPhieuNhap</w:t>
+      </w:r>
+    </w:p>
+    <w:p>
+      <w:pPr>
+        <w:spacing w:line="276" w:lineRule="auto" w:after="120"/>
+        <w:ind w:firstLine="567"/>
+      </w:pPr>
+      <w:r>
+        <w:rPr>
+          <w:rFonts w:ascii="Times New Roman" w:hAnsi="Times New Roman" w:eastAsia="Times New Roman"/>
+          <w:color w:val="000000"/>
+          <w:sz w:val="24"/>
+        </w:rPr>
+        <w:t>,</w:t>
+      </w:r>
+    </w:p>
+    <w:p>
+      <w:pPr>
+        <w:spacing w:line="276" w:lineRule="auto" w:after="120"/>
+        <w:ind w:firstLine="0"/>
+      </w:pPr>
+      <w:r>
+        <w:rPr>
+          <w:rFonts w:ascii="Times New Roman" w:hAnsi="Times New Roman" w:eastAsia="Times New Roman"/>
+          <w:color w:val="000000"/>
+          <w:sz w:val="24"/>
+        </w:rPr>
+        <w:t>DuyetPhieuNhap</w:t>
+      </w:r>
+    </w:p>
+    <w:p>
+      <w:pPr>
+        <w:spacing w:line="276" w:lineRule="auto" w:after="120"/>
+        <w:ind w:firstLine="567"/>
+      </w:pPr>
+      <w:r>
+        <w:rPr>
+          <w:rFonts w:ascii="Times New Roman" w:hAnsi="Times New Roman" w:eastAsia="Times New Roman"/>
+          <w:color w:val="000000"/>
+          <w:sz w:val="24"/>
+        </w:rPr>
+        <w:t>. Nó liên kết 1..* tới</w:t>
+      </w:r>
+    </w:p>
+    <w:p>
+      <w:pPr>
+        <w:spacing w:line="276" w:lineRule="auto" w:after="120"/>
+        <w:ind w:firstLine="0"/>
+      </w:pPr>
+      <w:r>
+        <w:rPr>
+          <w:rFonts w:ascii="Times New Roman" w:hAnsi="Times New Roman" w:eastAsia="Times New Roman"/>
+          <w:color w:val="000000"/>
+          <w:sz w:val="24"/>
+        </w:rPr>
+        <w:t>ChiTietPhieuNhap</w:t>
+      </w:r>
+    </w:p>
+    <w:p>
+      <w:pPr>
+        <w:spacing w:line="276" w:lineRule="auto" w:after="120"/>
+        <w:ind w:firstLine="567"/>
+      </w:pPr>
+      <w:r>
+        <w:rPr>
+          <w:rFonts w:ascii="Times New Roman" w:hAnsi="Times New Roman" w:eastAsia="Times New Roman"/>
+          <w:color w:val="000000"/>
+          <w:sz w:val="24"/>
+        </w:rPr>
+        <w:t>; mỗi chi tiết n..1 tới</w:t>
+      </w:r>
+    </w:p>
+    <w:p>
+      <w:pPr>
+        <w:spacing w:line="276" w:lineRule="auto" w:after="120"/>
+        <w:ind w:firstLine="0"/>
+      </w:pPr>
+      <w:r>
+        <w:rPr>
+          <w:rFonts w:ascii="Times New Roman" w:hAnsi="Times New Roman" w:eastAsia="Times New Roman"/>
+          <w:color w:val="000000"/>
+          <w:sz w:val="24"/>
+        </w:rPr>
+        <w:t>HangHoa</w:t>
+      </w:r>
+    </w:p>
+    <w:p>
+      <w:pPr>
+        <w:spacing w:line="276" w:lineRule="auto" w:after="120"/>
+        <w:ind w:firstLine="567"/>
+      </w:pPr>
+      <w:r>
+        <w:rPr>
+          <w:rFonts w:ascii="Times New Roman" w:hAnsi="Times New Roman" w:eastAsia="Times New Roman"/>
+          <w:color w:val="000000"/>
+          <w:sz w:val="24"/>
+        </w:rPr>
+        <w:t>. Phiếu phụ thuộc</w:t>
+      </w:r>
+    </w:p>
+    <w:p>
+      <w:pPr>
+        <w:spacing w:line="276" w:lineRule="auto" w:after="120"/>
+        <w:ind w:firstLine="0"/>
+      </w:pPr>
+      <w:r>
+        <w:rPr>
+          <w:rFonts w:ascii="Times New Roman" w:hAnsi="Times New Roman" w:eastAsia="Times New Roman"/>
+          <w:color w:val="000000"/>
+          <w:sz w:val="24"/>
+        </w:rPr>
+        <w:t>NhaCungCap</w:t>
+      </w:r>
+    </w:p>
+    <w:p>
+      <w:pPr>
+        <w:spacing w:line="276" w:lineRule="auto" w:after="120"/>
+        <w:ind w:firstLine="567"/>
+      </w:pPr>
+      <w:r>
+        <w:rPr>
+          <w:rFonts w:ascii="Times New Roman" w:hAnsi="Times New Roman" w:eastAsia="Times New Roman"/>
+          <w:color w:val="000000"/>
+          <w:sz w:val="24"/>
+        </w:rPr>
+        <w:t>,</w:t>
+      </w:r>
+    </w:p>
+    <w:p>
+      <w:pPr>
+        <w:spacing w:line="276" w:lineRule="auto" w:after="120"/>
+        <w:ind w:firstLine="0"/>
+      </w:pPr>
+      <w:r>
+        <w:rPr>
+          <w:rFonts w:ascii="Times New Roman" w:hAnsi="Times New Roman" w:eastAsia="Times New Roman"/>
+          <w:color w:val="000000"/>
+          <w:sz w:val="24"/>
+        </w:rPr>
+        <w:t>Kho</w:t>
+      </w:r>
+    </w:p>
+    <w:p>
+      <w:pPr>
+        <w:spacing w:line="276" w:lineRule="auto" w:after="120"/>
+        <w:ind w:firstLine="567"/>
+      </w:pPr>
+      <w:r>
+        <w:rPr>
+          <w:rFonts w:ascii="Times New Roman" w:hAnsi="Times New Roman" w:eastAsia="Times New Roman"/>
+          <w:color w:val="000000"/>
+          <w:sz w:val="24"/>
+        </w:rPr>
+        <w:t>,</w:t>
+      </w:r>
+    </w:p>
+    <w:p>
+      <w:pPr>
+        <w:spacing w:line="276" w:lineRule="auto" w:after="120"/>
+        <w:ind w:firstLine="0"/>
+      </w:pPr>
+      <w:r>
+        <w:rPr>
+          <w:rFonts w:ascii="Times New Roman" w:hAnsi="Times New Roman" w:eastAsia="Times New Roman"/>
+          <w:color w:val="000000"/>
+          <w:sz w:val="24"/>
+        </w:rPr>
+        <w:t>NguoiDung</w:t>
+      </w:r>
+    </w:p>
+    <w:p>
+      <w:pPr>
+        <w:spacing w:line="276" w:lineRule="auto" w:after="120"/>
+        <w:ind w:firstLine="567"/>
+      </w:pPr>
+      <w:r>
+        <w:rPr>
+          <w:rFonts w:ascii="Times New Roman" w:hAnsi="Times New Roman" w:eastAsia="Times New Roman"/>
+          <w:color w:val="000000"/>
+          <w:sz w:val="24"/>
+        </w:rPr>
+        <w:t>.</w:t>
+      </w:r>
+    </w:p>
+    <w:p>
+      <w:pPr>
+        <w:spacing w:line="276" w:lineRule="auto" w:after="120"/>
+        <w:ind w:firstLine="0"/>
+      </w:pPr>
+      <w:r>
+        <w:rPr>
+          <w:rFonts w:ascii="Times New Roman" w:hAnsi="Times New Roman" w:eastAsia="Times New Roman"/>
+          <w:color w:val="000000"/>
+          <w:sz w:val="24"/>
+        </w:rPr>
+        <w:t>TonKho</w:t>
+      </w:r>
+    </w:p>
+    <w:p>
+      <w:pPr>
+        <w:spacing w:line="276" w:lineRule="auto" w:after="120"/>
+        <w:ind w:firstLine="567"/>
+      </w:pPr>
+      <w:r>
+        <w:rPr>
+          <w:rFonts w:ascii="Times New Roman" w:hAnsi="Times New Roman" w:eastAsia="Times New Roman"/>
+          <w:color w:val="000000"/>
+          <w:sz w:val="24"/>
+        </w:rPr>
+        <w:t>nối Kho và HangHoa -- khi duyệt, phương thức cập nhật tồn được gọi. Sơ đồ giải thích</w:t>
+      </w:r>
+    </w:p>
+    <w:p>
+      <w:pPr>
+        <w:spacing w:line="276" w:lineRule="auto" w:after="120"/>
+        <w:ind w:firstLine="0"/>
+      </w:pPr>
+      <w:r>
+        <w:rPr>
+          <w:rFonts w:ascii="Times New Roman" w:hAnsi="Times New Roman" w:eastAsia="Times New Roman"/>
+          <w:color w:val="000000"/>
+          <w:sz w:val="24"/>
+        </w:rPr>
+        <w:t>vì sao</w:t>
+      </w:r>
+    </w:p>
+    <w:p>
+      <w:pPr>
+        <w:spacing w:line="276" w:lineRule="auto" w:after="120"/>
+        <w:ind w:firstLine="567"/>
+      </w:pPr>
+      <w:r>
+        <w:rPr>
+          <w:rFonts w:ascii="Times New Roman" w:hAnsi="Times New Roman" w:eastAsia="Times New Roman"/>
+          <w:color w:val="000000"/>
+          <w:sz w:val="24"/>
+        </w:rPr>
+        <w:t>cần đủ các lớp này: thiếu chi tiết thì không biết nhập hàng gì; thiếu TonKho thì không cập nhật được số lượng sau duyệt.</w:t>
+      </w:r>
+    </w:p>
+    <w:p>
+      <w:pPr>
         <w:pStyle w:val="Heading3"/>
       </w:pPr>
       <w:r>
@@ -15884,6 +20182,20 @@
     <w:p>
       <w:pPr>
         <w:spacing w:line="276" w:lineRule="auto" w:after="120"/>
+        <w:ind w:firstLine="0"/>
+      </w:pPr>
+      <w:r>
+        <w:rPr>
+          <w:rFonts w:ascii="Times New Roman" w:hAnsi="Times New Roman" w:eastAsia="Times New Roman"/>
+          <w:color w:val="000000"/>
+          <w:sz w:val="24"/>
+        </w:rPr>
+        <w:t>Mục tiêu use case</w:t>
+      </w:r>
+    </w:p>
+    <w:p>
+      <w:pPr>
+        <w:spacing w:line="276" w:lineRule="auto" w:after="120"/>
         <w:ind w:firstLine="567"/>
       </w:pPr>
       <w:r>
@@ -15898,6 +20210,20 @@
     <w:p>
       <w:pPr>
         <w:spacing w:line="276" w:lineRule="auto" w:after="120"/>
+        <w:ind w:firstLine="0"/>
+      </w:pPr>
+      <w:r>
+        <w:rPr>
+          <w:rFonts w:ascii="Times New Roman" w:hAnsi="Times New Roman" w:eastAsia="Times New Roman"/>
+          <w:color w:val="000000"/>
+          <w:sz w:val="24"/>
+        </w:rPr>
+        <w:t>Lớp tham gia</w:t>
+      </w:r>
+    </w:p>
+    <w:p>
+      <w:pPr>
+        <w:spacing w:line="276" w:lineRule="auto" w:after="120"/>
         <w:ind w:firstLine="567"/>
       </w:pPr>
       <w:r>
@@ -15912,6 +20238,20 @@
     <w:p>
       <w:pPr>
         <w:spacing w:line="276" w:lineRule="auto" w:after="120"/>
+        <w:ind w:firstLine="0"/>
+      </w:pPr>
+      <w:r>
+        <w:rPr>
+          <w:rFonts w:ascii="Times New Roman" w:hAnsi="Times New Roman" w:eastAsia="Times New Roman"/>
+          <w:color w:val="000000"/>
+          <w:sz w:val="24"/>
+        </w:rPr>
+        <w:t>NguoiDung</w:t>
+      </w:r>
+    </w:p>
+    <w:p>
+      <w:pPr>
+        <w:spacing w:line="276" w:lineRule="auto" w:after="120"/>
         <w:ind w:firstLine="567"/>
       </w:pPr>
       <w:r>
@@ -15926,6 +20266,20 @@
     <w:p>
       <w:pPr>
         <w:spacing w:line="276" w:lineRule="auto" w:after="120"/>
+        <w:ind w:firstLine="0"/>
+      </w:pPr>
+      <w:r>
+        <w:rPr>
+          <w:rFonts w:ascii="Times New Roman" w:hAnsi="Times New Roman" w:eastAsia="Times New Roman"/>
+          <w:color w:val="000000"/>
+          <w:sz w:val="24"/>
+        </w:rPr>
+        <w:t>PhieuXuatKho</w:t>
+      </w:r>
+    </w:p>
+    <w:p>
+      <w:pPr>
+        <w:spacing w:line="276" w:lineRule="auto" w:after="120"/>
         <w:ind w:firstLine="567"/>
       </w:pPr>
       <w:r>
@@ -15940,6 +20294,20 @@
     <w:p>
       <w:pPr>
         <w:spacing w:line="276" w:lineRule="auto" w:after="120"/>
+        <w:ind w:firstLine="0"/>
+      </w:pPr>
+      <w:r>
+        <w:rPr>
+          <w:rFonts w:ascii="Times New Roman" w:hAnsi="Times New Roman" w:eastAsia="Times New Roman"/>
+          <w:color w:val="000000"/>
+          <w:sz w:val="24"/>
+        </w:rPr>
+        <w:t>ChiTietPhieuXuat</w:t>
+      </w:r>
+    </w:p>
+    <w:p>
+      <w:pPr>
+        <w:spacing w:line="276" w:lineRule="auto" w:after="120"/>
         <w:ind w:firstLine="567"/>
       </w:pPr>
       <w:r>
@@ -15954,6 +20322,20 @@
     <w:p>
       <w:pPr>
         <w:spacing w:line="276" w:lineRule="auto" w:after="120"/>
+        <w:ind w:firstLine="0"/>
+      </w:pPr>
+      <w:r>
+        <w:rPr>
+          <w:rFonts w:ascii="Times New Roman" w:hAnsi="Times New Roman" w:eastAsia="Times New Roman"/>
+          <w:color w:val="000000"/>
+          <w:sz w:val="24"/>
+        </w:rPr>
+        <w:t>KhachHang</w:t>
+      </w:r>
+    </w:p>
+    <w:p>
+      <w:pPr>
+        <w:spacing w:line="276" w:lineRule="auto" w:after="120"/>
         <w:ind w:firstLine="567"/>
       </w:pPr>
       <w:r>
@@ -15968,6 +20350,20 @@
     <w:p>
       <w:pPr>
         <w:spacing w:line="276" w:lineRule="auto" w:after="120"/>
+        <w:ind w:firstLine="0"/>
+      </w:pPr>
+      <w:r>
+        <w:rPr>
+          <w:rFonts w:ascii="Times New Roman" w:hAnsi="Times New Roman" w:eastAsia="Times New Roman"/>
+          <w:color w:val="000000"/>
+          <w:sz w:val="24"/>
+        </w:rPr>
+        <w:t>Kho</w:t>
+      </w:r>
+    </w:p>
+    <w:p>
+      <w:pPr>
+        <w:spacing w:line="276" w:lineRule="auto" w:after="120"/>
         <w:ind w:firstLine="567"/>
       </w:pPr>
       <w:r>
@@ -15982,6 +20378,20 @@
     <w:p>
       <w:pPr>
         <w:spacing w:line="276" w:lineRule="auto" w:after="120"/>
+        <w:ind w:firstLine="0"/>
+      </w:pPr>
+      <w:r>
+        <w:rPr>
+          <w:rFonts w:ascii="Times New Roman" w:hAnsi="Times New Roman" w:eastAsia="Times New Roman"/>
+          <w:color w:val="000000"/>
+          <w:sz w:val="24"/>
+        </w:rPr>
+        <w:t>HangHoa</w:t>
+      </w:r>
+    </w:p>
+    <w:p>
+      <w:pPr>
+        <w:spacing w:line="276" w:lineRule="auto" w:after="120"/>
         <w:ind w:firstLine="567"/>
       </w:pPr>
       <w:r>
@@ -15996,6 +20406,20 @@
     <w:p>
       <w:pPr>
         <w:spacing w:line="276" w:lineRule="auto" w:after="120"/>
+        <w:ind w:firstLine="0"/>
+      </w:pPr>
+      <w:r>
+        <w:rPr>
+          <w:rFonts w:ascii="Times New Roman" w:hAnsi="Times New Roman" w:eastAsia="Times New Roman"/>
+          <w:color w:val="000000"/>
+          <w:sz w:val="24"/>
+        </w:rPr>
+        <w:t>TonKho</w:t>
+      </w:r>
+    </w:p>
+    <w:p>
+      <w:pPr>
+        <w:spacing w:line="276" w:lineRule="auto" w:after="120"/>
         <w:ind w:firstLine="567"/>
       </w:pPr>
       <w:r>
@@ -16010,6 +20434,20 @@
     <w:p>
       <w:pPr>
         <w:spacing w:line="276" w:lineRule="auto" w:after="120"/>
+        <w:ind w:firstLine="0"/>
+      </w:pPr>
+      <w:r>
+        <w:rPr>
+          <w:rFonts w:ascii="Times New Roman" w:hAnsi="Times New Roman" w:eastAsia="Times New Roman"/>
+          <w:color w:val="000000"/>
+          <w:sz w:val="24"/>
+        </w:rPr>
+        <w:t>Quan hệ</w:t>
+      </w:r>
+    </w:p>
+    <w:p>
+      <w:pPr>
+        <w:spacing w:line="276" w:lineRule="auto" w:after="120"/>
         <w:ind w:firstLine="567"/>
       </w:pPr>
       <w:r>
@@ -16024,6 +20462,20 @@
     <w:p>
       <w:pPr>
         <w:spacing w:line="276" w:lineRule="auto" w:after="120"/>
+        <w:ind w:firstLine="0"/>
+      </w:pPr>
+      <w:r>
+        <w:rPr>
+          <w:rFonts w:ascii="Times New Roman" w:hAnsi="Times New Roman" w:eastAsia="Times New Roman"/>
+          <w:color w:val="000000"/>
+          <w:sz w:val="24"/>
+        </w:rPr>
+        <w:t>Phương thức liên quan</w:t>
+      </w:r>
+    </w:p>
+    <w:p>
+      <w:pPr>
+        <w:spacing w:line="276" w:lineRule="auto" w:after="120"/>
         <w:ind w:firstLine="567"/>
       </w:pPr>
       <w:r>
@@ -16038,6 +20490,20 @@
     <w:p>
       <w:pPr>
         <w:spacing w:line="276" w:lineRule="auto" w:after="120"/>
+        <w:ind w:firstLine="0"/>
+      </w:pPr>
+      <w:r>
+        <w:rPr>
+          <w:rFonts w:ascii="Times New Roman" w:hAnsi="Times New Roman" w:eastAsia="Times New Roman"/>
+          <w:color w:val="000000"/>
+          <w:sz w:val="24"/>
+        </w:rPr>
+        <w:t>PhieuXuatKho.lapPhieu()</w:t>
+      </w:r>
+    </w:p>
+    <w:p>
+      <w:pPr>
+        <w:spacing w:line="276" w:lineRule="auto" w:after="120"/>
         <w:ind w:firstLine="567"/>
       </w:pPr>
       <w:r>
@@ -16052,6 +20518,20 @@
     <w:p>
       <w:pPr>
         <w:spacing w:line="276" w:lineRule="auto" w:after="120"/>
+        <w:ind w:firstLine="0"/>
+      </w:pPr>
+      <w:r>
+        <w:rPr>
+          <w:rFonts w:ascii="Times New Roman" w:hAnsi="Times New Roman" w:eastAsia="Times New Roman"/>
+          <w:color w:val="000000"/>
+          <w:sz w:val="24"/>
+        </w:rPr>
+        <w:t>themChiTiet</w:t>
+      </w:r>
+    </w:p>
+    <w:p>
+      <w:pPr>
+        <w:spacing w:line="276" w:lineRule="auto" w:after="120"/>
         <w:ind w:firstLine="567"/>
       </w:pPr>
       <w:r>
@@ -16066,6 +20546,20 @@
     <w:p>
       <w:pPr>
         <w:spacing w:line="276" w:lineRule="auto" w:after="120"/>
+        <w:ind w:firstLine="0"/>
+      </w:pPr>
+      <w:r>
+        <w:rPr>
+          <w:rFonts w:ascii="Times New Roman" w:hAnsi="Times New Roman" w:eastAsia="Times New Roman"/>
+          <w:color w:val="000000"/>
+          <w:sz w:val="24"/>
+        </w:rPr>
+        <w:t>TonKho.kiemTraDu</w:t>
+      </w:r>
+    </w:p>
+    <w:p>
+      <w:pPr>
+        <w:spacing w:line="276" w:lineRule="auto" w:after="120"/>
         <w:ind w:firstLine="567"/>
       </w:pPr>
       <w:r>
@@ -16080,6 +20574,20 @@
     <w:p>
       <w:pPr>
         <w:spacing w:line="276" w:lineRule="auto" w:after="120"/>
+        <w:ind w:firstLine="0"/>
+      </w:pPr>
+      <w:r>
+        <w:rPr>
+          <w:rFonts w:ascii="Times New Roman" w:hAnsi="Times New Roman" w:eastAsia="Times New Roman"/>
+          <w:color w:val="000000"/>
+          <w:sz w:val="24"/>
+        </w:rPr>
+        <w:t>duyetPhieu()</w:t>
+      </w:r>
+    </w:p>
+    <w:p>
+      <w:pPr>
+        <w:spacing w:line="276" w:lineRule="auto" w:after="120"/>
         <w:ind w:firstLine="567"/>
       </w:pPr>
       <w:r>
@@ -16103,6 +20611,20 @@
           <w:sz w:val="24"/>
         </w:rPr>
         <w:t>$</w:t>
+      </w:r>
+    </w:p>
+    <w:p>
+      <w:pPr>
+        <w:spacing w:line="276" w:lineRule="auto" w:after="120"/>
+        <w:ind w:firstLine="0"/>
+      </w:pPr>
+      <w:r>
+        <w:rPr>
+          <w:rFonts w:ascii="Times New Roman" w:hAnsi="Times New Roman" w:eastAsia="Times New Roman"/>
+          <w:color w:val="000000"/>
+          <w:sz w:val="24"/>
+        </w:rPr>
+        <w:t>TonKho.giamTon()</w:t>
       </w:r>
     </w:p>
     <w:p>
@@ -16174,6 +20696,188 @@
           <w:sz w:val="22"/>
         </w:rPr>
         <w:t>Hình 4.7: Biểu đồ lớp trong ca sử dụng UC10 -- Lập phiếu xuất kho</w:t>
+      </w:r>
+    </w:p>
+    <w:p>
+      <w:pPr>
+        <w:spacing w:line="276" w:lineRule="auto" w:after="120"/>
+        <w:ind w:firstLine="567"/>
+      </w:pPr>
+      <w:r>
+        <w:rPr>
+          <w:rFonts w:ascii="Times New Roman" w:hAnsi="Times New Roman" w:eastAsia="Times New Roman"/>
+          <w:color w:val="000000"/>
+          <w:sz w:val="24"/>
+        </w:rPr>
+        <w:t>Giải thích sơ đồ: Cấu trúc tương tự UC09 nhưng</w:t>
+      </w:r>
+    </w:p>
+    <w:p>
+      <w:pPr>
+        <w:spacing w:line="276" w:lineRule="auto" w:after="120"/>
+        <w:ind w:firstLine="0"/>
+      </w:pPr>
+      <w:r>
+        <w:rPr>
+          <w:rFonts w:ascii="Times New Roman" w:hAnsi="Times New Roman" w:eastAsia="Times New Roman"/>
+          <w:color w:val="000000"/>
+          <w:sz w:val="24"/>
+        </w:rPr>
+        <w:t>PhieuXuatKho</w:t>
+      </w:r>
+    </w:p>
+    <w:p>
+      <w:pPr>
+        <w:spacing w:line="276" w:lineRule="auto" w:after="120"/>
+        <w:ind w:firstLine="567"/>
+      </w:pPr>
+      <w:r>
+        <w:rPr>
+          <w:rFonts w:ascii="Times New Roman" w:hAnsi="Times New Roman" w:eastAsia="Times New Roman"/>
+          <w:color w:val="000000"/>
+          <w:sz w:val="24"/>
+        </w:rPr>
+        <w:t>gắn</w:t>
+      </w:r>
+    </w:p>
+    <w:p>
+      <w:pPr>
+        <w:spacing w:line="276" w:lineRule="auto" w:after="120"/>
+        <w:ind w:firstLine="0"/>
+      </w:pPr>
+      <w:r>
+        <w:rPr>
+          <w:rFonts w:ascii="Times New Roman" w:hAnsi="Times New Roman" w:eastAsia="Times New Roman"/>
+          <w:color w:val="000000"/>
+          <w:sz w:val="24"/>
+        </w:rPr>
+        <w:t>KhachHang</w:t>
+      </w:r>
+    </w:p>
+    <w:p>
+      <w:pPr>
+        <w:spacing w:line="276" w:lineRule="auto" w:after="120"/>
+        <w:ind w:firstLine="567"/>
+      </w:pPr>
+      <w:r>
+        <w:rPr>
+          <w:rFonts w:ascii="Times New Roman" w:hAnsi="Times New Roman" w:eastAsia="Times New Roman"/>
+          <w:color w:val="000000"/>
+          <w:sz w:val="24"/>
+        </w:rPr>
+        <w:t>thay cho NCC.</w:t>
+      </w:r>
+    </w:p>
+    <w:p>
+      <w:pPr>
+        <w:spacing w:line="276" w:lineRule="auto" w:after="120"/>
+        <w:ind w:firstLine="0"/>
+      </w:pPr>
+      <w:r>
+        <w:rPr>
+          <w:rFonts w:ascii="Times New Roman" w:hAnsi="Times New Roman" w:eastAsia="Times New Roman"/>
+          <w:color w:val="000000"/>
+          <w:sz w:val="24"/>
+        </w:rPr>
+        <w:t>TonKho</w:t>
+      </w:r>
+    </w:p>
+    <w:p>
+      <w:pPr>
+        <w:spacing w:line="276" w:lineRule="auto" w:after="120"/>
+        <w:ind w:firstLine="567"/>
+      </w:pPr>
+      <w:r>
+        <w:rPr>
+          <w:rFonts w:ascii="Times New Roman" w:hAnsi="Times New Roman" w:eastAsia="Times New Roman"/>
+          <w:color w:val="000000"/>
+          <w:sz w:val="24"/>
+        </w:rPr>
+        <w:t>đóng hai vai: (1)</w:t>
+      </w:r>
+    </w:p>
+    <w:p>
+      <w:pPr>
+        <w:spacing w:line="276" w:lineRule="auto" w:after="120"/>
+        <w:ind w:firstLine="0"/>
+      </w:pPr>
+      <w:r>
+        <w:rPr>
+          <w:rFonts w:ascii="Times New Roman" w:hAnsi="Times New Roman" w:eastAsia="Times New Roman"/>
+          <w:color w:val="000000"/>
+          <w:sz w:val="24"/>
+        </w:rPr>
+        <w:t>kiemTraDu</w:t>
+      </w:r>
+    </w:p>
+    <w:p>
+      <w:pPr>
+        <w:spacing w:line="276" w:lineRule="auto" w:after="120"/>
+        <w:ind w:firstLine="567"/>
+      </w:pPr>
+      <w:r>
+        <w:rPr>
+          <w:rFonts w:ascii="Times New Roman" w:hAnsi="Times New Roman" w:eastAsia="Times New Roman"/>
+          <w:color w:val="000000"/>
+          <w:sz w:val="24"/>
+        </w:rPr>
+        <w:t>khi thêm dòng -- chặn xuất vượt tồn; (2)</w:t>
+      </w:r>
+    </w:p>
+    <w:p>
+      <w:pPr>
+        <w:spacing w:line="276" w:lineRule="auto" w:after="120"/>
+        <w:ind w:firstLine="0"/>
+      </w:pPr>
+      <w:r>
+        <w:rPr>
+          <w:rFonts w:ascii="Times New Roman" w:hAnsi="Times New Roman" w:eastAsia="Times New Roman"/>
+          <w:color w:val="000000"/>
+          <w:sz w:val="24"/>
+        </w:rPr>
+        <w:t>giamTon</w:t>
+      </w:r>
+    </w:p>
+    <w:p>
+      <w:pPr>
+        <w:spacing w:line="276" w:lineRule="auto" w:after="120"/>
+        <w:ind w:firstLine="567"/>
+      </w:pPr>
+      <w:r>
+        <w:rPr>
+          <w:rFonts w:ascii="Times New Roman" w:hAnsi="Times New Roman" w:eastAsia="Times New Roman"/>
+          <w:color w:val="000000"/>
+          <w:sz w:val="24"/>
+        </w:rPr>
+        <w:t>khi duyệt.</w:t>
+      </w:r>
+    </w:p>
+    <w:p>
+      <w:pPr>
+        <w:spacing w:line="276" w:lineRule="auto" w:after="120"/>
+        <w:ind w:firstLine="0"/>
+      </w:pPr>
+      <w:r>
+        <w:rPr>
+          <w:rFonts w:ascii="Times New Roman" w:hAnsi="Times New Roman" w:eastAsia="Times New Roman"/>
+          <w:color w:val="000000"/>
+          <w:sz w:val="24"/>
+        </w:rPr>
+        <w:t>ChiTietPhieuXuat</w:t>
+      </w:r>
+    </w:p>
+    <w:p>
+      <w:pPr>
+        <w:spacing w:line="276" w:lineRule="auto" w:after="120"/>
+        <w:ind w:firstLine="567"/>
+      </w:pPr>
+      <w:r>
+        <w:rPr>
+          <w:rFonts w:ascii="Times New Roman" w:hAnsi="Times New Roman" w:eastAsia="Times New Roman"/>
+          <w:color w:val="000000"/>
+          <w:sz w:val="24"/>
+        </w:rPr>
+        <w:t>lưu từng mặt hàng xuất. Sơ đồ làm rõ cấu trúc cần có để use case xuất vừa an toàn (không âm tồn) vừa truy vết được khách và kho xuất.</w:t>
       </w:r>
     </w:p>
     <w:p>
@@ -17086,6 +21790,20 @@
     <w:p>
       <w:pPr>
         <w:spacing w:line="276" w:lineRule="auto" w:after="120"/>
+        <w:ind w:firstLine="0"/>
+      </w:pPr>
+      <w:r>
+        <w:rPr>
+          <w:rFonts w:ascii="Times New Roman" w:hAnsi="Times New Roman" w:eastAsia="Times New Roman"/>
+          <w:color w:val="000000"/>
+          <w:sz w:val="24"/>
+        </w:rPr>
+        <w:t>phương thức</w:t>
+      </w:r>
+    </w:p>
+    <w:p>
+      <w:pPr>
+        <w:spacing w:line="276" w:lineRule="auto" w:after="120"/>
         <w:ind w:firstLine="567"/>
       </w:pPr>
       <w:r>
@@ -19220,6 +23938,20 @@
     <w:p>
       <w:pPr>
         <w:spacing w:line="276" w:lineRule="auto" w:after="120"/>
+        <w:ind w:firstLine="0"/>
+      </w:pPr>
+      <w:r>
+        <w:rPr>
+          <w:rFonts w:ascii="Times New Roman" w:hAnsi="Times New Roman" w:eastAsia="Times New Roman"/>
+          <w:color w:val="000000"/>
+          <w:sz w:val="24"/>
+        </w:rPr>
+        <w:t>phân tích cấu trúc</w:t>
+      </w:r>
+    </w:p>
+    <w:p>
+      <w:pPr>
+        <w:spacing w:line="276" w:lineRule="auto" w:after="120"/>
         <w:ind w:firstLine="567"/>
       </w:pPr>
       <w:r>
@@ -19234,6 +23966,20 @@
     <w:p>
       <w:pPr>
         <w:spacing w:line="276" w:lineRule="auto" w:after="120"/>
+        <w:ind w:firstLine="0"/>
+      </w:pPr>
+      <w:r>
+        <w:rPr>
+          <w:rFonts w:ascii="Times New Roman" w:hAnsi="Times New Roman" w:eastAsia="Times New Roman"/>
+          <w:color w:val="000000"/>
+          <w:sz w:val="24"/>
+        </w:rPr>
+        <w:t>thuộc tính</w:t>
+      </w:r>
+    </w:p>
+    <w:p>
+      <w:pPr>
+        <w:spacing w:line="276" w:lineRule="auto" w:after="120"/>
         <w:ind w:firstLine="567"/>
       </w:pPr>
       <w:r>
@@ -19248,6 +23994,20 @@
     <w:p>
       <w:pPr>
         <w:spacing w:line="276" w:lineRule="auto" w:after="120"/>
+        <w:ind w:firstLine="0"/>
+      </w:pPr>
+      <w:r>
+        <w:rPr>
+          <w:rFonts w:ascii="Times New Roman" w:hAnsi="Times New Roman" w:eastAsia="Times New Roman"/>
+          <w:color w:val="000000"/>
+          <w:sz w:val="24"/>
+        </w:rPr>
+        <w:t>phương thức</w:t>
+      </w:r>
+    </w:p>
+    <w:p>
+      <w:pPr>
+        <w:spacing w:line="276" w:lineRule="auto" w:after="120"/>
         <w:ind w:firstLine="567"/>
       </w:pPr>
       <w:r>
@@ -19262,6 +24022,20 @@
     <w:p>
       <w:pPr>
         <w:spacing w:line="276" w:lineRule="auto" w:after="120"/>
+        <w:ind w:firstLine="0"/>
+      </w:pPr>
+      <w:r>
+        <w:rPr>
+          <w:rFonts w:ascii="Times New Roman" w:hAnsi="Times New Roman" w:eastAsia="Times New Roman"/>
+          <w:color w:val="000000"/>
+          <w:sz w:val="24"/>
+        </w:rPr>
+        <w:t>biểu đồ trình tự</w:t>
+      </w:r>
+    </w:p>
+    <w:p>
+      <w:pPr>
+        <w:spacing w:line="276" w:lineRule="auto" w:after="120"/>
         <w:ind w:firstLine="567"/>
       </w:pPr>
       <w:r>
@@ -19313,6 +24087,20 @@
           <w:sz w:val="24"/>
         </w:rPr>
         <w:t>Đây là</w:t>
+      </w:r>
+    </w:p>
+    <w:p>
+      <w:pPr>
+        <w:spacing w:line="276" w:lineRule="auto" w:after="120"/>
+        <w:ind w:firstLine="0"/>
+      </w:pPr>
+      <w:r>
+        <w:rPr>
+          <w:rFonts w:ascii="Times New Roman" w:hAnsi="Times New Roman" w:eastAsia="Times New Roman"/>
+          <w:color w:val="000000"/>
+          <w:sz w:val="24"/>
+        </w:rPr>
+        <w:t>giai đoạn 3 / 3</w:t>
       </w:r>
     </w:p>
     <w:p>
@@ -19659,6 +24447,20 @@
     <w:p>
       <w:pPr>
         <w:spacing w:line="276" w:lineRule="auto" w:after="120"/>
+        <w:ind w:firstLine="0"/>
+      </w:pPr>
+      <w:r>
+        <w:rPr>
+          <w:rFonts w:ascii="Times New Roman" w:hAnsi="Times New Roman" w:eastAsia="Times New Roman"/>
+          <w:color w:val="000000"/>
+          <w:sz w:val="24"/>
+        </w:rPr>
+        <w:t>Bối cảnh</w:t>
+      </w:r>
+    </w:p>
+    <w:p>
+      <w:pPr>
+        <w:spacing w:line="276" w:lineRule="auto" w:after="120"/>
         <w:ind w:firstLine="567"/>
       </w:pPr>
       <w:r>
@@ -19668,6 +24470,20 @@
           <w:sz w:val="24"/>
         </w:rPr>
         <w:t>: Actor muốn vào hệ thống. Đây là hành vi xác thực -- điều kiện để thực hiện các use case nghiệp vụ.</w:t>
+      </w:r>
+    </w:p>
+    <w:p>
+      <w:pPr>
+        <w:spacing w:line="276" w:lineRule="auto" w:after="120"/>
+        <w:ind w:firstLine="0"/>
+      </w:pPr>
+      <w:r>
+        <w:rPr>
+          <w:rFonts w:ascii="Times New Roman" w:hAnsi="Times New Roman" w:eastAsia="Times New Roman"/>
+          <w:color w:val="000000"/>
+          <w:sz w:val="24"/>
+        </w:rPr>
+        <w:t>Đối tượng tham gia</w:t>
       </w:r>
     </w:p>
     <w:p>
@@ -19738,6 +24554,20 @@
           <w:sz w:val="24"/>
         </w:rPr>
         <w:t>• Cơ sở dữ liệu / lớp NguoiDung (entity).</w:t>
+      </w:r>
+    </w:p>
+    <w:p>
+      <w:pPr>
+        <w:spacing w:line="276" w:lineRule="auto" w:after="120"/>
+        <w:ind w:firstLine="0"/>
+      </w:pPr>
+      <w:r>
+        <w:rPr>
+          <w:rFonts w:ascii="Times New Roman" w:hAnsi="Times New Roman" w:eastAsia="Times New Roman"/>
+          <w:color w:val="000000"/>
+          <w:sz w:val="24"/>
+        </w:rPr>
+        <w:t>Kịch bản chính</w:t>
       </w:r>
     </w:p>
     <w:p>
@@ -19869,6 +24699,48 @@
     </w:p>
     <w:p>
       <w:pPr>
+        <w:spacing w:line="276" w:lineRule="auto" w:after="120"/>
+        <w:ind w:firstLine="567"/>
+      </w:pPr>
+      <w:r>
+        <w:rPr>
+          <w:rFonts w:ascii="Times New Roman" w:hAnsi="Times New Roman" w:eastAsia="Times New Roman"/>
+          <w:color w:val="000000"/>
+          <w:sz w:val="24"/>
+        </w:rPr>
+        <w:t>Giải thích sơ đồ: Trục đứng là các đối tượng (Người dùng, Giao diện đăng nhập, Hệ thống, CSDL); trục thời gian đi từ trên xuống. Mũi tên ngang là thông điệp: (1)--(2) actor thao tác form; (3) giao diện gửi thông tin đăng nhập cho hệ thống; (4) hệ thống hỏi CSDL kiểm tra tài khoản; (5)--(6) trả kết quả và hiển thị trang chủ hoặc lỗi. Sơ đồ chứng minh hành vi UC01 là chuỗi tương tác</w:t>
+      </w:r>
+    </w:p>
+    <w:p>
+      <w:pPr>
+        <w:spacing w:line="276" w:lineRule="auto" w:after="120"/>
+        <w:ind w:firstLine="0"/>
+      </w:pPr>
+      <w:r>
+        <w:rPr>
+          <w:rFonts w:ascii="Times New Roman" w:hAnsi="Times New Roman" w:eastAsia="Times New Roman"/>
+          <w:color w:val="000000"/>
+          <w:sz w:val="24"/>
+        </w:rPr>
+        <w:t>boundary → control → entity</w:t>
+      </w:r>
+    </w:p>
+    <w:p>
+      <w:pPr>
+        <w:spacing w:line="276" w:lineRule="auto" w:after="120"/>
+        <w:ind w:firstLine="567"/>
+      </w:pPr>
+      <w:r>
+        <w:rPr>
+          <w:rFonts w:ascii="Times New Roman" w:hAnsi="Times New Roman" w:eastAsia="Times New Roman"/>
+          <w:color w:val="000000"/>
+          <w:sz w:val="24"/>
+        </w:rPr>
+        <w:t>, không chỉ là “màn hình login”.</w:t>
+      </w:r>
+    </w:p>
+    <w:p>
+      <w:pPr>
         <w:pStyle w:val="Heading3"/>
       </w:pPr>
       <w:r>
@@ -19884,6 +24756,20 @@
     <w:p>
       <w:pPr>
         <w:spacing w:line="276" w:lineRule="auto" w:after="120"/>
+        <w:ind w:firstLine="0"/>
+      </w:pPr>
+      <w:r>
+        <w:rPr>
+          <w:rFonts w:ascii="Times New Roman" w:hAnsi="Times New Roman" w:eastAsia="Times New Roman"/>
+          <w:color w:val="000000"/>
+          <w:sz w:val="24"/>
+        </w:rPr>
+        <w:t>Bối cảnh</w:t>
+      </w:r>
+    </w:p>
+    <w:p>
+      <w:pPr>
+        <w:spacing w:line="276" w:lineRule="auto" w:after="120"/>
         <w:ind w:firstLine="567"/>
       </w:pPr>
       <w:r>
@@ -19898,6 +24784,20 @@
     <w:p>
       <w:pPr>
         <w:spacing w:line="276" w:lineRule="auto" w:after="120"/>
+        <w:ind w:firstLine="0"/>
+      </w:pPr>
+      <w:r>
+        <w:rPr>
+          <w:rFonts w:ascii="Times New Roman" w:hAnsi="Times New Roman" w:eastAsia="Times New Roman"/>
+          <w:color w:val="000000"/>
+          <w:sz w:val="24"/>
+        </w:rPr>
+        <w:t>Đối tượng tham gia</w:t>
+      </w:r>
+    </w:p>
+    <w:p>
+      <w:pPr>
+        <w:spacing w:line="276" w:lineRule="auto" w:after="120"/>
         <w:ind w:firstLine="567"/>
       </w:pPr>
       <w:r>
@@ -19912,6 +24812,20 @@
     <w:p>
       <w:pPr>
         <w:spacing w:line="276" w:lineRule="auto" w:after="120"/>
+        <w:ind w:firstLine="0"/>
+      </w:pPr>
+      <w:r>
+        <w:rPr>
+          <w:rFonts w:ascii="Times New Roman" w:hAnsi="Times New Roman" w:eastAsia="Times New Roman"/>
+          <w:color w:val="000000"/>
+          <w:sz w:val="24"/>
+        </w:rPr>
+        <w:t>HangHoa</w:t>
+      </w:r>
+    </w:p>
+    <w:p>
+      <w:pPr>
+        <w:spacing w:line="276" w:lineRule="auto" w:after="120"/>
         <w:ind w:firstLine="567"/>
       </w:pPr>
       <w:r>
@@ -19926,6 +24840,20 @@
     <w:p>
       <w:pPr>
         <w:spacing w:line="276" w:lineRule="auto" w:after="120"/>
+        <w:ind w:firstLine="0"/>
+      </w:pPr>
+      <w:r>
+        <w:rPr>
+          <w:rFonts w:ascii="Times New Roman" w:hAnsi="Times New Roman" w:eastAsia="Times New Roman"/>
+          <w:color w:val="000000"/>
+          <w:sz w:val="24"/>
+        </w:rPr>
+        <w:t>TonKho</w:t>
+      </w:r>
+    </w:p>
+    <w:p>
+      <w:pPr>
+        <w:spacing w:line="276" w:lineRule="auto" w:after="120"/>
         <w:ind w:firstLine="567"/>
       </w:pPr>
       <w:r>
@@ -19935,6 +24863,20 @@
           <w:sz w:val="24"/>
         </w:rPr>
         <w:t>).</w:t>
+      </w:r>
+    </w:p>
+    <w:p>
+      <w:pPr>
+        <w:spacing w:line="276" w:lineRule="auto" w:after="120"/>
+        <w:ind w:firstLine="0"/>
+      </w:pPr>
+      <w:r>
+        <w:rPr>
+          <w:rFonts w:ascii="Times New Roman" w:hAnsi="Times New Roman" w:eastAsia="Times New Roman"/>
+          <w:color w:val="000000"/>
+          <w:sz w:val="24"/>
+        </w:rPr>
+        <w:t>Kịch bản chính</w:t>
       </w:r>
     </w:p>
     <w:p>
@@ -20080,6 +25022,160 @@
     </w:p>
     <w:p>
       <w:pPr>
+        <w:spacing w:line="276" w:lineRule="auto" w:after="120"/>
+        <w:ind w:firstLine="567"/>
+      </w:pPr>
+      <w:r>
+        <w:rPr>
+          <w:rFonts w:ascii="Times New Roman" w:hAnsi="Times New Roman" w:eastAsia="Times New Roman"/>
+          <w:color w:val="000000"/>
+          <w:sz w:val="24"/>
+        </w:rPr>
+        <w:t>Giải thích sơ đồ: Sequence thể hiện thứ tự: NV chọn quản lý hàng hóa $</w:t>
+      </w:r>
+    </w:p>
+    <w:p>
+      <w:pPr>
+        <w:spacing w:line="276" w:lineRule="auto" w:after="120"/>
+        <w:ind w:firstLine="567"/>
+      </w:pPr>
+      <w:r>
+        <w:rPr>
+          <w:rFonts w:ascii="Times New Roman" w:hAnsi="Times New Roman" w:eastAsia="Times New Roman"/>
+          <w:color w:val="000000"/>
+          <w:sz w:val="24"/>
+        </w:rPr>
+        <w:t>nhập thông tin</w:t>
+      </w:r>
+    </w:p>
+    <w:p>
+      <w:pPr>
+        <w:spacing w:line="276" w:lineRule="auto" w:after="120"/>
+        <w:ind w:firstLine="567"/>
+      </w:pPr>
+      <w:r>
+        <w:rPr>
+          <w:rFonts w:ascii="Times New Roman" w:hAnsi="Times New Roman" w:eastAsia="Times New Roman"/>
+          <w:color w:val="000000"/>
+          <w:sz w:val="24"/>
+        </w:rPr>
+        <w:t>giao diện gửi hệ thống</w:t>
+      </w:r>
+    </w:p>
+    <w:p>
+      <w:pPr>
+        <w:spacing w:line="276" w:lineRule="auto" w:after="120"/>
+        <w:ind w:firstLine="567"/>
+      </w:pPr>
+      <w:r>
+        <w:rPr>
+          <w:rFonts w:ascii="Times New Roman" w:hAnsi="Times New Roman" w:eastAsia="Times New Roman"/>
+          <w:color w:val="000000"/>
+          <w:sz w:val="24"/>
+        </w:rPr>
+        <w:t>kiểm tra dữ liệu</w:t>
+      </w:r>
+    </w:p>
+    <w:p>
+      <w:pPr>
+        <w:spacing w:line="276" w:lineRule="auto" w:after="120"/>
+        <w:ind w:firstLine="567"/>
+      </w:pPr>
+      <w:r>
+        <w:rPr>
+          <w:rFonts w:ascii="Times New Roman" w:hAnsi="Times New Roman" w:eastAsia="Times New Roman"/>
+          <w:color w:val="000000"/>
+          <w:sz w:val="24"/>
+        </w:rPr>
+        <w:t>$ lưu</w:t>
+      </w:r>
+    </w:p>
+    <w:p>
+      <w:pPr>
+        <w:spacing w:line="276" w:lineRule="auto" w:after="120"/>
+        <w:ind w:firstLine="0"/>
+      </w:pPr>
+      <w:r>
+        <w:rPr>
+          <w:rFonts w:ascii="Times New Roman" w:hAnsi="Times New Roman" w:eastAsia="Times New Roman"/>
+          <w:color w:val="000000"/>
+          <w:sz w:val="24"/>
+        </w:rPr>
+        <w:t>HangHoa</w:t>
+      </w:r>
+    </w:p>
+    <w:p>
+      <w:pPr>
+        <w:spacing w:line="276" w:lineRule="auto" w:after="120"/>
+        <w:ind w:firstLine="567"/>
+      </w:pPr>
+      <w:r>
+        <w:rPr>
+          <w:rFonts w:ascii="Times New Roman" w:hAnsi="Times New Roman" w:eastAsia="Times New Roman"/>
+          <w:color w:val="000000"/>
+          <w:sz w:val="24"/>
+        </w:rPr>
+        <w:t>xuống CSDL $</w:t>
+      </w:r>
+    </w:p>
+    <w:p>
+      <w:pPr>
+        <w:spacing w:line="276" w:lineRule="auto" w:after="120"/>
+        <w:ind w:firstLine="567"/>
+      </w:pPr>
+      <w:r>
+        <w:rPr>
+          <w:rFonts w:ascii="Times New Roman" w:hAnsi="Times New Roman" w:eastAsia="Times New Roman"/>
+          <w:color w:val="000000"/>
+          <w:sz w:val="24"/>
+        </w:rPr>
+        <w:t>cập nhật/tạo tồn ban đầu</w:t>
+      </w:r>
+    </w:p>
+    <w:p>
+      <w:pPr>
+        <w:spacing w:line="276" w:lineRule="auto" w:after="120"/>
+        <w:ind w:firstLine="567"/>
+      </w:pPr>
+      <w:r>
+        <w:rPr>
+          <w:rFonts w:ascii="Times New Roman" w:hAnsi="Times New Roman" w:eastAsia="Times New Roman"/>
+          <w:color w:val="000000"/>
+          <w:sz w:val="24"/>
+        </w:rPr>
+        <w:t>trả thông báo thành công</w:t>
+      </w:r>
+    </w:p>
+    <w:p>
+      <w:pPr>
+        <w:spacing w:line="276" w:lineRule="auto" w:after="120"/>
+        <w:ind w:firstLine="567"/>
+      </w:pPr>
+      <w:r>
+        <w:rPr>
+          <w:rFonts w:ascii="Times New Roman" w:hAnsi="Times New Roman" w:eastAsia="Times New Roman"/>
+          <w:color w:val="000000"/>
+          <w:sz w:val="24"/>
+        </w:rPr>
+        <w:t>hiển thị lại danh sách. Các lời gọi lồng nhau (hệ thống</w:t>
+      </w:r>
+    </w:p>
+    <w:p>
+      <w:pPr>
+        <w:spacing w:line="276" w:lineRule="auto" w:after="120"/>
+        <w:ind w:firstLine="567"/>
+      </w:pPr>
+      <w:r>
+        <w:rPr>
+          <w:rFonts w:ascii="Times New Roman" w:hAnsi="Times New Roman" w:eastAsia="Times New Roman"/>
+          <w:color w:val="000000"/>
+          <w:sz w:val="24"/>
+        </w:rPr>
+        <w:t>$ CSDL) cho thấy bước lưu và khởi tạo tồn là hai thao tác dữ liệu tuần tự sau khi validate.</w:t>
+      </w:r>
+    </w:p>
+    <w:p>
+      <w:pPr>
         <w:pStyle w:val="Heading3"/>
       </w:pPr>
       <w:r>
@@ -20095,6 +25191,20 @@
     <w:p>
       <w:pPr>
         <w:spacing w:line="276" w:lineRule="auto" w:after="120"/>
+        <w:ind w:firstLine="0"/>
+      </w:pPr>
+      <w:r>
+        <w:rPr>
+          <w:rFonts w:ascii="Times New Roman" w:hAnsi="Times New Roman" w:eastAsia="Times New Roman"/>
+          <w:color w:val="000000"/>
+          <w:sz w:val="24"/>
+        </w:rPr>
+        <w:t>Bối cảnh</w:t>
+      </w:r>
+    </w:p>
+    <w:p>
+      <w:pPr>
+        <w:spacing w:line="276" w:lineRule="auto" w:after="120"/>
         <w:ind w:firstLine="567"/>
       </w:pPr>
       <w:r>
@@ -20109,6 +25219,20 @@
     <w:p>
       <w:pPr>
         <w:spacing w:line="276" w:lineRule="auto" w:after="120"/>
+        <w:ind w:firstLine="0"/>
+      </w:pPr>
+      <w:r>
+        <w:rPr>
+          <w:rFonts w:ascii="Times New Roman" w:hAnsi="Times New Roman" w:eastAsia="Times New Roman"/>
+          <w:color w:val="000000"/>
+          <w:sz w:val="24"/>
+        </w:rPr>
+        <w:t>HangHoa</w:t>
+      </w:r>
+    </w:p>
+    <w:p>
+      <w:pPr>
+        <w:spacing w:line="276" w:lineRule="auto" w:after="120"/>
         <w:ind w:firstLine="567"/>
       </w:pPr>
       <w:r>
@@ -20123,6 +25247,20 @@
     <w:p>
       <w:pPr>
         <w:spacing w:line="276" w:lineRule="auto" w:after="120"/>
+        <w:ind w:firstLine="0"/>
+      </w:pPr>
+      <w:r>
+        <w:rPr>
+          <w:rFonts w:ascii="Times New Roman" w:hAnsi="Times New Roman" w:eastAsia="Times New Roman"/>
+          <w:color w:val="000000"/>
+          <w:sz w:val="24"/>
+        </w:rPr>
+        <w:t>TonKho</w:t>
+      </w:r>
+    </w:p>
+    <w:p>
+      <w:pPr>
+        <w:spacing w:line="276" w:lineRule="auto" w:after="120"/>
         <w:ind w:firstLine="567"/>
       </w:pPr>
       <w:r>
@@ -20137,6 +25275,20 @@
     <w:p>
       <w:pPr>
         <w:spacing w:line="276" w:lineRule="auto" w:after="120"/>
+        <w:ind w:firstLine="0"/>
+      </w:pPr>
+      <w:r>
+        <w:rPr>
+          <w:rFonts w:ascii="Times New Roman" w:hAnsi="Times New Roman" w:eastAsia="Times New Roman"/>
+          <w:color w:val="000000"/>
+          <w:sz w:val="24"/>
+        </w:rPr>
+        <w:t>Đối tượng tham gia</w:t>
+      </w:r>
+    </w:p>
+    <w:p>
+      <w:pPr>
+        <w:spacing w:line="276" w:lineRule="auto" w:after="120"/>
         <w:ind w:firstLine="567"/>
       </w:pPr>
       <w:r>
@@ -20146,6 +25298,20 @@
           <w:sz w:val="24"/>
         </w:rPr>
         <w:t>: Người dùng, giao diện tìm kiếm, hệ thống, CSDL.</w:t>
+      </w:r>
+    </w:p>
+    <w:p>
+      <w:pPr>
+        <w:spacing w:line="276" w:lineRule="auto" w:after="120"/>
+        <w:ind w:firstLine="0"/>
+      </w:pPr>
+      <w:r>
+        <w:rPr>
+          <w:rFonts w:ascii="Times New Roman" w:hAnsi="Times New Roman" w:eastAsia="Times New Roman"/>
+          <w:color w:val="000000"/>
+          <w:sz w:val="24"/>
+        </w:rPr>
+        <w:t>Kịch bản chính</w:t>
       </w:r>
     </w:p>
     <w:p>
@@ -20263,6 +25429,48 @@
     </w:p>
     <w:p>
       <w:pPr>
+        <w:spacing w:line="276" w:lineRule="auto" w:after="120"/>
+        <w:ind w:firstLine="567"/>
+      </w:pPr>
+      <w:r>
+        <w:rPr>
+          <w:rFonts w:ascii="Times New Roman" w:hAnsi="Times New Roman" w:eastAsia="Times New Roman"/>
+          <w:color w:val="000000"/>
+          <w:sz w:val="24"/>
+        </w:rPr>
+        <w:t>Giải thích sơ đồ: Đây là luồng</w:t>
+      </w:r>
+    </w:p>
+    <w:p>
+      <w:pPr>
+        <w:spacing w:line="276" w:lineRule="auto" w:after="120"/>
+        <w:ind w:firstLine="0"/>
+      </w:pPr>
+      <w:r>
+        <w:rPr>
+          <w:rFonts w:ascii="Times New Roman" w:hAnsi="Times New Roman" w:eastAsia="Times New Roman"/>
+          <w:color w:val="000000"/>
+          <w:sz w:val="24"/>
+        </w:rPr>
+        <w:t>chỉ đọc</w:t>
+      </w:r>
+    </w:p>
+    <w:p>
+      <w:pPr>
+        <w:spacing w:line="276" w:lineRule="auto" w:after="120"/>
+        <w:ind w:firstLine="567"/>
+      </w:pPr>
+      <w:r>
+        <w:rPr>
+          <w:rFonts w:ascii="Times New Roman" w:hAnsi="Times New Roman" w:eastAsia="Times New Roman"/>
+          <w:color w:val="000000"/>
+          <w:sz w:val="24"/>
+        </w:rPr>
+        <w:t>. Actor gửi điều kiện tìm; hệ thống truy vấn CSDL lấy danh sách hàng rồi lấy tồn tương ứng; kết quả trả về giao diện. Không có bước “Lưu” thay đổi nghiệp vụ. So với UC06, sequence này ngắn hơn và không có nhánh cập nhật tồn.</w:t>
+      </w:r>
+    </w:p>
+    <w:p>
+      <w:pPr>
         <w:pStyle w:val="Heading3"/>
       </w:pPr>
       <w:r>
@@ -20278,6 +25486,20 @@
     <w:p>
       <w:pPr>
         <w:spacing w:line="276" w:lineRule="auto" w:after="120"/>
+        <w:ind w:firstLine="0"/>
+      </w:pPr>
+      <w:r>
+        <w:rPr>
+          <w:rFonts w:ascii="Times New Roman" w:hAnsi="Times New Roman" w:eastAsia="Times New Roman"/>
+          <w:color w:val="000000"/>
+          <w:sz w:val="24"/>
+        </w:rPr>
+        <w:t>Bối cảnh</w:t>
+      </w:r>
+    </w:p>
+    <w:p>
+      <w:pPr>
+        <w:spacing w:line="276" w:lineRule="auto" w:after="120"/>
         <w:ind w:firstLine="567"/>
       </w:pPr>
       <w:r>
@@ -20292,6 +25514,20 @@
     <w:p>
       <w:pPr>
         <w:spacing w:line="276" w:lineRule="auto" w:after="120"/>
+        <w:ind w:firstLine="0"/>
+      </w:pPr>
+      <w:r>
+        <w:rPr>
+          <w:rFonts w:ascii="Times New Roman" w:hAnsi="Times New Roman" w:eastAsia="Times New Roman"/>
+          <w:color w:val="000000"/>
+          <w:sz w:val="24"/>
+        </w:rPr>
+        <w:t>Đối tượng tham gia</w:t>
+      </w:r>
+    </w:p>
+    <w:p>
+      <w:pPr>
+        <w:spacing w:line="276" w:lineRule="auto" w:after="120"/>
         <w:ind w:firstLine="567"/>
       </w:pPr>
       <w:r>
@@ -20306,6 +25542,20 @@
     <w:p>
       <w:pPr>
         <w:spacing w:line="276" w:lineRule="auto" w:after="120"/>
+        <w:ind w:firstLine="0"/>
+      </w:pPr>
+      <w:r>
+        <w:rPr>
+          <w:rFonts w:ascii="Times New Roman" w:hAnsi="Times New Roman" w:eastAsia="Times New Roman"/>
+          <w:color w:val="000000"/>
+          <w:sz w:val="24"/>
+        </w:rPr>
+        <w:t>PhieuNhapKho</w:t>
+      </w:r>
+    </w:p>
+    <w:p>
+      <w:pPr>
+        <w:spacing w:line="276" w:lineRule="auto" w:after="120"/>
         <w:ind w:firstLine="567"/>
       </w:pPr>
       <w:r>
@@ -20320,6 +25570,20 @@
     <w:p>
       <w:pPr>
         <w:spacing w:line="276" w:lineRule="auto" w:after="120"/>
+        <w:ind w:firstLine="0"/>
+      </w:pPr>
+      <w:r>
+        <w:rPr>
+          <w:rFonts w:ascii="Times New Roman" w:hAnsi="Times New Roman" w:eastAsia="Times New Roman"/>
+          <w:color w:val="000000"/>
+          <w:sz w:val="24"/>
+        </w:rPr>
+        <w:t>ChiTietPhieuNhap</w:t>
+      </w:r>
+    </w:p>
+    <w:p>
+      <w:pPr>
+        <w:spacing w:line="276" w:lineRule="auto" w:after="120"/>
         <w:ind w:firstLine="567"/>
       </w:pPr>
       <w:r>
@@ -20334,6 +25598,20 @@
     <w:p>
       <w:pPr>
         <w:spacing w:line="276" w:lineRule="auto" w:after="120"/>
+        <w:ind w:firstLine="0"/>
+      </w:pPr>
+      <w:r>
+        <w:rPr>
+          <w:rFonts w:ascii="Times New Roman" w:hAnsi="Times New Roman" w:eastAsia="Times New Roman"/>
+          <w:color w:val="000000"/>
+          <w:sz w:val="24"/>
+        </w:rPr>
+        <w:t>TonKho</w:t>
+      </w:r>
+    </w:p>
+    <w:p>
+      <w:pPr>
+        <w:spacing w:line="276" w:lineRule="auto" w:after="120"/>
         <w:ind w:firstLine="567"/>
       </w:pPr>
       <w:r>
@@ -20348,6 +25626,20 @@
     <w:p>
       <w:pPr>
         <w:spacing w:line="276" w:lineRule="auto" w:after="120"/>
+        <w:ind w:firstLine="0"/>
+      </w:pPr>
+      <w:r>
+        <w:rPr>
+          <w:rFonts w:ascii="Times New Roman" w:hAnsi="Times New Roman" w:eastAsia="Times New Roman"/>
+          <w:color w:val="000000"/>
+          <w:sz w:val="24"/>
+        </w:rPr>
+        <w:t>LichSuThaoTac</w:t>
+      </w:r>
+    </w:p>
+    <w:p>
+      <w:pPr>
+        <w:spacing w:line="276" w:lineRule="auto" w:after="120"/>
         <w:ind w:firstLine="567"/>
       </w:pPr>
       <w:r>
@@ -20357,6 +25649,20 @@
           <w:sz w:val="24"/>
         </w:rPr>
         <w:t>).</w:t>
+      </w:r>
+    </w:p>
+    <w:p>
+      <w:pPr>
+        <w:spacing w:line="276" w:lineRule="auto" w:after="120"/>
+        <w:ind w:firstLine="0"/>
+      </w:pPr>
+      <w:r>
+        <w:rPr>
+          <w:rFonts w:ascii="Times New Roman" w:hAnsi="Times New Roman" w:eastAsia="Times New Roman"/>
+          <w:color w:val="000000"/>
+          <w:sz w:val="24"/>
+        </w:rPr>
+        <w:t>Kịch bản chính</w:t>
       </w:r>
     </w:p>
     <w:p>
@@ -20488,6 +25794,76 @@
     </w:p>
     <w:p>
       <w:pPr>
+        <w:spacing w:line="276" w:lineRule="auto" w:after="120"/>
+        <w:ind w:firstLine="567"/>
+      </w:pPr>
+      <w:r>
+        <w:rPr>
+          <w:rFonts w:ascii="Times New Roman" w:hAnsi="Times New Roman" w:eastAsia="Times New Roman"/>
+          <w:color w:val="000000"/>
+          <w:sz w:val="24"/>
+        </w:rPr>
+        <w:t>Giải thích sơ đồ: Sequence có</w:t>
+      </w:r>
+    </w:p>
+    <w:p>
+      <w:pPr>
+        <w:spacing w:line="276" w:lineRule="auto" w:after="120"/>
+        <w:ind w:firstLine="0"/>
+      </w:pPr>
+      <w:r>
+        <w:rPr>
+          <w:rFonts w:ascii="Times New Roman" w:hAnsi="Times New Roman" w:eastAsia="Times New Roman"/>
+          <w:color w:val="000000"/>
+          <w:sz w:val="24"/>
+        </w:rPr>
+        <w:t>hai actor theo thời gian</w:t>
+      </w:r>
+    </w:p>
+    <w:p>
+      <w:pPr>
+        <w:spacing w:line="276" w:lineRule="auto" w:after="120"/>
+        <w:ind w:firstLine="567"/>
+      </w:pPr>
+      <w:r>
+        <w:rPr>
+          <w:rFonts w:ascii="Times New Roman" w:hAnsi="Times New Roman" w:eastAsia="Times New Roman"/>
+          <w:color w:val="000000"/>
+          <w:sz w:val="24"/>
+        </w:rPr>
+        <w:t>: NV tạo phiếu và gửi duyệt trước; QL xuất hiện ở bước duyệt. Các thông điệp thể hiện lưu phiếu/chi tiết (trạng thái Chờ duyệt), rồi nhánh duyệt: cập nhật trạng thái, gọi cập nhật</w:t>
+      </w:r>
+    </w:p>
+    <w:p>
+      <w:pPr>
+        <w:spacing w:line="276" w:lineRule="auto" w:after="120"/>
+        <w:ind w:firstLine="0"/>
+      </w:pPr>
+      <w:r>
+        <w:rPr>
+          <w:rFonts w:ascii="Times New Roman" w:hAnsi="Times New Roman" w:eastAsia="Times New Roman"/>
+          <w:color w:val="000000"/>
+          <w:sz w:val="24"/>
+        </w:rPr>
+        <w:t>TonKho</w:t>
+      </w:r>
+    </w:p>
+    <w:p>
+      <w:pPr>
+        <w:spacing w:line="276" w:lineRule="auto" w:after="120"/>
+        <w:ind w:firstLine="567"/>
+      </w:pPr>
+      <w:r>
+        <w:rPr>
+          <w:rFonts w:ascii="Times New Roman" w:hAnsi="Times New Roman" w:eastAsia="Times New Roman"/>
+          <w:color w:val="000000"/>
+          <w:sz w:val="24"/>
+        </w:rPr>
+        <w:t>(tăng), ghi log. Nhánh từ chối (nếu có trên sơ đồ/mô tả) không gọi tăng tồn. Sơ đồ gắn hành vi với cấu trúc lớp phiếu--chi tiết--tồn đã nêu ở Ch.4.</w:t>
+      </w:r>
+    </w:p>
+    <w:p>
+      <w:pPr>
         <w:pStyle w:val="Heading3"/>
       </w:pPr>
       <w:r>
@@ -20503,6 +25879,20 @@
     <w:p>
       <w:pPr>
         <w:spacing w:line="276" w:lineRule="auto" w:after="120"/>
+        <w:ind w:firstLine="0"/>
+      </w:pPr>
+      <w:r>
+        <w:rPr>
+          <w:rFonts w:ascii="Times New Roman" w:hAnsi="Times New Roman" w:eastAsia="Times New Roman"/>
+          <w:color w:val="000000"/>
+          <w:sz w:val="24"/>
+        </w:rPr>
+        <w:t>Bối cảnh</w:t>
+      </w:r>
+    </w:p>
+    <w:p>
+      <w:pPr>
+        <w:spacing w:line="276" w:lineRule="auto" w:after="120"/>
         <w:ind w:firstLine="567"/>
       </w:pPr>
       <w:r>
@@ -20517,6 +25907,20 @@
     <w:p>
       <w:pPr>
         <w:spacing w:line="276" w:lineRule="auto" w:after="120"/>
+        <w:ind w:firstLine="0"/>
+      </w:pPr>
+      <w:r>
+        <w:rPr>
+          <w:rFonts w:ascii="Times New Roman" w:hAnsi="Times New Roman" w:eastAsia="Times New Roman"/>
+          <w:color w:val="000000"/>
+          <w:sz w:val="24"/>
+        </w:rPr>
+        <w:t>Đối tượng tham gia</w:t>
+      </w:r>
+    </w:p>
+    <w:p>
+      <w:pPr>
+        <w:spacing w:line="276" w:lineRule="auto" w:after="120"/>
         <w:ind w:firstLine="567"/>
       </w:pPr>
       <w:r>
@@ -20526,6 +25930,20 @@
           <w:sz w:val="24"/>
         </w:rPr>
         <w:t>: NV, QL, giao diện phiếu xuất, hệ thống, CSDL phiếu xuất và tồn kho.</w:t>
+      </w:r>
+    </w:p>
+    <w:p>
+      <w:pPr>
+        <w:spacing w:line="276" w:lineRule="auto" w:after="120"/>
+        <w:ind w:firstLine="0"/>
+      </w:pPr>
+      <w:r>
+        <w:rPr>
+          <w:rFonts w:ascii="Times New Roman" w:hAnsi="Times New Roman" w:eastAsia="Times New Roman"/>
+          <w:color w:val="000000"/>
+          <w:sz w:val="24"/>
+        </w:rPr>
+        <w:t>Kịch bản chính</w:t>
       </w:r>
     </w:p>
     <w:p>
@@ -20657,6 +26075,104 @@
     </w:p>
     <w:p>
       <w:pPr>
+        <w:spacing w:line="276" w:lineRule="auto" w:after="120"/>
+        <w:ind w:firstLine="567"/>
+      </w:pPr>
+      <w:r>
+        <w:rPr>
+          <w:rFonts w:ascii="Times New Roman" w:hAnsi="Times New Roman" w:eastAsia="Times New Roman"/>
+          <w:color w:val="000000"/>
+          <w:sz w:val="24"/>
+        </w:rPr>
+        <w:t>Giải thích sơ đồ: Khác UC09 ở chỗ trước khi chấp nhận dòng hàng, hệ thống phải</w:t>
+      </w:r>
+    </w:p>
+    <w:p>
+      <w:pPr>
+        <w:spacing w:line="276" w:lineRule="auto" w:after="120"/>
+        <w:ind w:firstLine="0"/>
+      </w:pPr>
+      <w:r>
+        <w:rPr>
+          <w:rFonts w:ascii="Times New Roman" w:hAnsi="Times New Roman" w:eastAsia="Times New Roman"/>
+          <w:color w:val="000000"/>
+          <w:sz w:val="24"/>
+        </w:rPr>
+        <w:t>hỏi tồn</w:t>
+      </w:r>
+    </w:p>
+    <w:p>
+      <w:pPr>
+        <w:spacing w:line="276" w:lineRule="auto" w:after="120"/>
+        <w:ind w:firstLine="567"/>
+      </w:pPr>
+      <w:r>
+        <w:rPr>
+          <w:rFonts w:ascii="Times New Roman" w:hAnsi="Times New Roman" w:eastAsia="Times New Roman"/>
+          <w:color w:val="000000"/>
+          <w:sz w:val="24"/>
+        </w:rPr>
+        <w:t>(</w:t>
+      </w:r>
+    </w:p>
+    <w:p>
+      <w:pPr>
+        <w:spacing w:line="276" w:lineRule="auto" w:after="120"/>
+        <w:ind w:firstLine="0"/>
+      </w:pPr>
+      <w:r>
+        <w:rPr>
+          <w:rFonts w:ascii="Times New Roman" w:hAnsi="Times New Roman" w:eastAsia="Times New Roman"/>
+          <w:color w:val="000000"/>
+          <w:sz w:val="24"/>
+        </w:rPr>
+        <w:t>kiemTraDu</w:t>
+      </w:r>
+    </w:p>
+    <w:p>
+      <w:pPr>
+        <w:spacing w:line="276" w:lineRule="auto" w:after="120"/>
+        <w:ind w:firstLine="567"/>
+      </w:pPr>
+      <w:r>
+        <w:rPr>
+          <w:rFonts w:ascii="Times New Roman" w:hAnsi="Times New Roman" w:eastAsia="Times New Roman"/>
+          <w:color w:val="000000"/>
+          <w:sz w:val="24"/>
+        </w:rPr>
+        <w:t>). Chỉ khi đủ, chi tiết mới được lưu. Sau duyệt, thông điệp cập nhật tồn theo hướng</w:t>
+      </w:r>
+    </w:p>
+    <w:p>
+      <w:pPr>
+        <w:spacing w:line="276" w:lineRule="auto" w:after="120"/>
+        <w:ind w:firstLine="0"/>
+      </w:pPr>
+      <w:r>
+        <w:rPr>
+          <w:rFonts w:ascii="Times New Roman" w:hAnsi="Times New Roman" w:eastAsia="Times New Roman"/>
+          <w:color w:val="000000"/>
+          <w:sz w:val="24"/>
+        </w:rPr>
+        <w:t>giảm</w:t>
+      </w:r>
+    </w:p>
+    <w:p>
+      <w:pPr>
+        <w:spacing w:line="276" w:lineRule="auto" w:after="120"/>
+        <w:ind w:firstLine="567"/>
+      </w:pPr>
+      <w:r>
+        <w:rPr>
+          <w:rFonts w:ascii="Times New Roman" w:hAnsi="Times New Roman" w:eastAsia="Times New Roman"/>
+          <w:color w:val="000000"/>
+          <w:sz w:val="24"/>
+        </w:rPr>
+        <w:t>. Sequence làm rõ ràng buộc an toàn: không cho xuất vượt số lượng hiện có.</w:t>
+      </w:r>
+    </w:p>
+    <w:p>
+      <w:pPr>
         <w:pStyle w:val="Heading2"/>
       </w:pPr>
       <w:r>
@@ -20686,6 +26202,20 @@
     <w:p>
       <w:pPr>
         <w:spacing w:line="276" w:lineRule="auto" w:after="120"/>
+        <w:ind w:firstLine="0"/>
+      </w:pPr>
+      <w:r>
+        <w:rPr>
+          <w:rFonts w:ascii="Times New Roman" w:hAnsi="Times New Roman" w:eastAsia="Times New Roman"/>
+          <w:color w:val="000000"/>
+          <w:sz w:val="24"/>
+        </w:rPr>
+        <w:t>giữa</w:t>
+      </w:r>
+    </w:p>
+    <w:p>
+      <w:pPr>
+        <w:spacing w:line="276" w:lineRule="auto" w:after="120"/>
         <w:ind w:firstLine="567"/>
       </w:pPr>
       <w:r>
@@ -20695,6 +26225,20 @@
           <w:sz w:val="24"/>
         </w:rPr>
         <w:t>các đối tượng; state machine mô tả hành vi</w:t>
+      </w:r>
+    </w:p>
+    <w:p>
+      <w:pPr>
+        <w:spacing w:line="276" w:lineRule="auto" w:after="120"/>
+        <w:ind w:firstLine="0"/>
+      </w:pPr>
+      <w:r>
+        <w:rPr>
+          <w:rFonts w:ascii="Times New Roman" w:hAnsi="Times New Roman" w:eastAsia="Times New Roman"/>
+          <w:color w:val="000000"/>
+          <w:sz w:val="24"/>
+        </w:rPr>
+        <w:t>của chính</w:t>
       </w:r>
     </w:p>
     <w:p>
@@ -20826,6 +26370,132 @@
     </w:p>
     <w:p>
       <w:pPr>
+        <w:spacing w:line="276" w:lineRule="auto" w:after="120"/>
+        <w:ind w:firstLine="567"/>
+      </w:pPr>
+      <w:r>
+        <w:rPr>
+          <w:rFonts w:ascii="Times New Roman" w:hAnsi="Times New Roman" w:eastAsia="Times New Roman"/>
+          <w:color w:val="000000"/>
+          <w:sz w:val="24"/>
+        </w:rPr>
+        <w:t>Giải thích sơ đồ: Hình tròn/oval (hoặc bo tròn) là các</w:t>
+      </w:r>
+    </w:p>
+    <w:p>
+      <w:pPr>
+        <w:spacing w:line="276" w:lineRule="auto" w:after="120"/>
+        <w:ind w:firstLine="0"/>
+      </w:pPr>
+      <w:r>
+        <w:rPr>
+          <w:rFonts w:ascii="Times New Roman" w:hAnsi="Times New Roman" w:eastAsia="Times New Roman"/>
+          <w:color w:val="000000"/>
+          <w:sz w:val="24"/>
+        </w:rPr>
+        <w:t>trạng thái</w:t>
+      </w:r>
+    </w:p>
+    <w:p>
+      <w:pPr>
+        <w:spacing w:line="276" w:lineRule="auto" w:after="120"/>
+        <w:ind w:firstLine="567"/>
+      </w:pPr>
+      <w:r>
+        <w:rPr>
+          <w:rFonts w:ascii="Times New Roman" w:hAnsi="Times New Roman" w:eastAsia="Times New Roman"/>
+          <w:color w:val="000000"/>
+          <w:sz w:val="24"/>
+        </w:rPr>
+        <w:t>của một phiếu nhập. Mũi tên là</w:t>
+      </w:r>
+    </w:p>
+    <w:p>
+      <w:pPr>
+        <w:spacing w:line="276" w:lineRule="auto" w:after="120"/>
+        <w:ind w:firstLine="0"/>
+      </w:pPr>
+      <w:r>
+        <w:rPr>
+          <w:rFonts w:ascii="Times New Roman" w:hAnsi="Times New Roman" w:eastAsia="Times New Roman"/>
+          <w:color w:val="000000"/>
+          <w:sz w:val="24"/>
+        </w:rPr>
+        <w:t>sự kiện chuyển trạng thái</w:t>
+      </w:r>
+    </w:p>
+    <w:p>
+      <w:pPr>
+        <w:spacing w:line="276" w:lineRule="auto" w:after="120"/>
+        <w:ind w:firstLine="567"/>
+      </w:pPr>
+      <w:r>
+        <w:rPr>
+          <w:rFonts w:ascii="Times New Roman" w:hAnsi="Times New Roman" w:eastAsia="Times New Roman"/>
+          <w:color w:val="000000"/>
+          <w:sz w:val="24"/>
+        </w:rPr>
+        <w:t>: gửi duyệt, duyệt, từ chối, hủy. Ý nghĩa: ở “Chờ duyệt” phiếu không được sửa tùy tiện; “Đã duyệt” là trạng thái kết thúc nghiệp vụ thành công và là điều kiện để tăng tồn; “Từ chối” kết thúc mà không đụng tồn. State bổ sung cho sequence: sequence nói</w:t>
+      </w:r>
+    </w:p>
+    <w:p>
+      <w:pPr>
+        <w:spacing w:line="276" w:lineRule="auto" w:after="120"/>
+        <w:ind w:firstLine="0"/>
+      </w:pPr>
+      <w:r>
+        <w:rPr>
+          <w:rFonts w:ascii="Times New Roman" w:hAnsi="Times New Roman" w:eastAsia="Times New Roman"/>
+          <w:color w:val="000000"/>
+          <w:sz w:val="24"/>
+        </w:rPr>
+        <w:t>ai gọi ai</w:t>
+      </w:r>
+    </w:p>
+    <w:p>
+      <w:pPr>
+        <w:spacing w:line="276" w:lineRule="auto" w:after="120"/>
+        <w:ind w:firstLine="567"/>
+      </w:pPr>
+      <w:r>
+        <w:rPr>
+          <w:rFonts w:ascii="Times New Roman" w:hAnsi="Times New Roman" w:eastAsia="Times New Roman"/>
+          <w:color w:val="000000"/>
+          <w:sz w:val="24"/>
+        </w:rPr>
+        <w:t>, state nói</w:t>
+      </w:r>
+    </w:p>
+    <w:p>
+      <w:pPr>
+        <w:spacing w:line="276" w:lineRule="auto" w:after="120"/>
+        <w:ind w:firstLine="0"/>
+      </w:pPr>
+      <w:r>
+        <w:rPr>
+          <w:rFonts w:ascii="Times New Roman" w:hAnsi="Times New Roman" w:eastAsia="Times New Roman"/>
+          <w:color w:val="000000"/>
+          <w:sz w:val="24"/>
+        </w:rPr>
+        <w:t>phiếu đang ở pha nào</w:t>
+      </w:r>
+    </w:p>
+    <w:p>
+      <w:pPr>
+        <w:spacing w:line="276" w:lineRule="auto" w:after="120"/>
+        <w:ind w:firstLine="567"/>
+      </w:pPr>
+      <w:r>
+        <w:rPr>
+          <w:rFonts w:ascii="Times New Roman" w:hAnsi="Times New Roman" w:eastAsia="Times New Roman"/>
+          <w:color w:val="000000"/>
+          <w:sz w:val="24"/>
+        </w:rPr>
+        <w:t>.</w:t>
+      </w:r>
+    </w:p>
+    <w:p>
+      <w:pPr>
         <w:pStyle w:val="Heading3"/>
       </w:pPr>
       <w:r>
@@ -20911,6 +26581,48 @@
     </w:p>
     <w:p>
       <w:pPr>
+        <w:spacing w:line="276" w:lineRule="auto" w:after="120"/>
+        <w:ind w:firstLine="567"/>
+      </w:pPr>
+      <w:r>
+        <w:rPr>
+          <w:rFonts w:ascii="Times New Roman" w:hAnsi="Times New Roman" w:eastAsia="Times New Roman"/>
+          <w:color w:val="000000"/>
+          <w:sz w:val="24"/>
+        </w:rPr>
+        <w:t>Giải thích sơ đồ: Máy trạng thái phiếu xuất</w:t>
+      </w:r>
+    </w:p>
+    <w:p>
+      <w:pPr>
+        <w:spacing w:line="276" w:lineRule="auto" w:after="120"/>
+        <w:ind w:firstLine="0"/>
+      </w:pPr>
+      <w:r>
+        <w:rPr>
+          <w:rFonts w:ascii="Times New Roman" w:hAnsi="Times New Roman" w:eastAsia="Times New Roman"/>
+          <w:color w:val="000000"/>
+          <w:sz w:val="24"/>
+        </w:rPr>
+        <w:t>đối xứng</w:t>
+      </w:r>
+    </w:p>
+    <w:p>
+      <w:pPr>
+        <w:spacing w:line="276" w:lineRule="auto" w:after="120"/>
+        <w:ind w:firstLine="567"/>
+      </w:pPr>
+      <w:r>
+        <w:rPr>
+          <w:rFonts w:ascii="Times New Roman" w:hAnsi="Times New Roman" w:eastAsia="Times New Roman"/>
+          <w:color w:val="000000"/>
+          <w:sz w:val="24"/>
+        </w:rPr>
+        <w:t>phiếu nhập: cùng các trạng thái và sự kiện chuyển. Khác biệt nghiệp vụ nằm ở hành động kèm theo khi vào “Đã duyệt” (giảm tồn thay vì tăng), không nằm ở hình dạng sơ đồ trạng thái.</w:t>
+      </w:r>
+    </w:p>
+    <w:p>
+      <w:pPr>
         <w:pStyle w:val="Heading2"/>
       </w:pPr>
       <w:r>
@@ -20940,6 +26652,20 @@
     <w:p>
       <w:pPr>
         <w:spacing w:line="276" w:lineRule="auto" w:after="120"/>
+        <w:ind w:firstLine="0"/>
+      </w:pPr>
+      <w:r>
+        <w:rPr>
+          <w:rFonts w:ascii="Times New Roman" w:hAnsi="Times New Roman" w:eastAsia="Times New Roman"/>
+          <w:color w:val="000000"/>
+          <w:sz w:val="24"/>
+        </w:rPr>
+        <w:t>phân tích hành vi</w:t>
+      </w:r>
+    </w:p>
+    <w:p>
+      <w:pPr>
+        <w:spacing w:line="276" w:lineRule="auto" w:after="120"/>
         <w:ind w:firstLine="567"/>
       </w:pPr>
       <w:r>
@@ -20949,6 +26675,20 @@
           <w:sz w:val="24"/>
         </w:rPr>
         <w:t>bằng</w:t>
+      </w:r>
+    </w:p>
+    <w:p>
+      <w:pPr>
+        <w:spacing w:line="276" w:lineRule="auto" w:after="120"/>
+        <w:ind w:firstLine="0"/>
+      </w:pPr>
+      <w:r>
+        <w:rPr>
+          <w:rFonts w:ascii="Times New Roman" w:hAnsi="Times New Roman" w:eastAsia="Times New Roman"/>
+          <w:color w:val="000000"/>
+          <w:sz w:val="24"/>
+        </w:rPr>
+        <w:t>biểu đồ trình tự</w:t>
       </w:r>
     </w:p>
     <w:p>
@@ -21061,6 +26801,20 @@
           <w:sz w:val="24"/>
         </w:rPr>
         <w:t>Sau ba giai đoạn phân tích (chức năng -- cấu trúc -- hành vi), chương này chuyển sang</w:t>
+      </w:r>
+    </w:p>
+    <w:p>
+      <w:pPr>
+        <w:spacing w:line="276" w:lineRule="auto" w:after="120"/>
+        <w:ind w:firstLine="0"/>
+      </w:pPr>
+      <w:r>
+        <w:rPr>
+          <w:rFonts w:ascii="Times New Roman" w:hAnsi="Times New Roman" w:eastAsia="Times New Roman"/>
+          <w:color w:val="000000"/>
+          <w:sz w:val="24"/>
+        </w:rPr>
+        <w:t>thiết kế</w:t>
       </w:r>
     </w:p>
     <w:p>
@@ -21150,16 +26904,44 @@
     </w:p>
     <w:p>
       <w:pPr>
-        <w:pStyle w:val="Heading2"/>
-      </w:pPr>
-      <w:r>
-        <w:rPr>
-          <w:rFonts w:ascii="Times New Roman" w:hAnsi="Times New Roman" w:eastAsia="Times New Roman"/>
-          <w:b/>
-          <w:color w:val="000000"/>
-          <w:sz w:val="26"/>
-        </w:rPr>
-        <w:t>6.2 Quan hệ chính giữa các lớp (thiết kế)</w:t>
+        <w:spacing w:line="276" w:lineRule="auto" w:after="120"/>
+        <w:ind w:firstLine="567"/>
+      </w:pPr>
+      <w:r>
+        <w:rPr>
+          <w:rFonts w:ascii="Times New Roman" w:hAnsi="Times New Roman" w:eastAsia="Times New Roman"/>
+          <w:color w:val="000000"/>
+          <w:sz w:val="24"/>
+        </w:rPr>
+        <w:t>Giải thích sơ đồ: Component diagram mô tả</w:t>
+      </w:r>
+    </w:p>
+    <w:p>
+      <w:pPr>
+        <w:spacing w:line="276" w:lineRule="auto" w:after="120"/>
+        <w:ind w:firstLine="0"/>
+      </w:pPr>
+      <w:r>
+        <w:rPr>
+          <w:rFonts w:ascii="Times New Roman" w:hAnsi="Times New Roman" w:eastAsia="Times New Roman"/>
+          <w:color w:val="000000"/>
+          <w:sz w:val="24"/>
+        </w:rPr>
+        <w:t>kiến trúc triển khai logic</w:t>
+      </w:r>
+    </w:p>
+    <w:p>
+      <w:pPr>
+        <w:spacing w:line="276" w:lineRule="auto" w:after="120"/>
+        <w:ind w:firstLine="567"/>
+      </w:pPr>
+      <w:r>
+        <w:rPr>
+          <w:rFonts w:ascii="Times New Roman" w:hAnsi="Times New Roman" w:eastAsia="Times New Roman"/>
+          <w:color w:val="000000"/>
+          <w:sz w:val="24"/>
+        </w:rPr>
+        <w:t>theo tầng:</w:t>
       </w:r>
     </w:p>
     <w:p>
@@ -21173,7 +26955,7 @@
           <w:color w:val="000000"/>
           <w:sz w:val="24"/>
         </w:rPr>
-        <w:t>• NguoiDung 1--n PhieuNhapKho / PhieuXuatKho / PhieuKiemKe.</w:t>
+        <w:t>• UI / Web Browser: lớp giao diện người dùng (form đăng nhập, màn hình phiếu, danh mục...).</w:t>
       </w:r>
     </w:p>
     <w:p>
@@ -21187,7 +26969,7 @@
           <w:color w:val="000000"/>
           <w:sz w:val="24"/>
         </w:rPr>
-        <w:t>• NhaCungCap 1--n PhieuNhapKho; KhachHang 1--n PhieuXuatKho.</w:t>
+        <w:t>• Controller: nhận HTTP, định tuyến request tới service.</w:t>
       </w:r>
     </w:p>
     <w:p>
@@ -21201,7 +26983,7 @@
           <w:color w:val="000000"/>
           <w:sz w:val="24"/>
         </w:rPr>
-        <w:t>• Phieu 1--n ChiTiet; ChiTiet n--1 HangHoa.</w:t>
+        <w:t>• Service: logic nghiệp vụ (duyệt phiếu, tính tồn, xác thực...).</w:t>
       </w:r>
     </w:p>
     <w:p>
@@ -21215,7 +26997,7 @@
           <w:color w:val="000000"/>
           <w:sz w:val="24"/>
         </w:rPr>
-        <w:t>• Kho 1--n TonKho; HangHoa 1--n TonKho.</w:t>
+        <w:t>• Repository / Data Access: truy vấn CSDL.</w:t>
       </w:r>
     </w:p>
     <w:p>
@@ -21229,6 +27011,146 @@
           <w:color w:val="000000"/>
           <w:sz w:val="24"/>
         </w:rPr>
+        <w:t>• Database: lưu bảng NguoiDung, HangHoa, phiếu, tồn...</w:t>
+      </w:r>
+    </w:p>
+    <w:p>
+      <w:pPr>
+        <w:spacing w:line="276" w:lineRule="auto" w:after="60"/>
+        <w:ind w:firstLine="0" w:left="567"/>
+      </w:pPr>
+      <w:r>
+        <w:rPr>
+          <w:rFonts w:ascii="Times New Roman" w:hAnsi="Times New Roman" w:eastAsia="Times New Roman"/>
+          <w:color w:val="000000"/>
+          <w:sz w:val="24"/>
+        </w:rPr>
+        <w:t>• Các khối phụ bên phải (Authentication, Notification/cảnh báo tồn, Inventory): service chuyên biệt được Service layer gọi tới.</w:t>
+      </w:r>
+    </w:p>
+    <w:p>
+      <w:pPr>
+        <w:spacing w:line="276" w:lineRule="auto" w:after="120"/>
+        <w:ind w:firstLine="567"/>
+      </w:pPr>
+      <w:r>
+        <w:rPr>
+          <w:rFonts w:ascii="Times New Roman" w:hAnsi="Times New Roman" w:eastAsia="Times New Roman"/>
+          <w:color w:val="000000"/>
+          <w:sz w:val="24"/>
+        </w:rPr>
+        <w:t>Mũi tên từ trên xuống thể hiện phụ thuộc: UI không gọi thẳng Database mà đi qua Controller $</w:t>
+      </w:r>
+    </w:p>
+    <w:p>
+      <w:pPr>
+        <w:spacing w:line="276" w:lineRule="auto" w:after="120"/>
+        <w:ind w:firstLine="567"/>
+      </w:pPr>
+      <w:r>
+        <w:rPr>
+          <w:rFonts w:ascii="Times New Roman" w:hAnsi="Times New Roman" w:eastAsia="Times New Roman"/>
+          <w:color w:val="000000"/>
+          <w:sz w:val="24"/>
+        </w:rPr>
+        <w:t>Service</w:t>
+      </w:r>
+    </w:p>
+    <w:p>
+      <w:pPr>
+        <w:spacing w:line="276" w:lineRule="auto" w:after="120"/>
+        <w:ind w:firstLine="567"/>
+      </w:pPr>
+      <w:r>
+        <w:rPr>
+          <w:rFonts w:ascii="Times New Roman" w:hAnsi="Times New Roman" w:eastAsia="Times New Roman"/>
+          <w:color w:val="000000"/>
+          <w:sz w:val="24"/>
+        </w:rPr>
+        <w:t>$ Repository. Điều này khớp sequence (boundary--control--entity) và class (thực thể nghiệp vụ).</w:t>
+      </w:r>
+    </w:p>
+    <w:p>
+      <w:pPr>
+        <w:pStyle w:val="Heading2"/>
+      </w:pPr>
+      <w:r>
+        <w:rPr>
+          <w:rFonts w:ascii="Times New Roman" w:hAnsi="Times New Roman" w:eastAsia="Times New Roman"/>
+          <w:b/>
+          <w:color w:val="000000"/>
+          <w:sz w:val="26"/>
+        </w:rPr>
+        <w:t>6.2 Quan hệ chính giữa các lớp (thiết kế)</w:t>
+      </w:r>
+    </w:p>
+    <w:p>
+      <w:pPr>
+        <w:spacing w:line="276" w:lineRule="auto" w:after="60"/>
+        <w:ind w:firstLine="0" w:left="567"/>
+      </w:pPr>
+      <w:r>
+        <w:rPr>
+          <w:rFonts w:ascii="Times New Roman" w:hAnsi="Times New Roman" w:eastAsia="Times New Roman"/>
+          <w:color w:val="000000"/>
+          <w:sz w:val="24"/>
+        </w:rPr>
+        <w:t>• NguoiDung 1--n PhieuNhapKho / PhieuXuatKho / PhieuKiemKe.</w:t>
+      </w:r>
+    </w:p>
+    <w:p>
+      <w:pPr>
+        <w:spacing w:line="276" w:lineRule="auto" w:after="60"/>
+        <w:ind w:firstLine="0" w:left="567"/>
+      </w:pPr>
+      <w:r>
+        <w:rPr>
+          <w:rFonts w:ascii="Times New Roman" w:hAnsi="Times New Roman" w:eastAsia="Times New Roman"/>
+          <w:color w:val="000000"/>
+          <w:sz w:val="24"/>
+        </w:rPr>
+        <w:t>• NhaCungCap 1--n PhieuNhapKho; KhachHang 1--n PhieuXuatKho.</w:t>
+      </w:r>
+    </w:p>
+    <w:p>
+      <w:pPr>
+        <w:spacing w:line="276" w:lineRule="auto" w:after="60"/>
+        <w:ind w:firstLine="0" w:left="567"/>
+      </w:pPr>
+      <w:r>
+        <w:rPr>
+          <w:rFonts w:ascii="Times New Roman" w:hAnsi="Times New Roman" w:eastAsia="Times New Roman"/>
+          <w:color w:val="000000"/>
+          <w:sz w:val="24"/>
+        </w:rPr>
+        <w:t>• Phieu 1--n ChiTiet; ChiTiet n--1 HangHoa.</w:t>
+      </w:r>
+    </w:p>
+    <w:p>
+      <w:pPr>
+        <w:spacing w:line="276" w:lineRule="auto" w:after="60"/>
+        <w:ind w:firstLine="0" w:left="567"/>
+      </w:pPr>
+      <w:r>
+        <w:rPr>
+          <w:rFonts w:ascii="Times New Roman" w:hAnsi="Times New Roman" w:eastAsia="Times New Roman"/>
+          <w:color w:val="000000"/>
+          <w:sz w:val="24"/>
+        </w:rPr>
+        <w:t>• Kho 1--n TonKho; HangHoa 1--n TonKho.</w:t>
+      </w:r>
+    </w:p>
+    <w:p>
+      <w:pPr>
+        <w:spacing w:line="276" w:lineRule="auto" w:after="60"/>
+        <w:ind w:firstLine="0" w:left="567"/>
+      </w:pPr>
+      <w:r>
+        <w:rPr>
+          <w:rFonts w:ascii="Times New Roman" w:hAnsi="Times New Roman" w:eastAsia="Times New Roman"/>
+          <w:color w:val="000000"/>
+          <w:sz w:val="24"/>
+        </w:rPr>
         <w:t>• NguoiDung 1--n LichSuThaoTac.</w:t>
       </w:r>
     </w:p>
@@ -21291,6 +27213,20 @@
     <w:p>
       <w:pPr>
         <w:spacing w:line="276" w:lineRule="auto" w:after="120"/>
+        <w:ind w:firstLine="0"/>
+      </w:pPr>
+      <w:r>
+        <w:rPr>
+          <w:rFonts w:ascii="Times New Roman" w:hAnsi="Times New Roman" w:eastAsia="Times New Roman"/>
+          <w:color w:val="000000"/>
+          <w:sz w:val="24"/>
+        </w:rPr>
+        <w:t>thiết kế bảng CSDL</w:t>
+      </w:r>
+    </w:p>
+    <w:p>
+      <w:pPr>
+        <w:spacing w:line="276" w:lineRule="auto" w:after="120"/>
         <w:ind w:firstLine="567"/>
       </w:pPr>
       <w:r>
@@ -21300,6 +27236,20 @@
           <w:sz w:val="24"/>
         </w:rPr>
         <w:t>(map từ lớp) và</w:t>
+      </w:r>
+    </w:p>
+    <w:p>
+      <w:pPr>
+        <w:spacing w:line="276" w:lineRule="auto" w:after="120"/>
+        <w:ind w:firstLine="0"/>
+      </w:pPr>
+      <w:r>
+        <w:rPr>
+          <w:rFonts w:ascii="Times New Roman" w:hAnsi="Times New Roman" w:eastAsia="Times New Roman"/>
+          <w:color w:val="000000"/>
+          <w:sz w:val="24"/>
+        </w:rPr>
+        <w:t>giao diện</w:t>
       </w:r>
     </w:p>
     <w:p>
@@ -22882,6 +28832,132 @@
           <w:sz w:val="22"/>
         </w:rPr>
         <w:t>Hình 7.1: Sơ đồ điều hướng màn hình chính (theo use case)</w:t>
+      </w:r>
+    </w:p>
+    <w:p>
+      <w:pPr>
+        <w:spacing w:line="276" w:lineRule="auto" w:after="120"/>
+        <w:ind w:firstLine="567"/>
+      </w:pPr>
+      <w:r>
+        <w:rPr>
+          <w:rFonts w:ascii="Times New Roman" w:hAnsi="Times New Roman" w:eastAsia="Times New Roman"/>
+          <w:color w:val="000000"/>
+          <w:sz w:val="24"/>
+        </w:rPr>
+        <w:t>Giải thích sơ đồ: Sơ đồ điều hướng (navigation) cho thấy người dùng</w:t>
+      </w:r>
+    </w:p>
+    <w:p>
+      <w:pPr>
+        <w:spacing w:line="276" w:lineRule="auto" w:after="120"/>
+        <w:ind w:firstLine="0"/>
+      </w:pPr>
+      <w:r>
+        <w:rPr>
+          <w:rFonts w:ascii="Times New Roman" w:hAnsi="Times New Roman" w:eastAsia="Times New Roman"/>
+          <w:color w:val="000000"/>
+          <w:sz w:val="24"/>
+        </w:rPr>
+        <w:t>đi từ màn nào sang màn nào</w:t>
+      </w:r>
+    </w:p>
+    <w:p>
+      <w:pPr>
+        <w:spacing w:line="276" w:lineRule="auto" w:after="120"/>
+        <w:ind w:firstLine="567"/>
+      </w:pPr>
+      <w:r>
+        <w:rPr>
+          <w:rFonts w:ascii="Times New Roman" w:hAnsi="Times New Roman" w:eastAsia="Times New Roman"/>
+          <w:color w:val="000000"/>
+          <w:sz w:val="24"/>
+        </w:rPr>
+        <w:t>sau khi đăng nhập:</w:t>
+      </w:r>
+    </w:p>
+    <w:p>
+      <w:pPr>
+        <w:spacing w:line="276" w:lineRule="auto" w:after="60"/>
+        <w:ind w:firstLine="0" w:left="567"/>
+      </w:pPr>
+      <w:r>
+        <w:rPr>
+          <w:rFonts w:ascii="Times New Roman" w:hAnsi="Times New Roman" w:eastAsia="Times New Roman"/>
+          <w:color w:val="000000"/>
+          <w:sz w:val="24"/>
+        </w:rPr>
+        <w:t>• Điểm vào: Đăng nhập (UC01) → Trang chủ (Dashboard).</w:t>
+      </w:r>
+    </w:p>
+    <w:p>
+      <w:pPr>
+        <w:spacing w:line="276" w:lineRule="auto" w:after="60"/>
+        <w:ind w:firstLine="0" w:left="567"/>
+      </w:pPr>
+      <w:r>
+        <w:rPr>
+          <w:rFonts w:ascii="Times New Roman" w:hAnsi="Times New Roman" w:eastAsia="Times New Roman"/>
+          <w:color w:val="000000"/>
+          <w:sz w:val="24"/>
+        </w:rPr>
+        <w:t>• Từ trang chủ tỏa ra các màn chức năng: Hàng hóa (UC06--07), Đối tác (UC04--05), Kho (UC08), Tài khoản (UC03), Báo cáo tồn (UC12), Phiếu nhập (UC09), Phiếu xuất (UC10), Kiểm kê (UC11).</w:t>
+      </w:r>
+    </w:p>
+    <w:p>
+      <w:pPr>
+        <w:spacing w:line="276" w:lineRule="auto" w:after="60"/>
+        <w:ind w:firstLine="0" w:left="567"/>
+      </w:pPr>
+      <w:r>
+        <w:rPr>
+          <w:rFonts w:ascii="Times New Roman" w:hAnsi="Times New Roman" w:eastAsia="Times New Roman"/>
+          <w:color w:val="000000"/>
+          <w:sz w:val="24"/>
+        </w:rPr>
+        <w:t>• Mỗi hộp gắn mã UC để truy vết thiết kế giao diện về phân tích chức năng.</w:t>
+      </w:r>
+    </w:p>
+    <w:p>
+      <w:pPr>
+        <w:spacing w:line="276" w:lineRule="auto" w:after="120"/>
+        <w:ind w:firstLine="567"/>
+      </w:pPr>
+      <w:r>
+        <w:rPr>
+          <w:rFonts w:ascii="Times New Roman" w:hAnsi="Times New Roman" w:eastAsia="Times New Roman"/>
+          <w:color w:val="000000"/>
+          <w:sz w:val="24"/>
+        </w:rPr>
+        <w:t>Sơ đồ không mô tả layout chi tiết từng form, mà mô tả</w:t>
+      </w:r>
+    </w:p>
+    <w:p>
+      <w:pPr>
+        <w:spacing w:line="276" w:lineRule="auto" w:after="120"/>
+        <w:ind w:firstLine="0"/>
+      </w:pPr>
+      <w:r>
+        <w:rPr>
+          <w:rFonts w:ascii="Times New Roman" w:hAnsi="Times New Roman" w:eastAsia="Times New Roman"/>
+          <w:color w:val="000000"/>
+          <w:sz w:val="24"/>
+        </w:rPr>
+        <w:t>cấu trúc menu/luồng màn hình</w:t>
+      </w:r>
+    </w:p>
+    <w:p>
+      <w:pPr>
+        <w:spacing w:line="276" w:lineRule="auto" w:after="120"/>
+        <w:ind w:firstLine="567"/>
+      </w:pPr>
+      <w:r>
+        <w:rPr>
+          <w:rFonts w:ascii="Times New Roman" w:hAnsi="Times New Roman" w:eastAsia="Times New Roman"/>
+          <w:color w:val="000000"/>
+          <w:sz w:val="24"/>
+        </w:rPr>
+        <w:t>phục vụ triển khai UI.</w:t>
       </w:r>
     </w:p>
     <w:p>

--- a/VIII.HUST/Phân tích và thiết kế hệ thống/BaoCao/BaoCao_QuanLyKhoHang.docx
+++ b/VIII.HUST/Phân tích và thiết kế hệ thống/BaoCao/BaoCao_QuanLyKhoHang.docx
@@ -2365,7 +2365,137 @@
           <w:color w:val="000000"/>
           <w:sz w:val="24"/>
         </w:rPr>
-        <w:t>5.1  Mục đích giai đoạn</w:t>
+        <w:t>5.1  Phân tích hành vi bằng biểu đồ trình tự</w:t>
+      </w:r>
+      <w:r>
+        <w:rPr>
+          <w:rFonts w:ascii="Times New Roman" w:hAnsi="Times New Roman" w:eastAsia="Times New Roman"/>
+          <w:color w:val="000000"/>
+          <w:sz w:val="24"/>
+        </w:rPr>
+        <w:tab/>
+      </w:r>
+    </w:p>
+    <w:p>
+      <w:pPr>
+        <w:tabs>
+          <w:tab w:pos="8787" w:val="right" w:leader="dot"/>
+        </w:tabs>
+        <w:spacing w:after="40" w:before="20" w:line="276" w:lineRule="auto"/>
+        <w:ind w:firstLine="0" w:left="567"/>
+      </w:pPr>
+      <w:r>
+        <w:rPr>
+          <w:rFonts w:ascii="Times New Roman" w:hAnsi="Times New Roman" w:eastAsia="Times New Roman"/>
+          <w:b w:val="0"/>
+          <w:color w:val="000000"/>
+          <w:sz w:val="24"/>
+        </w:rPr>
+        <w:t>5.1.1  UC01 -- Đăng nhập</w:t>
+      </w:r>
+      <w:r>
+        <w:rPr>
+          <w:rFonts w:ascii="Times New Roman" w:hAnsi="Times New Roman" w:eastAsia="Times New Roman"/>
+          <w:color w:val="000000"/>
+          <w:sz w:val="24"/>
+        </w:rPr>
+        <w:tab/>
+      </w:r>
+    </w:p>
+    <w:p>
+      <w:pPr>
+        <w:tabs>
+          <w:tab w:pos="8787" w:val="right" w:leader="dot"/>
+        </w:tabs>
+        <w:spacing w:after="40" w:before="20" w:line="276" w:lineRule="auto"/>
+        <w:ind w:firstLine="0" w:left="567"/>
+      </w:pPr>
+      <w:r>
+        <w:rPr>
+          <w:rFonts w:ascii="Times New Roman" w:hAnsi="Times New Roman" w:eastAsia="Times New Roman"/>
+          <w:b w:val="0"/>
+          <w:color w:val="000000"/>
+          <w:sz w:val="24"/>
+        </w:rPr>
+        <w:t>5.1.2  UC06 -- Thêm hàng hóa</w:t>
+      </w:r>
+      <w:r>
+        <w:rPr>
+          <w:rFonts w:ascii="Times New Roman" w:hAnsi="Times New Roman" w:eastAsia="Times New Roman"/>
+          <w:color w:val="000000"/>
+          <w:sz w:val="24"/>
+        </w:rPr>
+        <w:tab/>
+      </w:r>
+    </w:p>
+    <w:p>
+      <w:pPr>
+        <w:tabs>
+          <w:tab w:pos="8787" w:val="right" w:leader="dot"/>
+        </w:tabs>
+        <w:spacing w:after="40" w:before="20" w:line="276" w:lineRule="auto"/>
+        <w:ind w:firstLine="0" w:left="567"/>
+      </w:pPr>
+      <w:r>
+        <w:rPr>
+          <w:rFonts w:ascii="Times New Roman" w:hAnsi="Times New Roman" w:eastAsia="Times New Roman"/>
+          <w:b w:val="0"/>
+          <w:color w:val="000000"/>
+          <w:sz w:val="24"/>
+        </w:rPr>
+        <w:t>5.1.3  UC07 -- Tìm kiếm hàng hóa</w:t>
+      </w:r>
+      <w:r>
+        <w:rPr>
+          <w:rFonts w:ascii="Times New Roman" w:hAnsi="Times New Roman" w:eastAsia="Times New Roman"/>
+          <w:color w:val="000000"/>
+          <w:sz w:val="24"/>
+        </w:rPr>
+        <w:tab/>
+      </w:r>
+    </w:p>
+    <w:p>
+      <w:pPr>
+        <w:tabs>
+          <w:tab w:pos="8787" w:val="right" w:leader="dot"/>
+        </w:tabs>
+        <w:spacing w:after="40" w:before="20" w:line="276" w:lineRule="auto"/>
+        <w:ind w:firstLine="0" w:left="567"/>
+      </w:pPr>
+      <w:r>
+        <w:rPr>
+          <w:rFonts w:ascii="Times New Roman" w:hAnsi="Times New Roman" w:eastAsia="Times New Roman"/>
+          <w:b w:val="0"/>
+          <w:color w:val="000000"/>
+          <w:sz w:val="24"/>
+        </w:rPr>
+        <w:t>5.1.4  UC09 -- Lập phiếu nhập kho</w:t>
+      </w:r>
+      <w:r>
+        <w:rPr>
+          <w:rFonts w:ascii="Times New Roman" w:hAnsi="Times New Roman" w:eastAsia="Times New Roman"/>
+          <w:color w:val="000000"/>
+          <w:sz w:val="24"/>
+        </w:rPr>
+        <w:tab/>
+      </w:r>
+    </w:p>
+    <w:p>
+      <w:pPr>
+        <w:tabs>
+          <w:tab w:pos="8787" w:val="right" w:leader="dot"/>
+        </w:tabs>
+        <w:spacing w:after="40" w:before="20" w:line="276" w:lineRule="auto"/>
+        <w:ind w:firstLine="0" w:left="567"/>
+      </w:pPr>
+      <w:r>
+        <w:rPr>
+          <w:rFonts w:ascii="Times New Roman" w:hAnsi="Times New Roman" w:eastAsia="Times New Roman"/>
+          <w:b w:val="0"/>
+          <w:color w:val="000000"/>
+          <w:sz w:val="24"/>
+        </w:rPr>
+        <w:t>5.1.5  UC10 -- Lập phiếu xuất kho</w:t>
       </w:r>
       <w:r>
         <w:rPr>
@@ -2391,7 +2521,7 @@
           <w:color w:val="000000"/>
           <w:sz w:val="24"/>
         </w:rPr>
-        <w:t>5.2  Phân tích hành vi bằng biểu đồ trình tự</w:t>
+        <w:t>5.2  Phân tích hành vi đối tượng phiếu (biểu đồ trạng thái)</w:t>
       </w:r>
       <w:r>
         <w:rPr>
@@ -2417,7 +2547,7 @@
           <w:color w:val="000000"/>
           <w:sz w:val="24"/>
         </w:rPr>
-        <w:t>5.2.1  UC01 -- Đăng nhập</w:t>
+        <w:t>5.2.1  Phiếu nhập kho</w:t>
       </w:r>
       <w:r>
         <w:rPr>
@@ -2443,85 +2573,7 @@
           <w:color w:val="000000"/>
           <w:sz w:val="24"/>
         </w:rPr>
-        <w:t>5.2.2  UC06 -- Thêm hàng hóa</w:t>
-      </w:r>
-      <w:r>
-        <w:rPr>
-          <w:rFonts w:ascii="Times New Roman" w:hAnsi="Times New Roman" w:eastAsia="Times New Roman"/>
-          <w:color w:val="000000"/>
-          <w:sz w:val="24"/>
-        </w:rPr>
-        <w:tab/>
-      </w:r>
-    </w:p>
-    <w:p>
-      <w:pPr>
-        <w:tabs>
-          <w:tab w:pos="8787" w:val="right" w:leader="dot"/>
-        </w:tabs>
-        <w:spacing w:after="40" w:before="20" w:line="276" w:lineRule="auto"/>
-        <w:ind w:firstLine="0" w:left="567"/>
-      </w:pPr>
-      <w:r>
-        <w:rPr>
-          <w:rFonts w:ascii="Times New Roman" w:hAnsi="Times New Roman" w:eastAsia="Times New Roman"/>
-          <w:b w:val="0"/>
-          <w:color w:val="000000"/>
-          <w:sz w:val="24"/>
-        </w:rPr>
-        <w:t>5.2.3  UC07 -- Tìm kiếm hàng hóa</w:t>
-      </w:r>
-      <w:r>
-        <w:rPr>
-          <w:rFonts w:ascii="Times New Roman" w:hAnsi="Times New Roman" w:eastAsia="Times New Roman"/>
-          <w:color w:val="000000"/>
-          <w:sz w:val="24"/>
-        </w:rPr>
-        <w:tab/>
-      </w:r>
-    </w:p>
-    <w:p>
-      <w:pPr>
-        <w:tabs>
-          <w:tab w:pos="8787" w:val="right" w:leader="dot"/>
-        </w:tabs>
-        <w:spacing w:after="40" w:before="20" w:line="276" w:lineRule="auto"/>
-        <w:ind w:firstLine="0" w:left="567"/>
-      </w:pPr>
-      <w:r>
-        <w:rPr>
-          <w:rFonts w:ascii="Times New Roman" w:hAnsi="Times New Roman" w:eastAsia="Times New Roman"/>
-          <w:b w:val="0"/>
-          <w:color w:val="000000"/>
-          <w:sz w:val="24"/>
-        </w:rPr>
-        <w:t>5.2.4  UC09 -- Lập phiếu nhập kho</w:t>
-      </w:r>
-      <w:r>
-        <w:rPr>
-          <w:rFonts w:ascii="Times New Roman" w:hAnsi="Times New Roman" w:eastAsia="Times New Roman"/>
-          <w:color w:val="000000"/>
-          <w:sz w:val="24"/>
-        </w:rPr>
-        <w:tab/>
-      </w:r>
-    </w:p>
-    <w:p>
-      <w:pPr>
-        <w:tabs>
-          <w:tab w:pos="8787" w:val="right" w:leader="dot"/>
-        </w:tabs>
-        <w:spacing w:after="40" w:before="20" w:line="276" w:lineRule="auto"/>
-        <w:ind w:firstLine="0" w:left="567"/>
-      </w:pPr>
-      <w:r>
-        <w:rPr>
-          <w:rFonts w:ascii="Times New Roman" w:hAnsi="Times New Roman" w:eastAsia="Times New Roman"/>
-          <w:b w:val="0"/>
-          <w:color w:val="000000"/>
-          <w:sz w:val="24"/>
-        </w:rPr>
-        <w:t>5.2.5  UC10 -- Lập phiếu xuất kho</w:t>
+        <w:t>5.2.2  Phiếu xuất kho</w:t>
       </w:r>
       <w:r>
         <w:rPr>
@@ -2547,85 +2599,7 @@
           <w:color w:val="000000"/>
           <w:sz w:val="24"/>
         </w:rPr>
-        <w:t>5.3  Phân tích hành vi đối tượng phiếu (biểu đồ trạng thái)</w:t>
-      </w:r>
-      <w:r>
-        <w:rPr>
-          <w:rFonts w:ascii="Times New Roman" w:hAnsi="Times New Roman" w:eastAsia="Times New Roman"/>
-          <w:color w:val="000000"/>
-          <w:sz w:val="24"/>
-        </w:rPr>
-        <w:tab/>
-      </w:r>
-    </w:p>
-    <w:p>
-      <w:pPr>
-        <w:tabs>
-          <w:tab w:pos="8787" w:val="right" w:leader="dot"/>
-        </w:tabs>
-        <w:spacing w:after="40" w:before="20" w:line="276" w:lineRule="auto"/>
-        <w:ind w:firstLine="0" w:left="567"/>
-      </w:pPr>
-      <w:r>
-        <w:rPr>
-          <w:rFonts w:ascii="Times New Roman" w:hAnsi="Times New Roman" w:eastAsia="Times New Roman"/>
-          <w:b w:val="0"/>
-          <w:color w:val="000000"/>
-          <w:sz w:val="24"/>
-        </w:rPr>
-        <w:t>5.3.1  Phiếu nhập kho</w:t>
-      </w:r>
-      <w:r>
-        <w:rPr>
-          <w:rFonts w:ascii="Times New Roman" w:hAnsi="Times New Roman" w:eastAsia="Times New Roman"/>
-          <w:color w:val="000000"/>
-          <w:sz w:val="24"/>
-        </w:rPr>
-        <w:tab/>
-      </w:r>
-    </w:p>
-    <w:p>
-      <w:pPr>
-        <w:tabs>
-          <w:tab w:pos="8787" w:val="right" w:leader="dot"/>
-        </w:tabs>
-        <w:spacing w:after="40" w:before="20" w:line="276" w:lineRule="auto"/>
-        <w:ind w:firstLine="0" w:left="567"/>
-      </w:pPr>
-      <w:r>
-        <w:rPr>
-          <w:rFonts w:ascii="Times New Roman" w:hAnsi="Times New Roman" w:eastAsia="Times New Roman"/>
-          <w:b w:val="0"/>
-          <w:color w:val="000000"/>
-          <w:sz w:val="24"/>
-        </w:rPr>
-        <w:t>5.3.2  Phiếu xuất kho</w:t>
-      </w:r>
-      <w:r>
-        <w:rPr>
-          <w:rFonts w:ascii="Times New Roman" w:hAnsi="Times New Roman" w:eastAsia="Times New Roman"/>
-          <w:color w:val="000000"/>
-          <w:sz w:val="24"/>
-        </w:rPr>
-        <w:tab/>
-      </w:r>
-    </w:p>
-    <w:p>
-      <w:pPr>
-        <w:tabs>
-          <w:tab w:pos="8787" w:val="right" w:leader="dot"/>
-        </w:tabs>
-        <w:spacing w:after="40" w:before="20" w:line="276" w:lineRule="auto"/>
-        <w:ind w:firstLine="0" w:left="283"/>
-      </w:pPr>
-      <w:r>
-        <w:rPr>
-          <w:rFonts w:ascii="Times New Roman" w:hAnsi="Times New Roman" w:eastAsia="Times New Roman"/>
-          <w:b w:val="0"/>
-          <w:color w:val="000000"/>
-          <w:sz w:val="24"/>
-        </w:rPr>
-        <w:t>5.4  Kết luận chương</w:t>
+        <w:t>5.3  Kết luận chương</w:t>
       </w:r>
       <w:r>
         <w:rPr>
@@ -24072,7 +24046,7 @@
           <w:color w:val="000000"/>
           <w:sz w:val="26"/>
         </w:rPr>
-        <w:t>5.1 Mục đích giai đoạn</w:t>
+        <w:t>5.1 Phân tích hành vi bằng biểu đồ trình tự</w:t>
       </w:r>
     </w:p>
     <w:p>
@@ -24086,7 +24060,7 @@
           <w:color w:val="000000"/>
           <w:sz w:val="24"/>
         </w:rPr>
-        <w:t>Đây là</w:t>
+        <w:t>Sau phân tích chức năng (use case) và cấu trúc (lớp), chương này dùng</w:t>
       </w:r>
     </w:p>
     <w:p>
@@ -24100,7 +24074,7 @@
           <w:color w:val="000000"/>
           <w:sz w:val="24"/>
         </w:rPr>
-        <w:t>giai đoạn 3 / 3</w:t>
+        <w:t>biểu đồ trình tự (Sequence)</w:t>
       </w:r>
     </w:p>
     <w:p>
@@ -24114,334 +24088,21 @@
           <w:color w:val="000000"/>
           <w:sz w:val="24"/>
         </w:rPr>
-        <w:t>của phân tích hướng đối tượng.</w:t>
-      </w:r>
-    </w:p>
-    <w:p>
-      <w:pPr>
-        <w:spacing w:line="276" w:lineRule="auto" w:after="60"/>
-        <w:ind w:firstLine="0" w:left="567"/>
-      </w:pPr>
-      <w:r>
-        <w:rPr>
-          <w:rFonts w:ascii="Times New Roman" w:hAnsi="Times New Roman" w:eastAsia="Times New Roman"/>
-          <w:color w:val="000000"/>
-          <w:sz w:val="24"/>
-        </w:rPr>
-        <w:t>• Phân tích hành vi trả lời: để hoàn thành một use case, các đối tượng tương tác theo thời gian ra sao (ai gọi ai, thứ tự bước nào).</w:t>
-      </w:r>
-    </w:p>
-    <w:p>
-      <w:pPr>
-        <w:spacing w:line="276" w:lineRule="auto" w:after="60"/>
-        <w:ind w:firstLine="0" w:left="567"/>
-      </w:pPr>
-      <w:r>
-        <w:rPr>
-          <w:rFonts w:ascii="Times New Roman" w:hAnsi="Times New Roman" w:eastAsia="Times New Roman"/>
-          <w:color w:val="000000"/>
-          <w:sz w:val="24"/>
-        </w:rPr>
-        <w:t>• Biểu đồ dùng để phân tích: Sequence Diagram (biểu đồ trình tự).</w:t>
-      </w:r>
-    </w:p>
-    <w:p>
-      <w:pPr>
-        <w:spacing w:line="276" w:lineRule="auto" w:after="60"/>
-        <w:ind w:firstLine="0" w:left="567"/>
-      </w:pPr>
-      <w:r>
-        <w:rPr>
-          <w:rFonts w:ascii="Times New Roman" w:hAnsi="Times New Roman" w:eastAsia="Times New Roman"/>
-          <w:color w:val="000000"/>
-          <w:sz w:val="24"/>
-        </w:rPr>
-        <w:t>• Bổ sung: State Machine -- hành vi nội tại của đối tượng phiếu (vòng đời trạng thái).</w:t>
-      </w:r>
-    </w:p>
-    <w:p>
-      <w:pPr>
-        <w:spacing w:line="276" w:lineRule="auto" w:after="60"/>
-        <w:ind w:firstLine="0" w:left="567"/>
-      </w:pPr>
-      <w:r>
-        <w:rPr>
-          <w:rFonts w:ascii="Times New Roman" w:hAnsi="Times New Roman" w:eastAsia="Times New Roman"/>
-          <w:color w:val="000000"/>
-          <w:sz w:val="24"/>
-        </w:rPr>
-        <w:t>• Đầu vào: use case (Ch.3) + lớp/quan hệ (Ch.4).</w:t>
-      </w:r>
-    </w:p>
-    <w:tbl>
-      <w:tblPr>
-        <w:tblStyle w:val="TableGrid"/>
-        <w:tblW w:type="auto" w:w="0"/>
-        <w:jc w:val="center"/>
-        <w:tblLook w:firstColumn="1" w:firstRow="1" w:lastColumn="0" w:lastRow="0" w:noHBand="0" w:noVBand="1" w:val="04A0"/>
-      </w:tblPr>
-      <w:tblGrid>
-        <w:gridCol w:w="3024"/>
-        <w:gridCol w:w="3024"/>
-        <w:gridCol w:w="3024"/>
-      </w:tblGrid>
-      <w:tr>
-        <w:tc>
-          <w:tcPr>
-            <w:tcW w:type="dxa" w:w="3024"/>
-          </w:tcPr>
-          <w:p>
-            <w:r/>
-            <w:r>
-              <w:rPr>
-                <w:rFonts w:ascii="Times New Roman" w:hAnsi="Times New Roman" w:eastAsia="Times New Roman"/>
-                <w:b/>
-                <w:color w:val="000000"/>
-                <w:sz w:val="22"/>
-              </w:rPr>
-              <w:t>|p5cm|p4.5cm|</w:t>
-              <w:br/>
-              <w:br/>
-              <w:t>Giai đoạn</w:t>
-            </w:r>
-          </w:p>
-        </w:tc>
-        <w:tc>
-          <w:tcPr>
-            <w:tcW w:type="dxa" w:w="3024"/>
-          </w:tcPr>
-          <w:p>
-            <w:r/>
-            <w:r>
-              <w:rPr>
-                <w:rFonts w:ascii="Times New Roman" w:hAnsi="Times New Roman" w:eastAsia="Times New Roman"/>
-                <w:b/>
-                <w:color w:val="000000"/>
-                <w:sz w:val="22"/>
-              </w:rPr>
-              <w:t>Câu hỏi</w:t>
-            </w:r>
-          </w:p>
-        </w:tc>
-        <w:tc>
-          <w:tcPr>
-            <w:tcW w:type="dxa" w:w="3024"/>
-          </w:tcPr>
-          <w:p>
-            <w:r/>
-            <w:r>
-              <w:rPr>
-                <w:rFonts w:ascii="Times New Roman" w:hAnsi="Times New Roman" w:eastAsia="Times New Roman"/>
-                <w:b/>
-                <w:color w:val="000000"/>
-                <w:sz w:val="22"/>
-              </w:rPr>
-              <w:t>Biểu đồ</w:t>
-            </w:r>
-          </w:p>
-        </w:tc>
-      </w:tr>
-      <w:tr>
-        <w:tc>
-          <w:tcPr>
-            <w:tcW w:type="dxa" w:w="3024"/>
-          </w:tcPr>
-          <w:p>
-            <w:r/>
-            <w:r>
-              <w:rPr>
-                <w:rFonts w:ascii="Times New Roman" w:hAnsi="Times New Roman" w:eastAsia="Times New Roman"/>
-                <w:b w:val="0"/>
-                <w:color w:val="000000"/>
-                <w:sz w:val="22"/>
-              </w:rPr>
-              <w:t>Chức năng (Ch.3)</w:t>
-            </w:r>
-          </w:p>
-        </w:tc>
-        <w:tc>
-          <w:tcPr>
-            <w:tcW w:type="dxa" w:w="3024"/>
-          </w:tcPr>
-          <w:p>
-            <w:r/>
-            <w:r>
-              <w:rPr>
-                <w:rFonts w:ascii="Times New Roman" w:hAnsi="Times New Roman" w:eastAsia="Times New Roman"/>
-                <w:b w:val="0"/>
-                <w:color w:val="000000"/>
-                <w:sz w:val="22"/>
-              </w:rPr>
-              <w:t>Hệ thống làm gì? Ai dùng?</w:t>
-            </w:r>
-          </w:p>
-        </w:tc>
-        <w:tc>
-          <w:tcPr>
-            <w:tcW w:type="dxa" w:w="3024"/>
-          </w:tcPr>
-          <w:p>
-            <w:r/>
-            <w:r>
-              <w:rPr>
-                <w:rFonts w:ascii="Times New Roman" w:hAnsi="Times New Roman" w:eastAsia="Times New Roman"/>
-                <w:b w:val="0"/>
-                <w:color w:val="000000"/>
-                <w:sz w:val="22"/>
-              </w:rPr>
-              <w:t>Use Case</w:t>
-            </w:r>
-          </w:p>
-        </w:tc>
-      </w:tr>
-      <w:tr>
-        <w:tc>
-          <w:tcPr>
-            <w:tcW w:type="dxa" w:w="3024"/>
-          </w:tcPr>
-          <w:p>
-            <w:r/>
-            <w:r>
-              <w:rPr>
-                <w:rFonts w:ascii="Times New Roman" w:hAnsi="Times New Roman" w:eastAsia="Times New Roman"/>
-                <w:b w:val="0"/>
-                <w:color w:val="000000"/>
-                <w:sz w:val="22"/>
-              </w:rPr>
-              <w:t>Cấu trúc (Ch.4)</w:t>
-            </w:r>
-          </w:p>
-        </w:tc>
-        <w:tc>
-          <w:tcPr>
-            <w:tcW w:type="dxa" w:w="3024"/>
-          </w:tcPr>
-          <w:p>
-            <w:r/>
-            <w:r>
-              <w:rPr>
-                <w:rFonts w:ascii="Times New Roman" w:hAnsi="Times New Roman" w:eastAsia="Times New Roman"/>
-                <w:b w:val="0"/>
-                <w:color w:val="000000"/>
-                <w:sz w:val="22"/>
-              </w:rPr>
-              <w:t>Có những lớp nào? Quan hệ?</w:t>
-            </w:r>
-          </w:p>
-        </w:tc>
-        <w:tc>
-          <w:tcPr>
-            <w:tcW w:type="dxa" w:w="3024"/>
-          </w:tcPr>
-          <w:p>
-            <w:r/>
-            <w:r>
-              <w:rPr>
-                <w:rFonts w:ascii="Times New Roman" w:hAnsi="Times New Roman" w:eastAsia="Times New Roman"/>
-                <w:b w:val="0"/>
-                <w:color w:val="000000"/>
-                <w:sz w:val="22"/>
-              </w:rPr>
-              <w:t>Class</w:t>
-            </w:r>
-          </w:p>
-        </w:tc>
-      </w:tr>
-      <w:tr>
-        <w:tc>
-          <w:tcPr>
-            <w:tcW w:type="dxa" w:w="3024"/>
-          </w:tcPr>
-          <w:p>
-            <w:r/>
-            <w:r>
-              <w:rPr>
-                <w:rFonts w:ascii="Times New Roman" w:hAnsi="Times New Roman" w:eastAsia="Times New Roman"/>
-                <w:b w:val="0"/>
-                <w:color w:val="000000"/>
-                <w:sz w:val="22"/>
-              </w:rPr>
-              <w:t>Hành vi (Ch.5)</w:t>
-            </w:r>
-          </w:p>
-        </w:tc>
-        <w:tc>
-          <w:tcPr>
-            <w:tcW w:type="dxa" w:w="3024"/>
-          </w:tcPr>
-          <w:p>
-            <w:r/>
-            <w:r>
-              <w:rPr>
-                <w:rFonts w:ascii="Times New Roman" w:hAnsi="Times New Roman" w:eastAsia="Times New Roman"/>
-                <w:b w:val="0"/>
-                <w:color w:val="000000"/>
-                <w:sz w:val="22"/>
-              </w:rPr>
-              <w:t>Lớp tương tác thế nào theo thời gian?</w:t>
-            </w:r>
-          </w:p>
-        </w:tc>
-        <w:tc>
-          <w:tcPr>
-            <w:tcW w:type="dxa" w:w="3024"/>
-          </w:tcPr>
-          <w:p>
-            <w:r/>
-            <w:r>
-              <w:rPr>
-                <w